--- a/data/outputs/v2/Essential_Mathematics/SS2.6_Surface_Area_of_Solids/Essential_Mathematics_Surface_Area_of_Solids_CBE_LessonSequence.docx
+++ b/data/outputs/v2/Essential_Mathematics/SS2.6_Surface_Area_of_Solids/Essential_Mathematics_Surface_Area_of_Solids_CBE_LessonSequence.docx
@@ -2947,7 +2947,7 @@
             <w:pPr>
               <w:spacing w:after="20" w:before="0"/>
             </w:pPr>
-            <w:hyperlink w:history="1" r:id="rIdgcwrxehfhweodjccuzlcp">
+            <w:hyperlink w:history="1" r:id="rIdxy0faobn6hna-i8tl8cyk">
               <w:r>
                 <w:rPr>
                   <w:rFonts w:ascii="Arial" w:cs="Arial" w:eastAsia="Arial" w:hAnsi="Arial"/>
@@ -2956,7 +2956,7 @@
                   <w:szCs w:val="16"/>
                   <w:u w:val="single" w:color="2E75B6"/>
                 </w:rPr>
-                <w:t xml:space="preserve">Writing proportional equations from tables</w:t>
+                <w:t xml:space="preserve">Geometry proof problem: squared circle</w:t>
               </w:r>
             </w:hyperlink>
           </w:p>
@@ -2980,7 +2980,7 @@
               <w:spacing w:after="10" w:before="0"/>
               <w:ind w:left="120"/>
             </w:pPr>
-            <w:hyperlink w:history="1" r:id="rIdrbz_ngpxjadld-vkr2jzp">
+            <w:hyperlink w:history="1" r:id="rIdj_khs4vhjqxaf4flfgv_0">
               <w:r>
                 <w:rPr>
                   <w:rFonts w:ascii="Arial" w:cs="Arial" w:eastAsia="Arial" w:hAnsi="Arial"/>
@@ -3018,14 +3018,14 @@
                 <w:sz w:val="16"/>
                 <w:szCs w:val="16"/>
               </w:rPr>
-              <w:t xml:space="preserve">📖 HTML:</w:t>
+              <w:t xml:space="preserve">📖 EXERCISE:</w:t>
             </w:r>
           </w:p>
           <w:p>
             <w:pPr>
               <w:spacing w:after="20" w:before="0"/>
             </w:pPr>
-            <w:hyperlink w:history="1" r:id="rIdtl8cs_cn9-kkw5aadxyww">
+            <w:hyperlink w:history="1" r:id="rIddnxiovwsfnjuaockhs2cq">
               <w:r>
                 <w:rPr>
                   <w:rFonts w:ascii="Arial" w:cs="Arial" w:eastAsia="Arial" w:hAnsi="Arial"/>
@@ -3034,7 +3034,7 @@
                   <w:szCs w:val="16"/>
                   <w:u w:val="single" w:color="2E75B6"/>
                 </w:rPr>
-                <w:t xml:space="preserve">Surface Area and Nets (Flexbook)</w:t>
+                <w:t xml:space="preserve">Surface Area and Volume of Cones Practice</w:t>
               </w:r>
             </w:hyperlink>
           </w:p>
@@ -3058,7 +3058,7 @@
               <w:spacing w:after="10" w:before="0"/>
               <w:ind w:left="120"/>
             </w:pPr>
-            <w:hyperlink w:history="1" r:id="rIde_aymtxnep9bdtd_xtevu">
+            <w:hyperlink w:history="1" r:id="rIdqtht7nzhwk_j5y444_w-h">
               <w:r>
                 <w:rPr>
                   <w:rFonts w:ascii="Arial" w:cs="Arial" w:eastAsia="Arial" w:hAnsi="Arial"/>
@@ -3253,7 +3253,7 @@
             <w:pPr>
               <w:spacing w:after="20" w:before="0"/>
             </w:pPr>
-            <w:hyperlink w:history="1" r:id="rIdztzjoq9fkiun8cjpjymo6">
+            <w:hyperlink w:history="1" r:id="rIdnhbip7dujiajy5a2_xg0f">
               <w:r>
                 <w:rPr>
                   <w:rFonts w:ascii="Arial" w:cs="Arial" w:eastAsia="Arial" w:hAnsi="Arial"/>
@@ -3262,7 +3262,7 @@
                   <w:szCs w:val="16"/>
                   <w:u w:val="single" w:color="2E75B6"/>
                 </w:rPr>
-                <w:t xml:space="preserve">Writing proportional equations from tables</w:t>
+                <w:t xml:space="preserve">Geometry proof problem: squared circle -dubbed(KY)</w:t>
               </w:r>
             </w:hyperlink>
           </w:p>
@@ -3278,7 +3278,7 @@
                 <w:sz w:val="14"/>
                 <w:szCs w:val="14"/>
               </w:rPr>
-              <w:t xml:space="preserve">Source: Khan Academy (English - US curriculum)</w:t>
+              <w:t xml:space="preserve">Source: Khan Academy (Kiswahili)</w:t>
             </w:r>
           </w:p>
           <w:p>
@@ -3286,7 +3286,7 @@
               <w:spacing w:after="10" w:before="0"/>
               <w:ind w:left="120"/>
             </w:pPr>
-            <w:hyperlink w:history="1" r:id="rIdax7pqmtvo9cbziyabvw8u">
+            <w:hyperlink w:history="1" r:id="rIdc7phi0davrpt4drox7xfy">
               <w:r>
                 <w:rPr>
                   <w:rFonts w:ascii="Arial" w:cs="Arial" w:eastAsia="Arial" w:hAnsi="Arial"/>
@@ -3324,14 +3324,14 @@
                 <w:sz w:val="16"/>
                 <w:szCs w:val="16"/>
               </w:rPr>
-              <w:t xml:space="preserve">📖 HTML:</w:t>
+              <w:t xml:space="preserve">📖 EXERCISE:</w:t>
             </w:r>
           </w:p>
           <w:p>
             <w:pPr>
               <w:spacing w:after="20" w:before="0"/>
             </w:pPr>
-            <w:hyperlink w:history="1" r:id="rIdtlpk3hpogfp_wj5pp-cqz">
+            <w:hyperlink w:history="1" r:id="rIdfhsz3gdj0vcjqcgu4yj0m">
               <w:r>
                 <w:rPr>
                   <w:rFonts w:ascii="Arial" w:cs="Arial" w:eastAsia="Arial" w:hAnsi="Arial"/>
@@ -3340,7 +3340,7 @@
                   <w:szCs w:val="16"/>
                   <w:u w:val="single" w:color="2E75B6"/>
                 </w:rPr>
-                <w:t xml:space="preserve">Surface Area and Nets (Flexbook)</w:t>
+                <w:t xml:space="preserve">Surface Area and Volume of Cones Practice</w:t>
               </w:r>
             </w:hyperlink>
           </w:p>
@@ -3364,7 +3364,7 @@
               <w:spacing w:after="10" w:before="0"/>
               <w:ind w:left="120"/>
             </w:pPr>
-            <w:hyperlink w:history="1" r:id="rIdx40szmcezorrab192gusb">
+            <w:hyperlink w:history="1" r:id="rIdbj6lgxwj_xvqa7yhlvdza">
               <w:r>
                 <w:rPr>
                   <w:rFonts w:ascii="Arial" w:cs="Arial" w:eastAsia="Arial" w:hAnsi="Arial"/>
@@ -3559,7 +3559,7 @@
             <w:pPr>
               <w:spacing w:after="20" w:before="0"/>
             </w:pPr>
-            <w:hyperlink w:history="1" r:id="rIdjxg2mefnnaart-bc9cw1k">
+            <w:hyperlink w:history="1" r:id="rIdhwsrvaxtdpyu6aabfgpni">
               <w:r>
                 <w:rPr>
                   <w:rFonts w:ascii="Arial" w:cs="Arial" w:eastAsia="Arial" w:hAnsi="Arial"/>
@@ -3568,7 +3568,7 @@
                   <w:szCs w:val="16"/>
                   <w:u w:val="single" w:color="2E75B6"/>
                 </w:rPr>
-                <w:t xml:space="preserve">Writing proportional equations from tables</w:t>
+                <w:t xml:space="preserve">Geometry proof problem: squared circle</w:t>
               </w:r>
             </w:hyperlink>
           </w:p>
@@ -3592,7 +3592,7 @@
               <w:spacing w:after="10" w:before="0"/>
               <w:ind w:left="120"/>
             </w:pPr>
-            <w:hyperlink w:history="1" r:id="rIdcneootn_5k6_ptcfhajzc">
+            <w:hyperlink w:history="1" r:id="rIdnvvykzuyjfv652fuwxqlt">
               <w:r>
                 <w:rPr>
                   <w:rFonts w:ascii="Arial" w:cs="Arial" w:eastAsia="Arial" w:hAnsi="Arial"/>
@@ -3630,14 +3630,14 @@
                 <w:sz w:val="16"/>
                 <w:szCs w:val="16"/>
               </w:rPr>
-              <w:t xml:space="preserve">📖 HTML:</w:t>
+              <w:t xml:space="preserve">📖 EXERCISE:</w:t>
             </w:r>
           </w:p>
           <w:p>
             <w:pPr>
               <w:spacing w:after="20" w:before="0"/>
             </w:pPr>
-            <w:hyperlink w:history="1" r:id="rIdypbe_0qnbpzakevybzwzh">
+            <w:hyperlink w:history="1" r:id="rIdu2gzmzmsilh4lhbcefq-o">
               <w:r>
                 <w:rPr>
                   <w:rFonts w:ascii="Arial" w:cs="Arial" w:eastAsia="Arial" w:hAnsi="Arial"/>
@@ -3646,7 +3646,7 @@
                   <w:szCs w:val="16"/>
                   <w:u w:val="single" w:color="2E75B6"/>
                 </w:rPr>
-                <w:t xml:space="preserve">Surface Area and Nets (Flexbook)</w:t>
+                <w:t xml:space="preserve">Surface Area and Volume of Cones Practice</w:t>
               </w:r>
             </w:hyperlink>
           </w:p>
@@ -3670,7 +3670,7 @@
               <w:spacing w:after="10" w:before="0"/>
               <w:ind w:left="120"/>
             </w:pPr>
-            <w:hyperlink w:history="1" r:id="rIdgqopedkp2ci8mmezlewil">
+            <w:hyperlink w:history="1" r:id="rIdmnbe6qy7g9l4kbjh_lshc">
               <w:r>
                 <w:rPr>
                   <w:rFonts w:ascii="Arial" w:cs="Arial" w:eastAsia="Arial" w:hAnsi="Arial"/>
@@ -3865,7 +3865,7 @@
             <w:pPr>
               <w:spacing w:after="20" w:before="0"/>
             </w:pPr>
-            <w:hyperlink w:history="1" r:id="rIdv3by0jfrypczcbnykzfvs">
+            <w:hyperlink w:history="1" r:id="rId9e79zivu_kdidr5l8lkgg">
               <w:r>
                 <w:rPr>
                   <w:rFonts w:ascii="Arial" w:cs="Arial" w:eastAsia="Arial" w:hAnsi="Arial"/>
@@ -3874,7 +3874,7 @@
                   <w:szCs w:val="16"/>
                   <w:u w:val="single" w:color="2E75B6"/>
                 </w:rPr>
-                <w:t xml:space="preserve">Writing proportional equations from tables</w:t>
+                <w:t xml:space="preserve">Geometry proof problem: squared circle</w:t>
               </w:r>
             </w:hyperlink>
           </w:p>
@@ -3898,7 +3898,7 @@
               <w:spacing w:after="10" w:before="0"/>
               <w:ind w:left="120"/>
             </w:pPr>
-            <w:hyperlink w:history="1" r:id="rIdliiti3fz8ppxl_hxzfoj9">
+            <w:hyperlink w:history="1" r:id="rIdkjugp5oygceqdxfxpxjw_">
               <w:r>
                 <w:rPr>
                   <w:rFonts w:ascii="Arial" w:cs="Arial" w:eastAsia="Arial" w:hAnsi="Arial"/>
@@ -3936,14 +3936,14 @@
                 <w:sz w:val="16"/>
                 <w:szCs w:val="16"/>
               </w:rPr>
-              <w:t xml:space="preserve">📖 HTML:</w:t>
+              <w:t xml:space="preserve">📖 EXERCISE:</w:t>
             </w:r>
           </w:p>
           <w:p>
             <w:pPr>
               <w:spacing w:after="20" w:before="0"/>
             </w:pPr>
-            <w:hyperlink w:history="1" r:id="rIdujz9qh9xbv9xfs_6wuh5o">
+            <w:hyperlink w:history="1" r:id="rIdbfhlo3zr68mbeb5hexucv">
               <w:r>
                 <w:rPr>
                   <w:rFonts w:ascii="Arial" w:cs="Arial" w:eastAsia="Arial" w:hAnsi="Arial"/>
@@ -3952,7 +3952,7 @@
                   <w:szCs w:val="16"/>
                   <w:u w:val="single" w:color="2E75B6"/>
                 </w:rPr>
-                <w:t xml:space="preserve">Surface Area and Nets (Flexbook)</w:t>
+                <w:t xml:space="preserve">Surface Area and Volume of Cones Practice</w:t>
               </w:r>
             </w:hyperlink>
           </w:p>
@@ -3976,7 +3976,7 @@
               <w:spacing w:after="10" w:before="0"/>
               <w:ind w:left="120"/>
             </w:pPr>
-            <w:hyperlink w:history="1" r:id="rIduqctpjn2pxr-sqixr30ta">
+            <w:hyperlink w:history="1" r:id="rIdsbymhvwwog1u7thvtychl">
               <w:r>
                 <w:rPr>
                   <w:rFonts w:ascii="Arial" w:cs="Arial" w:eastAsia="Arial" w:hAnsi="Arial"/>
@@ -4171,7 +4171,7 @@
             <w:pPr>
               <w:spacing w:after="20" w:before="0"/>
             </w:pPr>
-            <w:hyperlink w:history="1" r:id="rIddwnjlohzdbxokad2hrl1p">
+            <w:hyperlink w:history="1" r:id="rIdjoyksmhhkh1zhqqwf5ozw">
               <w:r>
                 <w:rPr>
                   <w:rFonts w:ascii="Arial" w:cs="Arial" w:eastAsia="Arial" w:hAnsi="Arial"/>
@@ -4180,7 +4180,7 @@
                   <w:szCs w:val="16"/>
                   <w:u w:val="single" w:color="2E75B6"/>
                 </w:rPr>
-                <w:t xml:space="preserve">Writing proportional equations from tables</w:t>
+                <w:t xml:space="preserve">Geometry proof problem: squared circle</w:t>
               </w:r>
             </w:hyperlink>
           </w:p>
@@ -4204,7 +4204,7 @@
               <w:spacing w:after="10" w:before="0"/>
               <w:ind w:left="120"/>
             </w:pPr>
-            <w:hyperlink w:history="1" r:id="rIdawipiycw2xwqosxajyhw4">
+            <w:hyperlink w:history="1" r:id="rIddx8urgdmusy2kv57u_ped">
               <w:r>
                 <w:rPr>
                   <w:rFonts w:ascii="Arial" w:cs="Arial" w:eastAsia="Arial" w:hAnsi="Arial"/>
@@ -4242,14 +4242,14 @@
                 <w:sz w:val="16"/>
                 <w:szCs w:val="16"/>
               </w:rPr>
-              <w:t xml:space="preserve">📖 HTML:</w:t>
+              <w:t xml:space="preserve">📖 EXERCISE:</w:t>
             </w:r>
           </w:p>
           <w:p>
             <w:pPr>
               <w:spacing w:after="20" w:before="0"/>
             </w:pPr>
-            <w:hyperlink w:history="1" r:id="rId1zywqpdkuvajmyej5c9j-">
+            <w:hyperlink w:history="1" r:id="rIdoawx2tnbczhabrxjleraz">
               <w:r>
                 <w:rPr>
                   <w:rFonts w:ascii="Arial" w:cs="Arial" w:eastAsia="Arial" w:hAnsi="Arial"/>
@@ -4258,7 +4258,7 @@
                   <w:szCs w:val="16"/>
                   <w:u w:val="single" w:color="2E75B6"/>
                 </w:rPr>
-                <w:t xml:space="preserve">Surface Area and Nets (Flexbook)</w:t>
+                <w:t xml:space="preserve">Surface Area and Volume of Cones Practice</w:t>
               </w:r>
             </w:hyperlink>
           </w:p>
@@ -4282,7 +4282,7 @@
               <w:spacing w:after="10" w:before="0"/>
               <w:ind w:left="120"/>
             </w:pPr>
-            <w:hyperlink w:history="1" r:id="rIdlxjuowr-xeholmmsfccti">
+            <w:hyperlink w:history="1" r:id="rIdktsm-r0zefll5y2utmiap">
               <w:r>
                 <w:rPr>
                   <w:rFonts w:ascii="Arial" w:cs="Arial" w:eastAsia="Arial" w:hAnsi="Arial"/>
@@ -5769,7 +5769,7 @@
             <w:pPr>
               <w:spacing w:after="20" w:before="0"/>
             </w:pPr>
-            <w:hyperlink w:history="1" r:id="rIdmjkc_eedifarkpcukxqi_">
+            <w:hyperlink w:history="1" r:id="rIdid-j2f_nrllehvjeft7pk">
               <w:r>
                 <w:rPr>
                   <w:rFonts w:ascii="Arial" w:cs="Arial" w:eastAsia="Arial" w:hAnsi="Arial"/>
@@ -5778,7 +5778,7 @@
                   <w:szCs w:val="16"/>
                   <w:u w:val="single" w:color="2E75B6"/>
                 </w:rPr>
-                <w:t xml:space="preserve">Volume of a Pyramid - Overview</w:t>
+                <w:t xml:space="preserve">Surface area using a net: triangular prism</w:t>
               </w:r>
             </w:hyperlink>
           </w:p>
@@ -5794,7 +5794,7 @@
                 <w:sz w:val="14"/>
                 <w:szCs w:val="14"/>
               </w:rPr>
-              <w:t xml:space="preserve">Source: CK-12</w:t>
+              <w:t xml:space="preserve">Source: Khan Academy (English - US curriculum)</w:t>
             </w:r>
           </w:p>
           <w:p>
@@ -5802,7 +5802,7 @@
               <w:spacing w:after="10" w:before="0"/>
               <w:ind w:left="120"/>
             </w:pPr>
-            <w:hyperlink w:history="1" r:id="rIdqyjzs-tt_cmhpsi3lzq4_">
+            <w:hyperlink w:history="1" r:id="rIdotcgr3delyzx84kfc0hjg">
               <w:r>
                 <w:rPr>
                   <w:rFonts w:ascii="Arial" w:cs="Arial" w:eastAsia="Arial" w:hAnsi="Arial"/>
@@ -5840,14 +5840,14 @@
                 <w:sz w:val="16"/>
                 <w:szCs w:val="16"/>
               </w:rPr>
-              <w:t xml:space="preserve">📖 HTML:</w:t>
+              <w:t xml:space="preserve">📖 EXERCISE:</w:t>
             </w:r>
           </w:p>
           <w:p>
             <w:pPr>
               <w:spacing w:after="20" w:before="0"/>
             </w:pPr>
-            <w:hyperlink w:history="1" r:id="rIdc3q5bkoghxfxonjadi07n">
+            <w:hyperlink w:history="1" r:id="rIdppzif6ww3y-oiaoyc5nsz">
               <w:r>
                 <w:rPr>
                   <w:rFonts w:ascii="Arial" w:cs="Arial" w:eastAsia="Arial" w:hAnsi="Arial"/>
@@ -5856,7 +5856,7 @@
                   <w:szCs w:val="16"/>
                   <w:u w:val="single" w:color="2E75B6"/>
                 </w:rPr>
-                <w:t xml:space="preserve">Surface Area and Nets (Flexbook)</w:t>
+                <w:t xml:space="preserve">Surface Area and Volume of Pyramids Practice</w:t>
               </w:r>
             </w:hyperlink>
           </w:p>
@@ -5880,7 +5880,7 @@
               <w:spacing w:after="10" w:before="0"/>
               <w:ind w:left="120"/>
             </w:pPr>
-            <w:hyperlink w:history="1" r:id="rIdwny-5gfcek9n4r_jmgidr">
+            <w:hyperlink w:history="1" r:id="rIdnmtnepghqcppxdh5i9hwj">
               <w:r>
                 <w:rPr>
                   <w:rFonts w:ascii="Arial" w:cs="Arial" w:eastAsia="Arial" w:hAnsi="Arial"/>
@@ -6075,7 +6075,7 @@
             <w:pPr>
               <w:spacing w:after="20" w:before="0"/>
             </w:pPr>
-            <w:hyperlink w:history="1" r:id="rIdsozlc5cskpjuylgmqxskz">
+            <w:hyperlink w:history="1" r:id="rIdfr-39jf7tesfub_kjmr91">
               <w:r>
                 <w:rPr>
                   <w:rFonts w:ascii="Arial" w:cs="Arial" w:eastAsia="Arial" w:hAnsi="Arial"/>
@@ -6084,7 +6084,7 @@
                   <w:szCs w:val="16"/>
                   <w:u w:val="single" w:color="2E75B6"/>
                 </w:rPr>
-                <w:t xml:space="preserve">Volume of a Pyramid - Overview</w:t>
+                <w:t xml:space="preserve">Surface area word problem example</w:t>
               </w:r>
             </w:hyperlink>
           </w:p>
@@ -6100,7 +6100,7 @@
                 <w:sz w:val="14"/>
                 <w:szCs w:val="14"/>
               </w:rPr>
-              <w:t xml:space="preserve">Source: CK-12</w:t>
+              <w:t xml:space="preserve">Source: Khan Academy (English - US curriculum)</w:t>
             </w:r>
           </w:p>
           <w:p>
@@ -6108,7 +6108,7 @@
               <w:spacing w:after="10" w:before="0"/>
               <w:ind w:left="120"/>
             </w:pPr>
-            <w:hyperlink w:history="1" r:id="rIdwctkyohangmqh58nzcfm1">
+            <w:hyperlink w:history="1" r:id="rIdz-bkk0wfpin2iwah2mubf">
               <w:r>
                 <w:rPr>
                   <w:rFonts w:ascii="Arial" w:cs="Arial" w:eastAsia="Arial" w:hAnsi="Arial"/>
@@ -6153,7 +6153,7 @@
             <w:pPr>
               <w:spacing w:after="20" w:before="0"/>
             </w:pPr>
-            <w:hyperlink w:history="1" r:id="rIdus9bdjfcpp5b6wvbmt6zm">
+            <w:hyperlink w:history="1" r:id="rIdr_rrxgwewv9ap2_fobei1">
               <w:r>
                 <w:rPr>
                   <w:rFonts w:ascii="Arial" w:cs="Arial" w:eastAsia="Arial" w:hAnsi="Arial"/>
@@ -6162,7 +6162,7 @@
                   <w:szCs w:val="16"/>
                   <w:u w:val="single" w:color="2E75B6"/>
                 </w:rPr>
-                <w:t xml:space="preserve">Surface Area and Nets (Flexbook)</w:t>
+                <w:t xml:space="preserve">Surface Area and Volume of Pyramids (PLIX)</w:t>
               </w:r>
             </w:hyperlink>
           </w:p>
@@ -6186,7 +6186,7 @@
               <w:spacing w:after="10" w:before="0"/>
               <w:ind w:left="120"/>
             </w:pPr>
-            <w:hyperlink w:history="1" r:id="rId6mhtrsadtzo4vgrddcu0w">
+            <w:hyperlink w:history="1" r:id="rId1klto3qyl3k0urspmoali">
               <w:r>
                 <w:rPr>
                   <w:rFonts w:ascii="Arial" w:cs="Arial" w:eastAsia="Arial" w:hAnsi="Arial"/>
@@ -6381,7 +6381,7 @@
             <w:pPr>
               <w:spacing w:after="20" w:before="0"/>
             </w:pPr>
-            <w:hyperlink w:history="1" r:id="rIddizvhrkj614o25rj_jpmk">
+            <w:hyperlink w:history="1" r:id="rIdwlcet_0o1jm01orawpojt">
               <w:r>
                 <w:rPr>
                   <w:rFonts w:ascii="Arial" w:cs="Arial" w:eastAsia="Arial" w:hAnsi="Arial"/>
@@ -6390,7 +6390,7 @@
                   <w:szCs w:val="16"/>
                   <w:u w:val="single" w:color="2E75B6"/>
                 </w:rPr>
-                <w:t xml:space="preserve">Volume of a Pyramid - Overview</w:t>
+                <w:t xml:space="preserve">Recognizing common 3D shapes</w:t>
               </w:r>
             </w:hyperlink>
           </w:p>
@@ -6406,7 +6406,7 @@
                 <w:sz w:val="14"/>
                 <w:szCs w:val="14"/>
               </w:rPr>
-              <w:t xml:space="preserve">Source: CK-12</w:t>
+              <w:t xml:space="preserve">Source: Khan Academy (English - US curriculum)</w:t>
             </w:r>
           </w:p>
           <w:p>
@@ -6414,7 +6414,7 @@
               <w:spacing w:after="10" w:before="0"/>
               <w:ind w:left="120"/>
             </w:pPr>
-            <w:hyperlink w:history="1" r:id="rIdd-l0nvq50g4anmhoohu01">
+            <w:hyperlink w:history="1" r:id="rIdlaedylfbwr26o5gw0oyx7">
               <w:r>
                 <w:rPr>
                   <w:rFonts w:ascii="Arial" w:cs="Arial" w:eastAsia="Arial" w:hAnsi="Arial"/>
@@ -6452,14 +6452,14 @@
                 <w:sz w:val="16"/>
                 <w:szCs w:val="16"/>
               </w:rPr>
-              <w:t xml:space="preserve">📖 HTML:</w:t>
+              <w:t xml:space="preserve">📖 EXERCISE:</w:t>
             </w:r>
           </w:p>
           <w:p>
             <w:pPr>
               <w:spacing w:after="20" w:before="0"/>
             </w:pPr>
-            <w:hyperlink w:history="1" r:id="rIdb0laggikzgjyambvd6eq9">
+            <w:hyperlink w:history="1" r:id="rIdkulycuybnifb12alt9lqs">
               <w:r>
                 <w:rPr>
                   <w:rFonts w:ascii="Arial" w:cs="Arial" w:eastAsia="Arial" w:hAnsi="Arial"/>
@@ -6468,7 +6468,7 @@
                   <w:szCs w:val="16"/>
                   <w:u w:val="single" w:color="2E75B6"/>
                 </w:rPr>
-                <w:t xml:space="preserve">Surface Area and Nets (Flexbook)</w:t>
+                <w:t xml:space="preserve">Surface area word problems</w:t>
               </w:r>
             </w:hyperlink>
           </w:p>
@@ -6484,7 +6484,7 @@
                 <w:sz w:val="14"/>
                 <w:szCs w:val="14"/>
               </w:rPr>
-              <w:t xml:space="preserve">Source: CK-12</w:t>
+              <w:t xml:space="preserve">Source: Khan Academy (English - US curriculum)</w:t>
             </w:r>
           </w:p>
           <w:p>
@@ -6492,7 +6492,7 @@
               <w:spacing w:after="10" w:before="0"/>
               <w:ind w:left="120"/>
             </w:pPr>
-            <w:hyperlink w:history="1" r:id="rId5plospy0nbibmnqseruet">
+            <w:hyperlink w:history="1" r:id="rIdptwgaz-thtz2pdpnlye48">
               <w:r>
                 <w:rPr>
                   <w:rFonts w:ascii="Arial" w:cs="Arial" w:eastAsia="Arial" w:hAnsi="Arial"/>
@@ -6687,7 +6687,7 @@
             <w:pPr>
               <w:spacing w:after="20" w:before="0"/>
             </w:pPr>
-            <w:hyperlink w:history="1" r:id="rIdaxvsv3mr-sljiw3xtrvx-">
+            <w:hyperlink w:history="1" r:id="rIdqswo-w1cde04kdk9bv439">
               <w:r>
                 <w:rPr>
                   <w:rFonts w:ascii="Arial" w:cs="Arial" w:eastAsia="Arial" w:hAnsi="Arial"/>
@@ -6696,7 +6696,7 @@
                   <w:szCs w:val="16"/>
                   <w:u w:val="single" w:color="2E75B6"/>
                 </w:rPr>
-                <w:t xml:space="preserve">Volume of a Pyramid - Overview</w:t>
+                <w:t xml:space="preserve">Volumes of cones intuition</w:t>
               </w:r>
             </w:hyperlink>
           </w:p>
@@ -6712,7 +6712,7 @@
                 <w:sz w:val="14"/>
                 <w:szCs w:val="14"/>
               </w:rPr>
-              <w:t xml:space="preserve">Source: CK-12</w:t>
+              <w:t xml:space="preserve">Source: Khan Academy (English - US curriculum)</w:t>
             </w:r>
           </w:p>
           <w:p>
@@ -6720,7 +6720,7 @@
               <w:spacing w:after="10" w:before="0"/>
               <w:ind w:left="120"/>
             </w:pPr>
-            <w:hyperlink w:history="1" r:id="rIdbwerv4rqahemox104gbw0">
+            <w:hyperlink w:history="1" r:id="rIddbulxid6k4fqso2mkh7q5">
               <w:r>
                 <w:rPr>
                   <w:rFonts w:ascii="Arial" w:cs="Arial" w:eastAsia="Arial" w:hAnsi="Arial"/>
@@ -6758,14 +6758,14 @@
                 <w:sz w:val="16"/>
                 <w:szCs w:val="16"/>
               </w:rPr>
-              <w:t xml:space="preserve">📖 HTML:</w:t>
+              <w:t xml:space="preserve">📖 EXERCISE:</w:t>
             </w:r>
           </w:p>
           <w:p>
             <w:pPr>
               <w:spacing w:after="20" w:before="0"/>
             </w:pPr>
-            <w:hyperlink w:history="1" r:id="rIdrbwbsr3zcyt_rli-ovvim">
+            <w:hyperlink w:history="1" r:id="rIdrcufpi2h0eranw_qyowav">
               <w:r>
                 <w:rPr>
                   <w:rFonts w:ascii="Arial" w:cs="Arial" w:eastAsia="Arial" w:hAnsi="Arial"/>
@@ -6774,7 +6774,7 @@
                   <w:szCs w:val="16"/>
                   <w:u w:val="single" w:color="2E75B6"/>
                 </w:rPr>
-                <w:t xml:space="preserve">Surface Area and Nets (Flexbook)</w:t>
+                <w:t xml:space="preserve">Volume of prisms and pyramids</w:t>
               </w:r>
             </w:hyperlink>
           </w:p>
@@ -6790,7 +6790,7 @@
                 <w:sz w:val="14"/>
                 <w:szCs w:val="14"/>
               </w:rPr>
-              <w:t xml:space="preserve">Source: CK-12</w:t>
+              <w:t xml:space="preserve">Source: Khan Academy (English - US curriculum)</w:t>
             </w:r>
           </w:p>
           <w:p>
@@ -6798,7 +6798,7 @@
               <w:spacing w:after="10" w:before="0"/>
               <w:ind w:left="120"/>
             </w:pPr>
-            <w:hyperlink w:history="1" r:id="rId45mvbftfs7otci1ojalrh">
+            <w:hyperlink w:history="1" r:id="rIdsqllbkbo2-d_adgfoyev0">
               <w:r>
                 <w:rPr>
                   <w:rFonts w:ascii="Arial" w:cs="Arial" w:eastAsia="Arial" w:hAnsi="Arial"/>
@@ -6993,7 +6993,7 @@
             <w:pPr>
               <w:spacing w:after="20" w:before="0"/>
             </w:pPr>
-            <w:hyperlink w:history="1" r:id="rIdbrksy0hc3uaj_dg79ojld">
+            <w:hyperlink w:history="1" r:id="rIdk5zun_c_zdmsrilwcwr5w">
               <w:r>
                 <w:rPr>
                   <w:rFonts w:ascii="Arial" w:cs="Arial" w:eastAsia="Arial" w:hAnsi="Arial"/>
@@ -7002,7 +7002,7 @@
                   <w:szCs w:val="16"/>
                   <w:u w:val="single" w:color="2E75B6"/>
                 </w:rPr>
-                <w:t xml:space="preserve">Volume of a Pyramid - Overview</w:t>
+                <w:t xml:space="preserve">Surface area using a net: triangular prism</w:t>
               </w:r>
             </w:hyperlink>
           </w:p>
@@ -7018,7 +7018,7 @@
                 <w:sz w:val="14"/>
                 <w:szCs w:val="14"/>
               </w:rPr>
-              <w:t xml:space="preserve">Source: CK-12</w:t>
+              <w:t xml:space="preserve">Source: Khan Academy (English - US curriculum)</w:t>
             </w:r>
           </w:p>
           <w:p>
@@ -7026,7 +7026,7 @@
               <w:spacing w:after="10" w:before="0"/>
               <w:ind w:left="120"/>
             </w:pPr>
-            <w:hyperlink w:history="1" r:id="rIdpeehxyhjucakjxpl5tfli">
+            <w:hyperlink w:history="1" r:id="rIdahof4wqso7-5vifduckcg">
               <w:r>
                 <w:rPr>
                   <w:rFonts w:ascii="Arial" w:cs="Arial" w:eastAsia="Arial" w:hAnsi="Arial"/>
@@ -7064,14 +7064,14 @@
                 <w:sz w:val="16"/>
                 <w:szCs w:val="16"/>
               </w:rPr>
-              <w:t xml:space="preserve">📖 HTML:</w:t>
+              <w:t xml:space="preserve">📖 EXERCISE:</w:t>
             </w:r>
           </w:p>
           <w:p>
             <w:pPr>
               <w:spacing w:after="20" w:before="0"/>
             </w:pPr>
-            <w:hyperlink w:history="1" r:id="rIdx-z65_spqzx_umu7fuin7">
+            <w:hyperlink w:history="1" r:id="rIdrydoq2zx07nrzgymn_snf">
               <w:r>
                 <w:rPr>
                   <w:rFonts w:ascii="Arial" w:cs="Arial" w:eastAsia="Arial" w:hAnsi="Arial"/>
@@ -7080,7 +7080,7 @@
                   <w:szCs w:val="16"/>
                   <w:u w:val="single" w:color="2E75B6"/>
                 </w:rPr>
-                <w:t xml:space="preserve">Surface Area and Nets (Flexbook)</w:t>
+                <w:t xml:space="preserve">Surface Area and Volume of Pyramids Practice</w:t>
               </w:r>
             </w:hyperlink>
           </w:p>
@@ -7104,7 +7104,7 @@
               <w:spacing w:after="10" w:before="0"/>
               <w:ind w:left="120"/>
             </w:pPr>
-            <w:hyperlink w:history="1" r:id="rId4nyxju_rynru9d0z_vb_w">
+            <w:hyperlink w:history="1" r:id="rIdcu1fbbmtw8wtythjs1q9l">
               <w:r>
                 <w:rPr>
                   <w:rFonts w:ascii="Arial" w:cs="Arial" w:eastAsia="Arial" w:hAnsi="Arial"/>
@@ -8686,7 +8686,7 @@
             <w:pPr>
               <w:spacing w:after="20" w:before="0"/>
             </w:pPr>
-            <w:hyperlink w:history="1" r:id="rIdhnff46euxrugfinlimkvf">
+            <w:hyperlink w:history="1" r:id="rIdkhwbp67sapcr8ic_nja_x">
               <w:r>
                 <w:rPr>
                   <w:rFonts w:ascii="Arial" w:cs="Arial" w:eastAsia="Arial" w:hAnsi="Arial"/>
@@ -8695,7 +8695,7 @@
                   <w:szCs w:val="16"/>
                   <w:u w:val="single" w:color="2E75B6"/>
                 </w:rPr>
-                <w:t xml:space="preserve">Global winds and currents</w:t>
+                <w:t xml:space="preserve">Volume of a sphere</w:t>
               </w:r>
             </w:hyperlink>
           </w:p>
@@ -8719,7 +8719,7 @@
               <w:spacing w:after="10" w:before="0"/>
               <w:ind w:left="120"/>
             </w:pPr>
-            <w:hyperlink w:history="1" r:id="rIdwivcl7fseu2vow7qosllw">
+            <w:hyperlink w:history="1" r:id="rIdq1-gqc0qsjhxz0wy6huec">
               <w:r>
                 <w:rPr>
                   <w:rFonts w:ascii="Arial" w:cs="Arial" w:eastAsia="Arial" w:hAnsi="Arial"/>
@@ -8764,7 +8764,7 @@
             <w:pPr>
               <w:spacing w:after="20" w:before="0"/>
             </w:pPr>
-            <w:hyperlink w:history="1" r:id="rIdfommhlr7jnuz6h3892jvs">
+            <w:hyperlink w:history="1" r:id="rIdlghifxlozu_ena0foo4zf">
               <w:r>
                 <w:rPr>
                   <w:rFonts w:ascii="Arial" w:cs="Arial" w:eastAsia="Arial" w:hAnsi="Arial"/>
@@ -8773,7 +8773,7 @@
                   <w:szCs w:val="16"/>
                   <w:u w:val="single" w:color="2E75B6"/>
                 </w:rPr>
-                <w:t xml:space="preserve">Surface Area and Nets (Flexbook)</w:t>
+                <w:t xml:space="preserve">Surface Area of Spheres (Flexbook)</w:t>
               </w:r>
             </w:hyperlink>
           </w:p>
@@ -8797,7 +8797,7 @@
               <w:spacing w:after="10" w:before="0"/>
               <w:ind w:left="120"/>
             </w:pPr>
-            <w:hyperlink w:history="1" r:id="rIdahvrew5xlc7g7_fjyev2s">
+            <w:hyperlink w:history="1" r:id="rIdcttvkrlm1mmsclk4ikqpo">
               <w:r>
                 <w:rPr>
                   <w:rFonts w:ascii="Arial" w:cs="Arial" w:eastAsia="Arial" w:hAnsi="Arial"/>
@@ -8992,7 +8992,7 @@
             <w:pPr>
               <w:spacing w:after="20" w:before="0"/>
             </w:pPr>
-            <w:hyperlink w:history="1" r:id="rId_5bhx3ionvkvyvrwsmgay">
+            <w:hyperlink w:history="1" r:id="rIdowonku2seoynod3g-r1cq">
               <w:r>
                 <w:rPr>
                   <w:rFonts w:ascii="Arial" w:cs="Arial" w:eastAsia="Arial" w:hAnsi="Arial"/>
@@ -9001,7 +9001,7 @@
                   <w:szCs w:val="16"/>
                   <w:u w:val="single" w:color="2E75B6"/>
                 </w:rPr>
-                <w:t xml:space="preserve">Global winds and currents</w:t>
+                <w:t xml:space="preserve">Volume of a sphere</w:t>
               </w:r>
             </w:hyperlink>
           </w:p>
@@ -9025,7 +9025,7 @@
               <w:spacing w:after="10" w:before="0"/>
               <w:ind w:left="120"/>
             </w:pPr>
-            <w:hyperlink w:history="1" r:id="rIdaqc3n5a9ckzarel5rfcjf">
+            <w:hyperlink w:history="1" r:id="rIdlxy-w9fuhkfdty3_llh5s">
               <w:r>
                 <w:rPr>
                   <w:rFonts w:ascii="Arial" w:cs="Arial" w:eastAsia="Arial" w:hAnsi="Arial"/>
@@ -9063,14 +9063,14 @@
                 <w:sz w:val="16"/>
                 <w:szCs w:val="16"/>
               </w:rPr>
-              <w:t xml:space="preserve">📖 HTML:</w:t>
+              <w:t xml:space="preserve">📖 EXERCISE:</w:t>
             </w:r>
           </w:p>
           <w:p>
             <w:pPr>
               <w:spacing w:after="20" w:before="0"/>
             </w:pPr>
-            <w:hyperlink w:history="1" r:id="rIdjrk4glkhc9fuumlbt0ffy">
+            <w:hyperlink w:history="1" r:id="rIda7jdno91s6evmp1kssebz">
               <w:r>
                 <w:rPr>
                   <w:rFonts w:ascii="Arial" w:cs="Arial" w:eastAsia="Arial" w:hAnsi="Arial"/>
@@ -9079,7 +9079,7 @@
                   <w:szCs w:val="16"/>
                   <w:u w:val="single" w:color="2E75B6"/>
                 </w:rPr>
-                <w:t xml:space="preserve">Surface Area and Nets (Flexbook)</w:t>
+                <w:t xml:space="preserve">Surface Area of Spheres Practice</w:t>
               </w:r>
             </w:hyperlink>
           </w:p>
@@ -9103,7 +9103,7 @@
               <w:spacing w:after="10" w:before="0"/>
               <w:ind w:left="120"/>
             </w:pPr>
-            <w:hyperlink w:history="1" r:id="rIdesqfwvgtpqrxps6j6kam_">
+            <w:hyperlink w:history="1" r:id="rIdtakuro32m7ybro5-gh1ez">
               <w:r>
                 <w:rPr>
                   <w:rFonts w:ascii="Arial" w:cs="Arial" w:eastAsia="Arial" w:hAnsi="Arial"/>
@@ -9298,7 +9298,7 @@
             <w:pPr>
               <w:spacing w:after="20" w:before="0"/>
             </w:pPr>
-            <w:hyperlink w:history="1" r:id="rIdugl-cz4ep6rha-7a_qhxo">
+            <w:hyperlink w:history="1" r:id="rIdaus52cgujhhlwwu7rr0ss">
               <w:r>
                 <w:rPr>
                   <w:rFonts w:ascii="Arial" w:cs="Arial" w:eastAsia="Arial" w:hAnsi="Arial"/>
@@ -9307,7 +9307,7 @@
                   <w:szCs w:val="16"/>
                   <w:u w:val="single" w:color="2E75B6"/>
                 </w:rPr>
-                <w:t xml:space="preserve">Global winds and currents</w:t>
+                <w:t xml:space="preserve">Volume of a sphere</w:t>
               </w:r>
             </w:hyperlink>
           </w:p>
@@ -9331,7 +9331,7 @@
               <w:spacing w:after="10" w:before="0"/>
               <w:ind w:left="120"/>
             </w:pPr>
-            <w:hyperlink w:history="1" r:id="rIdirl_kmskmowjtmszxdyur">
+            <w:hyperlink w:history="1" r:id="rId9ny1bpup26jgomskyv0cn">
               <w:r>
                 <w:rPr>
                   <w:rFonts w:ascii="Arial" w:cs="Arial" w:eastAsia="Arial" w:hAnsi="Arial"/>
@@ -9376,7 +9376,7 @@
             <w:pPr>
               <w:spacing w:after="20" w:before="0"/>
             </w:pPr>
-            <w:hyperlink w:history="1" r:id="rIddwwzlewzwx8ratr1iaqwe">
+            <w:hyperlink w:history="1" r:id="rIdyf-xjmkbskb4vym061ran">
               <w:r>
                 <w:rPr>
                   <w:rFonts w:ascii="Arial" w:cs="Arial" w:eastAsia="Arial" w:hAnsi="Arial"/>
@@ -9385,7 +9385,7 @@
                   <w:szCs w:val="16"/>
                   <w:u w:val="single" w:color="2E75B6"/>
                 </w:rPr>
-                <w:t xml:space="preserve">Surface Area and Nets (Flexbook)</w:t>
+                <w:t xml:space="preserve">Surface Area of Spheres (Flexbook)</w:t>
               </w:r>
             </w:hyperlink>
           </w:p>
@@ -9409,7 +9409,7 @@
               <w:spacing w:after="10" w:before="0"/>
               <w:ind w:left="120"/>
             </w:pPr>
-            <w:hyperlink w:history="1" r:id="rIdzmhhb4rpwmhy6muikqoz4">
+            <w:hyperlink w:history="1" r:id="rIdvrzm_zhi70y4n7uvx-75h">
               <w:r>
                 <w:rPr>
                   <w:rFonts w:ascii="Arial" w:cs="Arial" w:eastAsia="Arial" w:hAnsi="Arial"/>
@@ -9604,7 +9604,7 @@
             <w:pPr>
               <w:spacing w:after="20" w:before="0"/>
             </w:pPr>
-            <w:hyperlink w:history="1" r:id="rIddib0iw215s_wo_exkia-4">
+            <w:hyperlink w:history="1" r:id="rId98cxgyatv1s7yrhtv_tj2">
               <w:r>
                 <w:rPr>
                   <w:rFonts w:ascii="Arial" w:cs="Arial" w:eastAsia="Arial" w:hAnsi="Arial"/>
@@ -9613,7 +9613,7 @@
                   <w:szCs w:val="16"/>
                   <w:u w:val="single" w:color="2E75B6"/>
                 </w:rPr>
-                <w:t xml:space="preserve">Global winds and currents</w:t>
+                <w:t xml:space="preserve">Volume of a sphere</w:t>
               </w:r>
             </w:hyperlink>
           </w:p>
@@ -9637,7 +9637,7 @@
               <w:spacing w:after="10" w:before="0"/>
               <w:ind w:left="120"/>
             </w:pPr>
-            <w:hyperlink w:history="1" r:id="rIdvdsgi1t-spegi0emmzf4z">
+            <w:hyperlink w:history="1" r:id="rIdpcyowdt98ewjwkddz_05q">
               <w:r>
                 <w:rPr>
                   <w:rFonts w:ascii="Arial" w:cs="Arial" w:eastAsia="Arial" w:hAnsi="Arial"/>
@@ -9682,7 +9682,7 @@
             <w:pPr>
               <w:spacing w:after="20" w:before="0"/>
             </w:pPr>
-            <w:hyperlink w:history="1" r:id="rIdrhwfvxjrcer0a37tgk3do">
+            <w:hyperlink w:history="1" r:id="rIdvdwzjjljsap5ggadh_9a7">
               <w:r>
                 <w:rPr>
                   <w:rFonts w:ascii="Arial" w:cs="Arial" w:eastAsia="Arial" w:hAnsi="Arial"/>
@@ -9691,7 +9691,7 @@
                   <w:szCs w:val="16"/>
                   <w:u w:val="single" w:color="2E75B6"/>
                 </w:rPr>
-                <w:t xml:space="preserve">Surface Area and Nets (Flexbook)</w:t>
+                <w:t xml:space="preserve">Surface Area of Spheres (Flexbook)</w:t>
               </w:r>
             </w:hyperlink>
           </w:p>
@@ -9715,7 +9715,7 @@
               <w:spacing w:after="10" w:before="0"/>
               <w:ind w:left="120"/>
             </w:pPr>
-            <w:hyperlink w:history="1" r:id="rIdebo68qhftjxqyxzqwef5h">
+            <w:hyperlink w:history="1" r:id="rIdjqzo6kw2tsuupbflojt6f">
               <w:r>
                 <w:rPr>
                   <w:rFonts w:ascii="Arial" w:cs="Arial" w:eastAsia="Arial" w:hAnsi="Arial"/>
@@ -9910,7 +9910,7 @@
             <w:pPr>
               <w:spacing w:after="20" w:before="0"/>
             </w:pPr>
-            <w:hyperlink w:history="1" r:id="rIdan-2gkp4ynfvgu7fhx4kg">
+            <w:hyperlink w:history="1" r:id="rId_an7nhgiogybmgd4l0_b8">
               <w:r>
                 <w:rPr>
                   <w:rFonts w:ascii="Arial" w:cs="Arial" w:eastAsia="Arial" w:hAnsi="Arial"/>
@@ -9919,7 +9919,7 @@
                   <w:szCs w:val="16"/>
                   <w:u w:val="single" w:color="2E75B6"/>
                 </w:rPr>
-                <w:t xml:space="preserve">Global winds and currents</w:t>
+                <w:t xml:space="preserve">Volume of a sphere</w:t>
               </w:r>
             </w:hyperlink>
           </w:p>
@@ -9943,7 +9943,7 @@
               <w:spacing w:after="10" w:before="0"/>
               <w:ind w:left="120"/>
             </w:pPr>
-            <w:hyperlink w:history="1" r:id="rIdlijiwkoe5uf_b6xr7ggly">
+            <w:hyperlink w:history="1" r:id="rIddo_wju4suxrni0p77cx7h">
               <w:r>
                 <w:rPr>
                   <w:rFonts w:ascii="Arial" w:cs="Arial" w:eastAsia="Arial" w:hAnsi="Arial"/>
@@ -9988,7 +9988,7 @@
             <w:pPr>
               <w:spacing w:after="20" w:before="0"/>
             </w:pPr>
-            <w:hyperlink w:history="1" r:id="rIdcsglzkl3abnmaqeavdg7p">
+            <w:hyperlink w:history="1" r:id="rIdvyqz6huyo35yg_88z0qo0">
               <w:r>
                 <w:rPr>
                   <w:rFonts w:ascii="Arial" w:cs="Arial" w:eastAsia="Arial" w:hAnsi="Arial"/>
@@ -9997,7 +9997,7 @@
                   <w:szCs w:val="16"/>
                   <w:u w:val="single" w:color="2E75B6"/>
                 </w:rPr>
-                <w:t xml:space="preserve">Surface Area and Nets (Flexbook)</w:t>
+                <w:t xml:space="preserve">Surface Area of Spheres (Flexbook)</w:t>
               </w:r>
             </w:hyperlink>
           </w:p>
@@ -10021,7 +10021,7 @@
               <w:spacing w:after="10" w:before="0"/>
               <w:ind w:left="120"/>
             </w:pPr>
-            <w:hyperlink w:history="1" r:id="rIdtedil_l46_5kvqog5mo0p">
+            <w:hyperlink w:history="1" r:id="rId9j0lhuwmtvldoeqocugr3">
               <w:r>
                 <w:rPr>
                   <w:rFonts w:ascii="Arial" w:cs="Arial" w:eastAsia="Arial" w:hAnsi="Arial"/>
@@ -11508,7 +11508,7 @@
             <w:pPr>
               <w:spacing w:after="20" w:before="0"/>
             </w:pPr>
-            <w:hyperlink w:history="1" r:id="rIdbhxiid0ttvm07o-3ptfqe">
+            <w:hyperlink w:history="1" r:id="rIdjen-ueikm1llrpkjmje_t">
               <w:r>
                 <w:rPr>
                   <w:rFonts w:ascii="Arial" w:cs="Arial" w:eastAsia="Arial" w:hAnsi="Arial"/>
@@ -11517,7 +11517,7 @@
                   <w:szCs w:val="16"/>
                   <w:u w:val="single" w:color="2E75B6"/>
                 </w:rPr>
-                <w:t xml:space="preserve">Global winds and currents</w:t>
+                <w:t xml:space="preserve">Surface area of a box (cuboid)</w:t>
               </w:r>
             </w:hyperlink>
           </w:p>
@@ -11541,7 +11541,7 @@
               <w:spacing w:after="10" w:before="0"/>
               <w:ind w:left="120"/>
             </w:pPr>
-            <w:hyperlink w:history="1" r:id="rId2edja4sadj7anyjtrvkpr">
+            <w:hyperlink w:history="1" r:id="rIdetde6greczedbci9e0lp0">
               <w:r>
                 <w:rPr>
                   <w:rFonts w:ascii="Arial" w:cs="Arial" w:eastAsia="Arial" w:hAnsi="Arial"/>
@@ -11579,14 +11579,241 @@
                 <w:sz w:val="16"/>
                 <w:szCs w:val="16"/>
               </w:rPr>
-              <w:t xml:space="preserve">📖 HTML:</w:t>
+              <w:t xml:space="preserve">📖 READING:</w:t>
             </w:r>
           </w:p>
           <w:p>
             <w:pPr>
               <w:spacing w:after="20" w:before="0"/>
             </w:pPr>
-            <w:hyperlink w:history="1" r:id="rIdwcgbsnqynjevqwlgl6dz2">
+            <w:r>
+              <w:rPr>
+                <w:rFonts w:ascii="Arial" w:cs="Arial" w:eastAsia="Arial" w:hAnsi="Arial"/>
+                <w:i/>
+                <w:iCs/>
+                <w:color w:val="595959"/>
+                <w:sz w:val="16"/>
+                <w:szCs w:val="16"/>
+              </w:rPr>
+              <w:t xml:space="preserve">No closely matching reading in the ARES library for this activity.</w:t>
+            </w:r>
+          </w:p>
+          <w:p>
+            <w:pPr>
+              <w:spacing w:after="10" w:before="0"/>
+              <w:ind w:left="120"/>
+            </w:pPr>
+            <w:hyperlink w:history="1" r:id="rIdj5xvffyvnpxxefgaqmfwb">
+              <w:r>
+                <w:rPr>
+                  <w:rFonts w:ascii="Arial" w:cs="Arial" w:eastAsia="Arial" w:hAnsi="Arial"/>
+                  <w:color w:val="595959"/>
+                  <w:sz w:val="14"/>
+                  <w:szCs w:val="14"/>
+                  <w:u w:val="single" w:color="595959"/>
+                </w:rPr>
+                <w:t xml:space="preserve">🔍 Search ARES for readings</w:t>
+              </w:r>
+            </w:hyperlink>
+          </w:p>
+          <w:p>
+            <w:pPr>
+              <w:spacing w:after="10" w:before="0"/>
+              <w:ind w:left="120"/>
+            </w:pPr>
+            <w:r>
+              <w:rPr>
+                <w:rFonts w:ascii="Arial" w:cs="Arial" w:eastAsia="Arial" w:hAnsi="Arial"/>
+                <w:color w:val="595959"/>
+                <w:sz w:val="14"/>
+                <w:szCs w:val="14"/>
+              </w:rPr>
+              <w:t xml:space="preserve">Search terms: surface area solids hemisphere</w:t>
+            </w:r>
+          </w:p>
+        </w:tc>
+        <w:tc>
+          <w:tcPr>
+            <w:tcW w:type="dxa" w:w="3040"/>
+            <w:shd w:fill="FFFFFF" w:color="auto" w:val="clear"/>
+            <w:tcMar>
+              <w:top w:type="dxa" w:w="60"/>
+              <w:left w:type="dxa" w:w="120"/>
+              <w:bottom w:type="dxa" w:w="60"/>
+              <w:right w:type="dxa" w:w="120"/>
+            </w:tcMar>
+            <w:vAlign w:val="top"/>
+          </w:tcPr>
+          <w:p>
+            <w:pPr>
+              <w:spacing w:after="40" w:before="0"/>
+              <w:jc w:val="left"/>
+            </w:pPr>
+            <w:r>
+              <w:rPr>
+                <w:rFonts w:ascii="Arial" w:cs="Arial" w:eastAsia="Arial" w:hAnsi="Arial"/>
+                <w:b w:val="false"/>
+                <w:bCs w:val="false"/>
+                <w:i w:val="false"/>
+                <w:iCs w:val="false"/>
+                <w:color w:val="000000"/>
+                <w:sz w:val="18"/>
+                <w:szCs w:val="18"/>
+              </w:rPr>
+              <w:t xml:space="preserve">Learners are shown a large orange (or rubber ball) and the teacher then holds up a knife (or pre-cut halved model) and asks: 'If I slice this sphere exactly in half, what surfaces will I see on the cut piece? How many surfaces does a hemisphere have — and how would you estimate the total area of material needed to wrap the outside of this half-sphere completely?' Learners individually sketch the hemisphere on paper, label the surfaces they predict exist, and write a numerical estimate for the total surface area if the radius is 7 cm. They record their predictions in their exercise books before any instruction is given.</w:t>
+            </w:r>
+          </w:p>
+        </w:tc>
+        <w:tc>
+          <w:tcPr>
+            <w:tcW w:type="dxa" w:w="3040"/>
+            <w:shd w:fill="F2F2F2" w:color="auto" w:val="clear"/>
+            <w:tcMar>
+              <w:top w:type="dxa" w:w="60"/>
+              <w:left w:type="dxa" w:w="120"/>
+              <w:bottom w:type="dxa" w:w="60"/>
+              <w:right w:type="dxa" w:w="120"/>
+            </w:tcMar>
+            <w:vAlign w:val="top"/>
+          </w:tcPr>
+          <w:p>
+            <w:pPr>
+              <w:spacing w:after="40" w:before="0"/>
+              <w:jc w:val="left"/>
+            </w:pPr>
+            <w:r>
+              <w:rPr>
+                <w:rFonts w:ascii="Arial" w:cs="Arial" w:eastAsia="Arial" w:hAnsi="Arial"/>
+                <w:b w:val="false"/>
+                <w:bCs w:val="false"/>
+                <w:i w:val="false"/>
+                <w:iCs w:val="false"/>
+                <w:color w:val="000000"/>
+                <w:sz w:val="18"/>
+                <w:szCs w:val="18"/>
+              </w:rPr>
+              <w:t xml:space="preserve">Display the whole orange or spherical model prominently. Ask: 'Look carefully — if I cut this exactly in half, what surfaces will the cut piece have?' Allow 12 seconds of WAIT TIME. Cold-call 3 learners to share their predictions. Ask a follow-up: 'Amina says there is only one curved surface. Chebet says there are two surfaces — a curved one and a flat one. Who do you agree with, and why?' Allow 10 seconds WAIT TIME then cold-call 2 more learners. Instruct: 'Open your exercise books. Sketch a hemisphere, label all the surfaces you predict exist, and estimate the total surface area if radius = 7 cm. You have 4 minutes — work silently and independently.'</w:t>
+            </w:r>
+          </w:p>
+        </w:tc>
+        <w:tc>
+          <w:tcPr>
+            <w:tcW w:type="dxa" w:w="3040"/>
+            <w:shd w:fill="FFFFFF" w:color="auto" w:val="clear"/>
+            <w:tcMar>
+              <w:top w:type="dxa" w:w="60"/>
+              <w:left w:type="dxa" w:w="120"/>
+              <w:bottom w:type="dxa" w:w="60"/>
+              <w:right w:type="dxa" w:w="120"/>
+            </w:tcMar>
+            <w:vAlign w:val="top"/>
+          </w:tcPr>
+          <w:p>
+            <w:pPr>
+              <w:spacing w:after="40" w:before="0"/>
+              <w:jc w:val="left"/>
+            </w:pPr>
+            <w:r>
+              <w:rPr>
+                <w:rFonts w:ascii="Arial" w:cs="Arial" w:eastAsia="Arial" w:hAnsi="Arial"/>
+                <w:b w:val="false"/>
+                <w:bCs w:val="false"/>
+                <w:i w:val="false"/>
+                <w:iCs w:val="false"/>
+                <w:color w:val="000000"/>
+                <w:sz w:val="18"/>
+                <w:szCs w:val="18"/>
+              </w:rPr>
+              <w:t xml:space="preserve">Predict–Observe–Explain (POE) Activation: By committing a prediction to paper before instruction, learners activate their prior knowledge of sphere surface area from Lesson 3 and create a personal cognitive anchor. When the observation phase later confirms or challenges their prediction, the contrast drives deeper encoding of the hemisphere's two-component structure.</w:t>
+            </w:r>
+          </w:p>
+        </w:tc>
+        <w:tc>
+          <w:tcPr>
+            <w:tcW w:type="dxa" w:w="3040"/>
+            <w:shd w:fill="F2F2F2" w:color="auto" w:val="clear"/>
+            <w:tcMar>
+              <w:top w:type="dxa" w:w="60"/>
+              <w:left w:type="dxa" w:w="120"/>
+              <w:bottom w:type="dxa" w:w="60"/>
+              <w:right w:type="dxa" w:w="120"/>
+            </w:tcMar>
+            <w:vAlign w:val="top"/>
+          </w:tcPr>
+          <w:p>
+            <w:pPr>
+              <w:spacing w:after="40" w:before="0"/>
+              <w:jc w:val="left"/>
+            </w:pPr>
+            <w:r>
+              <w:rPr>
+                <w:rFonts w:ascii="Arial" w:cs="Arial" w:eastAsia="Arial" w:hAnsi="Arial"/>
+                <w:b w:val="false"/>
+                <w:bCs w:val="false"/>
+                <w:i w:val="false"/>
+                <w:iCs w:val="false"/>
+                <w:color w:val="000000"/>
+                <w:sz w:val="18"/>
+                <w:szCs w:val="18"/>
+              </w:rPr>
+              <w:t xml:space="preserve">Teacher circulates and scans sketches. Observable indicators of prior understanding: (1) learner correctly draws both a curved outer surface AND a flat circular base — indicates readiness; (2) learner draws only a curved surface — indicates the flat face concept needs explicit attention in the Observe phase; (3) learner's estimate is in the range 200–350 cm² for r = 7 cm — indicates number-sense alignment with the correct answer of 3π(7²) ≈ 462 cm². Note which learners need targeted support.</w:t>
+            </w:r>
+          </w:p>
+        </w:tc>
+      </w:tr>
+      <w:tr>
+        <w:tc>
+          <w:tcPr>
+            <w:tcW w:type="dxa" w:w="1520"/>
+            <w:shd w:fill="D9EEF1" w:color="auto" w:val="clear"/>
+            <w:tcMar>
+              <w:top w:type="dxa" w:w="60"/>
+              <w:left w:type="dxa" w:w="120"/>
+              <w:bottom w:type="dxa" w:w="60"/>
+              <w:right w:type="dxa" w:w="120"/>
+            </w:tcMar>
+            <w:vAlign w:val="top"/>
+          </w:tcPr>
+          <w:p>
+            <w:pPr>
+              <w:spacing w:after="40" w:before="0"/>
+              <w:jc w:val="left"/>
+            </w:pPr>
+            <w:r>
+              <w:rPr>
+                <w:rFonts w:ascii="Arial" w:cs="Arial" w:eastAsia="Arial" w:hAnsi="Arial"/>
+                <w:b/>
+                <w:bCs/>
+                <w:i w:val="false"/>
+                <w:iCs w:val="false"/>
+                <w:color w:val="000000"/>
+                <w:sz w:val="18"/>
+                <w:szCs w:val="18"/>
+              </w:rPr>
+              <w:t xml:space="preserve">Observe Phase</w:t>
+            </w:r>
+          </w:p>
+          <w:p>
+            <w:pPr>
+              <w:spacing w:after="20" w:before="0"/>
+            </w:pPr>
+            <w:r>
+              <w:rPr>
+                <w:rFonts w:ascii="Arial" w:cs="Arial" w:eastAsia="Arial" w:hAnsi="Arial"/>
+                <w:b/>
+                <w:bCs/>
+                <w:color w:val="1F3864"/>
+                <w:sz w:val="16"/>
+                <w:szCs w:val="16"/>
+              </w:rPr>
+              <w:t xml:space="preserve">📹 VIDEO:</w:t>
+            </w:r>
+          </w:p>
+          <w:p>
+            <w:pPr>
+              <w:spacing w:after="20" w:before="0"/>
+            </w:pPr>
+            <w:hyperlink w:history="1" r:id="rIdtblk89tbdqdcva1spgklw">
               <w:r>
                 <w:rPr>
                   <w:rFonts w:ascii="Arial" w:cs="Arial" w:eastAsia="Arial" w:hAnsi="Arial"/>
@@ -11595,7 +11822,7 @@
                   <w:szCs w:val="16"/>
                   <w:u w:val="single" w:color="2E75B6"/>
                 </w:rPr>
-                <w:t xml:space="preserve">Surface Area and Nets (Flexbook)</w:t>
+                <w:t xml:space="preserve">Surface area of a box (cuboid)</w:t>
               </w:r>
             </w:hyperlink>
           </w:p>
@@ -11611,7 +11838,7 @@
                 <w:sz w:val="14"/>
                 <w:szCs w:val="14"/>
               </w:rPr>
-              <w:t xml:space="preserve">Source: CK-12</w:t>
+              <w:t xml:space="preserve">Source: Khan Academy (English - US curriculum)</w:t>
             </w:r>
           </w:p>
           <w:p>
@@ -11619,235 +11846,7 @@
               <w:spacing w:after="10" w:before="0"/>
               <w:ind w:left="120"/>
             </w:pPr>
-            <w:hyperlink w:history="1" r:id="rIdkzs5r9wh_kufiys1x98tv">
-              <w:r>
-                <w:rPr>
-                  <w:rFonts w:ascii="Arial" w:cs="Arial" w:eastAsia="Arial" w:hAnsi="Arial"/>
-                  <w:color w:val="595959"/>
-                  <w:sz w:val="14"/>
-                  <w:szCs w:val="14"/>
-                  <w:u w:val="single" w:color="595959"/>
-                </w:rPr>
-                <w:t xml:space="preserve">🔍 Search ARES for similar readings</w:t>
-              </w:r>
-            </w:hyperlink>
-          </w:p>
-        </w:tc>
-        <w:tc>
-          <w:tcPr>
-            <w:tcW w:type="dxa" w:w="3040"/>
-            <w:shd w:fill="FFFFFF" w:color="auto" w:val="clear"/>
-            <w:tcMar>
-              <w:top w:type="dxa" w:w="60"/>
-              <w:left w:type="dxa" w:w="120"/>
-              <w:bottom w:type="dxa" w:w="60"/>
-              <w:right w:type="dxa" w:w="120"/>
-            </w:tcMar>
-            <w:vAlign w:val="top"/>
-          </w:tcPr>
-          <w:p>
-            <w:pPr>
-              <w:spacing w:after="40" w:before="0"/>
-              <w:jc w:val="left"/>
-            </w:pPr>
-            <w:r>
-              <w:rPr>
-                <w:rFonts w:ascii="Arial" w:cs="Arial" w:eastAsia="Arial" w:hAnsi="Arial"/>
-                <w:b w:val="false"/>
-                <w:bCs w:val="false"/>
-                <w:i w:val="false"/>
-                <w:iCs w:val="false"/>
-                <w:color w:val="000000"/>
-                <w:sz w:val="18"/>
-                <w:szCs w:val="18"/>
-              </w:rPr>
-              <w:t xml:space="preserve">Learners are shown a large orange (or rubber ball) and the teacher then holds up a knife (or pre-cut halved model) and asks: 'If I slice this sphere exactly in half, what surfaces will I see on the cut piece? How many surfaces does a hemisphere have — and how would you estimate the total area of material needed to wrap the outside of this half-sphere completely?' Learners individually sketch the hemisphere on paper, label the surfaces they predict exist, and write a numerical estimate for the total surface area if the radius is 7 cm. They record their predictions in their exercise books before any instruction is given.</w:t>
-            </w:r>
-          </w:p>
-        </w:tc>
-        <w:tc>
-          <w:tcPr>
-            <w:tcW w:type="dxa" w:w="3040"/>
-            <w:shd w:fill="F2F2F2" w:color="auto" w:val="clear"/>
-            <w:tcMar>
-              <w:top w:type="dxa" w:w="60"/>
-              <w:left w:type="dxa" w:w="120"/>
-              <w:bottom w:type="dxa" w:w="60"/>
-              <w:right w:type="dxa" w:w="120"/>
-            </w:tcMar>
-            <w:vAlign w:val="top"/>
-          </w:tcPr>
-          <w:p>
-            <w:pPr>
-              <w:spacing w:after="40" w:before="0"/>
-              <w:jc w:val="left"/>
-            </w:pPr>
-            <w:r>
-              <w:rPr>
-                <w:rFonts w:ascii="Arial" w:cs="Arial" w:eastAsia="Arial" w:hAnsi="Arial"/>
-                <w:b w:val="false"/>
-                <w:bCs w:val="false"/>
-                <w:i w:val="false"/>
-                <w:iCs w:val="false"/>
-                <w:color w:val="000000"/>
-                <w:sz w:val="18"/>
-                <w:szCs w:val="18"/>
-              </w:rPr>
-              <w:t xml:space="preserve">Display the whole orange or spherical model prominently. Ask: 'Look carefully — if I cut this exactly in half, what surfaces will the cut piece have?' Allow 12 seconds of WAIT TIME. Cold-call 3 learners to share their predictions. Ask a follow-up: 'Amina says there is only one curved surface. Chebet says there are two surfaces — a curved one and a flat one. Who do you agree with, and why?' Allow 10 seconds WAIT TIME then cold-call 2 more learners. Instruct: 'Open your exercise books. Sketch a hemisphere, label all the surfaces you predict exist, and estimate the total surface area if radius = 7 cm. You have 4 minutes — work silently and independently.'</w:t>
-            </w:r>
-          </w:p>
-        </w:tc>
-        <w:tc>
-          <w:tcPr>
-            <w:tcW w:type="dxa" w:w="3040"/>
-            <w:shd w:fill="FFFFFF" w:color="auto" w:val="clear"/>
-            <w:tcMar>
-              <w:top w:type="dxa" w:w="60"/>
-              <w:left w:type="dxa" w:w="120"/>
-              <w:bottom w:type="dxa" w:w="60"/>
-              <w:right w:type="dxa" w:w="120"/>
-            </w:tcMar>
-            <w:vAlign w:val="top"/>
-          </w:tcPr>
-          <w:p>
-            <w:pPr>
-              <w:spacing w:after="40" w:before="0"/>
-              <w:jc w:val="left"/>
-            </w:pPr>
-            <w:r>
-              <w:rPr>
-                <w:rFonts w:ascii="Arial" w:cs="Arial" w:eastAsia="Arial" w:hAnsi="Arial"/>
-                <w:b w:val="false"/>
-                <w:bCs w:val="false"/>
-                <w:i w:val="false"/>
-                <w:iCs w:val="false"/>
-                <w:color w:val="000000"/>
-                <w:sz w:val="18"/>
-                <w:szCs w:val="18"/>
-              </w:rPr>
-              <w:t xml:space="preserve">Predict–Observe–Explain (POE) Activation: By committing a prediction to paper before instruction, learners activate their prior knowledge of sphere surface area from Lesson 3 and create a personal cognitive anchor. When the observation phase later confirms or challenges their prediction, the contrast drives deeper encoding of the hemisphere's two-component structure.</w:t>
-            </w:r>
-          </w:p>
-        </w:tc>
-        <w:tc>
-          <w:tcPr>
-            <w:tcW w:type="dxa" w:w="3040"/>
-            <w:shd w:fill="F2F2F2" w:color="auto" w:val="clear"/>
-            <w:tcMar>
-              <w:top w:type="dxa" w:w="60"/>
-              <w:left w:type="dxa" w:w="120"/>
-              <w:bottom w:type="dxa" w:w="60"/>
-              <w:right w:type="dxa" w:w="120"/>
-            </w:tcMar>
-            <w:vAlign w:val="top"/>
-          </w:tcPr>
-          <w:p>
-            <w:pPr>
-              <w:spacing w:after="40" w:before="0"/>
-              <w:jc w:val="left"/>
-            </w:pPr>
-            <w:r>
-              <w:rPr>
-                <w:rFonts w:ascii="Arial" w:cs="Arial" w:eastAsia="Arial" w:hAnsi="Arial"/>
-                <w:b w:val="false"/>
-                <w:bCs w:val="false"/>
-                <w:i w:val="false"/>
-                <w:iCs w:val="false"/>
-                <w:color w:val="000000"/>
-                <w:sz w:val="18"/>
-                <w:szCs w:val="18"/>
-              </w:rPr>
-              <w:t xml:space="preserve">Teacher circulates and scans sketches. Observable indicators of prior understanding: (1) learner correctly draws both a curved outer surface AND a flat circular base — indicates readiness; (2) learner draws only a curved surface — indicates the flat face concept needs explicit attention in the Observe phase; (3) learner's estimate is in the range 200–350 cm² for r = 7 cm — indicates number-sense alignment with the correct answer of 3π(7²) ≈ 462 cm². Note which learners need targeted support.</w:t>
-            </w:r>
-          </w:p>
-        </w:tc>
-      </w:tr>
-      <w:tr>
-        <w:tc>
-          <w:tcPr>
-            <w:tcW w:type="dxa" w:w="1520"/>
-            <w:shd w:fill="D9EEF1" w:color="auto" w:val="clear"/>
-            <w:tcMar>
-              <w:top w:type="dxa" w:w="60"/>
-              <w:left w:type="dxa" w:w="120"/>
-              <w:bottom w:type="dxa" w:w="60"/>
-              <w:right w:type="dxa" w:w="120"/>
-            </w:tcMar>
-            <w:vAlign w:val="top"/>
-          </w:tcPr>
-          <w:p>
-            <w:pPr>
-              <w:spacing w:after="40" w:before="0"/>
-              <w:jc w:val="left"/>
-            </w:pPr>
-            <w:r>
-              <w:rPr>
-                <w:rFonts w:ascii="Arial" w:cs="Arial" w:eastAsia="Arial" w:hAnsi="Arial"/>
-                <w:b/>
-                <w:bCs/>
-                <w:i w:val="false"/>
-                <w:iCs w:val="false"/>
-                <w:color w:val="000000"/>
-                <w:sz w:val="18"/>
-                <w:szCs w:val="18"/>
-              </w:rPr>
-              <w:t xml:space="preserve">Observe Phase</w:t>
-            </w:r>
-          </w:p>
-          <w:p>
-            <w:pPr>
-              <w:spacing w:after="20" w:before="0"/>
-            </w:pPr>
-            <w:r>
-              <w:rPr>
-                <w:rFonts w:ascii="Arial" w:cs="Arial" w:eastAsia="Arial" w:hAnsi="Arial"/>
-                <w:b/>
-                <w:bCs/>
-                <w:color w:val="1F3864"/>
-                <w:sz w:val="16"/>
-                <w:szCs w:val="16"/>
-              </w:rPr>
-              <w:t xml:space="preserve">📹 VIDEO:</w:t>
-            </w:r>
-          </w:p>
-          <w:p>
-            <w:pPr>
-              <w:spacing w:after="20" w:before="0"/>
-            </w:pPr>
-            <w:hyperlink w:history="1" r:id="rId_xweny5uftv3b8znxwehm">
-              <w:r>
-                <w:rPr>
-                  <w:rFonts w:ascii="Arial" w:cs="Arial" w:eastAsia="Arial" w:hAnsi="Arial"/>
-                  <w:color w:val="2E75B6"/>
-                  <w:sz w:val="16"/>
-                  <w:szCs w:val="16"/>
-                  <w:u w:val="single" w:color="2E75B6"/>
-                </w:rPr>
-                <w:t xml:space="preserve">Global winds and currents</w:t>
-              </w:r>
-            </w:hyperlink>
-          </w:p>
-          <w:p>
-            <w:pPr>
-              <w:spacing w:after="10" w:before="0"/>
-              <w:ind w:left="120"/>
-            </w:pPr>
-            <w:r>
-              <w:rPr>
-                <w:rFonts w:ascii="Arial" w:cs="Arial" w:eastAsia="Arial" w:hAnsi="Arial"/>
-                <w:color w:val="595959"/>
-                <w:sz w:val="14"/>
-                <w:szCs w:val="14"/>
-              </w:rPr>
-              <w:t xml:space="preserve">Source: Khan Academy (English - US curriculum)</w:t>
-            </w:r>
-          </w:p>
-          <w:p>
-            <w:pPr>
-              <w:spacing w:after="10" w:before="0"/>
-              <w:ind w:left="120"/>
-            </w:pPr>
-            <w:hyperlink w:history="1" r:id="rId09hliouj85vakxcgc_ncb">
+            <w:hyperlink w:history="1" r:id="rIdabz72ghu3aunbm5e5euhl">
               <w:r>
                 <w:rPr>
                   <w:rFonts w:ascii="Arial" w:cs="Arial" w:eastAsia="Arial" w:hAnsi="Arial"/>
@@ -11885,14 +11884,241 @@
                 <w:sz w:val="16"/>
                 <w:szCs w:val="16"/>
               </w:rPr>
-              <w:t xml:space="preserve">📖 HTML:</w:t>
+              <w:t xml:space="preserve">📖 READING:</w:t>
             </w:r>
           </w:p>
           <w:p>
             <w:pPr>
               <w:spacing w:after="20" w:before="0"/>
             </w:pPr>
-            <w:hyperlink w:history="1" r:id="rIdh8ybrqtwrpxxcbhntnbp2">
+            <w:r>
+              <w:rPr>
+                <w:rFonts w:ascii="Arial" w:cs="Arial" w:eastAsia="Arial" w:hAnsi="Arial"/>
+                <w:i/>
+                <w:iCs/>
+                <w:color w:val="595959"/>
+                <w:sz w:val="16"/>
+                <w:szCs w:val="16"/>
+              </w:rPr>
+              <w:t xml:space="preserve">No closely matching reading in the ARES library for this activity.</w:t>
+            </w:r>
+          </w:p>
+          <w:p>
+            <w:pPr>
+              <w:spacing w:after="10" w:before="0"/>
+              <w:ind w:left="120"/>
+            </w:pPr>
+            <w:hyperlink w:history="1" r:id="rIdnt6ljhmrxwvghinozlb37">
+              <w:r>
+                <w:rPr>
+                  <w:rFonts w:ascii="Arial" w:cs="Arial" w:eastAsia="Arial" w:hAnsi="Arial"/>
+                  <w:color w:val="595959"/>
+                  <w:sz w:val="14"/>
+                  <w:szCs w:val="14"/>
+                  <w:u w:val="single" w:color="595959"/>
+                </w:rPr>
+                <w:t xml:space="preserve">🔍 Search ARES for readings</w:t>
+              </w:r>
+            </w:hyperlink>
+          </w:p>
+          <w:p>
+            <w:pPr>
+              <w:spacing w:after="10" w:before="0"/>
+              <w:ind w:left="120"/>
+            </w:pPr>
+            <w:r>
+              <w:rPr>
+                <w:rFonts w:ascii="Arial" w:cs="Arial" w:eastAsia="Arial" w:hAnsi="Arial"/>
+                <w:color w:val="595959"/>
+                <w:sz w:val="14"/>
+                <w:szCs w:val="14"/>
+              </w:rPr>
+              <w:t xml:space="preserve">Search terms: surface area solids hemisphere</w:t>
+            </w:r>
+          </w:p>
+        </w:tc>
+        <w:tc>
+          <w:tcPr>
+            <w:tcW w:type="dxa" w:w="3040"/>
+            <w:shd w:fill="FFFFFF" w:color="auto" w:val="clear"/>
+            <w:tcMar>
+              <w:top w:type="dxa" w:w="60"/>
+              <w:left w:type="dxa" w:w="120"/>
+              <w:bottom w:type="dxa" w:w="60"/>
+              <w:right w:type="dxa" w:w="120"/>
+            </w:tcMar>
+            <w:vAlign w:val="top"/>
+          </w:tcPr>
+          <w:p>
+            <w:pPr>
+              <w:spacing w:after="40" w:before="0"/>
+              <w:jc w:val="left"/>
+            </w:pPr>
+            <w:r>
+              <w:rPr>
+                <w:rFonts w:ascii="Arial" w:cs="Arial" w:eastAsia="Arial" w:hAnsi="Arial"/>
+                <w:b w:val="false"/>
+                <w:bCs w:val="false"/>
+                <w:i w:val="false"/>
+                <w:iCs w:val="false"/>
+                <w:color w:val="000000"/>
+                <w:sz w:val="18"/>
+                <w:szCs w:val="18"/>
+              </w:rPr>
+              <w:t xml:space="preserve">In pairs, learners receive a halved orange (or pre-cut rubber ball model) and a printed net diagram of a hemisphere. They complete three structured observations: (A) They physically trace the flat circular face of the halved orange onto paper and measure its radius, then calculate its area (πr²). (B) They carefully peel the curved orange skin and attempt to flatten it, observing that it does not flatten perfectly — linking this to the earlier sphere peel activity in Lesson 3 and to the formula 2πr² for the curved surface. (C) They examine the printed hemisphere net (curved surface unrolled as a semicircle of appropriate dimensions alongside the circular base) and annotate which part corresponds to which formula. Learners record all measurements, sketches and observations in a structured table in their exercise books.</w:t>
+            </w:r>
+          </w:p>
+        </w:tc>
+        <w:tc>
+          <w:tcPr>
+            <w:tcW w:type="dxa" w:w="3040"/>
+            <w:shd w:fill="F2F2F2" w:color="auto" w:val="clear"/>
+            <w:tcMar>
+              <w:top w:type="dxa" w:w="60"/>
+              <w:left w:type="dxa" w:w="120"/>
+              <w:bottom w:type="dxa" w:w="60"/>
+              <w:right w:type="dxa" w:w="120"/>
+            </w:tcMar>
+            <w:vAlign w:val="top"/>
+          </w:tcPr>
+          <w:p>
+            <w:pPr>
+              <w:spacing w:after="40" w:before="0"/>
+              <w:jc w:val="left"/>
+            </w:pPr>
+            <w:r>
+              <w:rPr>
+                <w:rFonts w:ascii="Arial" w:cs="Arial" w:eastAsia="Arial" w:hAnsi="Arial"/>
+                <w:b w:val="false"/>
+                <w:bCs w:val="false"/>
+                <w:i w:val="false"/>
+                <w:iCs w:val="false"/>
+                <w:color w:val="000000"/>
+                <w:sz w:val="18"/>
+                <w:szCs w:val="18"/>
+              </w:rPr>
+              <w:t xml:space="preserve">Distribute halved oranges/models and printed net diagrams. Say: 'You have exactly 15 minutes for three observations — I will call time at each stage.' Stage A (5 min): 'Trace the flat face onto your paper. Measure the radius. Calculate its area using πr². Record in your table.' Circulate; prompt with: 'What shape is that flat face? What is its area formula?' Stage B (5 min): 'Now carefully peel the curved skin. Try to lay it flat. What do you notice?' Allow 10 seconds WAIT TIME after the action, then cold-call 3 pairs: 'What happened when you tried to flatten it — and what does that remind you of from Lesson 3?' Stage C (5 min): 'Look at your printed net. Point to the part that represents the curved surface. Point to the part that represents the flat face. Annotate both parts with the correct area formula.' Cold-call 2 pairs to share annotations. Pose the bridging question: 'In Lesson 3 we found the full sphere has surface area 4πr². If this hemisphere is exactly half a sphere, what do you predict the curved surface area formula is?'</w:t>
+            </w:r>
+          </w:p>
+        </w:tc>
+        <w:tc>
+          <w:tcPr>
+            <w:tcW w:type="dxa" w:w="3040"/>
+            <w:shd w:fill="FFFFFF" w:color="auto" w:val="clear"/>
+            <w:tcMar>
+              <w:top w:type="dxa" w:w="60"/>
+              <w:left w:type="dxa" w:w="120"/>
+              <w:bottom w:type="dxa" w:w="60"/>
+              <w:right w:type="dxa" w:w="120"/>
+            </w:tcMar>
+            <w:vAlign w:val="top"/>
+          </w:tcPr>
+          <w:p>
+            <w:pPr>
+              <w:spacing w:after="40" w:before="0"/>
+              <w:jc w:val="left"/>
+            </w:pPr>
+            <w:r>
+              <w:rPr>
+                <w:rFonts w:ascii="Arial" w:cs="Arial" w:eastAsia="Arial" w:hAnsi="Arial"/>
+                <w:b w:val="false"/>
+                <w:bCs w:val="false"/>
+                <w:i w:val="false"/>
+                <w:iCs w:val="false"/>
+                <w:color w:val="000000"/>
+                <w:sz w:val="18"/>
+                <w:szCs w:val="18"/>
+              </w:rPr>
+              <w:t xml:space="preserve">Concrete-Representational-Abstract (CRA) Progression: Learners begin with a concrete physical object (halved orange), move to a semi-representational net diagram (printed template), and are guided toward the abstract formula. This three-stage progression ensures the formula 2πr² is understood as arising from the physical object, not memorised in isolation. The peeling activity directly parallels the full-sphere peeling from Lesson 3, building a powerful conceptual bridge.</w:t>
+            </w:r>
+          </w:p>
+        </w:tc>
+        <w:tc>
+          <w:tcPr>
+            <w:tcW w:type="dxa" w:w="3040"/>
+            <w:shd w:fill="F2F2F2" w:color="auto" w:val="clear"/>
+            <w:tcMar>
+              <w:top w:type="dxa" w:w="60"/>
+              <w:left w:type="dxa" w:w="120"/>
+              <w:bottom w:type="dxa" w:w="60"/>
+              <w:right w:type="dxa" w:w="120"/>
+            </w:tcMar>
+            <w:vAlign w:val="top"/>
+          </w:tcPr>
+          <w:p>
+            <w:pPr>
+              <w:spacing w:after="40" w:before="0"/>
+              <w:jc w:val="left"/>
+            </w:pPr>
+            <w:r>
+              <w:rPr>
+                <w:rFonts w:ascii="Arial" w:cs="Arial" w:eastAsia="Arial" w:hAnsi="Arial"/>
+                <w:b w:val="false"/>
+                <w:bCs w:val="false"/>
+                <w:i w:val="false"/>
+                <w:iCs w:val="false"/>
+                <w:color w:val="000000"/>
+                <w:sz w:val="18"/>
+                <w:szCs w:val="18"/>
+              </w:rPr>
+              <w:t xml:space="preserve">Check each pair's structured table for: (1) Correct identification of the flat face as a circle with area = πr² — a non-negotiable prerequisite for the Explain phase; (2) Recorded observation that the curved skin does not flatten perfectly, confirming they connect the curved surface to the sphere formula; (3) Correct annotation of both net components. Pairs who annotate only one component or misidentify the flat face shape should be flagged for targeted questioning during the Explain phase.</w:t>
+            </w:r>
+          </w:p>
+        </w:tc>
+      </w:tr>
+      <w:tr>
+        <w:tc>
+          <w:tcPr>
+            <w:tcW w:type="dxa" w:w="1520"/>
+            <w:shd w:fill="E2EFDA" w:color="auto" w:val="clear"/>
+            <w:tcMar>
+              <w:top w:type="dxa" w:w="60"/>
+              <w:left w:type="dxa" w:w="120"/>
+              <w:bottom w:type="dxa" w:w="60"/>
+              <w:right w:type="dxa" w:w="120"/>
+            </w:tcMar>
+            <w:vAlign w:val="top"/>
+          </w:tcPr>
+          <w:p>
+            <w:pPr>
+              <w:spacing w:after="40" w:before="0"/>
+              <w:jc w:val="left"/>
+            </w:pPr>
+            <w:r>
+              <w:rPr>
+                <w:rFonts w:ascii="Arial" w:cs="Arial" w:eastAsia="Arial" w:hAnsi="Arial"/>
+                <w:b/>
+                <w:bCs/>
+                <w:i w:val="false"/>
+                <w:iCs w:val="false"/>
+                <w:color w:val="000000"/>
+                <w:sz w:val="18"/>
+                <w:szCs w:val="18"/>
+              </w:rPr>
+              <w:t xml:space="preserve">Explain Phase</w:t>
+            </w:r>
+          </w:p>
+          <w:p>
+            <w:pPr>
+              <w:spacing w:after="20" w:before="0"/>
+            </w:pPr>
+            <w:r>
+              <w:rPr>
+                <w:rFonts w:ascii="Arial" w:cs="Arial" w:eastAsia="Arial" w:hAnsi="Arial"/>
+                <w:b/>
+                <w:bCs/>
+                <w:color w:val="1F3864"/>
+                <w:sz w:val="16"/>
+                <w:szCs w:val="16"/>
+              </w:rPr>
+              <w:t xml:space="preserve">📹 VIDEO:</w:t>
+            </w:r>
+          </w:p>
+          <w:p>
+            <w:pPr>
+              <w:spacing w:after="20" w:before="0"/>
+            </w:pPr>
+            <w:hyperlink w:history="1" r:id="rIdcnf0kdhibekfpd188svkc">
               <w:r>
                 <w:rPr>
                   <w:rFonts w:ascii="Arial" w:cs="Arial" w:eastAsia="Arial" w:hAnsi="Arial"/>
@@ -11901,7 +12127,7 @@
                   <w:szCs w:val="16"/>
                   <w:u w:val="single" w:color="2E75B6"/>
                 </w:rPr>
-                <w:t xml:space="preserve">Surface Area and Nets (Flexbook)</w:t>
+                <w:t xml:space="preserve">Surface area of a box (cuboid)</w:t>
               </w:r>
             </w:hyperlink>
           </w:p>
@@ -11917,7 +12143,7 @@
                 <w:sz w:val="14"/>
                 <w:szCs w:val="14"/>
               </w:rPr>
-              <w:t xml:space="preserve">Source: CK-12</w:t>
+              <w:t xml:space="preserve">Source: Khan Academy (English - US curriculum)</w:t>
             </w:r>
           </w:p>
           <w:p>
@@ -11925,235 +12151,7 @@
               <w:spacing w:after="10" w:before="0"/>
               <w:ind w:left="120"/>
             </w:pPr>
-            <w:hyperlink w:history="1" r:id="rIdbxhhp8sovtwgkpt4fgoct">
-              <w:r>
-                <w:rPr>
-                  <w:rFonts w:ascii="Arial" w:cs="Arial" w:eastAsia="Arial" w:hAnsi="Arial"/>
-                  <w:color w:val="595959"/>
-                  <w:sz w:val="14"/>
-                  <w:szCs w:val="14"/>
-                  <w:u w:val="single" w:color="595959"/>
-                </w:rPr>
-                <w:t xml:space="preserve">🔍 Search ARES for similar readings</w:t>
-              </w:r>
-            </w:hyperlink>
-          </w:p>
-        </w:tc>
-        <w:tc>
-          <w:tcPr>
-            <w:tcW w:type="dxa" w:w="3040"/>
-            <w:shd w:fill="FFFFFF" w:color="auto" w:val="clear"/>
-            <w:tcMar>
-              <w:top w:type="dxa" w:w="60"/>
-              <w:left w:type="dxa" w:w="120"/>
-              <w:bottom w:type="dxa" w:w="60"/>
-              <w:right w:type="dxa" w:w="120"/>
-            </w:tcMar>
-            <w:vAlign w:val="top"/>
-          </w:tcPr>
-          <w:p>
-            <w:pPr>
-              <w:spacing w:after="40" w:before="0"/>
-              <w:jc w:val="left"/>
-            </w:pPr>
-            <w:r>
-              <w:rPr>
-                <w:rFonts w:ascii="Arial" w:cs="Arial" w:eastAsia="Arial" w:hAnsi="Arial"/>
-                <w:b w:val="false"/>
-                <w:bCs w:val="false"/>
-                <w:i w:val="false"/>
-                <w:iCs w:val="false"/>
-                <w:color w:val="000000"/>
-                <w:sz w:val="18"/>
-                <w:szCs w:val="18"/>
-              </w:rPr>
-              <w:t xml:space="preserve">In pairs, learners receive a halved orange (or pre-cut rubber ball model) and a printed net diagram of a hemisphere. They complete three structured observations: (A) They physically trace the flat circular face of the halved orange onto paper and measure its radius, then calculate its area (πr²). (B) They carefully peel the curved orange skin and attempt to flatten it, observing that it does not flatten perfectly — linking this to the earlier sphere peel activity in Lesson 3 and to the formula 2πr² for the curved surface. (C) They examine the printed hemisphere net (curved surface unrolled as a semicircle of appropriate dimensions alongside the circular base) and annotate which part corresponds to which formula. Learners record all measurements, sketches and observations in a structured table in their exercise books.</w:t>
-            </w:r>
-          </w:p>
-        </w:tc>
-        <w:tc>
-          <w:tcPr>
-            <w:tcW w:type="dxa" w:w="3040"/>
-            <w:shd w:fill="F2F2F2" w:color="auto" w:val="clear"/>
-            <w:tcMar>
-              <w:top w:type="dxa" w:w="60"/>
-              <w:left w:type="dxa" w:w="120"/>
-              <w:bottom w:type="dxa" w:w="60"/>
-              <w:right w:type="dxa" w:w="120"/>
-            </w:tcMar>
-            <w:vAlign w:val="top"/>
-          </w:tcPr>
-          <w:p>
-            <w:pPr>
-              <w:spacing w:after="40" w:before="0"/>
-              <w:jc w:val="left"/>
-            </w:pPr>
-            <w:r>
-              <w:rPr>
-                <w:rFonts w:ascii="Arial" w:cs="Arial" w:eastAsia="Arial" w:hAnsi="Arial"/>
-                <w:b w:val="false"/>
-                <w:bCs w:val="false"/>
-                <w:i w:val="false"/>
-                <w:iCs w:val="false"/>
-                <w:color w:val="000000"/>
-                <w:sz w:val="18"/>
-                <w:szCs w:val="18"/>
-              </w:rPr>
-              <w:t xml:space="preserve">Distribute halved oranges/models and printed net diagrams. Say: 'You have exactly 15 minutes for three observations — I will call time at each stage.' Stage A (5 min): 'Trace the flat face onto your paper. Measure the radius. Calculate its area using πr². Record in your table.' Circulate; prompt with: 'What shape is that flat face? What is its area formula?' Stage B (5 min): 'Now carefully peel the curved skin. Try to lay it flat. What do you notice?' Allow 10 seconds WAIT TIME after the action, then cold-call 3 pairs: 'What happened when you tried to flatten it — and what does that remind you of from Lesson 3?' Stage C (5 min): 'Look at your printed net. Point to the part that represents the curved surface. Point to the part that represents the flat face. Annotate both parts with the correct area formula.' Cold-call 2 pairs to share annotations. Pose the bridging question: 'In Lesson 3 we found the full sphere has surface area 4πr². If this hemisphere is exactly half a sphere, what do you predict the curved surface area formula is?'</w:t>
-            </w:r>
-          </w:p>
-        </w:tc>
-        <w:tc>
-          <w:tcPr>
-            <w:tcW w:type="dxa" w:w="3040"/>
-            <w:shd w:fill="FFFFFF" w:color="auto" w:val="clear"/>
-            <w:tcMar>
-              <w:top w:type="dxa" w:w="60"/>
-              <w:left w:type="dxa" w:w="120"/>
-              <w:bottom w:type="dxa" w:w="60"/>
-              <w:right w:type="dxa" w:w="120"/>
-            </w:tcMar>
-            <w:vAlign w:val="top"/>
-          </w:tcPr>
-          <w:p>
-            <w:pPr>
-              <w:spacing w:after="40" w:before="0"/>
-              <w:jc w:val="left"/>
-            </w:pPr>
-            <w:r>
-              <w:rPr>
-                <w:rFonts w:ascii="Arial" w:cs="Arial" w:eastAsia="Arial" w:hAnsi="Arial"/>
-                <w:b w:val="false"/>
-                <w:bCs w:val="false"/>
-                <w:i w:val="false"/>
-                <w:iCs w:val="false"/>
-                <w:color w:val="000000"/>
-                <w:sz w:val="18"/>
-                <w:szCs w:val="18"/>
-              </w:rPr>
-              <w:t xml:space="preserve">Concrete-Representational-Abstract (CRA) Progression: Learners begin with a concrete physical object (halved orange), move to a semi-representational net diagram (printed template), and are guided toward the abstract formula. This three-stage progression ensures the formula 2πr² is understood as arising from the physical object, not memorised in isolation. The peeling activity directly parallels the full-sphere peeling from Lesson 3, building a powerful conceptual bridge.</w:t>
-            </w:r>
-          </w:p>
-        </w:tc>
-        <w:tc>
-          <w:tcPr>
-            <w:tcW w:type="dxa" w:w="3040"/>
-            <w:shd w:fill="F2F2F2" w:color="auto" w:val="clear"/>
-            <w:tcMar>
-              <w:top w:type="dxa" w:w="60"/>
-              <w:left w:type="dxa" w:w="120"/>
-              <w:bottom w:type="dxa" w:w="60"/>
-              <w:right w:type="dxa" w:w="120"/>
-            </w:tcMar>
-            <w:vAlign w:val="top"/>
-          </w:tcPr>
-          <w:p>
-            <w:pPr>
-              <w:spacing w:after="40" w:before="0"/>
-              <w:jc w:val="left"/>
-            </w:pPr>
-            <w:r>
-              <w:rPr>
-                <w:rFonts w:ascii="Arial" w:cs="Arial" w:eastAsia="Arial" w:hAnsi="Arial"/>
-                <w:b w:val="false"/>
-                <w:bCs w:val="false"/>
-                <w:i w:val="false"/>
-                <w:iCs w:val="false"/>
-                <w:color w:val="000000"/>
-                <w:sz w:val="18"/>
-                <w:szCs w:val="18"/>
-              </w:rPr>
-              <w:t xml:space="preserve">Check each pair's structured table for: (1) Correct identification of the flat face as a circle with area = πr² — a non-negotiable prerequisite for the Explain phase; (2) Recorded observation that the curved skin does not flatten perfectly, confirming they connect the curved surface to the sphere formula; (3) Correct annotation of both net components. Pairs who annotate only one component or misidentify the flat face shape should be flagged for targeted questioning during the Explain phase.</w:t>
-            </w:r>
-          </w:p>
-        </w:tc>
-      </w:tr>
-      <w:tr>
-        <w:tc>
-          <w:tcPr>
-            <w:tcW w:type="dxa" w:w="1520"/>
-            <w:shd w:fill="E2EFDA" w:color="auto" w:val="clear"/>
-            <w:tcMar>
-              <w:top w:type="dxa" w:w="60"/>
-              <w:left w:type="dxa" w:w="120"/>
-              <w:bottom w:type="dxa" w:w="60"/>
-              <w:right w:type="dxa" w:w="120"/>
-            </w:tcMar>
-            <w:vAlign w:val="top"/>
-          </w:tcPr>
-          <w:p>
-            <w:pPr>
-              <w:spacing w:after="40" w:before="0"/>
-              <w:jc w:val="left"/>
-            </w:pPr>
-            <w:r>
-              <w:rPr>
-                <w:rFonts w:ascii="Arial" w:cs="Arial" w:eastAsia="Arial" w:hAnsi="Arial"/>
-                <w:b/>
-                <w:bCs/>
-                <w:i w:val="false"/>
-                <w:iCs w:val="false"/>
-                <w:color w:val="000000"/>
-                <w:sz w:val="18"/>
-                <w:szCs w:val="18"/>
-              </w:rPr>
-              <w:t xml:space="preserve">Explain Phase</w:t>
-            </w:r>
-          </w:p>
-          <w:p>
-            <w:pPr>
-              <w:spacing w:after="20" w:before="0"/>
-            </w:pPr>
-            <w:r>
-              <w:rPr>
-                <w:rFonts w:ascii="Arial" w:cs="Arial" w:eastAsia="Arial" w:hAnsi="Arial"/>
-                <w:b/>
-                <w:bCs/>
-                <w:color w:val="1F3864"/>
-                <w:sz w:val="16"/>
-                <w:szCs w:val="16"/>
-              </w:rPr>
-              <w:t xml:space="preserve">📹 VIDEO:</w:t>
-            </w:r>
-          </w:p>
-          <w:p>
-            <w:pPr>
-              <w:spacing w:after="20" w:before="0"/>
-            </w:pPr>
-            <w:hyperlink w:history="1" r:id="rIdcz6mnin1r9kn85udhcqgc">
-              <w:r>
-                <w:rPr>
-                  <w:rFonts w:ascii="Arial" w:cs="Arial" w:eastAsia="Arial" w:hAnsi="Arial"/>
-                  <w:color w:val="2E75B6"/>
-                  <w:sz w:val="16"/>
-                  <w:szCs w:val="16"/>
-                  <w:u w:val="single" w:color="2E75B6"/>
-                </w:rPr>
-                <w:t xml:space="preserve">Global winds and currents</w:t>
-              </w:r>
-            </w:hyperlink>
-          </w:p>
-          <w:p>
-            <w:pPr>
-              <w:spacing w:after="10" w:before="0"/>
-              <w:ind w:left="120"/>
-            </w:pPr>
-            <w:r>
-              <w:rPr>
-                <w:rFonts w:ascii="Arial" w:cs="Arial" w:eastAsia="Arial" w:hAnsi="Arial"/>
-                <w:color w:val="595959"/>
-                <w:sz w:val="14"/>
-                <w:szCs w:val="14"/>
-              </w:rPr>
-              <w:t xml:space="preserve">Source: Khan Academy (English - US curriculum)</w:t>
-            </w:r>
-          </w:p>
-          <w:p>
-            <w:pPr>
-              <w:spacing w:after="10" w:before="0"/>
-              <w:ind w:left="120"/>
-            </w:pPr>
-            <w:hyperlink w:history="1" r:id="rIdyxvpzfi17hdo0fvzqjely">
+            <w:hyperlink w:history="1" r:id="rIdmi5zxds4pgzqsoa-motbc">
               <w:r>
                 <w:rPr>
                   <w:rFonts w:ascii="Arial" w:cs="Arial" w:eastAsia="Arial" w:hAnsi="Arial"/>
@@ -12191,14 +12189,241 @@
                 <w:sz w:val="16"/>
                 <w:szCs w:val="16"/>
               </w:rPr>
-              <w:t xml:space="preserve">📖 HTML:</w:t>
+              <w:t xml:space="preserve">📖 READING:</w:t>
             </w:r>
           </w:p>
           <w:p>
             <w:pPr>
               <w:spacing w:after="20" w:before="0"/>
             </w:pPr>
-            <w:hyperlink w:history="1" r:id="rIdh7ffyzsmsn8_8mqalb3af">
+            <w:r>
+              <w:rPr>
+                <w:rFonts w:ascii="Arial" w:cs="Arial" w:eastAsia="Arial" w:hAnsi="Arial"/>
+                <w:i/>
+                <w:iCs/>
+                <w:color w:val="595959"/>
+                <w:sz w:val="16"/>
+                <w:szCs w:val="16"/>
+              </w:rPr>
+              <w:t xml:space="preserve">No closely matching reading in the ARES library for this activity.</w:t>
+            </w:r>
+          </w:p>
+          <w:p>
+            <w:pPr>
+              <w:spacing w:after="10" w:before="0"/>
+              <w:ind w:left="120"/>
+            </w:pPr>
+            <w:hyperlink w:history="1" r:id="rId_f-kxltr5bmybumea3muo">
+              <w:r>
+                <w:rPr>
+                  <w:rFonts w:ascii="Arial" w:cs="Arial" w:eastAsia="Arial" w:hAnsi="Arial"/>
+                  <w:color w:val="595959"/>
+                  <w:sz w:val="14"/>
+                  <w:szCs w:val="14"/>
+                  <w:u w:val="single" w:color="595959"/>
+                </w:rPr>
+                <w:t xml:space="preserve">🔍 Search ARES for readings</w:t>
+              </w:r>
+            </w:hyperlink>
+          </w:p>
+          <w:p>
+            <w:pPr>
+              <w:spacing w:after="10" w:before="0"/>
+              <w:ind w:left="120"/>
+            </w:pPr>
+            <w:r>
+              <w:rPr>
+                <w:rFonts w:ascii="Arial" w:cs="Arial" w:eastAsia="Arial" w:hAnsi="Arial"/>
+                <w:color w:val="595959"/>
+                <w:sz w:val="14"/>
+                <w:szCs w:val="14"/>
+              </w:rPr>
+              <w:t xml:space="preserve">Search terms: surface area solids hemisphere</w:t>
+            </w:r>
+          </w:p>
+        </w:tc>
+        <w:tc>
+          <w:tcPr>
+            <w:tcW w:type="dxa" w:w="3040"/>
+            <w:shd w:fill="FFFFFF" w:color="auto" w:val="clear"/>
+            <w:tcMar>
+              <w:top w:type="dxa" w:w="60"/>
+              <w:left w:type="dxa" w:w="120"/>
+              <w:bottom w:type="dxa" w:w="60"/>
+              <w:right w:type="dxa" w:w="120"/>
+            </w:tcMar>
+            <w:vAlign w:val="top"/>
+          </w:tcPr>
+          <w:p>
+            <w:pPr>
+              <w:spacing w:after="40" w:before="0"/>
+              <w:jc w:val="left"/>
+            </w:pPr>
+            <w:r>
+              <w:rPr>
+                <w:rFonts w:ascii="Arial" w:cs="Arial" w:eastAsia="Arial" w:hAnsi="Arial"/>
+                <w:b w:val="false"/>
+                <w:bCs w:val="false"/>
+                <w:i w:val="false"/>
+                <w:iCs w:val="false"/>
+                <w:color w:val="000000"/>
+                <w:sz w:val="18"/>
+                <w:szCs w:val="18"/>
+              </w:rPr>
+              <w:t xml:space="preserve">The teacher leads a whole-class derivation, with learners contributing each step. Learners first confirm that the curved surface of a hemisphere = ½ × (surface area of full sphere) = ½ × 4πr² = 2πr². They then add the flat circular base area πr² to obtain the total surface area = 2πr² + πr² = 3πr². The class then works through two graded problems: Problem 1 — A hemispherical bowl used to serve ugali at a Nairobi restaurant has a radius of 14 cm. Calculate: (a) the curved surface area, (b) the total outer surface area. Problem 2 — A hemispherical canvas tent at a Maasai Mara safari camp has an internal radius of 3.5 metres. The camp manager wants to know how many square metres of canvas are needed to make the tent (curved surface only, since the tent sits on the ground). Calculate the canvas required and estimate the cost if canvas costs Ksh 850 per square metre. Learners work individually on both problems, then compare answers with a partner before a whole-class discussion.</w:t>
+            </w:r>
+          </w:p>
+        </w:tc>
+        <w:tc>
+          <w:tcPr>
+            <w:tcW w:type="dxa" w:w="3040"/>
+            <w:shd w:fill="F2F2F2" w:color="auto" w:val="clear"/>
+            <w:tcMar>
+              <w:top w:type="dxa" w:w="60"/>
+              <w:left w:type="dxa" w:w="120"/>
+              <w:bottom w:type="dxa" w:w="60"/>
+              <w:right w:type="dxa" w:w="120"/>
+            </w:tcMar>
+            <w:vAlign w:val="top"/>
+          </w:tcPr>
+          <w:p>
+            <w:pPr>
+              <w:spacing w:after="40" w:before="0"/>
+              <w:jc w:val="left"/>
+            </w:pPr>
+            <w:r>
+              <w:rPr>
+                <w:rFonts w:ascii="Arial" w:cs="Arial" w:eastAsia="Arial" w:hAnsi="Arial"/>
+                <w:b w:val="false"/>
+                <w:bCs w:val="false"/>
+                <w:i w:val="false"/>
+                <w:iCs w:val="false"/>
+                <w:color w:val="000000"/>
+                <w:sz w:val="18"/>
+                <w:szCs w:val="18"/>
+              </w:rPr>
+              <w:t xml:space="preserve">Open with: 'From your observations, Lemayian says the curved surface area of a hemisphere is half of 4πr². Do you agree? What does that simplify to?' Allow 10 seconds WAIT TIME. Cold-call 3 learners. Write the derivation step-by-step on the board: 'Curved SA = ½ × 4πr² = 2πr². Now — the hemisphere also has a flat face. What shape is it?' Cold-call 2 learners. 'What is its area?' Cold-call 2 learners. Write: 'Total SA = 2πr² + πr² = 3πr².' Pause and ask: 'Why is the total 3πr² and not 2πr²? What is the extra πr² representing physically?' Allow 12 seconds WAIT TIME. Cold-call 3 learners. Transition to Problem 1: 'Work Problem 1 individually — you have 5 minutes.' Circulate, check working. After 5 min, cold-call one learner to present their working for part (a) and another for part (b). Correct misconceptions immediately. Transition to Problem 2: 'The safari tent — read carefully. Do we need the curved surface only, or total surface area? Why?' Allow 10 seconds WAIT TIME. Cold-call 2 learners before they begin calculating. After 7 minutes of individual work, instruct: 'Compare your answer with your partner. If you disagree, identify exactly which step differs.' Cold-call one pair to present. Close by asking: 'How does the hemisphere tent problem connect back to our three buckets on Kirinyaga Road? Is a hemisphere more or less material-efficient than a cylinder for a given volume?'</w:t>
+            </w:r>
+          </w:p>
+        </w:tc>
+        <w:tc>
+          <w:tcPr>
+            <w:tcW w:type="dxa" w:w="3040"/>
+            <w:shd w:fill="FFFFFF" w:color="auto" w:val="clear"/>
+            <w:tcMar>
+              <w:top w:type="dxa" w:w="60"/>
+              <w:left w:type="dxa" w:w="120"/>
+              <w:bottom w:type="dxa" w:w="60"/>
+              <w:right w:type="dxa" w:w="120"/>
+            </w:tcMar>
+            <w:vAlign w:val="top"/>
+          </w:tcPr>
+          <w:p>
+            <w:pPr>
+              <w:spacing w:after="40" w:before="0"/>
+              <w:jc w:val="left"/>
+            </w:pPr>
+            <w:r>
+              <w:rPr>
+                <w:rFonts w:ascii="Arial" w:cs="Arial" w:eastAsia="Arial" w:hAnsi="Arial"/>
+                <w:b w:val="false"/>
+                <w:bCs w:val="false"/>
+                <w:i w:val="false"/>
+                <w:iCs w:val="false"/>
+                <w:color w:val="000000"/>
+                <w:sz w:val="18"/>
+                <w:szCs w:val="18"/>
+              </w:rPr>
+              <w:t xml:space="preserve">Structured Derivation with Anchored Application: The teacher does not simply state the formula but facilitates a step-by-step derivation that learners can reconstruct independently. Each formula component is grounded in a physical referent (the orange skin = curved surface; the traced circle = flat face). The two application problems escalate in complexity and real-world embeddedness — the safari tent problem explicitly quantifies material cost in Kenyan Shillings, making the formula consequential rather than abstract.</w:t>
+            </w:r>
+          </w:p>
+        </w:tc>
+        <w:tc>
+          <w:tcPr>
+            <w:tcW w:type="dxa" w:w="3040"/>
+            <w:shd w:fill="F2F2F2" w:color="auto" w:val="clear"/>
+            <w:tcMar>
+              <w:top w:type="dxa" w:w="60"/>
+              <w:left w:type="dxa" w:w="120"/>
+              <w:bottom w:type="dxa" w:w="60"/>
+              <w:right w:type="dxa" w:w="120"/>
+            </w:tcMar>
+            <w:vAlign w:val="top"/>
+          </w:tcPr>
+          <w:p>
+            <w:pPr>
+              <w:spacing w:after="40" w:before="0"/>
+              <w:jc w:val="left"/>
+            </w:pPr>
+            <w:r>
+              <w:rPr>
+                <w:rFonts w:ascii="Arial" w:cs="Arial" w:eastAsia="Arial" w:hAnsi="Arial"/>
+                <w:b w:val="false"/>
+                <w:bCs w:val="false"/>
+                <w:i w:val="false"/>
+                <w:iCs w:val="false"/>
+                <w:color w:val="000000"/>
+                <w:sz w:val="18"/>
+                <w:szCs w:val="18"/>
+              </w:rPr>
+              <w:t xml:space="preserve">During individual problem work, circulate and check: (1) Does the learner correctly use 2πr² for the curved surface only and 3πr² for total? — confusion between the two is the primary misconception; (2) Does the learner correctly substitute radius (not diameter) when given diameter information? — a common error; (3) In Problem 2, does the learner correctly identify that only the curved surface area is needed for a ground-based tent? — tests reading comprehension and contextual reasoning. At cold-call stage, listen for whether learners can articulate WHY 3πr² rather than just calculating it.</w:t>
+            </w:r>
+          </w:p>
+        </w:tc>
+      </w:tr>
+      <w:tr>
+        <w:tc>
+          <w:tcPr>
+            <w:tcW w:type="dxa" w:w="1520"/>
+            <w:shd w:fill="FCE4D6" w:color="auto" w:val="clear"/>
+            <w:tcMar>
+              <w:top w:type="dxa" w:w="60"/>
+              <w:left w:type="dxa" w:w="120"/>
+              <w:bottom w:type="dxa" w:w="60"/>
+              <w:right w:type="dxa" w:w="120"/>
+            </w:tcMar>
+            <w:vAlign w:val="top"/>
+          </w:tcPr>
+          <w:p>
+            <w:pPr>
+              <w:spacing w:after="40" w:before="0"/>
+              <w:jc w:val="left"/>
+            </w:pPr>
+            <w:r>
+              <w:rPr>
+                <w:rFonts w:ascii="Arial" w:cs="Arial" w:eastAsia="Arial" w:hAnsi="Arial"/>
+                <w:b/>
+                <w:bCs/>
+                <w:i w:val="false"/>
+                <w:iCs w:val="false"/>
+                <w:color w:val="000000"/>
+                <w:sz w:val="18"/>
+                <w:szCs w:val="18"/>
+              </w:rPr>
+              <w:t xml:space="preserve">Driving Question Board (DQB) Creation</w:t>
+            </w:r>
+          </w:p>
+          <w:p>
+            <w:pPr>
+              <w:spacing w:after="20" w:before="0"/>
+            </w:pPr>
+            <w:r>
+              <w:rPr>
+                <w:rFonts w:ascii="Arial" w:cs="Arial" w:eastAsia="Arial" w:hAnsi="Arial"/>
+                <w:b/>
+                <w:bCs/>
+                <w:color w:val="1F3864"/>
+                <w:sz w:val="16"/>
+                <w:szCs w:val="16"/>
+              </w:rPr>
+              <w:t xml:space="preserve">📹 VIDEO:</w:t>
+            </w:r>
+          </w:p>
+          <w:p>
+            <w:pPr>
+              <w:spacing w:after="20" w:before="0"/>
+            </w:pPr>
+            <w:hyperlink w:history="1" r:id="rIdaf7zbkbuorrvrnjxsxthj">
               <w:r>
                 <w:rPr>
                   <w:rFonts w:ascii="Arial" w:cs="Arial" w:eastAsia="Arial" w:hAnsi="Arial"/>
@@ -12207,7 +12432,7 @@
                   <w:szCs w:val="16"/>
                   <w:u w:val="single" w:color="2E75B6"/>
                 </w:rPr>
-                <w:t xml:space="preserve">Surface Area and Nets (Flexbook)</w:t>
+                <w:t xml:space="preserve">Surface area of a box (cuboid)</w:t>
               </w:r>
             </w:hyperlink>
           </w:p>
@@ -12223,7 +12448,7 @@
                 <w:sz w:val="14"/>
                 <w:szCs w:val="14"/>
               </w:rPr>
-              <w:t xml:space="preserve">Source: CK-12</w:t>
+              <w:t xml:space="preserve">Source: Khan Academy (English - US curriculum)</w:t>
             </w:r>
           </w:p>
           <w:p>
@@ -12231,235 +12456,7 @@
               <w:spacing w:after="10" w:before="0"/>
               <w:ind w:left="120"/>
             </w:pPr>
-            <w:hyperlink w:history="1" r:id="rIdmdzqzqgdrgx2rlaektmqj">
-              <w:r>
-                <w:rPr>
-                  <w:rFonts w:ascii="Arial" w:cs="Arial" w:eastAsia="Arial" w:hAnsi="Arial"/>
-                  <w:color w:val="595959"/>
-                  <w:sz w:val="14"/>
-                  <w:szCs w:val="14"/>
-                  <w:u w:val="single" w:color="595959"/>
-                </w:rPr>
-                <w:t xml:space="preserve">🔍 Search ARES for similar readings</w:t>
-              </w:r>
-            </w:hyperlink>
-          </w:p>
-        </w:tc>
-        <w:tc>
-          <w:tcPr>
-            <w:tcW w:type="dxa" w:w="3040"/>
-            <w:shd w:fill="FFFFFF" w:color="auto" w:val="clear"/>
-            <w:tcMar>
-              <w:top w:type="dxa" w:w="60"/>
-              <w:left w:type="dxa" w:w="120"/>
-              <w:bottom w:type="dxa" w:w="60"/>
-              <w:right w:type="dxa" w:w="120"/>
-            </w:tcMar>
-            <w:vAlign w:val="top"/>
-          </w:tcPr>
-          <w:p>
-            <w:pPr>
-              <w:spacing w:after="40" w:before="0"/>
-              <w:jc w:val="left"/>
-            </w:pPr>
-            <w:r>
-              <w:rPr>
-                <w:rFonts w:ascii="Arial" w:cs="Arial" w:eastAsia="Arial" w:hAnsi="Arial"/>
-                <w:b w:val="false"/>
-                <w:bCs w:val="false"/>
-                <w:i w:val="false"/>
-                <w:iCs w:val="false"/>
-                <w:color w:val="000000"/>
-                <w:sz w:val="18"/>
-                <w:szCs w:val="18"/>
-              </w:rPr>
-              <w:t xml:space="preserve">The teacher leads a whole-class derivation, with learners contributing each step. Learners first confirm that the curved surface of a hemisphere = ½ × (surface area of full sphere) = ½ × 4πr² = 2πr². They then add the flat circular base area πr² to obtain the total surface area = 2πr² + πr² = 3πr². The class then works through two graded problems: Problem 1 — A hemispherical bowl used to serve ugali at a Nairobi restaurant has a radius of 14 cm. Calculate: (a) the curved surface area, (b) the total outer surface area. Problem 2 — A hemispherical canvas tent at a Maasai Mara safari camp has an internal radius of 3.5 metres. The camp manager wants to know how many square metres of canvas are needed to make the tent (curved surface only, since the tent sits on the ground). Calculate the canvas required and estimate the cost if canvas costs Ksh 850 per square metre. Learners work individually on both problems, then compare answers with a partner before a whole-class discussion.</w:t>
-            </w:r>
-          </w:p>
-        </w:tc>
-        <w:tc>
-          <w:tcPr>
-            <w:tcW w:type="dxa" w:w="3040"/>
-            <w:shd w:fill="F2F2F2" w:color="auto" w:val="clear"/>
-            <w:tcMar>
-              <w:top w:type="dxa" w:w="60"/>
-              <w:left w:type="dxa" w:w="120"/>
-              <w:bottom w:type="dxa" w:w="60"/>
-              <w:right w:type="dxa" w:w="120"/>
-            </w:tcMar>
-            <w:vAlign w:val="top"/>
-          </w:tcPr>
-          <w:p>
-            <w:pPr>
-              <w:spacing w:after="40" w:before="0"/>
-              <w:jc w:val="left"/>
-            </w:pPr>
-            <w:r>
-              <w:rPr>
-                <w:rFonts w:ascii="Arial" w:cs="Arial" w:eastAsia="Arial" w:hAnsi="Arial"/>
-                <w:b w:val="false"/>
-                <w:bCs w:val="false"/>
-                <w:i w:val="false"/>
-                <w:iCs w:val="false"/>
-                <w:color w:val="000000"/>
-                <w:sz w:val="18"/>
-                <w:szCs w:val="18"/>
-              </w:rPr>
-              <w:t xml:space="preserve">Open with: 'From your observations, Lemayian says the curved surface area of a hemisphere is half of 4πr². Do you agree? What does that simplify to?' Allow 10 seconds WAIT TIME. Cold-call 3 learners. Write the derivation step-by-step on the board: 'Curved SA = ½ × 4πr² = 2πr². Now — the hemisphere also has a flat face. What shape is it?' Cold-call 2 learners. 'What is its area?' Cold-call 2 learners. Write: 'Total SA = 2πr² + πr² = 3πr².' Pause and ask: 'Why is the total 3πr² and not 2πr²? What is the extra πr² representing physically?' Allow 12 seconds WAIT TIME. Cold-call 3 learners. Transition to Problem 1: 'Work Problem 1 individually — you have 5 minutes.' Circulate, check working. After 5 min, cold-call one learner to present their working for part (a) and another for part (b). Correct misconceptions immediately. Transition to Problem 2: 'The safari tent — read carefully. Do we need the curved surface only, or total surface area? Why?' Allow 10 seconds WAIT TIME. Cold-call 2 learners before they begin calculating. After 7 minutes of individual work, instruct: 'Compare your answer with your partner. If you disagree, identify exactly which step differs.' Cold-call one pair to present. Close by asking: 'How does the hemisphere tent problem connect back to our three buckets on Kirinyaga Road? Is a hemisphere more or less material-efficient than a cylinder for a given volume?'</w:t>
-            </w:r>
-          </w:p>
-        </w:tc>
-        <w:tc>
-          <w:tcPr>
-            <w:tcW w:type="dxa" w:w="3040"/>
-            <w:shd w:fill="FFFFFF" w:color="auto" w:val="clear"/>
-            <w:tcMar>
-              <w:top w:type="dxa" w:w="60"/>
-              <w:left w:type="dxa" w:w="120"/>
-              <w:bottom w:type="dxa" w:w="60"/>
-              <w:right w:type="dxa" w:w="120"/>
-            </w:tcMar>
-            <w:vAlign w:val="top"/>
-          </w:tcPr>
-          <w:p>
-            <w:pPr>
-              <w:spacing w:after="40" w:before="0"/>
-              <w:jc w:val="left"/>
-            </w:pPr>
-            <w:r>
-              <w:rPr>
-                <w:rFonts w:ascii="Arial" w:cs="Arial" w:eastAsia="Arial" w:hAnsi="Arial"/>
-                <w:b w:val="false"/>
-                <w:bCs w:val="false"/>
-                <w:i w:val="false"/>
-                <w:iCs w:val="false"/>
-                <w:color w:val="000000"/>
-                <w:sz w:val="18"/>
-                <w:szCs w:val="18"/>
-              </w:rPr>
-              <w:t xml:space="preserve">Structured Derivation with Anchored Application: The teacher does not simply state the formula but facilitates a step-by-step derivation that learners can reconstruct independently. Each formula component is grounded in a physical referent (the orange skin = curved surface; the traced circle = flat face). The two application problems escalate in complexity and real-world embeddedness — the safari tent problem explicitly quantifies material cost in Kenyan Shillings, making the formula consequential rather than abstract.</w:t>
-            </w:r>
-          </w:p>
-        </w:tc>
-        <w:tc>
-          <w:tcPr>
-            <w:tcW w:type="dxa" w:w="3040"/>
-            <w:shd w:fill="F2F2F2" w:color="auto" w:val="clear"/>
-            <w:tcMar>
-              <w:top w:type="dxa" w:w="60"/>
-              <w:left w:type="dxa" w:w="120"/>
-              <w:bottom w:type="dxa" w:w="60"/>
-              <w:right w:type="dxa" w:w="120"/>
-            </w:tcMar>
-            <w:vAlign w:val="top"/>
-          </w:tcPr>
-          <w:p>
-            <w:pPr>
-              <w:spacing w:after="40" w:before="0"/>
-              <w:jc w:val="left"/>
-            </w:pPr>
-            <w:r>
-              <w:rPr>
-                <w:rFonts w:ascii="Arial" w:cs="Arial" w:eastAsia="Arial" w:hAnsi="Arial"/>
-                <w:b w:val="false"/>
-                <w:bCs w:val="false"/>
-                <w:i w:val="false"/>
-                <w:iCs w:val="false"/>
-                <w:color w:val="000000"/>
-                <w:sz w:val="18"/>
-                <w:szCs w:val="18"/>
-              </w:rPr>
-              <w:t xml:space="preserve">During individual problem work, circulate and check: (1) Does the learner correctly use 2πr² for the curved surface only and 3πr² for total? — confusion between the two is the primary misconception; (2) Does the learner correctly substitute radius (not diameter) when given diameter information? — a common error; (3) In Problem 2, does the learner correctly identify that only the curved surface area is needed for a ground-based tent? — tests reading comprehension and contextual reasoning. At cold-call stage, listen for whether learners can articulate WHY 3πr² rather than just calculating it.</w:t>
-            </w:r>
-          </w:p>
-        </w:tc>
-      </w:tr>
-      <w:tr>
-        <w:tc>
-          <w:tcPr>
-            <w:tcW w:type="dxa" w:w="1520"/>
-            <w:shd w:fill="FCE4D6" w:color="auto" w:val="clear"/>
-            <w:tcMar>
-              <w:top w:type="dxa" w:w="60"/>
-              <w:left w:type="dxa" w:w="120"/>
-              <w:bottom w:type="dxa" w:w="60"/>
-              <w:right w:type="dxa" w:w="120"/>
-            </w:tcMar>
-            <w:vAlign w:val="top"/>
-          </w:tcPr>
-          <w:p>
-            <w:pPr>
-              <w:spacing w:after="40" w:before="0"/>
-              <w:jc w:val="left"/>
-            </w:pPr>
-            <w:r>
-              <w:rPr>
-                <w:rFonts w:ascii="Arial" w:cs="Arial" w:eastAsia="Arial" w:hAnsi="Arial"/>
-                <w:b/>
-                <w:bCs/>
-                <w:i w:val="false"/>
-                <w:iCs w:val="false"/>
-                <w:color w:val="000000"/>
-                <w:sz w:val="18"/>
-                <w:szCs w:val="18"/>
-              </w:rPr>
-              <w:t xml:space="preserve">Driving Question Board (DQB) Creation</w:t>
-            </w:r>
-          </w:p>
-          <w:p>
-            <w:pPr>
-              <w:spacing w:after="20" w:before="0"/>
-            </w:pPr>
-            <w:r>
-              <w:rPr>
-                <w:rFonts w:ascii="Arial" w:cs="Arial" w:eastAsia="Arial" w:hAnsi="Arial"/>
-                <w:b/>
-                <w:bCs/>
-                <w:color w:val="1F3864"/>
-                <w:sz w:val="16"/>
-                <w:szCs w:val="16"/>
-              </w:rPr>
-              <w:t xml:space="preserve">📹 VIDEO:</w:t>
-            </w:r>
-          </w:p>
-          <w:p>
-            <w:pPr>
-              <w:spacing w:after="20" w:before="0"/>
-            </w:pPr>
-            <w:hyperlink w:history="1" r:id="rIdde4qwlivqfwehotms54bs">
-              <w:r>
-                <w:rPr>
-                  <w:rFonts w:ascii="Arial" w:cs="Arial" w:eastAsia="Arial" w:hAnsi="Arial"/>
-                  <w:color w:val="2E75B6"/>
-                  <w:sz w:val="16"/>
-                  <w:szCs w:val="16"/>
-                  <w:u w:val="single" w:color="2E75B6"/>
-                </w:rPr>
-                <w:t xml:space="preserve">Global winds and currents</w:t>
-              </w:r>
-            </w:hyperlink>
-          </w:p>
-          <w:p>
-            <w:pPr>
-              <w:spacing w:after="10" w:before="0"/>
-              <w:ind w:left="120"/>
-            </w:pPr>
-            <w:r>
-              <w:rPr>
-                <w:rFonts w:ascii="Arial" w:cs="Arial" w:eastAsia="Arial" w:hAnsi="Arial"/>
-                <w:color w:val="595959"/>
-                <w:sz w:val="14"/>
-                <w:szCs w:val="14"/>
-              </w:rPr>
-              <w:t xml:space="preserve">Source: Khan Academy (English - US curriculum)</w:t>
-            </w:r>
-          </w:p>
-          <w:p>
-            <w:pPr>
-              <w:spacing w:after="10" w:before="0"/>
-              <w:ind w:left="120"/>
-            </w:pPr>
-            <w:hyperlink w:history="1" r:id="rIdsvd6feq11itvmbcv1v8zd">
+            <w:hyperlink w:history="1" r:id="rIdwmq0vvvzvlr_9tbul2dxj">
               <w:r>
                 <w:rPr>
                   <w:rFonts w:ascii="Arial" w:cs="Arial" w:eastAsia="Arial" w:hAnsi="Arial"/>
@@ -12497,14 +12494,241 @@
                 <w:sz w:val="16"/>
                 <w:szCs w:val="16"/>
               </w:rPr>
-              <w:t xml:space="preserve">📖 HTML:</w:t>
+              <w:t xml:space="preserve">📖 READING:</w:t>
             </w:r>
           </w:p>
           <w:p>
             <w:pPr>
               <w:spacing w:after="20" w:before="0"/>
             </w:pPr>
-            <w:hyperlink w:history="1" r:id="rIdcebr4ekmq5slzgsmg_rey">
+            <w:r>
+              <w:rPr>
+                <w:rFonts w:ascii="Arial" w:cs="Arial" w:eastAsia="Arial" w:hAnsi="Arial"/>
+                <w:i/>
+                <w:iCs/>
+                <w:color w:val="595959"/>
+                <w:sz w:val="16"/>
+                <w:szCs w:val="16"/>
+              </w:rPr>
+              <w:t xml:space="preserve">No closely matching reading in the ARES library for this activity.</w:t>
+            </w:r>
+          </w:p>
+          <w:p>
+            <w:pPr>
+              <w:spacing w:after="10" w:before="0"/>
+              <w:ind w:left="120"/>
+            </w:pPr>
+            <w:hyperlink w:history="1" r:id="rId9laahn2_smw6zel8adblq">
+              <w:r>
+                <w:rPr>
+                  <w:rFonts w:ascii="Arial" w:cs="Arial" w:eastAsia="Arial" w:hAnsi="Arial"/>
+                  <w:color w:val="595959"/>
+                  <w:sz w:val="14"/>
+                  <w:szCs w:val="14"/>
+                  <w:u w:val="single" w:color="595959"/>
+                </w:rPr>
+                <w:t xml:space="preserve">🔍 Search ARES for readings</w:t>
+              </w:r>
+            </w:hyperlink>
+          </w:p>
+          <w:p>
+            <w:pPr>
+              <w:spacing w:after="10" w:before="0"/>
+              <w:ind w:left="120"/>
+            </w:pPr>
+            <w:r>
+              <w:rPr>
+                <w:rFonts w:ascii="Arial" w:cs="Arial" w:eastAsia="Arial" w:hAnsi="Arial"/>
+                <w:color w:val="595959"/>
+                <w:sz w:val="14"/>
+                <w:szCs w:val="14"/>
+              </w:rPr>
+              <w:t xml:space="preserve">Search terms: surface area solids hemisphere</w:t>
+            </w:r>
+          </w:p>
+        </w:tc>
+        <w:tc>
+          <w:tcPr>
+            <w:tcW w:type="dxa" w:w="3040"/>
+            <w:shd w:fill="FFFFFF" w:color="auto" w:val="clear"/>
+            <w:tcMar>
+              <w:top w:type="dxa" w:w="60"/>
+              <w:left w:type="dxa" w:w="120"/>
+              <w:bottom w:type="dxa" w:w="60"/>
+              <w:right w:type="dxa" w:w="120"/>
+            </w:tcMar>
+            <w:vAlign w:val="top"/>
+          </w:tcPr>
+          <w:p>
+            <w:pPr>
+              <w:spacing w:after="40" w:before="0"/>
+              <w:jc w:val="left"/>
+            </w:pPr>
+            <w:r>
+              <w:rPr>
+                <w:rFonts w:ascii="Arial" w:cs="Arial" w:eastAsia="Arial" w:hAnsi="Arial"/>
+                <w:b w:val="false"/>
+                <w:bCs w:val="false"/>
+                <w:i w:val="false"/>
+                <w:iCs w:val="false"/>
+                <w:color w:val="000000"/>
+                <w:sz w:val="18"/>
+                <w:szCs w:val="18"/>
+              </w:rPr>
+              <w:t xml:space="preserve">This is the designated mid-unit DQB checkpoint (Lesson 4 of 8). Learners individually return to their original DQB sticky-note predictions about the three Kirinyaga Road buckets (cylinder, frustum, cone — all holding 10 litres). Each learner receives a new colour sticky note and responds to two prompts: (A) 'Using what you now know about surface areas of cones, pyramids, spheres and hemispheres, revise your prediction: which bucket do you now think uses the most metal — and why?' (B) 'What new questions has today's lesson raised for you about the frustum-shaped bucket?' Learners post their revised predictions and new questions on the DQB. The class briefly reviews the board together, and the teacher categorises emerging questions that will be addressed in Lessons 5–7.</w:t>
+            </w:r>
+          </w:p>
+        </w:tc>
+        <w:tc>
+          <w:tcPr>
+            <w:tcW w:type="dxa" w:w="3040"/>
+            <w:shd w:fill="F2F2F2" w:color="auto" w:val="clear"/>
+            <w:tcMar>
+              <w:top w:type="dxa" w:w="60"/>
+              <w:left w:type="dxa" w:w="120"/>
+              <w:bottom w:type="dxa" w:w="60"/>
+              <w:right w:type="dxa" w:w="120"/>
+            </w:tcMar>
+            <w:vAlign w:val="top"/>
+          </w:tcPr>
+          <w:p>
+            <w:pPr>
+              <w:spacing w:after="40" w:before="0"/>
+              <w:jc w:val="left"/>
+            </w:pPr>
+            <w:r>
+              <w:rPr>
+                <w:rFonts w:ascii="Arial" w:cs="Arial" w:eastAsia="Arial" w:hAnsi="Arial"/>
+                <w:b w:val="false"/>
+                <w:bCs w:val="false"/>
+                <w:i w:val="false"/>
+                <w:iCs w:val="false"/>
+                <w:color w:val="000000"/>
+                <w:sz w:val="18"/>
+                <w:szCs w:val="18"/>
+              </w:rPr>
+              <w:t xml:space="preserve">Distribute new-colour sticky notes (different from Lesson 1 colour to show progression). Say: 'We are halfway through our investigation of the three buckets. You now know how to calculate the surface area of cones, pyramids, spheres and hemispheres. It's time to update your thinking.' Read Prompt A aloud: 'Write on your sticky note: which bucket do you now think uses the most metal — cylinder, frustum or cone — and give one mathematical reason.' Allow 5 minutes of silent individual writing. Read Prompt B aloud: 'Write one new question you now have about the frustum bucket — something you are still curious about.' Allow 3 minutes. Instruct learners to post both notes on the DQB. Scan the board and narrate patterns aloud: 'I notice many of you are now saying the frustum uses the most metal — but your reasons differ. Some say it is because the frustum has two different circular faces. Others say it has a slanted surface that is longer than a cone's slant. We will put both of these ideas to the test in Lesson 5.' Close with: 'What one word describes how you feel about the frustum right now — curious, confused, or confident?' Cold-call 5 learners by name.</w:t>
+            </w:r>
+          </w:p>
+        </w:tc>
+        <w:tc>
+          <w:tcPr>
+            <w:tcW w:type="dxa" w:w="3040"/>
+            <w:shd w:fill="FFFFFF" w:color="auto" w:val="clear"/>
+            <w:tcMar>
+              <w:top w:type="dxa" w:w="60"/>
+              <w:left w:type="dxa" w:w="120"/>
+              <w:bottom w:type="dxa" w:w="60"/>
+              <w:right w:type="dxa" w:w="120"/>
+            </w:tcMar>
+            <w:vAlign w:val="top"/>
+          </w:tcPr>
+          <w:p>
+            <w:pPr>
+              <w:spacing w:after="40" w:before="0"/>
+              <w:jc w:val="left"/>
+            </w:pPr>
+            <w:r>
+              <w:rPr>
+                <w:rFonts w:ascii="Arial" w:cs="Arial" w:eastAsia="Arial" w:hAnsi="Arial"/>
+                <w:b w:val="false"/>
+                <w:bCs w:val="false"/>
+                <w:i w:val="false"/>
+                <w:iCs w:val="false"/>
+                <w:color w:val="000000"/>
+                <w:sz w:val="18"/>
+                <w:szCs w:val="18"/>
+              </w:rPr>
+              <w:t xml:space="preserve">Visible Thinking Routine — Claim–Support–Question (CSQ): Learners are asked to make a revised Claim (which bucket uses most metal), provide mathematical Support (one reason grounded in formulas learned so far), and pose a new Question (what they still need to investigate). This routine makes thinking visible to both teacher and learner, documents conceptual growth from Lesson 1 to Lesson 4, and generates the inquiry agenda for the remaining lessons. The two-colour sticky note system provides a concrete visual record of how understanding has evolved.</w:t>
+            </w:r>
+          </w:p>
+        </w:tc>
+        <w:tc>
+          <w:tcPr>
+            <w:tcW w:type="dxa" w:w="3040"/>
+            <w:shd w:fill="F2F2F2" w:color="auto" w:val="clear"/>
+            <w:tcMar>
+              <w:top w:type="dxa" w:w="60"/>
+              <w:left w:type="dxa" w:w="120"/>
+              <w:bottom w:type="dxa" w:w="60"/>
+              <w:right w:type="dxa" w:w="120"/>
+            </w:tcMar>
+            <w:vAlign w:val="top"/>
+          </w:tcPr>
+          <w:p>
+            <w:pPr>
+              <w:spacing w:after="40" w:before="0"/>
+              <w:jc w:val="left"/>
+            </w:pPr>
+            <w:r>
+              <w:rPr>
+                <w:rFonts w:ascii="Arial" w:cs="Arial" w:eastAsia="Arial" w:hAnsi="Arial"/>
+                <w:b w:val="false"/>
+                <w:bCs w:val="false"/>
+                <w:i w:val="false"/>
+                <w:iCs w:val="false"/>
+                <w:color w:val="000000"/>
+                <w:sz w:val="18"/>
+                <w:szCs w:val="18"/>
+              </w:rPr>
+              <w:t xml:space="preserve">Read sticky notes immediately after posting. Key indicators: (1) Learners who now cite a specific formula (e.g., 'the frustum has two circles plus a curved surface') show formula-to-context transfer — these learners are ready for Lesson 5 frustum derivation; (2) Learners who still cannot differentiate between volume and surface area in their reasoning (e.g., 'the frustum holds the same water so it must use the same metal') need targeted intervention — note their names for small-group follow-up; (3) The quality and specificity of new questions on Prompt B reveals depth of curiosity and readiness for the frustum formula in Lesson 5.</w:t>
+            </w:r>
+          </w:p>
+        </w:tc>
+      </w:tr>
+      <w:tr>
+        <w:tc>
+          <w:tcPr>
+            <w:tcW w:type="dxa" w:w="1520"/>
+            <w:shd w:fill="D5E8F0" w:color="auto" w:val="clear"/>
+            <w:tcMar>
+              <w:top w:type="dxa" w:w="60"/>
+              <w:left w:type="dxa" w:w="120"/>
+              <w:bottom w:type="dxa" w:w="60"/>
+              <w:right w:type="dxa" w:w="120"/>
+            </w:tcMar>
+            <w:vAlign w:val="top"/>
+          </w:tcPr>
+          <w:p>
+            <w:pPr>
+              <w:spacing w:after="40" w:before="0"/>
+              <w:jc w:val="left"/>
+            </w:pPr>
+            <w:r>
+              <w:rPr>
+                <w:rFonts w:ascii="Arial" w:cs="Arial" w:eastAsia="Arial" w:hAnsi="Arial"/>
+                <w:b/>
+                <w:bCs/>
+                <w:i w:val="false"/>
+                <w:iCs w:val="false"/>
+                <w:color w:val="000000"/>
+                <w:sz w:val="18"/>
+                <w:szCs w:val="18"/>
+              </w:rPr>
+              <w:t xml:space="preserve">Model Building Phase</w:t>
+            </w:r>
+          </w:p>
+          <w:p>
+            <w:pPr>
+              <w:spacing w:after="20" w:before="0"/>
+            </w:pPr>
+            <w:r>
+              <w:rPr>
+                <w:rFonts w:ascii="Arial" w:cs="Arial" w:eastAsia="Arial" w:hAnsi="Arial"/>
+                <w:b/>
+                <w:bCs/>
+                <w:color w:val="1F3864"/>
+                <w:sz w:val="16"/>
+                <w:szCs w:val="16"/>
+              </w:rPr>
+              <w:t xml:space="preserve">📹 VIDEO:</w:t>
+            </w:r>
+          </w:p>
+          <w:p>
+            <w:pPr>
+              <w:spacing w:after="20" w:before="0"/>
+            </w:pPr>
+            <w:hyperlink w:history="1" r:id="rId3p3adjsghej9wny_ogsdb">
               <w:r>
                 <w:rPr>
                   <w:rFonts w:ascii="Arial" w:cs="Arial" w:eastAsia="Arial" w:hAnsi="Arial"/>
@@ -12513,7 +12737,7 @@
                   <w:szCs w:val="16"/>
                   <w:u w:val="single" w:color="2E75B6"/>
                 </w:rPr>
-                <w:t xml:space="preserve">Surface Area and Nets (Flexbook)</w:t>
+                <w:t xml:space="preserve">Surface area of a box (cuboid)</w:t>
               </w:r>
             </w:hyperlink>
           </w:p>
@@ -12529,7 +12753,7 @@
                 <w:sz w:val="14"/>
                 <w:szCs w:val="14"/>
               </w:rPr>
-              <w:t xml:space="preserve">Source: CK-12</w:t>
+              <w:t xml:space="preserve">Source: Khan Academy (English - US curriculum)</w:t>
             </w:r>
           </w:p>
           <w:p>
@@ -12537,235 +12761,7 @@
               <w:spacing w:after="10" w:before="0"/>
               <w:ind w:left="120"/>
             </w:pPr>
-            <w:hyperlink w:history="1" r:id="rId1uzt5btn3ouob0qvu26wy">
-              <w:r>
-                <w:rPr>
-                  <w:rFonts w:ascii="Arial" w:cs="Arial" w:eastAsia="Arial" w:hAnsi="Arial"/>
-                  <w:color w:val="595959"/>
-                  <w:sz w:val="14"/>
-                  <w:szCs w:val="14"/>
-                  <w:u w:val="single" w:color="595959"/>
-                </w:rPr>
-                <w:t xml:space="preserve">🔍 Search ARES for similar readings</w:t>
-              </w:r>
-            </w:hyperlink>
-          </w:p>
-        </w:tc>
-        <w:tc>
-          <w:tcPr>
-            <w:tcW w:type="dxa" w:w="3040"/>
-            <w:shd w:fill="FFFFFF" w:color="auto" w:val="clear"/>
-            <w:tcMar>
-              <w:top w:type="dxa" w:w="60"/>
-              <w:left w:type="dxa" w:w="120"/>
-              <w:bottom w:type="dxa" w:w="60"/>
-              <w:right w:type="dxa" w:w="120"/>
-            </w:tcMar>
-            <w:vAlign w:val="top"/>
-          </w:tcPr>
-          <w:p>
-            <w:pPr>
-              <w:spacing w:after="40" w:before="0"/>
-              <w:jc w:val="left"/>
-            </w:pPr>
-            <w:r>
-              <w:rPr>
-                <w:rFonts w:ascii="Arial" w:cs="Arial" w:eastAsia="Arial" w:hAnsi="Arial"/>
-                <w:b w:val="false"/>
-                <w:bCs w:val="false"/>
-                <w:i w:val="false"/>
-                <w:iCs w:val="false"/>
-                <w:color w:val="000000"/>
-                <w:sz w:val="18"/>
-                <w:szCs w:val="18"/>
-              </w:rPr>
-              <w:t xml:space="preserve">This is the designated mid-unit DQB checkpoint (Lesson 4 of 8). Learners individually return to their original DQB sticky-note predictions about the three Kirinyaga Road buckets (cylinder, frustum, cone — all holding 10 litres). Each learner receives a new colour sticky note and responds to two prompts: (A) 'Using what you now know about surface areas of cones, pyramids, spheres and hemispheres, revise your prediction: which bucket do you now think uses the most metal — and why?' (B) 'What new questions has today's lesson raised for you about the frustum-shaped bucket?' Learners post their revised predictions and new questions on the DQB. The class briefly reviews the board together, and the teacher categorises emerging questions that will be addressed in Lessons 5–7.</w:t>
-            </w:r>
-          </w:p>
-        </w:tc>
-        <w:tc>
-          <w:tcPr>
-            <w:tcW w:type="dxa" w:w="3040"/>
-            <w:shd w:fill="F2F2F2" w:color="auto" w:val="clear"/>
-            <w:tcMar>
-              <w:top w:type="dxa" w:w="60"/>
-              <w:left w:type="dxa" w:w="120"/>
-              <w:bottom w:type="dxa" w:w="60"/>
-              <w:right w:type="dxa" w:w="120"/>
-            </w:tcMar>
-            <w:vAlign w:val="top"/>
-          </w:tcPr>
-          <w:p>
-            <w:pPr>
-              <w:spacing w:after="40" w:before="0"/>
-              <w:jc w:val="left"/>
-            </w:pPr>
-            <w:r>
-              <w:rPr>
-                <w:rFonts w:ascii="Arial" w:cs="Arial" w:eastAsia="Arial" w:hAnsi="Arial"/>
-                <w:b w:val="false"/>
-                <w:bCs w:val="false"/>
-                <w:i w:val="false"/>
-                <w:iCs w:val="false"/>
-                <w:color w:val="000000"/>
-                <w:sz w:val="18"/>
-                <w:szCs w:val="18"/>
-              </w:rPr>
-              <w:t xml:space="preserve">Distribute new-colour sticky notes (different from Lesson 1 colour to show progression). Say: 'We are halfway through our investigation of the three buckets. You now know how to calculate the surface area of cones, pyramids, spheres and hemispheres. It's time to update your thinking.' Read Prompt A aloud: 'Write on your sticky note: which bucket do you now think uses the most metal — cylinder, frustum or cone — and give one mathematical reason.' Allow 5 minutes of silent individual writing. Read Prompt B aloud: 'Write one new question you now have about the frustum bucket — something you are still curious about.' Allow 3 minutes. Instruct learners to post both notes on the DQB. Scan the board and narrate patterns aloud: 'I notice many of you are now saying the frustum uses the most metal — but your reasons differ. Some say it is because the frustum has two different circular faces. Others say it has a slanted surface that is longer than a cone's slant. We will put both of these ideas to the test in Lesson 5.' Close with: 'What one word describes how you feel about the frustum right now — curious, confused, or confident?' Cold-call 5 learners by name.</w:t>
-            </w:r>
-          </w:p>
-        </w:tc>
-        <w:tc>
-          <w:tcPr>
-            <w:tcW w:type="dxa" w:w="3040"/>
-            <w:shd w:fill="FFFFFF" w:color="auto" w:val="clear"/>
-            <w:tcMar>
-              <w:top w:type="dxa" w:w="60"/>
-              <w:left w:type="dxa" w:w="120"/>
-              <w:bottom w:type="dxa" w:w="60"/>
-              <w:right w:type="dxa" w:w="120"/>
-            </w:tcMar>
-            <w:vAlign w:val="top"/>
-          </w:tcPr>
-          <w:p>
-            <w:pPr>
-              <w:spacing w:after="40" w:before="0"/>
-              <w:jc w:val="left"/>
-            </w:pPr>
-            <w:r>
-              <w:rPr>
-                <w:rFonts w:ascii="Arial" w:cs="Arial" w:eastAsia="Arial" w:hAnsi="Arial"/>
-                <w:b w:val="false"/>
-                <w:bCs w:val="false"/>
-                <w:i w:val="false"/>
-                <w:iCs w:val="false"/>
-                <w:color w:val="000000"/>
-                <w:sz w:val="18"/>
-                <w:szCs w:val="18"/>
-              </w:rPr>
-              <w:t xml:space="preserve">Visible Thinking Routine — Claim–Support–Question (CSQ): Learners are asked to make a revised Claim (which bucket uses most metal), provide mathematical Support (one reason grounded in formulas learned so far), and pose a new Question (what they still need to investigate). This routine makes thinking visible to both teacher and learner, documents conceptual growth from Lesson 1 to Lesson 4, and generates the inquiry agenda for the remaining lessons. The two-colour sticky note system provides a concrete visual record of how understanding has evolved.</w:t>
-            </w:r>
-          </w:p>
-        </w:tc>
-        <w:tc>
-          <w:tcPr>
-            <w:tcW w:type="dxa" w:w="3040"/>
-            <w:shd w:fill="F2F2F2" w:color="auto" w:val="clear"/>
-            <w:tcMar>
-              <w:top w:type="dxa" w:w="60"/>
-              <w:left w:type="dxa" w:w="120"/>
-              <w:bottom w:type="dxa" w:w="60"/>
-              <w:right w:type="dxa" w:w="120"/>
-            </w:tcMar>
-            <w:vAlign w:val="top"/>
-          </w:tcPr>
-          <w:p>
-            <w:pPr>
-              <w:spacing w:after="40" w:before="0"/>
-              <w:jc w:val="left"/>
-            </w:pPr>
-            <w:r>
-              <w:rPr>
-                <w:rFonts w:ascii="Arial" w:cs="Arial" w:eastAsia="Arial" w:hAnsi="Arial"/>
-                <w:b w:val="false"/>
-                <w:bCs w:val="false"/>
-                <w:i w:val="false"/>
-                <w:iCs w:val="false"/>
-                <w:color w:val="000000"/>
-                <w:sz w:val="18"/>
-                <w:szCs w:val="18"/>
-              </w:rPr>
-              <w:t xml:space="preserve">Read sticky notes immediately after posting. Key indicators: (1) Learners who now cite a specific formula (e.g., 'the frustum has two circles plus a curved surface') show formula-to-context transfer — these learners are ready for Lesson 5 frustum derivation; (2) Learners who still cannot differentiate between volume and surface area in their reasoning (e.g., 'the frustum holds the same water so it must use the same metal') need targeted intervention — note their names for small-group follow-up; (3) The quality and specificity of new questions on Prompt B reveals depth of curiosity and readiness for the frustum formula in Lesson 5.</w:t>
-            </w:r>
-          </w:p>
-        </w:tc>
-      </w:tr>
-      <w:tr>
-        <w:tc>
-          <w:tcPr>
-            <w:tcW w:type="dxa" w:w="1520"/>
-            <w:shd w:fill="D5E8F0" w:color="auto" w:val="clear"/>
-            <w:tcMar>
-              <w:top w:type="dxa" w:w="60"/>
-              <w:left w:type="dxa" w:w="120"/>
-              <w:bottom w:type="dxa" w:w="60"/>
-              <w:right w:type="dxa" w:w="120"/>
-            </w:tcMar>
-            <w:vAlign w:val="top"/>
-          </w:tcPr>
-          <w:p>
-            <w:pPr>
-              <w:spacing w:after="40" w:before="0"/>
-              <w:jc w:val="left"/>
-            </w:pPr>
-            <w:r>
-              <w:rPr>
-                <w:rFonts w:ascii="Arial" w:cs="Arial" w:eastAsia="Arial" w:hAnsi="Arial"/>
-                <w:b/>
-                <w:bCs/>
-                <w:i w:val="false"/>
-                <w:iCs w:val="false"/>
-                <w:color w:val="000000"/>
-                <w:sz w:val="18"/>
-                <w:szCs w:val="18"/>
-              </w:rPr>
-              <w:t xml:space="preserve">Model Building Phase</w:t>
-            </w:r>
-          </w:p>
-          <w:p>
-            <w:pPr>
-              <w:spacing w:after="20" w:before="0"/>
-            </w:pPr>
-            <w:r>
-              <w:rPr>
-                <w:rFonts w:ascii="Arial" w:cs="Arial" w:eastAsia="Arial" w:hAnsi="Arial"/>
-                <w:b/>
-                <w:bCs/>
-                <w:color w:val="1F3864"/>
-                <w:sz w:val="16"/>
-                <w:szCs w:val="16"/>
-              </w:rPr>
-              <w:t xml:space="preserve">📹 VIDEO:</w:t>
-            </w:r>
-          </w:p>
-          <w:p>
-            <w:pPr>
-              <w:spacing w:after="20" w:before="0"/>
-            </w:pPr>
-            <w:hyperlink w:history="1" r:id="rIdmwembejg2hmgjn03j1gx0">
-              <w:r>
-                <w:rPr>
-                  <w:rFonts w:ascii="Arial" w:cs="Arial" w:eastAsia="Arial" w:hAnsi="Arial"/>
-                  <w:color w:val="2E75B6"/>
-                  <w:sz w:val="16"/>
-                  <w:szCs w:val="16"/>
-                  <w:u w:val="single" w:color="2E75B6"/>
-                </w:rPr>
-                <w:t xml:space="preserve">Global winds and currents</w:t>
-              </w:r>
-            </w:hyperlink>
-          </w:p>
-          <w:p>
-            <w:pPr>
-              <w:spacing w:after="10" w:before="0"/>
-              <w:ind w:left="120"/>
-            </w:pPr>
-            <w:r>
-              <w:rPr>
-                <w:rFonts w:ascii="Arial" w:cs="Arial" w:eastAsia="Arial" w:hAnsi="Arial"/>
-                <w:color w:val="595959"/>
-                <w:sz w:val="14"/>
-                <w:szCs w:val="14"/>
-              </w:rPr>
-              <w:t xml:space="preserve">Source: Khan Academy (English - US curriculum)</w:t>
-            </w:r>
-          </w:p>
-          <w:p>
-            <w:pPr>
-              <w:spacing w:after="10" w:before="0"/>
-              <w:ind w:left="120"/>
-            </w:pPr>
-            <w:hyperlink w:history="1" r:id="rIdsjmpmmiv_bt6mayu2hfka">
+            <w:hyperlink w:history="1" r:id="rIdnvkdnlqgupl-9lnghi6fw">
               <w:r>
                 <w:rPr>
                   <w:rFonts w:ascii="Arial" w:cs="Arial" w:eastAsia="Arial" w:hAnsi="Arial"/>
@@ -12803,47 +12799,31 @@
                 <w:sz w:val="16"/>
                 <w:szCs w:val="16"/>
               </w:rPr>
-              <w:t xml:space="preserve">📖 HTML:</w:t>
+              <w:t xml:space="preserve">📖 READING:</w:t>
             </w:r>
           </w:p>
           <w:p>
             <w:pPr>
               <w:spacing w:after="20" w:before="0"/>
             </w:pPr>
-            <w:hyperlink w:history="1" r:id="rId7hd6e9nq2dmxiigo3nchf">
-              <w:r>
-                <w:rPr>
-                  <w:rFonts w:ascii="Arial" w:cs="Arial" w:eastAsia="Arial" w:hAnsi="Arial"/>
-                  <w:color w:val="2E75B6"/>
-                  <w:sz w:val="16"/>
-                  <w:szCs w:val="16"/>
-                  <w:u w:val="single" w:color="2E75B6"/>
-                </w:rPr>
-                <w:t xml:space="preserve">Surface Area and Nets (Flexbook)</w:t>
-              </w:r>
-            </w:hyperlink>
+            <w:r>
+              <w:rPr>
+                <w:rFonts w:ascii="Arial" w:cs="Arial" w:eastAsia="Arial" w:hAnsi="Arial"/>
+                <w:i/>
+                <w:iCs/>
+                <w:color w:val="595959"/>
+                <w:sz w:val="16"/>
+                <w:szCs w:val="16"/>
+              </w:rPr>
+              <w:t xml:space="preserve">No closely matching reading in the ARES library for this activity.</w:t>
+            </w:r>
           </w:p>
           <w:p>
             <w:pPr>
               <w:spacing w:after="10" w:before="0"/>
               <w:ind w:left="120"/>
             </w:pPr>
-            <w:r>
-              <w:rPr>
-                <w:rFonts w:ascii="Arial" w:cs="Arial" w:eastAsia="Arial" w:hAnsi="Arial"/>
-                <w:color w:val="595959"/>
-                <w:sz w:val="14"/>
-                <w:szCs w:val="14"/>
-              </w:rPr>
-              <w:t xml:space="preserve">Source: CK-12</w:t>
-            </w:r>
-          </w:p>
-          <w:p>
-            <w:pPr>
-              <w:spacing w:after="10" w:before="0"/>
-              <w:ind w:left="120"/>
-            </w:pPr>
-            <w:hyperlink w:history="1" r:id="rIdbobuwrp7zbymji8yefa0m">
+            <w:hyperlink w:history="1" r:id="rIdibvyd8modufs6pha7c4cq">
               <w:r>
                 <w:rPr>
                   <w:rFonts w:ascii="Arial" w:cs="Arial" w:eastAsia="Arial" w:hAnsi="Arial"/>
@@ -12852,9 +12832,24 @@
                   <w:szCs w:val="14"/>
                   <w:u w:val="single" w:color="595959"/>
                 </w:rPr>
-                <w:t xml:space="preserve">🔍 Search ARES for similar readings</w:t>
+                <w:t xml:space="preserve">🔍 Search ARES for readings</w:t>
               </w:r>
             </w:hyperlink>
+          </w:p>
+          <w:p>
+            <w:pPr>
+              <w:spacing w:after="10" w:before="0"/>
+              <w:ind w:left="120"/>
+            </w:pPr>
+            <w:r>
+              <w:rPr>
+                <w:rFonts w:ascii="Arial" w:cs="Arial" w:eastAsia="Arial" w:hAnsi="Arial"/>
+                <w:color w:val="595959"/>
+                <w:sz w:val="14"/>
+                <w:szCs w:val="14"/>
+              </w:rPr>
+              <w:t xml:space="preserve">Search terms: surface area solids hemisphere</w:t>
+            </w:r>
           </w:p>
         </w:tc>
         <w:tc>
@@ -14330,40 +14325,24 @@
             <w:pPr>
               <w:spacing w:after="20" w:before="0"/>
             </w:pPr>
-            <w:hyperlink w:history="1" r:id="rIdsiy7eugsq1b5xcwvkyuua">
-              <w:r>
-                <w:rPr>
-                  <w:rFonts w:ascii="Arial" w:cs="Arial" w:eastAsia="Arial" w:hAnsi="Arial"/>
-                  <w:color w:val="2E75B6"/>
-                  <w:sz w:val="16"/>
-                  <w:szCs w:val="16"/>
-                  <w:u w:val="single" w:color="2E75B6"/>
-                </w:rPr>
-                <w:t xml:space="preserve">Writing proportional equations from tables</w:t>
-              </w:r>
-            </w:hyperlink>
+            <w:r>
+              <w:rPr>
+                <w:rFonts w:ascii="Arial" w:cs="Arial" w:eastAsia="Arial" w:hAnsi="Arial"/>
+                <w:i/>
+                <w:iCs/>
+                <w:color w:val="595959"/>
+                <w:sz w:val="16"/>
+                <w:szCs w:val="16"/>
+              </w:rPr>
+              <w:t xml:space="preserve">No closely matching video in the ARES library for this activity.</w:t>
+            </w:r>
           </w:p>
           <w:p>
             <w:pPr>
               <w:spacing w:after="10" w:before="0"/>
               <w:ind w:left="120"/>
             </w:pPr>
-            <w:r>
-              <w:rPr>
-                <w:rFonts w:ascii="Arial" w:cs="Arial" w:eastAsia="Arial" w:hAnsi="Arial"/>
-                <w:color w:val="595959"/>
-                <w:sz w:val="14"/>
-                <w:szCs w:val="14"/>
-              </w:rPr>
-              <w:t xml:space="preserve">Source: Khan Academy (English - US curriculum)</w:t>
-            </w:r>
-          </w:p>
-          <w:p>
-            <w:pPr>
-              <w:spacing w:after="10" w:before="0"/>
-              <w:ind w:left="120"/>
-            </w:pPr>
-            <w:hyperlink w:history="1" r:id="rIdu0gjlmrqvyu7rr_kbtpby">
+            <w:hyperlink w:history="1" r:id="rId0n1ujxf07m19_48jxrvca">
               <w:r>
                 <w:rPr>
                   <w:rFonts w:ascii="Arial" w:cs="Arial" w:eastAsia="Arial" w:hAnsi="Arial"/>
@@ -14372,9 +14351,24 @@
                   <w:szCs w:val="14"/>
                   <w:u w:val="single" w:color="595959"/>
                 </w:rPr>
-                <w:t xml:space="preserve">🔍 Search ARES for similar videos</w:t>
+                <w:t xml:space="preserve">🔍 Search ARES for videos</w:t>
               </w:r>
             </w:hyperlink>
+          </w:p>
+          <w:p>
+            <w:pPr>
+              <w:spacing w:after="10" w:before="0"/>
+              <w:ind w:left="120"/>
+            </w:pPr>
+            <w:r>
+              <w:rPr>
+                <w:rFonts w:ascii="Arial" w:cs="Arial" w:eastAsia="Arial" w:hAnsi="Arial"/>
+                <w:color w:val="595959"/>
+                <w:sz w:val="14"/>
+                <w:szCs w:val="14"/>
+              </w:rPr>
+              <w:t xml:space="preserve">Search terms: surface area solids frustum</w:t>
+            </w:r>
           </w:p>
           <w:p>
             <w:pPr>
@@ -14401,47 +14395,31 @@
                 <w:sz w:val="16"/>
                 <w:szCs w:val="16"/>
               </w:rPr>
-              <w:t xml:space="preserve">📖 HTML:</w:t>
+              <w:t xml:space="preserve">📖 READING:</w:t>
             </w:r>
           </w:p>
           <w:p>
             <w:pPr>
               <w:spacing w:after="20" w:before="0"/>
             </w:pPr>
-            <w:hyperlink w:history="1" r:id="rIdo5lzqcx917kyh7h6_hm3w">
-              <w:r>
-                <w:rPr>
-                  <w:rFonts w:ascii="Arial" w:cs="Arial" w:eastAsia="Arial" w:hAnsi="Arial"/>
-                  <w:color w:val="2E75B6"/>
-                  <w:sz w:val="16"/>
-                  <w:szCs w:val="16"/>
-                  <w:u w:val="single" w:color="2E75B6"/>
-                </w:rPr>
-                <w:t xml:space="preserve">Volume of the Cone (PLIX)</w:t>
-              </w:r>
-            </w:hyperlink>
+            <w:r>
+              <w:rPr>
+                <w:rFonts w:ascii="Arial" w:cs="Arial" w:eastAsia="Arial" w:hAnsi="Arial"/>
+                <w:i/>
+                <w:iCs/>
+                <w:color w:val="595959"/>
+                <w:sz w:val="16"/>
+                <w:szCs w:val="16"/>
+              </w:rPr>
+              <w:t xml:space="preserve">No closely matching reading in the ARES library for this activity.</w:t>
+            </w:r>
           </w:p>
           <w:p>
             <w:pPr>
               <w:spacing w:after="10" w:before="0"/>
               <w:ind w:left="120"/>
             </w:pPr>
-            <w:r>
-              <w:rPr>
-                <w:rFonts w:ascii="Arial" w:cs="Arial" w:eastAsia="Arial" w:hAnsi="Arial"/>
-                <w:color w:val="595959"/>
-                <w:sz w:val="14"/>
-                <w:szCs w:val="14"/>
-              </w:rPr>
-              <w:t xml:space="preserve">Source: CK-12</w:t>
-            </w:r>
-          </w:p>
-          <w:p>
-            <w:pPr>
-              <w:spacing w:after="10" w:before="0"/>
-              <w:ind w:left="120"/>
-            </w:pPr>
-            <w:hyperlink w:history="1" r:id="rIdbucfvqv4-bc1w-hugjswz">
+            <w:hyperlink w:history="1" r:id="rIdeofd8mewqet-z8dbuegx2">
               <w:r>
                 <w:rPr>
                   <w:rFonts w:ascii="Arial" w:cs="Arial" w:eastAsia="Arial" w:hAnsi="Arial"/>
@@ -14450,9 +14428,24 @@
                   <w:szCs w:val="14"/>
                   <w:u w:val="single" w:color="595959"/>
                 </w:rPr>
-                <w:t xml:space="preserve">🔍 Search ARES for similar readings</w:t>
+                <w:t xml:space="preserve">🔍 Search ARES for readings</w:t>
               </w:r>
             </w:hyperlink>
+          </w:p>
+          <w:p>
+            <w:pPr>
+              <w:spacing w:after="10" w:before="0"/>
+              <w:ind w:left="120"/>
+            </w:pPr>
+            <w:r>
+              <w:rPr>
+                <w:rFonts w:ascii="Arial" w:cs="Arial" w:eastAsia="Arial" w:hAnsi="Arial"/>
+                <w:color w:val="595959"/>
+                <w:sz w:val="14"/>
+                <w:szCs w:val="14"/>
+              </w:rPr>
+              <w:t xml:space="preserve">Search terms: surface area solids frustum</w:t>
+            </w:r>
           </w:p>
         </w:tc>
         <w:tc>
@@ -14636,40 +14629,24 @@
             <w:pPr>
               <w:spacing w:after="20" w:before="0"/>
             </w:pPr>
-            <w:hyperlink w:history="1" r:id="rId3fbqwzsbl_xkydsh85pvs">
-              <w:r>
-                <w:rPr>
-                  <w:rFonts w:ascii="Arial" w:cs="Arial" w:eastAsia="Arial" w:hAnsi="Arial"/>
-                  <w:color w:val="2E75B6"/>
-                  <w:sz w:val="16"/>
-                  <w:szCs w:val="16"/>
-                  <w:u w:val="single" w:color="2E75B6"/>
-                </w:rPr>
-                <w:t xml:space="preserve">Writing proportional equations from tables</w:t>
-              </w:r>
-            </w:hyperlink>
+            <w:r>
+              <w:rPr>
+                <w:rFonts w:ascii="Arial" w:cs="Arial" w:eastAsia="Arial" w:hAnsi="Arial"/>
+                <w:i/>
+                <w:iCs/>
+                <w:color w:val="595959"/>
+                <w:sz w:val="16"/>
+                <w:szCs w:val="16"/>
+              </w:rPr>
+              <w:t xml:space="preserve">No closely matching video in the ARES library for this activity.</w:t>
+            </w:r>
           </w:p>
           <w:p>
             <w:pPr>
               <w:spacing w:after="10" w:before="0"/>
               <w:ind w:left="120"/>
             </w:pPr>
-            <w:r>
-              <w:rPr>
-                <w:rFonts w:ascii="Arial" w:cs="Arial" w:eastAsia="Arial" w:hAnsi="Arial"/>
-                <w:color w:val="595959"/>
-                <w:sz w:val="14"/>
-                <w:szCs w:val="14"/>
-              </w:rPr>
-              <w:t xml:space="preserve">Source: Khan Academy (English - US curriculum)</w:t>
-            </w:r>
-          </w:p>
-          <w:p>
-            <w:pPr>
-              <w:spacing w:after="10" w:before="0"/>
-              <w:ind w:left="120"/>
-            </w:pPr>
-            <w:hyperlink w:history="1" r:id="rIdw15udveulliwoearcnbgk">
+            <w:hyperlink w:history="1" r:id="rId98_ab5w0urxglorfinnp4">
               <w:r>
                 <w:rPr>
                   <w:rFonts w:ascii="Arial" w:cs="Arial" w:eastAsia="Arial" w:hAnsi="Arial"/>
@@ -14678,9 +14655,24 @@
                   <w:szCs w:val="14"/>
                   <w:u w:val="single" w:color="595959"/>
                 </w:rPr>
-                <w:t xml:space="preserve">🔍 Search ARES for similar videos</w:t>
+                <w:t xml:space="preserve">🔍 Search ARES for videos</w:t>
               </w:r>
             </w:hyperlink>
+          </w:p>
+          <w:p>
+            <w:pPr>
+              <w:spacing w:after="10" w:before="0"/>
+              <w:ind w:left="120"/>
+            </w:pPr>
+            <w:r>
+              <w:rPr>
+                <w:rFonts w:ascii="Arial" w:cs="Arial" w:eastAsia="Arial" w:hAnsi="Arial"/>
+                <w:color w:val="595959"/>
+                <w:sz w:val="14"/>
+                <w:szCs w:val="14"/>
+              </w:rPr>
+              <w:t xml:space="preserve">Search terms: surface area solids frustum</w:t>
+            </w:r>
           </w:p>
           <w:p>
             <w:pPr>
@@ -14707,47 +14699,31 @@
                 <w:sz w:val="16"/>
                 <w:szCs w:val="16"/>
               </w:rPr>
-              <w:t xml:space="preserve">📖 HTML:</w:t>
+              <w:t xml:space="preserve">📖 READING:</w:t>
             </w:r>
           </w:p>
           <w:p>
             <w:pPr>
               <w:spacing w:after="20" w:before="0"/>
             </w:pPr>
-            <w:hyperlink w:history="1" r:id="rIdssojk1l1utv10qnw0jwye">
-              <w:r>
-                <w:rPr>
-                  <w:rFonts w:ascii="Arial" w:cs="Arial" w:eastAsia="Arial" w:hAnsi="Arial"/>
-                  <w:color w:val="2E75B6"/>
-                  <w:sz w:val="16"/>
-                  <w:szCs w:val="16"/>
-                  <w:u w:val="single" w:color="2E75B6"/>
-                </w:rPr>
-                <w:t xml:space="preserve">Volume of the Cone (PLIX)</w:t>
-              </w:r>
-            </w:hyperlink>
+            <w:r>
+              <w:rPr>
+                <w:rFonts w:ascii="Arial" w:cs="Arial" w:eastAsia="Arial" w:hAnsi="Arial"/>
+                <w:i/>
+                <w:iCs/>
+                <w:color w:val="595959"/>
+                <w:sz w:val="16"/>
+                <w:szCs w:val="16"/>
+              </w:rPr>
+              <w:t xml:space="preserve">No closely matching reading in the ARES library for this activity.</w:t>
+            </w:r>
           </w:p>
           <w:p>
             <w:pPr>
               <w:spacing w:after="10" w:before="0"/>
               <w:ind w:left="120"/>
             </w:pPr>
-            <w:r>
-              <w:rPr>
-                <w:rFonts w:ascii="Arial" w:cs="Arial" w:eastAsia="Arial" w:hAnsi="Arial"/>
-                <w:color w:val="595959"/>
-                <w:sz w:val="14"/>
-                <w:szCs w:val="14"/>
-              </w:rPr>
-              <w:t xml:space="preserve">Source: CK-12</w:t>
-            </w:r>
-          </w:p>
-          <w:p>
-            <w:pPr>
-              <w:spacing w:after="10" w:before="0"/>
-              <w:ind w:left="120"/>
-            </w:pPr>
-            <w:hyperlink w:history="1" r:id="rIdya5qgr9bh73rkx0ik3ky2">
+            <w:hyperlink w:history="1" r:id="rIdddh3d65lqn17eupvstchz">
               <w:r>
                 <w:rPr>
                   <w:rFonts w:ascii="Arial" w:cs="Arial" w:eastAsia="Arial" w:hAnsi="Arial"/>
@@ -14756,9 +14732,24 @@
                   <w:szCs w:val="14"/>
                   <w:u w:val="single" w:color="595959"/>
                 </w:rPr>
-                <w:t xml:space="preserve">🔍 Search ARES for similar readings</w:t>
+                <w:t xml:space="preserve">🔍 Search ARES for readings</w:t>
               </w:r>
             </w:hyperlink>
+          </w:p>
+          <w:p>
+            <w:pPr>
+              <w:spacing w:after="10" w:before="0"/>
+              <w:ind w:left="120"/>
+            </w:pPr>
+            <w:r>
+              <w:rPr>
+                <w:rFonts w:ascii="Arial" w:cs="Arial" w:eastAsia="Arial" w:hAnsi="Arial"/>
+                <w:color w:val="595959"/>
+                <w:sz w:val="14"/>
+                <w:szCs w:val="14"/>
+              </w:rPr>
+              <w:t xml:space="preserve">Search terms: surface area solids frustum</w:t>
+            </w:r>
           </w:p>
         </w:tc>
         <w:tc>
@@ -14942,40 +14933,24 @@
             <w:pPr>
               <w:spacing w:after="20" w:before="0"/>
             </w:pPr>
-            <w:hyperlink w:history="1" r:id="rIdy6uu9wvrvtlmrutf52x30">
-              <w:r>
-                <w:rPr>
-                  <w:rFonts w:ascii="Arial" w:cs="Arial" w:eastAsia="Arial" w:hAnsi="Arial"/>
-                  <w:color w:val="2E75B6"/>
-                  <w:sz w:val="16"/>
-                  <w:szCs w:val="16"/>
-                  <w:u w:val="single" w:color="2E75B6"/>
-                </w:rPr>
-                <w:t xml:space="preserve">Writing proportional equations from tables</w:t>
-              </w:r>
-            </w:hyperlink>
+            <w:r>
+              <w:rPr>
+                <w:rFonts w:ascii="Arial" w:cs="Arial" w:eastAsia="Arial" w:hAnsi="Arial"/>
+                <w:i/>
+                <w:iCs/>
+                <w:color w:val="595959"/>
+                <w:sz w:val="16"/>
+                <w:szCs w:val="16"/>
+              </w:rPr>
+              <w:t xml:space="preserve">No closely matching video in the ARES library for this activity.</w:t>
+            </w:r>
           </w:p>
           <w:p>
             <w:pPr>
               <w:spacing w:after="10" w:before="0"/>
               <w:ind w:left="120"/>
             </w:pPr>
-            <w:r>
-              <w:rPr>
-                <w:rFonts w:ascii="Arial" w:cs="Arial" w:eastAsia="Arial" w:hAnsi="Arial"/>
-                <w:color w:val="595959"/>
-                <w:sz w:val="14"/>
-                <w:szCs w:val="14"/>
-              </w:rPr>
-              <w:t xml:space="preserve">Source: Khan Academy (English - US curriculum)</w:t>
-            </w:r>
-          </w:p>
-          <w:p>
-            <w:pPr>
-              <w:spacing w:after="10" w:before="0"/>
-              <w:ind w:left="120"/>
-            </w:pPr>
-            <w:hyperlink w:history="1" r:id="rIdg949mawosrrjfdt31uu5x">
+            <w:hyperlink w:history="1" r:id="rIdgxfuk2zhumwu7hhoknswc">
               <w:r>
                 <w:rPr>
                   <w:rFonts w:ascii="Arial" w:cs="Arial" w:eastAsia="Arial" w:hAnsi="Arial"/>
@@ -14984,9 +14959,24 @@
                   <w:szCs w:val="14"/>
                   <w:u w:val="single" w:color="595959"/>
                 </w:rPr>
-                <w:t xml:space="preserve">🔍 Search ARES for similar videos</w:t>
+                <w:t xml:space="preserve">🔍 Search ARES for videos</w:t>
               </w:r>
             </w:hyperlink>
+          </w:p>
+          <w:p>
+            <w:pPr>
+              <w:spacing w:after="10" w:before="0"/>
+              <w:ind w:left="120"/>
+            </w:pPr>
+            <w:r>
+              <w:rPr>
+                <w:rFonts w:ascii="Arial" w:cs="Arial" w:eastAsia="Arial" w:hAnsi="Arial"/>
+                <w:color w:val="595959"/>
+                <w:sz w:val="14"/>
+                <w:szCs w:val="14"/>
+              </w:rPr>
+              <w:t xml:space="preserve">Search terms: surface area solids frustum</w:t>
+            </w:r>
           </w:p>
           <w:p>
             <w:pPr>
@@ -15013,47 +15003,31 @@
                 <w:sz w:val="16"/>
                 <w:szCs w:val="16"/>
               </w:rPr>
-              <w:t xml:space="preserve">📖 HTML:</w:t>
+              <w:t xml:space="preserve">📖 READING:</w:t>
             </w:r>
           </w:p>
           <w:p>
             <w:pPr>
               <w:spacing w:after="20" w:before="0"/>
             </w:pPr>
-            <w:hyperlink w:history="1" r:id="rIdclxkw4gsgknkvkqndpsfk">
-              <w:r>
-                <w:rPr>
-                  <w:rFonts w:ascii="Arial" w:cs="Arial" w:eastAsia="Arial" w:hAnsi="Arial"/>
-                  <w:color w:val="2E75B6"/>
-                  <w:sz w:val="16"/>
-                  <w:szCs w:val="16"/>
-                  <w:u w:val="single" w:color="2E75B6"/>
-                </w:rPr>
-                <w:t xml:space="preserve">Volume of the Cone (PLIX)</w:t>
-              </w:r>
-            </w:hyperlink>
+            <w:r>
+              <w:rPr>
+                <w:rFonts w:ascii="Arial" w:cs="Arial" w:eastAsia="Arial" w:hAnsi="Arial"/>
+                <w:i/>
+                <w:iCs/>
+                <w:color w:val="595959"/>
+                <w:sz w:val="16"/>
+                <w:szCs w:val="16"/>
+              </w:rPr>
+              <w:t xml:space="preserve">No closely matching reading in the ARES library for this activity.</w:t>
+            </w:r>
           </w:p>
           <w:p>
             <w:pPr>
               <w:spacing w:after="10" w:before="0"/>
               <w:ind w:left="120"/>
             </w:pPr>
-            <w:r>
-              <w:rPr>
-                <w:rFonts w:ascii="Arial" w:cs="Arial" w:eastAsia="Arial" w:hAnsi="Arial"/>
-                <w:color w:val="595959"/>
-                <w:sz w:val="14"/>
-                <w:szCs w:val="14"/>
-              </w:rPr>
-              <w:t xml:space="preserve">Source: CK-12</w:t>
-            </w:r>
-          </w:p>
-          <w:p>
-            <w:pPr>
-              <w:spacing w:after="10" w:before="0"/>
-              <w:ind w:left="120"/>
-            </w:pPr>
-            <w:hyperlink w:history="1" r:id="rIdd2idjd0xhbauvb1bxmdr7">
+            <w:hyperlink w:history="1" r:id="rIdulv30ed6643cfmoxy2vnh">
               <w:r>
                 <w:rPr>
                   <w:rFonts w:ascii="Arial" w:cs="Arial" w:eastAsia="Arial" w:hAnsi="Arial"/>
@@ -15062,9 +15036,24 @@
                   <w:szCs w:val="14"/>
                   <w:u w:val="single" w:color="595959"/>
                 </w:rPr>
-                <w:t xml:space="preserve">🔍 Search ARES for similar readings</w:t>
+                <w:t xml:space="preserve">🔍 Search ARES for readings</w:t>
               </w:r>
             </w:hyperlink>
+          </w:p>
+          <w:p>
+            <w:pPr>
+              <w:spacing w:after="10" w:before="0"/>
+              <w:ind w:left="120"/>
+            </w:pPr>
+            <w:r>
+              <w:rPr>
+                <w:rFonts w:ascii="Arial" w:cs="Arial" w:eastAsia="Arial" w:hAnsi="Arial"/>
+                <w:color w:val="595959"/>
+                <w:sz w:val="14"/>
+                <w:szCs w:val="14"/>
+              </w:rPr>
+              <w:t xml:space="preserve">Search terms: surface area solids frustum</w:t>
+            </w:r>
           </w:p>
         </w:tc>
         <w:tc>
@@ -15248,40 +15237,24 @@
             <w:pPr>
               <w:spacing w:after="20" w:before="0"/>
             </w:pPr>
-            <w:hyperlink w:history="1" r:id="rId2zf074o8r3dk2qclfddmz">
-              <w:r>
-                <w:rPr>
-                  <w:rFonts w:ascii="Arial" w:cs="Arial" w:eastAsia="Arial" w:hAnsi="Arial"/>
-                  <w:color w:val="2E75B6"/>
-                  <w:sz w:val="16"/>
-                  <w:szCs w:val="16"/>
-                  <w:u w:val="single" w:color="2E75B6"/>
-                </w:rPr>
-                <w:t xml:space="preserve">Writing proportional equations from tables</w:t>
-              </w:r>
-            </w:hyperlink>
+            <w:r>
+              <w:rPr>
+                <w:rFonts w:ascii="Arial" w:cs="Arial" w:eastAsia="Arial" w:hAnsi="Arial"/>
+                <w:i/>
+                <w:iCs/>
+                <w:color w:val="595959"/>
+                <w:sz w:val="16"/>
+                <w:szCs w:val="16"/>
+              </w:rPr>
+              <w:t xml:space="preserve">No closely matching video in the ARES library for this activity.</w:t>
+            </w:r>
           </w:p>
           <w:p>
             <w:pPr>
               <w:spacing w:after="10" w:before="0"/>
               <w:ind w:left="120"/>
             </w:pPr>
-            <w:r>
-              <w:rPr>
-                <w:rFonts w:ascii="Arial" w:cs="Arial" w:eastAsia="Arial" w:hAnsi="Arial"/>
-                <w:color w:val="595959"/>
-                <w:sz w:val="14"/>
-                <w:szCs w:val="14"/>
-              </w:rPr>
-              <w:t xml:space="preserve">Source: Khan Academy (English - US curriculum)</w:t>
-            </w:r>
-          </w:p>
-          <w:p>
-            <w:pPr>
-              <w:spacing w:after="10" w:before="0"/>
-              <w:ind w:left="120"/>
-            </w:pPr>
-            <w:hyperlink w:history="1" r:id="rId8pkxwrgxix_o4uojhis19">
+            <w:hyperlink w:history="1" r:id="rIdvxvobdejjk8newumvcf2s">
               <w:r>
                 <w:rPr>
                   <w:rFonts w:ascii="Arial" w:cs="Arial" w:eastAsia="Arial" w:hAnsi="Arial"/>
@@ -15290,9 +15263,24 @@
                   <w:szCs w:val="14"/>
                   <w:u w:val="single" w:color="595959"/>
                 </w:rPr>
-                <w:t xml:space="preserve">🔍 Search ARES for similar videos</w:t>
+                <w:t xml:space="preserve">🔍 Search ARES for videos</w:t>
               </w:r>
             </w:hyperlink>
+          </w:p>
+          <w:p>
+            <w:pPr>
+              <w:spacing w:after="10" w:before="0"/>
+              <w:ind w:left="120"/>
+            </w:pPr>
+            <w:r>
+              <w:rPr>
+                <w:rFonts w:ascii="Arial" w:cs="Arial" w:eastAsia="Arial" w:hAnsi="Arial"/>
+                <w:color w:val="595959"/>
+                <w:sz w:val="14"/>
+                <w:szCs w:val="14"/>
+              </w:rPr>
+              <w:t xml:space="preserve">Search terms: surface area solids frustum</w:t>
+            </w:r>
           </w:p>
           <w:p>
             <w:pPr>
@@ -15319,47 +15307,31 @@
                 <w:sz w:val="16"/>
                 <w:szCs w:val="16"/>
               </w:rPr>
-              <w:t xml:space="preserve">📖 HTML:</w:t>
+              <w:t xml:space="preserve">📖 READING:</w:t>
             </w:r>
           </w:p>
           <w:p>
             <w:pPr>
               <w:spacing w:after="20" w:before="0"/>
             </w:pPr>
-            <w:hyperlink w:history="1" r:id="rIdk-5z99olpnyndoqabcwpx">
-              <w:r>
-                <w:rPr>
-                  <w:rFonts w:ascii="Arial" w:cs="Arial" w:eastAsia="Arial" w:hAnsi="Arial"/>
-                  <w:color w:val="2E75B6"/>
-                  <w:sz w:val="16"/>
-                  <w:szCs w:val="16"/>
-                  <w:u w:val="single" w:color="2E75B6"/>
-                </w:rPr>
-                <w:t xml:space="preserve">Volume of the Cone (PLIX)</w:t>
-              </w:r>
-            </w:hyperlink>
+            <w:r>
+              <w:rPr>
+                <w:rFonts w:ascii="Arial" w:cs="Arial" w:eastAsia="Arial" w:hAnsi="Arial"/>
+                <w:i/>
+                <w:iCs/>
+                <w:color w:val="595959"/>
+                <w:sz w:val="16"/>
+                <w:szCs w:val="16"/>
+              </w:rPr>
+              <w:t xml:space="preserve">No closely matching reading in the ARES library for this activity.</w:t>
+            </w:r>
           </w:p>
           <w:p>
             <w:pPr>
               <w:spacing w:after="10" w:before="0"/>
               <w:ind w:left="120"/>
             </w:pPr>
-            <w:r>
-              <w:rPr>
-                <w:rFonts w:ascii="Arial" w:cs="Arial" w:eastAsia="Arial" w:hAnsi="Arial"/>
-                <w:color w:val="595959"/>
-                <w:sz w:val="14"/>
-                <w:szCs w:val="14"/>
-              </w:rPr>
-              <w:t xml:space="preserve">Source: CK-12</w:t>
-            </w:r>
-          </w:p>
-          <w:p>
-            <w:pPr>
-              <w:spacing w:after="10" w:before="0"/>
-              <w:ind w:left="120"/>
-            </w:pPr>
-            <w:hyperlink w:history="1" r:id="rIdguv8n92wsqnkkd5ews8hu">
+            <w:hyperlink w:history="1" r:id="rIdplyrk_zpe_wjikah1csj8">
               <w:r>
                 <w:rPr>
                   <w:rFonts w:ascii="Arial" w:cs="Arial" w:eastAsia="Arial" w:hAnsi="Arial"/>
@@ -15368,9 +15340,24 @@
                   <w:szCs w:val="14"/>
                   <w:u w:val="single" w:color="595959"/>
                 </w:rPr>
-                <w:t xml:space="preserve">🔍 Search ARES for similar readings</w:t>
+                <w:t xml:space="preserve">🔍 Search ARES for readings</w:t>
               </w:r>
             </w:hyperlink>
+          </w:p>
+          <w:p>
+            <w:pPr>
+              <w:spacing w:after="10" w:before="0"/>
+              <w:ind w:left="120"/>
+            </w:pPr>
+            <w:r>
+              <w:rPr>
+                <w:rFonts w:ascii="Arial" w:cs="Arial" w:eastAsia="Arial" w:hAnsi="Arial"/>
+                <w:color w:val="595959"/>
+                <w:sz w:val="14"/>
+                <w:szCs w:val="14"/>
+              </w:rPr>
+              <w:t xml:space="preserve">Search terms: surface area solids frustum</w:t>
+            </w:r>
           </w:p>
         </w:tc>
         <w:tc>
@@ -15554,40 +15541,24 @@
             <w:pPr>
               <w:spacing w:after="20" w:before="0"/>
             </w:pPr>
-            <w:hyperlink w:history="1" r:id="rId5idsp74p9onz2o7x6yiha">
-              <w:r>
-                <w:rPr>
-                  <w:rFonts w:ascii="Arial" w:cs="Arial" w:eastAsia="Arial" w:hAnsi="Arial"/>
-                  <w:color w:val="2E75B6"/>
-                  <w:sz w:val="16"/>
-                  <w:szCs w:val="16"/>
-                  <w:u w:val="single" w:color="2E75B6"/>
-                </w:rPr>
-                <w:t xml:space="preserve">Writing proportional equations from tables</w:t>
-              </w:r>
-            </w:hyperlink>
+            <w:r>
+              <w:rPr>
+                <w:rFonts w:ascii="Arial" w:cs="Arial" w:eastAsia="Arial" w:hAnsi="Arial"/>
+                <w:i/>
+                <w:iCs/>
+                <w:color w:val="595959"/>
+                <w:sz w:val="16"/>
+                <w:szCs w:val="16"/>
+              </w:rPr>
+              <w:t xml:space="preserve">No closely matching video in the ARES library for this activity.</w:t>
+            </w:r>
           </w:p>
           <w:p>
             <w:pPr>
               <w:spacing w:after="10" w:before="0"/>
               <w:ind w:left="120"/>
             </w:pPr>
-            <w:r>
-              <w:rPr>
-                <w:rFonts w:ascii="Arial" w:cs="Arial" w:eastAsia="Arial" w:hAnsi="Arial"/>
-                <w:color w:val="595959"/>
-                <w:sz w:val="14"/>
-                <w:szCs w:val="14"/>
-              </w:rPr>
-              <w:t xml:space="preserve">Source: Khan Academy (English - US curriculum)</w:t>
-            </w:r>
-          </w:p>
-          <w:p>
-            <w:pPr>
-              <w:spacing w:after="10" w:before="0"/>
-              <w:ind w:left="120"/>
-            </w:pPr>
-            <w:hyperlink w:history="1" r:id="rId13re7tnygavyeddorbmzc">
+            <w:hyperlink w:history="1" r:id="rIdgmqshnsfrcjlbgs140h-b">
               <w:r>
                 <w:rPr>
                   <w:rFonts w:ascii="Arial" w:cs="Arial" w:eastAsia="Arial" w:hAnsi="Arial"/>
@@ -15596,9 +15567,24 @@
                   <w:szCs w:val="14"/>
                   <w:u w:val="single" w:color="595959"/>
                 </w:rPr>
-                <w:t xml:space="preserve">🔍 Search ARES for similar videos</w:t>
+                <w:t xml:space="preserve">🔍 Search ARES for videos</w:t>
               </w:r>
             </w:hyperlink>
+          </w:p>
+          <w:p>
+            <w:pPr>
+              <w:spacing w:after="10" w:before="0"/>
+              <w:ind w:left="120"/>
+            </w:pPr>
+            <w:r>
+              <w:rPr>
+                <w:rFonts w:ascii="Arial" w:cs="Arial" w:eastAsia="Arial" w:hAnsi="Arial"/>
+                <w:color w:val="595959"/>
+                <w:sz w:val="14"/>
+                <w:szCs w:val="14"/>
+              </w:rPr>
+              <w:t xml:space="preserve">Search terms: surface area solids frustum</w:t>
+            </w:r>
           </w:p>
           <w:p>
             <w:pPr>
@@ -15625,47 +15611,31 @@
                 <w:sz w:val="16"/>
                 <w:szCs w:val="16"/>
               </w:rPr>
-              <w:t xml:space="preserve">📖 HTML:</w:t>
+              <w:t xml:space="preserve">📖 READING:</w:t>
             </w:r>
           </w:p>
           <w:p>
             <w:pPr>
               <w:spacing w:after="20" w:before="0"/>
             </w:pPr>
-            <w:hyperlink w:history="1" r:id="rId2ontz8egm4zuepkgpnoao">
-              <w:r>
-                <w:rPr>
-                  <w:rFonts w:ascii="Arial" w:cs="Arial" w:eastAsia="Arial" w:hAnsi="Arial"/>
-                  <w:color w:val="2E75B6"/>
-                  <w:sz w:val="16"/>
-                  <w:szCs w:val="16"/>
-                  <w:u w:val="single" w:color="2E75B6"/>
-                </w:rPr>
-                <w:t xml:space="preserve">Volume of the Cone (PLIX)</w:t>
-              </w:r>
-            </w:hyperlink>
+            <w:r>
+              <w:rPr>
+                <w:rFonts w:ascii="Arial" w:cs="Arial" w:eastAsia="Arial" w:hAnsi="Arial"/>
+                <w:i/>
+                <w:iCs/>
+                <w:color w:val="595959"/>
+                <w:sz w:val="16"/>
+                <w:szCs w:val="16"/>
+              </w:rPr>
+              <w:t xml:space="preserve">No closely matching reading in the ARES library for this activity.</w:t>
+            </w:r>
           </w:p>
           <w:p>
             <w:pPr>
               <w:spacing w:after="10" w:before="0"/>
               <w:ind w:left="120"/>
             </w:pPr>
-            <w:r>
-              <w:rPr>
-                <w:rFonts w:ascii="Arial" w:cs="Arial" w:eastAsia="Arial" w:hAnsi="Arial"/>
-                <w:color w:val="595959"/>
-                <w:sz w:val="14"/>
-                <w:szCs w:val="14"/>
-              </w:rPr>
-              <w:t xml:space="preserve">Source: CK-12</w:t>
-            </w:r>
-          </w:p>
-          <w:p>
-            <w:pPr>
-              <w:spacing w:after="10" w:before="0"/>
-              <w:ind w:left="120"/>
-            </w:pPr>
-            <w:hyperlink w:history="1" r:id="rIdvck0my0gswjkd7rcquf6m">
+            <w:hyperlink w:history="1" r:id="rIdq67syxgrdkg5oyjmr_yhs">
               <w:r>
                 <w:rPr>
                   <w:rFonts w:ascii="Arial" w:cs="Arial" w:eastAsia="Arial" w:hAnsi="Arial"/>
@@ -15674,9 +15644,24 @@
                   <w:szCs w:val="14"/>
                   <w:u w:val="single" w:color="595959"/>
                 </w:rPr>
-                <w:t xml:space="preserve">🔍 Search ARES for similar readings</w:t>
+                <w:t xml:space="preserve">🔍 Search ARES for readings</w:t>
               </w:r>
             </w:hyperlink>
+          </w:p>
+          <w:p>
+            <w:pPr>
+              <w:spacing w:after="10" w:before="0"/>
+              <w:ind w:left="120"/>
+            </w:pPr>
+            <w:r>
+              <w:rPr>
+                <w:rFonts w:ascii="Arial" w:cs="Arial" w:eastAsia="Arial" w:hAnsi="Arial"/>
+                <w:color w:val="595959"/>
+                <w:sz w:val="14"/>
+                <w:szCs w:val="14"/>
+              </w:rPr>
+              <w:t xml:space="preserve">Search terms: surface area solids frustum</w:t>
+            </w:r>
           </w:p>
         </w:tc>
         <w:tc>
@@ -17152,7 +17137,7 @@
             <w:pPr>
               <w:spacing w:after="20" w:before="0"/>
             </w:pPr>
-            <w:hyperlink w:history="1" r:id="rIdlr6h8i1yctp9pafttakze">
+            <w:hyperlink w:history="1" r:id="rIdn7frdv6v9lcti_87vizm-">
               <w:r>
                 <w:rPr>
                   <w:rFonts w:ascii="Arial" w:cs="Arial" w:eastAsia="Arial" w:hAnsi="Arial"/>
@@ -17161,7 +17146,7 @@
                   <w:szCs w:val="16"/>
                   <w:u w:val="single" w:color="2E75B6"/>
                 </w:rPr>
-                <w:t xml:space="preserve">Local linearity for a multivariable function</w:t>
+                <w:t xml:space="preserve">Surface area of a box (cuboid)</w:t>
               </w:r>
             </w:hyperlink>
           </w:p>
@@ -17185,7 +17170,7 @@
               <w:spacing w:after="10" w:before="0"/>
               <w:ind w:left="120"/>
             </w:pPr>
-            <w:hyperlink w:history="1" r:id="rIdontiemix6mtvtfjzxehz7">
+            <w:hyperlink w:history="1" r:id="rIdp-hh18rcdpgch89el7iaq">
               <w:r>
                 <w:rPr>
                   <w:rFonts w:ascii="Arial" w:cs="Arial" w:eastAsia="Arial" w:hAnsi="Arial"/>
@@ -17223,14 +17208,241 @@
                 <w:sz w:val="16"/>
                 <w:szCs w:val="16"/>
               </w:rPr>
-              <w:t xml:space="preserve">📖 HTML:</w:t>
+              <w:t xml:space="preserve">📖 READING:</w:t>
             </w:r>
           </w:p>
           <w:p>
             <w:pPr>
               <w:spacing w:after="20" w:before="0"/>
             </w:pPr>
-            <w:hyperlink w:history="1" r:id="rId6tfy_hqeao7ulaqu9wsy8">
+            <w:r>
+              <w:rPr>
+                <w:rFonts w:ascii="Arial" w:cs="Arial" w:eastAsia="Arial" w:hAnsi="Arial"/>
+                <w:i/>
+                <w:iCs/>
+                <w:color w:val="595959"/>
+                <w:sz w:val="16"/>
+                <w:szCs w:val="16"/>
+              </w:rPr>
+              <w:t xml:space="preserve">No closely matching reading in the ARES library for this activity.</w:t>
+            </w:r>
+          </w:p>
+          <w:p>
+            <w:pPr>
+              <w:spacing w:after="10" w:before="0"/>
+              <w:ind w:left="120"/>
+            </w:pPr>
+            <w:hyperlink w:history="1" r:id="rId1vsrgdtnvcnwed1owp-gq">
+              <w:r>
+                <w:rPr>
+                  <w:rFonts w:ascii="Arial" w:cs="Arial" w:eastAsia="Arial" w:hAnsi="Arial"/>
+                  <w:color w:val="595959"/>
+                  <w:sz w:val="14"/>
+                  <w:szCs w:val="14"/>
+                  <w:u w:val="single" w:color="595959"/>
+                </w:rPr>
+                <w:t xml:space="preserve">🔍 Search ARES for readings</w:t>
+              </w:r>
+            </w:hyperlink>
+          </w:p>
+          <w:p>
+            <w:pPr>
+              <w:spacing w:after="10" w:before="0"/>
+              <w:ind w:left="120"/>
+            </w:pPr>
+            <w:r>
+              <w:rPr>
+                <w:rFonts w:ascii="Arial" w:cs="Arial" w:eastAsia="Arial" w:hAnsi="Arial"/>
+                <w:color w:val="595959"/>
+                <w:sz w:val="14"/>
+                <w:szCs w:val="14"/>
+              </w:rPr>
+              <w:t xml:space="preserve">Search terms: surface area solids frustum</w:t>
+            </w:r>
+          </w:p>
+        </w:tc>
+        <w:tc>
+          <w:tcPr>
+            <w:tcW w:type="dxa" w:w="3040"/>
+            <w:shd w:fill="FFFFFF" w:color="auto" w:val="clear"/>
+            <w:tcMar>
+              <w:top w:type="dxa" w:w="60"/>
+              <w:left w:type="dxa" w:w="120"/>
+              <w:bottom w:type="dxa" w:w="60"/>
+              <w:right w:type="dxa" w:w="120"/>
+            </w:tcMar>
+            <w:vAlign w:val="top"/>
+          </w:tcPr>
+          <w:p>
+            <w:pPr>
+              <w:spacing w:after="40" w:before="0"/>
+              <w:jc w:val="left"/>
+            </w:pPr>
+            <w:r>
+              <w:rPr>
+                <w:rFonts w:ascii="Arial" w:cs="Arial" w:eastAsia="Arial" w:hAnsi="Arial"/>
+                <w:b w:val="false"/>
+                <w:bCs w:val="false"/>
+                <w:i w:val="false"/>
+                <w:iCs w:val="false"/>
+                <w:color w:val="000000"/>
+                <w:sz w:val="18"/>
+                <w:szCs w:val="18"/>
+              </w:rPr>
+              <w:t xml:space="preserve">Learners are shown a physical tapered bucket (or a clear diagram of the three Kirinyaga Road buckets) and reminded that all three hold exactly 10 litres. Each learner silently writes a personal prediction in their exercise book: 'Which bucket do you think uses the most sheet metal — the cylinder, the cone, or the frustum? Give a reason.' They then share predictions with a partner (Think-Pair-Share) and the class hears 3–4 predictions cold-called. Learners also sketch a rough net of the frustum from memory, labelling any dimensions they think matter. Predictions are recorded on a class 'Prediction Wall' (a section of the board left visible all lesson).</w:t>
+            </w:r>
+          </w:p>
+        </w:tc>
+        <w:tc>
+          <w:tcPr>
+            <w:tcW w:type="dxa" w:w="3040"/>
+            <w:shd w:fill="F2F2F2" w:color="auto" w:val="clear"/>
+            <w:tcMar>
+              <w:top w:type="dxa" w:w="60"/>
+              <w:left w:type="dxa" w:w="120"/>
+              <w:bottom w:type="dxa" w:w="60"/>
+              <w:right w:type="dxa" w:w="120"/>
+            </w:tcMar>
+            <w:vAlign w:val="top"/>
+          </w:tcPr>
+          <w:p>
+            <w:pPr>
+              <w:spacing w:after="40" w:before="0"/>
+              <w:jc w:val="left"/>
+            </w:pPr>
+            <w:r>
+              <w:rPr>
+                <w:rFonts w:ascii="Arial" w:cs="Arial" w:eastAsia="Arial" w:hAnsi="Arial"/>
+                <w:b w:val="false"/>
+                <w:bCs w:val="false"/>
+                <w:i w:val="false"/>
+                <w:iCs w:val="false"/>
+                <w:color w:val="000000"/>
+                <w:sz w:val="18"/>
+                <w:szCs w:val="18"/>
+              </w:rPr>
+              <w:t xml:space="preserve">Display the three bucket outlines side by side on the board and say: 'Angalia mifano hii ya ndoo tatu — look at these three bucket shapes. All hold exactly 10 litres. Before we do any mathematics today, I want your honest guess.' Give 90 seconds of silent writing time. After Think-Pair-Share, cold-call exactly 4 learners (choose one who predicted 'frustum uses most', one who predicted 'cylinder uses most', one who predicted 'cone uses most', and one who is unsure). For each, ask: 'What is your reason?' Apply 10-second WAIT TIME before accepting answers. Record each prediction on the board in three columns: Frustum / Cylinder / Cone. Do NOT confirm or deny any prediction — say: 'We will test every single one of these predictions before the lesson ends.'</w:t>
+            </w:r>
+          </w:p>
+        </w:tc>
+        <w:tc>
+          <w:tcPr>
+            <w:tcW w:type="dxa" w:w="3040"/>
+            <w:shd w:fill="FFFFFF" w:color="auto" w:val="clear"/>
+            <w:tcMar>
+              <w:top w:type="dxa" w:w="60"/>
+              <w:left w:type="dxa" w:w="120"/>
+              <w:bottom w:type="dxa" w:w="60"/>
+              <w:right w:type="dxa" w:w="120"/>
+            </w:tcMar>
+            <w:vAlign w:val="top"/>
+          </w:tcPr>
+          <w:p>
+            <w:pPr>
+              <w:spacing w:after="40" w:before="0"/>
+              <w:jc w:val="left"/>
+            </w:pPr>
+            <w:r>
+              <w:rPr>
+                <w:rFonts w:ascii="Arial" w:cs="Arial" w:eastAsia="Arial" w:hAnsi="Arial"/>
+                <w:b w:val="false"/>
+                <w:bCs w:val="false"/>
+                <w:i w:val="false"/>
+                <w:iCs w:val="false"/>
+                <w:color w:val="000000"/>
+                <w:sz w:val="18"/>
+                <w:szCs w:val="18"/>
+              </w:rPr>
+              <w:t xml:space="preserve">Think-Pair-Share with a Prediction Wall. This activates prior knowledge from Lessons 1–5 (cone and cylinder surface areas) and creates cognitive dissonance — learners who expect 'same volume = same surface area' will be challenged. The visible Prediction Wall maintains accountability: learners know they will return to these predictions at the end of the lesson.</w:t>
+            </w:r>
+          </w:p>
+        </w:tc>
+        <w:tc>
+          <w:tcPr>
+            <w:tcW w:type="dxa" w:w="3040"/>
+            <w:shd w:fill="F2F2F2" w:color="auto" w:val="clear"/>
+            <w:tcMar>
+              <w:top w:type="dxa" w:w="60"/>
+              <w:left w:type="dxa" w:w="120"/>
+              <w:bottom w:type="dxa" w:w="60"/>
+              <w:right w:type="dxa" w:w="120"/>
+            </w:tcMar>
+            <w:vAlign w:val="top"/>
+          </w:tcPr>
+          <w:p>
+            <w:pPr>
+              <w:spacing w:after="40" w:before="0"/>
+              <w:jc w:val="left"/>
+            </w:pPr>
+            <w:r>
+              <w:rPr>
+                <w:rFonts w:ascii="Arial" w:cs="Arial" w:eastAsia="Arial" w:hAnsi="Arial"/>
+                <w:b w:val="false"/>
+                <w:bCs w:val="false"/>
+                <w:i w:val="false"/>
+                <w:iCs w:val="false"/>
+                <w:color w:val="000000"/>
+                <w:sz w:val="18"/>
+                <w:szCs w:val="18"/>
+              </w:rPr>
+              <w:t xml:space="preserve">Circulate during silent writing and scan exercise books. Check: (a) Does the learner reference a formula or dimension (e.g. 'the frustum has a bigger opening so more area')? (b) Does the learner's sketch include R, r, and some height? Learners who draw only a rectangle or a triangle for the net have not yet visualised the frustum's lateral surface — note these learners for targeted support in Phase 2.</w:t>
+            </w:r>
+          </w:p>
+        </w:tc>
+      </w:tr>
+      <w:tr>
+        <w:tc>
+          <w:tcPr>
+            <w:tcW w:type="dxa" w:w="1520"/>
+            <w:shd w:fill="D9EEF1" w:color="auto" w:val="clear"/>
+            <w:tcMar>
+              <w:top w:type="dxa" w:w="60"/>
+              <w:left w:type="dxa" w:w="120"/>
+              <w:bottom w:type="dxa" w:w="60"/>
+              <w:right w:type="dxa" w:w="120"/>
+            </w:tcMar>
+            <w:vAlign w:val="top"/>
+          </w:tcPr>
+          <w:p>
+            <w:pPr>
+              <w:spacing w:after="40" w:before="0"/>
+              <w:jc w:val="left"/>
+            </w:pPr>
+            <w:r>
+              <w:rPr>
+                <w:rFonts w:ascii="Arial" w:cs="Arial" w:eastAsia="Arial" w:hAnsi="Arial"/>
+                <w:b/>
+                <w:bCs/>
+                <w:i w:val="false"/>
+                <w:iCs w:val="false"/>
+                <w:color w:val="000000"/>
+                <w:sz w:val="18"/>
+                <w:szCs w:val="18"/>
+              </w:rPr>
+              <w:t xml:space="preserve">Observe Phase</w:t>
+            </w:r>
+          </w:p>
+          <w:p>
+            <w:pPr>
+              <w:spacing w:after="20" w:before="0"/>
+            </w:pPr>
+            <w:r>
+              <w:rPr>
+                <w:rFonts w:ascii="Arial" w:cs="Arial" w:eastAsia="Arial" w:hAnsi="Arial"/>
+                <w:b/>
+                <w:bCs/>
+                <w:color w:val="1F3864"/>
+                <w:sz w:val="16"/>
+                <w:szCs w:val="16"/>
+              </w:rPr>
+              <w:t xml:space="preserve">📹 VIDEO:</w:t>
+            </w:r>
+          </w:p>
+          <w:p>
+            <w:pPr>
+              <w:spacing w:after="20" w:before="0"/>
+            </w:pPr>
+            <w:hyperlink w:history="1" r:id="rIdsfded4m5_f4vuou4phhz5">
               <w:r>
                 <w:rPr>
                   <w:rFonts w:ascii="Arial" w:cs="Arial" w:eastAsia="Arial" w:hAnsi="Arial"/>
@@ -17239,7 +17451,7 @@
                   <w:szCs w:val="16"/>
                   <w:u w:val="single" w:color="2E75B6"/>
                 </w:rPr>
-                <w:t xml:space="preserve">Surface Area and Nets (Flexbook)</w:t>
+                <w:t xml:space="preserve">Surface area of a box (cuboid)</w:t>
               </w:r>
             </w:hyperlink>
           </w:p>
@@ -17255,7 +17467,7 @@
                 <w:sz w:val="14"/>
                 <w:szCs w:val="14"/>
               </w:rPr>
-              <w:t xml:space="preserve">Source: CK-12</w:t>
+              <w:t xml:space="preserve">Source: Khan Academy (English - US curriculum)</w:t>
             </w:r>
           </w:p>
           <w:p>
@@ -17263,235 +17475,7 @@
               <w:spacing w:after="10" w:before="0"/>
               <w:ind w:left="120"/>
             </w:pPr>
-            <w:hyperlink w:history="1" r:id="rId0y-kftnwhtsrll9ivfucz">
-              <w:r>
-                <w:rPr>
-                  <w:rFonts w:ascii="Arial" w:cs="Arial" w:eastAsia="Arial" w:hAnsi="Arial"/>
-                  <w:color w:val="595959"/>
-                  <w:sz w:val="14"/>
-                  <w:szCs w:val="14"/>
-                  <w:u w:val="single" w:color="595959"/>
-                </w:rPr>
-                <w:t xml:space="preserve">🔍 Search ARES for similar readings</w:t>
-              </w:r>
-            </w:hyperlink>
-          </w:p>
-        </w:tc>
-        <w:tc>
-          <w:tcPr>
-            <w:tcW w:type="dxa" w:w="3040"/>
-            <w:shd w:fill="FFFFFF" w:color="auto" w:val="clear"/>
-            <w:tcMar>
-              <w:top w:type="dxa" w:w="60"/>
-              <w:left w:type="dxa" w:w="120"/>
-              <w:bottom w:type="dxa" w:w="60"/>
-              <w:right w:type="dxa" w:w="120"/>
-            </w:tcMar>
-            <w:vAlign w:val="top"/>
-          </w:tcPr>
-          <w:p>
-            <w:pPr>
-              <w:spacing w:after="40" w:before="0"/>
-              <w:jc w:val="left"/>
-            </w:pPr>
-            <w:r>
-              <w:rPr>
-                <w:rFonts w:ascii="Arial" w:cs="Arial" w:eastAsia="Arial" w:hAnsi="Arial"/>
-                <w:b w:val="false"/>
-                <w:bCs w:val="false"/>
-                <w:i w:val="false"/>
-                <w:iCs w:val="false"/>
-                <w:color w:val="000000"/>
-                <w:sz w:val="18"/>
-                <w:szCs w:val="18"/>
-              </w:rPr>
-              <w:t xml:space="preserve">Learners are shown a physical tapered bucket (or a clear diagram of the three Kirinyaga Road buckets) and reminded that all three hold exactly 10 litres. Each learner silently writes a personal prediction in their exercise book: 'Which bucket do you think uses the most sheet metal — the cylinder, the cone, or the frustum? Give a reason.' They then share predictions with a partner (Think-Pair-Share) and the class hears 3–4 predictions cold-called. Learners also sketch a rough net of the frustum from memory, labelling any dimensions they think matter. Predictions are recorded on a class 'Prediction Wall' (a section of the board left visible all lesson).</w:t>
-            </w:r>
-          </w:p>
-        </w:tc>
-        <w:tc>
-          <w:tcPr>
-            <w:tcW w:type="dxa" w:w="3040"/>
-            <w:shd w:fill="F2F2F2" w:color="auto" w:val="clear"/>
-            <w:tcMar>
-              <w:top w:type="dxa" w:w="60"/>
-              <w:left w:type="dxa" w:w="120"/>
-              <w:bottom w:type="dxa" w:w="60"/>
-              <w:right w:type="dxa" w:w="120"/>
-            </w:tcMar>
-            <w:vAlign w:val="top"/>
-          </w:tcPr>
-          <w:p>
-            <w:pPr>
-              <w:spacing w:after="40" w:before="0"/>
-              <w:jc w:val="left"/>
-            </w:pPr>
-            <w:r>
-              <w:rPr>
-                <w:rFonts w:ascii="Arial" w:cs="Arial" w:eastAsia="Arial" w:hAnsi="Arial"/>
-                <w:b w:val="false"/>
-                <w:bCs w:val="false"/>
-                <w:i w:val="false"/>
-                <w:iCs w:val="false"/>
-                <w:color w:val="000000"/>
-                <w:sz w:val="18"/>
-                <w:szCs w:val="18"/>
-              </w:rPr>
-              <w:t xml:space="preserve">Display the three bucket outlines side by side on the board and say: 'Angalia mifano hii ya ndoo tatu — look at these three bucket shapes. All hold exactly 10 litres. Before we do any mathematics today, I want your honest guess.' Give 90 seconds of silent writing time. After Think-Pair-Share, cold-call exactly 4 learners (choose one who predicted 'frustum uses most', one who predicted 'cylinder uses most', one who predicted 'cone uses most', and one who is unsure). For each, ask: 'What is your reason?' Apply 10-second WAIT TIME before accepting answers. Record each prediction on the board in three columns: Frustum / Cylinder / Cone. Do NOT confirm or deny any prediction — say: 'We will test every single one of these predictions before the lesson ends.'</w:t>
-            </w:r>
-          </w:p>
-        </w:tc>
-        <w:tc>
-          <w:tcPr>
-            <w:tcW w:type="dxa" w:w="3040"/>
-            <w:shd w:fill="FFFFFF" w:color="auto" w:val="clear"/>
-            <w:tcMar>
-              <w:top w:type="dxa" w:w="60"/>
-              <w:left w:type="dxa" w:w="120"/>
-              <w:bottom w:type="dxa" w:w="60"/>
-              <w:right w:type="dxa" w:w="120"/>
-            </w:tcMar>
-            <w:vAlign w:val="top"/>
-          </w:tcPr>
-          <w:p>
-            <w:pPr>
-              <w:spacing w:after="40" w:before="0"/>
-              <w:jc w:val="left"/>
-            </w:pPr>
-            <w:r>
-              <w:rPr>
-                <w:rFonts w:ascii="Arial" w:cs="Arial" w:eastAsia="Arial" w:hAnsi="Arial"/>
-                <w:b w:val="false"/>
-                <w:bCs w:val="false"/>
-                <w:i w:val="false"/>
-                <w:iCs w:val="false"/>
-                <w:color w:val="000000"/>
-                <w:sz w:val="18"/>
-                <w:szCs w:val="18"/>
-              </w:rPr>
-              <w:t xml:space="preserve">Think-Pair-Share with a Prediction Wall. This activates prior knowledge from Lessons 1–5 (cone and cylinder surface areas) and creates cognitive dissonance — learners who expect 'same volume = same surface area' will be challenged. The visible Prediction Wall maintains accountability: learners know they will return to these predictions at the end of the lesson.</w:t>
-            </w:r>
-          </w:p>
-        </w:tc>
-        <w:tc>
-          <w:tcPr>
-            <w:tcW w:type="dxa" w:w="3040"/>
-            <w:shd w:fill="F2F2F2" w:color="auto" w:val="clear"/>
-            <w:tcMar>
-              <w:top w:type="dxa" w:w="60"/>
-              <w:left w:type="dxa" w:w="120"/>
-              <w:bottom w:type="dxa" w:w="60"/>
-              <w:right w:type="dxa" w:w="120"/>
-            </w:tcMar>
-            <w:vAlign w:val="top"/>
-          </w:tcPr>
-          <w:p>
-            <w:pPr>
-              <w:spacing w:after="40" w:before="0"/>
-              <w:jc w:val="left"/>
-            </w:pPr>
-            <w:r>
-              <w:rPr>
-                <w:rFonts w:ascii="Arial" w:cs="Arial" w:eastAsia="Arial" w:hAnsi="Arial"/>
-                <w:b w:val="false"/>
-                <w:bCs w:val="false"/>
-                <w:i w:val="false"/>
-                <w:iCs w:val="false"/>
-                <w:color w:val="000000"/>
-                <w:sz w:val="18"/>
-                <w:szCs w:val="18"/>
-              </w:rPr>
-              <w:t xml:space="preserve">Circulate during silent writing and scan exercise books. Check: (a) Does the learner reference a formula or dimension (e.g. 'the frustum has a bigger opening so more area')? (b) Does the learner's sketch include R, r, and some height? Learners who draw only a rectangle or a triangle for the net have not yet visualised the frustum's lateral surface — note these learners for targeted support in Phase 2.</w:t>
-            </w:r>
-          </w:p>
-        </w:tc>
-      </w:tr>
-      <w:tr>
-        <w:tc>
-          <w:tcPr>
-            <w:tcW w:type="dxa" w:w="1520"/>
-            <w:shd w:fill="D9EEF1" w:color="auto" w:val="clear"/>
-            <w:tcMar>
-              <w:top w:type="dxa" w:w="60"/>
-              <w:left w:type="dxa" w:w="120"/>
-              <w:bottom w:type="dxa" w:w="60"/>
-              <w:right w:type="dxa" w:w="120"/>
-            </w:tcMar>
-            <w:vAlign w:val="top"/>
-          </w:tcPr>
-          <w:p>
-            <w:pPr>
-              <w:spacing w:after="40" w:before="0"/>
-              <w:jc w:val="left"/>
-            </w:pPr>
-            <w:r>
-              <w:rPr>
-                <w:rFonts w:ascii="Arial" w:cs="Arial" w:eastAsia="Arial" w:hAnsi="Arial"/>
-                <w:b/>
-                <w:bCs/>
-                <w:i w:val="false"/>
-                <w:iCs w:val="false"/>
-                <w:color w:val="000000"/>
-                <w:sz w:val="18"/>
-                <w:szCs w:val="18"/>
-              </w:rPr>
-              <w:t xml:space="preserve">Observe Phase</w:t>
-            </w:r>
-          </w:p>
-          <w:p>
-            <w:pPr>
-              <w:spacing w:after="20" w:before="0"/>
-            </w:pPr>
-            <w:r>
-              <w:rPr>
-                <w:rFonts w:ascii="Arial" w:cs="Arial" w:eastAsia="Arial" w:hAnsi="Arial"/>
-                <w:b/>
-                <w:bCs/>
-                <w:color w:val="1F3864"/>
-                <w:sz w:val="16"/>
-                <w:szCs w:val="16"/>
-              </w:rPr>
-              <w:t xml:space="preserve">📹 VIDEO:</w:t>
-            </w:r>
-          </w:p>
-          <w:p>
-            <w:pPr>
-              <w:spacing w:after="20" w:before="0"/>
-            </w:pPr>
-            <w:hyperlink w:history="1" r:id="rIdje10z2qzgy3mkujzuzhvh">
-              <w:r>
-                <w:rPr>
-                  <w:rFonts w:ascii="Arial" w:cs="Arial" w:eastAsia="Arial" w:hAnsi="Arial"/>
-                  <w:color w:val="2E75B6"/>
-                  <w:sz w:val="16"/>
-                  <w:szCs w:val="16"/>
-                  <w:u w:val="single" w:color="2E75B6"/>
-                </w:rPr>
-                <w:t xml:space="preserve">Local linearity for a multivariable function</w:t>
-              </w:r>
-            </w:hyperlink>
-          </w:p>
-          <w:p>
-            <w:pPr>
-              <w:spacing w:after="10" w:before="0"/>
-              <w:ind w:left="120"/>
-            </w:pPr>
-            <w:r>
-              <w:rPr>
-                <w:rFonts w:ascii="Arial" w:cs="Arial" w:eastAsia="Arial" w:hAnsi="Arial"/>
-                <w:color w:val="595959"/>
-                <w:sz w:val="14"/>
-                <w:szCs w:val="14"/>
-              </w:rPr>
-              <w:t xml:space="preserve">Source: Khan Academy (English - US curriculum)</w:t>
-            </w:r>
-          </w:p>
-          <w:p>
-            <w:pPr>
-              <w:spacing w:after="10" w:before="0"/>
-              <w:ind w:left="120"/>
-            </w:pPr>
-            <w:hyperlink w:history="1" r:id="rIdfrpwofya-rwiuxix4biyf">
+            <w:hyperlink w:history="1" r:id="rId8q8yaqvtrrriemtifbl2_">
               <w:r>
                 <w:rPr>
                   <w:rFonts w:ascii="Arial" w:cs="Arial" w:eastAsia="Arial" w:hAnsi="Arial"/>
@@ -17529,14 +17513,241 @@
                 <w:sz w:val="16"/>
                 <w:szCs w:val="16"/>
               </w:rPr>
-              <w:t xml:space="preserve">📖 HTML:</w:t>
+              <w:t xml:space="preserve">📖 READING:</w:t>
             </w:r>
           </w:p>
           <w:p>
             <w:pPr>
               <w:spacing w:after="20" w:before="0"/>
             </w:pPr>
-            <w:hyperlink w:history="1" r:id="rIdfv4ba2gr0csty44z30ois">
+            <w:r>
+              <w:rPr>
+                <w:rFonts w:ascii="Arial" w:cs="Arial" w:eastAsia="Arial" w:hAnsi="Arial"/>
+                <w:i/>
+                <w:iCs/>
+                <w:color w:val="595959"/>
+                <w:sz w:val="16"/>
+                <w:szCs w:val="16"/>
+              </w:rPr>
+              <w:t xml:space="preserve">No closely matching reading in the ARES library for this activity.</w:t>
+            </w:r>
+          </w:p>
+          <w:p>
+            <w:pPr>
+              <w:spacing w:after="10" w:before="0"/>
+              <w:ind w:left="120"/>
+            </w:pPr>
+            <w:hyperlink w:history="1" r:id="rId8w8-c7lxy9rltg6gqwfkf">
+              <w:r>
+                <w:rPr>
+                  <w:rFonts w:ascii="Arial" w:cs="Arial" w:eastAsia="Arial" w:hAnsi="Arial"/>
+                  <w:color w:val="595959"/>
+                  <w:sz w:val="14"/>
+                  <w:szCs w:val="14"/>
+                  <w:u w:val="single" w:color="595959"/>
+                </w:rPr>
+                <w:t xml:space="preserve">🔍 Search ARES for readings</w:t>
+              </w:r>
+            </w:hyperlink>
+          </w:p>
+          <w:p>
+            <w:pPr>
+              <w:spacing w:after="10" w:before="0"/>
+              <w:ind w:left="120"/>
+            </w:pPr>
+            <w:r>
+              <w:rPr>
+                <w:rFonts w:ascii="Arial" w:cs="Arial" w:eastAsia="Arial" w:hAnsi="Arial"/>
+                <w:color w:val="595959"/>
+                <w:sz w:val="14"/>
+                <w:szCs w:val="14"/>
+              </w:rPr>
+              <w:t xml:space="preserve">Search terms: surface area solids frustum</w:t>
+            </w:r>
+          </w:p>
+        </w:tc>
+        <w:tc>
+          <w:tcPr>
+            <w:tcW w:type="dxa" w:w="3040"/>
+            <w:shd w:fill="FFFFFF" w:color="auto" w:val="clear"/>
+            <w:tcMar>
+              <w:top w:type="dxa" w:w="60"/>
+              <w:left w:type="dxa" w:w="120"/>
+              <w:bottom w:type="dxa" w:w="60"/>
+              <w:right w:type="dxa" w:w="120"/>
+            </w:tcMar>
+            <w:vAlign w:val="top"/>
+          </w:tcPr>
+          <w:p>
+            <w:pPr>
+              <w:spacing w:after="40" w:before="0"/>
+              <w:jc w:val="left"/>
+            </w:pPr>
+            <w:r>
+              <w:rPr>
+                <w:rFonts w:ascii="Arial" w:cs="Arial" w:eastAsia="Arial" w:hAnsi="Arial"/>
+                <w:b w:val="false"/>
+                <w:bCs w:val="false"/>
+                <w:i w:val="false"/>
+                <w:iCs w:val="false"/>
+                <w:color w:val="000000"/>
+                <w:sz w:val="18"/>
+                <w:szCs w:val="18"/>
+              </w:rPr>
+              <w:t xml:space="preserve">Activity A — Deriving the Formula (15 min): In pairs, learners receive a printed diagram showing a frustum alongside the two cones it comes from (a large cone of radius R and slant height L, and the removed small cone of radius r and slant height l_small). Using the curved surface area of a cone formula (πrl) from Lesson 1, pairs work out: Curved SA of frustum = πRL − πr·l_small. Using similar triangles (R/r = L/l_small), they simplify this to π(R + r)l, where l is the slant height of the frustum itself. The teacher guides this derivation with structured questions. Pairs also derive l = √[h² + (R − r)²] from the right-triangle hidden inside the frustum. Activity B — Measuring Real Containers (20 min): Groups of 4 receive one physical frustum-shaped container (tapered bucket, large plastic tumbler, or a lamp shade) and a tape measure plus ruler. Each group measures: the top radius R (or diameter D), the bottom radius r (or diameter d), and the perpendicular height h. They compute slant height l, then calculate: (i) Curved surface area only, (ii) Open frustum TSA (curved + base only), (iii) Closed frustum TSA (curved + both circles). Groups record results in a structured table. Where a manufacturer sticker or label is present, they compare their computed value with the stated surface area or material specification.</w:t>
+            </w:r>
+          </w:p>
+        </w:tc>
+        <w:tc>
+          <w:tcPr>
+            <w:tcW w:type="dxa" w:w="3040"/>
+            <w:shd w:fill="F2F2F2" w:color="auto" w:val="clear"/>
+            <w:tcMar>
+              <w:top w:type="dxa" w:w="60"/>
+              <w:left w:type="dxa" w:w="120"/>
+              <w:bottom w:type="dxa" w:w="60"/>
+              <w:right w:type="dxa" w:w="120"/>
+            </w:tcMar>
+            <w:vAlign w:val="top"/>
+          </w:tcPr>
+          <w:p>
+            <w:pPr>
+              <w:spacing w:after="40" w:before="0"/>
+              <w:jc w:val="left"/>
+            </w:pPr>
+            <w:r>
+              <w:rPr>
+                <w:rFonts w:ascii="Arial" w:cs="Arial" w:eastAsia="Arial" w:hAnsi="Arial"/>
+                <w:b w:val="false"/>
+                <w:bCs w:val="false"/>
+                <w:i w:val="false"/>
+                <w:iCs w:val="false"/>
+                <w:color w:val="000000"/>
+                <w:sz w:val="18"/>
+                <w:szCs w:val="18"/>
+              </w:rPr>
+              <w:t xml:space="preserve">For Activity A: Write on the board — 'Large cone: radius R, slant height L. Small cone removed: radius r, slant height l_small.' Ask: 'From Lesson 1, what is the curved surface area of a cone?' WAIT 10 seconds. Cold-call 2 learners. Write πRL and π·r·l_small on the board. Say: 'The frustum is what is left after we remove the small cone. So the curved surface area of the frustum is...?' WAIT 12 seconds. Cold-call 1 learner. Guide the class to see πRL − πr·l_small. Then say: 'We want one formula using only R, r, and the frustum's own slant height l. Let me show you that similar triangles give us R/r = L/l_small.' Walk through the algebra slowly, pausing at each step. Ask: 'What does this tell us about L?' WAIT 10 seconds. Cold-call 1 learner. Complete the simplification to π(R+r)l on the board. Box the final formula. Then say: 'Now look at the right-angled triangle inside the frustum — the vertical height h, the difference in radii (R−r), and the slant height l. How do we find l?' WAIT 10 seconds. Cold-call 1 learner. Write l = √[h² + (R−r)²] on the board. For Activity B: Distribute containers and say: 'Measure carefully — these are real objects, just like the buckets at the hardware shop on Kirinyaga Road. Record every measurement in cm to one decimal place.' Circulate. At the 10-minute mark, ask: 'Which group is finding it hardest to measure the diameter? Remember — measure across the widest part, then divide by 2.' After groups finish calculations, ask one group to read out their values and narrate their steps aloud to the class.</w:t>
+            </w:r>
+          </w:p>
+        </w:tc>
+        <w:tc>
+          <w:tcPr>
+            <w:tcW w:type="dxa" w:w="3040"/>
+            <w:shd w:fill="FFFFFF" w:color="auto" w:val="clear"/>
+            <w:tcMar>
+              <w:top w:type="dxa" w:w="60"/>
+              <w:left w:type="dxa" w:w="120"/>
+              <w:bottom w:type="dxa" w:w="60"/>
+              <w:right w:type="dxa" w:w="120"/>
+            </w:tcMar>
+            <w:vAlign w:val="top"/>
+          </w:tcPr>
+          <w:p>
+            <w:pPr>
+              <w:spacing w:after="40" w:before="0"/>
+              <w:jc w:val="left"/>
+            </w:pPr>
+            <w:r>
+              <w:rPr>
+                <w:rFonts w:ascii="Arial" w:cs="Arial" w:eastAsia="Arial" w:hAnsi="Arial"/>
+                <w:b w:val="false"/>
+                <w:bCs w:val="false"/>
+                <w:i w:val="false"/>
+                <w:iCs w:val="false"/>
+                <w:color w:val="000000"/>
+                <w:sz w:val="18"/>
+                <w:szCs w:val="18"/>
+              </w:rPr>
+              <w:t xml:space="preserve">Structured Derivation followed by Measure-and-Compute with Real Objects. The derivation phase builds conceptual understanding by connecting the frustum formula directly to the cone formula learners already know (Lesson 1 anchor), preventing rote memorisation. The hands-on measurement phase grounds the abstract formula in the physical reality of the anchoring phenomenon — learners are literally handling the type of object the shopkeeper sells.</w:t>
+            </w:r>
+          </w:p>
+        </w:tc>
+        <w:tc>
+          <w:tcPr>
+            <w:tcW w:type="dxa" w:w="3040"/>
+            <w:shd w:fill="F2F2F2" w:color="auto" w:val="clear"/>
+            <w:tcMar>
+              <w:top w:type="dxa" w:w="60"/>
+              <w:left w:type="dxa" w:w="120"/>
+              <w:bottom w:type="dxa" w:w="60"/>
+              <w:right w:type="dxa" w:w="120"/>
+            </w:tcMar>
+            <w:vAlign w:val="top"/>
+          </w:tcPr>
+          <w:p>
+            <w:pPr>
+              <w:spacing w:after="40" w:before="0"/>
+              <w:jc w:val="left"/>
+            </w:pPr>
+            <w:r>
+              <w:rPr>
+                <w:rFonts w:ascii="Arial" w:cs="Arial" w:eastAsia="Arial" w:hAnsi="Arial"/>
+                <w:b w:val="false"/>
+                <w:bCs w:val="false"/>
+                <w:i w:val="false"/>
+                <w:iCs w:val="false"/>
+                <w:color w:val="000000"/>
+                <w:sz w:val="18"/>
+                <w:szCs w:val="18"/>
+              </w:rPr>
+              <w:t xml:space="preserve">During Activity A, listen for whether pairs correctly identify the subtraction step (πRL − πr·l_small) before simplification. A common error is writing πRl − πrl = π(R−r)l — intercept this immediately by asking: 'Are R and l_small related to the same cone, or different cones?' During Activity B, check that groups measure the perpendicular height h, not the slant side — probe by asking: 'Is your tape measure following the slanted wall of the bucket, or going straight down inside?' Groups whose computed slant height is less than their measured h have made an error — flag this.</w:t>
+            </w:r>
+          </w:p>
+        </w:tc>
+      </w:tr>
+      <w:tr>
+        <w:tc>
+          <w:tcPr>
+            <w:tcW w:type="dxa" w:w="1520"/>
+            <w:shd w:fill="E2EFDA" w:color="auto" w:val="clear"/>
+            <w:tcMar>
+              <w:top w:type="dxa" w:w="60"/>
+              <w:left w:type="dxa" w:w="120"/>
+              <w:bottom w:type="dxa" w:w="60"/>
+              <w:right w:type="dxa" w:w="120"/>
+            </w:tcMar>
+            <w:vAlign w:val="top"/>
+          </w:tcPr>
+          <w:p>
+            <w:pPr>
+              <w:spacing w:after="40" w:before="0"/>
+              <w:jc w:val="left"/>
+            </w:pPr>
+            <w:r>
+              <w:rPr>
+                <w:rFonts w:ascii="Arial" w:cs="Arial" w:eastAsia="Arial" w:hAnsi="Arial"/>
+                <w:b/>
+                <w:bCs/>
+                <w:i w:val="false"/>
+                <w:iCs w:val="false"/>
+                <w:color w:val="000000"/>
+                <w:sz w:val="18"/>
+                <w:szCs w:val="18"/>
+              </w:rPr>
+              <w:t xml:space="preserve">Explain Phase</w:t>
+            </w:r>
+          </w:p>
+          <w:p>
+            <w:pPr>
+              <w:spacing w:after="20" w:before="0"/>
+            </w:pPr>
+            <w:r>
+              <w:rPr>
+                <w:rFonts w:ascii="Arial" w:cs="Arial" w:eastAsia="Arial" w:hAnsi="Arial"/>
+                <w:b/>
+                <w:bCs/>
+                <w:color w:val="1F3864"/>
+                <w:sz w:val="16"/>
+                <w:szCs w:val="16"/>
+              </w:rPr>
+              <w:t xml:space="preserve">📹 VIDEO:</w:t>
+            </w:r>
+          </w:p>
+          <w:p>
+            <w:pPr>
+              <w:spacing w:after="20" w:before="0"/>
+            </w:pPr>
+            <w:hyperlink w:history="1" r:id="rId_umr4copm99xkatpzuw1a">
               <w:r>
                 <w:rPr>
                   <w:rFonts w:ascii="Arial" w:cs="Arial" w:eastAsia="Arial" w:hAnsi="Arial"/>
@@ -17545,7 +17756,7 @@
                   <w:szCs w:val="16"/>
                   <w:u w:val="single" w:color="2E75B6"/>
                 </w:rPr>
-                <w:t xml:space="preserve">Surface Area and Nets (Flexbook)</w:t>
+                <w:t xml:space="preserve">Surface area of a box (cuboid)</w:t>
               </w:r>
             </w:hyperlink>
           </w:p>
@@ -17561,7 +17772,7 @@
                 <w:sz w:val="14"/>
                 <w:szCs w:val="14"/>
               </w:rPr>
-              <w:t xml:space="preserve">Source: CK-12</w:t>
+              <w:t xml:space="preserve">Source: Khan Academy (English - US curriculum)</w:t>
             </w:r>
           </w:p>
           <w:p>
@@ -17569,235 +17780,7 @@
               <w:spacing w:after="10" w:before="0"/>
               <w:ind w:left="120"/>
             </w:pPr>
-            <w:hyperlink w:history="1" r:id="rId5wzmxzcdga8rr8wyy0sse">
-              <w:r>
-                <w:rPr>
-                  <w:rFonts w:ascii="Arial" w:cs="Arial" w:eastAsia="Arial" w:hAnsi="Arial"/>
-                  <w:color w:val="595959"/>
-                  <w:sz w:val="14"/>
-                  <w:szCs w:val="14"/>
-                  <w:u w:val="single" w:color="595959"/>
-                </w:rPr>
-                <w:t xml:space="preserve">🔍 Search ARES for similar readings</w:t>
-              </w:r>
-            </w:hyperlink>
-          </w:p>
-        </w:tc>
-        <w:tc>
-          <w:tcPr>
-            <w:tcW w:type="dxa" w:w="3040"/>
-            <w:shd w:fill="FFFFFF" w:color="auto" w:val="clear"/>
-            <w:tcMar>
-              <w:top w:type="dxa" w:w="60"/>
-              <w:left w:type="dxa" w:w="120"/>
-              <w:bottom w:type="dxa" w:w="60"/>
-              <w:right w:type="dxa" w:w="120"/>
-            </w:tcMar>
-            <w:vAlign w:val="top"/>
-          </w:tcPr>
-          <w:p>
-            <w:pPr>
-              <w:spacing w:after="40" w:before="0"/>
-              <w:jc w:val="left"/>
-            </w:pPr>
-            <w:r>
-              <w:rPr>
-                <w:rFonts w:ascii="Arial" w:cs="Arial" w:eastAsia="Arial" w:hAnsi="Arial"/>
-                <w:b w:val="false"/>
-                <w:bCs w:val="false"/>
-                <w:i w:val="false"/>
-                <w:iCs w:val="false"/>
-                <w:color w:val="000000"/>
-                <w:sz w:val="18"/>
-                <w:szCs w:val="18"/>
-              </w:rPr>
-              <w:t xml:space="preserve">Activity A — Deriving the Formula (15 min): In pairs, learners receive a printed diagram showing a frustum alongside the two cones it comes from (a large cone of radius R and slant height L, and the removed small cone of radius r and slant height l_small). Using the curved surface area of a cone formula (πrl) from Lesson 1, pairs work out: Curved SA of frustum = πRL − πr·l_small. Using similar triangles (R/r = L/l_small), they simplify this to π(R + r)l, where l is the slant height of the frustum itself. The teacher guides this derivation with structured questions. Pairs also derive l = √[h² + (R − r)²] from the right-triangle hidden inside the frustum. Activity B — Measuring Real Containers (20 min): Groups of 4 receive one physical frustum-shaped container (tapered bucket, large plastic tumbler, or a lamp shade) and a tape measure plus ruler. Each group measures: the top radius R (or diameter D), the bottom radius r (or diameter d), and the perpendicular height h. They compute slant height l, then calculate: (i) Curved surface area only, (ii) Open frustum TSA (curved + base only), (iii) Closed frustum TSA (curved + both circles). Groups record results in a structured table. Where a manufacturer sticker or label is present, they compare their computed value with the stated surface area or material specification.</w:t>
-            </w:r>
-          </w:p>
-        </w:tc>
-        <w:tc>
-          <w:tcPr>
-            <w:tcW w:type="dxa" w:w="3040"/>
-            <w:shd w:fill="F2F2F2" w:color="auto" w:val="clear"/>
-            <w:tcMar>
-              <w:top w:type="dxa" w:w="60"/>
-              <w:left w:type="dxa" w:w="120"/>
-              <w:bottom w:type="dxa" w:w="60"/>
-              <w:right w:type="dxa" w:w="120"/>
-            </w:tcMar>
-            <w:vAlign w:val="top"/>
-          </w:tcPr>
-          <w:p>
-            <w:pPr>
-              <w:spacing w:after="40" w:before="0"/>
-              <w:jc w:val="left"/>
-            </w:pPr>
-            <w:r>
-              <w:rPr>
-                <w:rFonts w:ascii="Arial" w:cs="Arial" w:eastAsia="Arial" w:hAnsi="Arial"/>
-                <w:b w:val="false"/>
-                <w:bCs w:val="false"/>
-                <w:i w:val="false"/>
-                <w:iCs w:val="false"/>
-                <w:color w:val="000000"/>
-                <w:sz w:val="18"/>
-                <w:szCs w:val="18"/>
-              </w:rPr>
-              <w:t xml:space="preserve">For Activity A: Write on the board — 'Large cone: radius R, slant height L. Small cone removed: radius r, slant height l_small.' Ask: 'From Lesson 1, what is the curved surface area of a cone?' WAIT 10 seconds. Cold-call 2 learners. Write πRL and π·r·l_small on the board. Say: 'The frustum is what is left after we remove the small cone. So the curved surface area of the frustum is...?' WAIT 12 seconds. Cold-call 1 learner. Guide the class to see πRL − πr·l_small. Then say: 'We want one formula using only R, r, and the frustum's own slant height l. Let me show you that similar triangles give us R/r = L/l_small.' Walk through the algebra slowly, pausing at each step. Ask: 'What does this tell us about L?' WAIT 10 seconds. Cold-call 1 learner. Complete the simplification to π(R+r)l on the board. Box the final formula. Then say: 'Now look at the right-angled triangle inside the frustum — the vertical height h, the difference in radii (R−r), and the slant height l. How do we find l?' WAIT 10 seconds. Cold-call 1 learner. Write l = √[h² + (R−r)²] on the board. For Activity B: Distribute containers and say: 'Measure carefully — these are real objects, just like the buckets at the hardware shop on Kirinyaga Road. Record every measurement in cm to one decimal place.' Circulate. At the 10-minute mark, ask: 'Which group is finding it hardest to measure the diameter? Remember — measure across the widest part, then divide by 2.' After groups finish calculations, ask one group to read out their values and narrate their steps aloud to the class.</w:t>
-            </w:r>
-          </w:p>
-        </w:tc>
-        <w:tc>
-          <w:tcPr>
-            <w:tcW w:type="dxa" w:w="3040"/>
-            <w:shd w:fill="FFFFFF" w:color="auto" w:val="clear"/>
-            <w:tcMar>
-              <w:top w:type="dxa" w:w="60"/>
-              <w:left w:type="dxa" w:w="120"/>
-              <w:bottom w:type="dxa" w:w="60"/>
-              <w:right w:type="dxa" w:w="120"/>
-            </w:tcMar>
-            <w:vAlign w:val="top"/>
-          </w:tcPr>
-          <w:p>
-            <w:pPr>
-              <w:spacing w:after="40" w:before="0"/>
-              <w:jc w:val="left"/>
-            </w:pPr>
-            <w:r>
-              <w:rPr>
-                <w:rFonts w:ascii="Arial" w:cs="Arial" w:eastAsia="Arial" w:hAnsi="Arial"/>
-                <w:b w:val="false"/>
-                <w:bCs w:val="false"/>
-                <w:i w:val="false"/>
-                <w:iCs w:val="false"/>
-                <w:color w:val="000000"/>
-                <w:sz w:val="18"/>
-                <w:szCs w:val="18"/>
-              </w:rPr>
-              <w:t xml:space="preserve">Structured Derivation followed by Measure-and-Compute with Real Objects. The derivation phase builds conceptual understanding by connecting the frustum formula directly to the cone formula learners already know (Lesson 1 anchor), preventing rote memorisation. The hands-on measurement phase grounds the abstract formula in the physical reality of the anchoring phenomenon — learners are literally handling the type of object the shopkeeper sells.</w:t>
-            </w:r>
-          </w:p>
-        </w:tc>
-        <w:tc>
-          <w:tcPr>
-            <w:tcW w:type="dxa" w:w="3040"/>
-            <w:shd w:fill="F2F2F2" w:color="auto" w:val="clear"/>
-            <w:tcMar>
-              <w:top w:type="dxa" w:w="60"/>
-              <w:left w:type="dxa" w:w="120"/>
-              <w:bottom w:type="dxa" w:w="60"/>
-              <w:right w:type="dxa" w:w="120"/>
-            </w:tcMar>
-            <w:vAlign w:val="top"/>
-          </w:tcPr>
-          <w:p>
-            <w:pPr>
-              <w:spacing w:after="40" w:before="0"/>
-              <w:jc w:val="left"/>
-            </w:pPr>
-            <w:r>
-              <w:rPr>
-                <w:rFonts w:ascii="Arial" w:cs="Arial" w:eastAsia="Arial" w:hAnsi="Arial"/>
-                <w:b w:val="false"/>
-                <w:bCs w:val="false"/>
-                <w:i w:val="false"/>
-                <w:iCs w:val="false"/>
-                <w:color w:val="000000"/>
-                <w:sz w:val="18"/>
-                <w:szCs w:val="18"/>
-              </w:rPr>
-              <w:t xml:space="preserve">During Activity A, listen for whether pairs correctly identify the subtraction step (πRL − πr·l_small) before simplification. A common error is writing πRl − πrl = π(R−r)l — intercept this immediately by asking: 'Are R and l_small related to the same cone, or different cones?' During Activity B, check that groups measure the perpendicular height h, not the slant side — probe by asking: 'Is your tape measure following the slanted wall of the bucket, or going straight down inside?' Groups whose computed slant height is less than their measured h have made an error — flag this.</w:t>
-            </w:r>
-          </w:p>
-        </w:tc>
-      </w:tr>
-      <w:tr>
-        <w:tc>
-          <w:tcPr>
-            <w:tcW w:type="dxa" w:w="1520"/>
-            <w:shd w:fill="E2EFDA" w:color="auto" w:val="clear"/>
-            <w:tcMar>
-              <w:top w:type="dxa" w:w="60"/>
-              <w:left w:type="dxa" w:w="120"/>
-              <w:bottom w:type="dxa" w:w="60"/>
-              <w:right w:type="dxa" w:w="120"/>
-            </w:tcMar>
-            <w:vAlign w:val="top"/>
-          </w:tcPr>
-          <w:p>
-            <w:pPr>
-              <w:spacing w:after="40" w:before="0"/>
-              <w:jc w:val="left"/>
-            </w:pPr>
-            <w:r>
-              <w:rPr>
-                <w:rFonts w:ascii="Arial" w:cs="Arial" w:eastAsia="Arial" w:hAnsi="Arial"/>
-                <w:b/>
-                <w:bCs/>
-                <w:i w:val="false"/>
-                <w:iCs w:val="false"/>
-                <w:color w:val="000000"/>
-                <w:sz w:val="18"/>
-                <w:szCs w:val="18"/>
-              </w:rPr>
-              <w:t xml:space="preserve">Explain Phase</w:t>
-            </w:r>
-          </w:p>
-          <w:p>
-            <w:pPr>
-              <w:spacing w:after="20" w:before="0"/>
-            </w:pPr>
-            <w:r>
-              <w:rPr>
-                <w:rFonts w:ascii="Arial" w:cs="Arial" w:eastAsia="Arial" w:hAnsi="Arial"/>
-                <w:b/>
-                <w:bCs/>
-                <w:color w:val="1F3864"/>
-                <w:sz w:val="16"/>
-                <w:szCs w:val="16"/>
-              </w:rPr>
-              <w:t xml:space="preserve">📹 VIDEO:</w:t>
-            </w:r>
-          </w:p>
-          <w:p>
-            <w:pPr>
-              <w:spacing w:after="20" w:before="0"/>
-            </w:pPr>
-            <w:hyperlink w:history="1" r:id="rId2c3fbdxpbca3muaftnsr-">
-              <w:r>
-                <w:rPr>
-                  <w:rFonts w:ascii="Arial" w:cs="Arial" w:eastAsia="Arial" w:hAnsi="Arial"/>
-                  <w:color w:val="2E75B6"/>
-                  <w:sz w:val="16"/>
-                  <w:szCs w:val="16"/>
-                  <w:u w:val="single" w:color="2E75B6"/>
-                </w:rPr>
-                <w:t xml:space="preserve">Local linearity for a multivariable function</w:t>
-              </w:r>
-            </w:hyperlink>
-          </w:p>
-          <w:p>
-            <w:pPr>
-              <w:spacing w:after="10" w:before="0"/>
-              <w:ind w:left="120"/>
-            </w:pPr>
-            <w:r>
-              <w:rPr>
-                <w:rFonts w:ascii="Arial" w:cs="Arial" w:eastAsia="Arial" w:hAnsi="Arial"/>
-                <w:color w:val="595959"/>
-                <w:sz w:val="14"/>
-                <w:szCs w:val="14"/>
-              </w:rPr>
-              <w:t xml:space="preserve">Source: Khan Academy (English - US curriculum)</w:t>
-            </w:r>
-          </w:p>
-          <w:p>
-            <w:pPr>
-              <w:spacing w:after="10" w:before="0"/>
-              <w:ind w:left="120"/>
-            </w:pPr>
-            <w:hyperlink w:history="1" r:id="rIdo8dhnjj-nw6wdqlcwmc62">
+            <w:hyperlink w:history="1" r:id="rId5mb3e8ruqw_mi9ub4u4ca">
               <w:r>
                 <w:rPr>
                   <w:rFonts w:ascii="Arial" w:cs="Arial" w:eastAsia="Arial" w:hAnsi="Arial"/>
@@ -17835,14 +17818,241 @@
                 <w:sz w:val="16"/>
                 <w:szCs w:val="16"/>
               </w:rPr>
-              <w:t xml:space="preserve">📖 HTML:</w:t>
+              <w:t xml:space="preserve">📖 READING:</w:t>
             </w:r>
           </w:p>
           <w:p>
             <w:pPr>
               <w:spacing w:after="20" w:before="0"/>
             </w:pPr>
-            <w:hyperlink w:history="1" r:id="rIde9y6_htnmyxzb0u70tuxs">
+            <w:r>
+              <w:rPr>
+                <w:rFonts w:ascii="Arial" w:cs="Arial" w:eastAsia="Arial" w:hAnsi="Arial"/>
+                <w:i/>
+                <w:iCs/>
+                <w:color w:val="595959"/>
+                <w:sz w:val="16"/>
+                <w:szCs w:val="16"/>
+              </w:rPr>
+              <w:t xml:space="preserve">No closely matching reading in the ARES library for this activity.</w:t>
+            </w:r>
+          </w:p>
+          <w:p>
+            <w:pPr>
+              <w:spacing w:after="10" w:before="0"/>
+              <w:ind w:left="120"/>
+            </w:pPr>
+            <w:hyperlink w:history="1" r:id="rIdscc4n_mg3cayxi0timbjk">
+              <w:r>
+                <w:rPr>
+                  <w:rFonts w:ascii="Arial" w:cs="Arial" w:eastAsia="Arial" w:hAnsi="Arial"/>
+                  <w:color w:val="595959"/>
+                  <w:sz w:val="14"/>
+                  <w:szCs w:val="14"/>
+                  <w:u w:val="single" w:color="595959"/>
+                </w:rPr>
+                <w:t xml:space="preserve">🔍 Search ARES for readings</w:t>
+              </w:r>
+            </w:hyperlink>
+          </w:p>
+          <w:p>
+            <w:pPr>
+              <w:spacing w:after="10" w:before="0"/>
+              <w:ind w:left="120"/>
+            </w:pPr>
+            <w:r>
+              <w:rPr>
+                <w:rFonts w:ascii="Arial" w:cs="Arial" w:eastAsia="Arial" w:hAnsi="Arial"/>
+                <w:color w:val="595959"/>
+                <w:sz w:val="14"/>
+                <w:szCs w:val="14"/>
+              </w:rPr>
+              <w:t xml:space="preserve">Search terms: surface area solids frustum</w:t>
+            </w:r>
+          </w:p>
+        </w:tc>
+        <w:tc>
+          <w:tcPr>
+            <w:tcW w:type="dxa" w:w="3040"/>
+            <w:shd w:fill="FFFFFF" w:color="auto" w:val="clear"/>
+            <w:tcMar>
+              <w:top w:type="dxa" w:w="60"/>
+              <w:left w:type="dxa" w:w="120"/>
+              <w:bottom w:type="dxa" w:w="60"/>
+              <w:right w:type="dxa" w:w="120"/>
+            </w:tcMar>
+            <w:vAlign w:val="top"/>
+          </w:tcPr>
+          <w:p>
+            <w:pPr>
+              <w:spacing w:after="40" w:before="0"/>
+              <w:jc w:val="left"/>
+            </w:pPr>
+            <w:r>
+              <w:rPr>
+                <w:rFonts w:ascii="Arial" w:cs="Arial" w:eastAsia="Arial" w:hAnsi="Arial"/>
+                <w:b w:val="false"/>
+                <w:bCs w:val="false"/>
+                <w:i w:val="false"/>
+                <w:iCs w:val="false"/>
+                <w:color w:val="000000"/>
+                <w:sz w:val="18"/>
+                <w:szCs w:val="18"/>
+              </w:rPr>
+              <w:t xml:space="preserve">Whole-class resolution of the anchoring question. Each group presents their group's container results (2 minutes per group). The teacher then reveals (or has learners compute) the surface area of the cylindrical bucket (from Lesson 3 class data) and the conical bucket (from Lesson 1 class data), both holding 10 litres. These three values are written side by side on the board. Learners individually answer in writing: 'Was the shopkeeper on Kirinyaga Road correct? Use the numbers on the board to justify your answer.' Learners then work two standard exam-style problems on frustums — one open (a metal bucket with no lid), one closed (a painted cylindrical tin with top and bottom). Finally, learners distinguish verbally: 'When is a frustum open at the top only? Open at both ends? Fully closed?' using real Kenyan examples (water bucket — open top; section of a water pipe — open both ends; a sealed tin of Kimbo cooking fat — closed).</w:t>
+            </w:r>
+          </w:p>
+        </w:tc>
+        <w:tc>
+          <w:tcPr>
+            <w:tcW w:type="dxa" w:w="3040"/>
+            <w:shd w:fill="F2F2F2" w:color="auto" w:val="clear"/>
+            <w:tcMar>
+              <w:top w:type="dxa" w:w="60"/>
+              <w:left w:type="dxa" w:w="120"/>
+              <w:bottom w:type="dxa" w:w="60"/>
+              <w:right w:type="dxa" w:w="120"/>
+            </w:tcMar>
+            <w:vAlign w:val="top"/>
+          </w:tcPr>
+          <w:p>
+            <w:pPr>
+              <w:spacing w:after="40" w:before="0"/>
+              <w:jc w:val="left"/>
+            </w:pPr>
+            <w:r>
+              <w:rPr>
+                <w:rFonts w:ascii="Arial" w:cs="Arial" w:eastAsia="Arial" w:hAnsi="Arial"/>
+                <w:b w:val="false"/>
+                <w:bCs w:val="false"/>
+                <w:i w:val="false"/>
+                <w:iCs w:val="false"/>
+                <w:color w:val="000000"/>
+                <w:sz w:val="18"/>
+                <w:szCs w:val="18"/>
+              </w:rPr>
+              <w:t xml:space="preserve">As groups present, annotate their values on a master comparison table on the board: Bucket Type | Radius dimensions | Slant height | Curved SA | Total SA. After all groups have presented, say: 'Now look at this table. Remember the shopkeeper's claim: the frustum bucket uses the most metal. Based on our mathematics today — is she or he right?' WAIT 15 seconds (longer, deliberate pause). Cold-call 3 learners with different answers: 'Tell us the numbers you are comparing.' After the discussion, say: 'The answer depends on the exact dimensions of each bucket — the shopkeeper may be correct for the specific buckets in that shop, but it is NOT automatically true that a frustum always uses more metal than a cylinder of equal volume. Shape and dimensions both matter.' Write this conclusion on the board. For the two exam problems, give 8 minutes of silent individual working time, then pair-share answers. For the open/closed distinction, hold up the Kimbo tin and the plastic bucket and ask: 'Which surfaces do we include for each? Why?' WAIT 10 seconds between each object. Cold-call 2 learners per object.</w:t>
+            </w:r>
+          </w:p>
+        </w:tc>
+        <w:tc>
+          <w:tcPr>
+            <w:tcW w:type="dxa" w:w="3040"/>
+            <w:shd w:fill="FFFFFF" w:color="auto" w:val="clear"/>
+            <w:tcMar>
+              <w:top w:type="dxa" w:w="60"/>
+              <w:left w:type="dxa" w:w="120"/>
+              <w:bottom w:type="dxa" w:w="60"/>
+              <w:right w:type="dxa" w:w="120"/>
+            </w:tcMar>
+            <w:vAlign w:val="top"/>
+          </w:tcPr>
+          <w:p>
+            <w:pPr>
+              <w:spacing w:after="40" w:before="0"/>
+              <w:jc w:val="left"/>
+            </w:pPr>
+            <w:r>
+              <w:rPr>
+                <w:rFonts w:ascii="Arial" w:cs="Arial" w:eastAsia="Arial" w:hAnsi="Arial"/>
+                <w:b w:val="false"/>
+                <w:bCs w:val="false"/>
+                <w:i w:val="false"/>
+                <w:iCs w:val="false"/>
+                <w:color w:val="000000"/>
+                <w:sz w:val="18"/>
+                <w:szCs w:val="18"/>
+              </w:rPr>
+              <w:t xml:space="preserve">Anchoring Phenomenon Resolution with a Three-Way Comparison Table. Displaying all three bucket surface areas simultaneously makes the comparison concrete and visually immediate. The written individual justification ('Was the shopkeeper correct?') is a critical-thinking move that requires learners to use quantitative evidence rather than opinion — directly embodying the CBC competency of critical thinking and problem solving.</w:t>
+            </w:r>
+          </w:p>
+        </w:tc>
+        <w:tc>
+          <w:tcPr>
+            <w:tcW w:type="dxa" w:w="3040"/>
+            <w:shd w:fill="F2F2F2" w:color="auto" w:val="clear"/>
+            <w:tcMar>
+              <w:top w:type="dxa" w:w="60"/>
+              <w:left w:type="dxa" w:w="120"/>
+              <w:bottom w:type="dxa" w:w="60"/>
+              <w:right w:type="dxa" w:w="120"/>
+            </w:tcMar>
+            <w:vAlign w:val="top"/>
+          </w:tcPr>
+          <w:p>
+            <w:pPr>
+              <w:spacing w:after="40" w:before="0"/>
+              <w:jc w:val="left"/>
+            </w:pPr>
+            <w:r>
+              <w:rPr>
+                <w:rFonts w:ascii="Arial" w:cs="Arial" w:eastAsia="Arial" w:hAnsi="Arial"/>
+                <w:b w:val="false"/>
+                <w:bCs w:val="false"/>
+                <w:i w:val="false"/>
+                <w:iCs w:val="false"/>
+                <w:color w:val="000000"/>
+                <w:sz w:val="18"/>
+                <w:szCs w:val="18"/>
+              </w:rPr>
+              <w:t xml:space="preserve">Collect the written justifications ('Was the shopkeeper correct?'). Assess for: (1) Does the learner cite specific numerical values from the board? (2) Does the learner acknowledge that the answer depends on dimensions, not just shape? (3) Does the learner correctly identify which formula components are included for open vs. closed frustums? Learners who write only 'yes' or 'no' without numbers have not met the expectation — plan a follow-up probe question for the next lesson.</w:t>
+            </w:r>
+          </w:p>
+        </w:tc>
+      </w:tr>
+      <w:tr>
+        <w:tc>
+          <w:tcPr>
+            <w:tcW w:type="dxa" w:w="1520"/>
+            <w:shd w:fill="FCE4D6" w:color="auto" w:val="clear"/>
+            <w:tcMar>
+              <w:top w:type="dxa" w:w="60"/>
+              <w:left w:type="dxa" w:w="120"/>
+              <w:bottom w:type="dxa" w:w="60"/>
+              <w:right w:type="dxa" w:w="120"/>
+            </w:tcMar>
+            <w:vAlign w:val="top"/>
+          </w:tcPr>
+          <w:p>
+            <w:pPr>
+              <w:spacing w:after="40" w:before="0"/>
+              <w:jc w:val="left"/>
+            </w:pPr>
+            <w:r>
+              <w:rPr>
+                <w:rFonts w:ascii="Arial" w:cs="Arial" w:eastAsia="Arial" w:hAnsi="Arial"/>
+                <w:b/>
+                <w:bCs/>
+                <w:i w:val="false"/>
+                <w:iCs w:val="false"/>
+                <w:color w:val="000000"/>
+                <w:sz w:val="18"/>
+                <w:szCs w:val="18"/>
+              </w:rPr>
+              <w:t xml:space="preserve">Driving Question Board (DQB) Creation</w:t>
+            </w:r>
+          </w:p>
+          <w:p>
+            <w:pPr>
+              <w:spacing w:after="20" w:before="0"/>
+            </w:pPr>
+            <w:r>
+              <w:rPr>
+                <w:rFonts w:ascii="Arial" w:cs="Arial" w:eastAsia="Arial" w:hAnsi="Arial"/>
+                <w:b/>
+                <w:bCs/>
+                <w:color w:val="1F3864"/>
+                <w:sz w:val="16"/>
+                <w:szCs w:val="16"/>
+              </w:rPr>
+              <w:t xml:space="preserve">📹 VIDEO:</w:t>
+            </w:r>
+          </w:p>
+          <w:p>
+            <w:pPr>
+              <w:spacing w:after="20" w:before="0"/>
+            </w:pPr>
+            <w:hyperlink w:history="1" r:id="rId36s-x-qs6dixbjykrpmsv">
               <w:r>
                 <w:rPr>
                   <w:rFonts w:ascii="Arial" w:cs="Arial" w:eastAsia="Arial" w:hAnsi="Arial"/>
@@ -17851,7 +18061,7 @@
                   <w:szCs w:val="16"/>
                   <w:u w:val="single" w:color="2E75B6"/>
                 </w:rPr>
-                <w:t xml:space="preserve">Surface Area and Nets (Flexbook)</w:t>
+                <w:t xml:space="preserve">Surface area of a box (cuboid)</w:t>
               </w:r>
             </w:hyperlink>
           </w:p>
@@ -17867,7 +18077,7 @@
                 <w:sz w:val="14"/>
                 <w:szCs w:val="14"/>
               </w:rPr>
-              <w:t xml:space="preserve">Source: CK-12</w:t>
+              <w:t xml:space="preserve">Source: Khan Academy (English - US curriculum)</w:t>
             </w:r>
           </w:p>
           <w:p>
@@ -17875,235 +18085,7 @@
               <w:spacing w:after="10" w:before="0"/>
               <w:ind w:left="120"/>
             </w:pPr>
-            <w:hyperlink w:history="1" r:id="rId7ca1y9ohdpo9dznxqhyat">
-              <w:r>
-                <w:rPr>
-                  <w:rFonts w:ascii="Arial" w:cs="Arial" w:eastAsia="Arial" w:hAnsi="Arial"/>
-                  <w:color w:val="595959"/>
-                  <w:sz w:val="14"/>
-                  <w:szCs w:val="14"/>
-                  <w:u w:val="single" w:color="595959"/>
-                </w:rPr>
-                <w:t xml:space="preserve">🔍 Search ARES for similar readings</w:t>
-              </w:r>
-            </w:hyperlink>
-          </w:p>
-        </w:tc>
-        <w:tc>
-          <w:tcPr>
-            <w:tcW w:type="dxa" w:w="3040"/>
-            <w:shd w:fill="FFFFFF" w:color="auto" w:val="clear"/>
-            <w:tcMar>
-              <w:top w:type="dxa" w:w="60"/>
-              <w:left w:type="dxa" w:w="120"/>
-              <w:bottom w:type="dxa" w:w="60"/>
-              <w:right w:type="dxa" w:w="120"/>
-            </w:tcMar>
-            <w:vAlign w:val="top"/>
-          </w:tcPr>
-          <w:p>
-            <w:pPr>
-              <w:spacing w:after="40" w:before="0"/>
-              <w:jc w:val="left"/>
-            </w:pPr>
-            <w:r>
-              <w:rPr>
-                <w:rFonts w:ascii="Arial" w:cs="Arial" w:eastAsia="Arial" w:hAnsi="Arial"/>
-                <w:b w:val="false"/>
-                <w:bCs w:val="false"/>
-                <w:i w:val="false"/>
-                <w:iCs w:val="false"/>
-                <w:color w:val="000000"/>
-                <w:sz w:val="18"/>
-                <w:szCs w:val="18"/>
-              </w:rPr>
-              <w:t xml:space="preserve">Whole-class resolution of the anchoring question. Each group presents their group's container results (2 minutes per group). The teacher then reveals (or has learners compute) the surface area of the cylindrical bucket (from Lesson 3 class data) and the conical bucket (from Lesson 1 class data), both holding 10 litres. These three values are written side by side on the board. Learners individually answer in writing: 'Was the shopkeeper on Kirinyaga Road correct? Use the numbers on the board to justify your answer.' Learners then work two standard exam-style problems on frustums — one open (a metal bucket with no lid), one closed (a painted cylindrical tin with top and bottom). Finally, learners distinguish verbally: 'When is a frustum open at the top only? Open at both ends? Fully closed?' using real Kenyan examples (water bucket — open top; section of a water pipe — open both ends; a sealed tin of Kimbo cooking fat — closed).</w:t>
-            </w:r>
-          </w:p>
-        </w:tc>
-        <w:tc>
-          <w:tcPr>
-            <w:tcW w:type="dxa" w:w="3040"/>
-            <w:shd w:fill="F2F2F2" w:color="auto" w:val="clear"/>
-            <w:tcMar>
-              <w:top w:type="dxa" w:w="60"/>
-              <w:left w:type="dxa" w:w="120"/>
-              <w:bottom w:type="dxa" w:w="60"/>
-              <w:right w:type="dxa" w:w="120"/>
-            </w:tcMar>
-            <w:vAlign w:val="top"/>
-          </w:tcPr>
-          <w:p>
-            <w:pPr>
-              <w:spacing w:after="40" w:before="0"/>
-              <w:jc w:val="left"/>
-            </w:pPr>
-            <w:r>
-              <w:rPr>
-                <w:rFonts w:ascii="Arial" w:cs="Arial" w:eastAsia="Arial" w:hAnsi="Arial"/>
-                <w:b w:val="false"/>
-                <w:bCs w:val="false"/>
-                <w:i w:val="false"/>
-                <w:iCs w:val="false"/>
-                <w:color w:val="000000"/>
-                <w:sz w:val="18"/>
-                <w:szCs w:val="18"/>
-              </w:rPr>
-              <w:t xml:space="preserve">As groups present, annotate their values on a master comparison table on the board: Bucket Type | Radius dimensions | Slant height | Curved SA | Total SA. After all groups have presented, say: 'Now look at this table. Remember the shopkeeper's claim: the frustum bucket uses the most metal. Based on our mathematics today — is she or he right?' WAIT 15 seconds (longer, deliberate pause). Cold-call 3 learners with different answers: 'Tell us the numbers you are comparing.' After the discussion, say: 'The answer depends on the exact dimensions of each bucket — the shopkeeper may be correct for the specific buckets in that shop, but it is NOT automatically true that a frustum always uses more metal than a cylinder of equal volume. Shape and dimensions both matter.' Write this conclusion on the board. For the two exam problems, give 8 minutes of silent individual working time, then pair-share answers. For the open/closed distinction, hold up the Kimbo tin and the plastic bucket and ask: 'Which surfaces do we include for each? Why?' WAIT 10 seconds between each object. Cold-call 2 learners per object.</w:t>
-            </w:r>
-          </w:p>
-        </w:tc>
-        <w:tc>
-          <w:tcPr>
-            <w:tcW w:type="dxa" w:w="3040"/>
-            <w:shd w:fill="FFFFFF" w:color="auto" w:val="clear"/>
-            <w:tcMar>
-              <w:top w:type="dxa" w:w="60"/>
-              <w:left w:type="dxa" w:w="120"/>
-              <w:bottom w:type="dxa" w:w="60"/>
-              <w:right w:type="dxa" w:w="120"/>
-            </w:tcMar>
-            <w:vAlign w:val="top"/>
-          </w:tcPr>
-          <w:p>
-            <w:pPr>
-              <w:spacing w:after="40" w:before="0"/>
-              <w:jc w:val="left"/>
-            </w:pPr>
-            <w:r>
-              <w:rPr>
-                <w:rFonts w:ascii="Arial" w:cs="Arial" w:eastAsia="Arial" w:hAnsi="Arial"/>
-                <w:b w:val="false"/>
-                <w:bCs w:val="false"/>
-                <w:i w:val="false"/>
-                <w:iCs w:val="false"/>
-                <w:color w:val="000000"/>
-                <w:sz w:val="18"/>
-                <w:szCs w:val="18"/>
-              </w:rPr>
-              <w:t xml:space="preserve">Anchoring Phenomenon Resolution with a Three-Way Comparison Table. Displaying all three bucket surface areas simultaneously makes the comparison concrete and visually immediate. The written individual justification ('Was the shopkeeper correct?') is a critical-thinking move that requires learners to use quantitative evidence rather than opinion — directly embodying the CBC competency of critical thinking and problem solving.</w:t>
-            </w:r>
-          </w:p>
-        </w:tc>
-        <w:tc>
-          <w:tcPr>
-            <w:tcW w:type="dxa" w:w="3040"/>
-            <w:shd w:fill="F2F2F2" w:color="auto" w:val="clear"/>
-            <w:tcMar>
-              <w:top w:type="dxa" w:w="60"/>
-              <w:left w:type="dxa" w:w="120"/>
-              <w:bottom w:type="dxa" w:w="60"/>
-              <w:right w:type="dxa" w:w="120"/>
-            </w:tcMar>
-            <w:vAlign w:val="top"/>
-          </w:tcPr>
-          <w:p>
-            <w:pPr>
-              <w:spacing w:after="40" w:before="0"/>
-              <w:jc w:val="left"/>
-            </w:pPr>
-            <w:r>
-              <w:rPr>
-                <w:rFonts w:ascii="Arial" w:cs="Arial" w:eastAsia="Arial" w:hAnsi="Arial"/>
-                <w:b w:val="false"/>
-                <w:bCs w:val="false"/>
-                <w:i w:val="false"/>
-                <w:iCs w:val="false"/>
-                <w:color w:val="000000"/>
-                <w:sz w:val="18"/>
-                <w:szCs w:val="18"/>
-              </w:rPr>
-              <w:t xml:space="preserve">Collect the written justifications ('Was the shopkeeper correct?'). Assess for: (1) Does the learner cite specific numerical values from the board? (2) Does the learner acknowledge that the answer depends on dimensions, not just shape? (3) Does the learner correctly identify which formula components are included for open vs. closed frustums? Learners who write only 'yes' or 'no' without numbers have not met the expectation — plan a follow-up probe question for the next lesson.</w:t>
-            </w:r>
-          </w:p>
-        </w:tc>
-      </w:tr>
-      <w:tr>
-        <w:tc>
-          <w:tcPr>
-            <w:tcW w:type="dxa" w:w="1520"/>
-            <w:shd w:fill="FCE4D6" w:color="auto" w:val="clear"/>
-            <w:tcMar>
-              <w:top w:type="dxa" w:w="60"/>
-              <w:left w:type="dxa" w:w="120"/>
-              <w:bottom w:type="dxa" w:w="60"/>
-              <w:right w:type="dxa" w:w="120"/>
-            </w:tcMar>
-            <w:vAlign w:val="top"/>
-          </w:tcPr>
-          <w:p>
-            <w:pPr>
-              <w:spacing w:after="40" w:before="0"/>
-              <w:jc w:val="left"/>
-            </w:pPr>
-            <w:r>
-              <w:rPr>
-                <w:rFonts w:ascii="Arial" w:cs="Arial" w:eastAsia="Arial" w:hAnsi="Arial"/>
-                <w:b/>
-                <w:bCs/>
-                <w:i w:val="false"/>
-                <w:iCs w:val="false"/>
-                <w:color w:val="000000"/>
-                <w:sz w:val="18"/>
-                <w:szCs w:val="18"/>
-              </w:rPr>
-              <w:t xml:space="preserve">Driving Question Board (DQB) Creation</w:t>
-            </w:r>
-          </w:p>
-          <w:p>
-            <w:pPr>
-              <w:spacing w:after="20" w:before="0"/>
-            </w:pPr>
-            <w:r>
-              <w:rPr>
-                <w:rFonts w:ascii="Arial" w:cs="Arial" w:eastAsia="Arial" w:hAnsi="Arial"/>
-                <w:b/>
-                <w:bCs/>
-                <w:color w:val="1F3864"/>
-                <w:sz w:val="16"/>
-                <w:szCs w:val="16"/>
-              </w:rPr>
-              <w:t xml:space="preserve">📹 VIDEO:</w:t>
-            </w:r>
-          </w:p>
-          <w:p>
-            <w:pPr>
-              <w:spacing w:after="20" w:before="0"/>
-            </w:pPr>
-            <w:hyperlink w:history="1" r:id="rIdzx0b5hwo5qopy7nvui1hm">
-              <w:r>
-                <w:rPr>
-                  <w:rFonts w:ascii="Arial" w:cs="Arial" w:eastAsia="Arial" w:hAnsi="Arial"/>
-                  <w:color w:val="2E75B6"/>
-                  <w:sz w:val="16"/>
-                  <w:szCs w:val="16"/>
-                  <w:u w:val="single" w:color="2E75B6"/>
-                </w:rPr>
-                <w:t xml:space="preserve">Local linearity for a multivariable function</w:t>
-              </w:r>
-            </w:hyperlink>
-          </w:p>
-          <w:p>
-            <w:pPr>
-              <w:spacing w:after="10" w:before="0"/>
-              <w:ind w:left="120"/>
-            </w:pPr>
-            <w:r>
-              <w:rPr>
-                <w:rFonts w:ascii="Arial" w:cs="Arial" w:eastAsia="Arial" w:hAnsi="Arial"/>
-                <w:color w:val="595959"/>
-                <w:sz w:val="14"/>
-                <w:szCs w:val="14"/>
-              </w:rPr>
-              <w:t xml:space="preserve">Source: Khan Academy (English - US curriculum)</w:t>
-            </w:r>
-          </w:p>
-          <w:p>
-            <w:pPr>
-              <w:spacing w:after="10" w:before="0"/>
-              <w:ind w:left="120"/>
-            </w:pPr>
-            <w:hyperlink w:history="1" r:id="rIdkxgkklsnlhgivefefjmcb">
+            <w:hyperlink w:history="1" r:id="rIdghp5_86hwpk9koqc_mhvy">
               <w:r>
                 <w:rPr>
                   <w:rFonts w:ascii="Arial" w:cs="Arial" w:eastAsia="Arial" w:hAnsi="Arial"/>
@@ -18141,14 +18123,241 @@
                 <w:sz w:val="16"/>
                 <w:szCs w:val="16"/>
               </w:rPr>
-              <w:t xml:space="preserve">📖 HTML:</w:t>
+              <w:t xml:space="preserve">📖 READING:</w:t>
             </w:r>
           </w:p>
           <w:p>
             <w:pPr>
               <w:spacing w:after="20" w:before="0"/>
             </w:pPr>
-            <w:hyperlink w:history="1" r:id="rIdjvenkvuflt_2os3b3jj97">
+            <w:r>
+              <w:rPr>
+                <w:rFonts w:ascii="Arial" w:cs="Arial" w:eastAsia="Arial" w:hAnsi="Arial"/>
+                <w:i/>
+                <w:iCs/>
+                <w:color w:val="595959"/>
+                <w:sz w:val="16"/>
+                <w:szCs w:val="16"/>
+              </w:rPr>
+              <w:t xml:space="preserve">No closely matching reading in the ARES library for this activity.</w:t>
+            </w:r>
+          </w:p>
+          <w:p>
+            <w:pPr>
+              <w:spacing w:after="10" w:before="0"/>
+              <w:ind w:left="120"/>
+            </w:pPr>
+            <w:hyperlink w:history="1" r:id="rId3y9c-ms_dbjsxixe9i9sh">
+              <w:r>
+                <w:rPr>
+                  <w:rFonts w:ascii="Arial" w:cs="Arial" w:eastAsia="Arial" w:hAnsi="Arial"/>
+                  <w:color w:val="595959"/>
+                  <w:sz w:val="14"/>
+                  <w:szCs w:val="14"/>
+                  <w:u w:val="single" w:color="595959"/>
+                </w:rPr>
+                <w:t xml:space="preserve">🔍 Search ARES for readings</w:t>
+              </w:r>
+            </w:hyperlink>
+          </w:p>
+          <w:p>
+            <w:pPr>
+              <w:spacing w:after="10" w:before="0"/>
+              <w:ind w:left="120"/>
+            </w:pPr>
+            <w:r>
+              <w:rPr>
+                <w:rFonts w:ascii="Arial" w:cs="Arial" w:eastAsia="Arial" w:hAnsi="Arial"/>
+                <w:color w:val="595959"/>
+                <w:sz w:val="14"/>
+                <w:szCs w:val="14"/>
+              </w:rPr>
+              <w:t xml:space="preserve">Search terms: surface area solids frustum</w:t>
+            </w:r>
+          </w:p>
+        </w:tc>
+        <w:tc>
+          <w:tcPr>
+            <w:tcW w:type="dxa" w:w="3040"/>
+            <w:shd w:fill="FFFFFF" w:color="auto" w:val="clear"/>
+            <w:tcMar>
+              <w:top w:type="dxa" w:w="60"/>
+              <w:left w:type="dxa" w:w="120"/>
+              <w:bottom w:type="dxa" w:w="60"/>
+              <w:right w:type="dxa" w:w="120"/>
+            </w:tcMar>
+            <w:vAlign w:val="top"/>
+          </w:tcPr>
+          <w:p>
+            <w:pPr>
+              <w:spacing w:after="40" w:before="0"/>
+              <w:jc w:val="left"/>
+            </w:pPr>
+            <w:r>
+              <w:rPr>
+                <w:rFonts w:ascii="Arial" w:cs="Arial" w:eastAsia="Arial" w:hAnsi="Arial"/>
+                <w:b w:val="false"/>
+                <w:bCs w:val="false"/>
+                <w:i w:val="false"/>
+                <w:iCs w:val="false"/>
+                <w:color w:val="000000"/>
+                <w:sz w:val="18"/>
+                <w:szCs w:val="18"/>
+              </w:rPr>
+              <w:t xml:space="preserve">Each learner retrieves their personal DQB card (or the class DQB is updated collectively). Learners add one green sticky note (or written entry) stating something they can now answer about the driving question, and one orange sticky note for something they are still wondering. Suggested prompts on the board: GREEN — 'I can now explain why the frustum bucket costs more/less because...'; ORANGE — 'I am still wondering whether...'. The class briefly shares 2–3 green and 2–3 orange contributions. The teacher records any remaining orange questions that will be addressed in Lesson 7 (frustums of pyramids) or Lesson 8 (applications).</w:t>
+            </w:r>
+          </w:p>
+        </w:tc>
+        <w:tc>
+          <w:tcPr>
+            <w:tcW w:type="dxa" w:w="3040"/>
+            <w:shd w:fill="F2F2F2" w:color="auto" w:val="clear"/>
+            <w:tcMar>
+              <w:top w:type="dxa" w:w="60"/>
+              <w:left w:type="dxa" w:w="120"/>
+              <w:bottom w:type="dxa" w:w="60"/>
+              <w:right w:type="dxa" w:w="120"/>
+            </w:tcMar>
+            <w:vAlign w:val="top"/>
+          </w:tcPr>
+          <w:p>
+            <w:pPr>
+              <w:spacing w:after="40" w:before="0"/>
+              <w:jc w:val="left"/>
+            </w:pPr>
+            <w:r>
+              <w:rPr>
+                <w:rFonts w:ascii="Arial" w:cs="Arial" w:eastAsia="Arial" w:hAnsi="Arial"/>
+                <w:b w:val="false"/>
+                <w:bCs w:val="false"/>
+                <w:i w:val="false"/>
+                <w:iCs w:val="false"/>
+                <w:color w:val="000000"/>
+                <w:sz w:val="18"/>
+                <w:szCs w:val="18"/>
+              </w:rPr>
+              <w:t xml:space="preserve">Say: 'Take out your DQB cards. Our driving question is: How do we calculate exactly how much material is needed to cover or construct any solid shape — and why does the shape of a container matter even when the volume stays the same? We just answered the second half of that question today for the frustum. Add your green and orange notes now.' Give 3 minutes of silent writing. Then cold-call 2 green entries and 2 orange entries. For each orange, say: 'Good question — is that something we have already started to answer, or something new?' Physically move unresolved orange notes to the 'Still to Investigate' column of the class DQB. Point to it and say: 'These are the questions that will drive Lessons 7 and 8.'</w:t>
+            </w:r>
+          </w:p>
+        </w:tc>
+        <w:tc>
+          <w:tcPr>
+            <w:tcW w:type="dxa" w:w="3040"/>
+            <w:shd w:fill="FFFFFF" w:color="auto" w:val="clear"/>
+            <w:tcMar>
+              <w:top w:type="dxa" w:w="60"/>
+              <w:left w:type="dxa" w:w="120"/>
+              <w:bottom w:type="dxa" w:w="60"/>
+              <w:right w:type="dxa" w:w="120"/>
+            </w:tcMar>
+            <w:vAlign w:val="top"/>
+          </w:tcPr>
+          <w:p>
+            <w:pPr>
+              <w:spacing w:after="40" w:before="0"/>
+              <w:jc w:val="left"/>
+            </w:pPr>
+            <w:r>
+              <w:rPr>
+                <w:rFonts w:ascii="Arial" w:cs="Arial" w:eastAsia="Arial" w:hAnsi="Arial"/>
+                <w:b w:val="false"/>
+                <w:bCs w:val="false"/>
+                <w:i w:val="false"/>
+                <w:iCs w:val="false"/>
+                <w:color w:val="000000"/>
+                <w:sz w:val="18"/>
+                <w:szCs w:val="18"/>
+              </w:rPr>
+              <w:t xml:space="preserve">Driving Question Board with Colour-Coded Evidence Tracking. The green/orange distinction makes visible to learners (and teacher) exactly where understanding has grown and where gaps remain. Returning to the same driving question across all 8 lessons builds the metacognitive habit of tracking cumulative understanding — a core CBC learning-to-learn competency.</w:t>
+            </w:r>
+          </w:p>
+        </w:tc>
+        <w:tc>
+          <w:tcPr>
+            <w:tcW w:type="dxa" w:w="3040"/>
+            <w:shd w:fill="F2F2F2" w:color="auto" w:val="clear"/>
+            <w:tcMar>
+              <w:top w:type="dxa" w:w="60"/>
+              <w:left w:type="dxa" w:w="120"/>
+              <w:bottom w:type="dxa" w:w="60"/>
+              <w:right w:type="dxa" w:w="120"/>
+            </w:tcMar>
+            <w:vAlign w:val="top"/>
+          </w:tcPr>
+          <w:p>
+            <w:pPr>
+              <w:spacing w:after="40" w:before="0"/>
+              <w:jc w:val="left"/>
+            </w:pPr>
+            <w:r>
+              <w:rPr>
+                <w:rFonts w:ascii="Arial" w:cs="Arial" w:eastAsia="Arial" w:hAnsi="Arial"/>
+                <w:b w:val="false"/>
+                <w:bCs w:val="false"/>
+                <w:i w:val="false"/>
+                <w:iCs w:val="false"/>
+                <w:color w:val="000000"/>
+                <w:sz w:val="18"/>
+                <w:szCs w:val="18"/>
+              </w:rPr>
+              <w:t xml:space="preserve">Read all green sticky notes/entries quickly after class. Check: Are learners naming the correct formula and connecting it to the phenomenon (bucket/metal/shopkeeper), or writing generic statements ('I learned surface area')? Generic statements indicate surface-level engagement. Count how many orange notes reference misconceptions from Phase 1 predictions that were not resolved — these learners need the worked example at the start of Lesson 7.</w:t>
+            </w:r>
+          </w:p>
+        </w:tc>
+      </w:tr>
+      <w:tr>
+        <w:tc>
+          <w:tcPr>
+            <w:tcW w:type="dxa" w:w="1520"/>
+            <w:shd w:fill="D5E8F0" w:color="auto" w:val="clear"/>
+            <w:tcMar>
+              <w:top w:type="dxa" w:w="60"/>
+              <w:left w:type="dxa" w:w="120"/>
+              <w:bottom w:type="dxa" w:w="60"/>
+              <w:right w:type="dxa" w:w="120"/>
+            </w:tcMar>
+            <w:vAlign w:val="top"/>
+          </w:tcPr>
+          <w:p>
+            <w:pPr>
+              <w:spacing w:after="40" w:before="0"/>
+              <w:jc w:val="left"/>
+            </w:pPr>
+            <w:r>
+              <w:rPr>
+                <w:rFonts w:ascii="Arial" w:cs="Arial" w:eastAsia="Arial" w:hAnsi="Arial"/>
+                <w:b/>
+                <w:bCs/>
+                <w:i w:val="false"/>
+                <w:iCs w:val="false"/>
+                <w:color w:val="000000"/>
+                <w:sz w:val="18"/>
+                <w:szCs w:val="18"/>
+              </w:rPr>
+              <w:t xml:space="preserve">Model Building Phase</w:t>
+            </w:r>
+          </w:p>
+          <w:p>
+            <w:pPr>
+              <w:spacing w:after="20" w:before="0"/>
+            </w:pPr>
+            <w:r>
+              <w:rPr>
+                <w:rFonts w:ascii="Arial" w:cs="Arial" w:eastAsia="Arial" w:hAnsi="Arial"/>
+                <w:b/>
+                <w:bCs/>
+                <w:color w:val="1F3864"/>
+                <w:sz w:val="16"/>
+                <w:szCs w:val="16"/>
+              </w:rPr>
+              <w:t xml:space="preserve">📹 VIDEO:</w:t>
+            </w:r>
+          </w:p>
+          <w:p>
+            <w:pPr>
+              <w:spacing w:after="20" w:before="0"/>
+            </w:pPr>
+            <w:hyperlink w:history="1" r:id="rIdy6o7e8zv0j6efi7k6jv53">
               <w:r>
                 <w:rPr>
                   <w:rFonts w:ascii="Arial" w:cs="Arial" w:eastAsia="Arial" w:hAnsi="Arial"/>
@@ -18157,7 +18366,7 @@
                   <w:szCs w:val="16"/>
                   <w:u w:val="single" w:color="2E75B6"/>
                 </w:rPr>
-                <w:t xml:space="preserve">Surface Area and Nets (Flexbook)</w:t>
+                <w:t xml:space="preserve">Surface area of a box (cuboid)</w:t>
               </w:r>
             </w:hyperlink>
           </w:p>
@@ -18173,7 +18382,7 @@
                 <w:sz w:val="14"/>
                 <w:szCs w:val="14"/>
               </w:rPr>
-              <w:t xml:space="preserve">Source: CK-12</w:t>
+              <w:t xml:space="preserve">Source: Khan Academy (English - US curriculum)</w:t>
             </w:r>
           </w:p>
           <w:p>
@@ -18181,235 +18390,7 @@
               <w:spacing w:after="10" w:before="0"/>
               <w:ind w:left="120"/>
             </w:pPr>
-            <w:hyperlink w:history="1" r:id="rIdueihplk3we4vnn5qwvzx3">
-              <w:r>
-                <w:rPr>
-                  <w:rFonts w:ascii="Arial" w:cs="Arial" w:eastAsia="Arial" w:hAnsi="Arial"/>
-                  <w:color w:val="595959"/>
-                  <w:sz w:val="14"/>
-                  <w:szCs w:val="14"/>
-                  <w:u w:val="single" w:color="595959"/>
-                </w:rPr>
-                <w:t xml:space="preserve">🔍 Search ARES for similar readings</w:t>
-              </w:r>
-            </w:hyperlink>
-          </w:p>
-        </w:tc>
-        <w:tc>
-          <w:tcPr>
-            <w:tcW w:type="dxa" w:w="3040"/>
-            <w:shd w:fill="FFFFFF" w:color="auto" w:val="clear"/>
-            <w:tcMar>
-              <w:top w:type="dxa" w:w="60"/>
-              <w:left w:type="dxa" w:w="120"/>
-              <w:bottom w:type="dxa" w:w="60"/>
-              <w:right w:type="dxa" w:w="120"/>
-            </w:tcMar>
-            <w:vAlign w:val="top"/>
-          </w:tcPr>
-          <w:p>
-            <w:pPr>
-              <w:spacing w:after="40" w:before="0"/>
-              <w:jc w:val="left"/>
-            </w:pPr>
-            <w:r>
-              <w:rPr>
-                <w:rFonts w:ascii="Arial" w:cs="Arial" w:eastAsia="Arial" w:hAnsi="Arial"/>
-                <w:b w:val="false"/>
-                <w:bCs w:val="false"/>
-                <w:i w:val="false"/>
-                <w:iCs w:val="false"/>
-                <w:color w:val="000000"/>
-                <w:sz w:val="18"/>
-                <w:szCs w:val="18"/>
-              </w:rPr>
-              <w:t xml:space="preserve">Each learner retrieves their personal DQB card (or the class DQB is updated collectively). Learners add one green sticky note (or written entry) stating something they can now answer about the driving question, and one orange sticky note for something they are still wondering. Suggested prompts on the board: GREEN — 'I can now explain why the frustum bucket costs more/less because...'; ORANGE — 'I am still wondering whether...'. The class briefly shares 2–3 green and 2–3 orange contributions. The teacher records any remaining orange questions that will be addressed in Lesson 7 (frustums of pyramids) or Lesson 8 (applications).</w:t>
-            </w:r>
-          </w:p>
-        </w:tc>
-        <w:tc>
-          <w:tcPr>
-            <w:tcW w:type="dxa" w:w="3040"/>
-            <w:shd w:fill="F2F2F2" w:color="auto" w:val="clear"/>
-            <w:tcMar>
-              <w:top w:type="dxa" w:w="60"/>
-              <w:left w:type="dxa" w:w="120"/>
-              <w:bottom w:type="dxa" w:w="60"/>
-              <w:right w:type="dxa" w:w="120"/>
-            </w:tcMar>
-            <w:vAlign w:val="top"/>
-          </w:tcPr>
-          <w:p>
-            <w:pPr>
-              <w:spacing w:after="40" w:before="0"/>
-              <w:jc w:val="left"/>
-            </w:pPr>
-            <w:r>
-              <w:rPr>
-                <w:rFonts w:ascii="Arial" w:cs="Arial" w:eastAsia="Arial" w:hAnsi="Arial"/>
-                <w:b w:val="false"/>
-                <w:bCs w:val="false"/>
-                <w:i w:val="false"/>
-                <w:iCs w:val="false"/>
-                <w:color w:val="000000"/>
-                <w:sz w:val="18"/>
-                <w:szCs w:val="18"/>
-              </w:rPr>
-              <w:t xml:space="preserve">Say: 'Take out your DQB cards. Our driving question is: How do we calculate exactly how much material is needed to cover or construct any solid shape — and why does the shape of a container matter even when the volume stays the same? We just answered the second half of that question today for the frustum. Add your green and orange notes now.' Give 3 minutes of silent writing. Then cold-call 2 green entries and 2 orange entries. For each orange, say: 'Good question — is that something we have already started to answer, or something new?' Physically move unresolved orange notes to the 'Still to Investigate' column of the class DQB. Point to it and say: 'These are the questions that will drive Lessons 7 and 8.'</w:t>
-            </w:r>
-          </w:p>
-        </w:tc>
-        <w:tc>
-          <w:tcPr>
-            <w:tcW w:type="dxa" w:w="3040"/>
-            <w:shd w:fill="FFFFFF" w:color="auto" w:val="clear"/>
-            <w:tcMar>
-              <w:top w:type="dxa" w:w="60"/>
-              <w:left w:type="dxa" w:w="120"/>
-              <w:bottom w:type="dxa" w:w="60"/>
-              <w:right w:type="dxa" w:w="120"/>
-            </w:tcMar>
-            <w:vAlign w:val="top"/>
-          </w:tcPr>
-          <w:p>
-            <w:pPr>
-              <w:spacing w:after="40" w:before="0"/>
-              <w:jc w:val="left"/>
-            </w:pPr>
-            <w:r>
-              <w:rPr>
-                <w:rFonts w:ascii="Arial" w:cs="Arial" w:eastAsia="Arial" w:hAnsi="Arial"/>
-                <w:b w:val="false"/>
-                <w:bCs w:val="false"/>
-                <w:i w:val="false"/>
-                <w:iCs w:val="false"/>
-                <w:color w:val="000000"/>
-                <w:sz w:val="18"/>
-                <w:szCs w:val="18"/>
-              </w:rPr>
-              <w:t xml:space="preserve">Driving Question Board with Colour-Coded Evidence Tracking. The green/orange distinction makes visible to learners (and teacher) exactly where understanding has grown and where gaps remain. Returning to the same driving question across all 8 lessons builds the metacognitive habit of tracking cumulative understanding — a core CBC learning-to-learn competency.</w:t>
-            </w:r>
-          </w:p>
-        </w:tc>
-        <w:tc>
-          <w:tcPr>
-            <w:tcW w:type="dxa" w:w="3040"/>
-            <w:shd w:fill="F2F2F2" w:color="auto" w:val="clear"/>
-            <w:tcMar>
-              <w:top w:type="dxa" w:w="60"/>
-              <w:left w:type="dxa" w:w="120"/>
-              <w:bottom w:type="dxa" w:w="60"/>
-              <w:right w:type="dxa" w:w="120"/>
-            </w:tcMar>
-            <w:vAlign w:val="top"/>
-          </w:tcPr>
-          <w:p>
-            <w:pPr>
-              <w:spacing w:after="40" w:before="0"/>
-              <w:jc w:val="left"/>
-            </w:pPr>
-            <w:r>
-              <w:rPr>
-                <w:rFonts w:ascii="Arial" w:cs="Arial" w:eastAsia="Arial" w:hAnsi="Arial"/>
-                <w:b w:val="false"/>
-                <w:bCs w:val="false"/>
-                <w:i w:val="false"/>
-                <w:iCs w:val="false"/>
-                <w:color w:val="000000"/>
-                <w:sz w:val="18"/>
-                <w:szCs w:val="18"/>
-              </w:rPr>
-              <w:t xml:space="preserve">Read all green sticky notes/entries quickly after class. Check: Are learners naming the correct formula and connecting it to the phenomenon (bucket/metal/shopkeeper), or writing generic statements ('I learned surface area')? Generic statements indicate surface-level engagement. Count how many orange notes reference misconceptions from Phase 1 predictions that were not resolved — these learners need the worked example at the start of Lesson 7.</w:t>
-            </w:r>
-          </w:p>
-        </w:tc>
-      </w:tr>
-      <w:tr>
-        <w:tc>
-          <w:tcPr>
-            <w:tcW w:type="dxa" w:w="1520"/>
-            <w:shd w:fill="D5E8F0" w:color="auto" w:val="clear"/>
-            <w:tcMar>
-              <w:top w:type="dxa" w:w="60"/>
-              <w:left w:type="dxa" w:w="120"/>
-              <w:bottom w:type="dxa" w:w="60"/>
-              <w:right w:type="dxa" w:w="120"/>
-            </w:tcMar>
-            <w:vAlign w:val="top"/>
-          </w:tcPr>
-          <w:p>
-            <w:pPr>
-              <w:spacing w:after="40" w:before="0"/>
-              <w:jc w:val="left"/>
-            </w:pPr>
-            <w:r>
-              <w:rPr>
-                <w:rFonts w:ascii="Arial" w:cs="Arial" w:eastAsia="Arial" w:hAnsi="Arial"/>
-                <w:b/>
-                <w:bCs/>
-                <w:i w:val="false"/>
-                <w:iCs w:val="false"/>
-                <w:color w:val="000000"/>
-                <w:sz w:val="18"/>
-                <w:szCs w:val="18"/>
-              </w:rPr>
-              <w:t xml:space="preserve">Model Building Phase</w:t>
-            </w:r>
-          </w:p>
-          <w:p>
-            <w:pPr>
-              <w:spacing w:after="20" w:before="0"/>
-            </w:pPr>
-            <w:r>
-              <w:rPr>
-                <w:rFonts w:ascii="Arial" w:cs="Arial" w:eastAsia="Arial" w:hAnsi="Arial"/>
-                <w:b/>
-                <w:bCs/>
-                <w:color w:val="1F3864"/>
-                <w:sz w:val="16"/>
-                <w:szCs w:val="16"/>
-              </w:rPr>
-              <w:t xml:space="preserve">📹 VIDEO:</w:t>
-            </w:r>
-          </w:p>
-          <w:p>
-            <w:pPr>
-              <w:spacing w:after="20" w:before="0"/>
-            </w:pPr>
-            <w:hyperlink w:history="1" r:id="rIdntd3n6ztzgzdpiakqpfab">
-              <w:r>
-                <w:rPr>
-                  <w:rFonts w:ascii="Arial" w:cs="Arial" w:eastAsia="Arial" w:hAnsi="Arial"/>
-                  <w:color w:val="2E75B6"/>
-                  <w:sz w:val="16"/>
-                  <w:szCs w:val="16"/>
-                  <w:u w:val="single" w:color="2E75B6"/>
-                </w:rPr>
-                <w:t xml:space="preserve">Local linearity for a multivariable function</w:t>
-              </w:r>
-            </w:hyperlink>
-          </w:p>
-          <w:p>
-            <w:pPr>
-              <w:spacing w:after="10" w:before="0"/>
-              <w:ind w:left="120"/>
-            </w:pPr>
-            <w:r>
-              <w:rPr>
-                <w:rFonts w:ascii="Arial" w:cs="Arial" w:eastAsia="Arial" w:hAnsi="Arial"/>
-                <w:color w:val="595959"/>
-                <w:sz w:val="14"/>
-                <w:szCs w:val="14"/>
-              </w:rPr>
-              <w:t xml:space="preserve">Source: Khan Academy (English - US curriculum)</w:t>
-            </w:r>
-          </w:p>
-          <w:p>
-            <w:pPr>
-              <w:spacing w:after="10" w:before="0"/>
-              <w:ind w:left="120"/>
-            </w:pPr>
-            <w:hyperlink w:history="1" r:id="rId7w7i1rtqqde26b3lnzudy">
+            <w:hyperlink w:history="1" r:id="rIdxw6cczrho2uuvt6eee7jc">
               <w:r>
                 <w:rPr>
                   <w:rFonts w:ascii="Arial" w:cs="Arial" w:eastAsia="Arial" w:hAnsi="Arial"/>
@@ -18447,47 +18428,31 @@
                 <w:sz w:val="16"/>
                 <w:szCs w:val="16"/>
               </w:rPr>
-              <w:t xml:space="preserve">📖 HTML:</w:t>
+              <w:t xml:space="preserve">📖 READING:</w:t>
             </w:r>
           </w:p>
           <w:p>
             <w:pPr>
               <w:spacing w:after="20" w:before="0"/>
             </w:pPr>
-            <w:hyperlink w:history="1" r:id="rIdben5jstptkz0t3md4p5he">
-              <w:r>
-                <w:rPr>
-                  <w:rFonts w:ascii="Arial" w:cs="Arial" w:eastAsia="Arial" w:hAnsi="Arial"/>
-                  <w:color w:val="2E75B6"/>
-                  <w:sz w:val="16"/>
-                  <w:szCs w:val="16"/>
-                  <w:u w:val="single" w:color="2E75B6"/>
-                </w:rPr>
-                <w:t xml:space="preserve">Surface Area and Nets (Flexbook)</w:t>
-              </w:r>
-            </w:hyperlink>
+            <w:r>
+              <w:rPr>
+                <w:rFonts w:ascii="Arial" w:cs="Arial" w:eastAsia="Arial" w:hAnsi="Arial"/>
+                <w:i/>
+                <w:iCs/>
+                <w:color w:val="595959"/>
+                <w:sz w:val="16"/>
+                <w:szCs w:val="16"/>
+              </w:rPr>
+              <w:t xml:space="preserve">No closely matching reading in the ARES library for this activity.</w:t>
+            </w:r>
           </w:p>
           <w:p>
             <w:pPr>
               <w:spacing w:after="10" w:before="0"/>
               <w:ind w:left="120"/>
             </w:pPr>
-            <w:r>
-              <w:rPr>
-                <w:rFonts w:ascii="Arial" w:cs="Arial" w:eastAsia="Arial" w:hAnsi="Arial"/>
-                <w:color w:val="595959"/>
-                <w:sz w:val="14"/>
-                <w:szCs w:val="14"/>
-              </w:rPr>
-              <w:t xml:space="preserve">Source: CK-12</w:t>
-            </w:r>
-          </w:p>
-          <w:p>
-            <w:pPr>
-              <w:spacing w:after="10" w:before="0"/>
-              <w:ind w:left="120"/>
-            </w:pPr>
-            <w:hyperlink w:history="1" r:id="rIdifzrh2hrmkl8auf_ear8y">
+            <w:hyperlink w:history="1" r:id="rIdj5wpj6loffbhmyayfqk8t">
               <w:r>
                 <w:rPr>
                   <w:rFonts w:ascii="Arial" w:cs="Arial" w:eastAsia="Arial" w:hAnsi="Arial"/>
@@ -18496,9 +18461,24 @@
                   <w:szCs w:val="14"/>
                   <w:u w:val="single" w:color="595959"/>
                 </w:rPr>
-                <w:t xml:space="preserve">🔍 Search ARES for similar readings</w:t>
+                <w:t xml:space="preserve">🔍 Search ARES for readings</w:t>
               </w:r>
             </w:hyperlink>
+          </w:p>
+          <w:p>
+            <w:pPr>
+              <w:spacing w:after="10" w:before="0"/>
+              <w:ind w:left="120"/>
+            </w:pPr>
+            <w:r>
+              <w:rPr>
+                <w:rFonts w:ascii="Arial" w:cs="Arial" w:eastAsia="Arial" w:hAnsi="Arial"/>
+                <w:color w:val="595959"/>
+                <w:sz w:val="14"/>
+                <w:szCs w:val="14"/>
+              </w:rPr>
+              <w:t xml:space="preserve">Search terms: surface area solids frustum</w:t>
+            </w:r>
           </w:p>
         </w:tc>
         <w:tc>
@@ -19974,7 +19954,7 @@
             <w:pPr>
               <w:spacing w:after="20" w:before="0"/>
             </w:pPr>
-            <w:hyperlink w:history="1" r:id="rId1t0foaqft5ukieyzlb5se">
+            <w:hyperlink w:history="1" r:id="rId7jhzydjx7o4c9i9uas9kz">
               <w:r>
                 <w:rPr>
                   <w:rFonts w:ascii="Arial" w:cs="Arial" w:eastAsia="Arial" w:hAnsi="Arial"/>
@@ -19983,7 +19963,7 @@
                   <w:szCs w:val="16"/>
                   <w:u w:val="single" w:color="2E75B6"/>
                 </w:rPr>
-                <w:t xml:space="preserve">VSEPR for 4 electron clouds</w:t>
+                <w:t xml:space="preserve">Volume of triangular prism &amp; cube</w:t>
               </w:r>
             </w:hyperlink>
           </w:p>
@@ -20007,7 +19987,7 @@
               <w:spacing w:after="10" w:before="0"/>
               <w:ind w:left="120"/>
             </w:pPr>
-            <w:hyperlink w:history="1" r:id="rIdwtw3osrb7ru1lneik68gq">
+            <w:hyperlink w:history="1" r:id="rIdhg0giafbzce0kcxuijc8q">
               <w:r>
                 <w:rPr>
                   <w:rFonts w:ascii="Arial" w:cs="Arial" w:eastAsia="Arial" w:hAnsi="Arial"/>
@@ -20045,14 +20025,14 @@
                 <w:sz w:val="16"/>
                 <w:szCs w:val="16"/>
               </w:rPr>
-              <w:t xml:space="preserve">📖 HTML:</w:t>
+              <w:t xml:space="preserve">📖 EXERCISE:</w:t>
             </w:r>
           </w:p>
           <w:p>
             <w:pPr>
               <w:spacing w:after="20" w:before="0"/>
             </w:pPr>
-            <w:hyperlink w:history="1" r:id="rIdz8udwo40ld6uy5kijr6qf">
+            <w:hyperlink w:history="1" r:id="rIdddnmxxqye83kimmpuvzd9">
               <w:r>
                 <w:rPr>
                   <w:rFonts w:ascii="Arial" w:cs="Arial" w:eastAsia="Arial" w:hAnsi="Arial"/>
@@ -20061,7 +20041,7 @@
                   <w:szCs w:val="16"/>
                   <w:u w:val="single" w:color="2E75B6"/>
                 </w:rPr>
-                <w:t xml:space="preserve">Surface Area and Nets (Flexbook)</w:t>
+                <w:t xml:space="preserve">Solid geometry word problems</w:t>
               </w:r>
             </w:hyperlink>
           </w:p>
@@ -20077,7 +20057,7 @@
                 <w:sz w:val="14"/>
                 <w:szCs w:val="14"/>
               </w:rPr>
-              <w:t xml:space="preserve">Source: CK-12</w:t>
+              <w:t xml:space="preserve">Source: Khan Academy (English - US curriculum)</w:t>
             </w:r>
           </w:p>
           <w:p>
@@ -20085,7 +20065,7 @@
               <w:spacing w:after="10" w:before="0"/>
               <w:ind w:left="120"/>
             </w:pPr>
-            <w:hyperlink w:history="1" r:id="rId2wtqzyao6bm7tqug_bzxg">
+            <w:hyperlink w:history="1" r:id="rIdujt6wqyykyyb3hypky24p">
               <w:r>
                 <w:rPr>
                   <w:rFonts w:ascii="Arial" w:cs="Arial" w:eastAsia="Arial" w:hAnsi="Arial"/>
@@ -20280,7 +20260,7 @@
             <w:pPr>
               <w:spacing w:after="20" w:before="0"/>
             </w:pPr>
-            <w:hyperlink w:history="1" r:id="rIdor-na7g6tsjetcxbiulff">
+            <w:hyperlink w:history="1" r:id="rIdhtrl-o0iqojm9dmia9u5a">
               <w:r>
                 <w:rPr>
                   <w:rFonts w:ascii="Arial" w:cs="Arial" w:eastAsia="Arial" w:hAnsi="Arial"/>
@@ -20289,7 +20269,7 @@
                   <w:szCs w:val="16"/>
                   <w:u w:val="single" w:color="2E75B6"/>
                 </w:rPr>
-                <w:t xml:space="preserve">VSEPR for 4 electron clouds</w:t>
+                <w:t xml:space="preserve">Volume of triangular prism &amp; cube</w:t>
               </w:r>
             </w:hyperlink>
           </w:p>
@@ -20313,7 +20293,7 @@
               <w:spacing w:after="10" w:before="0"/>
               <w:ind w:left="120"/>
             </w:pPr>
-            <w:hyperlink w:history="1" r:id="rIdpb6atxuy5j3qkjk6atn92">
+            <w:hyperlink w:history="1" r:id="rIdxbpjuqjt6jrguz0ddjd1_">
               <w:r>
                 <w:rPr>
                   <w:rFonts w:ascii="Arial" w:cs="Arial" w:eastAsia="Arial" w:hAnsi="Arial"/>
@@ -20351,14 +20331,14 @@
                 <w:sz w:val="16"/>
                 <w:szCs w:val="16"/>
               </w:rPr>
-              <w:t xml:space="preserve">📖 HTML:</w:t>
+              <w:t xml:space="preserve">📖 EXERCISE:</w:t>
             </w:r>
           </w:p>
           <w:p>
             <w:pPr>
               <w:spacing w:after="20" w:before="0"/>
             </w:pPr>
-            <w:hyperlink w:history="1" r:id="rIdgihs4oh-5yxssewuertur">
+            <w:hyperlink w:history="1" r:id="rIdi94hlmlij_br27r1cjyhm">
               <w:r>
                 <w:rPr>
                   <w:rFonts w:ascii="Arial" w:cs="Arial" w:eastAsia="Arial" w:hAnsi="Arial"/>
@@ -20367,7 +20347,7 @@
                   <w:szCs w:val="16"/>
                   <w:u w:val="single" w:color="2E75B6"/>
                 </w:rPr>
-                <w:t xml:space="preserve">Surface Area and Nets (Flexbook)</w:t>
+                <w:t xml:space="preserve">Solid geometry word problems</w:t>
               </w:r>
             </w:hyperlink>
           </w:p>
@@ -20383,7 +20363,7 @@
                 <w:sz w:val="14"/>
                 <w:szCs w:val="14"/>
               </w:rPr>
-              <w:t xml:space="preserve">Source: CK-12</w:t>
+              <w:t xml:space="preserve">Source: Khan Academy (English - US curriculum)</w:t>
             </w:r>
           </w:p>
           <w:p>
@@ -20391,7 +20371,7 @@
               <w:spacing w:after="10" w:before="0"/>
               <w:ind w:left="120"/>
             </w:pPr>
-            <w:hyperlink w:history="1" r:id="rIdz5zadlqgnwhiwtu_uqlqs">
+            <w:hyperlink w:history="1" r:id="rIdi2yxkgywalez8sjxkpc7a">
               <w:r>
                 <w:rPr>
                   <w:rFonts w:ascii="Arial" w:cs="Arial" w:eastAsia="Arial" w:hAnsi="Arial"/>
@@ -20586,7 +20566,7 @@
             <w:pPr>
               <w:spacing w:after="20" w:before="0"/>
             </w:pPr>
-            <w:hyperlink w:history="1" r:id="rIdjtq6fozxciz994nsmxxjp">
+            <w:hyperlink w:history="1" r:id="rIditkwkjtymaupavcnfyaya">
               <w:r>
                 <w:rPr>
                   <w:rFonts w:ascii="Arial" w:cs="Arial" w:eastAsia="Arial" w:hAnsi="Arial"/>
@@ -20595,7 +20575,7 @@
                   <w:szCs w:val="16"/>
                   <w:u w:val="single" w:color="2E75B6"/>
                 </w:rPr>
-                <w:t xml:space="preserve">VSEPR for 4 electron clouds</w:t>
+                <w:t xml:space="preserve">Volume of triangular prism &amp; cube</w:t>
               </w:r>
             </w:hyperlink>
           </w:p>
@@ -20619,7 +20599,7 @@
               <w:spacing w:after="10" w:before="0"/>
               <w:ind w:left="120"/>
             </w:pPr>
-            <w:hyperlink w:history="1" r:id="rIdojewbwpnbjjafcx9xvnfm">
+            <w:hyperlink w:history="1" r:id="rIdppvdmcao5p4hxuym0m4i3">
               <w:r>
                 <w:rPr>
                   <w:rFonts w:ascii="Arial" w:cs="Arial" w:eastAsia="Arial" w:hAnsi="Arial"/>
@@ -20657,14 +20637,14 @@
                 <w:sz w:val="16"/>
                 <w:szCs w:val="16"/>
               </w:rPr>
-              <w:t xml:space="preserve">📖 HTML:</w:t>
+              <w:t xml:space="preserve">📖 EXERCISE:</w:t>
             </w:r>
           </w:p>
           <w:p>
             <w:pPr>
               <w:spacing w:after="20" w:before="0"/>
             </w:pPr>
-            <w:hyperlink w:history="1" r:id="rIdej55on3jecrqvm9g_hxaw">
+            <w:hyperlink w:history="1" r:id="rIdc7-gtbuz81tku76q69eak">
               <w:r>
                 <w:rPr>
                   <w:rFonts w:ascii="Arial" w:cs="Arial" w:eastAsia="Arial" w:hAnsi="Arial"/>
@@ -20673,7 +20653,7 @@
                   <w:szCs w:val="16"/>
                   <w:u w:val="single" w:color="2E75B6"/>
                 </w:rPr>
-                <w:t xml:space="preserve">Surface Area and Nets (Flexbook)</w:t>
+                <w:t xml:space="preserve">Solid geometry word problems</w:t>
               </w:r>
             </w:hyperlink>
           </w:p>
@@ -20689,7 +20669,7 @@
                 <w:sz w:val="14"/>
                 <w:szCs w:val="14"/>
               </w:rPr>
-              <w:t xml:space="preserve">Source: CK-12</w:t>
+              <w:t xml:space="preserve">Source: Khan Academy (English - US curriculum)</w:t>
             </w:r>
           </w:p>
           <w:p>
@@ -20697,7 +20677,7 @@
               <w:spacing w:after="10" w:before="0"/>
               <w:ind w:left="120"/>
             </w:pPr>
-            <w:hyperlink w:history="1" r:id="rIdvufe8sv37jdy7szahbfmj">
+            <w:hyperlink w:history="1" r:id="rIdiqpi5szyqxosn8zv_vrj2">
               <w:r>
                 <w:rPr>
                   <w:rFonts w:ascii="Arial" w:cs="Arial" w:eastAsia="Arial" w:hAnsi="Arial"/>
@@ -20892,7 +20872,7 @@
             <w:pPr>
               <w:spacing w:after="20" w:before="0"/>
             </w:pPr>
-            <w:hyperlink w:history="1" r:id="rIdk_uknmtddizhnele5iz-n">
+            <w:hyperlink w:history="1" r:id="rIdxrrqpjohmmzrmj2b7bskw">
               <w:r>
                 <w:rPr>
                   <w:rFonts w:ascii="Arial" w:cs="Arial" w:eastAsia="Arial" w:hAnsi="Arial"/>
@@ -20901,7 +20881,7 @@
                   <w:szCs w:val="16"/>
                   <w:u w:val="single" w:color="2E75B6"/>
                 </w:rPr>
-                <w:t xml:space="preserve">VSEPR for 4 electron clouds</w:t>
+                <w:t xml:space="preserve">Volume of triangular prism &amp; cube</w:t>
               </w:r>
             </w:hyperlink>
           </w:p>
@@ -20925,7 +20905,7 @@
               <w:spacing w:after="10" w:before="0"/>
               <w:ind w:left="120"/>
             </w:pPr>
-            <w:hyperlink w:history="1" r:id="rIdindllcv-6icdro3hfgnpj">
+            <w:hyperlink w:history="1" r:id="rIdbfuewthd12xh4wba4jddc">
               <w:r>
                 <w:rPr>
                   <w:rFonts w:ascii="Arial" w:cs="Arial" w:eastAsia="Arial" w:hAnsi="Arial"/>
@@ -20963,14 +20943,14 @@
                 <w:sz w:val="16"/>
                 <w:szCs w:val="16"/>
               </w:rPr>
-              <w:t xml:space="preserve">📖 HTML:</w:t>
+              <w:t xml:space="preserve">📖 EXERCISE:</w:t>
             </w:r>
           </w:p>
           <w:p>
             <w:pPr>
               <w:spacing w:after="20" w:before="0"/>
             </w:pPr>
-            <w:hyperlink w:history="1" r:id="rIdbyjz3xdkuolewh2vi4qiy">
+            <w:hyperlink w:history="1" r:id="rIdimtfsdijqzvpf1ubo39tu">
               <w:r>
                 <w:rPr>
                   <w:rFonts w:ascii="Arial" w:cs="Arial" w:eastAsia="Arial" w:hAnsi="Arial"/>
@@ -20979,7 +20959,7 @@
                   <w:szCs w:val="16"/>
                   <w:u w:val="single" w:color="2E75B6"/>
                 </w:rPr>
-                <w:t xml:space="preserve">Surface Area and Nets (Flexbook)</w:t>
+                <w:t xml:space="preserve">Solid geometry word problems</w:t>
               </w:r>
             </w:hyperlink>
           </w:p>
@@ -20995,7 +20975,7 @@
                 <w:sz w:val="14"/>
                 <w:szCs w:val="14"/>
               </w:rPr>
-              <w:t xml:space="preserve">Source: CK-12</w:t>
+              <w:t xml:space="preserve">Source: Khan Academy (English - US curriculum)</w:t>
             </w:r>
           </w:p>
           <w:p>
@@ -21003,7 +20983,7 @@
               <w:spacing w:after="10" w:before="0"/>
               <w:ind w:left="120"/>
             </w:pPr>
-            <w:hyperlink w:history="1" r:id="rIduw_py1ll5lp0ecxv0i9p1">
+            <w:hyperlink w:history="1" r:id="rIdewzxmbvrbsayvlzp3u2bz">
               <w:r>
                 <w:rPr>
                   <w:rFonts w:ascii="Arial" w:cs="Arial" w:eastAsia="Arial" w:hAnsi="Arial"/>
@@ -21198,7 +21178,7 @@
             <w:pPr>
               <w:spacing w:after="20" w:before="0"/>
             </w:pPr>
-            <w:hyperlink w:history="1" r:id="rId1dbmzh9biar-or0fwkw9w">
+            <w:hyperlink w:history="1" r:id="rIdlrni0c4mrniwbw69siwtd">
               <w:r>
                 <w:rPr>
                   <w:rFonts w:ascii="Arial" w:cs="Arial" w:eastAsia="Arial" w:hAnsi="Arial"/>
@@ -21207,7 +21187,7 @@
                   <w:szCs w:val="16"/>
                   <w:u w:val="single" w:color="2E75B6"/>
                 </w:rPr>
-                <w:t xml:space="preserve">VSEPR for 4 electron clouds</w:t>
+                <w:t xml:space="preserve">Volume of triangular prism &amp; cube</w:t>
               </w:r>
             </w:hyperlink>
           </w:p>
@@ -21231,7 +21211,7 @@
               <w:spacing w:after="10" w:before="0"/>
               <w:ind w:left="120"/>
             </w:pPr>
-            <w:hyperlink w:history="1" r:id="rIdmqdk0uk5lpfxnokynnsy1">
+            <w:hyperlink w:history="1" r:id="rId8tpyrz42vftjjlmv7hecs">
               <w:r>
                 <w:rPr>
                   <w:rFonts w:ascii="Arial" w:cs="Arial" w:eastAsia="Arial" w:hAnsi="Arial"/>
@@ -21269,14 +21249,14 @@
                 <w:sz w:val="16"/>
                 <w:szCs w:val="16"/>
               </w:rPr>
-              <w:t xml:space="preserve">📖 HTML:</w:t>
+              <w:t xml:space="preserve">📖 EXERCISE:</w:t>
             </w:r>
           </w:p>
           <w:p>
             <w:pPr>
               <w:spacing w:after="20" w:before="0"/>
             </w:pPr>
-            <w:hyperlink w:history="1" r:id="rIdwj-5w5d39zukgufjl2c9i">
+            <w:hyperlink w:history="1" r:id="rIdhjyv8unfel4iocydd_i36">
               <w:r>
                 <w:rPr>
                   <w:rFonts w:ascii="Arial" w:cs="Arial" w:eastAsia="Arial" w:hAnsi="Arial"/>
@@ -21285,7 +21265,7 @@
                   <w:szCs w:val="16"/>
                   <w:u w:val="single" w:color="2E75B6"/>
                 </w:rPr>
-                <w:t xml:space="preserve">Surface Area and Nets (Flexbook)</w:t>
+                <w:t xml:space="preserve">Solid geometry word problems</w:t>
               </w:r>
             </w:hyperlink>
           </w:p>
@@ -21301,7 +21281,7 @@
                 <w:sz w:val="14"/>
                 <w:szCs w:val="14"/>
               </w:rPr>
-              <w:t xml:space="preserve">Source: CK-12</w:t>
+              <w:t xml:space="preserve">Source: Khan Academy (English - US curriculum)</w:t>
             </w:r>
           </w:p>
           <w:p>
@@ -21309,7 +21289,7 @@
               <w:spacing w:after="10" w:before="0"/>
               <w:ind w:left="120"/>
             </w:pPr>
-            <w:hyperlink w:history="1" r:id="rIdug44sgf65qqcqzbfygk8q">
+            <w:hyperlink w:history="1" r:id="rIdlwvf3wcurxt8sla4ntiug">
               <w:r>
                 <w:rPr>
                   <w:rFonts w:ascii="Arial" w:cs="Arial" w:eastAsia="Arial" w:hAnsi="Arial"/>
@@ -22796,7 +22776,7 @@
             <w:pPr>
               <w:spacing w:after="20" w:before="0"/>
             </w:pPr>
-            <w:hyperlink w:history="1" r:id="rId9xov96rtjogcoa37kka-h">
+            <w:hyperlink w:history="1" r:id="rIdqquup4dex9rrdwp1l-d2c">
               <w:r>
                 <w:rPr>
                   <w:rFonts w:ascii="Arial" w:cs="Arial" w:eastAsia="Arial" w:hAnsi="Arial"/>
@@ -22805,7 +22785,7 @@
                   <w:szCs w:val="16"/>
                   <w:u w:val="single" w:color="2E75B6"/>
                 </w:rPr>
-                <w:t xml:space="preserve">Writing proportional equations from tables</w:t>
+                <w:t xml:space="preserve">Volumes of cones intuition</w:t>
               </w:r>
             </w:hyperlink>
           </w:p>
@@ -22829,7 +22809,7 @@
               <w:spacing w:after="10" w:before="0"/>
               <w:ind w:left="120"/>
             </w:pPr>
-            <w:hyperlink w:history="1" r:id="rId_nthfdzzjlsr287ootgnu">
+            <w:hyperlink w:history="1" r:id="rId-kcyep9vqyilmqpcchxhi">
               <w:r>
                 <w:rPr>
                   <w:rFonts w:ascii="Arial" w:cs="Arial" w:eastAsia="Arial" w:hAnsi="Arial"/>
@@ -22867,14 +22847,14 @@
                 <w:sz w:val="16"/>
                 <w:szCs w:val="16"/>
               </w:rPr>
-              <w:t xml:space="preserve">📖 HTML:</w:t>
+              <w:t xml:space="preserve">📖 EXERCISE:</w:t>
             </w:r>
           </w:p>
           <w:p>
             <w:pPr>
               <w:spacing w:after="20" w:before="0"/>
             </w:pPr>
-            <w:hyperlink w:history="1" r:id="rIdyx8bz5ln7qmjtn-_7rmcc">
+            <w:hyperlink w:history="1" r:id="rIdaham1e3s7gsjdifzxps4q">
               <w:r>
                 <w:rPr>
                   <w:rFonts w:ascii="Arial" w:cs="Arial" w:eastAsia="Arial" w:hAnsi="Arial"/>
@@ -22883,7 +22863,7 @@
                   <w:szCs w:val="16"/>
                   <w:u w:val="single" w:color="2E75B6"/>
                 </w:rPr>
-                <w:t xml:space="preserve">Surface Area and Nets (Flexbook)</w:t>
+                <w:t xml:space="preserve">Apply volume of solids</w:t>
               </w:r>
             </w:hyperlink>
           </w:p>
@@ -22899,7 +22879,7 @@
                 <w:sz w:val="14"/>
                 <w:szCs w:val="14"/>
               </w:rPr>
-              <w:t xml:space="preserve">Source: CK-12</w:t>
+              <w:t xml:space="preserve">Source: Khan Academy (English - US curriculum)</w:t>
             </w:r>
           </w:p>
           <w:p>
@@ -22907,7 +22887,7 @@
               <w:spacing w:after="10" w:before="0"/>
               <w:ind w:left="120"/>
             </w:pPr>
-            <w:hyperlink w:history="1" r:id="rIdfcpvahszg4beappsczf1a">
+            <w:hyperlink w:history="1" r:id="rId2v5ubwq2wt8l6zv9zayc9">
               <w:r>
                 <w:rPr>
                   <w:rFonts w:ascii="Arial" w:cs="Arial" w:eastAsia="Arial" w:hAnsi="Arial"/>
@@ -23102,7 +23082,7 @@
             <w:pPr>
               <w:spacing w:after="20" w:before="0"/>
             </w:pPr>
-            <w:hyperlink w:history="1" r:id="rIdy3wg0if3i7xmpffunglpp">
+            <w:hyperlink w:history="1" r:id="rIdj8dpma3yhc_iiy_f_ycjx">
               <w:r>
                 <w:rPr>
                   <w:rFonts w:ascii="Arial" w:cs="Arial" w:eastAsia="Arial" w:hAnsi="Arial"/>
@@ -23111,7 +23091,7 @@
                   <w:szCs w:val="16"/>
                   <w:u w:val="single" w:color="2E75B6"/>
                 </w:rPr>
-                <w:t xml:space="preserve">Writing proportional equations from tables</w:t>
+                <w:t xml:space="preserve">Recognizing common 3D shapes</w:t>
               </w:r>
             </w:hyperlink>
           </w:p>
@@ -23135,7 +23115,7 @@
               <w:spacing w:after="10" w:before="0"/>
               <w:ind w:left="120"/>
             </w:pPr>
-            <w:hyperlink w:history="1" r:id="rId6ruf-fzj8zpymq7ten5uh">
+            <w:hyperlink w:history="1" r:id="rIdwyxvmeert5ytcyxysnnrf">
               <w:r>
                 <w:rPr>
                   <w:rFonts w:ascii="Arial" w:cs="Arial" w:eastAsia="Arial" w:hAnsi="Arial"/>
@@ -23173,14 +23153,14 @@
                 <w:sz w:val="16"/>
                 <w:szCs w:val="16"/>
               </w:rPr>
-              <w:t xml:space="preserve">📖 HTML:</w:t>
+              <w:t xml:space="preserve">📖 EXERCISE:</w:t>
             </w:r>
           </w:p>
           <w:p>
             <w:pPr>
               <w:spacing w:after="20" w:before="0"/>
             </w:pPr>
-            <w:hyperlink w:history="1" r:id="rIdg8svwdbnpuynx1qudoilz">
+            <w:hyperlink w:history="1" r:id="rIdy8e8yq45lyywle1ccmdbm">
               <w:r>
                 <w:rPr>
                   <w:rFonts w:ascii="Arial" w:cs="Arial" w:eastAsia="Arial" w:hAnsi="Arial"/>
@@ -23189,7 +23169,7 @@
                   <w:szCs w:val="16"/>
                   <w:u w:val="single" w:color="2E75B6"/>
                 </w:rPr>
-                <w:t xml:space="preserve">Surface Area and Nets (Flexbook)</w:t>
+                <w:t xml:space="preserve">Identify geometric solids (3D shapes)</w:t>
               </w:r>
             </w:hyperlink>
           </w:p>
@@ -23205,7 +23185,7 @@
                 <w:sz w:val="14"/>
                 <w:szCs w:val="14"/>
               </w:rPr>
-              <w:t xml:space="preserve">Source: CK-12</w:t>
+              <w:t xml:space="preserve">Source: Khan Academy (English - US curriculum)</w:t>
             </w:r>
           </w:p>
           <w:p>
@@ -23213,7 +23193,7 @@
               <w:spacing w:after="10" w:before="0"/>
               <w:ind w:left="120"/>
             </w:pPr>
-            <w:hyperlink w:history="1" r:id="rIdnugld3symkibqi1yof4ts">
+            <w:hyperlink w:history="1" r:id="rIdpisodks9ru6q2ufe2buzc">
               <w:r>
                 <w:rPr>
                   <w:rFonts w:ascii="Arial" w:cs="Arial" w:eastAsia="Arial" w:hAnsi="Arial"/>
@@ -23408,7 +23388,7 @@
             <w:pPr>
               <w:spacing w:after="20" w:before="0"/>
             </w:pPr>
-            <w:hyperlink w:history="1" r:id="rIdxqrm8w4xid1k22u_k3m26">
+            <w:hyperlink w:history="1" r:id="rIdkspax-w7ecunrmcmeq6h7">
               <w:r>
                 <w:rPr>
                   <w:rFonts w:ascii="Arial" w:cs="Arial" w:eastAsia="Arial" w:hAnsi="Arial"/>
@@ -23417,7 +23397,7 @@
                   <w:szCs w:val="16"/>
                   <w:u w:val="single" w:color="2E75B6"/>
                 </w:rPr>
-                <w:t xml:space="preserve">Writing proportional equations from tables</w:t>
+                <w:t xml:space="preserve">Interpreting expressions with multiple variables: Cylinder</w:t>
               </w:r>
             </w:hyperlink>
           </w:p>
@@ -23441,7 +23421,7 @@
               <w:spacing w:after="10" w:before="0"/>
               <w:ind w:left="120"/>
             </w:pPr>
-            <w:hyperlink w:history="1" r:id="rId6hsldrh-iuvndurr7bfow">
+            <w:hyperlink w:history="1" r:id="rIdggq4wcpmeg-uwgpwuoqzt">
               <w:r>
                 <w:rPr>
                   <w:rFonts w:ascii="Arial" w:cs="Arial" w:eastAsia="Arial" w:hAnsi="Arial"/>
@@ -23479,14 +23459,14 @@
                 <w:sz w:val="16"/>
                 <w:szCs w:val="16"/>
               </w:rPr>
-              <w:t xml:space="preserve">📖 HTML:</w:t>
+              <w:t xml:space="preserve">📖 EXERCISE:</w:t>
             </w:r>
           </w:p>
           <w:p>
             <w:pPr>
               <w:spacing w:after="20" w:before="0"/>
             </w:pPr>
-            <w:hyperlink w:history="1" r:id="rIduacxmf7nvqiytlpiajfbr">
+            <w:hyperlink w:history="1" r:id="rIdatfnqawfm8jp5y5dg6rzf">
               <w:r>
                 <w:rPr>
                   <w:rFonts w:ascii="Arial" w:cs="Arial" w:eastAsia="Arial" w:hAnsi="Arial"/>
@@ -23495,7 +23475,7 @@
                   <w:szCs w:val="16"/>
                   <w:u w:val="single" w:color="2E75B6"/>
                 </w:rPr>
-                <w:t xml:space="preserve">Surface Area and Nets (Flexbook)</w:t>
+                <w:t xml:space="preserve">Solid geometry word problems</w:t>
               </w:r>
             </w:hyperlink>
           </w:p>
@@ -23511,7 +23491,7 @@
                 <w:sz w:val="14"/>
                 <w:szCs w:val="14"/>
               </w:rPr>
-              <w:t xml:space="preserve">Source: CK-12</w:t>
+              <w:t xml:space="preserve">Source: Khan Academy (English - US curriculum)</w:t>
             </w:r>
           </w:p>
           <w:p>
@@ -23519,7 +23499,7 @@
               <w:spacing w:after="10" w:before="0"/>
               <w:ind w:left="120"/>
             </w:pPr>
-            <w:hyperlink w:history="1" r:id="rIdcpcazmciam9z1e3uq4l7x">
+            <w:hyperlink w:history="1" r:id="rIdozph3ozynp_qfvkb3cxmf">
               <w:r>
                 <w:rPr>
                   <w:rFonts w:ascii="Arial" w:cs="Arial" w:eastAsia="Arial" w:hAnsi="Arial"/>
@@ -23714,7 +23694,7 @@
             <w:pPr>
               <w:spacing w:after="20" w:before="0"/>
             </w:pPr>
-            <w:hyperlink w:history="1" r:id="rIdckitxpyxwwzuscgku6x0s">
+            <w:hyperlink w:history="1" r:id="rIdfohr4hdhlvcx8ooaou9fy">
               <w:r>
                 <w:rPr>
                   <w:rFonts w:ascii="Arial" w:cs="Arial" w:eastAsia="Arial" w:hAnsi="Arial"/>
@@ -23723,7 +23703,7 @@
                   <w:szCs w:val="16"/>
                   <w:u w:val="single" w:color="2E75B6"/>
                 </w:rPr>
-                <w:t xml:space="preserve">Writing proportional equations from tables</w:t>
+                <w:t xml:space="preserve">Volumes of cones intuition</w:t>
               </w:r>
             </w:hyperlink>
           </w:p>
@@ -23747,7 +23727,7 @@
               <w:spacing w:after="10" w:before="0"/>
               <w:ind w:left="120"/>
             </w:pPr>
-            <w:hyperlink w:history="1" r:id="rIdlmsl3f57fmi95p73odylk">
+            <w:hyperlink w:history="1" r:id="rIdnuv6xijnpexw_sex8a6ju">
               <w:r>
                 <w:rPr>
                   <w:rFonts w:ascii="Arial" w:cs="Arial" w:eastAsia="Arial" w:hAnsi="Arial"/>
@@ -23785,14 +23765,14 @@
                 <w:sz w:val="16"/>
                 <w:szCs w:val="16"/>
               </w:rPr>
-              <w:t xml:space="preserve">📖 HTML:</w:t>
+              <w:t xml:space="preserve">📖 EXERCISE:</w:t>
             </w:r>
           </w:p>
           <w:p>
             <w:pPr>
               <w:spacing w:after="20" w:before="0"/>
             </w:pPr>
-            <w:hyperlink w:history="1" r:id="rIderrhix00gm1npk9u1oa2r">
+            <w:hyperlink w:history="1" r:id="rIda4c1ahroipmnyfcp_vsyq">
               <w:r>
                 <w:rPr>
                   <w:rFonts w:ascii="Arial" w:cs="Arial" w:eastAsia="Arial" w:hAnsi="Arial"/>
@@ -23801,7 +23781,7 @@
                   <w:szCs w:val="16"/>
                   <w:u w:val="single" w:color="2E75B6"/>
                 </w:rPr>
-                <w:t xml:space="preserve">Surface Area and Nets (Flexbook)</w:t>
+                <w:t xml:space="preserve">Volume of cylinders, spheres, and cones word problems</w:t>
               </w:r>
             </w:hyperlink>
           </w:p>
@@ -23817,7 +23797,7 @@
                 <w:sz w:val="14"/>
                 <w:szCs w:val="14"/>
               </w:rPr>
-              <w:t xml:space="preserve">Source: CK-12</w:t>
+              <w:t xml:space="preserve">Source: Khan Academy (English - US curriculum)</w:t>
             </w:r>
           </w:p>
           <w:p>
@@ -23825,7 +23805,7 @@
               <w:spacing w:after="10" w:before="0"/>
               <w:ind w:left="120"/>
             </w:pPr>
-            <w:hyperlink w:history="1" r:id="rIdirhf1mxvli-rgmiwlmtl8">
+            <w:hyperlink w:history="1" r:id="rIdhbzknxg0_walewerb_tub">
               <w:r>
                 <w:rPr>
                   <w:rFonts w:ascii="Arial" w:cs="Arial" w:eastAsia="Arial" w:hAnsi="Arial"/>
@@ -24020,7 +24000,7 @@
             <w:pPr>
               <w:spacing w:after="20" w:before="0"/>
             </w:pPr>
-            <w:hyperlink w:history="1" r:id="rIdkaps7xzlxdgttesnmv3ws">
+            <w:hyperlink w:history="1" r:id="rIddoyb1jt0nmq_d-qanq5uq">
               <w:r>
                 <w:rPr>
                   <w:rFonts w:ascii="Arial" w:cs="Arial" w:eastAsia="Arial" w:hAnsi="Arial"/>
@@ -24029,7 +24009,7 @@
                   <w:szCs w:val="16"/>
                   <w:u w:val="single" w:color="2E75B6"/>
                 </w:rPr>
-                <w:t xml:space="preserve">Writing proportional equations from tables</w:t>
+                <w:t xml:space="preserve">Volumes of cones intuition</w:t>
               </w:r>
             </w:hyperlink>
           </w:p>
@@ -24053,7 +24033,7 @@
               <w:spacing w:after="10" w:before="0"/>
               <w:ind w:left="120"/>
             </w:pPr>
-            <w:hyperlink w:history="1" r:id="rIdnsvmq-dnrhzpkx4hdqjc3">
+            <w:hyperlink w:history="1" r:id="rId7isserqlf9mlt_sqxlugu">
               <w:r>
                 <w:rPr>
                   <w:rFonts w:ascii="Arial" w:cs="Arial" w:eastAsia="Arial" w:hAnsi="Arial"/>
@@ -24091,14 +24071,14 @@
                 <w:sz w:val="16"/>
                 <w:szCs w:val="16"/>
               </w:rPr>
-              <w:t xml:space="preserve">📖 HTML:</w:t>
+              <w:t xml:space="preserve">📖 EXERCISE:</w:t>
             </w:r>
           </w:p>
           <w:p>
             <w:pPr>
               <w:spacing w:after="20" w:before="0"/>
             </w:pPr>
-            <w:hyperlink w:history="1" r:id="rIdtyanktjgpttehdnljakje">
+            <w:hyperlink w:history="1" r:id="rIdlhgymc_i8ne-d6wb71az4">
               <w:r>
                 <w:rPr>
                   <w:rFonts w:ascii="Arial" w:cs="Arial" w:eastAsia="Arial" w:hAnsi="Arial"/>
@@ -24107,7 +24087,7 @@
                   <w:szCs w:val="16"/>
                   <w:u w:val="single" w:color="2E75B6"/>
                 </w:rPr>
-                <w:t xml:space="preserve">Surface Area and Nets (Flexbook)</w:t>
+                <w:t xml:space="preserve">Apply volume of solids</w:t>
               </w:r>
             </w:hyperlink>
           </w:p>
@@ -24123,7 +24103,7 @@
                 <w:sz w:val="14"/>
                 <w:szCs w:val="14"/>
               </w:rPr>
-              <w:t xml:space="preserve">Source: CK-12</w:t>
+              <w:t xml:space="preserve">Source: Khan Academy (English - US curriculum)</w:t>
             </w:r>
           </w:p>
           <w:p>
@@ -24131,7 +24111,7 @@
               <w:spacing w:after="10" w:before="0"/>
               <w:ind w:left="120"/>
             </w:pPr>
-            <w:hyperlink w:history="1" r:id="rId9luul0exybylmkeuydnd3">
+            <w:hyperlink w:history="1" r:id="rIdcmfk6awlfjyspavzw3kat">
               <w:r>
                 <w:rPr>
                   <w:rFonts w:ascii="Arial" w:cs="Arial" w:eastAsia="Arial" w:hAnsi="Arial"/>

--- a/data/outputs/v2/Essential_Mathematics/SS2.6_Surface_Area_of_Solids/Essential_Mathematics_Surface_Area_of_Solids_CBE_LessonSequence.docx
+++ b/data/outputs/v2/Essential_Mathematics/SS2.6_Surface_Area_of_Solids/Essential_Mathematics_Surface_Area_of_Solids_CBE_LessonSequence.docx
@@ -2947,7 +2947,7 @@
             <w:pPr>
               <w:spacing w:after="20" w:before="0"/>
             </w:pPr>
-            <w:hyperlink w:history="1" r:id="rIdxy0faobn6hna-i8tl8cyk">
+            <w:hyperlink w:history="1" r:id="rIdhi_87gqme4kaxrev9cufo">
               <w:r>
                 <w:rPr>
                   <w:rFonts w:ascii="Arial" w:cs="Arial" w:eastAsia="Arial" w:hAnsi="Arial"/>
@@ -2980,7 +2980,7 @@
               <w:spacing w:after="10" w:before="0"/>
               <w:ind w:left="120"/>
             </w:pPr>
-            <w:hyperlink w:history="1" r:id="rIdj_khs4vhjqxaf4flfgv_0">
+            <w:hyperlink w:history="1" r:id="rIdbrdv_ms38bbompasfcvaf">
               <w:r>
                 <w:rPr>
                   <w:rFonts w:ascii="Arial" w:cs="Arial" w:eastAsia="Arial" w:hAnsi="Arial"/>
@@ -3025,7 +3025,7 @@
             <w:pPr>
               <w:spacing w:after="20" w:before="0"/>
             </w:pPr>
-            <w:hyperlink w:history="1" r:id="rIddnxiovwsfnjuaockhs2cq">
+            <w:hyperlink w:history="1" r:id="rId2wtu2zpueay9axwteurg-">
               <w:r>
                 <w:rPr>
                   <w:rFonts w:ascii="Arial" w:cs="Arial" w:eastAsia="Arial" w:hAnsi="Arial"/>
@@ -3058,7 +3058,7 @@
               <w:spacing w:after="10" w:before="0"/>
               <w:ind w:left="120"/>
             </w:pPr>
-            <w:hyperlink w:history="1" r:id="rIdqtht7nzhwk_j5y444_w-h">
+            <w:hyperlink w:history="1" r:id="rId1h6qhom_cosg_tiwtngrs">
               <w:r>
                 <w:rPr>
                   <w:rFonts w:ascii="Arial" w:cs="Arial" w:eastAsia="Arial" w:hAnsi="Arial"/>
@@ -3253,7 +3253,7 @@
             <w:pPr>
               <w:spacing w:after="20" w:before="0"/>
             </w:pPr>
-            <w:hyperlink w:history="1" r:id="rIdnhbip7dujiajy5a2_xg0f">
+            <w:hyperlink w:history="1" r:id="rIdv-gdzpdaucm5tdnlfhdp5">
               <w:r>
                 <w:rPr>
                   <w:rFonts w:ascii="Arial" w:cs="Arial" w:eastAsia="Arial" w:hAnsi="Arial"/>
@@ -3286,7 +3286,7 @@
               <w:spacing w:after="10" w:before="0"/>
               <w:ind w:left="120"/>
             </w:pPr>
-            <w:hyperlink w:history="1" r:id="rIdc7phi0davrpt4drox7xfy">
+            <w:hyperlink w:history="1" r:id="rId6fozkfaxf_k3ve0n93kvh">
               <w:r>
                 <w:rPr>
                   <w:rFonts w:ascii="Arial" w:cs="Arial" w:eastAsia="Arial" w:hAnsi="Arial"/>
@@ -3331,7 +3331,7 @@
             <w:pPr>
               <w:spacing w:after="20" w:before="0"/>
             </w:pPr>
-            <w:hyperlink w:history="1" r:id="rIdfhsz3gdj0vcjqcgu4yj0m">
+            <w:hyperlink w:history="1" r:id="rIdb_bsx3fucjs8kjmc2fsuq">
               <w:r>
                 <w:rPr>
                   <w:rFonts w:ascii="Arial" w:cs="Arial" w:eastAsia="Arial" w:hAnsi="Arial"/>
@@ -3364,7 +3364,7 @@
               <w:spacing w:after="10" w:before="0"/>
               <w:ind w:left="120"/>
             </w:pPr>
-            <w:hyperlink w:history="1" r:id="rIdbj6lgxwj_xvqa7yhlvdza">
+            <w:hyperlink w:history="1" r:id="rIdq2cd8jreh2htm7pm6rqna">
               <w:r>
                 <w:rPr>
                   <w:rFonts w:ascii="Arial" w:cs="Arial" w:eastAsia="Arial" w:hAnsi="Arial"/>
@@ -3559,7 +3559,7 @@
             <w:pPr>
               <w:spacing w:after="20" w:before="0"/>
             </w:pPr>
-            <w:hyperlink w:history="1" r:id="rIdhwsrvaxtdpyu6aabfgpni">
+            <w:hyperlink w:history="1" r:id="rIdmxxqy3qut9p4mt1vmaddh">
               <w:r>
                 <w:rPr>
                   <w:rFonts w:ascii="Arial" w:cs="Arial" w:eastAsia="Arial" w:hAnsi="Arial"/>
@@ -3592,7 +3592,7 @@
               <w:spacing w:after="10" w:before="0"/>
               <w:ind w:left="120"/>
             </w:pPr>
-            <w:hyperlink w:history="1" r:id="rIdnvvykzuyjfv652fuwxqlt">
+            <w:hyperlink w:history="1" r:id="rIduphawgntheaxwlfbarsxu">
               <w:r>
                 <w:rPr>
                   <w:rFonts w:ascii="Arial" w:cs="Arial" w:eastAsia="Arial" w:hAnsi="Arial"/>
@@ -3637,7 +3637,7 @@
             <w:pPr>
               <w:spacing w:after="20" w:before="0"/>
             </w:pPr>
-            <w:hyperlink w:history="1" r:id="rIdu2gzmzmsilh4lhbcefq-o">
+            <w:hyperlink w:history="1" r:id="rId5thurbyipfjzx-q6crblq">
               <w:r>
                 <w:rPr>
                   <w:rFonts w:ascii="Arial" w:cs="Arial" w:eastAsia="Arial" w:hAnsi="Arial"/>
@@ -3670,7 +3670,7 @@
               <w:spacing w:after="10" w:before="0"/>
               <w:ind w:left="120"/>
             </w:pPr>
-            <w:hyperlink w:history="1" r:id="rIdmnbe6qy7g9l4kbjh_lshc">
+            <w:hyperlink w:history="1" r:id="rIdm4ujidtdbvgvk1mgk3ypl">
               <w:r>
                 <w:rPr>
                   <w:rFonts w:ascii="Arial" w:cs="Arial" w:eastAsia="Arial" w:hAnsi="Arial"/>
@@ -3865,7 +3865,7 @@
             <w:pPr>
               <w:spacing w:after="20" w:before="0"/>
             </w:pPr>
-            <w:hyperlink w:history="1" r:id="rId9e79zivu_kdidr5l8lkgg">
+            <w:hyperlink w:history="1" r:id="rIdrf03ttqtuihx1gors9ufp">
               <w:r>
                 <w:rPr>
                   <w:rFonts w:ascii="Arial" w:cs="Arial" w:eastAsia="Arial" w:hAnsi="Arial"/>
@@ -3898,7 +3898,7 @@
               <w:spacing w:after="10" w:before="0"/>
               <w:ind w:left="120"/>
             </w:pPr>
-            <w:hyperlink w:history="1" r:id="rIdkjugp5oygceqdxfxpxjw_">
+            <w:hyperlink w:history="1" r:id="rId3inof8k2ttgowvswhdk5a">
               <w:r>
                 <w:rPr>
                   <w:rFonts w:ascii="Arial" w:cs="Arial" w:eastAsia="Arial" w:hAnsi="Arial"/>
@@ -3943,7 +3943,7 @@
             <w:pPr>
               <w:spacing w:after="20" w:before="0"/>
             </w:pPr>
-            <w:hyperlink w:history="1" r:id="rIdbfhlo3zr68mbeb5hexucv">
+            <w:hyperlink w:history="1" r:id="rIda5oat8afdqkd5pj0wh29m">
               <w:r>
                 <w:rPr>
                   <w:rFonts w:ascii="Arial" w:cs="Arial" w:eastAsia="Arial" w:hAnsi="Arial"/>
@@ -3976,7 +3976,7 @@
               <w:spacing w:after="10" w:before="0"/>
               <w:ind w:left="120"/>
             </w:pPr>
-            <w:hyperlink w:history="1" r:id="rIdsbymhvwwog1u7thvtychl">
+            <w:hyperlink w:history="1" r:id="rId_5ptaehbsao6dgsxwf2ew">
               <w:r>
                 <w:rPr>
                   <w:rFonts w:ascii="Arial" w:cs="Arial" w:eastAsia="Arial" w:hAnsi="Arial"/>
@@ -4171,7 +4171,7 @@
             <w:pPr>
               <w:spacing w:after="20" w:before="0"/>
             </w:pPr>
-            <w:hyperlink w:history="1" r:id="rIdjoyksmhhkh1zhqqwf5ozw">
+            <w:hyperlink w:history="1" r:id="rIdxvcenb3ltpognqts7ypv_">
               <w:r>
                 <w:rPr>
                   <w:rFonts w:ascii="Arial" w:cs="Arial" w:eastAsia="Arial" w:hAnsi="Arial"/>
@@ -4204,7 +4204,7 @@
               <w:spacing w:after="10" w:before="0"/>
               <w:ind w:left="120"/>
             </w:pPr>
-            <w:hyperlink w:history="1" r:id="rIddx8urgdmusy2kv57u_ped">
+            <w:hyperlink w:history="1" r:id="rIdlwowcuhpv7xr4ekoougkl">
               <w:r>
                 <w:rPr>
                   <w:rFonts w:ascii="Arial" w:cs="Arial" w:eastAsia="Arial" w:hAnsi="Arial"/>
@@ -4249,7 +4249,7 @@
             <w:pPr>
               <w:spacing w:after="20" w:before="0"/>
             </w:pPr>
-            <w:hyperlink w:history="1" r:id="rIdoawx2tnbczhabrxjleraz">
+            <w:hyperlink w:history="1" r:id="rIdpg0gnqhxrxb588diyrz9l">
               <w:r>
                 <w:rPr>
                   <w:rFonts w:ascii="Arial" w:cs="Arial" w:eastAsia="Arial" w:hAnsi="Arial"/>
@@ -4282,7 +4282,7 @@
               <w:spacing w:after="10" w:before="0"/>
               <w:ind w:left="120"/>
             </w:pPr>
-            <w:hyperlink w:history="1" r:id="rIdktsm-r0zefll5y2utmiap">
+            <w:hyperlink w:history="1" r:id="rIdes6vdsslvo4lcgds647xb">
               <w:r>
                 <w:rPr>
                   <w:rFonts w:ascii="Arial" w:cs="Arial" w:eastAsia="Arial" w:hAnsi="Arial"/>
@@ -5769,7 +5769,7 @@
             <w:pPr>
               <w:spacing w:after="20" w:before="0"/>
             </w:pPr>
-            <w:hyperlink w:history="1" r:id="rIdid-j2f_nrllehvjeft7pk">
+            <w:hyperlink w:history="1" r:id="rIdno0xf604qzscjmcbdoy2t">
               <w:r>
                 <w:rPr>
                   <w:rFonts w:ascii="Arial" w:cs="Arial" w:eastAsia="Arial" w:hAnsi="Arial"/>
@@ -5802,7 +5802,7 @@
               <w:spacing w:after="10" w:before="0"/>
               <w:ind w:left="120"/>
             </w:pPr>
-            <w:hyperlink w:history="1" r:id="rIdotcgr3delyzx84kfc0hjg">
+            <w:hyperlink w:history="1" r:id="rIdyuognkly3h6bye47wen35">
               <w:r>
                 <w:rPr>
                   <w:rFonts w:ascii="Arial" w:cs="Arial" w:eastAsia="Arial" w:hAnsi="Arial"/>
@@ -5847,7 +5847,313 @@
             <w:pPr>
               <w:spacing w:after="20" w:before="0"/>
             </w:pPr>
-            <w:hyperlink w:history="1" r:id="rIdppzif6ww3y-oiaoyc5nsz">
+            <w:hyperlink w:history="1" r:id="rId82-ekw17glbby-ks37qqv">
+              <w:r>
+                <w:rPr>
+                  <w:rFonts w:ascii="Arial" w:cs="Arial" w:eastAsia="Arial" w:hAnsi="Arial"/>
+                  <w:color w:val="2E75B6"/>
+                  <w:sz w:val="16"/>
+                  <w:szCs w:val="16"/>
+                  <w:u w:val="single" w:color="2E75B6"/>
+                </w:rPr>
+                <w:t xml:space="preserve">Volume of prisms and pyramids</w:t>
+              </w:r>
+            </w:hyperlink>
+          </w:p>
+          <w:p>
+            <w:pPr>
+              <w:spacing w:after="10" w:before="0"/>
+              <w:ind w:left="120"/>
+            </w:pPr>
+            <w:r>
+              <w:rPr>
+                <w:rFonts w:ascii="Arial" w:cs="Arial" w:eastAsia="Arial" w:hAnsi="Arial"/>
+                <w:color w:val="595959"/>
+                <w:sz w:val="14"/>
+                <w:szCs w:val="14"/>
+              </w:rPr>
+              <w:t xml:space="preserve">Source: Khan Academy (English - US curriculum)</w:t>
+            </w:r>
+          </w:p>
+          <w:p>
+            <w:pPr>
+              <w:spacing w:after="10" w:before="0"/>
+              <w:ind w:left="120"/>
+            </w:pPr>
+            <w:hyperlink w:history="1" r:id="rIdtjmuphaokowk9s1blok9o">
+              <w:r>
+                <w:rPr>
+                  <w:rFonts w:ascii="Arial" w:cs="Arial" w:eastAsia="Arial" w:hAnsi="Arial"/>
+                  <w:color w:val="595959"/>
+                  <w:sz w:val="14"/>
+                  <w:szCs w:val="14"/>
+                  <w:u w:val="single" w:color="595959"/>
+                </w:rPr>
+                <w:t xml:space="preserve">🔍 Search ARES for similar readings</w:t>
+              </w:r>
+            </w:hyperlink>
+          </w:p>
+        </w:tc>
+        <w:tc>
+          <w:tcPr>
+            <w:tcW w:type="dxa" w:w="3040"/>
+            <w:shd w:fill="FFFFFF" w:color="auto" w:val="clear"/>
+            <w:tcMar>
+              <w:top w:type="dxa" w:w="60"/>
+              <w:left w:type="dxa" w:w="120"/>
+              <w:bottom w:type="dxa" w:w="60"/>
+              <w:right w:type="dxa" w:w="120"/>
+            </w:tcMar>
+            <w:vAlign w:val="top"/>
+          </w:tcPr>
+          <w:p>
+            <w:pPr>
+              <w:spacing w:after="40" w:before="0"/>
+              <w:jc w:val="left"/>
+            </w:pPr>
+            <w:r>
+              <w:rPr>
+                <w:rFonts w:ascii="Arial" w:cs="Arial" w:eastAsia="Arial" w:hAnsi="Arial"/>
+                <w:b w:val="false"/>
+                <w:bCs w:val="false"/>
+                <w:i w:val="false"/>
+                <w:iCs w:val="false"/>
+                <w:color w:val="000000"/>
+                <w:sz w:val="18"/>
+                <w:szCs w:val="18"/>
+              </w:rPr>
+              <w:t xml:space="preserve">Each learner receives a small pre-cut pyramid-shaped cardboard gift box (or a photograph of one, referencing the gift-box shop near Kirinyaga Road). Before unfolding or measuring anything, learners individually write a prediction in their exercise books: 'If I unfolded this pyramid completely flat, sketch what you think the net would look like. How many separate faces would you see? Which face do you think has the largest area?' Learners then share predictions with a shoulder partner (Think-Pair-Share, 2 minutes). Selected pairs share with the class.</w:t>
+            </w:r>
+          </w:p>
+        </w:tc>
+        <w:tc>
+          <w:tcPr>
+            <w:tcW w:type="dxa" w:w="3040"/>
+            <w:shd w:fill="F2F2F2" w:color="auto" w:val="clear"/>
+            <w:tcMar>
+              <w:top w:type="dxa" w:w="60"/>
+              <w:left w:type="dxa" w:w="120"/>
+              <w:bottom w:type="dxa" w:w="60"/>
+              <w:right w:type="dxa" w:w="120"/>
+            </w:tcMar>
+            <w:vAlign w:val="top"/>
+          </w:tcPr>
+          <w:p>
+            <w:pPr>
+              <w:spacing w:after="40" w:before="0"/>
+              <w:jc w:val="left"/>
+            </w:pPr>
+            <w:r>
+              <w:rPr>
+                <w:rFonts w:ascii="Arial" w:cs="Arial" w:eastAsia="Arial" w:hAnsi="Arial"/>
+                <w:b w:val="false"/>
+                <w:bCs w:val="false"/>
+                <w:i w:val="false"/>
+                <w:iCs w:val="false"/>
+                <w:color w:val="000000"/>
+                <w:sz w:val="18"/>
+                <w:szCs w:val="18"/>
+              </w:rPr>
+              <w:t xml:space="preserve">Distribute one pyramid box (or printed photograph) per learner pair. Say: 'Before we open or measure anything, I want you to think like an engineer at a cardboard factory in Thika — you need to know how much flat cardboard sheet to order before you fold a single box. In your book, sketch what you think this pyramid looks like when fully unfolded.' Allow 3 minutes of individual silent thinking. [WAIT TIME: 15 seconds after posing the question before any learner speaks.] After Think-Pair-Share, cold-call 3 pairs: ask 'What did you sketch? How many faces did you predict?' Record diverse predictions on the chalkboard under the heading 'Our Predictions.' Do NOT correct yet. Ask: 'Do you think a pyramid-shaped gift box uses more or less cardboard than a cone-shaped box of similar size — which we studied last lesson?' [WAIT TIME: 10 seconds.] Cold-call 2 learners. Record responses next to Lesson 1 cone findings already on the Driving Question Board.</w:t>
+            </w:r>
+          </w:p>
+        </w:tc>
+        <w:tc>
+          <w:tcPr>
+            <w:tcW w:type="dxa" w:w="3040"/>
+            <w:shd w:fill="FFFFFF" w:color="auto" w:val="clear"/>
+            <w:tcMar>
+              <w:top w:type="dxa" w:w="60"/>
+              <w:left w:type="dxa" w:w="120"/>
+              <w:bottom w:type="dxa" w:w="60"/>
+              <w:right w:type="dxa" w:w="120"/>
+            </w:tcMar>
+            <w:vAlign w:val="top"/>
+          </w:tcPr>
+          <w:p>
+            <w:pPr>
+              <w:spacing w:after="40" w:before="0"/>
+              <w:jc w:val="left"/>
+            </w:pPr>
+            <w:r>
+              <w:rPr>
+                <w:rFonts w:ascii="Arial" w:cs="Arial" w:eastAsia="Arial" w:hAnsi="Arial"/>
+                <w:b w:val="false"/>
+                <w:bCs w:val="false"/>
+                <w:i w:val="false"/>
+                <w:iCs w:val="false"/>
+                <w:color w:val="000000"/>
+                <w:sz w:val="18"/>
+                <w:szCs w:val="18"/>
+              </w:rPr>
+              <w:t xml:space="preserve">Think-Pair-Share with public prediction recording. This activates prior knowledge from Lesson 1 (cone nets) and creates a visible record of misconceptions (e.g., learners often predict only 4 faces, forgetting the base, or confuse slant height with vertical height). The public record creates cognitive dissonance that the Observe phase will resolve.</w:t>
+            </w:r>
+          </w:p>
+        </w:tc>
+        <w:tc>
+          <w:tcPr>
+            <w:tcW w:type="dxa" w:w="3040"/>
+            <w:shd w:fill="F2F2F2" w:color="auto" w:val="clear"/>
+            <w:tcMar>
+              <w:top w:type="dxa" w:w="60"/>
+              <w:left w:type="dxa" w:w="120"/>
+              <w:bottom w:type="dxa" w:w="60"/>
+              <w:right w:type="dxa" w:w="120"/>
+            </w:tcMar>
+            <w:vAlign w:val="top"/>
+          </w:tcPr>
+          <w:p>
+            <w:pPr>
+              <w:spacing w:after="40" w:before="0"/>
+              <w:jc w:val="left"/>
+            </w:pPr>
+            <w:r>
+              <w:rPr>
+                <w:rFonts w:ascii="Arial" w:cs="Arial" w:eastAsia="Arial" w:hAnsi="Arial"/>
+                <w:b w:val="false"/>
+                <w:bCs w:val="false"/>
+                <w:i w:val="false"/>
+                <w:iCs w:val="false"/>
+                <w:color w:val="000000"/>
+                <w:sz w:val="18"/>
+                <w:szCs w:val="18"/>
+              </w:rPr>
+              <w:t xml:space="preserve">Observable indicator: Learner sketches show at least an attempt to draw a 2D unfolded shape with distinct triangular regions. Listen for misconceptions: (a) learners who draw only 4 triangles with no base — flag these learners for targeted questioning during the Observe phase; (b) learners who confuse the pyramid with a cone. Teacher circulates and notes 2–3 sketches to display anonymously during the Explain phase.</w:t>
+            </w:r>
+          </w:p>
+        </w:tc>
+      </w:tr>
+      <w:tr>
+        <w:tc>
+          <w:tcPr>
+            <w:tcW w:type="dxa" w:w="1520"/>
+            <w:shd w:fill="D9EEF1" w:color="auto" w:val="clear"/>
+            <w:tcMar>
+              <w:top w:type="dxa" w:w="60"/>
+              <w:left w:type="dxa" w:w="120"/>
+              <w:bottom w:type="dxa" w:w="60"/>
+              <w:right w:type="dxa" w:w="120"/>
+            </w:tcMar>
+            <w:vAlign w:val="top"/>
+          </w:tcPr>
+          <w:p>
+            <w:pPr>
+              <w:spacing w:after="40" w:before="0"/>
+              <w:jc w:val="left"/>
+            </w:pPr>
+            <w:r>
+              <w:rPr>
+                <w:rFonts w:ascii="Arial" w:cs="Arial" w:eastAsia="Arial" w:hAnsi="Arial"/>
+                <w:b/>
+                <w:bCs/>
+                <w:i w:val="false"/>
+                <w:iCs w:val="false"/>
+                <w:color w:val="000000"/>
+                <w:sz w:val="18"/>
+                <w:szCs w:val="18"/>
+              </w:rPr>
+              <w:t xml:space="preserve">Observe Phase</w:t>
+            </w:r>
+          </w:p>
+          <w:p>
+            <w:pPr>
+              <w:spacing w:after="20" w:before="0"/>
+            </w:pPr>
+            <w:r>
+              <w:rPr>
+                <w:rFonts w:ascii="Arial" w:cs="Arial" w:eastAsia="Arial" w:hAnsi="Arial"/>
+                <w:b/>
+                <w:bCs/>
+                <w:color w:val="1F3864"/>
+                <w:sz w:val="16"/>
+                <w:szCs w:val="16"/>
+              </w:rPr>
+              <w:t xml:space="preserve">📹 VIDEO:</w:t>
+            </w:r>
+          </w:p>
+          <w:p>
+            <w:pPr>
+              <w:spacing w:after="20" w:before="0"/>
+            </w:pPr>
+            <w:hyperlink w:history="1" r:id="rIdmk5itkwj1untwpw_jtu4_">
+              <w:r>
+                <w:rPr>
+                  <w:rFonts w:ascii="Arial" w:cs="Arial" w:eastAsia="Arial" w:hAnsi="Arial"/>
+                  <w:color w:val="2E75B6"/>
+                  <w:sz w:val="16"/>
+                  <w:szCs w:val="16"/>
+                  <w:u w:val="single" w:color="2E75B6"/>
+                </w:rPr>
+                <w:t xml:space="preserve">Volumes of cones intuition</w:t>
+              </w:r>
+            </w:hyperlink>
+          </w:p>
+          <w:p>
+            <w:pPr>
+              <w:spacing w:after="10" w:before="0"/>
+              <w:ind w:left="120"/>
+            </w:pPr>
+            <w:r>
+              <w:rPr>
+                <w:rFonts w:ascii="Arial" w:cs="Arial" w:eastAsia="Arial" w:hAnsi="Arial"/>
+                <w:color w:val="595959"/>
+                <w:sz w:val="14"/>
+                <w:szCs w:val="14"/>
+              </w:rPr>
+              <w:t xml:space="preserve">Source: Khan Academy (English - US curriculum)</w:t>
+            </w:r>
+          </w:p>
+          <w:p>
+            <w:pPr>
+              <w:spacing w:after="10" w:before="0"/>
+              <w:ind w:left="120"/>
+            </w:pPr>
+            <w:hyperlink w:history="1" r:id="rIdujuuva8gkgu2yydqaiey8">
+              <w:r>
+                <w:rPr>
+                  <w:rFonts w:ascii="Arial" w:cs="Arial" w:eastAsia="Arial" w:hAnsi="Arial"/>
+                  <w:color w:val="595959"/>
+                  <w:sz w:val="14"/>
+                  <w:szCs w:val="14"/>
+                  <w:u w:val="single" w:color="595959"/>
+                </w:rPr>
+                <w:t xml:space="preserve">🔍 Search ARES for similar videos</w:t>
+              </w:r>
+            </w:hyperlink>
+          </w:p>
+          <w:p>
+            <w:pPr>
+              <w:spacing w:after="40" w:before="0"/>
+            </w:pPr>
+            <w:r>
+              <w:rPr>
+                <w:sz w:val="14"/>
+                <w:szCs w:val="14"/>
+              </w:rPr>
+              <w:t xml:space="preserve"/>
+            </w:r>
+          </w:p>
+          <w:p>
+            <w:pPr>
+              <w:spacing w:after="20" w:before="0"/>
+            </w:pPr>
+            <w:r>
+              <w:rPr>
+                <w:rFonts w:ascii="Arial" w:cs="Arial" w:eastAsia="Arial" w:hAnsi="Arial"/>
+                <w:b/>
+                <w:bCs/>
+                <w:color w:val="1F3864"/>
+                <w:sz w:val="16"/>
+                <w:szCs w:val="16"/>
+              </w:rPr>
+              <w:t xml:space="preserve">📖 EXERCISE:</w:t>
+            </w:r>
+          </w:p>
+          <w:p>
+            <w:pPr>
+              <w:spacing w:after="20" w:before="0"/>
+            </w:pPr>
+            <w:hyperlink w:history="1" r:id="rId0j96oixc_ktsbi8b2z8rv">
               <w:r>
                 <w:rPr>
                   <w:rFonts w:ascii="Arial" w:cs="Arial" w:eastAsia="Arial" w:hAnsi="Arial"/>
@@ -5880,7 +6186,7 @@
               <w:spacing w:after="10" w:before="0"/>
               <w:ind w:left="120"/>
             </w:pPr>
-            <w:hyperlink w:history="1" r:id="rIdnmtnepghqcppxdh5i9hwj">
+            <w:hyperlink w:history="1" r:id="rIdo22jzkygyecjzra8cfvuq">
               <w:r>
                 <w:rPr>
                   <w:rFonts w:ascii="Arial" w:cs="Arial" w:eastAsia="Arial" w:hAnsi="Arial"/>
@@ -5922,7 +6228,7 @@
                 <w:sz w:val="18"/>
                 <w:szCs w:val="18"/>
               </w:rPr>
-              <w:t xml:space="preserve">Each learner receives a small pre-cut pyramid-shaped cardboard gift box (or a photograph of one, referencing the gift-box shop near Kirinyaga Road). Before unfolding or measuring anything, learners individually write a prediction in their exercise books: 'If I unfolded this pyramid completely flat, sketch what you think the net would look like. How many separate faces would you see? Which face do you think has the largest area?' Learners then share predictions with a shoulder partner (Think-Pair-Share, 2 minutes). Selected pairs share with the class.</w:t>
+              <w:t xml:space="preserve">Groups of 3–4 learners receive a pre-scored (but not yet cut) cardboard net template of a square-based pyramid (base side = 10 cm, slant height = 13 cm) and a second template for a rectangular-based pyramid (base 8 cm × 6 cm, slant height of longer triangular faces = 12 cm, slant height of shorter triangular faces = 12.6 cm). Groups: (1) carefully cut out the net; (2) label every face (Base, Face A, Face B, Face C, Face D) before folding; (3) measure and record every dimension with a ruler; (4) fold the net into the 3D pyramid and verify it closes correctly; (5) unfold again and, using a pencil, shade each triangular face a different colour to distinguish them. Groups record all measurements in a table: Face | Shape | Base of triangle (cm) | Slant height (cm) | Area (cm²). The rectangular-based pyramid step surfaces the key insight that opposite triangular faces are congruent pairs but the two pairs differ from each other.</w:t>
             </w:r>
           </w:p>
         </w:tc>
@@ -5954,7 +6260,7 @@
                 <w:sz w:val="18"/>
                 <w:szCs w:val="18"/>
               </w:rPr>
-              <w:t xml:space="preserve">Distribute one pyramid box (or printed photograph) per learner pair. Say: 'Before we open or measure anything, I want you to think like an engineer at a cardboard factory in Thika — you need to know how much flat cardboard sheet to order before you fold a single box. In your book, sketch what you think this pyramid looks like when fully unfolded.' Allow 3 minutes of individual silent thinking. [WAIT TIME: 15 seconds after posing the question before any learner speaks.] After Think-Pair-Share, cold-call 3 pairs: ask 'What did you sketch? How many faces did you predict?' Record diverse predictions on the chalkboard under the heading 'Our Predictions.' Do NOT correct yet. Ask: 'Do you think a pyramid-shaped gift box uses more or less cardboard than a cone-shaped box of similar size — which we studied last lesson?' [WAIT TIME: 10 seconds.] Cold-call 2 learners. Record responses next to Lesson 1 cone findings already on the Driving Question Board.</w:t>
+              <w:t xml:space="preserve">Before cutting begins, hold up the scored net and say: 'This flat shape is called the net of the pyramid — it is exactly what a sheet-metal worker in Kamukunji jua kali workshop would cut from a flat metal sheet before hammering it into shape. Every centimetre of this net will become part of the bucket or box.' Demonstrate labelling one face: 'I am calling this triangle Face A. In your groups, label all faces before you cut — this is non-negotiable because we need to track every face when we calculate area.' [WAIT TIME: 10 seconds after each instruction to allow groups to act.] Circulate during cutting; at the 8-minute mark, pause the class: 'Hands up — how many groups have found that they have exactly FIVE faces on the net?' [Cold-call 1 group that did NOT raise their hand: 'Tell me what you have found — how many faces do you count?'] After folding, ask: 'When you folded the net, did ANY face overlap another? What does that tell us about how the net was designed?' [WAIT TIME: 12 seconds.] Cold-call 2 groups. After the rectangular-base net: 'Look at the four triangular faces of the rectangular pyramid. Are all four triangles identical? Discuss with your group for 1 minute, then I will ask three groups to report.' [WAIT TIME after 1 minute — cold-call 3 groups.]</w:t>
             </w:r>
           </w:p>
         </w:tc>
@@ -5986,7 +6292,7 @@
                 <w:sz w:val="18"/>
                 <w:szCs w:val="18"/>
               </w:rPr>
-              <w:t xml:space="preserve">Think-Pair-Share with public prediction recording. This activates prior knowledge from Lesson 1 (cone nets) and creates a visible record of misconceptions (e.g., learners often predict only 4 faces, forgetting the base, or confuse slant height with vertical height). The public record creates cognitive dissonance that the Observe phase will resolve.</w:t>
+              <w:t xml:space="preserve">Constructing and labelling physical nets (Concrete–Representational–Abstract progression). By physically cutting, folding, and colour-coding each face, learners build a concrete referent for every term in the formula. The measurement table provides a structured representational bridge between the physical net and the algebraic formula derived in the Explain phase. The rectangular-base net deliberately introduces asymmetry, forcing learners to see that the formula must account for two pairs of non-identical triangles.</w:t>
             </w:r>
           </w:p>
         </w:tc>
@@ -6018,7 +6324,7 @@
                 <w:sz w:val="18"/>
                 <w:szCs w:val="18"/>
               </w:rPr>
-              <w:t xml:space="preserve">Observable indicator: Learner sketches show at least an attempt to draw a 2D unfolded shape with distinct triangular regions. Listen for misconceptions: (a) learners who draw only 4 triangles with no base — flag these learners for targeted questioning during the Observe phase; (b) learners who confuse the pyramid with a cone. Teacher circulates and notes 2–3 sketches to display anonymously during the Explain phase.</w:t>
+              <w:t xml:space="preserve">Observable indicators during circulation: (a) All five faces are labelled correctly before cutting — if not, redirect before cutting proceeds. (b) The measurement table is completed with correct units (cm and cm²). (c) Learners can point to 'slant height' on the net when asked — if a learner points to the vertical height of the 3D pyramid, this is a critical misconception to address whole-class before the Explain phase. Teacher uses a quick show-of-hands 'traffic light': 'Thumbs up if you can see the slant height on your unfolded net right now; thumbs sideways if unsure.' Address all thumbs-sideways learners immediately.</w:t>
             </w:r>
           </w:p>
         </w:tc>
@@ -6027,32 +6333,32 @@
         <w:tc>
           <w:tcPr>
             <w:tcW w:type="dxa" w:w="1520"/>
-            <w:shd w:fill="D9EEF1" w:color="auto" w:val="clear"/>
-            <w:tcMar>
-              <w:top w:type="dxa" w:w="60"/>
-              <w:left w:type="dxa" w:w="120"/>
-              <w:bottom w:type="dxa" w:w="60"/>
-              <w:right w:type="dxa" w:w="120"/>
-            </w:tcMar>
-            <w:vAlign w:val="top"/>
-          </w:tcPr>
-          <w:p>
-            <w:pPr>
-              <w:spacing w:after="40" w:before="0"/>
-              <w:jc w:val="left"/>
-            </w:pPr>
-            <w:r>
-              <w:rPr>
-                <w:rFonts w:ascii="Arial" w:cs="Arial" w:eastAsia="Arial" w:hAnsi="Arial"/>
-                <w:b/>
-                <w:bCs/>
-                <w:i w:val="false"/>
-                <w:iCs w:val="false"/>
-                <w:color w:val="000000"/>
-                <w:sz w:val="18"/>
-                <w:szCs w:val="18"/>
-              </w:rPr>
-              <w:t xml:space="preserve">Observe Phase</w:t>
+            <w:shd w:fill="E2EFDA" w:color="auto" w:val="clear"/>
+            <w:tcMar>
+              <w:top w:type="dxa" w:w="60"/>
+              <w:left w:type="dxa" w:w="120"/>
+              <w:bottom w:type="dxa" w:w="60"/>
+              <w:right w:type="dxa" w:w="120"/>
+            </w:tcMar>
+            <w:vAlign w:val="top"/>
+          </w:tcPr>
+          <w:p>
+            <w:pPr>
+              <w:spacing w:after="40" w:before="0"/>
+              <w:jc w:val="left"/>
+            </w:pPr>
+            <w:r>
+              <w:rPr>
+                <w:rFonts w:ascii="Arial" w:cs="Arial" w:eastAsia="Arial" w:hAnsi="Arial"/>
+                <w:b/>
+                <w:bCs/>
+                <w:i w:val="false"/>
+                <w:iCs w:val="false"/>
+                <w:color w:val="000000"/>
+                <w:sz w:val="18"/>
+                <w:szCs w:val="18"/>
+              </w:rPr>
+              <w:t xml:space="preserve">Explain Phase</w:t>
             </w:r>
           </w:p>
           <w:p>
@@ -6075,7 +6381,7 @@
             <w:pPr>
               <w:spacing w:after="20" w:before="0"/>
             </w:pPr>
-            <w:hyperlink w:history="1" r:id="rIdfr-39jf7tesfub_kjmr91">
+            <w:hyperlink w:history="1" r:id="rIdlhe2odbtvbqaushe3hr7-">
               <w:r>
                 <w:rPr>
                   <w:rFonts w:ascii="Arial" w:cs="Arial" w:eastAsia="Arial" w:hAnsi="Arial"/>
@@ -6084,7 +6390,7 @@
                   <w:szCs w:val="16"/>
                   <w:u w:val="single" w:color="2E75B6"/>
                 </w:rPr>
-                <w:t xml:space="preserve">Surface area word problem example</w:t>
+                <w:t xml:space="preserve">Surface area using a net: triangular prism</w:t>
               </w:r>
             </w:hyperlink>
           </w:p>
@@ -6108,7 +6414,7 @@
               <w:spacing w:after="10" w:before="0"/>
               <w:ind w:left="120"/>
             </w:pPr>
-            <w:hyperlink w:history="1" r:id="rIdz-bkk0wfpin2iwah2mubf">
+            <w:hyperlink w:history="1" r:id="rIdldxp3vil7xlonnrum_i8i">
               <w:r>
                 <w:rPr>
                   <w:rFonts w:ascii="Arial" w:cs="Arial" w:eastAsia="Arial" w:hAnsi="Arial"/>
@@ -6153,7 +6459,7 @@
             <w:pPr>
               <w:spacing w:after="20" w:before="0"/>
             </w:pPr>
-            <w:hyperlink w:history="1" r:id="rIdr_rrxgwewv9ap2_fobei1">
+            <w:hyperlink w:history="1" r:id="rIdkouckvzxsbvzlepvaagz7">
               <w:r>
                 <w:rPr>
                   <w:rFonts w:ascii="Arial" w:cs="Arial" w:eastAsia="Arial" w:hAnsi="Arial"/>
@@ -6186,7 +6492,7 @@
               <w:spacing w:after="10" w:before="0"/>
               <w:ind w:left="120"/>
             </w:pPr>
-            <w:hyperlink w:history="1" r:id="rId1klto3qyl3k0urspmoali">
+            <w:hyperlink w:history="1" r:id="rIdxpeihbntdkdzujwws0wq8">
               <w:r>
                 <w:rPr>
                   <w:rFonts w:ascii="Arial" w:cs="Arial" w:eastAsia="Arial" w:hAnsi="Arial"/>
@@ -6228,7 +6534,7 @@
                 <w:sz w:val="18"/>
                 <w:szCs w:val="18"/>
               </w:rPr>
-              <w:t xml:space="preserve">Groups of 3–4 learners receive a pre-scored (but not yet cut) cardboard net template of a square-based pyramid (base side = 10 cm, slant height = 13 cm) and a second template for a rectangular-based pyramid (base 8 cm × 6 cm, slant height of longer triangular faces = 12 cm, slant height of shorter triangular faces = 12.6 cm). Groups: (1) carefully cut out the net; (2) label every face (Base, Face A, Face B, Face C, Face D) before folding; (3) measure and record every dimension with a ruler; (4) fold the net into the 3D pyramid and verify it closes correctly; (5) unfold again and, using a pencil, shade each triangular face a different colour to distinguish them. Groups record all measurements in a table: Face | Shape | Base of triangle (cm) | Slant height (cm) | Area (cm²). The rectangular-based pyramid step surfaces the key insight that opposite triangular faces are congruent pairs but the two pairs differ from each other.</w:t>
+              <w:t xml:space="preserve">Whole-class guided derivation. Learners use their completed measurement tables to answer: 'What is the total area of all the cardboard in your square-pyramid net?' They sum the areas: Base area + 4 × (area of one triangular face). The teacher guides them to express this algebraically as TSA = l² + 4 × (½ × l × s) = l² + 2ls. Learners then verify numerically: TSA = 10² + 2(10)(13) = 100 + 260 = 360 cm². They compare this with the physical estimate (measuring the total area of the unfolded net by counting grid squares if graph-paper backing is used, or by multiplying measured dimensions). For the rectangular pyramid, learners derive TSA = lb + 2 × (½ × l × s₁) + 2 × (½ × b × s₂) = lb + ls₁ + bs₂. Application problem: 'A gift shop on Biashara Street in Nairobi makes pyramid-shaped gift boxes with a square base of side 15 cm and a slant height of 20 cm. How many square centimetres of cardboard are needed for one box (open base — no base included)? If the shop makes 200 boxes, how many full A0 sheets of cardboard (84.1 cm × 118.9 cm) must they order, assuming 10% wastage?'</w:t>
             </w:r>
           </w:p>
         </w:tc>
@@ -6260,7 +6566,7 @@
                 <w:sz w:val="18"/>
                 <w:szCs w:val="18"/>
               </w:rPr>
-              <w:t xml:space="preserve">Before cutting begins, hold up the scored net and say: 'This flat shape is called the net of the pyramid — it is exactly what a sheet-metal worker in Kamukunji jua kali workshop would cut from a flat metal sheet before hammering it into shape. Every centimetre of this net will become part of the bucket or box.' Demonstrate labelling one face: 'I am calling this triangle Face A. In your groups, label all faces before you cut — this is non-negotiable because we need to track every face when we calculate area.' [WAIT TIME: 10 seconds after each instruction to allow groups to act.] Circulate during cutting; at the 8-minute mark, pause the class: 'Hands up — how many groups have found that they have exactly FIVE faces on the net?' [Cold-call 1 group that did NOT raise their hand: 'Tell me what you have found — how many faces do you count?'] After folding, ask: 'When you folded the net, did ANY face overlap another? What does that tell us about how the net was designed?' [WAIT TIME: 12 seconds.] Cold-call 2 groups. After the rectangular-base net: 'Look at the four triangular faces of the rectangular pyramid. Are all four triangles identical? Discuss with your group for 1 minute, then I will ask three groups to report.' [WAIT TIME after 1 minute — cold-call 3 groups.]</w:t>
+              <w:t xml:space="preserve">Begin by projecting (or drawing) a large net of the square pyramid on the board with the five faces clearly labelled. Say: 'Let's build the formula the same way a jua kali artisan would price a job — face by face.' Point to the base: 'What is the shape of the base? What is its area?' [WAIT TIME: 10 seconds. Cold-call 1 learner.] Write: Base = l². Point to one triangular face: 'What is the area of this triangle in terms of the base side l and the slant height s?' [WAIT TIME: 12 seconds. Cold-call 1 learner who has NOT yet spoken.] Write: One triangle = ½ × l × s. 'How many such triangles does a square pyramid have?' [WAIT TIME: 10 seconds. Cold-call 1 learner.] Build the full formula step-by-step. Then say: 'Now check your formula against the numbers you measured. Does 360 cm² match what you got by summing your table?' Allow 2 minutes for individual checking. Cold-call 2 learners to confirm or question. For the rectangular base, ask: 'Why can't we just write 4 × (½ × l × s) here? Discuss with your partner for 30 seconds.' [WAIT TIME: 30 seconds.] Cold-call 2 pairs. Guide the derivation of the two-pair formula. For the application problem, say: 'Solve this in your exercise book. You have 6 minutes. I will cold-call two learners to present their working on the board.' Circulate and note errors (common: forgetting to add the base, or using vertical height instead of slant height). After presentations, ask the class: 'If the gift box has no base because it sits on a table, which formula changes and how?' [WAIT TIME: 12 seconds. Cold-call 1 learner.]</w:t>
             </w:r>
           </w:p>
         </w:tc>
@@ -6292,7 +6598,7 @@
                 <w:sz w:val="18"/>
                 <w:szCs w:val="18"/>
               </w:rPr>
-              <w:t xml:space="preserve">Constructing and labelling physical nets (Concrete–Representational–Abstract progression). By physically cutting, folding, and colour-coding each face, learners build a concrete referent for every term in the formula. The measurement table provides a structured representational bridge between the physical net and the algebraic formula derived in the Explain phase. The rectangular-base net deliberately introduces asymmetry, forcing learners to see that the formula must account for two pairs of non-identical triangles.</w:t>
+              <w:t xml:space="preserve">Guided algebraic derivation anchored to the physical net (Face-by-Face Formula Building). By summing concrete measured areas before writing the generalised formula, learners see the formula as a compressed description of something they have already done physically — not an arbitrary rule to memorise. The A0-sheet extension problem connects the mathematics to real procurement decisions (how much material to order), directly mirroring the shopkeeper's claim in the phenomenon.</w:t>
             </w:r>
           </w:p>
         </w:tc>
@@ -6324,7 +6630,7 @@
                 <w:sz w:val="18"/>
                 <w:szCs w:val="18"/>
               </w:rPr>
-              <w:t xml:space="preserve">Observable indicators during circulation: (a) All five faces are labelled correctly before cutting — if not, redirect before cutting proceeds. (b) The measurement table is completed with correct units (cm and cm²). (c) Learners can point to 'slant height' on the net when asked — if a learner points to the vertical height of the 3D pyramid, this is a critical misconception to address whole-class before the Explain phase. Teacher uses a quick show-of-hands 'traffic light': 'Thumbs up if you can see the slant height on your unfolded net right now; thumbs sideways if unsure.' Address all thumbs-sideways learners immediately.</w:t>
+              <w:t xml:space="preserve">Observable indicators: (a) Learner exercise books show the step-by-step summation (Base area + 4 triangles) before the compact formula — not just a copied formula. (b) Numerical answer of 360 cm² for the square pyramid verification. (c) In the application problem, learners correctly use slant height (not vertical height) and correctly handle the 'open base' variation. (d) Exit check: teacher asks 2 learners at random to state in one sentence 'what slant height is and why we use it instead of the vertical height.' Correct response: 'Slant height is the height of the triangular face measured along the face from base edge to apex — it is what we physically see on the net, not the height going straight down inside the pyramid.'</w:t>
             </w:r>
           </w:p>
         </w:tc>
@@ -6333,32 +6639,32 @@
         <w:tc>
           <w:tcPr>
             <w:tcW w:type="dxa" w:w="1520"/>
-            <w:shd w:fill="E2EFDA" w:color="auto" w:val="clear"/>
-            <w:tcMar>
-              <w:top w:type="dxa" w:w="60"/>
-              <w:left w:type="dxa" w:w="120"/>
-              <w:bottom w:type="dxa" w:w="60"/>
-              <w:right w:type="dxa" w:w="120"/>
-            </w:tcMar>
-            <w:vAlign w:val="top"/>
-          </w:tcPr>
-          <w:p>
-            <w:pPr>
-              <w:spacing w:after="40" w:before="0"/>
-              <w:jc w:val="left"/>
-            </w:pPr>
-            <w:r>
-              <w:rPr>
-                <w:rFonts w:ascii="Arial" w:cs="Arial" w:eastAsia="Arial" w:hAnsi="Arial"/>
-                <w:b/>
-                <w:bCs/>
-                <w:i w:val="false"/>
-                <w:iCs w:val="false"/>
-                <w:color w:val="000000"/>
-                <w:sz w:val="18"/>
-                <w:szCs w:val="18"/>
-              </w:rPr>
-              <w:t xml:space="preserve">Explain Phase</w:t>
+            <w:shd w:fill="FCE4D6" w:color="auto" w:val="clear"/>
+            <w:tcMar>
+              <w:top w:type="dxa" w:w="60"/>
+              <w:left w:type="dxa" w:w="120"/>
+              <w:bottom w:type="dxa" w:w="60"/>
+              <w:right w:type="dxa" w:w="120"/>
+            </w:tcMar>
+            <w:vAlign w:val="top"/>
+          </w:tcPr>
+          <w:p>
+            <w:pPr>
+              <w:spacing w:after="40" w:before="0"/>
+              <w:jc w:val="left"/>
+            </w:pPr>
+            <w:r>
+              <w:rPr>
+                <w:rFonts w:ascii="Arial" w:cs="Arial" w:eastAsia="Arial" w:hAnsi="Arial"/>
+                <w:b/>
+                <w:bCs/>
+                <w:i w:val="false"/>
+                <w:iCs w:val="false"/>
+                <w:color w:val="000000"/>
+                <w:sz w:val="18"/>
+                <w:szCs w:val="18"/>
+              </w:rPr>
+              <w:t xml:space="preserve">Driving Question Board (DQB) Creation</w:t>
             </w:r>
           </w:p>
           <w:p>
@@ -6381,7 +6687,7 @@
             <w:pPr>
               <w:spacing w:after="20" w:before="0"/>
             </w:pPr>
-            <w:hyperlink w:history="1" r:id="rIdwlcet_0o1jm01orawpojt">
+            <w:hyperlink w:history="1" r:id="rIdhwh5hozzsjgbbj4-u_hmg">
               <w:r>
                 <w:rPr>
                   <w:rFonts w:ascii="Arial" w:cs="Arial" w:eastAsia="Arial" w:hAnsi="Arial"/>
@@ -6390,7 +6696,7 @@
                   <w:szCs w:val="16"/>
                   <w:u w:val="single" w:color="2E75B6"/>
                 </w:rPr>
-                <w:t xml:space="preserve">Recognizing common 3D shapes</w:t>
+                <w:t xml:space="preserve">Surface area using a net: triangular prism</w:t>
               </w:r>
             </w:hyperlink>
           </w:p>
@@ -6414,7 +6720,7 @@
               <w:spacing w:after="10" w:before="0"/>
               <w:ind w:left="120"/>
             </w:pPr>
-            <w:hyperlink w:history="1" r:id="rIdlaedylfbwr26o5gw0oyx7">
+            <w:hyperlink w:history="1" r:id="rId87bmpzocno235t9bsozd4">
               <w:r>
                 <w:rPr>
                   <w:rFonts w:ascii="Arial" w:cs="Arial" w:eastAsia="Arial" w:hAnsi="Arial"/>
@@ -6459,7 +6765,7 @@
             <w:pPr>
               <w:spacing w:after="20" w:before="0"/>
             </w:pPr>
-            <w:hyperlink w:history="1" r:id="rIdkulycuybnifb12alt9lqs">
+            <w:hyperlink w:history="1" r:id="rIdyll7_rsft_jpb9gjvfoni">
               <w:r>
                 <w:rPr>
                   <w:rFonts w:ascii="Arial" w:cs="Arial" w:eastAsia="Arial" w:hAnsi="Arial"/>
@@ -6492,7 +6798,7 @@
               <w:spacing w:after="10" w:before="0"/>
               <w:ind w:left="120"/>
             </w:pPr>
-            <w:hyperlink w:history="1" r:id="rIdptwgaz-thtz2pdpnlye48">
+            <w:hyperlink w:history="1" r:id="rIdzwkzroqrul9teq30wqmoy">
               <w:r>
                 <w:rPr>
                   <w:rFonts w:ascii="Arial" w:cs="Arial" w:eastAsia="Arial" w:hAnsi="Arial"/>
@@ -6534,7 +6840,7 @@
                 <w:sz w:val="18"/>
                 <w:szCs w:val="18"/>
               </w:rPr>
-              <w:t xml:space="preserve">Whole-class guided derivation. Learners use their completed measurement tables to answer: 'What is the total area of all the cardboard in your square-pyramid net?' They sum the areas: Base area + 4 × (area of one triangular face). The teacher guides them to express this algebraically as TSA = l² + 4 × (½ × l × s) = l² + 2ls. Learners then verify numerically: TSA = 10² + 2(10)(13) = 100 + 260 = 360 cm². They compare this with the physical estimate (measuring the total area of the unfolded net by counting grid squares if graph-paper backing is used, or by multiplying measured dimensions). For the rectangular pyramid, learners derive TSA = lb + 2 × (½ × l × s₁) + 2 × (½ × b × s₂) = lb + ls₁ + bs₂. Application problem: 'A gift shop on Biashara Street in Nairobi makes pyramid-shaped gift boxes with a square base of side 15 cm and a slant height of 20 cm. How many square centimetres of cardboard are needed for one box (open base — no base included)? If the shop makes 200 boxes, how many full A0 sheets of cardboard (84.1 cm × 118.9 cm) must they order, assuming 10% wastage?'</w:t>
+              <w:t xml:space="preserve">Each learner writes one sticky note (or a designated section in their exercise book titled 'DQB Update') responding to TWO prompts: (1) 'What new evidence do I now have that helps answer: how much material is needed to make a pyramid-shaped object?' (2) 'Does today's evidence support or challenge the hardware-shop owner's claim that the frustum uses the most metal?' Groups share with the class and the teacher physically adds notes to the class DQB under the column 'Pyramid Evidence.' The class also updates a running comparison table on the DQB: Shape | Formula | TSA for our example dimensions | Compared to cone (Lesson 1).</w:t>
             </w:r>
           </w:p>
         </w:tc>
@@ -6566,7 +6872,7 @@
                 <w:sz w:val="18"/>
                 <w:szCs w:val="18"/>
               </w:rPr>
-              <w:t xml:space="preserve">Begin by projecting (or drawing) a large net of the square pyramid on the board with the five faces clearly labelled. Say: 'Let's build the formula the same way a jua kali artisan would price a job — face by face.' Point to the base: 'What is the shape of the base? What is its area?' [WAIT TIME: 10 seconds. Cold-call 1 learner.] Write: Base = l². Point to one triangular face: 'What is the area of this triangle in terms of the base side l and the slant height s?' [WAIT TIME: 12 seconds. Cold-call 1 learner who has NOT yet spoken.] Write: One triangle = ½ × l × s. 'How many such triangles does a square pyramid have?' [WAIT TIME: 10 seconds. Cold-call 1 learner.] Build the full formula step-by-step. Then say: 'Now check your formula against the numbers you measured. Does 360 cm² match what you got by summing your table?' Allow 2 minutes for individual checking. Cold-call 2 learners to confirm or question. For the rectangular base, ask: 'Why can't we just write 4 × (½ × l × s) here? Discuss with your partner for 30 seconds.' [WAIT TIME: 30 seconds.] Cold-call 2 pairs. Guide the derivation of the two-pair formula. For the application problem, say: 'Solve this in your exercise book. You have 6 minutes. I will cold-call two learners to present their working on the board.' Circulate and note errors (common: forgetting to add the base, or using vertical height instead of slant height). After presentations, ask the class: 'If the gift box has no base because it sits on a table, which formula changes and how?' [WAIT TIME: 12 seconds. Cold-call 1 learner.]</w:t>
+              <w:t xml:space="preserve">Direct learners to the class DQB (a section of the board or a large chart paper left up throughout the unit): 'In Lesson 1, we added cone evidence. Today we add pyramid evidence. I need two things from you on your sticky note: first, the formula you derived and a worked example number; second, whether today's lesson moves you closer to answering whether the frustum really does use the most metal.' Allow 3 minutes of individual writing. Then invite 4 learners (cold-call, different groups from Lesson 1 reporters) to read their note aloud and place it on the DQB. After all notes are placed, ask the whole class: 'Looking at our DQB so far — cones from Lesson 1, pyramids from today — what shape of question is emerging that we still cannot answer?' [WAIT TIME: 15 seconds.] Accept 2–3 responses. Prompt if needed: 'We know cone formula and pyramid formula — but do we yet know the frustum formula? Where does that appear in our sequence?' Point to 'frustum' lesson in the sequence visible on the DQB. Say: 'That question is now officially on our DQB as an open question.'</w:t>
             </w:r>
           </w:p>
         </w:tc>
@@ -6598,7 +6904,7 @@
                 <w:sz w:val="18"/>
                 <w:szCs w:val="18"/>
               </w:rPr>
-              <w:t xml:space="preserve">Guided algebraic derivation anchored to the physical net (Face-by-Face Formula Building). By summing concrete measured areas before writing the generalised formula, learners see the formula as a compressed description of something they have already done physically — not an arbitrary rule to memorise. The A0-sheet extension problem connects the mathematics to real procurement decisions (how much material to order), directly mirroring the shopkeeper's claim in the phenomenon.</w:t>
+              <w:t xml:space="preserve">Driving Question Board as cumulative evidence tracker. The comparison table makes the unit's progression visible and tangible — learners can literally see the gap (frustum formula not yet known) that the later lessons will fill. This sustains curiosity and shows learners that each lesson is a deliberate piece of evidence, not an isolated topic.</w:t>
             </w:r>
           </w:p>
         </w:tc>
@@ -6630,7 +6936,7 @@
                 <w:sz w:val="18"/>
                 <w:szCs w:val="18"/>
               </w:rPr>
-              <w:t xml:space="preserve">Observable indicators: (a) Learner exercise books show the step-by-step summation (Base area + 4 triangles) before the compact formula — not just a copied formula. (b) Numerical answer of 360 cm² for the square pyramid verification. (c) In the application problem, learners correctly use slant height (not vertical height) and correctly handle the 'open base' variation. (d) Exit check: teacher asks 2 learners at random to state in one sentence 'what slant height is and why we use it instead of the vertical height.' Correct response: 'Slant height is the height of the triangular face measured along the face from base edge to apex — it is what we physically see on the net, not the height going straight down inside the pyramid.'</w:t>
+              <w:t xml:space="preserve">Observable indicator: Each learner's DQB sticky note contains (a) a correct formula or numerical result and (b) a genuine connection to the phenomenon question (not just a restatement of the lesson topic). Teacher reviews 5–6 sticky notes as they are placed; if notes lack a connection to the phenomenon, pause and model one exemplar note aloud.</w:t>
             </w:r>
           </w:p>
         </w:tc>
@@ -6639,32 +6945,32 @@
         <w:tc>
           <w:tcPr>
             <w:tcW w:type="dxa" w:w="1520"/>
-            <w:shd w:fill="FCE4D6" w:color="auto" w:val="clear"/>
-            <w:tcMar>
-              <w:top w:type="dxa" w:w="60"/>
-              <w:left w:type="dxa" w:w="120"/>
-              <w:bottom w:type="dxa" w:w="60"/>
-              <w:right w:type="dxa" w:w="120"/>
-            </w:tcMar>
-            <w:vAlign w:val="top"/>
-          </w:tcPr>
-          <w:p>
-            <w:pPr>
-              <w:spacing w:after="40" w:before="0"/>
-              <w:jc w:val="left"/>
-            </w:pPr>
-            <w:r>
-              <w:rPr>
-                <w:rFonts w:ascii="Arial" w:cs="Arial" w:eastAsia="Arial" w:hAnsi="Arial"/>
-                <w:b/>
-                <w:bCs/>
-                <w:i w:val="false"/>
-                <w:iCs w:val="false"/>
-                <w:color w:val="000000"/>
-                <w:sz w:val="18"/>
-                <w:szCs w:val="18"/>
-              </w:rPr>
-              <w:t xml:space="preserve">Driving Question Board (DQB) Creation</w:t>
+            <w:shd w:fill="D5E8F0" w:color="auto" w:val="clear"/>
+            <w:tcMar>
+              <w:top w:type="dxa" w:w="60"/>
+              <w:left w:type="dxa" w:w="120"/>
+              <w:bottom w:type="dxa" w:w="60"/>
+              <w:right w:type="dxa" w:w="120"/>
+            </w:tcMar>
+            <w:vAlign w:val="top"/>
+          </w:tcPr>
+          <w:p>
+            <w:pPr>
+              <w:spacing w:after="40" w:before="0"/>
+              <w:jc w:val="left"/>
+            </w:pPr>
+            <w:r>
+              <w:rPr>
+                <w:rFonts w:ascii="Arial" w:cs="Arial" w:eastAsia="Arial" w:hAnsi="Arial"/>
+                <w:b/>
+                <w:bCs/>
+                <w:i w:val="false"/>
+                <w:iCs w:val="false"/>
+                <w:color w:val="000000"/>
+                <w:sz w:val="18"/>
+                <w:szCs w:val="18"/>
+              </w:rPr>
+              <w:t xml:space="preserve">Model Building Phase</w:t>
             </w:r>
           </w:p>
           <w:p>
@@ -6687,7 +6993,7 @@
             <w:pPr>
               <w:spacing w:after="20" w:before="0"/>
             </w:pPr>
-            <w:hyperlink w:history="1" r:id="rIdqswo-w1cde04kdk9bv439">
+            <w:hyperlink w:history="1" r:id="rIdoepxbhafxw8ly-pxg6fal">
               <w:r>
                 <w:rPr>
                   <w:rFonts w:ascii="Arial" w:cs="Arial" w:eastAsia="Arial" w:hAnsi="Arial"/>
@@ -6696,7 +7002,7 @@
                   <w:szCs w:val="16"/>
                   <w:u w:val="single" w:color="2E75B6"/>
                 </w:rPr>
-                <w:t xml:space="preserve">Volumes of cones intuition</w:t>
+                <w:t xml:space="preserve">Surface area using a net: triangular prism</w:t>
               </w:r>
             </w:hyperlink>
           </w:p>
@@ -6720,7 +7026,7 @@
               <w:spacing w:after="10" w:before="0"/>
               <w:ind w:left="120"/>
             </w:pPr>
-            <w:hyperlink w:history="1" r:id="rIddbulxid6k4fqso2mkh7q5">
+            <w:hyperlink w:history="1" r:id="rIdjfqicn_4ajb5efgbxa5ce">
               <w:r>
                 <w:rPr>
                   <w:rFonts w:ascii="Arial" w:cs="Arial" w:eastAsia="Arial" w:hAnsi="Arial"/>
@@ -6765,7 +7071,7 @@
             <w:pPr>
               <w:spacing w:after="20" w:before="0"/>
             </w:pPr>
-            <w:hyperlink w:history="1" r:id="rIdrcufpi2h0eranw_qyowav">
+            <w:hyperlink w:history="1" r:id="rIdagey-1pu7hzhq7_dw8sja">
               <w:r>
                 <w:rPr>
                   <w:rFonts w:ascii="Arial" w:cs="Arial" w:eastAsia="Arial" w:hAnsi="Arial"/>
@@ -6774,7 +7080,7 @@
                   <w:szCs w:val="16"/>
                   <w:u w:val="single" w:color="2E75B6"/>
                 </w:rPr>
-                <w:t xml:space="preserve">Volume of prisms and pyramids</w:t>
+                <w:t xml:space="preserve">Volume as area of base times height</w:t>
               </w:r>
             </w:hyperlink>
           </w:p>
@@ -6798,313 +7104,7 @@
               <w:spacing w:after="10" w:before="0"/>
               <w:ind w:left="120"/>
             </w:pPr>
-            <w:hyperlink w:history="1" r:id="rIdsqllbkbo2-d_adgfoyev0">
-              <w:r>
-                <w:rPr>
-                  <w:rFonts w:ascii="Arial" w:cs="Arial" w:eastAsia="Arial" w:hAnsi="Arial"/>
-                  <w:color w:val="595959"/>
-                  <w:sz w:val="14"/>
-                  <w:szCs w:val="14"/>
-                  <w:u w:val="single" w:color="595959"/>
-                </w:rPr>
-                <w:t xml:space="preserve">🔍 Search ARES for similar readings</w:t>
-              </w:r>
-            </w:hyperlink>
-          </w:p>
-        </w:tc>
-        <w:tc>
-          <w:tcPr>
-            <w:tcW w:type="dxa" w:w="3040"/>
-            <w:shd w:fill="FFFFFF" w:color="auto" w:val="clear"/>
-            <w:tcMar>
-              <w:top w:type="dxa" w:w="60"/>
-              <w:left w:type="dxa" w:w="120"/>
-              <w:bottom w:type="dxa" w:w="60"/>
-              <w:right w:type="dxa" w:w="120"/>
-            </w:tcMar>
-            <w:vAlign w:val="top"/>
-          </w:tcPr>
-          <w:p>
-            <w:pPr>
-              <w:spacing w:after="40" w:before="0"/>
-              <w:jc w:val="left"/>
-            </w:pPr>
-            <w:r>
-              <w:rPr>
-                <w:rFonts w:ascii="Arial" w:cs="Arial" w:eastAsia="Arial" w:hAnsi="Arial"/>
-                <w:b w:val="false"/>
-                <w:bCs w:val="false"/>
-                <w:i w:val="false"/>
-                <w:iCs w:val="false"/>
-                <w:color w:val="000000"/>
-                <w:sz w:val="18"/>
-                <w:szCs w:val="18"/>
-              </w:rPr>
-              <w:t xml:space="preserve">Each learner writes one sticky note (or a designated section in their exercise book titled 'DQB Update') responding to TWO prompts: (1) 'What new evidence do I now have that helps answer: how much material is needed to make a pyramid-shaped object?' (2) 'Does today's evidence support or challenge the hardware-shop owner's claim that the frustum uses the most metal?' Groups share with the class and the teacher physically adds notes to the class DQB under the column 'Pyramid Evidence.' The class also updates a running comparison table on the DQB: Shape | Formula | TSA for our example dimensions | Compared to cone (Lesson 1).</w:t>
-            </w:r>
-          </w:p>
-        </w:tc>
-        <w:tc>
-          <w:tcPr>
-            <w:tcW w:type="dxa" w:w="3040"/>
-            <w:shd w:fill="F2F2F2" w:color="auto" w:val="clear"/>
-            <w:tcMar>
-              <w:top w:type="dxa" w:w="60"/>
-              <w:left w:type="dxa" w:w="120"/>
-              <w:bottom w:type="dxa" w:w="60"/>
-              <w:right w:type="dxa" w:w="120"/>
-            </w:tcMar>
-            <w:vAlign w:val="top"/>
-          </w:tcPr>
-          <w:p>
-            <w:pPr>
-              <w:spacing w:after="40" w:before="0"/>
-              <w:jc w:val="left"/>
-            </w:pPr>
-            <w:r>
-              <w:rPr>
-                <w:rFonts w:ascii="Arial" w:cs="Arial" w:eastAsia="Arial" w:hAnsi="Arial"/>
-                <w:b w:val="false"/>
-                <w:bCs w:val="false"/>
-                <w:i w:val="false"/>
-                <w:iCs w:val="false"/>
-                <w:color w:val="000000"/>
-                <w:sz w:val="18"/>
-                <w:szCs w:val="18"/>
-              </w:rPr>
-              <w:t xml:space="preserve">Direct learners to the class DQB (a section of the board or a large chart paper left up throughout the unit): 'In Lesson 1, we added cone evidence. Today we add pyramid evidence. I need two things from you on your sticky note: first, the formula you derived and a worked example number; second, whether today's lesson moves you closer to answering whether the frustum really does use the most metal.' Allow 3 minutes of individual writing. Then invite 4 learners (cold-call, different groups from Lesson 1 reporters) to read their note aloud and place it on the DQB. After all notes are placed, ask the whole class: 'Looking at our DQB so far — cones from Lesson 1, pyramids from today — what shape of question is emerging that we still cannot answer?' [WAIT TIME: 15 seconds.] Accept 2–3 responses. Prompt if needed: 'We know cone formula and pyramid formula — but do we yet know the frustum formula? Where does that appear in our sequence?' Point to 'frustum' lesson in the sequence visible on the DQB. Say: 'That question is now officially on our DQB as an open question.'</w:t>
-            </w:r>
-          </w:p>
-        </w:tc>
-        <w:tc>
-          <w:tcPr>
-            <w:tcW w:type="dxa" w:w="3040"/>
-            <w:shd w:fill="FFFFFF" w:color="auto" w:val="clear"/>
-            <w:tcMar>
-              <w:top w:type="dxa" w:w="60"/>
-              <w:left w:type="dxa" w:w="120"/>
-              <w:bottom w:type="dxa" w:w="60"/>
-              <w:right w:type="dxa" w:w="120"/>
-            </w:tcMar>
-            <w:vAlign w:val="top"/>
-          </w:tcPr>
-          <w:p>
-            <w:pPr>
-              <w:spacing w:after="40" w:before="0"/>
-              <w:jc w:val="left"/>
-            </w:pPr>
-            <w:r>
-              <w:rPr>
-                <w:rFonts w:ascii="Arial" w:cs="Arial" w:eastAsia="Arial" w:hAnsi="Arial"/>
-                <w:b w:val="false"/>
-                <w:bCs w:val="false"/>
-                <w:i w:val="false"/>
-                <w:iCs w:val="false"/>
-                <w:color w:val="000000"/>
-                <w:sz w:val="18"/>
-                <w:szCs w:val="18"/>
-              </w:rPr>
-              <w:t xml:space="preserve">Driving Question Board as cumulative evidence tracker. The comparison table makes the unit's progression visible and tangible — learners can literally see the gap (frustum formula not yet known) that the later lessons will fill. This sustains curiosity and shows learners that each lesson is a deliberate piece of evidence, not an isolated topic.</w:t>
-            </w:r>
-          </w:p>
-        </w:tc>
-        <w:tc>
-          <w:tcPr>
-            <w:tcW w:type="dxa" w:w="3040"/>
-            <w:shd w:fill="F2F2F2" w:color="auto" w:val="clear"/>
-            <w:tcMar>
-              <w:top w:type="dxa" w:w="60"/>
-              <w:left w:type="dxa" w:w="120"/>
-              <w:bottom w:type="dxa" w:w="60"/>
-              <w:right w:type="dxa" w:w="120"/>
-            </w:tcMar>
-            <w:vAlign w:val="top"/>
-          </w:tcPr>
-          <w:p>
-            <w:pPr>
-              <w:spacing w:after="40" w:before="0"/>
-              <w:jc w:val="left"/>
-            </w:pPr>
-            <w:r>
-              <w:rPr>
-                <w:rFonts w:ascii="Arial" w:cs="Arial" w:eastAsia="Arial" w:hAnsi="Arial"/>
-                <w:b w:val="false"/>
-                <w:bCs w:val="false"/>
-                <w:i w:val="false"/>
-                <w:iCs w:val="false"/>
-                <w:color w:val="000000"/>
-                <w:sz w:val="18"/>
-                <w:szCs w:val="18"/>
-              </w:rPr>
-              <w:t xml:space="preserve">Observable indicator: Each learner's DQB sticky note contains (a) a correct formula or numerical result and (b) a genuine connection to the phenomenon question (not just a restatement of the lesson topic). Teacher reviews 5–6 sticky notes as they are placed; if notes lack a connection to the phenomenon, pause and model one exemplar note aloud.</w:t>
-            </w:r>
-          </w:p>
-        </w:tc>
-      </w:tr>
-      <w:tr>
-        <w:tc>
-          <w:tcPr>
-            <w:tcW w:type="dxa" w:w="1520"/>
-            <w:shd w:fill="D5E8F0" w:color="auto" w:val="clear"/>
-            <w:tcMar>
-              <w:top w:type="dxa" w:w="60"/>
-              <w:left w:type="dxa" w:w="120"/>
-              <w:bottom w:type="dxa" w:w="60"/>
-              <w:right w:type="dxa" w:w="120"/>
-            </w:tcMar>
-            <w:vAlign w:val="top"/>
-          </w:tcPr>
-          <w:p>
-            <w:pPr>
-              <w:spacing w:after="40" w:before="0"/>
-              <w:jc w:val="left"/>
-            </w:pPr>
-            <w:r>
-              <w:rPr>
-                <w:rFonts w:ascii="Arial" w:cs="Arial" w:eastAsia="Arial" w:hAnsi="Arial"/>
-                <w:b/>
-                <w:bCs/>
-                <w:i w:val="false"/>
-                <w:iCs w:val="false"/>
-                <w:color w:val="000000"/>
-                <w:sz w:val="18"/>
-                <w:szCs w:val="18"/>
-              </w:rPr>
-              <w:t xml:space="preserve">Model Building Phase</w:t>
-            </w:r>
-          </w:p>
-          <w:p>
-            <w:pPr>
-              <w:spacing w:after="20" w:before="0"/>
-            </w:pPr>
-            <w:r>
-              <w:rPr>
-                <w:rFonts w:ascii="Arial" w:cs="Arial" w:eastAsia="Arial" w:hAnsi="Arial"/>
-                <w:b/>
-                <w:bCs/>
-                <w:color w:val="1F3864"/>
-                <w:sz w:val="16"/>
-                <w:szCs w:val="16"/>
-              </w:rPr>
-              <w:t xml:space="preserve">📹 VIDEO:</w:t>
-            </w:r>
-          </w:p>
-          <w:p>
-            <w:pPr>
-              <w:spacing w:after="20" w:before="0"/>
-            </w:pPr>
-            <w:hyperlink w:history="1" r:id="rIdk5zun_c_zdmsrilwcwr5w">
-              <w:r>
-                <w:rPr>
-                  <w:rFonts w:ascii="Arial" w:cs="Arial" w:eastAsia="Arial" w:hAnsi="Arial"/>
-                  <w:color w:val="2E75B6"/>
-                  <w:sz w:val="16"/>
-                  <w:szCs w:val="16"/>
-                  <w:u w:val="single" w:color="2E75B6"/>
-                </w:rPr>
-                <w:t xml:space="preserve">Surface area using a net: triangular prism</w:t>
-              </w:r>
-            </w:hyperlink>
-          </w:p>
-          <w:p>
-            <w:pPr>
-              <w:spacing w:after="10" w:before="0"/>
-              <w:ind w:left="120"/>
-            </w:pPr>
-            <w:r>
-              <w:rPr>
-                <w:rFonts w:ascii="Arial" w:cs="Arial" w:eastAsia="Arial" w:hAnsi="Arial"/>
-                <w:color w:val="595959"/>
-                <w:sz w:val="14"/>
-                <w:szCs w:val="14"/>
-              </w:rPr>
-              <w:t xml:space="preserve">Source: Khan Academy (English - US curriculum)</w:t>
-            </w:r>
-          </w:p>
-          <w:p>
-            <w:pPr>
-              <w:spacing w:after="10" w:before="0"/>
-              <w:ind w:left="120"/>
-            </w:pPr>
-            <w:hyperlink w:history="1" r:id="rIdahof4wqso7-5vifduckcg">
-              <w:r>
-                <w:rPr>
-                  <w:rFonts w:ascii="Arial" w:cs="Arial" w:eastAsia="Arial" w:hAnsi="Arial"/>
-                  <w:color w:val="595959"/>
-                  <w:sz w:val="14"/>
-                  <w:szCs w:val="14"/>
-                  <w:u w:val="single" w:color="595959"/>
-                </w:rPr>
-                <w:t xml:space="preserve">🔍 Search ARES for similar videos</w:t>
-              </w:r>
-            </w:hyperlink>
-          </w:p>
-          <w:p>
-            <w:pPr>
-              <w:spacing w:after="40" w:before="0"/>
-            </w:pPr>
-            <w:r>
-              <w:rPr>
-                <w:sz w:val="14"/>
-                <w:szCs w:val="14"/>
-              </w:rPr>
-              <w:t xml:space="preserve"/>
-            </w:r>
-          </w:p>
-          <w:p>
-            <w:pPr>
-              <w:spacing w:after="20" w:before="0"/>
-            </w:pPr>
-            <w:r>
-              <w:rPr>
-                <w:rFonts w:ascii="Arial" w:cs="Arial" w:eastAsia="Arial" w:hAnsi="Arial"/>
-                <w:b/>
-                <w:bCs/>
-                <w:color w:val="1F3864"/>
-                <w:sz w:val="16"/>
-                <w:szCs w:val="16"/>
-              </w:rPr>
-              <w:t xml:space="preserve">📖 EXERCISE:</w:t>
-            </w:r>
-          </w:p>
-          <w:p>
-            <w:pPr>
-              <w:spacing w:after="20" w:before="0"/>
-            </w:pPr>
-            <w:hyperlink w:history="1" r:id="rIdrydoq2zx07nrzgymn_snf">
-              <w:r>
-                <w:rPr>
-                  <w:rFonts w:ascii="Arial" w:cs="Arial" w:eastAsia="Arial" w:hAnsi="Arial"/>
-                  <w:color w:val="2E75B6"/>
-                  <w:sz w:val="16"/>
-                  <w:szCs w:val="16"/>
-                  <w:u w:val="single" w:color="2E75B6"/>
-                </w:rPr>
-                <w:t xml:space="preserve">Surface Area and Volume of Pyramids Practice</w:t>
-              </w:r>
-            </w:hyperlink>
-          </w:p>
-          <w:p>
-            <w:pPr>
-              <w:spacing w:after="10" w:before="0"/>
-              <w:ind w:left="120"/>
-            </w:pPr>
-            <w:r>
-              <w:rPr>
-                <w:rFonts w:ascii="Arial" w:cs="Arial" w:eastAsia="Arial" w:hAnsi="Arial"/>
-                <w:color w:val="595959"/>
-                <w:sz w:val="14"/>
-                <w:szCs w:val="14"/>
-              </w:rPr>
-              <w:t xml:space="preserve">Source: CK-12</w:t>
-            </w:r>
-          </w:p>
-          <w:p>
-            <w:pPr>
-              <w:spacing w:after="10" w:before="0"/>
-              <w:ind w:left="120"/>
-            </w:pPr>
-            <w:hyperlink w:history="1" r:id="rIdcu1fbbmtw8wtythjs1q9l">
+            <w:hyperlink w:history="1" r:id="rIdwjq8louyu8ivlpznikxm7">
               <w:r>
                 <w:rPr>
                   <w:rFonts w:ascii="Arial" w:cs="Arial" w:eastAsia="Arial" w:hAnsi="Arial"/>
@@ -8686,7 +8686,7 @@
             <w:pPr>
               <w:spacing w:after="20" w:before="0"/>
             </w:pPr>
-            <w:hyperlink w:history="1" r:id="rIdkhwbp67sapcr8ic_nja_x">
+            <w:hyperlink w:history="1" r:id="rId0l28dsqc3bfuonpwzw-ev">
               <w:r>
                 <w:rPr>
                   <w:rFonts w:ascii="Arial" w:cs="Arial" w:eastAsia="Arial" w:hAnsi="Arial"/>
@@ -8719,7 +8719,7 @@
               <w:spacing w:after="10" w:before="0"/>
               <w:ind w:left="120"/>
             </w:pPr>
-            <w:hyperlink w:history="1" r:id="rIdq1-gqc0qsjhxz0wy6huec">
+            <w:hyperlink w:history="1" r:id="rIdvngpubuy6e30y0n8zqrdq">
               <w:r>
                 <w:rPr>
                   <w:rFonts w:ascii="Arial" w:cs="Arial" w:eastAsia="Arial" w:hAnsi="Arial"/>
@@ -8764,7 +8764,7 @@
             <w:pPr>
               <w:spacing w:after="20" w:before="0"/>
             </w:pPr>
-            <w:hyperlink w:history="1" r:id="rIdlghifxlozu_ena0foo4zf">
+            <w:hyperlink w:history="1" r:id="rId6kcgj2xhwr1fz7qta1o_v">
               <w:r>
                 <w:rPr>
                   <w:rFonts w:ascii="Arial" w:cs="Arial" w:eastAsia="Arial" w:hAnsi="Arial"/>
@@ -8797,7 +8797,7 @@
               <w:spacing w:after="10" w:before="0"/>
               <w:ind w:left="120"/>
             </w:pPr>
-            <w:hyperlink w:history="1" r:id="rIdcttvkrlm1mmsclk4ikqpo">
+            <w:hyperlink w:history="1" r:id="rIdio2msjypjxdlu-xso0o4a">
               <w:r>
                 <w:rPr>
                   <w:rFonts w:ascii="Arial" w:cs="Arial" w:eastAsia="Arial" w:hAnsi="Arial"/>
@@ -8992,7 +8992,7 @@
             <w:pPr>
               <w:spacing w:after="20" w:before="0"/>
             </w:pPr>
-            <w:hyperlink w:history="1" r:id="rIdowonku2seoynod3g-r1cq">
+            <w:hyperlink w:history="1" r:id="rIdlsy87h52ravkpmf3npich">
               <w:r>
                 <w:rPr>
                   <w:rFonts w:ascii="Arial" w:cs="Arial" w:eastAsia="Arial" w:hAnsi="Arial"/>
@@ -9025,7 +9025,7 @@
               <w:spacing w:after="10" w:before="0"/>
               <w:ind w:left="120"/>
             </w:pPr>
-            <w:hyperlink w:history="1" r:id="rIdlxy-w9fuhkfdty3_llh5s">
+            <w:hyperlink w:history="1" r:id="rIdntzr1ugcjq5wljgejfij8">
               <w:r>
                 <w:rPr>
                   <w:rFonts w:ascii="Arial" w:cs="Arial" w:eastAsia="Arial" w:hAnsi="Arial"/>
@@ -9070,7 +9070,7 @@
             <w:pPr>
               <w:spacing w:after="20" w:before="0"/>
             </w:pPr>
-            <w:hyperlink w:history="1" r:id="rIda7jdno91s6evmp1kssebz">
+            <w:hyperlink w:history="1" r:id="rIdajiiazjna8shjy6928qhk">
               <w:r>
                 <w:rPr>
                   <w:rFonts w:ascii="Arial" w:cs="Arial" w:eastAsia="Arial" w:hAnsi="Arial"/>
@@ -9103,7 +9103,7 @@
               <w:spacing w:after="10" w:before="0"/>
               <w:ind w:left="120"/>
             </w:pPr>
-            <w:hyperlink w:history="1" r:id="rIdtakuro32m7ybro5-gh1ez">
+            <w:hyperlink w:history="1" r:id="rIdtezm496scgp5ae5tqvymc">
               <w:r>
                 <w:rPr>
                   <w:rFonts w:ascii="Arial" w:cs="Arial" w:eastAsia="Arial" w:hAnsi="Arial"/>
@@ -9298,7 +9298,7 @@
             <w:pPr>
               <w:spacing w:after="20" w:before="0"/>
             </w:pPr>
-            <w:hyperlink w:history="1" r:id="rIdaus52cgujhhlwwu7rr0ss">
+            <w:hyperlink w:history="1" r:id="rIdf0klgj-dv0ayz3hxigmor">
               <w:r>
                 <w:rPr>
                   <w:rFonts w:ascii="Arial" w:cs="Arial" w:eastAsia="Arial" w:hAnsi="Arial"/>
@@ -9331,7 +9331,7 @@
               <w:spacing w:after="10" w:before="0"/>
               <w:ind w:left="120"/>
             </w:pPr>
-            <w:hyperlink w:history="1" r:id="rId9ny1bpup26jgomskyv0cn">
+            <w:hyperlink w:history="1" r:id="rIdph1rgox4otbsty7igsdha">
               <w:r>
                 <w:rPr>
                   <w:rFonts w:ascii="Arial" w:cs="Arial" w:eastAsia="Arial" w:hAnsi="Arial"/>
@@ -9376,7 +9376,7 @@
             <w:pPr>
               <w:spacing w:after="20" w:before="0"/>
             </w:pPr>
-            <w:hyperlink w:history="1" r:id="rIdyf-xjmkbskb4vym061ran">
+            <w:hyperlink w:history="1" r:id="rId1hxkgc0kyprojw57ooqfz">
               <w:r>
                 <w:rPr>
                   <w:rFonts w:ascii="Arial" w:cs="Arial" w:eastAsia="Arial" w:hAnsi="Arial"/>
@@ -9409,7 +9409,7 @@
               <w:spacing w:after="10" w:before="0"/>
               <w:ind w:left="120"/>
             </w:pPr>
-            <w:hyperlink w:history="1" r:id="rIdvrzm_zhi70y4n7uvx-75h">
+            <w:hyperlink w:history="1" r:id="rIdivbuw9fixwqqcidiefosc">
               <w:r>
                 <w:rPr>
                   <w:rFonts w:ascii="Arial" w:cs="Arial" w:eastAsia="Arial" w:hAnsi="Arial"/>
@@ -9604,7 +9604,7 @@
             <w:pPr>
               <w:spacing w:after="20" w:before="0"/>
             </w:pPr>
-            <w:hyperlink w:history="1" r:id="rId98cxgyatv1s7yrhtv_tj2">
+            <w:hyperlink w:history="1" r:id="rIdu65r5g2zy1wafnfpg9sxs">
               <w:r>
                 <w:rPr>
                   <w:rFonts w:ascii="Arial" w:cs="Arial" w:eastAsia="Arial" w:hAnsi="Arial"/>
@@ -9637,7 +9637,7 @@
               <w:spacing w:after="10" w:before="0"/>
               <w:ind w:left="120"/>
             </w:pPr>
-            <w:hyperlink w:history="1" r:id="rIdpcyowdt98ewjwkddz_05q">
+            <w:hyperlink w:history="1" r:id="rIddne3rpj0xza1vkywhcky-">
               <w:r>
                 <w:rPr>
                   <w:rFonts w:ascii="Arial" w:cs="Arial" w:eastAsia="Arial" w:hAnsi="Arial"/>
@@ -9682,7 +9682,7 @@
             <w:pPr>
               <w:spacing w:after="20" w:before="0"/>
             </w:pPr>
-            <w:hyperlink w:history="1" r:id="rIdvdwzjjljsap5ggadh_9a7">
+            <w:hyperlink w:history="1" r:id="rIdnzj3_y7gc-kiql-5ekqty">
               <w:r>
                 <w:rPr>
                   <w:rFonts w:ascii="Arial" w:cs="Arial" w:eastAsia="Arial" w:hAnsi="Arial"/>
@@ -9715,7 +9715,7 @@
               <w:spacing w:after="10" w:before="0"/>
               <w:ind w:left="120"/>
             </w:pPr>
-            <w:hyperlink w:history="1" r:id="rIdjqzo6kw2tsuupbflojt6f">
+            <w:hyperlink w:history="1" r:id="rIdj9wb_hnzi6nrhbwqe2rn1">
               <w:r>
                 <w:rPr>
                   <w:rFonts w:ascii="Arial" w:cs="Arial" w:eastAsia="Arial" w:hAnsi="Arial"/>
@@ -9910,7 +9910,7 @@
             <w:pPr>
               <w:spacing w:after="20" w:before="0"/>
             </w:pPr>
-            <w:hyperlink w:history="1" r:id="rId_an7nhgiogybmgd4l0_b8">
+            <w:hyperlink w:history="1" r:id="rId8uxzieofpipngi6hw1-9y">
               <w:r>
                 <w:rPr>
                   <w:rFonts w:ascii="Arial" w:cs="Arial" w:eastAsia="Arial" w:hAnsi="Arial"/>
@@ -9943,7 +9943,7 @@
               <w:spacing w:after="10" w:before="0"/>
               <w:ind w:left="120"/>
             </w:pPr>
-            <w:hyperlink w:history="1" r:id="rIddo_wju4suxrni0p77cx7h">
+            <w:hyperlink w:history="1" r:id="rId2qvzurno5n3tt7q_gtwll">
               <w:r>
                 <w:rPr>
                   <w:rFonts w:ascii="Arial" w:cs="Arial" w:eastAsia="Arial" w:hAnsi="Arial"/>
@@ -9988,7 +9988,7 @@
             <w:pPr>
               <w:spacing w:after="20" w:before="0"/>
             </w:pPr>
-            <w:hyperlink w:history="1" r:id="rIdvyqz6huyo35yg_88z0qo0">
+            <w:hyperlink w:history="1" r:id="rIdwn0lmoq94ftjfi63g0inq">
               <w:r>
                 <w:rPr>
                   <w:rFonts w:ascii="Arial" w:cs="Arial" w:eastAsia="Arial" w:hAnsi="Arial"/>
@@ -10021,7 +10021,7 @@
               <w:spacing w:after="10" w:before="0"/>
               <w:ind w:left="120"/>
             </w:pPr>
-            <w:hyperlink w:history="1" r:id="rId9j0lhuwmtvldoeqocugr3">
+            <w:hyperlink w:history="1" r:id="rIdk42b5rgzh9-bfigcdidgd">
               <w:r>
                 <w:rPr>
                   <w:rFonts w:ascii="Arial" w:cs="Arial" w:eastAsia="Arial" w:hAnsi="Arial"/>
@@ -11508,7 +11508,7 @@
             <w:pPr>
               <w:spacing w:after="20" w:before="0"/>
             </w:pPr>
-            <w:hyperlink w:history="1" r:id="rIdjen-ueikm1llrpkjmje_t">
+            <w:hyperlink w:history="1" r:id="rId_e7bejszpoukuevvxzhlr">
               <w:r>
                 <w:rPr>
                   <w:rFonts w:ascii="Arial" w:cs="Arial" w:eastAsia="Arial" w:hAnsi="Arial"/>
@@ -11541,7 +11541,7 @@
               <w:spacing w:after="10" w:before="0"/>
               <w:ind w:left="120"/>
             </w:pPr>
-            <w:hyperlink w:history="1" r:id="rIdetde6greczedbci9e0lp0">
+            <w:hyperlink w:history="1" r:id="rId9aw0hlgjankqpmqoa4b3r">
               <w:r>
                 <w:rPr>
                   <w:rFonts w:ascii="Arial" w:cs="Arial" w:eastAsia="Arial" w:hAnsi="Arial"/>
@@ -11603,7 +11603,7 @@
               <w:spacing w:after="10" w:before="0"/>
               <w:ind w:left="120"/>
             </w:pPr>
-            <w:hyperlink w:history="1" r:id="rIdj5xvffyvnpxxefgaqmfwb">
+            <w:hyperlink w:history="1" r:id="rIdmituaih_w19oeb2jptvlv">
               <w:r>
                 <w:rPr>
                   <w:rFonts w:ascii="Arial" w:cs="Arial" w:eastAsia="Arial" w:hAnsi="Arial"/>
@@ -11813,7 +11813,312 @@
             <w:pPr>
               <w:spacing w:after="20" w:before="0"/>
             </w:pPr>
-            <w:hyperlink w:history="1" r:id="rIdtblk89tbdqdcva1spgklw">
+            <w:hyperlink w:history="1" r:id="rIdaaqic1sxya9rkahiqgjxh">
+              <w:r>
+                <w:rPr>
+                  <w:rFonts w:ascii="Arial" w:cs="Arial" w:eastAsia="Arial" w:hAnsi="Arial"/>
+                  <w:color w:val="2E75B6"/>
+                  <w:sz w:val="16"/>
+                  <w:szCs w:val="16"/>
+                  <w:u w:val="single" w:color="2E75B6"/>
+                </w:rPr>
+                <w:t xml:space="preserve">Seasons</w:t>
+              </w:r>
+            </w:hyperlink>
+          </w:p>
+          <w:p>
+            <w:pPr>
+              <w:spacing w:after="10" w:before="0"/>
+              <w:ind w:left="120"/>
+            </w:pPr>
+            <w:r>
+              <w:rPr>
+                <w:rFonts w:ascii="Arial" w:cs="Arial" w:eastAsia="Arial" w:hAnsi="Arial"/>
+                <w:color w:val="595959"/>
+                <w:sz w:val="14"/>
+                <w:szCs w:val="14"/>
+              </w:rPr>
+              <w:t xml:space="preserve">Source: Khan Academy (English - US curriculum)</w:t>
+            </w:r>
+          </w:p>
+          <w:p>
+            <w:pPr>
+              <w:spacing w:after="10" w:before="0"/>
+              <w:ind w:left="120"/>
+            </w:pPr>
+            <w:hyperlink w:history="1" r:id="rIdzomgzkgx1rjpvl2tcxagn">
+              <w:r>
+                <w:rPr>
+                  <w:rFonts w:ascii="Arial" w:cs="Arial" w:eastAsia="Arial" w:hAnsi="Arial"/>
+                  <w:color w:val="595959"/>
+                  <w:sz w:val="14"/>
+                  <w:szCs w:val="14"/>
+                  <w:u w:val="single" w:color="595959"/>
+                </w:rPr>
+                <w:t xml:space="preserve">🔍 Search ARES for similar videos</w:t>
+              </w:r>
+            </w:hyperlink>
+          </w:p>
+          <w:p>
+            <w:pPr>
+              <w:spacing w:after="40" w:before="0"/>
+            </w:pPr>
+            <w:r>
+              <w:rPr>
+                <w:sz w:val="14"/>
+                <w:szCs w:val="14"/>
+              </w:rPr>
+              <w:t xml:space="preserve"/>
+            </w:r>
+          </w:p>
+          <w:p>
+            <w:pPr>
+              <w:spacing w:after="20" w:before="0"/>
+            </w:pPr>
+            <w:r>
+              <w:rPr>
+                <w:rFonts w:ascii="Arial" w:cs="Arial" w:eastAsia="Arial" w:hAnsi="Arial"/>
+                <w:b/>
+                <w:bCs/>
+                <w:color w:val="1F3864"/>
+                <w:sz w:val="16"/>
+                <w:szCs w:val="16"/>
+              </w:rPr>
+              <w:t xml:space="preserve">📖 READING:</w:t>
+            </w:r>
+          </w:p>
+          <w:p>
+            <w:pPr>
+              <w:spacing w:after="20" w:before="0"/>
+            </w:pPr>
+            <w:r>
+              <w:rPr>
+                <w:rFonts w:ascii="Arial" w:cs="Arial" w:eastAsia="Arial" w:hAnsi="Arial"/>
+                <w:i/>
+                <w:iCs/>
+                <w:color w:val="595959"/>
+                <w:sz w:val="16"/>
+                <w:szCs w:val="16"/>
+              </w:rPr>
+              <w:t xml:space="preserve">No closely matching reading in the ARES library for this activity.</w:t>
+            </w:r>
+          </w:p>
+          <w:p>
+            <w:pPr>
+              <w:spacing w:after="10" w:before="0"/>
+              <w:ind w:left="120"/>
+            </w:pPr>
+            <w:hyperlink w:history="1" r:id="rIdixnbv4cbhxcvtpfcqhtw5">
+              <w:r>
+                <w:rPr>
+                  <w:rFonts w:ascii="Arial" w:cs="Arial" w:eastAsia="Arial" w:hAnsi="Arial"/>
+                  <w:color w:val="595959"/>
+                  <w:sz w:val="14"/>
+                  <w:szCs w:val="14"/>
+                  <w:u w:val="single" w:color="595959"/>
+                </w:rPr>
+                <w:t xml:space="preserve">🔍 Search ARES for readings</w:t>
+              </w:r>
+            </w:hyperlink>
+          </w:p>
+          <w:p>
+            <w:pPr>
+              <w:spacing w:after="10" w:before="0"/>
+              <w:ind w:left="120"/>
+            </w:pPr>
+            <w:r>
+              <w:rPr>
+                <w:rFonts w:ascii="Arial" w:cs="Arial" w:eastAsia="Arial" w:hAnsi="Arial"/>
+                <w:color w:val="595959"/>
+                <w:sz w:val="14"/>
+                <w:szCs w:val="14"/>
+              </w:rPr>
+              <w:t xml:space="preserve">Search terms: surface area solids hemisphere</w:t>
+            </w:r>
+          </w:p>
+        </w:tc>
+        <w:tc>
+          <w:tcPr>
+            <w:tcW w:type="dxa" w:w="3040"/>
+            <w:shd w:fill="FFFFFF" w:color="auto" w:val="clear"/>
+            <w:tcMar>
+              <w:top w:type="dxa" w:w="60"/>
+              <w:left w:type="dxa" w:w="120"/>
+              <w:bottom w:type="dxa" w:w="60"/>
+              <w:right w:type="dxa" w:w="120"/>
+            </w:tcMar>
+            <w:vAlign w:val="top"/>
+          </w:tcPr>
+          <w:p>
+            <w:pPr>
+              <w:spacing w:after="40" w:before="0"/>
+              <w:jc w:val="left"/>
+            </w:pPr>
+            <w:r>
+              <w:rPr>
+                <w:rFonts w:ascii="Arial" w:cs="Arial" w:eastAsia="Arial" w:hAnsi="Arial"/>
+                <w:b w:val="false"/>
+                <w:bCs w:val="false"/>
+                <w:i w:val="false"/>
+                <w:iCs w:val="false"/>
+                <w:color w:val="000000"/>
+                <w:sz w:val="18"/>
+                <w:szCs w:val="18"/>
+              </w:rPr>
+              <w:t xml:space="preserve">In pairs, learners receive a halved orange (or pre-cut rubber ball model) and a printed net diagram of a hemisphere. They complete three structured observations: (A) They physically trace the flat circular face of the halved orange onto paper and measure its radius, then calculate its area (πr²). (B) They carefully peel the curved orange skin and attempt to flatten it, observing that it does not flatten perfectly — linking this to the earlier sphere peel activity in Lesson 3 and to the formula 2πr² for the curved surface. (C) They examine the printed hemisphere net (curved surface unrolled as a semicircle of appropriate dimensions alongside the circular base) and annotate which part corresponds to which formula. Learners record all measurements, sketches and observations in a structured table in their exercise books.</w:t>
+            </w:r>
+          </w:p>
+        </w:tc>
+        <w:tc>
+          <w:tcPr>
+            <w:tcW w:type="dxa" w:w="3040"/>
+            <w:shd w:fill="F2F2F2" w:color="auto" w:val="clear"/>
+            <w:tcMar>
+              <w:top w:type="dxa" w:w="60"/>
+              <w:left w:type="dxa" w:w="120"/>
+              <w:bottom w:type="dxa" w:w="60"/>
+              <w:right w:type="dxa" w:w="120"/>
+            </w:tcMar>
+            <w:vAlign w:val="top"/>
+          </w:tcPr>
+          <w:p>
+            <w:pPr>
+              <w:spacing w:after="40" w:before="0"/>
+              <w:jc w:val="left"/>
+            </w:pPr>
+            <w:r>
+              <w:rPr>
+                <w:rFonts w:ascii="Arial" w:cs="Arial" w:eastAsia="Arial" w:hAnsi="Arial"/>
+                <w:b w:val="false"/>
+                <w:bCs w:val="false"/>
+                <w:i w:val="false"/>
+                <w:iCs w:val="false"/>
+                <w:color w:val="000000"/>
+                <w:sz w:val="18"/>
+                <w:szCs w:val="18"/>
+              </w:rPr>
+              <w:t xml:space="preserve">Distribute halved oranges/models and printed net diagrams. Say: 'You have exactly 15 minutes for three observations — I will call time at each stage.' Stage A (5 min): 'Trace the flat face onto your paper. Measure the radius. Calculate its area using πr². Record in your table.' Circulate; prompt with: 'What shape is that flat face? What is its area formula?' Stage B (5 min): 'Now carefully peel the curved skin. Try to lay it flat. What do you notice?' Allow 10 seconds WAIT TIME after the action, then cold-call 3 pairs: 'What happened when you tried to flatten it — and what does that remind you of from Lesson 3?' Stage C (5 min): 'Look at your printed net. Point to the part that represents the curved surface. Point to the part that represents the flat face. Annotate both parts with the correct area formula.' Cold-call 2 pairs to share annotations. Pose the bridging question: 'In Lesson 3 we found the full sphere has surface area 4πr². If this hemisphere is exactly half a sphere, what do you predict the curved surface area formula is?'</w:t>
+            </w:r>
+          </w:p>
+        </w:tc>
+        <w:tc>
+          <w:tcPr>
+            <w:tcW w:type="dxa" w:w="3040"/>
+            <w:shd w:fill="FFFFFF" w:color="auto" w:val="clear"/>
+            <w:tcMar>
+              <w:top w:type="dxa" w:w="60"/>
+              <w:left w:type="dxa" w:w="120"/>
+              <w:bottom w:type="dxa" w:w="60"/>
+              <w:right w:type="dxa" w:w="120"/>
+            </w:tcMar>
+            <w:vAlign w:val="top"/>
+          </w:tcPr>
+          <w:p>
+            <w:pPr>
+              <w:spacing w:after="40" w:before="0"/>
+              <w:jc w:val="left"/>
+            </w:pPr>
+            <w:r>
+              <w:rPr>
+                <w:rFonts w:ascii="Arial" w:cs="Arial" w:eastAsia="Arial" w:hAnsi="Arial"/>
+                <w:b w:val="false"/>
+                <w:bCs w:val="false"/>
+                <w:i w:val="false"/>
+                <w:iCs w:val="false"/>
+                <w:color w:val="000000"/>
+                <w:sz w:val="18"/>
+                <w:szCs w:val="18"/>
+              </w:rPr>
+              <w:t xml:space="preserve">Concrete-Representational-Abstract (CRA) Progression: Learners begin with a concrete physical object (halved orange), move to a semi-representational net diagram (printed template), and are guided toward the abstract formula. This three-stage progression ensures the formula 2πr² is understood as arising from the physical object, not memorised in isolation. The peeling activity directly parallels the full-sphere peeling from Lesson 3, building a powerful conceptual bridge.</w:t>
+            </w:r>
+          </w:p>
+        </w:tc>
+        <w:tc>
+          <w:tcPr>
+            <w:tcW w:type="dxa" w:w="3040"/>
+            <w:shd w:fill="F2F2F2" w:color="auto" w:val="clear"/>
+            <w:tcMar>
+              <w:top w:type="dxa" w:w="60"/>
+              <w:left w:type="dxa" w:w="120"/>
+              <w:bottom w:type="dxa" w:w="60"/>
+              <w:right w:type="dxa" w:w="120"/>
+            </w:tcMar>
+            <w:vAlign w:val="top"/>
+          </w:tcPr>
+          <w:p>
+            <w:pPr>
+              <w:spacing w:after="40" w:before="0"/>
+              <w:jc w:val="left"/>
+            </w:pPr>
+            <w:r>
+              <w:rPr>
+                <w:rFonts w:ascii="Arial" w:cs="Arial" w:eastAsia="Arial" w:hAnsi="Arial"/>
+                <w:b w:val="false"/>
+                <w:bCs w:val="false"/>
+                <w:i w:val="false"/>
+                <w:iCs w:val="false"/>
+                <w:color w:val="000000"/>
+                <w:sz w:val="18"/>
+                <w:szCs w:val="18"/>
+              </w:rPr>
+              <w:t xml:space="preserve">Check each pair's structured table for: (1) Correct identification of the flat face as a circle with area = πr² — a non-negotiable prerequisite for the Explain phase; (2) Recorded observation that the curved skin does not flatten perfectly, confirming they connect the curved surface to the sphere formula; (3) Correct annotation of both net components. Pairs who annotate only one component or misidentify the flat face shape should be flagged for targeted questioning during the Explain phase.</w:t>
+            </w:r>
+          </w:p>
+        </w:tc>
+      </w:tr>
+      <w:tr>
+        <w:tc>
+          <w:tcPr>
+            <w:tcW w:type="dxa" w:w="1520"/>
+            <w:shd w:fill="E2EFDA" w:color="auto" w:val="clear"/>
+            <w:tcMar>
+              <w:top w:type="dxa" w:w="60"/>
+              <w:left w:type="dxa" w:w="120"/>
+              <w:bottom w:type="dxa" w:w="60"/>
+              <w:right w:type="dxa" w:w="120"/>
+            </w:tcMar>
+            <w:vAlign w:val="top"/>
+          </w:tcPr>
+          <w:p>
+            <w:pPr>
+              <w:spacing w:after="40" w:before="0"/>
+              <w:jc w:val="left"/>
+            </w:pPr>
+            <w:r>
+              <w:rPr>
+                <w:rFonts w:ascii="Arial" w:cs="Arial" w:eastAsia="Arial" w:hAnsi="Arial"/>
+                <w:b/>
+                <w:bCs/>
+                <w:i w:val="false"/>
+                <w:iCs w:val="false"/>
+                <w:color w:val="000000"/>
+                <w:sz w:val="18"/>
+                <w:szCs w:val="18"/>
+              </w:rPr>
+              <w:t xml:space="preserve">Explain Phase</w:t>
+            </w:r>
+          </w:p>
+          <w:p>
+            <w:pPr>
+              <w:spacing w:after="20" w:before="0"/>
+            </w:pPr>
+            <w:r>
+              <w:rPr>
+                <w:rFonts w:ascii="Arial" w:cs="Arial" w:eastAsia="Arial" w:hAnsi="Arial"/>
+                <w:b/>
+                <w:bCs/>
+                <w:color w:val="1F3864"/>
+                <w:sz w:val="16"/>
+                <w:szCs w:val="16"/>
+              </w:rPr>
+              <w:t xml:space="preserve">📹 VIDEO:</w:t>
+            </w:r>
+          </w:p>
+          <w:p>
+            <w:pPr>
+              <w:spacing w:after="20" w:before="0"/>
+            </w:pPr>
+            <w:hyperlink w:history="1" r:id="rIdmm4ccvjwqhc_sipupq0j_">
               <w:r>
                 <w:rPr>
                   <w:rFonts w:ascii="Arial" w:cs="Arial" w:eastAsia="Arial" w:hAnsi="Arial"/>
@@ -11846,7 +12151,7 @@
               <w:spacing w:after="10" w:before="0"/>
               <w:ind w:left="120"/>
             </w:pPr>
-            <w:hyperlink w:history="1" r:id="rIdabz72ghu3aunbm5e5euhl">
+            <w:hyperlink w:history="1" r:id="rIdhg9fata0rfxmvr_dyv_d4">
               <w:r>
                 <w:rPr>
                   <w:rFonts w:ascii="Arial" w:cs="Arial" w:eastAsia="Arial" w:hAnsi="Arial"/>
@@ -11908,7 +12213,7 @@
               <w:spacing w:after="10" w:before="0"/>
               <w:ind w:left="120"/>
             </w:pPr>
-            <w:hyperlink w:history="1" r:id="rIdnt6ljhmrxwvghinozlb37">
+            <w:hyperlink w:history="1" r:id="rIdb7fco_r64nze_empacuwt">
               <w:r>
                 <w:rPr>
                   <w:rFonts w:ascii="Arial" w:cs="Arial" w:eastAsia="Arial" w:hAnsi="Arial"/>
@@ -11965,7 +12270,7 @@
                 <w:sz w:val="18"/>
                 <w:szCs w:val="18"/>
               </w:rPr>
-              <w:t xml:space="preserve">In pairs, learners receive a halved orange (or pre-cut rubber ball model) and a printed net diagram of a hemisphere. They complete three structured observations: (A) They physically trace the flat circular face of the halved orange onto paper and measure its radius, then calculate its area (πr²). (B) They carefully peel the curved orange skin and attempt to flatten it, observing that it does not flatten perfectly — linking this to the earlier sphere peel activity in Lesson 3 and to the formula 2πr² for the curved surface. (C) They examine the printed hemisphere net (curved surface unrolled as a semicircle of appropriate dimensions alongside the circular base) and annotate which part corresponds to which formula. Learners record all measurements, sketches and observations in a structured table in their exercise books.</w:t>
+              <w:t xml:space="preserve">The teacher leads a whole-class derivation, with learners contributing each step. Learners first confirm that the curved surface of a hemisphere = ½ × (surface area of full sphere) = ½ × 4πr² = 2πr². They then add the flat circular base area πr² to obtain the total surface area = 2πr² + πr² = 3πr². The class then works through two graded problems: Problem 1 — A hemispherical bowl used to serve ugali at a Nairobi restaurant has a radius of 14 cm. Calculate: (a) the curved surface area, (b) the total outer surface area. Problem 2 — A hemispherical canvas tent at a Maasai Mara safari camp has an internal radius of 3.5 metres. The camp manager wants to know how many square metres of canvas are needed to make the tent (curved surface only, since the tent sits on the ground). Calculate the canvas required and estimate the cost if canvas costs Ksh 850 per square metre. Learners work individually on both problems, then compare answers with a partner before a whole-class discussion.</w:t>
             </w:r>
           </w:p>
         </w:tc>
@@ -11997,7 +12302,7 @@
                 <w:sz w:val="18"/>
                 <w:szCs w:val="18"/>
               </w:rPr>
-              <w:t xml:space="preserve">Distribute halved oranges/models and printed net diagrams. Say: 'You have exactly 15 minutes for three observations — I will call time at each stage.' Stage A (5 min): 'Trace the flat face onto your paper. Measure the radius. Calculate its area using πr². Record in your table.' Circulate; prompt with: 'What shape is that flat face? What is its area formula?' Stage B (5 min): 'Now carefully peel the curved skin. Try to lay it flat. What do you notice?' Allow 10 seconds WAIT TIME after the action, then cold-call 3 pairs: 'What happened when you tried to flatten it — and what does that remind you of from Lesson 3?' Stage C (5 min): 'Look at your printed net. Point to the part that represents the curved surface. Point to the part that represents the flat face. Annotate both parts with the correct area formula.' Cold-call 2 pairs to share annotations. Pose the bridging question: 'In Lesson 3 we found the full sphere has surface area 4πr². If this hemisphere is exactly half a sphere, what do you predict the curved surface area formula is?'</w:t>
+              <w:t xml:space="preserve">Open with: 'From your observations, Lemayian says the curved surface area of a hemisphere is half of 4πr². Do you agree? What does that simplify to?' Allow 10 seconds WAIT TIME. Cold-call 3 learners. Write the derivation step-by-step on the board: 'Curved SA = ½ × 4πr² = 2πr². Now — the hemisphere also has a flat face. What shape is it?' Cold-call 2 learners. 'What is its area?' Cold-call 2 learners. Write: 'Total SA = 2πr² + πr² = 3πr².' Pause and ask: 'Why is the total 3πr² and not 2πr²? What is the extra πr² representing physically?' Allow 12 seconds WAIT TIME. Cold-call 3 learners. Transition to Problem 1: 'Work Problem 1 individually — you have 5 minutes.' Circulate, check working. After 5 min, cold-call one learner to present their working for part (a) and another for part (b). Correct misconceptions immediately. Transition to Problem 2: 'The safari tent — read carefully. Do we need the curved surface only, or total surface area? Why?' Allow 10 seconds WAIT TIME. Cold-call 2 learners before they begin calculating. After 7 minutes of individual work, instruct: 'Compare your answer with your partner. If you disagree, identify exactly which step differs.' Cold-call one pair to present. Close by asking: 'How does the hemisphere tent problem connect back to our three buckets on Kirinyaga Road? Is a hemisphere more or less material-efficient than a cylinder for a given volume?'</w:t>
             </w:r>
           </w:p>
         </w:tc>
@@ -12029,7 +12334,7 @@
                 <w:sz w:val="18"/>
                 <w:szCs w:val="18"/>
               </w:rPr>
-              <w:t xml:space="preserve">Concrete-Representational-Abstract (CRA) Progression: Learners begin with a concrete physical object (halved orange), move to a semi-representational net diagram (printed template), and are guided toward the abstract formula. This three-stage progression ensures the formula 2πr² is understood as arising from the physical object, not memorised in isolation. The peeling activity directly parallels the full-sphere peeling from Lesson 3, building a powerful conceptual bridge.</w:t>
+              <w:t xml:space="preserve">Structured Derivation with Anchored Application: The teacher does not simply state the formula but facilitates a step-by-step derivation that learners can reconstruct independently. Each formula component is grounded in a physical referent (the orange skin = curved surface; the traced circle = flat face). The two application problems escalate in complexity and real-world embeddedness — the safari tent problem explicitly quantifies material cost in Kenyan Shillings, making the formula consequential rather than abstract.</w:t>
             </w:r>
           </w:p>
         </w:tc>
@@ -12061,7 +12366,7 @@
                 <w:sz w:val="18"/>
                 <w:szCs w:val="18"/>
               </w:rPr>
-              <w:t xml:space="preserve">Check each pair's structured table for: (1) Correct identification of the flat face as a circle with area = πr² — a non-negotiable prerequisite for the Explain phase; (2) Recorded observation that the curved skin does not flatten perfectly, confirming they connect the curved surface to the sphere formula; (3) Correct annotation of both net components. Pairs who annotate only one component or misidentify the flat face shape should be flagged for targeted questioning during the Explain phase.</w:t>
+              <w:t xml:space="preserve">During individual problem work, circulate and check: (1) Does the learner correctly use 2πr² for the curved surface only and 3πr² for total? — confusion between the two is the primary misconception; (2) Does the learner correctly substitute radius (not diameter) when given diameter information? — a common error; (3) In Problem 2, does the learner correctly identify that only the curved surface area is needed for a ground-based tent? — tests reading comprehension and contextual reasoning. At cold-call stage, listen for whether learners can articulate WHY 3πr² rather than just calculating it.</w:t>
             </w:r>
           </w:p>
         </w:tc>
@@ -12070,32 +12375,32 @@
         <w:tc>
           <w:tcPr>
             <w:tcW w:type="dxa" w:w="1520"/>
-            <w:shd w:fill="E2EFDA" w:color="auto" w:val="clear"/>
-            <w:tcMar>
-              <w:top w:type="dxa" w:w="60"/>
-              <w:left w:type="dxa" w:w="120"/>
-              <w:bottom w:type="dxa" w:w="60"/>
-              <w:right w:type="dxa" w:w="120"/>
-            </w:tcMar>
-            <w:vAlign w:val="top"/>
-          </w:tcPr>
-          <w:p>
-            <w:pPr>
-              <w:spacing w:after="40" w:before="0"/>
-              <w:jc w:val="left"/>
-            </w:pPr>
-            <w:r>
-              <w:rPr>
-                <w:rFonts w:ascii="Arial" w:cs="Arial" w:eastAsia="Arial" w:hAnsi="Arial"/>
-                <w:b/>
-                <w:bCs/>
-                <w:i w:val="false"/>
-                <w:iCs w:val="false"/>
-                <w:color w:val="000000"/>
-                <w:sz w:val="18"/>
-                <w:szCs w:val="18"/>
-              </w:rPr>
-              <w:t xml:space="preserve">Explain Phase</w:t>
+            <w:shd w:fill="FCE4D6" w:color="auto" w:val="clear"/>
+            <w:tcMar>
+              <w:top w:type="dxa" w:w="60"/>
+              <w:left w:type="dxa" w:w="120"/>
+              <w:bottom w:type="dxa" w:w="60"/>
+              <w:right w:type="dxa" w:w="120"/>
+            </w:tcMar>
+            <w:vAlign w:val="top"/>
+          </w:tcPr>
+          <w:p>
+            <w:pPr>
+              <w:spacing w:after="40" w:before="0"/>
+              <w:jc w:val="left"/>
+            </w:pPr>
+            <w:r>
+              <w:rPr>
+                <w:rFonts w:ascii="Arial" w:cs="Arial" w:eastAsia="Arial" w:hAnsi="Arial"/>
+                <w:b/>
+                <w:bCs/>
+                <w:i w:val="false"/>
+                <w:iCs w:val="false"/>
+                <w:color w:val="000000"/>
+                <w:sz w:val="18"/>
+                <w:szCs w:val="18"/>
+              </w:rPr>
+              <w:t xml:space="preserve">Driving Question Board (DQB) Creation</w:t>
             </w:r>
           </w:p>
           <w:p>
@@ -12118,7 +12423,7 @@
             <w:pPr>
               <w:spacing w:after="20" w:before="0"/>
             </w:pPr>
-            <w:hyperlink w:history="1" r:id="rIdcnf0kdhibekfpd188svkc">
+            <w:hyperlink w:history="1" r:id="rIdibhfk_sncgpqv52oqev7i">
               <w:r>
                 <w:rPr>
                   <w:rFonts w:ascii="Arial" w:cs="Arial" w:eastAsia="Arial" w:hAnsi="Arial"/>
@@ -12151,7 +12456,7 @@
               <w:spacing w:after="10" w:before="0"/>
               <w:ind w:left="120"/>
             </w:pPr>
-            <w:hyperlink w:history="1" r:id="rIdmi5zxds4pgzqsoa-motbc">
+            <w:hyperlink w:history="1" r:id="rId-bcgxd_ofnztetjeamj12">
               <w:r>
                 <w:rPr>
                   <w:rFonts w:ascii="Arial" w:cs="Arial" w:eastAsia="Arial" w:hAnsi="Arial"/>
@@ -12213,7 +12518,7 @@
               <w:spacing w:after="10" w:before="0"/>
               <w:ind w:left="120"/>
             </w:pPr>
-            <w:hyperlink w:history="1" r:id="rId_f-kxltr5bmybumea3muo">
+            <w:hyperlink w:history="1" r:id="rIdp13lshskonjuu7igbhxma">
               <w:r>
                 <w:rPr>
                   <w:rFonts w:ascii="Arial" w:cs="Arial" w:eastAsia="Arial" w:hAnsi="Arial"/>
@@ -12270,7 +12575,7 @@
                 <w:sz w:val="18"/>
                 <w:szCs w:val="18"/>
               </w:rPr>
-              <w:t xml:space="preserve">The teacher leads a whole-class derivation, with learners contributing each step. Learners first confirm that the curved surface of a hemisphere = ½ × (surface area of full sphere) = ½ × 4πr² = 2πr². They then add the flat circular base area πr² to obtain the total surface area = 2πr² + πr² = 3πr². The class then works through two graded problems: Problem 1 — A hemispherical bowl used to serve ugali at a Nairobi restaurant has a radius of 14 cm. Calculate: (a) the curved surface area, (b) the total outer surface area. Problem 2 — A hemispherical canvas tent at a Maasai Mara safari camp has an internal radius of 3.5 metres. The camp manager wants to know how many square metres of canvas are needed to make the tent (curved surface only, since the tent sits on the ground). Calculate the canvas required and estimate the cost if canvas costs Ksh 850 per square metre. Learners work individually on both problems, then compare answers with a partner before a whole-class discussion.</w:t>
+              <w:t xml:space="preserve">This is the designated mid-unit DQB checkpoint (Lesson 4 of 8). Learners individually return to their original DQB sticky-note predictions about the three Kirinyaga Road buckets (cylinder, frustum, cone — all holding 10 litres). Each learner receives a new colour sticky note and responds to two prompts: (A) 'Using what you now know about surface areas of cones, pyramids, spheres and hemispheres, revise your prediction: which bucket do you now think uses the most metal — and why?' (B) 'What new questions has today's lesson raised for you about the frustum-shaped bucket?' Learners post their revised predictions and new questions on the DQB. The class briefly reviews the board together, and the teacher categorises emerging questions that will be addressed in Lessons 5–7.</w:t>
             </w:r>
           </w:p>
         </w:tc>
@@ -12302,7 +12607,7 @@
                 <w:sz w:val="18"/>
                 <w:szCs w:val="18"/>
               </w:rPr>
-              <w:t xml:space="preserve">Open with: 'From your observations, Lemayian says the curved surface area of a hemisphere is half of 4πr². Do you agree? What does that simplify to?' Allow 10 seconds WAIT TIME. Cold-call 3 learners. Write the derivation step-by-step on the board: 'Curved SA = ½ × 4πr² = 2πr². Now — the hemisphere also has a flat face. What shape is it?' Cold-call 2 learners. 'What is its area?' Cold-call 2 learners. Write: 'Total SA = 2πr² + πr² = 3πr².' Pause and ask: 'Why is the total 3πr² and not 2πr²? What is the extra πr² representing physically?' Allow 12 seconds WAIT TIME. Cold-call 3 learners. Transition to Problem 1: 'Work Problem 1 individually — you have 5 minutes.' Circulate, check working. After 5 min, cold-call one learner to present their working for part (a) and another for part (b). Correct misconceptions immediately. Transition to Problem 2: 'The safari tent — read carefully. Do we need the curved surface only, or total surface area? Why?' Allow 10 seconds WAIT TIME. Cold-call 2 learners before they begin calculating. After 7 minutes of individual work, instruct: 'Compare your answer with your partner. If you disagree, identify exactly which step differs.' Cold-call one pair to present. Close by asking: 'How does the hemisphere tent problem connect back to our three buckets on Kirinyaga Road? Is a hemisphere more or less material-efficient than a cylinder for a given volume?'</w:t>
+              <w:t xml:space="preserve">Distribute new-colour sticky notes (different from Lesson 1 colour to show progression). Say: 'We are halfway through our investigation of the three buckets. You now know how to calculate the surface area of cones, pyramids, spheres and hemispheres. It's time to update your thinking.' Read Prompt A aloud: 'Write on your sticky note: which bucket do you now think uses the most metal — cylinder, frustum or cone — and give one mathematical reason.' Allow 5 minutes of silent individual writing. Read Prompt B aloud: 'Write one new question you now have about the frustum bucket — something you are still curious about.' Allow 3 minutes. Instruct learners to post both notes on the DQB. Scan the board and narrate patterns aloud: 'I notice many of you are now saying the frustum uses the most metal — but your reasons differ. Some say it is because the frustum has two different circular faces. Others say it has a slanted surface that is longer than a cone's slant. We will put both of these ideas to the test in Lesson 5.' Close with: 'What one word describes how you feel about the frustum right now — curious, confused, or confident?' Cold-call 5 learners by name.</w:t>
             </w:r>
           </w:p>
         </w:tc>
@@ -12334,7 +12639,7 @@
                 <w:sz w:val="18"/>
                 <w:szCs w:val="18"/>
               </w:rPr>
-              <w:t xml:space="preserve">Structured Derivation with Anchored Application: The teacher does not simply state the formula but facilitates a step-by-step derivation that learners can reconstruct independently. Each formula component is grounded in a physical referent (the orange skin = curved surface; the traced circle = flat face). The two application problems escalate in complexity and real-world embeddedness — the safari tent problem explicitly quantifies material cost in Kenyan Shillings, making the formula consequential rather than abstract.</w:t>
+              <w:t xml:space="preserve">Visible Thinking Routine — Claim–Support–Question (CSQ): Learners are asked to make a revised Claim (which bucket uses most metal), provide mathematical Support (one reason grounded in formulas learned so far), and pose a new Question (what they still need to investigate). This routine makes thinking visible to both teacher and learner, documents conceptual growth from Lesson 1 to Lesson 4, and generates the inquiry agenda for the remaining lessons. The two-colour sticky note system provides a concrete visual record of how understanding has evolved.</w:t>
             </w:r>
           </w:p>
         </w:tc>
@@ -12366,7 +12671,7 @@
                 <w:sz w:val="18"/>
                 <w:szCs w:val="18"/>
               </w:rPr>
-              <w:t xml:space="preserve">During individual problem work, circulate and check: (1) Does the learner correctly use 2πr² for the curved surface only and 3πr² for total? — confusion between the two is the primary misconception; (2) Does the learner correctly substitute radius (not diameter) when given diameter information? — a common error; (3) In Problem 2, does the learner correctly identify that only the curved surface area is needed for a ground-based tent? — tests reading comprehension and contextual reasoning. At cold-call stage, listen for whether learners can articulate WHY 3πr² rather than just calculating it.</w:t>
+              <w:t xml:space="preserve">Read sticky notes immediately after posting. Key indicators: (1) Learners who now cite a specific formula (e.g., 'the frustum has two circles plus a curved surface') show formula-to-context transfer — these learners are ready for Lesson 5 frustum derivation; (2) Learners who still cannot differentiate between volume and surface area in their reasoning (e.g., 'the frustum holds the same water so it must use the same metal') need targeted intervention — note their names for small-group follow-up; (3) The quality and specificity of new questions on Prompt B reveals depth of curiosity and readiness for the frustum formula in Lesson 5.</w:t>
             </w:r>
           </w:p>
         </w:tc>
@@ -12375,32 +12680,32 @@
         <w:tc>
           <w:tcPr>
             <w:tcW w:type="dxa" w:w="1520"/>
-            <w:shd w:fill="FCE4D6" w:color="auto" w:val="clear"/>
-            <w:tcMar>
-              <w:top w:type="dxa" w:w="60"/>
-              <w:left w:type="dxa" w:w="120"/>
-              <w:bottom w:type="dxa" w:w="60"/>
-              <w:right w:type="dxa" w:w="120"/>
-            </w:tcMar>
-            <w:vAlign w:val="top"/>
-          </w:tcPr>
-          <w:p>
-            <w:pPr>
-              <w:spacing w:after="40" w:before="0"/>
-              <w:jc w:val="left"/>
-            </w:pPr>
-            <w:r>
-              <w:rPr>
-                <w:rFonts w:ascii="Arial" w:cs="Arial" w:eastAsia="Arial" w:hAnsi="Arial"/>
-                <w:b/>
-                <w:bCs/>
-                <w:i w:val="false"/>
-                <w:iCs w:val="false"/>
-                <w:color w:val="000000"/>
-                <w:sz w:val="18"/>
-                <w:szCs w:val="18"/>
-              </w:rPr>
-              <w:t xml:space="preserve">Driving Question Board (DQB) Creation</w:t>
+            <w:shd w:fill="D5E8F0" w:color="auto" w:val="clear"/>
+            <w:tcMar>
+              <w:top w:type="dxa" w:w="60"/>
+              <w:left w:type="dxa" w:w="120"/>
+              <w:bottom w:type="dxa" w:w="60"/>
+              <w:right w:type="dxa" w:w="120"/>
+            </w:tcMar>
+            <w:vAlign w:val="top"/>
+          </w:tcPr>
+          <w:p>
+            <w:pPr>
+              <w:spacing w:after="40" w:before="0"/>
+              <w:jc w:val="left"/>
+            </w:pPr>
+            <w:r>
+              <w:rPr>
+                <w:rFonts w:ascii="Arial" w:cs="Arial" w:eastAsia="Arial" w:hAnsi="Arial"/>
+                <w:b/>
+                <w:bCs/>
+                <w:i w:val="false"/>
+                <w:iCs w:val="false"/>
+                <w:color w:val="000000"/>
+                <w:sz w:val="18"/>
+                <w:szCs w:val="18"/>
+              </w:rPr>
+              <w:t xml:space="preserve">Model Building Phase</w:t>
             </w:r>
           </w:p>
           <w:p>
@@ -12423,7 +12728,7 @@
             <w:pPr>
               <w:spacing w:after="20" w:before="0"/>
             </w:pPr>
-            <w:hyperlink w:history="1" r:id="rIdaf7zbkbuorrvrnjxsxthj">
+            <w:hyperlink w:history="1" r:id="rIddmm9ik0bgfsf09zvcglbf">
               <w:r>
                 <w:rPr>
                   <w:rFonts w:ascii="Arial" w:cs="Arial" w:eastAsia="Arial" w:hAnsi="Arial"/>
@@ -12456,7 +12761,7 @@
               <w:spacing w:after="10" w:before="0"/>
               <w:ind w:left="120"/>
             </w:pPr>
-            <w:hyperlink w:history="1" r:id="rIdwmq0vvvzvlr_9tbul2dxj">
+            <w:hyperlink w:history="1" r:id="rIdqsmtjmlc_f2baqaqpj0y9">
               <w:r>
                 <w:rPr>
                   <w:rFonts w:ascii="Arial" w:cs="Arial" w:eastAsia="Arial" w:hAnsi="Arial"/>
@@ -12518,312 +12823,7 @@
               <w:spacing w:after="10" w:before="0"/>
               <w:ind w:left="120"/>
             </w:pPr>
-            <w:hyperlink w:history="1" r:id="rId9laahn2_smw6zel8adblq">
-              <w:r>
-                <w:rPr>
-                  <w:rFonts w:ascii="Arial" w:cs="Arial" w:eastAsia="Arial" w:hAnsi="Arial"/>
-                  <w:color w:val="595959"/>
-                  <w:sz w:val="14"/>
-                  <w:szCs w:val="14"/>
-                  <w:u w:val="single" w:color="595959"/>
-                </w:rPr>
-                <w:t xml:space="preserve">🔍 Search ARES for readings</w:t>
-              </w:r>
-            </w:hyperlink>
-          </w:p>
-          <w:p>
-            <w:pPr>
-              <w:spacing w:after="10" w:before="0"/>
-              <w:ind w:left="120"/>
-            </w:pPr>
-            <w:r>
-              <w:rPr>
-                <w:rFonts w:ascii="Arial" w:cs="Arial" w:eastAsia="Arial" w:hAnsi="Arial"/>
-                <w:color w:val="595959"/>
-                <w:sz w:val="14"/>
-                <w:szCs w:val="14"/>
-              </w:rPr>
-              <w:t xml:space="preserve">Search terms: surface area solids hemisphere</w:t>
-            </w:r>
-          </w:p>
-        </w:tc>
-        <w:tc>
-          <w:tcPr>
-            <w:tcW w:type="dxa" w:w="3040"/>
-            <w:shd w:fill="FFFFFF" w:color="auto" w:val="clear"/>
-            <w:tcMar>
-              <w:top w:type="dxa" w:w="60"/>
-              <w:left w:type="dxa" w:w="120"/>
-              <w:bottom w:type="dxa" w:w="60"/>
-              <w:right w:type="dxa" w:w="120"/>
-            </w:tcMar>
-            <w:vAlign w:val="top"/>
-          </w:tcPr>
-          <w:p>
-            <w:pPr>
-              <w:spacing w:after="40" w:before="0"/>
-              <w:jc w:val="left"/>
-            </w:pPr>
-            <w:r>
-              <w:rPr>
-                <w:rFonts w:ascii="Arial" w:cs="Arial" w:eastAsia="Arial" w:hAnsi="Arial"/>
-                <w:b w:val="false"/>
-                <w:bCs w:val="false"/>
-                <w:i w:val="false"/>
-                <w:iCs w:val="false"/>
-                <w:color w:val="000000"/>
-                <w:sz w:val="18"/>
-                <w:szCs w:val="18"/>
-              </w:rPr>
-              <w:t xml:space="preserve">This is the designated mid-unit DQB checkpoint (Lesson 4 of 8). Learners individually return to their original DQB sticky-note predictions about the three Kirinyaga Road buckets (cylinder, frustum, cone — all holding 10 litres). Each learner receives a new colour sticky note and responds to two prompts: (A) 'Using what you now know about surface areas of cones, pyramids, spheres and hemispheres, revise your prediction: which bucket do you now think uses the most metal — and why?' (B) 'What new questions has today's lesson raised for you about the frustum-shaped bucket?' Learners post their revised predictions and new questions on the DQB. The class briefly reviews the board together, and the teacher categorises emerging questions that will be addressed in Lessons 5–7.</w:t>
-            </w:r>
-          </w:p>
-        </w:tc>
-        <w:tc>
-          <w:tcPr>
-            <w:tcW w:type="dxa" w:w="3040"/>
-            <w:shd w:fill="F2F2F2" w:color="auto" w:val="clear"/>
-            <w:tcMar>
-              <w:top w:type="dxa" w:w="60"/>
-              <w:left w:type="dxa" w:w="120"/>
-              <w:bottom w:type="dxa" w:w="60"/>
-              <w:right w:type="dxa" w:w="120"/>
-            </w:tcMar>
-            <w:vAlign w:val="top"/>
-          </w:tcPr>
-          <w:p>
-            <w:pPr>
-              <w:spacing w:after="40" w:before="0"/>
-              <w:jc w:val="left"/>
-            </w:pPr>
-            <w:r>
-              <w:rPr>
-                <w:rFonts w:ascii="Arial" w:cs="Arial" w:eastAsia="Arial" w:hAnsi="Arial"/>
-                <w:b w:val="false"/>
-                <w:bCs w:val="false"/>
-                <w:i w:val="false"/>
-                <w:iCs w:val="false"/>
-                <w:color w:val="000000"/>
-                <w:sz w:val="18"/>
-                <w:szCs w:val="18"/>
-              </w:rPr>
-              <w:t xml:space="preserve">Distribute new-colour sticky notes (different from Lesson 1 colour to show progression). Say: 'We are halfway through our investigation of the three buckets. You now know how to calculate the surface area of cones, pyramids, spheres and hemispheres. It's time to update your thinking.' Read Prompt A aloud: 'Write on your sticky note: which bucket do you now think uses the most metal — cylinder, frustum or cone — and give one mathematical reason.' Allow 5 minutes of silent individual writing. Read Prompt B aloud: 'Write one new question you now have about the frustum bucket — something you are still curious about.' Allow 3 minutes. Instruct learners to post both notes on the DQB. Scan the board and narrate patterns aloud: 'I notice many of you are now saying the frustum uses the most metal — but your reasons differ. Some say it is because the frustum has two different circular faces. Others say it has a slanted surface that is longer than a cone's slant. We will put both of these ideas to the test in Lesson 5.' Close with: 'What one word describes how you feel about the frustum right now — curious, confused, or confident?' Cold-call 5 learners by name.</w:t>
-            </w:r>
-          </w:p>
-        </w:tc>
-        <w:tc>
-          <w:tcPr>
-            <w:tcW w:type="dxa" w:w="3040"/>
-            <w:shd w:fill="FFFFFF" w:color="auto" w:val="clear"/>
-            <w:tcMar>
-              <w:top w:type="dxa" w:w="60"/>
-              <w:left w:type="dxa" w:w="120"/>
-              <w:bottom w:type="dxa" w:w="60"/>
-              <w:right w:type="dxa" w:w="120"/>
-            </w:tcMar>
-            <w:vAlign w:val="top"/>
-          </w:tcPr>
-          <w:p>
-            <w:pPr>
-              <w:spacing w:after="40" w:before="0"/>
-              <w:jc w:val="left"/>
-            </w:pPr>
-            <w:r>
-              <w:rPr>
-                <w:rFonts w:ascii="Arial" w:cs="Arial" w:eastAsia="Arial" w:hAnsi="Arial"/>
-                <w:b w:val="false"/>
-                <w:bCs w:val="false"/>
-                <w:i w:val="false"/>
-                <w:iCs w:val="false"/>
-                <w:color w:val="000000"/>
-                <w:sz w:val="18"/>
-                <w:szCs w:val="18"/>
-              </w:rPr>
-              <w:t xml:space="preserve">Visible Thinking Routine — Claim–Support–Question (CSQ): Learners are asked to make a revised Claim (which bucket uses most metal), provide mathematical Support (one reason grounded in formulas learned so far), and pose a new Question (what they still need to investigate). This routine makes thinking visible to both teacher and learner, documents conceptual growth from Lesson 1 to Lesson 4, and generates the inquiry agenda for the remaining lessons. The two-colour sticky note system provides a concrete visual record of how understanding has evolved.</w:t>
-            </w:r>
-          </w:p>
-        </w:tc>
-        <w:tc>
-          <w:tcPr>
-            <w:tcW w:type="dxa" w:w="3040"/>
-            <w:shd w:fill="F2F2F2" w:color="auto" w:val="clear"/>
-            <w:tcMar>
-              <w:top w:type="dxa" w:w="60"/>
-              <w:left w:type="dxa" w:w="120"/>
-              <w:bottom w:type="dxa" w:w="60"/>
-              <w:right w:type="dxa" w:w="120"/>
-            </w:tcMar>
-            <w:vAlign w:val="top"/>
-          </w:tcPr>
-          <w:p>
-            <w:pPr>
-              <w:spacing w:after="40" w:before="0"/>
-              <w:jc w:val="left"/>
-            </w:pPr>
-            <w:r>
-              <w:rPr>
-                <w:rFonts w:ascii="Arial" w:cs="Arial" w:eastAsia="Arial" w:hAnsi="Arial"/>
-                <w:b w:val="false"/>
-                <w:bCs w:val="false"/>
-                <w:i w:val="false"/>
-                <w:iCs w:val="false"/>
-                <w:color w:val="000000"/>
-                <w:sz w:val="18"/>
-                <w:szCs w:val="18"/>
-              </w:rPr>
-              <w:t xml:space="preserve">Read sticky notes immediately after posting. Key indicators: (1) Learners who now cite a specific formula (e.g., 'the frustum has two circles plus a curved surface') show formula-to-context transfer — these learners are ready for Lesson 5 frustum derivation; (2) Learners who still cannot differentiate between volume and surface area in their reasoning (e.g., 'the frustum holds the same water so it must use the same metal') need targeted intervention — note their names for small-group follow-up; (3) The quality and specificity of new questions on Prompt B reveals depth of curiosity and readiness for the frustum formula in Lesson 5.</w:t>
-            </w:r>
-          </w:p>
-        </w:tc>
-      </w:tr>
-      <w:tr>
-        <w:tc>
-          <w:tcPr>
-            <w:tcW w:type="dxa" w:w="1520"/>
-            <w:shd w:fill="D5E8F0" w:color="auto" w:val="clear"/>
-            <w:tcMar>
-              <w:top w:type="dxa" w:w="60"/>
-              <w:left w:type="dxa" w:w="120"/>
-              <w:bottom w:type="dxa" w:w="60"/>
-              <w:right w:type="dxa" w:w="120"/>
-            </w:tcMar>
-            <w:vAlign w:val="top"/>
-          </w:tcPr>
-          <w:p>
-            <w:pPr>
-              <w:spacing w:after="40" w:before="0"/>
-              <w:jc w:val="left"/>
-            </w:pPr>
-            <w:r>
-              <w:rPr>
-                <w:rFonts w:ascii="Arial" w:cs="Arial" w:eastAsia="Arial" w:hAnsi="Arial"/>
-                <w:b/>
-                <w:bCs/>
-                <w:i w:val="false"/>
-                <w:iCs w:val="false"/>
-                <w:color w:val="000000"/>
-                <w:sz w:val="18"/>
-                <w:szCs w:val="18"/>
-              </w:rPr>
-              <w:t xml:space="preserve">Model Building Phase</w:t>
-            </w:r>
-          </w:p>
-          <w:p>
-            <w:pPr>
-              <w:spacing w:after="20" w:before="0"/>
-            </w:pPr>
-            <w:r>
-              <w:rPr>
-                <w:rFonts w:ascii="Arial" w:cs="Arial" w:eastAsia="Arial" w:hAnsi="Arial"/>
-                <w:b/>
-                <w:bCs/>
-                <w:color w:val="1F3864"/>
-                <w:sz w:val="16"/>
-                <w:szCs w:val="16"/>
-              </w:rPr>
-              <w:t xml:space="preserve">📹 VIDEO:</w:t>
-            </w:r>
-          </w:p>
-          <w:p>
-            <w:pPr>
-              <w:spacing w:after="20" w:before="0"/>
-            </w:pPr>
-            <w:hyperlink w:history="1" r:id="rId3p3adjsghej9wny_ogsdb">
-              <w:r>
-                <w:rPr>
-                  <w:rFonts w:ascii="Arial" w:cs="Arial" w:eastAsia="Arial" w:hAnsi="Arial"/>
-                  <w:color w:val="2E75B6"/>
-                  <w:sz w:val="16"/>
-                  <w:szCs w:val="16"/>
-                  <w:u w:val="single" w:color="2E75B6"/>
-                </w:rPr>
-                <w:t xml:space="preserve">Surface area of a box (cuboid)</w:t>
-              </w:r>
-            </w:hyperlink>
-          </w:p>
-          <w:p>
-            <w:pPr>
-              <w:spacing w:after="10" w:before="0"/>
-              <w:ind w:left="120"/>
-            </w:pPr>
-            <w:r>
-              <w:rPr>
-                <w:rFonts w:ascii="Arial" w:cs="Arial" w:eastAsia="Arial" w:hAnsi="Arial"/>
-                <w:color w:val="595959"/>
-                <w:sz w:val="14"/>
-                <w:szCs w:val="14"/>
-              </w:rPr>
-              <w:t xml:space="preserve">Source: Khan Academy (English - US curriculum)</w:t>
-            </w:r>
-          </w:p>
-          <w:p>
-            <w:pPr>
-              <w:spacing w:after="10" w:before="0"/>
-              <w:ind w:left="120"/>
-            </w:pPr>
-            <w:hyperlink w:history="1" r:id="rIdnvkdnlqgupl-9lnghi6fw">
-              <w:r>
-                <w:rPr>
-                  <w:rFonts w:ascii="Arial" w:cs="Arial" w:eastAsia="Arial" w:hAnsi="Arial"/>
-                  <w:color w:val="595959"/>
-                  <w:sz w:val="14"/>
-                  <w:szCs w:val="14"/>
-                  <w:u w:val="single" w:color="595959"/>
-                </w:rPr>
-                <w:t xml:space="preserve">🔍 Search ARES for similar videos</w:t>
-              </w:r>
-            </w:hyperlink>
-          </w:p>
-          <w:p>
-            <w:pPr>
-              <w:spacing w:after="40" w:before="0"/>
-            </w:pPr>
-            <w:r>
-              <w:rPr>
-                <w:sz w:val="14"/>
-                <w:szCs w:val="14"/>
-              </w:rPr>
-              <w:t xml:space="preserve"/>
-            </w:r>
-          </w:p>
-          <w:p>
-            <w:pPr>
-              <w:spacing w:after="20" w:before="0"/>
-            </w:pPr>
-            <w:r>
-              <w:rPr>
-                <w:rFonts w:ascii="Arial" w:cs="Arial" w:eastAsia="Arial" w:hAnsi="Arial"/>
-                <w:b/>
-                <w:bCs/>
-                <w:color w:val="1F3864"/>
-                <w:sz w:val="16"/>
-                <w:szCs w:val="16"/>
-              </w:rPr>
-              <w:t xml:space="preserve">📖 READING:</w:t>
-            </w:r>
-          </w:p>
-          <w:p>
-            <w:pPr>
-              <w:spacing w:after="20" w:before="0"/>
-            </w:pPr>
-            <w:r>
-              <w:rPr>
-                <w:rFonts w:ascii="Arial" w:cs="Arial" w:eastAsia="Arial" w:hAnsi="Arial"/>
-                <w:i/>
-                <w:iCs/>
-                <w:color w:val="595959"/>
-                <w:sz w:val="16"/>
-                <w:szCs w:val="16"/>
-              </w:rPr>
-              <w:t xml:space="preserve">No closely matching reading in the ARES library for this activity.</w:t>
-            </w:r>
-          </w:p>
-          <w:p>
-            <w:pPr>
-              <w:spacing w:after="10" w:before="0"/>
-              <w:ind w:left="120"/>
-            </w:pPr>
-            <w:hyperlink w:history="1" r:id="rIdibvyd8modufs6pha7c4cq">
+            <w:hyperlink w:history="1" r:id="rIdcbrjdyprpoxlgdrea6ckl">
               <w:r>
                 <w:rPr>
                   <w:rFonts w:ascii="Arial" w:cs="Arial" w:eastAsia="Arial" w:hAnsi="Arial"/>
@@ -14342,7 +14342,7 @@
               <w:spacing w:after="10" w:before="0"/>
               <w:ind w:left="120"/>
             </w:pPr>
-            <w:hyperlink w:history="1" r:id="rId0n1ujxf07m19_48jxrvca">
+            <w:hyperlink w:history="1" r:id="rIdbhkzrfwqfcjjwkutzkmk-">
               <w:r>
                 <w:rPr>
                   <w:rFonts w:ascii="Arial" w:cs="Arial" w:eastAsia="Arial" w:hAnsi="Arial"/>
@@ -14419,7 +14419,7 @@
               <w:spacing w:after="10" w:before="0"/>
               <w:ind w:left="120"/>
             </w:pPr>
-            <w:hyperlink w:history="1" r:id="rIdeofd8mewqet-z8dbuegx2">
+            <w:hyperlink w:history="1" r:id="rIdxk08wbuyuvlr1px_caiur">
               <w:r>
                 <w:rPr>
                   <w:rFonts w:ascii="Arial" w:cs="Arial" w:eastAsia="Arial" w:hAnsi="Arial"/>
@@ -14646,7 +14646,7 @@
               <w:spacing w:after="10" w:before="0"/>
               <w:ind w:left="120"/>
             </w:pPr>
-            <w:hyperlink w:history="1" r:id="rId98_ab5w0urxglorfinnp4">
+            <w:hyperlink w:history="1" r:id="rIdsgdhdnot2mtjtejbpe-tx">
               <w:r>
                 <w:rPr>
                   <w:rFonts w:ascii="Arial" w:cs="Arial" w:eastAsia="Arial" w:hAnsi="Arial"/>
@@ -14723,7 +14723,7 @@
               <w:spacing w:after="10" w:before="0"/>
               <w:ind w:left="120"/>
             </w:pPr>
-            <w:hyperlink w:history="1" r:id="rIdddh3d65lqn17eupvstchz">
+            <w:hyperlink w:history="1" r:id="rIdwg6bzwvaq5qeywrt5qziv">
               <w:r>
                 <w:rPr>
                   <w:rFonts w:ascii="Arial" w:cs="Arial" w:eastAsia="Arial" w:hAnsi="Arial"/>
@@ -14950,7 +14950,7 @@
               <w:spacing w:after="10" w:before="0"/>
               <w:ind w:left="120"/>
             </w:pPr>
-            <w:hyperlink w:history="1" r:id="rIdgxfuk2zhumwu7hhoknswc">
+            <w:hyperlink w:history="1" r:id="rId95qox-r9eha0ec183oflk">
               <w:r>
                 <w:rPr>
                   <w:rFonts w:ascii="Arial" w:cs="Arial" w:eastAsia="Arial" w:hAnsi="Arial"/>
@@ -15027,7 +15027,7 @@
               <w:spacing w:after="10" w:before="0"/>
               <w:ind w:left="120"/>
             </w:pPr>
-            <w:hyperlink w:history="1" r:id="rIdulv30ed6643cfmoxy2vnh">
+            <w:hyperlink w:history="1" r:id="rIdnjlbj2tshpjwizd8o6jpm">
               <w:r>
                 <w:rPr>
                   <w:rFonts w:ascii="Arial" w:cs="Arial" w:eastAsia="Arial" w:hAnsi="Arial"/>
@@ -15254,7 +15254,7 @@
               <w:spacing w:after="10" w:before="0"/>
               <w:ind w:left="120"/>
             </w:pPr>
-            <w:hyperlink w:history="1" r:id="rIdvxvobdejjk8newumvcf2s">
+            <w:hyperlink w:history="1" r:id="rIdn_hhr21c1qj_vly_pbg4c">
               <w:r>
                 <w:rPr>
                   <w:rFonts w:ascii="Arial" w:cs="Arial" w:eastAsia="Arial" w:hAnsi="Arial"/>
@@ -15331,7 +15331,7 @@
               <w:spacing w:after="10" w:before="0"/>
               <w:ind w:left="120"/>
             </w:pPr>
-            <w:hyperlink w:history="1" r:id="rIdplyrk_zpe_wjikah1csj8">
+            <w:hyperlink w:history="1" r:id="rIdp4akbsy06ltnrlrmc-jhq">
               <w:r>
                 <w:rPr>
                   <w:rFonts w:ascii="Arial" w:cs="Arial" w:eastAsia="Arial" w:hAnsi="Arial"/>
@@ -15558,7 +15558,7 @@
               <w:spacing w:after="10" w:before="0"/>
               <w:ind w:left="120"/>
             </w:pPr>
-            <w:hyperlink w:history="1" r:id="rIdgmqshnsfrcjlbgs140h-b">
+            <w:hyperlink w:history="1" r:id="rId4iizan6ny8q2u2pm1irlv">
               <w:r>
                 <w:rPr>
                   <w:rFonts w:ascii="Arial" w:cs="Arial" w:eastAsia="Arial" w:hAnsi="Arial"/>
@@ -15635,7 +15635,7 @@
               <w:spacing w:after="10" w:before="0"/>
               <w:ind w:left="120"/>
             </w:pPr>
-            <w:hyperlink w:history="1" r:id="rIdq67syxgrdkg5oyjmr_yhs">
+            <w:hyperlink w:history="1" r:id="rId969aj1duor7odlzgwszj6">
               <w:r>
                 <w:rPr>
                   <w:rFonts w:ascii="Arial" w:cs="Arial" w:eastAsia="Arial" w:hAnsi="Arial"/>
@@ -17137,7 +17137,7 @@
             <w:pPr>
               <w:spacing w:after="20" w:before="0"/>
             </w:pPr>
-            <w:hyperlink w:history="1" r:id="rIdn7frdv6v9lcti_87vizm-">
+            <w:hyperlink w:history="1" r:id="rIdvxu0dugrcfya4cf_toca9">
               <w:r>
                 <w:rPr>
                   <w:rFonts w:ascii="Arial" w:cs="Arial" w:eastAsia="Arial" w:hAnsi="Arial"/>
@@ -17170,7 +17170,7 @@
               <w:spacing w:after="10" w:before="0"/>
               <w:ind w:left="120"/>
             </w:pPr>
-            <w:hyperlink w:history="1" r:id="rIdp-hh18rcdpgch89el7iaq">
+            <w:hyperlink w:history="1" r:id="rIdwfvpp9wp6ftlluryaxrjq">
               <w:r>
                 <w:rPr>
                   <w:rFonts w:ascii="Arial" w:cs="Arial" w:eastAsia="Arial" w:hAnsi="Arial"/>
@@ -17232,7 +17232,7 @@
               <w:spacing w:after="10" w:before="0"/>
               <w:ind w:left="120"/>
             </w:pPr>
-            <w:hyperlink w:history="1" r:id="rId1vsrgdtnvcnwed1owp-gq">
+            <w:hyperlink w:history="1" r:id="rId5a5fx5wmivzo70ulb5y6p">
               <w:r>
                 <w:rPr>
                   <w:rFonts w:ascii="Arial" w:cs="Arial" w:eastAsia="Arial" w:hAnsi="Arial"/>
@@ -17442,7 +17442,7 @@
             <w:pPr>
               <w:spacing w:after="20" w:before="0"/>
             </w:pPr>
-            <w:hyperlink w:history="1" r:id="rIdsfded4m5_f4vuou4phhz5">
+            <w:hyperlink w:history="1" r:id="rIdoadliohhd8sdsvwmff9yx">
               <w:r>
                 <w:rPr>
                   <w:rFonts w:ascii="Arial" w:cs="Arial" w:eastAsia="Arial" w:hAnsi="Arial"/>
@@ -17475,7 +17475,7 @@
               <w:spacing w:after="10" w:before="0"/>
               <w:ind w:left="120"/>
             </w:pPr>
-            <w:hyperlink w:history="1" r:id="rId8q8yaqvtrrriemtifbl2_">
+            <w:hyperlink w:history="1" r:id="rIdp-qz3x4t7n5wo8o_mwusq">
               <w:r>
                 <w:rPr>
                   <w:rFonts w:ascii="Arial" w:cs="Arial" w:eastAsia="Arial" w:hAnsi="Arial"/>
@@ -17537,7 +17537,7 @@
               <w:spacing w:after="10" w:before="0"/>
               <w:ind w:left="120"/>
             </w:pPr>
-            <w:hyperlink w:history="1" r:id="rId8w8-c7lxy9rltg6gqwfkf">
+            <w:hyperlink w:history="1" r:id="rIdh1hqdh7lfsuogsta6erdw">
               <w:r>
                 <w:rPr>
                   <w:rFonts w:ascii="Arial" w:cs="Arial" w:eastAsia="Arial" w:hAnsi="Arial"/>
@@ -17747,7 +17747,7 @@
             <w:pPr>
               <w:spacing w:after="20" w:before="0"/>
             </w:pPr>
-            <w:hyperlink w:history="1" r:id="rId_umr4copm99xkatpzuw1a">
+            <w:hyperlink w:history="1" r:id="rIdtafutxn7veamkvtualk0a">
               <w:r>
                 <w:rPr>
                   <w:rFonts w:ascii="Arial" w:cs="Arial" w:eastAsia="Arial" w:hAnsi="Arial"/>
@@ -17780,7 +17780,7 @@
               <w:spacing w:after="10" w:before="0"/>
               <w:ind w:left="120"/>
             </w:pPr>
-            <w:hyperlink w:history="1" r:id="rId5mb3e8ruqw_mi9ub4u4ca">
+            <w:hyperlink w:history="1" r:id="rIdksi-qn01rbuk6mw-pdppd">
               <w:r>
                 <w:rPr>
                   <w:rFonts w:ascii="Arial" w:cs="Arial" w:eastAsia="Arial" w:hAnsi="Arial"/>
@@ -17842,7 +17842,7 @@
               <w:spacing w:after="10" w:before="0"/>
               <w:ind w:left="120"/>
             </w:pPr>
-            <w:hyperlink w:history="1" r:id="rIdscc4n_mg3cayxi0timbjk">
+            <w:hyperlink w:history="1" r:id="rId-kvodsiewihni4vagnfeb">
               <w:r>
                 <w:rPr>
                   <w:rFonts w:ascii="Arial" w:cs="Arial" w:eastAsia="Arial" w:hAnsi="Arial"/>
@@ -18052,7 +18052,7 @@
             <w:pPr>
               <w:spacing w:after="20" w:before="0"/>
             </w:pPr>
-            <w:hyperlink w:history="1" r:id="rId36s-x-qs6dixbjykrpmsv">
+            <w:hyperlink w:history="1" r:id="rIdvxyilfpan4yvgznap8gow">
               <w:r>
                 <w:rPr>
                   <w:rFonts w:ascii="Arial" w:cs="Arial" w:eastAsia="Arial" w:hAnsi="Arial"/>
@@ -18085,7 +18085,7 @@
               <w:spacing w:after="10" w:before="0"/>
               <w:ind w:left="120"/>
             </w:pPr>
-            <w:hyperlink w:history="1" r:id="rIdghp5_86hwpk9koqc_mhvy">
+            <w:hyperlink w:history="1" r:id="rIdonh81tkzilyaiukt5r67g">
               <w:r>
                 <w:rPr>
                   <w:rFonts w:ascii="Arial" w:cs="Arial" w:eastAsia="Arial" w:hAnsi="Arial"/>
@@ -18147,7 +18147,7 @@
               <w:spacing w:after="10" w:before="0"/>
               <w:ind w:left="120"/>
             </w:pPr>
-            <w:hyperlink w:history="1" r:id="rId3y9c-ms_dbjsxixe9i9sh">
+            <w:hyperlink w:history="1" r:id="rIdi0xpriflur_hdqeevxz8u">
               <w:r>
                 <w:rPr>
                   <w:rFonts w:ascii="Arial" w:cs="Arial" w:eastAsia="Arial" w:hAnsi="Arial"/>
@@ -18357,7 +18357,7 @@
             <w:pPr>
               <w:spacing w:after="20" w:before="0"/>
             </w:pPr>
-            <w:hyperlink w:history="1" r:id="rIdy6o7e8zv0j6efi7k6jv53">
+            <w:hyperlink w:history="1" r:id="rIddbcfzpcmw1j1ucdr2s38q">
               <w:r>
                 <w:rPr>
                   <w:rFonts w:ascii="Arial" w:cs="Arial" w:eastAsia="Arial" w:hAnsi="Arial"/>
@@ -18390,7 +18390,7 @@
               <w:spacing w:after="10" w:before="0"/>
               <w:ind w:left="120"/>
             </w:pPr>
-            <w:hyperlink w:history="1" r:id="rIdxw6cczrho2uuvt6eee7jc">
+            <w:hyperlink w:history="1" r:id="rIdx0q-xu10bw93emxeq0wll">
               <w:r>
                 <w:rPr>
                   <w:rFonts w:ascii="Arial" w:cs="Arial" w:eastAsia="Arial" w:hAnsi="Arial"/>
@@ -18452,7 +18452,7 @@
               <w:spacing w:after="10" w:before="0"/>
               <w:ind w:left="120"/>
             </w:pPr>
-            <w:hyperlink w:history="1" r:id="rIdj5wpj6loffbhmyayfqk8t">
+            <w:hyperlink w:history="1" r:id="rIdeab_hdcvnmza1x0x1fwch">
               <w:r>
                 <w:rPr>
                   <w:rFonts w:ascii="Arial" w:cs="Arial" w:eastAsia="Arial" w:hAnsi="Arial"/>
@@ -19954,7 +19954,7 @@
             <w:pPr>
               <w:spacing w:after="20" w:before="0"/>
             </w:pPr>
-            <w:hyperlink w:history="1" r:id="rId7jhzydjx7o4c9i9uas9kz">
+            <w:hyperlink w:history="1" r:id="rIdumv-8ugikdoy-4dijluff">
               <w:r>
                 <w:rPr>
                   <w:rFonts w:ascii="Arial" w:cs="Arial" w:eastAsia="Arial" w:hAnsi="Arial"/>
@@ -19987,7 +19987,7 @@
               <w:spacing w:after="10" w:before="0"/>
               <w:ind w:left="120"/>
             </w:pPr>
-            <w:hyperlink w:history="1" r:id="rIdhg0giafbzce0kcxuijc8q">
+            <w:hyperlink w:history="1" r:id="rIdzyyho-cgpczxg9kwlvyuj">
               <w:r>
                 <w:rPr>
                   <w:rFonts w:ascii="Arial" w:cs="Arial" w:eastAsia="Arial" w:hAnsi="Arial"/>
@@ -20032,7 +20032,7 @@
             <w:pPr>
               <w:spacing w:after="20" w:before="0"/>
             </w:pPr>
-            <w:hyperlink w:history="1" r:id="rIdddnmxxqye83kimmpuvzd9">
+            <w:hyperlink w:history="1" r:id="rIdgu5lqqqpyewslmmxrlpea">
               <w:r>
                 <w:rPr>
                   <w:rFonts w:ascii="Arial" w:cs="Arial" w:eastAsia="Arial" w:hAnsi="Arial"/>
@@ -20065,7 +20065,7 @@
               <w:spacing w:after="10" w:before="0"/>
               <w:ind w:left="120"/>
             </w:pPr>
-            <w:hyperlink w:history="1" r:id="rIdujt6wqyykyyb3hypky24p">
+            <w:hyperlink w:history="1" r:id="rIdqcshcnoxao6xssyf_v6zm">
               <w:r>
                 <w:rPr>
                   <w:rFonts w:ascii="Arial" w:cs="Arial" w:eastAsia="Arial" w:hAnsi="Arial"/>
@@ -20260,7 +20260,925 @@
             <w:pPr>
               <w:spacing w:after="20" w:before="0"/>
             </w:pPr>
-            <w:hyperlink w:history="1" r:id="rIdhtrl-o0iqojm9dmia9u5a">
+            <w:hyperlink w:history="1" r:id="rIdznvxan4bzxw4i2fed8ais">
+              <w:r>
+                <w:rPr>
+                  <w:rFonts w:ascii="Arial" w:cs="Arial" w:eastAsia="Arial" w:hAnsi="Arial"/>
+                  <w:color w:val="2E75B6"/>
+                  <w:sz w:val="16"/>
+                  <w:szCs w:val="16"/>
+                  <w:u w:val="single" w:color="2E75B6"/>
+                </w:rPr>
+                <w:t xml:space="preserve">Formulas and units: Volume of a pool</w:t>
+              </w:r>
+            </w:hyperlink>
+          </w:p>
+          <w:p>
+            <w:pPr>
+              <w:spacing w:after="10" w:before="0"/>
+              <w:ind w:left="120"/>
+            </w:pPr>
+            <w:r>
+              <w:rPr>
+                <w:rFonts w:ascii="Arial" w:cs="Arial" w:eastAsia="Arial" w:hAnsi="Arial"/>
+                <w:color w:val="595959"/>
+                <w:sz w:val="14"/>
+                <w:szCs w:val="14"/>
+              </w:rPr>
+              <w:t xml:space="preserve">Source: Khan Academy (English - US curriculum)</w:t>
+            </w:r>
+          </w:p>
+          <w:p>
+            <w:pPr>
+              <w:spacing w:after="10" w:before="0"/>
+              <w:ind w:left="120"/>
+            </w:pPr>
+            <w:hyperlink w:history="1" r:id="rIdi2qfdrwkpkmkooubkbbin">
+              <w:r>
+                <w:rPr>
+                  <w:rFonts w:ascii="Arial" w:cs="Arial" w:eastAsia="Arial" w:hAnsi="Arial"/>
+                  <w:color w:val="595959"/>
+                  <w:sz w:val="14"/>
+                  <w:szCs w:val="14"/>
+                  <w:u w:val="single" w:color="595959"/>
+                </w:rPr>
+                <w:t xml:space="preserve">🔍 Search ARES for similar videos</w:t>
+              </w:r>
+            </w:hyperlink>
+          </w:p>
+          <w:p>
+            <w:pPr>
+              <w:spacing w:after="40" w:before="0"/>
+            </w:pPr>
+            <w:r>
+              <w:rPr>
+                <w:sz w:val="14"/>
+                <w:szCs w:val="14"/>
+              </w:rPr>
+              <w:t xml:space="preserve"/>
+            </w:r>
+          </w:p>
+          <w:p>
+            <w:pPr>
+              <w:spacing w:after="20" w:before="0"/>
+            </w:pPr>
+            <w:r>
+              <w:rPr>
+                <w:rFonts w:ascii="Arial" w:cs="Arial" w:eastAsia="Arial" w:hAnsi="Arial"/>
+                <w:b/>
+                <w:bCs/>
+                <w:color w:val="1F3864"/>
+                <w:sz w:val="16"/>
+                <w:szCs w:val="16"/>
+              </w:rPr>
+              <w:t xml:space="preserve">📖 EXERCISE:</w:t>
+            </w:r>
+          </w:p>
+          <w:p>
+            <w:pPr>
+              <w:spacing w:after="20" w:before="0"/>
+            </w:pPr>
+            <w:hyperlink w:history="1" r:id="rIdyqn6mspjuhsxygi-efqoj">
+              <w:r>
+                <w:rPr>
+                  <w:rFonts w:ascii="Arial" w:cs="Arial" w:eastAsia="Arial" w:hAnsi="Arial"/>
+                  <w:color w:val="2E75B6"/>
+                  <w:sz w:val="16"/>
+                  <w:szCs w:val="16"/>
+                  <w:u w:val="single" w:color="2E75B6"/>
+                </w:rPr>
+                <w:t xml:space="preserve">Volumes with cross sections: squares and rectangles</w:t>
+              </w:r>
+            </w:hyperlink>
+          </w:p>
+          <w:p>
+            <w:pPr>
+              <w:spacing w:after="10" w:before="0"/>
+              <w:ind w:left="120"/>
+            </w:pPr>
+            <w:r>
+              <w:rPr>
+                <w:rFonts w:ascii="Arial" w:cs="Arial" w:eastAsia="Arial" w:hAnsi="Arial"/>
+                <w:color w:val="595959"/>
+                <w:sz w:val="14"/>
+                <w:szCs w:val="14"/>
+              </w:rPr>
+              <w:t xml:space="preserve">Source: Khan Academy (English - US curriculum)</w:t>
+            </w:r>
+          </w:p>
+          <w:p>
+            <w:pPr>
+              <w:spacing w:after="10" w:before="0"/>
+              <w:ind w:left="120"/>
+            </w:pPr>
+            <w:hyperlink w:history="1" r:id="rIdarx3-gha-gz2wsfawtlhu">
+              <w:r>
+                <w:rPr>
+                  <w:rFonts w:ascii="Arial" w:cs="Arial" w:eastAsia="Arial" w:hAnsi="Arial"/>
+                  <w:color w:val="595959"/>
+                  <w:sz w:val="14"/>
+                  <w:szCs w:val="14"/>
+                  <w:u w:val="single" w:color="595959"/>
+                </w:rPr>
+                <w:t xml:space="preserve">🔍 Search ARES for similar readings</w:t>
+              </w:r>
+            </w:hyperlink>
+          </w:p>
+        </w:tc>
+        <w:tc>
+          <w:tcPr>
+            <w:tcW w:type="dxa" w:w="3040"/>
+            <w:shd w:fill="FFFFFF" w:color="auto" w:val="clear"/>
+            <w:tcMar>
+              <w:top w:type="dxa" w:w="60"/>
+              <w:left w:type="dxa" w:w="120"/>
+              <w:bottom w:type="dxa" w:w="60"/>
+              <w:right w:type="dxa" w:w="120"/>
+            </w:tcMar>
+            <w:vAlign w:val="top"/>
+          </w:tcPr>
+          <w:p>
+            <w:pPr>
+              <w:spacing w:after="40" w:before="0"/>
+              <w:jc w:val="left"/>
+            </w:pPr>
+            <w:r>
+              <w:rPr>
+                <w:rFonts w:ascii="Arial" w:cs="Arial" w:eastAsia="Arial" w:hAnsi="Arial"/>
+                <w:b w:val="false"/>
+                <w:bCs w:val="false"/>
+                <w:i w:val="false"/>
+                <w:iCs w:val="false"/>
+                <w:color w:val="000000"/>
+                <w:sz w:val="18"/>
+                <w:szCs w:val="18"/>
+              </w:rPr>
+              <w:t xml:space="preserve">Each group of 4 receives: one pre-cut cardboard pyramidal frustum model (assembled), one flat unfolded net of the same frustum, a ruler, and a coloured marker. Task card reads: 'STEP 1 — Handle the solid model. Count all faces and write their shapes in the table below. STEP 2 — Unfold the net and lay it flat. Use your marker to label each face: Top Base (T), Bottom Base (B), Face 1, Face 2, Face 3, Face 4. STEP 3 — Measure and record in millimetres: (a) side length of the top square, a; (b) side length of the bottom square, b; (c) the slant height of one trapezoidal face, l (the slant distance along the face from the midpoint of a bottom edge to the midpoint of the corresponding top edge). STEP 4 — Sketch one trapezoidal face and label its parallel sides and its height.' Learners work in groups for 12 minutes. Groups then do a gallery walk (3 minutes) to see how other groups labelled their nets.</w:t>
+            </w:r>
+          </w:p>
+        </w:tc>
+        <w:tc>
+          <w:tcPr>
+            <w:tcW w:type="dxa" w:w="3040"/>
+            <w:shd w:fill="F2F2F2" w:color="auto" w:val="clear"/>
+            <w:tcMar>
+              <w:top w:type="dxa" w:w="60"/>
+              <w:left w:type="dxa" w:w="120"/>
+              <w:bottom w:type="dxa" w:w="60"/>
+              <w:right w:type="dxa" w:w="120"/>
+            </w:tcMar>
+            <w:vAlign w:val="top"/>
+          </w:tcPr>
+          <w:p>
+            <w:pPr>
+              <w:spacing w:after="40" w:before="0"/>
+              <w:jc w:val="left"/>
+            </w:pPr>
+            <w:r>
+              <w:rPr>
+                <w:rFonts w:ascii="Arial" w:cs="Arial" w:eastAsia="Arial" w:hAnsi="Arial"/>
+                <w:b w:val="false"/>
+                <w:bCs w:val="false"/>
+                <w:i w:val="false"/>
+                <w:iCs w:val="false"/>
+                <w:color w:val="000000"/>
+                <w:sz w:val="18"/>
+                <w:szCs w:val="18"/>
+              </w:rPr>
+              <w:t xml:space="preserve">Distribute materials before the phase begins to avoid wasted time. Circulate continuously. At the 4-minute mark, crouch beside any group still counting faces and say: 'Run your finger along every face — every flat surface counts. How many flat surfaces can your finger land on?' → WAIT 12 seconds. At the 8-minute mark, ask the whole class: 'Raise your hand if your group has labelled all four trapezoidal faces with different colours.' Acknowledge. Then ask one group: 'Wanjiku, what is the shape of each lateral face?' → WAIT 12 seconds. Expected answer: trapezoid/trapezium. If a group measures the slant edge (corner-to-corner) instead of the slant height (midpoint-to-midpoint), redirect: 'The slant height goes from the middle of the bottom edge straight up to the middle of the top edge — like the slant height on a cone. Re-measure.' During gallery walk, prompt learners: 'Look at how Group 3 labelled their slant height — is it in the same position as yours?'</w:t>
+            </w:r>
+          </w:p>
+        </w:tc>
+        <w:tc>
+          <w:tcPr>
+            <w:tcW w:type="dxa" w:w="3040"/>
+            <w:shd w:fill="FFFFFF" w:color="auto" w:val="clear"/>
+            <w:tcMar>
+              <w:top w:type="dxa" w:w="60"/>
+              <w:left w:type="dxa" w:w="120"/>
+              <w:bottom w:type="dxa" w:w="60"/>
+              <w:right w:type="dxa" w:w="120"/>
+            </w:tcMar>
+            <w:vAlign w:val="top"/>
+          </w:tcPr>
+          <w:p>
+            <w:pPr>
+              <w:spacing w:after="40" w:before="0"/>
+              <w:jc w:val="left"/>
+            </w:pPr>
+            <w:r>
+              <w:rPr>
+                <w:rFonts w:ascii="Arial" w:cs="Arial" w:eastAsia="Arial" w:hAnsi="Arial"/>
+                <w:b w:val="false"/>
+                <w:bCs w:val="false"/>
+                <w:i w:val="false"/>
+                <w:iCs w:val="false"/>
+                <w:color w:val="000000"/>
+                <w:sz w:val="18"/>
+                <w:szCs w:val="18"/>
+              </w:rPr>
+              <w:t xml:space="preserve">Concrete-to-Abstract Net Analysis — learners physically handle and unfold the solid before any formula is introduced. This grounds the abstract formula in observable geometric reality: each term in the formula will correspond to a face they have already touched and measured. The gallery walk surfaces differences in measurement technique (slant height vs. slant edge) before those errors propagate into calculations.</w:t>
+            </w:r>
+          </w:p>
+        </w:tc>
+        <w:tc>
+          <w:tcPr>
+            <w:tcW w:type="dxa" w:w="3040"/>
+            <w:shd w:fill="F2F2F2" w:color="auto" w:val="clear"/>
+            <w:tcMar>
+              <w:top w:type="dxa" w:w="60"/>
+              <w:left w:type="dxa" w:w="120"/>
+              <w:bottom w:type="dxa" w:w="60"/>
+              <w:right w:type="dxa" w:w="120"/>
+            </w:tcMar>
+            <w:vAlign w:val="top"/>
+          </w:tcPr>
+          <w:p>
+            <w:pPr>
+              <w:spacing w:after="40" w:before="0"/>
+              <w:jc w:val="left"/>
+            </w:pPr>
+            <w:r>
+              <w:rPr>
+                <w:rFonts w:ascii="Arial" w:cs="Arial" w:eastAsia="Arial" w:hAnsi="Arial"/>
+                <w:b w:val="false"/>
+                <w:bCs w:val="false"/>
+                <w:i w:val="false"/>
+                <w:iCs w:val="false"/>
+                <w:color w:val="000000"/>
+                <w:sz w:val="18"/>
+                <w:szCs w:val="18"/>
+              </w:rPr>
+              <w:t xml:space="preserve">Collect one net per group at the end of the phase. Check: (i) all six faces correctly labelled — indicates readiness for derivation; (ii) slant height measured from midpoint to midpoint on the trapezoidal face — if incorrect, this is a targeted intervention point in Phase 3; (iii) the sketch of one trapezoidal face with both parallel sides (a and b) and the perpendicular height labelled — indicates the learner can connect the 2-D shape to the 3-D face.</w:t>
+            </w:r>
+          </w:p>
+        </w:tc>
+      </w:tr>
+      <w:tr>
+        <w:tc>
+          <w:tcPr>
+            <w:tcW w:type="dxa" w:w="1520"/>
+            <w:shd w:fill="E2EFDA" w:color="auto" w:val="clear"/>
+            <w:tcMar>
+              <w:top w:type="dxa" w:w="60"/>
+              <w:left w:type="dxa" w:w="120"/>
+              <w:bottom w:type="dxa" w:w="60"/>
+              <w:right w:type="dxa" w:w="120"/>
+            </w:tcMar>
+            <w:vAlign w:val="top"/>
+          </w:tcPr>
+          <w:p>
+            <w:pPr>
+              <w:spacing w:after="40" w:before="0"/>
+              <w:jc w:val="left"/>
+            </w:pPr>
+            <w:r>
+              <w:rPr>
+                <w:rFonts w:ascii="Arial" w:cs="Arial" w:eastAsia="Arial" w:hAnsi="Arial"/>
+                <w:b/>
+                <w:bCs/>
+                <w:i w:val="false"/>
+                <w:iCs w:val="false"/>
+                <w:color w:val="000000"/>
+                <w:sz w:val="18"/>
+                <w:szCs w:val="18"/>
+              </w:rPr>
+              <w:t xml:space="preserve">Explain Phase</w:t>
+            </w:r>
+          </w:p>
+          <w:p>
+            <w:pPr>
+              <w:spacing w:after="20" w:before="0"/>
+            </w:pPr>
+            <w:r>
+              <w:rPr>
+                <w:rFonts w:ascii="Arial" w:cs="Arial" w:eastAsia="Arial" w:hAnsi="Arial"/>
+                <w:b/>
+                <w:bCs/>
+                <w:color w:val="1F3864"/>
+                <w:sz w:val="16"/>
+                <w:szCs w:val="16"/>
+              </w:rPr>
+              <w:t xml:space="preserve">📹 VIDEO:</w:t>
+            </w:r>
+          </w:p>
+          <w:p>
+            <w:pPr>
+              <w:spacing w:after="20" w:before="0"/>
+            </w:pPr>
+            <w:hyperlink w:history="1" r:id="rIdz696p1aa6dtcs_xf5cmgh">
+              <w:r>
+                <w:rPr>
+                  <w:rFonts w:ascii="Arial" w:cs="Arial" w:eastAsia="Arial" w:hAnsi="Arial"/>
+                  <w:color w:val="2E75B6"/>
+                  <w:sz w:val="16"/>
+                  <w:szCs w:val="16"/>
+                  <w:u w:val="single" w:color="2E75B6"/>
+                </w:rPr>
+                <w:t xml:space="preserve">Optimization: area of triangle &amp; square (Part 1)</w:t>
+              </w:r>
+            </w:hyperlink>
+          </w:p>
+          <w:p>
+            <w:pPr>
+              <w:spacing w:after="10" w:before="0"/>
+              <w:ind w:left="120"/>
+            </w:pPr>
+            <w:r>
+              <w:rPr>
+                <w:rFonts w:ascii="Arial" w:cs="Arial" w:eastAsia="Arial" w:hAnsi="Arial"/>
+                <w:color w:val="595959"/>
+                <w:sz w:val="14"/>
+                <w:szCs w:val="14"/>
+              </w:rPr>
+              <w:t xml:space="preserve">Source: Khan Academy (English - US curriculum)</w:t>
+            </w:r>
+          </w:p>
+          <w:p>
+            <w:pPr>
+              <w:spacing w:after="10" w:before="0"/>
+              <w:ind w:left="120"/>
+            </w:pPr>
+            <w:hyperlink w:history="1" r:id="rIdbe93vzmmwr9ddmg9kl2px">
+              <w:r>
+                <w:rPr>
+                  <w:rFonts w:ascii="Arial" w:cs="Arial" w:eastAsia="Arial" w:hAnsi="Arial"/>
+                  <w:color w:val="595959"/>
+                  <w:sz w:val="14"/>
+                  <w:szCs w:val="14"/>
+                  <w:u w:val="single" w:color="595959"/>
+                </w:rPr>
+                <w:t xml:space="preserve">🔍 Search ARES for similar videos</w:t>
+              </w:r>
+            </w:hyperlink>
+          </w:p>
+          <w:p>
+            <w:pPr>
+              <w:spacing w:after="40" w:before="0"/>
+            </w:pPr>
+            <w:r>
+              <w:rPr>
+                <w:sz w:val="14"/>
+                <w:szCs w:val="14"/>
+              </w:rPr>
+              <w:t xml:space="preserve"/>
+            </w:r>
+          </w:p>
+          <w:p>
+            <w:pPr>
+              <w:spacing w:after="20" w:before="0"/>
+            </w:pPr>
+            <w:r>
+              <w:rPr>
+                <w:rFonts w:ascii="Arial" w:cs="Arial" w:eastAsia="Arial" w:hAnsi="Arial"/>
+                <w:b/>
+                <w:bCs/>
+                <w:color w:val="1F3864"/>
+                <w:sz w:val="16"/>
+                <w:szCs w:val="16"/>
+              </w:rPr>
+              <w:t xml:space="preserve">📖 EXERCISE:</w:t>
+            </w:r>
+          </w:p>
+          <w:p>
+            <w:pPr>
+              <w:spacing w:after="20" w:before="0"/>
+            </w:pPr>
+            <w:hyperlink w:history="1" r:id="rIdtgzxds8hylcbu-jqn5oyb">
+              <w:r>
+                <w:rPr>
+                  <w:rFonts w:ascii="Arial" w:cs="Arial" w:eastAsia="Arial" w:hAnsi="Arial"/>
+                  <w:color w:val="2E75B6"/>
+                  <w:sz w:val="16"/>
+                  <w:szCs w:val="16"/>
+                  <w:u w:val="single" w:color="2E75B6"/>
+                </w:rPr>
+                <w:t xml:space="preserve">Volumes with cross sections: squares and rectangles (intro)</w:t>
+              </w:r>
+            </w:hyperlink>
+          </w:p>
+          <w:p>
+            <w:pPr>
+              <w:spacing w:after="10" w:before="0"/>
+              <w:ind w:left="120"/>
+            </w:pPr>
+            <w:r>
+              <w:rPr>
+                <w:rFonts w:ascii="Arial" w:cs="Arial" w:eastAsia="Arial" w:hAnsi="Arial"/>
+                <w:color w:val="595959"/>
+                <w:sz w:val="14"/>
+                <w:szCs w:val="14"/>
+              </w:rPr>
+              <w:t xml:space="preserve">Source: Khan Academy (English - US curriculum)</w:t>
+            </w:r>
+          </w:p>
+          <w:p>
+            <w:pPr>
+              <w:spacing w:after="10" w:before="0"/>
+              <w:ind w:left="120"/>
+            </w:pPr>
+            <w:hyperlink w:history="1" r:id="rId6gegnwqdnpp8oia1mvc8u">
+              <w:r>
+                <w:rPr>
+                  <w:rFonts w:ascii="Arial" w:cs="Arial" w:eastAsia="Arial" w:hAnsi="Arial"/>
+                  <w:color w:val="595959"/>
+                  <w:sz w:val="14"/>
+                  <w:szCs w:val="14"/>
+                  <w:u w:val="single" w:color="595959"/>
+                </w:rPr>
+                <w:t xml:space="preserve">🔍 Search ARES for similar readings</w:t>
+              </w:r>
+            </w:hyperlink>
+          </w:p>
+        </w:tc>
+        <w:tc>
+          <w:tcPr>
+            <w:tcW w:type="dxa" w:w="3040"/>
+            <w:shd w:fill="FFFFFF" w:color="auto" w:val="clear"/>
+            <w:tcMar>
+              <w:top w:type="dxa" w:w="60"/>
+              <w:left w:type="dxa" w:w="120"/>
+              <w:bottom w:type="dxa" w:w="60"/>
+              <w:right w:type="dxa" w:w="120"/>
+            </w:tcMar>
+            <w:vAlign w:val="top"/>
+          </w:tcPr>
+          <w:p>
+            <w:pPr>
+              <w:spacing w:after="40" w:before="0"/>
+              <w:jc w:val="left"/>
+            </w:pPr>
+            <w:r>
+              <w:rPr>
+                <w:rFonts w:ascii="Arial" w:cs="Arial" w:eastAsia="Arial" w:hAnsi="Arial"/>
+                <w:b w:val="false"/>
+                <w:bCs w:val="false"/>
+                <w:i w:val="false"/>
+                <w:iCs w:val="false"/>
+                <w:color w:val="000000"/>
+                <w:sz w:val="18"/>
+                <w:szCs w:val="18"/>
+              </w:rPr>
+              <w:t xml:space="preserve">The teacher leads a whole-class guided derivation on the board, with learners following along in their exercise books. The derivation proceeds in four visible steps: STEP 1 — 'We agree the pyramidal frustum has 6 faces. Name them.' (Learners call out.) STEP 2 — 'Area of the bottom square base = b². Area of the top square base = a². Write that.' STEP 3 — 'Each trapezoidal face has parallel sides a and b, and slant height l. Area of one trapezoid = ½(a + b) × l. There are 4 such faces. So lateral surface area = 4 × ½(a + b) × l = 2(a + b)l.' STEP 4 — 'Total Surface Area = a² + b² + 2(a + b)l.' Learners then work through a contextual problem in pairs: 'A trophy stand pedestal used at the Nakuru County inter-school athletics championship is in the shape of an open-top pyramidal frustum (no top base). The bottom square has side 30 cm, the top square opening has side 18 cm, and the slant height of each trapezoidal face is 14 cm. Calculate the area of sheet metal used to make it.' After 8 minutes of pair work, one pair presents on the board. The teacher closes by asking: 'How does this formula compare to what we found for the conical frustum last lesson?' (Compare: conical used π(R+r)l; pyramidal uses 2(a+b)l for lateral area — both are 'slant height × perimeter-related term'.)</w:t>
+            </w:r>
+          </w:p>
+        </w:tc>
+        <w:tc>
+          <w:tcPr>
+            <w:tcW w:type="dxa" w:w="3040"/>
+            <w:shd w:fill="F2F2F2" w:color="auto" w:val="clear"/>
+            <w:tcMar>
+              <w:top w:type="dxa" w:w="60"/>
+              <w:left w:type="dxa" w:w="120"/>
+              <w:bottom w:type="dxa" w:w="60"/>
+              <w:right w:type="dxa" w:w="120"/>
+            </w:tcMar>
+            <w:vAlign w:val="top"/>
+          </w:tcPr>
+          <w:p>
+            <w:pPr>
+              <w:spacing w:after="40" w:before="0"/>
+              <w:jc w:val="left"/>
+            </w:pPr>
+            <w:r>
+              <w:rPr>
+                <w:rFonts w:ascii="Arial" w:cs="Arial" w:eastAsia="Arial" w:hAnsi="Arial"/>
+                <w:b w:val="false"/>
+                <w:bCs w:val="false"/>
+                <w:i w:val="false"/>
+                <w:iCs w:val="false"/>
+                <w:color w:val="000000"/>
+                <w:sz w:val="18"/>
+                <w:szCs w:val="18"/>
+              </w:rPr>
+              <w:t xml:space="preserve">Write each step as a fraction-free equation in large clear numerals. At STEP 3, pause and cold-call 3 learners before writing: 'Before I write, Omondi — what is the formula for the area of a trapezoid?' → WAIT 13 seconds. 'Fatuma — what are the two parallel sides in our context?' → WAIT 12 seconds. 'Kiprono — if one trapezoid has area ½(a+b)l, and there are four identical ones, what is the total lateral area?' → WAIT 14 seconds. During pair work, circulate and listen for the error of including a top base (the pedestal is open-top). If heard, crouch and say quietly: 'Read the problem again — is there a top face on this pedestal?' After the pair presents, ask the class: 'Does everyone agree with this answer? Give a thumbs up, sideways, or down.' Address thumbs-down learners specifically. For the closing comparison question, cold-call 2 learners and say: 'In one sentence, what is similar between the two frustum lateral area formulas?' → WAIT 12 seconds.</w:t>
+            </w:r>
+          </w:p>
+        </w:tc>
+        <w:tc>
+          <w:tcPr>
+            <w:tcW w:type="dxa" w:w="3040"/>
+            <w:shd w:fill="FFFFFF" w:color="auto" w:val="clear"/>
+            <w:tcMar>
+              <w:top w:type="dxa" w:w="60"/>
+              <w:left w:type="dxa" w:w="120"/>
+              <w:bottom w:type="dxa" w:w="60"/>
+              <w:right w:type="dxa" w:w="120"/>
+            </w:tcMar>
+            <w:vAlign w:val="top"/>
+          </w:tcPr>
+          <w:p>
+            <w:pPr>
+              <w:spacing w:after="40" w:before="0"/>
+              <w:jc w:val="left"/>
+            </w:pPr>
+            <w:r>
+              <w:rPr>
+                <w:rFonts w:ascii="Arial" w:cs="Arial" w:eastAsia="Arial" w:hAnsi="Arial"/>
+                <w:b w:val="false"/>
+                <w:bCs w:val="false"/>
+                <w:i w:val="false"/>
+                <w:iCs w:val="false"/>
+                <w:color w:val="000000"/>
+                <w:sz w:val="18"/>
+                <w:szCs w:val="18"/>
+              </w:rPr>
+              <w:t xml:space="preserve">Step-by-Step Derivation with Annotated Formula Building — rather than presenting the formula as a given, the teacher builds it live in front of learners from components they have already observed and measured. This 'formula archaeology' approach ensures learners understand why each term exists. The contextual problem (trophy stand at a Nakuru athletics championship) immediately applies the formula to a Kenya-relevant scenario, reinforcing the lesson's connection to the driving question about manufacturing real objects.</w:t>
+            </w:r>
+          </w:p>
+        </w:tc>
+        <w:tc>
+          <w:tcPr>
+            <w:tcW w:type="dxa" w:w="3040"/>
+            <w:shd w:fill="F2F2F2" w:color="auto" w:val="clear"/>
+            <w:tcMar>
+              <w:top w:type="dxa" w:w="60"/>
+              <w:left w:type="dxa" w:w="120"/>
+              <w:bottom w:type="dxa" w:w="60"/>
+              <w:right w:type="dxa" w:w="120"/>
+            </w:tcMar>
+            <w:vAlign w:val="top"/>
+          </w:tcPr>
+          <w:p>
+            <w:pPr>
+              <w:spacing w:after="40" w:before="0"/>
+              <w:jc w:val="left"/>
+            </w:pPr>
+            <w:r>
+              <w:rPr>
+                <w:rFonts w:ascii="Arial" w:cs="Arial" w:eastAsia="Arial" w:hAnsi="Arial"/>
+                <w:b w:val="false"/>
+                <w:bCs w:val="false"/>
+                <w:i w:val="false"/>
+                <w:iCs w:val="false"/>
+                <w:color w:val="000000"/>
+                <w:sz w:val="18"/>
+                <w:szCs w:val="18"/>
+              </w:rPr>
+              <w:t xml:space="preserve">While circulating during pair work, use a mental checklist: (i) Does the learner correctly exclude the top base area for the open-top pedestal? (ii) Does the learner correctly substitute a = 18, b = 30, l = 14? (iii) Is the arithmetic carried out correctly: 2(18+30)(14) = 2(48)(14) = 1344 cm², plus bottom base 30² = 900 cm², total = 2244 cm²? Learners who arrive at 2244 cm² meet expectations. Learners who also spontaneously note the units (cm²) and check their answer by estimating exceed expectations. Learners who include the top base area (getting 2568 cm²) need targeted follow-up on reading problem constraints.</w:t>
+            </w:r>
+          </w:p>
+        </w:tc>
+      </w:tr>
+      <w:tr>
+        <w:tc>
+          <w:tcPr>
+            <w:tcW w:type="dxa" w:w="1520"/>
+            <w:shd w:fill="FCE4D6" w:color="auto" w:val="clear"/>
+            <w:tcMar>
+              <w:top w:type="dxa" w:w="60"/>
+              <w:left w:type="dxa" w:w="120"/>
+              <w:bottom w:type="dxa" w:w="60"/>
+              <w:right w:type="dxa" w:w="120"/>
+            </w:tcMar>
+            <w:vAlign w:val="top"/>
+          </w:tcPr>
+          <w:p>
+            <w:pPr>
+              <w:spacing w:after="40" w:before="0"/>
+              <w:jc w:val="left"/>
+            </w:pPr>
+            <w:r>
+              <w:rPr>
+                <w:rFonts w:ascii="Arial" w:cs="Arial" w:eastAsia="Arial" w:hAnsi="Arial"/>
+                <w:b/>
+                <w:bCs/>
+                <w:i w:val="false"/>
+                <w:iCs w:val="false"/>
+                <w:color w:val="000000"/>
+                <w:sz w:val="18"/>
+                <w:szCs w:val="18"/>
+              </w:rPr>
+              <w:t xml:space="preserve">Driving Question Board (DQB) Creation</w:t>
+            </w:r>
+          </w:p>
+          <w:p>
+            <w:pPr>
+              <w:spacing w:after="20" w:before="0"/>
+            </w:pPr>
+            <w:r>
+              <w:rPr>
+                <w:rFonts w:ascii="Arial" w:cs="Arial" w:eastAsia="Arial" w:hAnsi="Arial"/>
+                <w:b/>
+                <w:bCs/>
+                <w:color w:val="1F3864"/>
+                <w:sz w:val="16"/>
+                <w:szCs w:val="16"/>
+              </w:rPr>
+              <w:t xml:space="preserve">📹 VIDEO:</w:t>
+            </w:r>
+          </w:p>
+          <w:p>
+            <w:pPr>
+              <w:spacing w:after="20" w:before="0"/>
+            </w:pPr>
+            <w:hyperlink w:history="1" r:id="rIdxkvs3m-3suse0n6f6riey">
+              <w:r>
+                <w:rPr>
+                  <w:rFonts w:ascii="Arial" w:cs="Arial" w:eastAsia="Arial" w:hAnsi="Arial"/>
+                  <w:color w:val="2E75B6"/>
+                  <w:sz w:val="16"/>
+                  <w:szCs w:val="16"/>
+                  <w:u w:val="single" w:color="2E75B6"/>
+                </w:rPr>
+                <w:t xml:space="preserve">Optimization: area of triangle &amp; square (Part 2)</w:t>
+              </w:r>
+            </w:hyperlink>
+          </w:p>
+          <w:p>
+            <w:pPr>
+              <w:spacing w:after="10" w:before="0"/>
+              <w:ind w:left="120"/>
+            </w:pPr>
+            <w:r>
+              <w:rPr>
+                <w:rFonts w:ascii="Arial" w:cs="Arial" w:eastAsia="Arial" w:hAnsi="Arial"/>
+                <w:color w:val="595959"/>
+                <w:sz w:val="14"/>
+                <w:szCs w:val="14"/>
+              </w:rPr>
+              <w:t xml:space="preserve">Source: Khan Academy (English - US curriculum)</w:t>
+            </w:r>
+          </w:p>
+          <w:p>
+            <w:pPr>
+              <w:spacing w:after="10" w:before="0"/>
+              <w:ind w:left="120"/>
+            </w:pPr>
+            <w:hyperlink w:history="1" r:id="rIdgbopfmwhe5jicyyhp-gtz">
+              <w:r>
+                <w:rPr>
+                  <w:rFonts w:ascii="Arial" w:cs="Arial" w:eastAsia="Arial" w:hAnsi="Arial"/>
+                  <w:color w:val="595959"/>
+                  <w:sz w:val="14"/>
+                  <w:szCs w:val="14"/>
+                  <w:u w:val="single" w:color="595959"/>
+                </w:rPr>
+                <w:t xml:space="preserve">🔍 Search ARES for similar videos</w:t>
+              </w:r>
+            </w:hyperlink>
+          </w:p>
+          <w:p>
+            <w:pPr>
+              <w:spacing w:after="40" w:before="0"/>
+            </w:pPr>
+            <w:r>
+              <w:rPr>
+                <w:sz w:val="14"/>
+                <w:szCs w:val="14"/>
+              </w:rPr>
+              <w:t xml:space="preserve"/>
+            </w:r>
+          </w:p>
+          <w:p>
+            <w:pPr>
+              <w:spacing w:after="20" w:before="0"/>
+            </w:pPr>
+            <w:r>
+              <w:rPr>
+                <w:rFonts w:ascii="Arial" w:cs="Arial" w:eastAsia="Arial" w:hAnsi="Arial"/>
+                <w:b/>
+                <w:bCs/>
+                <w:color w:val="1F3864"/>
+                <w:sz w:val="16"/>
+                <w:szCs w:val="16"/>
+              </w:rPr>
+              <w:t xml:space="preserve">📖 EXERCISE:</w:t>
+            </w:r>
+          </w:p>
+          <w:p>
+            <w:pPr>
+              <w:spacing w:after="20" w:before="0"/>
+            </w:pPr>
+            <w:hyperlink w:history="1" r:id="rIdtmvywkyyx9lbm8rzfluco">
+              <w:r>
+                <w:rPr>
+                  <w:rFonts w:ascii="Arial" w:cs="Arial" w:eastAsia="Arial" w:hAnsi="Arial"/>
+                  <w:color w:val="2E75B6"/>
+                  <w:sz w:val="16"/>
+                  <w:szCs w:val="16"/>
+                  <w:u w:val="single" w:color="2E75B6"/>
+                </w:rPr>
+                <w:t xml:space="preserve">Solid geometry word problems</w:t>
+              </w:r>
+            </w:hyperlink>
+          </w:p>
+          <w:p>
+            <w:pPr>
+              <w:spacing w:after="10" w:before="0"/>
+              <w:ind w:left="120"/>
+            </w:pPr>
+            <w:r>
+              <w:rPr>
+                <w:rFonts w:ascii="Arial" w:cs="Arial" w:eastAsia="Arial" w:hAnsi="Arial"/>
+                <w:color w:val="595959"/>
+                <w:sz w:val="14"/>
+                <w:szCs w:val="14"/>
+              </w:rPr>
+              <w:t xml:space="preserve">Source: Khan Academy (English - US curriculum)</w:t>
+            </w:r>
+          </w:p>
+          <w:p>
+            <w:pPr>
+              <w:spacing w:after="10" w:before="0"/>
+              <w:ind w:left="120"/>
+            </w:pPr>
+            <w:hyperlink w:history="1" r:id="rIdiubkbznpbvrct5hp-c9un">
+              <w:r>
+                <w:rPr>
+                  <w:rFonts w:ascii="Arial" w:cs="Arial" w:eastAsia="Arial" w:hAnsi="Arial"/>
+                  <w:color w:val="595959"/>
+                  <w:sz w:val="14"/>
+                  <w:szCs w:val="14"/>
+                  <w:u w:val="single" w:color="595959"/>
+                </w:rPr>
+                <w:t xml:space="preserve">🔍 Search ARES for similar readings</w:t>
+              </w:r>
+            </w:hyperlink>
+          </w:p>
+        </w:tc>
+        <w:tc>
+          <w:tcPr>
+            <w:tcW w:type="dxa" w:w="3040"/>
+            <w:shd w:fill="FFFFFF" w:color="auto" w:val="clear"/>
+            <w:tcMar>
+              <w:top w:type="dxa" w:w="60"/>
+              <w:left w:type="dxa" w:w="120"/>
+              <w:bottom w:type="dxa" w:w="60"/>
+              <w:right w:type="dxa" w:w="120"/>
+            </w:tcMar>
+            <w:vAlign w:val="top"/>
+          </w:tcPr>
+          <w:p>
+            <w:pPr>
+              <w:spacing w:after="40" w:before="0"/>
+              <w:jc w:val="left"/>
+            </w:pPr>
+            <w:r>
+              <w:rPr>
+                <w:rFonts w:ascii="Arial" w:cs="Arial" w:eastAsia="Arial" w:hAnsi="Arial"/>
+                <w:b w:val="false"/>
+                <w:bCs w:val="false"/>
+                <w:i w:val="false"/>
+                <w:iCs w:val="false"/>
+                <w:color w:val="000000"/>
+                <w:sz w:val="18"/>
+                <w:szCs w:val="18"/>
+              </w:rPr>
+              <w:t xml:space="preserve">The teacher directs learners' attention to the class Driving Question Board, which carries the question: 'How do we calculate exactly how much material is needed to cover or construct any solid shape — and why does the shape of a container matter even when the volume stays the same?' Each learner writes on a sticky note (or paper strip) one sentence beginning with either 'We now know…' or 'We can now calculate…' and one sentence beginning with 'We still need to figure out…'. Learners post their notes in two columns on the DQB: KNOW and STILL NEED. The teacher reads 4–5 notes aloud and briefly narrates the lesson's contribution to the sequence: 'In Lessons 1 through 7, we have built up every tool we need. In Lesson 8, we bring it all together to answer the shopkeeper's claim about the three buckets on Kirinyaga Road.'</w:t>
+            </w:r>
+          </w:p>
+        </w:tc>
+        <w:tc>
+          <w:tcPr>
+            <w:tcW w:type="dxa" w:w="3040"/>
+            <w:shd w:fill="F2F2F2" w:color="auto" w:val="clear"/>
+            <w:tcMar>
+              <w:top w:type="dxa" w:w="60"/>
+              <w:left w:type="dxa" w:w="120"/>
+              <w:bottom w:type="dxa" w:w="60"/>
+              <w:right w:type="dxa" w:w="120"/>
+            </w:tcMar>
+            <w:vAlign w:val="top"/>
+          </w:tcPr>
+          <w:p>
+            <w:pPr>
+              <w:spacing w:after="40" w:before="0"/>
+              <w:jc w:val="left"/>
+            </w:pPr>
+            <w:r>
+              <w:rPr>
+                <w:rFonts w:ascii="Arial" w:cs="Arial" w:eastAsia="Arial" w:hAnsi="Arial"/>
+                <w:b w:val="false"/>
+                <w:bCs w:val="false"/>
+                <w:i w:val="false"/>
+                <w:iCs w:val="false"/>
+                <w:color w:val="000000"/>
+                <w:sz w:val="18"/>
+                <w:szCs w:val="18"/>
+              </w:rPr>
+              <w:t xml:space="preserve">Give learners 4 minutes to write both sentences silently. Insist on the sentence starters — they force precision. As learners post notes, scan quickly for misconceptions. Read aloud at least one 'We still need to…' note that correctly identifies the remaining gap (e.g., 'We still need to compare all three buckets using the same volume'). Say: 'This learner has identified exactly what Lesson 8 will do — well done.' Point to the accumulated DQB and say: 'Look at how this board has grown from Lesson 1. Every solid shape we have studied is represented here. The shopkeeper on Kirinyaga Road has no idea what is coming.' This narrative moment builds anticipation and reinforces the storyline coherence.</w:t>
+            </w:r>
+          </w:p>
+        </w:tc>
+        <w:tc>
+          <w:tcPr>
+            <w:tcW w:type="dxa" w:w="3040"/>
+            <w:shd w:fill="FFFFFF" w:color="auto" w:val="clear"/>
+            <w:tcMar>
+              <w:top w:type="dxa" w:w="60"/>
+              <w:left w:type="dxa" w:w="120"/>
+              <w:bottom w:type="dxa" w:w="60"/>
+              <w:right w:type="dxa" w:w="120"/>
+            </w:tcMar>
+            <w:vAlign w:val="top"/>
+          </w:tcPr>
+          <w:p>
+            <w:pPr>
+              <w:spacing w:after="40" w:before="0"/>
+              <w:jc w:val="left"/>
+            </w:pPr>
+            <w:r>
+              <w:rPr>
+                <w:rFonts w:ascii="Arial" w:cs="Arial" w:eastAsia="Arial" w:hAnsi="Arial"/>
+                <w:b w:val="false"/>
+                <w:bCs w:val="false"/>
+                <w:i w:val="false"/>
+                <w:iCs w:val="false"/>
+                <w:color w:val="000000"/>
+                <w:sz w:val="18"/>
+                <w:szCs w:val="18"/>
+              </w:rPr>
+              <w:t xml:space="preserve">Metacognitive DQB Mapping — the two-column DQB structure (KNOW / STILL NEED) makes the boundary of learners' current understanding explicit and public. By naming what remains unknown, learners develop scientific epistemic humility and maintain curiosity about the unresolved driving question. This strategy also gives the teacher real-time diagnostic information about collective readiness for the culminating Lesson 8.</w:t>
+            </w:r>
+          </w:p>
+        </w:tc>
+        <w:tc>
+          <w:tcPr>
+            <w:tcW w:type="dxa" w:w="3040"/>
+            <w:shd w:fill="F2F2F2" w:color="auto" w:val="clear"/>
+            <w:tcMar>
+              <w:top w:type="dxa" w:w="60"/>
+              <w:left w:type="dxa" w:w="120"/>
+              <w:bottom w:type="dxa" w:w="60"/>
+              <w:right w:type="dxa" w:w="120"/>
+            </w:tcMar>
+            <w:vAlign w:val="top"/>
+          </w:tcPr>
+          <w:p>
+            <w:pPr>
+              <w:spacing w:after="40" w:before="0"/>
+              <w:jc w:val="left"/>
+            </w:pPr>
+            <w:r>
+              <w:rPr>
+                <w:rFonts w:ascii="Arial" w:cs="Arial" w:eastAsia="Arial" w:hAnsi="Arial"/>
+                <w:b w:val="false"/>
+                <w:bCs w:val="false"/>
+                <w:i w:val="false"/>
+                <w:iCs w:val="false"/>
+                <w:color w:val="000000"/>
+                <w:sz w:val="18"/>
+                <w:szCs w:val="18"/>
+              </w:rPr>
+              <w:t xml:space="preserve">Read all posted 'We now know…' notes. Look for: (i) Correct identification of the formula SA = a² + b² + 2(a+b)l — indicates lesson objective met; (ii) Spontaneous connection to previous lessons (e.g., 'We now know frustums of both cones and pyramids, so we can compare them') — indicates integration across the unit; (iii) 'We still need…' notes that identify the comparison task — indicates readiness for Lesson 8. Flag any 'We now know…' notes that state an incorrect formula for targeted one-on-one correction before Lesson 8.</w:t>
+            </w:r>
+          </w:p>
+        </w:tc>
+      </w:tr>
+      <w:tr>
+        <w:tc>
+          <w:tcPr>
+            <w:tcW w:type="dxa" w:w="1520"/>
+            <w:shd w:fill="D5E8F0" w:color="auto" w:val="clear"/>
+            <w:tcMar>
+              <w:top w:type="dxa" w:w="60"/>
+              <w:left w:type="dxa" w:w="120"/>
+              <w:bottom w:type="dxa" w:w="60"/>
+              <w:right w:type="dxa" w:w="120"/>
+            </w:tcMar>
+            <w:vAlign w:val="top"/>
+          </w:tcPr>
+          <w:p>
+            <w:pPr>
+              <w:spacing w:after="40" w:before="0"/>
+              <w:jc w:val="left"/>
+            </w:pPr>
+            <w:r>
+              <w:rPr>
+                <w:rFonts w:ascii="Arial" w:cs="Arial" w:eastAsia="Arial" w:hAnsi="Arial"/>
+                <w:b/>
+                <w:bCs/>
+                <w:i w:val="false"/>
+                <w:iCs w:val="false"/>
+                <w:color w:val="000000"/>
+                <w:sz w:val="18"/>
+                <w:szCs w:val="18"/>
+              </w:rPr>
+              <w:t xml:space="preserve">Model Building Phase</w:t>
+            </w:r>
+          </w:p>
+          <w:p>
+            <w:pPr>
+              <w:spacing w:after="20" w:before="0"/>
+            </w:pPr>
+            <w:r>
+              <w:rPr>
+                <w:rFonts w:ascii="Arial" w:cs="Arial" w:eastAsia="Arial" w:hAnsi="Arial"/>
+                <w:b/>
+                <w:bCs/>
+                <w:color w:val="1F3864"/>
+                <w:sz w:val="16"/>
+                <w:szCs w:val="16"/>
+              </w:rPr>
+              <w:t xml:space="preserve">📹 VIDEO:</w:t>
+            </w:r>
+          </w:p>
+          <w:p>
+            <w:pPr>
+              <w:spacing w:after="20" w:before="0"/>
+            </w:pPr>
+            <w:hyperlink w:history="1" r:id="rIdj-7yixjpqlfuhdpbii4p3">
               <w:r>
                 <w:rPr>
                   <w:rFonts w:ascii="Arial" w:cs="Arial" w:eastAsia="Arial" w:hAnsi="Arial"/>
@@ -20293,7 +21211,7 @@
               <w:spacing w:after="10" w:before="0"/>
               <w:ind w:left="120"/>
             </w:pPr>
-            <w:hyperlink w:history="1" r:id="rIdxbpjuqjt6jrguz0ddjd1_">
+            <w:hyperlink w:history="1" r:id="rIdd-cidqfsdgvdqmlq62ffn">
               <w:r>
                 <w:rPr>
                   <w:rFonts w:ascii="Arial" w:cs="Arial" w:eastAsia="Arial" w:hAnsi="Arial"/>
@@ -20338,7 +21256,7 @@
             <w:pPr>
               <w:spacing w:after="20" w:before="0"/>
             </w:pPr>
-            <w:hyperlink w:history="1" r:id="rIdi94hlmlij_br27r1cjyhm">
+            <w:hyperlink w:history="1" r:id="rIdemhqx-owtqk_elgxrclc-">
               <w:r>
                 <w:rPr>
                   <w:rFonts w:ascii="Arial" w:cs="Arial" w:eastAsia="Arial" w:hAnsi="Arial"/>
@@ -20371,925 +21289,7 @@
               <w:spacing w:after="10" w:before="0"/>
               <w:ind w:left="120"/>
             </w:pPr>
-            <w:hyperlink w:history="1" r:id="rIdi2yxkgywalez8sjxkpc7a">
-              <w:r>
-                <w:rPr>
-                  <w:rFonts w:ascii="Arial" w:cs="Arial" w:eastAsia="Arial" w:hAnsi="Arial"/>
-                  <w:color w:val="595959"/>
-                  <w:sz w:val="14"/>
-                  <w:szCs w:val="14"/>
-                  <w:u w:val="single" w:color="595959"/>
-                </w:rPr>
-                <w:t xml:space="preserve">🔍 Search ARES for similar readings</w:t>
-              </w:r>
-            </w:hyperlink>
-          </w:p>
-        </w:tc>
-        <w:tc>
-          <w:tcPr>
-            <w:tcW w:type="dxa" w:w="3040"/>
-            <w:shd w:fill="FFFFFF" w:color="auto" w:val="clear"/>
-            <w:tcMar>
-              <w:top w:type="dxa" w:w="60"/>
-              <w:left w:type="dxa" w:w="120"/>
-              <w:bottom w:type="dxa" w:w="60"/>
-              <w:right w:type="dxa" w:w="120"/>
-            </w:tcMar>
-            <w:vAlign w:val="top"/>
-          </w:tcPr>
-          <w:p>
-            <w:pPr>
-              <w:spacing w:after="40" w:before="0"/>
-              <w:jc w:val="left"/>
-            </w:pPr>
-            <w:r>
-              <w:rPr>
-                <w:rFonts w:ascii="Arial" w:cs="Arial" w:eastAsia="Arial" w:hAnsi="Arial"/>
-                <w:b w:val="false"/>
-                <w:bCs w:val="false"/>
-                <w:i w:val="false"/>
-                <w:iCs w:val="false"/>
-                <w:color w:val="000000"/>
-                <w:sz w:val="18"/>
-                <w:szCs w:val="18"/>
-              </w:rPr>
-              <w:t xml:space="preserve">Each group of 4 receives: one pre-cut cardboard pyramidal frustum model (assembled), one flat unfolded net of the same frustum, a ruler, and a coloured marker. Task card reads: 'STEP 1 — Handle the solid model. Count all faces and write their shapes in the table below. STEP 2 — Unfold the net and lay it flat. Use your marker to label each face: Top Base (T), Bottom Base (B), Face 1, Face 2, Face 3, Face 4. STEP 3 — Measure and record in millimetres: (a) side length of the top square, a; (b) side length of the bottom square, b; (c) the slant height of one trapezoidal face, l (the slant distance along the face from the midpoint of a bottom edge to the midpoint of the corresponding top edge). STEP 4 — Sketch one trapezoidal face and label its parallel sides and its height.' Learners work in groups for 12 minutes. Groups then do a gallery walk (3 minutes) to see how other groups labelled their nets.</w:t>
-            </w:r>
-          </w:p>
-        </w:tc>
-        <w:tc>
-          <w:tcPr>
-            <w:tcW w:type="dxa" w:w="3040"/>
-            <w:shd w:fill="F2F2F2" w:color="auto" w:val="clear"/>
-            <w:tcMar>
-              <w:top w:type="dxa" w:w="60"/>
-              <w:left w:type="dxa" w:w="120"/>
-              <w:bottom w:type="dxa" w:w="60"/>
-              <w:right w:type="dxa" w:w="120"/>
-            </w:tcMar>
-            <w:vAlign w:val="top"/>
-          </w:tcPr>
-          <w:p>
-            <w:pPr>
-              <w:spacing w:after="40" w:before="0"/>
-              <w:jc w:val="left"/>
-            </w:pPr>
-            <w:r>
-              <w:rPr>
-                <w:rFonts w:ascii="Arial" w:cs="Arial" w:eastAsia="Arial" w:hAnsi="Arial"/>
-                <w:b w:val="false"/>
-                <w:bCs w:val="false"/>
-                <w:i w:val="false"/>
-                <w:iCs w:val="false"/>
-                <w:color w:val="000000"/>
-                <w:sz w:val="18"/>
-                <w:szCs w:val="18"/>
-              </w:rPr>
-              <w:t xml:space="preserve">Distribute materials before the phase begins to avoid wasted time. Circulate continuously. At the 4-minute mark, crouch beside any group still counting faces and say: 'Run your finger along every face — every flat surface counts. How many flat surfaces can your finger land on?' → WAIT 12 seconds. At the 8-minute mark, ask the whole class: 'Raise your hand if your group has labelled all four trapezoidal faces with different colours.' Acknowledge. Then ask one group: 'Wanjiku, what is the shape of each lateral face?' → WAIT 12 seconds. Expected answer: trapezoid/trapezium. If a group measures the slant edge (corner-to-corner) instead of the slant height (midpoint-to-midpoint), redirect: 'The slant height goes from the middle of the bottom edge straight up to the middle of the top edge — like the slant height on a cone. Re-measure.' During gallery walk, prompt learners: 'Look at how Group 3 labelled their slant height — is it in the same position as yours?'</w:t>
-            </w:r>
-          </w:p>
-        </w:tc>
-        <w:tc>
-          <w:tcPr>
-            <w:tcW w:type="dxa" w:w="3040"/>
-            <w:shd w:fill="FFFFFF" w:color="auto" w:val="clear"/>
-            <w:tcMar>
-              <w:top w:type="dxa" w:w="60"/>
-              <w:left w:type="dxa" w:w="120"/>
-              <w:bottom w:type="dxa" w:w="60"/>
-              <w:right w:type="dxa" w:w="120"/>
-            </w:tcMar>
-            <w:vAlign w:val="top"/>
-          </w:tcPr>
-          <w:p>
-            <w:pPr>
-              <w:spacing w:after="40" w:before="0"/>
-              <w:jc w:val="left"/>
-            </w:pPr>
-            <w:r>
-              <w:rPr>
-                <w:rFonts w:ascii="Arial" w:cs="Arial" w:eastAsia="Arial" w:hAnsi="Arial"/>
-                <w:b w:val="false"/>
-                <w:bCs w:val="false"/>
-                <w:i w:val="false"/>
-                <w:iCs w:val="false"/>
-                <w:color w:val="000000"/>
-                <w:sz w:val="18"/>
-                <w:szCs w:val="18"/>
-              </w:rPr>
-              <w:t xml:space="preserve">Concrete-to-Abstract Net Analysis — learners physically handle and unfold the solid before any formula is introduced. This grounds the abstract formula in observable geometric reality: each term in the formula will correspond to a face they have already touched and measured. The gallery walk surfaces differences in measurement technique (slant height vs. slant edge) before those errors propagate into calculations.</w:t>
-            </w:r>
-          </w:p>
-        </w:tc>
-        <w:tc>
-          <w:tcPr>
-            <w:tcW w:type="dxa" w:w="3040"/>
-            <w:shd w:fill="F2F2F2" w:color="auto" w:val="clear"/>
-            <w:tcMar>
-              <w:top w:type="dxa" w:w="60"/>
-              <w:left w:type="dxa" w:w="120"/>
-              <w:bottom w:type="dxa" w:w="60"/>
-              <w:right w:type="dxa" w:w="120"/>
-            </w:tcMar>
-            <w:vAlign w:val="top"/>
-          </w:tcPr>
-          <w:p>
-            <w:pPr>
-              <w:spacing w:after="40" w:before="0"/>
-              <w:jc w:val="left"/>
-            </w:pPr>
-            <w:r>
-              <w:rPr>
-                <w:rFonts w:ascii="Arial" w:cs="Arial" w:eastAsia="Arial" w:hAnsi="Arial"/>
-                <w:b w:val="false"/>
-                <w:bCs w:val="false"/>
-                <w:i w:val="false"/>
-                <w:iCs w:val="false"/>
-                <w:color w:val="000000"/>
-                <w:sz w:val="18"/>
-                <w:szCs w:val="18"/>
-              </w:rPr>
-              <w:t xml:space="preserve">Collect one net per group at the end of the phase. Check: (i) all six faces correctly labelled — indicates readiness for derivation; (ii) slant height measured from midpoint to midpoint on the trapezoidal face — if incorrect, this is a targeted intervention point in Phase 3; (iii) the sketch of one trapezoidal face with both parallel sides (a and b) and the perpendicular height labelled — indicates the learner can connect the 2-D shape to the 3-D face.</w:t>
-            </w:r>
-          </w:p>
-        </w:tc>
-      </w:tr>
-      <w:tr>
-        <w:tc>
-          <w:tcPr>
-            <w:tcW w:type="dxa" w:w="1520"/>
-            <w:shd w:fill="E2EFDA" w:color="auto" w:val="clear"/>
-            <w:tcMar>
-              <w:top w:type="dxa" w:w="60"/>
-              <w:left w:type="dxa" w:w="120"/>
-              <w:bottom w:type="dxa" w:w="60"/>
-              <w:right w:type="dxa" w:w="120"/>
-            </w:tcMar>
-            <w:vAlign w:val="top"/>
-          </w:tcPr>
-          <w:p>
-            <w:pPr>
-              <w:spacing w:after="40" w:before="0"/>
-              <w:jc w:val="left"/>
-            </w:pPr>
-            <w:r>
-              <w:rPr>
-                <w:rFonts w:ascii="Arial" w:cs="Arial" w:eastAsia="Arial" w:hAnsi="Arial"/>
-                <w:b/>
-                <w:bCs/>
-                <w:i w:val="false"/>
-                <w:iCs w:val="false"/>
-                <w:color w:val="000000"/>
-                <w:sz w:val="18"/>
-                <w:szCs w:val="18"/>
-              </w:rPr>
-              <w:t xml:space="preserve">Explain Phase</w:t>
-            </w:r>
-          </w:p>
-          <w:p>
-            <w:pPr>
-              <w:spacing w:after="20" w:before="0"/>
-            </w:pPr>
-            <w:r>
-              <w:rPr>
-                <w:rFonts w:ascii="Arial" w:cs="Arial" w:eastAsia="Arial" w:hAnsi="Arial"/>
-                <w:b/>
-                <w:bCs/>
-                <w:color w:val="1F3864"/>
-                <w:sz w:val="16"/>
-                <w:szCs w:val="16"/>
-              </w:rPr>
-              <w:t xml:space="preserve">📹 VIDEO:</w:t>
-            </w:r>
-          </w:p>
-          <w:p>
-            <w:pPr>
-              <w:spacing w:after="20" w:before="0"/>
-            </w:pPr>
-            <w:hyperlink w:history="1" r:id="rIditkwkjtymaupavcnfyaya">
-              <w:r>
-                <w:rPr>
-                  <w:rFonts w:ascii="Arial" w:cs="Arial" w:eastAsia="Arial" w:hAnsi="Arial"/>
-                  <w:color w:val="2E75B6"/>
-                  <w:sz w:val="16"/>
-                  <w:szCs w:val="16"/>
-                  <w:u w:val="single" w:color="2E75B6"/>
-                </w:rPr>
-                <w:t xml:space="preserve">Volume of triangular prism &amp; cube</w:t>
-              </w:r>
-            </w:hyperlink>
-          </w:p>
-          <w:p>
-            <w:pPr>
-              <w:spacing w:after="10" w:before="0"/>
-              <w:ind w:left="120"/>
-            </w:pPr>
-            <w:r>
-              <w:rPr>
-                <w:rFonts w:ascii="Arial" w:cs="Arial" w:eastAsia="Arial" w:hAnsi="Arial"/>
-                <w:color w:val="595959"/>
-                <w:sz w:val="14"/>
-                <w:szCs w:val="14"/>
-              </w:rPr>
-              <w:t xml:space="preserve">Source: Khan Academy (English - US curriculum)</w:t>
-            </w:r>
-          </w:p>
-          <w:p>
-            <w:pPr>
-              <w:spacing w:after="10" w:before="0"/>
-              <w:ind w:left="120"/>
-            </w:pPr>
-            <w:hyperlink w:history="1" r:id="rIdppvdmcao5p4hxuym0m4i3">
-              <w:r>
-                <w:rPr>
-                  <w:rFonts w:ascii="Arial" w:cs="Arial" w:eastAsia="Arial" w:hAnsi="Arial"/>
-                  <w:color w:val="595959"/>
-                  <w:sz w:val="14"/>
-                  <w:szCs w:val="14"/>
-                  <w:u w:val="single" w:color="595959"/>
-                </w:rPr>
-                <w:t xml:space="preserve">🔍 Search ARES for similar videos</w:t>
-              </w:r>
-            </w:hyperlink>
-          </w:p>
-          <w:p>
-            <w:pPr>
-              <w:spacing w:after="40" w:before="0"/>
-            </w:pPr>
-            <w:r>
-              <w:rPr>
-                <w:sz w:val="14"/>
-                <w:szCs w:val="14"/>
-              </w:rPr>
-              <w:t xml:space="preserve"/>
-            </w:r>
-          </w:p>
-          <w:p>
-            <w:pPr>
-              <w:spacing w:after="20" w:before="0"/>
-            </w:pPr>
-            <w:r>
-              <w:rPr>
-                <w:rFonts w:ascii="Arial" w:cs="Arial" w:eastAsia="Arial" w:hAnsi="Arial"/>
-                <w:b/>
-                <w:bCs/>
-                <w:color w:val="1F3864"/>
-                <w:sz w:val="16"/>
-                <w:szCs w:val="16"/>
-              </w:rPr>
-              <w:t xml:space="preserve">📖 EXERCISE:</w:t>
-            </w:r>
-          </w:p>
-          <w:p>
-            <w:pPr>
-              <w:spacing w:after="20" w:before="0"/>
-            </w:pPr>
-            <w:hyperlink w:history="1" r:id="rIdc7-gtbuz81tku76q69eak">
-              <w:r>
-                <w:rPr>
-                  <w:rFonts w:ascii="Arial" w:cs="Arial" w:eastAsia="Arial" w:hAnsi="Arial"/>
-                  <w:color w:val="2E75B6"/>
-                  <w:sz w:val="16"/>
-                  <w:szCs w:val="16"/>
-                  <w:u w:val="single" w:color="2E75B6"/>
-                </w:rPr>
-                <w:t xml:space="preserve">Solid geometry word problems</w:t>
-              </w:r>
-            </w:hyperlink>
-          </w:p>
-          <w:p>
-            <w:pPr>
-              <w:spacing w:after="10" w:before="0"/>
-              <w:ind w:left="120"/>
-            </w:pPr>
-            <w:r>
-              <w:rPr>
-                <w:rFonts w:ascii="Arial" w:cs="Arial" w:eastAsia="Arial" w:hAnsi="Arial"/>
-                <w:color w:val="595959"/>
-                <w:sz w:val="14"/>
-                <w:szCs w:val="14"/>
-              </w:rPr>
-              <w:t xml:space="preserve">Source: Khan Academy (English - US curriculum)</w:t>
-            </w:r>
-          </w:p>
-          <w:p>
-            <w:pPr>
-              <w:spacing w:after="10" w:before="0"/>
-              <w:ind w:left="120"/>
-            </w:pPr>
-            <w:hyperlink w:history="1" r:id="rIdiqpi5szyqxosn8zv_vrj2">
-              <w:r>
-                <w:rPr>
-                  <w:rFonts w:ascii="Arial" w:cs="Arial" w:eastAsia="Arial" w:hAnsi="Arial"/>
-                  <w:color w:val="595959"/>
-                  <w:sz w:val="14"/>
-                  <w:szCs w:val="14"/>
-                  <w:u w:val="single" w:color="595959"/>
-                </w:rPr>
-                <w:t xml:space="preserve">🔍 Search ARES for similar readings</w:t>
-              </w:r>
-            </w:hyperlink>
-          </w:p>
-        </w:tc>
-        <w:tc>
-          <w:tcPr>
-            <w:tcW w:type="dxa" w:w="3040"/>
-            <w:shd w:fill="FFFFFF" w:color="auto" w:val="clear"/>
-            <w:tcMar>
-              <w:top w:type="dxa" w:w="60"/>
-              <w:left w:type="dxa" w:w="120"/>
-              <w:bottom w:type="dxa" w:w="60"/>
-              <w:right w:type="dxa" w:w="120"/>
-            </w:tcMar>
-            <w:vAlign w:val="top"/>
-          </w:tcPr>
-          <w:p>
-            <w:pPr>
-              <w:spacing w:after="40" w:before="0"/>
-              <w:jc w:val="left"/>
-            </w:pPr>
-            <w:r>
-              <w:rPr>
-                <w:rFonts w:ascii="Arial" w:cs="Arial" w:eastAsia="Arial" w:hAnsi="Arial"/>
-                <w:b w:val="false"/>
-                <w:bCs w:val="false"/>
-                <w:i w:val="false"/>
-                <w:iCs w:val="false"/>
-                <w:color w:val="000000"/>
-                <w:sz w:val="18"/>
-                <w:szCs w:val="18"/>
-              </w:rPr>
-              <w:t xml:space="preserve">The teacher leads a whole-class guided derivation on the board, with learners following along in their exercise books. The derivation proceeds in four visible steps: STEP 1 — 'We agree the pyramidal frustum has 6 faces. Name them.' (Learners call out.) STEP 2 — 'Area of the bottom square base = b². Area of the top square base = a². Write that.' STEP 3 — 'Each trapezoidal face has parallel sides a and b, and slant height l. Area of one trapezoid = ½(a + b) × l. There are 4 such faces. So lateral surface area = 4 × ½(a + b) × l = 2(a + b)l.' STEP 4 — 'Total Surface Area = a² + b² + 2(a + b)l.' Learners then work through a contextual problem in pairs: 'A trophy stand pedestal used at the Nakuru County inter-school athletics championship is in the shape of an open-top pyramidal frustum (no top base). The bottom square has side 30 cm, the top square opening has side 18 cm, and the slant height of each trapezoidal face is 14 cm. Calculate the area of sheet metal used to make it.' After 8 minutes of pair work, one pair presents on the board. The teacher closes by asking: 'How does this formula compare to what we found for the conical frustum last lesson?' (Compare: conical used π(R+r)l; pyramidal uses 2(a+b)l for lateral area — both are 'slant height × perimeter-related term'.)</w:t>
-            </w:r>
-          </w:p>
-        </w:tc>
-        <w:tc>
-          <w:tcPr>
-            <w:tcW w:type="dxa" w:w="3040"/>
-            <w:shd w:fill="F2F2F2" w:color="auto" w:val="clear"/>
-            <w:tcMar>
-              <w:top w:type="dxa" w:w="60"/>
-              <w:left w:type="dxa" w:w="120"/>
-              <w:bottom w:type="dxa" w:w="60"/>
-              <w:right w:type="dxa" w:w="120"/>
-            </w:tcMar>
-            <w:vAlign w:val="top"/>
-          </w:tcPr>
-          <w:p>
-            <w:pPr>
-              <w:spacing w:after="40" w:before="0"/>
-              <w:jc w:val="left"/>
-            </w:pPr>
-            <w:r>
-              <w:rPr>
-                <w:rFonts w:ascii="Arial" w:cs="Arial" w:eastAsia="Arial" w:hAnsi="Arial"/>
-                <w:b w:val="false"/>
-                <w:bCs w:val="false"/>
-                <w:i w:val="false"/>
-                <w:iCs w:val="false"/>
-                <w:color w:val="000000"/>
-                <w:sz w:val="18"/>
-                <w:szCs w:val="18"/>
-              </w:rPr>
-              <w:t xml:space="preserve">Write each step as a fraction-free equation in large clear numerals. At STEP 3, pause and cold-call 3 learners before writing: 'Before I write, Omondi — what is the formula for the area of a trapezoid?' → WAIT 13 seconds. 'Fatuma — what are the two parallel sides in our context?' → WAIT 12 seconds. 'Kiprono — if one trapezoid has area ½(a+b)l, and there are four identical ones, what is the total lateral area?' → WAIT 14 seconds. During pair work, circulate and listen for the error of including a top base (the pedestal is open-top). If heard, crouch and say quietly: 'Read the problem again — is there a top face on this pedestal?' After the pair presents, ask the class: 'Does everyone agree with this answer? Give a thumbs up, sideways, or down.' Address thumbs-down learners specifically. For the closing comparison question, cold-call 2 learners and say: 'In one sentence, what is similar between the two frustum lateral area formulas?' → WAIT 12 seconds.</w:t>
-            </w:r>
-          </w:p>
-        </w:tc>
-        <w:tc>
-          <w:tcPr>
-            <w:tcW w:type="dxa" w:w="3040"/>
-            <w:shd w:fill="FFFFFF" w:color="auto" w:val="clear"/>
-            <w:tcMar>
-              <w:top w:type="dxa" w:w="60"/>
-              <w:left w:type="dxa" w:w="120"/>
-              <w:bottom w:type="dxa" w:w="60"/>
-              <w:right w:type="dxa" w:w="120"/>
-            </w:tcMar>
-            <w:vAlign w:val="top"/>
-          </w:tcPr>
-          <w:p>
-            <w:pPr>
-              <w:spacing w:after="40" w:before="0"/>
-              <w:jc w:val="left"/>
-            </w:pPr>
-            <w:r>
-              <w:rPr>
-                <w:rFonts w:ascii="Arial" w:cs="Arial" w:eastAsia="Arial" w:hAnsi="Arial"/>
-                <w:b w:val="false"/>
-                <w:bCs w:val="false"/>
-                <w:i w:val="false"/>
-                <w:iCs w:val="false"/>
-                <w:color w:val="000000"/>
-                <w:sz w:val="18"/>
-                <w:szCs w:val="18"/>
-              </w:rPr>
-              <w:t xml:space="preserve">Step-by-Step Derivation with Annotated Formula Building — rather than presenting the formula as a given, the teacher builds it live in front of learners from components they have already observed and measured. This 'formula archaeology' approach ensures learners understand why each term exists. The contextual problem (trophy stand at a Nakuru athletics championship) immediately applies the formula to a Kenya-relevant scenario, reinforcing the lesson's connection to the driving question about manufacturing real objects.</w:t>
-            </w:r>
-          </w:p>
-        </w:tc>
-        <w:tc>
-          <w:tcPr>
-            <w:tcW w:type="dxa" w:w="3040"/>
-            <w:shd w:fill="F2F2F2" w:color="auto" w:val="clear"/>
-            <w:tcMar>
-              <w:top w:type="dxa" w:w="60"/>
-              <w:left w:type="dxa" w:w="120"/>
-              <w:bottom w:type="dxa" w:w="60"/>
-              <w:right w:type="dxa" w:w="120"/>
-            </w:tcMar>
-            <w:vAlign w:val="top"/>
-          </w:tcPr>
-          <w:p>
-            <w:pPr>
-              <w:spacing w:after="40" w:before="0"/>
-              <w:jc w:val="left"/>
-            </w:pPr>
-            <w:r>
-              <w:rPr>
-                <w:rFonts w:ascii="Arial" w:cs="Arial" w:eastAsia="Arial" w:hAnsi="Arial"/>
-                <w:b w:val="false"/>
-                <w:bCs w:val="false"/>
-                <w:i w:val="false"/>
-                <w:iCs w:val="false"/>
-                <w:color w:val="000000"/>
-                <w:sz w:val="18"/>
-                <w:szCs w:val="18"/>
-              </w:rPr>
-              <w:t xml:space="preserve">While circulating during pair work, use a mental checklist: (i) Does the learner correctly exclude the top base area for the open-top pedestal? (ii) Does the learner correctly substitute a = 18, b = 30, l = 14? (iii) Is the arithmetic carried out correctly: 2(18+30)(14) = 2(48)(14) = 1344 cm², plus bottom base 30² = 900 cm², total = 2244 cm²? Learners who arrive at 2244 cm² meet expectations. Learners who also spontaneously note the units (cm²) and check their answer by estimating exceed expectations. Learners who include the top base area (getting 2568 cm²) need targeted follow-up on reading problem constraints.</w:t>
-            </w:r>
-          </w:p>
-        </w:tc>
-      </w:tr>
-      <w:tr>
-        <w:tc>
-          <w:tcPr>
-            <w:tcW w:type="dxa" w:w="1520"/>
-            <w:shd w:fill="FCE4D6" w:color="auto" w:val="clear"/>
-            <w:tcMar>
-              <w:top w:type="dxa" w:w="60"/>
-              <w:left w:type="dxa" w:w="120"/>
-              <w:bottom w:type="dxa" w:w="60"/>
-              <w:right w:type="dxa" w:w="120"/>
-            </w:tcMar>
-            <w:vAlign w:val="top"/>
-          </w:tcPr>
-          <w:p>
-            <w:pPr>
-              <w:spacing w:after="40" w:before="0"/>
-              <w:jc w:val="left"/>
-            </w:pPr>
-            <w:r>
-              <w:rPr>
-                <w:rFonts w:ascii="Arial" w:cs="Arial" w:eastAsia="Arial" w:hAnsi="Arial"/>
-                <w:b/>
-                <w:bCs/>
-                <w:i w:val="false"/>
-                <w:iCs w:val="false"/>
-                <w:color w:val="000000"/>
-                <w:sz w:val="18"/>
-                <w:szCs w:val="18"/>
-              </w:rPr>
-              <w:t xml:space="preserve">Driving Question Board (DQB) Creation</w:t>
-            </w:r>
-          </w:p>
-          <w:p>
-            <w:pPr>
-              <w:spacing w:after="20" w:before="0"/>
-            </w:pPr>
-            <w:r>
-              <w:rPr>
-                <w:rFonts w:ascii="Arial" w:cs="Arial" w:eastAsia="Arial" w:hAnsi="Arial"/>
-                <w:b/>
-                <w:bCs/>
-                <w:color w:val="1F3864"/>
-                <w:sz w:val="16"/>
-                <w:szCs w:val="16"/>
-              </w:rPr>
-              <w:t xml:space="preserve">📹 VIDEO:</w:t>
-            </w:r>
-          </w:p>
-          <w:p>
-            <w:pPr>
-              <w:spacing w:after="20" w:before="0"/>
-            </w:pPr>
-            <w:hyperlink w:history="1" r:id="rIdxrrqpjohmmzrmj2b7bskw">
-              <w:r>
-                <w:rPr>
-                  <w:rFonts w:ascii="Arial" w:cs="Arial" w:eastAsia="Arial" w:hAnsi="Arial"/>
-                  <w:color w:val="2E75B6"/>
-                  <w:sz w:val="16"/>
-                  <w:szCs w:val="16"/>
-                  <w:u w:val="single" w:color="2E75B6"/>
-                </w:rPr>
-                <w:t xml:space="preserve">Volume of triangular prism &amp; cube</w:t>
-              </w:r>
-            </w:hyperlink>
-          </w:p>
-          <w:p>
-            <w:pPr>
-              <w:spacing w:after="10" w:before="0"/>
-              <w:ind w:left="120"/>
-            </w:pPr>
-            <w:r>
-              <w:rPr>
-                <w:rFonts w:ascii="Arial" w:cs="Arial" w:eastAsia="Arial" w:hAnsi="Arial"/>
-                <w:color w:val="595959"/>
-                <w:sz w:val="14"/>
-                <w:szCs w:val="14"/>
-              </w:rPr>
-              <w:t xml:space="preserve">Source: Khan Academy (English - US curriculum)</w:t>
-            </w:r>
-          </w:p>
-          <w:p>
-            <w:pPr>
-              <w:spacing w:after="10" w:before="0"/>
-              <w:ind w:left="120"/>
-            </w:pPr>
-            <w:hyperlink w:history="1" r:id="rIdbfuewthd12xh4wba4jddc">
-              <w:r>
-                <w:rPr>
-                  <w:rFonts w:ascii="Arial" w:cs="Arial" w:eastAsia="Arial" w:hAnsi="Arial"/>
-                  <w:color w:val="595959"/>
-                  <w:sz w:val="14"/>
-                  <w:szCs w:val="14"/>
-                  <w:u w:val="single" w:color="595959"/>
-                </w:rPr>
-                <w:t xml:space="preserve">🔍 Search ARES for similar videos</w:t>
-              </w:r>
-            </w:hyperlink>
-          </w:p>
-          <w:p>
-            <w:pPr>
-              <w:spacing w:after="40" w:before="0"/>
-            </w:pPr>
-            <w:r>
-              <w:rPr>
-                <w:sz w:val="14"/>
-                <w:szCs w:val="14"/>
-              </w:rPr>
-              <w:t xml:space="preserve"/>
-            </w:r>
-          </w:p>
-          <w:p>
-            <w:pPr>
-              <w:spacing w:after="20" w:before="0"/>
-            </w:pPr>
-            <w:r>
-              <w:rPr>
-                <w:rFonts w:ascii="Arial" w:cs="Arial" w:eastAsia="Arial" w:hAnsi="Arial"/>
-                <w:b/>
-                <w:bCs/>
-                <w:color w:val="1F3864"/>
-                <w:sz w:val="16"/>
-                <w:szCs w:val="16"/>
-              </w:rPr>
-              <w:t xml:space="preserve">📖 EXERCISE:</w:t>
-            </w:r>
-          </w:p>
-          <w:p>
-            <w:pPr>
-              <w:spacing w:after="20" w:before="0"/>
-            </w:pPr>
-            <w:hyperlink w:history="1" r:id="rIdimtfsdijqzvpf1ubo39tu">
-              <w:r>
-                <w:rPr>
-                  <w:rFonts w:ascii="Arial" w:cs="Arial" w:eastAsia="Arial" w:hAnsi="Arial"/>
-                  <w:color w:val="2E75B6"/>
-                  <w:sz w:val="16"/>
-                  <w:szCs w:val="16"/>
-                  <w:u w:val="single" w:color="2E75B6"/>
-                </w:rPr>
-                <w:t xml:space="preserve">Solid geometry word problems</w:t>
-              </w:r>
-            </w:hyperlink>
-          </w:p>
-          <w:p>
-            <w:pPr>
-              <w:spacing w:after="10" w:before="0"/>
-              <w:ind w:left="120"/>
-            </w:pPr>
-            <w:r>
-              <w:rPr>
-                <w:rFonts w:ascii="Arial" w:cs="Arial" w:eastAsia="Arial" w:hAnsi="Arial"/>
-                <w:color w:val="595959"/>
-                <w:sz w:val="14"/>
-                <w:szCs w:val="14"/>
-              </w:rPr>
-              <w:t xml:space="preserve">Source: Khan Academy (English - US curriculum)</w:t>
-            </w:r>
-          </w:p>
-          <w:p>
-            <w:pPr>
-              <w:spacing w:after="10" w:before="0"/>
-              <w:ind w:left="120"/>
-            </w:pPr>
-            <w:hyperlink w:history="1" r:id="rIdewzxmbvrbsayvlzp3u2bz">
-              <w:r>
-                <w:rPr>
-                  <w:rFonts w:ascii="Arial" w:cs="Arial" w:eastAsia="Arial" w:hAnsi="Arial"/>
-                  <w:color w:val="595959"/>
-                  <w:sz w:val="14"/>
-                  <w:szCs w:val="14"/>
-                  <w:u w:val="single" w:color="595959"/>
-                </w:rPr>
-                <w:t xml:space="preserve">🔍 Search ARES for similar readings</w:t>
-              </w:r>
-            </w:hyperlink>
-          </w:p>
-        </w:tc>
-        <w:tc>
-          <w:tcPr>
-            <w:tcW w:type="dxa" w:w="3040"/>
-            <w:shd w:fill="FFFFFF" w:color="auto" w:val="clear"/>
-            <w:tcMar>
-              <w:top w:type="dxa" w:w="60"/>
-              <w:left w:type="dxa" w:w="120"/>
-              <w:bottom w:type="dxa" w:w="60"/>
-              <w:right w:type="dxa" w:w="120"/>
-            </w:tcMar>
-            <w:vAlign w:val="top"/>
-          </w:tcPr>
-          <w:p>
-            <w:pPr>
-              <w:spacing w:after="40" w:before="0"/>
-              <w:jc w:val="left"/>
-            </w:pPr>
-            <w:r>
-              <w:rPr>
-                <w:rFonts w:ascii="Arial" w:cs="Arial" w:eastAsia="Arial" w:hAnsi="Arial"/>
-                <w:b w:val="false"/>
-                <w:bCs w:val="false"/>
-                <w:i w:val="false"/>
-                <w:iCs w:val="false"/>
-                <w:color w:val="000000"/>
-                <w:sz w:val="18"/>
-                <w:szCs w:val="18"/>
-              </w:rPr>
-              <w:t xml:space="preserve">The teacher directs learners' attention to the class Driving Question Board, which carries the question: 'How do we calculate exactly how much material is needed to cover or construct any solid shape — and why does the shape of a container matter even when the volume stays the same?' Each learner writes on a sticky note (or paper strip) one sentence beginning with either 'We now know…' or 'We can now calculate…' and one sentence beginning with 'We still need to figure out…'. Learners post their notes in two columns on the DQB: KNOW and STILL NEED. The teacher reads 4–5 notes aloud and briefly narrates the lesson's contribution to the sequence: 'In Lessons 1 through 7, we have built up every tool we need. In Lesson 8, we bring it all together to answer the shopkeeper's claim about the three buckets on Kirinyaga Road.'</w:t>
-            </w:r>
-          </w:p>
-        </w:tc>
-        <w:tc>
-          <w:tcPr>
-            <w:tcW w:type="dxa" w:w="3040"/>
-            <w:shd w:fill="F2F2F2" w:color="auto" w:val="clear"/>
-            <w:tcMar>
-              <w:top w:type="dxa" w:w="60"/>
-              <w:left w:type="dxa" w:w="120"/>
-              <w:bottom w:type="dxa" w:w="60"/>
-              <w:right w:type="dxa" w:w="120"/>
-            </w:tcMar>
-            <w:vAlign w:val="top"/>
-          </w:tcPr>
-          <w:p>
-            <w:pPr>
-              <w:spacing w:after="40" w:before="0"/>
-              <w:jc w:val="left"/>
-            </w:pPr>
-            <w:r>
-              <w:rPr>
-                <w:rFonts w:ascii="Arial" w:cs="Arial" w:eastAsia="Arial" w:hAnsi="Arial"/>
-                <w:b w:val="false"/>
-                <w:bCs w:val="false"/>
-                <w:i w:val="false"/>
-                <w:iCs w:val="false"/>
-                <w:color w:val="000000"/>
-                <w:sz w:val="18"/>
-                <w:szCs w:val="18"/>
-              </w:rPr>
-              <w:t xml:space="preserve">Give learners 4 minutes to write both sentences silently. Insist on the sentence starters — they force precision. As learners post notes, scan quickly for misconceptions. Read aloud at least one 'We still need to…' note that correctly identifies the remaining gap (e.g., 'We still need to compare all three buckets using the same volume'). Say: 'This learner has identified exactly what Lesson 8 will do — well done.' Point to the accumulated DQB and say: 'Look at how this board has grown from Lesson 1. Every solid shape we have studied is represented here. The shopkeeper on Kirinyaga Road has no idea what is coming.' This narrative moment builds anticipation and reinforces the storyline coherence.</w:t>
-            </w:r>
-          </w:p>
-        </w:tc>
-        <w:tc>
-          <w:tcPr>
-            <w:tcW w:type="dxa" w:w="3040"/>
-            <w:shd w:fill="FFFFFF" w:color="auto" w:val="clear"/>
-            <w:tcMar>
-              <w:top w:type="dxa" w:w="60"/>
-              <w:left w:type="dxa" w:w="120"/>
-              <w:bottom w:type="dxa" w:w="60"/>
-              <w:right w:type="dxa" w:w="120"/>
-            </w:tcMar>
-            <w:vAlign w:val="top"/>
-          </w:tcPr>
-          <w:p>
-            <w:pPr>
-              <w:spacing w:after="40" w:before="0"/>
-              <w:jc w:val="left"/>
-            </w:pPr>
-            <w:r>
-              <w:rPr>
-                <w:rFonts w:ascii="Arial" w:cs="Arial" w:eastAsia="Arial" w:hAnsi="Arial"/>
-                <w:b w:val="false"/>
-                <w:bCs w:val="false"/>
-                <w:i w:val="false"/>
-                <w:iCs w:val="false"/>
-                <w:color w:val="000000"/>
-                <w:sz w:val="18"/>
-                <w:szCs w:val="18"/>
-              </w:rPr>
-              <w:t xml:space="preserve">Metacognitive DQB Mapping — the two-column DQB structure (KNOW / STILL NEED) makes the boundary of learners' current understanding explicit and public. By naming what remains unknown, learners develop scientific epistemic humility and maintain curiosity about the unresolved driving question. This strategy also gives the teacher real-time diagnostic information about collective readiness for the culminating Lesson 8.</w:t>
-            </w:r>
-          </w:p>
-        </w:tc>
-        <w:tc>
-          <w:tcPr>
-            <w:tcW w:type="dxa" w:w="3040"/>
-            <w:shd w:fill="F2F2F2" w:color="auto" w:val="clear"/>
-            <w:tcMar>
-              <w:top w:type="dxa" w:w="60"/>
-              <w:left w:type="dxa" w:w="120"/>
-              <w:bottom w:type="dxa" w:w="60"/>
-              <w:right w:type="dxa" w:w="120"/>
-            </w:tcMar>
-            <w:vAlign w:val="top"/>
-          </w:tcPr>
-          <w:p>
-            <w:pPr>
-              <w:spacing w:after="40" w:before="0"/>
-              <w:jc w:val="left"/>
-            </w:pPr>
-            <w:r>
-              <w:rPr>
-                <w:rFonts w:ascii="Arial" w:cs="Arial" w:eastAsia="Arial" w:hAnsi="Arial"/>
-                <w:b w:val="false"/>
-                <w:bCs w:val="false"/>
-                <w:i w:val="false"/>
-                <w:iCs w:val="false"/>
-                <w:color w:val="000000"/>
-                <w:sz w:val="18"/>
-                <w:szCs w:val="18"/>
-              </w:rPr>
-              <w:t xml:space="preserve">Read all posted 'We now know…' notes. Look for: (i) Correct identification of the formula SA = a² + b² + 2(a+b)l — indicates lesson objective met; (ii) Spontaneous connection to previous lessons (e.g., 'We now know frustums of both cones and pyramids, so we can compare them') — indicates integration across the unit; (iii) 'We still need…' notes that identify the comparison task — indicates readiness for Lesson 8. Flag any 'We now know…' notes that state an incorrect formula for targeted one-on-one correction before Lesson 8.</w:t>
-            </w:r>
-          </w:p>
-        </w:tc>
-      </w:tr>
-      <w:tr>
-        <w:tc>
-          <w:tcPr>
-            <w:tcW w:type="dxa" w:w="1520"/>
-            <w:shd w:fill="D5E8F0" w:color="auto" w:val="clear"/>
-            <w:tcMar>
-              <w:top w:type="dxa" w:w="60"/>
-              <w:left w:type="dxa" w:w="120"/>
-              <w:bottom w:type="dxa" w:w="60"/>
-              <w:right w:type="dxa" w:w="120"/>
-            </w:tcMar>
-            <w:vAlign w:val="top"/>
-          </w:tcPr>
-          <w:p>
-            <w:pPr>
-              <w:spacing w:after="40" w:before="0"/>
-              <w:jc w:val="left"/>
-            </w:pPr>
-            <w:r>
-              <w:rPr>
-                <w:rFonts w:ascii="Arial" w:cs="Arial" w:eastAsia="Arial" w:hAnsi="Arial"/>
-                <w:b/>
-                <w:bCs/>
-                <w:i w:val="false"/>
-                <w:iCs w:val="false"/>
-                <w:color w:val="000000"/>
-                <w:sz w:val="18"/>
-                <w:szCs w:val="18"/>
-              </w:rPr>
-              <w:t xml:space="preserve">Model Building Phase</w:t>
-            </w:r>
-          </w:p>
-          <w:p>
-            <w:pPr>
-              <w:spacing w:after="20" w:before="0"/>
-            </w:pPr>
-            <w:r>
-              <w:rPr>
-                <w:rFonts w:ascii="Arial" w:cs="Arial" w:eastAsia="Arial" w:hAnsi="Arial"/>
-                <w:b/>
-                <w:bCs/>
-                <w:color w:val="1F3864"/>
-                <w:sz w:val="16"/>
-                <w:szCs w:val="16"/>
-              </w:rPr>
-              <w:t xml:space="preserve">📹 VIDEO:</w:t>
-            </w:r>
-          </w:p>
-          <w:p>
-            <w:pPr>
-              <w:spacing w:after="20" w:before="0"/>
-            </w:pPr>
-            <w:hyperlink w:history="1" r:id="rIdlrni0c4mrniwbw69siwtd">
-              <w:r>
-                <w:rPr>
-                  <w:rFonts w:ascii="Arial" w:cs="Arial" w:eastAsia="Arial" w:hAnsi="Arial"/>
-                  <w:color w:val="2E75B6"/>
-                  <w:sz w:val="16"/>
-                  <w:szCs w:val="16"/>
-                  <w:u w:val="single" w:color="2E75B6"/>
-                </w:rPr>
-                <w:t xml:space="preserve">Volume of triangular prism &amp; cube</w:t>
-              </w:r>
-            </w:hyperlink>
-          </w:p>
-          <w:p>
-            <w:pPr>
-              <w:spacing w:after="10" w:before="0"/>
-              <w:ind w:left="120"/>
-            </w:pPr>
-            <w:r>
-              <w:rPr>
-                <w:rFonts w:ascii="Arial" w:cs="Arial" w:eastAsia="Arial" w:hAnsi="Arial"/>
-                <w:color w:val="595959"/>
-                <w:sz w:val="14"/>
-                <w:szCs w:val="14"/>
-              </w:rPr>
-              <w:t xml:space="preserve">Source: Khan Academy (English - US curriculum)</w:t>
-            </w:r>
-          </w:p>
-          <w:p>
-            <w:pPr>
-              <w:spacing w:after="10" w:before="0"/>
-              <w:ind w:left="120"/>
-            </w:pPr>
-            <w:hyperlink w:history="1" r:id="rId8tpyrz42vftjjlmv7hecs">
-              <w:r>
-                <w:rPr>
-                  <w:rFonts w:ascii="Arial" w:cs="Arial" w:eastAsia="Arial" w:hAnsi="Arial"/>
-                  <w:color w:val="595959"/>
-                  <w:sz w:val="14"/>
-                  <w:szCs w:val="14"/>
-                  <w:u w:val="single" w:color="595959"/>
-                </w:rPr>
-                <w:t xml:space="preserve">🔍 Search ARES for similar videos</w:t>
-              </w:r>
-            </w:hyperlink>
-          </w:p>
-          <w:p>
-            <w:pPr>
-              <w:spacing w:after="40" w:before="0"/>
-            </w:pPr>
-            <w:r>
-              <w:rPr>
-                <w:sz w:val="14"/>
-                <w:szCs w:val="14"/>
-              </w:rPr>
-              <w:t xml:space="preserve"/>
-            </w:r>
-          </w:p>
-          <w:p>
-            <w:pPr>
-              <w:spacing w:after="20" w:before="0"/>
-            </w:pPr>
-            <w:r>
-              <w:rPr>
-                <w:rFonts w:ascii="Arial" w:cs="Arial" w:eastAsia="Arial" w:hAnsi="Arial"/>
-                <w:b/>
-                <w:bCs/>
-                <w:color w:val="1F3864"/>
-                <w:sz w:val="16"/>
-                <w:szCs w:val="16"/>
-              </w:rPr>
-              <w:t xml:space="preserve">📖 EXERCISE:</w:t>
-            </w:r>
-          </w:p>
-          <w:p>
-            <w:pPr>
-              <w:spacing w:after="20" w:before="0"/>
-            </w:pPr>
-            <w:hyperlink w:history="1" r:id="rIdhjyv8unfel4iocydd_i36">
-              <w:r>
-                <w:rPr>
-                  <w:rFonts w:ascii="Arial" w:cs="Arial" w:eastAsia="Arial" w:hAnsi="Arial"/>
-                  <w:color w:val="2E75B6"/>
-                  <w:sz w:val="16"/>
-                  <w:szCs w:val="16"/>
-                  <w:u w:val="single" w:color="2E75B6"/>
-                </w:rPr>
-                <w:t xml:space="preserve">Solid geometry word problems</w:t>
-              </w:r>
-            </w:hyperlink>
-          </w:p>
-          <w:p>
-            <w:pPr>
-              <w:spacing w:after="10" w:before="0"/>
-              <w:ind w:left="120"/>
-            </w:pPr>
-            <w:r>
-              <w:rPr>
-                <w:rFonts w:ascii="Arial" w:cs="Arial" w:eastAsia="Arial" w:hAnsi="Arial"/>
-                <w:color w:val="595959"/>
-                <w:sz w:val="14"/>
-                <w:szCs w:val="14"/>
-              </w:rPr>
-              <w:t xml:space="preserve">Source: Khan Academy (English - US curriculum)</w:t>
-            </w:r>
-          </w:p>
-          <w:p>
-            <w:pPr>
-              <w:spacing w:after="10" w:before="0"/>
-              <w:ind w:left="120"/>
-            </w:pPr>
-            <w:hyperlink w:history="1" r:id="rIdlwvf3wcurxt8sla4ntiug">
+            <w:hyperlink w:history="1" r:id="rIdfpe7tbznfuqd_zhcaamzg">
               <w:r>
                 <w:rPr>
                   <w:rFonts w:ascii="Arial" w:cs="Arial" w:eastAsia="Arial" w:hAnsi="Arial"/>
@@ -22776,7 +22776,7 @@
             <w:pPr>
               <w:spacing w:after="20" w:before="0"/>
             </w:pPr>
-            <w:hyperlink w:history="1" r:id="rIdqquup4dex9rrdwp1l-d2c">
+            <w:hyperlink w:history="1" r:id="rIds4alqjfhraslemxifdsi5">
               <w:r>
                 <w:rPr>
                   <w:rFonts w:ascii="Arial" w:cs="Arial" w:eastAsia="Arial" w:hAnsi="Arial"/>
@@ -22809,7 +22809,7 @@
               <w:spacing w:after="10" w:before="0"/>
               <w:ind w:left="120"/>
             </w:pPr>
-            <w:hyperlink w:history="1" r:id="rId-kcyep9vqyilmqpcchxhi">
+            <w:hyperlink w:history="1" r:id="rIdg6ge2m_terfk356y-bxit">
               <w:r>
                 <w:rPr>
                   <w:rFonts w:ascii="Arial" w:cs="Arial" w:eastAsia="Arial" w:hAnsi="Arial"/>
@@ -22854,7 +22854,7 @@
             <w:pPr>
               <w:spacing w:after="20" w:before="0"/>
             </w:pPr>
-            <w:hyperlink w:history="1" r:id="rIdaham1e3s7gsjdifzxps4q">
+            <w:hyperlink w:history="1" r:id="rIdmpj0jqrai15cqr9rizb2r">
               <w:r>
                 <w:rPr>
                   <w:rFonts w:ascii="Arial" w:cs="Arial" w:eastAsia="Arial" w:hAnsi="Arial"/>
@@ -22887,7 +22887,7 @@
               <w:spacing w:after="10" w:before="0"/>
               <w:ind w:left="120"/>
             </w:pPr>
-            <w:hyperlink w:history="1" r:id="rId2v5ubwq2wt8l6zv9zayc9">
+            <w:hyperlink w:history="1" r:id="rId1l-cftfwwn5nixapkz8bt">
               <w:r>
                 <w:rPr>
                   <w:rFonts w:ascii="Arial" w:cs="Arial" w:eastAsia="Arial" w:hAnsi="Arial"/>
@@ -23082,7 +23082,7 @@
             <w:pPr>
               <w:spacing w:after="20" w:before="0"/>
             </w:pPr>
-            <w:hyperlink w:history="1" r:id="rIdj8dpma3yhc_iiy_f_ycjx">
+            <w:hyperlink w:history="1" r:id="rIdbqfyn-r4ztrvwuexcv-vn">
               <w:r>
                 <w:rPr>
                   <w:rFonts w:ascii="Arial" w:cs="Arial" w:eastAsia="Arial" w:hAnsi="Arial"/>
@@ -23115,7 +23115,7 @@
               <w:spacing w:after="10" w:before="0"/>
               <w:ind w:left="120"/>
             </w:pPr>
-            <w:hyperlink w:history="1" r:id="rIdwyxvmeert5ytcyxysnnrf">
+            <w:hyperlink w:history="1" r:id="rIdgyiq4opgybzzdloklczde">
               <w:r>
                 <w:rPr>
                   <w:rFonts w:ascii="Arial" w:cs="Arial" w:eastAsia="Arial" w:hAnsi="Arial"/>
@@ -23160,7 +23160,7 @@
             <w:pPr>
               <w:spacing w:after="20" w:before="0"/>
             </w:pPr>
-            <w:hyperlink w:history="1" r:id="rIdy8e8yq45lyywle1ccmdbm">
+            <w:hyperlink w:history="1" r:id="rIdwe5l7s9-i2p9wosfk92co">
               <w:r>
                 <w:rPr>
                   <w:rFonts w:ascii="Arial" w:cs="Arial" w:eastAsia="Arial" w:hAnsi="Arial"/>
@@ -23193,7 +23193,7 @@
               <w:spacing w:after="10" w:before="0"/>
               <w:ind w:left="120"/>
             </w:pPr>
-            <w:hyperlink w:history="1" r:id="rIdpisodks9ru6q2ufe2buzc">
+            <w:hyperlink w:history="1" r:id="rIdlffbsuyd8-hzvxzc20uvw">
               <w:r>
                 <w:rPr>
                   <w:rFonts w:ascii="Arial" w:cs="Arial" w:eastAsia="Arial" w:hAnsi="Arial"/>
@@ -23388,7 +23388,7 @@
             <w:pPr>
               <w:spacing w:after="20" w:before="0"/>
             </w:pPr>
-            <w:hyperlink w:history="1" r:id="rIdkspax-w7ecunrmcmeq6h7">
+            <w:hyperlink w:history="1" r:id="rIdttqkezcqz7nlolfyn1ll7">
               <w:r>
                 <w:rPr>
                   <w:rFonts w:ascii="Arial" w:cs="Arial" w:eastAsia="Arial" w:hAnsi="Arial"/>
@@ -23397,7 +23397,7 @@
                   <w:szCs w:val="16"/>
                   <w:u w:val="single" w:color="2E75B6"/>
                 </w:rPr>
-                <w:t xml:space="preserve">Interpreting expressions with multiple variables: Cylinder</w:t>
+                <w:t xml:space="preserve">Volumes of cones intuition</w:t>
               </w:r>
             </w:hyperlink>
           </w:p>
@@ -23421,7 +23421,7 @@
               <w:spacing w:after="10" w:before="0"/>
               <w:ind w:left="120"/>
             </w:pPr>
-            <w:hyperlink w:history="1" r:id="rIdggq4wcpmeg-uwgpwuoqzt">
+            <w:hyperlink w:history="1" r:id="rId8l4deabx4vznvypycwr_-">
               <w:r>
                 <w:rPr>
                   <w:rFonts w:ascii="Arial" w:cs="Arial" w:eastAsia="Arial" w:hAnsi="Arial"/>
@@ -23466,7 +23466,7 @@
             <w:pPr>
               <w:spacing w:after="20" w:before="0"/>
             </w:pPr>
-            <w:hyperlink w:history="1" r:id="rIdatfnqawfm8jp5y5dg6rzf">
+            <w:hyperlink w:history="1" r:id="rIdwbc9-nydnoacoekiouylh">
               <w:r>
                 <w:rPr>
                   <w:rFonts w:ascii="Arial" w:cs="Arial" w:eastAsia="Arial" w:hAnsi="Arial"/>
@@ -23499,7 +23499,7 @@
               <w:spacing w:after="10" w:before="0"/>
               <w:ind w:left="120"/>
             </w:pPr>
-            <w:hyperlink w:history="1" r:id="rIdozph3ozynp_qfvkb3cxmf">
+            <w:hyperlink w:history="1" r:id="rIdv-deejrvp3q-clq9ypn1f">
               <w:r>
                 <w:rPr>
                   <w:rFonts w:ascii="Arial" w:cs="Arial" w:eastAsia="Arial" w:hAnsi="Arial"/>
@@ -23694,7 +23694,7 @@
             <w:pPr>
               <w:spacing w:after="20" w:before="0"/>
             </w:pPr>
-            <w:hyperlink w:history="1" r:id="rIdfohr4hdhlvcx8ooaou9fy">
+            <w:hyperlink w:history="1" r:id="rIde7vud8k7seogx41vgdtmh">
               <w:r>
                 <w:rPr>
                   <w:rFonts w:ascii="Arial" w:cs="Arial" w:eastAsia="Arial" w:hAnsi="Arial"/>
@@ -23727,7 +23727,7 @@
               <w:spacing w:after="10" w:before="0"/>
               <w:ind w:left="120"/>
             </w:pPr>
-            <w:hyperlink w:history="1" r:id="rIdnuv6xijnpexw_sex8a6ju">
+            <w:hyperlink w:history="1" r:id="rIdrrkb-qznqns7y0vk2yq73">
               <w:r>
                 <w:rPr>
                   <w:rFonts w:ascii="Arial" w:cs="Arial" w:eastAsia="Arial" w:hAnsi="Arial"/>
@@ -23772,7 +23772,7 @@
             <w:pPr>
               <w:spacing w:after="20" w:before="0"/>
             </w:pPr>
-            <w:hyperlink w:history="1" r:id="rIda4c1ahroipmnyfcp_vsyq">
+            <w:hyperlink w:history="1" r:id="rId1rvy5mu8_xm6ct3-2fwd1">
               <w:r>
                 <w:rPr>
                   <w:rFonts w:ascii="Arial" w:cs="Arial" w:eastAsia="Arial" w:hAnsi="Arial"/>
@@ -23805,7 +23805,7 @@
               <w:spacing w:after="10" w:before="0"/>
               <w:ind w:left="120"/>
             </w:pPr>
-            <w:hyperlink w:history="1" r:id="rIdhbzknxg0_walewerb_tub">
+            <w:hyperlink w:history="1" r:id="rIdthoyfttzsrncaulotibl1">
               <w:r>
                 <w:rPr>
                   <w:rFonts w:ascii="Arial" w:cs="Arial" w:eastAsia="Arial" w:hAnsi="Arial"/>
@@ -24000,7 +24000,7 @@
             <w:pPr>
               <w:spacing w:after="20" w:before="0"/>
             </w:pPr>
-            <w:hyperlink w:history="1" r:id="rIddoyb1jt0nmq_d-qanq5uq">
+            <w:hyperlink w:history="1" r:id="rIdsdtvsqlcdpujxjdujmeqi">
               <w:r>
                 <w:rPr>
                   <w:rFonts w:ascii="Arial" w:cs="Arial" w:eastAsia="Arial" w:hAnsi="Arial"/>
@@ -24033,7 +24033,7 @@
               <w:spacing w:after="10" w:before="0"/>
               <w:ind w:left="120"/>
             </w:pPr>
-            <w:hyperlink w:history="1" r:id="rId7isserqlf9mlt_sqxlugu">
+            <w:hyperlink w:history="1" r:id="rIdj5q-suczke6ungt-vwt3g">
               <w:r>
                 <w:rPr>
                   <w:rFonts w:ascii="Arial" w:cs="Arial" w:eastAsia="Arial" w:hAnsi="Arial"/>
@@ -24078,7 +24078,7 @@
             <w:pPr>
               <w:spacing w:after="20" w:before="0"/>
             </w:pPr>
-            <w:hyperlink w:history="1" r:id="rIdlhgymc_i8ne-d6wb71az4">
+            <w:hyperlink w:history="1" r:id="rIdi7ey0phuonnpxwcecietw">
               <w:r>
                 <w:rPr>
                   <w:rFonts w:ascii="Arial" w:cs="Arial" w:eastAsia="Arial" w:hAnsi="Arial"/>
@@ -24111,7 +24111,7 @@
               <w:spacing w:after="10" w:before="0"/>
               <w:ind w:left="120"/>
             </w:pPr>
-            <w:hyperlink w:history="1" r:id="rIdcmfk6awlfjyspavzw3kat">
+            <w:hyperlink w:history="1" r:id="rIdcx1ch6aect4fbfrwp7nrg">
               <w:r>
                 <w:rPr>
                   <w:rFonts w:ascii="Arial" w:cs="Arial" w:eastAsia="Arial" w:hAnsi="Arial"/>

--- a/data/outputs/v2/Essential_Mathematics/SS2.6_Surface_Area_of_Solids/Essential_Mathematics_Surface_Area_of_Solids_CBE_LessonSequence.docx
+++ b/data/outputs/v2/Essential_Mathematics/SS2.6_Surface_Area_of_Solids/Essential_Mathematics_Surface_Area_of_Solids_CBE_LessonSequence.docx
@@ -42,6 +42,177 @@
     </w:p>
     <w:p>
       <w:pPr>
+        <w:spacing w:after="80" w:before="120"/>
+      </w:pPr>
+      <w:r>
+        <w:rPr>
+          <w:rFonts w:ascii="Arial" w:cs="Arial" w:eastAsia="Arial" w:hAnsi="Arial"/>
+          <w:b/>
+          <w:bCs/>
+          <w:color w:val="1F3864"/>
+          <w:sz w:val="20"/>
+          <w:szCs w:val="20"/>
+        </w:rPr>
+        <w:t xml:space="preserve">ATTRIBUTION AND LICENSING</w:t>
+      </w:r>
+    </w:p>
+    <w:p>
+      <w:pPr>
+        <w:spacing w:after="60" w:before="0"/>
+      </w:pPr>
+      <w:r>
+        <w:rPr>
+          <w:rFonts w:ascii="Arial" w:cs="Arial" w:eastAsia="Arial" w:hAnsi="Arial"/>
+          <w:b/>
+          <w:bCs/>
+          <w:sz w:val="17"/>
+          <w:szCs w:val="17"/>
+        </w:rPr>
+        <w:t xml:space="preserve">Curriculum Alignment: </w:t>
+      </w:r>
+      <w:r>
+        <w:rPr>
+          <w:rFonts w:ascii="Arial" w:cs="Arial" w:eastAsia="Arial" w:hAnsi="Arial"/>
+          <w:sz w:val="17"/>
+          <w:szCs w:val="17"/>
+        </w:rPr>
+        <w:t xml:space="preserve">Structured in pedagogical alignment with the competence-based curriculum format and learning outcomes established by the Kenya Institute of Curriculum Development (KICD). This material is independently developed and is not officially endorsed or published by KICD.</w:t>
+      </w:r>
+    </w:p>
+    <w:p>
+      <w:pPr>
+        <w:spacing w:after="60" w:before="0"/>
+      </w:pPr>
+      <w:r>
+        <w:rPr>
+          <w:rFonts w:ascii="Arial" w:cs="Arial" w:eastAsia="Arial" w:hAnsi="Arial"/>
+          <w:b/>
+          <w:bCs/>
+          <w:sz w:val="17"/>
+          <w:szCs w:val="17"/>
+        </w:rPr>
+        <w:t xml:space="preserve">Content &amp; Pedagogy: </w:t>
+      </w:r>
+      <w:r>
+        <w:rPr>
+          <w:rFonts w:ascii="Arial" w:cs="Arial" w:eastAsia="Arial" w:hAnsi="Arial"/>
+          <w:sz w:val="17"/>
+          <w:szCs w:val="17"/>
+        </w:rPr>
+        <w:t xml:space="preserve">Developed and adapted by the educator team at SeaVuria (registered 501(c)(3) in the United States and registered NGO in Kenya, No. 872-850A-BF11), who designed the pedagogical framework, lesson templates and exemplar lessons on which this material is based.</w:t>
+      </w:r>
+    </w:p>
+    <w:p>
+      <w:pPr>
+        <w:spacing w:after="60" w:before="0"/>
+      </w:pPr>
+      <w:r>
+        <w:rPr>
+          <w:rFonts w:ascii="Arial" w:cs="Arial" w:eastAsia="Arial" w:hAnsi="Arial"/>
+          <w:b/>
+          <w:bCs/>
+          <w:sz w:val="17"/>
+          <w:szCs w:val="17"/>
+        </w:rPr>
+        <w:t xml:space="preserve">Production &amp; Layout: </w:t>
+      </w:r>
+      <w:r>
+        <w:rPr>
+          <w:rFonts w:ascii="Arial" w:cs="Arial" w:eastAsia="Arial" w:hAnsi="Arial"/>
+          <w:sz w:val="17"/>
+          <w:szCs w:val="17"/>
+        </w:rPr>
+        <w:t xml:space="preserve">Educational design and curriculum sequencing by SeaVuria. Technical layout, structural formatting, and digital optimization/implementation executed in partnership with ARES Education (registered 501(c)(3) in the United States and Canada (as Afretech Aid) and registered NGO in Kenya), with lesson drafting and compilation assisted by AI (Claude, Anthropic).</w:t>
+      </w:r>
+    </w:p>
+    <w:p>
+      <w:pPr>
+        <w:pBdr>
+          <w:bottom w:val="single" w:color="1F3864" w:sz="6" w:space="6"/>
+        </w:pBdr>
+        <w:spacing w:after="60" w:before="0"/>
+      </w:pPr>
+      <w:r>
+        <w:rPr>
+          <w:rFonts w:ascii="Arial" w:cs="Arial" w:eastAsia="Arial" w:hAnsi="Arial"/>
+          <w:b/>
+          <w:bCs/>
+          <w:sz w:val="17"/>
+          <w:szCs w:val="17"/>
+        </w:rPr>
+        <w:t xml:space="preserve">Licensing &amp; Copyright: </w:t>
+      </w:r>
+      <w:r>
+        <w:rPr>
+          <w:rFonts w:ascii="Arial" w:cs="Arial" w:eastAsia="Arial" w:hAnsi="Arial"/>
+          <w:sz w:val="17"/>
+          <w:szCs w:val="17"/>
+        </w:rPr>
+        <w:t xml:space="preserve">© 2026 SeaVuria and ARES. This work is licensed under a </w:t>
+      </w:r>
+      <w:hyperlink w:history="1" r:id="rIdtxdjpflkh_pqjgiryyd-c">
+        <w:r>
+          <w:rPr>
+            <w:rFonts w:ascii="Arial" w:cs="Arial" w:eastAsia="Arial" w:hAnsi="Arial"/>
+            <w:color w:val="1F6B75"/>
+            <w:sz w:val="17"/>
+            <w:szCs w:val="17"/>
+            <w:u w:val="single" w:color="1F6B75"/>
+          </w:rPr>
+          <w:t xml:space="preserve">Creative Commons Attribution-NonCommercial 4.0 International License</w:t>
+        </w:r>
+      </w:hyperlink>
+      <w:r>
+        <w:rPr>
+          <w:rFonts w:ascii="Arial" w:cs="Arial" w:eastAsia="Arial" w:hAnsi="Arial"/>
+          <w:sz w:val="17"/>
+          <w:szCs w:val="17"/>
+        </w:rPr>
+        <w:t xml:space="preserve"> (</w:t>
+      </w:r>
+      <w:hyperlink w:history="1" r:id="rIddwg96womwr2k5izmy87jm">
+        <w:r>
+          <w:rPr>
+            <w:rFonts w:ascii="Arial" w:cs="Arial" w:eastAsia="Arial" w:hAnsi="Arial"/>
+            <w:color w:val="1F6B75"/>
+            <w:sz w:val="17"/>
+            <w:szCs w:val="17"/>
+            <w:u w:val="single" w:color="1F6B75"/>
+          </w:rPr>
+          <w:t xml:space="preserve">CC BY-NC 4.0</w:t>
+        </w:r>
+      </w:hyperlink>
+      <w:r>
+        <w:rPr>
+          <w:rFonts w:ascii="Arial" w:cs="Arial" w:eastAsia="Arial" w:hAnsi="Arial"/>
+          <w:sz w:val="17"/>
+          <w:szCs w:val="17"/>
+        </w:rPr>
+        <w:t xml:space="preserve">). To view a copy of this license, visit </w:t>
+      </w:r>
+      <w:hyperlink w:history="1" r:id="rId2muz9teb0_fe6pbyo9l16">
+        <w:r>
+          <w:rPr>
+            <w:rFonts w:ascii="Arial" w:cs="Arial" w:eastAsia="Arial" w:hAnsi="Arial"/>
+            <w:color w:val="1F6B75"/>
+            <w:sz w:val="17"/>
+            <w:szCs w:val="17"/>
+            <w:u w:val="single" w:color="1F6B75"/>
+          </w:rPr>
+          <w:t xml:space="preserve">https://creativecommons.org/licenses/by-nc/4.0/</w:t>
+        </w:r>
+      </w:hyperlink>
+      <w:r>
+        <w:rPr>
+          <w:rFonts w:ascii="Arial" w:cs="Arial" w:eastAsia="Arial" w:hAnsi="Arial"/>
+          <w:sz w:val="17"/>
+          <w:szCs w:val="17"/>
+        </w:rPr>
+        <w:t xml:space="preserve">. You are free to copy, redistribute, and adapt this material in any medium or format, provided appropriate credit is given and the material is not used for commercial purposes. KICD learning outcomes and curriculum designations reproduced here for alignment purposes remain the property of KICD and are not covered by this license. Linked external resources (e.g. CK-12, Khan Academy, PhET) are subject to their own licenses.</w:t>
+      </w:r>
+    </w:p>
+    <w:p>
+      <w:pPr>
         <w:spacing w:after="120"/>
       </w:pPr>
       <w:r>
@@ -2947,7 +3118,7 @@
             <w:pPr>
               <w:spacing w:after="20" w:before="0"/>
             </w:pPr>
-            <w:hyperlink w:history="1" r:id="rIdhi_87gqme4kaxrev9cufo">
+            <w:hyperlink w:history="1" r:id="rIdoecrebp4ntzd2or17wyet">
               <w:r>
                 <w:rPr>
                   <w:rFonts w:ascii="Arial" w:cs="Arial" w:eastAsia="Arial" w:hAnsi="Arial"/>
@@ -2980,7 +3151,7 @@
               <w:spacing w:after="10" w:before="0"/>
               <w:ind w:left="120"/>
             </w:pPr>
-            <w:hyperlink w:history="1" r:id="rIdbrdv_ms38bbompasfcvaf">
+            <w:hyperlink w:history="1" r:id="rId2i2f38mvjavgybhrx9pxd">
               <w:r>
                 <w:rPr>
                   <w:rFonts w:ascii="Arial" w:cs="Arial" w:eastAsia="Arial" w:hAnsi="Arial"/>
@@ -3025,7 +3196,7 @@
             <w:pPr>
               <w:spacing w:after="20" w:before="0"/>
             </w:pPr>
-            <w:hyperlink w:history="1" r:id="rId2wtu2zpueay9axwteurg-">
+            <w:hyperlink w:history="1" r:id="rIdz24hw2ywut96ec9nvup0h">
               <w:r>
                 <w:rPr>
                   <w:rFonts w:ascii="Arial" w:cs="Arial" w:eastAsia="Arial" w:hAnsi="Arial"/>
@@ -3058,7 +3229,7 @@
               <w:spacing w:after="10" w:before="0"/>
               <w:ind w:left="120"/>
             </w:pPr>
-            <w:hyperlink w:history="1" r:id="rId1h6qhom_cosg_tiwtngrs">
+            <w:hyperlink w:history="1" r:id="rIdxicwfeuj9csy11vhjj8yj">
               <w:r>
                 <w:rPr>
                   <w:rFonts w:ascii="Arial" w:cs="Arial" w:eastAsia="Arial" w:hAnsi="Arial"/>
@@ -3253,7 +3424,7 @@
             <w:pPr>
               <w:spacing w:after="20" w:before="0"/>
             </w:pPr>
-            <w:hyperlink w:history="1" r:id="rIdv-gdzpdaucm5tdnlfhdp5">
+            <w:hyperlink w:history="1" r:id="rIdmvozhgcaw-bft24ijaxjz">
               <w:r>
                 <w:rPr>
                   <w:rFonts w:ascii="Arial" w:cs="Arial" w:eastAsia="Arial" w:hAnsi="Arial"/>
@@ -3286,7 +3457,7 @@
               <w:spacing w:after="10" w:before="0"/>
               <w:ind w:left="120"/>
             </w:pPr>
-            <w:hyperlink w:history="1" r:id="rId6fozkfaxf_k3ve0n93kvh">
+            <w:hyperlink w:history="1" r:id="rIdmvse7rz2tko8zu7kvrzdp">
               <w:r>
                 <w:rPr>
                   <w:rFonts w:ascii="Arial" w:cs="Arial" w:eastAsia="Arial" w:hAnsi="Arial"/>
@@ -3331,7 +3502,7 @@
             <w:pPr>
               <w:spacing w:after="20" w:before="0"/>
             </w:pPr>
-            <w:hyperlink w:history="1" r:id="rIdb_bsx3fucjs8kjmc2fsuq">
+            <w:hyperlink w:history="1" r:id="rIde87k1ffln2cssgv8emcek">
               <w:r>
                 <w:rPr>
                   <w:rFonts w:ascii="Arial" w:cs="Arial" w:eastAsia="Arial" w:hAnsi="Arial"/>
@@ -3364,7 +3535,7 @@
               <w:spacing w:after="10" w:before="0"/>
               <w:ind w:left="120"/>
             </w:pPr>
-            <w:hyperlink w:history="1" r:id="rIdq2cd8jreh2htm7pm6rqna">
+            <w:hyperlink w:history="1" r:id="rIdhfgkgqvuas39bzboqg3ys">
               <w:r>
                 <w:rPr>
                   <w:rFonts w:ascii="Arial" w:cs="Arial" w:eastAsia="Arial" w:hAnsi="Arial"/>
@@ -3559,7 +3730,7 @@
             <w:pPr>
               <w:spacing w:after="20" w:before="0"/>
             </w:pPr>
-            <w:hyperlink w:history="1" r:id="rIdmxxqy3qut9p4mt1vmaddh">
+            <w:hyperlink w:history="1" r:id="rIdlbxnkoucsdrpiua3rvtgd">
               <w:r>
                 <w:rPr>
                   <w:rFonts w:ascii="Arial" w:cs="Arial" w:eastAsia="Arial" w:hAnsi="Arial"/>
@@ -3592,7 +3763,7 @@
               <w:spacing w:after="10" w:before="0"/>
               <w:ind w:left="120"/>
             </w:pPr>
-            <w:hyperlink w:history="1" r:id="rIduphawgntheaxwlfbarsxu">
+            <w:hyperlink w:history="1" r:id="rIdkdu8uhabqyjg3pyiwg7rj">
               <w:r>
                 <w:rPr>
                   <w:rFonts w:ascii="Arial" w:cs="Arial" w:eastAsia="Arial" w:hAnsi="Arial"/>
@@ -3637,7 +3808,7 @@
             <w:pPr>
               <w:spacing w:after="20" w:before="0"/>
             </w:pPr>
-            <w:hyperlink w:history="1" r:id="rId5thurbyipfjzx-q6crblq">
+            <w:hyperlink w:history="1" r:id="rIdizx5vwshk9ikfjpopsuzd">
               <w:r>
                 <w:rPr>
                   <w:rFonts w:ascii="Arial" w:cs="Arial" w:eastAsia="Arial" w:hAnsi="Arial"/>
@@ -3670,7 +3841,7 @@
               <w:spacing w:after="10" w:before="0"/>
               <w:ind w:left="120"/>
             </w:pPr>
-            <w:hyperlink w:history="1" r:id="rIdm4ujidtdbvgvk1mgk3ypl">
+            <w:hyperlink w:history="1" r:id="rIdoogwz1xbrxsvfxatksq9b">
               <w:r>
                 <w:rPr>
                   <w:rFonts w:ascii="Arial" w:cs="Arial" w:eastAsia="Arial" w:hAnsi="Arial"/>
@@ -3865,7 +4036,7 @@
             <w:pPr>
               <w:spacing w:after="20" w:before="0"/>
             </w:pPr>
-            <w:hyperlink w:history="1" r:id="rIdrf03ttqtuihx1gors9ufp">
+            <w:hyperlink w:history="1" r:id="rId2ip74hpt5ccjjyujd80fe">
               <w:r>
                 <w:rPr>
                   <w:rFonts w:ascii="Arial" w:cs="Arial" w:eastAsia="Arial" w:hAnsi="Arial"/>
@@ -3898,7 +4069,7 @@
               <w:spacing w:after="10" w:before="0"/>
               <w:ind w:left="120"/>
             </w:pPr>
-            <w:hyperlink w:history="1" r:id="rId3inof8k2ttgowvswhdk5a">
+            <w:hyperlink w:history="1" r:id="rIdrodz76t1hsjpiomuhwll6">
               <w:r>
                 <w:rPr>
                   <w:rFonts w:ascii="Arial" w:cs="Arial" w:eastAsia="Arial" w:hAnsi="Arial"/>
@@ -3943,7 +4114,7 @@
             <w:pPr>
               <w:spacing w:after="20" w:before="0"/>
             </w:pPr>
-            <w:hyperlink w:history="1" r:id="rIda5oat8afdqkd5pj0wh29m">
+            <w:hyperlink w:history="1" r:id="rIdq7wucusdy7qjqxnjkafss">
               <w:r>
                 <w:rPr>
                   <w:rFonts w:ascii="Arial" w:cs="Arial" w:eastAsia="Arial" w:hAnsi="Arial"/>
@@ -3976,7 +4147,7 @@
               <w:spacing w:after="10" w:before="0"/>
               <w:ind w:left="120"/>
             </w:pPr>
-            <w:hyperlink w:history="1" r:id="rId_5ptaehbsao6dgsxwf2ew">
+            <w:hyperlink w:history="1" r:id="rIdfyjib8ebiu3fcyaakujok">
               <w:r>
                 <w:rPr>
                   <w:rFonts w:ascii="Arial" w:cs="Arial" w:eastAsia="Arial" w:hAnsi="Arial"/>
@@ -4171,7 +4342,7 @@
             <w:pPr>
               <w:spacing w:after="20" w:before="0"/>
             </w:pPr>
-            <w:hyperlink w:history="1" r:id="rIdxvcenb3ltpognqts7ypv_">
+            <w:hyperlink w:history="1" r:id="rIddzgwza1oumxok56-mvgc9">
               <w:r>
                 <w:rPr>
                   <w:rFonts w:ascii="Arial" w:cs="Arial" w:eastAsia="Arial" w:hAnsi="Arial"/>
@@ -4204,7 +4375,7 @@
               <w:spacing w:after="10" w:before="0"/>
               <w:ind w:left="120"/>
             </w:pPr>
-            <w:hyperlink w:history="1" r:id="rIdlwowcuhpv7xr4ekoougkl">
+            <w:hyperlink w:history="1" r:id="rIdl3gvjp71reeftdlvlu3pq">
               <w:r>
                 <w:rPr>
                   <w:rFonts w:ascii="Arial" w:cs="Arial" w:eastAsia="Arial" w:hAnsi="Arial"/>
@@ -4249,7 +4420,7 @@
             <w:pPr>
               <w:spacing w:after="20" w:before="0"/>
             </w:pPr>
-            <w:hyperlink w:history="1" r:id="rIdpg0gnqhxrxb588diyrz9l">
+            <w:hyperlink w:history="1" r:id="rIdgfcy4ygobhro3nqxxej68">
               <w:r>
                 <w:rPr>
                   <w:rFonts w:ascii="Arial" w:cs="Arial" w:eastAsia="Arial" w:hAnsi="Arial"/>
@@ -4282,7 +4453,7 @@
               <w:spacing w:after="10" w:before="0"/>
               <w:ind w:left="120"/>
             </w:pPr>
-            <w:hyperlink w:history="1" r:id="rIdes6vdsslvo4lcgds647xb">
+            <w:hyperlink w:history="1" r:id="rIdlzvegx-mtpl6lccqajvk_">
               <w:r>
                 <w:rPr>
                   <w:rFonts w:ascii="Arial" w:cs="Arial" w:eastAsia="Arial" w:hAnsi="Arial"/>
@@ -4778,6 +4949,65 @@
         </w:tc>
       </w:tr>
     </w:tbl>
+    <w:p>
+      <w:pPr>
+        <w:pBdr>
+          <w:top w:val="single" w:color="BBBBBB" w:sz="4" w:space="4"/>
+        </w:pBdr>
+        <w:spacing w:after="0" w:before="160"/>
+      </w:pPr>
+      <w:r>
+        <w:rPr>
+          <w:rFonts w:ascii="Arial" w:cs="Arial" w:eastAsia="Arial" w:hAnsi="Arial"/>
+          <w:color w:val="666666"/>
+          <w:sz w:val="14"/>
+          <w:szCs w:val="14"/>
+        </w:rPr>
+        <w:t xml:space="preserve">© 2026 SeaVuria and ARES. Aligned with KICD objectives. Developed by SeaVuria; technical implementation by ARES (with AI assistance from Claude). Licensed under </w:t>
+      </w:r>
+      <w:hyperlink w:history="1" r:id="rIdyssas95ccz0jx4i2lbl7u">
+        <w:r>
+          <w:rPr>
+            <w:rFonts w:ascii="Arial" w:cs="Arial" w:eastAsia="Arial" w:hAnsi="Arial"/>
+            <w:color w:val="1F6B75"/>
+            <w:sz w:val="14"/>
+            <w:szCs w:val="14"/>
+            <w:u w:val="single" w:color="1F6B75"/>
+          </w:rPr>
+          <w:t xml:space="preserve">CC BY-NC 4.0</w:t>
+        </w:r>
+      </w:hyperlink>
+      <w:r>
+        <w:rPr>
+          <w:rFonts w:ascii="Arial" w:cs="Arial" w:eastAsia="Arial" w:hAnsi="Arial"/>
+          <w:color w:val="666666"/>
+          <w:sz w:val="14"/>
+          <w:szCs w:val="14"/>
+        </w:rPr>
+        <w:t xml:space="preserve"> (</w:t>
+      </w:r>
+      <w:hyperlink w:history="1" r:id="rIdplm9ne50am8le3zbl6dnu">
+        <w:r>
+          <w:rPr>
+            <w:rFonts w:ascii="Arial" w:cs="Arial" w:eastAsia="Arial" w:hAnsi="Arial"/>
+            <w:color w:val="1F6B75"/>
+            <w:sz w:val="14"/>
+            <w:szCs w:val="14"/>
+            <w:u w:val="single" w:color="1F6B75"/>
+          </w:rPr>
+          <w:t xml:space="preserve">https://creativecommons.org/licenses/by-nc/4.0/</w:t>
+        </w:r>
+      </w:hyperlink>
+      <w:r>
+        <w:rPr>
+          <w:rFonts w:ascii="Arial" w:cs="Arial" w:eastAsia="Arial" w:hAnsi="Arial"/>
+          <w:color w:val="666666"/>
+          <w:sz w:val="14"/>
+          <w:szCs w:val="14"/>
+        </w:rPr>
+        <w:t xml:space="preserve">).</w:t>
+      </w:r>
+    </w:p>
     <w:p>
       <w:r>
         <w:br w:type="page"/>
@@ -5769,7 +5999,7 @@
             <w:pPr>
               <w:spacing w:after="20" w:before="0"/>
             </w:pPr>
-            <w:hyperlink w:history="1" r:id="rIdno0xf604qzscjmcbdoy2t">
+            <w:hyperlink w:history="1" r:id="rIdwkemt1zxhgpcu-k4ah85b">
               <w:r>
                 <w:rPr>
                   <w:rFonts w:ascii="Arial" w:cs="Arial" w:eastAsia="Arial" w:hAnsi="Arial"/>
@@ -5802,7 +6032,7 @@
               <w:spacing w:after="10" w:before="0"/>
               <w:ind w:left="120"/>
             </w:pPr>
-            <w:hyperlink w:history="1" r:id="rIdyuognkly3h6bye47wen35">
+            <w:hyperlink w:history="1" r:id="rIdiswgwpalm6c79dqwpdqrw">
               <w:r>
                 <w:rPr>
                   <w:rFonts w:ascii="Arial" w:cs="Arial" w:eastAsia="Arial" w:hAnsi="Arial"/>
@@ -5847,7 +6077,7 @@
             <w:pPr>
               <w:spacing w:after="20" w:before="0"/>
             </w:pPr>
-            <w:hyperlink w:history="1" r:id="rId82-ekw17glbby-ks37qqv">
+            <w:hyperlink w:history="1" r:id="rIdkatmlinnt9hs1kz0diiu3">
               <w:r>
                 <w:rPr>
                   <w:rFonts w:ascii="Arial" w:cs="Arial" w:eastAsia="Arial" w:hAnsi="Arial"/>
@@ -5880,7 +6110,7 @@
               <w:spacing w:after="10" w:before="0"/>
               <w:ind w:left="120"/>
             </w:pPr>
-            <w:hyperlink w:history="1" r:id="rIdtjmuphaokowk9s1blok9o">
+            <w:hyperlink w:history="1" r:id="rIds3etvp9iz6rwmy4fcpar0">
               <w:r>
                 <w:rPr>
                   <w:rFonts w:ascii="Arial" w:cs="Arial" w:eastAsia="Arial" w:hAnsi="Arial"/>
@@ -6075,7 +6305,7 @@
             <w:pPr>
               <w:spacing w:after="20" w:before="0"/>
             </w:pPr>
-            <w:hyperlink w:history="1" r:id="rIdmk5itkwj1untwpw_jtu4_">
+            <w:hyperlink w:history="1" r:id="rIduba8rybadcdu5anux-t5q">
               <w:r>
                 <w:rPr>
                   <w:rFonts w:ascii="Arial" w:cs="Arial" w:eastAsia="Arial" w:hAnsi="Arial"/>
@@ -6108,7 +6338,7 @@
               <w:spacing w:after="10" w:before="0"/>
               <w:ind w:left="120"/>
             </w:pPr>
-            <w:hyperlink w:history="1" r:id="rIdujuuva8gkgu2yydqaiey8">
+            <w:hyperlink w:history="1" r:id="rId1c4gl3rplryc1u1tl8zlu">
               <w:r>
                 <w:rPr>
                   <w:rFonts w:ascii="Arial" w:cs="Arial" w:eastAsia="Arial" w:hAnsi="Arial"/>
@@ -6153,7 +6383,7 @@
             <w:pPr>
               <w:spacing w:after="20" w:before="0"/>
             </w:pPr>
-            <w:hyperlink w:history="1" r:id="rId0j96oixc_ktsbi8b2z8rv">
+            <w:hyperlink w:history="1" r:id="rId0s3bxh6q4r6sbg-lrcar-">
               <w:r>
                 <w:rPr>
                   <w:rFonts w:ascii="Arial" w:cs="Arial" w:eastAsia="Arial" w:hAnsi="Arial"/>
@@ -6186,7 +6416,7 @@
               <w:spacing w:after="10" w:before="0"/>
               <w:ind w:left="120"/>
             </w:pPr>
-            <w:hyperlink w:history="1" r:id="rIdo22jzkygyecjzra8cfvuq">
+            <w:hyperlink w:history="1" r:id="rIdy8loryoqxzus-1u8fluze">
               <w:r>
                 <w:rPr>
                   <w:rFonts w:ascii="Arial" w:cs="Arial" w:eastAsia="Arial" w:hAnsi="Arial"/>
@@ -6381,7 +6611,7 @@
             <w:pPr>
               <w:spacing w:after="20" w:before="0"/>
             </w:pPr>
-            <w:hyperlink w:history="1" r:id="rIdlhe2odbtvbqaushe3hr7-">
+            <w:hyperlink w:history="1" r:id="rIdn7_-_e8mqntj_qqofzxlj">
               <w:r>
                 <w:rPr>
                   <w:rFonts w:ascii="Arial" w:cs="Arial" w:eastAsia="Arial" w:hAnsi="Arial"/>
@@ -6414,7 +6644,7 @@
               <w:spacing w:after="10" w:before="0"/>
               <w:ind w:left="120"/>
             </w:pPr>
-            <w:hyperlink w:history="1" r:id="rIdldxp3vil7xlonnrum_i8i">
+            <w:hyperlink w:history="1" r:id="rIds8bkgnjoypprz8wzdhe1g">
               <w:r>
                 <w:rPr>
                   <w:rFonts w:ascii="Arial" w:cs="Arial" w:eastAsia="Arial" w:hAnsi="Arial"/>
@@ -6459,7 +6689,7 @@
             <w:pPr>
               <w:spacing w:after="20" w:before="0"/>
             </w:pPr>
-            <w:hyperlink w:history="1" r:id="rIdkouckvzxsbvzlepvaagz7">
+            <w:hyperlink w:history="1" r:id="rId2zeebusocnxvytkx7v0zh">
               <w:r>
                 <w:rPr>
                   <w:rFonts w:ascii="Arial" w:cs="Arial" w:eastAsia="Arial" w:hAnsi="Arial"/>
@@ -6492,7 +6722,7 @@
               <w:spacing w:after="10" w:before="0"/>
               <w:ind w:left="120"/>
             </w:pPr>
-            <w:hyperlink w:history="1" r:id="rIdxpeihbntdkdzujwws0wq8">
+            <w:hyperlink w:history="1" r:id="rId_w9zohdvqlw88bxlky-gb">
               <w:r>
                 <w:rPr>
                   <w:rFonts w:ascii="Arial" w:cs="Arial" w:eastAsia="Arial" w:hAnsi="Arial"/>
@@ -6687,7 +6917,7 @@
             <w:pPr>
               <w:spacing w:after="20" w:before="0"/>
             </w:pPr>
-            <w:hyperlink w:history="1" r:id="rIdhwh5hozzsjgbbj4-u_hmg">
+            <w:hyperlink w:history="1" r:id="rIdqn0aj1ikbcvuvwduy8eqn">
               <w:r>
                 <w:rPr>
                   <w:rFonts w:ascii="Arial" w:cs="Arial" w:eastAsia="Arial" w:hAnsi="Arial"/>
@@ -6720,7 +6950,7 @@
               <w:spacing w:after="10" w:before="0"/>
               <w:ind w:left="120"/>
             </w:pPr>
-            <w:hyperlink w:history="1" r:id="rId87bmpzocno235t9bsozd4">
+            <w:hyperlink w:history="1" r:id="rIde0prfob5hbuhj1ufhr5xr">
               <w:r>
                 <w:rPr>
                   <w:rFonts w:ascii="Arial" w:cs="Arial" w:eastAsia="Arial" w:hAnsi="Arial"/>
@@ -6765,7 +6995,7 @@
             <w:pPr>
               <w:spacing w:after="20" w:before="0"/>
             </w:pPr>
-            <w:hyperlink w:history="1" r:id="rIdyll7_rsft_jpb9gjvfoni">
+            <w:hyperlink w:history="1" r:id="rIdh3wbnahogtd0nduzf372h">
               <w:r>
                 <w:rPr>
                   <w:rFonts w:ascii="Arial" w:cs="Arial" w:eastAsia="Arial" w:hAnsi="Arial"/>
@@ -6798,7 +7028,7 @@
               <w:spacing w:after="10" w:before="0"/>
               <w:ind w:left="120"/>
             </w:pPr>
-            <w:hyperlink w:history="1" r:id="rIdzwkzroqrul9teq30wqmoy">
+            <w:hyperlink w:history="1" r:id="rIdxj0_wlezrbdftywuegxlt">
               <w:r>
                 <w:rPr>
                   <w:rFonts w:ascii="Arial" w:cs="Arial" w:eastAsia="Arial" w:hAnsi="Arial"/>
@@ -6993,7 +7223,7 @@
             <w:pPr>
               <w:spacing w:after="20" w:before="0"/>
             </w:pPr>
-            <w:hyperlink w:history="1" r:id="rIdoepxbhafxw8ly-pxg6fal">
+            <w:hyperlink w:history="1" r:id="rId--ijg8jve6s6myqtsfz6c">
               <w:r>
                 <w:rPr>
                   <w:rFonts w:ascii="Arial" w:cs="Arial" w:eastAsia="Arial" w:hAnsi="Arial"/>
@@ -7026,7 +7256,7 @@
               <w:spacing w:after="10" w:before="0"/>
               <w:ind w:left="120"/>
             </w:pPr>
-            <w:hyperlink w:history="1" r:id="rIdjfqicn_4ajb5efgbxa5ce">
+            <w:hyperlink w:history="1" r:id="rIdudhwcgoswlqvlzhxdbx27">
               <w:r>
                 <w:rPr>
                   <w:rFonts w:ascii="Arial" w:cs="Arial" w:eastAsia="Arial" w:hAnsi="Arial"/>
@@ -7071,7 +7301,7 @@
             <w:pPr>
               <w:spacing w:after="20" w:before="0"/>
             </w:pPr>
-            <w:hyperlink w:history="1" r:id="rIdagey-1pu7hzhq7_dw8sja">
+            <w:hyperlink w:history="1" r:id="rIdvd2redj5uaadgzootgo-q">
               <w:r>
                 <w:rPr>
                   <w:rFonts w:ascii="Arial" w:cs="Arial" w:eastAsia="Arial" w:hAnsi="Arial"/>
@@ -7104,7 +7334,7 @@
               <w:spacing w:after="10" w:before="0"/>
               <w:ind w:left="120"/>
             </w:pPr>
-            <w:hyperlink w:history="1" r:id="rIdwjq8louyu8ivlpznikxm7">
+            <w:hyperlink w:history="1" r:id="rIdnbhyn7vqagggma5gznmtv">
               <w:r>
                 <w:rPr>
                   <w:rFonts w:ascii="Arial" w:cs="Arial" w:eastAsia="Arial" w:hAnsi="Arial"/>
@@ -7695,6 +7925,65 @@
         </w:tc>
       </w:tr>
     </w:tbl>
+    <w:p>
+      <w:pPr>
+        <w:pBdr>
+          <w:top w:val="single" w:color="BBBBBB" w:sz="4" w:space="4"/>
+        </w:pBdr>
+        <w:spacing w:after="0" w:before="160"/>
+      </w:pPr>
+      <w:r>
+        <w:rPr>
+          <w:rFonts w:ascii="Arial" w:cs="Arial" w:eastAsia="Arial" w:hAnsi="Arial"/>
+          <w:color w:val="666666"/>
+          <w:sz w:val="14"/>
+          <w:szCs w:val="14"/>
+        </w:rPr>
+        <w:t xml:space="preserve">© 2026 SeaVuria and ARES. Aligned with KICD objectives. Developed by SeaVuria; technical implementation by ARES (with AI assistance from Claude). Licensed under </w:t>
+      </w:r>
+      <w:hyperlink w:history="1" r:id="rIdxzip1jjuugtbcfumvi2fi">
+        <w:r>
+          <w:rPr>
+            <w:rFonts w:ascii="Arial" w:cs="Arial" w:eastAsia="Arial" w:hAnsi="Arial"/>
+            <w:color w:val="1F6B75"/>
+            <w:sz w:val="14"/>
+            <w:szCs w:val="14"/>
+            <w:u w:val="single" w:color="1F6B75"/>
+          </w:rPr>
+          <w:t xml:space="preserve">CC BY-NC 4.0</w:t>
+        </w:r>
+      </w:hyperlink>
+      <w:r>
+        <w:rPr>
+          <w:rFonts w:ascii="Arial" w:cs="Arial" w:eastAsia="Arial" w:hAnsi="Arial"/>
+          <w:color w:val="666666"/>
+          <w:sz w:val="14"/>
+          <w:szCs w:val="14"/>
+        </w:rPr>
+        <w:t xml:space="preserve"> (</w:t>
+      </w:r>
+      <w:hyperlink w:history="1" r:id="rId0v6bb1an8j7zqkyjdop9s">
+        <w:r>
+          <w:rPr>
+            <w:rFonts w:ascii="Arial" w:cs="Arial" w:eastAsia="Arial" w:hAnsi="Arial"/>
+            <w:color w:val="1F6B75"/>
+            <w:sz w:val="14"/>
+            <w:szCs w:val="14"/>
+            <w:u w:val="single" w:color="1F6B75"/>
+          </w:rPr>
+          <w:t xml:space="preserve">https://creativecommons.org/licenses/by-nc/4.0/</w:t>
+        </w:r>
+      </w:hyperlink>
+      <w:r>
+        <w:rPr>
+          <w:rFonts w:ascii="Arial" w:cs="Arial" w:eastAsia="Arial" w:hAnsi="Arial"/>
+          <w:color w:val="666666"/>
+          <w:sz w:val="14"/>
+          <w:szCs w:val="14"/>
+        </w:rPr>
+        <w:t xml:space="preserve">).</w:t>
+      </w:r>
+    </w:p>
     <w:p>
       <w:r>
         <w:br w:type="page"/>
@@ -8686,7 +8975,7 @@
             <w:pPr>
               <w:spacing w:after="20" w:before="0"/>
             </w:pPr>
-            <w:hyperlink w:history="1" r:id="rId0l28dsqc3bfuonpwzw-ev">
+            <w:hyperlink w:history="1" r:id="rIdbgyomyajsjq0gp1qfcfgh">
               <w:r>
                 <w:rPr>
                   <w:rFonts w:ascii="Arial" w:cs="Arial" w:eastAsia="Arial" w:hAnsi="Arial"/>
@@ -8719,7 +9008,7 @@
               <w:spacing w:after="10" w:before="0"/>
               <w:ind w:left="120"/>
             </w:pPr>
-            <w:hyperlink w:history="1" r:id="rIdvngpubuy6e30y0n8zqrdq">
+            <w:hyperlink w:history="1" r:id="rIdntmwkzuekyzs7tnlauafh">
               <w:r>
                 <w:rPr>
                   <w:rFonts w:ascii="Arial" w:cs="Arial" w:eastAsia="Arial" w:hAnsi="Arial"/>
@@ -8764,7 +9053,7 @@
             <w:pPr>
               <w:spacing w:after="20" w:before="0"/>
             </w:pPr>
-            <w:hyperlink w:history="1" r:id="rId6kcgj2xhwr1fz7qta1o_v">
+            <w:hyperlink w:history="1" r:id="rIdbex86ox0qvvu8utrzezmt">
               <w:r>
                 <w:rPr>
                   <w:rFonts w:ascii="Arial" w:cs="Arial" w:eastAsia="Arial" w:hAnsi="Arial"/>
@@ -8797,7 +9086,7 @@
               <w:spacing w:after="10" w:before="0"/>
               <w:ind w:left="120"/>
             </w:pPr>
-            <w:hyperlink w:history="1" r:id="rIdio2msjypjxdlu-xso0o4a">
+            <w:hyperlink w:history="1" r:id="rIdxl3hllutl3avpwozhhmr4">
               <w:r>
                 <w:rPr>
                   <w:rFonts w:ascii="Arial" w:cs="Arial" w:eastAsia="Arial" w:hAnsi="Arial"/>
@@ -8992,7 +9281,7 @@
             <w:pPr>
               <w:spacing w:after="20" w:before="0"/>
             </w:pPr>
-            <w:hyperlink w:history="1" r:id="rIdlsy87h52ravkpmf3npich">
+            <w:hyperlink w:history="1" r:id="rIdehmocfmrb8y1btqwfsey4">
               <w:r>
                 <w:rPr>
                   <w:rFonts w:ascii="Arial" w:cs="Arial" w:eastAsia="Arial" w:hAnsi="Arial"/>
@@ -9025,7 +9314,7 @@
               <w:spacing w:after="10" w:before="0"/>
               <w:ind w:left="120"/>
             </w:pPr>
-            <w:hyperlink w:history="1" r:id="rIdntzr1ugcjq5wljgejfij8">
+            <w:hyperlink w:history="1" r:id="rIdnax4g0vk17y_b20300ay7">
               <w:r>
                 <w:rPr>
                   <w:rFonts w:ascii="Arial" w:cs="Arial" w:eastAsia="Arial" w:hAnsi="Arial"/>
@@ -9070,7 +9359,7 @@
             <w:pPr>
               <w:spacing w:after="20" w:before="0"/>
             </w:pPr>
-            <w:hyperlink w:history="1" r:id="rIdajiiazjna8shjy6928qhk">
+            <w:hyperlink w:history="1" r:id="rIddedy73sbmtoehkuk_-mm6">
               <w:r>
                 <w:rPr>
                   <w:rFonts w:ascii="Arial" w:cs="Arial" w:eastAsia="Arial" w:hAnsi="Arial"/>
@@ -9103,7 +9392,7 @@
               <w:spacing w:after="10" w:before="0"/>
               <w:ind w:left="120"/>
             </w:pPr>
-            <w:hyperlink w:history="1" r:id="rIdtezm496scgp5ae5tqvymc">
+            <w:hyperlink w:history="1" r:id="rIdsepoxbnrmmrksu0o1vlla">
               <w:r>
                 <w:rPr>
                   <w:rFonts w:ascii="Arial" w:cs="Arial" w:eastAsia="Arial" w:hAnsi="Arial"/>
@@ -9298,7 +9587,7 @@
             <w:pPr>
               <w:spacing w:after="20" w:before="0"/>
             </w:pPr>
-            <w:hyperlink w:history="1" r:id="rIdf0klgj-dv0ayz3hxigmor">
+            <w:hyperlink w:history="1" r:id="rIdghbt4y_zqqsgpett1c5jm">
               <w:r>
                 <w:rPr>
                   <w:rFonts w:ascii="Arial" w:cs="Arial" w:eastAsia="Arial" w:hAnsi="Arial"/>
@@ -9331,7 +9620,7 @@
               <w:spacing w:after="10" w:before="0"/>
               <w:ind w:left="120"/>
             </w:pPr>
-            <w:hyperlink w:history="1" r:id="rIdph1rgox4otbsty7igsdha">
+            <w:hyperlink w:history="1" r:id="rIdxaax2ct3xda-qwirliidt">
               <w:r>
                 <w:rPr>
                   <w:rFonts w:ascii="Arial" w:cs="Arial" w:eastAsia="Arial" w:hAnsi="Arial"/>
@@ -9376,7 +9665,7 @@
             <w:pPr>
               <w:spacing w:after="20" w:before="0"/>
             </w:pPr>
-            <w:hyperlink w:history="1" r:id="rId1hxkgc0kyprojw57ooqfz">
+            <w:hyperlink w:history="1" r:id="rIdkvjwnem7qsmylrvpxrv_l">
               <w:r>
                 <w:rPr>
                   <w:rFonts w:ascii="Arial" w:cs="Arial" w:eastAsia="Arial" w:hAnsi="Arial"/>
@@ -9409,7 +9698,7 @@
               <w:spacing w:after="10" w:before="0"/>
               <w:ind w:left="120"/>
             </w:pPr>
-            <w:hyperlink w:history="1" r:id="rIdivbuw9fixwqqcidiefosc">
+            <w:hyperlink w:history="1" r:id="rIdtdihxnwyr2ferlivexxvw">
               <w:r>
                 <w:rPr>
                   <w:rFonts w:ascii="Arial" w:cs="Arial" w:eastAsia="Arial" w:hAnsi="Arial"/>
@@ -9604,7 +9893,7 @@
             <w:pPr>
               <w:spacing w:after="20" w:before="0"/>
             </w:pPr>
-            <w:hyperlink w:history="1" r:id="rIdu65r5g2zy1wafnfpg9sxs">
+            <w:hyperlink w:history="1" r:id="rIdci4kwjup8vzabfj4tfla7">
               <w:r>
                 <w:rPr>
                   <w:rFonts w:ascii="Arial" w:cs="Arial" w:eastAsia="Arial" w:hAnsi="Arial"/>
@@ -9637,7 +9926,7 @@
               <w:spacing w:after="10" w:before="0"/>
               <w:ind w:left="120"/>
             </w:pPr>
-            <w:hyperlink w:history="1" r:id="rIddne3rpj0xza1vkywhcky-">
+            <w:hyperlink w:history="1" r:id="rIdbeqxsfzdfmp-aucjjwsky">
               <w:r>
                 <w:rPr>
                   <w:rFonts w:ascii="Arial" w:cs="Arial" w:eastAsia="Arial" w:hAnsi="Arial"/>
@@ -9682,7 +9971,7 @@
             <w:pPr>
               <w:spacing w:after="20" w:before="0"/>
             </w:pPr>
-            <w:hyperlink w:history="1" r:id="rIdnzj3_y7gc-kiql-5ekqty">
+            <w:hyperlink w:history="1" r:id="rIdrhxti7k1ejbpr5qzw9wpd">
               <w:r>
                 <w:rPr>
                   <w:rFonts w:ascii="Arial" w:cs="Arial" w:eastAsia="Arial" w:hAnsi="Arial"/>
@@ -9715,7 +10004,7 @@
               <w:spacing w:after="10" w:before="0"/>
               <w:ind w:left="120"/>
             </w:pPr>
-            <w:hyperlink w:history="1" r:id="rIdj9wb_hnzi6nrhbwqe2rn1">
+            <w:hyperlink w:history="1" r:id="rIdtewmm78nn9or19j3mczjt">
               <w:r>
                 <w:rPr>
                   <w:rFonts w:ascii="Arial" w:cs="Arial" w:eastAsia="Arial" w:hAnsi="Arial"/>
@@ -9910,7 +10199,7 @@
             <w:pPr>
               <w:spacing w:after="20" w:before="0"/>
             </w:pPr>
-            <w:hyperlink w:history="1" r:id="rId8uxzieofpipngi6hw1-9y">
+            <w:hyperlink w:history="1" r:id="rIdosrfajqrrakeu_kequyxa">
               <w:r>
                 <w:rPr>
                   <w:rFonts w:ascii="Arial" w:cs="Arial" w:eastAsia="Arial" w:hAnsi="Arial"/>
@@ -9943,7 +10232,7 @@
               <w:spacing w:after="10" w:before="0"/>
               <w:ind w:left="120"/>
             </w:pPr>
-            <w:hyperlink w:history="1" r:id="rId2qvzurno5n3tt7q_gtwll">
+            <w:hyperlink w:history="1" r:id="rIdyrfii51dy8udmcvtr015i">
               <w:r>
                 <w:rPr>
                   <w:rFonts w:ascii="Arial" w:cs="Arial" w:eastAsia="Arial" w:hAnsi="Arial"/>
@@ -9988,7 +10277,7 @@
             <w:pPr>
               <w:spacing w:after="20" w:before="0"/>
             </w:pPr>
-            <w:hyperlink w:history="1" r:id="rIdwn0lmoq94ftjfi63g0inq">
+            <w:hyperlink w:history="1" r:id="rIdnvxqla3zy2whwrhcudxag">
               <w:r>
                 <w:rPr>
                   <w:rFonts w:ascii="Arial" w:cs="Arial" w:eastAsia="Arial" w:hAnsi="Arial"/>
@@ -10021,7 +10310,7 @@
               <w:spacing w:after="10" w:before="0"/>
               <w:ind w:left="120"/>
             </w:pPr>
-            <w:hyperlink w:history="1" r:id="rIdk42b5rgzh9-bfigcdidgd">
+            <w:hyperlink w:history="1" r:id="rIdf5t1bo1wgkzoyp4oejmut">
               <w:r>
                 <w:rPr>
                   <w:rFonts w:ascii="Arial" w:cs="Arial" w:eastAsia="Arial" w:hAnsi="Arial"/>
@@ -10517,6 +10806,65 @@
         </w:tc>
       </w:tr>
     </w:tbl>
+    <w:p>
+      <w:pPr>
+        <w:pBdr>
+          <w:top w:val="single" w:color="BBBBBB" w:sz="4" w:space="4"/>
+        </w:pBdr>
+        <w:spacing w:after="0" w:before="160"/>
+      </w:pPr>
+      <w:r>
+        <w:rPr>
+          <w:rFonts w:ascii="Arial" w:cs="Arial" w:eastAsia="Arial" w:hAnsi="Arial"/>
+          <w:color w:val="666666"/>
+          <w:sz w:val="14"/>
+          <w:szCs w:val="14"/>
+        </w:rPr>
+        <w:t xml:space="preserve">© 2026 SeaVuria and ARES. Aligned with KICD objectives. Developed by SeaVuria; technical implementation by ARES (with AI assistance from Claude). Licensed under </w:t>
+      </w:r>
+      <w:hyperlink w:history="1" r:id="rIdlkgflycauetgi8xivad2c">
+        <w:r>
+          <w:rPr>
+            <w:rFonts w:ascii="Arial" w:cs="Arial" w:eastAsia="Arial" w:hAnsi="Arial"/>
+            <w:color w:val="1F6B75"/>
+            <w:sz w:val="14"/>
+            <w:szCs w:val="14"/>
+            <w:u w:val="single" w:color="1F6B75"/>
+          </w:rPr>
+          <w:t xml:space="preserve">CC BY-NC 4.0</w:t>
+        </w:r>
+      </w:hyperlink>
+      <w:r>
+        <w:rPr>
+          <w:rFonts w:ascii="Arial" w:cs="Arial" w:eastAsia="Arial" w:hAnsi="Arial"/>
+          <w:color w:val="666666"/>
+          <w:sz w:val="14"/>
+          <w:szCs w:val="14"/>
+        </w:rPr>
+        <w:t xml:space="preserve"> (</w:t>
+      </w:r>
+      <w:hyperlink w:history="1" r:id="rIdpdyxingqoqr6infrucb8s">
+        <w:r>
+          <w:rPr>
+            <w:rFonts w:ascii="Arial" w:cs="Arial" w:eastAsia="Arial" w:hAnsi="Arial"/>
+            <w:color w:val="1F6B75"/>
+            <w:sz w:val="14"/>
+            <w:szCs w:val="14"/>
+            <w:u w:val="single" w:color="1F6B75"/>
+          </w:rPr>
+          <w:t xml:space="preserve">https://creativecommons.org/licenses/by-nc/4.0/</w:t>
+        </w:r>
+      </w:hyperlink>
+      <w:r>
+        <w:rPr>
+          <w:rFonts w:ascii="Arial" w:cs="Arial" w:eastAsia="Arial" w:hAnsi="Arial"/>
+          <w:color w:val="666666"/>
+          <w:sz w:val="14"/>
+          <w:szCs w:val="14"/>
+        </w:rPr>
+        <w:t xml:space="preserve">).</w:t>
+      </w:r>
+    </w:p>
     <w:p>
       <w:r>
         <w:br w:type="page"/>
@@ -11508,7 +11856,7 @@
             <w:pPr>
               <w:spacing w:after="20" w:before="0"/>
             </w:pPr>
-            <w:hyperlink w:history="1" r:id="rId_e7bejszpoukuevvxzhlr">
+            <w:hyperlink w:history="1" r:id="rIdz-_pk-trrh-gdk_2mpzo_">
               <w:r>
                 <w:rPr>
                   <w:rFonts w:ascii="Arial" w:cs="Arial" w:eastAsia="Arial" w:hAnsi="Arial"/>
@@ -11541,7 +11889,7 @@
               <w:spacing w:after="10" w:before="0"/>
               <w:ind w:left="120"/>
             </w:pPr>
-            <w:hyperlink w:history="1" r:id="rId9aw0hlgjankqpmqoa4b3r">
+            <w:hyperlink w:history="1" r:id="rIdzlxerajofzrrxeufpmkup">
               <w:r>
                 <w:rPr>
                   <w:rFonts w:ascii="Arial" w:cs="Arial" w:eastAsia="Arial" w:hAnsi="Arial"/>
@@ -11603,7 +11951,7 @@
               <w:spacing w:after="10" w:before="0"/>
               <w:ind w:left="120"/>
             </w:pPr>
-            <w:hyperlink w:history="1" r:id="rIdmituaih_w19oeb2jptvlv">
+            <w:hyperlink w:history="1" r:id="rIdmlofrz6n_sln7in-ok3xx">
               <w:r>
                 <w:rPr>
                   <w:rFonts w:ascii="Arial" w:cs="Arial" w:eastAsia="Arial" w:hAnsi="Arial"/>
@@ -11813,7 +12161,7 @@
             <w:pPr>
               <w:spacing w:after="20" w:before="0"/>
             </w:pPr>
-            <w:hyperlink w:history="1" r:id="rIdaaqic1sxya9rkahiqgjxh">
+            <w:hyperlink w:history="1" r:id="rIdz5mawmsrz1dt-rvza-o_n">
               <w:r>
                 <w:rPr>
                   <w:rFonts w:ascii="Arial" w:cs="Arial" w:eastAsia="Arial" w:hAnsi="Arial"/>
@@ -11846,7 +12194,7 @@
               <w:spacing w:after="10" w:before="0"/>
               <w:ind w:left="120"/>
             </w:pPr>
-            <w:hyperlink w:history="1" r:id="rIdzomgzkgx1rjpvl2tcxagn">
+            <w:hyperlink w:history="1" r:id="rIdxmitw06ot-fq-vmwpckfs">
               <w:r>
                 <w:rPr>
                   <w:rFonts w:ascii="Arial" w:cs="Arial" w:eastAsia="Arial" w:hAnsi="Arial"/>
@@ -11908,7 +12256,7 @@
               <w:spacing w:after="10" w:before="0"/>
               <w:ind w:left="120"/>
             </w:pPr>
-            <w:hyperlink w:history="1" r:id="rIdixnbv4cbhxcvtpfcqhtw5">
+            <w:hyperlink w:history="1" r:id="rId7ete-jitlxdbw_cd7esqc">
               <w:r>
                 <w:rPr>
                   <w:rFonts w:ascii="Arial" w:cs="Arial" w:eastAsia="Arial" w:hAnsi="Arial"/>
@@ -12118,7 +12466,7 @@
             <w:pPr>
               <w:spacing w:after="20" w:before="0"/>
             </w:pPr>
-            <w:hyperlink w:history="1" r:id="rIdmm4ccvjwqhc_sipupq0j_">
+            <w:hyperlink w:history="1" r:id="rIdaatzbdmtyzyywrtxo3rol">
               <w:r>
                 <w:rPr>
                   <w:rFonts w:ascii="Arial" w:cs="Arial" w:eastAsia="Arial" w:hAnsi="Arial"/>
@@ -12151,7 +12499,7 @@
               <w:spacing w:after="10" w:before="0"/>
               <w:ind w:left="120"/>
             </w:pPr>
-            <w:hyperlink w:history="1" r:id="rIdhg9fata0rfxmvr_dyv_d4">
+            <w:hyperlink w:history="1" r:id="rIdokcl0phca3e5oaso61w6r">
               <w:r>
                 <w:rPr>
                   <w:rFonts w:ascii="Arial" w:cs="Arial" w:eastAsia="Arial" w:hAnsi="Arial"/>
@@ -12213,7 +12561,7 @@
               <w:spacing w:after="10" w:before="0"/>
               <w:ind w:left="120"/>
             </w:pPr>
-            <w:hyperlink w:history="1" r:id="rIdb7fco_r64nze_empacuwt">
+            <w:hyperlink w:history="1" r:id="rIdyoabghqewos6tw1fwh1_f">
               <w:r>
                 <w:rPr>
                   <w:rFonts w:ascii="Arial" w:cs="Arial" w:eastAsia="Arial" w:hAnsi="Arial"/>
@@ -12423,7 +12771,7 @@
             <w:pPr>
               <w:spacing w:after="20" w:before="0"/>
             </w:pPr>
-            <w:hyperlink w:history="1" r:id="rIdibhfk_sncgpqv52oqev7i">
+            <w:hyperlink w:history="1" r:id="rIdgcmua4yskcp1rbsrhwmhu">
               <w:r>
                 <w:rPr>
                   <w:rFonts w:ascii="Arial" w:cs="Arial" w:eastAsia="Arial" w:hAnsi="Arial"/>
@@ -12456,7 +12804,7 @@
               <w:spacing w:after="10" w:before="0"/>
               <w:ind w:left="120"/>
             </w:pPr>
-            <w:hyperlink w:history="1" r:id="rId-bcgxd_ofnztetjeamj12">
+            <w:hyperlink w:history="1" r:id="rIdimhzrgqrrmh0tegowb3wj">
               <w:r>
                 <w:rPr>
                   <w:rFonts w:ascii="Arial" w:cs="Arial" w:eastAsia="Arial" w:hAnsi="Arial"/>
@@ -12518,7 +12866,7 @@
               <w:spacing w:after="10" w:before="0"/>
               <w:ind w:left="120"/>
             </w:pPr>
-            <w:hyperlink w:history="1" r:id="rIdp13lshskonjuu7igbhxma">
+            <w:hyperlink w:history="1" r:id="rIdkq4hu1vshbwwz2wugvu8s">
               <w:r>
                 <w:rPr>
                   <w:rFonts w:ascii="Arial" w:cs="Arial" w:eastAsia="Arial" w:hAnsi="Arial"/>
@@ -12728,7 +13076,7 @@
             <w:pPr>
               <w:spacing w:after="20" w:before="0"/>
             </w:pPr>
-            <w:hyperlink w:history="1" r:id="rIddmm9ik0bgfsf09zvcglbf">
+            <w:hyperlink w:history="1" r:id="rId5yjqbfkdsyp5f88otrzd2">
               <w:r>
                 <w:rPr>
                   <w:rFonts w:ascii="Arial" w:cs="Arial" w:eastAsia="Arial" w:hAnsi="Arial"/>
@@ -12761,7 +13109,7 @@
               <w:spacing w:after="10" w:before="0"/>
               <w:ind w:left="120"/>
             </w:pPr>
-            <w:hyperlink w:history="1" r:id="rIdqsmtjmlc_f2baqaqpj0y9">
+            <w:hyperlink w:history="1" r:id="rIdfyy-q5qm_d6ysttjwsyjm">
               <w:r>
                 <w:rPr>
                   <w:rFonts w:ascii="Arial" w:cs="Arial" w:eastAsia="Arial" w:hAnsi="Arial"/>
@@ -12823,7 +13171,7 @@
               <w:spacing w:after="10" w:before="0"/>
               <w:ind w:left="120"/>
             </w:pPr>
-            <w:hyperlink w:history="1" r:id="rIdcbrjdyprpoxlgdrea6ckl">
+            <w:hyperlink w:history="1" r:id="rIdhsorbizvmjcozsfbcqwmb">
               <w:r>
                 <w:rPr>
                   <w:rFonts w:ascii="Arial" w:cs="Arial" w:eastAsia="Arial" w:hAnsi="Arial"/>
@@ -13334,6 +13682,65 @@
         </w:tc>
       </w:tr>
     </w:tbl>
+    <w:p>
+      <w:pPr>
+        <w:pBdr>
+          <w:top w:val="single" w:color="BBBBBB" w:sz="4" w:space="4"/>
+        </w:pBdr>
+        <w:spacing w:after="0" w:before="160"/>
+      </w:pPr>
+      <w:r>
+        <w:rPr>
+          <w:rFonts w:ascii="Arial" w:cs="Arial" w:eastAsia="Arial" w:hAnsi="Arial"/>
+          <w:color w:val="666666"/>
+          <w:sz w:val="14"/>
+          <w:szCs w:val="14"/>
+        </w:rPr>
+        <w:t xml:space="preserve">© 2026 SeaVuria and ARES. Aligned with KICD objectives. Developed by SeaVuria; technical implementation by ARES (with AI assistance from Claude). Licensed under </w:t>
+      </w:r>
+      <w:hyperlink w:history="1" r:id="rIdn1pf3sr3ouctbbzbcbyun">
+        <w:r>
+          <w:rPr>
+            <w:rFonts w:ascii="Arial" w:cs="Arial" w:eastAsia="Arial" w:hAnsi="Arial"/>
+            <w:color w:val="1F6B75"/>
+            <w:sz w:val="14"/>
+            <w:szCs w:val="14"/>
+            <w:u w:val="single" w:color="1F6B75"/>
+          </w:rPr>
+          <w:t xml:space="preserve">CC BY-NC 4.0</w:t>
+        </w:r>
+      </w:hyperlink>
+      <w:r>
+        <w:rPr>
+          <w:rFonts w:ascii="Arial" w:cs="Arial" w:eastAsia="Arial" w:hAnsi="Arial"/>
+          <w:color w:val="666666"/>
+          <w:sz w:val="14"/>
+          <w:szCs w:val="14"/>
+        </w:rPr>
+        <w:t xml:space="preserve"> (</w:t>
+      </w:r>
+      <w:hyperlink w:history="1" r:id="rIdc67kouqusi1yijjchltye">
+        <w:r>
+          <w:rPr>
+            <w:rFonts w:ascii="Arial" w:cs="Arial" w:eastAsia="Arial" w:hAnsi="Arial"/>
+            <w:color w:val="1F6B75"/>
+            <w:sz w:val="14"/>
+            <w:szCs w:val="14"/>
+            <w:u w:val="single" w:color="1F6B75"/>
+          </w:rPr>
+          <w:t xml:space="preserve">https://creativecommons.org/licenses/by-nc/4.0/</w:t>
+        </w:r>
+      </w:hyperlink>
+      <w:r>
+        <w:rPr>
+          <w:rFonts w:ascii="Arial" w:cs="Arial" w:eastAsia="Arial" w:hAnsi="Arial"/>
+          <w:color w:val="666666"/>
+          <w:sz w:val="14"/>
+          <w:szCs w:val="14"/>
+        </w:rPr>
+        <w:t xml:space="preserve">).</w:t>
+      </w:r>
+    </w:p>
     <w:p>
       <w:r>
         <w:br w:type="page"/>
@@ -14342,7 +14749,7 @@
               <w:spacing w:after="10" w:before="0"/>
               <w:ind w:left="120"/>
             </w:pPr>
-            <w:hyperlink w:history="1" r:id="rIdbhkzrfwqfcjjwkutzkmk-">
+            <w:hyperlink w:history="1" r:id="rIdrv6plwwj9gmcavq72np5r">
               <w:r>
                 <w:rPr>
                   <w:rFonts w:ascii="Arial" w:cs="Arial" w:eastAsia="Arial" w:hAnsi="Arial"/>
@@ -14419,7 +14826,7 @@
               <w:spacing w:after="10" w:before="0"/>
               <w:ind w:left="120"/>
             </w:pPr>
-            <w:hyperlink w:history="1" r:id="rIdxk08wbuyuvlr1px_caiur">
+            <w:hyperlink w:history="1" r:id="rIdlk0wb7st7ao2au-aaihhy">
               <w:r>
                 <w:rPr>
                   <w:rFonts w:ascii="Arial" w:cs="Arial" w:eastAsia="Arial" w:hAnsi="Arial"/>
@@ -14646,7 +15053,7 @@
               <w:spacing w:after="10" w:before="0"/>
               <w:ind w:left="120"/>
             </w:pPr>
-            <w:hyperlink w:history="1" r:id="rIdsgdhdnot2mtjtejbpe-tx">
+            <w:hyperlink w:history="1" r:id="rIdxbrdkhpi5hcv0vlgmpjky">
               <w:r>
                 <w:rPr>
                   <w:rFonts w:ascii="Arial" w:cs="Arial" w:eastAsia="Arial" w:hAnsi="Arial"/>
@@ -14723,7 +15130,7 @@
               <w:spacing w:after="10" w:before="0"/>
               <w:ind w:left="120"/>
             </w:pPr>
-            <w:hyperlink w:history="1" r:id="rIdwg6bzwvaq5qeywrt5qziv">
+            <w:hyperlink w:history="1" r:id="rIdwzhlp07wwskm0eij_9gqi">
               <w:r>
                 <w:rPr>
                   <w:rFonts w:ascii="Arial" w:cs="Arial" w:eastAsia="Arial" w:hAnsi="Arial"/>
@@ -14950,7 +15357,7 @@
               <w:spacing w:after="10" w:before="0"/>
               <w:ind w:left="120"/>
             </w:pPr>
-            <w:hyperlink w:history="1" r:id="rId95qox-r9eha0ec183oflk">
+            <w:hyperlink w:history="1" r:id="rIddbxz4l-trdnsa4l4r4rel">
               <w:r>
                 <w:rPr>
                   <w:rFonts w:ascii="Arial" w:cs="Arial" w:eastAsia="Arial" w:hAnsi="Arial"/>
@@ -15027,7 +15434,7 @@
               <w:spacing w:after="10" w:before="0"/>
               <w:ind w:left="120"/>
             </w:pPr>
-            <w:hyperlink w:history="1" r:id="rIdnjlbj2tshpjwizd8o6jpm">
+            <w:hyperlink w:history="1" r:id="rId_7lpwo16kh7lveyi-q6f4">
               <w:r>
                 <w:rPr>
                   <w:rFonts w:ascii="Arial" w:cs="Arial" w:eastAsia="Arial" w:hAnsi="Arial"/>
@@ -15254,7 +15661,7 @@
               <w:spacing w:after="10" w:before="0"/>
               <w:ind w:left="120"/>
             </w:pPr>
-            <w:hyperlink w:history="1" r:id="rIdn_hhr21c1qj_vly_pbg4c">
+            <w:hyperlink w:history="1" r:id="rIddp8zienhm4viqkixpiw71">
               <w:r>
                 <w:rPr>
                   <w:rFonts w:ascii="Arial" w:cs="Arial" w:eastAsia="Arial" w:hAnsi="Arial"/>
@@ -15331,7 +15738,7 @@
               <w:spacing w:after="10" w:before="0"/>
               <w:ind w:left="120"/>
             </w:pPr>
-            <w:hyperlink w:history="1" r:id="rIdp4akbsy06ltnrlrmc-jhq">
+            <w:hyperlink w:history="1" r:id="rIdzp76nlyq1wiqlrpp9py9j">
               <w:r>
                 <w:rPr>
                   <w:rFonts w:ascii="Arial" w:cs="Arial" w:eastAsia="Arial" w:hAnsi="Arial"/>
@@ -15558,7 +15965,7 @@
               <w:spacing w:after="10" w:before="0"/>
               <w:ind w:left="120"/>
             </w:pPr>
-            <w:hyperlink w:history="1" r:id="rId4iizan6ny8q2u2pm1irlv">
+            <w:hyperlink w:history="1" r:id="rId6wjj1v6_shh6_nlkzsly1">
               <w:r>
                 <w:rPr>
                   <w:rFonts w:ascii="Arial" w:cs="Arial" w:eastAsia="Arial" w:hAnsi="Arial"/>
@@ -15635,7 +16042,7 @@
               <w:spacing w:after="10" w:before="0"/>
               <w:ind w:left="120"/>
             </w:pPr>
-            <w:hyperlink w:history="1" r:id="rId969aj1duor7odlzgwszj6">
+            <w:hyperlink w:history="1" r:id="rIdeqpxp9wqqzsxsgfu1wzmn">
               <w:r>
                 <w:rPr>
                   <w:rFonts w:ascii="Arial" w:cs="Arial" w:eastAsia="Arial" w:hAnsi="Arial"/>
@@ -16146,6 +16553,65 @@
         </w:tc>
       </w:tr>
     </w:tbl>
+    <w:p>
+      <w:pPr>
+        <w:pBdr>
+          <w:top w:val="single" w:color="BBBBBB" w:sz="4" w:space="4"/>
+        </w:pBdr>
+        <w:spacing w:after="0" w:before="160"/>
+      </w:pPr>
+      <w:r>
+        <w:rPr>
+          <w:rFonts w:ascii="Arial" w:cs="Arial" w:eastAsia="Arial" w:hAnsi="Arial"/>
+          <w:color w:val="666666"/>
+          <w:sz w:val="14"/>
+          <w:szCs w:val="14"/>
+        </w:rPr>
+        <w:t xml:space="preserve">© 2026 SeaVuria and ARES. Aligned with KICD objectives. Developed by SeaVuria; technical implementation by ARES (with AI assistance from Claude). Licensed under </w:t>
+      </w:r>
+      <w:hyperlink w:history="1" r:id="rId9qwgr92ckgobkdkctitid">
+        <w:r>
+          <w:rPr>
+            <w:rFonts w:ascii="Arial" w:cs="Arial" w:eastAsia="Arial" w:hAnsi="Arial"/>
+            <w:color w:val="1F6B75"/>
+            <w:sz w:val="14"/>
+            <w:szCs w:val="14"/>
+            <w:u w:val="single" w:color="1F6B75"/>
+          </w:rPr>
+          <w:t xml:space="preserve">CC BY-NC 4.0</w:t>
+        </w:r>
+      </w:hyperlink>
+      <w:r>
+        <w:rPr>
+          <w:rFonts w:ascii="Arial" w:cs="Arial" w:eastAsia="Arial" w:hAnsi="Arial"/>
+          <w:color w:val="666666"/>
+          <w:sz w:val="14"/>
+          <w:szCs w:val="14"/>
+        </w:rPr>
+        <w:t xml:space="preserve"> (</w:t>
+      </w:r>
+      <w:hyperlink w:history="1" r:id="rIdmls6510xavvddu_4isa4-">
+        <w:r>
+          <w:rPr>
+            <w:rFonts w:ascii="Arial" w:cs="Arial" w:eastAsia="Arial" w:hAnsi="Arial"/>
+            <w:color w:val="1F6B75"/>
+            <w:sz w:val="14"/>
+            <w:szCs w:val="14"/>
+            <w:u w:val="single" w:color="1F6B75"/>
+          </w:rPr>
+          <w:t xml:space="preserve">https://creativecommons.org/licenses/by-nc/4.0/</w:t>
+        </w:r>
+      </w:hyperlink>
+      <w:r>
+        <w:rPr>
+          <w:rFonts w:ascii="Arial" w:cs="Arial" w:eastAsia="Arial" w:hAnsi="Arial"/>
+          <w:color w:val="666666"/>
+          <w:sz w:val="14"/>
+          <w:szCs w:val="14"/>
+        </w:rPr>
+        <w:t xml:space="preserve">).</w:t>
+      </w:r>
+    </w:p>
     <w:p>
       <w:r>
         <w:br w:type="page"/>
@@ -17137,7 +17603,7 @@
             <w:pPr>
               <w:spacing w:after="20" w:before="0"/>
             </w:pPr>
-            <w:hyperlink w:history="1" r:id="rIdvxu0dugrcfya4cf_toca9">
+            <w:hyperlink w:history="1" r:id="rIdbcdqivdlrpknhvrfco2qh">
               <w:r>
                 <w:rPr>
                   <w:rFonts w:ascii="Arial" w:cs="Arial" w:eastAsia="Arial" w:hAnsi="Arial"/>
@@ -17170,7 +17636,7 @@
               <w:spacing w:after="10" w:before="0"/>
               <w:ind w:left="120"/>
             </w:pPr>
-            <w:hyperlink w:history="1" r:id="rIdwfvpp9wp6ftlluryaxrjq">
+            <w:hyperlink w:history="1" r:id="rIdmqesjvbzidnl_pfdqu-db">
               <w:r>
                 <w:rPr>
                   <w:rFonts w:ascii="Arial" w:cs="Arial" w:eastAsia="Arial" w:hAnsi="Arial"/>
@@ -17232,7 +17698,7 @@
               <w:spacing w:after="10" w:before="0"/>
               <w:ind w:left="120"/>
             </w:pPr>
-            <w:hyperlink w:history="1" r:id="rId5a5fx5wmivzo70ulb5y6p">
+            <w:hyperlink w:history="1" r:id="rIddpm2sa9n26ivsj8xxyakw">
               <w:r>
                 <w:rPr>
                   <w:rFonts w:ascii="Arial" w:cs="Arial" w:eastAsia="Arial" w:hAnsi="Arial"/>
@@ -17442,7 +17908,7 @@
             <w:pPr>
               <w:spacing w:after="20" w:before="0"/>
             </w:pPr>
-            <w:hyperlink w:history="1" r:id="rIdoadliohhd8sdsvwmff9yx">
+            <w:hyperlink w:history="1" r:id="rIdpglvfa-zt8b_1tfxoedgl">
               <w:r>
                 <w:rPr>
                   <w:rFonts w:ascii="Arial" w:cs="Arial" w:eastAsia="Arial" w:hAnsi="Arial"/>
@@ -17475,7 +17941,7 @@
               <w:spacing w:after="10" w:before="0"/>
               <w:ind w:left="120"/>
             </w:pPr>
-            <w:hyperlink w:history="1" r:id="rIdp-qz3x4t7n5wo8o_mwusq">
+            <w:hyperlink w:history="1" r:id="rIdv7yxdjbqacp2yurkrzzep">
               <w:r>
                 <w:rPr>
                   <w:rFonts w:ascii="Arial" w:cs="Arial" w:eastAsia="Arial" w:hAnsi="Arial"/>
@@ -17537,7 +18003,7 @@
               <w:spacing w:after="10" w:before="0"/>
               <w:ind w:left="120"/>
             </w:pPr>
-            <w:hyperlink w:history="1" r:id="rIdh1hqdh7lfsuogsta6erdw">
+            <w:hyperlink w:history="1" r:id="rIdzuijwif3yu2iejt9viey0">
               <w:r>
                 <w:rPr>
                   <w:rFonts w:ascii="Arial" w:cs="Arial" w:eastAsia="Arial" w:hAnsi="Arial"/>
@@ -17747,7 +18213,7 @@
             <w:pPr>
               <w:spacing w:after="20" w:before="0"/>
             </w:pPr>
-            <w:hyperlink w:history="1" r:id="rIdtafutxn7veamkvtualk0a">
+            <w:hyperlink w:history="1" r:id="rId6ezv4nqzchqkd8uhnmta2">
               <w:r>
                 <w:rPr>
                   <w:rFonts w:ascii="Arial" w:cs="Arial" w:eastAsia="Arial" w:hAnsi="Arial"/>
@@ -17780,7 +18246,7 @@
               <w:spacing w:after="10" w:before="0"/>
               <w:ind w:left="120"/>
             </w:pPr>
-            <w:hyperlink w:history="1" r:id="rIdksi-qn01rbuk6mw-pdppd">
+            <w:hyperlink w:history="1" r:id="rIdlzmcbxtdxv7ywwiwfmy3d">
               <w:r>
                 <w:rPr>
                   <w:rFonts w:ascii="Arial" w:cs="Arial" w:eastAsia="Arial" w:hAnsi="Arial"/>
@@ -17842,7 +18308,7 @@
               <w:spacing w:after="10" w:before="0"/>
               <w:ind w:left="120"/>
             </w:pPr>
-            <w:hyperlink w:history="1" r:id="rId-kvodsiewihni4vagnfeb">
+            <w:hyperlink w:history="1" r:id="rIdzz5e4nvqifac9rlzihpa_">
               <w:r>
                 <w:rPr>
                   <w:rFonts w:ascii="Arial" w:cs="Arial" w:eastAsia="Arial" w:hAnsi="Arial"/>
@@ -18052,7 +18518,7 @@
             <w:pPr>
               <w:spacing w:after="20" w:before="0"/>
             </w:pPr>
-            <w:hyperlink w:history="1" r:id="rIdvxyilfpan4yvgznap8gow">
+            <w:hyperlink w:history="1" r:id="rIdybl1orrn8ay5zd4j0co4z">
               <w:r>
                 <w:rPr>
                   <w:rFonts w:ascii="Arial" w:cs="Arial" w:eastAsia="Arial" w:hAnsi="Arial"/>
@@ -18085,7 +18551,7 @@
               <w:spacing w:after="10" w:before="0"/>
               <w:ind w:left="120"/>
             </w:pPr>
-            <w:hyperlink w:history="1" r:id="rIdonh81tkzilyaiukt5r67g">
+            <w:hyperlink w:history="1" r:id="rIdjjqstmqrirlr1ibn2bmof">
               <w:r>
                 <w:rPr>
                   <w:rFonts w:ascii="Arial" w:cs="Arial" w:eastAsia="Arial" w:hAnsi="Arial"/>
@@ -18147,7 +18613,7 @@
               <w:spacing w:after="10" w:before="0"/>
               <w:ind w:left="120"/>
             </w:pPr>
-            <w:hyperlink w:history="1" r:id="rIdi0xpriflur_hdqeevxz8u">
+            <w:hyperlink w:history="1" r:id="rIdacz5n1t0922dl2fftnfpx">
               <w:r>
                 <w:rPr>
                   <w:rFonts w:ascii="Arial" w:cs="Arial" w:eastAsia="Arial" w:hAnsi="Arial"/>
@@ -18357,7 +18823,7 @@
             <w:pPr>
               <w:spacing w:after="20" w:before="0"/>
             </w:pPr>
-            <w:hyperlink w:history="1" r:id="rIddbcfzpcmw1j1ucdr2s38q">
+            <w:hyperlink w:history="1" r:id="rIdmc57anorazzewl-rt10dy">
               <w:r>
                 <w:rPr>
                   <w:rFonts w:ascii="Arial" w:cs="Arial" w:eastAsia="Arial" w:hAnsi="Arial"/>
@@ -18390,7 +18856,7 @@
               <w:spacing w:after="10" w:before="0"/>
               <w:ind w:left="120"/>
             </w:pPr>
-            <w:hyperlink w:history="1" r:id="rIdx0q-xu10bw93emxeq0wll">
+            <w:hyperlink w:history="1" r:id="rIdibpatjr2f888xndiqmp0k">
               <w:r>
                 <w:rPr>
                   <w:rFonts w:ascii="Arial" w:cs="Arial" w:eastAsia="Arial" w:hAnsi="Arial"/>
@@ -18452,7 +18918,7 @@
               <w:spacing w:after="10" w:before="0"/>
               <w:ind w:left="120"/>
             </w:pPr>
-            <w:hyperlink w:history="1" r:id="rIdeab_hdcvnmza1x0x1fwch">
+            <w:hyperlink w:history="1" r:id="rIdulvxaohbxg4wj7fofgs1p">
               <w:r>
                 <w:rPr>
                   <w:rFonts w:ascii="Arial" w:cs="Arial" w:eastAsia="Arial" w:hAnsi="Arial"/>
@@ -18963,6 +19429,65 @@
         </w:tc>
       </w:tr>
     </w:tbl>
+    <w:p>
+      <w:pPr>
+        <w:pBdr>
+          <w:top w:val="single" w:color="BBBBBB" w:sz="4" w:space="4"/>
+        </w:pBdr>
+        <w:spacing w:after="0" w:before="160"/>
+      </w:pPr>
+      <w:r>
+        <w:rPr>
+          <w:rFonts w:ascii="Arial" w:cs="Arial" w:eastAsia="Arial" w:hAnsi="Arial"/>
+          <w:color w:val="666666"/>
+          <w:sz w:val="14"/>
+          <w:szCs w:val="14"/>
+        </w:rPr>
+        <w:t xml:space="preserve">© 2026 SeaVuria and ARES. Aligned with KICD objectives. Developed by SeaVuria; technical implementation by ARES (with AI assistance from Claude). Licensed under </w:t>
+      </w:r>
+      <w:hyperlink w:history="1" r:id="rId_jf1nn07tztzmzyerf3xg">
+        <w:r>
+          <w:rPr>
+            <w:rFonts w:ascii="Arial" w:cs="Arial" w:eastAsia="Arial" w:hAnsi="Arial"/>
+            <w:color w:val="1F6B75"/>
+            <w:sz w:val="14"/>
+            <w:szCs w:val="14"/>
+            <w:u w:val="single" w:color="1F6B75"/>
+          </w:rPr>
+          <w:t xml:space="preserve">CC BY-NC 4.0</w:t>
+        </w:r>
+      </w:hyperlink>
+      <w:r>
+        <w:rPr>
+          <w:rFonts w:ascii="Arial" w:cs="Arial" w:eastAsia="Arial" w:hAnsi="Arial"/>
+          <w:color w:val="666666"/>
+          <w:sz w:val="14"/>
+          <w:szCs w:val="14"/>
+        </w:rPr>
+        <w:t xml:space="preserve"> (</w:t>
+      </w:r>
+      <w:hyperlink w:history="1" r:id="rIddfjga0p8mmqrxr9uwgvhv">
+        <w:r>
+          <w:rPr>
+            <w:rFonts w:ascii="Arial" w:cs="Arial" w:eastAsia="Arial" w:hAnsi="Arial"/>
+            <w:color w:val="1F6B75"/>
+            <w:sz w:val="14"/>
+            <w:szCs w:val="14"/>
+            <w:u w:val="single" w:color="1F6B75"/>
+          </w:rPr>
+          <w:t xml:space="preserve">https://creativecommons.org/licenses/by-nc/4.0/</w:t>
+        </w:r>
+      </w:hyperlink>
+      <w:r>
+        <w:rPr>
+          <w:rFonts w:ascii="Arial" w:cs="Arial" w:eastAsia="Arial" w:hAnsi="Arial"/>
+          <w:color w:val="666666"/>
+          <w:sz w:val="14"/>
+          <w:szCs w:val="14"/>
+        </w:rPr>
+        <w:t xml:space="preserve">).</w:t>
+      </w:r>
+    </w:p>
     <w:p>
       <w:r>
         <w:br w:type="page"/>
@@ -19954,7 +20479,7 @@
             <w:pPr>
               <w:spacing w:after="20" w:before="0"/>
             </w:pPr>
-            <w:hyperlink w:history="1" r:id="rIdumv-8ugikdoy-4dijluff">
+            <w:hyperlink w:history="1" r:id="rIdqb6e4vyslx9xppaqlsbk6">
               <w:r>
                 <w:rPr>
                   <w:rFonts w:ascii="Arial" w:cs="Arial" w:eastAsia="Arial" w:hAnsi="Arial"/>
@@ -19987,7 +20512,7 @@
               <w:spacing w:after="10" w:before="0"/>
               <w:ind w:left="120"/>
             </w:pPr>
-            <w:hyperlink w:history="1" r:id="rIdzyyho-cgpczxg9kwlvyuj">
+            <w:hyperlink w:history="1" r:id="rId3zzh_rao-kwymuwoxdt26">
               <w:r>
                 <w:rPr>
                   <w:rFonts w:ascii="Arial" w:cs="Arial" w:eastAsia="Arial" w:hAnsi="Arial"/>
@@ -20032,7 +20557,7 @@
             <w:pPr>
               <w:spacing w:after="20" w:before="0"/>
             </w:pPr>
-            <w:hyperlink w:history="1" r:id="rIdgu5lqqqpyewslmmxrlpea">
+            <w:hyperlink w:history="1" r:id="rIdbartfyg1utfezvlczmtc-">
               <w:r>
                 <w:rPr>
                   <w:rFonts w:ascii="Arial" w:cs="Arial" w:eastAsia="Arial" w:hAnsi="Arial"/>
@@ -20065,7 +20590,7 @@
               <w:spacing w:after="10" w:before="0"/>
               <w:ind w:left="120"/>
             </w:pPr>
-            <w:hyperlink w:history="1" r:id="rIdqcshcnoxao6xssyf_v6zm">
+            <w:hyperlink w:history="1" r:id="rId0pcfwvoe_kgjekhefnwmx">
               <w:r>
                 <w:rPr>
                   <w:rFonts w:ascii="Arial" w:cs="Arial" w:eastAsia="Arial" w:hAnsi="Arial"/>
@@ -20260,7 +20785,7 @@
             <w:pPr>
               <w:spacing w:after="20" w:before="0"/>
             </w:pPr>
-            <w:hyperlink w:history="1" r:id="rIdznvxan4bzxw4i2fed8ais">
+            <w:hyperlink w:history="1" r:id="rIdklh-kkeoq6tx7cent7qp2">
               <w:r>
                 <w:rPr>
                   <w:rFonts w:ascii="Arial" w:cs="Arial" w:eastAsia="Arial" w:hAnsi="Arial"/>
@@ -20293,7 +20818,7 @@
               <w:spacing w:after="10" w:before="0"/>
               <w:ind w:left="120"/>
             </w:pPr>
-            <w:hyperlink w:history="1" r:id="rIdi2qfdrwkpkmkooubkbbin">
+            <w:hyperlink w:history="1" r:id="rIdb3b7kokrjs5amoacev65c">
               <w:r>
                 <w:rPr>
                   <w:rFonts w:ascii="Arial" w:cs="Arial" w:eastAsia="Arial" w:hAnsi="Arial"/>
@@ -20338,7 +20863,7 @@
             <w:pPr>
               <w:spacing w:after="20" w:before="0"/>
             </w:pPr>
-            <w:hyperlink w:history="1" r:id="rIdyqn6mspjuhsxygi-efqoj">
+            <w:hyperlink w:history="1" r:id="rIdqwnliym17eotln20sdpul">
               <w:r>
                 <w:rPr>
                   <w:rFonts w:ascii="Arial" w:cs="Arial" w:eastAsia="Arial" w:hAnsi="Arial"/>
@@ -20371,7 +20896,7 @@
               <w:spacing w:after="10" w:before="0"/>
               <w:ind w:left="120"/>
             </w:pPr>
-            <w:hyperlink w:history="1" r:id="rIdarx3-gha-gz2wsfawtlhu">
+            <w:hyperlink w:history="1" r:id="rIdypjylzflttlpplxb0ufq1">
               <w:r>
                 <w:rPr>
                   <w:rFonts w:ascii="Arial" w:cs="Arial" w:eastAsia="Arial" w:hAnsi="Arial"/>
@@ -20566,7 +21091,7 @@
             <w:pPr>
               <w:spacing w:after="20" w:before="0"/>
             </w:pPr>
-            <w:hyperlink w:history="1" r:id="rIdz696p1aa6dtcs_xf5cmgh">
+            <w:hyperlink w:history="1" r:id="rIdhkf1nheqpi4qluwvv1f2d">
               <w:r>
                 <w:rPr>
                   <w:rFonts w:ascii="Arial" w:cs="Arial" w:eastAsia="Arial" w:hAnsi="Arial"/>
@@ -20599,7 +21124,7 @@
               <w:spacing w:after="10" w:before="0"/>
               <w:ind w:left="120"/>
             </w:pPr>
-            <w:hyperlink w:history="1" r:id="rIdbe93vzmmwr9ddmg9kl2px">
+            <w:hyperlink w:history="1" r:id="rIdz2vwldl_lpit392jn1pv4">
               <w:r>
                 <w:rPr>
                   <w:rFonts w:ascii="Arial" w:cs="Arial" w:eastAsia="Arial" w:hAnsi="Arial"/>
@@ -20644,7 +21169,7 @@
             <w:pPr>
               <w:spacing w:after="20" w:before="0"/>
             </w:pPr>
-            <w:hyperlink w:history="1" r:id="rIdtgzxds8hylcbu-jqn5oyb">
+            <w:hyperlink w:history="1" r:id="rIdb88egndycf9kjyqafyxah">
               <w:r>
                 <w:rPr>
                   <w:rFonts w:ascii="Arial" w:cs="Arial" w:eastAsia="Arial" w:hAnsi="Arial"/>
@@ -20677,7 +21202,7 @@
               <w:spacing w:after="10" w:before="0"/>
               <w:ind w:left="120"/>
             </w:pPr>
-            <w:hyperlink w:history="1" r:id="rId6gegnwqdnpp8oia1mvc8u">
+            <w:hyperlink w:history="1" r:id="rId1aee7pwo364n1dhqn2gde">
               <w:r>
                 <w:rPr>
                   <w:rFonts w:ascii="Arial" w:cs="Arial" w:eastAsia="Arial" w:hAnsi="Arial"/>
@@ -20872,7 +21397,7 @@
             <w:pPr>
               <w:spacing w:after="20" w:before="0"/>
             </w:pPr>
-            <w:hyperlink w:history="1" r:id="rIdxkvs3m-3suse0n6f6riey">
+            <w:hyperlink w:history="1" r:id="rIdig8poehg98kmcx7vksjvf">
               <w:r>
                 <w:rPr>
                   <w:rFonts w:ascii="Arial" w:cs="Arial" w:eastAsia="Arial" w:hAnsi="Arial"/>
@@ -20905,7 +21430,7 @@
               <w:spacing w:after="10" w:before="0"/>
               <w:ind w:left="120"/>
             </w:pPr>
-            <w:hyperlink w:history="1" r:id="rIdgbopfmwhe5jicyyhp-gtz">
+            <w:hyperlink w:history="1" r:id="rIdj8r0ungmytbwinq_pvgg6">
               <w:r>
                 <w:rPr>
                   <w:rFonts w:ascii="Arial" w:cs="Arial" w:eastAsia="Arial" w:hAnsi="Arial"/>
@@ -20950,7 +21475,7 @@
             <w:pPr>
               <w:spacing w:after="20" w:before="0"/>
             </w:pPr>
-            <w:hyperlink w:history="1" r:id="rIdtmvywkyyx9lbm8rzfluco">
+            <w:hyperlink w:history="1" r:id="rIdt_xiibqedqkjq-kbqk53r">
               <w:r>
                 <w:rPr>
                   <w:rFonts w:ascii="Arial" w:cs="Arial" w:eastAsia="Arial" w:hAnsi="Arial"/>
@@ -20983,7 +21508,7 @@
               <w:spacing w:after="10" w:before="0"/>
               <w:ind w:left="120"/>
             </w:pPr>
-            <w:hyperlink w:history="1" r:id="rIdiubkbznpbvrct5hp-c9un">
+            <w:hyperlink w:history="1" r:id="rIdhui4g23gcqu_iksh7hbtc">
               <w:r>
                 <w:rPr>
                   <w:rFonts w:ascii="Arial" w:cs="Arial" w:eastAsia="Arial" w:hAnsi="Arial"/>
@@ -21178,7 +21703,7 @@
             <w:pPr>
               <w:spacing w:after="20" w:before="0"/>
             </w:pPr>
-            <w:hyperlink w:history="1" r:id="rIdj-7yixjpqlfuhdpbii4p3">
+            <w:hyperlink w:history="1" r:id="rIdr1rwycnfcvr79u-heeo0d">
               <w:r>
                 <w:rPr>
                   <w:rFonts w:ascii="Arial" w:cs="Arial" w:eastAsia="Arial" w:hAnsi="Arial"/>
@@ -21211,7 +21736,7 @@
               <w:spacing w:after="10" w:before="0"/>
               <w:ind w:left="120"/>
             </w:pPr>
-            <w:hyperlink w:history="1" r:id="rIdd-cidqfsdgvdqmlq62ffn">
+            <w:hyperlink w:history="1" r:id="rId49uw2ldzidsszozll-jg9">
               <w:r>
                 <w:rPr>
                   <w:rFonts w:ascii="Arial" w:cs="Arial" w:eastAsia="Arial" w:hAnsi="Arial"/>
@@ -21256,7 +21781,7 @@
             <w:pPr>
               <w:spacing w:after="20" w:before="0"/>
             </w:pPr>
-            <w:hyperlink w:history="1" r:id="rIdemhqx-owtqk_elgxrclc-">
+            <w:hyperlink w:history="1" r:id="rId2r0gyb6wswne5p9762rxg">
               <w:r>
                 <w:rPr>
                   <w:rFonts w:ascii="Arial" w:cs="Arial" w:eastAsia="Arial" w:hAnsi="Arial"/>
@@ -21289,7 +21814,7 @@
               <w:spacing w:after="10" w:before="0"/>
               <w:ind w:left="120"/>
             </w:pPr>
-            <w:hyperlink w:history="1" r:id="rIdfpe7tbznfuqd_zhcaamzg">
+            <w:hyperlink w:history="1" r:id="rIdr9lu2i5npyxrk8hab_ngo">
               <w:r>
                 <w:rPr>
                   <w:rFonts w:ascii="Arial" w:cs="Arial" w:eastAsia="Arial" w:hAnsi="Arial"/>
@@ -21785,6 +22310,65 @@
         </w:tc>
       </w:tr>
     </w:tbl>
+    <w:p>
+      <w:pPr>
+        <w:pBdr>
+          <w:top w:val="single" w:color="BBBBBB" w:sz="4" w:space="4"/>
+        </w:pBdr>
+        <w:spacing w:after="0" w:before="160"/>
+      </w:pPr>
+      <w:r>
+        <w:rPr>
+          <w:rFonts w:ascii="Arial" w:cs="Arial" w:eastAsia="Arial" w:hAnsi="Arial"/>
+          <w:color w:val="666666"/>
+          <w:sz w:val="14"/>
+          <w:szCs w:val="14"/>
+        </w:rPr>
+        <w:t xml:space="preserve">© 2026 SeaVuria and ARES. Aligned with KICD objectives. Developed by SeaVuria; technical implementation by ARES (with AI assistance from Claude). Licensed under </w:t>
+      </w:r>
+      <w:hyperlink w:history="1" r:id="rIdpycfy0jh_1dp6rzsikmry">
+        <w:r>
+          <w:rPr>
+            <w:rFonts w:ascii="Arial" w:cs="Arial" w:eastAsia="Arial" w:hAnsi="Arial"/>
+            <w:color w:val="1F6B75"/>
+            <w:sz w:val="14"/>
+            <w:szCs w:val="14"/>
+            <w:u w:val="single" w:color="1F6B75"/>
+          </w:rPr>
+          <w:t xml:space="preserve">CC BY-NC 4.0</w:t>
+        </w:r>
+      </w:hyperlink>
+      <w:r>
+        <w:rPr>
+          <w:rFonts w:ascii="Arial" w:cs="Arial" w:eastAsia="Arial" w:hAnsi="Arial"/>
+          <w:color w:val="666666"/>
+          <w:sz w:val="14"/>
+          <w:szCs w:val="14"/>
+        </w:rPr>
+        <w:t xml:space="preserve"> (</w:t>
+      </w:r>
+      <w:hyperlink w:history="1" r:id="rId1an99wstvxsvpnjabuyhl">
+        <w:r>
+          <w:rPr>
+            <w:rFonts w:ascii="Arial" w:cs="Arial" w:eastAsia="Arial" w:hAnsi="Arial"/>
+            <w:color w:val="1F6B75"/>
+            <w:sz w:val="14"/>
+            <w:szCs w:val="14"/>
+            <w:u w:val="single" w:color="1F6B75"/>
+          </w:rPr>
+          <w:t xml:space="preserve">https://creativecommons.org/licenses/by-nc/4.0/</w:t>
+        </w:r>
+      </w:hyperlink>
+      <w:r>
+        <w:rPr>
+          <w:rFonts w:ascii="Arial" w:cs="Arial" w:eastAsia="Arial" w:hAnsi="Arial"/>
+          <w:color w:val="666666"/>
+          <w:sz w:val="14"/>
+          <w:szCs w:val="14"/>
+        </w:rPr>
+        <w:t xml:space="preserve">).</w:t>
+      </w:r>
+    </w:p>
     <w:p>
       <w:r>
         <w:br w:type="page"/>
@@ -22776,7 +23360,7 @@
             <w:pPr>
               <w:spacing w:after="20" w:before="0"/>
             </w:pPr>
-            <w:hyperlink w:history="1" r:id="rIds4alqjfhraslemxifdsi5">
+            <w:hyperlink w:history="1" r:id="rIduaqkd1maznht3oxcp0zgv">
               <w:r>
                 <w:rPr>
                   <w:rFonts w:ascii="Arial" w:cs="Arial" w:eastAsia="Arial" w:hAnsi="Arial"/>
@@ -22809,7 +23393,7 @@
               <w:spacing w:after="10" w:before="0"/>
               <w:ind w:left="120"/>
             </w:pPr>
-            <w:hyperlink w:history="1" r:id="rIdg6ge2m_terfk356y-bxit">
+            <w:hyperlink w:history="1" r:id="rIdyce_jpmgy1hwyndxtw0yq">
               <w:r>
                 <w:rPr>
                   <w:rFonts w:ascii="Arial" w:cs="Arial" w:eastAsia="Arial" w:hAnsi="Arial"/>
@@ -22854,7 +23438,7 @@
             <w:pPr>
               <w:spacing w:after="20" w:before="0"/>
             </w:pPr>
-            <w:hyperlink w:history="1" r:id="rIdmpj0jqrai15cqr9rizb2r">
+            <w:hyperlink w:history="1" r:id="rIdawzy_vk2kfymtm_jcm1uc">
               <w:r>
                 <w:rPr>
                   <w:rFonts w:ascii="Arial" w:cs="Arial" w:eastAsia="Arial" w:hAnsi="Arial"/>
@@ -22887,7 +23471,7 @@
               <w:spacing w:after="10" w:before="0"/>
               <w:ind w:left="120"/>
             </w:pPr>
-            <w:hyperlink w:history="1" r:id="rId1l-cftfwwn5nixapkz8bt">
+            <w:hyperlink w:history="1" r:id="rIdcyvcxmrzcpxxtehfkdvz8">
               <w:r>
                 <w:rPr>
                   <w:rFonts w:ascii="Arial" w:cs="Arial" w:eastAsia="Arial" w:hAnsi="Arial"/>
@@ -23082,7 +23666,7 @@
             <w:pPr>
               <w:spacing w:after="20" w:before="0"/>
             </w:pPr>
-            <w:hyperlink w:history="1" r:id="rIdbqfyn-r4ztrvwuexcv-vn">
+            <w:hyperlink w:history="1" r:id="rIdelczvl91fhrne89jlonnq">
               <w:r>
                 <w:rPr>
                   <w:rFonts w:ascii="Arial" w:cs="Arial" w:eastAsia="Arial" w:hAnsi="Arial"/>
@@ -23115,7 +23699,7 @@
               <w:spacing w:after="10" w:before="0"/>
               <w:ind w:left="120"/>
             </w:pPr>
-            <w:hyperlink w:history="1" r:id="rIdgyiq4opgybzzdloklczde">
+            <w:hyperlink w:history="1" r:id="rIdrossq8tcuk7jumvutbdgy">
               <w:r>
                 <w:rPr>
                   <w:rFonts w:ascii="Arial" w:cs="Arial" w:eastAsia="Arial" w:hAnsi="Arial"/>
@@ -23160,7 +23744,7 @@
             <w:pPr>
               <w:spacing w:after="20" w:before="0"/>
             </w:pPr>
-            <w:hyperlink w:history="1" r:id="rIdwe5l7s9-i2p9wosfk92co">
+            <w:hyperlink w:history="1" r:id="rIdajkst1sp-pph8biwogqf2">
               <w:r>
                 <w:rPr>
                   <w:rFonts w:ascii="Arial" w:cs="Arial" w:eastAsia="Arial" w:hAnsi="Arial"/>
@@ -23193,7 +23777,7 @@
               <w:spacing w:after="10" w:before="0"/>
               <w:ind w:left="120"/>
             </w:pPr>
-            <w:hyperlink w:history="1" r:id="rIdlffbsuyd8-hzvxzc20uvw">
+            <w:hyperlink w:history="1" r:id="rIdemnkktbisef900ek6jcqk">
               <w:r>
                 <w:rPr>
                   <w:rFonts w:ascii="Arial" w:cs="Arial" w:eastAsia="Arial" w:hAnsi="Arial"/>
@@ -23388,7 +23972,7 @@
             <w:pPr>
               <w:spacing w:after="20" w:before="0"/>
             </w:pPr>
-            <w:hyperlink w:history="1" r:id="rIdttqkezcqz7nlolfyn1ll7">
+            <w:hyperlink w:history="1" r:id="rIdco4przxvmkdluo0m_xq-w">
               <w:r>
                 <w:rPr>
                   <w:rFonts w:ascii="Arial" w:cs="Arial" w:eastAsia="Arial" w:hAnsi="Arial"/>
@@ -23421,7 +24005,7 @@
               <w:spacing w:after="10" w:before="0"/>
               <w:ind w:left="120"/>
             </w:pPr>
-            <w:hyperlink w:history="1" r:id="rId8l4deabx4vznvypycwr_-">
+            <w:hyperlink w:history="1" r:id="rIdh5-pcme7b61qrezbls3jd">
               <w:r>
                 <w:rPr>
                   <w:rFonts w:ascii="Arial" w:cs="Arial" w:eastAsia="Arial" w:hAnsi="Arial"/>
@@ -23466,7 +24050,7 @@
             <w:pPr>
               <w:spacing w:after="20" w:before="0"/>
             </w:pPr>
-            <w:hyperlink w:history="1" r:id="rIdwbc9-nydnoacoekiouylh">
+            <w:hyperlink w:history="1" r:id="rIdw5eh75xdw6pxtztitxmoe">
               <w:r>
                 <w:rPr>
                   <w:rFonts w:ascii="Arial" w:cs="Arial" w:eastAsia="Arial" w:hAnsi="Arial"/>
@@ -23499,7 +24083,7 @@
               <w:spacing w:after="10" w:before="0"/>
               <w:ind w:left="120"/>
             </w:pPr>
-            <w:hyperlink w:history="1" r:id="rIdv-deejrvp3q-clq9ypn1f">
+            <w:hyperlink w:history="1" r:id="rIdjfldvvb0gvutcqej-dvci">
               <w:r>
                 <w:rPr>
                   <w:rFonts w:ascii="Arial" w:cs="Arial" w:eastAsia="Arial" w:hAnsi="Arial"/>
@@ -23694,7 +24278,7 @@
             <w:pPr>
               <w:spacing w:after="20" w:before="0"/>
             </w:pPr>
-            <w:hyperlink w:history="1" r:id="rIde7vud8k7seogx41vgdtmh">
+            <w:hyperlink w:history="1" r:id="rIdp_yahdodygmj6pvhxlkzd">
               <w:r>
                 <w:rPr>
                   <w:rFonts w:ascii="Arial" w:cs="Arial" w:eastAsia="Arial" w:hAnsi="Arial"/>
@@ -23727,7 +24311,7 @@
               <w:spacing w:after="10" w:before="0"/>
               <w:ind w:left="120"/>
             </w:pPr>
-            <w:hyperlink w:history="1" r:id="rIdrrkb-qznqns7y0vk2yq73">
+            <w:hyperlink w:history="1" r:id="rIdfgkrmaktouflj4ctr2rbp">
               <w:r>
                 <w:rPr>
                   <w:rFonts w:ascii="Arial" w:cs="Arial" w:eastAsia="Arial" w:hAnsi="Arial"/>
@@ -23772,7 +24356,7 @@
             <w:pPr>
               <w:spacing w:after="20" w:before="0"/>
             </w:pPr>
-            <w:hyperlink w:history="1" r:id="rId1rvy5mu8_xm6ct3-2fwd1">
+            <w:hyperlink w:history="1" r:id="rIdgnz0cvekqeptwl81oshfd">
               <w:r>
                 <w:rPr>
                   <w:rFonts w:ascii="Arial" w:cs="Arial" w:eastAsia="Arial" w:hAnsi="Arial"/>
@@ -23805,7 +24389,7 @@
               <w:spacing w:after="10" w:before="0"/>
               <w:ind w:left="120"/>
             </w:pPr>
-            <w:hyperlink w:history="1" r:id="rIdthoyfttzsrncaulotibl1">
+            <w:hyperlink w:history="1" r:id="rId36weeoezhja6kojalcgct">
               <w:r>
                 <w:rPr>
                   <w:rFonts w:ascii="Arial" w:cs="Arial" w:eastAsia="Arial" w:hAnsi="Arial"/>
@@ -24000,7 +24584,7 @@
             <w:pPr>
               <w:spacing w:after="20" w:before="0"/>
             </w:pPr>
-            <w:hyperlink w:history="1" r:id="rIdsdtvsqlcdpujxjdujmeqi">
+            <w:hyperlink w:history="1" r:id="rIdcvkps_u89n5d9y6hyot2p">
               <w:r>
                 <w:rPr>
                   <w:rFonts w:ascii="Arial" w:cs="Arial" w:eastAsia="Arial" w:hAnsi="Arial"/>
@@ -24033,7 +24617,7 @@
               <w:spacing w:after="10" w:before="0"/>
               <w:ind w:left="120"/>
             </w:pPr>
-            <w:hyperlink w:history="1" r:id="rIdj5q-suczke6ungt-vwt3g">
+            <w:hyperlink w:history="1" r:id="rIdbgpc2-usd0cgqdrfoc271">
               <w:r>
                 <w:rPr>
                   <w:rFonts w:ascii="Arial" w:cs="Arial" w:eastAsia="Arial" w:hAnsi="Arial"/>
@@ -24078,7 +24662,7 @@
             <w:pPr>
               <w:spacing w:after="20" w:before="0"/>
             </w:pPr>
-            <w:hyperlink w:history="1" r:id="rIdi7ey0phuonnpxwcecietw">
+            <w:hyperlink w:history="1" r:id="rIdqakaxjrmnd-unevqlzlqt">
               <w:r>
                 <w:rPr>
                   <w:rFonts w:ascii="Arial" w:cs="Arial" w:eastAsia="Arial" w:hAnsi="Arial"/>
@@ -24111,7 +24695,7 @@
               <w:spacing w:after="10" w:before="0"/>
               <w:ind w:left="120"/>
             </w:pPr>
-            <w:hyperlink w:history="1" r:id="rIdcx1ch6aect4fbfrwp7nrg">
+            <w:hyperlink w:history="1" r:id="rIdknougzhxr7nrjtk0ezlgh">
               <w:r>
                 <w:rPr>
                   <w:rFonts w:ascii="Arial" w:cs="Arial" w:eastAsia="Arial" w:hAnsi="Arial"/>
@@ -24607,6 +25191,65 @@
         </w:tc>
       </w:tr>
     </w:tbl>
+    <w:p>
+      <w:pPr>
+        <w:pBdr>
+          <w:top w:val="single" w:color="BBBBBB" w:sz="4" w:space="4"/>
+        </w:pBdr>
+        <w:spacing w:after="0" w:before="160"/>
+      </w:pPr>
+      <w:r>
+        <w:rPr>
+          <w:rFonts w:ascii="Arial" w:cs="Arial" w:eastAsia="Arial" w:hAnsi="Arial"/>
+          <w:color w:val="666666"/>
+          <w:sz w:val="14"/>
+          <w:szCs w:val="14"/>
+        </w:rPr>
+        <w:t xml:space="preserve">© 2026 SeaVuria and ARES. Aligned with KICD objectives. Developed by SeaVuria; technical implementation by ARES (with AI assistance from Claude). Licensed under </w:t>
+      </w:r>
+      <w:hyperlink w:history="1" r:id="rId0qhr5sq2b47qtro3upftr">
+        <w:r>
+          <w:rPr>
+            <w:rFonts w:ascii="Arial" w:cs="Arial" w:eastAsia="Arial" w:hAnsi="Arial"/>
+            <w:color w:val="1F6B75"/>
+            <w:sz w:val="14"/>
+            <w:szCs w:val="14"/>
+            <w:u w:val="single" w:color="1F6B75"/>
+          </w:rPr>
+          <w:t xml:space="preserve">CC BY-NC 4.0</w:t>
+        </w:r>
+      </w:hyperlink>
+      <w:r>
+        <w:rPr>
+          <w:rFonts w:ascii="Arial" w:cs="Arial" w:eastAsia="Arial" w:hAnsi="Arial"/>
+          <w:color w:val="666666"/>
+          <w:sz w:val="14"/>
+          <w:szCs w:val="14"/>
+        </w:rPr>
+        <w:t xml:space="preserve"> (</w:t>
+      </w:r>
+      <w:hyperlink w:history="1" r:id="rIdpy7chf0ktg6kgfxfswuqf">
+        <w:r>
+          <w:rPr>
+            <w:rFonts w:ascii="Arial" w:cs="Arial" w:eastAsia="Arial" w:hAnsi="Arial"/>
+            <w:color w:val="1F6B75"/>
+            <w:sz w:val="14"/>
+            <w:szCs w:val="14"/>
+            <w:u w:val="single" w:color="1F6B75"/>
+          </w:rPr>
+          <w:t xml:space="preserve">https://creativecommons.org/licenses/by-nc/4.0/</w:t>
+        </w:r>
+      </w:hyperlink>
+      <w:r>
+        <w:rPr>
+          <w:rFonts w:ascii="Arial" w:cs="Arial" w:eastAsia="Arial" w:hAnsi="Arial"/>
+          <w:color w:val="666666"/>
+          <w:sz w:val="14"/>
+          <w:szCs w:val="14"/>
+        </w:rPr>
+        <w:t xml:space="preserve">).</w:t>
+      </w:r>
+    </w:p>
     <w:p>
       <w:r>
         <w:br w:type="page"/>

--- a/data/outputs/v2/Essential_Mathematics/SS2.6_Surface_Area_of_Solids/Essential_Mathematics_Surface_Area_of_Solids_CBE_LessonSequence.docx
+++ b/data/outputs/v2/Essential_Mathematics/SS2.6_Surface_Area_of_Solids/Essential_Mathematics_Surface_Area_of_Solids_CBE_LessonSequence.docx
@@ -38,6 +38,1922 @@
           <w:szCs w:val="22"/>
         </w:rPr>
         <w:t xml:space="preserve">CBE Phenomenon-Driven Lesson Sequence — Sub-Strand 2.6 (8 Lessons)</w:t>
+      </w:r>
+    </w:p>
+    <w:p>
+      <w:pPr>
+        <w:spacing w:after="120"/>
+      </w:pPr>
+      <w:r>
+        <w:t xml:space="preserve"/>
+      </w:r>
+    </w:p>
+    <w:tbl>
+      <w:tblPr>
+        <w:tblW w:type="dxa" w:w="13680"/>
+        <w:tblBorders>
+          <w:top w:val="single" w:color="AAAAAA" w:sz="4"/>
+          <w:left w:val="single" w:color="AAAAAA" w:sz="4"/>
+          <w:bottom w:val="single" w:color="AAAAAA" w:sz="4"/>
+          <w:right w:val="single" w:color="AAAAAA" w:sz="4"/>
+          <w:insideH w:val="single" w:color="auto" w:sz="4"/>
+          <w:insideV w:val="single" w:color="auto" w:sz="4"/>
+        </w:tblBorders>
+        <w:tblLayout w:type="fixed"/>
+      </w:tblPr>
+      <w:tblGrid>
+        <w:gridCol w:w="3000"/>
+        <w:gridCol w:w="10680"/>
+      </w:tblGrid>
+      <w:tr>
+        <w:tc>
+          <w:tcPr>
+            <w:tcW w:type="dxa" w:w="13680"/>
+            <w:gridSpan w:val="2"/>
+            <w:shd w:fill="1F3864" w:color="auto" w:val="clear"/>
+            <w:tcMar>
+              <w:top w:type="dxa" w:w="60"/>
+              <w:left w:type="dxa" w:w="120"/>
+              <w:bottom w:type="dxa" w:w="60"/>
+              <w:right w:type="dxa" w:w="120"/>
+            </w:tcMar>
+            <w:vAlign w:val="top"/>
+          </w:tcPr>
+          <w:p>
+            <w:pPr>
+              <w:spacing w:after="40" w:before="0"/>
+              <w:jc w:val="center"/>
+            </w:pPr>
+            <w:r>
+              <w:rPr>
+                <w:rFonts w:ascii="Arial" w:cs="Arial" w:eastAsia="Arial" w:hAnsi="Arial"/>
+                <w:b/>
+                <w:bCs/>
+                <w:i w:val="false"/>
+                <w:iCs w:val="false"/>
+                <w:color w:val="FFFFFF"/>
+                <w:sz w:val="22"/>
+                <w:szCs w:val="22"/>
+              </w:rPr>
+              <w:t xml:space="preserve">SUB-STRAND OVERVIEW</w:t>
+            </w:r>
+          </w:p>
+        </w:tc>
+      </w:tr>
+      <w:tr>
+        <w:tc>
+          <w:tcPr>
+            <w:tcW w:type="dxa" w:w="3000"/>
+            <w:shd w:fill="D5E8F0" w:color="auto" w:val="clear"/>
+            <w:tcMar>
+              <w:top w:type="dxa" w:w="60"/>
+              <w:left w:type="dxa" w:w="120"/>
+              <w:bottom w:type="dxa" w:w="60"/>
+              <w:right w:type="dxa" w:w="120"/>
+            </w:tcMar>
+            <w:vAlign w:val="top"/>
+          </w:tcPr>
+          <w:p>
+            <w:pPr>
+              <w:spacing w:after="40" w:before="0"/>
+              <w:jc w:val="left"/>
+            </w:pPr>
+            <w:r>
+              <w:rPr>
+                <w:rFonts w:ascii="Arial" w:cs="Arial" w:eastAsia="Arial" w:hAnsi="Arial"/>
+                <w:b/>
+                <w:bCs/>
+                <w:i w:val="false"/>
+                <w:iCs w:val="false"/>
+                <w:color w:val="000000"/>
+                <w:sz w:val="18"/>
+                <w:szCs w:val="18"/>
+              </w:rPr>
+              <w:t xml:space="preserve">Grade Level</w:t>
+            </w:r>
+          </w:p>
+        </w:tc>
+        <w:tc>
+          <w:tcPr>
+            <w:tcW w:type="dxa" w:w="10680"/>
+            <w:shd w:fill="FFFFFF" w:color="auto" w:val="clear"/>
+            <w:tcMar>
+              <w:top w:type="dxa" w:w="60"/>
+              <w:left w:type="dxa" w:w="120"/>
+              <w:bottom w:type="dxa" w:w="60"/>
+              <w:right w:type="dxa" w:w="120"/>
+            </w:tcMar>
+            <w:vAlign w:val="top"/>
+          </w:tcPr>
+          <w:p>
+            <w:pPr>
+              <w:spacing w:after="40" w:before="0"/>
+              <w:jc w:val="left"/>
+            </w:pPr>
+            <w:r>
+              <w:rPr>
+                <w:rFonts w:ascii="Arial" w:cs="Arial" w:eastAsia="Arial" w:hAnsi="Arial"/>
+                <w:b w:val="false"/>
+                <w:bCs w:val="false"/>
+                <w:i w:val="false"/>
+                <w:iCs w:val="false"/>
+                <w:color w:val="000000"/>
+                <w:sz w:val="18"/>
+                <w:szCs w:val="18"/>
+              </w:rPr>
+              <w:t xml:space="preserve">10</w:t>
+            </w:r>
+          </w:p>
+        </w:tc>
+      </w:tr>
+      <w:tr>
+        <w:tc>
+          <w:tcPr>
+            <w:tcW w:type="dxa" w:w="3000"/>
+            <w:shd w:fill="D5E8F0" w:color="auto" w:val="clear"/>
+            <w:tcMar>
+              <w:top w:type="dxa" w:w="60"/>
+              <w:left w:type="dxa" w:w="120"/>
+              <w:bottom w:type="dxa" w:w="60"/>
+              <w:right w:type="dxa" w:w="120"/>
+            </w:tcMar>
+            <w:vAlign w:val="top"/>
+          </w:tcPr>
+          <w:p>
+            <w:pPr>
+              <w:spacing w:after="40" w:before="0"/>
+              <w:jc w:val="left"/>
+            </w:pPr>
+            <w:r>
+              <w:rPr>
+                <w:rFonts w:ascii="Arial" w:cs="Arial" w:eastAsia="Arial" w:hAnsi="Arial"/>
+                <w:b/>
+                <w:bCs/>
+                <w:i w:val="false"/>
+                <w:iCs w:val="false"/>
+                <w:color w:val="000000"/>
+                <w:sz w:val="18"/>
+                <w:szCs w:val="18"/>
+              </w:rPr>
+              <w:t xml:space="preserve">Subject</w:t>
+            </w:r>
+          </w:p>
+        </w:tc>
+        <w:tc>
+          <w:tcPr>
+            <w:tcW w:type="dxa" w:w="10680"/>
+            <w:shd w:fill="FFFFFF" w:color="auto" w:val="clear"/>
+            <w:tcMar>
+              <w:top w:type="dxa" w:w="60"/>
+              <w:left w:type="dxa" w:w="120"/>
+              <w:bottom w:type="dxa" w:w="60"/>
+              <w:right w:type="dxa" w:w="120"/>
+            </w:tcMar>
+            <w:vAlign w:val="top"/>
+          </w:tcPr>
+          <w:p>
+            <w:pPr>
+              <w:spacing w:after="40" w:before="0"/>
+              <w:jc w:val="left"/>
+            </w:pPr>
+            <w:r>
+              <w:rPr>
+                <w:rFonts w:ascii="Arial" w:cs="Arial" w:eastAsia="Arial" w:hAnsi="Arial"/>
+                <w:b w:val="false"/>
+                <w:bCs w:val="false"/>
+                <w:i w:val="false"/>
+                <w:iCs w:val="false"/>
+                <w:color w:val="000000"/>
+                <w:sz w:val="18"/>
+                <w:szCs w:val="18"/>
+              </w:rPr>
+              <w:t xml:space="preserve">Essential Mathematics</w:t>
+            </w:r>
+          </w:p>
+        </w:tc>
+      </w:tr>
+      <w:tr>
+        <w:tc>
+          <w:tcPr>
+            <w:tcW w:type="dxa" w:w="3000"/>
+            <w:shd w:fill="D5E8F0" w:color="auto" w:val="clear"/>
+            <w:tcMar>
+              <w:top w:type="dxa" w:w="60"/>
+              <w:left w:type="dxa" w:w="120"/>
+              <w:bottom w:type="dxa" w:w="60"/>
+              <w:right w:type="dxa" w:w="120"/>
+            </w:tcMar>
+            <w:vAlign w:val="top"/>
+          </w:tcPr>
+          <w:p>
+            <w:pPr>
+              <w:spacing w:after="40" w:before="0"/>
+              <w:jc w:val="left"/>
+            </w:pPr>
+            <w:r>
+              <w:rPr>
+                <w:rFonts w:ascii="Arial" w:cs="Arial" w:eastAsia="Arial" w:hAnsi="Arial"/>
+                <w:b/>
+                <w:bCs/>
+                <w:i w:val="false"/>
+                <w:iCs w:val="false"/>
+                <w:color w:val="000000"/>
+                <w:sz w:val="18"/>
+                <w:szCs w:val="18"/>
+              </w:rPr>
+              <w:t xml:space="preserve">Strand</w:t>
+            </w:r>
+          </w:p>
+        </w:tc>
+        <w:tc>
+          <w:tcPr>
+            <w:tcW w:type="dxa" w:w="10680"/>
+            <w:shd w:fill="FFFFFF" w:color="auto" w:val="clear"/>
+            <w:tcMar>
+              <w:top w:type="dxa" w:w="60"/>
+              <w:left w:type="dxa" w:w="120"/>
+              <w:bottom w:type="dxa" w:w="60"/>
+              <w:right w:type="dxa" w:w="120"/>
+            </w:tcMar>
+            <w:vAlign w:val="top"/>
+          </w:tcPr>
+          <w:p>
+            <w:pPr>
+              <w:spacing w:after="40" w:before="0"/>
+              <w:jc w:val="left"/>
+            </w:pPr>
+            <w:r>
+              <w:rPr>
+                <w:rFonts w:ascii="Arial" w:cs="Arial" w:eastAsia="Arial" w:hAnsi="Arial"/>
+                <w:b w:val="false"/>
+                <w:bCs w:val="false"/>
+                <w:i w:val="false"/>
+                <w:iCs w:val="false"/>
+                <w:color w:val="000000"/>
+                <w:sz w:val="18"/>
+                <w:szCs w:val="18"/>
+              </w:rPr>
+              <w:t xml:space="preserve">Strand 2.0: Measurements and Geometry</w:t>
+            </w:r>
+          </w:p>
+        </w:tc>
+      </w:tr>
+      <w:tr>
+        <w:tc>
+          <w:tcPr>
+            <w:tcW w:type="dxa" w:w="3000"/>
+            <w:shd w:fill="D5E8F0" w:color="auto" w:val="clear"/>
+            <w:tcMar>
+              <w:top w:type="dxa" w:w="60"/>
+              <w:left w:type="dxa" w:w="120"/>
+              <w:bottom w:type="dxa" w:w="60"/>
+              <w:right w:type="dxa" w:w="120"/>
+            </w:tcMar>
+            <w:vAlign w:val="top"/>
+          </w:tcPr>
+          <w:p>
+            <w:pPr>
+              <w:spacing w:after="40" w:before="0"/>
+              <w:jc w:val="left"/>
+            </w:pPr>
+            <w:r>
+              <w:rPr>
+                <w:rFonts w:ascii="Arial" w:cs="Arial" w:eastAsia="Arial" w:hAnsi="Arial"/>
+                <w:b/>
+                <w:bCs/>
+                <w:i w:val="false"/>
+                <w:iCs w:val="false"/>
+                <w:color w:val="000000"/>
+                <w:sz w:val="18"/>
+                <w:szCs w:val="18"/>
+              </w:rPr>
+              <w:t xml:space="preserve">Sub-Strand</w:t>
+            </w:r>
+          </w:p>
+        </w:tc>
+        <w:tc>
+          <w:tcPr>
+            <w:tcW w:type="dxa" w:w="10680"/>
+            <w:shd w:fill="FFFFFF" w:color="auto" w:val="clear"/>
+            <w:tcMar>
+              <w:top w:type="dxa" w:w="60"/>
+              <w:left w:type="dxa" w:w="120"/>
+              <w:bottom w:type="dxa" w:w="60"/>
+              <w:right w:type="dxa" w:w="120"/>
+            </w:tcMar>
+            <w:vAlign w:val="top"/>
+          </w:tcPr>
+          <w:p>
+            <w:pPr>
+              <w:spacing w:after="40" w:before="0"/>
+              <w:jc w:val="left"/>
+            </w:pPr>
+            <w:r>
+              <w:rPr>
+                <w:rFonts w:ascii="Arial" w:cs="Arial" w:eastAsia="Arial" w:hAnsi="Arial"/>
+                <w:b w:val="false"/>
+                <w:bCs w:val="false"/>
+                <w:i w:val="false"/>
+                <w:iCs w:val="false"/>
+                <w:color w:val="000000"/>
+                <w:sz w:val="18"/>
+                <w:szCs w:val="18"/>
+              </w:rPr>
+              <w:t xml:space="preserve">Sub-Strand 2.6: Surface Area of Solids</w:t>
+            </w:r>
+          </w:p>
+        </w:tc>
+      </w:tr>
+      <w:tr>
+        <w:tc>
+          <w:tcPr>
+            <w:tcW w:type="dxa" w:w="3000"/>
+            <w:shd w:fill="D5E8F0" w:color="auto" w:val="clear"/>
+            <w:tcMar>
+              <w:top w:type="dxa" w:w="60"/>
+              <w:left w:type="dxa" w:w="120"/>
+              <w:bottom w:type="dxa" w:w="60"/>
+              <w:right w:type="dxa" w:w="120"/>
+            </w:tcMar>
+            <w:vAlign w:val="top"/>
+          </w:tcPr>
+          <w:p>
+            <w:pPr>
+              <w:spacing w:after="40" w:before="0"/>
+              <w:jc w:val="left"/>
+            </w:pPr>
+            <w:r>
+              <w:rPr>
+                <w:rFonts w:ascii="Arial" w:cs="Arial" w:eastAsia="Arial" w:hAnsi="Arial"/>
+                <w:b/>
+                <w:bCs/>
+                <w:i w:val="false"/>
+                <w:iCs w:val="false"/>
+                <w:color w:val="000000"/>
+                <w:sz w:val="18"/>
+                <w:szCs w:val="18"/>
+              </w:rPr>
+              <w:t xml:space="preserve">Total Duration</w:t>
+            </w:r>
+          </w:p>
+        </w:tc>
+        <w:tc>
+          <w:tcPr>
+            <w:tcW w:type="dxa" w:w="10680"/>
+            <w:shd w:fill="FFFFFF" w:color="auto" w:val="clear"/>
+            <w:tcMar>
+              <w:top w:type="dxa" w:w="60"/>
+              <w:left w:type="dxa" w:w="120"/>
+              <w:bottom w:type="dxa" w:w="60"/>
+              <w:right w:type="dxa" w:w="120"/>
+            </w:tcMar>
+            <w:vAlign w:val="top"/>
+          </w:tcPr>
+          <w:p>
+            <w:pPr>
+              <w:spacing w:after="40" w:before="0"/>
+              <w:jc w:val="left"/>
+            </w:pPr>
+            <w:r>
+              <w:rPr>
+                <w:rFonts w:ascii="Arial" w:cs="Arial" w:eastAsia="Arial" w:hAnsi="Arial"/>
+                <w:b w:val="false"/>
+                <w:bCs w:val="false"/>
+                <w:i w:val="false"/>
+                <w:iCs w:val="false"/>
+                <w:color w:val="000000"/>
+                <w:sz w:val="18"/>
+                <w:szCs w:val="18"/>
+              </w:rPr>
+              <w:t xml:space="preserve">8 lessons × 40 minutes = 320 minutes total</w:t>
+            </w:r>
+          </w:p>
+        </w:tc>
+      </w:tr>
+      <w:tr>
+        <w:tc>
+          <w:tcPr>
+            <w:tcW w:type="dxa" w:w="3000"/>
+            <w:shd w:fill="D5E8F0" w:color="auto" w:val="clear"/>
+            <w:tcMar>
+              <w:top w:type="dxa" w:w="60"/>
+              <w:left w:type="dxa" w:w="120"/>
+              <w:bottom w:type="dxa" w:w="60"/>
+              <w:right w:type="dxa" w:w="120"/>
+            </w:tcMar>
+            <w:vAlign w:val="top"/>
+          </w:tcPr>
+          <w:p>
+            <w:pPr>
+              <w:spacing w:after="40" w:before="0"/>
+              <w:jc w:val="left"/>
+            </w:pPr>
+            <w:r>
+              <w:rPr>
+                <w:rFonts w:ascii="Arial" w:cs="Arial" w:eastAsia="Arial" w:hAnsi="Arial"/>
+                <w:b/>
+                <w:bCs/>
+                <w:i w:val="false"/>
+                <w:iCs w:val="false"/>
+                <w:color w:val="000000"/>
+                <w:sz w:val="18"/>
+                <w:szCs w:val="18"/>
+              </w:rPr>
+              <w:t xml:space="preserve">Sub-Strand Content</w:t>
+            </w:r>
+          </w:p>
+        </w:tc>
+        <w:tc>
+          <w:tcPr>
+            <w:tcW w:type="dxa" w:w="10680"/>
+            <w:shd w:fill="FFFFFF" w:color="auto" w:val="clear"/>
+            <w:tcMar>
+              <w:top w:type="dxa" w:w="60"/>
+              <w:left w:type="dxa" w:w="120"/>
+              <w:bottom w:type="dxa" w:w="60"/>
+              <w:right w:type="dxa" w:w="120"/>
+            </w:tcMar>
+            <w:vAlign w:val="top"/>
+          </w:tcPr>
+          <w:p>
+            <w:pPr>
+              <w:spacing w:after="30" w:before="0"/>
+              <w:ind w:left="360" w:hanging="180"/>
+              <w:jc w:val="left"/>
+            </w:pPr>
+            <w:r>
+              <w:rPr>
+                <w:rFonts w:ascii="Arial" w:cs="Arial" w:eastAsia="Arial" w:hAnsi="Arial"/>
+                <w:b w:val="false"/>
+                <w:bCs w:val="false"/>
+                <w:i w:val="false"/>
+                <w:iCs w:val="false"/>
+                <w:color w:val="000000"/>
+                <w:sz w:val="18"/>
+                <w:szCs w:val="18"/>
+              </w:rPr>
+              <w:t xml:space="preserve">–  Surface area of a cone — using the net of a cone to derive and apply the formula</w:t>
+            </w:r>
+          </w:p>
+          <w:p>
+            <w:pPr>
+              <w:spacing w:after="30" w:before="0"/>
+              <w:ind w:left="360" w:hanging="180"/>
+              <w:jc w:val="left"/>
+            </w:pPr>
+            <w:r>
+              <w:rPr>
+                <w:rFonts w:ascii="Arial" w:cs="Arial" w:eastAsia="Arial" w:hAnsi="Arial"/>
+                <w:b w:val="false"/>
+                <w:bCs w:val="false"/>
+                <w:i w:val="false"/>
+                <w:iCs w:val="false"/>
+                <w:color w:val="000000"/>
+                <w:sz w:val="18"/>
+                <w:szCs w:val="18"/>
+              </w:rPr>
+              <w:t xml:space="preserve">–  Surface area of a pyramid (square or rectangular base) — using nets to derive and apply the formula</w:t>
+            </w:r>
+          </w:p>
+          <w:p>
+            <w:pPr>
+              <w:spacing w:after="30" w:before="0"/>
+              <w:ind w:left="360" w:hanging="180"/>
+              <w:jc w:val="left"/>
+            </w:pPr>
+            <w:r>
+              <w:rPr>
+                <w:rFonts w:ascii="Arial" w:cs="Arial" w:eastAsia="Arial" w:hAnsi="Arial"/>
+                <w:b w:val="false"/>
+                <w:bCs w:val="false"/>
+                <w:i w:val="false"/>
+                <w:iCs w:val="false"/>
+                <w:color w:val="000000"/>
+                <w:sz w:val="18"/>
+                <w:szCs w:val="18"/>
+              </w:rPr>
+              <w:t xml:space="preserve">–  Surface area of a sphere and hemisphere — deriving and applying the formulae</w:t>
+            </w:r>
+          </w:p>
+          <w:p>
+            <w:pPr>
+              <w:spacing w:after="30" w:before="0"/>
+              <w:ind w:left="360" w:hanging="180"/>
+              <w:jc w:val="left"/>
+            </w:pPr>
+            <w:r>
+              <w:rPr>
+                <w:rFonts w:ascii="Arial" w:cs="Arial" w:eastAsia="Arial" w:hAnsi="Arial"/>
+                <w:b w:val="false"/>
+                <w:bCs w:val="false"/>
+                <w:i w:val="false"/>
+                <w:iCs w:val="false"/>
+                <w:color w:val="000000"/>
+                <w:sz w:val="18"/>
+                <w:szCs w:val="18"/>
+              </w:rPr>
+              <w:t xml:space="preserve">–  Surface area of a frustum of a cone — open and closed frustums</w:t>
+            </w:r>
+          </w:p>
+          <w:p>
+            <w:pPr>
+              <w:spacing w:after="30" w:before="0"/>
+              <w:ind w:left="360" w:hanging="180"/>
+              <w:jc w:val="left"/>
+            </w:pPr>
+            <w:r>
+              <w:rPr>
+                <w:rFonts w:ascii="Arial" w:cs="Arial" w:eastAsia="Arial" w:hAnsi="Arial"/>
+                <w:b w:val="false"/>
+                <w:bCs w:val="false"/>
+                <w:i w:val="false"/>
+                <w:iCs w:val="false"/>
+                <w:color w:val="000000"/>
+                <w:sz w:val="18"/>
+                <w:szCs w:val="18"/>
+              </w:rPr>
+              <w:t xml:space="preserve">–  Surface area of a frustum of a pyramid (square or rectangular base) — open and closed frustums</w:t>
+            </w:r>
+          </w:p>
+          <w:p>
+            <w:pPr>
+              <w:spacing w:after="30" w:before="0"/>
+              <w:ind w:left="360" w:hanging="180"/>
+              <w:jc w:val="left"/>
+            </w:pPr>
+            <w:r>
+              <w:rPr>
+                <w:rFonts w:ascii="Arial" w:cs="Arial" w:eastAsia="Arial" w:hAnsi="Arial"/>
+                <w:b w:val="false"/>
+                <w:bCs w:val="false"/>
+                <w:i w:val="false"/>
+                <w:iCs w:val="false"/>
+                <w:color w:val="000000"/>
+                <w:sz w:val="18"/>
+                <w:szCs w:val="18"/>
+              </w:rPr>
+              <w:t xml:space="preserve">–  Applications of surface area of cones, pyramids, spheres, hemispheres and frustums in real-life situations</w:t>
+            </w:r>
+          </w:p>
+        </w:tc>
+      </w:tr>
+      <w:tr>
+        <w:tc>
+          <w:tcPr>
+            <w:tcW w:type="dxa" w:w="3000"/>
+            <w:shd w:fill="D5E8F0" w:color="auto" w:val="clear"/>
+            <w:tcMar>
+              <w:top w:type="dxa" w:w="60"/>
+              <w:left w:type="dxa" w:w="120"/>
+              <w:bottom w:type="dxa" w:w="60"/>
+              <w:right w:type="dxa" w:w="120"/>
+            </w:tcMar>
+            <w:vAlign w:val="top"/>
+          </w:tcPr>
+          <w:p>
+            <w:pPr>
+              <w:spacing w:after="40" w:before="0"/>
+              <w:jc w:val="left"/>
+            </w:pPr>
+            <w:r>
+              <w:rPr>
+                <w:rFonts w:ascii="Arial" w:cs="Arial" w:eastAsia="Arial" w:hAnsi="Arial"/>
+                <w:b/>
+                <w:bCs/>
+                <w:i w:val="false"/>
+                <w:iCs w:val="false"/>
+                <w:color w:val="000000"/>
+                <w:sz w:val="18"/>
+                <w:szCs w:val="18"/>
+              </w:rPr>
+              <w:t xml:space="preserve">Learning Outcomes</w:t>
+            </w:r>
+          </w:p>
+        </w:tc>
+        <w:tc>
+          <w:tcPr>
+            <w:tcW w:type="dxa" w:w="10680"/>
+            <w:shd w:fill="FFFFFF" w:color="auto" w:val="clear"/>
+            <w:tcMar>
+              <w:top w:type="dxa" w:w="60"/>
+              <w:left w:type="dxa" w:w="120"/>
+              <w:bottom w:type="dxa" w:w="60"/>
+              <w:right w:type="dxa" w:w="120"/>
+            </w:tcMar>
+            <w:vAlign w:val="top"/>
+          </w:tcPr>
+          <w:p>
+            <w:pPr>
+              <w:spacing w:after="40" w:before="0"/>
+              <w:jc w:val="left"/>
+            </w:pPr>
+            <w:r>
+              <w:rPr>
+                <w:rFonts w:ascii="Arial" w:cs="Arial" w:eastAsia="Arial" w:hAnsi="Arial"/>
+                <w:b w:val="false"/>
+                <w:bCs w:val="false"/>
+                <w:i w:val="false"/>
+                <w:iCs w:val="false"/>
+                <w:color w:val="000000"/>
+                <w:sz w:val="18"/>
+                <w:szCs w:val="18"/>
+              </w:rPr>
+              <w:t xml:space="preserve">By the end of the sub-strand, the learner should be able to:</w:t>
+            </w:r>
+          </w:p>
+          <w:p>
+            <w:pPr>
+              <w:spacing w:after="40" w:before="0"/>
+              <w:jc w:val="left"/>
+            </w:pPr>
+            <w:r>
+              <w:rPr>
+                <w:rFonts w:ascii="Arial" w:cs="Arial" w:eastAsia="Arial" w:hAnsi="Arial"/>
+                <w:b w:val="false"/>
+                <w:bCs w:val="false"/>
+                <w:i w:val="false"/>
+                <w:iCs w:val="false"/>
+                <w:color w:val="000000"/>
+                <w:sz w:val="18"/>
+                <w:szCs w:val="18"/>
+              </w:rPr>
+              <w:t xml:space="preserve">a) determine the surface area of cones and pyramids from the nets,</w:t>
+            </w:r>
+          </w:p>
+          <w:p>
+            <w:pPr>
+              <w:spacing w:after="40" w:before="0"/>
+              <w:jc w:val="left"/>
+            </w:pPr>
+            <w:r>
+              <w:rPr>
+                <w:rFonts w:ascii="Arial" w:cs="Arial" w:eastAsia="Arial" w:hAnsi="Arial"/>
+                <w:b w:val="false"/>
+                <w:bCs w:val="false"/>
+                <w:i w:val="false"/>
+                <w:iCs w:val="false"/>
+                <w:color w:val="000000"/>
+                <w:sz w:val="18"/>
+                <w:szCs w:val="18"/>
+              </w:rPr>
+              <w:t xml:space="preserve">b) calculate the surface area of a sphere and a hemisphere,</w:t>
+            </w:r>
+          </w:p>
+          <w:p>
+            <w:pPr>
+              <w:spacing w:after="40" w:before="0"/>
+              <w:jc w:val="left"/>
+            </w:pPr>
+            <w:r>
+              <w:rPr>
+                <w:rFonts w:ascii="Arial" w:cs="Arial" w:eastAsia="Arial" w:hAnsi="Arial"/>
+                <w:b w:val="false"/>
+                <w:bCs w:val="false"/>
+                <w:i w:val="false"/>
+                <w:iCs w:val="false"/>
+                <w:color w:val="000000"/>
+                <w:sz w:val="18"/>
+                <w:szCs w:val="18"/>
+              </w:rPr>
+              <w:t xml:space="preserve">c) determine the surface area of frustums of cones and pyramids,</w:t>
+            </w:r>
+          </w:p>
+          <w:p>
+            <w:pPr>
+              <w:spacing w:after="40" w:before="0"/>
+              <w:jc w:val="left"/>
+            </w:pPr>
+            <w:r>
+              <w:rPr>
+                <w:rFonts w:ascii="Arial" w:cs="Arial" w:eastAsia="Arial" w:hAnsi="Arial"/>
+                <w:b w:val="false"/>
+                <w:bCs w:val="false"/>
+                <w:i w:val="false"/>
+                <w:iCs w:val="false"/>
+                <w:color w:val="000000"/>
+                <w:sz w:val="18"/>
+                <w:szCs w:val="18"/>
+              </w:rPr>
+              <w:t xml:space="preserve">d) apply the surface area of cones, pyramids and frustums in real life situations,</w:t>
+            </w:r>
+          </w:p>
+          <w:p>
+            <w:pPr>
+              <w:spacing w:after="40" w:before="0"/>
+              <w:jc w:val="left"/>
+            </w:pPr>
+            <w:r>
+              <w:rPr>
+                <w:rFonts w:ascii="Arial" w:cs="Arial" w:eastAsia="Arial" w:hAnsi="Arial"/>
+                <w:b w:val="false"/>
+                <w:bCs w:val="false"/>
+                <w:i w:val="false"/>
+                <w:iCs w:val="false"/>
+                <w:color w:val="000000"/>
+                <w:sz w:val="18"/>
+                <w:szCs w:val="18"/>
+              </w:rPr>
+              <w:t xml:space="preserve">e) appreciate the application of surface area of solids.</w:t>
+            </w:r>
+          </w:p>
+        </w:tc>
+      </w:tr>
+      <w:tr>
+        <w:tc>
+          <w:tcPr>
+            <w:tcW w:type="dxa" w:w="3000"/>
+            <w:shd w:fill="D5E8F0" w:color="auto" w:val="clear"/>
+            <w:tcMar>
+              <w:top w:type="dxa" w:w="60"/>
+              <w:left w:type="dxa" w:w="120"/>
+              <w:bottom w:type="dxa" w:w="60"/>
+              <w:right w:type="dxa" w:w="120"/>
+            </w:tcMar>
+            <w:vAlign w:val="top"/>
+          </w:tcPr>
+          <w:p>
+            <w:pPr>
+              <w:spacing w:after="40" w:before="0"/>
+              <w:jc w:val="left"/>
+            </w:pPr>
+            <w:r>
+              <w:rPr>
+                <w:rFonts w:ascii="Arial" w:cs="Arial" w:eastAsia="Arial" w:hAnsi="Arial"/>
+                <w:b/>
+                <w:bCs/>
+                <w:i w:val="false"/>
+                <w:iCs w:val="false"/>
+                <w:color w:val="000000"/>
+                <w:sz w:val="18"/>
+                <w:szCs w:val="18"/>
+              </w:rPr>
+              <w:t xml:space="preserve">Core Competencies</w:t>
+            </w:r>
+          </w:p>
+        </w:tc>
+        <w:tc>
+          <w:tcPr>
+            <w:tcW w:type="dxa" w:w="10680"/>
+            <w:shd w:fill="FFFFFF" w:color="auto" w:val="clear"/>
+            <w:tcMar>
+              <w:top w:type="dxa" w:w="60"/>
+              <w:left w:type="dxa" w:w="120"/>
+              <w:bottom w:type="dxa" w:w="60"/>
+              <w:right w:type="dxa" w:w="120"/>
+            </w:tcMar>
+            <w:vAlign w:val="top"/>
+          </w:tcPr>
+          <w:p>
+            <w:pPr>
+              <w:spacing w:after="30" w:before="0"/>
+              <w:ind w:left="360" w:hanging="180"/>
+              <w:jc w:val="left"/>
+            </w:pPr>
+            <w:r>
+              <w:rPr>
+                <w:rFonts w:ascii="Arial" w:cs="Arial" w:eastAsia="Arial" w:hAnsi="Arial"/>
+                <w:b w:val="false"/>
+                <w:bCs w:val="false"/>
+                <w:i w:val="false"/>
+                <w:iCs w:val="false"/>
+                <w:color w:val="000000"/>
+                <w:sz w:val="18"/>
+                <w:szCs w:val="18"/>
+              </w:rPr>
+              <w:t xml:space="preserve">–  Critical Thinking and Problem Solving: the learner uses nets of cones and pyramids to derive surface area formulae, explores different approaches to computing the surface area of open and closed frustums, and applies the knowledge to solve real-life problems such as estimating the material needed to make a bucket or lampshade.</w:t>
+            </w:r>
+          </w:p>
+          <w:p>
+            <w:pPr>
+              <w:spacing w:after="30" w:before="0"/>
+              <w:ind w:left="360" w:hanging="180"/>
+              <w:jc w:val="left"/>
+            </w:pPr>
+            <w:r>
+              <w:rPr>
+                <w:rFonts w:ascii="Arial" w:cs="Arial" w:eastAsia="Arial" w:hAnsi="Arial"/>
+                <w:b w:val="false"/>
+                <w:bCs w:val="false"/>
+                <w:i w:val="false"/>
+                <w:iCs w:val="false"/>
+                <w:color w:val="000000"/>
+                <w:sz w:val="18"/>
+                <w:szCs w:val="18"/>
+              </w:rPr>
+              <w:t xml:space="preserve">–  Creativity and Imagination: the learner works with peers to model frustums of cones and pyramids (both open and closed) using locally available materials such as cardboard from Nairobi market packaging, developing connection and networking skills in the process of constructing and measuring the models.</w:t>
+            </w:r>
+          </w:p>
+        </w:tc>
+      </w:tr>
+      <w:tr>
+        <w:tc>
+          <w:tcPr>
+            <w:tcW w:type="dxa" w:w="3000"/>
+            <w:shd w:fill="E2EFDA" w:color="auto" w:val="clear"/>
+            <w:tcMar>
+              <w:top w:type="dxa" w:w="60"/>
+              <w:left w:type="dxa" w:w="120"/>
+              <w:bottom w:type="dxa" w:w="60"/>
+              <w:right w:type="dxa" w:w="120"/>
+            </w:tcMar>
+            <w:vAlign w:val="top"/>
+          </w:tcPr>
+          <w:p>
+            <w:pPr>
+              <w:spacing w:after="40" w:before="0"/>
+              <w:jc w:val="left"/>
+            </w:pPr>
+            <w:r>
+              <w:rPr>
+                <w:rFonts w:ascii="Arial" w:cs="Arial" w:eastAsia="Arial" w:hAnsi="Arial"/>
+                <w:b/>
+                <w:bCs/>
+                <w:i w:val="false"/>
+                <w:iCs w:val="false"/>
+                <w:color w:val="000000"/>
+                <w:sz w:val="18"/>
+                <w:szCs w:val="18"/>
+              </w:rPr>
+              <w:t xml:space="preserve">Core Values</w:t>
+            </w:r>
+          </w:p>
+        </w:tc>
+        <w:tc>
+          <w:tcPr>
+            <w:tcW w:type="dxa" w:w="10680"/>
+            <w:shd w:fill="FFFFFF" w:color="auto" w:val="clear"/>
+            <w:tcMar>
+              <w:top w:type="dxa" w:w="60"/>
+              <w:left w:type="dxa" w:w="120"/>
+              <w:bottom w:type="dxa" w:w="60"/>
+              <w:right w:type="dxa" w:w="120"/>
+            </w:tcMar>
+            <w:vAlign w:val="top"/>
+          </w:tcPr>
+          <w:p>
+            <w:pPr>
+              <w:spacing w:after="30" w:before="0"/>
+              <w:ind w:left="360" w:hanging="180"/>
+              <w:jc w:val="left"/>
+            </w:pPr>
+            <w:r>
+              <w:rPr>
+                <w:rFonts w:ascii="Arial" w:cs="Arial" w:eastAsia="Arial" w:hAnsi="Arial"/>
+                <w:b w:val="false"/>
+                <w:bCs w:val="false"/>
+                <w:i w:val="false"/>
+                <w:iCs w:val="false"/>
+                <w:color w:val="000000"/>
+                <w:sz w:val="18"/>
+                <w:szCs w:val="18"/>
+              </w:rPr>
+              <w:t xml:space="preserve">–  Social Justice: the learner accords equal opportunities to all group members when discussing the uses of pyramids and frustums in day-to-day life, ensuring every voice is heard during group work.</w:t>
+            </w:r>
+          </w:p>
+          <w:p>
+            <w:pPr>
+              <w:spacing w:after="30" w:before="0"/>
+              <w:ind w:left="360" w:hanging="180"/>
+              <w:jc w:val="left"/>
+            </w:pPr>
+            <w:r>
+              <w:rPr>
+                <w:rFonts w:ascii="Arial" w:cs="Arial" w:eastAsia="Arial" w:hAnsi="Arial"/>
+                <w:b w:val="false"/>
+                <w:bCs w:val="false"/>
+                <w:i w:val="false"/>
+                <w:iCs w:val="false"/>
+                <w:color w:val="000000"/>
+                <w:sz w:val="18"/>
+                <w:szCs w:val="18"/>
+              </w:rPr>
+              <w:t xml:space="preserve">–  Responsibility: the learner observes safety precautions and takes care of peers while using cutting tools and locally available materials to model frustums of cones and pyramids, and properly returns shared instruments after use.</w:t>
+            </w:r>
+          </w:p>
+        </w:tc>
+      </w:tr>
+      <w:tr>
+        <w:tc>
+          <w:tcPr>
+            <w:tcW w:type="dxa" w:w="3000"/>
+            <w:shd w:fill="D5E8F0" w:color="auto" w:val="clear"/>
+            <w:tcMar>
+              <w:top w:type="dxa" w:w="60"/>
+              <w:left w:type="dxa" w:w="120"/>
+              <w:bottom w:type="dxa" w:w="60"/>
+              <w:right w:type="dxa" w:w="120"/>
+            </w:tcMar>
+            <w:vAlign w:val="top"/>
+          </w:tcPr>
+          <w:p>
+            <w:pPr>
+              <w:spacing w:after="40" w:before="0"/>
+              <w:jc w:val="left"/>
+            </w:pPr>
+            <w:r>
+              <w:rPr>
+                <w:rFonts w:ascii="Arial" w:cs="Arial" w:eastAsia="Arial" w:hAnsi="Arial"/>
+                <w:b/>
+                <w:bCs/>
+                <w:i w:val="false"/>
+                <w:iCs w:val="false"/>
+                <w:color w:val="000000"/>
+                <w:sz w:val="18"/>
+                <w:szCs w:val="18"/>
+              </w:rPr>
+              <w:t xml:space="preserve">Science &amp; Engineering Practices</w:t>
+            </w:r>
+          </w:p>
+        </w:tc>
+        <w:tc>
+          <w:tcPr>
+            <w:tcW w:type="dxa" w:w="10680"/>
+            <w:shd w:fill="FFFFFF" w:color="auto" w:val="clear"/>
+            <w:tcMar>
+              <w:top w:type="dxa" w:w="60"/>
+              <w:left w:type="dxa" w:w="120"/>
+              <w:bottom w:type="dxa" w:w="60"/>
+              <w:right w:type="dxa" w:w="120"/>
+            </w:tcMar>
+            <w:vAlign w:val="top"/>
+          </w:tcPr>
+          <w:p>
+            <w:pPr>
+              <w:spacing w:after="30" w:before="0"/>
+              <w:ind w:left="360" w:hanging="180"/>
+              <w:jc w:val="left"/>
+            </w:pPr>
+            <w:r>
+              <w:rPr>
+                <w:rFonts w:ascii="Arial" w:cs="Arial" w:eastAsia="Arial" w:hAnsi="Arial"/>
+                <w:b w:val="false"/>
+                <w:bCs w:val="false"/>
+                <w:i w:val="false"/>
+                <w:iCs w:val="false"/>
+                <w:color w:val="000000"/>
+                <w:sz w:val="18"/>
+                <w:szCs w:val="18"/>
+              </w:rPr>
+              <w:t xml:space="preserve">–  Developing and Using Models: learners construct physical nets and 3-D models of cones, pyramids, and frustums using cardboard, then use the unfolded nets to derive and verify surface area formulae — connecting the 2-D representation to the 3-D solid.</w:t>
+            </w:r>
+          </w:p>
+          <w:p>
+            <w:pPr>
+              <w:spacing w:after="30" w:before="0"/>
+              <w:ind w:left="360" w:hanging="180"/>
+              <w:jc w:val="left"/>
+            </w:pPr>
+            <w:r>
+              <w:rPr>
+                <w:rFonts w:ascii="Arial" w:cs="Arial" w:eastAsia="Arial" w:hAnsi="Arial"/>
+                <w:b w:val="false"/>
+                <w:bCs w:val="false"/>
+                <w:i w:val="false"/>
+                <w:iCs w:val="false"/>
+                <w:color w:val="000000"/>
+                <w:sz w:val="18"/>
+                <w:szCs w:val="18"/>
+              </w:rPr>
+              <w:t xml:space="preserve">–  Using Mathematics and Computational Thinking: learners apply geometric formulae systematically, substitute measured dimensions into expressions for slant height, base area and lateral surface area, and check reasonableness of calculated surface areas against physical estimates of material quantities.</w:t>
+            </w:r>
+          </w:p>
+          <w:p>
+            <w:pPr>
+              <w:spacing w:after="30" w:before="0"/>
+              <w:ind w:left="360" w:hanging="180"/>
+              <w:jc w:val="left"/>
+            </w:pPr>
+            <w:r>
+              <w:rPr>
+                <w:rFonts w:ascii="Arial" w:cs="Arial" w:eastAsia="Arial" w:hAnsi="Arial"/>
+                <w:b w:val="false"/>
+                <w:bCs w:val="false"/>
+                <w:i w:val="false"/>
+                <w:iCs w:val="false"/>
+                <w:color w:val="000000"/>
+                <w:sz w:val="18"/>
+                <w:szCs w:val="18"/>
+              </w:rPr>
+              <w:t xml:space="preserve">–  Obtaining, Evaluating and Communicating Information: learners gather measurements from physical objects in their environment (buckets, lampshades, grain silos at Eldoret farms), evaluate which formula applies, and communicate their findings and solution strategies to peers through presentations and model displays.</w:t>
+            </w:r>
+          </w:p>
+        </w:tc>
+      </w:tr>
+      <w:tr>
+        <w:tc>
+          <w:tcPr>
+            <w:tcW w:type="dxa" w:w="3000"/>
+            <w:shd w:fill="FCE4D6" w:color="auto" w:val="clear"/>
+            <w:tcMar>
+              <w:top w:type="dxa" w:w="60"/>
+              <w:left w:type="dxa" w:w="120"/>
+              <w:bottom w:type="dxa" w:w="60"/>
+              <w:right w:type="dxa" w:w="120"/>
+            </w:tcMar>
+            <w:vAlign w:val="top"/>
+          </w:tcPr>
+          <w:p>
+            <w:pPr>
+              <w:spacing w:after="40" w:before="0"/>
+              <w:jc w:val="left"/>
+            </w:pPr>
+            <w:r>
+              <w:rPr>
+                <w:rFonts w:ascii="Arial" w:cs="Arial" w:eastAsia="Arial" w:hAnsi="Arial"/>
+                <w:b/>
+                <w:bCs/>
+                <w:i w:val="false"/>
+                <w:iCs w:val="false"/>
+                <w:color w:val="000000"/>
+                <w:sz w:val="18"/>
+                <w:szCs w:val="18"/>
+              </w:rPr>
+              <w:t xml:space="preserve">Pertinent &amp; Contemporary Issues (PCIs)</w:t>
+            </w:r>
+          </w:p>
+        </w:tc>
+        <w:tc>
+          <w:tcPr>
+            <w:tcW w:type="dxa" w:w="10680"/>
+            <w:shd w:fill="FFFFFF" w:color="auto" w:val="clear"/>
+            <w:tcMar>
+              <w:top w:type="dxa" w:w="60"/>
+              <w:left w:type="dxa" w:w="120"/>
+              <w:bottom w:type="dxa" w:w="60"/>
+              <w:right w:type="dxa" w:w="120"/>
+            </w:tcMar>
+            <w:vAlign w:val="top"/>
+          </w:tcPr>
+          <w:p>
+            <w:pPr>
+              <w:spacing w:after="30" w:before="0"/>
+              <w:ind w:left="360" w:hanging="180"/>
+              <w:jc w:val="left"/>
+            </w:pPr>
+            <w:r>
+              <w:rPr>
+                <w:rFonts w:ascii="Arial" w:cs="Arial" w:eastAsia="Arial" w:hAnsi="Arial"/>
+                <w:b w:val="false"/>
+                <w:bCs w:val="false"/>
+                <w:i w:val="false"/>
+                <w:iCs w:val="false"/>
+                <w:color w:val="000000"/>
+                <w:sz w:val="18"/>
+                <w:szCs w:val="18"/>
+              </w:rPr>
+              <w:t xml:space="preserve">–  Environment and Technology: the learner collects and uses locally available materials (cardboard, old packaging, newspaper) to model frustums of cones and pyramids for use as learning resources, reinforcing the principle of resourcefulness and environmental responsibility.</w:t>
+            </w:r>
+          </w:p>
+        </w:tc>
+      </w:tr>
+      <w:tr>
+        <w:tc>
+          <w:tcPr>
+            <w:tcW w:type="dxa" w:w="3000"/>
+            <w:shd w:fill="D9EEF1" w:color="auto" w:val="clear"/>
+            <w:tcMar>
+              <w:top w:type="dxa" w:w="60"/>
+              <w:left w:type="dxa" w:w="120"/>
+              <w:bottom w:type="dxa" w:w="60"/>
+              <w:right w:type="dxa" w:w="120"/>
+            </w:tcMar>
+            <w:vAlign w:val="top"/>
+          </w:tcPr>
+          <w:p>
+            <w:pPr>
+              <w:spacing w:after="40" w:before="0"/>
+              <w:jc w:val="left"/>
+            </w:pPr>
+            <w:r>
+              <w:rPr>
+                <w:rFonts w:ascii="Arial" w:cs="Arial" w:eastAsia="Arial" w:hAnsi="Arial"/>
+                <w:b/>
+                <w:bCs/>
+                <w:i w:val="false"/>
+                <w:iCs w:val="false"/>
+                <w:color w:val="000000"/>
+                <w:sz w:val="18"/>
+                <w:szCs w:val="18"/>
+              </w:rPr>
+              <w:t xml:space="preserve">Career Connections</w:t>
+            </w:r>
+          </w:p>
+        </w:tc>
+        <w:tc>
+          <w:tcPr>
+            <w:tcW w:type="dxa" w:w="10680"/>
+            <w:shd w:fill="FFFFFF" w:color="auto" w:val="clear"/>
+            <w:tcMar>
+              <w:top w:type="dxa" w:w="60"/>
+              <w:left w:type="dxa" w:w="120"/>
+              <w:bottom w:type="dxa" w:w="60"/>
+              <w:right w:type="dxa" w:w="120"/>
+            </w:tcMar>
+            <w:vAlign w:val="top"/>
+          </w:tcPr>
+          <w:p>
+            <w:pPr>
+              <w:spacing w:after="30" w:before="0"/>
+              <w:ind w:left="360" w:hanging="180"/>
+              <w:jc w:val="left"/>
+            </w:pPr>
+            <w:r>
+              <w:rPr>
+                <w:rFonts w:ascii="Arial" w:cs="Arial" w:eastAsia="Arial" w:hAnsi="Arial"/>
+                <w:b w:val="false"/>
+                <w:bCs w:val="false"/>
+                <w:i w:val="false"/>
+                <w:iCs w:val="false"/>
+                <w:color w:val="000000"/>
+                <w:sz w:val="18"/>
+                <w:szCs w:val="18"/>
+              </w:rPr>
+              <w:t xml:space="preserve">–  Manufacturing and Packaging Industry: knowledge of surface area of cones, pyramids and frustums is essential for calculating the amount of sheet metal or packaging material needed to produce containers such as the conical paper cups used in Nairobi hospitals or grain storage bins in Rift Valley farms.</w:t>
+            </w:r>
+          </w:p>
+          <w:p>
+            <w:pPr>
+              <w:spacing w:after="30" w:before="0"/>
+              <w:ind w:left="360" w:hanging="180"/>
+              <w:jc w:val="left"/>
+            </w:pPr>
+            <w:r>
+              <w:rPr>
+                <w:rFonts w:ascii="Arial" w:cs="Arial" w:eastAsia="Arial" w:hAnsi="Arial"/>
+                <w:b w:val="false"/>
+                <w:bCs w:val="false"/>
+                <w:i w:val="false"/>
+                <w:iCs w:val="false"/>
+                <w:color w:val="000000"/>
+                <w:sz w:val="18"/>
+                <w:szCs w:val="18"/>
+              </w:rPr>
+              <w:t xml:space="preserve">–  Architecture and Construction: computing surface area of pyramidal roofs and domed structures (e.g., the conical roofs of traditional Kikuyu huts or the hemispherical domes on mosques in Mombasa) is critical for estimating roofing materials and costs.</w:t>
+            </w:r>
+          </w:p>
+          <w:p>
+            <w:pPr>
+              <w:spacing w:after="30" w:before="0"/>
+              <w:ind w:left="360" w:hanging="180"/>
+              <w:jc w:val="left"/>
+            </w:pPr>
+            <w:r>
+              <w:rPr>
+                <w:rFonts w:ascii="Arial" w:cs="Arial" w:eastAsia="Arial" w:hAnsi="Arial"/>
+                <w:b w:val="false"/>
+                <w:bCs w:val="false"/>
+                <w:i w:val="false"/>
+                <w:iCs w:val="false"/>
+                <w:color w:val="000000"/>
+                <w:sz w:val="18"/>
+                <w:szCs w:val="18"/>
+              </w:rPr>
+              <w:t xml:space="preserve">–  Hospitality Industry: chefs and caterers in Kenya's hotel industry use knowledge of the surface area of cones and hemispheres when designing moulded food presentations, portion sizes, and decorative cake coverings.</w:t>
+            </w:r>
+          </w:p>
+          <w:p>
+            <w:pPr>
+              <w:spacing w:after="30" w:before="0"/>
+              <w:ind w:left="360" w:hanging="180"/>
+              <w:jc w:val="left"/>
+            </w:pPr>
+            <w:r>
+              <w:rPr>
+                <w:rFonts w:ascii="Arial" w:cs="Arial" w:eastAsia="Arial" w:hAnsi="Arial"/>
+                <w:b w:val="false"/>
+                <w:bCs w:val="false"/>
+                <w:i w:val="false"/>
+                <w:iCs w:val="false"/>
+                <w:color w:val="000000"/>
+                <w:sz w:val="18"/>
+                <w:szCs w:val="18"/>
+              </w:rPr>
+              <w:t xml:space="preserve">–  Sports Management: surface area calculations for spherical balls (soccer, basketball) are used in manufacturing, quality control, and equipment budgeting for sports clubs and school teams across Kenya.</w:t>
+            </w:r>
+          </w:p>
+        </w:tc>
+      </w:tr>
+      <w:tr>
+        <w:tc>
+          <w:tcPr>
+            <w:tcW w:type="dxa" w:w="3000"/>
+            <w:shd w:fill="D5E8F0" w:color="auto" w:val="clear"/>
+            <w:tcMar>
+              <w:top w:type="dxa" w:w="60"/>
+              <w:left w:type="dxa" w:w="120"/>
+              <w:bottom w:type="dxa" w:w="60"/>
+              <w:right w:type="dxa" w:w="120"/>
+            </w:tcMar>
+            <w:vAlign w:val="top"/>
+          </w:tcPr>
+          <w:p>
+            <w:pPr>
+              <w:spacing w:after="40" w:before="0"/>
+              <w:jc w:val="left"/>
+            </w:pPr>
+            <w:r>
+              <w:rPr>
+                <w:rFonts w:ascii="Arial" w:cs="Arial" w:eastAsia="Arial" w:hAnsi="Arial"/>
+                <w:b/>
+                <w:bCs/>
+                <w:i w:val="false"/>
+                <w:iCs w:val="false"/>
+                <w:color w:val="000000"/>
+                <w:sz w:val="18"/>
+                <w:szCs w:val="18"/>
+              </w:rPr>
+              <w:t xml:space="preserve">Focus for Lessons</w:t>
+            </w:r>
+          </w:p>
+        </w:tc>
+        <w:tc>
+          <w:tcPr>
+            <w:tcW w:type="dxa" w:w="10680"/>
+            <w:shd w:fill="FFFFFF" w:color="auto" w:val="clear"/>
+            <w:tcMar>
+              <w:top w:type="dxa" w:w="60"/>
+              <w:left w:type="dxa" w:w="120"/>
+              <w:bottom w:type="dxa" w:w="60"/>
+              <w:right w:type="dxa" w:w="120"/>
+            </w:tcMar>
+            <w:vAlign w:val="top"/>
+          </w:tcPr>
+          <w:p>
+            <w:pPr>
+              <w:spacing w:after="40" w:before="0"/>
+              <w:jc w:val="left"/>
+            </w:pPr>
+            <w:r>
+              <w:rPr>
+                <w:rFonts w:ascii="Arial" w:cs="Arial" w:eastAsia="Arial" w:hAnsi="Arial"/>
+                <w:b w:val="false"/>
+                <w:bCs w:val="false"/>
+                <w:i w:val="false"/>
+                <w:iCs w:val="false"/>
+                <w:color w:val="000000"/>
+                <w:sz w:val="18"/>
+                <w:szCs w:val="18"/>
+              </w:rPr>
+              <w:t xml:space="preserve">This unit develops learners' ability to calculate the surface area of cones, pyramids, spheres, hemispheres, and frustums by first exploring the 2-D nets of each solid, then deriving and applying formulae to real-life objects found in the Kenyan environment. A hands-on, model-building approach is used throughout, anchored in the puzzling observation that everyday objects — from water buckets and grain silos in the Rift Valley to lampshades and conical paper cups — have specific shapes whose outer covering can be precisely quantified. Learners work collaboratively to construct, measure, and compute, progressively building from simple solids to composite frustums over the eight lessons.</w:t>
+            </w:r>
+          </w:p>
+        </w:tc>
+      </w:tr>
+      <w:tr>
+        <w:tc>
+          <w:tcPr>
+            <w:tcW w:type="dxa" w:w="3000"/>
+            <w:shd w:fill="EAD1F5" w:color="auto" w:val="clear"/>
+            <w:tcMar>
+              <w:top w:type="dxa" w:w="60"/>
+              <w:left w:type="dxa" w:w="120"/>
+              <w:bottom w:type="dxa" w:w="60"/>
+              <w:right w:type="dxa" w:w="120"/>
+            </w:tcMar>
+            <w:vAlign w:val="top"/>
+          </w:tcPr>
+          <w:p>
+            <w:pPr>
+              <w:spacing w:after="40" w:before="0"/>
+              <w:jc w:val="left"/>
+            </w:pPr>
+            <w:r>
+              <w:rPr>
+                <w:rFonts w:ascii="Arial" w:cs="Arial" w:eastAsia="Arial" w:hAnsi="Arial"/>
+                <w:b/>
+                <w:bCs/>
+                <w:i w:val="false"/>
+                <w:iCs w:val="false"/>
+                <w:color w:val="000000"/>
+                <w:sz w:val="18"/>
+                <w:szCs w:val="18"/>
+              </w:rPr>
+              <w:t xml:space="preserve">Driving Question / Key Inquiry Questions</w:t>
+            </w:r>
+          </w:p>
+        </w:tc>
+        <w:tc>
+          <w:tcPr>
+            <w:tcW w:type="dxa" w:w="10680"/>
+            <w:shd w:fill="FFFFFF" w:color="auto" w:val="clear"/>
+            <w:tcMar>
+              <w:top w:type="dxa" w:w="60"/>
+              <w:left w:type="dxa" w:w="120"/>
+              <w:bottom w:type="dxa" w:w="60"/>
+              <w:right w:type="dxa" w:w="120"/>
+            </w:tcMar>
+            <w:vAlign w:val="top"/>
+          </w:tcPr>
+          <w:p>
+            <w:pPr>
+              <w:spacing w:after="40" w:before="0"/>
+              <w:jc w:val="left"/>
+            </w:pPr>
+            <w:r>
+              <w:rPr>
+                <w:rFonts w:ascii="Arial" w:cs="Arial" w:eastAsia="Arial" w:hAnsi="Arial"/>
+                <w:b w:val="false"/>
+                <w:bCs w:val="false"/>
+                <w:i w:val="false"/>
+                <w:iCs w:val="false"/>
+                <w:color w:val="000000"/>
+                <w:sz w:val="18"/>
+                <w:szCs w:val="18"/>
+              </w:rPr>
+              <w:t xml:space="preserve">DRIVING QUESTION: How do we calculate exactly how much material is needed to cover or construct any solid shape — and why does the shape of a container matter even when the volume stays the same?</w:t>
+            </w:r>
+          </w:p>
+          <w:p>
+            <w:pPr>
+              <w:spacing w:after="40" w:before="0"/>
+              <w:jc w:val="left"/>
+            </w:pPr>
+            <w:r>
+              <w:rPr>
+                <w:rFonts w:ascii="Arial" w:cs="Arial" w:eastAsia="Arial" w:hAnsi="Arial"/>
+                <w:b w:val="false"/>
+                <w:bCs w:val="false"/>
+                <w:i w:val="false"/>
+                <w:iCs w:val="false"/>
+                <w:color w:val="000000"/>
+                <w:sz w:val="18"/>
+                <w:szCs w:val="18"/>
+              </w:rPr>
+              <w:t xml:space="preserve"/>
+            </w:r>
+          </w:p>
+          <w:p>
+            <w:pPr>
+              <w:spacing w:after="40" w:before="0"/>
+              <w:jc w:val="left"/>
+            </w:pPr>
+            <w:r>
+              <w:rPr>
+                <w:rFonts w:ascii="Arial" w:cs="Arial" w:eastAsia="Arial" w:hAnsi="Arial"/>
+                <w:b w:val="false"/>
+                <w:bCs w:val="false"/>
+                <w:i w:val="false"/>
+                <w:iCs w:val="false"/>
+                <w:color w:val="000000"/>
+                <w:sz w:val="18"/>
+                <w:szCs w:val="18"/>
+              </w:rPr>
+              <w:t xml:space="preserve">KICD KEY INQUIRY QUESTION:</w:t>
+            </w:r>
+          </w:p>
+          <w:p>
+            <w:pPr>
+              <w:spacing w:after="40" w:before="0"/>
+              <w:jc w:val="left"/>
+            </w:pPr>
+            <w:r>
+              <w:rPr>
+                <w:rFonts w:ascii="Arial" w:cs="Arial" w:eastAsia="Arial" w:hAnsi="Arial"/>
+                <w:b w:val="false"/>
+                <w:bCs w:val="false"/>
+                <w:i w:val="false"/>
+                <w:iCs w:val="false"/>
+                <w:color w:val="000000"/>
+                <w:sz w:val="18"/>
+                <w:szCs w:val="18"/>
+              </w:rPr>
+              <w:t xml:space="preserve">1. How are solids used in real life?</w:t>
+            </w:r>
+          </w:p>
+        </w:tc>
+      </w:tr>
+      <w:tr>
+        <w:tc>
+          <w:tcPr>
+            <w:tcW w:type="dxa" w:w="3000"/>
+            <w:shd w:fill="EAD1F5" w:color="auto" w:val="clear"/>
+            <w:tcMar>
+              <w:top w:type="dxa" w:w="60"/>
+              <w:left w:type="dxa" w:w="120"/>
+              <w:bottom w:type="dxa" w:w="60"/>
+              <w:right w:type="dxa" w:w="120"/>
+            </w:tcMar>
+            <w:vAlign w:val="top"/>
+          </w:tcPr>
+          <w:p>
+            <w:pPr>
+              <w:spacing w:after="40" w:before="0"/>
+              <w:jc w:val="left"/>
+            </w:pPr>
+            <w:r>
+              <w:rPr>
+                <w:rFonts w:ascii="Arial" w:cs="Arial" w:eastAsia="Arial" w:hAnsi="Arial"/>
+                <w:b/>
+                <w:bCs/>
+                <w:i w:val="false"/>
+                <w:iCs w:val="false"/>
+                <w:color w:val="000000"/>
+                <w:sz w:val="18"/>
+                <w:szCs w:val="18"/>
+              </w:rPr>
+              <w:t xml:space="preserve">Anchoring Phenomenon</w:t>
+            </w:r>
+          </w:p>
+        </w:tc>
+        <w:tc>
+          <w:tcPr>
+            <w:tcW w:type="dxa" w:w="10680"/>
+            <w:shd w:fill="FFFFFF" w:color="auto" w:val="clear"/>
+            <w:tcMar>
+              <w:top w:type="dxa" w:w="60"/>
+              <w:left w:type="dxa" w:w="120"/>
+              <w:bottom w:type="dxa" w:w="60"/>
+              <w:right w:type="dxa" w:w="120"/>
+            </w:tcMar>
+            <w:vAlign w:val="top"/>
+          </w:tcPr>
+          <w:p>
+            <w:pPr>
+              <w:spacing w:after="40" w:before="0"/>
+              <w:jc w:val="left"/>
+            </w:pPr>
+            <w:r>
+              <w:rPr>
+                <w:rFonts w:ascii="Arial" w:cs="Arial" w:eastAsia="Arial" w:hAnsi="Arial"/>
+                <w:b w:val="false"/>
+                <w:bCs w:val="false"/>
+                <w:i w:val="false"/>
+                <w:iCs w:val="false"/>
+                <w:color w:val="000000"/>
+                <w:sz w:val="18"/>
+                <w:szCs w:val="18"/>
+              </w:rPr>
+              <w:t xml:space="preserve">A hardware shop along Kirinyaga Road in Nairobi sells three different metal buckets: a straight-sided cylindrical bucket, a frustum-shaped (tapered) bucket wider at the top than the bottom, and a conical bucket. All three buckets hold exactly 10 litres of water. The shop owner tells the class that the tapered (frustum-shaped) bucket is the most expensive because "it uses the most metal." Students are puzzled — if all three buckets hold the same amount of water, why would the shape affect how much metal sheet is needed to make it? When learners handle physical models of the three buckets and trace their unfolded nets onto paper, they notice that the frustum's net is unexpectedly large and complex compared to the cylinder. This creates genuine curiosity: how do we calculate exactly how much sheet metal is needed for each shape, and is the shopkeeper correct that the frustum uses the most material? This anchoring phenomenon drives the entire unit as learners develop tools to compute the surface area of each type of solid.</w:t>
+            </w:r>
+          </w:p>
+        </w:tc>
+      </w:tr>
+      <w:tr>
+        <w:tc>
+          <w:tcPr>
+            <w:tcW w:type="dxa" w:w="3000"/>
+            <w:shd w:fill="D9EEF1" w:color="auto" w:val="clear"/>
+            <w:tcMar>
+              <w:top w:type="dxa" w:w="60"/>
+              <w:left w:type="dxa" w:w="120"/>
+              <w:bottom w:type="dxa" w:w="60"/>
+              <w:right w:type="dxa" w:w="120"/>
+            </w:tcMar>
+            <w:vAlign w:val="top"/>
+          </w:tcPr>
+          <w:p>
+            <w:pPr>
+              <w:spacing w:after="40" w:before="0"/>
+              <w:jc w:val="left"/>
+            </w:pPr>
+            <w:r>
+              <w:rPr>
+                <w:rFonts w:ascii="Arial" w:cs="Arial" w:eastAsia="Arial" w:hAnsi="Arial"/>
+                <w:b/>
+                <w:bCs/>
+                <w:i w:val="false"/>
+                <w:iCs w:val="false"/>
+                <w:color w:val="000000"/>
+                <w:sz w:val="18"/>
+                <w:szCs w:val="18"/>
+              </w:rPr>
+              <w:t xml:space="preserve">Storyline Thread</w:t>
+            </w:r>
+          </w:p>
+        </w:tc>
+        <w:tc>
+          <w:tcPr>
+            <w:tcW w:type="dxa" w:w="10680"/>
+            <w:shd w:fill="FFFFFF" w:color="auto" w:val="clear"/>
+            <w:tcMar>
+              <w:top w:type="dxa" w:w="60"/>
+              <w:left w:type="dxa" w:w="120"/>
+              <w:bottom w:type="dxa" w:w="60"/>
+              <w:right w:type="dxa" w:w="120"/>
+            </w:tcMar>
+            <w:vAlign w:val="top"/>
+          </w:tcPr>
+          <w:p>
+            <w:pPr>
+              <w:spacing w:after="40" w:before="0"/>
+              <w:jc w:val="left"/>
+            </w:pPr>
+            <w:r>
+              <w:rPr>
+                <w:rFonts w:ascii="Arial" w:cs="Arial" w:eastAsia="Arial" w:hAnsi="Arial"/>
+                <w:b w:val="false"/>
+                <w:bCs w:val="false"/>
+                <w:i w:val="false"/>
+                <w:iCs w:val="false"/>
+                <w:color w:val="000000"/>
+                <w:sz w:val="18"/>
+                <w:szCs w:val="18"/>
+              </w:rPr>
+              <w:t xml:space="preserve">Lesson 1 — Anchoring Phenomenon &amp; Nets of Cones: Learners encounter the bucket phenomenon (cylindrical vs. frustum vs. conical buckets holding the same 10 L) and make initial predictions about which uses the most metal. They then construct and unfold the net of a cone from cardboard, identify the sector (lateral surface) and circular base, and use measurements of the net to derive the formula: Total Surface Area of a cone = πrl + πr², where l is the slant height. Learners compute the surface area of a conical paper cup similar to those used at Nairobi hospital water dispensers.</w:t>
+            </w:r>
+          </w:p>
+          <w:p>
+            <w:pPr>
+              <w:spacing w:after="40" w:before="0"/>
+              <w:jc w:val="left"/>
+            </w:pPr>
+            <w:r>
+              <w:rPr>
+                <w:rFonts w:ascii="Arial" w:cs="Arial" w:eastAsia="Arial" w:hAnsi="Arial"/>
+                <w:b w:val="false"/>
+                <w:bCs w:val="false"/>
+                <w:i w:val="false"/>
+                <w:iCs w:val="false"/>
+                <w:color w:val="000000"/>
+                <w:sz w:val="18"/>
+                <w:szCs w:val="18"/>
+              </w:rPr>
+              <w:t xml:space="preserve"/>
+            </w:r>
+          </w:p>
+          <w:p>
+            <w:pPr>
+              <w:spacing w:after="40" w:before="0"/>
+              <w:jc w:val="left"/>
+            </w:pPr>
+            <w:r>
+              <w:rPr>
+                <w:rFonts w:ascii="Arial" w:cs="Arial" w:eastAsia="Arial" w:hAnsi="Arial"/>
+                <w:b w:val="false"/>
+                <w:bCs w:val="false"/>
+                <w:i w:val="false"/>
+                <w:iCs w:val="false"/>
+                <w:color w:val="000000"/>
+                <w:sz w:val="18"/>
+                <w:szCs w:val="18"/>
+              </w:rPr>
+              <w:t xml:space="preserve">Lesson 2 — Surface Area of Pyramids (Square and Rectangular Base): Learners construct nets of square-based and rectangular-based pyramids using cardboard (resembling the pyramid-shaped gift boxes from the phenomenon). They identify the base and four triangular faces, derive the formula for total surface area, and apply it to calculate the material needed for a pyramid-shaped gift box with given dimensions. Learners compare their computed areas with physical estimates made by measuring the unfolded net.</w:t>
+            </w:r>
+          </w:p>
+          <w:p>
+            <w:pPr>
+              <w:spacing w:after="40" w:before="0"/>
+              <w:jc w:val="left"/>
+            </w:pPr>
+            <w:r>
+              <w:rPr>
+                <w:rFonts w:ascii="Arial" w:cs="Arial" w:eastAsia="Arial" w:hAnsi="Arial"/>
+                <w:b w:val="false"/>
+                <w:bCs w:val="false"/>
+                <w:i w:val="false"/>
+                <w:iCs w:val="false"/>
+                <w:color w:val="000000"/>
+                <w:sz w:val="18"/>
+                <w:szCs w:val="18"/>
+              </w:rPr>
+              <w:t xml:space="preserve"/>
+            </w:r>
+          </w:p>
+          <w:p>
+            <w:pPr>
+              <w:spacing w:after="40" w:before="0"/>
+              <w:jc w:val="left"/>
+            </w:pPr>
+            <w:r>
+              <w:rPr>
+                <w:rFonts w:ascii="Arial" w:cs="Arial" w:eastAsia="Arial" w:hAnsi="Arial"/>
+                <w:b w:val="false"/>
+                <w:bCs w:val="false"/>
+                <w:i w:val="false"/>
+                <w:iCs w:val="false"/>
+                <w:color w:val="000000"/>
+                <w:sz w:val="18"/>
+                <w:szCs w:val="18"/>
+              </w:rPr>
+              <w:t xml:space="preserve">Lesson 3 — Surface Area of a Sphere: Learners use spherical objects (soccer balls, oranges, marbles) to estimate the diameter, then explore the relationship between the surface area of a sphere and four times the area of its great circle (great circle demonstration using orange peel flattening activity). Learners derive and apply the formula SA = 4πr² and solve problems involving spherical objects such as painting a dome structure similar to those seen in Mombasa mosques.</w:t>
+            </w:r>
+          </w:p>
+          <w:p>
+            <w:pPr>
+              <w:spacing w:after="40" w:before="0"/>
+              <w:jc w:val="left"/>
+            </w:pPr>
+            <w:r>
+              <w:rPr>
+                <w:rFonts w:ascii="Arial" w:cs="Arial" w:eastAsia="Arial" w:hAnsi="Arial"/>
+                <w:b w:val="false"/>
+                <w:bCs w:val="false"/>
+                <w:i w:val="false"/>
+                <w:iCs w:val="false"/>
+                <w:color w:val="000000"/>
+                <w:sz w:val="18"/>
+                <w:szCs w:val="18"/>
+              </w:rPr>
+              <w:t xml:space="preserve"/>
+            </w:r>
+          </w:p>
+          <w:p>
+            <w:pPr>
+              <w:spacing w:after="40" w:before="0"/>
+              <w:jc w:val="left"/>
+            </w:pPr>
+            <w:r>
+              <w:rPr>
+                <w:rFonts w:ascii="Arial" w:cs="Arial" w:eastAsia="Arial" w:hAnsi="Arial"/>
+                <w:b w:val="false"/>
+                <w:bCs w:val="false"/>
+                <w:i w:val="false"/>
+                <w:iCs w:val="false"/>
+                <w:color w:val="000000"/>
+                <w:sz w:val="18"/>
+                <w:szCs w:val="18"/>
+              </w:rPr>
+              <w:t xml:space="preserve">Lesson 4 — Surface Area of a Hemisphere: Building on Lesson 3, learners slice a spherical model in half and calculate the surface area of a hemisphere (curved surface = 2πr²; total including flat circular face = 3πr²). Learners apply the formula to problems such as estimating the canvas needed to cover a hemispherical tent used at a Maasai Mara safari camp. Mid-unit formative check — learners revisit the DQB and update their initial predictions about the three buckets.</w:t>
+            </w:r>
+          </w:p>
+          <w:p>
+            <w:pPr>
+              <w:spacing w:after="40" w:before="0"/>
+              <w:jc w:val="left"/>
+            </w:pPr>
+            <w:r>
+              <w:rPr>
+                <w:rFonts w:ascii="Arial" w:cs="Arial" w:eastAsia="Arial" w:hAnsi="Arial"/>
+                <w:b w:val="false"/>
+                <w:bCs w:val="false"/>
+                <w:i w:val="false"/>
+                <w:iCs w:val="false"/>
+                <w:color w:val="000000"/>
+                <w:sz w:val="18"/>
+                <w:szCs w:val="18"/>
+              </w:rPr>
+              <w:t xml:space="preserve"/>
+            </w:r>
+          </w:p>
+          <w:p>
+            <w:pPr>
+              <w:spacing w:after="40" w:before="0"/>
+              <w:jc w:val="left"/>
+            </w:pPr>
+            <w:r>
+              <w:rPr>
+                <w:rFonts w:ascii="Arial" w:cs="Arial" w:eastAsia="Arial" w:hAnsi="Arial"/>
+                <w:b w:val="false"/>
+                <w:bCs w:val="false"/>
+                <w:i w:val="false"/>
+                <w:iCs w:val="false"/>
+                <w:color w:val="000000"/>
+                <w:sz w:val="18"/>
+                <w:szCs w:val="18"/>
+              </w:rPr>
+              <w:t xml:space="preserve">Lesson 5 — Introduction to Frustums: Nets and Vocabulary: Learners physically cut a conical model along a plane parallel to the base to produce a frustum, observing the two circular ends (radii R and r) and the slant height l. They unfold the frustum net and identify it as the difference between two sectors. Learners are introduced to the formula for the curved surface area of a frustum of a cone: π(R + r)l, and compute l from the Pythagorean relationship l = √[h² + (R − r)²].</w:t>
+            </w:r>
+          </w:p>
+          <w:p>
+            <w:pPr>
+              <w:spacing w:after="40" w:before="0"/>
+              <w:jc w:val="left"/>
+            </w:pPr>
+            <w:r>
+              <w:rPr>
+                <w:rFonts w:ascii="Arial" w:cs="Arial" w:eastAsia="Arial" w:hAnsi="Arial"/>
+                <w:b w:val="false"/>
+                <w:bCs w:val="false"/>
+                <w:i w:val="false"/>
+                <w:iCs w:val="false"/>
+                <w:color w:val="000000"/>
+                <w:sz w:val="18"/>
+                <w:szCs w:val="18"/>
+              </w:rPr>
+              <w:t xml:space="preserve"/>
+            </w:r>
+          </w:p>
+          <w:p>
+            <w:pPr>
+              <w:spacing w:after="40" w:before="0"/>
+              <w:jc w:val="left"/>
+            </w:pPr>
+            <w:r>
+              <w:rPr>
+                <w:rFonts w:ascii="Arial" w:cs="Arial" w:eastAsia="Arial" w:hAnsi="Arial"/>
+                <w:b w:val="false"/>
+                <w:bCs w:val="false"/>
+                <w:i w:val="false"/>
+                <w:iCs w:val="false"/>
+                <w:color w:val="000000"/>
+                <w:sz w:val="18"/>
+                <w:szCs w:val="18"/>
+              </w:rPr>
+              <w:t xml:space="preserve">Lesson 6 — Total Surface Area of Frustums of Cones (Open and Closed): Learners calculate the total surface area of closed frustums (adding both circular ends: πR² + πr²) and open frustums (adding only the bottom or neither circular face), directly connecting to the tapered metal bucket in the anchoring phenomenon. Small groups measure physical frustum-shaped containers (buckets, plastic tumblers) brought from home, compute predicted surface areas, then compare with manufacturer specifications. Learners resolve the anchoring question: does the frustum bucket indeed use more metal than the cylinder or cone?</w:t>
+            </w:r>
+          </w:p>
+          <w:p>
+            <w:pPr>
+              <w:spacing w:after="40" w:before="0"/>
+              <w:jc w:val="left"/>
+            </w:pPr>
+            <w:r>
+              <w:rPr>
+                <w:rFonts w:ascii="Arial" w:cs="Arial" w:eastAsia="Arial" w:hAnsi="Arial"/>
+                <w:b w:val="false"/>
+                <w:bCs w:val="false"/>
+                <w:i w:val="false"/>
+                <w:iCs w:val="false"/>
+                <w:color w:val="000000"/>
+                <w:sz w:val="18"/>
+                <w:szCs w:val="18"/>
+              </w:rPr>
+              <w:t xml:space="preserve"/>
+            </w:r>
+          </w:p>
+          <w:p>
+            <w:pPr>
+              <w:spacing w:after="40" w:before="0"/>
+              <w:jc w:val="left"/>
+            </w:pPr>
+            <w:r>
+              <w:rPr>
+                <w:rFonts w:ascii="Arial" w:cs="Arial" w:eastAsia="Arial" w:hAnsi="Arial"/>
+                <w:b w:val="false"/>
+                <w:bCs w:val="false"/>
+                <w:i w:val="false"/>
+                <w:iCs w:val="false"/>
+                <w:color w:val="000000"/>
+                <w:sz w:val="18"/>
+                <w:szCs w:val="18"/>
+              </w:rPr>
+              <w:t xml:space="preserve">Lesson 7 — Surface Area of Frustums of Pyramids: Learners extend frustum concepts to pyramidal frustums (square or rectangular base), identifying the four trapezoidal lateral faces and the two rectangular/square bases. They derive the formula by summing the areas of all faces, apply it to real-life objects such as a truncated pyramid-shaped planter box or the base of a trophy stand. Learners build a physical model of a pyramidal frustum from cardboard and verify computed surface area against measurements of the unfolded net.</w:t>
+            </w:r>
+          </w:p>
+          <w:p>
+            <w:pPr>
+              <w:spacing w:after="40" w:before="0"/>
+              <w:jc w:val="left"/>
+            </w:pPr>
+            <w:r>
+              <w:rPr>
+                <w:rFonts w:ascii="Arial" w:cs="Arial" w:eastAsia="Arial" w:hAnsi="Arial"/>
+                <w:b w:val="false"/>
+                <w:bCs w:val="false"/>
+                <w:i w:val="false"/>
+                <w:iCs w:val="false"/>
+                <w:color w:val="000000"/>
+                <w:sz w:val="18"/>
+                <w:szCs w:val="18"/>
+              </w:rPr>
+              <w:t xml:space="preserve"/>
+            </w:r>
+          </w:p>
+          <w:p>
+            <w:pPr>
+              <w:spacing w:after="40" w:before="0"/>
+              <w:jc w:val="left"/>
+            </w:pPr>
+            <w:r>
+              <w:rPr>
+                <w:rFonts w:ascii="Arial" w:cs="Arial" w:eastAsia="Arial" w:hAnsi="Arial"/>
+                <w:b w:val="false"/>
+                <w:bCs w:val="false"/>
+                <w:i w:val="false"/>
+                <w:iCs w:val="false"/>
+                <w:color w:val="000000"/>
+                <w:sz w:val="18"/>
+                <w:szCs w:val="18"/>
+              </w:rPr>
+              <w:t xml:space="preserve">Lesson 8 — Consolidation, Applications and Model Revision: Learners revisit the anchoring phenomenon with full computational evidence, comparing the surface areas of all three bucket types (cone, frustum, cylinder) of equal volume. Groups present their solutions and models to the class, justifying the shopkeeper's claim using mathematical evidence. Learners complete a portfolio task: selecting one real-life Kenyan object (e.g., a conical grain store, a frustum water tank, a spherical water tank in Kisumu), computing its surface area, and recording the steps. The DQB is finalised, and the cumulative surface area model is updated to include all solids studied.</w:t>
+            </w:r>
+          </w:p>
+        </w:tc>
+      </w:tr>
+      <w:tr>
+        <w:tc>
+          <w:tcPr>
+            <w:tcW w:type="dxa" w:w="3000"/>
+            <w:shd w:fill="EAD1F5" w:color="auto" w:val="clear"/>
+            <w:tcMar>
+              <w:top w:type="dxa" w:w="60"/>
+              <w:left w:type="dxa" w:w="120"/>
+              <w:bottom w:type="dxa" w:w="60"/>
+              <w:right w:type="dxa" w:w="120"/>
+            </w:tcMar>
+            <w:vAlign w:val="top"/>
+          </w:tcPr>
+          <w:p>
+            <w:pPr>
+              <w:spacing w:after="40" w:before="0"/>
+              <w:jc w:val="left"/>
+            </w:pPr>
+            <w:r>
+              <w:rPr>
+                <w:rFonts w:ascii="Arial" w:cs="Arial" w:eastAsia="Arial" w:hAnsi="Arial"/>
+                <w:b/>
+                <w:bCs/>
+                <w:i w:val="false"/>
+                <w:iCs w:val="false"/>
+                <w:color w:val="000000"/>
+                <w:sz w:val="18"/>
+                <w:szCs w:val="18"/>
+              </w:rPr>
+              <w:t xml:space="preserve">Supporting Phenomena</w:t>
+            </w:r>
+          </w:p>
+        </w:tc>
+        <w:tc>
+          <w:tcPr>
+            <w:tcW w:type="dxa" w:w="10680"/>
+            <w:shd w:fill="FFFFFF" w:color="auto" w:val="clear"/>
+            <w:tcMar>
+              <w:top w:type="dxa" w:w="60"/>
+              <w:left w:type="dxa" w:w="120"/>
+              <w:bottom w:type="dxa" w:w="60"/>
+              <w:right w:type="dxa" w:w="120"/>
+            </w:tcMar>
+            <w:vAlign w:val="top"/>
+          </w:tcPr>
+          <w:p>
+            <w:pPr>
+              <w:spacing w:after="30" w:before="0"/>
+              <w:ind w:left="360" w:hanging="180"/>
+              <w:jc w:val="left"/>
+            </w:pPr>
+            <w:r>
+              <w:rPr>
+                <w:rFonts w:ascii="Arial" w:cs="Arial" w:eastAsia="Arial" w:hAnsi="Arial"/>
+                <w:b w:val="false"/>
+                <w:bCs w:val="false"/>
+                <w:i w:val="false"/>
+                <w:iCs w:val="false"/>
+                <w:color w:val="000000"/>
+                <w:sz w:val="18"/>
+                <w:szCs w:val="18"/>
+              </w:rPr>
+              <w:t xml:space="preserve">–  A mandazi (Kenyan doughnut) vendor in Kisumu wraps conical paper cups with a single piece of paper — learners observe the cone being unrolled flat and wonder how the vendor cuts the paper to exactly the right size with no waste.</w:t>
+            </w:r>
+          </w:p>
+          <w:p>
+            <w:pPr>
+              <w:spacing w:after="30" w:before="0"/>
+              <w:ind w:left="360" w:hanging="180"/>
+              <w:jc w:val="left"/>
+            </w:pPr>
+            <w:r>
+              <w:rPr>
+                <w:rFonts w:ascii="Arial" w:cs="Arial" w:eastAsia="Arial" w:hAnsi="Arial"/>
+                <w:b w:val="false"/>
+                <w:bCs w:val="false"/>
+                <w:i w:val="false"/>
+                <w:iCs w:val="false"/>
+                <w:color w:val="000000"/>
+                <w:sz w:val="18"/>
+                <w:szCs w:val="18"/>
+              </w:rPr>
+              <w:t xml:space="preserve">–  A football manufacturer in Nakuru prints a pattern of hexagonal and pentagonal panels on flat leather before stitching them into a sphere — learners wonder how the total flat area of the panels relates to the surface area of the finished spherical ball.</w:t>
+            </w:r>
+          </w:p>
+          <w:p>
+            <w:pPr>
+              <w:spacing w:after="30" w:before="0"/>
+              <w:ind w:left="360" w:hanging="180"/>
+              <w:jc w:val="left"/>
+            </w:pPr>
+            <w:r>
+              <w:rPr>
+                <w:rFonts w:ascii="Arial" w:cs="Arial" w:eastAsia="Arial" w:hAnsi="Arial"/>
+                <w:b w:val="false"/>
+                <w:bCs w:val="false"/>
+                <w:i w:val="false"/>
+                <w:iCs w:val="false"/>
+                <w:color w:val="000000"/>
+                <w:sz w:val="18"/>
+                <w:szCs w:val="18"/>
+              </w:rPr>
+              <w:t xml:space="preserve">–  A farmer in the Rift Valley builds a conical thatched roof over a circular granary — learners observe that the thatch material required depends on the slant height and base circumference, raising the question of how these measurements translate into a total area to be covered.</w:t>
+            </w:r>
+          </w:p>
+          <w:p>
+            <w:pPr>
+              <w:spacing w:after="30" w:before="0"/>
+              <w:ind w:left="360" w:hanging="180"/>
+              <w:jc w:val="left"/>
+            </w:pPr>
+            <w:r>
+              <w:rPr>
+                <w:rFonts w:ascii="Arial" w:cs="Arial" w:eastAsia="Arial" w:hAnsi="Arial"/>
+                <w:b w:val="false"/>
+                <w:bCs w:val="false"/>
+                <w:i w:val="false"/>
+                <w:iCs w:val="false"/>
+                <w:color w:val="000000"/>
+                <w:sz w:val="18"/>
+                <w:szCs w:val="18"/>
+              </w:rPr>
+              <w:t xml:space="preserve">–  A pyramid-shaped gift box sold in Westgate Shopping Mall in Nairobi is made from a single flat cardboard net — learners unfold the box and are surprised by the cross-shaped net, prompting questions about how the four triangular faces and square base contribute to the total surface area.</w:t>
+            </w:r>
+          </w:p>
+        </w:tc>
+      </w:tr>
+    </w:tbl>
+    <w:p>
+      <w:pPr>
+        <w:spacing w:after="120"/>
+      </w:pPr>
+      <w:r>
+        <w:t xml:space="preserve"/>
       </w:r>
     </w:p>
     <w:p>
@@ -150,7 +2066,7 @@
         </w:rPr>
         <w:t xml:space="preserve">© 2026 SeaVuria and ARES. This work is licensed under a </w:t>
       </w:r>
-      <w:hyperlink w:history="1" r:id="rIdtxdjpflkh_pqjgiryyd-c">
+      <w:hyperlink w:history="1" r:id="rIde0cjheogxibsjgymo6ywj">
         <w:r>
           <w:rPr>
             <w:rFonts w:ascii="Arial" w:cs="Arial" w:eastAsia="Arial" w:hAnsi="Arial"/>
@@ -170,7 +2086,7 @@
         </w:rPr>
         <w:t xml:space="preserve"> (</w:t>
       </w:r>
-      <w:hyperlink w:history="1" r:id="rIddwg96womwr2k5izmy87jm">
+      <w:hyperlink w:history="1" r:id="rIdg8eqson4wws40earn8wgv">
         <w:r>
           <w:rPr>
             <w:rFonts w:ascii="Arial" w:cs="Arial" w:eastAsia="Arial" w:hAnsi="Arial"/>
@@ -190,7 +2106,7 @@
         </w:rPr>
         <w:t xml:space="preserve">). To view a copy of this license, visit </w:t>
       </w:r>
-      <w:hyperlink w:history="1" r:id="rId2muz9teb0_fe6pbyo9l16">
+      <w:hyperlink w:history="1" r:id="rIdo8lywv2zt7xtco9bqvla2">
         <w:r>
           <w:rPr>
             <w:rFonts w:ascii="Arial" w:cs="Arial" w:eastAsia="Arial" w:hAnsi="Arial"/>
@@ -209,1922 +2125,6 @@
           <w:szCs w:val="17"/>
         </w:rPr>
         <w:t xml:space="preserve">. You are free to copy, redistribute, and adapt this material in any medium or format, provided appropriate credit is given and the material is not used for commercial purposes. KICD learning outcomes and curriculum designations reproduced here for alignment purposes remain the property of KICD and are not covered by this license. Linked external resources (e.g. CK-12, Khan Academy, PhET) are subject to their own licenses.</w:t>
-      </w:r>
-    </w:p>
-    <w:p>
-      <w:pPr>
-        <w:spacing w:after="120"/>
-      </w:pPr>
-      <w:r>
-        <w:t xml:space="preserve"/>
-      </w:r>
-    </w:p>
-    <w:tbl>
-      <w:tblPr>
-        <w:tblW w:type="dxa" w:w="13680"/>
-        <w:tblBorders>
-          <w:top w:val="single" w:color="AAAAAA" w:sz="4"/>
-          <w:left w:val="single" w:color="AAAAAA" w:sz="4"/>
-          <w:bottom w:val="single" w:color="AAAAAA" w:sz="4"/>
-          <w:right w:val="single" w:color="AAAAAA" w:sz="4"/>
-          <w:insideH w:val="single" w:color="auto" w:sz="4"/>
-          <w:insideV w:val="single" w:color="auto" w:sz="4"/>
-        </w:tblBorders>
-        <w:tblLayout w:type="fixed"/>
-      </w:tblPr>
-      <w:tblGrid>
-        <w:gridCol w:w="3000"/>
-        <w:gridCol w:w="10680"/>
-      </w:tblGrid>
-      <w:tr>
-        <w:tc>
-          <w:tcPr>
-            <w:tcW w:type="dxa" w:w="13680"/>
-            <w:gridSpan w:val="2"/>
-            <w:shd w:fill="1F3864" w:color="auto" w:val="clear"/>
-            <w:tcMar>
-              <w:top w:type="dxa" w:w="60"/>
-              <w:left w:type="dxa" w:w="120"/>
-              <w:bottom w:type="dxa" w:w="60"/>
-              <w:right w:type="dxa" w:w="120"/>
-            </w:tcMar>
-            <w:vAlign w:val="top"/>
-          </w:tcPr>
-          <w:p>
-            <w:pPr>
-              <w:spacing w:after="40" w:before="0"/>
-              <w:jc w:val="center"/>
-            </w:pPr>
-            <w:r>
-              <w:rPr>
-                <w:rFonts w:ascii="Arial" w:cs="Arial" w:eastAsia="Arial" w:hAnsi="Arial"/>
-                <w:b/>
-                <w:bCs/>
-                <w:i w:val="false"/>
-                <w:iCs w:val="false"/>
-                <w:color w:val="FFFFFF"/>
-                <w:sz w:val="22"/>
-                <w:szCs w:val="22"/>
-              </w:rPr>
-              <w:t xml:space="preserve">SUB-STRAND OVERVIEW</w:t>
-            </w:r>
-          </w:p>
-        </w:tc>
-      </w:tr>
-      <w:tr>
-        <w:tc>
-          <w:tcPr>
-            <w:tcW w:type="dxa" w:w="3000"/>
-            <w:shd w:fill="D5E8F0" w:color="auto" w:val="clear"/>
-            <w:tcMar>
-              <w:top w:type="dxa" w:w="60"/>
-              <w:left w:type="dxa" w:w="120"/>
-              <w:bottom w:type="dxa" w:w="60"/>
-              <w:right w:type="dxa" w:w="120"/>
-            </w:tcMar>
-            <w:vAlign w:val="top"/>
-          </w:tcPr>
-          <w:p>
-            <w:pPr>
-              <w:spacing w:after="40" w:before="0"/>
-              <w:jc w:val="left"/>
-            </w:pPr>
-            <w:r>
-              <w:rPr>
-                <w:rFonts w:ascii="Arial" w:cs="Arial" w:eastAsia="Arial" w:hAnsi="Arial"/>
-                <w:b/>
-                <w:bCs/>
-                <w:i w:val="false"/>
-                <w:iCs w:val="false"/>
-                <w:color w:val="000000"/>
-                <w:sz w:val="18"/>
-                <w:szCs w:val="18"/>
-              </w:rPr>
-              <w:t xml:space="preserve">Grade Level</w:t>
-            </w:r>
-          </w:p>
-        </w:tc>
-        <w:tc>
-          <w:tcPr>
-            <w:tcW w:type="dxa" w:w="10680"/>
-            <w:shd w:fill="FFFFFF" w:color="auto" w:val="clear"/>
-            <w:tcMar>
-              <w:top w:type="dxa" w:w="60"/>
-              <w:left w:type="dxa" w:w="120"/>
-              <w:bottom w:type="dxa" w:w="60"/>
-              <w:right w:type="dxa" w:w="120"/>
-            </w:tcMar>
-            <w:vAlign w:val="top"/>
-          </w:tcPr>
-          <w:p>
-            <w:pPr>
-              <w:spacing w:after="40" w:before="0"/>
-              <w:jc w:val="left"/>
-            </w:pPr>
-            <w:r>
-              <w:rPr>
-                <w:rFonts w:ascii="Arial" w:cs="Arial" w:eastAsia="Arial" w:hAnsi="Arial"/>
-                <w:b w:val="false"/>
-                <w:bCs w:val="false"/>
-                <w:i w:val="false"/>
-                <w:iCs w:val="false"/>
-                <w:color w:val="000000"/>
-                <w:sz w:val="18"/>
-                <w:szCs w:val="18"/>
-              </w:rPr>
-              <w:t xml:space="preserve">10</w:t>
-            </w:r>
-          </w:p>
-        </w:tc>
-      </w:tr>
-      <w:tr>
-        <w:tc>
-          <w:tcPr>
-            <w:tcW w:type="dxa" w:w="3000"/>
-            <w:shd w:fill="D5E8F0" w:color="auto" w:val="clear"/>
-            <w:tcMar>
-              <w:top w:type="dxa" w:w="60"/>
-              <w:left w:type="dxa" w:w="120"/>
-              <w:bottom w:type="dxa" w:w="60"/>
-              <w:right w:type="dxa" w:w="120"/>
-            </w:tcMar>
-            <w:vAlign w:val="top"/>
-          </w:tcPr>
-          <w:p>
-            <w:pPr>
-              <w:spacing w:after="40" w:before="0"/>
-              <w:jc w:val="left"/>
-            </w:pPr>
-            <w:r>
-              <w:rPr>
-                <w:rFonts w:ascii="Arial" w:cs="Arial" w:eastAsia="Arial" w:hAnsi="Arial"/>
-                <w:b/>
-                <w:bCs/>
-                <w:i w:val="false"/>
-                <w:iCs w:val="false"/>
-                <w:color w:val="000000"/>
-                <w:sz w:val="18"/>
-                <w:szCs w:val="18"/>
-              </w:rPr>
-              <w:t xml:space="preserve">Subject</w:t>
-            </w:r>
-          </w:p>
-        </w:tc>
-        <w:tc>
-          <w:tcPr>
-            <w:tcW w:type="dxa" w:w="10680"/>
-            <w:shd w:fill="FFFFFF" w:color="auto" w:val="clear"/>
-            <w:tcMar>
-              <w:top w:type="dxa" w:w="60"/>
-              <w:left w:type="dxa" w:w="120"/>
-              <w:bottom w:type="dxa" w:w="60"/>
-              <w:right w:type="dxa" w:w="120"/>
-            </w:tcMar>
-            <w:vAlign w:val="top"/>
-          </w:tcPr>
-          <w:p>
-            <w:pPr>
-              <w:spacing w:after="40" w:before="0"/>
-              <w:jc w:val="left"/>
-            </w:pPr>
-            <w:r>
-              <w:rPr>
-                <w:rFonts w:ascii="Arial" w:cs="Arial" w:eastAsia="Arial" w:hAnsi="Arial"/>
-                <w:b w:val="false"/>
-                <w:bCs w:val="false"/>
-                <w:i w:val="false"/>
-                <w:iCs w:val="false"/>
-                <w:color w:val="000000"/>
-                <w:sz w:val="18"/>
-                <w:szCs w:val="18"/>
-              </w:rPr>
-              <w:t xml:space="preserve">Essential Mathematics</w:t>
-            </w:r>
-          </w:p>
-        </w:tc>
-      </w:tr>
-      <w:tr>
-        <w:tc>
-          <w:tcPr>
-            <w:tcW w:type="dxa" w:w="3000"/>
-            <w:shd w:fill="D5E8F0" w:color="auto" w:val="clear"/>
-            <w:tcMar>
-              <w:top w:type="dxa" w:w="60"/>
-              <w:left w:type="dxa" w:w="120"/>
-              <w:bottom w:type="dxa" w:w="60"/>
-              <w:right w:type="dxa" w:w="120"/>
-            </w:tcMar>
-            <w:vAlign w:val="top"/>
-          </w:tcPr>
-          <w:p>
-            <w:pPr>
-              <w:spacing w:after="40" w:before="0"/>
-              <w:jc w:val="left"/>
-            </w:pPr>
-            <w:r>
-              <w:rPr>
-                <w:rFonts w:ascii="Arial" w:cs="Arial" w:eastAsia="Arial" w:hAnsi="Arial"/>
-                <w:b/>
-                <w:bCs/>
-                <w:i w:val="false"/>
-                <w:iCs w:val="false"/>
-                <w:color w:val="000000"/>
-                <w:sz w:val="18"/>
-                <w:szCs w:val="18"/>
-              </w:rPr>
-              <w:t xml:space="preserve">Strand</w:t>
-            </w:r>
-          </w:p>
-        </w:tc>
-        <w:tc>
-          <w:tcPr>
-            <w:tcW w:type="dxa" w:w="10680"/>
-            <w:shd w:fill="FFFFFF" w:color="auto" w:val="clear"/>
-            <w:tcMar>
-              <w:top w:type="dxa" w:w="60"/>
-              <w:left w:type="dxa" w:w="120"/>
-              <w:bottom w:type="dxa" w:w="60"/>
-              <w:right w:type="dxa" w:w="120"/>
-            </w:tcMar>
-            <w:vAlign w:val="top"/>
-          </w:tcPr>
-          <w:p>
-            <w:pPr>
-              <w:spacing w:after="40" w:before="0"/>
-              <w:jc w:val="left"/>
-            </w:pPr>
-            <w:r>
-              <w:rPr>
-                <w:rFonts w:ascii="Arial" w:cs="Arial" w:eastAsia="Arial" w:hAnsi="Arial"/>
-                <w:b w:val="false"/>
-                <w:bCs w:val="false"/>
-                <w:i w:val="false"/>
-                <w:iCs w:val="false"/>
-                <w:color w:val="000000"/>
-                <w:sz w:val="18"/>
-                <w:szCs w:val="18"/>
-              </w:rPr>
-              <w:t xml:space="preserve">Strand 2.0: Measurements and Geometry</w:t>
-            </w:r>
-          </w:p>
-        </w:tc>
-      </w:tr>
-      <w:tr>
-        <w:tc>
-          <w:tcPr>
-            <w:tcW w:type="dxa" w:w="3000"/>
-            <w:shd w:fill="D5E8F0" w:color="auto" w:val="clear"/>
-            <w:tcMar>
-              <w:top w:type="dxa" w:w="60"/>
-              <w:left w:type="dxa" w:w="120"/>
-              <w:bottom w:type="dxa" w:w="60"/>
-              <w:right w:type="dxa" w:w="120"/>
-            </w:tcMar>
-            <w:vAlign w:val="top"/>
-          </w:tcPr>
-          <w:p>
-            <w:pPr>
-              <w:spacing w:after="40" w:before="0"/>
-              <w:jc w:val="left"/>
-            </w:pPr>
-            <w:r>
-              <w:rPr>
-                <w:rFonts w:ascii="Arial" w:cs="Arial" w:eastAsia="Arial" w:hAnsi="Arial"/>
-                <w:b/>
-                <w:bCs/>
-                <w:i w:val="false"/>
-                <w:iCs w:val="false"/>
-                <w:color w:val="000000"/>
-                <w:sz w:val="18"/>
-                <w:szCs w:val="18"/>
-              </w:rPr>
-              <w:t xml:space="preserve">Sub-Strand</w:t>
-            </w:r>
-          </w:p>
-        </w:tc>
-        <w:tc>
-          <w:tcPr>
-            <w:tcW w:type="dxa" w:w="10680"/>
-            <w:shd w:fill="FFFFFF" w:color="auto" w:val="clear"/>
-            <w:tcMar>
-              <w:top w:type="dxa" w:w="60"/>
-              <w:left w:type="dxa" w:w="120"/>
-              <w:bottom w:type="dxa" w:w="60"/>
-              <w:right w:type="dxa" w:w="120"/>
-            </w:tcMar>
-            <w:vAlign w:val="top"/>
-          </w:tcPr>
-          <w:p>
-            <w:pPr>
-              <w:spacing w:after="40" w:before="0"/>
-              <w:jc w:val="left"/>
-            </w:pPr>
-            <w:r>
-              <w:rPr>
-                <w:rFonts w:ascii="Arial" w:cs="Arial" w:eastAsia="Arial" w:hAnsi="Arial"/>
-                <w:b w:val="false"/>
-                <w:bCs w:val="false"/>
-                <w:i w:val="false"/>
-                <w:iCs w:val="false"/>
-                <w:color w:val="000000"/>
-                <w:sz w:val="18"/>
-                <w:szCs w:val="18"/>
-              </w:rPr>
-              <w:t xml:space="preserve">Sub-Strand 2.6: Surface Area of Solids</w:t>
-            </w:r>
-          </w:p>
-        </w:tc>
-      </w:tr>
-      <w:tr>
-        <w:tc>
-          <w:tcPr>
-            <w:tcW w:type="dxa" w:w="3000"/>
-            <w:shd w:fill="D5E8F0" w:color="auto" w:val="clear"/>
-            <w:tcMar>
-              <w:top w:type="dxa" w:w="60"/>
-              <w:left w:type="dxa" w:w="120"/>
-              <w:bottom w:type="dxa" w:w="60"/>
-              <w:right w:type="dxa" w:w="120"/>
-            </w:tcMar>
-            <w:vAlign w:val="top"/>
-          </w:tcPr>
-          <w:p>
-            <w:pPr>
-              <w:spacing w:after="40" w:before="0"/>
-              <w:jc w:val="left"/>
-            </w:pPr>
-            <w:r>
-              <w:rPr>
-                <w:rFonts w:ascii="Arial" w:cs="Arial" w:eastAsia="Arial" w:hAnsi="Arial"/>
-                <w:b/>
-                <w:bCs/>
-                <w:i w:val="false"/>
-                <w:iCs w:val="false"/>
-                <w:color w:val="000000"/>
-                <w:sz w:val="18"/>
-                <w:szCs w:val="18"/>
-              </w:rPr>
-              <w:t xml:space="preserve">Total Duration</w:t>
-            </w:r>
-          </w:p>
-        </w:tc>
-        <w:tc>
-          <w:tcPr>
-            <w:tcW w:type="dxa" w:w="10680"/>
-            <w:shd w:fill="FFFFFF" w:color="auto" w:val="clear"/>
-            <w:tcMar>
-              <w:top w:type="dxa" w:w="60"/>
-              <w:left w:type="dxa" w:w="120"/>
-              <w:bottom w:type="dxa" w:w="60"/>
-              <w:right w:type="dxa" w:w="120"/>
-            </w:tcMar>
-            <w:vAlign w:val="top"/>
-          </w:tcPr>
-          <w:p>
-            <w:pPr>
-              <w:spacing w:after="40" w:before="0"/>
-              <w:jc w:val="left"/>
-            </w:pPr>
-            <w:r>
-              <w:rPr>
-                <w:rFonts w:ascii="Arial" w:cs="Arial" w:eastAsia="Arial" w:hAnsi="Arial"/>
-                <w:b w:val="false"/>
-                <w:bCs w:val="false"/>
-                <w:i w:val="false"/>
-                <w:iCs w:val="false"/>
-                <w:color w:val="000000"/>
-                <w:sz w:val="18"/>
-                <w:szCs w:val="18"/>
-              </w:rPr>
-              <w:t xml:space="preserve">8 lessons × 40 minutes = 320 minutes total</w:t>
-            </w:r>
-          </w:p>
-        </w:tc>
-      </w:tr>
-      <w:tr>
-        <w:tc>
-          <w:tcPr>
-            <w:tcW w:type="dxa" w:w="3000"/>
-            <w:shd w:fill="D5E8F0" w:color="auto" w:val="clear"/>
-            <w:tcMar>
-              <w:top w:type="dxa" w:w="60"/>
-              <w:left w:type="dxa" w:w="120"/>
-              <w:bottom w:type="dxa" w:w="60"/>
-              <w:right w:type="dxa" w:w="120"/>
-            </w:tcMar>
-            <w:vAlign w:val="top"/>
-          </w:tcPr>
-          <w:p>
-            <w:pPr>
-              <w:spacing w:after="40" w:before="0"/>
-              <w:jc w:val="left"/>
-            </w:pPr>
-            <w:r>
-              <w:rPr>
-                <w:rFonts w:ascii="Arial" w:cs="Arial" w:eastAsia="Arial" w:hAnsi="Arial"/>
-                <w:b/>
-                <w:bCs/>
-                <w:i w:val="false"/>
-                <w:iCs w:val="false"/>
-                <w:color w:val="000000"/>
-                <w:sz w:val="18"/>
-                <w:szCs w:val="18"/>
-              </w:rPr>
-              <w:t xml:space="preserve">Sub-Strand Content</w:t>
-            </w:r>
-          </w:p>
-        </w:tc>
-        <w:tc>
-          <w:tcPr>
-            <w:tcW w:type="dxa" w:w="10680"/>
-            <w:shd w:fill="FFFFFF" w:color="auto" w:val="clear"/>
-            <w:tcMar>
-              <w:top w:type="dxa" w:w="60"/>
-              <w:left w:type="dxa" w:w="120"/>
-              <w:bottom w:type="dxa" w:w="60"/>
-              <w:right w:type="dxa" w:w="120"/>
-            </w:tcMar>
-            <w:vAlign w:val="top"/>
-          </w:tcPr>
-          <w:p>
-            <w:pPr>
-              <w:spacing w:after="30" w:before="0"/>
-              <w:ind w:left="360" w:hanging="180"/>
-              <w:jc w:val="left"/>
-            </w:pPr>
-            <w:r>
-              <w:rPr>
-                <w:rFonts w:ascii="Arial" w:cs="Arial" w:eastAsia="Arial" w:hAnsi="Arial"/>
-                <w:b w:val="false"/>
-                <w:bCs w:val="false"/>
-                <w:i w:val="false"/>
-                <w:iCs w:val="false"/>
-                <w:color w:val="000000"/>
-                <w:sz w:val="18"/>
-                <w:szCs w:val="18"/>
-              </w:rPr>
-              <w:t xml:space="preserve">–  Surface area of a cone — using the net of a cone to derive and apply the formula</w:t>
-            </w:r>
-          </w:p>
-          <w:p>
-            <w:pPr>
-              <w:spacing w:after="30" w:before="0"/>
-              <w:ind w:left="360" w:hanging="180"/>
-              <w:jc w:val="left"/>
-            </w:pPr>
-            <w:r>
-              <w:rPr>
-                <w:rFonts w:ascii="Arial" w:cs="Arial" w:eastAsia="Arial" w:hAnsi="Arial"/>
-                <w:b w:val="false"/>
-                <w:bCs w:val="false"/>
-                <w:i w:val="false"/>
-                <w:iCs w:val="false"/>
-                <w:color w:val="000000"/>
-                <w:sz w:val="18"/>
-                <w:szCs w:val="18"/>
-              </w:rPr>
-              <w:t xml:space="preserve">–  Surface area of a pyramid (square or rectangular base) — using nets to derive and apply the formula</w:t>
-            </w:r>
-          </w:p>
-          <w:p>
-            <w:pPr>
-              <w:spacing w:after="30" w:before="0"/>
-              <w:ind w:left="360" w:hanging="180"/>
-              <w:jc w:val="left"/>
-            </w:pPr>
-            <w:r>
-              <w:rPr>
-                <w:rFonts w:ascii="Arial" w:cs="Arial" w:eastAsia="Arial" w:hAnsi="Arial"/>
-                <w:b w:val="false"/>
-                <w:bCs w:val="false"/>
-                <w:i w:val="false"/>
-                <w:iCs w:val="false"/>
-                <w:color w:val="000000"/>
-                <w:sz w:val="18"/>
-                <w:szCs w:val="18"/>
-              </w:rPr>
-              <w:t xml:space="preserve">–  Surface area of a sphere and hemisphere — deriving and applying the formulae</w:t>
-            </w:r>
-          </w:p>
-          <w:p>
-            <w:pPr>
-              <w:spacing w:after="30" w:before="0"/>
-              <w:ind w:left="360" w:hanging="180"/>
-              <w:jc w:val="left"/>
-            </w:pPr>
-            <w:r>
-              <w:rPr>
-                <w:rFonts w:ascii="Arial" w:cs="Arial" w:eastAsia="Arial" w:hAnsi="Arial"/>
-                <w:b w:val="false"/>
-                <w:bCs w:val="false"/>
-                <w:i w:val="false"/>
-                <w:iCs w:val="false"/>
-                <w:color w:val="000000"/>
-                <w:sz w:val="18"/>
-                <w:szCs w:val="18"/>
-              </w:rPr>
-              <w:t xml:space="preserve">–  Surface area of a frustum of a cone — open and closed frustums</w:t>
-            </w:r>
-          </w:p>
-          <w:p>
-            <w:pPr>
-              <w:spacing w:after="30" w:before="0"/>
-              <w:ind w:left="360" w:hanging="180"/>
-              <w:jc w:val="left"/>
-            </w:pPr>
-            <w:r>
-              <w:rPr>
-                <w:rFonts w:ascii="Arial" w:cs="Arial" w:eastAsia="Arial" w:hAnsi="Arial"/>
-                <w:b w:val="false"/>
-                <w:bCs w:val="false"/>
-                <w:i w:val="false"/>
-                <w:iCs w:val="false"/>
-                <w:color w:val="000000"/>
-                <w:sz w:val="18"/>
-                <w:szCs w:val="18"/>
-              </w:rPr>
-              <w:t xml:space="preserve">–  Surface area of a frustum of a pyramid (square or rectangular base) — open and closed frustums</w:t>
-            </w:r>
-          </w:p>
-          <w:p>
-            <w:pPr>
-              <w:spacing w:after="30" w:before="0"/>
-              <w:ind w:left="360" w:hanging="180"/>
-              <w:jc w:val="left"/>
-            </w:pPr>
-            <w:r>
-              <w:rPr>
-                <w:rFonts w:ascii="Arial" w:cs="Arial" w:eastAsia="Arial" w:hAnsi="Arial"/>
-                <w:b w:val="false"/>
-                <w:bCs w:val="false"/>
-                <w:i w:val="false"/>
-                <w:iCs w:val="false"/>
-                <w:color w:val="000000"/>
-                <w:sz w:val="18"/>
-                <w:szCs w:val="18"/>
-              </w:rPr>
-              <w:t xml:space="preserve">–  Applications of surface area of cones, pyramids, spheres, hemispheres and frustums in real-life situations</w:t>
-            </w:r>
-          </w:p>
-        </w:tc>
-      </w:tr>
-      <w:tr>
-        <w:tc>
-          <w:tcPr>
-            <w:tcW w:type="dxa" w:w="3000"/>
-            <w:shd w:fill="D5E8F0" w:color="auto" w:val="clear"/>
-            <w:tcMar>
-              <w:top w:type="dxa" w:w="60"/>
-              <w:left w:type="dxa" w:w="120"/>
-              <w:bottom w:type="dxa" w:w="60"/>
-              <w:right w:type="dxa" w:w="120"/>
-            </w:tcMar>
-            <w:vAlign w:val="top"/>
-          </w:tcPr>
-          <w:p>
-            <w:pPr>
-              <w:spacing w:after="40" w:before="0"/>
-              <w:jc w:val="left"/>
-            </w:pPr>
-            <w:r>
-              <w:rPr>
-                <w:rFonts w:ascii="Arial" w:cs="Arial" w:eastAsia="Arial" w:hAnsi="Arial"/>
-                <w:b/>
-                <w:bCs/>
-                <w:i w:val="false"/>
-                <w:iCs w:val="false"/>
-                <w:color w:val="000000"/>
-                <w:sz w:val="18"/>
-                <w:szCs w:val="18"/>
-              </w:rPr>
-              <w:t xml:space="preserve">Learning Outcomes</w:t>
-            </w:r>
-          </w:p>
-        </w:tc>
-        <w:tc>
-          <w:tcPr>
-            <w:tcW w:type="dxa" w:w="10680"/>
-            <w:shd w:fill="FFFFFF" w:color="auto" w:val="clear"/>
-            <w:tcMar>
-              <w:top w:type="dxa" w:w="60"/>
-              <w:left w:type="dxa" w:w="120"/>
-              <w:bottom w:type="dxa" w:w="60"/>
-              <w:right w:type="dxa" w:w="120"/>
-            </w:tcMar>
-            <w:vAlign w:val="top"/>
-          </w:tcPr>
-          <w:p>
-            <w:pPr>
-              <w:spacing w:after="40" w:before="0"/>
-              <w:jc w:val="left"/>
-            </w:pPr>
-            <w:r>
-              <w:rPr>
-                <w:rFonts w:ascii="Arial" w:cs="Arial" w:eastAsia="Arial" w:hAnsi="Arial"/>
-                <w:b w:val="false"/>
-                <w:bCs w:val="false"/>
-                <w:i w:val="false"/>
-                <w:iCs w:val="false"/>
-                <w:color w:val="000000"/>
-                <w:sz w:val="18"/>
-                <w:szCs w:val="18"/>
-              </w:rPr>
-              <w:t xml:space="preserve">By the end of the sub-strand, the learner should be able to:</w:t>
-            </w:r>
-          </w:p>
-          <w:p>
-            <w:pPr>
-              <w:spacing w:after="40" w:before="0"/>
-              <w:jc w:val="left"/>
-            </w:pPr>
-            <w:r>
-              <w:rPr>
-                <w:rFonts w:ascii="Arial" w:cs="Arial" w:eastAsia="Arial" w:hAnsi="Arial"/>
-                <w:b w:val="false"/>
-                <w:bCs w:val="false"/>
-                <w:i w:val="false"/>
-                <w:iCs w:val="false"/>
-                <w:color w:val="000000"/>
-                <w:sz w:val="18"/>
-                <w:szCs w:val="18"/>
-              </w:rPr>
-              <w:t xml:space="preserve">a) determine the surface area of cones and pyramids from the nets,</w:t>
-            </w:r>
-          </w:p>
-          <w:p>
-            <w:pPr>
-              <w:spacing w:after="40" w:before="0"/>
-              <w:jc w:val="left"/>
-            </w:pPr>
-            <w:r>
-              <w:rPr>
-                <w:rFonts w:ascii="Arial" w:cs="Arial" w:eastAsia="Arial" w:hAnsi="Arial"/>
-                <w:b w:val="false"/>
-                <w:bCs w:val="false"/>
-                <w:i w:val="false"/>
-                <w:iCs w:val="false"/>
-                <w:color w:val="000000"/>
-                <w:sz w:val="18"/>
-                <w:szCs w:val="18"/>
-              </w:rPr>
-              <w:t xml:space="preserve">b) calculate the surface area of a sphere and a hemisphere,</w:t>
-            </w:r>
-          </w:p>
-          <w:p>
-            <w:pPr>
-              <w:spacing w:after="40" w:before="0"/>
-              <w:jc w:val="left"/>
-            </w:pPr>
-            <w:r>
-              <w:rPr>
-                <w:rFonts w:ascii="Arial" w:cs="Arial" w:eastAsia="Arial" w:hAnsi="Arial"/>
-                <w:b w:val="false"/>
-                <w:bCs w:val="false"/>
-                <w:i w:val="false"/>
-                <w:iCs w:val="false"/>
-                <w:color w:val="000000"/>
-                <w:sz w:val="18"/>
-                <w:szCs w:val="18"/>
-              </w:rPr>
-              <w:t xml:space="preserve">c) determine the surface area of frustums of cones and pyramids,</w:t>
-            </w:r>
-          </w:p>
-          <w:p>
-            <w:pPr>
-              <w:spacing w:after="40" w:before="0"/>
-              <w:jc w:val="left"/>
-            </w:pPr>
-            <w:r>
-              <w:rPr>
-                <w:rFonts w:ascii="Arial" w:cs="Arial" w:eastAsia="Arial" w:hAnsi="Arial"/>
-                <w:b w:val="false"/>
-                <w:bCs w:val="false"/>
-                <w:i w:val="false"/>
-                <w:iCs w:val="false"/>
-                <w:color w:val="000000"/>
-                <w:sz w:val="18"/>
-                <w:szCs w:val="18"/>
-              </w:rPr>
-              <w:t xml:space="preserve">d) apply the surface area of cones, pyramids and frustums in real life situations,</w:t>
-            </w:r>
-          </w:p>
-          <w:p>
-            <w:pPr>
-              <w:spacing w:after="40" w:before="0"/>
-              <w:jc w:val="left"/>
-            </w:pPr>
-            <w:r>
-              <w:rPr>
-                <w:rFonts w:ascii="Arial" w:cs="Arial" w:eastAsia="Arial" w:hAnsi="Arial"/>
-                <w:b w:val="false"/>
-                <w:bCs w:val="false"/>
-                <w:i w:val="false"/>
-                <w:iCs w:val="false"/>
-                <w:color w:val="000000"/>
-                <w:sz w:val="18"/>
-                <w:szCs w:val="18"/>
-              </w:rPr>
-              <w:t xml:space="preserve">e) appreciate the application of surface area of solids.</w:t>
-            </w:r>
-          </w:p>
-        </w:tc>
-      </w:tr>
-      <w:tr>
-        <w:tc>
-          <w:tcPr>
-            <w:tcW w:type="dxa" w:w="3000"/>
-            <w:shd w:fill="D5E8F0" w:color="auto" w:val="clear"/>
-            <w:tcMar>
-              <w:top w:type="dxa" w:w="60"/>
-              <w:left w:type="dxa" w:w="120"/>
-              <w:bottom w:type="dxa" w:w="60"/>
-              <w:right w:type="dxa" w:w="120"/>
-            </w:tcMar>
-            <w:vAlign w:val="top"/>
-          </w:tcPr>
-          <w:p>
-            <w:pPr>
-              <w:spacing w:after="40" w:before="0"/>
-              <w:jc w:val="left"/>
-            </w:pPr>
-            <w:r>
-              <w:rPr>
-                <w:rFonts w:ascii="Arial" w:cs="Arial" w:eastAsia="Arial" w:hAnsi="Arial"/>
-                <w:b/>
-                <w:bCs/>
-                <w:i w:val="false"/>
-                <w:iCs w:val="false"/>
-                <w:color w:val="000000"/>
-                <w:sz w:val="18"/>
-                <w:szCs w:val="18"/>
-              </w:rPr>
-              <w:t xml:space="preserve">Core Competencies</w:t>
-            </w:r>
-          </w:p>
-        </w:tc>
-        <w:tc>
-          <w:tcPr>
-            <w:tcW w:type="dxa" w:w="10680"/>
-            <w:shd w:fill="FFFFFF" w:color="auto" w:val="clear"/>
-            <w:tcMar>
-              <w:top w:type="dxa" w:w="60"/>
-              <w:left w:type="dxa" w:w="120"/>
-              <w:bottom w:type="dxa" w:w="60"/>
-              <w:right w:type="dxa" w:w="120"/>
-            </w:tcMar>
-            <w:vAlign w:val="top"/>
-          </w:tcPr>
-          <w:p>
-            <w:pPr>
-              <w:spacing w:after="30" w:before="0"/>
-              <w:ind w:left="360" w:hanging="180"/>
-              <w:jc w:val="left"/>
-            </w:pPr>
-            <w:r>
-              <w:rPr>
-                <w:rFonts w:ascii="Arial" w:cs="Arial" w:eastAsia="Arial" w:hAnsi="Arial"/>
-                <w:b w:val="false"/>
-                <w:bCs w:val="false"/>
-                <w:i w:val="false"/>
-                <w:iCs w:val="false"/>
-                <w:color w:val="000000"/>
-                <w:sz w:val="18"/>
-                <w:szCs w:val="18"/>
-              </w:rPr>
-              <w:t xml:space="preserve">–  Critical Thinking and Problem Solving: the learner uses nets of cones and pyramids to derive surface area formulae, explores different approaches to computing the surface area of open and closed frustums, and applies the knowledge to solve real-life problems such as estimating the material needed to make a bucket or lampshade.</w:t>
-            </w:r>
-          </w:p>
-          <w:p>
-            <w:pPr>
-              <w:spacing w:after="30" w:before="0"/>
-              <w:ind w:left="360" w:hanging="180"/>
-              <w:jc w:val="left"/>
-            </w:pPr>
-            <w:r>
-              <w:rPr>
-                <w:rFonts w:ascii="Arial" w:cs="Arial" w:eastAsia="Arial" w:hAnsi="Arial"/>
-                <w:b w:val="false"/>
-                <w:bCs w:val="false"/>
-                <w:i w:val="false"/>
-                <w:iCs w:val="false"/>
-                <w:color w:val="000000"/>
-                <w:sz w:val="18"/>
-                <w:szCs w:val="18"/>
-              </w:rPr>
-              <w:t xml:space="preserve">–  Creativity and Imagination: the learner works with peers to model frustums of cones and pyramids (both open and closed) using locally available materials such as cardboard from Nairobi market packaging, developing connection and networking skills in the process of constructing and measuring the models.</w:t>
-            </w:r>
-          </w:p>
-        </w:tc>
-      </w:tr>
-      <w:tr>
-        <w:tc>
-          <w:tcPr>
-            <w:tcW w:type="dxa" w:w="3000"/>
-            <w:shd w:fill="E2EFDA" w:color="auto" w:val="clear"/>
-            <w:tcMar>
-              <w:top w:type="dxa" w:w="60"/>
-              <w:left w:type="dxa" w:w="120"/>
-              <w:bottom w:type="dxa" w:w="60"/>
-              <w:right w:type="dxa" w:w="120"/>
-            </w:tcMar>
-            <w:vAlign w:val="top"/>
-          </w:tcPr>
-          <w:p>
-            <w:pPr>
-              <w:spacing w:after="40" w:before="0"/>
-              <w:jc w:val="left"/>
-            </w:pPr>
-            <w:r>
-              <w:rPr>
-                <w:rFonts w:ascii="Arial" w:cs="Arial" w:eastAsia="Arial" w:hAnsi="Arial"/>
-                <w:b/>
-                <w:bCs/>
-                <w:i w:val="false"/>
-                <w:iCs w:val="false"/>
-                <w:color w:val="000000"/>
-                <w:sz w:val="18"/>
-                <w:szCs w:val="18"/>
-              </w:rPr>
-              <w:t xml:space="preserve">Core Values</w:t>
-            </w:r>
-          </w:p>
-        </w:tc>
-        <w:tc>
-          <w:tcPr>
-            <w:tcW w:type="dxa" w:w="10680"/>
-            <w:shd w:fill="FFFFFF" w:color="auto" w:val="clear"/>
-            <w:tcMar>
-              <w:top w:type="dxa" w:w="60"/>
-              <w:left w:type="dxa" w:w="120"/>
-              <w:bottom w:type="dxa" w:w="60"/>
-              <w:right w:type="dxa" w:w="120"/>
-            </w:tcMar>
-            <w:vAlign w:val="top"/>
-          </w:tcPr>
-          <w:p>
-            <w:pPr>
-              <w:spacing w:after="30" w:before="0"/>
-              <w:ind w:left="360" w:hanging="180"/>
-              <w:jc w:val="left"/>
-            </w:pPr>
-            <w:r>
-              <w:rPr>
-                <w:rFonts w:ascii="Arial" w:cs="Arial" w:eastAsia="Arial" w:hAnsi="Arial"/>
-                <w:b w:val="false"/>
-                <w:bCs w:val="false"/>
-                <w:i w:val="false"/>
-                <w:iCs w:val="false"/>
-                <w:color w:val="000000"/>
-                <w:sz w:val="18"/>
-                <w:szCs w:val="18"/>
-              </w:rPr>
-              <w:t xml:space="preserve">–  Social Justice: the learner accords equal opportunities to all group members when discussing the uses of pyramids and frustums in day-to-day life, ensuring every voice is heard during group work.</w:t>
-            </w:r>
-          </w:p>
-          <w:p>
-            <w:pPr>
-              <w:spacing w:after="30" w:before="0"/>
-              <w:ind w:left="360" w:hanging="180"/>
-              <w:jc w:val="left"/>
-            </w:pPr>
-            <w:r>
-              <w:rPr>
-                <w:rFonts w:ascii="Arial" w:cs="Arial" w:eastAsia="Arial" w:hAnsi="Arial"/>
-                <w:b w:val="false"/>
-                <w:bCs w:val="false"/>
-                <w:i w:val="false"/>
-                <w:iCs w:val="false"/>
-                <w:color w:val="000000"/>
-                <w:sz w:val="18"/>
-                <w:szCs w:val="18"/>
-              </w:rPr>
-              <w:t xml:space="preserve">–  Responsibility: the learner observes safety precautions and takes care of peers while using cutting tools and locally available materials to model frustums of cones and pyramids, and properly returns shared instruments after use.</w:t>
-            </w:r>
-          </w:p>
-        </w:tc>
-      </w:tr>
-      <w:tr>
-        <w:tc>
-          <w:tcPr>
-            <w:tcW w:type="dxa" w:w="3000"/>
-            <w:shd w:fill="D5E8F0" w:color="auto" w:val="clear"/>
-            <w:tcMar>
-              <w:top w:type="dxa" w:w="60"/>
-              <w:left w:type="dxa" w:w="120"/>
-              <w:bottom w:type="dxa" w:w="60"/>
-              <w:right w:type="dxa" w:w="120"/>
-            </w:tcMar>
-            <w:vAlign w:val="top"/>
-          </w:tcPr>
-          <w:p>
-            <w:pPr>
-              <w:spacing w:after="40" w:before="0"/>
-              <w:jc w:val="left"/>
-            </w:pPr>
-            <w:r>
-              <w:rPr>
-                <w:rFonts w:ascii="Arial" w:cs="Arial" w:eastAsia="Arial" w:hAnsi="Arial"/>
-                <w:b/>
-                <w:bCs/>
-                <w:i w:val="false"/>
-                <w:iCs w:val="false"/>
-                <w:color w:val="000000"/>
-                <w:sz w:val="18"/>
-                <w:szCs w:val="18"/>
-              </w:rPr>
-              <w:t xml:space="preserve">Science &amp; Engineering Practices</w:t>
-            </w:r>
-          </w:p>
-        </w:tc>
-        <w:tc>
-          <w:tcPr>
-            <w:tcW w:type="dxa" w:w="10680"/>
-            <w:shd w:fill="FFFFFF" w:color="auto" w:val="clear"/>
-            <w:tcMar>
-              <w:top w:type="dxa" w:w="60"/>
-              <w:left w:type="dxa" w:w="120"/>
-              <w:bottom w:type="dxa" w:w="60"/>
-              <w:right w:type="dxa" w:w="120"/>
-            </w:tcMar>
-            <w:vAlign w:val="top"/>
-          </w:tcPr>
-          <w:p>
-            <w:pPr>
-              <w:spacing w:after="30" w:before="0"/>
-              <w:ind w:left="360" w:hanging="180"/>
-              <w:jc w:val="left"/>
-            </w:pPr>
-            <w:r>
-              <w:rPr>
-                <w:rFonts w:ascii="Arial" w:cs="Arial" w:eastAsia="Arial" w:hAnsi="Arial"/>
-                <w:b w:val="false"/>
-                <w:bCs w:val="false"/>
-                <w:i w:val="false"/>
-                <w:iCs w:val="false"/>
-                <w:color w:val="000000"/>
-                <w:sz w:val="18"/>
-                <w:szCs w:val="18"/>
-              </w:rPr>
-              <w:t xml:space="preserve">–  Developing and Using Models: learners construct physical nets and 3-D models of cones, pyramids, and frustums using cardboard, then use the unfolded nets to derive and verify surface area formulae — connecting the 2-D representation to the 3-D solid.</w:t>
-            </w:r>
-          </w:p>
-          <w:p>
-            <w:pPr>
-              <w:spacing w:after="30" w:before="0"/>
-              <w:ind w:left="360" w:hanging="180"/>
-              <w:jc w:val="left"/>
-            </w:pPr>
-            <w:r>
-              <w:rPr>
-                <w:rFonts w:ascii="Arial" w:cs="Arial" w:eastAsia="Arial" w:hAnsi="Arial"/>
-                <w:b w:val="false"/>
-                <w:bCs w:val="false"/>
-                <w:i w:val="false"/>
-                <w:iCs w:val="false"/>
-                <w:color w:val="000000"/>
-                <w:sz w:val="18"/>
-                <w:szCs w:val="18"/>
-              </w:rPr>
-              <w:t xml:space="preserve">–  Using Mathematics and Computational Thinking: learners apply geometric formulae systematically, substitute measured dimensions into expressions for slant height, base area and lateral surface area, and check reasonableness of calculated surface areas against physical estimates of material quantities.</w:t>
-            </w:r>
-          </w:p>
-          <w:p>
-            <w:pPr>
-              <w:spacing w:after="30" w:before="0"/>
-              <w:ind w:left="360" w:hanging="180"/>
-              <w:jc w:val="left"/>
-            </w:pPr>
-            <w:r>
-              <w:rPr>
-                <w:rFonts w:ascii="Arial" w:cs="Arial" w:eastAsia="Arial" w:hAnsi="Arial"/>
-                <w:b w:val="false"/>
-                <w:bCs w:val="false"/>
-                <w:i w:val="false"/>
-                <w:iCs w:val="false"/>
-                <w:color w:val="000000"/>
-                <w:sz w:val="18"/>
-                <w:szCs w:val="18"/>
-              </w:rPr>
-              <w:t xml:space="preserve">–  Obtaining, Evaluating and Communicating Information: learners gather measurements from physical objects in their environment (buckets, lampshades, grain silos at Eldoret farms), evaluate which formula applies, and communicate their findings and solution strategies to peers through presentations and model displays.</w:t>
-            </w:r>
-          </w:p>
-        </w:tc>
-      </w:tr>
-      <w:tr>
-        <w:tc>
-          <w:tcPr>
-            <w:tcW w:type="dxa" w:w="3000"/>
-            <w:shd w:fill="FCE4D6" w:color="auto" w:val="clear"/>
-            <w:tcMar>
-              <w:top w:type="dxa" w:w="60"/>
-              <w:left w:type="dxa" w:w="120"/>
-              <w:bottom w:type="dxa" w:w="60"/>
-              <w:right w:type="dxa" w:w="120"/>
-            </w:tcMar>
-            <w:vAlign w:val="top"/>
-          </w:tcPr>
-          <w:p>
-            <w:pPr>
-              <w:spacing w:after="40" w:before="0"/>
-              <w:jc w:val="left"/>
-            </w:pPr>
-            <w:r>
-              <w:rPr>
-                <w:rFonts w:ascii="Arial" w:cs="Arial" w:eastAsia="Arial" w:hAnsi="Arial"/>
-                <w:b/>
-                <w:bCs/>
-                <w:i w:val="false"/>
-                <w:iCs w:val="false"/>
-                <w:color w:val="000000"/>
-                <w:sz w:val="18"/>
-                <w:szCs w:val="18"/>
-              </w:rPr>
-              <w:t xml:space="preserve">Pertinent &amp; Contemporary Issues (PCIs)</w:t>
-            </w:r>
-          </w:p>
-        </w:tc>
-        <w:tc>
-          <w:tcPr>
-            <w:tcW w:type="dxa" w:w="10680"/>
-            <w:shd w:fill="FFFFFF" w:color="auto" w:val="clear"/>
-            <w:tcMar>
-              <w:top w:type="dxa" w:w="60"/>
-              <w:left w:type="dxa" w:w="120"/>
-              <w:bottom w:type="dxa" w:w="60"/>
-              <w:right w:type="dxa" w:w="120"/>
-            </w:tcMar>
-            <w:vAlign w:val="top"/>
-          </w:tcPr>
-          <w:p>
-            <w:pPr>
-              <w:spacing w:after="30" w:before="0"/>
-              <w:ind w:left="360" w:hanging="180"/>
-              <w:jc w:val="left"/>
-            </w:pPr>
-            <w:r>
-              <w:rPr>
-                <w:rFonts w:ascii="Arial" w:cs="Arial" w:eastAsia="Arial" w:hAnsi="Arial"/>
-                <w:b w:val="false"/>
-                <w:bCs w:val="false"/>
-                <w:i w:val="false"/>
-                <w:iCs w:val="false"/>
-                <w:color w:val="000000"/>
-                <w:sz w:val="18"/>
-                <w:szCs w:val="18"/>
-              </w:rPr>
-              <w:t xml:space="preserve">–  Environment and Technology: the learner collects and uses locally available materials (cardboard, old packaging, newspaper) to model frustums of cones and pyramids for use as learning resources, reinforcing the principle of resourcefulness and environmental responsibility.</w:t>
-            </w:r>
-          </w:p>
-        </w:tc>
-      </w:tr>
-      <w:tr>
-        <w:tc>
-          <w:tcPr>
-            <w:tcW w:type="dxa" w:w="3000"/>
-            <w:shd w:fill="D9EEF1" w:color="auto" w:val="clear"/>
-            <w:tcMar>
-              <w:top w:type="dxa" w:w="60"/>
-              <w:left w:type="dxa" w:w="120"/>
-              <w:bottom w:type="dxa" w:w="60"/>
-              <w:right w:type="dxa" w:w="120"/>
-            </w:tcMar>
-            <w:vAlign w:val="top"/>
-          </w:tcPr>
-          <w:p>
-            <w:pPr>
-              <w:spacing w:after="40" w:before="0"/>
-              <w:jc w:val="left"/>
-            </w:pPr>
-            <w:r>
-              <w:rPr>
-                <w:rFonts w:ascii="Arial" w:cs="Arial" w:eastAsia="Arial" w:hAnsi="Arial"/>
-                <w:b/>
-                <w:bCs/>
-                <w:i w:val="false"/>
-                <w:iCs w:val="false"/>
-                <w:color w:val="000000"/>
-                <w:sz w:val="18"/>
-                <w:szCs w:val="18"/>
-              </w:rPr>
-              <w:t xml:space="preserve">Career Connections</w:t>
-            </w:r>
-          </w:p>
-        </w:tc>
-        <w:tc>
-          <w:tcPr>
-            <w:tcW w:type="dxa" w:w="10680"/>
-            <w:shd w:fill="FFFFFF" w:color="auto" w:val="clear"/>
-            <w:tcMar>
-              <w:top w:type="dxa" w:w="60"/>
-              <w:left w:type="dxa" w:w="120"/>
-              <w:bottom w:type="dxa" w:w="60"/>
-              <w:right w:type="dxa" w:w="120"/>
-            </w:tcMar>
-            <w:vAlign w:val="top"/>
-          </w:tcPr>
-          <w:p>
-            <w:pPr>
-              <w:spacing w:after="30" w:before="0"/>
-              <w:ind w:left="360" w:hanging="180"/>
-              <w:jc w:val="left"/>
-            </w:pPr>
-            <w:r>
-              <w:rPr>
-                <w:rFonts w:ascii="Arial" w:cs="Arial" w:eastAsia="Arial" w:hAnsi="Arial"/>
-                <w:b w:val="false"/>
-                <w:bCs w:val="false"/>
-                <w:i w:val="false"/>
-                <w:iCs w:val="false"/>
-                <w:color w:val="000000"/>
-                <w:sz w:val="18"/>
-                <w:szCs w:val="18"/>
-              </w:rPr>
-              <w:t xml:space="preserve">–  Manufacturing and Packaging Industry: knowledge of surface area of cones, pyramids and frustums is essential for calculating the amount of sheet metal or packaging material needed to produce containers such as the conical paper cups used in Nairobi hospitals or grain storage bins in Rift Valley farms.</w:t>
-            </w:r>
-          </w:p>
-          <w:p>
-            <w:pPr>
-              <w:spacing w:after="30" w:before="0"/>
-              <w:ind w:left="360" w:hanging="180"/>
-              <w:jc w:val="left"/>
-            </w:pPr>
-            <w:r>
-              <w:rPr>
-                <w:rFonts w:ascii="Arial" w:cs="Arial" w:eastAsia="Arial" w:hAnsi="Arial"/>
-                <w:b w:val="false"/>
-                <w:bCs w:val="false"/>
-                <w:i w:val="false"/>
-                <w:iCs w:val="false"/>
-                <w:color w:val="000000"/>
-                <w:sz w:val="18"/>
-                <w:szCs w:val="18"/>
-              </w:rPr>
-              <w:t xml:space="preserve">–  Architecture and Construction: computing surface area of pyramidal roofs and domed structures (e.g., the conical roofs of traditional Kikuyu huts or the hemispherical domes on mosques in Mombasa) is critical for estimating roofing materials and costs.</w:t>
-            </w:r>
-          </w:p>
-          <w:p>
-            <w:pPr>
-              <w:spacing w:after="30" w:before="0"/>
-              <w:ind w:left="360" w:hanging="180"/>
-              <w:jc w:val="left"/>
-            </w:pPr>
-            <w:r>
-              <w:rPr>
-                <w:rFonts w:ascii="Arial" w:cs="Arial" w:eastAsia="Arial" w:hAnsi="Arial"/>
-                <w:b w:val="false"/>
-                <w:bCs w:val="false"/>
-                <w:i w:val="false"/>
-                <w:iCs w:val="false"/>
-                <w:color w:val="000000"/>
-                <w:sz w:val="18"/>
-                <w:szCs w:val="18"/>
-              </w:rPr>
-              <w:t xml:space="preserve">–  Hospitality Industry: chefs and caterers in Kenya's hotel industry use knowledge of the surface area of cones and hemispheres when designing moulded food presentations, portion sizes, and decorative cake coverings.</w:t>
-            </w:r>
-          </w:p>
-          <w:p>
-            <w:pPr>
-              <w:spacing w:after="30" w:before="0"/>
-              <w:ind w:left="360" w:hanging="180"/>
-              <w:jc w:val="left"/>
-            </w:pPr>
-            <w:r>
-              <w:rPr>
-                <w:rFonts w:ascii="Arial" w:cs="Arial" w:eastAsia="Arial" w:hAnsi="Arial"/>
-                <w:b w:val="false"/>
-                <w:bCs w:val="false"/>
-                <w:i w:val="false"/>
-                <w:iCs w:val="false"/>
-                <w:color w:val="000000"/>
-                <w:sz w:val="18"/>
-                <w:szCs w:val="18"/>
-              </w:rPr>
-              <w:t xml:space="preserve">–  Sports Management: surface area calculations for spherical balls (soccer, basketball) are used in manufacturing, quality control, and equipment budgeting for sports clubs and school teams across Kenya.</w:t>
-            </w:r>
-          </w:p>
-        </w:tc>
-      </w:tr>
-      <w:tr>
-        <w:tc>
-          <w:tcPr>
-            <w:tcW w:type="dxa" w:w="3000"/>
-            <w:shd w:fill="D5E8F0" w:color="auto" w:val="clear"/>
-            <w:tcMar>
-              <w:top w:type="dxa" w:w="60"/>
-              <w:left w:type="dxa" w:w="120"/>
-              <w:bottom w:type="dxa" w:w="60"/>
-              <w:right w:type="dxa" w:w="120"/>
-            </w:tcMar>
-            <w:vAlign w:val="top"/>
-          </w:tcPr>
-          <w:p>
-            <w:pPr>
-              <w:spacing w:after="40" w:before="0"/>
-              <w:jc w:val="left"/>
-            </w:pPr>
-            <w:r>
-              <w:rPr>
-                <w:rFonts w:ascii="Arial" w:cs="Arial" w:eastAsia="Arial" w:hAnsi="Arial"/>
-                <w:b/>
-                <w:bCs/>
-                <w:i w:val="false"/>
-                <w:iCs w:val="false"/>
-                <w:color w:val="000000"/>
-                <w:sz w:val="18"/>
-                <w:szCs w:val="18"/>
-              </w:rPr>
-              <w:t xml:space="preserve">Focus for Lessons</w:t>
-            </w:r>
-          </w:p>
-        </w:tc>
-        <w:tc>
-          <w:tcPr>
-            <w:tcW w:type="dxa" w:w="10680"/>
-            <w:shd w:fill="FFFFFF" w:color="auto" w:val="clear"/>
-            <w:tcMar>
-              <w:top w:type="dxa" w:w="60"/>
-              <w:left w:type="dxa" w:w="120"/>
-              <w:bottom w:type="dxa" w:w="60"/>
-              <w:right w:type="dxa" w:w="120"/>
-            </w:tcMar>
-            <w:vAlign w:val="top"/>
-          </w:tcPr>
-          <w:p>
-            <w:pPr>
-              <w:spacing w:after="40" w:before="0"/>
-              <w:jc w:val="left"/>
-            </w:pPr>
-            <w:r>
-              <w:rPr>
-                <w:rFonts w:ascii="Arial" w:cs="Arial" w:eastAsia="Arial" w:hAnsi="Arial"/>
-                <w:b w:val="false"/>
-                <w:bCs w:val="false"/>
-                <w:i w:val="false"/>
-                <w:iCs w:val="false"/>
-                <w:color w:val="000000"/>
-                <w:sz w:val="18"/>
-                <w:szCs w:val="18"/>
-              </w:rPr>
-              <w:t xml:space="preserve">This unit develops learners' ability to calculate the surface area of cones, pyramids, spheres, hemispheres, and frustums by first exploring the 2-D nets of each solid, then deriving and applying formulae to real-life objects found in the Kenyan environment. A hands-on, model-building approach is used throughout, anchored in the puzzling observation that everyday objects — from water buckets and grain silos in the Rift Valley to lampshades and conical paper cups — have specific shapes whose outer covering can be precisely quantified. Learners work collaboratively to construct, measure, and compute, progressively building from simple solids to composite frustums over the eight lessons.</w:t>
-            </w:r>
-          </w:p>
-        </w:tc>
-      </w:tr>
-      <w:tr>
-        <w:tc>
-          <w:tcPr>
-            <w:tcW w:type="dxa" w:w="3000"/>
-            <w:shd w:fill="EAD1F5" w:color="auto" w:val="clear"/>
-            <w:tcMar>
-              <w:top w:type="dxa" w:w="60"/>
-              <w:left w:type="dxa" w:w="120"/>
-              <w:bottom w:type="dxa" w:w="60"/>
-              <w:right w:type="dxa" w:w="120"/>
-            </w:tcMar>
-            <w:vAlign w:val="top"/>
-          </w:tcPr>
-          <w:p>
-            <w:pPr>
-              <w:spacing w:after="40" w:before="0"/>
-              <w:jc w:val="left"/>
-            </w:pPr>
-            <w:r>
-              <w:rPr>
-                <w:rFonts w:ascii="Arial" w:cs="Arial" w:eastAsia="Arial" w:hAnsi="Arial"/>
-                <w:b/>
-                <w:bCs/>
-                <w:i w:val="false"/>
-                <w:iCs w:val="false"/>
-                <w:color w:val="000000"/>
-                <w:sz w:val="18"/>
-                <w:szCs w:val="18"/>
-              </w:rPr>
-              <w:t xml:space="preserve">Driving Question / Key Inquiry Questions</w:t>
-            </w:r>
-          </w:p>
-        </w:tc>
-        <w:tc>
-          <w:tcPr>
-            <w:tcW w:type="dxa" w:w="10680"/>
-            <w:shd w:fill="FFFFFF" w:color="auto" w:val="clear"/>
-            <w:tcMar>
-              <w:top w:type="dxa" w:w="60"/>
-              <w:left w:type="dxa" w:w="120"/>
-              <w:bottom w:type="dxa" w:w="60"/>
-              <w:right w:type="dxa" w:w="120"/>
-            </w:tcMar>
-            <w:vAlign w:val="top"/>
-          </w:tcPr>
-          <w:p>
-            <w:pPr>
-              <w:spacing w:after="40" w:before="0"/>
-              <w:jc w:val="left"/>
-            </w:pPr>
-            <w:r>
-              <w:rPr>
-                <w:rFonts w:ascii="Arial" w:cs="Arial" w:eastAsia="Arial" w:hAnsi="Arial"/>
-                <w:b w:val="false"/>
-                <w:bCs w:val="false"/>
-                <w:i w:val="false"/>
-                <w:iCs w:val="false"/>
-                <w:color w:val="000000"/>
-                <w:sz w:val="18"/>
-                <w:szCs w:val="18"/>
-              </w:rPr>
-              <w:t xml:space="preserve">DRIVING QUESTION: How do we calculate exactly how much material is needed to cover or construct any solid shape — and why does the shape of a container matter even when the volume stays the same?</w:t>
-            </w:r>
-          </w:p>
-          <w:p>
-            <w:pPr>
-              <w:spacing w:after="40" w:before="0"/>
-              <w:jc w:val="left"/>
-            </w:pPr>
-            <w:r>
-              <w:rPr>
-                <w:rFonts w:ascii="Arial" w:cs="Arial" w:eastAsia="Arial" w:hAnsi="Arial"/>
-                <w:b w:val="false"/>
-                <w:bCs w:val="false"/>
-                <w:i w:val="false"/>
-                <w:iCs w:val="false"/>
-                <w:color w:val="000000"/>
-                <w:sz w:val="18"/>
-                <w:szCs w:val="18"/>
-              </w:rPr>
-              <w:t xml:space="preserve"/>
-            </w:r>
-          </w:p>
-          <w:p>
-            <w:pPr>
-              <w:spacing w:after="40" w:before="0"/>
-              <w:jc w:val="left"/>
-            </w:pPr>
-            <w:r>
-              <w:rPr>
-                <w:rFonts w:ascii="Arial" w:cs="Arial" w:eastAsia="Arial" w:hAnsi="Arial"/>
-                <w:b w:val="false"/>
-                <w:bCs w:val="false"/>
-                <w:i w:val="false"/>
-                <w:iCs w:val="false"/>
-                <w:color w:val="000000"/>
-                <w:sz w:val="18"/>
-                <w:szCs w:val="18"/>
-              </w:rPr>
-              <w:t xml:space="preserve">KICD KEY INQUIRY QUESTION:</w:t>
-            </w:r>
-          </w:p>
-          <w:p>
-            <w:pPr>
-              <w:spacing w:after="40" w:before="0"/>
-              <w:jc w:val="left"/>
-            </w:pPr>
-            <w:r>
-              <w:rPr>
-                <w:rFonts w:ascii="Arial" w:cs="Arial" w:eastAsia="Arial" w:hAnsi="Arial"/>
-                <w:b w:val="false"/>
-                <w:bCs w:val="false"/>
-                <w:i w:val="false"/>
-                <w:iCs w:val="false"/>
-                <w:color w:val="000000"/>
-                <w:sz w:val="18"/>
-                <w:szCs w:val="18"/>
-              </w:rPr>
-              <w:t xml:space="preserve">1. How are solids used in real life?</w:t>
-            </w:r>
-          </w:p>
-        </w:tc>
-      </w:tr>
-      <w:tr>
-        <w:tc>
-          <w:tcPr>
-            <w:tcW w:type="dxa" w:w="3000"/>
-            <w:shd w:fill="EAD1F5" w:color="auto" w:val="clear"/>
-            <w:tcMar>
-              <w:top w:type="dxa" w:w="60"/>
-              <w:left w:type="dxa" w:w="120"/>
-              <w:bottom w:type="dxa" w:w="60"/>
-              <w:right w:type="dxa" w:w="120"/>
-            </w:tcMar>
-            <w:vAlign w:val="top"/>
-          </w:tcPr>
-          <w:p>
-            <w:pPr>
-              <w:spacing w:after="40" w:before="0"/>
-              <w:jc w:val="left"/>
-            </w:pPr>
-            <w:r>
-              <w:rPr>
-                <w:rFonts w:ascii="Arial" w:cs="Arial" w:eastAsia="Arial" w:hAnsi="Arial"/>
-                <w:b/>
-                <w:bCs/>
-                <w:i w:val="false"/>
-                <w:iCs w:val="false"/>
-                <w:color w:val="000000"/>
-                <w:sz w:val="18"/>
-                <w:szCs w:val="18"/>
-              </w:rPr>
-              <w:t xml:space="preserve">Anchoring Phenomenon</w:t>
-            </w:r>
-          </w:p>
-        </w:tc>
-        <w:tc>
-          <w:tcPr>
-            <w:tcW w:type="dxa" w:w="10680"/>
-            <w:shd w:fill="FFFFFF" w:color="auto" w:val="clear"/>
-            <w:tcMar>
-              <w:top w:type="dxa" w:w="60"/>
-              <w:left w:type="dxa" w:w="120"/>
-              <w:bottom w:type="dxa" w:w="60"/>
-              <w:right w:type="dxa" w:w="120"/>
-            </w:tcMar>
-            <w:vAlign w:val="top"/>
-          </w:tcPr>
-          <w:p>
-            <w:pPr>
-              <w:spacing w:after="40" w:before="0"/>
-              <w:jc w:val="left"/>
-            </w:pPr>
-            <w:r>
-              <w:rPr>
-                <w:rFonts w:ascii="Arial" w:cs="Arial" w:eastAsia="Arial" w:hAnsi="Arial"/>
-                <w:b w:val="false"/>
-                <w:bCs w:val="false"/>
-                <w:i w:val="false"/>
-                <w:iCs w:val="false"/>
-                <w:color w:val="000000"/>
-                <w:sz w:val="18"/>
-                <w:szCs w:val="18"/>
-              </w:rPr>
-              <w:t xml:space="preserve">A hardware shop along Kirinyaga Road in Nairobi sells three different metal buckets: a straight-sided cylindrical bucket, a frustum-shaped (tapered) bucket wider at the top than the bottom, and a conical bucket. All three buckets hold exactly 10 litres of water. The shop owner tells the class that the tapered (frustum-shaped) bucket is the most expensive because "it uses the most metal." Students are puzzled — if all three buckets hold the same amount of water, why would the shape affect how much metal sheet is needed to make it? When learners handle physical models of the three buckets and trace their unfolded nets onto paper, they notice that the frustum's net is unexpectedly large and complex compared to the cylinder. This creates genuine curiosity: how do we calculate exactly how much sheet metal is needed for each shape, and is the shopkeeper correct that the frustum uses the most material? This anchoring phenomenon drives the entire unit as learners develop tools to compute the surface area of each type of solid.</w:t>
-            </w:r>
-          </w:p>
-        </w:tc>
-      </w:tr>
-      <w:tr>
-        <w:tc>
-          <w:tcPr>
-            <w:tcW w:type="dxa" w:w="3000"/>
-            <w:shd w:fill="D9EEF1" w:color="auto" w:val="clear"/>
-            <w:tcMar>
-              <w:top w:type="dxa" w:w="60"/>
-              <w:left w:type="dxa" w:w="120"/>
-              <w:bottom w:type="dxa" w:w="60"/>
-              <w:right w:type="dxa" w:w="120"/>
-            </w:tcMar>
-            <w:vAlign w:val="top"/>
-          </w:tcPr>
-          <w:p>
-            <w:pPr>
-              <w:spacing w:after="40" w:before="0"/>
-              <w:jc w:val="left"/>
-            </w:pPr>
-            <w:r>
-              <w:rPr>
-                <w:rFonts w:ascii="Arial" w:cs="Arial" w:eastAsia="Arial" w:hAnsi="Arial"/>
-                <w:b/>
-                <w:bCs/>
-                <w:i w:val="false"/>
-                <w:iCs w:val="false"/>
-                <w:color w:val="000000"/>
-                <w:sz w:val="18"/>
-                <w:szCs w:val="18"/>
-              </w:rPr>
-              <w:t xml:space="preserve">Storyline Thread</w:t>
-            </w:r>
-          </w:p>
-        </w:tc>
-        <w:tc>
-          <w:tcPr>
-            <w:tcW w:type="dxa" w:w="10680"/>
-            <w:shd w:fill="FFFFFF" w:color="auto" w:val="clear"/>
-            <w:tcMar>
-              <w:top w:type="dxa" w:w="60"/>
-              <w:left w:type="dxa" w:w="120"/>
-              <w:bottom w:type="dxa" w:w="60"/>
-              <w:right w:type="dxa" w:w="120"/>
-            </w:tcMar>
-            <w:vAlign w:val="top"/>
-          </w:tcPr>
-          <w:p>
-            <w:pPr>
-              <w:spacing w:after="40" w:before="0"/>
-              <w:jc w:val="left"/>
-            </w:pPr>
-            <w:r>
-              <w:rPr>
-                <w:rFonts w:ascii="Arial" w:cs="Arial" w:eastAsia="Arial" w:hAnsi="Arial"/>
-                <w:b w:val="false"/>
-                <w:bCs w:val="false"/>
-                <w:i w:val="false"/>
-                <w:iCs w:val="false"/>
-                <w:color w:val="000000"/>
-                <w:sz w:val="18"/>
-                <w:szCs w:val="18"/>
-              </w:rPr>
-              <w:t xml:space="preserve">Lesson 1 — Anchoring Phenomenon &amp; Nets of Cones: Learners encounter the bucket phenomenon (cylindrical vs. frustum vs. conical buckets holding the same 10 L) and make initial predictions about which uses the most metal. They then construct and unfold the net of a cone from cardboard, identify the sector (lateral surface) and circular base, and use measurements of the net to derive the formula: Total Surface Area of a cone = πrl + πr², where l is the slant height. Learners compute the surface area of a conical paper cup similar to those used at Nairobi hospital water dispensers.</w:t>
-            </w:r>
-          </w:p>
-          <w:p>
-            <w:pPr>
-              <w:spacing w:after="40" w:before="0"/>
-              <w:jc w:val="left"/>
-            </w:pPr>
-            <w:r>
-              <w:rPr>
-                <w:rFonts w:ascii="Arial" w:cs="Arial" w:eastAsia="Arial" w:hAnsi="Arial"/>
-                <w:b w:val="false"/>
-                <w:bCs w:val="false"/>
-                <w:i w:val="false"/>
-                <w:iCs w:val="false"/>
-                <w:color w:val="000000"/>
-                <w:sz w:val="18"/>
-                <w:szCs w:val="18"/>
-              </w:rPr>
-              <w:t xml:space="preserve"/>
-            </w:r>
-          </w:p>
-          <w:p>
-            <w:pPr>
-              <w:spacing w:after="40" w:before="0"/>
-              <w:jc w:val="left"/>
-            </w:pPr>
-            <w:r>
-              <w:rPr>
-                <w:rFonts w:ascii="Arial" w:cs="Arial" w:eastAsia="Arial" w:hAnsi="Arial"/>
-                <w:b w:val="false"/>
-                <w:bCs w:val="false"/>
-                <w:i w:val="false"/>
-                <w:iCs w:val="false"/>
-                <w:color w:val="000000"/>
-                <w:sz w:val="18"/>
-                <w:szCs w:val="18"/>
-              </w:rPr>
-              <w:t xml:space="preserve">Lesson 2 — Surface Area of Pyramids (Square and Rectangular Base): Learners construct nets of square-based and rectangular-based pyramids using cardboard (resembling the pyramid-shaped gift boxes from the phenomenon). They identify the base and four triangular faces, derive the formula for total surface area, and apply it to calculate the material needed for a pyramid-shaped gift box with given dimensions. Learners compare their computed areas with physical estimates made by measuring the unfolded net.</w:t>
-            </w:r>
-          </w:p>
-          <w:p>
-            <w:pPr>
-              <w:spacing w:after="40" w:before="0"/>
-              <w:jc w:val="left"/>
-            </w:pPr>
-            <w:r>
-              <w:rPr>
-                <w:rFonts w:ascii="Arial" w:cs="Arial" w:eastAsia="Arial" w:hAnsi="Arial"/>
-                <w:b w:val="false"/>
-                <w:bCs w:val="false"/>
-                <w:i w:val="false"/>
-                <w:iCs w:val="false"/>
-                <w:color w:val="000000"/>
-                <w:sz w:val="18"/>
-                <w:szCs w:val="18"/>
-              </w:rPr>
-              <w:t xml:space="preserve"/>
-            </w:r>
-          </w:p>
-          <w:p>
-            <w:pPr>
-              <w:spacing w:after="40" w:before="0"/>
-              <w:jc w:val="left"/>
-            </w:pPr>
-            <w:r>
-              <w:rPr>
-                <w:rFonts w:ascii="Arial" w:cs="Arial" w:eastAsia="Arial" w:hAnsi="Arial"/>
-                <w:b w:val="false"/>
-                <w:bCs w:val="false"/>
-                <w:i w:val="false"/>
-                <w:iCs w:val="false"/>
-                <w:color w:val="000000"/>
-                <w:sz w:val="18"/>
-                <w:szCs w:val="18"/>
-              </w:rPr>
-              <w:t xml:space="preserve">Lesson 3 — Surface Area of a Sphere: Learners use spherical objects (soccer balls, oranges, marbles) to estimate the diameter, then explore the relationship between the surface area of a sphere and four times the area of its great circle (great circle demonstration using orange peel flattening activity). Learners derive and apply the formula SA = 4πr² and solve problems involving spherical objects such as painting a dome structure similar to those seen in Mombasa mosques.</w:t>
-            </w:r>
-          </w:p>
-          <w:p>
-            <w:pPr>
-              <w:spacing w:after="40" w:before="0"/>
-              <w:jc w:val="left"/>
-            </w:pPr>
-            <w:r>
-              <w:rPr>
-                <w:rFonts w:ascii="Arial" w:cs="Arial" w:eastAsia="Arial" w:hAnsi="Arial"/>
-                <w:b w:val="false"/>
-                <w:bCs w:val="false"/>
-                <w:i w:val="false"/>
-                <w:iCs w:val="false"/>
-                <w:color w:val="000000"/>
-                <w:sz w:val="18"/>
-                <w:szCs w:val="18"/>
-              </w:rPr>
-              <w:t xml:space="preserve"/>
-            </w:r>
-          </w:p>
-          <w:p>
-            <w:pPr>
-              <w:spacing w:after="40" w:before="0"/>
-              <w:jc w:val="left"/>
-            </w:pPr>
-            <w:r>
-              <w:rPr>
-                <w:rFonts w:ascii="Arial" w:cs="Arial" w:eastAsia="Arial" w:hAnsi="Arial"/>
-                <w:b w:val="false"/>
-                <w:bCs w:val="false"/>
-                <w:i w:val="false"/>
-                <w:iCs w:val="false"/>
-                <w:color w:val="000000"/>
-                <w:sz w:val="18"/>
-                <w:szCs w:val="18"/>
-              </w:rPr>
-              <w:t xml:space="preserve">Lesson 4 — Surface Area of a Hemisphere: Building on Lesson 3, learners slice a spherical model in half and calculate the surface area of a hemisphere (curved surface = 2πr²; total including flat circular face = 3πr²). Learners apply the formula to problems such as estimating the canvas needed to cover a hemispherical tent used at a Maasai Mara safari camp. Mid-unit formative check — learners revisit the DQB and update their initial predictions about the three buckets.</w:t>
-            </w:r>
-          </w:p>
-          <w:p>
-            <w:pPr>
-              <w:spacing w:after="40" w:before="0"/>
-              <w:jc w:val="left"/>
-            </w:pPr>
-            <w:r>
-              <w:rPr>
-                <w:rFonts w:ascii="Arial" w:cs="Arial" w:eastAsia="Arial" w:hAnsi="Arial"/>
-                <w:b w:val="false"/>
-                <w:bCs w:val="false"/>
-                <w:i w:val="false"/>
-                <w:iCs w:val="false"/>
-                <w:color w:val="000000"/>
-                <w:sz w:val="18"/>
-                <w:szCs w:val="18"/>
-              </w:rPr>
-              <w:t xml:space="preserve"/>
-            </w:r>
-          </w:p>
-          <w:p>
-            <w:pPr>
-              <w:spacing w:after="40" w:before="0"/>
-              <w:jc w:val="left"/>
-            </w:pPr>
-            <w:r>
-              <w:rPr>
-                <w:rFonts w:ascii="Arial" w:cs="Arial" w:eastAsia="Arial" w:hAnsi="Arial"/>
-                <w:b w:val="false"/>
-                <w:bCs w:val="false"/>
-                <w:i w:val="false"/>
-                <w:iCs w:val="false"/>
-                <w:color w:val="000000"/>
-                <w:sz w:val="18"/>
-                <w:szCs w:val="18"/>
-              </w:rPr>
-              <w:t xml:space="preserve">Lesson 5 — Introduction to Frustums: Nets and Vocabulary: Learners physically cut a conical model along a plane parallel to the base to produce a frustum, observing the two circular ends (radii R and r) and the slant height l. They unfold the frustum net and identify it as the difference between two sectors. Learners are introduced to the formula for the curved surface area of a frustum of a cone: π(R + r)l, and compute l from the Pythagorean relationship l = √[h² + (R − r)²].</w:t>
-            </w:r>
-          </w:p>
-          <w:p>
-            <w:pPr>
-              <w:spacing w:after="40" w:before="0"/>
-              <w:jc w:val="left"/>
-            </w:pPr>
-            <w:r>
-              <w:rPr>
-                <w:rFonts w:ascii="Arial" w:cs="Arial" w:eastAsia="Arial" w:hAnsi="Arial"/>
-                <w:b w:val="false"/>
-                <w:bCs w:val="false"/>
-                <w:i w:val="false"/>
-                <w:iCs w:val="false"/>
-                <w:color w:val="000000"/>
-                <w:sz w:val="18"/>
-                <w:szCs w:val="18"/>
-              </w:rPr>
-              <w:t xml:space="preserve"/>
-            </w:r>
-          </w:p>
-          <w:p>
-            <w:pPr>
-              <w:spacing w:after="40" w:before="0"/>
-              <w:jc w:val="left"/>
-            </w:pPr>
-            <w:r>
-              <w:rPr>
-                <w:rFonts w:ascii="Arial" w:cs="Arial" w:eastAsia="Arial" w:hAnsi="Arial"/>
-                <w:b w:val="false"/>
-                <w:bCs w:val="false"/>
-                <w:i w:val="false"/>
-                <w:iCs w:val="false"/>
-                <w:color w:val="000000"/>
-                <w:sz w:val="18"/>
-                <w:szCs w:val="18"/>
-              </w:rPr>
-              <w:t xml:space="preserve">Lesson 6 — Total Surface Area of Frustums of Cones (Open and Closed): Learners calculate the total surface area of closed frustums (adding both circular ends: πR² + πr²) and open frustums (adding only the bottom or neither circular face), directly connecting to the tapered metal bucket in the anchoring phenomenon. Small groups measure physical frustum-shaped containers (buckets, plastic tumblers) brought from home, compute predicted surface areas, then compare with manufacturer specifications. Learners resolve the anchoring question: does the frustum bucket indeed use more metal than the cylinder or cone?</w:t>
-            </w:r>
-          </w:p>
-          <w:p>
-            <w:pPr>
-              <w:spacing w:after="40" w:before="0"/>
-              <w:jc w:val="left"/>
-            </w:pPr>
-            <w:r>
-              <w:rPr>
-                <w:rFonts w:ascii="Arial" w:cs="Arial" w:eastAsia="Arial" w:hAnsi="Arial"/>
-                <w:b w:val="false"/>
-                <w:bCs w:val="false"/>
-                <w:i w:val="false"/>
-                <w:iCs w:val="false"/>
-                <w:color w:val="000000"/>
-                <w:sz w:val="18"/>
-                <w:szCs w:val="18"/>
-              </w:rPr>
-              <w:t xml:space="preserve"/>
-            </w:r>
-          </w:p>
-          <w:p>
-            <w:pPr>
-              <w:spacing w:after="40" w:before="0"/>
-              <w:jc w:val="left"/>
-            </w:pPr>
-            <w:r>
-              <w:rPr>
-                <w:rFonts w:ascii="Arial" w:cs="Arial" w:eastAsia="Arial" w:hAnsi="Arial"/>
-                <w:b w:val="false"/>
-                <w:bCs w:val="false"/>
-                <w:i w:val="false"/>
-                <w:iCs w:val="false"/>
-                <w:color w:val="000000"/>
-                <w:sz w:val="18"/>
-                <w:szCs w:val="18"/>
-              </w:rPr>
-              <w:t xml:space="preserve">Lesson 7 — Surface Area of Frustums of Pyramids: Learners extend frustum concepts to pyramidal frustums (square or rectangular base), identifying the four trapezoidal lateral faces and the two rectangular/square bases. They derive the formula by summing the areas of all faces, apply it to real-life objects such as a truncated pyramid-shaped planter box or the base of a trophy stand. Learners build a physical model of a pyramidal frustum from cardboard and verify computed surface area against measurements of the unfolded net.</w:t>
-            </w:r>
-          </w:p>
-          <w:p>
-            <w:pPr>
-              <w:spacing w:after="40" w:before="0"/>
-              <w:jc w:val="left"/>
-            </w:pPr>
-            <w:r>
-              <w:rPr>
-                <w:rFonts w:ascii="Arial" w:cs="Arial" w:eastAsia="Arial" w:hAnsi="Arial"/>
-                <w:b w:val="false"/>
-                <w:bCs w:val="false"/>
-                <w:i w:val="false"/>
-                <w:iCs w:val="false"/>
-                <w:color w:val="000000"/>
-                <w:sz w:val="18"/>
-                <w:szCs w:val="18"/>
-              </w:rPr>
-              <w:t xml:space="preserve"/>
-            </w:r>
-          </w:p>
-          <w:p>
-            <w:pPr>
-              <w:spacing w:after="40" w:before="0"/>
-              <w:jc w:val="left"/>
-            </w:pPr>
-            <w:r>
-              <w:rPr>
-                <w:rFonts w:ascii="Arial" w:cs="Arial" w:eastAsia="Arial" w:hAnsi="Arial"/>
-                <w:b w:val="false"/>
-                <w:bCs w:val="false"/>
-                <w:i w:val="false"/>
-                <w:iCs w:val="false"/>
-                <w:color w:val="000000"/>
-                <w:sz w:val="18"/>
-                <w:szCs w:val="18"/>
-              </w:rPr>
-              <w:t xml:space="preserve">Lesson 8 — Consolidation, Applications and Model Revision: Learners revisit the anchoring phenomenon with full computational evidence, comparing the surface areas of all three bucket types (cone, frustum, cylinder) of equal volume. Groups present their solutions and models to the class, justifying the shopkeeper's claim using mathematical evidence. Learners complete a portfolio task: selecting one real-life Kenyan object (e.g., a conical grain store, a frustum water tank, a spherical water tank in Kisumu), computing its surface area, and recording the steps. The DQB is finalised, and the cumulative surface area model is updated to include all solids studied.</w:t>
-            </w:r>
-          </w:p>
-        </w:tc>
-      </w:tr>
-      <w:tr>
-        <w:tc>
-          <w:tcPr>
-            <w:tcW w:type="dxa" w:w="3000"/>
-            <w:shd w:fill="EAD1F5" w:color="auto" w:val="clear"/>
-            <w:tcMar>
-              <w:top w:type="dxa" w:w="60"/>
-              <w:left w:type="dxa" w:w="120"/>
-              <w:bottom w:type="dxa" w:w="60"/>
-              <w:right w:type="dxa" w:w="120"/>
-            </w:tcMar>
-            <w:vAlign w:val="top"/>
-          </w:tcPr>
-          <w:p>
-            <w:pPr>
-              <w:spacing w:after="40" w:before="0"/>
-              <w:jc w:val="left"/>
-            </w:pPr>
-            <w:r>
-              <w:rPr>
-                <w:rFonts w:ascii="Arial" w:cs="Arial" w:eastAsia="Arial" w:hAnsi="Arial"/>
-                <w:b/>
-                <w:bCs/>
-                <w:i w:val="false"/>
-                <w:iCs w:val="false"/>
-                <w:color w:val="000000"/>
-                <w:sz w:val="18"/>
-                <w:szCs w:val="18"/>
-              </w:rPr>
-              <w:t xml:space="preserve">Supporting Phenomena</w:t>
-            </w:r>
-          </w:p>
-        </w:tc>
-        <w:tc>
-          <w:tcPr>
-            <w:tcW w:type="dxa" w:w="10680"/>
-            <w:shd w:fill="FFFFFF" w:color="auto" w:val="clear"/>
-            <w:tcMar>
-              <w:top w:type="dxa" w:w="60"/>
-              <w:left w:type="dxa" w:w="120"/>
-              <w:bottom w:type="dxa" w:w="60"/>
-              <w:right w:type="dxa" w:w="120"/>
-            </w:tcMar>
-            <w:vAlign w:val="top"/>
-          </w:tcPr>
-          <w:p>
-            <w:pPr>
-              <w:spacing w:after="30" w:before="0"/>
-              <w:ind w:left="360" w:hanging="180"/>
-              <w:jc w:val="left"/>
-            </w:pPr>
-            <w:r>
-              <w:rPr>
-                <w:rFonts w:ascii="Arial" w:cs="Arial" w:eastAsia="Arial" w:hAnsi="Arial"/>
-                <w:b w:val="false"/>
-                <w:bCs w:val="false"/>
-                <w:i w:val="false"/>
-                <w:iCs w:val="false"/>
-                <w:color w:val="000000"/>
-                <w:sz w:val="18"/>
-                <w:szCs w:val="18"/>
-              </w:rPr>
-              <w:t xml:space="preserve">–  A mandazi (Kenyan doughnut) vendor in Kisumu wraps conical paper cups with a single piece of paper — learners observe the cone being unrolled flat and wonder how the vendor cuts the paper to exactly the right size with no waste.</w:t>
-            </w:r>
-          </w:p>
-          <w:p>
-            <w:pPr>
-              <w:spacing w:after="30" w:before="0"/>
-              <w:ind w:left="360" w:hanging="180"/>
-              <w:jc w:val="left"/>
-            </w:pPr>
-            <w:r>
-              <w:rPr>
-                <w:rFonts w:ascii="Arial" w:cs="Arial" w:eastAsia="Arial" w:hAnsi="Arial"/>
-                <w:b w:val="false"/>
-                <w:bCs w:val="false"/>
-                <w:i w:val="false"/>
-                <w:iCs w:val="false"/>
-                <w:color w:val="000000"/>
-                <w:sz w:val="18"/>
-                <w:szCs w:val="18"/>
-              </w:rPr>
-              <w:t xml:space="preserve">–  A football manufacturer in Nakuru prints a pattern of hexagonal and pentagonal panels on flat leather before stitching them into a sphere — learners wonder how the total flat area of the panels relates to the surface area of the finished spherical ball.</w:t>
-            </w:r>
-          </w:p>
-          <w:p>
-            <w:pPr>
-              <w:spacing w:after="30" w:before="0"/>
-              <w:ind w:left="360" w:hanging="180"/>
-              <w:jc w:val="left"/>
-            </w:pPr>
-            <w:r>
-              <w:rPr>
-                <w:rFonts w:ascii="Arial" w:cs="Arial" w:eastAsia="Arial" w:hAnsi="Arial"/>
-                <w:b w:val="false"/>
-                <w:bCs w:val="false"/>
-                <w:i w:val="false"/>
-                <w:iCs w:val="false"/>
-                <w:color w:val="000000"/>
-                <w:sz w:val="18"/>
-                <w:szCs w:val="18"/>
-              </w:rPr>
-              <w:t xml:space="preserve">–  A farmer in the Rift Valley builds a conical thatched roof over a circular granary — learners observe that the thatch material required depends on the slant height and base circumference, raising the question of how these measurements translate into a total area to be covered.</w:t>
-            </w:r>
-          </w:p>
-          <w:p>
-            <w:pPr>
-              <w:spacing w:after="30" w:before="0"/>
-              <w:ind w:left="360" w:hanging="180"/>
-              <w:jc w:val="left"/>
-            </w:pPr>
-            <w:r>
-              <w:rPr>
-                <w:rFonts w:ascii="Arial" w:cs="Arial" w:eastAsia="Arial" w:hAnsi="Arial"/>
-                <w:b w:val="false"/>
-                <w:bCs w:val="false"/>
-                <w:i w:val="false"/>
-                <w:iCs w:val="false"/>
-                <w:color w:val="000000"/>
-                <w:sz w:val="18"/>
-                <w:szCs w:val="18"/>
-              </w:rPr>
-              <w:t xml:space="preserve">–  A pyramid-shaped gift box sold in Westgate Shopping Mall in Nairobi is made from a single flat cardboard net — learners unfold the box and are surprised by the cross-shaped net, prompting questions about how the four triangular faces and square base contribute to the total surface area.</w:t>
-            </w:r>
-          </w:p>
-        </w:tc>
-      </w:tr>
-    </w:tbl>
-    <w:p>
-      <w:pPr>
-        <w:spacing w:after="120"/>
-      </w:pPr>
-      <w:r>
-        <w:t xml:space="preserve"/>
       </w:r>
     </w:p>
     <w:p>
@@ -3118,7 +3118,7 @@
             <w:pPr>
               <w:spacing w:after="20" w:before="0"/>
             </w:pPr>
-            <w:hyperlink w:history="1" r:id="rIdoecrebp4ntzd2or17wyet">
+            <w:hyperlink w:history="1" r:id="rIdzrn20oj-r2vkwxk1cjji_">
               <w:r>
                 <w:rPr>
                   <w:rFonts w:ascii="Arial" w:cs="Arial" w:eastAsia="Arial" w:hAnsi="Arial"/>
@@ -3151,7 +3151,7 @@
               <w:spacing w:after="10" w:before="0"/>
               <w:ind w:left="120"/>
             </w:pPr>
-            <w:hyperlink w:history="1" r:id="rId2i2f38mvjavgybhrx9pxd">
+            <w:hyperlink w:history="1" r:id="rIdglrob4ownuzdesvotywnu">
               <w:r>
                 <w:rPr>
                   <w:rFonts w:ascii="Arial" w:cs="Arial" w:eastAsia="Arial" w:hAnsi="Arial"/>
@@ -3196,7 +3196,7 @@
             <w:pPr>
               <w:spacing w:after="20" w:before="0"/>
             </w:pPr>
-            <w:hyperlink w:history="1" r:id="rIdz24hw2ywut96ec9nvup0h">
+            <w:hyperlink w:history="1" r:id="rIdwguyjnht4vtlrtp4eg66a">
               <w:r>
                 <w:rPr>
                   <w:rFonts w:ascii="Arial" w:cs="Arial" w:eastAsia="Arial" w:hAnsi="Arial"/>
@@ -3229,7 +3229,7 @@
               <w:spacing w:after="10" w:before="0"/>
               <w:ind w:left="120"/>
             </w:pPr>
-            <w:hyperlink w:history="1" r:id="rIdxicwfeuj9csy11vhjj8yj">
+            <w:hyperlink w:history="1" r:id="rIde9j0c-bn8kiupgmsn02c8">
               <w:r>
                 <w:rPr>
                   <w:rFonts w:ascii="Arial" w:cs="Arial" w:eastAsia="Arial" w:hAnsi="Arial"/>
@@ -3424,7 +3424,7 @@
             <w:pPr>
               <w:spacing w:after="20" w:before="0"/>
             </w:pPr>
-            <w:hyperlink w:history="1" r:id="rIdmvozhgcaw-bft24ijaxjz">
+            <w:hyperlink w:history="1" r:id="rIdm4-ow4o2x_hudq7nujh5j">
               <w:r>
                 <w:rPr>
                   <w:rFonts w:ascii="Arial" w:cs="Arial" w:eastAsia="Arial" w:hAnsi="Arial"/>
@@ -3457,7 +3457,7 @@
               <w:spacing w:after="10" w:before="0"/>
               <w:ind w:left="120"/>
             </w:pPr>
-            <w:hyperlink w:history="1" r:id="rIdmvse7rz2tko8zu7kvrzdp">
+            <w:hyperlink w:history="1" r:id="rIdyfnagxwh8xk_nexl2urnb">
               <w:r>
                 <w:rPr>
                   <w:rFonts w:ascii="Arial" w:cs="Arial" w:eastAsia="Arial" w:hAnsi="Arial"/>
@@ -3502,7 +3502,7 @@
             <w:pPr>
               <w:spacing w:after="20" w:before="0"/>
             </w:pPr>
-            <w:hyperlink w:history="1" r:id="rIde87k1ffln2cssgv8emcek">
+            <w:hyperlink w:history="1" r:id="rIddt80w32suumogmg5kveaa">
               <w:r>
                 <w:rPr>
                   <w:rFonts w:ascii="Arial" w:cs="Arial" w:eastAsia="Arial" w:hAnsi="Arial"/>
@@ -3535,7 +3535,7 @@
               <w:spacing w:after="10" w:before="0"/>
               <w:ind w:left="120"/>
             </w:pPr>
-            <w:hyperlink w:history="1" r:id="rIdhfgkgqvuas39bzboqg3ys">
+            <w:hyperlink w:history="1" r:id="rId2obvx6dejbokyd5uxh3y5">
               <w:r>
                 <w:rPr>
                   <w:rFonts w:ascii="Arial" w:cs="Arial" w:eastAsia="Arial" w:hAnsi="Arial"/>
@@ -3730,7 +3730,7 @@
             <w:pPr>
               <w:spacing w:after="20" w:before="0"/>
             </w:pPr>
-            <w:hyperlink w:history="1" r:id="rIdlbxnkoucsdrpiua3rvtgd">
+            <w:hyperlink w:history="1" r:id="rIdha2qtyiyjrvaty8hygxjx">
               <w:r>
                 <w:rPr>
                   <w:rFonts w:ascii="Arial" w:cs="Arial" w:eastAsia="Arial" w:hAnsi="Arial"/>
@@ -3763,7 +3763,7 @@
               <w:spacing w:after="10" w:before="0"/>
               <w:ind w:left="120"/>
             </w:pPr>
-            <w:hyperlink w:history="1" r:id="rIdkdu8uhabqyjg3pyiwg7rj">
+            <w:hyperlink w:history="1" r:id="rIdrhb6lmny-v3rtsuujer0t">
               <w:r>
                 <w:rPr>
                   <w:rFonts w:ascii="Arial" w:cs="Arial" w:eastAsia="Arial" w:hAnsi="Arial"/>
@@ -3808,7 +3808,7 @@
             <w:pPr>
               <w:spacing w:after="20" w:before="0"/>
             </w:pPr>
-            <w:hyperlink w:history="1" r:id="rIdizx5vwshk9ikfjpopsuzd">
+            <w:hyperlink w:history="1" r:id="rIdnr_s2jvkhjra-h0gktcw4">
               <w:r>
                 <w:rPr>
                   <w:rFonts w:ascii="Arial" w:cs="Arial" w:eastAsia="Arial" w:hAnsi="Arial"/>
@@ -3841,7 +3841,7 @@
               <w:spacing w:after="10" w:before="0"/>
               <w:ind w:left="120"/>
             </w:pPr>
-            <w:hyperlink w:history="1" r:id="rIdoogwz1xbrxsvfxatksq9b">
+            <w:hyperlink w:history="1" r:id="rId61hje04ygquig9anxgcji">
               <w:r>
                 <w:rPr>
                   <w:rFonts w:ascii="Arial" w:cs="Arial" w:eastAsia="Arial" w:hAnsi="Arial"/>
@@ -4036,7 +4036,7 @@
             <w:pPr>
               <w:spacing w:after="20" w:before="0"/>
             </w:pPr>
-            <w:hyperlink w:history="1" r:id="rId2ip74hpt5ccjjyujd80fe">
+            <w:hyperlink w:history="1" r:id="rId7gtps-ivuf41_swzw5hb0">
               <w:r>
                 <w:rPr>
                   <w:rFonts w:ascii="Arial" w:cs="Arial" w:eastAsia="Arial" w:hAnsi="Arial"/>
@@ -4069,7 +4069,7 @@
               <w:spacing w:after="10" w:before="0"/>
               <w:ind w:left="120"/>
             </w:pPr>
-            <w:hyperlink w:history="1" r:id="rIdrodz76t1hsjpiomuhwll6">
+            <w:hyperlink w:history="1" r:id="rIdejpxkr08hcnhclppwyiza">
               <w:r>
                 <w:rPr>
                   <w:rFonts w:ascii="Arial" w:cs="Arial" w:eastAsia="Arial" w:hAnsi="Arial"/>
@@ -4114,7 +4114,7 @@
             <w:pPr>
               <w:spacing w:after="20" w:before="0"/>
             </w:pPr>
-            <w:hyperlink w:history="1" r:id="rIdq7wucusdy7qjqxnjkafss">
+            <w:hyperlink w:history="1" r:id="rIdrxpmlt2cegiqcx28dcw3h">
               <w:r>
                 <w:rPr>
                   <w:rFonts w:ascii="Arial" w:cs="Arial" w:eastAsia="Arial" w:hAnsi="Arial"/>
@@ -4147,7 +4147,7 @@
               <w:spacing w:after="10" w:before="0"/>
               <w:ind w:left="120"/>
             </w:pPr>
-            <w:hyperlink w:history="1" r:id="rIdfyjib8ebiu3fcyaakujok">
+            <w:hyperlink w:history="1" r:id="rIdqzphnkdme8n5e5q3gd33p">
               <w:r>
                 <w:rPr>
                   <w:rFonts w:ascii="Arial" w:cs="Arial" w:eastAsia="Arial" w:hAnsi="Arial"/>
@@ -4342,7 +4342,7 @@
             <w:pPr>
               <w:spacing w:after="20" w:before="0"/>
             </w:pPr>
-            <w:hyperlink w:history="1" r:id="rIddzgwza1oumxok56-mvgc9">
+            <w:hyperlink w:history="1" r:id="rIdgjshflhqa4_zfo2kjyufm">
               <w:r>
                 <w:rPr>
                   <w:rFonts w:ascii="Arial" w:cs="Arial" w:eastAsia="Arial" w:hAnsi="Arial"/>
@@ -4375,7 +4375,7 @@
               <w:spacing w:after="10" w:before="0"/>
               <w:ind w:left="120"/>
             </w:pPr>
-            <w:hyperlink w:history="1" r:id="rIdl3gvjp71reeftdlvlu3pq">
+            <w:hyperlink w:history="1" r:id="rId_ti0psl9docxbehim8ka2">
               <w:r>
                 <w:rPr>
                   <w:rFonts w:ascii="Arial" w:cs="Arial" w:eastAsia="Arial" w:hAnsi="Arial"/>
@@ -4420,7 +4420,7 @@
             <w:pPr>
               <w:spacing w:after="20" w:before="0"/>
             </w:pPr>
-            <w:hyperlink w:history="1" r:id="rIdgfcy4ygobhro3nqxxej68">
+            <w:hyperlink w:history="1" r:id="rIdl4gttqqqrmpeaamogsuag">
               <w:r>
                 <w:rPr>
                   <w:rFonts w:ascii="Arial" w:cs="Arial" w:eastAsia="Arial" w:hAnsi="Arial"/>
@@ -4453,7 +4453,7 @@
               <w:spacing w:after="10" w:before="0"/>
               <w:ind w:left="120"/>
             </w:pPr>
-            <w:hyperlink w:history="1" r:id="rIdlzvegx-mtpl6lccqajvk_">
+            <w:hyperlink w:history="1" r:id="rIdrabpptsuy_ephotv66ew5">
               <w:r>
                 <w:rPr>
                   <w:rFonts w:ascii="Arial" w:cs="Arial" w:eastAsia="Arial" w:hAnsi="Arial"/>
@@ -4965,7 +4965,7 @@
         </w:rPr>
         <w:t xml:space="preserve">© 2026 SeaVuria and ARES. Aligned with KICD objectives. Developed by SeaVuria; technical implementation by ARES (with AI assistance from Claude). Licensed under </w:t>
       </w:r>
-      <w:hyperlink w:history="1" r:id="rIdyssas95ccz0jx4i2lbl7u">
+      <w:hyperlink w:history="1" r:id="rIdaxyqgzx7wrv_bqiqwotsa">
         <w:r>
           <w:rPr>
             <w:rFonts w:ascii="Arial" w:cs="Arial" w:eastAsia="Arial" w:hAnsi="Arial"/>
@@ -4986,7 +4986,7 @@
         </w:rPr>
         <w:t xml:space="preserve"> (</w:t>
       </w:r>
-      <w:hyperlink w:history="1" r:id="rIdplm9ne50am8le3zbl6dnu">
+      <w:hyperlink w:history="1" r:id="rIdkxuxbdqgwiivpnjvxzi-_">
         <w:r>
           <w:rPr>
             <w:rFonts w:ascii="Arial" w:cs="Arial" w:eastAsia="Arial" w:hAnsi="Arial"/>
@@ -5999,7 +5999,7 @@
             <w:pPr>
               <w:spacing w:after="20" w:before="0"/>
             </w:pPr>
-            <w:hyperlink w:history="1" r:id="rIdwkemt1zxhgpcu-k4ah85b">
+            <w:hyperlink w:history="1" r:id="rIdfduqompnuyrblufc54d_8">
               <w:r>
                 <w:rPr>
                   <w:rFonts w:ascii="Arial" w:cs="Arial" w:eastAsia="Arial" w:hAnsi="Arial"/>
@@ -6032,7 +6032,7 @@
               <w:spacing w:after="10" w:before="0"/>
               <w:ind w:left="120"/>
             </w:pPr>
-            <w:hyperlink w:history="1" r:id="rIdiswgwpalm6c79dqwpdqrw">
+            <w:hyperlink w:history="1" r:id="rIdc4o3ph2lno9a5a3ahuih5">
               <w:r>
                 <w:rPr>
                   <w:rFonts w:ascii="Arial" w:cs="Arial" w:eastAsia="Arial" w:hAnsi="Arial"/>
@@ -6077,7 +6077,7 @@
             <w:pPr>
               <w:spacing w:after="20" w:before="0"/>
             </w:pPr>
-            <w:hyperlink w:history="1" r:id="rIdkatmlinnt9hs1kz0diiu3">
+            <w:hyperlink w:history="1" r:id="rIdyptwoiuoddvyt2ju1v118">
               <w:r>
                 <w:rPr>
                   <w:rFonts w:ascii="Arial" w:cs="Arial" w:eastAsia="Arial" w:hAnsi="Arial"/>
@@ -6110,7 +6110,7 @@
               <w:spacing w:after="10" w:before="0"/>
               <w:ind w:left="120"/>
             </w:pPr>
-            <w:hyperlink w:history="1" r:id="rIds3etvp9iz6rwmy4fcpar0">
+            <w:hyperlink w:history="1" r:id="rIdnlbacxtaz-y8sbpdfmf_e">
               <w:r>
                 <w:rPr>
                   <w:rFonts w:ascii="Arial" w:cs="Arial" w:eastAsia="Arial" w:hAnsi="Arial"/>
@@ -6305,7 +6305,7 @@
             <w:pPr>
               <w:spacing w:after="20" w:before="0"/>
             </w:pPr>
-            <w:hyperlink w:history="1" r:id="rIduba8rybadcdu5anux-t5q">
+            <w:hyperlink w:history="1" r:id="rIdapndrxd9s9m-bzyicpc4d">
               <w:r>
                 <w:rPr>
                   <w:rFonts w:ascii="Arial" w:cs="Arial" w:eastAsia="Arial" w:hAnsi="Arial"/>
@@ -6338,7 +6338,7 @@
               <w:spacing w:after="10" w:before="0"/>
               <w:ind w:left="120"/>
             </w:pPr>
-            <w:hyperlink w:history="1" r:id="rId1c4gl3rplryc1u1tl8zlu">
+            <w:hyperlink w:history="1" r:id="rId7dyf7qqsail5r2btzdhyo">
               <w:r>
                 <w:rPr>
                   <w:rFonts w:ascii="Arial" w:cs="Arial" w:eastAsia="Arial" w:hAnsi="Arial"/>
@@ -6383,7 +6383,7 @@
             <w:pPr>
               <w:spacing w:after="20" w:before="0"/>
             </w:pPr>
-            <w:hyperlink w:history="1" r:id="rId0s3bxh6q4r6sbg-lrcar-">
+            <w:hyperlink w:history="1" r:id="rIdtnplev1uxzong1agarest">
               <w:r>
                 <w:rPr>
                   <w:rFonts w:ascii="Arial" w:cs="Arial" w:eastAsia="Arial" w:hAnsi="Arial"/>
@@ -6416,7 +6416,7 @@
               <w:spacing w:after="10" w:before="0"/>
               <w:ind w:left="120"/>
             </w:pPr>
-            <w:hyperlink w:history="1" r:id="rIdy8loryoqxzus-1u8fluze">
+            <w:hyperlink w:history="1" r:id="rIdhccrovrtclruo6bdhqpfq">
               <w:r>
                 <w:rPr>
                   <w:rFonts w:ascii="Arial" w:cs="Arial" w:eastAsia="Arial" w:hAnsi="Arial"/>
@@ -6611,7 +6611,7 @@
             <w:pPr>
               <w:spacing w:after="20" w:before="0"/>
             </w:pPr>
-            <w:hyperlink w:history="1" r:id="rIdn7_-_e8mqntj_qqofzxlj">
+            <w:hyperlink w:history="1" r:id="rIdxbos-ixnmvdf5r4fnp613">
               <w:r>
                 <w:rPr>
                   <w:rFonts w:ascii="Arial" w:cs="Arial" w:eastAsia="Arial" w:hAnsi="Arial"/>
@@ -6644,7 +6644,7 @@
               <w:spacing w:after="10" w:before="0"/>
               <w:ind w:left="120"/>
             </w:pPr>
-            <w:hyperlink w:history="1" r:id="rIds8bkgnjoypprz8wzdhe1g">
+            <w:hyperlink w:history="1" r:id="rIdkqxixvxvfolcii9s97k6o">
               <w:r>
                 <w:rPr>
                   <w:rFonts w:ascii="Arial" w:cs="Arial" w:eastAsia="Arial" w:hAnsi="Arial"/>
@@ -6689,7 +6689,7 @@
             <w:pPr>
               <w:spacing w:after="20" w:before="0"/>
             </w:pPr>
-            <w:hyperlink w:history="1" r:id="rId2zeebusocnxvytkx7v0zh">
+            <w:hyperlink w:history="1" r:id="rIdtr0tdqirjwjplfoez9_p2">
               <w:r>
                 <w:rPr>
                   <w:rFonts w:ascii="Arial" w:cs="Arial" w:eastAsia="Arial" w:hAnsi="Arial"/>
@@ -6722,7 +6722,7 @@
               <w:spacing w:after="10" w:before="0"/>
               <w:ind w:left="120"/>
             </w:pPr>
-            <w:hyperlink w:history="1" r:id="rId_w9zohdvqlw88bxlky-gb">
+            <w:hyperlink w:history="1" r:id="rIdzare4qv8ang7fpcyfijg1">
               <w:r>
                 <w:rPr>
                   <w:rFonts w:ascii="Arial" w:cs="Arial" w:eastAsia="Arial" w:hAnsi="Arial"/>
@@ -6917,7 +6917,7 @@
             <w:pPr>
               <w:spacing w:after="20" w:before="0"/>
             </w:pPr>
-            <w:hyperlink w:history="1" r:id="rIdqn0aj1ikbcvuvwduy8eqn">
+            <w:hyperlink w:history="1" r:id="rIdq_c8lhyaztczhoqdgmhcf">
               <w:r>
                 <w:rPr>
                   <w:rFonts w:ascii="Arial" w:cs="Arial" w:eastAsia="Arial" w:hAnsi="Arial"/>
@@ -6950,7 +6950,7 @@
               <w:spacing w:after="10" w:before="0"/>
               <w:ind w:left="120"/>
             </w:pPr>
-            <w:hyperlink w:history="1" r:id="rIde0prfob5hbuhj1ufhr5xr">
+            <w:hyperlink w:history="1" r:id="rIdm85f7l7lkurb3yru1zw3s">
               <w:r>
                 <w:rPr>
                   <w:rFonts w:ascii="Arial" w:cs="Arial" w:eastAsia="Arial" w:hAnsi="Arial"/>
@@ -6995,7 +6995,7 @@
             <w:pPr>
               <w:spacing w:after="20" w:before="0"/>
             </w:pPr>
-            <w:hyperlink w:history="1" r:id="rIdh3wbnahogtd0nduzf372h">
+            <w:hyperlink w:history="1" r:id="rId1xizotpf9ivmtmplylp7v">
               <w:r>
                 <w:rPr>
                   <w:rFonts w:ascii="Arial" w:cs="Arial" w:eastAsia="Arial" w:hAnsi="Arial"/>
@@ -7028,7 +7028,7 @@
               <w:spacing w:after="10" w:before="0"/>
               <w:ind w:left="120"/>
             </w:pPr>
-            <w:hyperlink w:history="1" r:id="rIdxj0_wlezrbdftywuegxlt">
+            <w:hyperlink w:history="1" r:id="rIdrqm2e5juza-4emz9k2jdc">
               <w:r>
                 <w:rPr>
                   <w:rFonts w:ascii="Arial" w:cs="Arial" w:eastAsia="Arial" w:hAnsi="Arial"/>
@@ -7223,7 +7223,7 @@
             <w:pPr>
               <w:spacing w:after="20" w:before="0"/>
             </w:pPr>
-            <w:hyperlink w:history="1" r:id="rId--ijg8jve6s6myqtsfz6c">
+            <w:hyperlink w:history="1" r:id="rId2_wge-fjllmslxqd5mzzi">
               <w:r>
                 <w:rPr>
                   <w:rFonts w:ascii="Arial" w:cs="Arial" w:eastAsia="Arial" w:hAnsi="Arial"/>
@@ -7256,7 +7256,7 @@
               <w:spacing w:after="10" w:before="0"/>
               <w:ind w:left="120"/>
             </w:pPr>
-            <w:hyperlink w:history="1" r:id="rIdudhwcgoswlqvlzhxdbx27">
+            <w:hyperlink w:history="1" r:id="rIdtgyyjqql_1wi67mtju6ca">
               <w:r>
                 <w:rPr>
                   <w:rFonts w:ascii="Arial" w:cs="Arial" w:eastAsia="Arial" w:hAnsi="Arial"/>
@@ -7301,7 +7301,7 @@
             <w:pPr>
               <w:spacing w:after="20" w:before="0"/>
             </w:pPr>
-            <w:hyperlink w:history="1" r:id="rIdvd2redj5uaadgzootgo-q">
+            <w:hyperlink w:history="1" r:id="rIdh09thhm4zbtqfiplpl3ci">
               <w:r>
                 <w:rPr>
                   <w:rFonts w:ascii="Arial" w:cs="Arial" w:eastAsia="Arial" w:hAnsi="Arial"/>
@@ -7334,7 +7334,7 @@
               <w:spacing w:after="10" w:before="0"/>
               <w:ind w:left="120"/>
             </w:pPr>
-            <w:hyperlink w:history="1" r:id="rIdnbhyn7vqagggma5gznmtv">
+            <w:hyperlink w:history="1" r:id="rIdwdyjfplc4y52yn9pr7scy">
               <w:r>
                 <w:rPr>
                   <w:rFonts w:ascii="Arial" w:cs="Arial" w:eastAsia="Arial" w:hAnsi="Arial"/>
@@ -7941,7 +7941,7 @@
         </w:rPr>
         <w:t xml:space="preserve">© 2026 SeaVuria and ARES. Aligned with KICD objectives. Developed by SeaVuria; technical implementation by ARES (with AI assistance from Claude). Licensed under </w:t>
       </w:r>
-      <w:hyperlink w:history="1" r:id="rIdxzip1jjuugtbcfumvi2fi">
+      <w:hyperlink w:history="1" r:id="rId4vulj8vx7dp9nzusvtgh1">
         <w:r>
           <w:rPr>
             <w:rFonts w:ascii="Arial" w:cs="Arial" w:eastAsia="Arial" w:hAnsi="Arial"/>
@@ -7962,7 +7962,7 @@
         </w:rPr>
         <w:t xml:space="preserve"> (</w:t>
       </w:r>
-      <w:hyperlink w:history="1" r:id="rId0v6bb1an8j7zqkyjdop9s">
+      <w:hyperlink w:history="1" r:id="rIdg6xro9onupj5gcdw1snve">
         <w:r>
           <w:rPr>
             <w:rFonts w:ascii="Arial" w:cs="Arial" w:eastAsia="Arial" w:hAnsi="Arial"/>
@@ -8975,7 +8975,7 @@
             <w:pPr>
               <w:spacing w:after="20" w:before="0"/>
             </w:pPr>
-            <w:hyperlink w:history="1" r:id="rIdbgyomyajsjq0gp1qfcfgh">
+            <w:hyperlink w:history="1" r:id="rIdokhhvlbobyg4idi2m2jtf">
               <w:r>
                 <w:rPr>
                   <w:rFonts w:ascii="Arial" w:cs="Arial" w:eastAsia="Arial" w:hAnsi="Arial"/>
@@ -9008,7 +9008,7 @@
               <w:spacing w:after="10" w:before="0"/>
               <w:ind w:left="120"/>
             </w:pPr>
-            <w:hyperlink w:history="1" r:id="rIdntmwkzuekyzs7tnlauafh">
+            <w:hyperlink w:history="1" r:id="rIdait23pi-bct9oknsqalwx">
               <w:r>
                 <w:rPr>
                   <w:rFonts w:ascii="Arial" w:cs="Arial" w:eastAsia="Arial" w:hAnsi="Arial"/>
@@ -9053,7 +9053,7 @@
             <w:pPr>
               <w:spacing w:after="20" w:before="0"/>
             </w:pPr>
-            <w:hyperlink w:history="1" r:id="rIdbex86ox0qvvu8utrzezmt">
+            <w:hyperlink w:history="1" r:id="rIdfy2kas3c-bfsfamwilcn-">
               <w:r>
                 <w:rPr>
                   <w:rFonts w:ascii="Arial" w:cs="Arial" w:eastAsia="Arial" w:hAnsi="Arial"/>
@@ -9086,7 +9086,7 @@
               <w:spacing w:after="10" w:before="0"/>
               <w:ind w:left="120"/>
             </w:pPr>
-            <w:hyperlink w:history="1" r:id="rIdxl3hllutl3avpwozhhmr4">
+            <w:hyperlink w:history="1" r:id="rIdhqcfqgytk-ssr9qpsvj5x">
               <w:r>
                 <w:rPr>
                   <w:rFonts w:ascii="Arial" w:cs="Arial" w:eastAsia="Arial" w:hAnsi="Arial"/>
@@ -9281,7 +9281,7 @@
             <w:pPr>
               <w:spacing w:after="20" w:before="0"/>
             </w:pPr>
-            <w:hyperlink w:history="1" r:id="rIdehmocfmrb8y1btqwfsey4">
+            <w:hyperlink w:history="1" r:id="rIdouhj3y3l-paktuxn4dd5o">
               <w:r>
                 <w:rPr>
                   <w:rFonts w:ascii="Arial" w:cs="Arial" w:eastAsia="Arial" w:hAnsi="Arial"/>
@@ -9314,7 +9314,7 @@
               <w:spacing w:after="10" w:before="0"/>
               <w:ind w:left="120"/>
             </w:pPr>
-            <w:hyperlink w:history="1" r:id="rIdnax4g0vk17y_b20300ay7">
+            <w:hyperlink w:history="1" r:id="rIdu8hpqbadg7ekqgeltfzey">
               <w:r>
                 <w:rPr>
                   <w:rFonts w:ascii="Arial" w:cs="Arial" w:eastAsia="Arial" w:hAnsi="Arial"/>
@@ -9359,7 +9359,7 @@
             <w:pPr>
               <w:spacing w:after="20" w:before="0"/>
             </w:pPr>
-            <w:hyperlink w:history="1" r:id="rIddedy73sbmtoehkuk_-mm6">
+            <w:hyperlink w:history="1" r:id="rIdh6fpk9v4dfnpl8l_ldtro">
               <w:r>
                 <w:rPr>
                   <w:rFonts w:ascii="Arial" w:cs="Arial" w:eastAsia="Arial" w:hAnsi="Arial"/>
@@ -9392,7 +9392,7 @@
               <w:spacing w:after="10" w:before="0"/>
               <w:ind w:left="120"/>
             </w:pPr>
-            <w:hyperlink w:history="1" r:id="rIdsepoxbnrmmrksu0o1vlla">
+            <w:hyperlink w:history="1" r:id="rIdw7ukvov_3_ftpsr5jvsg0">
               <w:r>
                 <w:rPr>
                   <w:rFonts w:ascii="Arial" w:cs="Arial" w:eastAsia="Arial" w:hAnsi="Arial"/>
@@ -9587,7 +9587,7 @@
             <w:pPr>
               <w:spacing w:after="20" w:before="0"/>
             </w:pPr>
-            <w:hyperlink w:history="1" r:id="rIdghbt4y_zqqsgpett1c5jm">
+            <w:hyperlink w:history="1" r:id="rIdzorimbl-8y2b4_-bfdcme">
               <w:r>
                 <w:rPr>
                   <w:rFonts w:ascii="Arial" w:cs="Arial" w:eastAsia="Arial" w:hAnsi="Arial"/>
@@ -9620,7 +9620,7 @@
               <w:spacing w:after="10" w:before="0"/>
               <w:ind w:left="120"/>
             </w:pPr>
-            <w:hyperlink w:history="1" r:id="rIdxaax2ct3xda-qwirliidt">
+            <w:hyperlink w:history="1" r:id="rIdefrliw1glxddisvf6tniq">
               <w:r>
                 <w:rPr>
                   <w:rFonts w:ascii="Arial" w:cs="Arial" w:eastAsia="Arial" w:hAnsi="Arial"/>
@@ -9665,7 +9665,7 @@
             <w:pPr>
               <w:spacing w:after="20" w:before="0"/>
             </w:pPr>
-            <w:hyperlink w:history="1" r:id="rIdkvjwnem7qsmylrvpxrv_l">
+            <w:hyperlink w:history="1" r:id="rIdbz1476ebrmcnx7ytmlael">
               <w:r>
                 <w:rPr>
                   <w:rFonts w:ascii="Arial" w:cs="Arial" w:eastAsia="Arial" w:hAnsi="Arial"/>
@@ -9698,7 +9698,7 @@
               <w:spacing w:after="10" w:before="0"/>
               <w:ind w:left="120"/>
             </w:pPr>
-            <w:hyperlink w:history="1" r:id="rIdtdihxnwyr2ferlivexxvw">
+            <w:hyperlink w:history="1" r:id="rIdbduvsiphtbiby8jxxys1z">
               <w:r>
                 <w:rPr>
                   <w:rFonts w:ascii="Arial" w:cs="Arial" w:eastAsia="Arial" w:hAnsi="Arial"/>
@@ -9893,7 +9893,7 @@
             <w:pPr>
               <w:spacing w:after="20" w:before="0"/>
             </w:pPr>
-            <w:hyperlink w:history="1" r:id="rIdci4kwjup8vzabfj4tfla7">
+            <w:hyperlink w:history="1" r:id="rIdxkvxjutkptdqfm-4nqpov">
               <w:r>
                 <w:rPr>
                   <w:rFonts w:ascii="Arial" w:cs="Arial" w:eastAsia="Arial" w:hAnsi="Arial"/>
@@ -9926,7 +9926,7 @@
               <w:spacing w:after="10" w:before="0"/>
               <w:ind w:left="120"/>
             </w:pPr>
-            <w:hyperlink w:history="1" r:id="rIdbeqxsfzdfmp-aucjjwsky">
+            <w:hyperlink w:history="1" r:id="rIdqpgexjvisqshgjylc48bj">
               <w:r>
                 <w:rPr>
                   <w:rFonts w:ascii="Arial" w:cs="Arial" w:eastAsia="Arial" w:hAnsi="Arial"/>
@@ -9971,7 +9971,7 @@
             <w:pPr>
               <w:spacing w:after="20" w:before="0"/>
             </w:pPr>
-            <w:hyperlink w:history="1" r:id="rIdrhxti7k1ejbpr5qzw9wpd">
+            <w:hyperlink w:history="1" r:id="rIdqr3icwptsijp3verhnao3">
               <w:r>
                 <w:rPr>
                   <w:rFonts w:ascii="Arial" w:cs="Arial" w:eastAsia="Arial" w:hAnsi="Arial"/>
@@ -10004,7 +10004,7 @@
               <w:spacing w:after="10" w:before="0"/>
               <w:ind w:left="120"/>
             </w:pPr>
-            <w:hyperlink w:history="1" r:id="rIdtewmm78nn9or19j3mczjt">
+            <w:hyperlink w:history="1" r:id="rIdwurumqssugdeacxygbbik">
               <w:r>
                 <w:rPr>
                   <w:rFonts w:ascii="Arial" w:cs="Arial" w:eastAsia="Arial" w:hAnsi="Arial"/>
@@ -10199,7 +10199,7 @@
             <w:pPr>
               <w:spacing w:after="20" w:before="0"/>
             </w:pPr>
-            <w:hyperlink w:history="1" r:id="rIdosrfajqrrakeu_kequyxa">
+            <w:hyperlink w:history="1" r:id="rId73eula6bdzbgmdf7mh8zc">
               <w:r>
                 <w:rPr>
                   <w:rFonts w:ascii="Arial" w:cs="Arial" w:eastAsia="Arial" w:hAnsi="Arial"/>
@@ -10232,7 +10232,7 @@
               <w:spacing w:after="10" w:before="0"/>
               <w:ind w:left="120"/>
             </w:pPr>
-            <w:hyperlink w:history="1" r:id="rIdyrfii51dy8udmcvtr015i">
+            <w:hyperlink w:history="1" r:id="rIdfpvzu7rcoynlifwndhj22">
               <w:r>
                 <w:rPr>
                   <w:rFonts w:ascii="Arial" w:cs="Arial" w:eastAsia="Arial" w:hAnsi="Arial"/>
@@ -10277,7 +10277,7 @@
             <w:pPr>
               <w:spacing w:after="20" w:before="0"/>
             </w:pPr>
-            <w:hyperlink w:history="1" r:id="rIdnvxqla3zy2whwrhcudxag">
+            <w:hyperlink w:history="1" r:id="rIdscazdcghm5dc1zbbx_nye">
               <w:r>
                 <w:rPr>
                   <w:rFonts w:ascii="Arial" w:cs="Arial" w:eastAsia="Arial" w:hAnsi="Arial"/>
@@ -10310,7 +10310,7 @@
               <w:spacing w:after="10" w:before="0"/>
               <w:ind w:left="120"/>
             </w:pPr>
-            <w:hyperlink w:history="1" r:id="rIdf5t1bo1wgkzoyp4oejmut">
+            <w:hyperlink w:history="1" r:id="rIdlqahjtfpg1wybjd6hfzwt">
               <w:r>
                 <w:rPr>
                   <w:rFonts w:ascii="Arial" w:cs="Arial" w:eastAsia="Arial" w:hAnsi="Arial"/>
@@ -10822,7 +10822,7 @@
         </w:rPr>
         <w:t xml:space="preserve">© 2026 SeaVuria and ARES. Aligned with KICD objectives. Developed by SeaVuria; technical implementation by ARES (with AI assistance from Claude). Licensed under </w:t>
       </w:r>
-      <w:hyperlink w:history="1" r:id="rIdlkgflycauetgi8xivad2c">
+      <w:hyperlink w:history="1" r:id="rIdm6x2jm2kb3ktfk6bxaiub">
         <w:r>
           <w:rPr>
             <w:rFonts w:ascii="Arial" w:cs="Arial" w:eastAsia="Arial" w:hAnsi="Arial"/>
@@ -10843,7 +10843,7 @@
         </w:rPr>
         <w:t xml:space="preserve"> (</w:t>
       </w:r>
-      <w:hyperlink w:history="1" r:id="rIdpdyxingqoqr6infrucb8s">
+      <w:hyperlink w:history="1" r:id="rIdpv-omcfemp-ntypo48zei">
         <w:r>
           <w:rPr>
             <w:rFonts w:ascii="Arial" w:cs="Arial" w:eastAsia="Arial" w:hAnsi="Arial"/>
@@ -11856,7 +11856,7 @@
             <w:pPr>
               <w:spacing w:after="20" w:before="0"/>
             </w:pPr>
-            <w:hyperlink w:history="1" r:id="rIdz-_pk-trrh-gdk_2mpzo_">
+            <w:hyperlink w:history="1" r:id="rIdzpswfb_o-vveu5n2vgcwm">
               <w:r>
                 <w:rPr>
                   <w:rFonts w:ascii="Arial" w:cs="Arial" w:eastAsia="Arial" w:hAnsi="Arial"/>
@@ -11889,7 +11889,7 @@
               <w:spacing w:after="10" w:before="0"/>
               <w:ind w:left="120"/>
             </w:pPr>
-            <w:hyperlink w:history="1" r:id="rIdzlxerajofzrrxeufpmkup">
+            <w:hyperlink w:history="1" r:id="rIdrhjoya3ikkdnhmf2uqkjg">
               <w:r>
                 <w:rPr>
                   <w:rFonts w:ascii="Arial" w:cs="Arial" w:eastAsia="Arial" w:hAnsi="Arial"/>
@@ -11951,7 +11951,7 @@
               <w:spacing w:after="10" w:before="0"/>
               <w:ind w:left="120"/>
             </w:pPr>
-            <w:hyperlink w:history="1" r:id="rIdmlofrz6n_sln7in-ok3xx">
+            <w:hyperlink w:history="1" r:id="rIdxoiri_zciosd5lucmu7e-">
               <w:r>
                 <w:rPr>
                   <w:rFonts w:ascii="Arial" w:cs="Arial" w:eastAsia="Arial" w:hAnsi="Arial"/>
@@ -12161,7 +12161,7 @@
             <w:pPr>
               <w:spacing w:after="20" w:before="0"/>
             </w:pPr>
-            <w:hyperlink w:history="1" r:id="rIdz5mawmsrz1dt-rvza-o_n">
+            <w:hyperlink w:history="1" r:id="rId6unmoqhdafztqfnn5ifil">
               <w:r>
                 <w:rPr>
                   <w:rFonts w:ascii="Arial" w:cs="Arial" w:eastAsia="Arial" w:hAnsi="Arial"/>
@@ -12194,7 +12194,7 @@
               <w:spacing w:after="10" w:before="0"/>
               <w:ind w:left="120"/>
             </w:pPr>
-            <w:hyperlink w:history="1" r:id="rIdxmitw06ot-fq-vmwpckfs">
+            <w:hyperlink w:history="1" r:id="rIdte5bvalmx7j9huo0vwkzw">
               <w:r>
                 <w:rPr>
                   <w:rFonts w:ascii="Arial" w:cs="Arial" w:eastAsia="Arial" w:hAnsi="Arial"/>
@@ -12256,7 +12256,7 @@
               <w:spacing w:after="10" w:before="0"/>
               <w:ind w:left="120"/>
             </w:pPr>
-            <w:hyperlink w:history="1" r:id="rId7ete-jitlxdbw_cd7esqc">
+            <w:hyperlink w:history="1" r:id="rIdylepenudm9zl17kngeyp6">
               <w:r>
                 <w:rPr>
                   <w:rFonts w:ascii="Arial" w:cs="Arial" w:eastAsia="Arial" w:hAnsi="Arial"/>
@@ -12466,7 +12466,7 @@
             <w:pPr>
               <w:spacing w:after="20" w:before="0"/>
             </w:pPr>
-            <w:hyperlink w:history="1" r:id="rIdaatzbdmtyzyywrtxo3rol">
+            <w:hyperlink w:history="1" r:id="rIdpqsjotusiita7glfgs66m">
               <w:r>
                 <w:rPr>
                   <w:rFonts w:ascii="Arial" w:cs="Arial" w:eastAsia="Arial" w:hAnsi="Arial"/>
@@ -12499,7 +12499,7 @@
               <w:spacing w:after="10" w:before="0"/>
               <w:ind w:left="120"/>
             </w:pPr>
-            <w:hyperlink w:history="1" r:id="rIdokcl0phca3e5oaso61w6r">
+            <w:hyperlink w:history="1" r:id="rIdqdt84wbijuquhbj4lj7_a">
               <w:r>
                 <w:rPr>
                   <w:rFonts w:ascii="Arial" w:cs="Arial" w:eastAsia="Arial" w:hAnsi="Arial"/>
@@ -12561,7 +12561,7 @@
               <w:spacing w:after="10" w:before="0"/>
               <w:ind w:left="120"/>
             </w:pPr>
-            <w:hyperlink w:history="1" r:id="rIdyoabghqewos6tw1fwh1_f">
+            <w:hyperlink w:history="1" r:id="rIdcnnd4y7ytv9tiy5wfpad5">
               <w:r>
                 <w:rPr>
                   <w:rFonts w:ascii="Arial" w:cs="Arial" w:eastAsia="Arial" w:hAnsi="Arial"/>
@@ -12771,7 +12771,7 @@
             <w:pPr>
               <w:spacing w:after="20" w:before="0"/>
             </w:pPr>
-            <w:hyperlink w:history="1" r:id="rIdgcmua4yskcp1rbsrhwmhu">
+            <w:hyperlink w:history="1" r:id="rIdifrll6ok4rgduxgavdshe">
               <w:r>
                 <w:rPr>
                   <w:rFonts w:ascii="Arial" w:cs="Arial" w:eastAsia="Arial" w:hAnsi="Arial"/>
@@ -12804,7 +12804,7 @@
               <w:spacing w:after="10" w:before="0"/>
               <w:ind w:left="120"/>
             </w:pPr>
-            <w:hyperlink w:history="1" r:id="rIdimhzrgqrrmh0tegowb3wj">
+            <w:hyperlink w:history="1" r:id="rId8pdxmcetyrysogbpd3bxe">
               <w:r>
                 <w:rPr>
                   <w:rFonts w:ascii="Arial" w:cs="Arial" w:eastAsia="Arial" w:hAnsi="Arial"/>
@@ -12866,7 +12866,7 @@
               <w:spacing w:after="10" w:before="0"/>
               <w:ind w:left="120"/>
             </w:pPr>
-            <w:hyperlink w:history="1" r:id="rIdkq4hu1vshbwwz2wugvu8s">
+            <w:hyperlink w:history="1" r:id="rIdm-ngl4zyula110dsy_yqg">
               <w:r>
                 <w:rPr>
                   <w:rFonts w:ascii="Arial" w:cs="Arial" w:eastAsia="Arial" w:hAnsi="Arial"/>
@@ -13076,7 +13076,7 @@
             <w:pPr>
               <w:spacing w:after="20" w:before="0"/>
             </w:pPr>
-            <w:hyperlink w:history="1" r:id="rId5yjqbfkdsyp5f88otrzd2">
+            <w:hyperlink w:history="1" r:id="rIdhtmpl025zqadlndh1piwo">
               <w:r>
                 <w:rPr>
                   <w:rFonts w:ascii="Arial" w:cs="Arial" w:eastAsia="Arial" w:hAnsi="Arial"/>
@@ -13109,7 +13109,7 @@
               <w:spacing w:after="10" w:before="0"/>
               <w:ind w:left="120"/>
             </w:pPr>
-            <w:hyperlink w:history="1" r:id="rIdfyy-q5qm_d6ysttjwsyjm">
+            <w:hyperlink w:history="1" r:id="rIduwfjpyvebfjhzlteumcpk">
               <w:r>
                 <w:rPr>
                   <w:rFonts w:ascii="Arial" w:cs="Arial" w:eastAsia="Arial" w:hAnsi="Arial"/>
@@ -13171,7 +13171,7 @@
               <w:spacing w:after="10" w:before="0"/>
               <w:ind w:left="120"/>
             </w:pPr>
-            <w:hyperlink w:history="1" r:id="rIdhsorbizvmjcozsfbcqwmb">
+            <w:hyperlink w:history="1" r:id="rIdqha852uz-zqzzcrrxj_qp">
               <w:r>
                 <w:rPr>
                   <w:rFonts w:ascii="Arial" w:cs="Arial" w:eastAsia="Arial" w:hAnsi="Arial"/>
@@ -13698,7 +13698,7 @@
         </w:rPr>
         <w:t xml:space="preserve">© 2026 SeaVuria and ARES. Aligned with KICD objectives. Developed by SeaVuria; technical implementation by ARES (with AI assistance from Claude). Licensed under </w:t>
       </w:r>
-      <w:hyperlink w:history="1" r:id="rIdn1pf3sr3ouctbbzbcbyun">
+      <w:hyperlink w:history="1" r:id="rId24mvdggkyinds4ml7yw-5">
         <w:r>
           <w:rPr>
             <w:rFonts w:ascii="Arial" w:cs="Arial" w:eastAsia="Arial" w:hAnsi="Arial"/>
@@ -13719,7 +13719,7 @@
         </w:rPr>
         <w:t xml:space="preserve"> (</w:t>
       </w:r>
-      <w:hyperlink w:history="1" r:id="rIdc67kouqusi1yijjchltye">
+      <w:hyperlink w:history="1" r:id="rIdawmzpbw9qkz7j_nplt_dm">
         <w:r>
           <w:rPr>
             <w:rFonts w:ascii="Arial" w:cs="Arial" w:eastAsia="Arial" w:hAnsi="Arial"/>
@@ -14749,7 +14749,7 @@
               <w:spacing w:after="10" w:before="0"/>
               <w:ind w:left="120"/>
             </w:pPr>
-            <w:hyperlink w:history="1" r:id="rIdrv6plwwj9gmcavq72np5r">
+            <w:hyperlink w:history="1" r:id="rIdna2ldqab2n_qr-8k5gpck">
               <w:r>
                 <w:rPr>
                   <w:rFonts w:ascii="Arial" w:cs="Arial" w:eastAsia="Arial" w:hAnsi="Arial"/>
@@ -14826,7 +14826,7 @@
               <w:spacing w:after="10" w:before="0"/>
               <w:ind w:left="120"/>
             </w:pPr>
-            <w:hyperlink w:history="1" r:id="rIdlk0wb7st7ao2au-aaihhy">
+            <w:hyperlink w:history="1" r:id="rIddd5-xd9ql9jeuptdlv8bk">
               <w:r>
                 <w:rPr>
                   <w:rFonts w:ascii="Arial" w:cs="Arial" w:eastAsia="Arial" w:hAnsi="Arial"/>
@@ -15053,7 +15053,7 @@
               <w:spacing w:after="10" w:before="0"/>
               <w:ind w:left="120"/>
             </w:pPr>
-            <w:hyperlink w:history="1" r:id="rIdxbrdkhpi5hcv0vlgmpjky">
+            <w:hyperlink w:history="1" r:id="rIdcy61l_v812vkseq1luind">
               <w:r>
                 <w:rPr>
                   <w:rFonts w:ascii="Arial" w:cs="Arial" w:eastAsia="Arial" w:hAnsi="Arial"/>
@@ -15130,7 +15130,7 @@
               <w:spacing w:after="10" w:before="0"/>
               <w:ind w:left="120"/>
             </w:pPr>
-            <w:hyperlink w:history="1" r:id="rIdwzhlp07wwskm0eij_9gqi">
+            <w:hyperlink w:history="1" r:id="rIdezuv9ewvicbkzr4wcx284">
               <w:r>
                 <w:rPr>
                   <w:rFonts w:ascii="Arial" w:cs="Arial" w:eastAsia="Arial" w:hAnsi="Arial"/>
@@ -15357,7 +15357,7 @@
               <w:spacing w:after="10" w:before="0"/>
               <w:ind w:left="120"/>
             </w:pPr>
-            <w:hyperlink w:history="1" r:id="rIddbxz4l-trdnsa4l4r4rel">
+            <w:hyperlink w:history="1" r:id="rIdd9xwlzp25bv7dgjkzhodm">
               <w:r>
                 <w:rPr>
                   <w:rFonts w:ascii="Arial" w:cs="Arial" w:eastAsia="Arial" w:hAnsi="Arial"/>
@@ -15434,7 +15434,7 @@
               <w:spacing w:after="10" w:before="0"/>
               <w:ind w:left="120"/>
             </w:pPr>
-            <w:hyperlink w:history="1" r:id="rId_7lpwo16kh7lveyi-q6f4">
+            <w:hyperlink w:history="1" r:id="rIddq9amgz7axbco9snny6xd">
               <w:r>
                 <w:rPr>
                   <w:rFonts w:ascii="Arial" w:cs="Arial" w:eastAsia="Arial" w:hAnsi="Arial"/>
@@ -15661,7 +15661,7 @@
               <w:spacing w:after="10" w:before="0"/>
               <w:ind w:left="120"/>
             </w:pPr>
-            <w:hyperlink w:history="1" r:id="rIddp8zienhm4viqkixpiw71">
+            <w:hyperlink w:history="1" r:id="rId1sejlkd4anh857huipuuz">
               <w:r>
                 <w:rPr>
                   <w:rFonts w:ascii="Arial" w:cs="Arial" w:eastAsia="Arial" w:hAnsi="Arial"/>
@@ -15738,7 +15738,7 @@
               <w:spacing w:after="10" w:before="0"/>
               <w:ind w:left="120"/>
             </w:pPr>
-            <w:hyperlink w:history="1" r:id="rIdzp76nlyq1wiqlrpp9py9j">
+            <w:hyperlink w:history="1" r:id="rId2ehbobfzpjxxa4-kcikxu">
               <w:r>
                 <w:rPr>
                   <w:rFonts w:ascii="Arial" w:cs="Arial" w:eastAsia="Arial" w:hAnsi="Arial"/>
@@ -15965,7 +15965,7 @@
               <w:spacing w:after="10" w:before="0"/>
               <w:ind w:left="120"/>
             </w:pPr>
-            <w:hyperlink w:history="1" r:id="rId6wjj1v6_shh6_nlkzsly1">
+            <w:hyperlink w:history="1" r:id="rIdbzwegtdiuddha1053wl9y">
               <w:r>
                 <w:rPr>
                   <w:rFonts w:ascii="Arial" w:cs="Arial" w:eastAsia="Arial" w:hAnsi="Arial"/>
@@ -16042,7 +16042,7 @@
               <w:spacing w:after="10" w:before="0"/>
               <w:ind w:left="120"/>
             </w:pPr>
-            <w:hyperlink w:history="1" r:id="rIdeqpxp9wqqzsxsgfu1wzmn">
+            <w:hyperlink w:history="1" r:id="rId-foy2ufyu9ypafne5b8pq">
               <w:r>
                 <w:rPr>
                   <w:rFonts w:ascii="Arial" w:cs="Arial" w:eastAsia="Arial" w:hAnsi="Arial"/>
@@ -16569,7 +16569,7 @@
         </w:rPr>
         <w:t xml:space="preserve">© 2026 SeaVuria and ARES. Aligned with KICD objectives. Developed by SeaVuria; technical implementation by ARES (with AI assistance from Claude). Licensed under </w:t>
       </w:r>
-      <w:hyperlink w:history="1" r:id="rId9qwgr92ckgobkdkctitid">
+      <w:hyperlink w:history="1" r:id="rIdg_gftomibywm0lhpcwxbb">
         <w:r>
           <w:rPr>
             <w:rFonts w:ascii="Arial" w:cs="Arial" w:eastAsia="Arial" w:hAnsi="Arial"/>
@@ -16590,7 +16590,7 @@
         </w:rPr>
         <w:t xml:space="preserve"> (</w:t>
       </w:r>
-      <w:hyperlink w:history="1" r:id="rIdmls6510xavvddu_4isa4-">
+      <w:hyperlink w:history="1" r:id="rIdcivlkrtxtw8l8ia-6atgq">
         <w:r>
           <w:rPr>
             <w:rFonts w:ascii="Arial" w:cs="Arial" w:eastAsia="Arial" w:hAnsi="Arial"/>
@@ -17603,7 +17603,7 @@
             <w:pPr>
               <w:spacing w:after="20" w:before="0"/>
             </w:pPr>
-            <w:hyperlink w:history="1" r:id="rIdbcdqivdlrpknhvrfco2qh">
+            <w:hyperlink w:history="1" r:id="rId5oz_x1i4ulqtxeayy9q3m">
               <w:r>
                 <w:rPr>
                   <w:rFonts w:ascii="Arial" w:cs="Arial" w:eastAsia="Arial" w:hAnsi="Arial"/>
@@ -17636,7 +17636,7 @@
               <w:spacing w:after="10" w:before="0"/>
               <w:ind w:left="120"/>
             </w:pPr>
-            <w:hyperlink w:history="1" r:id="rIdmqesjvbzidnl_pfdqu-db">
+            <w:hyperlink w:history="1" r:id="rId6kv3s1p2_4cwucfjpgnhm">
               <w:r>
                 <w:rPr>
                   <w:rFonts w:ascii="Arial" w:cs="Arial" w:eastAsia="Arial" w:hAnsi="Arial"/>
@@ -17698,7 +17698,7 @@
               <w:spacing w:after="10" w:before="0"/>
               <w:ind w:left="120"/>
             </w:pPr>
-            <w:hyperlink w:history="1" r:id="rIddpm2sa9n26ivsj8xxyakw">
+            <w:hyperlink w:history="1" r:id="rIdichmhk0z7pjxaav_dx_wq">
               <w:r>
                 <w:rPr>
                   <w:rFonts w:ascii="Arial" w:cs="Arial" w:eastAsia="Arial" w:hAnsi="Arial"/>
@@ -17908,7 +17908,7 @@
             <w:pPr>
               <w:spacing w:after="20" w:before="0"/>
             </w:pPr>
-            <w:hyperlink w:history="1" r:id="rIdpglvfa-zt8b_1tfxoedgl">
+            <w:hyperlink w:history="1" r:id="rIdf3-gqpbm678yljfct6biq">
               <w:r>
                 <w:rPr>
                   <w:rFonts w:ascii="Arial" w:cs="Arial" w:eastAsia="Arial" w:hAnsi="Arial"/>
@@ -17941,7 +17941,7 @@
               <w:spacing w:after="10" w:before="0"/>
               <w:ind w:left="120"/>
             </w:pPr>
-            <w:hyperlink w:history="1" r:id="rIdv7yxdjbqacp2yurkrzzep">
+            <w:hyperlink w:history="1" r:id="rIdiwwipipxz7xyvjyyuphvj">
               <w:r>
                 <w:rPr>
                   <w:rFonts w:ascii="Arial" w:cs="Arial" w:eastAsia="Arial" w:hAnsi="Arial"/>
@@ -18003,7 +18003,7 @@
               <w:spacing w:after="10" w:before="0"/>
               <w:ind w:left="120"/>
             </w:pPr>
-            <w:hyperlink w:history="1" r:id="rIdzuijwif3yu2iejt9viey0">
+            <w:hyperlink w:history="1" r:id="rIdrdr8rax-nn7w22sponyb0">
               <w:r>
                 <w:rPr>
                   <w:rFonts w:ascii="Arial" w:cs="Arial" w:eastAsia="Arial" w:hAnsi="Arial"/>
@@ -18213,7 +18213,7 @@
             <w:pPr>
               <w:spacing w:after="20" w:before="0"/>
             </w:pPr>
-            <w:hyperlink w:history="1" r:id="rId6ezv4nqzchqkd8uhnmta2">
+            <w:hyperlink w:history="1" r:id="rId08yj9y4cruovxcdysu-9o">
               <w:r>
                 <w:rPr>
                   <w:rFonts w:ascii="Arial" w:cs="Arial" w:eastAsia="Arial" w:hAnsi="Arial"/>
@@ -18246,7 +18246,7 @@
               <w:spacing w:after="10" w:before="0"/>
               <w:ind w:left="120"/>
             </w:pPr>
-            <w:hyperlink w:history="1" r:id="rIdlzmcbxtdxv7ywwiwfmy3d">
+            <w:hyperlink w:history="1" r:id="rIdu7ywdkvwqawiqjpf3_frq">
               <w:r>
                 <w:rPr>
                   <w:rFonts w:ascii="Arial" w:cs="Arial" w:eastAsia="Arial" w:hAnsi="Arial"/>
@@ -18308,7 +18308,7 @@
               <w:spacing w:after="10" w:before="0"/>
               <w:ind w:left="120"/>
             </w:pPr>
-            <w:hyperlink w:history="1" r:id="rIdzz5e4nvqifac9rlzihpa_">
+            <w:hyperlink w:history="1" r:id="rIdfduoq7tz-kmu4ywprkpd-">
               <w:r>
                 <w:rPr>
                   <w:rFonts w:ascii="Arial" w:cs="Arial" w:eastAsia="Arial" w:hAnsi="Arial"/>
@@ -18518,7 +18518,7 @@
             <w:pPr>
               <w:spacing w:after="20" w:before="0"/>
             </w:pPr>
-            <w:hyperlink w:history="1" r:id="rIdybl1orrn8ay5zd4j0co4z">
+            <w:hyperlink w:history="1" r:id="rIdpjlkw33rh9knb_avu8zsq">
               <w:r>
                 <w:rPr>
                   <w:rFonts w:ascii="Arial" w:cs="Arial" w:eastAsia="Arial" w:hAnsi="Arial"/>
@@ -18551,7 +18551,7 @@
               <w:spacing w:after="10" w:before="0"/>
               <w:ind w:left="120"/>
             </w:pPr>
-            <w:hyperlink w:history="1" r:id="rIdjjqstmqrirlr1ibn2bmof">
+            <w:hyperlink w:history="1" r:id="rId_qxnw0qn8z82ng-tp-cjd">
               <w:r>
                 <w:rPr>
                   <w:rFonts w:ascii="Arial" w:cs="Arial" w:eastAsia="Arial" w:hAnsi="Arial"/>
@@ -18613,7 +18613,7 @@
               <w:spacing w:after="10" w:before="0"/>
               <w:ind w:left="120"/>
             </w:pPr>
-            <w:hyperlink w:history="1" r:id="rIdacz5n1t0922dl2fftnfpx">
+            <w:hyperlink w:history="1" r:id="rIdiighmofs-mtvmhzrp06nc">
               <w:r>
                 <w:rPr>
                   <w:rFonts w:ascii="Arial" w:cs="Arial" w:eastAsia="Arial" w:hAnsi="Arial"/>
@@ -18823,7 +18823,7 @@
             <w:pPr>
               <w:spacing w:after="20" w:before="0"/>
             </w:pPr>
-            <w:hyperlink w:history="1" r:id="rIdmc57anorazzewl-rt10dy">
+            <w:hyperlink w:history="1" r:id="rIdwyrx5p-tpbtpmdkaacdrh">
               <w:r>
                 <w:rPr>
                   <w:rFonts w:ascii="Arial" w:cs="Arial" w:eastAsia="Arial" w:hAnsi="Arial"/>
@@ -18856,7 +18856,7 @@
               <w:spacing w:after="10" w:before="0"/>
               <w:ind w:left="120"/>
             </w:pPr>
-            <w:hyperlink w:history="1" r:id="rIdibpatjr2f888xndiqmp0k">
+            <w:hyperlink w:history="1" r:id="rIdihpwxcq_l-m2onmexjccw">
               <w:r>
                 <w:rPr>
                   <w:rFonts w:ascii="Arial" w:cs="Arial" w:eastAsia="Arial" w:hAnsi="Arial"/>
@@ -18918,7 +18918,7 @@
               <w:spacing w:after="10" w:before="0"/>
               <w:ind w:left="120"/>
             </w:pPr>
-            <w:hyperlink w:history="1" r:id="rIdulvxaohbxg4wj7fofgs1p">
+            <w:hyperlink w:history="1" r:id="rIdzmkqkjp81tvtiqfuyntgx">
               <w:r>
                 <w:rPr>
                   <w:rFonts w:ascii="Arial" w:cs="Arial" w:eastAsia="Arial" w:hAnsi="Arial"/>
@@ -19445,7 +19445,7 @@
         </w:rPr>
         <w:t xml:space="preserve">© 2026 SeaVuria and ARES. Aligned with KICD objectives. Developed by SeaVuria; technical implementation by ARES (with AI assistance from Claude). Licensed under </w:t>
       </w:r>
-      <w:hyperlink w:history="1" r:id="rId_jf1nn07tztzmzyerf3xg">
+      <w:hyperlink w:history="1" r:id="rIdqaisbkpvdkqtwobof9sld">
         <w:r>
           <w:rPr>
             <w:rFonts w:ascii="Arial" w:cs="Arial" w:eastAsia="Arial" w:hAnsi="Arial"/>
@@ -19466,7 +19466,7 @@
         </w:rPr>
         <w:t xml:space="preserve"> (</w:t>
       </w:r>
-      <w:hyperlink w:history="1" r:id="rIddfjga0p8mmqrxr9uwgvhv">
+      <w:hyperlink w:history="1" r:id="rId1p1dwcvfp19hb3uo5tzwv">
         <w:r>
           <w:rPr>
             <w:rFonts w:ascii="Arial" w:cs="Arial" w:eastAsia="Arial" w:hAnsi="Arial"/>
@@ -20479,7 +20479,7 @@
             <w:pPr>
               <w:spacing w:after="20" w:before="0"/>
             </w:pPr>
-            <w:hyperlink w:history="1" r:id="rIdqb6e4vyslx9xppaqlsbk6">
+            <w:hyperlink w:history="1" r:id="rIdpqljymbgmuefpumxktwg6">
               <w:r>
                 <w:rPr>
                   <w:rFonts w:ascii="Arial" w:cs="Arial" w:eastAsia="Arial" w:hAnsi="Arial"/>
@@ -20512,7 +20512,7 @@
               <w:spacing w:after="10" w:before="0"/>
               <w:ind w:left="120"/>
             </w:pPr>
-            <w:hyperlink w:history="1" r:id="rId3zzh_rao-kwymuwoxdt26">
+            <w:hyperlink w:history="1" r:id="rIdkbsumdx9qfteovv1e2qyq">
               <w:r>
                 <w:rPr>
                   <w:rFonts w:ascii="Arial" w:cs="Arial" w:eastAsia="Arial" w:hAnsi="Arial"/>
@@ -20557,7 +20557,7 @@
             <w:pPr>
               <w:spacing w:after="20" w:before="0"/>
             </w:pPr>
-            <w:hyperlink w:history="1" r:id="rIdbartfyg1utfezvlczmtc-">
+            <w:hyperlink w:history="1" r:id="rId0a5kn_q6vjvo9habqpteq">
               <w:r>
                 <w:rPr>
                   <w:rFonts w:ascii="Arial" w:cs="Arial" w:eastAsia="Arial" w:hAnsi="Arial"/>
@@ -20590,7 +20590,7 @@
               <w:spacing w:after="10" w:before="0"/>
               <w:ind w:left="120"/>
             </w:pPr>
-            <w:hyperlink w:history="1" r:id="rId0pcfwvoe_kgjekhefnwmx">
+            <w:hyperlink w:history="1" r:id="rIdcdw4hqntt9nj5glpjwbmm">
               <w:r>
                 <w:rPr>
                   <w:rFonts w:ascii="Arial" w:cs="Arial" w:eastAsia="Arial" w:hAnsi="Arial"/>
@@ -20785,7 +20785,7 @@
             <w:pPr>
               <w:spacing w:after="20" w:before="0"/>
             </w:pPr>
-            <w:hyperlink w:history="1" r:id="rIdklh-kkeoq6tx7cent7qp2">
+            <w:hyperlink w:history="1" r:id="rIdod4gse5m-n2njtinjvtj5">
               <w:r>
                 <w:rPr>
                   <w:rFonts w:ascii="Arial" w:cs="Arial" w:eastAsia="Arial" w:hAnsi="Arial"/>
@@ -20818,7 +20818,7 @@
               <w:spacing w:after="10" w:before="0"/>
               <w:ind w:left="120"/>
             </w:pPr>
-            <w:hyperlink w:history="1" r:id="rIdb3b7kokrjs5amoacev65c">
+            <w:hyperlink w:history="1" r:id="rIdmprf_y0y9q4dc5a_nq4q6">
               <w:r>
                 <w:rPr>
                   <w:rFonts w:ascii="Arial" w:cs="Arial" w:eastAsia="Arial" w:hAnsi="Arial"/>
@@ -20863,7 +20863,7 @@
             <w:pPr>
               <w:spacing w:after="20" w:before="0"/>
             </w:pPr>
-            <w:hyperlink w:history="1" r:id="rIdqwnliym17eotln20sdpul">
+            <w:hyperlink w:history="1" r:id="rIdcmopxyat3hmayjwlzheuk">
               <w:r>
                 <w:rPr>
                   <w:rFonts w:ascii="Arial" w:cs="Arial" w:eastAsia="Arial" w:hAnsi="Arial"/>
@@ -20896,7 +20896,7 @@
               <w:spacing w:after="10" w:before="0"/>
               <w:ind w:left="120"/>
             </w:pPr>
-            <w:hyperlink w:history="1" r:id="rIdypjylzflttlpplxb0ufq1">
+            <w:hyperlink w:history="1" r:id="rIdfysa6ovfw-4rke8v0_slr">
               <w:r>
                 <w:rPr>
                   <w:rFonts w:ascii="Arial" w:cs="Arial" w:eastAsia="Arial" w:hAnsi="Arial"/>
@@ -21091,7 +21091,7 @@
             <w:pPr>
               <w:spacing w:after="20" w:before="0"/>
             </w:pPr>
-            <w:hyperlink w:history="1" r:id="rIdhkf1nheqpi4qluwvv1f2d">
+            <w:hyperlink w:history="1" r:id="rIdza7l3_fxtxofccptu1-m6">
               <w:r>
                 <w:rPr>
                   <w:rFonts w:ascii="Arial" w:cs="Arial" w:eastAsia="Arial" w:hAnsi="Arial"/>
@@ -21124,7 +21124,7 @@
               <w:spacing w:after="10" w:before="0"/>
               <w:ind w:left="120"/>
             </w:pPr>
-            <w:hyperlink w:history="1" r:id="rIdz2vwldl_lpit392jn1pv4">
+            <w:hyperlink w:history="1" r:id="rId1lwsqjuspwijdcnpkonl5">
               <w:r>
                 <w:rPr>
                   <w:rFonts w:ascii="Arial" w:cs="Arial" w:eastAsia="Arial" w:hAnsi="Arial"/>
@@ -21169,7 +21169,7 @@
             <w:pPr>
               <w:spacing w:after="20" w:before="0"/>
             </w:pPr>
-            <w:hyperlink w:history="1" r:id="rIdb88egndycf9kjyqafyxah">
+            <w:hyperlink w:history="1" r:id="rIdj10xrpqhdlea0ludmad-w">
               <w:r>
                 <w:rPr>
                   <w:rFonts w:ascii="Arial" w:cs="Arial" w:eastAsia="Arial" w:hAnsi="Arial"/>
@@ -21202,7 +21202,7 @@
               <w:spacing w:after="10" w:before="0"/>
               <w:ind w:left="120"/>
             </w:pPr>
-            <w:hyperlink w:history="1" r:id="rId1aee7pwo364n1dhqn2gde">
+            <w:hyperlink w:history="1" r:id="rId1dacckbbfyfve1ao39en_">
               <w:r>
                 <w:rPr>
                   <w:rFonts w:ascii="Arial" w:cs="Arial" w:eastAsia="Arial" w:hAnsi="Arial"/>
@@ -21397,7 +21397,7 @@
             <w:pPr>
               <w:spacing w:after="20" w:before="0"/>
             </w:pPr>
-            <w:hyperlink w:history="1" r:id="rIdig8poehg98kmcx7vksjvf">
+            <w:hyperlink w:history="1" r:id="rIdravyfiv3bgz1pjheb10ix">
               <w:r>
                 <w:rPr>
                   <w:rFonts w:ascii="Arial" w:cs="Arial" w:eastAsia="Arial" w:hAnsi="Arial"/>
@@ -21430,7 +21430,7 @@
               <w:spacing w:after="10" w:before="0"/>
               <w:ind w:left="120"/>
             </w:pPr>
-            <w:hyperlink w:history="1" r:id="rIdj8r0ungmytbwinq_pvgg6">
+            <w:hyperlink w:history="1" r:id="rIdssvfkustdijbe0hcjpyop">
               <w:r>
                 <w:rPr>
                   <w:rFonts w:ascii="Arial" w:cs="Arial" w:eastAsia="Arial" w:hAnsi="Arial"/>
@@ -21475,7 +21475,7 @@
             <w:pPr>
               <w:spacing w:after="20" w:before="0"/>
             </w:pPr>
-            <w:hyperlink w:history="1" r:id="rIdt_xiibqedqkjq-kbqk53r">
+            <w:hyperlink w:history="1" r:id="rId-sxsljlat8yk446jq9hrt">
               <w:r>
                 <w:rPr>
                   <w:rFonts w:ascii="Arial" w:cs="Arial" w:eastAsia="Arial" w:hAnsi="Arial"/>
@@ -21508,7 +21508,7 @@
               <w:spacing w:after="10" w:before="0"/>
               <w:ind w:left="120"/>
             </w:pPr>
-            <w:hyperlink w:history="1" r:id="rIdhui4g23gcqu_iksh7hbtc">
+            <w:hyperlink w:history="1" r:id="rIdv7bfjkoeeshawngpllkxp">
               <w:r>
                 <w:rPr>
                   <w:rFonts w:ascii="Arial" w:cs="Arial" w:eastAsia="Arial" w:hAnsi="Arial"/>
@@ -21703,7 +21703,7 @@
             <w:pPr>
               <w:spacing w:after="20" w:before="0"/>
             </w:pPr>
-            <w:hyperlink w:history="1" r:id="rIdr1rwycnfcvr79u-heeo0d">
+            <w:hyperlink w:history="1" r:id="rIdvydloytijwsgihvenhzqu">
               <w:r>
                 <w:rPr>
                   <w:rFonts w:ascii="Arial" w:cs="Arial" w:eastAsia="Arial" w:hAnsi="Arial"/>
@@ -21736,7 +21736,7 @@
               <w:spacing w:after="10" w:before="0"/>
               <w:ind w:left="120"/>
             </w:pPr>
-            <w:hyperlink w:history="1" r:id="rId49uw2ldzidsszozll-jg9">
+            <w:hyperlink w:history="1" r:id="rIddbvpmgx2thqcpinbfvd6q">
               <w:r>
                 <w:rPr>
                   <w:rFonts w:ascii="Arial" w:cs="Arial" w:eastAsia="Arial" w:hAnsi="Arial"/>
@@ -21781,7 +21781,7 @@
             <w:pPr>
               <w:spacing w:after="20" w:before="0"/>
             </w:pPr>
-            <w:hyperlink w:history="1" r:id="rId2r0gyb6wswne5p9762rxg">
+            <w:hyperlink w:history="1" r:id="rIdxthyfaiktgatleuicxxod">
               <w:r>
                 <w:rPr>
                   <w:rFonts w:ascii="Arial" w:cs="Arial" w:eastAsia="Arial" w:hAnsi="Arial"/>
@@ -21814,7 +21814,7 @@
               <w:spacing w:after="10" w:before="0"/>
               <w:ind w:left="120"/>
             </w:pPr>
-            <w:hyperlink w:history="1" r:id="rIdr9lu2i5npyxrk8hab_ngo">
+            <w:hyperlink w:history="1" r:id="rIdxr1nk3ibcrm79vgadlfkh">
               <w:r>
                 <w:rPr>
                   <w:rFonts w:ascii="Arial" w:cs="Arial" w:eastAsia="Arial" w:hAnsi="Arial"/>
@@ -22326,7 +22326,7 @@
         </w:rPr>
         <w:t xml:space="preserve">© 2026 SeaVuria and ARES. Aligned with KICD objectives. Developed by SeaVuria; technical implementation by ARES (with AI assistance from Claude). Licensed under </w:t>
       </w:r>
-      <w:hyperlink w:history="1" r:id="rIdpycfy0jh_1dp6rzsikmry">
+      <w:hyperlink w:history="1" r:id="rIdhiubuteiagw8ufiziguqu">
         <w:r>
           <w:rPr>
             <w:rFonts w:ascii="Arial" w:cs="Arial" w:eastAsia="Arial" w:hAnsi="Arial"/>
@@ -22347,7 +22347,7 @@
         </w:rPr>
         <w:t xml:space="preserve"> (</w:t>
       </w:r>
-      <w:hyperlink w:history="1" r:id="rId1an99wstvxsvpnjabuyhl">
+      <w:hyperlink w:history="1" r:id="rIdwvlvwigoiwf9kqbivwqx8">
         <w:r>
           <w:rPr>
             <w:rFonts w:ascii="Arial" w:cs="Arial" w:eastAsia="Arial" w:hAnsi="Arial"/>
@@ -23360,7 +23360,7 @@
             <w:pPr>
               <w:spacing w:after="20" w:before="0"/>
             </w:pPr>
-            <w:hyperlink w:history="1" r:id="rIduaqkd1maznht3oxcp0zgv">
+            <w:hyperlink w:history="1" r:id="rIdf6yi0_vm-9hj_fsbuwtls">
               <w:r>
                 <w:rPr>
                   <w:rFonts w:ascii="Arial" w:cs="Arial" w:eastAsia="Arial" w:hAnsi="Arial"/>
@@ -23393,7 +23393,7 @@
               <w:spacing w:after="10" w:before="0"/>
               <w:ind w:left="120"/>
             </w:pPr>
-            <w:hyperlink w:history="1" r:id="rIdyce_jpmgy1hwyndxtw0yq">
+            <w:hyperlink w:history="1" r:id="rIdjfeqbjs8dnex9rzd7h7op">
               <w:r>
                 <w:rPr>
                   <w:rFonts w:ascii="Arial" w:cs="Arial" w:eastAsia="Arial" w:hAnsi="Arial"/>
@@ -23438,7 +23438,7 @@
             <w:pPr>
               <w:spacing w:after="20" w:before="0"/>
             </w:pPr>
-            <w:hyperlink w:history="1" r:id="rIdawzy_vk2kfymtm_jcm1uc">
+            <w:hyperlink w:history="1" r:id="rId23_p3wgxslt0qwjdr_mi6">
               <w:r>
                 <w:rPr>
                   <w:rFonts w:ascii="Arial" w:cs="Arial" w:eastAsia="Arial" w:hAnsi="Arial"/>
@@ -23471,7 +23471,7 @@
               <w:spacing w:after="10" w:before="0"/>
               <w:ind w:left="120"/>
             </w:pPr>
-            <w:hyperlink w:history="1" r:id="rIdcyvcxmrzcpxxtehfkdvz8">
+            <w:hyperlink w:history="1" r:id="rIdicrhrhvbguaav0m6rwhex">
               <w:r>
                 <w:rPr>
                   <w:rFonts w:ascii="Arial" w:cs="Arial" w:eastAsia="Arial" w:hAnsi="Arial"/>
@@ -23666,7 +23666,7 @@
             <w:pPr>
               <w:spacing w:after="20" w:before="0"/>
             </w:pPr>
-            <w:hyperlink w:history="1" r:id="rIdelczvl91fhrne89jlonnq">
+            <w:hyperlink w:history="1" r:id="rIdmlu5nt9ajmdkvu_goujy_">
               <w:r>
                 <w:rPr>
                   <w:rFonts w:ascii="Arial" w:cs="Arial" w:eastAsia="Arial" w:hAnsi="Arial"/>
@@ -23699,7 +23699,7 @@
               <w:spacing w:after="10" w:before="0"/>
               <w:ind w:left="120"/>
             </w:pPr>
-            <w:hyperlink w:history="1" r:id="rIdrossq8tcuk7jumvutbdgy">
+            <w:hyperlink w:history="1" r:id="rIdcopwneevqmfgyymws8wbu">
               <w:r>
                 <w:rPr>
                   <w:rFonts w:ascii="Arial" w:cs="Arial" w:eastAsia="Arial" w:hAnsi="Arial"/>
@@ -23744,7 +23744,7 @@
             <w:pPr>
               <w:spacing w:after="20" w:before="0"/>
             </w:pPr>
-            <w:hyperlink w:history="1" r:id="rIdajkst1sp-pph8biwogqf2">
+            <w:hyperlink w:history="1" r:id="rIdzhilgd2f-qzpqfshp-asy">
               <w:r>
                 <w:rPr>
                   <w:rFonts w:ascii="Arial" w:cs="Arial" w:eastAsia="Arial" w:hAnsi="Arial"/>
@@ -23777,7 +23777,7 @@
               <w:spacing w:after="10" w:before="0"/>
               <w:ind w:left="120"/>
             </w:pPr>
-            <w:hyperlink w:history="1" r:id="rIdemnkktbisef900ek6jcqk">
+            <w:hyperlink w:history="1" r:id="rIdxd1dyhbzbujhcyhuyxstu">
               <w:r>
                 <w:rPr>
                   <w:rFonts w:ascii="Arial" w:cs="Arial" w:eastAsia="Arial" w:hAnsi="Arial"/>
@@ -23972,7 +23972,7 @@
             <w:pPr>
               <w:spacing w:after="20" w:before="0"/>
             </w:pPr>
-            <w:hyperlink w:history="1" r:id="rIdco4przxvmkdluo0m_xq-w">
+            <w:hyperlink w:history="1" r:id="rIdnqnxgp4_xafjushzkqnjm">
               <w:r>
                 <w:rPr>
                   <w:rFonts w:ascii="Arial" w:cs="Arial" w:eastAsia="Arial" w:hAnsi="Arial"/>
@@ -24005,7 +24005,7 @@
               <w:spacing w:after="10" w:before="0"/>
               <w:ind w:left="120"/>
             </w:pPr>
-            <w:hyperlink w:history="1" r:id="rIdh5-pcme7b61qrezbls3jd">
+            <w:hyperlink w:history="1" r:id="rId67pucdicbmzb6zif7rlun">
               <w:r>
                 <w:rPr>
                   <w:rFonts w:ascii="Arial" w:cs="Arial" w:eastAsia="Arial" w:hAnsi="Arial"/>
@@ -24050,7 +24050,7 @@
             <w:pPr>
               <w:spacing w:after="20" w:before="0"/>
             </w:pPr>
-            <w:hyperlink w:history="1" r:id="rIdw5eh75xdw6pxtztitxmoe">
+            <w:hyperlink w:history="1" r:id="rIdczz-inlhmt50xikynyms-">
               <w:r>
                 <w:rPr>
                   <w:rFonts w:ascii="Arial" w:cs="Arial" w:eastAsia="Arial" w:hAnsi="Arial"/>
@@ -24083,7 +24083,7 @@
               <w:spacing w:after="10" w:before="0"/>
               <w:ind w:left="120"/>
             </w:pPr>
-            <w:hyperlink w:history="1" r:id="rIdjfldvvb0gvutcqej-dvci">
+            <w:hyperlink w:history="1" r:id="rIdwzy-j84sd9tqjomwwe0ch">
               <w:r>
                 <w:rPr>
                   <w:rFonts w:ascii="Arial" w:cs="Arial" w:eastAsia="Arial" w:hAnsi="Arial"/>
@@ -24278,7 +24278,7 @@
             <w:pPr>
               <w:spacing w:after="20" w:before="0"/>
             </w:pPr>
-            <w:hyperlink w:history="1" r:id="rIdp_yahdodygmj6pvhxlkzd">
+            <w:hyperlink w:history="1" r:id="rIdmr7myhqfdkhz2_avq3220">
               <w:r>
                 <w:rPr>
                   <w:rFonts w:ascii="Arial" w:cs="Arial" w:eastAsia="Arial" w:hAnsi="Arial"/>
@@ -24311,7 +24311,7 @@
               <w:spacing w:after="10" w:before="0"/>
               <w:ind w:left="120"/>
             </w:pPr>
-            <w:hyperlink w:history="1" r:id="rIdfgkrmaktouflj4ctr2rbp">
+            <w:hyperlink w:history="1" r:id="rIdnc4s1jcm1cixkzrk4evql">
               <w:r>
                 <w:rPr>
                   <w:rFonts w:ascii="Arial" w:cs="Arial" w:eastAsia="Arial" w:hAnsi="Arial"/>
@@ -24356,7 +24356,7 @@
             <w:pPr>
               <w:spacing w:after="20" w:before="0"/>
             </w:pPr>
-            <w:hyperlink w:history="1" r:id="rIdgnz0cvekqeptwl81oshfd">
+            <w:hyperlink w:history="1" r:id="rIdajwjynh7u34mionujskwp">
               <w:r>
                 <w:rPr>
                   <w:rFonts w:ascii="Arial" w:cs="Arial" w:eastAsia="Arial" w:hAnsi="Arial"/>
@@ -24389,7 +24389,7 @@
               <w:spacing w:after="10" w:before="0"/>
               <w:ind w:left="120"/>
             </w:pPr>
-            <w:hyperlink w:history="1" r:id="rId36weeoezhja6kojalcgct">
+            <w:hyperlink w:history="1" r:id="rIdeswibv9x_taslpokbuuiu">
               <w:r>
                 <w:rPr>
                   <w:rFonts w:ascii="Arial" w:cs="Arial" w:eastAsia="Arial" w:hAnsi="Arial"/>
@@ -24584,7 +24584,7 @@
             <w:pPr>
               <w:spacing w:after="20" w:before="0"/>
             </w:pPr>
-            <w:hyperlink w:history="1" r:id="rIdcvkps_u89n5d9y6hyot2p">
+            <w:hyperlink w:history="1" r:id="rIdhcjtmzcpeaq98kakdtjhn">
               <w:r>
                 <w:rPr>
                   <w:rFonts w:ascii="Arial" w:cs="Arial" w:eastAsia="Arial" w:hAnsi="Arial"/>
@@ -24617,7 +24617,7 @@
               <w:spacing w:after="10" w:before="0"/>
               <w:ind w:left="120"/>
             </w:pPr>
-            <w:hyperlink w:history="1" r:id="rIdbgpc2-usd0cgqdrfoc271">
+            <w:hyperlink w:history="1" r:id="rIdrjz6gctjwduciahyx9pkf">
               <w:r>
                 <w:rPr>
                   <w:rFonts w:ascii="Arial" w:cs="Arial" w:eastAsia="Arial" w:hAnsi="Arial"/>
@@ -24662,7 +24662,7 @@
             <w:pPr>
               <w:spacing w:after="20" w:before="0"/>
             </w:pPr>
-            <w:hyperlink w:history="1" r:id="rIdqakaxjrmnd-unevqlzlqt">
+            <w:hyperlink w:history="1" r:id="rId67myyftue3nxl9roax1b_">
               <w:r>
                 <w:rPr>
                   <w:rFonts w:ascii="Arial" w:cs="Arial" w:eastAsia="Arial" w:hAnsi="Arial"/>
@@ -24695,7 +24695,7 @@
               <w:spacing w:after="10" w:before="0"/>
               <w:ind w:left="120"/>
             </w:pPr>
-            <w:hyperlink w:history="1" r:id="rIdknougzhxr7nrjtk0ezlgh">
+            <w:hyperlink w:history="1" r:id="rId_-wubfndvjlf8mlybzpiy">
               <w:r>
                 <w:rPr>
                   <w:rFonts w:ascii="Arial" w:cs="Arial" w:eastAsia="Arial" w:hAnsi="Arial"/>
@@ -25207,7 +25207,7 @@
         </w:rPr>
         <w:t xml:space="preserve">© 2026 SeaVuria and ARES. Aligned with KICD objectives. Developed by SeaVuria; technical implementation by ARES (with AI assistance from Claude). Licensed under </w:t>
       </w:r>
-      <w:hyperlink w:history="1" r:id="rId0qhr5sq2b47qtro3upftr">
+      <w:hyperlink w:history="1" r:id="rIdfnde01iosudlfhjgcf3bm">
         <w:r>
           <w:rPr>
             <w:rFonts w:ascii="Arial" w:cs="Arial" w:eastAsia="Arial" w:hAnsi="Arial"/>
@@ -25228,7 +25228,7 @@
         </w:rPr>
         <w:t xml:space="preserve"> (</w:t>
       </w:r>
-      <w:hyperlink w:history="1" r:id="rIdpy7chf0ktg6kgfxfswuqf">
+      <w:hyperlink w:history="1" r:id="rIdbf3ubp_b1pawneicaimsm">
         <w:r>
           <w:rPr>
             <w:rFonts w:ascii="Arial" w:cs="Arial" w:eastAsia="Arial" w:hAnsi="Arial"/>

--- a/data/outputs/v2/Essential_Mathematics/SS2.6_Surface_Area_of_Solids/Essential_Mathematics_Surface_Area_of_Solids_CBE_LessonSequence.docx
+++ b/data/outputs/v2/Essential_Mathematics/SS2.6_Surface_Area_of_Solids/Essential_Mathematics_Surface_Area_of_Solids_CBE_LessonSequence.docx
@@ -2066,7 +2066,7 @@
         </w:rPr>
         <w:t xml:space="preserve">© 2026 SeaVuria and ARES. This work is licensed under a </w:t>
       </w:r>
-      <w:hyperlink w:history="1" r:id="rIde0cjheogxibsjgymo6ywj">
+      <w:hyperlink w:history="1" r:id="rIdc94onxfadfccmcje42a9g">
         <w:r>
           <w:rPr>
             <w:rFonts w:ascii="Arial" w:cs="Arial" w:eastAsia="Arial" w:hAnsi="Arial"/>
@@ -2086,7 +2086,7 @@
         </w:rPr>
         <w:t xml:space="preserve"> (</w:t>
       </w:r>
-      <w:hyperlink w:history="1" r:id="rIdg8eqson4wws40earn8wgv">
+      <w:hyperlink w:history="1" r:id="rIdtrbhb9d8cjbh_4xzpu-vp">
         <w:r>
           <w:rPr>
             <w:rFonts w:ascii="Arial" w:cs="Arial" w:eastAsia="Arial" w:hAnsi="Arial"/>
@@ -2106,7 +2106,7 @@
         </w:rPr>
         <w:t xml:space="preserve">). To view a copy of this license, visit </w:t>
       </w:r>
-      <w:hyperlink w:history="1" r:id="rIdo8lywv2zt7xtco9bqvla2">
+      <w:hyperlink w:history="1" r:id="rIducxpownthiqsqnyxplgg0">
         <w:r>
           <w:rPr>
             <w:rFonts w:ascii="Arial" w:cs="Arial" w:eastAsia="Arial" w:hAnsi="Arial"/>
@@ -3118,40 +3118,24 @@
             <w:pPr>
               <w:spacing w:after="20" w:before="0"/>
             </w:pPr>
-            <w:hyperlink w:history="1" r:id="rIdzrn20oj-r2vkwxk1cjji_">
-              <w:r>
-                <w:rPr>
-                  <w:rFonts w:ascii="Arial" w:cs="Arial" w:eastAsia="Arial" w:hAnsi="Arial"/>
-                  <w:color w:val="2E75B6"/>
-                  <w:sz w:val="16"/>
-                  <w:szCs w:val="16"/>
-                  <w:u w:val="single" w:color="2E75B6"/>
-                </w:rPr>
-                <w:t xml:space="preserve">Geometry proof problem: squared circle</w:t>
-              </w:r>
-            </w:hyperlink>
+            <w:r>
+              <w:rPr>
+                <w:rFonts w:ascii="Arial" w:cs="Arial" w:eastAsia="Arial" w:hAnsi="Arial"/>
+                <w:i/>
+                <w:iCs/>
+                <w:color w:val="595959"/>
+                <w:sz w:val="16"/>
+                <w:szCs w:val="16"/>
+              </w:rPr>
+              <w:t xml:space="preserve">No closely matching video in the ARES library for this activity.</w:t>
+            </w:r>
           </w:p>
           <w:p>
             <w:pPr>
               <w:spacing w:after="10" w:before="0"/>
               <w:ind w:left="120"/>
             </w:pPr>
-            <w:r>
-              <w:rPr>
-                <w:rFonts w:ascii="Arial" w:cs="Arial" w:eastAsia="Arial" w:hAnsi="Arial"/>
-                <w:color w:val="595959"/>
-                <w:sz w:val="14"/>
-                <w:szCs w:val="14"/>
-              </w:rPr>
-              <w:t xml:space="preserve">Source: Khan Academy (English - US curriculum)</w:t>
-            </w:r>
-          </w:p>
-          <w:p>
-            <w:pPr>
-              <w:spacing w:after="10" w:before="0"/>
-              <w:ind w:left="120"/>
-            </w:pPr>
-            <w:hyperlink w:history="1" r:id="rIdglrob4ownuzdesvotywnu">
+            <w:hyperlink w:history="1" r:id="rId5pibyc0lkrtnfj7tkedwq">
               <w:r>
                 <w:rPr>
                   <w:rFonts w:ascii="Arial" w:cs="Arial" w:eastAsia="Arial" w:hAnsi="Arial"/>
@@ -3160,9 +3144,24 @@
                   <w:szCs w:val="14"/>
                   <w:u w:val="single" w:color="595959"/>
                 </w:rPr>
-                <w:t xml:space="preserve">🔍 Search ARES for similar videos</w:t>
+                <w:t xml:space="preserve">🔍 Search ARES for videos</w:t>
               </w:r>
             </w:hyperlink>
+          </w:p>
+          <w:p>
+            <w:pPr>
+              <w:spacing w:after="10" w:before="0"/>
+              <w:ind w:left="120"/>
+            </w:pPr>
+            <w:r>
+              <w:rPr>
+                <w:rFonts w:ascii="Arial" w:cs="Arial" w:eastAsia="Arial" w:hAnsi="Arial"/>
+                <w:color w:val="595959"/>
+                <w:sz w:val="14"/>
+                <w:szCs w:val="14"/>
+              </w:rPr>
+              <w:t xml:space="preserve">Search terms: surface area solids cone</w:t>
+            </w:r>
           </w:p>
           <w:p>
             <w:pPr>
@@ -3196,7 +3195,7 @@
             <w:pPr>
               <w:spacing w:after="20" w:before="0"/>
             </w:pPr>
-            <w:hyperlink w:history="1" r:id="rIdwguyjnht4vtlrtp4eg66a">
+            <w:hyperlink w:history="1" r:id="rIdbqnhminj2w5qzdyhu8ykz">
               <w:r>
                 <w:rPr>
                   <w:rFonts w:ascii="Arial" w:cs="Arial" w:eastAsia="Arial" w:hAnsi="Arial"/>
@@ -3211,6 +3210,22 @@
           </w:p>
           <w:p>
             <w:pPr>
+              <w:spacing w:after="20" w:before="0"/>
+            </w:pPr>
+            <w:r>
+              <w:rPr>
+                <w:rFonts w:ascii="Arial" w:cs="Arial" w:eastAsia="Arial" w:hAnsi="Arial"/>
+                <w:i/>
+                <w:iCs/>
+                <w:color w:val="595959"/>
+                <w:sz w:val="16"/>
+                <w:szCs w:val="16"/>
+              </w:rPr>
+              <w:t xml:space="preserve">Related topic: not an exact match for this lesson.</w:t>
+            </w:r>
+          </w:p>
+          <w:p>
+            <w:pPr>
               <w:spacing w:after="10" w:before="0"/>
               <w:ind w:left="120"/>
             </w:pPr>
@@ -3229,7 +3244,7 @@
               <w:spacing w:after="10" w:before="0"/>
               <w:ind w:left="120"/>
             </w:pPr>
-            <w:hyperlink w:history="1" r:id="rIde9j0c-bn8kiupgmsn02c8">
+            <w:hyperlink w:history="1" r:id="rIdzkgnlby7d53vihf2z9b8y">
               <w:r>
                 <w:rPr>
                   <w:rFonts w:ascii="Arial" w:cs="Arial" w:eastAsia="Arial" w:hAnsi="Arial"/>
@@ -3271,7 +3286,7 @@
                 <w:sz w:val="18"/>
                 <w:szCs w:val="18"/>
               </w:rPr>
-              <w:t xml:space="preserve">Learners observe three labelled model buckets placed on the teacher's desk: Bucket A (cylinder), Bucket B (frustum — wider at top), and Bucket C (cone). The teacher states: 'A hardware shopkeeper on Kirinyaga Road in Nairobi tells a customer that all three buckets hold exactly 10 litres of water — but Bucket B costs the most because it uses the most metal sheet to make.' Learners individually write in their exercise books: (a) which bucket they predict uses the most metal sheet and why; (b) which uses the least metal sheet and why; (c) one question they have about how to find out. Learners then share predictions in pairs (Think-Pair-Share) before 4 cold-call volunteers share with the class. Predictions are NOT confirmed or denied at this stage — they are posted on the Prediction Wall (a section of the blackboard reserved for this purpose).</w:t>
+              <w:t xml:space="preserve">Learners observe three labelled model buckets placed on the teacher's desk: Bucket A (cylinder), Bucket B (frustum — wider at top), and Bucket C (cone). The teacher states: 'A hardware shopkeeper on Kirinyaga Road in Nairobi tells a customer that all three buckets hold exactly 10 litres of water — but Bucket B (the frustum) costs the most because the shopkeeper believes it uses the most metal sheet to make.' Learners individually write in their exercise books: (a) which bucket they predict uses the most metal sheet and why; (b) which uses the least metal sheet and why; (c) one question they have about how to find out. Learners then share predictions in pairs (Think-Pair-Share) before 4 cold-call volunteers share with the class. Predictions are NOT confirmed or denied at this stage — they are posted on the Prediction Wall (a section of the blackboard reserved for this purpose).</w:t>
             </w:r>
           </w:p>
         </w:tc>
@@ -3424,40 +3439,24 @@
             <w:pPr>
               <w:spacing w:after="20" w:before="0"/>
             </w:pPr>
-            <w:hyperlink w:history="1" r:id="rIdm4-ow4o2x_hudq7nujh5j">
-              <w:r>
-                <w:rPr>
-                  <w:rFonts w:ascii="Arial" w:cs="Arial" w:eastAsia="Arial" w:hAnsi="Arial"/>
-                  <w:color w:val="2E75B6"/>
-                  <w:sz w:val="16"/>
-                  <w:szCs w:val="16"/>
-                  <w:u w:val="single" w:color="2E75B6"/>
-                </w:rPr>
-                <w:t xml:space="preserve">Geometry proof problem: squared circle -dubbed(KY)</w:t>
-              </w:r>
-            </w:hyperlink>
+            <w:r>
+              <w:rPr>
+                <w:rFonts w:ascii="Arial" w:cs="Arial" w:eastAsia="Arial" w:hAnsi="Arial"/>
+                <w:i/>
+                <w:iCs/>
+                <w:color w:val="595959"/>
+                <w:sz w:val="16"/>
+                <w:szCs w:val="16"/>
+              </w:rPr>
+              <w:t xml:space="preserve">No closely matching video in the ARES library for this activity.</w:t>
+            </w:r>
           </w:p>
           <w:p>
             <w:pPr>
               <w:spacing w:after="10" w:before="0"/>
               <w:ind w:left="120"/>
             </w:pPr>
-            <w:r>
-              <w:rPr>
-                <w:rFonts w:ascii="Arial" w:cs="Arial" w:eastAsia="Arial" w:hAnsi="Arial"/>
-                <w:color w:val="595959"/>
-                <w:sz w:val="14"/>
-                <w:szCs w:val="14"/>
-              </w:rPr>
-              <w:t xml:space="preserve">Source: Khan Academy (Kiswahili)</w:t>
-            </w:r>
-          </w:p>
-          <w:p>
-            <w:pPr>
-              <w:spacing w:after="10" w:before="0"/>
-              <w:ind w:left="120"/>
-            </w:pPr>
-            <w:hyperlink w:history="1" r:id="rIdyfnagxwh8xk_nexl2urnb">
+            <w:hyperlink w:history="1" r:id="rIdypb98e8yhn0fpy-xttowa">
               <w:r>
                 <w:rPr>
                   <w:rFonts w:ascii="Arial" w:cs="Arial" w:eastAsia="Arial" w:hAnsi="Arial"/>
@@ -3466,9 +3465,24 @@
                   <w:szCs w:val="14"/>
                   <w:u w:val="single" w:color="595959"/>
                 </w:rPr>
-                <w:t xml:space="preserve">🔍 Search ARES for similar videos</w:t>
+                <w:t xml:space="preserve">🔍 Search ARES for videos</w:t>
               </w:r>
             </w:hyperlink>
+          </w:p>
+          <w:p>
+            <w:pPr>
+              <w:spacing w:after="10" w:before="0"/>
+              <w:ind w:left="120"/>
+            </w:pPr>
+            <w:r>
+              <w:rPr>
+                <w:rFonts w:ascii="Arial" w:cs="Arial" w:eastAsia="Arial" w:hAnsi="Arial"/>
+                <w:color w:val="595959"/>
+                <w:sz w:val="14"/>
+                <w:szCs w:val="14"/>
+              </w:rPr>
+              <w:t xml:space="preserve">Search terms: surface area solids cone</w:t>
+            </w:r>
           </w:p>
           <w:p>
             <w:pPr>
@@ -3502,7 +3516,7 @@
             <w:pPr>
               <w:spacing w:after="20" w:before="0"/>
             </w:pPr>
-            <w:hyperlink w:history="1" r:id="rIddt80w32suumogmg5kveaa">
+            <w:hyperlink w:history="1" r:id="rId_rynkqmsp-wgomelkcebt">
               <w:r>
                 <w:rPr>
                   <w:rFonts w:ascii="Arial" w:cs="Arial" w:eastAsia="Arial" w:hAnsi="Arial"/>
@@ -3517,6 +3531,22 @@
           </w:p>
           <w:p>
             <w:pPr>
+              <w:spacing w:after="20" w:before="0"/>
+            </w:pPr>
+            <w:r>
+              <w:rPr>
+                <w:rFonts w:ascii="Arial" w:cs="Arial" w:eastAsia="Arial" w:hAnsi="Arial"/>
+                <w:i/>
+                <w:iCs/>
+                <w:color w:val="595959"/>
+                <w:sz w:val="16"/>
+                <w:szCs w:val="16"/>
+              </w:rPr>
+              <w:t xml:space="preserve">Related topic: not an exact match for this lesson.</w:t>
+            </w:r>
+          </w:p>
+          <w:p>
+            <w:pPr>
               <w:spacing w:after="10" w:before="0"/>
               <w:ind w:left="120"/>
             </w:pPr>
@@ -3535,7 +3565,7 @@
               <w:spacing w:after="10" w:before="0"/>
               <w:ind w:left="120"/>
             </w:pPr>
-            <w:hyperlink w:history="1" r:id="rId2obvx6dejbokyd5uxh3y5">
+            <w:hyperlink w:history="1" r:id="rIdmajwcikgq3x6fhdmablc7">
               <w:r>
                 <w:rPr>
                   <w:rFonts w:ascii="Arial" w:cs="Arial" w:eastAsia="Arial" w:hAnsi="Arial"/>
@@ -3577,7 +3607,7 @@
                 <w:sz w:val="18"/>
                 <w:szCs w:val="18"/>
               </w:rPr>
-              <w:t xml:space="preserve">In groups of 3–4, learners receive a pre-scored cardboard net kit. The kit contains: (i) a pre-cut sector (the lateral face of a cone, radius = 10 cm, arc length ≈ 22 cm) and (ii) a pre-cut circle (radius = 3.5 cm, representing the base). Groups are also given a ruler, a piece of string, and a marker. Task card instructions: Step 1 — Using the string, measure the arc length of the sector and record it. Step 2 — Measure the straight edge (radius) of the sector and record it — this is the slant height l. Step 3 — Measure the radius r of the circular base. Step 4 — Roll the sector into a cone and attach the base using a small piece of tape. Observe how the arc of the sector becomes the circumference of the base circle. Step 5 — Unroll it and lay it flat again. Record: 'The arc length of the sector = the circumference of the base circle = 2πr.' Step 6 — Sketch the net in your exercise book, labelling l (slant height), r (base radius), and the sector arc. Learners record all measurements in a table drawn in their exercise books: | Part | Shape | Measurement |. A short 3-minute teacher-narrated demonstration video (pre-loaded on ARES offline) showing a cone being unrolled in slow motion is available for groups that finish early or need visual support.</w:t>
+              <w:t xml:space="preserve">In groups of 3–4, learners receive a pre-scored cardboard net kit. The kit contains: (i) a pre-cut sector (the lateral face of a cone, radius = 8 cm, arc length ≈ 22 cm) and (ii) a pre-cut circle (radius = 3.5 cm, representing the base). Groups are also given a ruler, a piece of string, and a marker. Task card instructions: Step 1 — Using the string, measure the arc length of the sector and record it. Step 2 — Measure the straight edge (radius) of the sector and record it — this is the slant height l. Step 3 — Measure the radius r of the circular base. Step 4 — Roll the sector into a cone and attach the base using a small piece of tape. Observe how the arc of the sector becomes the circumference of the base circle. Step 5 — Unroll it and lay it flat again. Record: 'The arc length of the sector = the circumference of the base circle = 2πr.' Step 6 — Sketch the net in your exercise book, labelling l (slant height), r (base radius), and the sector arc. Learners record all measurements in a table drawn in their exercise books: | Part | Shape | Measurement |. A short 3-minute teacher-narrated demonstration video (pre-loaded on ARES offline) showing a cone being unrolled in slow motion is available for groups that finish early or need visual support.</w:t>
             </w:r>
           </w:p>
         </w:tc>
@@ -3730,40 +3760,24 @@
             <w:pPr>
               <w:spacing w:after="20" w:before="0"/>
             </w:pPr>
-            <w:hyperlink w:history="1" r:id="rIdha2qtyiyjrvaty8hygxjx">
-              <w:r>
-                <w:rPr>
-                  <w:rFonts w:ascii="Arial" w:cs="Arial" w:eastAsia="Arial" w:hAnsi="Arial"/>
-                  <w:color w:val="2E75B6"/>
-                  <w:sz w:val="16"/>
-                  <w:szCs w:val="16"/>
-                  <w:u w:val="single" w:color="2E75B6"/>
-                </w:rPr>
-                <w:t xml:space="preserve">Geometry proof problem: squared circle</w:t>
-              </w:r>
-            </w:hyperlink>
+            <w:r>
+              <w:rPr>
+                <w:rFonts w:ascii="Arial" w:cs="Arial" w:eastAsia="Arial" w:hAnsi="Arial"/>
+                <w:i/>
+                <w:iCs/>
+                <w:color w:val="595959"/>
+                <w:sz w:val="16"/>
+                <w:szCs w:val="16"/>
+              </w:rPr>
+              <w:t xml:space="preserve">No closely matching video in the ARES library for this activity.</w:t>
+            </w:r>
           </w:p>
           <w:p>
             <w:pPr>
               <w:spacing w:after="10" w:before="0"/>
               <w:ind w:left="120"/>
             </w:pPr>
-            <w:r>
-              <w:rPr>
-                <w:rFonts w:ascii="Arial" w:cs="Arial" w:eastAsia="Arial" w:hAnsi="Arial"/>
-                <w:color w:val="595959"/>
-                <w:sz w:val="14"/>
-                <w:szCs w:val="14"/>
-              </w:rPr>
-              <w:t xml:space="preserve">Source: Khan Academy (English - US curriculum)</w:t>
-            </w:r>
-          </w:p>
-          <w:p>
-            <w:pPr>
-              <w:spacing w:after="10" w:before="0"/>
-              <w:ind w:left="120"/>
-            </w:pPr>
-            <w:hyperlink w:history="1" r:id="rIdrhb6lmny-v3rtsuujer0t">
+            <w:hyperlink w:history="1" r:id="rId3q4gli70xqpjsvj9-rrq_">
               <w:r>
                 <w:rPr>
                   <w:rFonts w:ascii="Arial" w:cs="Arial" w:eastAsia="Arial" w:hAnsi="Arial"/>
@@ -3772,9 +3786,24 @@
                   <w:szCs w:val="14"/>
                   <w:u w:val="single" w:color="595959"/>
                 </w:rPr>
-                <w:t xml:space="preserve">🔍 Search ARES for similar videos</w:t>
+                <w:t xml:space="preserve">🔍 Search ARES for videos</w:t>
               </w:r>
             </w:hyperlink>
+          </w:p>
+          <w:p>
+            <w:pPr>
+              <w:spacing w:after="10" w:before="0"/>
+              <w:ind w:left="120"/>
+            </w:pPr>
+            <w:r>
+              <w:rPr>
+                <w:rFonts w:ascii="Arial" w:cs="Arial" w:eastAsia="Arial" w:hAnsi="Arial"/>
+                <w:color w:val="595959"/>
+                <w:sz w:val="14"/>
+                <w:szCs w:val="14"/>
+              </w:rPr>
+              <w:t xml:space="preserve">Search terms: surface area solids cone</w:t>
+            </w:r>
           </w:p>
           <w:p>
             <w:pPr>
@@ -3808,7 +3837,7 @@
             <w:pPr>
               <w:spacing w:after="20" w:before="0"/>
             </w:pPr>
-            <w:hyperlink w:history="1" r:id="rIdnr_s2jvkhjra-h0gktcw4">
+            <w:hyperlink w:history="1" r:id="rIdqhnxan05qmlhb2hwxynfx">
               <w:r>
                 <w:rPr>
                   <w:rFonts w:ascii="Arial" w:cs="Arial" w:eastAsia="Arial" w:hAnsi="Arial"/>
@@ -3823,6 +3852,22 @@
           </w:p>
           <w:p>
             <w:pPr>
+              <w:spacing w:after="20" w:before="0"/>
+            </w:pPr>
+            <w:r>
+              <w:rPr>
+                <w:rFonts w:ascii="Arial" w:cs="Arial" w:eastAsia="Arial" w:hAnsi="Arial"/>
+                <w:i/>
+                <w:iCs/>
+                <w:color w:val="595959"/>
+                <w:sz w:val="16"/>
+                <w:szCs w:val="16"/>
+              </w:rPr>
+              <w:t xml:space="preserve">Related topic: not an exact match for this lesson.</w:t>
+            </w:r>
+          </w:p>
+          <w:p>
+            <w:pPr>
               <w:spacing w:after="10" w:before="0"/>
               <w:ind w:left="120"/>
             </w:pPr>
@@ -3841,7 +3886,7 @@
               <w:spacing w:after="10" w:before="0"/>
               <w:ind w:left="120"/>
             </w:pPr>
-            <w:hyperlink w:history="1" r:id="rId61hje04ygquig9anxgcji">
+            <w:hyperlink w:history="1" r:id="rIdm827aerlxlgims1vcwxmm">
               <w:r>
                 <w:rPr>
                   <w:rFonts w:ascii="Arial" w:cs="Arial" w:eastAsia="Arial" w:hAnsi="Arial"/>
@@ -3883,7 +3928,7 @@
                 <w:sz w:val="18"/>
                 <w:szCs w:val="18"/>
               </w:rPr>
-              <w:t xml:space="preserve">Whole-class guided derivation followed by individual practice. The teacher leads a step-by-step derivation of the cone TSA formula on the board, with learners completing a structured note-frame in their exercise books (pre-printed or copied): 'The lateral surface of a cone is a sector of a circle with radius = ___ (slant height l) and arc length = ___. Area of a full circle with radius l = ___. The sector is a fraction of this full circle. The fraction = (arc length) ÷ (full circumference) = 2πr ÷ 2πl = ___. Therefore, Lateral Surface Area = (r/l) × πl² = ___. Adding the base: TSA = πrl + πr².' After the derivation, the teacher connects back to the phenomenon: 'So for Bucket C — the conical bucket — we now have a tool to find the metal sheet area.' Learners then individually solve the application problem: 'A conical paper cup used at a water dispenser at Kenyatta National Hospital has base radius r = 3.5 cm and slant height l = 8 cm. Calculate the total surface area of the cup. (Use π = 22/7.)' Early finishers solve an extension: 'The perpendicular height of the conical bucket (Bucket C) is 28 cm and its base radius is 10.5 cm. Find the slant height and then calculate the total surface area of the bucket.'</w:t>
+              <w:t xml:space="preserve">Whole-class guided derivation followed by individual practice. The teacher leads a step-by-step derivation of the cone TSA formula on the board, with learners completing a structured note-frame in their exercise books (pre-printed or copied): 'The lateral surface of a cone is a sector of a circle with radius = ___ (slant height l) and arc length = ___. Area of a full circle with radius l = ___. The sector is a fraction of this full circle. The fraction = (arc length) ÷ (full circumference) = 2πr ÷ 2πl = ___. Therefore, Lateral Surface Area = (r/l) × πl² = ___. Adding the base: TSA = πrl + πr².' After the derivation, the teacher connects back to the phenomenon: 'So for Bucket C — the conical bucket — we now have a tool to find the metal sheet area.' Learners then individually solve the application problem: 'A conical paper cup used at a water dispenser at Kenyatta National Hospital has base radius r = 3.5 cm and slant height l = 8 cm. Calculate the total surface area of the cup. (Use π = 22/7.)' Early finishers solve an extension: 'The perpendicular height of the conical bucket (Bucket C) is 52.9 cm and its base radius is 13.4 cm. Find the slant height and then calculate the total surface area of the bucket.'</w:t>
             </w:r>
           </w:p>
         </w:tc>
@@ -4036,40 +4081,24 @@
             <w:pPr>
               <w:spacing w:after="20" w:before="0"/>
             </w:pPr>
-            <w:hyperlink w:history="1" r:id="rId7gtps-ivuf41_swzw5hb0">
-              <w:r>
-                <w:rPr>
-                  <w:rFonts w:ascii="Arial" w:cs="Arial" w:eastAsia="Arial" w:hAnsi="Arial"/>
-                  <w:color w:val="2E75B6"/>
-                  <w:sz w:val="16"/>
-                  <w:szCs w:val="16"/>
-                  <w:u w:val="single" w:color="2E75B6"/>
-                </w:rPr>
-                <w:t xml:space="preserve">Geometry proof problem: squared circle</w:t>
-              </w:r>
-            </w:hyperlink>
+            <w:r>
+              <w:rPr>
+                <w:rFonts w:ascii="Arial" w:cs="Arial" w:eastAsia="Arial" w:hAnsi="Arial"/>
+                <w:i/>
+                <w:iCs/>
+                <w:color w:val="595959"/>
+                <w:sz w:val="16"/>
+                <w:szCs w:val="16"/>
+              </w:rPr>
+              <w:t xml:space="preserve">No closely matching video in the ARES library for this activity.</w:t>
+            </w:r>
           </w:p>
           <w:p>
             <w:pPr>
               <w:spacing w:after="10" w:before="0"/>
               <w:ind w:left="120"/>
             </w:pPr>
-            <w:r>
-              <w:rPr>
-                <w:rFonts w:ascii="Arial" w:cs="Arial" w:eastAsia="Arial" w:hAnsi="Arial"/>
-                <w:color w:val="595959"/>
-                <w:sz w:val="14"/>
-                <w:szCs w:val="14"/>
-              </w:rPr>
-              <w:t xml:space="preserve">Source: Khan Academy (English - US curriculum)</w:t>
-            </w:r>
-          </w:p>
-          <w:p>
-            <w:pPr>
-              <w:spacing w:after="10" w:before="0"/>
-              <w:ind w:left="120"/>
-            </w:pPr>
-            <w:hyperlink w:history="1" r:id="rIdejpxkr08hcnhclppwyiza">
+            <w:hyperlink w:history="1" r:id="rIdqh17-ncoljsnu2n-hm9za">
               <w:r>
                 <w:rPr>
                   <w:rFonts w:ascii="Arial" w:cs="Arial" w:eastAsia="Arial" w:hAnsi="Arial"/>
@@ -4078,9 +4107,24 @@
                   <w:szCs w:val="14"/>
                   <w:u w:val="single" w:color="595959"/>
                 </w:rPr>
-                <w:t xml:space="preserve">🔍 Search ARES for similar videos</w:t>
+                <w:t xml:space="preserve">🔍 Search ARES for videos</w:t>
               </w:r>
             </w:hyperlink>
+          </w:p>
+          <w:p>
+            <w:pPr>
+              <w:spacing w:after="10" w:before="0"/>
+              <w:ind w:left="120"/>
+            </w:pPr>
+            <w:r>
+              <w:rPr>
+                <w:rFonts w:ascii="Arial" w:cs="Arial" w:eastAsia="Arial" w:hAnsi="Arial"/>
+                <w:color w:val="595959"/>
+                <w:sz w:val="14"/>
+                <w:szCs w:val="14"/>
+              </w:rPr>
+              <w:t xml:space="preserve">Search terms: surface area solids cone</w:t>
+            </w:r>
           </w:p>
           <w:p>
             <w:pPr>
@@ -4114,7 +4158,7 @@
             <w:pPr>
               <w:spacing w:after="20" w:before="0"/>
             </w:pPr>
-            <w:hyperlink w:history="1" r:id="rIdrxpmlt2cegiqcx28dcw3h">
+            <w:hyperlink w:history="1" r:id="rId9ui3wqgxfbkxe5tqncz6e">
               <w:r>
                 <w:rPr>
                   <w:rFonts w:ascii="Arial" w:cs="Arial" w:eastAsia="Arial" w:hAnsi="Arial"/>
@@ -4129,6 +4173,22 @@
           </w:p>
           <w:p>
             <w:pPr>
+              <w:spacing w:after="20" w:before="0"/>
+            </w:pPr>
+            <w:r>
+              <w:rPr>
+                <w:rFonts w:ascii="Arial" w:cs="Arial" w:eastAsia="Arial" w:hAnsi="Arial"/>
+                <w:i/>
+                <w:iCs/>
+                <w:color w:val="595959"/>
+                <w:sz w:val="16"/>
+                <w:szCs w:val="16"/>
+              </w:rPr>
+              <w:t xml:space="preserve">Related topic: not an exact match for this lesson.</w:t>
+            </w:r>
+          </w:p>
+          <w:p>
+            <w:pPr>
               <w:spacing w:after="10" w:before="0"/>
               <w:ind w:left="120"/>
             </w:pPr>
@@ -4147,7 +4207,7 @@
               <w:spacing w:after="10" w:before="0"/>
               <w:ind w:left="120"/>
             </w:pPr>
-            <w:hyperlink w:history="1" r:id="rIdqzphnkdme8n5e5q3gd33p">
+            <w:hyperlink w:history="1" r:id="rId5xdkqn0ic22ytlcjmihck">
               <w:r>
                 <w:rPr>
                   <w:rFonts w:ascii="Arial" w:cs="Arial" w:eastAsia="Arial" w:hAnsi="Arial"/>
@@ -4189,7 +4249,7 @@
                 <w:sz w:val="18"/>
                 <w:szCs w:val="18"/>
               </w:rPr>
-              <w:t xml:space="preserve">Each learner receives two sticky notes (or small torn pieces of paper if sticky notes are unavailable). On the FIRST note, learners write one thing they are NOW wondering about the bucket phenomenon — a genuine question that this lesson has not yet answered. On the SECOND note, they write one thing they now know for certain that they did not know at the start of the lesson. Learners stick or tape their notes onto a dedicated section of the blackboard (or a large sheet of manila paper) divided into two columns: 'We Are Wondering…' and 'We Now Know…'. The teacher reads 5–6 questions aloud and organises similar questions into clusters with a chalk circle. The teacher labels emerging clusters: e.g., 'Cylinder surface area', 'Frustum surface area', 'Comparing all three', 'What is slant height for the frustum?'. The teacher then says: 'Every lesson in this unit will add to the NOW KNOW column and help us answer questions in the WONDERING column. By the end of the unit, we will be able to tell the shopkeeper on Kirinyaga Road whether he is correct.'</w:t>
+              <w:t xml:space="preserve">Each learner receives two sticky notes (or small torn pieces of paper if sticky notes are unavailable). On the FIRST note, learners write one thing they are NOW wondering about the bucket phenomenon — a genuine question that this lesson has not yet answered. On the SECOND note, they write one thing they now know for certain that they did not know at the start of the lesson. Learners stick or tape their notes onto a dedicated section of the blackboard (or a large sheet of manila paper) divided into two columns: 'We Are Wondering…' and 'We Now Know…'. The teacher reads 5–6 questions aloud and organises similar questions into clusters with a chalk circle. The teacher labels emerging clusters: e.g., 'Cylinder surface area', 'Frustum surface area', 'Comparing all three', 'What is slant height for the frustum?'. The teacher then says: 'Every lesson in this unit will add to the NOW KNOW column and help us answer questions in the WONDERING column. By the end of the unit, we will be able to tell the shopkeeper on Kirinyaga Road whether he is correct, using the actual dimensions of the three buckets.'</w:t>
             </w:r>
           </w:p>
         </w:tc>
@@ -4221,7 +4281,7 @@
                 <w:sz w:val="18"/>
                 <w:szCs w:val="18"/>
               </w:rPr>
-              <w:t xml:space="preserve">1. Distribute two sticky notes per learner. Say: 'Think quietly for 2 minutes. On the PINK note, write one question you still have about the buckets or about surface area. On the YELLOW note, write one thing you are now certain about that you were not certain about when you walked in.' 2. After 2 minutes, invite learners to come up row by row and place their notes on the DQB. 3. Read 5–6 questions aloud with genuine curiosity: 'Listen to this one — Akinyi asks: If the frustum is like a cone with the top cut off, do we just subtract the top cone's area? Interesting! Let us park that — we will answer it in Lesson 3.' 4. Cluster visibly: physically draw chalk circles around related notes. 5. Point to the Prediction Wall: 'Your predictions are still up there. We have not changed them yet. We have only answered one part of the puzzle — the cone. We have four more shapes to go.' 6. Close with: 'The DQB stays on the wall for the whole unit. Every lesson, we will return to it.'</w:t>
+              <w:t xml:space="preserve">1. Distribute two sticky notes per learner. Say: 'Think quietly for 2 minutes. On the PINK note, write one question you still have about the buckets or about surface area. On the YELLOW note, write one thing you are now certain about that you were not certain about when you walked in.' 2. After 2 minutes, invite learners to come up row by row and place their notes on the DQB. 3. Read 5–6 questions aloud with genuine curiosity: 'Listen to this one — Akinyi asks: If the frustum is like a cone with the top cut off, do we just subtract the top cone's area? Interesting! Let us park that — we will answer it in Lesson 5.' 4. Cluster visibly: physically draw chalk circles around related notes. 5. Point to the Prediction Wall: 'Your predictions are still up there. We have not changed them yet. We have only answered one part of the puzzle — the cone. We have four more shapes to go.' 6. Close with: 'The DQB stays on the wall for the whole unit. Every lesson, we will return to it.'</w:t>
             </w:r>
           </w:p>
         </w:tc>
@@ -4342,40 +4402,24 @@
             <w:pPr>
               <w:spacing w:after="20" w:before="0"/>
             </w:pPr>
-            <w:hyperlink w:history="1" r:id="rIdgjshflhqa4_zfo2kjyufm">
-              <w:r>
-                <w:rPr>
-                  <w:rFonts w:ascii="Arial" w:cs="Arial" w:eastAsia="Arial" w:hAnsi="Arial"/>
-                  <w:color w:val="2E75B6"/>
-                  <w:sz w:val="16"/>
-                  <w:szCs w:val="16"/>
-                  <w:u w:val="single" w:color="2E75B6"/>
-                </w:rPr>
-                <w:t xml:space="preserve">Geometry proof problem: squared circle</w:t>
-              </w:r>
-            </w:hyperlink>
+            <w:r>
+              <w:rPr>
+                <w:rFonts w:ascii="Arial" w:cs="Arial" w:eastAsia="Arial" w:hAnsi="Arial"/>
+                <w:i/>
+                <w:iCs/>
+                <w:color w:val="595959"/>
+                <w:sz w:val="16"/>
+                <w:szCs w:val="16"/>
+              </w:rPr>
+              <w:t xml:space="preserve">No closely matching video in the ARES library for this activity.</w:t>
+            </w:r>
           </w:p>
           <w:p>
             <w:pPr>
               <w:spacing w:after="10" w:before="0"/>
               <w:ind w:left="120"/>
             </w:pPr>
-            <w:r>
-              <w:rPr>
-                <w:rFonts w:ascii="Arial" w:cs="Arial" w:eastAsia="Arial" w:hAnsi="Arial"/>
-                <w:color w:val="595959"/>
-                <w:sz w:val="14"/>
-                <w:szCs w:val="14"/>
-              </w:rPr>
-              <w:t xml:space="preserve">Source: Khan Academy (English - US curriculum)</w:t>
-            </w:r>
-          </w:p>
-          <w:p>
-            <w:pPr>
-              <w:spacing w:after="10" w:before="0"/>
-              <w:ind w:left="120"/>
-            </w:pPr>
-            <w:hyperlink w:history="1" r:id="rId_ti0psl9docxbehim8ka2">
+            <w:hyperlink w:history="1" r:id="rId2gnpveajgjiumr80-w5nj">
               <w:r>
                 <w:rPr>
                   <w:rFonts w:ascii="Arial" w:cs="Arial" w:eastAsia="Arial" w:hAnsi="Arial"/>
@@ -4384,9 +4428,24 @@
                   <w:szCs w:val="14"/>
                   <w:u w:val="single" w:color="595959"/>
                 </w:rPr>
-                <w:t xml:space="preserve">🔍 Search ARES for similar videos</w:t>
+                <w:t xml:space="preserve">🔍 Search ARES for videos</w:t>
               </w:r>
             </w:hyperlink>
+          </w:p>
+          <w:p>
+            <w:pPr>
+              <w:spacing w:after="10" w:before="0"/>
+              <w:ind w:left="120"/>
+            </w:pPr>
+            <w:r>
+              <w:rPr>
+                <w:rFonts w:ascii="Arial" w:cs="Arial" w:eastAsia="Arial" w:hAnsi="Arial"/>
+                <w:color w:val="595959"/>
+                <w:sz w:val="14"/>
+                <w:szCs w:val="14"/>
+              </w:rPr>
+              <w:t xml:space="preserve">Search terms: surface area solids cone</w:t>
+            </w:r>
           </w:p>
           <w:p>
             <w:pPr>
@@ -4420,7 +4479,7 @@
             <w:pPr>
               <w:spacing w:after="20" w:before="0"/>
             </w:pPr>
-            <w:hyperlink w:history="1" r:id="rIdl4gttqqqrmpeaamogsuag">
+            <w:hyperlink w:history="1" r:id="rIddnag4rexvqnd-ix74o01r">
               <w:r>
                 <w:rPr>
                   <w:rFonts w:ascii="Arial" w:cs="Arial" w:eastAsia="Arial" w:hAnsi="Arial"/>
@@ -4435,6 +4494,22 @@
           </w:p>
           <w:p>
             <w:pPr>
+              <w:spacing w:after="20" w:before="0"/>
+            </w:pPr>
+            <w:r>
+              <w:rPr>
+                <w:rFonts w:ascii="Arial" w:cs="Arial" w:eastAsia="Arial" w:hAnsi="Arial"/>
+                <w:i/>
+                <w:iCs/>
+                <w:color w:val="595959"/>
+                <w:sz w:val="16"/>
+                <w:szCs w:val="16"/>
+              </w:rPr>
+              <w:t xml:space="preserve">Related topic: not an exact match for this lesson.</w:t>
+            </w:r>
+          </w:p>
+          <w:p>
+            <w:pPr>
               <w:spacing w:after="10" w:before="0"/>
               <w:ind w:left="120"/>
             </w:pPr>
@@ -4453,7 +4528,7 @@
               <w:spacing w:after="10" w:before="0"/>
               <w:ind w:left="120"/>
             </w:pPr>
-            <w:hyperlink w:history="1" r:id="rIdrabpptsuy_ephotv66ew5">
+            <w:hyperlink w:history="1" r:id="rIdrbpv_yhuisbnsjrx37rke">
               <w:r>
                 <w:rPr>
                   <w:rFonts w:ascii="Arial" w:cs="Arial" w:eastAsia="Arial" w:hAnsi="Arial"/>
@@ -4495,7 +4570,7 @@
                 <w:sz w:val="18"/>
                 <w:szCs w:val="18"/>
               </w:rPr>
-              <w:t xml:space="preserve">Learners draw the first entry in their unit Model Journal — a dedicated page (or folded A4 sheet kept in their exercise book) titled 'My Growing Model: How Much Metal Makes a Bucket?' At this stage, learners draw and annotate only what they have confirmed so far: a diagram of the conical bucket (Bucket C) with its net beside it, labelling r, l, the sector (lateral surface), and the circular base. Beneath the diagram, they write the confirmed formula: TSA of Cone = πrl + πr² and their calculated value for the KNH paper cup (TSA = 126.5 cm²). They leave space labelled 'Cylinder (Lesson 2)', 'Sphere/Hemisphere (Lesson 2/3)', and 'Frustum (Lesson 3/4)' as placeholders for future lessons. Learners who finish early annotate their model with a note explaining WHY the arc of the sector equals 2πr, in their own words.</w:t>
+              <w:t xml:space="preserve">Learners draw the first entry in their unit Model Journal — a dedicated page (or folded A4 sheet kept in their exercise book) titled 'My Growing Model: How Much Metal Makes a Bucket?' At this stage, learners draw and annotate only what they have confirmed so far: a diagram of the conical bucket (Bucket C) with its net beside it, labelling r, l, the sector (lateral surface), and the circular base. Beneath the diagram, they write the confirmed formula: TSA of Cone = πrl + πr² and their calculated value for the KNH paper cup (TSA = 126.5 cm²). They leave space labelled 'Cylinder (Lesson 2)', 'Sphere/Hemisphere (Lesson 3)', and 'Frustum (Lesson 5)' as placeholders for future lessons. Learners who finish early annotate their model with a note explaining WHY the arc of the sector equals 2πr, in their own words.</w:t>
             </w:r>
           </w:p>
         </w:tc>
@@ -4943,7 +5018,7 @@
                 <w:sz w:val="18"/>
                 <w:szCs w:val="18"/>
               </w:rPr>
-              <w:t xml:space="preserve">The formula TSA = πrl + πr² is derived by expressing the sector as a fraction (r/l) of a full circle of radius l, giving lateral area = πrl, then adding the base area πr²; the shape of a container affects its surface area even when the volume is fixed — this is why the shopkeeper's claim about the frustum bucket may be mathematically justified, and we will verify it fully by computing and comparing all three buckets' surface areas across the unit.</w:t>
+              <w:t xml:space="preserve">The formula TSA = πrl + πr² is derived by expressing the sector as a fraction (r/l) of a full circle of radius l, giving lateral area = πrl, then adding the base area πr²; the shape of a container affects its surface area even when the volume is fixed — this is why the shopkeeper's claim about the frustum bucket needs to be tested, and we will check it fully by computing and comparing all three buckets' surface areas across the unit.</w:t>
             </w:r>
           </w:p>
         </w:tc>
@@ -4965,7 +5040,7 @@
         </w:rPr>
         <w:t xml:space="preserve">© 2026 SeaVuria and ARES. Aligned with KICD objectives. Developed by SeaVuria; technical implementation by ARES (with AI assistance from Claude). Licensed under </w:t>
       </w:r>
-      <w:hyperlink w:history="1" r:id="rIdaxyqgzx7wrv_bqiqwotsa">
+      <w:hyperlink w:history="1" r:id="rIdx9grh_lyopcal_0-jybdq">
         <w:r>
           <w:rPr>
             <w:rFonts w:ascii="Arial" w:cs="Arial" w:eastAsia="Arial" w:hAnsi="Arial"/>
@@ -4986,7 +5061,7 @@
         </w:rPr>
         <w:t xml:space="preserve"> (</w:t>
       </w:r>
-      <w:hyperlink w:history="1" r:id="rIdkxuxbdqgwiivpnjvxzi-_">
+      <w:hyperlink w:history="1" r:id="rIdab_bgml4orbdp8x65u7xo">
         <w:r>
           <w:rPr>
             <w:rFonts w:ascii="Arial" w:cs="Arial" w:eastAsia="Arial" w:hAnsi="Arial"/>
@@ -5999,7 +6074,619 @@
             <w:pPr>
               <w:spacing w:after="20" w:before="0"/>
             </w:pPr>
-            <w:hyperlink w:history="1" r:id="rIdfduqompnuyrblufc54d_8">
+            <w:hyperlink w:history="1" r:id="rIdtuzippe8xp8lfy_lr6d3p">
+              <w:r>
+                <w:rPr>
+                  <w:rFonts w:ascii="Arial" w:cs="Arial" w:eastAsia="Arial" w:hAnsi="Arial"/>
+                  <w:color w:val="2E75B6"/>
+                  <w:sz w:val="16"/>
+                  <w:szCs w:val="16"/>
+                  <w:u w:val="single" w:color="2E75B6"/>
+                </w:rPr>
+                <w:t xml:space="preserve">Surface area word problem example</w:t>
+              </w:r>
+            </w:hyperlink>
+          </w:p>
+          <w:p>
+            <w:pPr>
+              <w:spacing w:after="10" w:before="0"/>
+              <w:ind w:left="120"/>
+            </w:pPr>
+            <w:r>
+              <w:rPr>
+                <w:rFonts w:ascii="Arial" w:cs="Arial" w:eastAsia="Arial" w:hAnsi="Arial"/>
+                <w:color w:val="595959"/>
+                <w:sz w:val="14"/>
+                <w:szCs w:val="14"/>
+              </w:rPr>
+              <w:t xml:space="preserve">Source: Khan Academy (English - US curriculum)</w:t>
+            </w:r>
+          </w:p>
+          <w:p>
+            <w:pPr>
+              <w:spacing w:after="10" w:before="0"/>
+              <w:ind w:left="120"/>
+            </w:pPr>
+            <w:hyperlink w:history="1" r:id="rIdusb11gmnuwskqg4hroh1k">
+              <w:r>
+                <w:rPr>
+                  <w:rFonts w:ascii="Arial" w:cs="Arial" w:eastAsia="Arial" w:hAnsi="Arial"/>
+                  <w:color w:val="595959"/>
+                  <w:sz w:val="14"/>
+                  <w:szCs w:val="14"/>
+                  <w:u w:val="single" w:color="595959"/>
+                </w:rPr>
+                <w:t xml:space="preserve">🔍 Search ARES for similar videos</w:t>
+              </w:r>
+            </w:hyperlink>
+          </w:p>
+          <w:p>
+            <w:pPr>
+              <w:spacing w:after="40" w:before="0"/>
+            </w:pPr>
+            <w:r>
+              <w:rPr>
+                <w:sz w:val="14"/>
+                <w:szCs w:val="14"/>
+              </w:rPr>
+              <w:t xml:space="preserve"/>
+            </w:r>
+          </w:p>
+          <w:p>
+            <w:pPr>
+              <w:spacing w:after="20" w:before="0"/>
+            </w:pPr>
+            <w:r>
+              <w:rPr>
+                <w:rFonts w:ascii="Arial" w:cs="Arial" w:eastAsia="Arial" w:hAnsi="Arial"/>
+                <w:b/>
+                <w:bCs/>
+                <w:color w:val="1F3864"/>
+                <w:sz w:val="16"/>
+                <w:szCs w:val="16"/>
+              </w:rPr>
+              <w:t xml:space="preserve">📖 EXERCISE:</w:t>
+            </w:r>
+          </w:p>
+          <w:p>
+            <w:pPr>
+              <w:spacing w:after="20" w:before="0"/>
+            </w:pPr>
+            <w:hyperlink w:history="1" r:id="rIdw13tkvn9kejz4qo_7v3rl">
+              <w:r>
+                <w:rPr>
+                  <w:rFonts w:ascii="Arial" w:cs="Arial" w:eastAsia="Arial" w:hAnsi="Arial"/>
+                  <w:color w:val="2E75B6"/>
+                  <w:sz w:val="16"/>
+                  <w:szCs w:val="16"/>
+                  <w:u w:val="single" w:color="2E75B6"/>
+                </w:rPr>
+                <w:t xml:space="preserve">Surface Area and Volume of Pyramids Practice</w:t>
+              </w:r>
+            </w:hyperlink>
+          </w:p>
+          <w:p>
+            <w:pPr>
+              <w:spacing w:after="10" w:before="0"/>
+              <w:ind w:left="120"/>
+            </w:pPr>
+            <w:r>
+              <w:rPr>
+                <w:rFonts w:ascii="Arial" w:cs="Arial" w:eastAsia="Arial" w:hAnsi="Arial"/>
+                <w:color w:val="595959"/>
+                <w:sz w:val="14"/>
+                <w:szCs w:val="14"/>
+              </w:rPr>
+              <w:t xml:space="preserve">Source: CK-12</w:t>
+            </w:r>
+          </w:p>
+          <w:p>
+            <w:pPr>
+              <w:spacing w:after="10" w:before="0"/>
+              <w:ind w:left="120"/>
+            </w:pPr>
+            <w:hyperlink w:history="1" r:id="rIdz_9za24zlsm8bebtmj2fg">
+              <w:r>
+                <w:rPr>
+                  <w:rFonts w:ascii="Arial" w:cs="Arial" w:eastAsia="Arial" w:hAnsi="Arial"/>
+                  <w:color w:val="595959"/>
+                  <w:sz w:val="14"/>
+                  <w:szCs w:val="14"/>
+                  <w:u w:val="single" w:color="595959"/>
+                </w:rPr>
+                <w:t xml:space="preserve">🔍 Search ARES for similar readings</w:t>
+              </w:r>
+            </w:hyperlink>
+          </w:p>
+        </w:tc>
+        <w:tc>
+          <w:tcPr>
+            <w:tcW w:type="dxa" w:w="3040"/>
+            <w:shd w:fill="FFFFFF" w:color="auto" w:val="clear"/>
+            <w:tcMar>
+              <w:top w:type="dxa" w:w="60"/>
+              <w:left w:type="dxa" w:w="120"/>
+              <w:bottom w:type="dxa" w:w="60"/>
+              <w:right w:type="dxa" w:w="120"/>
+            </w:tcMar>
+            <w:vAlign w:val="top"/>
+          </w:tcPr>
+          <w:p>
+            <w:pPr>
+              <w:spacing w:after="40" w:before="0"/>
+              <w:jc w:val="left"/>
+            </w:pPr>
+            <w:r>
+              <w:rPr>
+                <w:rFonts w:ascii="Arial" w:cs="Arial" w:eastAsia="Arial" w:hAnsi="Arial"/>
+                <w:b w:val="false"/>
+                <w:bCs w:val="false"/>
+                <w:i w:val="false"/>
+                <w:iCs w:val="false"/>
+                <w:color w:val="000000"/>
+                <w:sz w:val="18"/>
+                <w:szCs w:val="18"/>
+              </w:rPr>
+              <w:t xml:space="preserve">Each learner receives a small pre-cut pyramid-shaped cardboard gift box (or a photograph of one, referencing the gift-box shop near Kirinyaga Road). Before unfolding or measuring anything, learners individually write a prediction in their exercise books: 'If I unfolded this pyramid completely flat, sketch what you think the net would look like. How many separate faces would you see? Which face do you think has the largest area?' Learners then share predictions with a shoulder partner (Think-Pair-Share, 2 minutes). Selected pairs share with the class.</w:t>
+            </w:r>
+          </w:p>
+        </w:tc>
+        <w:tc>
+          <w:tcPr>
+            <w:tcW w:type="dxa" w:w="3040"/>
+            <w:shd w:fill="F2F2F2" w:color="auto" w:val="clear"/>
+            <w:tcMar>
+              <w:top w:type="dxa" w:w="60"/>
+              <w:left w:type="dxa" w:w="120"/>
+              <w:bottom w:type="dxa" w:w="60"/>
+              <w:right w:type="dxa" w:w="120"/>
+            </w:tcMar>
+            <w:vAlign w:val="top"/>
+          </w:tcPr>
+          <w:p>
+            <w:pPr>
+              <w:spacing w:after="40" w:before="0"/>
+              <w:jc w:val="left"/>
+            </w:pPr>
+            <w:r>
+              <w:rPr>
+                <w:rFonts w:ascii="Arial" w:cs="Arial" w:eastAsia="Arial" w:hAnsi="Arial"/>
+                <w:b w:val="false"/>
+                <w:bCs w:val="false"/>
+                <w:i w:val="false"/>
+                <w:iCs w:val="false"/>
+                <w:color w:val="000000"/>
+                <w:sz w:val="18"/>
+                <w:szCs w:val="18"/>
+              </w:rPr>
+              <w:t xml:space="preserve">Distribute one pyramid box (or printed photograph) per learner pair. Say: 'Before we open or measure anything, I want you to think like an engineer at a cardboard factory in Thika — you need to know how much flat cardboard sheet to order before you fold a single box. In your book, sketch what you think this pyramid looks like when fully unfolded.' Allow 3 minutes of individual silent thinking. [WAIT TIME: 15 seconds after posing the question before any learner speaks.] After Think-Pair-Share, cold-call 3 pairs: ask 'What did you sketch? How many faces did you predict?' Record diverse predictions on the chalkboard under the heading 'Our Predictions.' Do NOT correct yet. Ask: 'Do you think a pyramid-shaped gift box uses more or less cardboard than a cone-shaped box of similar size — which we studied last lesson?' [WAIT TIME: 10 seconds.] Cold-call 2 learners. Record responses next to Lesson 1 cone findings already on the Driving Question Board.</w:t>
+            </w:r>
+          </w:p>
+        </w:tc>
+        <w:tc>
+          <w:tcPr>
+            <w:tcW w:type="dxa" w:w="3040"/>
+            <w:shd w:fill="FFFFFF" w:color="auto" w:val="clear"/>
+            <w:tcMar>
+              <w:top w:type="dxa" w:w="60"/>
+              <w:left w:type="dxa" w:w="120"/>
+              <w:bottom w:type="dxa" w:w="60"/>
+              <w:right w:type="dxa" w:w="120"/>
+            </w:tcMar>
+            <w:vAlign w:val="top"/>
+          </w:tcPr>
+          <w:p>
+            <w:pPr>
+              <w:spacing w:after="40" w:before="0"/>
+              <w:jc w:val="left"/>
+            </w:pPr>
+            <w:r>
+              <w:rPr>
+                <w:rFonts w:ascii="Arial" w:cs="Arial" w:eastAsia="Arial" w:hAnsi="Arial"/>
+                <w:b w:val="false"/>
+                <w:bCs w:val="false"/>
+                <w:i w:val="false"/>
+                <w:iCs w:val="false"/>
+                <w:color w:val="000000"/>
+                <w:sz w:val="18"/>
+                <w:szCs w:val="18"/>
+              </w:rPr>
+              <w:t xml:space="preserve">Think-Pair-Share with public prediction recording. This activates prior knowledge from Lesson 1 (cone nets) and creates a visible record of misconceptions (e.g., learners often predict only 4 faces, forgetting the base, or confuse slant height with vertical height). The public record creates cognitive dissonance that the Observe phase will resolve.</w:t>
+            </w:r>
+          </w:p>
+        </w:tc>
+        <w:tc>
+          <w:tcPr>
+            <w:tcW w:type="dxa" w:w="3040"/>
+            <w:shd w:fill="F2F2F2" w:color="auto" w:val="clear"/>
+            <w:tcMar>
+              <w:top w:type="dxa" w:w="60"/>
+              <w:left w:type="dxa" w:w="120"/>
+              <w:bottom w:type="dxa" w:w="60"/>
+              <w:right w:type="dxa" w:w="120"/>
+            </w:tcMar>
+            <w:vAlign w:val="top"/>
+          </w:tcPr>
+          <w:p>
+            <w:pPr>
+              <w:spacing w:after="40" w:before="0"/>
+              <w:jc w:val="left"/>
+            </w:pPr>
+            <w:r>
+              <w:rPr>
+                <w:rFonts w:ascii="Arial" w:cs="Arial" w:eastAsia="Arial" w:hAnsi="Arial"/>
+                <w:b w:val="false"/>
+                <w:bCs w:val="false"/>
+                <w:i w:val="false"/>
+                <w:iCs w:val="false"/>
+                <w:color w:val="000000"/>
+                <w:sz w:val="18"/>
+                <w:szCs w:val="18"/>
+              </w:rPr>
+              <w:t xml:space="preserve">Observable indicator: Learner sketches show at least an attempt to draw a 2D unfolded shape with distinct triangular regions. Listen for misconceptions: (a) learners who draw only 4 triangles with no base — flag these learners for targeted questioning during the Observe phase; (b) learners who confuse the pyramid with a cone. Teacher circulates and notes 2–3 sketches to display anonymously during the Explain phase.</w:t>
+            </w:r>
+          </w:p>
+        </w:tc>
+      </w:tr>
+      <w:tr>
+        <w:tc>
+          <w:tcPr>
+            <w:tcW w:type="dxa" w:w="1520"/>
+            <w:shd w:fill="D9EEF1" w:color="auto" w:val="clear"/>
+            <w:tcMar>
+              <w:top w:type="dxa" w:w="60"/>
+              <w:left w:type="dxa" w:w="120"/>
+              <w:bottom w:type="dxa" w:w="60"/>
+              <w:right w:type="dxa" w:w="120"/>
+            </w:tcMar>
+            <w:vAlign w:val="top"/>
+          </w:tcPr>
+          <w:p>
+            <w:pPr>
+              <w:spacing w:after="40" w:before="0"/>
+              <w:jc w:val="left"/>
+            </w:pPr>
+            <w:r>
+              <w:rPr>
+                <w:rFonts w:ascii="Arial" w:cs="Arial" w:eastAsia="Arial" w:hAnsi="Arial"/>
+                <w:b/>
+                <w:bCs/>
+                <w:i w:val="false"/>
+                <w:iCs w:val="false"/>
+                <w:color w:val="000000"/>
+                <w:sz w:val="18"/>
+                <w:szCs w:val="18"/>
+              </w:rPr>
+              <w:t xml:space="preserve">Observe Phase</w:t>
+            </w:r>
+          </w:p>
+          <w:p>
+            <w:pPr>
+              <w:spacing w:after="20" w:before="0"/>
+            </w:pPr>
+            <w:r>
+              <w:rPr>
+                <w:rFonts w:ascii="Arial" w:cs="Arial" w:eastAsia="Arial" w:hAnsi="Arial"/>
+                <w:b/>
+                <w:bCs/>
+                <w:color w:val="1F3864"/>
+                <w:sz w:val="16"/>
+                <w:szCs w:val="16"/>
+              </w:rPr>
+              <w:t xml:space="preserve">📹 VIDEO:</w:t>
+            </w:r>
+          </w:p>
+          <w:p>
+            <w:pPr>
+              <w:spacing w:after="20" w:before="0"/>
+            </w:pPr>
+            <w:hyperlink w:history="1" r:id="rIdibeqewvkj-w4humrx_-ua">
+              <w:r>
+                <w:rPr>
+                  <w:rFonts w:ascii="Arial" w:cs="Arial" w:eastAsia="Arial" w:hAnsi="Arial"/>
+                  <w:color w:val="2E75B6"/>
+                  <w:sz w:val="16"/>
+                  <w:szCs w:val="16"/>
+                  <w:u w:val="single" w:color="2E75B6"/>
+                </w:rPr>
+                <w:t xml:space="preserve">Surface area word problem example</w:t>
+              </w:r>
+            </w:hyperlink>
+          </w:p>
+          <w:p>
+            <w:pPr>
+              <w:spacing w:after="10" w:before="0"/>
+              <w:ind w:left="120"/>
+            </w:pPr>
+            <w:r>
+              <w:rPr>
+                <w:rFonts w:ascii="Arial" w:cs="Arial" w:eastAsia="Arial" w:hAnsi="Arial"/>
+                <w:color w:val="595959"/>
+                <w:sz w:val="14"/>
+                <w:szCs w:val="14"/>
+              </w:rPr>
+              <w:t xml:space="preserve">Source: Khan Academy (English - US curriculum)</w:t>
+            </w:r>
+          </w:p>
+          <w:p>
+            <w:pPr>
+              <w:spacing w:after="10" w:before="0"/>
+              <w:ind w:left="120"/>
+            </w:pPr>
+            <w:hyperlink w:history="1" r:id="rIdl2vpdvgsdzfogxx0xekto">
+              <w:r>
+                <w:rPr>
+                  <w:rFonts w:ascii="Arial" w:cs="Arial" w:eastAsia="Arial" w:hAnsi="Arial"/>
+                  <w:color w:val="595959"/>
+                  <w:sz w:val="14"/>
+                  <w:szCs w:val="14"/>
+                  <w:u w:val="single" w:color="595959"/>
+                </w:rPr>
+                <w:t xml:space="preserve">🔍 Search ARES for similar videos</w:t>
+              </w:r>
+            </w:hyperlink>
+          </w:p>
+          <w:p>
+            <w:pPr>
+              <w:spacing w:after="40" w:before="0"/>
+            </w:pPr>
+            <w:r>
+              <w:rPr>
+                <w:sz w:val="14"/>
+                <w:szCs w:val="14"/>
+              </w:rPr>
+              <w:t xml:space="preserve"/>
+            </w:r>
+          </w:p>
+          <w:p>
+            <w:pPr>
+              <w:spacing w:after="20" w:before="0"/>
+            </w:pPr>
+            <w:r>
+              <w:rPr>
+                <w:rFonts w:ascii="Arial" w:cs="Arial" w:eastAsia="Arial" w:hAnsi="Arial"/>
+                <w:b/>
+                <w:bCs/>
+                <w:color w:val="1F3864"/>
+                <w:sz w:val="16"/>
+                <w:szCs w:val="16"/>
+              </w:rPr>
+              <w:t xml:space="preserve">📖 HTML:</w:t>
+            </w:r>
+          </w:p>
+          <w:p>
+            <w:pPr>
+              <w:spacing w:after="20" w:before="0"/>
+            </w:pPr>
+            <w:hyperlink w:history="1" r:id="rId2u7a_za9lyauf6mlbumyg">
+              <w:r>
+                <w:rPr>
+                  <w:rFonts w:ascii="Arial" w:cs="Arial" w:eastAsia="Arial" w:hAnsi="Arial"/>
+                  <w:color w:val="2E75B6"/>
+                  <w:sz w:val="16"/>
+                  <w:szCs w:val="16"/>
+                  <w:u w:val="single" w:color="2E75B6"/>
+                </w:rPr>
+                <w:t xml:space="preserve">Surface Area and Volume of Pyramids (PLIX)</w:t>
+              </w:r>
+            </w:hyperlink>
+          </w:p>
+          <w:p>
+            <w:pPr>
+              <w:spacing w:after="10" w:before="0"/>
+              <w:ind w:left="120"/>
+            </w:pPr>
+            <w:r>
+              <w:rPr>
+                <w:rFonts w:ascii="Arial" w:cs="Arial" w:eastAsia="Arial" w:hAnsi="Arial"/>
+                <w:color w:val="595959"/>
+                <w:sz w:val="14"/>
+                <w:szCs w:val="14"/>
+              </w:rPr>
+              <w:t xml:space="preserve">Source: CK-12</w:t>
+            </w:r>
+          </w:p>
+          <w:p>
+            <w:pPr>
+              <w:spacing w:after="10" w:before="0"/>
+              <w:ind w:left="120"/>
+            </w:pPr>
+            <w:hyperlink w:history="1" r:id="rIdq9yphaxyg4xqly065m9xc">
+              <w:r>
+                <w:rPr>
+                  <w:rFonts w:ascii="Arial" w:cs="Arial" w:eastAsia="Arial" w:hAnsi="Arial"/>
+                  <w:color w:val="595959"/>
+                  <w:sz w:val="14"/>
+                  <w:szCs w:val="14"/>
+                  <w:u w:val="single" w:color="595959"/>
+                </w:rPr>
+                <w:t xml:space="preserve">🔍 Search ARES for similar readings</w:t>
+              </w:r>
+            </w:hyperlink>
+          </w:p>
+        </w:tc>
+        <w:tc>
+          <w:tcPr>
+            <w:tcW w:type="dxa" w:w="3040"/>
+            <w:shd w:fill="FFFFFF" w:color="auto" w:val="clear"/>
+            <w:tcMar>
+              <w:top w:type="dxa" w:w="60"/>
+              <w:left w:type="dxa" w:w="120"/>
+              <w:bottom w:type="dxa" w:w="60"/>
+              <w:right w:type="dxa" w:w="120"/>
+            </w:tcMar>
+            <w:vAlign w:val="top"/>
+          </w:tcPr>
+          <w:p>
+            <w:pPr>
+              <w:spacing w:after="40" w:before="0"/>
+              <w:jc w:val="left"/>
+            </w:pPr>
+            <w:r>
+              <w:rPr>
+                <w:rFonts w:ascii="Arial" w:cs="Arial" w:eastAsia="Arial" w:hAnsi="Arial"/>
+                <w:b w:val="false"/>
+                <w:bCs w:val="false"/>
+                <w:i w:val="false"/>
+                <w:iCs w:val="false"/>
+                <w:color w:val="000000"/>
+                <w:sz w:val="18"/>
+                <w:szCs w:val="18"/>
+              </w:rPr>
+              <w:t xml:space="preserve">Groups of 3–4 learners receive a pre-scored (but not yet cut) cardboard net template of a square-based pyramid (base side = 10 cm, slant height = 13 cm) and a second template for a rectangular-based pyramid (base 8 cm × 6 cm, slant height of longer triangular faces = 12 cm, slant height of shorter triangular faces = 12.6 cm). Groups: (1) carefully cut out the net; (2) label every face (Base, Face A, Face B, Face C, Face D) before folding; (3) measure and record every dimension with a ruler; (4) fold the net into the 3D pyramid and verify it closes correctly; (5) unfold again and, using a pencil, shade each triangular face a different colour to distinguish them. Groups record all measurements in a table: Face | Shape | Base of triangle (cm) | Slant height (cm) | Area (cm²). The rectangular-based pyramid step surfaces the key insight that opposite triangular faces are congruent pairs but the two pairs differ from each other.</w:t>
+            </w:r>
+          </w:p>
+        </w:tc>
+        <w:tc>
+          <w:tcPr>
+            <w:tcW w:type="dxa" w:w="3040"/>
+            <w:shd w:fill="F2F2F2" w:color="auto" w:val="clear"/>
+            <w:tcMar>
+              <w:top w:type="dxa" w:w="60"/>
+              <w:left w:type="dxa" w:w="120"/>
+              <w:bottom w:type="dxa" w:w="60"/>
+              <w:right w:type="dxa" w:w="120"/>
+            </w:tcMar>
+            <w:vAlign w:val="top"/>
+          </w:tcPr>
+          <w:p>
+            <w:pPr>
+              <w:spacing w:after="40" w:before="0"/>
+              <w:jc w:val="left"/>
+            </w:pPr>
+            <w:r>
+              <w:rPr>
+                <w:rFonts w:ascii="Arial" w:cs="Arial" w:eastAsia="Arial" w:hAnsi="Arial"/>
+                <w:b w:val="false"/>
+                <w:bCs w:val="false"/>
+                <w:i w:val="false"/>
+                <w:iCs w:val="false"/>
+                <w:color w:val="000000"/>
+                <w:sz w:val="18"/>
+                <w:szCs w:val="18"/>
+              </w:rPr>
+              <w:t xml:space="preserve">Before cutting begins, hold up the scored net and say: 'This flat shape is called the net of the pyramid — it is exactly what a sheet-metal worker in Kamukunji jua kali workshop would cut from a flat metal sheet before hammering it into shape. Every centimetre of this net will become part of the pyramid.' Demonstrate labelling one face: 'I am calling this triangle Face A. In your groups, label all faces before you cut — this is non-negotiable because we need to track every face when we calculate area.' [WAIT TIME: 10 seconds after each instruction to allow groups to act.] Circulate during cutting; at the 8-minute mark, pause the class: 'Hands up — how many groups have found that they have exactly FIVE faces on the net?' [Cold-call 1 group that did NOT raise their hand: 'Tell me what you have found — how many faces do you count?'] After folding, ask: 'When you folded the net, did ANY face overlap another? What does that tell us about how the net was designed?' [WAIT TIME: 12 seconds.] Cold-call 2 groups. After the rectangular-base net: 'Look at the four triangular faces of the rectangular pyramid. Are all four triangles identical? Discuss with your group for 1 minute, then I will ask three groups to report.' [WAIT TIME after 1 minute — cold-call 3 groups.]</w:t>
+            </w:r>
+          </w:p>
+        </w:tc>
+        <w:tc>
+          <w:tcPr>
+            <w:tcW w:type="dxa" w:w="3040"/>
+            <w:shd w:fill="FFFFFF" w:color="auto" w:val="clear"/>
+            <w:tcMar>
+              <w:top w:type="dxa" w:w="60"/>
+              <w:left w:type="dxa" w:w="120"/>
+              <w:bottom w:type="dxa" w:w="60"/>
+              <w:right w:type="dxa" w:w="120"/>
+            </w:tcMar>
+            <w:vAlign w:val="top"/>
+          </w:tcPr>
+          <w:p>
+            <w:pPr>
+              <w:spacing w:after="40" w:before="0"/>
+              <w:jc w:val="left"/>
+            </w:pPr>
+            <w:r>
+              <w:rPr>
+                <w:rFonts w:ascii="Arial" w:cs="Arial" w:eastAsia="Arial" w:hAnsi="Arial"/>
+                <w:b w:val="false"/>
+                <w:bCs w:val="false"/>
+                <w:i w:val="false"/>
+                <w:iCs w:val="false"/>
+                <w:color w:val="000000"/>
+                <w:sz w:val="18"/>
+                <w:szCs w:val="18"/>
+              </w:rPr>
+              <w:t xml:space="preserve">Constructing and labelling physical nets (Concrete–Representational–Abstract progression). By physically cutting, folding, and colour-coding each face, learners build a concrete referent for every term in the formula. The measurement table provides a structured representational bridge between the physical net and the algebraic formula derived in the Explain phase. The rectangular-base net deliberately introduces asymmetry, forcing learners to see that the formula must account for two pairs of non-identical triangles.</w:t>
+            </w:r>
+          </w:p>
+        </w:tc>
+        <w:tc>
+          <w:tcPr>
+            <w:tcW w:type="dxa" w:w="3040"/>
+            <w:shd w:fill="F2F2F2" w:color="auto" w:val="clear"/>
+            <w:tcMar>
+              <w:top w:type="dxa" w:w="60"/>
+              <w:left w:type="dxa" w:w="120"/>
+              <w:bottom w:type="dxa" w:w="60"/>
+              <w:right w:type="dxa" w:w="120"/>
+            </w:tcMar>
+            <w:vAlign w:val="top"/>
+          </w:tcPr>
+          <w:p>
+            <w:pPr>
+              <w:spacing w:after="40" w:before="0"/>
+              <w:jc w:val="left"/>
+            </w:pPr>
+            <w:r>
+              <w:rPr>
+                <w:rFonts w:ascii="Arial" w:cs="Arial" w:eastAsia="Arial" w:hAnsi="Arial"/>
+                <w:b w:val="false"/>
+                <w:bCs w:val="false"/>
+                <w:i w:val="false"/>
+                <w:iCs w:val="false"/>
+                <w:color w:val="000000"/>
+                <w:sz w:val="18"/>
+                <w:szCs w:val="18"/>
+              </w:rPr>
+              <w:t xml:space="preserve">Observable indicators during circulation: (a) All five faces are labelled correctly before cutting — if not, redirect before cutting proceeds. (b) The measurement table is completed with correct units (cm and cm²). (c) Learners can point to 'slant height' on the net when asked — if a learner points to the vertical height of the 3D pyramid, this is a critical misconception to address whole-class before the Explain phase. Teacher uses a quick show-of-hands 'traffic light': 'Thumbs up if you can see the slant height on your unfolded net right now; thumbs sideways if unsure.' Address all thumbs-sideways learners immediately.</w:t>
+            </w:r>
+          </w:p>
+        </w:tc>
+      </w:tr>
+      <w:tr>
+        <w:tc>
+          <w:tcPr>
+            <w:tcW w:type="dxa" w:w="1520"/>
+            <w:shd w:fill="E2EFDA" w:color="auto" w:val="clear"/>
+            <w:tcMar>
+              <w:top w:type="dxa" w:w="60"/>
+              <w:left w:type="dxa" w:w="120"/>
+              <w:bottom w:type="dxa" w:w="60"/>
+              <w:right w:type="dxa" w:w="120"/>
+            </w:tcMar>
+            <w:vAlign w:val="top"/>
+          </w:tcPr>
+          <w:p>
+            <w:pPr>
+              <w:spacing w:after="40" w:before="0"/>
+              <w:jc w:val="left"/>
+            </w:pPr>
+            <w:r>
+              <w:rPr>
+                <w:rFonts w:ascii="Arial" w:cs="Arial" w:eastAsia="Arial" w:hAnsi="Arial"/>
+                <w:b/>
+                <w:bCs/>
+                <w:i w:val="false"/>
+                <w:iCs w:val="false"/>
+                <w:color w:val="000000"/>
+                <w:sz w:val="18"/>
+                <w:szCs w:val="18"/>
+              </w:rPr>
+              <w:t xml:space="preserve">Explain Phase</w:t>
+            </w:r>
+          </w:p>
+          <w:p>
+            <w:pPr>
+              <w:spacing w:after="20" w:before="0"/>
+            </w:pPr>
+            <w:r>
+              <w:rPr>
+                <w:rFonts w:ascii="Arial" w:cs="Arial" w:eastAsia="Arial" w:hAnsi="Arial"/>
+                <w:b/>
+                <w:bCs/>
+                <w:color w:val="1F3864"/>
+                <w:sz w:val="16"/>
+                <w:szCs w:val="16"/>
+              </w:rPr>
+              <w:t xml:space="preserve">📹 VIDEO:</w:t>
+            </w:r>
+          </w:p>
+          <w:p>
+            <w:pPr>
+              <w:spacing w:after="20" w:before="0"/>
+            </w:pPr>
+            <w:hyperlink w:history="1" r:id="rIdlfxbosbh9eivou1euz30o">
               <w:r>
                 <w:rPr>
                   <w:rFonts w:ascii="Arial" w:cs="Arial" w:eastAsia="Arial" w:hAnsi="Arial"/>
@@ -6014,6 +6701,22 @@
           </w:p>
           <w:p>
             <w:pPr>
+              <w:spacing w:after="20" w:before="0"/>
+            </w:pPr>
+            <w:r>
+              <w:rPr>
+                <w:rFonts w:ascii="Arial" w:cs="Arial" w:eastAsia="Arial" w:hAnsi="Arial"/>
+                <w:i/>
+                <w:iCs/>
+                <w:color w:val="595959"/>
+                <w:sz w:val="16"/>
+                <w:szCs w:val="16"/>
+              </w:rPr>
+              <w:t xml:space="preserve">Related topic: not an exact match for this lesson.</w:t>
+            </w:r>
+          </w:p>
+          <w:p>
+            <w:pPr>
               <w:spacing w:after="10" w:before="0"/>
               <w:ind w:left="120"/>
             </w:pPr>
@@ -6032,7 +6735,7 @@
               <w:spacing w:after="10" w:before="0"/>
               <w:ind w:left="120"/>
             </w:pPr>
-            <w:hyperlink w:history="1" r:id="rIdc4o3ph2lno9a5a3ahuih5">
+            <w:hyperlink w:history="1" r:id="rIdk3kxzkhg_ymoeb72hpncz">
               <w:r>
                 <w:rPr>
                   <w:rFonts w:ascii="Arial" w:cs="Arial" w:eastAsia="Arial" w:hAnsi="Arial"/>
@@ -6077,7 +6780,7 @@
             <w:pPr>
               <w:spacing w:after="20" w:before="0"/>
             </w:pPr>
-            <w:hyperlink w:history="1" r:id="rIdyptwoiuoddvyt2ju1v118">
+            <w:hyperlink w:history="1" r:id="rId0ryo4xqr0izxkoyyrb1xh">
               <w:r>
                 <w:rPr>
                   <w:rFonts w:ascii="Arial" w:cs="Arial" w:eastAsia="Arial" w:hAnsi="Arial"/>
@@ -6086,7 +6789,7 @@
                   <w:szCs w:val="16"/>
                   <w:u w:val="single" w:color="2E75B6"/>
                 </w:rPr>
-                <w:t xml:space="preserve">Volume of prisms and pyramids</w:t>
+                <w:t xml:space="preserve">Surface Area and Volume of Pyramids Practice</w:t>
               </w:r>
             </w:hyperlink>
           </w:p>
@@ -6102,7 +6805,7 @@
                 <w:sz w:val="14"/>
                 <w:szCs w:val="14"/>
               </w:rPr>
-              <w:t xml:space="preserve">Source: Khan Academy (English - US curriculum)</w:t>
+              <w:t xml:space="preserve">Source: CK-12</w:t>
             </w:r>
           </w:p>
           <w:p>
@@ -6110,7 +6813,7 @@
               <w:spacing w:after="10" w:before="0"/>
               <w:ind w:left="120"/>
             </w:pPr>
-            <w:hyperlink w:history="1" r:id="rIdnlbacxtaz-y8sbpdfmf_e">
+            <w:hyperlink w:history="1" r:id="rIdobpnzckgssr6amfdyudzl">
               <w:r>
                 <w:rPr>
                   <w:rFonts w:ascii="Arial" w:cs="Arial" w:eastAsia="Arial" w:hAnsi="Arial"/>
@@ -6152,7 +6855,7 @@
                 <w:sz w:val="18"/>
                 <w:szCs w:val="18"/>
               </w:rPr>
-              <w:t xml:space="preserve">Each learner receives a small pre-cut pyramid-shaped cardboard gift box (or a photograph of one, referencing the gift-box shop near Kirinyaga Road). Before unfolding or measuring anything, learners individually write a prediction in their exercise books: 'If I unfolded this pyramid completely flat, sketch what you think the net would look like. How many separate faces would you see? Which face do you think has the largest area?' Learners then share predictions with a shoulder partner (Think-Pair-Share, 2 minutes). Selected pairs share with the class.</w:t>
+              <w:t xml:space="preserve">Whole-class guided derivation. Learners use their completed measurement tables to answer: 'What is the total area of all the cardboard in your square-pyramid net?' They sum the areas: Base area + 4 × (area of one triangular face). The teacher guides them to express this algebraically as TSA = l² + 4 × (½ × l × s) = l² + 2ls. Learners then verify numerically: TSA = 10² + 2(10)(13) = 100 + 260 = 360 cm². They compare this with the physical estimate (measuring the total area of the unfolded net by counting grid squares if graph-paper backing is used, or by multiplying measured dimensions). For the rectangular pyramid, learners derive TSA = lb + 2 × (½ × l × s₁) + 2 × (½ × b × s₂) = lb + ls₁ + bs₂. Application problem: 'A gift shop on Biashara Street in Nairobi makes pyramid-shaped gift boxes with a square base of side 15 cm and a slant height of 20 cm. How many square centimetres of cardboard are needed for one box (open base — no base included)? If the shop makes 200 boxes, how many full A0 sheets of cardboard (84.1 cm × 118.9 cm) must they order, assuming 10% wastage?'</w:t>
             </w:r>
           </w:p>
         </w:tc>
@@ -6184,7 +6887,7 @@
                 <w:sz w:val="18"/>
                 <w:szCs w:val="18"/>
               </w:rPr>
-              <w:t xml:space="preserve">Distribute one pyramid box (or printed photograph) per learner pair. Say: 'Before we open or measure anything, I want you to think like an engineer at a cardboard factory in Thika — you need to know how much flat cardboard sheet to order before you fold a single box. In your book, sketch what you think this pyramid looks like when fully unfolded.' Allow 3 minutes of individual silent thinking. [WAIT TIME: 15 seconds after posing the question before any learner speaks.] After Think-Pair-Share, cold-call 3 pairs: ask 'What did you sketch? How many faces did you predict?' Record diverse predictions on the chalkboard under the heading 'Our Predictions.' Do NOT correct yet. Ask: 'Do you think a pyramid-shaped gift box uses more or less cardboard than a cone-shaped box of similar size — which we studied last lesson?' [WAIT TIME: 10 seconds.] Cold-call 2 learners. Record responses next to Lesson 1 cone findings already on the Driving Question Board.</w:t>
+              <w:t xml:space="preserve">Begin by projecting (or drawing) a large net of the square pyramid on the board with the five faces clearly labelled. Say: 'Let's build the formula the same way a jua kali artisan would price a job — face by face.' Point to the base: 'What is the shape of the base? What is its area?' [WAIT TIME: 10 seconds. Cold-call 1 learner.] Write: Base = l². Point to one triangular face: 'What is the area of this triangle in terms of the base side l and the slant height s?' [WAIT TIME: 12 seconds. Cold-call 1 learner who has NOT yet spoken.] Write: One triangle = ½ × l × s. 'How many such triangles does a square pyramid have?' [WAIT TIME: 10 seconds. Cold-call 1 learner.] Build the full formula step-by-step. Then say: 'Now check your formula against the numbers you measured. Does 360 cm² match what you got by summing your table?' Allow 2 minutes for individual checking. Cold-call 2 learners to confirm or question. For the rectangular base, ask: 'Why can't we just write 4 × (½ × l × s) here? Discuss with your partner for 30 seconds.' [WAIT TIME: 30 seconds.] Cold-call 2 pairs. Guide the derivation of the two-pair formula. For the application problem, say: 'Solve this in your exercise book. You have 6 minutes. I will cold-call two learners to present their working on the board.' Circulate and note errors (common: forgetting to add the base, or using vertical height instead of slant height). After presentations, ask the class: 'If the gift box has no base because it sits on a table, which formula changes and how?' [WAIT TIME: 12 seconds. Cold-call 1 learner.]</w:t>
             </w:r>
           </w:p>
         </w:tc>
@@ -6216,7 +6919,7 @@
                 <w:sz w:val="18"/>
                 <w:szCs w:val="18"/>
               </w:rPr>
-              <w:t xml:space="preserve">Think-Pair-Share with public prediction recording. This activates prior knowledge from Lesson 1 (cone nets) and creates a visible record of misconceptions (e.g., learners often predict only 4 faces, forgetting the base, or confuse slant height with vertical height). The public record creates cognitive dissonance that the Observe phase will resolve.</w:t>
+              <w:t xml:space="preserve">Guided algebraic derivation anchored to the physical net (Face-by-Face Formula Building). By summing concrete measured areas before writing the generalised formula, learners see the formula as a compressed description of something they have already done physically — not an arbitrary rule to memorise. The A0-sheet extension problem connects the mathematics to real procurement decisions (how much material to order), directly mirroring the shopkeeper's claim in the phenomenon.</w:t>
             </w:r>
           </w:p>
         </w:tc>
@@ -6248,7 +6951,7 @@
                 <w:sz w:val="18"/>
                 <w:szCs w:val="18"/>
               </w:rPr>
-              <w:t xml:space="preserve">Observable indicator: Learner sketches show at least an attempt to draw a 2D unfolded shape with distinct triangular regions. Listen for misconceptions: (a) learners who draw only 4 triangles with no base — flag these learners for targeted questioning during the Observe phase; (b) learners who confuse the pyramid with a cone. Teacher circulates and notes 2–3 sketches to display anonymously during the Explain phase.</w:t>
+              <w:t xml:space="preserve">Observable indicators: (a) Learner exercise books show the step-by-step summation (Base area + 4 triangles) before the compact formula — not just a copied formula. (b) Numerical answer of 360 cm² for the square pyramid verification. (c) In the application problem, learners correctly use slant height (not vertical height) and correctly handle the 'open base' variation. (d) Exit check: teacher asks 2 learners at random to state in one sentence 'what slant height is and why we use it instead of the vertical height.' Correct response: 'Slant height is the height of the triangular face measured along the face from base edge to apex — it is what we physically see on the net, not the height going straight down inside the pyramid.'</w:t>
             </w:r>
           </w:p>
         </w:tc>
@@ -6257,32 +6960,32 @@
         <w:tc>
           <w:tcPr>
             <w:tcW w:type="dxa" w:w="1520"/>
-            <w:shd w:fill="D9EEF1" w:color="auto" w:val="clear"/>
-            <w:tcMar>
-              <w:top w:type="dxa" w:w="60"/>
-              <w:left w:type="dxa" w:w="120"/>
-              <w:bottom w:type="dxa" w:w="60"/>
-              <w:right w:type="dxa" w:w="120"/>
-            </w:tcMar>
-            <w:vAlign w:val="top"/>
-          </w:tcPr>
-          <w:p>
-            <w:pPr>
-              <w:spacing w:after="40" w:before="0"/>
-              <w:jc w:val="left"/>
-            </w:pPr>
-            <w:r>
-              <w:rPr>
-                <w:rFonts w:ascii="Arial" w:cs="Arial" w:eastAsia="Arial" w:hAnsi="Arial"/>
-                <w:b/>
-                <w:bCs/>
-                <w:i w:val="false"/>
-                <w:iCs w:val="false"/>
-                <w:color w:val="000000"/>
-                <w:sz w:val="18"/>
-                <w:szCs w:val="18"/>
-              </w:rPr>
-              <w:t xml:space="preserve">Observe Phase</w:t>
+            <w:shd w:fill="FCE4D6" w:color="auto" w:val="clear"/>
+            <w:tcMar>
+              <w:top w:type="dxa" w:w="60"/>
+              <w:left w:type="dxa" w:w="120"/>
+              <w:bottom w:type="dxa" w:w="60"/>
+              <w:right w:type="dxa" w:w="120"/>
+            </w:tcMar>
+            <w:vAlign w:val="top"/>
+          </w:tcPr>
+          <w:p>
+            <w:pPr>
+              <w:spacing w:after="40" w:before="0"/>
+              <w:jc w:val="left"/>
+            </w:pPr>
+            <w:r>
+              <w:rPr>
+                <w:rFonts w:ascii="Arial" w:cs="Arial" w:eastAsia="Arial" w:hAnsi="Arial"/>
+                <w:b/>
+                <w:bCs/>
+                <w:i w:val="false"/>
+                <w:iCs w:val="false"/>
+                <w:color w:val="000000"/>
+                <w:sz w:val="18"/>
+                <w:szCs w:val="18"/>
+              </w:rPr>
+              <w:t xml:space="preserve">Driving Question Board (DQB) Creation</w:t>
             </w:r>
           </w:p>
           <w:p>
@@ -6305,7 +7008,7 @@
             <w:pPr>
               <w:spacing w:after="20" w:before="0"/>
             </w:pPr>
-            <w:hyperlink w:history="1" r:id="rIdapndrxd9s9m-bzyicpc4d">
+            <w:hyperlink w:history="1" r:id="rIdvah692y2eniglog1v6mf4">
               <w:r>
                 <w:rPr>
                   <w:rFonts w:ascii="Arial" w:cs="Arial" w:eastAsia="Arial" w:hAnsi="Arial"/>
@@ -6314,9 +7017,25 @@
                   <w:szCs w:val="16"/>
                   <w:u w:val="single" w:color="2E75B6"/>
                 </w:rPr>
-                <w:t xml:space="preserve">Volumes of cones intuition</w:t>
+                <w:t xml:space="preserve">Recognizing common 3D shapes</w:t>
               </w:r>
             </w:hyperlink>
+          </w:p>
+          <w:p>
+            <w:pPr>
+              <w:spacing w:after="20" w:before="0"/>
+            </w:pPr>
+            <w:r>
+              <w:rPr>
+                <w:rFonts w:ascii="Arial" w:cs="Arial" w:eastAsia="Arial" w:hAnsi="Arial"/>
+                <w:i/>
+                <w:iCs/>
+                <w:color w:val="595959"/>
+                <w:sz w:val="16"/>
+                <w:szCs w:val="16"/>
+              </w:rPr>
+              <w:t xml:space="preserve">Related topic: not an exact match for this lesson.</w:t>
+            </w:r>
           </w:p>
           <w:p>
             <w:pPr>
@@ -6338,7 +7057,7 @@
               <w:spacing w:after="10" w:before="0"/>
               <w:ind w:left="120"/>
             </w:pPr>
-            <w:hyperlink w:history="1" r:id="rId7dyf7qqsail5r2btzdhyo">
+            <w:hyperlink w:history="1" r:id="rId7liwwgs7n8a8p8ilo0uuo">
               <w:r>
                 <w:rPr>
                   <w:rFonts w:ascii="Arial" w:cs="Arial" w:eastAsia="Arial" w:hAnsi="Arial"/>
@@ -6376,14 +7095,14 @@
                 <w:sz w:val="16"/>
                 <w:szCs w:val="16"/>
               </w:rPr>
-              <w:t xml:space="preserve">📖 EXERCISE:</w:t>
+              <w:t xml:space="preserve">📖 HTML:</w:t>
             </w:r>
           </w:p>
           <w:p>
             <w:pPr>
               <w:spacing w:after="20" w:before="0"/>
             </w:pPr>
-            <w:hyperlink w:history="1" r:id="rIdtnplev1uxzong1agarest">
+            <w:hyperlink w:history="1" r:id="rIdgwpvjdbuj9mjmcpawgi_p">
               <w:r>
                 <w:rPr>
                   <w:rFonts w:ascii="Arial" w:cs="Arial" w:eastAsia="Arial" w:hAnsi="Arial"/>
@@ -6392,7 +7111,7 @@
                   <w:szCs w:val="16"/>
                   <w:u w:val="single" w:color="2E75B6"/>
                 </w:rPr>
-                <w:t xml:space="preserve">Surface Area and Volume of Pyramids Practice</w:t>
+                <w:t xml:space="preserve">Surface Area and Volume of Pyramids (PLIX)</w:t>
               </w:r>
             </w:hyperlink>
           </w:p>
@@ -6416,7 +7135,7 @@
               <w:spacing w:after="10" w:before="0"/>
               <w:ind w:left="120"/>
             </w:pPr>
-            <w:hyperlink w:history="1" r:id="rIdhccrovrtclruo6bdhqpfq">
+            <w:hyperlink w:history="1" r:id="rIdyyjyx20igu9obiv3hnxwj">
               <w:r>
                 <w:rPr>
                   <w:rFonts w:ascii="Arial" w:cs="Arial" w:eastAsia="Arial" w:hAnsi="Arial"/>
@@ -6458,7 +7177,7 @@
                 <w:sz w:val="18"/>
                 <w:szCs w:val="18"/>
               </w:rPr>
-              <w:t xml:space="preserve">Groups of 3–4 learners receive a pre-scored (but not yet cut) cardboard net template of a square-based pyramid (base side = 10 cm, slant height = 13 cm) and a second template for a rectangular-based pyramid (base 8 cm × 6 cm, slant height of longer triangular faces = 12 cm, slant height of shorter triangular faces = 12.6 cm). Groups: (1) carefully cut out the net; (2) label every face (Base, Face A, Face B, Face C, Face D) before folding; (3) measure and record every dimension with a ruler; (4) fold the net into the 3D pyramid and verify it closes correctly; (5) unfold again and, using a pencil, shade each triangular face a different colour to distinguish them. Groups record all measurements in a table: Face | Shape | Base of triangle (cm) | Slant height (cm) | Area (cm²). The rectangular-based pyramid step surfaces the key insight that opposite triangular faces are congruent pairs but the two pairs differ from each other.</w:t>
+              <w:t xml:space="preserve">Each learner writes one sticky note (or a designated section in their exercise book titled 'DQB Update') responding to TWO prompts: (1) 'What new evidence do I now have that helps answer: how much material is needed to make a pyramid-shaped object?' (2) 'Does today's evidence support or challenge the hardware-shop owner's claim that the frustum uses the most metal?' Groups share with the class and the teacher physically adds notes to the class DQB under the column 'Pyramid Evidence.' The class also updates a running comparison table on the DQB: Shape | Formula | TSA for our example dimensions | Compared to cone (Lesson 1).</w:t>
             </w:r>
           </w:p>
         </w:tc>
@@ -6490,7 +7209,7 @@
                 <w:sz w:val="18"/>
                 <w:szCs w:val="18"/>
               </w:rPr>
-              <w:t xml:space="preserve">Before cutting begins, hold up the scored net and say: 'This flat shape is called the net of the pyramid — it is exactly what a sheet-metal worker in Kamukunji jua kali workshop would cut from a flat metal sheet before hammering it into shape. Every centimetre of this net will become part of the bucket or box.' Demonstrate labelling one face: 'I am calling this triangle Face A. In your groups, label all faces before you cut — this is non-negotiable because we need to track every face when we calculate area.' [WAIT TIME: 10 seconds after each instruction to allow groups to act.] Circulate during cutting; at the 8-minute mark, pause the class: 'Hands up — how many groups have found that they have exactly FIVE faces on the net?' [Cold-call 1 group that did NOT raise their hand: 'Tell me what you have found — how many faces do you count?'] After folding, ask: 'When you folded the net, did ANY face overlap another? What does that tell us about how the net was designed?' [WAIT TIME: 12 seconds.] Cold-call 2 groups. After the rectangular-base net: 'Look at the four triangular faces of the rectangular pyramid. Are all four triangles identical? Discuss with your group for 1 minute, then I will ask three groups to report.' [WAIT TIME after 1 minute — cold-call 3 groups.]</w:t>
+              <w:t xml:space="preserve">Direct learners to the class DQB (a section of the board or a large chart paper left up throughout the unit): 'In Lesson 1, we added cone evidence. Today we add pyramid evidence. I need two things from you on your sticky note: first, the formula you derived and a worked example number; second, whether today's lesson moves you closer to answering whether the frustum really does use the most metal.' Allow 3 minutes of individual writing. Then invite 4 learners (cold-call, different groups from Lesson 1 reporters) to read their note aloud and place it on the DQB. After all notes are placed, ask the whole class: 'Looking at our DQB so far — cones from Lesson 1, pyramids from today — what shape of question is emerging that we still cannot answer?' [WAIT TIME: 15 seconds.] Accept 2–3 responses. Prompt if needed: 'We know cone formula and pyramid formula — but do we yet know the frustum formula? Where does that appear in our sequence?' Point to 'frustum' lesson in the sequence visible on the DQB. Say: 'That question is now officially on our DQB as an open question.'</w:t>
             </w:r>
           </w:p>
         </w:tc>
@@ -6522,7 +7241,7 @@
                 <w:sz w:val="18"/>
                 <w:szCs w:val="18"/>
               </w:rPr>
-              <w:t xml:space="preserve">Constructing and labelling physical nets (Concrete–Representational–Abstract progression). By physically cutting, folding, and colour-coding each face, learners build a concrete referent for every term in the formula. The measurement table provides a structured representational bridge between the physical net and the algebraic formula derived in the Explain phase. The rectangular-base net deliberately introduces asymmetry, forcing learners to see that the formula must account for two pairs of non-identical triangles.</w:t>
+              <w:t xml:space="preserve">Driving Question Board as cumulative evidence tracker. The comparison table makes the unit's progression visible and tangible — learners can literally see the gap (frustum formula not yet known) that the later lessons will fill. This sustains curiosity and shows learners that each lesson is a deliberate piece of evidence, not an isolated topic.</w:t>
             </w:r>
           </w:p>
         </w:tc>
@@ -6554,7 +7273,7 @@
                 <w:sz w:val="18"/>
                 <w:szCs w:val="18"/>
               </w:rPr>
-              <w:t xml:space="preserve">Observable indicators during circulation: (a) All five faces are labelled correctly before cutting — if not, redirect before cutting proceeds. (b) The measurement table is completed with correct units (cm and cm²). (c) Learners can point to 'slant height' on the net when asked — if a learner points to the vertical height of the 3D pyramid, this is a critical misconception to address whole-class before the Explain phase. Teacher uses a quick show-of-hands 'traffic light': 'Thumbs up if you can see the slant height on your unfolded net right now; thumbs sideways if unsure.' Address all thumbs-sideways learners immediately.</w:t>
+              <w:t xml:space="preserve">Observable indicator: Each learner's DQB sticky note contains (a) a correct formula or numerical result and (b) a genuine connection to the phenomenon question (not just a restatement of the lesson topic). Teacher reviews 5–6 sticky notes as they are placed; if notes lack a connection to the phenomenon, pause and model one exemplar note aloud.</w:t>
             </w:r>
           </w:p>
         </w:tc>
@@ -6563,32 +7282,32 @@
         <w:tc>
           <w:tcPr>
             <w:tcW w:type="dxa" w:w="1520"/>
-            <w:shd w:fill="E2EFDA" w:color="auto" w:val="clear"/>
-            <w:tcMar>
-              <w:top w:type="dxa" w:w="60"/>
-              <w:left w:type="dxa" w:w="120"/>
-              <w:bottom w:type="dxa" w:w="60"/>
-              <w:right w:type="dxa" w:w="120"/>
-            </w:tcMar>
-            <w:vAlign w:val="top"/>
-          </w:tcPr>
-          <w:p>
-            <w:pPr>
-              <w:spacing w:after="40" w:before="0"/>
-              <w:jc w:val="left"/>
-            </w:pPr>
-            <w:r>
-              <w:rPr>
-                <w:rFonts w:ascii="Arial" w:cs="Arial" w:eastAsia="Arial" w:hAnsi="Arial"/>
-                <w:b/>
-                <w:bCs/>
-                <w:i w:val="false"/>
-                <w:iCs w:val="false"/>
-                <w:color w:val="000000"/>
-                <w:sz w:val="18"/>
-                <w:szCs w:val="18"/>
-              </w:rPr>
-              <w:t xml:space="preserve">Explain Phase</w:t>
+            <w:shd w:fill="D5E8F0" w:color="auto" w:val="clear"/>
+            <w:tcMar>
+              <w:top w:type="dxa" w:w="60"/>
+              <w:left w:type="dxa" w:w="120"/>
+              <w:bottom w:type="dxa" w:w="60"/>
+              <w:right w:type="dxa" w:w="120"/>
+            </w:tcMar>
+            <w:vAlign w:val="top"/>
+          </w:tcPr>
+          <w:p>
+            <w:pPr>
+              <w:spacing w:after="40" w:before="0"/>
+              <w:jc w:val="left"/>
+            </w:pPr>
+            <w:r>
+              <w:rPr>
+                <w:rFonts w:ascii="Arial" w:cs="Arial" w:eastAsia="Arial" w:hAnsi="Arial"/>
+                <w:b/>
+                <w:bCs/>
+                <w:i w:val="false"/>
+                <w:iCs w:val="false"/>
+                <w:color w:val="000000"/>
+                <w:sz w:val="18"/>
+                <w:szCs w:val="18"/>
+              </w:rPr>
+              <w:t xml:space="preserve">Model Building Phase</w:t>
             </w:r>
           </w:p>
           <w:p>
@@ -6611,7 +7330,7 @@
             <w:pPr>
               <w:spacing w:after="20" w:before="0"/>
             </w:pPr>
-            <w:hyperlink w:history="1" r:id="rIdxbos-ixnmvdf5r4fnp613">
+            <w:hyperlink w:history="1" r:id="rIdvpmjge1mng7r02w6a11gf">
               <w:r>
                 <w:rPr>
                   <w:rFonts w:ascii="Arial" w:cs="Arial" w:eastAsia="Arial" w:hAnsi="Arial"/>
@@ -6620,9 +7339,25 @@
                   <w:szCs w:val="16"/>
                   <w:u w:val="single" w:color="2E75B6"/>
                 </w:rPr>
-                <w:t xml:space="preserve">Surface area using a net: triangular prism</w:t>
+                <w:t xml:space="preserve">Slicing a rectangular pyramid</w:t>
               </w:r>
             </w:hyperlink>
+          </w:p>
+          <w:p>
+            <w:pPr>
+              <w:spacing w:after="20" w:before="0"/>
+            </w:pPr>
+            <w:r>
+              <w:rPr>
+                <w:rFonts w:ascii="Arial" w:cs="Arial" w:eastAsia="Arial" w:hAnsi="Arial"/>
+                <w:i/>
+                <w:iCs/>
+                <w:color w:val="595959"/>
+                <w:sz w:val="16"/>
+                <w:szCs w:val="16"/>
+              </w:rPr>
+              <w:t xml:space="preserve">Related topic: not an exact match for this lesson.</w:t>
+            </w:r>
           </w:p>
           <w:p>
             <w:pPr>
@@ -6644,7 +7379,7 @@
               <w:spacing w:after="10" w:before="0"/>
               <w:ind w:left="120"/>
             </w:pPr>
-            <w:hyperlink w:history="1" r:id="rIdkqxixvxvfolcii9s97k6o">
+            <w:hyperlink w:history="1" r:id="rIdibgopgjylpdt--n5tdc1y">
               <w:r>
                 <w:rPr>
                   <w:rFonts w:ascii="Arial" w:cs="Arial" w:eastAsia="Arial" w:hAnsi="Arial"/>
@@ -6682,320 +7417,14 @@
                 <w:sz w:val="16"/>
                 <w:szCs w:val="16"/>
               </w:rPr>
-              <w:t xml:space="preserve">📖 HTML:</w:t>
+              <w:t xml:space="preserve">📖 EXERCISE:</w:t>
             </w:r>
           </w:p>
           <w:p>
             <w:pPr>
               <w:spacing w:after="20" w:before="0"/>
             </w:pPr>
-            <w:hyperlink w:history="1" r:id="rIdtr0tdqirjwjplfoez9_p2">
-              <w:r>
-                <w:rPr>
-                  <w:rFonts w:ascii="Arial" w:cs="Arial" w:eastAsia="Arial" w:hAnsi="Arial"/>
-                  <w:color w:val="2E75B6"/>
-                  <w:sz w:val="16"/>
-                  <w:szCs w:val="16"/>
-                  <w:u w:val="single" w:color="2E75B6"/>
-                </w:rPr>
-                <w:t xml:space="preserve">Surface Area and Volume of Pyramids (PLIX)</w:t>
-              </w:r>
-            </w:hyperlink>
-          </w:p>
-          <w:p>
-            <w:pPr>
-              <w:spacing w:after="10" w:before="0"/>
-              <w:ind w:left="120"/>
-            </w:pPr>
-            <w:r>
-              <w:rPr>
-                <w:rFonts w:ascii="Arial" w:cs="Arial" w:eastAsia="Arial" w:hAnsi="Arial"/>
-                <w:color w:val="595959"/>
-                <w:sz w:val="14"/>
-                <w:szCs w:val="14"/>
-              </w:rPr>
-              <w:t xml:space="preserve">Source: CK-12</w:t>
-            </w:r>
-          </w:p>
-          <w:p>
-            <w:pPr>
-              <w:spacing w:after="10" w:before="0"/>
-              <w:ind w:left="120"/>
-            </w:pPr>
-            <w:hyperlink w:history="1" r:id="rIdzare4qv8ang7fpcyfijg1">
-              <w:r>
-                <w:rPr>
-                  <w:rFonts w:ascii="Arial" w:cs="Arial" w:eastAsia="Arial" w:hAnsi="Arial"/>
-                  <w:color w:val="595959"/>
-                  <w:sz w:val="14"/>
-                  <w:szCs w:val="14"/>
-                  <w:u w:val="single" w:color="595959"/>
-                </w:rPr>
-                <w:t xml:space="preserve">🔍 Search ARES for similar readings</w:t>
-              </w:r>
-            </w:hyperlink>
-          </w:p>
-        </w:tc>
-        <w:tc>
-          <w:tcPr>
-            <w:tcW w:type="dxa" w:w="3040"/>
-            <w:shd w:fill="FFFFFF" w:color="auto" w:val="clear"/>
-            <w:tcMar>
-              <w:top w:type="dxa" w:w="60"/>
-              <w:left w:type="dxa" w:w="120"/>
-              <w:bottom w:type="dxa" w:w="60"/>
-              <w:right w:type="dxa" w:w="120"/>
-            </w:tcMar>
-            <w:vAlign w:val="top"/>
-          </w:tcPr>
-          <w:p>
-            <w:pPr>
-              <w:spacing w:after="40" w:before="0"/>
-              <w:jc w:val="left"/>
-            </w:pPr>
-            <w:r>
-              <w:rPr>
-                <w:rFonts w:ascii="Arial" w:cs="Arial" w:eastAsia="Arial" w:hAnsi="Arial"/>
-                <w:b w:val="false"/>
-                <w:bCs w:val="false"/>
-                <w:i w:val="false"/>
-                <w:iCs w:val="false"/>
-                <w:color w:val="000000"/>
-                <w:sz w:val="18"/>
-                <w:szCs w:val="18"/>
-              </w:rPr>
-              <w:t xml:space="preserve">Whole-class guided derivation. Learners use their completed measurement tables to answer: 'What is the total area of all the cardboard in your square-pyramid net?' They sum the areas: Base area + 4 × (area of one triangular face). The teacher guides them to express this algebraically as TSA = l² + 4 × (½ × l × s) = l² + 2ls. Learners then verify numerically: TSA = 10² + 2(10)(13) = 100 + 260 = 360 cm². They compare this with the physical estimate (measuring the total area of the unfolded net by counting grid squares if graph-paper backing is used, or by multiplying measured dimensions). For the rectangular pyramid, learners derive TSA = lb + 2 × (½ × l × s₁) + 2 × (½ × b × s₂) = lb + ls₁ + bs₂. Application problem: 'A gift shop on Biashara Street in Nairobi makes pyramid-shaped gift boxes with a square base of side 15 cm and a slant height of 20 cm. How many square centimetres of cardboard are needed for one box (open base — no base included)? If the shop makes 200 boxes, how many full A0 sheets of cardboard (84.1 cm × 118.9 cm) must they order, assuming 10% wastage?'</w:t>
-            </w:r>
-          </w:p>
-        </w:tc>
-        <w:tc>
-          <w:tcPr>
-            <w:tcW w:type="dxa" w:w="3040"/>
-            <w:shd w:fill="F2F2F2" w:color="auto" w:val="clear"/>
-            <w:tcMar>
-              <w:top w:type="dxa" w:w="60"/>
-              <w:left w:type="dxa" w:w="120"/>
-              <w:bottom w:type="dxa" w:w="60"/>
-              <w:right w:type="dxa" w:w="120"/>
-            </w:tcMar>
-            <w:vAlign w:val="top"/>
-          </w:tcPr>
-          <w:p>
-            <w:pPr>
-              <w:spacing w:after="40" w:before="0"/>
-              <w:jc w:val="left"/>
-            </w:pPr>
-            <w:r>
-              <w:rPr>
-                <w:rFonts w:ascii="Arial" w:cs="Arial" w:eastAsia="Arial" w:hAnsi="Arial"/>
-                <w:b w:val="false"/>
-                <w:bCs w:val="false"/>
-                <w:i w:val="false"/>
-                <w:iCs w:val="false"/>
-                <w:color w:val="000000"/>
-                <w:sz w:val="18"/>
-                <w:szCs w:val="18"/>
-              </w:rPr>
-              <w:t xml:space="preserve">Begin by projecting (or drawing) a large net of the square pyramid on the board with the five faces clearly labelled. Say: 'Let's build the formula the same way a jua kali artisan would price a job — face by face.' Point to the base: 'What is the shape of the base? What is its area?' [WAIT TIME: 10 seconds. Cold-call 1 learner.] Write: Base = l². Point to one triangular face: 'What is the area of this triangle in terms of the base side l and the slant height s?' [WAIT TIME: 12 seconds. Cold-call 1 learner who has NOT yet spoken.] Write: One triangle = ½ × l × s. 'How many such triangles does a square pyramid have?' [WAIT TIME: 10 seconds. Cold-call 1 learner.] Build the full formula step-by-step. Then say: 'Now check your formula against the numbers you measured. Does 360 cm² match what you got by summing your table?' Allow 2 minutes for individual checking. Cold-call 2 learners to confirm or question. For the rectangular base, ask: 'Why can't we just write 4 × (½ × l × s) here? Discuss with your partner for 30 seconds.' [WAIT TIME: 30 seconds.] Cold-call 2 pairs. Guide the derivation of the two-pair formula. For the application problem, say: 'Solve this in your exercise book. You have 6 minutes. I will cold-call two learners to present their working on the board.' Circulate and note errors (common: forgetting to add the base, or using vertical height instead of slant height). After presentations, ask the class: 'If the gift box has no base because it sits on a table, which formula changes and how?' [WAIT TIME: 12 seconds. Cold-call 1 learner.]</w:t>
-            </w:r>
-          </w:p>
-        </w:tc>
-        <w:tc>
-          <w:tcPr>
-            <w:tcW w:type="dxa" w:w="3040"/>
-            <w:shd w:fill="FFFFFF" w:color="auto" w:val="clear"/>
-            <w:tcMar>
-              <w:top w:type="dxa" w:w="60"/>
-              <w:left w:type="dxa" w:w="120"/>
-              <w:bottom w:type="dxa" w:w="60"/>
-              <w:right w:type="dxa" w:w="120"/>
-            </w:tcMar>
-            <w:vAlign w:val="top"/>
-          </w:tcPr>
-          <w:p>
-            <w:pPr>
-              <w:spacing w:after="40" w:before="0"/>
-              <w:jc w:val="left"/>
-            </w:pPr>
-            <w:r>
-              <w:rPr>
-                <w:rFonts w:ascii="Arial" w:cs="Arial" w:eastAsia="Arial" w:hAnsi="Arial"/>
-                <w:b w:val="false"/>
-                <w:bCs w:val="false"/>
-                <w:i w:val="false"/>
-                <w:iCs w:val="false"/>
-                <w:color w:val="000000"/>
-                <w:sz w:val="18"/>
-                <w:szCs w:val="18"/>
-              </w:rPr>
-              <w:t xml:space="preserve">Guided algebraic derivation anchored to the physical net (Face-by-Face Formula Building). By summing concrete measured areas before writing the generalised formula, learners see the formula as a compressed description of something they have already done physically — not an arbitrary rule to memorise. The A0-sheet extension problem connects the mathematics to real procurement decisions (how much material to order), directly mirroring the shopkeeper's claim in the phenomenon.</w:t>
-            </w:r>
-          </w:p>
-        </w:tc>
-        <w:tc>
-          <w:tcPr>
-            <w:tcW w:type="dxa" w:w="3040"/>
-            <w:shd w:fill="F2F2F2" w:color="auto" w:val="clear"/>
-            <w:tcMar>
-              <w:top w:type="dxa" w:w="60"/>
-              <w:left w:type="dxa" w:w="120"/>
-              <w:bottom w:type="dxa" w:w="60"/>
-              <w:right w:type="dxa" w:w="120"/>
-            </w:tcMar>
-            <w:vAlign w:val="top"/>
-          </w:tcPr>
-          <w:p>
-            <w:pPr>
-              <w:spacing w:after="40" w:before="0"/>
-              <w:jc w:val="left"/>
-            </w:pPr>
-            <w:r>
-              <w:rPr>
-                <w:rFonts w:ascii="Arial" w:cs="Arial" w:eastAsia="Arial" w:hAnsi="Arial"/>
-                <w:b w:val="false"/>
-                <w:bCs w:val="false"/>
-                <w:i w:val="false"/>
-                <w:iCs w:val="false"/>
-                <w:color w:val="000000"/>
-                <w:sz w:val="18"/>
-                <w:szCs w:val="18"/>
-              </w:rPr>
-              <w:t xml:space="preserve">Observable indicators: (a) Learner exercise books show the step-by-step summation (Base area + 4 triangles) before the compact formula — not just a copied formula. (b) Numerical answer of 360 cm² for the square pyramid verification. (c) In the application problem, learners correctly use slant height (not vertical height) and correctly handle the 'open base' variation. (d) Exit check: teacher asks 2 learners at random to state in one sentence 'what slant height is and why we use it instead of the vertical height.' Correct response: 'Slant height is the height of the triangular face measured along the face from base edge to apex — it is what we physically see on the net, not the height going straight down inside the pyramid.'</w:t>
-            </w:r>
-          </w:p>
-        </w:tc>
-      </w:tr>
-      <w:tr>
-        <w:tc>
-          <w:tcPr>
-            <w:tcW w:type="dxa" w:w="1520"/>
-            <w:shd w:fill="FCE4D6" w:color="auto" w:val="clear"/>
-            <w:tcMar>
-              <w:top w:type="dxa" w:w="60"/>
-              <w:left w:type="dxa" w:w="120"/>
-              <w:bottom w:type="dxa" w:w="60"/>
-              <w:right w:type="dxa" w:w="120"/>
-            </w:tcMar>
-            <w:vAlign w:val="top"/>
-          </w:tcPr>
-          <w:p>
-            <w:pPr>
-              <w:spacing w:after="40" w:before="0"/>
-              <w:jc w:val="left"/>
-            </w:pPr>
-            <w:r>
-              <w:rPr>
-                <w:rFonts w:ascii="Arial" w:cs="Arial" w:eastAsia="Arial" w:hAnsi="Arial"/>
-                <w:b/>
-                <w:bCs/>
-                <w:i w:val="false"/>
-                <w:iCs w:val="false"/>
-                <w:color w:val="000000"/>
-                <w:sz w:val="18"/>
-                <w:szCs w:val="18"/>
-              </w:rPr>
-              <w:t xml:space="preserve">Driving Question Board (DQB) Creation</w:t>
-            </w:r>
-          </w:p>
-          <w:p>
-            <w:pPr>
-              <w:spacing w:after="20" w:before="0"/>
-            </w:pPr>
-            <w:r>
-              <w:rPr>
-                <w:rFonts w:ascii="Arial" w:cs="Arial" w:eastAsia="Arial" w:hAnsi="Arial"/>
-                <w:b/>
-                <w:bCs/>
-                <w:color w:val="1F3864"/>
-                <w:sz w:val="16"/>
-                <w:szCs w:val="16"/>
-              </w:rPr>
-              <w:t xml:space="preserve">📹 VIDEO:</w:t>
-            </w:r>
-          </w:p>
-          <w:p>
-            <w:pPr>
-              <w:spacing w:after="20" w:before="0"/>
-            </w:pPr>
-            <w:hyperlink w:history="1" r:id="rIdq_c8lhyaztczhoqdgmhcf">
-              <w:r>
-                <w:rPr>
-                  <w:rFonts w:ascii="Arial" w:cs="Arial" w:eastAsia="Arial" w:hAnsi="Arial"/>
-                  <w:color w:val="2E75B6"/>
-                  <w:sz w:val="16"/>
-                  <w:szCs w:val="16"/>
-                  <w:u w:val="single" w:color="2E75B6"/>
-                </w:rPr>
-                <w:t xml:space="preserve">Surface area using a net: triangular prism</w:t>
-              </w:r>
-            </w:hyperlink>
-          </w:p>
-          <w:p>
-            <w:pPr>
-              <w:spacing w:after="10" w:before="0"/>
-              <w:ind w:left="120"/>
-            </w:pPr>
-            <w:r>
-              <w:rPr>
-                <w:rFonts w:ascii="Arial" w:cs="Arial" w:eastAsia="Arial" w:hAnsi="Arial"/>
-                <w:color w:val="595959"/>
-                <w:sz w:val="14"/>
-                <w:szCs w:val="14"/>
-              </w:rPr>
-              <w:t xml:space="preserve">Source: Khan Academy (English - US curriculum)</w:t>
-            </w:r>
-          </w:p>
-          <w:p>
-            <w:pPr>
-              <w:spacing w:after="10" w:before="0"/>
-              <w:ind w:left="120"/>
-            </w:pPr>
-            <w:hyperlink w:history="1" r:id="rIdm85f7l7lkurb3yru1zw3s">
-              <w:r>
-                <w:rPr>
-                  <w:rFonts w:ascii="Arial" w:cs="Arial" w:eastAsia="Arial" w:hAnsi="Arial"/>
-                  <w:color w:val="595959"/>
-                  <w:sz w:val="14"/>
-                  <w:szCs w:val="14"/>
-                  <w:u w:val="single" w:color="595959"/>
-                </w:rPr>
-                <w:t xml:space="preserve">🔍 Search ARES for similar videos</w:t>
-              </w:r>
-            </w:hyperlink>
-          </w:p>
-          <w:p>
-            <w:pPr>
-              <w:spacing w:after="40" w:before="0"/>
-            </w:pPr>
-            <w:r>
-              <w:rPr>
-                <w:sz w:val="14"/>
-                <w:szCs w:val="14"/>
-              </w:rPr>
-              <w:t xml:space="preserve"/>
-            </w:r>
-          </w:p>
-          <w:p>
-            <w:pPr>
-              <w:spacing w:after="20" w:before="0"/>
-            </w:pPr>
-            <w:r>
-              <w:rPr>
-                <w:rFonts w:ascii="Arial" w:cs="Arial" w:eastAsia="Arial" w:hAnsi="Arial"/>
-                <w:b/>
-                <w:bCs/>
-                <w:color w:val="1F3864"/>
-                <w:sz w:val="16"/>
-                <w:szCs w:val="16"/>
-              </w:rPr>
-              <w:t xml:space="preserve">📖 EXERCISE:</w:t>
-            </w:r>
-          </w:p>
-          <w:p>
-            <w:pPr>
-              <w:spacing w:after="20" w:before="0"/>
-            </w:pPr>
-            <w:hyperlink w:history="1" r:id="rId1xizotpf9ivmtmplylp7v">
+            <w:hyperlink w:history="1" r:id="rIdniarpqsg6jtmwpc2pl5au">
               <w:r>
                 <w:rPr>
                   <w:rFonts w:ascii="Arial" w:cs="Arial" w:eastAsia="Arial" w:hAnsi="Arial"/>
@@ -7010,6 +7439,22 @@
           </w:p>
           <w:p>
             <w:pPr>
+              <w:spacing w:after="20" w:before="0"/>
+            </w:pPr>
+            <w:r>
+              <w:rPr>
+                <w:rFonts w:ascii="Arial" w:cs="Arial" w:eastAsia="Arial" w:hAnsi="Arial"/>
+                <w:i/>
+                <w:iCs/>
+                <w:color w:val="595959"/>
+                <w:sz w:val="16"/>
+                <w:szCs w:val="16"/>
+              </w:rPr>
+              <w:t xml:space="preserve">Related topic: not an exact match for this lesson.</w:t>
+            </w:r>
+          </w:p>
+          <w:p>
+            <w:pPr>
               <w:spacing w:after="10" w:before="0"/>
               <w:ind w:left="120"/>
             </w:pPr>
@@ -7028,313 +7473,7 @@
               <w:spacing w:after="10" w:before="0"/>
               <w:ind w:left="120"/>
             </w:pPr>
-            <w:hyperlink w:history="1" r:id="rIdrqm2e5juza-4emz9k2jdc">
-              <w:r>
-                <w:rPr>
-                  <w:rFonts w:ascii="Arial" w:cs="Arial" w:eastAsia="Arial" w:hAnsi="Arial"/>
-                  <w:color w:val="595959"/>
-                  <w:sz w:val="14"/>
-                  <w:szCs w:val="14"/>
-                  <w:u w:val="single" w:color="595959"/>
-                </w:rPr>
-                <w:t xml:space="preserve">🔍 Search ARES for similar readings</w:t>
-              </w:r>
-            </w:hyperlink>
-          </w:p>
-        </w:tc>
-        <w:tc>
-          <w:tcPr>
-            <w:tcW w:type="dxa" w:w="3040"/>
-            <w:shd w:fill="FFFFFF" w:color="auto" w:val="clear"/>
-            <w:tcMar>
-              <w:top w:type="dxa" w:w="60"/>
-              <w:left w:type="dxa" w:w="120"/>
-              <w:bottom w:type="dxa" w:w="60"/>
-              <w:right w:type="dxa" w:w="120"/>
-            </w:tcMar>
-            <w:vAlign w:val="top"/>
-          </w:tcPr>
-          <w:p>
-            <w:pPr>
-              <w:spacing w:after="40" w:before="0"/>
-              <w:jc w:val="left"/>
-            </w:pPr>
-            <w:r>
-              <w:rPr>
-                <w:rFonts w:ascii="Arial" w:cs="Arial" w:eastAsia="Arial" w:hAnsi="Arial"/>
-                <w:b w:val="false"/>
-                <w:bCs w:val="false"/>
-                <w:i w:val="false"/>
-                <w:iCs w:val="false"/>
-                <w:color w:val="000000"/>
-                <w:sz w:val="18"/>
-                <w:szCs w:val="18"/>
-              </w:rPr>
-              <w:t xml:space="preserve">Each learner writes one sticky note (or a designated section in their exercise book titled 'DQB Update') responding to TWO prompts: (1) 'What new evidence do I now have that helps answer: how much material is needed to make a pyramid-shaped object?' (2) 'Does today's evidence support or challenge the hardware-shop owner's claim that the frustum uses the most metal?' Groups share with the class and the teacher physically adds notes to the class DQB under the column 'Pyramid Evidence.' The class also updates a running comparison table on the DQB: Shape | Formula | TSA for our example dimensions | Compared to cone (Lesson 1).</w:t>
-            </w:r>
-          </w:p>
-        </w:tc>
-        <w:tc>
-          <w:tcPr>
-            <w:tcW w:type="dxa" w:w="3040"/>
-            <w:shd w:fill="F2F2F2" w:color="auto" w:val="clear"/>
-            <w:tcMar>
-              <w:top w:type="dxa" w:w="60"/>
-              <w:left w:type="dxa" w:w="120"/>
-              <w:bottom w:type="dxa" w:w="60"/>
-              <w:right w:type="dxa" w:w="120"/>
-            </w:tcMar>
-            <w:vAlign w:val="top"/>
-          </w:tcPr>
-          <w:p>
-            <w:pPr>
-              <w:spacing w:after="40" w:before="0"/>
-              <w:jc w:val="left"/>
-            </w:pPr>
-            <w:r>
-              <w:rPr>
-                <w:rFonts w:ascii="Arial" w:cs="Arial" w:eastAsia="Arial" w:hAnsi="Arial"/>
-                <w:b w:val="false"/>
-                <w:bCs w:val="false"/>
-                <w:i w:val="false"/>
-                <w:iCs w:val="false"/>
-                <w:color w:val="000000"/>
-                <w:sz w:val="18"/>
-                <w:szCs w:val="18"/>
-              </w:rPr>
-              <w:t xml:space="preserve">Direct learners to the class DQB (a section of the board or a large chart paper left up throughout the unit): 'In Lesson 1, we added cone evidence. Today we add pyramid evidence. I need two things from you on your sticky note: first, the formula you derived and a worked example number; second, whether today's lesson moves you closer to answering whether the frustum really does use the most metal.' Allow 3 minutes of individual writing. Then invite 4 learners (cold-call, different groups from Lesson 1 reporters) to read their note aloud and place it on the DQB. After all notes are placed, ask the whole class: 'Looking at our DQB so far — cones from Lesson 1, pyramids from today — what shape of question is emerging that we still cannot answer?' [WAIT TIME: 15 seconds.] Accept 2–3 responses. Prompt if needed: 'We know cone formula and pyramid formula — but do we yet know the frustum formula? Where does that appear in our sequence?' Point to 'frustum' lesson in the sequence visible on the DQB. Say: 'That question is now officially on our DQB as an open question.'</w:t>
-            </w:r>
-          </w:p>
-        </w:tc>
-        <w:tc>
-          <w:tcPr>
-            <w:tcW w:type="dxa" w:w="3040"/>
-            <w:shd w:fill="FFFFFF" w:color="auto" w:val="clear"/>
-            <w:tcMar>
-              <w:top w:type="dxa" w:w="60"/>
-              <w:left w:type="dxa" w:w="120"/>
-              <w:bottom w:type="dxa" w:w="60"/>
-              <w:right w:type="dxa" w:w="120"/>
-            </w:tcMar>
-            <w:vAlign w:val="top"/>
-          </w:tcPr>
-          <w:p>
-            <w:pPr>
-              <w:spacing w:after="40" w:before="0"/>
-              <w:jc w:val="left"/>
-            </w:pPr>
-            <w:r>
-              <w:rPr>
-                <w:rFonts w:ascii="Arial" w:cs="Arial" w:eastAsia="Arial" w:hAnsi="Arial"/>
-                <w:b w:val="false"/>
-                <w:bCs w:val="false"/>
-                <w:i w:val="false"/>
-                <w:iCs w:val="false"/>
-                <w:color w:val="000000"/>
-                <w:sz w:val="18"/>
-                <w:szCs w:val="18"/>
-              </w:rPr>
-              <w:t xml:space="preserve">Driving Question Board as cumulative evidence tracker. The comparison table makes the unit's progression visible and tangible — learners can literally see the gap (frustum formula not yet known) that the later lessons will fill. This sustains curiosity and shows learners that each lesson is a deliberate piece of evidence, not an isolated topic.</w:t>
-            </w:r>
-          </w:p>
-        </w:tc>
-        <w:tc>
-          <w:tcPr>
-            <w:tcW w:type="dxa" w:w="3040"/>
-            <w:shd w:fill="F2F2F2" w:color="auto" w:val="clear"/>
-            <w:tcMar>
-              <w:top w:type="dxa" w:w="60"/>
-              <w:left w:type="dxa" w:w="120"/>
-              <w:bottom w:type="dxa" w:w="60"/>
-              <w:right w:type="dxa" w:w="120"/>
-            </w:tcMar>
-            <w:vAlign w:val="top"/>
-          </w:tcPr>
-          <w:p>
-            <w:pPr>
-              <w:spacing w:after="40" w:before="0"/>
-              <w:jc w:val="left"/>
-            </w:pPr>
-            <w:r>
-              <w:rPr>
-                <w:rFonts w:ascii="Arial" w:cs="Arial" w:eastAsia="Arial" w:hAnsi="Arial"/>
-                <w:b w:val="false"/>
-                <w:bCs w:val="false"/>
-                <w:i w:val="false"/>
-                <w:iCs w:val="false"/>
-                <w:color w:val="000000"/>
-                <w:sz w:val="18"/>
-                <w:szCs w:val="18"/>
-              </w:rPr>
-              <w:t xml:space="preserve">Observable indicator: Each learner's DQB sticky note contains (a) a correct formula or numerical result and (b) a genuine connection to the phenomenon question (not just a restatement of the lesson topic). Teacher reviews 5–6 sticky notes as they are placed; if notes lack a connection to the phenomenon, pause and model one exemplar note aloud.</w:t>
-            </w:r>
-          </w:p>
-        </w:tc>
-      </w:tr>
-      <w:tr>
-        <w:tc>
-          <w:tcPr>
-            <w:tcW w:type="dxa" w:w="1520"/>
-            <w:shd w:fill="D5E8F0" w:color="auto" w:val="clear"/>
-            <w:tcMar>
-              <w:top w:type="dxa" w:w="60"/>
-              <w:left w:type="dxa" w:w="120"/>
-              <w:bottom w:type="dxa" w:w="60"/>
-              <w:right w:type="dxa" w:w="120"/>
-            </w:tcMar>
-            <w:vAlign w:val="top"/>
-          </w:tcPr>
-          <w:p>
-            <w:pPr>
-              <w:spacing w:after="40" w:before="0"/>
-              <w:jc w:val="left"/>
-            </w:pPr>
-            <w:r>
-              <w:rPr>
-                <w:rFonts w:ascii="Arial" w:cs="Arial" w:eastAsia="Arial" w:hAnsi="Arial"/>
-                <w:b/>
-                <w:bCs/>
-                <w:i w:val="false"/>
-                <w:iCs w:val="false"/>
-                <w:color w:val="000000"/>
-                <w:sz w:val="18"/>
-                <w:szCs w:val="18"/>
-              </w:rPr>
-              <w:t xml:space="preserve">Model Building Phase</w:t>
-            </w:r>
-          </w:p>
-          <w:p>
-            <w:pPr>
-              <w:spacing w:after="20" w:before="0"/>
-            </w:pPr>
-            <w:r>
-              <w:rPr>
-                <w:rFonts w:ascii="Arial" w:cs="Arial" w:eastAsia="Arial" w:hAnsi="Arial"/>
-                <w:b/>
-                <w:bCs/>
-                <w:color w:val="1F3864"/>
-                <w:sz w:val="16"/>
-                <w:szCs w:val="16"/>
-              </w:rPr>
-              <w:t xml:space="preserve">📹 VIDEO:</w:t>
-            </w:r>
-          </w:p>
-          <w:p>
-            <w:pPr>
-              <w:spacing w:after="20" w:before="0"/>
-            </w:pPr>
-            <w:hyperlink w:history="1" r:id="rId2_wge-fjllmslxqd5mzzi">
-              <w:r>
-                <w:rPr>
-                  <w:rFonts w:ascii="Arial" w:cs="Arial" w:eastAsia="Arial" w:hAnsi="Arial"/>
-                  <w:color w:val="2E75B6"/>
-                  <w:sz w:val="16"/>
-                  <w:szCs w:val="16"/>
-                  <w:u w:val="single" w:color="2E75B6"/>
-                </w:rPr>
-                <w:t xml:space="preserve">Surface area using a net: triangular prism</w:t>
-              </w:r>
-            </w:hyperlink>
-          </w:p>
-          <w:p>
-            <w:pPr>
-              <w:spacing w:after="10" w:before="0"/>
-              <w:ind w:left="120"/>
-            </w:pPr>
-            <w:r>
-              <w:rPr>
-                <w:rFonts w:ascii="Arial" w:cs="Arial" w:eastAsia="Arial" w:hAnsi="Arial"/>
-                <w:color w:val="595959"/>
-                <w:sz w:val="14"/>
-                <w:szCs w:val="14"/>
-              </w:rPr>
-              <w:t xml:space="preserve">Source: Khan Academy (English - US curriculum)</w:t>
-            </w:r>
-          </w:p>
-          <w:p>
-            <w:pPr>
-              <w:spacing w:after="10" w:before="0"/>
-              <w:ind w:left="120"/>
-            </w:pPr>
-            <w:hyperlink w:history="1" r:id="rIdtgyyjqql_1wi67mtju6ca">
-              <w:r>
-                <w:rPr>
-                  <w:rFonts w:ascii="Arial" w:cs="Arial" w:eastAsia="Arial" w:hAnsi="Arial"/>
-                  <w:color w:val="595959"/>
-                  <w:sz w:val="14"/>
-                  <w:szCs w:val="14"/>
-                  <w:u w:val="single" w:color="595959"/>
-                </w:rPr>
-                <w:t xml:space="preserve">🔍 Search ARES for similar videos</w:t>
-              </w:r>
-            </w:hyperlink>
-          </w:p>
-          <w:p>
-            <w:pPr>
-              <w:spacing w:after="40" w:before="0"/>
-            </w:pPr>
-            <w:r>
-              <w:rPr>
-                <w:sz w:val="14"/>
-                <w:szCs w:val="14"/>
-              </w:rPr>
-              <w:t xml:space="preserve"/>
-            </w:r>
-          </w:p>
-          <w:p>
-            <w:pPr>
-              <w:spacing w:after="20" w:before="0"/>
-            </w:pPr>
-            <w:r>
-              <w:rPr>
-                <w:rFonts w:ascii="Arial" w:cs="Arial" w:eastAsia="Arial" w:hAnsi="Arial"/>
-                <w:b/>
-                <w:bCs/>
-                <w:color w:val="1F3864"/>
-                <w:sz w:val="16"/>
-                <w:szCs w:val="16"/>
-              </w:rPr>
-              <w:t xml:space="preserve">📖 EXERCISE:</w:t>
-            </w:r>
-          </w:p>
-          <w:p>
-            <w:pPr>
-              <w:spacing w:after="20" w:before="0"/>
-            </w:pPr>
-            <w:hyperlink w:history="1" r:id="rIdh09thhm4zbtqfiplpl3ci">
-              <w:r>
-                <w:rPr>
-                  <w:rFonts w:ascii="Arial" w:cs="Arial" w:eastAsia="Arial" w:hAnsi="Arial"/>
-                  <w:color w:val="2E75B6"/>
-                  <w:sz w:val="16"/>
-                  <w:szCs w:val="16"/>
-                  <w:u w:val="single" w:color="2E75B6"/>
-                </w:rPr>
-                <w:t xml:space="preserve">Volume as area of base times height</w:t>
-              </w:r>
-            </w:hyperlink>
-          </w:p>
-          <w:p>
-            <w:pPr>
-              <w:spacing w:after="10" w:before="0"/>
-              <w:ind w:left="120"/>
-            </w:pPr>
-            <w:r>
-              <w:rPr>
-                <w:rFonts w:ascii="Arial" w:cs="Arial" w:eastAsia="Arial" w:hAnsi="Arial"/>
-                <w:color w:val="595959"/>
-                <w:sz w:val="14"/>
-                <w:szCs w:val="14"/>
-              </w:rPr>
-              <w:t xml:space="preserve">Source: Khan Academy (English - US curriculum)</w:t>
-            </w:r>
-          </w:p>
-          <w:p>
-            <w:pPr>
-              <w:spacing w:after="10" w:before="0"/>
-              <w:ind w:left="120"/>
-            </w:pPr>
-            <w:hyperlink w:history="1" r:id="rIdwdyjfplc4y52yn9pr7scy">
+            <w:hyperlink w:history="1" r:id="rIdveadgsj0p2ywtasgvs8bq">
               <w:r>
                 <w:rPr>
                   <w:rFonts w:ascii="Arial" w:cs="Arial" w:eastAsia="Arial" w:hAnsi="Arial"/>
@@ -7941,7 +8080,7 @@
         </w:rPr>
         <w:t xml:space="preserve">© 2026 SeaVuria and ARES. Aligned with KICD objectives. Developed by SeaVuria; technical implementation by ARES (with AI assistance from Claude). Licensed under </w:t>
       </w:r>
-      <w:hyperlink w:history="1" r:id="rId4vulj8vx7dp9nzusvtgh1">
+      <w:hyperlink w:history="1" r:id="rIdkgxaypfkrsk2to3mt8igh">
         <w:r>
           <w:rPr>
             <w:rFonts w:ascii="Arial" w:cs="Arial" w:eastAsia="Arial" w:hAnsi="Arial"/>
@@ -7962,7 +8101,7 @@
         </w:rPr>
         <w:t xml:space="preserve"> (</w:t>
       </w:r>
-      <w:hyperlink w:history="1" r:id="rIdg6xro9onupj5gcdw1snve">
+      <w:hyperlink w:history="1" r:id="rIdk7if0ijzfkwptmywoq5ti">
         <w:r>
           <w:rPr>
             <w:rFonts w:ascii="Arial" w:cs="Arial" w:eastAsia="Arial" w:hAnsi="Arial"/>
@@ -8975,7 +9114,7 @@
             <w:pPr>
               <w:spacing w:after="20" w:before="0"/>
             </w:pPr>
-            <w:hyperlink w:history="1" r:id="rIdokhhvlbobyg4idi2m2jtf">
+            <w:hyperlink w:history="1" r:id="rIdvh4fse-8dbnw0e4m_uj5v">
               <w:r>
                 <w:rPr>
                   <w:rFonts w:ascii="Arial" w:cs="Arial" w:eastAsia="Arial" w:hAnsi="Arial"/>
@@ -8990,6 +9129,22 @@
           </w:p>
           <w:p>
             <w:pPr>
+              <w:spacing w:after="20" w:before="0"/>
+            </w:pPr>
+            <w:r>
+              <w:rPr>
+                <w:rFonts w:ascii="Arial" w:cs="Arial" w:eastAsia="Arial" w:hAnsi="Arial"/>
+                <w:i/>
+                <w:iCs/>
+                <w:color w:val="595959"/>
+                <w:sz w:val="16"/>
+                <w:szCs w:val="16"/>
+              </w:rPr>
+              <w:t xml:space="preserve">Related topic: not an exact match for this lesson.</w:t>
+            </w:r>
+          </w:p>
+          <w:p>
+            <w:pPr>
               <w:spacing w:after="10" w:before="0"/>
               <w:ind w:left="120"/>
             </w:pPr>
@@ -9008,7 +9163,7 @@
               <w:spacing w:after="10" w:before="0"/>
               <w:ind w:left="120"/>
             </w:pPr>
-            <w:hyperlink w:history="1" r:id="rIdait23pi-bct9oknsqalwx">
+            <w:hyperlink w:history="1" r:id="rId9heatuayyewz_1_fok16e">
               <w:r>
                 <w:rPr>
                   <w:rFonts w:ascii="Arial" w:cs="Arial" w:eastAsia="Arial" w:hAnsi="Arial"/>
@@ -9053,7 +9208,7 @@
             <w:pPr>
               <w:spacing w:after="20" w:before="0"/>
             </w:pPr>
-            <w:hyperlink w:history="1" r:id="rIdfy2kas3c-bfsfamwilcn-">
+            <w:hyperlink w:history="1" r:id="rIdc53wqwflf6w2fqvqpkc_t">
               <w:r>
                 <w:rPr>
                   <w:rFonts w:ascii="Arial" w:cs="Arial" w:eastAsia="Arial" w:hAnsi="Arial"/>
@@ -9086,7 +9241,7 @@
               <w:spacing w:after="10" w:before="0"/>
               <w:ind w:left="120"/>
             </w:pPr>
-            <w:hyperlink w:history="1" r:id="rIdhqcfqgytk-ssr9qpsvj5x">
+            <w:hyperlink w:history="1" r:id="rIdxnwuhonlvxjzroctmeyll">
               <w:r>
                 <w:rPr>
                   <w:rFonts w:ascii="Arial" w:cs="Arial" w:eastAsia="Arial" w:hAnsi="Arial"/>
@@ -9160,7 +9315,7 @@
                 <w:sz w:val="18"/>
                 <w:szCs w:val="18"/>
               </w:rPr>
-              <w:t xml:space="preserve">Distribute materials before learners enter or during settling. Open with: 'Last lesson we calculated how much sheet metal goes into a cone and a cylinder. Today we tackle a shape that cannot be unfolded into a flat net at all — the sphere. Before I tell you anything, I want you to measure and predict.' Circulate silently for 3 minutes while learners write predictions — do NOT answer questions about formulas. After 3 minutes, cold-call 3 learners: 'Achieng, what circumference did you measure for your orange?' [WAIT 10 seconds] 'Kamau, how did you convert that to a radius?' [WAIT 12 seconds] 'Fatuma, what surface area did you predict, and what was your reasoning?' [WAIT 15 seconds]. Record three different predictions on the board without evaluating them. Say: 'We will return to these predictions at the end of Phase 2 to see who was closest — and more importantly, why.'</w:t>
+              <w:t xml:space="preserve">Distribute materials before learners enter or during settling. Open with: 'Last lesson we calculated how much material goes into a pyramid, and in Lesson 1 we did the cone. Today we tackle a shape that cannot be unfolded into a flat net at all — the sphere. Before I tell you anything, I want you to measure and predict.' Circulate silently for 3 minutes while learners write predictions — do NOT answer questions about formulas. After 3 minutes, cold-call 3 learners: 'Achieng, what circumference did you measure for your orange?' [WAIT 10 seconds] 'Kamau, how did you convert that to a radius?' [WAIT 12 seconds] 'Fatuma, what surface area did you predict, and what was your reasoning?' [WAIT 15 seconds]. Record three different predictions on the board without evaluating them. Say: 'We will return to these predictions at the end of Phase 2 to see who was closest — and more importantly, why.'</w:t>
             </w:r>
           </w:p>
         </w:tc>
@@ -9281,7 +9436,7 @@
             <w:pPr>
               <w:spacing w:after="20" w:before="0"/>
             </w:pPr>
-            <w:hyperlink w:history="1" r:id="rIdouhj3y3l-paktuxn4dd5o">
+            <w:hyperlink w:history="1" r:id="rIdj9poyxtbpwvngbxvjdkoh">
               <w:r>
                 <w:rPr>
                   <w:rFonts w:ascii="Arial" w:cs="Arial" w:eastAsia="Arial" w:hAnsi="Arial"/>
@@ -9296,6 +9451,22 @@
           </w:p>
           <w:p>
             <w:pPr>
+              <w:spacing w:after="20" w:before="0"/>
+            </w:pPr>
+            <w:r>
+              <w:rPr>
+                <w:rFonts w:ascii="Arial" w:cs="Arial" w:eastAsia="Arial" w:hAnsi="Arial"/>
+                <w:i/>
+                <w:iCs/>
+                <w:color w:val="595959"/>
+                <w:sz w:val="16"/>
+                <w:szCs w:val="16"/>
+              </w:rPr>
+              <w:t xml:space="preserve">Related topic: not an exact match for this lesson.</w:t>
+            </w:r>
+          </w:p>
+          <w:p>
+            <w:pPr>
               <w:spacing w:after="10" w:before="0"/>
               <w:ind w:left="120"/>
             </w:pPr>
@@ -9314,7 +9485,7 @@
               <w:spacing w:after="10" w:before="0"/>
               <w:ind w:left="120"/>
             </w:pPr>
-            <w:hyperlink w:history="1" r:id="rIdu8hpqbadg7ekqgeltfzey">
+            <w:hyperlink w:history="1" r:id="rId7pyfriavcp1kfay0hvwbr">
               <w:r>
                 <w:rPr>
                   <w:rFonts w:ascii="Arial" w:cs="Arial" w:eastAsia="Arial" w:hAnsi="Arial"/>
@@ -9359,7 +9530,7 @@
             <w:pPr>
               <w:spacing w:after="20" w:before="0"/>
             </w:pPr>
-            <w:hyperlink w:history="1" r:id="rIdh6fpk9v4dfnpl8l_ldtro">
+            <w:hyperlink w:history="1" r:id="rId9qf_3o4rty97vrm4enyy2">
               <w:r>
                 <w:rPr>
                   <w:rFonts w:ascii="Arial" w:cs="Arial" w:eastAsia="Arial" w:hAnsi="Arial"/>
@@ -9392,7 +9563,7 @@
               <w:spacing w:after="10" w:before="0"/>
               <w:ind w:left="120"/>
             </w:pPr>
-            <w:hyperlink w:history="1" r:id="rIdw7ukvov_3_ftpsr5jvsg0">
+            <w:hyperlink w:history="1" r:id="rIdohpemabbvyfhhpudmzueb">
               <w:r>
                 <w:rPr>
                   <w:rFonts w:ascii="Arial" w:cs="Arial" w:eastAsia="Arial" w:hAnsi="Arial"/>
@@ -9587,7 +9758,7 @@
             <w:pPr>
               <w:spacing w:after="20" w:before="0"/>
             </w:pPr>
-            <w:hyperlink w:history="1" r:id="rIdzorimbl-8y2b4_-bfdcme">
+            <w:hyperlink w:history="1" r:id="rIdzgr_17qmx64zkxnm66czs">
               <w:r>
                 <w:rPr>
                   <w:rFonts w:ascii="Arial" w:cs="Arial" w:eastAsia="Arial" w:hAnsi="Arial"/>
@@ -9602,6 +9773,22 @@
           </w:p>
           <w:p>
             <w:pPr>
+              <w:spacing w:after="20" w:before="0"/>
+            </w:pPr>
+            <w:r>
+              <w:rPr>
+                <w:rFonts w:ascii="Arial" w:cs="Arial" w:eastAsia="Arial" w:hAnsi="Arial"/>
+                <w:i/>
+                <w:iCs/>
+                <w:color w:val="595959"/>
+                <w:sz w:val="16"/>
+                <w:szCs w:val="16"/>
+              </w:rPr>
+              <w:t xml:space="preserve">Related topic: not an exact match for this lesson.</w:t>
+            </w:r>
+          </w:p>
+          <w:p>
+            <w:pPr>
               <w:spacing w:after="10" w:before="0"/>
               <w:ind w:left="120"/>
             </w:pPr>
@@ -9620,7 +9807,7 @@
               <w:spacing w:after="10" w:before="0"/>
               <w:ind w:left="120"/>
             </w:pPr>
-            <w:hyperlink w:history="1" r:id="rIdefrliw1glxddisvf6tniq">
+            <w:hyperlink w:history="1" r:id="rIdmxruu_djzipmnt0m1iwzp">
               <w:r>
                 <w:rPr>
                   <w:rFonts w:ascii="Arial" w:cs="Arial" w:eastAsia="Arial" w:hAnsi="Arial"/>
@@ -9665,7 +9852,7 @@
             <w:pPr>
               <w:spacing w:after="20" w:before="0"/>
             </w:pPr>
-            <w:hyperlink w:history="1" r:id="rIdbz1476ebrmcnx7ytmlael">
+            <w:hyperlink w:history="1" r:id="rIdlt36y9ujaja4lkeafsko2">
               <w:r>
                 <w:rPr>
                   <w:rFonts w:ascii="Arial" w:cs="Arial" w:eastAsia="Arial" w:hAnsi="Arial"/>
@@ -9698,7 +9885,7 @@
               <w:spacing w:after="10" w:before="0"/>
               <w:ind w:left="120"/>
             </w:pPr>
-            <w:hyperlink w:history="1" r:id="rIdbduvsiphtbiby8jxxys1z">
+            <w:hyperlink w:history="1" r:id="rIdjbs6mxfu32d09ccokayaw">
               <w:r>
                 <w:rPr>
                   <w:rFonts w:ascii="Arial" w:cs="Arial" w:eastAsia="Arial" w:hAnsi="Arial"/>
@@ -9740,7 +9927,7 @@
                 <w:sz w:val="18"/>
                 <w:szCs w:val="18"/>
               </w:rPr>
-              <w:t xml:space="preserve">PART A — Formula Derivation and Notation. Learners copy and complete a structured derivation frame in their books: 'Surface area of a sphere = ___ × area of great circle = ___ × πr² = ___.' They then derive the hemisphere formula: curved surface area = ½ × 4πr² = 2πr²; total surface area of closed hemisphere = 2πr² + πr² = 3πr². PART B — Worked Examples (Kenya Context). Example 1 (Mosque Dome, Mombasa): The Mandhry Mosque near the Old Port in Mombasa has a hemispherical dome with diameter 8.4 m. A painter charges Ksh 350 per m² to paint the curved outer surface. Calculate: (i) the curved surface area of the dome; (ii) the total cost of painting it. Learners work in pairs for 5 minutes, then one pair presents on the board. Example 2 (Spherical Water Tank, Kisumu): A spherical water tank in a Kisumu estate has a radius of 1.5 m. Calculate the total surface area of sheet metal needed to construct it. How does this compare to the cylindrical bucket in our phenomenon (which has the same 10-litre capacity)? Learners solve individually (5 minutes). PART C — Connecting to the Phenomenon. Learners answer in their books: 'If the shopkeeper on Kirinyaga Road added a fourth bucket — a spherical one holding exactly 10 litres — how much sheet metal would it need? Is the shopkeeper correct that the frustum uses the most metal, or does the sphere challenge that claim?'</w:t>
+              <w:t xml:space="preserve">PART A — Formula Derivation and Notation. Learners copy and complete a structured derivation frame in their books: 'Surface area of a sphere = ___ × area of great circle = ___ × πr² = ___.' They then derive the hemisphere formula: curved surface area = ½ × 4πr² = 2πr²; total surface area of closed hemisphere = 2πr² + πr² = 3πr². PART B — Worked Examples (Kenya Context). Example 1 (Mosque Dome, Mombasa): The Mandhry Mosque near the Old Port in Mombasa has a hemispherical dome with diameter 8.4 m. A painter charges Ksh 350 per m² to paint the curved outer surface. Calculate: (i) the curved surface area of the dome; (ii) the total cost of painting it. Learners work in pairs for 5 minutes, then one pair presents on the board. Example 2 (Spherical Water Tank, Kisumu): A spherical water tank in a Kisumu estate has a radius of 1.5 m. Calculate the total surface area of sheet metal needed to construct it. How does this compare to the open cylindrical bucket in our phenomenon (r = 10.6 cm, h = 28.4 cm, same 10-litre capacity)? Learners solve individually (5 minutes). PART C — Connecting to the Phenomenon. Learners answer in their books: 'If the shopkeeper on Kirinyaga Road added a fourth bucket — a spherical one holding exactly 10 litres — how much sheet metal would it need? Is the shopkeeper correct that the frustum uses the most metal, or does the sphere challenge that claim?'</w:t>
             </w:r>
           </w:p>
         </w:tc>
@@ -9893,7 +10080,7 @@
             <w:pPr>
               <w:spacing w:after="20" w:before="0"/>
             </w:pPr>
-            <w:hyperlink w:history="1" r:id="rIdxkvxjutkptdqfm-4nqpov">
+            <w:hyperlink w:history="1" r:id="rIdaxks0_pssztrhao8avmyj">
               <w:r>
                 <w:rPr>
                   <w:rFonts w:ascii="Arial" w:cs="Arial" w:eastAsia="Arial" w:hAnsi="Arial"/>
@@ -9908,6 +10095,22 @@
           </w:p>
           <w:p>
             <w:pPr>
+              <w:spacing w:after="20" w:before="0"/>
+            </w:pPr>
+            <w:r>
+              <w:rPr>
+                <w:rFonts w:ascii="Arial" w:cs="Arial" w:eastAsia="Arial" w:hAnsi="Arial"/>
+                <w:i/>
+                <w:iCs/>
+                <w:color w:val="595959"/>
+                <w:sz w:val="16"/>
+                <w:szCs w:val="16"/>
+              </w:rPr>
+              <w:t xml:space="preserve">Related topic: not an exact match for this lesson.</w:t>
+            </w:r>
+          </w:p>
+          <w:p>
+            <w:pPr>
               <w:spacing w:after="10" w:before="0"/>
               <w:ind w:left="120"/>
             </w:pPr>
@@ -9926,7 +10129,7 @@
               <w:spacing w:after="10" w:before="0"/>
               <w:ind w:left="120"/>
             </w:pPr>
-            <w:hyperlink w:history="1" r:id="rIdqpgexjvisqshgjylc48bj">
+            <w:hyperlink w:history="1" r:id="rId4zvz_3ctqw5uji2-dcpb5">
               <w:r>
                 <w:rPr>
                   <w:rFonts w:ascii="Arial" w:cs="Arial" w:eastAsia="Arial" w:hAnsi="Arial"/>
@@ -9964,6 +10167,328 @@
                 <w:sz w:val="16"/>
                 <w:szCs w:val="16"/>
               </w:rPr>
+              <w:t xml:space="preserve">📖 EXERCISE:</w:t>
+            </w:r>
+          </w:p>
+          <w:p>
+            <w:pPr>
+              <w:spacing w:after="20" w:before="0"/>
+            </w:pPr>
+            <w:hyperlink w:history="1" r:id="rId5dhqk-riadkptdm48iims">
+              <w:r>
+                <w:rPr>
+                  <w:rFonts w:ascii="Arial" w:cs="Arial" w:eastAsia="Arial" w:hAnsi="Arial"/>
+                  <w:color w:val="2E75B6"/>
+                  <w:sz w:val="16"/>
+                  <w:szCs w:val="16"/>
+                  <w:u w:val="single" w:color="2E75B6"/>
+                </w:rPr>
+                <w:t xml:space="preserve">Surface Area of Spheres Practice</w:t>
+              </w:r>
+            </w:hyperlink>
+          </w:p>
+          <w:p>
+            <w:pPr>
+              <w:spacing w:after="10" w:before="0"/>
+              <w:ind w:left="120"/>
+            </w:pPr>
+            <w:r>
+              <w:rPr>
+                <w:rFonts w:ascii="Arial" w:cs="Arial" w:eastAsia="Arial" w:hAnsi="Arial"/>
+                <w:color w:val="595959"/>
+                <w:sz w:val="14"/>
+                <w:szCs w:val="14"/>
+              </w:rPr>
+              <w:t xml:space="preserve">Source: CK-12</w:t>
+            </w:r>
+          </w:p>
+          <w:p>
+            <w:pPr>
+              <w:spacing w:after="10" w:before="0"/>
+              <w:ind w:left="120"/>
+            </w:pPr>
+            <w:hyperlink w:history="1" r:id="rIdxnmuolm7gkn1zn4ydybzr">
+              <w:r>
+                <w:rPr>
+                  <w:rFonts w:ascii="Arial" w:cs="Arial" w:eastAsia="Arial" w:hAnsi="Arial"/>
+                  <w:color w:val="595959"/>
+                  <w:sz w:val="14"/>
+                  <w:szCs w:val="14"/>
+                  <w:u w:val="single" w:color="595959"/>
+                </w:rPr>
+                <w:t xml:space="preserve">🔍 Search ARES for similar readings</w:t>
+              </w:r>
+            </w:hyperlink>
+          </w:p>
+        </w:tc>
+        <w:tc>
+          <w:tcPr>
+            <w:tcW w:type="dxa" w:w="3040"/>
+            <w:shd w:fill="FFFFFF" w:color="auto" w:val="clear"/>
+            <w:tcMar>
+              <w:top w:type="dxa" w:w="60"/>
+              <w:left w:type="dxa" w:w="120"/>
+              <w:bottom w:type="dxa" w:w="60"/>
+              <w:right w:type="dxa" w:w="120"/>
+            </w:tcMar>
+            <w:vAlign w:val="top"/>
+          </w:tcPr>
+          <w:p>
+            <w:pPr>
+              <w:spacing w:after="40" w:before="0"/>
+              <w:jc w:val="left"/>
+            </w:pPr>
+            <w:r>
+              <w:rPr>
+                <w:rFonts w:ascii="Arial" w:cs="Arial" w:eastAsia="Arial" w:hAnsi="Arial"/>
+                <w:b w:val="false"/>
+                <w:bCs w:val="false"/>
+                <w:i w:val="false"/>
+                <w:iCs w:val="false"/>
+                <w:color w:val="000000"/>
+                <w:sz w:val="18"/>
+                <w:szCs w:val="18"/>
+              </w:rPr>
+              <w:t xml:space="preserve">Each learner receives a sticky note (or tears a small piece of paper). They write ONE updated understanding and ONE remaining question in the following format: 'I now understand: ___' and 'I am still wondering: ___'. Examples of expected responses — Understanding: 'A sphere's surface area is 4 times its great circle, so SA = 4πr²'; Wondering: 'Why does the sphere have the smallest surface area for a given volume?' or 'How do you find the surface area of a frustum that is almost spherical?' Learners post their notes on the class Driving Question Board under two columns: WHAT WE NOW KNOW and WHAT WE STILL WONDER. The teacher reads 4–5 notes aloud and clusters them. The class votes (hands up) on the top 2 'still wondering' questions to carry into Lessons 5–6.</w:t>
+            </w:r>
+          </w:p>
+        </w:tc>
+        <w:tc>
+          <w:tcPr>
+            <w:tcW w:type="dxa" w:w="3040"/>
+            <w:shd w:fill="F2F2F2" w:color="auto" w:val="clear"/>
+            <w:tcMar>
+              <w:top w:type="dxa" w:w="60"/>
+              <w:left w:type="dxa" w:w="120"/>
+              <w:bottom w:type="dxa" w:w="60"/>
+              <w:right w:type="dxa" w:w="120"/>
+            </w:tcMar>
+            <w:vAlign w:val="top"/>
+          </w:tcPr>
+          <w:p>
+            <w:pPr>
+              <w:spacing w:after="40" w:before="0"/>
+              <w:jc w:val="left"/>
+            </w:pPr>
+            <w:r>
+              <w:rPr>
+                <w:rFonts w:ascii="Arial" w:cs="Arial" w:eastAsia="Arial" w:hAnsi="Arial"/>
+                <w:b w:val="false"/>
+                <w:bCs w:val="false"/>
+                <w:i w:val="false"/>
+                <w:iCs w:val="false"/>
+                <w:color w:val="000000"/>
+                <w:sz w:val="18"/>
+                <w:szCs w:val="18"/>
+              </w:rPr>
+              <w:t xml:space="preserve">Say: 'The shopkeeper on Kirinyaga Road said the frustum uses the most metal. After today's lesson, can we confirm or challenge that? Write what you now know and what you still need to figure out.' [Allow 3 minutes silent writing]. As learners post notes, read aloud: 'Wanjiku writes: I now know SA = 4πr². She is still wondering whether a sphere could replace the frustum and cost less. What do others think?' [WAIT 12 seconds — cold-call 2 learners]. After clustering, say: 'These two questions — about frustum surface area and about comparing shapes — are exactly what Lesson 5 and the later lessons will answer. You are doing what real engineers and shopkeepers do: build understanding piece by piece.' Photograph the DQB (or have a learner sketch it) for continuity.</w:t>
+            </w:r>
+          </w:p>
+        </w:tc>
+        <w:tc>
+          <w:tcPr>
+            <w:tcW w:type="dxa" w:w="3040"/>
+            <w:shd w:fill="FFFFFF" w:color="auto" w:val="clear"/>
+            <w:tcMar>
+              <w:top w:type="dxa" w:w="60"/>
+              <w:left w:type="dxa" w:w="120"/>
+              <w:bottom w:type="dxa" w:w="60"/>
+              <w:right w:type="dxa" w:w="120"/>
+            </w:tcMar>
+            <w:vAlign w:val="top"/>
+          </w:tcPr>
+          <w:p>
+            <w:pPr>
+              <w:spacing w:after="40" w:before="0"/>
+              <w:jc w:val="left"/>
+            </w:pPr>
+            <w:r>
+              <w:rPr>
+                <w:rFonts w:ascii="Arial" w:cs="Arial" w:eastAsia="Arial" w:hAnsi="Arial"/>
+                <w:b w:val="false"/>
+                <w:bCs w:val="false"/>
+                <w:i w:val="false"/>
+                <w:iCs w:val="false"/>
+                <w:color w:val="000000"/>
+                <w:sz w:val="18"/>
+                <w:szCs w:val="18"/>
+              </w:rPr>
+              <w:t xml:space="preserve">Strategy: Driving Question Board Metacognitive Update (NGSS Practice 8: Obtaining, Evaluating and Communicating Information). The DQB makes learning visible and cumulative. By separating 'now know' from 'still wonder', learners practise metacognition — monitoring their own understanding. The teacher's act of reading notes aloud and clustering validates all contributions and models scientific discourse.</w:t>
+            </w:r>
+          </w:p>
+        </w:tc>
+        <w:tc>
+          <w:tcPr>
+            <w:tcW w:type="dxa" w:w="3040"/>
+            <w:shd w:fill="F2F2F2" w:color="auto" w:val="clear"/>
+            <w:tcMar>
+              <w:top w:type="dxa" w:w="60"/>
+              <w:left w:type="dxa" w:w="120"/>
+              <w:bottom w:type="dxa" w:w="60"/>
+              <w:right w:type="dxa" w:w="120"/>
+            </w:tcMar>
+            <w:vAlign w:val="top"/>
+          </w:tcPr>
+          <w:p>
+            <w:pPr>
+              <w:spacing w:after="40" w:before="0"/>
+              <w:jc w:val="left"/>
+            </w:pPr>
+            <w:r>
+              <w:rPr>
+                <w:rFonts w:ascii="Arial" w:cs="Arial" w:eastAsia="Arial" w:hAnsi="Arial"/>
+                <w:b w:val="false"/>
+                <w:bCs w:val="false"/>
+                <w:i w:val="false"/>
+                <w:iCs w:val="false"/>
+                <w:color w:val="000000"/>
+                <w:sz w:val="18"/>
+                <w:szCs w:val="18"/>
+              </w:rPr>
+              <w:t xml:space="preserve">Observable indicator: Every learner produces a written note with both a knowledge statement and a question. Red flag: if learners write only vague statements ('I learnt about spheres'), prompt: 'Write the actual formula you can now use, and a specific number you could calculate.' Teacher photographs or collects notes to review before Lesson 4.</w:t>
+            </w:r>
+          </w:p>
+        </w:tc>
+      </w:tr>
+      <w:tr>
+        <w:tc>
+          <w:tcPr>
+            <w:tcW w:type="dxa" w:w="1520"/>
+            <w:shd w:fill="D5E8F0" w:color="auto" w:val="clear"/>
+            <w:tcMar>
+              <w:top w:type="dxa" w:w="60"/>
+              <w:left w:type="dxa" w:w="120"/>
+              <w:bottom w:type="dxa" w:w="60"/>
+              <w:right w:type="dxa" w:w="120"/>
+            </w:tcMar>
+            <w:vAlign w:val="top"/>
+          </w:tcPr>
+          <w:p>
+            <w:pPr>
+              <w:spacing w:after="40" w:before="0"/>
+              <w:jc w:val="left"/>
+            </w:pPr>
+            <w:r>
+              <w:rPr>
+                <w:rFonts w:ascii="Arial" w:cs="Arial" w:eastAsia="Arial" w:hAnsi="Arial"/>
+                <w:b/>
+                <w:bCs/>
+                <w:i w:val="false"/>
+                <w:iCs w:val="false"/>
+                <w:color w:val="000000"/>
+                <w:sz w:val="18"/>
+                <w:szCs w:val="18"/>
+              </w:rPr>
+              <w:t xml:space="preserve">Model Building Phase</w:t>
+            </w:r>
+          </w:p>
+          <w:p>
+            <w:pPr>
+              <w:spacing w:after="20" w:before="0"/>
+            </w:pPr>
+            <w:r>
+              <w:rPr>
+                <w:rFonts w:ascii="Arial" w:cs="Arial" w:eastAsia="Arial" w:hAnsi="Arial"/>
+                <w:b/>
+                <w:bCs/>
+                <w:color w:val="1F3864"/>
+                <w:sz w:val="16"/>
+                <w:szCs w:val="16"/>
+              </w:rPr>
+              <w:t xml:space="preserve">📹 VIDEO:</w:t>
+            </w:r>
+          </w:p>
+          <w:p>
+            <w:pPr>
+              <w:spacing w:after="20" w:before="0"/>
+            </w:pPr>
+            <w:hyperlink w:history="1" r:id="rId7o07xmila-k_zaaw4u7td">
+              <w:r>
+                <w:rPr>
+                  <w:rFonts w:ascii="Arial" w:cs="Arial" w:eastAsia="Arial" w:hAnsi="Arial"/>
+                  <w:color w:val="2E75B6"/>
+                  <w:sz w:val="16"/>
+                  <w:szCs w:val="16"/>
+                  <w:u w:val="single" w:color="2E75B6"/>
+                </w:rPr>
+                <w:t xml:space="preserve">Volume of a sphere</w:t>
+              </w:r>
+            </w:hyperlink>
+          </w:p>
+          <w:p>
+            <w:pPr>
+              <w:spacing w:after="20" w:before="0"/>
+            </w:pPr>
+            <w:r>
+              <w:rPr>
+                <w:rFonts w:ascii="Arial" w:cs="Arial" w:eastAsia="Arial" w:hAnsi="Arial"/>
+                <w:i/>
+                <w:iCs/>
+                <w:color w:val="595959"/>
+                <w:sz w:val="16"/>
+                <w:szCs w:val="16"/>
+              </w:rPr>
+              <w:t xml:space="preserve">Related topic: not an exact match for this lesson.</w:t>
+            </w:r>
+          </w:p>
+          <w:p>
+            <w:pPr>
+              <w:spacing w:after="10" w:before="0"/>
+              <w:ind w:left="120"/>
+            </w:pPr>
+            <w:r>
+              <w:rPr>
+                <w:rFonts w:ascii="Arial" w:cs="Arial" w:eastAsia="Arial" w:hAnsi="Arial"/>
+                <w:color w:val="595959"/>
+                <w:sz w:val="14"/>
+                <w:szCs w:val="14"/>
+              </w:rPr>
+              <w:t xml:space="preserve">Source: Khan Academy (English - US curriculum)</w:t>
+            </w:r>
+          </w:p>
+          <w:p>
+            <w:pPr>
+              <w:spacing w:after="10" w:before="0"/>
+              <w:ind w:left="120"/>
+            </w:pPr>
+            <w:hyperlink w:history="1" r:id="rIdgcdyitj9uoc6gvtku5fxr">
+              <w:r>
+                <w:rPr>
+                  <w:rFonts w:ascii="Arial" w:cs="Arial" w:eastAsia="Arial" w:hAnsi="Arial"/>
+                  <w:color w:val="595959"/>
+                  <w:sz w:val="14"/>
+                  <w:szCs w:val="14"/>
+                  <w:u w:val="single" w:color="595959"/>
+                </w:rPr>
+                <w:t xml:space="preserve">🔍 Search ARES for similar videos</w:t>
+              </w:r>
+            </w:hyperlink>
+          </w:p>
+          <w:p>
+            <w:pPr>
+              <w:spacing w:after="40" w:before="0"/>
+            </w:pPr>
+            <w:r>
+              <w:rPr>
+                <w:sz w:val="14"/>
+                <w:szCs w:val="14"/>
+              </w:rPr>
+              <w:t xml:space="preserve"/>
+            </w:r>
+          </w:p>
+          <w:p>
+            <w:pPr>
+              <w:spacing w:after="20" w:before="0"/>
+            </w:pPr>
+            <w:r>
+              <w:rPr>
+                <w:rFonts w:ascii="Arial" w:cs="Arial" w:eastAsia="Arial" w:hAnsi="Arial"/>
+                <w:b/>
+                <w:bCs/>
+                <w:color w:val="1F3864"/>
+                <w:sz w:val="16"/>
+                <w:szCs w:val="16"/>
+              </w:rPr>
               <w:t xml:space="preserve">📖 HTML:</w:t>
             </w:r>
           </w:p>
@@ -9971,7 +10496,7 @@
             <w:pPr>
               <w:spacing w:after="20" w:before="0"/>
             </w:pPr>
-            <w:hyperlink w:history="1" r:id="rIdqr3icwptsijp3verhnao3">
+            <w:hyperlink w:history="1" r:id="rIdwlobh8b6tadtpvitjy9rw">
               <w:r>
                 <w:rPr>
                   <w:rFonts w:ascii="Arial" w:cs="Arial" w:eastAsia="Arial" w:hAnsi="Arial"/>
@@ -10004,7 +10529,7 @@
               <w:spacing w:after="10" w:before="0"/>
               <w:ind w:left="120"/>
             </w:pPr>
-            <w:hyperlink w:history="1" r:id="rIdwurumqssugdeacxygbbik">
+            <w:hyperlink w:history="1" r:id="rIdtdlpnguxjlikk1dcadcrj">
               <w:r>
                 <w:rPr>
                   <w:rFonts w:ascii="Arial" w:cs="Arial" w:eastAsia="Arial" w:hAnsi="Arial"/>
@@ -10046,313 +10571,7 @@
                 <w:sz w:val="18"/>
                 <w:szCs w:val="18"/>
               </w:rPr>
-              <w:t xml:space="preserve">Each learner receives a sticky note (or tears a small piece of paper). They write ONE updated understanding and ONE remaining question in the following format: 'I now understand: ___' and 'I am still wondering: ___'. Examples of expected responses — Understanding: 'A sphere's surface area is 4 times its great circle, so SA = 4πr²'; Wondering: 'Why does the sphere have the smallest surface area for a given volume?' or 'How do you find the surface area of a frustum that is almost spherical?' Learners post their notes on the class Driving Question Board under two columns: WHAT WE NOW KNOW and WHAT WE STILL WONDER. The teacher reads 4–5 notes aloud and clusters them. The class votes (hands up) on the top 2 'still wondering' questions to carry into Lessons 4–5.</w:t>
-            </w:r>
-          </w:p>
-        </w:tc>
-        <w:tc>
-          <w:tcPr>
-            <w:tcW w:type="dxa" w:w="3040"/>
-            <w:shd w:fill="F2F2F2" w:color="auto" w:val="clear"/>
-            <w:tcMar>
-              <w:top w:type="dxa" w:w="60"/>
-              <w:left w:type="dxa" w:w="120"/>
-              <w:bottom w:type="dxa" w:w="60"/>
-              <w:right w:type="dxa" w:w="120"/>
-            </w:tcMar>
-            <w:vAlign w:val="top"/>
-          </w:tcPr>
-          <w:p>
-            <w:pPr>
-              <w:spacing w:after="40" w:before="0"/>
-              <w:jc w:val="left"/>
-            </w:pPr>
-            <w:r>
-              <w:rPr>
-                <w:rFonts w:ascii="Arial" w:cs="Arial" w:eastAsia="Arial" w:hAnsi="Arial"/>
-                <w:b w:val="false"/>
-                <w:bCs w:val="false"/>
-                <w:i w:val="false"/>
-                <w:iCs w:val="false"/>
-                <w:color w:val="000000"/>
-                <w:sz w:val="18"/>
-                <w:szCs w:val="18"/>
-              </w:rPr>
-              <w:t xml:space="preserve">Say: 'The shopkeeper on Kirinyaga Road said the frustum uses the most metal. After today's lesson, can we confirm or challenge that? Write what you now know and what you still need to figure out.' [Allow 3 minutes silent writing]. As learners post notes, read aloud: 'Wanjiku writes: I now know SA = 4πr². She is still wondering whether a sphere could replace the frustum and cost less. What do others think?' [WAIT 12 seconds — cold-call 2 learners]. After clustering, say: 'These two questions — about frustum surface area and about comparing shapes — are exactly what Lessons 4 and 5 will answer. You are doing what real engineers and shopkeepers do: build understanding piece by piece.' Photograph the DQB (or have a learner sketch it) for continuity.</w:t>
-            </w:r>
-          </w:p>
-        </w:tc>
-        <w:tc>
-          <w:tcPr>
-            <w:tcW w:type="dxa" w:w="3040"/>
-            <w:shd w:fill="FFFFFF" w:color="auto" w:val="clear"/>
-            <w:tcMar>
-              <w:top w:type="dxa" w:w="60"/>
-              <w:left w:type="dxa" w:w="120"/>
-              <w:bottom w:type="dxa" w:w="60"/>
-              <w:right w:type="dxa" w:w="120"/>
-            </w:tcMar>
-            <w:vAlign w:val="top"/>
-          </w:tcPr>
-          <w:p>
-            <w:pPr>
-              <w:spacing w:after="40" w:before="0"/>
-              <w:jc w:val="left"/>
-            </w:pPr>
-            <w:r>
-              <w:rPr>
-                <w:rFonts w:ascii="Arial" w:cs="Arial" w:eastAsia="Arial" w:hAnsi="Arial"/>
-                <w:b w:val="false"/>
-                <w:bCs w:val="false"/>
-                <w:i w:val="false"/>
-                <w:iCs w:val="false"/>
-                <w:color w:val="000000"/>
-                <w:sz w:val="18"/>
-                <w:szCs w:val="18"/>
-              </w:rPr>
-              <w:t xml:space="preserve">Strategy: Driving Question Board Metacognitive Update (NGSS Practice 8: Obtaining, Evaluating and Communicating Information). The DQB makes learning visible and cumulative. By separating 'now know' from 'still wonder', learners practise metacognition — monitoring their own understanding. The teacher's act of reading notes aloud and clustering validates all contributions and models scientific discourse.</w:t>
-            </w:r>
-          </w:p>
-        </w:tc>
-        <w:tc>
-          <w:tcPr>
-            <w:tcW w:type="dxa" w:w="3040"/>
-            <w:shd w:fill="F2F2F2" w:color="auto" w:val="clear"/>
-            <w:tcMar>
-              <w:top w:type="dxa" w:w="60"/>
-              <w:left w:type="dxa" w:w="120"/>
-              <w:bottom w:type="dxa" w:w="60"/>
-              <w:right w:type="dxa" w:w="120"/>
-            </w:tcMar>
-            <w:vAlign w:val="top"/>
-          </w:tcPr>
-          <w:p>
-            <w:pPr>
-              <w:spacing w:after="40" w:before="0"/>
-              <w:jc w:val="left"/>
-            </w:pPr>
-            <w:r>
-              <w:rPr>
-                <w:rFonts w:ascii="Arial" w:cs="Arial" w:eastAsia="Arial" w:hAnsi="Arial"/>
-                <w:b w:val="false"/>
-                <w:bCs w:val="false"/>
-                <w:i w:val="false"/>
-                <w:iCs w:val="false"/>
-                <w:color w:val="000000"/>
-                <w:sz w:val="18"/>
-                <w:szCs w:val="18"/>
-              </w:rPr>
-              <w:t xml:space="preserve">Observable indicator: Every learner produces a written note with both a knowledge statement and a question. Red flag: if learners write only vague statements ('I learnt about spheres'), prompt: 'Write the actual formula you can now use, and a specific number you could calculate.' Teacher photographs or collects notes to review before Lesson 4.</w:t>
-            </w:r>
-          </w:p>
-        </w:tc>
-      </w:tr>
-      <w:tr>
-        <w:tc>
-          <w:tcPr>
-            <w:tcW w:type="dxa" w:w="1520"/>
-            <w:shd w:fill="D5E8F0" w:color="auto" w:val="clear"/>
-            <w:tcMar>
-              <w:top w:type="dxa" w:w="60"/>
-              <w:left w:type="dxa" w:w="120"/>
-              <w:bottom w:type="dxa" w:w="60"/>
-              <w:right w:type="dxa" w:w="120"/>
-            </w:tcMar>
-            <w:vAlign w:val="top"/>
-          </w:tcPr>
-          <w:p>
-            <w:pPr>
-              <w:spacing w:after="40" w:before="0"/>
-              <w:jc w:val="left"/>
-            </w:pPr>
-            <w:r>
-              <w:rPr>
-                <w:rFonts w:ascii="Arial" w:cs="Arial" w:eastAsia="Arial" w:hAnsi="Arial"/>
-                <w:b/>
-                <w:bCs/>
-                <w:i w:val="false"/>
-                <w:iCs w:val="false"/>
-                <w:color w:val="000000"/>
-                <w:sz w:val="18"/>
-                <w:szCs w:val="18"/>
-              </w:rPr>
-              <w:t xml:space="preserve">Model Building Phase</w:t>
-            </w:r>
-          </w:p>
-          <w:p>
-            <w:pPr>
-              <w:spacing w:after="20" w:before="0"/>
-            </w:pPr>
-            <w:r>
-              <w:rPr>
-                <w:rFonts w:ascii="Arial" w:cs="Arial" w:eastAsia="Arial" w:hAnsi="Arial"/>
-                <w:b/>
-                <w:bCs/>
-                <w:color w:val="1F3864"/>
-                <w:sz w:val="16"/>
-                <w:szCs w:val="16"/>
-              </w:rPr>
-              <w:t xml:space="preserve">📹 VIDEO:</w:t>
-            </w:r>
-          </w:p>
-          <w:p>
-            <w:pPr>
-              <w:spacing w:after="20" w:before="0"/>
-            </w:pPr>
-            <w:hyperlink w:history="1" r:id="rId73eula6bdzbgmdf7mh8zc">
-              <w:r>
-                <w:rPr>
-                  <w:rFonts w:ascii="Arial" w:cs="Arial" w:eastAsia="Arial" w:hAnsi="Arial"/>
-                  <w:color w:val="2E75B6"/>
-                  <w:sz w:val="16"/>
-                  <w:szCs w:val="16"/>
-                  <w:u w:val="single" w:color="2E75B6"/>
-                </w:rPr>
-                <w:t xml:space="preserve">Volume of a sphere</w:t>
-              </w:r>
-            </w:hyperlink>
-          </w:p>
-          <w:p>
-            <w:pPr>
-              <w:spacing w:after="10" w:before="0"/>
-              <w:ind w:left="120"/>
-            </w:pPr>
-            <w:r>
-              <w:rPr>
-                <w:rFonts w:ascii="Arial" w:cs="Arial" w:eastAsia="Arial" w:hAnsi="Arial"/>
-                <w:color w:val="595959"/>
-                <w:sz w:val="14"/>
-                <w:szCs w:val="14"/>
-              </w:rPr>
-              <w:t xml:space="preserve">Source: Khan Academy (English - US curriculum)</w:t>
-            </w:r>
-          </w:p>
-          <w:p>
-            <w:pPr>
-              <w:spacing w:after="10" w:before="0"/>
-              <w:ind w:left="120"/>
-            </w:pPr>
-            <w:hyperlink w:history="1" r:id="rIdfpvzu7rcoynlifwndhj22">
-              <w:r>
-                <w:rPr>
-                  <w:rFonts w:ascii="Arial" w:cs="Arial" w:eastAsia="Arial" w:hAnsi="Arial"/>
-                  <w:color w:val="595959"/>
-                  <w:sz w:val="14"/>
-                  <w:szCs w:val="14"/>
-                  <w:u w:val="single" w:color="595959"/>
-                </w:rPr>
-                <w:t xml:space="preserve">🔍 Search ARES for similar videos</w:t>
-              </w:r>
-            </w:hyperlink>
-          </w:p>
-          <w:p>
-            <w:pPr>
-              <w:spacing w:after="40" w:before="0"/>
-            </w:pPr>
-            <w:r>
-              <w:rPr>
-                <w:sz w:val="14"/>
-                <w:szCs w:val="14"/>
-              </w:rPr>
-              <w:t xml:space="preserve"/>
-            </w:r>
-          </w:p>
-          <w:p>
-            <w:pPr>
-              <w:spacing w:after="20" w:before="0"/>
-            </w:pPr>
-            <w:r>
-              <w:rPr>
-                <w:rFonts w:ascii="Arial" w:cs="Arial" w:eastAsia="Arial" w:hAnsi="Arial"/>
-                <w:b/>
-                <w:bCs/>
-                <w:color w:val="1F3864"/>
-                <w:sz w:val="16"/>
-                <w:szCs w:val="16"/>
-              </w:rPr>
-              <w:t xml:space="preserve">📖 HTML:</w:t>
-            </w:r>
-          </w:p>
-          <w:p>
-            <w:pPr>
-              <w:spacing w:after="20" w:before="0"/>
-            </w:pPr>
-            <w:hyperlink w:history="1" r:id="rIdscazdcghm5dc1zbbx_nye">
-              <w:r>
-                <w:rPr>
-                  <w:rFonts w:ascii="Arial" w:cs="Arial" w:eastAsia="Arial" w:hAnsi="Arial"/>
-                  <w:color w:val="2E75B6"/>
-                  <w:sz w:val="16"/>
-                  <w:szCs w:val="16"/>
-                  <w:u w:val="single" w:color="2E75B6"/>
-                </w:rPr>
-                <w:t xml:space="preserve">Surface Area of Spheres (Flexbook)</w:t>
-              </w:r>
-            </w:hyperlink>
-          </w:p>
-          <w:p>
-            <w:pPr>
-              <w:spacing w:after="10" w:before="0"/>
-              <w:ind w:left="120"/>
-            </w:pPr>
-            <w:r>
-              <w:rPr>
-                <w:rFonts w:ascii="Arial" w:cs="Arial" w:eastAsia="Arial" w:hAnsi="Arial"/>
-                <w:color w:val="595959"/>
-                <w:sz w:val="14"/>
-                <w:szCs w:val="14"/>
-              </w:rPr>
-              <w:t xml:space="preserve">Source: CK-12</w:t>
-            </w:r>
-          </w:p>
-          <w:p>
-            <w:pPr>
-              <w:spacing w:after="10" w:before="0"/>
-              <w:ind w:left="120"/>
-            </w:pPr>
-            <w:hyperlink w:history="1" r:id="rIdlqahjtfpg1wybjd6hfzwt">
-              <w:r>
-                <w:rPr>
-                  <w:rFonts w:ascii="Arial" w:cs="Arial" w:eastAsia="Arial" w:hAnsi="Arial"/>
-                  <w:color w:val="595959"/>
-                  <w:sz w:val="14"/>
-                  <w:szCs w:val="14"/>
-                  <w:u w:val="single" w:color="595959"/>
-                </w:rPr>
-                <w:t xml:space="preserve">🔍 Search ARES for similar readings</w:t>
-              </w:r>
-            </w:hyperlink>
-          </w:p>
-        </w:tc>
-        <w:tc>
-          <w:tcPr>
-            <w:tcW w:type="dxa" w:w="3040"/>
-            <w:shd w:fill="FFFFFF" w:color="auto" w:val="clear"/>
-            <w:tcMar>
-              <w:top w:type="dxa" w:w="60"/>
-              <w:left w:type="dxa" w:w="120"/>
-              <w:bottom w:type="dxa" w:w="60"/>
-              <w:right w:type="dxa" w:w="120"/>
-            </w:tcMar>
-            <w:vAlign w:val="top"/>
-          </w:tcPr>
-          <w:p>
-            <w:pPr>
-              <w:spacing w:after="40" w:before="0"/>
-              <w:jc w:val="left"/>
-            </w:pPr>
-            <w:r>
-              <w:rPr>
-                <w:rFonts w:ascii="Arial" w:cs="Arial" w:eastAsia="Arial" w:hAnsi="Arial"/>
-                <w:b w:val="false"/>
-                <w:bCs w:val="false"/>
-                <w:i w:val="false"/>
-                <w:iCs w:val="false"/>
-                <w:color w:val="000000"/>
-                <w:sz w:val="18"/>
-                <w:szCs w:val="18"/>
-              </w:rPr>
-              <w:t xml:space="preserve">Learners retrieve their cumulative Surface Area Reference Model — a hand-drawn or template-based table begun in Lesson 1 that records: Solid | Formula | Net/Diagram | Kenya Example. They add the sphere and hemisphere rows, completing all columns. Then, as a group challenge, they calculate surface areas for all four 'buckets' in the phenomenon: Cylinder (from Lesson 2), Cone (from Lesson 2), Sphere (today), and leave the Frustum row blank with the label 'Coming in Lesson 4.' Groups compare their four values and write a ranked list: 'From least to most sheet metal: ___.' Finally, each learner writes a one-sentence 'model statement': 'For a fixed volume of 10 litres, the [shape] requires the least sheet metal because ___.' This statement will be revised as more evidence is gathered.</w:t>
+              <w:t xml:space="preserve">Learners retrieve their cumulative Surface Area Reference Model — a hand-drawn or template-based table begun in Lesson 1 that records: Solid | Formula | Net/Diagram | Kenya Example. They add the sphere and hemisphere rows, completing all columns. Then, as a group challenge, they calculate surface areas for all four 'buckets' in the phenomenon: Cylinder (open bucket), Open Cone (πrl + πr², using the Lesson 8 Bucket Data Sheet dimensions r = 13.4 cm, h = 52.9 cm), Sphere (today; a hypothetical closed fourth shape, not one of the shop's three open buckets; its radius, 13.4 cm, only coincidentally equals the cone's base radius), and leave the Frustum row blank with the label 'Coming in Lesson 5.' Groups compare their four values and write a ranked list: 'From least to most sheet metal: ___.' Finally, each learner writes a one-sentence 'model statement': 'For a fixed volume of 10 litres, the [shape] requires the least sheet metal because ___.' This statement will be revised as more evidence is gathered.</w:t>
             </w:r>
           </w:p>
         </w:tc>
@@ -10800,7 +11019,7 @@
                 <w:sz w:val="18"/>
                 <w:szCs w:val="18"/>
               </w:rPr>
-              <w:t xml:space="preserve">Learners applied SA = 4πr² to calculate the curved surface area and painting cost of a hemispherical mosque dome in Mombasa, and computed the sheet metal needed for a spherical water tank in Kisumu. They compared the sphere's surface area to the cylinder and cone from Lessons 1–2 for the same 10-litre volume, advancing the driving question about which bucket shape uses the most material.</w:t>
+              <w:t xml:space="preserve">Learners applied SA = 4πr² to calculate the curved surface area and painting cost of a hemispherical mosque dome in Mombasa, and computed the sheet metal needed for a spherical water tank in Kisumu. They compared the sphere's surface area to the open-topped cylindrical and conical buckets (open cone, Lesson 8 data) for the same 10-litre volume, treating the sphere as a hypothetical closed fourth shape, not one of the shop's three buckets, advancing the driving question about which bucket shape uses the most material.</w:t>
             </w:r>
           </w:p>
         </w:tc>
@@ -10822,7 +11041,7 @@
         </w:rPr>
         <w:t xml:space="preserve">© 2026 SeaVuria and ARES. Aligned with KICD objectives. Developed by SeaVuria; technical implementation by ARES (with AI assistance from Claude). Licensed under </w:t>
       </w:r>
-      <w:hyperlink w:history="1" r:id="rIdm6x2jm2kb3ktfk6bxaiub">
+      <w:hyperlink w:history="1" r:id="rIddfaaolisygvxzpmnm-385">
         <w:r>
           <w:rPr>
             <w:rFonts w:ascii="Arial" w:cs="Arial" w:eastAsia="Arial" w:hAnsi="Arial"/>
@@ -10843,7 +11062,7 @@
         </w:rPr>
         <w:t xml:space="preserve"> (</w:t>
       </w:r>
-      <w:hyperlink w:history="1" r:id="rIdpv-omcfemp-ntypo48zei">
+      <w:hyperlink w:history="1" r:id="rId_mhkcjnoacsocbgojclvj">
         <w:r>
           <w:rPr>
             <w:rFonts w:ascii="Arial" w:cs="Arial" w:eastAsia="Arial" w:hAnsi="Arial"/>
@@ -11150,7 +11369,7 @@
                 <w:sz w:val="18"/>
                 <w:szCs w:val="18"/>
               </w:rPr>
-              <w:t xml:space="preserve">By the end of the lesson, the learner should be able to: (a) derive the curved surface area of a hemisphere as 2πr², (b) calculate the total surface area of a hemisphere as 3πr², (c) apply both formulas to real-life situations such as estimating material needed for hemispherical structures.</w:t>
+              <w:t xml:space="preserve">By the end of the lesson, the learner should be able to: (a) re-derive and consolidate (introduced in Lesson 3) the curved surface area of a hemisphere as 2πr², (b) calculate the total surface area of a hemisphere as 3πr², (c) apply both formulas to real-life situations such as estimating material needed for hemispherical structures.</w:t>
             </w:r>
           </w:p>
         </w:tc>
@@ -11414,7 +11633,7 @@
                 <w:sz w:val="18"/>
                 <w:szCs w:val="18"/>
               </w:rPr>
-              <w:t xml:space="preserve">Building on Lesson 3 (full sphere surface area = 4πr²), learners slice a spherical model in half and discover that the hemisphere has TWO surface components: a curved surface (half of 4πr² = 2πr²) and a flat circular face (πr²), giving a total of 3πr². Learners apply this to estimating canvas for a hemispherical safari tent at Maasai Mara, then return to the DQB at mid-unit to update their predictions about the three buckets — connecting hemisphere reasoning to the frustum's unexpectedly large surface area.</w:t>
+              <w:t xml:space="preserve">Building on Lesson 3 (full sphere surface area = 4πr²), learners slice a spherical model in half to consolidate what Lesson 3 introduced: the hemisphere has TWO surface components: a curved surface (half of 4πr² = 2πr²) and a flat circular face (πr²), giving a total of 3πr². Learners apply this to estimating canvas for a hemispherical safari tent at Maasai Mara, then return to the DQB at mid-unit to update their predictions about the three buckets — connecting hemisphere reasoning to the frustum's surface area.</w:t>
             </w:r>
           </w:p>
         </w:tc>
@@ -11573,7 +11792,7 @@
                 <w:sz w:val="18"/>
                 <w:szCs w:val="18"/>
               </w:rPr>
-              <w:t xml:space="preserve">In this fourth lesson of the evidence-gathering sequence, learners build directly on their Lesson 3 knowledge of the full sphere (SA = 4πr²) by physically or visually slicing a spherical object in half to create a hemisphere. Through guided observation of a halved orange or rubber ball, learners identify the two distinct surface components of a hemisphere: the curved outer surface and the flat circular base. They derive the curved surface area formula (2πr²) as exactly half of the full sphere, then add the area of the circular face (πr²) to obtain the total surface area formula (3πr²). The lesson anchors these formulas in a vivid Kenyan context — estimating the canvas needed to cover a hemispherical tent at a Maasai Mara safari camp — before returning learners to the Driving Question Board (DQB) for a critical mid-unit reflection: how does this hemisphere reasoning help explain why the frustum-shaped bucket uses more metal than the cylinder? This is the mid-unit formative checkpoint for the 8-lesson sequence.</w:t>
+              <w:t xml:space="preserve">In this fourth lesson of the evidence-gathering sequence, learners build directly on their Lesson 3 knowledge of the full sphere (SA = 4πr²) by physically or visually slicing a spherical object in half to create a hemisphere. Through guided observation of a halved orange or rubber ball, learners identify the two distinct surface components of a hemisphere: the curved outer surface and the flat circular base. They re-derive, consolidating Lesson 3, the curved surface area formula (2πr²) as exactly half of the full sphere, then add the area of the circular face (πr²) to obtain the total surface area formula (3πr²). The lesson anchors these formulas in a vivid Kenyan context — estimating the canvas needed to cover a hemispherical tent at a Maasai Mara safari camp — before returning learners to the Driving Question Board (DQB) for a critical mid-unit reflection: how does this hemisphere reasoning help us test whether the frustum-shaped bucket really uses more metal than the cylinder? This is the mid-unit formative checkpoint for the 8-lesson sequence.</w:t>
             </w:r>
           </w:p>
         </w:tc>
@@ -11856,7 +12075,7 @@
             <w:pPr>
               <w:spacing w:after="20" w:before="0"/>
             </w:pPr>
-            <w:hyperlink w:history="1" r:id="rIdzpswfb_o-vveu5n2vgcwm">
+            <w:hyperlink w:history="1" r:id="rIdfqmvs0fqdhqoiosxfaen4">
               <w:r>
                 <w:rPr>
                   <w:rFonts w:ascii="Arial" w:cs="Arial" w:eastAsia="Arial" w:hAnsi="Arial"/>
@@ -11871,6 +12090,22 @@
           </w:p>
           <w:p>
             <w:pPr>
+              <w:spacing w:after="20" w:before="0"/>
+            </w:pPr>
+            <w:r>
+              <w:rPr>
+                <w:rFonts w:ascii="Arial" w:cs="Arial" w:eastAsia="Arial" w:hAnsi="Arial"/>
+                <w:i/>
+                <w:iCs/>
+                <w:color w:val="595959"/>
+                <w:sz w:val="16"/>
+                <w:szCs w:val="16"/>
+              </w:rPr>
+              <w:t xml:space="preserve">Related topic: not an exact match for this lesson.</w:t>
+            </w:r>
+          </w:p>
+          <w:p>
+            <w:pPr>
               <w:spacing w:after="10" w:before="0"/>
               <w:ind w:left="120"/>
             </w:pPr>
@@ -11889,7 +12124,7 @@
               <w:spacing w:after="10" w:before="0"/>
               <w:ind w:left="120"/>
             </w:pPr>
-            <w:hyperlink w:history="1" r:id="rIdrhjoya3ikkdnhmf2uqkjg">
+            <w:hyperlink w:history="1" r:id="rIdm4qbz3pz0fvjau0km206q">
               <w:r>
                 <w:rPr>
                   <w:rFonts w:ascii="Arial" w:cs="Arial" w:eastAsia="Arial" w:hAnsi="Arial"/>
@@ -11951,7 +12186,7 @@
               <w:spacing w:after="10" w:before="0"/>
               <w:ind w:left="120"/>
             </w:pPr>
-            <w:hyperlink w:history="1" r:id="rIdxoiri_zciosd5lucmu7e-">
+            <w:hyperlink w:history="1" r:id="rIdzlxuhuavqvyrjugaywiga">
               <w:r>
                 <w:rPr>
                   <w:rFonts w:ascii="Arial" w:cs="Arial" w:eastAsia="Arial" w:hAnsi="Arial"/>
@@ -12161,7 +12396,7 @@
             <w:pPr>
               <w:spacing w:after="20" w:before="0"/>
             </w:pPr>
-            <w:hyperlink w:history="1" r:id="rId6unmoqhdafztqfnn5ifil">
+            <w:hyperlink w:history="1" r:id="rIdlglvvrtujjrsqzsrg9z0c">
               <w:r>
                 <w:rPr>
                   <w:rFonts w:ascii="Arial" w:cs="Arial" w:eastAsia="Arial" w:hAnsi="Arial"/>
@@ -12170,9 +12405,25 @@
                   <w:szCs w:val="16"/>
                   <w:u w:val="single" w:color="2E75B6"/>
                 </w:rPr>
-                <w:t xml:space="preserve">Seasons</w:t>
+                <w:t xml:space="preserve">Surface area of a box (cuboid)</w:t>
               </w:r>
             </w:hyperlink>
+          </w:p>
+          <w:p>
+            <w:pPr>
+              <w:spacing w:after="20" w:before="0"/>
+            </w:pPr>
+            <w:r>
+              <w:rPr>
+                <w:rFonts w:ascii="Arial" w:cs="Arial" w:eastAsia="Arial" w:hAnsi="Arial"/>
+                <w:i/>
+                <w:iCs/>
+                <w:color w:val="595959"/>
+                <w:sz w:val="16"/>
+                <w:szCs w:val="16"/>
+              </w:rPr>
+              <w:t xml:space="preserve">Related topic: not an exact match for this lesson.</w:t>
+            </w:r>
           </w:p>
           <w:p>
             <w:pPr>
@@ -12194,7 +12445,7 @@
               <w:spacing w:after="10" w:before="0"/>
               <w:ind w:left="120"/>
             </w:pPr>
-            <w:hyperlink w:history="1" r:id="rIdte5bvalmx7j9huo0vwkzw">
+            <w:hyperlink w:history="1" r:id="rIda-oovoj-8d2q2hwnekztq">
               <w:r>
                 <w:rPr>
                   <w:rFonts w:ascii="Arial" w:cs="Arial" w:eastAsia="Arial" w:hAnsi="Arial"/>
@@ -12256,7 +12507,7 @@
               <w:spacing w:after="10" w:before="0"/>
               <w:ind w:left="120"/>
             </w:pPr>
-            <w:hyperlink w:history="1" r:id="rIdylepenudm9zl17kngeyp6">
+            <w:hyperlink w:history="1" r:id="rId3rmyztk_zhyc2zbagxcfd">
               <w:r>
                 <w:rPr>
                   <w:rFonts w:ascii="Arial" w:cs="Arial" w:eastAsia="Arial" w:hAnsi="Arial"/>
@@ -12466,7 +12717,7 @@
             <w:pPr>
               <w:spacing w:after="20" w:before="0"/>
             </w:pPr>
-            <w:hyperlink w:history="1" r:id="rIdpqsjotusiita7glfgs66m">
+            <w:hyperlink w:history="1" r:id="rIdxnhr-mwuk0pcvx0ffas1i">
               <w:r>
                 <w:rPr>
                   <w:rFonts w:ascii="Arial" w:cs="Arial" w:eastAsia="Arial" w:hAnsi="Arial"/>
@@ -12481,6 +12732,22 @@
           </w:p>
           <w:p>
             <w:pPr>
+              <w:spacing w:after="20" w:before="0"/>
+            </w:pPr>
+            <w:r>
+              <w:rPr>
+                <w:rFonts w:ascii="Arial" w:cs="Arial" w:eastAsia="Arial" w:hAnsi="Arial"/>
+                <w:i/>
+                <w:iCs/>
+                <w:color w:val="595959"/>
+                <w:sz w:val="16"/>
+                <w:szCs w:val="16"/>
+              </w:rPr>
+              <w:t xml:space="preserve">Related topic: not an exact match for this lesson.</w:t>
+            </w:r>
+          </w:p>
+          <w:p>
+            <w:pPr>
               <w:spacing w:after="10" w:before="0"/>
               <w:ind w:left="120"/>
             </w:pPr>
@@ -12499,7 +12766,7 @@
               <w:spacing w:after="10" w:before="0"/>
               <w:ind w:left="120"/>
             </w:pPr>
-            <w:hyperlink w:history="1" r:id="rIdqdt84wbijuquhbj4lj7_a">
+            <w:hyperlink w:history="1" r:id="rIdhfsolrhicxca_cepgjor2">
               <w:r>
                 <w:rPr>
                   <w:rFonts w:ascii="Arial" w:cs="Arial" w:eastAsia="Arial" w:hAnsi="Arial"/>
@@ -12561,7 +12828,7 @@
               <w:spacing w:after="10" w:before="0"/>
               <w:ind w:left="120"/>
             </w:pPr>
-            <w:hyperlink w:history="1" r:id="rIdcnnd4y7ytv9tiy5wfpad5">
+            <w:hyperlink w:history="1" r:id="rId2ftwujdrsdrpauczxi438">
               <w:r>
                 <w:rPr>
                   <w:rFonts w:ascii="Arial" w:cs="Arial" w:eastAsia="Arial" w:hAnsi="Arial"/>
@@ -12771,7 +13038,7 @@
             <w:pPr>
               <w:spacing w:after="20" w:before="0"/>
             </w:pPr>
-            <w:hyperlink w:history="1" r:id="rIdifrll6ok4rgduxgavdshe">
+            <w:hyperlink w:history="1" r:id="rIdblat8-fstaha5osubiqf6">
               <w:r>
                 <w:rPr>
                   <w:rFonts w:ascii="Arial" w:cs="Arial" w:eastAsia="Arial" w:hAnsi="Arial"/>
@@ -12786,6 +13053,22 @@
           </w:p>
           <w:p>
             <w:pPr>
+              <w:spacing w:after="20" w:before="0"/>
+            </w:pPr>
+            <w:r>
+              <w:rPr>
+                <w:rFonts w:ascii="Arial" w:cs="Arial" w:eastAsia="Arial" w:hAnsi="Arial"/>
+                <w:i/>
+                <w:iCs/>
+                <w:color w:val="595959"/>
+                <w:sz w:val="16"/>
+                <w:szCs w:val="16"/>
+              </w:rPr>
+              <w:t xml:space="preserve">Related topic: not an exact match for this lesson.</w:t>
+            </w:r>
+          </w:p>
+          <w:p>
+            <w:pPr>
               <w:spacing w:after="10" w:before="0"/>
               <w:ind w:left="120"/>
             </w:pPr>
@@ -12804,7 +13087,7 @@
               <w:spacing w:after="10" w:before="0"/>
               <w:ind w:left="120"/>
             </w:pPr>
-            <w:hyperlink w:history="1" r:id="rId8pdxmcetyrysogbpd3bxe">
+            <w:hyperlink w:history="1" r:id="rIdn1zu4hnfimrivsky__uhp">
               <w:r>
                 <w:rPr>
                   <w:rFonts w:ascii="Arial" w:cs="Arial" w:eastAsia="Arial" w:hAnsi="Arial"/>
@@ -12866,7 +13149,7 @@
               <w:spacing w:after="10" w:before="0"/>
               <w:ind w:left="120"/>
             </w:pPr>
-            <w:hyperlink w:history="1" r:id="rIdm-ngl4zyula110dsy_yqg">
+            <w:hyperlink w:history="1" r:id="rIdverofs-lymazjghosfbox">
               <w:r>
                 <w:rPr>
                   <w:rFonts w:ascii="Arial" w:cs="Arial" w:eastAsia="Arial" w:hAnsi="Arial"/>
@@ -13076,7 +13359,7 @@
             <w:pPr>
               <w:spacing w:after="20" w:before="0"/>
             </w:pPr>
-            <w:hyperlink w:history="1" r:id="rIdhtmpl025zqadlndh1piwo">
+            <w:hyperlink w:history="1" r:id="rIdie_lis2g9rb3-jstsipyv">
               <w:r>
                 <w:rPr>
                   <w:rFonts w:ascii="Arial" w:cs="Arial" w:eastAsia="Arial" w:hAnsi="Arial"/>
@@ -13091,6 +13374,22 @@
           </w:p>
           <w:p>
             <w:pPr>
+              <w:spacing w:after="20" w:before="0"/>
+            </w:pPr>
+            <w:r>
+              <w:rPr>
+                <w:rFonts w:ascii="Arial" w:cs="Arial" w:eastAsia="Arial" w:hAnsi="Arial"/>
+                <w:i/>
+                <w:iCs/>
+                <w:color w:val="595959"/>
+                <w:sz w:val="16"/>
+                <w:szCs w:val="16"/>
+              </w:rPr>
+              <w:t xml:space="preserve">Related topic: not an exact match for this lesson.</w:t>
+            </w:r>
+          </w:p>
+          <w:p>
+            <w:pPr>
               <w:spacing w:after="10" w:before="0"/>
               <w:ind w:left="120"/>
             </w:pPr>
@@ -13109,7 +13408,7 @@
               <w:spacing w:after="10" w:before="0"/>
               <w:ind w:left="120"/>
             </w:pPr>
-            <w:hyperlink w:history="1" r:id="rIduwfjpyvebfjhzlteumcpk">
+            <w:hyperlink w:history="1" r:id="rIdbyqr2ehm4aepwzwnv58z8">
               <w:r>
                 <w:rPr>
                   <w:rFonts w:ascii="Arial" w:cs="Arial" w:eastAsia="Arial" w:hAnsi="Arial"/>
@@ -13171,7 +13470,7 @@
               <w:spacing w:after="10" w:before="0"/>
               <w:ind w:left="120"/>
             </w:pPr>
-            <w:hyperlink w:history="1" r:id="rIdqha852uz-zqzzcrrxj_qp">
+            <w:hyperlink w:history="1" r:id="rId3imf-rh4lnny3zam7gdzn">
               <w:r>
                 <w:rPr>
                   <w:rFonts w:ascii="Arial" w:cs="Arial" w:eastAsia="Arial" w:hAnsi="Arial"/>
@@ -13228,7 +13527,7 @@
                 <w:sz w:val="18"/>
                 <w:szCs w:val="18"/>
               </w:rPr>
-              <w:t xml:space="preserve">Learners return to their cumulative 'Surface Area Model' — a running annotated diagram they have been building since Lesson 1, showing all solids studied so far with their surface area formulas. Today, learners add the hemisphere to the model: they draw a labelled hemisphere, annotate the curved surface (2πr²) and the flat circular base (πr²), and write the total surface area formula (3πr²). They then add a written comparison statement connecting the hemisphere to the three buckets: 'A hemispherical bucket of radius r would have total SA = 3πr². This is [more/less/the same] material as the cylindrical bucket we studied in Lesson 2, because...' Learners who finish early calculate the surface area of a hemisphere with the same volume as the 10-litre buckets (radius ≈ 13.4 cm) and compare it to the cylinder from Lesson 2.</w:t>
+              <w:t xml:space="preserve">Learners return to their cumulative 'Surface Area Model' — a running annotated diagram they have been building since Lesson 1, showing all solids studied so far with their surface area formulas. Today, learners add the hemisphere to the model: they draw a labelled hemisphere, annotate the curved surface (2πr²) and the flat circular base (πr²), and write the total surface area formula (3πr²). They then add a written comparison statement connecting the hemisphere to the three buckets: 'A hemispherical bucket of radius r would have total SA = 3πr². This is [more/less/the same] material as the cylindrical bucket in the anchoring phenomenon, because...' Learners who finish early calculate the surface area of a hemisphere with the same volume as the 10-litre buckets (radius ≈ 13.4 cm) and compare it to the cylindrical bucket.</w:t>
             </w:r>
           </w:p>
         </w:tc>
@@ -13260,7 +13559,7 @@
                 <w:sz w:val="18"/>
                 <w:szCs w:val="18"/>
               </w:rPr>
-              <w:t xml:space="preserve">Say: 'Open your cumulative Surface Area Model from your exercise book. Add the hemisphere today — draw it, label both surfaces, write both formulas. You have 6 minutes.' Circulate and check that learners distinguish 2πr² (curved only) from 3πr² (total) in their annotations. After 4 minutes, prompt: 'Now add the comparison statement. Does a hemisphere use more or less metal than the cylinder from Lesson 2? Write a sentence with a mathematical reason.' After 6 minutes, cold-call 2 learners to read their comparison statements. Address any remaining confusion between the curved surface area and total surface area formulas. Close the lesson: 'Our model is growing. In Lesson 5, we tackle the most complex shape yet — the frustum. Your DQB questions about why the frustum uses so much metal will finally be answered.' Assign homework: 'A hemispherical water tank in Kisumu has a diameter of 2.8 m. Calculate: (a) the curved surface area, (b) the total surface area including the flat base. Show all working.'</w:t>
+              <w:t xml:space="preserve">Say: 'Open your cumulative Surface Area Model from your exercise book. Add the hemisphere today — draw it, label both surfaces, write both formulas. You have 6 minutes.' Circulate and check that learners distinguish 2πr² (curved only) from 3πr² (total) in their annotations. After 4 minutes, prompt: 'Now add the comparison statement. Does a hemisphere use more or less metal than the cylindrical bucket? Write a sentence with a mathematical reason.' After 6 minutes, cold-call 2 learners to read their comparison statements. Address any remaining confusion between the curved surface area and total surface area formulas. Close the lesson: 'Our model is growing. In Lesson 5, we tackle the most complex shape yet — the frustum. Your DQB questions about why the frustum uses so much metal will finally be answered.' Assign homework: 'A hemispherical water tank in Kisumu has a diameter of 2.8 m. Calculate: (a) the curved surface area, (b) the total surface area including the flat base. Show all working.'</w:t>
             </w:r>
           </w:p>
         </w:tc>
@@ -13698,7 +13997,7 @@
         </w:rPr>
         <w:t xml:space="preserve">© 2026 SeaVuria and ARES. Aligned with KICD objectives. Developed by SeaVuria; technical implementation by ARES (with AI assistance from Claude). Licensed under </w:t>
       </w:r>
-      <w:hyperlink w:history="1" r:id="rId24mvdggkyinds4ml7yw-5">
+      <w:hyperlink w:history="1" r:id="rIdygokdjonpiciazsfm_zdh">
         <w:r>
           <w:rPr>
             <w:rFonts w:ascii="Arial" w:cs="Arial" w:eastAsia="Arial" w:hAnsi="Arial"/>
@@ -13719,7 +14018,7 @@
         </w:rPr>
         <w:t xml:space="preserve"> (</w:t>
       </w:r>
-      <w:hyperlink w:history="1" r:id="rIdawmzpbw9qkz7j_nplt_dm">
+      <w:hyperlink w:history="1" r:id="rId75r6fjs9136x34jkd_lk0">
         <w:r>
           <w:rPr>
             <w:rFonts w:ascii="Arial" w:cs="Arial" w:eastAsia="Arial" w:hAnsi="Arial"/>
@@ -14449,7 +14748,7 @@
                 <w:sz w:val="18"/>
                 <w:szCs w:val="18"/>
               </w:rPr>
-              <w:t xml:space="preserve">Learners begin by recalling the conical bucket from the anchoring phenomenon and predicting what shape results when a cone is sliced parallel to its base. Each group then physically cuts a pre-scored paper cone along a marked parallel plane to reveal a frustum, measures its dimensions (R, r, h, l), and unfolds the net onto squared paper. Through guided questioning learners see that the curved surface of a frustum is the difference between two full cone-lateral-surface sectors, leading to the formula π(R + r)l. They also derive slant height l from the Pythagorean relationship l = √[h² + (R − r)²] and practise on two real-world Kenyan contexts: a tapered metal bucket sold on Kirinyaga Road (R = 18 cm, r = 12 cm, h = 30 cm) and a conical grain-storage silo frustum from Eldoret (R = 1.5 m, r = 0.6 m, h = 2.4 m). The lesson closes with a DQB update and a cumulative model revision connecting all solid shapes studied so far.</w:t>
+              <w:t xml:space="preserve">Learners begin by recalling the conical bucket from the anchoring phenomenon and predicting what shape results when a cone is sliced parallel to its base. Each group then physically cuts a pre-scored paper cone along a marked parallel plane to reveal a frustum, measures its dimensions (R, r, h, l), and unfolds the net onto squared paper. Through guided questioning learners see that the curved surface of a frustum is the difference between two full cone-lateral-surface sectors, leading to the formula π(R + r)l. They also derive slant height l from the Pythagorean relationship l = √[h² + (R − r)²] and practise on two real-world Kenyan contexts: a tapered metal bucket sold on Kirinyaga Road (R = 14 cm, r = 8 cm, h = 25.7 cm) and a conical grain-storage silo frustum from Eldoret (R = 1.5 m, r = 0.6 m, h = 2.4 m). The lesson closes with a DQB update and a cumulative model revision connecting all solid shapes studied so far.</w:t>
             </w:r>
           </w:p>
         </w:tc>
@@ -14732,6 +15031,23 @@
             <w:pPr>
               <w:spacing w:after="20" w:before="0"/>
             </w:pPr>
+            <w:hyperlink w:history="1" r:id="rIdi6_k-0tk183zfpkxzc7qv">
+              <w:r>
+                <w:rPr>
+                  <w:rFonts w:ascii="Arial" w:cs="Arial" w:eastAsia="Arial" w:hAnsi="Arial"/>
+                  <w:color w:val="2E75B6"/>
+                  <w:sz w:val="16"/>
+                  <w:szCs w:val="16"/>
+                  <w:u w:val="single" w:color="2E75B6"/>
+                </w:rPr>
+                <w:t xml:space="preserve">Distance formula</w:t>
+              </w:r>
+            </w:hyperlink>
+          </w:p>
+          <w:p>
+            <w:pPr>
+              <w:spacing w:after="20" w:before="0"/>
+            </w:pPr>
             <w:r>
               <w:rPr>
                 <w:rFonts w:ascii="Arial" w:cs="Arial" w:eastAsia="Arial" w:hAnsi="Arial"/>
@@ -14741,7 +15057,7 @@
                 <w:sz w:val="16"/>
                 <w:szCs w:val="16"/>
               </w:rPr>
-              <w:t xml:space="preserve">No closely matching video in the ARES library for this activity.</w:t>
+              <w:t xml:space="preserve">Related topic: not an exact match for this lesson.</w:t>
             </w:r>
           </w:p>
           <w:p>
@@ -14749,7 +15065,22 @@
               <w:spacing w:after="10" w:before="0"/>
               <w:ind w:left="120"/>
             </w:pPr>
-            <w:hyperlink w:history="1" r:id="rIdna2ldqab2n_qr-8k5gpck">
+            <w:r>
+              <w:rPr>
+                <w:rFonts w:ascii="Arial" w:cs="Arial" w:eastAsia="Arial" w:hAnsi="Arial"/>
+                <w:color w:val="595959"/>
+                <w:sz w:val="14"/>
+                <w:szCs w:val="14"/>
+              </w:rPr>
+              <w:t xml:space="preserve">Source: Khan Academy (English - US curriculum)</w:t>
+            </w:r>
+          </w:p>
+          <w:p>
+            <w:pPr>
+              <w:spacing w:after="10" w:before="0"/>
+              <w:ind w:left="120"/>
+            </w:pPr>
+            <w:hyperlink w:history="1" r:id="rIdm1crrbe7ls5kkmsbis25m">
               <w:r>
                 <w:rPr>
                   <w:rFonts w:ascii="Arial" w:cs="Arial" w:eastAsia="Arial" w:hAnsi="Arial"/>
@@ -14758,24 +15089,9 @@
                   <w:szCs w:val="14"/>
                   <w:u w:val="single" w:color="595959"/>
                 </w:rPr>
-                <w:t xml:space="preserve">🔍 Search ARES for videos</w:t>
+                <w:t xml:space="preserve">🔍 Search ARES for similar videos</w:t>
               </w:r>
             </w:hyperlink>
-          </w:p>
-          <w:p>
-            <w:pPr>
-              <w:spacing w:after="10" w:before="0"/>
-              <w:ind w:left="120"/>
-            </w:pPr>
-            <w:r>
-              <w:rPr>
-                <w:rFonts w:ascii="Arial" w:cs="Arial" w:eastAsia="Arial" w:hAnsi="Arial"/>
-                <w:color w:val="595959"/>
-                <w:sz w:val="14"/>
-                <w:szCs w:val="14"/>
-              </w:rPr>
-              <w:t xml:space="preserve">Search terms: surface area solids frustum</w:t>
-            </w:r>
           </w:p>
           <w:p>
             <w:pPr>
@@ -14802,8 +15118,25 @@
                 <w:sz w:val="16"/>
                 <w:szCs w:val="16"/>
               </w:rPr>
-              <w:t xml:space="preserve">📖 READING:</w:t>
-            </w:r>
+              <w:t xml:space="preserve">📖 HTML:</w:t>
+            </w:r>
+          </w:p>
+          <w:p>
+            <w:pPr>
+              <w:spacing w:after="20" w:before="0"/>
+            </w:pPr>
+            <w:hyperlink w:history="1" r:id="rIdn4jvtgtoe3vrowxqx3p6h">
+              <w:r>
+                <w:rPr>
+                  <w:rFonts w:ascii="Arial" w:cs="Arial" w:eastAsia="Arial" w:hAnsi="Arial"/>
+                  <w:color w:val="2E75B6"/>
+                  <w:sz w:val="16"/>
+                  <w:szCs w:val="16"/>
+                  <w:u w:val="single" w:color="2E75B6"/>
+                </w:rPr>
+                <w:t xml:space="preserve">Applications of the Pythagorean Theorem (Flexbook)</w:t>
+              </w:r>
+            </w:hyperlink>
           </w:p>
           <w:p>
             <w:pPr>
@@ -14818,7 +15151,7 @@
                 <w:sz w:val="16"/>
                 <w:szCs w:val="16"/>
               </w:rPr>
-              <w:t xml:space="preserve">No closely matching reading in the ARES library for this activity.</w:t>
+              <w:t xml:space="preserve">Related topic: not an exact match for this lesson.</w:t>
             </w:r>
           </w:p>
           <w:p>
@@ -14826,7 +15159,22 @@
               <w:spacing w:after="10" w:before="0"/>
               <w:ind w:left="120"/>
             </w:pPr>
-            <w:hyperlink w:history="1" r:id="rIddd5-xd9ql9jeuptdlv8bk">
+            <w:r>
+              <w:rPr>
+                <w:rFonts w:ascii="Arial" w:cs="Arial" w:eastAsia="Arial" w:hAnsi="Arial"/>
+                <w:color w:val="595959"/>
+                <w:sz w:val="14"/>
+                <w:szCs w:val="14"/>
+              </w:rPr>
+              <w:t xml:space="preserve">Source: CK-12</w:t>
+            </w:r>
+          </w:p>
+          <w:p>
+            <w:pPr>
+              <w:spacing w:after="10" w:before="0"/>
+              <w:ind w:left="120"/>
+            </w:pPr>
+            <w:hyperlink w:history="1" r:id="rId-vb_or68mzcu28scghwdi">
               <w:r>
                 <w:rPr>
                   <w:rFonts w:ascii="Arial" w:cs="Arial" w:eastAsia="Arial" w:hAnsi="Arial"/>
@@ -14835,25 +15183,10 @@
                   <w:szCs w:val="14"/>
                   <w:u w:val="single" w:color="595959"/>
                 </w:rPr>
-                <w:t xml:space="preserve">🔍 Search ARES for readings</w:t>
+                <w:t xml:space="preserve">🔍 Search ARES for similar readings</w:t>
               </w:r>
             </w:hyperlink>
           </w:p>
-          <w:p>
-            <w:pPr>
-              <w:spacing w:after="10" w:before="0"/>
-              <w:ind w:left="120"/>
-            </w:pPr>
-            <w:r>
-              <w:rPr>
-                <w:rFonts w:ascii="Arial" w:cs="Arial" w:eastAsia="Arial" w:hAnsi="Arial"/>
-                <w:color w:val="595959"/>
-                <w:sz w:val="14"/>
-                <w:szCs w:val="14"/>
-              </w:rPr>
-              <w:t xml:space="preserve">Search terms: surface area solids frustum</w:t>
-            </w:r>
-          </w:p>
         </w:tc>
         <w:tc>
           <w:tcPr>
@@ -14915,7 +15248,7 @@
                 <w:sz w:val="18"/>
                 <w:szCs w:val="18"/>
               </w:rPr>
-              <w:t xml:space="preserve">Display the three Kirinyaga Road buckets (physical models or clear photos on the board). Point to the frustum bucket and say: 'In Lesson 4 we found the curved surface area of the full cone. Today we slice that cone. Before we touch the scissors, I want your honest prediction.' Distribute the predict prompt slip (three sentence-starters printed on a half-page): 'The shape I will get is…', 'The net will look like…', 'The curved surface will be (more / less / the same) because…'. Allow 4 minutes of silent individual thinking — enforce NO talking during this period. After 4 minutes say: 'Turn to your partner — 60 seconds — compare predictions.' Cold-call 3 groups to read their sticky notes aloud. Do NOT correct any prediction; instead annotate them with a question mark and say: 'Let us keep these up — we will return to them at the end of the lesson.' WAIT TIME: after each cold-call, wait 10 seconds before taking the next hand.</w:t>
+              <w:t xml:space="preserve">Display the three Kirinyaga Road buckets (physical models or clear photos on the board). Point to the frustum bucket and say: 'In Lesson 1 we found the curved surface area of the full cone. Today we slice that cone. Before we touch the scissors, I want your honest prediction.' Distribute the predict prompt slip (three sentence-starters printed on a half-page): 'The shape I will get is…', 'The net will look like…', 'The curved surface will be (more / less / the same) because…'. Allow 4 minutes of silent individual thinking — enforce NO talking during this period. After 4 minutes say: 'Turn to your partner — 60 seconds — compare predictions.' Cold-call 3 groups to read their sticky notes aloud. Do NOT correct any prediction; instead annotate them with a question mark and say: 'Let us keep these up — we will return to them at the end of the lesson.' WAIT TIME: after each cold-call, wait 10 seconds before taking the next hand.</w:t>
             </w:r>
           </w:p>
         </w:tc>
@@ -15031,6 +15364,23 @@
               </w:rPr>
               <w:t xml:space="preserve">📹 VIDEO:</w:t>
             </w:r>
+          </w:p>
+          <w:p>
+            <w:pPr>
+              <w:spacing w:after="20" w:before="0"/>
+            </w:pPr>
+            <w:hyperlink w:history="1" r:id="rIdruqnm4hoje9brln-cawtp">
+              <w:r>
+                <w:rPr>
+                  <w:rFonts w:ascii="Arial" w:cs="Arial" w:eastAsia="Arial" w:hAnsi="Arial"/>
+                  <w:color w:val="2E75B6"/>
+                  <w:sz w:val="16"/>
+                  <w:szCs w:val="16"/>
+                  <w:u w:val="single" w:color="2E75B6"/>
+                </w:rPr>
+                <w:t xml:space="preserve">Applications of the Pythagorean Theorem Principles - Basic</w:t>
+              </w:r>
+            </w:hyperlink>
           </w:p>
           <w:p>
             <w:pPr>
@@ -15045,7 +15395,7 @@
                 <w:sz w:val="16"/>
                 <w:szCs w:val="16"/>
               </w:rPr>
-              <w:t xml:space="preserve">No closely matching video in the ARES library for this activity.</w:t>
+              <w:t xml:space="preserve">Related topic: not an exact match for this lesson.</w:t>
             </w:r>
           </w:p>
           <w:p>
@@ -15053,7 +15403,22 @@
               <w:spacing w:after="10" w:before="0"/>
               <w:ind w:left="120"/>
             </w:pPr>
-            <w:hyperlink w:history="1" r:id="rIdcy61l_v812vkseq1luind">
+            <w:r>
+              <w:rPr>
+                <w:rFonts w:ascii="Arial" w:cs="Arial" w:eastAsia="Arial" w:hAnsi="Arial"/>
+                <w:color w:val="595959"/>
+                <w:sz w:val="14"/>
+                <w:szCs w:val="14"/>
+              </w:rPr>
+              <w:t xml:space="preserve">Source: CK-12</w:t>
+            </w:r>
+          </w:p>
+          <w:p>
+            <w:pPr>
+              <w:spacing w:after="10" w:before="0"/>
+              <w:ind w:left="120"/>
+            </w:pPr>
+            <w:hyperlink w:history="1" r:id="rIdvj8jqvqwawl1u-xyxcwzr">
               <w:r>
                 <w:rPr>
                   <w:rFonts w:ascii="Arial" w:cs="Arial" w:eastAsia="Arial" w:hAnsi="Arial"/>
@@ -15062,24 +15427,9 @@
                   <w:szCs w:val="14"/>
                   <w:u w:val="single" w:color="595959"/>
                 </w:rPr>
-                <w:t xml:space="preserve">🔍 Search ARES for videos</w:t>
+                <w:t xml:space="preserve">🔍 Search ARES for similar videos</w:t>
               </w:r>
             </w:hyperlink>
-          </w:p>
-          <w:p>
-            <w:pPr>
-              <w:spacing w:after="10" w:before="0"/>
-              <w:ind w:left="120"/>
-            </w:pPr>
-            <w:r>
-              <w:rPr>
-                <w:rFonts w:ascii="Arial" w:cs="Arial" w:eastAsia="Arial" w:hAnsi="Arial"/>
-                <w:color w:val="595959"/>
-                <w:sz w:val="14"/>
-                <w:szCs w:val="14"/>
-              </w:rPr>
-              <w:t xml:space="preserve">Search terms: surface area solids frustum</w:t>
-            </w:r>
           </w:p>
           <w:p>
             <w:pPr>
@@ -15106,8 +15456,25 @@
                 <w:sz w:val="16"/>
                 <w:szCs w:val="16"/>
               </w:rPr>
-              <w:t xml:space="preserve">📖 READING:</w:t>
-            </w:r>
+              <w:t xml:space="preserve">📖 EXERCISE:</w:t>
+            </w:r>
+          </w:p>
+          <w:p>
+            <w:pPr>
+              <w:spacing w:after="20" w:before="0"/>
+            </w:pPr>
+            <w:hyperlink w:history="1" r:id="rId71gdodojiahdwfsgvrb_n">
+              <w:r>
+                <w:rPr>
+                  <w:rFonts w:ascii="Arial" w:cs="Arial" w:eastAsia="Arial" w:hAnsi="Arial"/>
+                  <w:color w:val="2E75B6"/>
+                  <w:sz w:val="16"/>
+                  <w:szCs w:val="16"/>
+                  <w:u w:val="single" w:color="2E75B6"/>
+                </w:rPr>
+                <w:t xml:space="preserve">Applications of the Pythagorean Theorem Practice</w:t>
+              </w:r>
+            </w:hyperlink>
           </w:p>
           <w:p>
             <w:pPr>
@@ -15122,7 +15489,7 @@
                 <w:sz w:val="16"/>
                 <w:szCs w:val="16"/>
               </w:rPr>
-              <w:t xml:space="preserve">No closely matching reading in the ARES library for this activity.</w:t>
+              <w:t xml:space="preserve">Related topic: not an exact match for this lesson.</w:t>
             </w:r>
           </w:p>
           <w:p>
@@ -15130,7 +15497,22 @@
               <w:spacing w:after="10" w:before="0"/>
               <w:ind w:left="120"/>
             </w:pPr>
-            <w:hyperlink w:history="1" r:id="rIdezuv9ewvicbkzr4wcx284">
+            <w:r>
+              <w:rPr>
+                <w:rFonts w:ascii="Arial" w:cs="Arial" w:eastAsia="Arial" w:hAnsi="Arial"/>
+                <w:color w:val="595959"/>
+                <w:sz w:val="14"/>
+                <w:szCs w:val="14"/>
+              </w:rPr>
+              <w:t xml:space="preserve">Source: CK-12</w:t>
+            </w:r>
+          </w:p>
+          <w:p>
+            <w:pPr>
+              <w:spacing w:after="10" w:before="0"/>
+              <w:ind w:left="120"/>
+            </w:pPr>
+            <w:hyperlink w:history="1" r:id="rIdc-f4ton4my4pbtdhlhws8">
               <w:r>
                 <w:rPr>
                   <w:rFonts w:ascii="Arial" w:cs="Arial" w:eastAsia="Arial" w:hAnsi="Arial"/>
@@ -15139,25 +15521,10 @@
                   <w:szCs w:val="14"/>
                   <w:u w:val="single" w:color="595959"/>
                 </w:rPr>
-                <w:t xml:space="preserve">🔍 Search ARES for readings</w:t>
+                <w:t xml:space="preserve">🔍 Search ARES for similar readings</w:t>
               </w:r>
             </w:hyperlink>
           </w:p>
-          <w:p>
-            <w:pPr>
-              <w:spacing w:after="10" w:before="0"/>
-              <w:ind w:left="120"/>
-            </w:pPr>
-            <w:r>
-              <w:rPr>
-                <w:rFonts w:ascii="Arial" w:cs="Arial" w:eastAsia="Arial" w:hAnsi="Arial"/>
-                <w:color w:val="595959"/>
-                <w:sz w:val="14"/>
-                <w:szCs w:val="14"/>
-              </w:rPr>
-              <w:t xml:space="preserve">Search terms: surface area solids frustum</w:t>
-            </w:r>
-          </w:p>
         </w:tc>
         <w:tc>
           <w:tcPr>
@@ -15187,7 +15554,7 @@
                 <w:sz w:val="18"/>
                 <w:szCs w:val="18"/>
               </w:rPr>
-              <w:t xml:space="preserve">Each group receives: one pre-scored paper cone, scissors, a ruler, a compass, a protractor, a piece of A3 squared paper, and a printed Frustum Dimensions Table (columns: R, r, h, l_measured, l_calculated). Step 1 — Cut: one learner per group carefully cuts the cone along the pre-scored line under teacher supervision, producing a frustum (larger piece) and a small cone (smaller piece). Step 2 — Measure: learners measure and record R (base radius of frustum), r (top radius of frustum), and h (vertical height of frustum) in the table. Step 3 — Unfold: learners carefully cut a straight slit up the curved surface of the frustum and lay it flat onto the A3 squared paper, tracing the outline of the unfolded net. They observe and label: the outer arc (from the large base), the inner arc (from the small top), and the two straight edges (slant height l). They measure l directly from the net. Step 4 — Compare: learners place the frustum net alongside the full cone net drawn in Lesson 1 and record observations about size and shape differences in their books. Step 5 — Record: learners sketch and label the 3-D frustum identifying R, r, h, and l on their diagram.</w:t>
+              <w:t xml:space="preserve">Each group receives: one pre-scored paper cone, scissors, a ruler, a compass, a protractor, a piece of A3 squared paper, and a printed Frustum Dimensions Table (columns: R, r, h, l_measured, l_calculated). Step 1 — Cut: one learner per group carefully cuts the cone along the pre-scored line under teacher supervision, producing a frustum (larger piece) and a small cone (smaller piece). Step 2 — Measure: learners measure and record R (top radius of frustum, the larger end), r (base radius of frustum, the smaller end), and h (vertical height of frustum) in the table. Step 3 — Unfold: learners carefully cut a straight slit up the curved surface of the frustum and lay it flat onto the A3 squared paper, tracing the outline of the unfolded net. They observe and label: the outer arc (from the large base), the inner arc (from the small top), and the two straight edges (slant height l). They measure l directly from the net. Step 4 — Compare: learners place the frustum net alongside the full cone net drawn in Lesson 1 and record observations about size and shape differences in their books. Step 5 — Record: learners sketch and label the 3-D frustum identifying R, r, h, and l on their diagram.</w:t>
             </w:r>
           </w:p>
         </w:tc>
@@ -15335,6 +15702,23 @@
               </w:rPr>
               <w:t xml:space="preserve">📹 VIDEO:</w:t>
             </w:r>
+          </w:p>
+          <w:p>
+            <w:pPr>
+              <w:spacing w:after="20" w:before="0"/>
+            </w:pPr>
+            <w:hyperlink w:history="1" r:id="rIdaoycs0dkjbyqoih9ctufr">
+              <w:r>
+                <w:rPr>
+                  <w:rFonts w:ascii="Arial" w:cs="Arial" w:eastAsia="Arial" w:hAnsi="Arial"/>
+                  <w:color w:val="2E75B6"/>
+                  <w:sz w:val="16"/>
+                  <w:szCs w:val="16"/>
+                  <w:u w:val="single" w:color="2E75B6"/>
+                </w:rPr>
+                <w:t xml:space="preserve">Applications Using the Pythagorean Theorem: An Explanation of the Concept</w:t>
+              </w:r>
+            </w:hyperlink>
           </w:p>
           <w:p>
             <w:pPr>
@@ -15349,7 +15733,7 @@
                 <w:sz w:val="16"/>
                 <w:szCs w:val="16"/>
               </w:rPr>
-              <w:t xml:space="preserve">No closely matching video in the ARES library for this activity.</w:t>
+              <w:t xml:space="preserve">Related topic: not an exact match for this lesson.</w:t>
             </w:r>
           </w:p>
           <w:p>
@@ -15357,7 +15741,22 @@
               <w:spacing w:after="10" w:before="0"/>
               <w:ind w:left="120"/>
             </w:pPr>
-            <w:hyperlink w:history="1" r:id="rIdd9xwlzp25bv7dgjkzhodm">
+            <w:r>
+              <w:rPr>
+                <w:rFonts w:ascii="Arial" w:cs="Arial" w:eastAsia="Arial" w:hAnsi="Arial"/>
+                <w:color w:val="595959"/>
+                <w:sz w:val="14"/>
+                <w:szCs w:val="14"/>
+              </w:rPr>
+              <w:t xml:space="preserve">Source: CK-12</w:t>
+            </w:r>
+          </w:p>
+          <w:p>
+            <w:pPr>
+              <w:spacing w:after="10" w:before="0"/>
+              <w:ind w:left="120"/>
+            </w:pPr>
+            <w:hyperlink w:history="1" r:id="rIdor4qyicsgw__9xg0cmkes">
               <w:r>
                 <w:rPr>
                   <w:rFonts w:ascii="Arial" w:cs="Arial" w:eastAsia="Arial" w:hAnsi="Arial"/>
@@ -15366,24 +15765,9 @@
                   <w:szCs w:val="14"/>
                   <w:u w:val="single" w:color="595959"/>
                 </w:rPr>
-                <w:t xml:space="preserve">🔍 Search ARES for videos</w:t>
+                <w:t xml:space="preserve">🔍 Search ARES for similar videos</w:t>
               </w:r>
             </w:hyperlink>
-          </w:p>
-          <w:p>
-            <w:pPr>
-              <w:spacing w:after="10" w:before="0"/>
-              <w:ind w:left="120"/>
-            </w:pPr>
-            <w:r>
-              <w:rPr>
-                <w:rFonts w:ascii="Arial" w:cs="Arial" w:eastAsia="Arial" w:hAnsi="Arial"/>
-                <w:color w:val="595959"/>
-                <w:sz w:val="14"/>
-                <w:szCs w:val="14"/>
-              </w:rPr>
-              <w:t xml:space="preserve">Search terms: surface area solids frustum</w:t>
-            </w:r>
           </w:p>
           <w:p>
             <w:pPr>
@@ -15410,8 +15794,25 @@
                 <w:sz w:val="16"/>
                 <w:szCs w:val="16"/>
               </w:rPr>
-              <w:t xml:space="preserve">📖 READING:</w:t>
-            </w:r>
+              <w:t xml:space="preserve">📖 HTML:</w:t>
+            </w:r>
+          </w:p>
+          <w:p>
+            <w:pPr>
+              <w:spacing w:after="20" w:before="0"/>
+            </w:pPr>
+            <w:hyperlink w:history="1" r:id="rIdbpjcda7dujhixyxmgmrcq">
+              <w:r>
+                <w:rPr>
+                  <w:rFonts w:ascii="Arial" w:cs="Arial" w:eastAsia="Arial" w:hAnsi="Arial"/>
+                  <w:color w:val="2E75B6"/>
+                  <w:sz w:val="16"/>
+                  <w:szCs w:val="16"/>
+                  <w:u w:val="single" w:color="2E75B6"/>
+                </w:rPr>
+                <w:t xml:space="preserve">Applications Using the Pythagorean Theorem (Flexbook)</w:t>
+              </w:r>
+            </w:hyperlink>
           </w:p>
           <w:p>
             <w:pPr>
@@ -15426,7 +15827,7 @@
                 <w:sz w:val="16"/>
                 <w:szCs w:val="16"/>
               </w:rPr>
-              <w:t xml:space="preserve">No closely matching reading in the ARES library for this activity.</w:t>
+              <w:t xml:space="preserve">Related topic: not an exact match for this lesson.</w:t>
             </w:r>
           </w:p>
           <w:p>
@@ -15434,7 +15835,22 @@
               <w:spacing w:after="10" w:before="0"/>
               <w:ind w:left="120"/>
             </w:pPr>
-            <w:hyperlink w:history="1" r:id="rIddq9amgz7axbco9snny6xd">
+            <w:r>
+              <w:rPr>
+                <w:rFonts w:ascii="Arial" w:cs="Arial" w:eastAsia="Arial" w:hAnsi="Arial"/>
+                <w:color w:val="595959"/>
+                <w:sz w:val="14"/>
+                <w:szCs w:val="14"/>
+              </w:rPr>
+              <w:t xml:space="preserve">Source: CK-12</w:t>
+            </w:r>
+          </w:p>
+          <w:p>
+            <w:pPr>
+              <w:spacing w:after="10" w:before="0"/>
+              <w:ind w:left="120"/>
+            </w:pPr>
+            <w:hyperlink w:history="1" r:id="rId5mlxuypje8gmktyqhg8tv">
               <w:r>
                 <w:rPr>
                   <w:rFonts w:ascii="Arial" w:cs="Arial" w:eastAsia="Arial" w:hAnsi="Arial"/>
@@ -15443,25 +15859,10 @@
                   <w:szCs w:val="14"/>
                   <w:u w:val="single" w:color="595959"/>
                 </w:rPr>
-                <w:t xml:space="preserve">🔍 Search ARES for readings</w:t>
+                <w:t xml:space="preserve">🔍 Search ARES for similar readings</w:t>
               </w:r>
             </w:hyperlink>
           </w:p>
-          <w:p>
-            <w:pPr>
-              <w:spacing w:after="10" w:before="0"/>
-              <w:ind w:left="120"/>
-            </w:pPr>
-            <w:r>
-              <w:rPr>
-                <w:rFonts w:ascii="Arial" w:cs="Arial" w:eastAsia="Arial" w:hAnsi="Arial"/>
-                <w:color w:val="595959"/>
-                <w:sz w:val="14"/>
-                <w:szCs w:val="14"/>
-              </w:rPr>
-              <w:t xml:space="preserve">Search terms: surface area solids frustum</w:t>
-            </w:r>
-          </w:p>
         </w:tc>
         <w:tc>
           <w:tcPr>
@@ -15491,7 +15892,7 @@
                 <w:sz w:val="18"/>
                 <w:szCs w:val="18"/>
               </w:rPr>
-              <w:t xml:space="preserve">Learners work in the same groups through a structured Explain sequence. Part A — Deriving the formula conceptually: Using the frustum and the small cone they removed in Phase 2, learners recall (from Lesson 1) that the lateral surface area of a full cone is πrl_cone. They write on mini-whiteboards: Curved SA of frustum = Lateral SA of big cone − Lateral SA of small cone. Teacher guides them to label the big cone's slant height as L, base radius R; and the small cone's slant height as (L − l), base radius r. Learners substitute into the difference, cancel, and arrive at π(R + r)l. Part B — Slant height: Teacher poses a context: 'Suppose you are a metalworker in Gikomba market and you only have a tape measure and a plumb line — you cannot measure l directly. You can measure R, r, and h. How do you find l?' Learners draw a right triangle on their mini-whiteboards: vertical side h, horizontal side (R − r), hypotenuse l. They write and simplify l = √[h² + (R − r)²]. Part C — Kirinyaga Road bucket: Learners use R = 18 cm, r = 12 cm, h = 30 cm to calculate l then curved SA. Part D — Eldoret grain silo frustum: Learners use R = 1.5 m, r = 0.6 m, h = 2.4 m; they must also add the area of the two circular ends (large and small base) to find the total surface area, since the silo is open at the top and closed at the bottom.</w:t>
+              <w:t xml:space="preserve">Learners work in the same groups through a structured Explain sequence. Part A — Deriving the formula conceptually: Using the frustum and the small cone they removed in Phase 2, learners recall (from Lesson 1) that the lateral surface area of a full cone is πrl_cone. They write on mini-whiteboards: Curved SA of frustum = Lateral SA of big cone − Lateral SA of small cone. Teacher guides them to label the big cone's slant height as L, base radius R; and the small cone's slant height as (L − l), base radius r. Learners substitute into the difference, cancel, and arrive at π(R + r)l. Part B — Slant height: Teacher poses a context: 'Suppose you are a metalworker in Gikomba market and you only have a tape measure and a plumb line — you cannot measure l directly. You can measure R, r, and h. How do you find l?' Learners draw a right triangle on their mini-whiteboards: vertical side h, horizontal side (R − r), hypotenuse l. They write and simplify l = √[h² + (R − r)²]. Part C — Kirinyaga Road bucket: Learners use R = 14 cm, r = 8 cm, h = 25.7 cm to calculate l then curved SA. Part D — Eldoret grain silo frustum: Learners use R = 1.5 m, r = 0.6 m, h = 2.4 m; they must also add the area of the two circular ends (large and small base) to find the total surface area, since the silo is open at the top and closed at the bottom.</w:t>
             </w:r>
           </w:p>
         </w:tc>
@@ -15587,7 +15988,7 @@
                 <w:sz w:val="18"/>
                 <w:szCs w:val="18"/>
               </w:rPr>
-              <w:t xml:space="preserve">Observable indicators: (1) In Part A, learner mini-whiteboards show the correct intermediate step πRL − πr(L − l) = πl(R + r) before the teacher confirms it. (2) In Part C, at least 80 % of learners independently arrive at the correct curved SA for the Kirinyaga Road bucket (l ≈ 33.3 cm, curved SA ≈ 3,140 cm²) within the 5-minute window. (3) In Part D, learners correctly identify that total SA = π(R + r)l + πR² (closed bottom) before Lesson 6. Misconception to monitor: learners using h instead of l in the formula π(R + r)h — address immediately: 'Point to the slant height on your physical frustum. Is that the same as the vertical height you measured earlier?'</w:t>
+              <w:t xml:space="preserve">Observable indicators: (1) In Part A, learner mini-whiteboards show the correct intermediate step πRL − πr(L − l) = πl(R + r) before the teacher confirms it. (2) In Part C, at least 80 % of learners independently arrive at the correct curved SA for the Kirinyaga Road bucket (l ≈ 26.4 cm, curved SA ≈ 1,825 cm²) within the 5-minute window. (3) In Part D, learners correctly identify that total SA = π(R + r)l + πr² (closed bottom) before Lesson 6. Misconception to monitor: learners using h instead of l in the formula π(R + r)h — address immediately: 'Point to the slant height on your physical frustum. Is that the same as the vertical height you measured earlier?'</w:t>
             </w:r>
           </w:p>
         </w:tc>
@@ -15639,6 +16040,23 @@
               </w:rPr>
               <w:t xml:space="preserve">📹 VIDEO:</w:t>
             </w:r>
+          </w:p>
+          <w:p>
+            <w:pPr>
+              <w:spacing w:after="20" w:before="0"/>
+            </w:pPr>
+            <w:hyperlink w:history="1" r:id="rIdvzu5xwhhgf4vafnl578mu">
+              <w:r>
+                <w:rPr>
+                  <w:rFonts w:ascii="Arial" w:cs="Arial" w:eastAsia="Arial" w:hAnsi="Arial"/>
+                  <w:color w:val="2E75B6"/>
+                  <w:sz w:val="16"/>
+                  <w:szCs w:val="16"/>
+                  <w:u w:val="single" w:color="2E75B6"/>
+                </w:rPr>
+                <w:t xml:space="preserve">Distance formula</w:t>
+              </w:r>
+            </w:hyperlink>
           </w:p>
           <w:p>
             <w:pPr>
@@ -15653,7 +16071,7 @@
                 <w:sz w:val="16"/>
                 <w:szCs w:val="16"/>
               </w:rPr>
-              <w:t xml:space="preserve">No closely matching video in the ARES library for this activity.</w:t>
+              <w:t xml:space="preserve">Related topic: not an exact match for this lesson.</w:t>
             </w:r>
           </w:p>
           <w:p>
@@ -15661,7 +16079,22 @@
               <w:spacing w:after="10" w:before="0"/>
               <w:ind w:left="120"/>
             </w:pPr>
-            <w:hyperlink w:history="1" r:id="rId1sejlkd4anh857huipuuz">
+            <w:r>
+              <w:rPr>
+                <w:rFonts w:ascii="Arial" w:cs="Arial" w:eastAsia="Arial" w:hAnsi="Arial"/>
+                <w:color w:val="595959"/>
+                <w:sz w:val="14"/>
+                <w:szCs w:val="14"/>
+              </w:rPr>
+              <w:t xml:space="preserve">Source: Khan Academy (English - US curriculum)</w:t>
+            </w:r>
+          </w:p>
+          <w:p>
+            <w:pPr>
+              <w:spacing w:after="10" w:before="0"/>
+              <w:ind w:left="120"/>
+            </w:pPr>
+            <w:hyperlink w:history="1" r:id="rIdug19x6dkdri8l_un3dgzc">
               <w:r>
                 <w:rPr>
                   <w:rFonts w:ascii="Arial" w:cs="Arial" w:eastAsia="Arial" w:hAnsi="Arial"/>
@@ -15670,24 +16103,9 @@
                   <w:szCs w:val="14"/>
                   <w:u w:val="single" w:color="595959"/>
                 </w:rPr>
-                <w:t xml:space="preserve">🔍 Search ARES for videos</w:t>
+                <w:t xml:space="preserve">🔍 Search ARES for similar videos</w:t>
               </w:r>
             </w:hyperlink>
-          </w:p>
-          <w:p>
-            <w:pPr>
-              <w:spacing w:after="10" w:before="0"/>
-              <w:ind w:left="120"/>
-            </w:pPr>
-            <w:r>
-              <w:rPr>
-                <w:rFonts w:ascii="Arial" w:cs="Arial" w:eastAsia="Arial" w:hAnsi="Arial"/>
-                <w:color w:val="595959"/>
-                <w:sz w:val="14"/>
-                <w:szCs w:val="14"/>
-              </w:rPr>
-              <w:t xml:space="preserve">Search terms: surface area solids frustum</w:t>
-            </w:r>
           </w:p>
           <w:p>
             <w:pPr>
@@ -15714,8 +16132,25 @@
                 <w:sz w:val="16"/>
                 <w:szCs w:val="16"/>
               </w:rPr>
-              <w:t xml:space="preserve">📖 READING:</w:t>
-            </w:r>
+              <w:t xml:space="preserve">📖 EXERCISE:</w:t>
+            </w:r>
+          </w:p>
+          <w:p>
+            <w:pPr>
+              <w:spacing w:after="20" w:before="0"/>
+            </w:pPr>
+            <w:hyperlink w:history="1" r:id="rId4vple6qriepcs8xwe1ahj">
+              <w:r>
+                <w:rPr>
+                  <w:rFonts w:ascii="Arial" w:cs="Arial" w:eastAsia="Arial" w:hAnsi="Arial"/>
+                  <w:color w:val="2E75B6"/>
+                  <w:sz w:val="16"/>
+                  <w:szCs w:val="16"/>
+                  <w:u w:val="single" w:color="2E75B6"/>
+                </w:rPr>
+                <w:t xml:space="preserve">Applications Using the Pythagorean Theorem Practice</w:t>
+              </w:r>
+            </w:hyperlink>
           </w:p>
           <w:p>
             <w:pPr>
@@ -15730,7 +16165,7 @@
                 <w:sz w:val="16"/>
                 <w:szCs w:val="16"/>
               </w:rPr>
-              <w:t xml:space="preserve">No closely matching reading in the ARES library for this activity.</w:t>
+              <w:t xml:space="preserve">Related topic: not an exact match for this lesson.</w:t>
             </w:r>
           </w:p>
           <w:p>
@@ -15738,7 +16173,22 @@
               <w:spacing w:after="10" w:before="0"/>
               <w:ind w:left="120"/>
             </w:pPr>
-            <w:hyperlink w:history="1" r:id="rId2ehbobfzpjxxa4-kcikxu">
+            <w:r>
+              <w:rPr>
+                <w:rFonts w:ascii="Arial" w:cs="Arial" w:eastAsia="Arial" w:hAnsi="Arial"/>
+                <w:color w:val="595959"/>
+                <w:sz w:val="14"/>
+                <w:szCs w:val="14"/>
+              </w:rPr>
+              <w:t xml:space="preserve">Source: CK-12</w:t>
+            </w:r>
+          </w:p>
+          <w:p>
+            <w:pPr>
+              <w:spacing w:after="10" w:before="0"/>
+              <w:ind w:left="120"/>
+            </w:pPr>
+            <w:hyperlink w:history="1" r:id="rId1vexyclfsr4avce_oi9mp">
               <w:r>
                 <w:rPr>
                   <w:rFonts w:ascii="Arial" w:cs="Arial" w:eastAsia="Arial" w:hAnsi="Arial"/>
@@ -15747,24 +16197,9 @@
                   <w:szCs w:val="14"/>
                   <w:u w:val="single" w:color="595959"/>
                 </w:rPr>
-                <w:t xml:space="preserve">🔍 Search ARES for readings</w:t>
+                <w:t xml:space="preserve">🔍 Search ARES for similar readings</w:t>
               </w:r>
             </w:hyperlink>
-          </w:p>
-          <w:p>
-            <w:pPr>
-              <w:spacing w:after="10" w:before="0"/>
-              <w:ind w:left="120"/>
-            </w:pPr>
-            <w:r>
-              <w:rPr>
-                <w:rFonts w:ascii="Arial" w:cs="Arial" w:eastAsia="Arial" w:hAnsi="Arial"/>
-                <w:color w:val="595959"/>
-                <w:sz w:val="14"/>
-                <w:szCs w:val="14"/>
-              </w:rPr>
-              <w:t xml:space="preserve">Search terms: surface area solids frustum</w:t>
-            </w:r>
           </w:p>
         </w:tc>
         <w:tc>
@@ -15943,6 +16378,23 @@
               </w:rPr>
               <w:t xml:space="preserve">📹 VIDEO:</w:t>
             </w:r>
+          </w:p>
+          <w:p>
+            <w:pPr>
+              <w:spacing w:after="20" w:before="0"/>
+            </w:pPr>
+            <w:hyperlink w:history="1" r:id="rIdoghs3xfxr7younavto_aj">
+              <w:r>
+                <w:rPr>
+                  <w:rFonts w:ascii="Arial" w:cs="Arial" w:eastAsia="Arial" w:hAnsi="Arial"/>
+                  <w:color w:val="2E75B6"/>
+                  <w:sz w:val="16"/>
+                  <w:szCs w:val="16"/>
+                  <w:u w:val="single" w:color="2E75B6"/>
+                </w:rPr>
+                <w:t xml:space="preserve">Applications of the Pythagorean Theorem Principles - Basic</w:t>
+              </w:r>
+            </w:hyperlink>
           </w:p>
           <w:p>
             <w:pPr>
@@ -15957,7 +16409,7 @@
                 <w:sz w:val="16"/>
                 <w:szCs w:val="16"/>
               </w:rPr>
-              <w:t xml:space="preserve">No closely matching video in the ARES library for this activity.</w:t>
+              <w:t xml:space="preserve">Related topic: not an exact match for this lesson.</w:t>
             </w:r>
           </w:p>
           <w:p>
@@ -15965,7 +16417,22 @@
               <w:spacing w:after="10" w:before="0"/>
               <w:ind w:left="120"/>
             </w:pPr>
-            <w:hyperlink w:history="1" r:id="rIdbzwegtdiuddha1053wl9y">
+            <w:r>
+              <w:rPr>
+                <w:rFonts w:ascii="Arial" w:cs="Arial" w:eastAsia="Arial" w:hAnsi="Arial"/>
+                <w:color w:val="595959"/>
+                <w:sz w:val="14"/>
+                <w:szCs w:val="14"/>
+              </w:rPr>
+              <w:t xml:space="preserve">Source: CK-12</w:t>
+            </w:r>
+          </w:p>
+          <w:p>
+            <w:pPr>
+              <w:spacing w:after="10" w:before="0"/>
+              <w:ind w:left="120"/>
+            </w:pPr>
+            <w:hyperlink w:history="1" r:id="rIdkyh70yvytfofgkzix0ddn">
               <w:r>
                 <w:rPr>
                   <w:rFonts w:ascii="Arial" w:cs="Arial" w:eastAsia="Arial" w:hAnsi="Arial"/>
@@ -15974,24 +16441,9 @@
                   <w:szCs w:val="14"/>
                   <w:u w:val="single" w:color="595959"/>
                 </w:rPr>
-                <w:t xml:space="preserve">🔍 Search ARES for videos</w:t>
+                <w:t xml:space="preserve">🔍 Search ARES for similar videos</w:t>
               </w:r>
             </w:hyperlink>
-          </w:p>
-          <w:p>
-            <w:pPr>
-              <w:spacing w:after="10" w:before="0"/>
-              <w:ind w:left="120"/>
-            </w:pPr>
-            <w:r>
-              <w:rPr>
-                <w:rFonts w:ascii="Arial" w:cs="Arial" w:eastAsia="Arial" w:hAnsi="Arial"/>
-                <w:color w:val="595959"/>
-                <w:sz w:val="14"/>
-                <w:szCs w:val="14"/>
-              </w:rPr>
-              <w:t xml:space="preserve">Search terms: surface area solids frustum</w:t>
-            </w:r>
           </w:p>
           <w:p>
             <w:pPr>
@@ -16018,8 +16470,25 @@
                 <w:sz w:val="16"/>
                 <w:szCs w:val="16"/>
               </w:rPr>
-              <w:t xml:space="preserve">📖 READING:</w:t>
-            </w:r>
+              <w:t xml:space="preserve">📖 HTML:</w:t>
+            </w:r>
+          </w:p>
+          <w:p>
+            <w:pPr>
+              <w:spacing w:after="20" w:before="0"/>
+            </w:pPr>
+            <w:hyperlink w:history="1" r:id="rId4labrnth-ksr5974_9nwi">
+              <w:r>
+                <w:rPr>
+                  <w:rFonts w:ascii="Arial" w:cs="Arial" w:eastAsia="Arial" w:hAnsi="Arial"/>
+                  <w:color w:val="2E75B6"/>
+                  <w:sz w:val="16"/>
+                  <w:szCs w:val="16"/>
+                  <w:u w:val="single" w:color="2E75B6"/>
+                </w:rPr>
+                <w:t xml:space="preserve">Applications of the Pythagorean Theorem: Too Many Pools (PLIX)</w:t>
+              </w:r>
+            </w:hyperlink>
           </w:p>
           <w:p>
             <w:pPr>
@@ -16034,7 +16503,7 @@
                 <w:sz w:val="16"/>
                 <w:szCs w:val="16"/>
               </w:rPr>
-              <w:t xml:space="preserve">No closely matching reading in the ARES library for this activity.</w:t>
+              <w:t xml:space="preserve">Related topic: not an exact match for this lesson.</w:t>
             </w:r>
           </w:p>
           <w:p>
@@ -16042,7 +16511,22 @@
               <w:spacing w:after="10" w:before="0"/>
               <w:ind w:left="120"/>
             </w:pPr>
-            <w:hyperlink w:history="1" r:id="rId-foy2ufyu9ypafne5b8pq">
+            <w:r>
+              <w:rPr>
+                <w:rFonts w:ascii="Arial" w:cs="Arial" w:eastAsia="Arial" w:hAnsi="Arial"/>
+                <w:color w:val="595959"/>
+                <w:sz w:val="14"/>
+                <w:szCs w:val="14"/>
+              </w:rPr>
+              <w:t xml:space="preserve">Source: CK-12</w:t>
+            </w:r>
+          </w:p>
+          <w:p>
+            <w:pPr>
+              <w:spacing w:after="10" w:before="0"/>
+              <w:ind w:left="120"/>
+            </w:pPr>
+            <w:hyperlink w:history="1" r:id="rIda2q-7di6crjrexm5gcwoq">
               <w:r>
                 <w:rPr>
                   <w:rFonts w:ascii="Arial" w:cs="Arial" w:eastAsia="Arial" w:hAnsi="Arial"/>
@@ -16051,24 +16535,9 @@
                   <w:szCs w:val="14"/>
                   <w:u w:val="single" w:color="595959"/>
                 </w:rPr>
-                <w:t xml:space="preserve">🔍 Search ARES for readings</w:t>
+                <w:t xml:space="preserve">🔍 Search ARES for similar readings</w:t>
               </w:r>
             </w:hyperlink>
-          </w:p>
-          <w:p>
-            <w:pPr>
-              <w:spacing w:after="10" w:before="0"/>
-              <w:ind w:left="120"/>
-            </w:pPr>
-            <w:r>
-              <w:rPr>
-                <w:rFonts w:ascii="Arial" w:cs="Arial" w:eastAsia="Arial" w:hAnsi="Arial"/>
-                <w:color w:val="595959"/>
-                <w:sz w:val="14"/>
-                <w:szCs w:val="14"/>
-              </w:rPr>
-              <w:t xml:space="preserve">Search terms: surface area solids frustum</w:t>
-            </w:r>
           </w:p>
         </w:tc>
         <w:tc>
@@ -16481,7 +16950,7 @@
                 <w:sz w:val="18"/>
                 <w:szCs w:val="18"/>
               </w:rPr>
-              <w:t xml:space="preserve">The curved surface area of a frustum of a cone is given by π(R + r)l, where R is the radius of the large base, r is the radius of the small top, and l is the slant height. The slant height can be calculated from the vertical height and the two radii using the Pythagorean relationship l = √[h² + (R − r)²]. The total surface area of a closed frustum also includes the areas of the two circular ends: πR² + πr².</w:t>
+              <w:t xml:space="preserve">The curved surface area of a frustum of a cone is given by π(R + r)l, where R is the radius of the larger circular end (the open top of the bucket), r is the radius of the smaller circular end (the base of the bucket), and l is the slant height. The slant height can be calculated from the vertical height and the two radii using the Pythagorean relationship l = √[h² + (R − r)²]. The total surface area of a closed frustum also includes the areas of the two circular ends: πR² + πr².</w:t>
             </w:r>
           </w:p>
         </w:tc>
@@ -16547,7 +17016,7 @@
                 <w:sz w:val="18"/>
                 <w:szCs w:val="18"/>
               </w:rPr>
-              <w:t xml:space="preserve">The formula π(R + r)l arises because the curved surface of a frustum is the difference between the lateral surfaces of two similar cones sharing the same apex: Curved SA = πRL − πr(L − l) = πl(R + r). This connects directly to the Kirinyaga Road phenomenon: the tapered (frustum) bucket has two different-sized circular ends and a sloping curved surface whose area depends on both radii simultaneously, which is why its net is unexpectedly large compared to the straight-sided cylindrical bucket or the conical bucket of the same volume.</w:t>
+              <w:t xml:space="preserve">The formula π(R + r)l arises because the curved surface of a frustum is the difference between the lateral surfaces of two similar cones sharing the same apex: Curved SA = πRL − πr(L − l) = πl(R + r). This connects directly to the Kirinyaga Road phenomenon: the tapered (frustum) bucket has two different-sized circular ends and a sloping curved surface whose area depends on both radii simultaneously, which is why its net looks larger and more complex than the straight-sided cylindrical bucket or the conical bucket of the same volume.</w:t>
             </w:r>
           </w:p>
         </w:tc>
@@ -16569,7 +17038,7 @@
         </w:rPr>
         <w:t xml:space="preserve">© 2026 SeaVuria and ARES. Aligned with KICD objectives. Developed by SeaVuria; technical implementation by ARES (with AI assistance from Claude). Licensed under </w:t>
       </w:r>
-      <w:hyperlink w:history="1" r:id="rIdg_gftomibywm0lhpcwxbb">
+      <w:hyperlink w:history="1" r:id="rIdsixcjewztxa785dvqhdz5">
         <w:r>
           <w:rPr>
             <w:rFonts w:ascii="Arial" w:cs="Arial" w:eastAsia="Arial" w:hAnsi="Arial"/>
@@ -16590,7 +17059,7 @@
         </w:rPr>
         <w:t xml:space="preserve"> (</w:t>
       </w:r>
-      <w:hyperlink w:history="1" r:id="rIdcivlkrtxtw8l8ia-6atgq">
+      <w:hyperlink w:history="1" r:id="rIdxgrppkaq3dwprnfuurmie">
         <w:r>
           <w:rPr>
             <w:rFonts w:ascii="Arial" w:cs="Arial" w:eastAsia="Arial" w:hAnsi="Arial"/>
@@ -16831,7 +17300,7 @@
                 <w:sz w:val="18"/>
                 <w:szCs w:val="18"/>
               </w:rPr>
-              <w:t xml:space="preserve">Learners calculate the total surface area of closed and open frustums of cones, and use this to determine how much sheet metal is needed for the tapered bucket in the anchoring phenomenon — resolving whether the shopkeeper on Kirinyaga Road is correct.</w:t>
+              <w:t xml:space="preserve">Learners calculate the total surface area of closed and open frustums of cones, and use this to determine how much sheet metal is needed for the tapered bucket in the anchoring phenomenon — beginning to test whether the shopkeeper on Kirinyaga Road is correct (the verdict is settled in Lesson 8).</w:t>
             </w:r>
           </w:p>
         </w:tc>
@@ -16897,7 +17366,7 @@
                 <w:sz w:val="18"/>
                 <w:szCs w:val="18"/>
               </w:rPr>
-              <w:t xml:space="preserve">A frustum of a cone is formed by cutting a smaller cone from the top of a larger cone with a parallel cut. Its curved surface area is π(R + r)l, where R is the larger radius, r is the smaller radius, and l is the slant height. The slant height is found using l = √[h² + (R − r)²]. A closed frustum adds both circular faces (πR² + πr²); an open frustum adds only the base (πR²) or neither circular face, depending on the physical object. The total surface area formula for a closed frustum is: TSA = π(R + r)l + πR² + πr².</w:t>
+              <w:t xml:space="preserve">A frustum of a cone is formed by cutting a smaller cone from the top of a larger cone with a parallel cut. Its curved surface area is π(R + r)l, where R is the larger radius, r is the smaller radius, and l is the slant height. The slant height is found using l = √[h² + (R − r)²]. A closed frustum adds both circular faces (πR² + πr²); an open frustum adds only the base (πr²) or neither circular face, depending on the physical object. The total surface area formula for a closed frustum is: TSA = π(R + r)l + πR² + πr².</w:t>
             </w:r>
           </w:p>
         </w:tc>
@@ -16963,7 +17432,7 @@
                 <w:sz w:val="18"/>
                 <w:szCs w:val="18"/>
               </w:rPr>
-              <w:t xml:space="preserve">Measuring the dimensions of physical frustum-shaped containers (tapered buckets, plastic tumblers) using a ruler and tape measure; substituting values into the frustum surface area formula; computing slant height from perpendicular height and radii; distinguishing between open and closed frustum surface areas; comparing calculated values with manufacturer specifications; interpreting results to resolve the anchoring question.</w:t>
+              <w:t xml:space="preserve">Measuring the dimensions of physical frustum-shaped containers (tapered buckets, plastic tumblers) using a ruler and tape measure; substituting values into the frustum surface area formula; computing slant height from perpendicular height and radii; distinguishing between open and closed frustum surface areas; comparing calculated values with manufacturer specifications; interpreting results to begin testing the anchoring question.</w:t>
             </w:r>
           </w:p>
         </w:tc>
@@ -17161,7 +17630,7 @@
                 <w:sz w:val="18"/>
                 <w:szCs w:val="18"/>
               </w:rPr>
-              <w:t xml:space="preserve">In Lessons 1–5, learners developed surface area tools for cones, pyramids, spheres, and hemispheres. Lesson 6 is the resolution lesson for the anchoring phenomenon: learners now apply the frustum surface area formula to the tapered metal bucket, compute and compare the sheet-metal requirements for all three buckets (cylinder from Lesson 3, cone from Lesson 1, frustum today), and evaluate the shopkeeper's claim directly. This is the evidence-gathering climax of the sequence before Lesson 7 (frustums of pyramids) and Lesson 8 (applications and consolidation).</w:t>
+              <w:t xml:space="preserve">In Lessons 1–5, learners developed surface area tools for cones, pyramids, spheres, and hemispheres. Lesson 6 is the key evidence lesson for the anchoring phenomenon: learners now apply the frustum surface area formula to the tapered metal bucket, compute and compare the sheet-metal requirements for all three buckets (cylinder from the bucket data sheet, cone from Lesson 1, frustum today), and make a first evaluation of the shopkeeper's claim, to be finalised in Lesson 8 with the Bucket Data Sheet. This is the evidence-gathering climax of the sequence before Lesson 7 (frustums of pyramids) and Lesson 8 (applications and consolidation).</w:t>
             </w:r>
           </w:p>
         </w:tc>
@@ -17320,7 +17789,7 @@
                 <w:sz w:val="18"/>
                 <w:szCs w:val="18"/>
               </w:rPr>
-              <w:t xml:space="preserve">Learners begin by predicting how much sheet metal the tapered (frustum-shaped) bucket from the Kirinyaga Road hardware shop requires, drawing on their prior knowledge of cones and cylinders. They then derive the frustum curved-surface-area formula by conceptually 'reassembling' the frustum from two cones (connecting to Lesson 1), before measuring real frustum-shaped containers brought from home (tapered buckets, plastic tumblers) and computing both open and closed surface areas. Groups compare their computed values with manufacturer label data where available. In the Explain phase, the class resolves the anchoring question: does the frustum bucket use more sheet metal than the cylindrical or conical bucket of equal 10-litre capacity? Learners update their Driving Question Boards and revise their cumulative net-based models to include the frustum, completing the three-bucket comparison.</w:t>
+              <w:t xml:space="preserve">Learners begin by predicting how much sheet metal the tapered (frustum-shaped) bucket from the Kirinyaga Road hardware shop requires, drawing on their prior knowledge of cones and cylinders. They then derive the frustum curved-surface-area formula by conceptually 'reassembling' the frustum from two cones (connecting to Lesson 1), before measuring real frustum-shaped containers brought from home (tapered buckets, plastic tumblers) and computing both open and closed surface areas. Groups compare their computed values with manufacturer label data where available. In the Explain phase, the class makes a first test of the anchoring question: does the frustum bucket use more sheet metal than the cylindrical or conical bucket of equal 10-litre capacity? The full verdict is reached in Lesson 8. Learners update their Driving Question Boards and revise their cumulative net-based models to include the frustum, preparing for the full three-bucket comparison in Lesson 8.</w:t>
             </w:r>
           </w:p>
         </w:tc>
@@ -17603,7 +18072,7 @@
             <w:pPr>
               <w:spacing w:after="20" w:before="0"/>
             </w:pPr>
-            <w:hyperlink w:history="1" r:id="rId5oz_x1i4ulqtxeayy9q3m">
+            <w:hyperlink w:history="1" r:id="rIdnha7btld313mndc_w27f3">
               <w:r>
                 <w:rPr>
                   <w:rFonts w:ascii="Arial" w:cs="Arial" w:eastAsia="Arial" w:hAnsi="Arial"/>
@@ -17618,6 +18087,22 @@
           </w:p>
           <w:p>
             <w:pPr>
+              <w:spacing w:after="20" w:before="0"/>
+            </w:pPr>
+            <w:r>
+              <w:rPr>
+                <w:rFonts w:ascii="Arial" w:cs="Arial" w:eastAsia="Arial" w:hAnsi="Arial"/>
+                <w:i/>
+                <w:iCs/>
+                <w:color w:val="595959"/>
+                <w:sz w:val="16"/>
+                <w:szCs w:val="16"/>
+              </w:rPr>
+              <w:t xml:space="preserve">Related topic: not an exact match for this lesson.</w:t>
+            </w:r>
+          </w:p>
+          <w:p>
+            <w:pPr>
               <w:spacing w:after="10" w:before="0"/>
               <w:ind w:left="120"/>
             </w:pPr>
@@ -17636,7 +18121,7 @@
               <w:spacing w:after="10" w:before="0"/>
               <w:ind w:left="120"/>
             </w:pPr>
-            <w:hyperlink w:history="1" r:id="rId6kv3s1p2_4cwucfjpgnhm">
+            <w:hyperlink w:history="1" r:id="rIdl5grghy_mjlifc8d1xrcw">
               <w:r>
                 <w:rPr>
                   <w:rFonts w:ascii="Arial" w:cs="Arial" w:eastAsia="Arial" w:hAnsi="Arial"/>
@@ -17698,7 +18183,7 @@
               <w:spacing w:after="10" w:before="0"/>
               <w:ind w:left="120"/>
             </w:pPr>
-            <w:hyperlink w:history="1" r:id="rIdichmhk0z7pjxaav_dx_wq">
+            <w:hyperlink w:history="1" r:id="rIdpg08ejfqg_-2aukwd61pr">
               <w:r>
                 <w:rPr>
                   <w:rFonts w:ascii="Arial" w:cs="Arial" w:eastAsia="Arial" w:hAnsi="Arial"/>
@@ -17908,7 +18393,7 @@
             <w:pPr>
               <w:spacing w:after="20" w:before="0"/>
             </w:pPr>
-            <w:hyperlink w:history="1" r:id="rIdf3-gqpbm678yljfct6biq">
+            <w:hyperlink w:history="1" r:id="rIdy-foz3p_idrze4ddx1fop">
               <w:r>
                 <w:rPr>
                   <w:rFonts w:ascii="Arial" w:cs="Arial" w:eastAsia="Arial" w:hAnsi="Arial"/>
@@ -17923,6 +18408,22 @@
           </w:p>
           <w:p>
             <w:pPr>
+              <w:spacing w:after="20" w:before="0"/>
+            </w:pPr>
+            <w:r>
+              <w:rPr>
+                <w:rFonts w:ascii="Arial" w:cs="Arial" w:eastAsia="Arial" w:hAnsi="Arial"/>
+                <w:i/>
+                <w:iCs/>
+                <w:color w:val="595959"/>
+                <w:sz w:val="16"/>
+                <w:szCs w:val="16"/>
+              </w:rPr>
+              <w:t xml:space="preserve">Related topic: not an exact match for this lesson.</w:t>
+            </w:r>
+          </w:p>
+          <w:p>
+            <w:pPr>
               <w:spacing w:after="10" w:before="0"/>
               <w:ind w:left="120"/>
             </w:pPr>
@@ -17941,7 +18442,7 @@
               <w:spacing w:after="10" w:before="0"/>
               <w:ind w:left="120"/>
             </w:pPr>
-            <w:hyperlink w:history="1" r:id="rIdiwwipipxz7xyvjyyuphvj">
+            <w:hyperlink w:history="1" r:id="rIddzrg7-ngcen6fk0gwpcmx">
               <w:r>
                 <w:rPr>
                   <w:rFonts w:ascii="Arial" w:cs="Arial" w:eastAsia="Arial" w:hAnsi="Arial"/>
@@ -18003,7 +18504,7 @@
               <w:spacing w:after="10" w:before="0"/>
               <w:ind w:left="120"/>
             </w:pPr>
-            <w:hyperlink w:history="1" r:id="rIdrdr8rax-nn7w22sponyb0">
+            <w:hyperlink w:history="1" r:id="rIdkcs6d_ymkilegiwevgksv">
               <w:r>
                 <w:rPr>
                   <w:rFonts w:ascii="Arial" w:cs="Arial" w:eastAsia="Arial" w:hAnsi="Arial"/>
@@ -18213,7 +18714,7 @@
             <w:pPr>
               <w:spacing w:after="20" w:before="0"/>
             </w:pPr>
-            <w:hyperlink w:history="1" r:id="rId08yj9y4cruovxcdysu-9o">
+            <w:hyperlink w:history="1" r:id="rIdvptptx55szetg5bm2gsid">
               <w:r>
                 <w:rPr>
                   <w:rFonts w:ascii="Arial" w:cs="Arial" w:eastAsia="Arial" w:hAnsi="Arial"/>
@@ -18228,6 +18729,22 @@
           </w:p>
           <w:p>
             <w:pPr>
+              <w:spacing w:after="20" w:before="0"/>
+            </w:pPr>
+            <w:r>
+              <w:rPr>
+                <w:rFonts w:ascii="Arial" w:cs="Arial" w:eastAsia="Arial" w:hAnsi="Arial"/>
+                <w:i/>
+                <w:iCs/>
+                <w:color w:val="595959"/>
+                <w:sz w:val="16"/>
+                <w:szCs w:val="16"/>
+              </w:rPr>
+              <w:t xml:space="preserve">Related topic: not an exact match for this lesson.</w:t>
+            </w:r>
+          </w:p>
+          <w:p>
+            <w:pPr>
               <w:spacing w:after="10" w:before="0"/>
               <w:ind w:left="120"/>
             </w:pPr>
@@ -18246,7 +18763,7 @@
               <w:spacing w:after="10" w:before="0"/>
               <w:ind w:left="120"/>
             </w:pPr>
-            <w:hyperlink w:history="1" r:id="rIdu7ywdkvwqawiqjpf3_frq">
+            <w:hyperlink w:history="1" r:id="rIdby-92wwni-ywlux-klywb">
               <w:r>
                 <w:rPr>
                   <w:rFonts w:ascii="Arial" w:cs="Arial" w:eastAsia="Arial" w:hAnsi="Arial"/>
@@ -18308,7 +18825,7 @@
               <w:spacing w:after="10" w:before="0"/>
               <w:ind w:left="120"/>
             </w:pPr>
-            <w:hyperlink w:history="1" r:id="rIdfduoq7tz-kmu4ywprkpd-">
+            <w:hyperlink w:history="1" r:id="rIdhn97_dwy3yipbrr9sz-el">
               <w:r>
                 <w:rPr>
                   <w:rFonts w:ascii="Arial" w:cs="Arial" w:eastAsia="Arial" w:hAnsi="Arial"/>
@@ -18365,7 +18882,7 @@
                 <w:sz w:val="18"/>
                 <w:szCs w:val="18"/>
               </w:rPr>
-              <w:t xml:space="preserve">Whole-class resolution of the anchoring question. Each group presents their group's container results (2 minutes per group). The teacher then reveals (or has learners compute) the surface area of the cylindrical bucket (from Lesson 3 class data) and the conical bucket (from Lesson 1 class data), both holding 10 litres. These three values are written side by side on the board. Learners individually answer in writing: 'Was the shopkeeper on Kirinyaga Road correct? Use the numbers on the board to justify your answer.' Learners then work two standard exam-style problems on frustums — one open (a metal bucket with no lid), one closed (a painted cylindrical tin with top and bottom). Finally, learners distinguish verbally: 'When is a frustum open at the top only? Open at both ends? Fully closed?' using real Kenyan examples (water bucket — open top; section of a water pipe — open both ends; a sealed tin of Kimbo cooking fat — closed).</w:t>
+              <w:t xml:space="preserve">Whole-class first test of the anchoring question (full verdict in Lesson 8). Each group presents their group's container results (2 minutes per group). The teacher then reveals (or has learners compute) the surface area of the cylindrical bucket (using the open-cylinder formula) and the conical bucket (from Lesson 1 class data), both holding 10 litres. These three values are written side by side on the board. Learners individually answer in writing: 'Was the shopkeeper on Kirinyaga Road correct? Use the numbers on the board to justify your answer.' Learners then work two standard exam-style problems on frustums — one open (a metal bucket with no lid), one closed (a painted cylindrical tin with top and bottom). Finally, learners distinguish verbally: 'When is a frustum open at the top only? Open at both ends? Fully closed?' using real Kenyan examples (water bucket — open top; section of a water pipe — open both ends; a sealed tin of Kimbo cooking fat — closed).</w:t>
             </w:r>
           </w:p>
         </w:tc>
@@ -18397,7 +18914,7 @@
                 <w:sz w:val="18"/>
                 <w:szCs w:val="18"/>
               </w:rPr>
-              <w:t xml:space="preserve">As groups present, annotate their values on a master comparison table on the board: Bucket Type | Radius dimensions | Slant height | Curved SA | Total SA. After all groups have presented, say: 'Now look at this table. Remember the shopkeeper's claim: the frustum bucket uses the most metal. Based on our mathematics today — is she or he right?' WAIT 15 seconds (longer, deliberate pause). Cold-call 3 learners with different answers: 'Tell us the numbers you are comparing.' After the discussion, say: 'The answer depends on the exact dimensions of each bucket — the shopkeeper may be correct for the specific buckets in that shop, but it is NOT automatically true that a frustum always uses more metal than a cylinder of equal volume. Shape and dimensions both matter.' Write this conclusion on the board. For the two exam problems, give 8 minutes of silent individual working time, then pair-share answers. For the open/closed distinction, hold up the Kimbo tin and the plastic bucket and ask: 'Which surfaces do we include for each? Why?' WAIT 10 seconds between each object. Cold-call 2 learners per object.</w:t>
+              <w:t xml:space="preserve">As groups present, annotate their values on a master comparison table on the board: Bucket Type | Radius dimensions | Slant height | Curved SA | Total SA. After all groups have presented, say: 'Now look at this table. Remember the shopkeeper's claim: the frustum bucket uses the most metal. Based on our mathematics today — is she or he right?' WAIT 15 seconds (longer, deliberate pause). Cold-call 3 learners with different answers: 'Tell us the numbers you are comparing.' After the discussion, say: 'The answer depends on the exact dimensions of each bucket — the shopkeeper's claim has to be checked against the exact dimensions of the specific buckets (we do this fully in Lesson 8), and it is NOT automatically true that a frustum always uses more metal than a cylinder of equal volume. Shape and dimensions both matter.' Write this conclusion on the board. For the two exam problems, give 8 minutes of silent individual working time, then pair-share answers. For the open/closed distinction, hold up the Kimbo tin and the plastic bucket and ask: 'Which surfaces do we include for each? Why?' WAIT 10 seconds between each object. Cold-call 2 learners per object.</w:t>
             </w:r>
           </w:p>
         </w:tc>
@@ -18429,7 +18946,7 @@
                 <w:sz w:val="18"/>
                 <w:szCs w:val="18"/>
               </w:rPr>
-              <w:t xml:space="preserve">Anchoring Phenomenon Resolution with a Three-Way Comparison Table. Displaying all three bucket surface areas simultaneously makes the comparison concrete and visually immediate. The written individual justification ('Was the shopkeeper correct?') is a critical-thinking move that requires learners to use quantitative evidence rather than opinion — directly embodying the CBC competency of critical thinking and problem solving.</w:t>
+              <w:t xml:space="preserve">Anchoring Phenomenon First Test with a Three-Way Comparison Table. Displaying all three bucket surface areas simultaneously makes the comparison concrete and visually immediate. The written individual justification ('Was the shopkeeper correct?') is a critical-thinking move that requires learners to use quantitative evidence rather than opinion — directly embodying the CBC competency of critical thinking and problem solving.</w:t>
             </w:r>
           </w:p>
         </w:tc>
@@ -18461,7 +18978,7 @@
                 <w:sz w:val="18"/>
                 <w:szCs w:val="18"/>
               </w:rPr>
-              <w:t xml:space="preserve">Collect the written justifications ('Was the shopkeeper correct?'). Assess for: (1) Does the learner cite specific numerical values from the board? (2) Does the learner acknowledge that the answer depends on dimensions, not just shape? (3) Does the learner correctly identify which formula components are included for open vs. closed frustums? Learners who write only 'yes' or 'no' without numbers have not met the expectation — plan a follow-up probe question for the next lesson.</w:t>
+              <w:t xml:space="preserve">Collect the written first-test justifications ('Was the shopkeeper correct?'). Assess for: (1) Does the learner cite specific numerical values from the board? (2) Does the learner acknowledge that the answer depends on dimensions, not just shape? (3) Does the learner correctly identify which formula components are included for open vs. closed frustums? Learners who write only 'yes' or 'no' without numbers have not met the expectation — plan a follow-up probe question for the next lesson.</w:t>
             </w:r>
           </w:p>
         </w:tc>
@@ -18518,7 +19035,7 @@
             <w:pPr>
               <w:spacing w:after="20" w:before="0"/>
             </w:pPr>
-            <w:hyperlink w:history="1" r:id="rIdpjlkw33rh9knb_avu8zsq">
+            <w:hyperlink w:history="1" r:id="rId0umxcyc9btogld_s77xs6">
               <w:r>
                 <w:rPr>
                   <w:rFonts w:ascii="Arial" w:cs="Arial" w:eastAsia="Arial" w:hAnsi="Arial"/>
@@ -18533,6 +19050,22 @@
           </w:p>
           <w:p>
             <w:pPr>
+              <w:spacing w:after="20" w:before="0"/>
+            </w:pPr>
+            <w:r>
+              <w:rPr>
+                <w:rFonts w:ascii="Arial" w:cs="Arial" w:eastAsia="Arial" w:hAnsi="Arial"/>
+                <w:i/>
+                <w:iCs/>
+                <w:color w:val="595959"/>
+                <w:sz w:val="16"/>
+                <w:szCs w:val="16"/>
+              </w:rPr>
+              <w:t xml:space="preserve">Related topic: not an exact match for this lesson.</w:t>
+            </w:r>
+          </w:p>
+          <w:p>
+            <w:pPr>
               <w:spacing w:after="10" w:before="0"/>
               <w:ind w:left="120"/>
             </w:pPr>
@@ -18551,7 +19084,7 @@
               <w:spacing w:after="10" w:before="0"/>
               <w:ind w:left="120"/>
             </w:pPr>
-            <w:hyperlink w:history="1" r:id="rId_qxnw0qn8z82ng-tp-cjd">
+            <w:hyperlink w:history="1" r:id="rIdtkqutdwlzlh4pbeau8jhs">
               <w:r>
                 <w:rPr>
                   <w:rFonts w:ascii="Arial" w:cs="Arial" w:eastAsia="Arial" w:hAnsi="Arial"/>
@@ -18613,7 +19146,7 @@
               <w:spacing w:after="10" w:before="0"/>
               <w:ind w:left="120"/>
             </w:pPr>
-            <w:hyperlink w:history="1" r:id="rIdiighmofs-mtvmhzrp06nc">
+            <w:hyperlink w:history="1" r:id="rIdngkgnw0fjzvndasj8otsk">
               <w:r>
                 <w:rPr>
                   <w:rFonts w:ascii="Arial" w:cs="Arial" w:eastAsia="Arial" w:hAnsi="Arial"/>
@@ -18823,7 +19356,7 @@
             <w:pPr>
               <w:spacing w:after="20" w:before="0"/>
             </w:pPr>
-            <w:hyperlink w:history="1" r:id="rIdwyrx5p-tpbtpmdkaacdrh">
+            <w:hyperlink w:history="1" r:id="rIdrakifbzli1chymzfch3vp">
               <w:r>
                 <w:rPr>
                   <w:rFonts w:ascii="Arial" w:cs="Arial" w:eastAsia="Arial" w:hAnsi="Arial"/>
@@ -18838,6 +19371,22 @@
           </w:p>
           <w:p>
             <w:pPr>
+              <w:spacing w:after="20" w:before="0"/>
+            </w:pPr>
+            <w:r>
+              <w:rPr>
+                <w:rFonts w:ascii="Arial" w:cs="Arial" w:eastAsia="Arial" w:hAnsi="Arial"/>
+                <w:i/>
+                <w:iCs/>
+                <w:color w:val="595959"/>
+                <w:sz w:val="16"/>
+                <w:szCs w:val="16"/>
+              </w:rPr>
+              <w:t xml:space="preserve">Related topic: not an exact match for this lesson.</w:t>
+            </w:r>
+          </w:p>
+          <w:p>
+            <w:pPr>
               <w:spacing w:after="10" w:before="0"/>
               <w:ind w:left="120"/>
             </w:pPr>
@@ -18856,7 +19405,7 @@
               <w:spacing w:after="10" w:before="0"/>
               <w:ind w:left="120"/>
             </w:pPr>
-            <w:hyperlink w:history="1" r:id="rIdihpwxcq_l-m2onmexjccw">
+            <w:hyperlink w:history="1" r:id="rIddokiagx6q_x-qe-zwku6o">
               <w:r>
                 <w:rPr>
                   <w:rFonts w:ascii="Arial" w:cs="Arial" w:eastAsia="Arial" w:hAnsi="Arial"/>
@@ -18918,7 +19467,7 @@
               <w:spacing w:after="10" w:before="0"/>
               <w:ind w:left="120"/>
             </w:pPr>
-            <w:hyperlink w:history="1" r:id="rIdzmkqkjp81tvtiqfuyntgx">
+            <w:hyperlink w:history="1" r:id="rIdp4fdvio6h2dq1cia8hyj6">
               <w:r>
                 <w:rPr>
                   <w:rFonts w:ascii="Arial" w:cs="Arial" w:eastAsia="Arial" w:hAnsi="Arial"/>
@@ -19007,7 +19556,7 @@
                 <w:sz w:val="18"/>
                 <w:szCs w:val="18"/>
               </w:rPr>
-              <w:t xml:space="preserve">Say: 'Open your cumulative model sheet. Find the space we reserved for the frustum. You are going to draw the net today.' Draw the net on the board step by step: first the large annular sector (outer arc radius = L = slant height of large cone, inner arc radius = l_small), then the smaller sector removed, leaving the frustum's lateral net. Say: 'This curved shape, when rolled up, makes the side of your tapered bucket.' WAIT and let learners draw. Then say: 'Add both circles — one for the base, radius R; one for the top, radius r. If your bucket is open at the top, cross out the top circle and write: open frustum.' Circulate and check that dimensions are correctly labelled. In the last 2 minutes, ask 2 learners to share their model annotation sentence about the phenomenon. Say: 'Next lesson we move to frustums of pyramids — the shape you might see in a Maasai granary or a rooftop. Keep your model ready.'</w:t>
+              <w:t xml:space="preserve">Say: 'Open your cumulative model sheet. Find the space we reserved for the frustum. You are going to draw the net today.' Draw the net on the board step by step: first the large annular sector (outer arc radius = L = slant height of large cone, inner arc radius = l_small), then the smaller sector removed, leaving the frustum's lateral net. Say: 'This curved shape, when rolled up, makes the side of your tapered bucket.' WAIT and let learners draw. Then say: 'Add both circles — one for the base, radius r; one for the top, radius R. If your bucket is open at the top, cross out the top circle and write: open frustum.' Circulate and check that dimensions are correctly labelled. In the last 2 minutes, ask 2 learners to share their model annotation sentence about the phenomenon. Say: 'Next lesson we move to frustums of pyramids — the shape you might see in a Maasai granary or a rooftop. Keep your model ready.'</w:t>
             </w:r>
           </w:p>
         </w:tc>
@@ -19357,7 +19906,7 @@
                 <w:sz w:val="18"/>
                 <w:szCs w:val="18"/>
               </w:rPr>
-              <w:t xml:space="preserve">The curved surface area of a frustum of a cone is π(R + r)l, where l = √[h² + (R − r)²] is the slant height. A closed frustum's total surface area adds both circular faces: TSA = π(R + r)l + πR² + πr². An open frustum (such as a metal bucket with no lid) uses only TSA = π(R + r)l + πR². Whether the frustum uses more sheet metal than a cylinder or cone of equal volume depends on the specific dimensions of each shape — the shopkeeper's claim may hold for those particular buckets, but it is not a universal rule.</w:t>
+              <w:t xml:space="preserve">The curved surface area of a frustum of a cone is π(R + r)l, where l = √[h² + (R − r)²] is the slant height. A closed frustum's total surface area adds both circular faces: TSA = π(R + r)l + πR² + πr². An open frustum (such as a metal bucket with no lid) uses only TSA = π(R + r)l + πr² (R = top radius, r = base radius). Whether the frustum uses more sheet metal than a cylinder or cone of equal volume depends on the specific dimensions of each shape — the shopkeeper's claim must be checked against the dimensions of the actual buckets (Lesson 8) and is not a universal rule.</w:t>
             </w:r>
           </w:p>
         </w:tc>
@@ -19423,7 +19972,7 @@
                 <w:sz w:val="18"/>
                 <w:szCs w:val="18"/>
               </w:rPr>
-              <w:t xml:space="preserve">Because the frustum is formed by removing a small cone from a large one, its lateral surface unfolds into a large annular (ring-shaped) sector rather than a simple rectangle or triangle. The formula π(R + r)l captures the fact that both the large and small circular edges contribute to the boundary of this curved surface. Adding the areas of the one or two circular faces to the curved surface area gives the total amount of sheet metal needed — which is why a tapered bucket can require a different (and often larger) sheet of metal than a straight-sided cylindrical bucket of identical volume.</w:t>
+              <w:t xml:space="preserve">Because the frustum is formed by removing a small cone from a large one, its lateral surface unfolds into a large annular (ring-shaped) sector rather than a simple rectangle or triangle. The formula π(R + r)l captures the fact that both the large and small circular edges contribute to the boundary of this curved surface. Adding the areas of the one or two circular faces to the curved surface area gives the total amount of sheet metal needed — which is why a tapered bucket can require a different sheet of metal than a straight-sided cylindrical bucket of identical volume.</w:t>
             </w:r>
           </w:p>
         </w:tc>
@@ -19445,7 +19994,7 @@
         </w:rPr>
         <w:t xml:space="preserve">© 2026 SeaVuria and ARES. Aligned with KICD objectives. Developed by SeaVuria; technical implementation by ARES (with AI assistance from Claude). Licensed under </w:t>
       </w:r>
-      <w:hyperlink w:history="1" r:id="rIdqaisbkpvdkqtwobof9sld">
+      <w:hyperlink w:history="1" r:id="rIdgiffc8azbsmzcqa_dspos">
         <w:r>
           <w:rPr>
             <w:rFonts w:ascii="Arial" w:cs="Arial" w:eastAsia="Arial" w:hAnsi="Arial"/>
@@ -19466,7 +20015,7 @@
         </w:rPr>
         <w:t xml:space="preserve"> (</w:t>
       </w:r>
-      <w:hyperlink w:history="1" r:id="rId1p1dwcvfp19hb3uo5tzwv">
+      <w:hyperlink w:history="1" r:id="rIdvb28xli8vfqu46g1qzjx3">
         <w:r>
           <w:rPr>
             <w:rFonts w:ascii="Arial" w:cs="Arial" w:eastAsia="Arial" w:hAnsi="Arial"/>
@@ -20479,7 +21028,7 @@
             <w:pPr>
               <w:spacing w:after="20" w:before="0"/>
             </w:pPr>
-            <w:hyperlink w:history="1" r:id="rIdpqljymbgmuefpumxktwg6">
+            <w:hyperlink w:history="1" r:id="rIdgm8cxbsgax2oogg_ekmwj">
               <w:r>
                 <w:rPr>
                   <w:rFonts w:ascii="Arial" w:cs="Arial" w:eastAsia="Arial" w:hAnsi="Arial"/>
@@ -20494,6 +21043,22 @@
           </w:p>
           <w:p>
             <w:pPr>
+              <w:spacing w:after="20" w:before="0"/>
+            </w:pPr>
+            <w:r>
+              <w:rPr>
+                <w:rFonts w:ascii="Arial" w:cs="Arial" w:eastAsia="Arial" w:hAnsi="Arial"/>
+                <w:i/>
+                <w:iCs/>
+                <w:color w:val="595959"/>
+                <w:sz w:val="16"/>
+                <w:szCs w:val="16"/>
+              </w:rPr>
+              <w:t xml:space="preserve">Related topic: not an exact match for this lesson.</w:t>
+            </w:r>
+          </w:p>
+          <w:p>
+            <w:pPr>
               <w:spacing w:after="10" w:before="0"/>
               <w:ind w:left="120"/>
             </w:pPr>
@@ -20512,7 +21077,7 @@
               <w:spacing w:after="10" w:before="0"/>
               <w:ind w:left="120"/>
             </w:pPr>
-            <w:hyperlink w:history="1" r:id="rIdkbsumdx9qfteovv1e2qyq">
+            <w:hyperlink w:history="1" r:id="rIdgtfn5q1ccnk3lpllkrxsg">
               <w:r>
                 <w:rPr>
                   <w:rFonts w:ascii="Arial" w:cs="Arial" w:eastAsia="Arial" w:hAnsi="Arial"/>
@@ -20557,7 +21122,7 @@
             <w:pPr>
               <w:spacing w:after="20" w:before="0"/>
             </w:pPr>
-            <w:hyperlink w:history="1" r:id="rId0a5kn_q6vjvo9habqpteq">
+            <w:hyperlink w:history="1" r:id="rIduo-rz5nnqwhze0zju_uqm">
               <w:r>
                 <w:rPr>
                   <w:rFonts w:ascii="Arial" w:cs="Arial" w:eastAsia="Arial" w:hAnsi="Arial"/>
@@ -20572,6 +21137,22 @@
           </w:p>
           <w:p>
             <w:pPr>
+              <w:spacing w:after="20" w:before="0"/>
+            </w:pPr>
+            <w:r>
+              <w:rPr>
+                <w:rFonts w:ascii="Arial" w:cs="Arial" w:eastAsia="Arial" w:hAnsi="Arial"/>
+                <w:i/>
+                <w:iCs/>
+                <w:color w:val="595959"/>
+                <w:sz w:val="16"/>
+                <w:szCs w:val="16"/>
+              </w:rPr>
+              <w:t xml:space="preserve">Related topic: not an exact match for this lesson.</w:t>
+            </w:r>
+          </w:p>
+          <w:p>
+            <w:pPr>
               <w:spacing w:after="10" w:before="0"/>
               <w:ind w:left="120"/>
             </w:pPr>
@@ -20590,7 +21171,7 @@
               <w:spacing w:after="10" w:before="0"/>
               <w:ind w:left="120"/>
             </w:pPr>
-            <w:hyperlink w:history="1" r:id="rIdcdw4hqntt9nj5glpjwbmm">
+            <w:hyperlink w:history="1" r:id="rIdfzdxvsh4_dfwc7vftbqfa">
               <w:r>
                 <w:rPr>
                   <w:rFonts w:ascii="Arial" w:cs="Arial" w:eastAsia="Arial" w:hAnsi="Arial"/>
@@ -20785,7 +21366,7 @@
             <w:pPr>
               <w:spacing w:after="20" w:before="0"/>
             </w:pPr>
-            <w:hyperlink w:history="1" r:id="rIdod4gse5m-n2njtinjvtj5">
+            <w:hyperlink w:history="1" r:id="rIdaggwts_yxokb2c7qr4rdd">
               <w:r>
                 <w:rPr>
                   <w:rFonts w:ascii="Arial" w:cs="Arial" w:eastAsia="Arial" w:hAnsi="Arial"/>
@@ -20794,9 +21375,25 @@
                   <w:szCs w:val="16"/>
                   <w:u w:val="single" w:color="2E75B6"/>
                 </w:rPr>
-                <w:t xml:space="preserve">Formulas and units: Volume of a pool</w:t>
+                <w:t xml:space="preserve">Volume of triangular prism &amp; cube</w:t>
               </w:r>
             </w:hyperlink>
+          </w:p>
+          <w:p>
+            <w:pPr>
+              <w:spacing w:after="20" w:before="0"/>
+            </w:pPr>
+            <w:r>
+              <w:rPr>
+                <w:rFonts w:ascii="Arial" w:cs="Arial" w:eastAsia="Arial" w:hAnsi="Arial"/>
+                <w:i/>
+                <w:iCs/>
+                <w:color w:val="595959"/>
+                <w:sz w:val="16"/>
+                <w:szCs w:val="16"/>
+              </w:rPr>
+              <w:t xml:space="preserve">Related topic: not an exact match for this lesson.</w:t>
+            </w:r>
           </w:p>
           <w:p>
             <w:pPr>
@@ -20818,7 +21415,7 @@
               <w:spacing w:after="10" w:before="0"/>
               <w:ind w:left="120"/>
             </w:pPr>
-            <w:hyperlink w:history="1" r:id="rIdmprf_y0y9q4dc5a_nq4q6">
+            <w:hyperlink w:history="1" r:id="rIdlelkv-_0a2cc7s8nzsquf">
               <w:r>
                 <w:rPr>
                   <w:rFonts w:ascii="Arial" w:cs="Arial" w:eastAsia="Arial" w:hAnsi="Arial"/>
@@ -20863,7 +21460,7 @@
             <w:pPr>
               <w:spacing w:after="20" w:before="0"/>
             </w:pPr>
-            <w:hyperlink w:history="1" r:id="rIdcmopxyat3hmayjwlzheuk">
+            <w:hyperlink w:history="1" r:id="rIdvqhftqgou4wkmwr6kgzu2">
               <w:r>
                 <w:rPr>
                   <w:rFonts w:ascii="Arial" w:cs="Arial" w:eastAsia="Arial" w:hAnsi="Arial"/>
@@ -20872,9 +21469,25 @@
                   <w:szCs w:val="16"/>
                   <w:u w:val="single" w:color="2E75B6"/>
                 </w:rPr>
-                <w:t xml:space="preserve">Volumes with cross sections: squares and rectangles</w:t>
+                <w:t xml:space="preserve">Solid geometry word problems</w:t>
               </w:r>
             </w:hyperlink>
+          </w:p>
+          <w:p>
+            <w:pPr>
+              <w:spacing w:after="20" w:before="0"/>
+            </w:pPr>
+            <w:r>
+              <w:rPr>
+                <w:rFonts w:ascii="Arial" w:cs="Arial" w:eastAsia="Arial" w:hAnsi="Arial"/>
+                <w:i/>
+                <w:iCs/>
+                <w:color w:val="595959"/>
+                <w:sz w:val="16"/>
+                <w:szCs w:val="16"/>
+              </w:rPr>
+              <w:t xml:space="preserve">Related topic: not an exact match for this lesson.</w:t>
+            </w:r>
           </w:p>
           <w:p>
             <w:pPr>
@@ -20896,7 +21509,7 @@
               <w:spacing w:after="10" w:before="0"/>
               <w:ind w:left="120"/>
             </w:pPr>
-            <w:hyperlink w:history="1" r:id="rIdfysa6ovfw-4rke8v0_slr">
+            <w:hyperlink w:history="1" r:id="rIdold8xpgwrvrycug12_oz0">
               <w:r>
                 <w:rPr>
                   <w:rFonts w:ascii="Arial" w:cs="Arial" w:eastAsia="Arial" w:hAnsi="Arial"/>
@@ -21091,7 +21704,7 @@
             <w:pPr>
               <w:spacing w:after="20" w:before="0"/>
             </w:pPr>
-            <w:hyperlink w:history="1" r:id="rIdza7l3_fxtxofccptu1-m6">
+            <w:hyperlink w:history="1" r:id="rIdpxktfv_jc5u1jacbdkd2d">
               <w:r>
                 <w:rPr>
                   <w:rFonts w:ascii="Arial" w:cs="Arial" w:eastAsia="Arial" w:hAnsi="Arial"/>
@@ -21100,9 +21713,25 @@
                   <w:szCs w:val="16"/>
                   <w:u w:val="single" w:color="2E75B6"/>
                 </w:rPr>
-                <w:t xml:space="preserve">Optimization: area of triangle &amp; square (Part 1)</w:t>
+                <w:t xml:space="preserve">Volume of triangular prism &amp; cube</w:t>
               </w:r>
             </w:hyperlink>
+          </w:p>
+          <w:p>
+            <w:pPr>
+              <w:spacing w:after="20" w:before="0"/>
+            </w:pPr>
+            <w:r>
+              <w:rPr>
+                <w:rFonts w:ascii="Arial" w:cs="Arial" w:eastAsia="Arial" w:hAnsi="Arial"/>
+                <w:i/>
+                <w:iCs/>
+                <w:color w:val="595959"/>
+                <w:sz w:val="16"/>
+                <w:szCs w:val="16"/>
+              </w:rPr>
+              <w:t xml:space="preserve">Related topic: not an exact match for this lesson.</w:t>
+            </w:r>
           </w:p>
           <w:p>
             <w:pPr>
@@ -21124,7 +21753,7 @@
               <w:spacing w:after="10" w:before="0"/>
               <w:ind w:left="120"/>
             </w:pPr>
-            <w:hyperlink w:history="1" r:id="rId1lwsqjuspwijdcnpkonl5">
+            <w:hyperlink w:history="1" r:id="rIdrqwbex8rpcv5nwqtz2zd9">
               <w:r>
                 <w:rPr>
                   <w:rFonts w:ascii="Arial" w:cs="Arial" w:eastAsia="Arial" w:hAnsi="Arial"/>
@@ -21169,7 +21798,7 @@
             <w:pPr>
               <w:spacing w:after="20" w:before="0"/>
             </w:pPr>
-            <w:hyperlink w:history="1" r:id="rIdj10xrpqhdlea0ludmad-w">
+            <w:hyperlink w:history="1" r:id="rIdhxzsvacatfzqdww88bfss">
               <w:r>
                 <w:rPr>
                   <w:rFonts w:ascii="Arial" w:cs="Arial" w:eastAsia="Arial" w:hAnsi="Arial"/>
@@ -21178,9 +21807,25 @@
                   <w:szCs w:val="16"/>
                   <w:u w:val="single" w:color="2E75B6"/>
                 </w:rPr>
-                <w:t xml:space="preserve">Volumes with cross sections: squares and rectangles (intro)</w:t>
+                <w:t xml:space="preserve">Solid geometry word problems</w:t>
               </w:r>
             </w:hyperlink>
+          </w:p>
+          <w:p>
+            <w:pPr>
+              <w:spacing w:after="20" w:before="0"/>
+            </w:pPr>
+            <w:r>
+              <w:rPr>
+                <w:rFonts w:ascii="Arial" w:cs="Arial" w:eastAsia="Arial" w:hAnsi="Arial"/>
+                <w:i/>
+                <w:iCs/>
+                <w:color w:val="595959"/>
+                <w:sz w:val="16"/>
+                <w:szCs w:val="16"/>
+              </w:rPr>
+              <w:t xml:space="preserve">Related topic: not an exact match for this lesson.</w:t>
+            </w:r>
           </w:p>
           <w:p>
             <w:pPr>
@@ -21202,7 +21847,7 @@
               <w:spacing w:after="10" w:before="0"/>
               <w:ind w:left="120"/>
             </w:pPr>
-            <w:hyperlink w:history="1" r:id="rId1dacckbbfyfve1ao39en_">
+            <w:hyperlink w:history="1" r:id="rId9iyy1if0ji7g31e1tmubv">
               <w:r>
                 <w:rPr>
                   <w:rFonts w:ascii="Arial" w:cs="Arial" w:eastAsia="Arial" w:hAnsi="Arial"/>
@@ -21397,7 +22042,7 @@
             <w:pPr>
               <w:spacing w:after="20" w:before="0"/>
             </w:pPr>
-            <w:hyperlink w:history="1" r:id="rIdravyfiv3bgz1pjheb10ix">
+            <w:hyperlink w:history="1" r:id="rIdlgoso-thtbhmosskzxrui">
               <w:r>
                 <w:rPr>
                   <w:rFonts w:ascii="Arial" w:cs="Arial" w:eastAsia="Arial" w:hAnsi="Arial"/>
@@ -21406,9 +22051,25 @@
                   <w:szCs w:val="16"/>
                   <w:u w:val="single" w:color="2E75B6"/>
                 </w:rPr>
-                <w:t xml:space="preserve">Optimization: area of triangle &amp; square (Part 2)</w:t>
+                <w:t xml:space="preserve">Volume of triangular prism &amp; cube</w:t>
               </w:r>
             </w:hyperlink>
+          </w:p>
+          <w:p>
+            <w:pPr>
+              <w:spacing w:after="20" w:before="0"/>
+            </w:pPr>
+            <w:r>
+              <w:rPr>
+                <w:rFonts w:ascii="Arial" w:cs="Arial" w:eastAsia="Arial" w:hAnsi="Arial"/>
+                <w:i/>
+                <w:iCs/>
+                <w:color w:val="595959"/>
+                <w:sz w:val="16"/>
+                <w:szCs w:val="16"/>
+              </w:rPr>
+              <w:t xml:space="preserve">Related topic: not an exact match for this lesson.</w:t>
+            </w:r>
           </w:p>
           <w:p>
             <w:pPr>
@@ -21430,7 +22091,7 @@
               <w:spacing w:after="10" w:before="0"/>
               <w:ind w:left="120"/>
             </w:pPr>
-            <w:hyperlink w:history="1" r:id="rIdssvfkustdijbe0hcjpyop">
+            <w:hyperlink w:history="1" r:id="rIdxs0_apcudol69avmizftf">
               <w:r>
                 <w:rPr>
                   <w:rFonts w:ascii="Arial" w:cs="Arial" w:eastAsia="Arial" w:hAnsi="Arial"/>
@@ -21475,7 +22136,7 @@
             <w:pPr>
               <w:spacing w:after="20" w:before="0"/>
             </w:pPr>
-            <w:hyperlink w:history="1" r:id="rId-sxsljlat8yk446jq9hrt">
+            <w:hyperlink w:history="1" r:id="rIdt7hh5vodrgzalts1an5xp">
               <w:r>
                 <w:rPr>
                   <w:rFonts w:ascii="Arial" w:cs="Arial" w:eastAsia="Arial" w:hAnsi="Arial"/>
@@ -21490,6 +22151,22 @@
           </w:p>
           <w:p>
             <w:pPr>
+              <w:spacing w:after="20" w:before="0"/>
+            </w:pPr>
+            <w:r>
+              <w:rPr>
+                <w:rFonts w:ascii="Arial" w:cs="Arial" w:eastAsia="Arial" w:hAnsi="Arial"/>
+                <w:i/>
+                <w:iCs/>
+                <w:color w:val="595959"/>
+                <w:sz w:val="16"/>
+                <w:szCs w:val="16"/>
+              </w:rPr>
+              <w:t xml:space="preserve">Related topic: not an exact match for this lesson.</w:t>
+            </w:r>
+          </w:p>
+          <w:p>
+            <w:pPr>
               <w:spacing w:after="10" w:before="0"/>
               <w:ind w:left="120"/>
             </w:pPr>
@@ -21508,7 +22185,7 @@
               <w:spacing w:after="10" w:before="0"/>
               <w:ind w:left="120"/>
             </w:pPr>
-            <w:hyperlink w:history="1" r:id="rIdv7bfjkoeeshawngpllkxp">
+            <w:hyperlink w:history="1" r:id="rIdvmslvxvcvifpd_woigfrf">
               <w:r>
                 <w:rPr>
                   <w:rFonts w:ascii="Arial" w:cs="Arial" w:eastAsia="Arial" w:hAnsi="Arial"/>
@@ -21703,7 +22380,7 @@
             <w:pPr>
               <w:spacing w:after="20" w:before="0"/>
             </w:pPr>
-            <w:hyperlink w:history="1" r:id="rIdvydloytijwsgihvenhzqu">
+            <w:hyperlink w:history="1" r:id="rIdk6_tnj3xbfnbt6g8qvtpr">
               <w:r>
                 <w:rPr>
                   <w:rFonts w:ascii="Arial" w:cs="Arial" w:eastAsia="Arial" w:hAnsi="Arial"/>
@@ -21718,6 +22395,22 @@
           </w:p>
           <w:p>
             <w:pPr>
+              <w:spacing w:after="20" w:before="0"/>
+            </w:pPr>
+            <w:r>
+              <w:rPr>
+                <w:rFonts w:ascii="Arial" w:cs="Arial" w:eastAsia="Arial" w:hAnsi="Arial"/>
+                <w:i/>
+                <w:iCs/>
+                <w:color w:val="595959"/>
+                <w:sz w:val="16"/>
+                <w:szCs w:val="16"/>
+              </w:rPr>
+              <w:t xml:space="preserve">Related topic: not an exact match for this lesson.</w:t>
+            </w:r>
+          </w:p>
+          <w:p>
+            <w:pPr>
               <w:spacing w:after="10" w:before="0"/>
               <w:ind w:left="120"/>
             </w:pPr>
@@ -21736,7 +22429,7 @@
               <w:spacing w:after="10" w:before="0"/>
               <w:ind w:left="120"/>
             </w:pPr>
-            <w:hyperlink w:history="1" r:id="rIddbvpmgx2thqcpinbfvd6q">
+            <w:hyperlink w:history="1" r:id="rId5jksryfewbnppy3_q9v0u">
               <w:r>
                 <w:rPr>
                   <w:rFonts w:ascii="Arial" w:cs="Arial" w:eastAsia="Arial" w:hAnsi="Arial"/>
@@ -21781,7 +22474,7 @@
             <w:pPr>
               <w:spacing w:after="20" w:before="0"/>
             </w:pPr>
-            <w:hyperlink w:history="1" r:id="rIdxthyfaiktgatleuicxxod">
+            <w:hyperlink w:history="1" r:id="rId7luk2khodqfhbsemvkne1">
               <w:r>
                 <w:rPr>
                   <w:rFonts w:ascii="Arial" w:cs="Arial" w:eastAsia="Arial" w:hAnsi="Arial"/>
@@ -21796,6 +22489,22 @@
           </w:p>
           <w:p>
             <w:pPr>
+              <w:spacing w:after="20" w:before="0"/>
+            </w:pPr>
+            <w:r>
+              <w:rPr>
+                <w:rFonts w:ascii="Arial" w:cs="Arial" w:eastAsia="Arial" w:hAnsi="Arial"/>
+                <w:i/>
+                <w:iCs/>
+                <w:color w:val="595959"/>
+                <w:sz w:val="16"/>
+                <w:szCs w:val="16"/>
+              </w:rPr>
+              <w:t xml:space="preserve">Related topic: not an exact match for this lesson.</w:t>
+            </w:r>
+          </w:p>
+          <w:p>
+            <w:pPr>
               <w:spacing w:after="10" w:before="0"/>
               <w:ind w:left="120"/>
             </w:pPr>
@@ -21814,7 +22523,7 @@
               <w:spacing w:after="10" w:before="0"/>
               <w:ind w:left="120"/>
             </w:pPr>
-            <w:hyperlink w:history="1" r:id="rIdxr1nk3ibcrm79vgadlfkh">
+            <w:hyperlink w:history="1" r:id="rIdltphtghoo96-sgy9n6ede">
               <w:r>
                 <w:rPr>
                   <w:rFonts w:ascii="Arial" w:cs="Arial" w:eastAsia="Arial" w:hAnsi="Arial"/>
@@ -22326,7 +23035,7 @@
         </w:rPr>
         <w:t xml:space="preserve">© 2026 SeaVuria and ARES. Aligned with KICD objectives. Developed by SeaVuria; technical implementation by ARES (with AI assistance from Claude). Licensed under </w:t>
       </w:r>
-      <w:hyperlink w:history="1" r:id="rIdhiubuteiagw8ufiziguqu">
+      <w:hyperlink w:history="1" r:id="rIddgl5tkpjnrqj-bbog2u8g">
         <w:r>
           <w:rPr>
             <w:rFonts w:ascii="Arial" w:cs="Arial" w:eastAsia="Arial" w:hAnsi="Arial"/>
@@ -22347,7 +23056,7 @@
         </w:rPr>
         <w:t xml:space="preserve"> (</w:t>
       </w:r>
-      <w:hyperlink w:history="1" r:id="rIdwvlvwigoiwf9kqbivwqx8">
+      <w:hyperlink w:history="1" r:id="rIdjrnrbv86uhkrrbxlyc-xi">
         <w:r>
           <w:rPr>
             <w:rFonts w:ascii="Arial" w:cs="Arial" w:eastAsia="Arial" w:hAnsi="Arial"/>
@@ -22654,7 +23363,7 @@
                 <w:sz w:val="18"/>
                 <w:szCs w:val="18"/>
               </w:rPr>
-              <w:t xml:space="preserve">The learner can recall and apply the surface area formulae for cones, pyramids (square and rectangular base), spheres, hemispheres, and frustums of cones and pyramids. The learner understands that equal volumes do not imply equal surface areas, and that the frustum's additional lateral complexity (two radii plus slant height) typically generates greater surface area than a simple cylinder or open cone of equal volume.</w:t>
+              <w:t xml:space="preserve">The learner can recall and apply the surface area formulae for cones, pyramids (square and rectangular base), spheres, hemispheres, and frustums of cones and pyramids. The learner understands that equal volumes do not imply equal surface areas, and that the bucket with the greatest surface area must be found by calculation, not assumed.</w:t>
             </w:r>
           </w:p>
         </w:tc>
@@ -23360,7 +24069,7 @@
             <w:pPr>
               <w:spacing w:after="20" w:before="0"/>
             </w:pPr>
-            <w:hyperlink w:history="1" r:id="rIdf6yi0_vm-9hj_fsbuwtls">
+            <w:hyperlink w:history="1" r:id="rIdkjrx8r5fm3odtamm8qm9d">
               <w:r>
                 <w:rPr>
                   <w:rFonts w:ascii="Arial" w:cs="Arial" w:eastAsia="Arial" w:hAnsi="Arial"/>
@@ -23375,6 +24084,22 @@
           </w:p>
           <w:p>
             <w:pPr>
+              <w:spacing w:after="20" w:before="0"/>
+            </w:pPr>
+            <w:r>
+              <w:rPr>
+                <w:rFonts w:ascii="Arial" w:cs="Arial" w:eastAsia="Arial" w:hAnsi="Arial"/>
+                <w:i/>
+                <w:iCs/>
+                <w:color w:val="595959"/>
+                <w:sz w:val="16"/>
+                <w:szCs w:val="16"/>
+              </w:rPr>
+              <w:t xml:space="preserve">Related topic: not an exact match for this lesson.</w:t>
+            </w:r>
+          </w:p>
+          <w:p>
+            <w:pPr>
               <w:spacing w:after="10" w:before="0"/>
               <w:ind w:left="120"/>
             </w:pPr>
@@ -23393,7 +24118,7 @@
               <w:spacing w:after="10" w:before="0"/>
               <w:ind w:left="120"/>
             </w:pPr>
-            <w:hyperlink w:history="1" r:id="rIdjfeqbjs8dnex9rzd7h7op">
+            <w:hyperlink w:history="1" r:id="rId1wov9ovi-4r3vdguhyxkn">
               <w:r>
                 <w:rPr>
                   <w:rFonts w:ascii="Arial" w:cs="Arial" w:eastAsia="Arial" w:hAnsi="Arial"/>
@@ -23438,7 +24163,651 @@
             <w:pPr>
               <w:spacing w:after="20" w:before="0"/>
             </w:pPr>
-            <w:hyperlink w:history="1" r:id="rId23_p3wgxslt0qwjdr_mi6">
+            <w:hyperlink w:history="1" r:id="rIdwn59hgmyi8ouyamlh0fmn">
+              <w:r>
+                <w:rPr>
+                  <w:rFonts w:ascii="Arial" w:cs="Arial" w:eastAsia="Arial" w:hAnsi="Arial"/>
+                  <w:color w:val="2E75B6"/>
+                  <w:sz w:val="16"/>
+                  <w:szCs w:val="16"/>
+                  <w:u w:val="single" w:color="2E75B6"/>
+                </w:rPr>
+                <w:t xml:space="preserve">Surface Area and Volume of Cones Practice</w:t>
+              </w:r>
+            </w:hyperlink>
+          </w:p>
+          <w:p>
+            <w:pPr>
+              <w:spacing w:after="10" w:before="0"/>
+              <w:ind w:left="120"/>
+            </w:pPr>
+            <w:r>
+              <w:rPr>
+                <w:rFonts w:ascii="Arial" w:cs="Arial" w:eastAsia="Arial" w:hAnsi="Arial"/>
+                <w:color w:val="595959"/>
+                <w:sz w:val="14"/>
+                <w:szCs w:val="14"/>
+              </w:rPr>
+              <w:t xml:space="preserve">Source: CK-12</w:t>
+            </w:r>
+          </w:p>
+          <w:p>
+            <w:pPr>
+              <w:spacing w:after="10" w:before="0"/>
+              <w:ind w:left="120"/>
+            </w:pPr>
+            <w:hyperlink w:history="1" r:id="rIdsiqpanphbbyeigcrs417i">
+              <w:r>
+                <w:rPr>
+                  <w:rFonts w:ascii="Arial" w:cs="Arial" w:eastAsia="Arial" w:hAnsi="Arial"/>
+                  <w:color w:val="595959"/>
+                  <w:sz w:val="14"/>
+                  <w:szCs w:val="14"/>
+                  <w:u w:val="single" w:color="595959"/>
+                </w:rPr>
+                <w:t xml:space="preserve">🔍 Search ARES for similar readings</w:t>
+              </w:r>
+            </w:hyperlink>
+          </w:p>
+        </w:tc>
+        <w:tc>
+          <w:tcPr>
+            <w:tcW w:type="dxa" w:w="3040"/>
+            <w:shd w:fill="FFFFFF" w:color="auto" w:val="clear"/>
+            <w:tcMar>
+              <w:top w:type="dxa" w:w="60"/>
+              <w:left w:type="dxa" w:w="120"/>
+              <w:bottom w:type="dxa" w:w="60"/>
+              <w:right w:type="dxa" w:w="120"/>
+            </w:tcMar>
+            <w:vAlign w:val="top"/>
+          </w:tcPr>
+          <w:p>
+            <w:pPr>
+              <w:spacing w:after="40" w:before="0"/>
+              <w:jc w:val="left"/>
+            </w:pPr>
+            <w:r>
+              <w:rPr>
+                <w:rFonts w:ascii="Arial" w:cs="Arial" w:eastAsia="Arial" w:hAnsi="Arial"/>
+                <w:b w:val="false"/>
+                <w:bCs w:val="false"/>
+                <w:i w:val="false"/>
+                <w:iCs w:val="false"/>
+                <w:color w:val="000000"/>
+                <w:sz w:val="18"/>
+                <w:szCs w:val="18"/>
+              </w:rPr>
+              <w:t xml:space="preserve">Learners retrieve their Lesson 1 prediction cards (or exercise-book entries) where they first guessed which of the three buckets — cylindrical, conical, or frustum-shaped — would use the most metal. Working individually for 3 minutes, they re-read their original prediction and write a one-sentence 'then vs. now' statement: what they thought in Lesson 1 and what they now believe, based on evidence gathered across the unit. Pairs then share their statements with a neighbour before selected learners share with the class.</w:t>
+            </w:r>
+          </w:p>
+        </w:tc>
+        <w:tc>
+          <w:tcPr>
+            <w:tcW w:type="dxa" w:w="3040"/>
+            <w:shd w:fill="F2F2F2" w:color="auto" w:val="clear"/>
+            <w:tcMar>
+              <w:top w:type="dxa" w:w="60"/>
+              <w:left w:type="dxa" w:w="120"/>
+              <w:bottom w:type="dxa" w:w="60"/>
+              <w:right w:type="dxa" w:w="120"/>
+            </w:tcMar>
+            <w:vAlign w:val="top"/>
+          </w:tcPr>
+          <w:p>
+            <w:pPr>
+              <w:spacing w:after="40" w:before="0"/>
+              <w:jc w:val="left"/>
+            </w:pPr>
+            <w:r>
+              <w:rPr>
+                <w:rFonts w:ascii="Arial" w:cs="Arial" w:eastAsia="Arial" w:hAnsi="Arial"/>
+                <w:b w:val="false"/>
+                <w:bCs w:val="false"/>
+                <w:i w:val="false"/>
+                <w:iCs w:val="false"/>
+                <w:color w:val="000000"/>
+                <w:sz w:val="18"/>
+                <w:szCs w:val="18"/>
+              </w:rPr>
+              <w:t xml:space="preserve">Display the three bucket diagrams on the board (or hold up the physical models used in Lesson 1). Say: 'Cast your mind back to Lesson 1 — you made a prediction about which bucket uses the most metal. Retrieve that prediction now.' Allow 3 minutes of silent individual reflection. Then say: 'Write one sentence: what did I think then, and what do I think now?' Allow 2 minutes of writing. Cold-call 4 learners using name sticks — target at least one learner who originally predicted the cylinder and one who predicted the cone, to surface the range of prior thinking. After each share, ask: 'What evidence changed your mind?' Wait 12 seconds before accepting a response. Do NOT confirm or correct yet — build anticipation for the calculation phase.</w:t>
+            </w:r>
+          </w:p>
+        </w:tc>
+        <w:tc>
+          <w:tcPr>
+            <w:tcW w:type="dxa" w:w="3040"/>
+            <w:shd w:fill="FFFFFF" w:color="auto" w:val="clear"/>
+            <w:tcMar>
+              <w:top w:type="dxa" w:w="60"/>
+              <w:left w:type="dxa" w:w="120"/>
+              <w:bottom w:type="dxa" w:w="60"/>
+              <w:right w:type="dxa" w:w="120"/>
+            </w:tcMar>
+            <w:vAlign w:val="top"/>
+          </w:tcPr>
+          <w:p>
+            <w:pPr>
+              <w:spacing w:after="40" w:before="0"/>
+              <w:jc w:val="left"/>
+            </w:pPr>
+            <w:r>
+              <w:rPr>
+                <w:rFonts w:ascii="Arial" w:cs="Arial" w:eastAsia="Arial" w:hAnsi="Arial"/>
+                <w:b w:val="false"/>
+                <w:bCs w:val="false"/>
+                <w:i w:val="false"/>
+                <w:iCs w:val="false"/>
+                <w:color w:val="000000"/>
+                <w:sz w:val="18"/>
+                <w:szCs w:val="18"/>
+              </w:rPr>
+              <w:t xml:space="preserve">Predict–Revisit Routine: By explicitly comparing an earlier prediction to current thinking, learners activate prior knowledge from all seven lessons and create a felt need to resolve the question with calculation. This strategy surfaces misconceptions still present (e.g., learners who still believe equal volume implies equal surface area) so the teacher can address them during group work.</w:t>
+            </w:r>
+          </w:p>
+        </w:tc>
+        <w:tc>
+          <w:tcPr>
+            <w:tcW w:type="dxa" w:w="3040"/>
+            <w:shd w:fill="F2F2F2" w:color="auto" w:val="clear"/>
+            <w:tcMar>
+              <w:top w:type="dxa" w:w="60"/>
+              <w:left w:type="dxa" w:w="120"/>
+              <w:bottom w:type="dxa" w:w="60"/>
+              <w:right w:type="dxa" w:w="120"/>
+            </w:tcMar>
+            <w:vAlign w:val="top"/>
+          </w:tcPr>
+          <w:p>
+            <w:pPr>
+              <w:spacing w:after="40" w:before="0"/>
+              <w:jc w:val="left"/>
+            </w:pPr>
+            <w:r>
+              <w:rPr>
+                <w:rFonts w:ascii="Arial" w:cs="Arial" w:eastAsia="Arial" w:hAnsi="Arial"/>
+                <w:b w:val="false"/>
+                <w:bCs w:val="false"/>
+                <w:i w:val="false"/>
+                <w:iCs w:val="false"/>
+                <w:color w:val="000000"/>
+                <w:sz w:val="18"/>
+                <w:szCs w:val="18"/>
+              </w:rPr>
+              <w:t xml:space="preserve">Listen for learners who still conflate volume and surface area (e.g., 'they hold the same so they must use the same metal'). Note these learners by name — direct them to a targeted prompt card during Phase 2 group work: 'Sketch the net of a frustum and a cylinder of the same height. Which net has more pieces? Why?' Observable indicator of readiness: learner can articulate at least one geometric reason why shape affects surface area independently of volume.</w:t>
+            </w:r>
+          </w:p>
+        </w:tc>
+      </w:tr>
+      <w:tr>
+        <w:tc>
+          <w:tcPr>
+            <w:tcW w:type="dxa" w:w="1520"/>
+            <w:shd w:fill="D9EEF1" w:color="auto" w:val="clear"/>
+            <w:tcMar>
+              <w:top w:type="dxa" w:w="60"/>
+              <w:left w:type="dxa" w:w="120"/>
+              <w:bottom w:type="dxa" w:w="60"/>
+              <w:right w:type="dxa" w:w="120"/>
+            </w:tcMar>
+            <w:vAlign w:val="top"/>
+          </w:tcPr>
+          <w:p>
+            <w:pPr>
+              <w:spacing w:after="40" w:before="0"/>
+              <w:jc w:val="left"/>
+            </w:pPr>
+            <w:r>
+              <w:rPr>
+                <w:rFonts w:ascii="Arial" w:cs="Arial" w:eastAsia="Arial" w:hAnsi="Arial"/>
+                <w:b/>
+                <w:bCs/>
+                <w:i w:val="false"/>
+                <w:iCs w:val="false"/>
+                <w:color w:val="000000"/>
+                <w:sz w:val="18"/>
+                <w:szCs w:val="18"/>
+              </w:rPr>
+              <w:t xml:space="preserve">Observe Phase</w:t>
+            </w:r>
+          </w:p>
+          <w:p>
+            <w:pPr>
+              <w:spacing w:after="20" w:before="0"/>
+            </w:pPr>
+            <w:r>
+              <w:rPr>
+                <w:rFonts w:ascii="Arial" w:cs="Arial" w:eastAsia="Arial" w:hAnsi="Arial"/>
+                <w:b/>
+                <w:bCs/>
+                <w:color w:val="1F3864"/>
+                <w:sz w:val="16"/>
+                <w:szCs w:val="16"/>
+              </w:rPr>
+              <w:t xml:space="preserve">📹 VIDEO:</w:t>
+            </w:r>
+          </w:p>
+          <w:p>
+            <w:pPr>
+              <w:spacing w:after="20" w:before="0"/>
+            </w:pPr>
+            <w:hyperlink w:history="1" r:id="rIdwujnnh28knluctwsiz0ct">
+              <w:r>
+                <w:rPr>
+                  <w:rFonts w:ascii="Arial" w:cs="Arial" w:eastAsia="Arial" w:hAnsi="Arial"/>
+                  <w:color w:val="2E75B6"/>
+                  <w:sz w:val="16"/>
+                  <w:szCs w:val="16"/>
+                  <w:u w:val="single" w:color="2E75B6"/>
+                </w:rPr>
+                <w:t xml:space="preserve">Volume of a sphere</w:t>
+              </w:r>
+            </w:hyperlink>
+          </w:p>
+          <w:p>
+            <w:pPr>
+              <w:spacing w:after="20" w:before="0"/>
+            </w:pPr>
+            <w:r>
+              <w:rPr>
+                <w:rFonts w:ascii="Arial" w:cs="Arial" w:eastAsia="Arial" w:hAnsi="Arial"/>
+                <w:i/>
+                <w:iCs/>
+                <w:color w:val="595959"/>
+                <w:sz w:val="16"/>
+                <w:szCs w:val="16"/>
+              </w:rPr>
+              <w:t xml:space="preserve">Related topic: not an exact match for this lesson.</w:t>
+            </w:r>
+          </w:p>
+          <w:p>
+            <w:pPr>
+              <w:spacing w:after="10" w:before="0"/>
+              <w:ind w:left="120"/>
+            </w:pPr>
+            <w:r>
+              <w:rPr>
+                <w:rFonts w:ascii="Arial" w:cs="Arial" w:eastAsia="Arial" w:hAnsi="Arial"/>
+                <w:color w:val="595959"/>
+                <w:sz w:val="14"/>
+                <w:szCs w:val="14"/>
+              </w:rPr>
+              <w:t xml:space="preserve">Source: Khan Academy (English - US curriculum)</w:t>
+            </w:r>
+          </w:p>
+          <w:p>
+            <w:pPr>
+              <w:spacing w:after="10" w:before="0"/>
+              <w:ind w:left="120"/>
+            </w:pPr>
+            <w:hyperlink w:history="1" r:id="rIdl2ycnxbeqo-iodakv1xpf">
+              <w:r>
+                <w:rPr>
+                  <w:rFonts w:ascii="Arial" w:cs="Arial" w:eastAsia="Arial" w:hAnsi="Arial"/>
+                  <w:color w:val="595959"/>
+                  <w:sz w:val="14"/>
+                  <w:szCs w:val="14"/>
+                  <w:u w:val="single" w:color="595959"/>
+                </w:rPr>
+                <w:t xml:space="preserve">🔍 Search ARES for similar videos</w:t>
+              </w:r>
+            </w:hyperlink>
+          </w:p>
+          <w:p>
+            <w:pPr>
+              <w:spacing w:after="40" w:before="0"/>
+            </w:pPr>
+            <w:r>
+              <w:rPr>
+                <w:sz w:val="14"/>
+                <w:szCs w:val="14"/>
+              </w:rPr>
+              <w:t xml:space="preserve"/>
+            </w:r>
+          </w:p>
+          <w:p>
+            <w:pPr>
+              <w:spacing w:after="20" w:before="0"/>
+            </w:pPr>
+            <w:r>
+              <w:rPr>
+                <w:rFonts w:ascii="Arial" w:cs="Arial" w:eastAsia="Arial" w:hAnsi="Arial"/>
+                <w:b/>
+                <w:bCs/>
+                <w:color w:val="1F3864"/>
+                <w:sz w:val="16"/>
+                <w:szCs w:val="16"/>
+              </w:rPr>
+              <w:t xml:space="preserve">📖 EXERCISE:</w:t>
+            </w:r>
+          </w:p>
+          <w:p>
+            <w:pPr>
+              <w:spacing w:after="20" w:before="0"/>
+            </w:pPr>
+            <w:hyperlink w:history="1" r:id="rIdd5db1kyrpqagai32ehvai">
+              <w:r>
+                <w:rPr>
+                  <w:rFonts w:ascii="Arial" w:cs="Arial" w:eastAsia="Arial" w:hAnsi="Arial"/>
+                  <w:color w:val="2E75B6"/>
+                  <w:sz w:val="16"/>
+                  <w:szCs w:val="16"/>
+                  <w:u w:val="single" w:color="2E75B6"/>
+                </w:rPr>
+                <w:t xml:space="preserve">Surface Area and Volume of Cones Practice</w:t>
+              </w:r>
+            </w:hyperlink>
+          </w:p>
+          <w:p>
+            <w:pPr>
+              <w:spacing w:after="10" w:before="0"/>
+              <w:ind w:left="120"/>
+            </w:pPr>
+            <w:r>
+              <w:rPr>
+                <w:rFonts w:ascii="Arial" w:cs="Arial" w:eastAsia="Arial" w:hAnsi="Arial"/>
+                <w:color w:val="595959"/>
+                <w:sz w:val="14"/>
+                <w:szCs w:val="14"/>
+              </w:rPr>
+              <w:t xml:space="preserve">Source: CK-12</w:t>
+            </w:r>
+          </w:p>
+          <w:p>
+            <w:pPr>
+              <w:spacing w:after="10" w:before="0"/>
+              <w:ind w:left="120"/>
+            </w:pPr>
+            <w:hyperlink w:history="1" r:id="rIdnbtu0hyhzshmrvw0bexdk">
+              <w:r>
+                <w:rPr>
+                  <w:rFonts w:ascii="Arial" w:cs="Arial" w:eastAsia="Arial" w:hAnsi="Arial"/>
+                  <w:color w:val="595959"/>
+                  <w:sz w:val="14"/>
+                  <w:szCs w:val="14"/>
+                  <w:u w:val="single" w:color="595959"/>
+                </w:rPr>
+                <w:t xml:space="preserve">🔍 Search ARES for similar readings</w:t>
+              </w:r>
+            </w:hyperlink>
+          </w:p>
+        </w:tc>
+        <w:tc>
+          <w:tcPr>
+            <w:tcW w:type="dxa" w:w="3040"/>
+            <w:shd w:fill="FFFFFF" w:color="auto" w:val="clear"/>
+            <w:tcMar>
+              <w:top w:type="dxa" w:w="60"/>
+              <w:left w:type="dxa" w:w="120"/>
+              <w:bottom w:type="dxa" w:w="60"/>
+              <w:right w:type="dxa" w:w="120"/>
+            </w:tcMar>
+            <w:vAlign w:val="top"/>
+          </w:tcPr>
+          <w:p>
+            <w:pPr>
+              <w:spacing w:after="40" w:before="0"/>
+              <w:jc w:val="left"/>
+            </w:pPr>
+            <w:r>
+              <w:rPr>
+                <w:rFonts w:ascii="Arial" w:cs="Arial" w:eastAsia="Arial" w:hAnsi="Arial"/>
+                <w:b w:val="false"/>
+                <w:bCs w:val="false"/>
+                <w:i w:val="false"/>
+                <w:iCs w:val="false"/>
+                <w:color w:val="000000"/>
+                <w:sz w:val="18"/>
+                <w:szCs w:val="18"/>
+              </w:rPr>
+              <w:t xml:space="preserve">Learners work in groups of four. Each group receives a 'Bucket Data Sheet' giving the pre-calculated dimensions for three open-topped buckets, each holding exactly 10 litres (10 000 cm³): (A) Cylinder — radius r = 10.6 cm, height h = 28.4 cm; (B) Open Cone (apex at bottom, open top) — base radius r = 13.4 cm, perpendicular height h = 52.9 cm, slant height l = 54.6 cm; (C) Frustum — top radius R = 14 cm, bottom radius r = 8 cm, slant height l = 26.4 cm, with perpendicular height h = 25.7 cm. Groups calculate the lateral surface area plus base area for each bucket using the formulae established across Lessons 1–7: Cylinder: A = πrl_total = 2πrh + πr²; Cone: A = πrl + πr²; Frustum: A = π(R+r)l + πr² (open top, closed base). Groups record all working on large sugar-paper sheets to be displayed. Each group also annotates their sheet with a circled verdict: 'The shopkeeper is CORRECT / INCORRECT because…'</w:t>
+            </w:r>
+          </w:p>
+        </w:tc>
+        <w:tc>
+          <w:tcPr>
+            <w:tcW w:type="dxa" w:w="3040"/>
+            <w:shd w:fill="F2F2F2" w:color="auto" w:val="clear"/>
+            <w:tcMar>
+              <w:top w:type="dxa" w:w="60"/>
+              <w:left w:type="dxa" w:w="120"/>
+              <w:bottom w:type="dxa" w:w="60"/>
+              <w:right w:type="dxa" w:w="120"/>
+            </w:tcMar>
+            <w:vAlign w:val="top"/>
+          </w:tcPr>
+          <w:p>
+            <w:pPr>
+              <w:spacing w:after="40" w:before="0"/>
+              <w:jc w:val="left"/>
+            </w:pPr>
+            <w:r>
+              <w:rPr>
+                <w:rFonts w:ascii="Arial" w:cs="Arial" w:eastAsia="Arial" w:hAnsi="Arial"/>
+                <w:b w:val="false"/>
+                <w:bCs w:val="false"/>
+                <w:i w:val="false"/>
+                <w:iCs w:val="false"/>
+                <w:color w:val="000000"/>
+                <w:sz w:val="18"/>
+                <w:szCs w:val="18"/>
+              </w:rPr>
+              <w:t xml:space="preserve">Distribute Bucket Data Sheets and large sugar-paper sheets. Say: 'You now have every formula you need from Lessons 1 to 7. Your job today is to be the mathematician the shopkeeper should have hired. Calculate the surface area of each bucket, show every step, and decide: is the shopkeeper correct?' Circulate continuously. At the Cylinder group calculations, pause and ask: 'Why are we adding πr² here? What part of the real bucket does that represent?' (the metal base — wait 10 seconds). At the Frustum groups, ask: 'What does the term π(R+r) capture geometrically?' (the average circumference of the two circular ends — wait 12 seconds). If a group finishes early, extend: 'Now calculate the surface area if the frustum also had a lid — how does that change the comparison?' Cold-call one reporter per group at the end of this phase (not necessarily the strongest mathematician — use name sticks). Post all sugar-paper sheets on the classroom wall as a 'gallery'.</w:t>
+            </w:r>
+          </w:p>
+        </w:tc>
+        <w:tc>
+          <w:tcPr>
+            <w:tcW w:type="dxa" w:w="3040"/>
+            <w:shd w:fill="FFFFFF" w:color="auto" w:val="clear"/>
+            <w:tcMar>
+              <w:top w:type="dxa" w:w="60"/>
+              <w:left w:type="dxa" w:w="120"/>
+              <w:bottom w:type="dxa" w:w="60"/>
+              <w:right w:type="dxa" w:w="120"/>
+            </w:tcMar>
+            <w:vAlign w:val="top"/>
+          </w:tcPr>
+          <w:p>
+            <w:pPr>
+              <w:spacing w:after="40" w:before="0"/>
+              <w:jc w:val="left"/>
+            </w:pPr>
+            <w:r>
+              <w:rPr>
+                <w:rFonts w:ascii="Arial" w:cs="Arial" w:eastAsia="Arial" w:hAnsi="Arial"/>
+                <w:b w:val="false"/>
+                <w:bCs w:val="false"/>
+                <w:i w:val="false"/>
+                <w:iCs w:val="false"/>
+                <w:color w:val="000000"/>
+                <w:sz w:val="18"/>
+                <w:szCs w:val="18"/>
+              </w:rPr>
+              <w:t xml:space="preserve">Collaborative Calculation with Gallery Display (NGSS Science and Engineering Practice 5 — Using Mathematics and Computational Thinking): Groups use mathematics as a tool for evidence generation, mirroring how engineers at a metal-fabrication workshop along Industrial Area, Nairobi, would cost sheet-metal usage. Displaying all group sheets simultaneously allows cross-group comparison and natural error-checking — learners notice if one group's frustum area is dramatically different and investigate why.</w:t>
+            </w:r>
+          </w:p>
+        </w:tc>
+        <w:tc>
+          <w:tcPr>
+            <w:tcW w:type="dxa" w:w="3040"/>
+            <w:shd w:fill="F2F2F2" w:color="auto" w:val="clear"/>
+            <w:tcMar>
+              <w:top w:type="dxa" w:w="60"/>
+              <w:left w:type="dxa" w:w="120"/>
+              <w:bottom w:type="dxa" w:w="60"/>
+              <w:right w:type="dxa" w:w="120"/>
+            </w:tcMar>
+            <w:vAlign w:val="top"/>
+          </w:tcPr>
+          <w:p>
+            <w:pPr>
+              <w:spacing w:after="40" w:before="0"/>
+              <w:jc w:val="left"/>
+            </w:pPr>
+            <w:r>
+              <w:rPr>
+                <w:rFonts w:ascii="Arial" w:cs="Arial" w:eastAsia="Arial" w:hAnsi="Arial"/>
+                <w:b w:val="false"/>
+                <w:bCs w:val="false"/>
+                <w:i w:val="false"/>
+                <w:iCs w:val="false"/>
+                <w:color w:val="000000"/>
+                <w:sz w:val="18"/>
+                <w:szCs w:val="18"/>
+              </w:rPr>
+              <w:t xml:space="preserve">Circulate and check: (i) Are learners correctly identifying which formula applies to which bucket? (ii) Are they substituting dimensions accurately (common error: using diameter instead of radius)? (iii) Is the frustum formula including both π(R+r)l AND the base πr²? Mark a ✓, △, or ? on each group's sheet as you pass. Observable indicator of mastery: group correctly computes frustum lateral area ≈ π(14+8)(26.4) ≈ 1825 cm², base ≈ π(8²) ≈ 201 cm², total ≈ 2026 cm²; cylinder total ≈ 2π(10.6)(28.4) + π(10.6²) ≈ 1890 + 353 ≈ 2243 cm²; cone total ≈ π(13.4)(54.6) + π(13.4²) ≈ 2298 + 564 ≈ 2862 cm². [Note: under these specific equal-volume constraints the open cone uses the most metal and the frustum the least — this is the productive surprise that enriches the lesson.]</w:t>
+            </w:r>
+          </w:p>
+        </w:tc>
+      </w:tr>
+      <w:tr>
+        <w:tc>
+          <w:tcPr>
+            <w:tcW w:type="dxa" w:w="1520"/>
+            <w:shd w:fill="E2EFDA" w:color="auto" w:val="clear"/>
+            <w:tcMar>
+              <w:top w:type="dxa" w:w="60"/>
+              <w:left w:type="dxa" w:w="120"/>
+              <w:bottom w:type="dxa" w:w="60"/>
+              <w:right w:type="dxa" w:w="120"/>
+            </w:tcMar>
+            <w:vAlign w:val="top"/>
+          </w:tcPr>
+          <w:p>
+            <w:pPr>
+              <w:spacing w:after="40" w:before="0"/>
+              <w:jc w:val="left"/>
+            </w:pPr>
+            <w:r>
+              <w:rPr>
+                <w:rFonts w:ascii="Arial" w:cs="Arial" w:eastAsia="Arial" w:hAnsi="Arial"/>
+                <w:b/>
+                <w:bCs/>
+                <w:i w:val="false"/>
+                <w:iCs w:val="false"/>
+                <w:color w:val="000000"/>
+                <w:sz w:val="18"/>
+                <w:szCs w:val="18"/>
+              </w:rPr>
+              <w:t xml:space="preserve">Explain Phase</w:t>
+            </w:r>
+          </w:p>
+          <w:p>
+            <w:pPr>
+              <w:spacing w:after="20" w:before="0"/>
+            </w:pPr>
+            <w:r>
+              <w:rPr>
+                <w:rFonts w:ascii="Arial" w:cs="Arial" w:eastAsia="Arial" w:hAnsi="Arial"/>
+                <w:b/>
+                <w:bCs/>
+                <w:color w:val="1F3864"/>
+                <w:sz w:val="16"/>
+                <w:szCs w:val="16"/>
+              </w:rPr>
+              <w:t xml:space="preserve">📹 VIDEO:</w:t>
+            </w:r>
+          </w:p>
+          <w:p>
+            <w:pPr>
+              <w:spacing w:after="20" w:before="0"/>
+            </w:pPr>
+            <w:hyperlink w:history="1" r:id="rIdrzwjztv6ybxcooxv45-xp">
+              <w:r>
+                <w:rPr>
+                  <w:rFonts w:ascii="Arial" w:cs="Arial" w:eastAsia="Arial" w:hAnsi="Arial"/>
+                  <w:color w:val="2E75B6"/>
+                  <w:sz w:val="16"/>
+                  <w:szCs w:val="16"/>
+                  <w:u w:val="single" w:color="2E75B6"/>
+                </w:rPr>
+                <w:t xml:space="preserve">Recognizing common 3D shapes</w:t>
+              </w:r>
+            </w:hyperlink>
+          </w:p>
+          <w:p>
+            <w:pPr>
+              <w:spacing w:after="20" w:before="0"/>
+            </w:pPr>
+            <w:r>
+              <w:rPr>
+                <w:rFonts w:ascii="Arial" w:cs="Arial" w:eastAsia="Arial" w:hAnsi="Arial"/>
+                <w:i/>
+                <w:iCs/>
+                <w:color w:val="595959"/>
+                <w:sz w:val="16"/>
+                <w:szCs w:val="16"/>
+              </w:rPr>
+              <w:t xml:space="preserve">Related topic: not an exact match for this lesson.</w:t>
+            </w:r>
+          </w:p>
+          <w:p>
+            <w:pPr>
+              <w:spacing w:after="10" w:before="0"/>
+              <w:ind w:left="120"/>
+            </w:pPr>
+            <w:r>
+              <w:rPr>
+                <w:rFonts w:ascii="Arial" w:cs="Arial" w:eastAsia="Arial" w:hAnsi="Arial"/>
+                <w:color w:val="595959"/>
+                <w:sz w:val="14"/>
+                <w:szCs w:val="14"/>
+              </w:rPr>
+              <w:t xml:space="preserve">Source: Khan Academy (English - US curriculum)</w:t>
+            </w:r>
+          </w:p>
+          <w:p>
+            <w:pPr>
+              <w:spacing w:after="10" w:before="0"/>
+              <w:ind w:left="120"/>
+            </w:pPr>
+            <w:hyperlink w:history="1" r:id="rId9dgzz5fjkd_dy0cjecr_i">
+              <w:r>
+                <w:rPr>
+                  <w:rFonts w:ascii="Arial" w:cs="Arial" w:eastAsia="Arial" w:hAnsi="Arial"/>
+                  <w:color w:val="595959"/>
+                  <w:sz w:val="14"/>
+                  <w:szCs w:val="14"/>
+                  <w:u w:val="single" w:color="595959"/>
+                </w:rPr>
+                <w:t xml:space="preserve">🔍 Search ARES for similar videos</w:t>
+              </w:r>
+            </w:hyperlink>
+          </w:p>
+          <w:p>
+            <w:pPr>
+              <w:spacing w:after="40" w:before="0"/>
+            </w:pPr>
+            <w:r>
+              <w:rPr>
+                <w:sz w:val="14"/>
+                <w:szCs w:val="14"/>
+              </w:rPr>
+              <w:t xml:space="preserve"/>
+            </w:r>
+          </w:p>
+          <w:p>
+            <w:pPr>
+              <w:spacing w:after="20" w:before="0"/>
+            </w:pPr>
+            <w:r>
+              <w:rPr>
+                <w:rFonts w:ascii="Arial" w:cs="Arial" w:eastAsia="Arial" w:hAnsi="Arial"/>
+                <w:b/>
+                <w:bCs/>
+                <w:color w:val="1F3864"/>
+                <w:sz w:val="16"/>
+                <w:szCs w:val="16"/>
+              </w:rPr>
+              <w:t xml:space="preserve">📖 EXERCISE:</w:t>
+            </w:r>
+          </w:p>
+          <w:p>
+            <w:pPr>
+              <w:spacing w:after="20" w:before="0"/>
+            </w:pPr>
+            <w:hyperlink w:history="1" r:id="rIdemrhpckvqik9ege-x4cze">
               <w:r>
                 <w:rPr>
                   <w:rFonts w:ascii="Arial" w:cs="Arial" w:eastAsia="Arial" w:hAnsi="Arial"/>
@@ -23453,6 +24822,22 @@
           </w:p>
           <w:p>
             <w:pPr>
+              <w:spacing w:after="20" w:before="0"/>
+            </w:pPr>
+            <w:r>
+              <w:rPr>
+                <w:rFonts w:ascii="Arial" w:cs="Arial" w:eastAsia="Arial" w:hAnsi="Arial"/>
+                <w:i/>
+                <w:iCs/>
+                <w:color w:val="595959"/>
+                <w:sz w:val="16"/>
+                <w:szCs w:val="16"/>
+              </w:rPr>
+              <w:t xml:space="preserve">Related topic: not an exact match for this lesson.</w:t>
+            </w:r>
+          </w:p>
+          <w:p>
+            <w:pPr>
               <w:spacing w:after="10" w:before="0"/>
               <w:ind w:left="120"/>
             </w:pPr>
@@ -23471,7 +24856,7 @@
               <w:spacing w:after="10" w:before="0"/>
               <w:ind w:left="120"/>
             </w:pPr>
-            <w:hyperlink w:history="1" r:id="rIdicrhrhvbguaav0m6rwhex">
+            <w:hyperlink w:history="1" r:id="rId3rqyxmv36zkq5yduiz-6f">
               <w:r>
                 <w:rPr>
                   <w:rFonts w:ascii="Arial" w:cs="Arial" w:eastAsia="Arial" w:hAnsi="Arial"/>
@@ -23513,7 +24898,7 @@
                 <w:sz w:val="18"/>
                 <w:szCs w:val="18"/>
               </w:rPr>
-              <w:t xml:space="preserve">Learners retrieve their Lesson 1 prediction cards (or exercise-book entries) where they first guessed which of the three buckets — cylindrical, conical, or frustum-shaped — would use the most metal. Working individually for 3 minutes, they re-read their original prediction and write a one-sentence 'then vs. now' statement: what they thought in Lesson 1 and what they now believe, based on evidence gathered across the unit. Pairs then share their statements with a neighbour before selected learners share with the class.</w:t>
+              <w:t xml:space="preserve">Each group nominates a spokesperson to present their sugar-paper findings in a 3-minute 'evidence presentation' to the class. Presenters must: (a) state their calculated surface areas for all three buckets, (b) identify which bucket uses the most metal, and (c) use one sentence to agree or disagree with the shopkeeper, citing their numbers as evidence. After all groups present, the class participates in a structured 'Evidence Court' discussion: the teacher poses the verdict question and learners vote with hands, then the teacher facilitates resolution. Learners then individually write a 'Final Explanation' paragraph in their exercise books: 'Based on our calculations, the bucket that uses the most metal is ___ because ___. The shopkeeper's claim is [correct/incorrect/partially correct] because ___. This shows that equal volume does NOT mean equal surface area because ___.'</w:t>
             </w:r>
           </w:p>
         </w:tc>
@@ -23545,7 +24930,7 @@
                 <w:sz w:val="18"/>
                 <w:szCs w:val="18"/>
               </w:rPr>
-              <w:t xml:space="preserve">Display the three bucket diagrams on the board (or hold up the physical models used in Lesson 1). Say: 'Cast your mind back to Lesson 1 — you made a prediction about which bucket uses the most metal. Retrieve that prediction now.' Allow 3 minutes of silent individual reflection. Then say: 'Write one sentence: what did I think then, and what do I think now?' Allow 2 minutes of writing. Cold-call 4 learners using name sticks — target at least one learner who originally predicted the cylinder and one who predicted the cone, to surface the range of prior thinking. After each share, ask: 'What evidence changed your mind?' Wait 12 seconds before accepting a response. Do NOT confirm or correct yet — build anticipation for the calculation phase.</w:t>
+              <w:t xml:space="preserve">Facilitate presentations using a visible 3-minute timer. After each group, ask the audience: 'Does this group's answer agree with yours? If not, where do the numbers differ?' Wait 10 seconds. After all groups present, conduct the Evidence Court: 'Hands up — who calculated that the frustum uses the most metal? Who found the cylinder? Who found the cone?' Tally on the board. Say: 'Let us adjudicate — the numbers are the judge, not opinion.' Walk the class through the correct calculation for each bucket on the board, narrating each step: 'For the open frustum, we need the curved surface plus the base — we do NOT include the top because it is open. So our formula is π(R+r)l + πr².' After reaching the verdict (under these dimensions, the open cone uses the most metal), say: 'So is the shopkeeper always wrong? Or does it depend on the specific dimensions?' Wait 15 seconds — this is a rich discussion point. Prompt: 'What if the frustum had a steeper taper? Would that change things?' After discussion, give 5 minutes for individual Final Explanation writing. Cold-call 3 learners to read their paragraphs aloud — prioritise learners who held the minority view in the prediction phase.</w:t>
             </w:r>
           </w:p>
         </w:tc>
@@ -23577,7 +24962,7 @@
                 <w:sz w:val="18"/>
                 <w:szCs w:val="18"/>
               </w:rPr>
-              <w:t xml:space="preserve">Predict–Revisit Routine: By explicitly comparing an earlier prediction to current thinking, learners activate prior knowledge from all seven lessons and create a felt need to resolve the question with calculation. This strategy surfaces misconceptions still present (e.g., learners who still believe equal volume implies equal surface area) so the teacher can address them during group work.</w:t>
+              <w:t xml:space="preserve">Evidence Court Discussion followed by Individual Written Explanation (NGSS Practice 7 — Engaging in Argument from Evidence; NGSS Practice 6 — Constructing Explanations): The public presentation ritual forces learners to articulate mathematical reasoning for an audience, strengthening both communication and conceptual clarity. The individual writing step ensures every learner personally constructs the explanation rather than free-riding on group work. Connecting back to the shopkeeper's claim on Kirinyaga Road grounds the abstraction in a memorable Kenyan commercial context.</w:t>
             </w:r>
           </w:p>
         </w:tc>
@@ -23609,7 +24994,7 @@
                 <w:sz w:val="18"/>
                 <w:szCs w:val="18"/>
               </w:rPr>
-              <w:t xml:space="preserve">Listen for learners who still conflate volume and surface area (e.g., 'they hold the same so they must use the same metal'). Note these learners by name — direct them to a targeted prompt card during Phase 2 group work: 'Sketch the net of a frustum and a cylinder of the same height. Which net has more pieces? Why?' Observable indicator of readiness: learner can articulate at least one geometric reason why shape affects surface area independently of volume.</w:t>
+              <w:t xml:space="preserve">Collect and scan the Final Explanation paragraphs. Look for three quality indicators: (1) correct identification of the highest-surface-area bucket with numerical support; (2) explicit statement that equal volume ≠ equal surface area; (3) a geometric reason (e.g., 'the cone must be very tall to hold 10 litres, so its slanted surface is long and its lateral area large'). Learners missing indicator (2) need targeted follow-up. Learners missing indicator (3) are ready for extension: 'Can you find a frustum dimension set where the frustum really does use the most metal?'</w:t>
             </w:r>
           </w:p>
         </w:tc>
@@ -23618,32 +25003,32 @@
         <w:tc>
           <w:tcPr>
             <w:tcW w:type="dxa" w:w="1520"/>
-            <w:shd w:fill="D9EEF1" w:color="auto" w:val="clear"/>
-            <w:tcMar>
-              <w:top w:type="dxa" w:w="60"/>
-              <w:left w:type="dxa" w:w="120"/>
-              <w:bottom w:type="dxa" w:w="60"/>
-              <w:right w:type="dxa" w:w="120"/>
-            </w:tcMar>
-            <w:vAlign w:val="top"/>
-          </w:tcPr>
-          <w:p>
-            <w:pPr>
-              <w:spacing w:after="40" w:before="0"/>
-              <w:jc w:val="left"/>
-            </w:pPr>
-            <w:r>
-              <w:rPr>
-                <w:rFonts w:ascii="Arial" w:cs="Arial" w:eastAsia="Arial" w:hAnsi="Arial"/>
-                <w:b/>
-                <w:bCs/>
-                <w:i w:val="false"/>
-                <w:iCs w:val="false"/>
-                <w:color w:val="000000"/>
-                <w:sz w:val="18"/>
-                <w:szCs w:val="18"/>
-              </w:rPr>
-              <w:t xml:space="preserve">Observe Phase</w:t>
+            <w:shd w:fill="FCE4D6" w:color="auto" w:val="clear"/>
+            <w:tcMar>
+              <w:top w:type="dxa" w:w="60"/>
+              <w:left w:type="dxa" w:w="120"/>
+              <w:bottom w:type="dxa" w:w="60"/>
+              <w:right w:type="dxa" w:w="120"/>
+            </w:tcMar>
+            <w:vAlign w:val="top"/>
+          </w:tcPr>
+          <w:p>
+            <w:pPr>
+              <w:spacing w:after="40" w:before="0"/>
+              <w:jc w:val="left"/>
+            </w:pPr>
+            <w:r>
+              <w:rPr>
+                <w:rFonts w:ascii="Arial" w:cs="Arial" w:eastAsia="Arial" w:hAnsi="Arial"/>
+                <w:b/>
+                <w:bCs/>
+                <w:i w:val="false"/>
+                <w:iCs w:val="false"/>
+                <w:color w:val="000000"/>
+                <w:sz w:val="18"/>
+                <w:szCs w:val="18"/>
+              </w:rPr>
+              <w:t xml:space="preserve">Driving Question Board (DQB) Creation</w:t>
             </w:r>
           </w:p>
           <w:p>
@@ -23666,7 +25051,7 @@
             <w:pPr>
               <w:spacing w:after="20" w:before="0"/>
             </w:pPr>
-            <w:hyperlink w:history="1" r:id="rIdmlu5nt9ajmdkvu_goujy_">
+            <w:hyperlink w:history="1" r:id="rIdljy0mh8lsxz20w3vuybzw">
               <w:r>
                 <w:rPr>
                   <w:rFonts w:ascii="Arial" w:cs="Arial" w:eastAsia="Arial" w:hAnsi="Arial"/>
@@ -23675,9 +25060,25 @@
                   <w:szCs w:val="16"/>
                   <w:u w:val="single" w:color="2E75B6"/>
                 </w:rPr>
-                <w:t xml:space="preserve">Recognizing common 3D shapes</w:t>
+                <w:t xml:space="preserve">Volumes of cones intuition</w:t>
               </w:r>
             </w:hyperlink>
+          </w:p>
+          <w:p>
+            <w:pPr>
+              <w:spacing w:after="20" w:before="0"/>
+            </w:pPr>
+            <w:r>
+              <w:rPr>
+                <w:rFonts w:ascii="Arial" w:cs="Arial" w:eastAsia="Arial" w:hAnsi="Arial"/>
+                <w:i/>
+                <w:iCs/>
+                <w:color w:val="595959"/>
+                <w:sz w:val="16"/>
+                <w:szCs w:val="16"/>
+              </w:rPr>
+              <w:t xml:space="preserve">Related topic: not an exact match for this lesson.</w:t>
+            </w:r>
           </w:p>
           <w:p>
             <w:pPr>
@@ -23699,7 +25100,7 @@
               <w:spacing w:after="10" w:before="0"/>
               <w:ind w:left="120"/>
             </w:pPr>
-            <w:hyperlink w:history="1" r:id="rIdcopwneevqmfgyymws8wbu">
+            <w:hyperlink w:history="1" r:id="rIdysityxqr0nspyhsdzzz7d">
               <w:r>
                 <w:rPr>
                   <w:rFonts w:ascii="Arial" w:cs="Arial" w:eastAsia="Arial" w:hAnsi="Arial"/>
@@ -23744,7 +25145,7 @@
             <w:pPr>
               <w:spacing w:after="20" w:before="0"/>
             </w:pPr>
-            <w:hyperlink w:history="1" r:id="rIdzhilgd2f-qzpqfshp-asy">
+            <w:hyperlink w:history="1" r:id="rIdnsok_zpf0h3gjywnwfgwl">
               <w:r>
                 <w:rPr>
                   <w:rFonts w:ascii="Arial" w:cs="Arial" w:eastAsia="Arial" w:hAnsi="Arial"/>
@@ -23759,6 +25160,22 @@
           </w:p>
           <w:p>
             <w:pPr>
+              <w:spacing w:after="20" w:before="0"/>
+            </w:pPr>
+            <w:r>
+              <w:rPr>
+                <w:rFonts w:ascii="Arial" w:cs="Arial" w:eastAsia="Arial" w:hAnsi="Arial"/>
+                <w:i/>
+                <w:iCs/>
+                <w:color w:val="595959"/>
+                <w:sz w:val="16"/>
+                <w:szCs w:val="16"/>
+              </w:rPr>
+              <w:t xml:space="preserve">Related topic: not an exact match for this lesson.</w:t>
+            </w:r>
+          </w:p>
+          <w:p>
+            <w:pPr>
               <w:spacing w:after="10" w:before="0"/>
               <w:ind w:left="120"/>
             </w:pPr>
@@ -23777,7 +25194,7 @@
               <w:spacing w:after="10" w:before="0"/>
               <w:ind w:left="120"/>
             </w:pPr>
-            <w:hyperlink w:history="1" r:id="rIdxd1dyhbzbujhcyhuyxstu">
+            <w:hyperlink w:history="1" r:id="rId6iuaeedv6iuog8rgmfw91">
               <w:r>
                 <w:rPr>
                   <w:rFonts w:ascii="Arial" w:cs="Arial" w:eastAsia="Arial" w:hAnsi="Arial"/>
@@ -23819,7 +25236,7 @@
                 <w:sz w:val="18"/>
                 <w:szCs w:val="18"/>
               </w:rPr>
-              <w:t xml:space="preserve">Learners work in groups of four. Each group receives a 'Bucket Data Sheet' giving the pre-calculated dimensions for three open-topped buckets, each holding exactly 10 litres (10 000 cm³): (A) Cylinder — radius r = 10.6 cm, height h = 28.4 cm; (B) Open Cone (apex at bottom, open top) — base radius r = 13.4 cm, slant height l = 29.3 cm; (C) Frustum — top radius R = 14 cm, bottom radius r = 8 cm, slant height l = 24.1 cm, with perpendicular height h = 23.4 cm. Groups calculate the lateral surface area plus base area for each bucket using the formulae established across Lessons 2–7: Cylinder: A = πrl_total = 2πrh + πr²; Cone: A = πrl + πr²; Frustum: A = π(R+r)l + πr² (open top, closed base). Groups record all working on large sugar-paper sheets to be displayed. Each group also annotates their sheet with a circled verdict: 'The shopkeeper is CORRECT / INCORRECT because…'</w:t>
+              <w:t xml:space="preserve">The class gathers around the DQB that has been built across Lessons 1–7. Each question card is read aloud by a volunteer. The class votes: GREEN (fully answered with evidence), AMBER (partially answered — we know more but questions remain), or RED (new question opened up by our learning). Learners use sticky dots (green, amber, red) to mark each card. For every GREEN card, a nominated learner writes a one-sentence 'Answer Summary' on a new card and pins it beside the question. For AMBER or RED cards, learners discuss briefly what further investigation would be needed. The driving question itself — 'How do we calculate exactly how much material is needed to cover or construct any solid shape — and why does the shape of a container matter even when the volume stays the same?' — is read aloud as the final DQB action, and learners write a collective two-sentence answer on a large card that is pinned at the centre of the board.</w:t>
             </w:r>
           </w:p>
         </w:tc>
@@ -23851,7 +25268,7 @@
                 <w:sz w:val="18"/>
                 <w:szCs w:val="18"/>
               </w:rPr>
-              <w:t xml:space="preserve">Distribute Bucket Data Sheets and large sugar-paper sheets. Say: 'You now have every formula you need from Lessons 2 to 7. Your job today is to be the mathematician the shopkeeper should have hired. Calculate the surface area of each bucket, show every step, and decide: is the shopkeeper correct?' Circulate continuously. At the Cylinder group calculations, pause and ask: 'Why are we adding πr² here? What part of the real bucket does that represent?' (the metal base — wait 10 seconds). At the Frustum groups, ask: 'What does the term π(R+r) capture geometrically?' (the average circumference of the two circular ends — wait 12 seconds). If a group finishes early, extend: 'Now calculate the surface area if the frustum also had a lid — how does that change the comparison?' Cold-call one reporter per group at the end of this phase (not necessarily the strongest mathematician — use name sticks). Post all sugar-paper sheets on the classroom wall as a 'gallery'.</w:t>
+              <w:t xml:space="preserve">Lead the DQB session from the front. Read each question card clearly and slowly. Say: 'Give me a thumbs up for green, sideways for amber, down for red.' Wait 5 seconds after each card for learners to decide. For questions rated GREEN, say: 'Who can give us the one-sentence answer?' Cold-call using name sticks — wait 10 seconds. Write the summary on the card yourself (or have the learner do it) and pin it prominently. For AMBER cards, say: 'What would we need to learn or measure to fully answer this?' — wait 12 seconds, accept 2 responses. For the driving question card at the end, say: 'This is the question that started our entire journey in this unit. Turn to your partner and agree on two sentences that answer it. You have 90 seconds.' Cold-call two pairs to share, then synthesise a class answer on the board card. Express genuine affirmation: 'You walked into this unit not knowing how to calculate the surface area of a frustum. Look at what you can do now.'</w:t>
             </w:r>
           </w:p>
         </w:tc>
@@ -23883,7 +25300,7 @@
                 <w:sz w:val="18"/>
                 <w:szCs w:val="18"/>
               </w:rPr>
-              <w:t xml:space="preserve">Collaborative Calculation with Gallery Display (NGSS Science and Engineering Practice 5 — Using Mathematics and Computational Thinking): Groups use mathematics as a tool for evidence generation, mirroring how engineers at a metal-fabrication workshop along Industrial Area, Nairobi, would cost sheet-metal usage. Displaying all group sheets simultaneously allows cross-group comparison and natural error-checking — learners notice if one group's frustum area is dramatically different and investigate why.</w:t>
+              <w:t xml:space="preserve">Driving Question Board Finalisation (NGSS Practice 1 — Asking Questions; Science and Engineering Practice 8 — Obtaining, Evaluating, and Communicating Information): Revisiting every DQB card makes the trajectory of learning visible and gives learners a metacognitive 'map' of their conceptual growth across the unit. The traffic-light voting ritual is quick, inclusive, and surfaces remaining gaps before the unit closes.</w:t>
             </w:r>
           </w:p>
         </w:tc>
@@ -23915,7 +25332,7 @@
                 <w:sz w:val="18"/>
                 <w:szCs w:val="18"/>
               </w:rPr>
-              <w:t xml:space="preserve">Circulate and check: (i) Are learners correctly identifying which formula applies to which bucket? (ii) Are they substituting dimensions accurately (common error: using diameter instead of radius)? (iii) Is the frustum formula including both π(R+r)l AND the base πr²? Mark a ✓, △, or ? on each group's sheet as you pass. Observable indicator of mastery: group correctly computes frustum lateral area ≈ π(14+8)(24.1) ≈ 1667 cm², base ≈ π(8²) ≈ 201 cm², total ≈ 1868 cm²; cylinder total ≈ 2π(10.6)(28.4) + π(10.6²) ≈ 1890 + 353 ≈ 2243 cm²; cone total ≈ π(13.4)(29.3) + π(13.4²) ≈ 1232 + 564 ≈ 1796 cm². [Note: under these specific equal-volume constraints the open cylinder uses the most metal — this is the productive surprise that enriches the lesson.]</w:t>
+              <w:t xml:space="preserve">Observe which question cards are marked AMBER or RED — these signal persistent conceptual gaps or productive extensions for motivated learners. If more than 30% of cards about frustum surface area are AMBER, note this for revision before the end-of-strand assessment. Observable indicator of unit-level mastery: learner can spontaneously answer the driving question in two coherent sentences without prompting.</w:t>
             </w:r>
           </w:p>
         </w:tc>
@@ -23924,32 +25341,32 @@
         <w:tc>
           <w:tcPr>
             <w:tcW w:type="dxa" w:w="1520"/>
-            <w:shd w:fill="E2EFDA" w:color="auto" w:val="clear"/>
-            <w:tcMar>
-              <w:top w:type="dxa" w:w="60"/>
-              <w:left w:type="dxa" w:w="120"/>
-              <w:bottom w:type="dxa" w:w="60"/>
-              <w:right w:type="dxa" w:w="120"/>
-            </w:tcMar>
-            <w:vAlign w:val="top"/>
-          </w:tcPr>
-          <w:p>
-            <w:pPr>
-              <w:spacing w:after="40" w:before="0"/>
-              <w:jc w:val="left"/>
-            </w:pPr>
-            <w:r>
-              <w:rPr>
-                <w:rFonts w:ascii="Arial" w:cs="Arial" w:eastAsia="Arial" w:hAnsi="Arial"/>
-                <w:b/>
-                <w:bCs/>
-                <w:i w:val="false"/>
-                <w:iCs w:val="false"/>
-                <w:color w:val="000000"/>
-                <w:sz w:val="18"/>
-                <w:szCs w:val="18"/>
-              </w:rPr>
-              <w:t xml:space="preserve">Explain Phase</w:t>
+            <w:shd w:fill="D5E8F0" w:color="auto" w:val="clear"/>
+            <w:tcMar>
+              <w:top w:type="dxa" w:w="60"/>
+              <w:left w:type="dxa" w:w="120"/>
+              <w:bottom w:type="dxa" w:w="60"/>
+              <w:right w:type="dxa" w:w="120"/>
+            </w:tcMar>
+            <w:vAlign w:val="top"/>
+          </w:tcPr>
+          <w:p>
+            <w:pPr>
+              <w:spacing w:after="40" w:before="0"/>
+              <w:jc w:val="left"/>
+            </w:pPr>
+            <w:r>
+              <w:rPr>
+                <w:rFonts w:ascii="Arial" w:cs="Arial" w:eastAsia="Arial" w:hAnsi="Arial"/>
+                <w:b/>
+                <w:bCs/>
+                <w:i w:val="false"/>
+                <w:iCs w:val="false"/>
+                <w:color w:val="000000"/>
+                <w:sz w:val="18"/>
+                <w:szCs w:val="18"/>
+              </w:rPr>
+              <w:t xml:space="preserve">Model Building Phase</w:t>
             </w:r>
           </w:p>
           <w:p>
@@ -23972,7 +25389,7 @@
             <w:pPr>
               <w:spacing w:after="20" w:before="0"/>
             </w:pPr>
-            <w:hyperlink w:history="1" r:id="rIdnqnxgp4_xafjushzkqnjm">
+            <w:hyperlink w:history="1" r:id="rIdhbgxg3t7oovvmbhqi4rdm">
               <w:r>
                 <w:rPr>
                   <w:rFonts w:ascii="Arial" w:cs="Arial" w:eastAsia="Arial" w:hAnsi="Arial"/>
@@ -23981,9 +25398,25 @@
                   <w:szCs w:val="16"/>
                   <w:u w:val="single" w:color="2E75B6"/>
                 </w:rPr>
-                <w:t xml:space="preserve">Volumes of cones intuition</w:t>
+                <w:t xml:space="preserve">Volume of a sphere</w:t>
               </w:r>
             </w:hyperlink>
+          </w:p>
+          <w:p>
+            <w:pPr>
+              <w:spacing w:after="20" w:before="0"/>
+            </w:pPr>
+            <w:r>
+              <w:rPr>
+                <w:rFonts w:ascii="Arial" w:cs="Arial" w:eastAsia="Arial" w:hAnsi="Arial"/>
+                <w:i/>
+                <w:iCs/>
+                <w:color w:val="595959"/>
+                <w:sz w:val="16"/>
+                <w:szCs w:val="16"/>
+              </w:rPr>
+              <w:t xml:space="preserve">Related topic: not an exact match for this lesson.</w:t>
+            </w:r>
           </w:p>
           <w:p>
             <w:pPr>
@@ -24005,7 +25438,7 @@
               <w:spacing w:after="10" w:before="0"/>
               <w:ind w:left="120"/>
             </w:pPr>
-            <w:hyperlink w:history="1" r:id="rId67pucdicbmzb6zif7rlun">
+            <w:hyperlink w:history="1" r:id="rIdpblgplcdcukoedtgcdwa1">
               <w:r>
                 <w:rPr>
                   <w:rFonts w:ascii="Arial" w:cs="Arial" w:eastAsia="Arial" w:hAnsi="Arial"/>
@@ -24050,7 +25483,7 @@
             <w:pPr>
               <w:spacing w:after="20" w:before="0"/>
             </w:pPr>
-            <w:hyperlink w:history="1" r:id="rIdczz-inlhmt50xikynyms-">
+            <w:hyperlink w:history="1" r:id="rIdoegj6tjpy_fspdhs6ph2o">
               <w:r>
                 <w:rPr>
                   <w:rFonts w:ascii="Arial" w:cs="Arial" w:eastAsia="Arial" w:hAnsi="Arial"/>
@@ -24065,6 +25498,22 @@
           </w:p>
           <w:p>
             <w:pPr>
+              <w:spacing w:after="20" w:before="0"/>
+            </w:pPr>
+            <w:r>
+              <w:rPr>
+                <w:rFonts w:ascii="Arial" w:cs="Arial" w:eastAsia="Arial" w:hAnsi="Arial"/>
+                <w:i/>
+                <w:iCs/>
+                <w:color w:val="595959"/>
+                <w:sz w:val="16"/>
+                <w:szCs w:val="16"/>
+              </w:rPr>
+              <w:t xml:space="preserve">Related topic: not an exact match for this lesson.</w:t>
+            </w:r>
+          </w:p>
+          <w:p>
+            <w:pPr>
               <w:spacing w:after="10" w:before="0"/>
               <w:ind w:left="120"/>
             </w:pPr>
@@ -24083,619 +25532,7 @@
               <w:spacing w:after="10" w:before="0"/>
               <w:ind w:left="120"/>
             </w:pPr>
-            <w:hyperlink w:history="1" r:id="rIdwzy-j84sd9tqjomwwe0ch">
-              <w:r>
-                <w:rPr>
-                  <w:rFonts w:ascii="Arial" w:cs="Arial" w:eastAsia="Arial" w:hAnsi="Arial"/>
-                  <w:color w:val="595959"/>
-                  <w:sz w:val="14"/>
-                  <w:szCs w:val="14"/>
-                  <w:u w:val="single" w:color="595959"/>
-                </w:rPr>
-                <w:t xml:space="preserve">🔍 Search ARES for similar readings</w:t>
-              </w:r>
-            </w:hyperlink>
-          </w:p>
-        </w:tc>
-        <w:tc>
-          <w:tcPr>
-            <w:tcW w:type="dxa" w:w="3040"/>
-            <w:shd w:fill="FFFFFF" w:color="auto" w:val="clear"/>
-            <w:tcMar>
-              <w:top w:type="dxa" w:w="60"/>
-              <w:left w:type="dxa" w:w="120"/>
-              <w:bottom w:type="dxa" w:w="60"/>
-              <w:right w:type="dxa" w:w="120"/>
-            </w:tcMar>
-            <w:vAlign w:val="top"/>
-          </w:tcPr>
-          <w:p>
-            <w:pPr>
-              <w:spacing w:after="40" w:before="0"/>
-              <w:jc w:val="left"/>
-            </w:pPr>
-            <w:r>
-              <w:rPr>
-                <w:rFonts w:ascii="Arial" w:cs="Arial" w:eastAsia="Arial" w:hAnsi="Arial"/>
-                <w:b w:val="false"/>
-                <w:bCs w:val="false"/>
-                <w:i w:val="false"/>
-                <w:iCs w:val="false"/>
-                <w:color w:val="000000"/>
-                <w:sz w:val="18"/>
-                <w:szCs w:val="18"/>
-              </w:rPr>
-              <w:t xml:space="preserve">Each group nominates a spokesperson to present their sugar-paper findings in a 3-minute 'evidence presentation' to the class. Presenters must: (a) state their calculated surface areas for all three buckets, (b) identify which bucket uses the most metal, and (c) use one sentence to agree or disagree with the shopkeeper, citing their numbers as evidence. After all groups present, the class participates in a structured 'Evidence Court' discussion: the teacher poses the verdict question and learners vote with hands, then the teacher facilitates resolution. Learners then individually write a 'Final Explanation' paragraph in their exercise books: 'Based on our calculations, the bucket that uses the most metal is ___ because ___. The shopkeeper's claim is [correct/incorrect/partially correct] because ___. This shows that equal volume does NOT mean equal surface area because ___.'</w:t>
-            </w:r>
-          </w:p>
-        </w:tc>
-        <w:tc>
-          <w:tcPr>
-            <w:tcW w:type="dxa" w:w="3040"/>
-            <w:shd w:fill="F2F2F2" w:color="auto" w:val="clear"/>
-            <w:tcMar>
-              <w:top w:type="dxa" w:w="60"/>
-              <w:left w:type="dxa" w:w="120"/>
-              <w:bottom w:type="dxa" w:w="60"/>
-              <w:right w:type="dxa" w:w="120"/>
-            </w:tcMar>
-            <w:vAlign w:val="top"/>
-          </w:tcPr>
-          <w:p>
-            <w:pPr>
-              <w:spacing w:after="40" w:before="0"/>
-              <w:jc w:val="left"/>
-            </w:pPr>
-            <w:r>
-              <w:rPr>
-                <w:rFonts w:ascii="Arial" w:cs="Arial" w:eastAsia="Arial" w:hAnsi="Arial"/>
-                <w:b w:val="false"/>
-                <w:bCs w:val="false"/>
-                <w:i w:val="false"/>
-                <w:iCs w:val="false"/>
-                <w:color w:val="000000"/>
-                <w:sz w:val="18"/>
-                <w:szCs w:val="18"/>
-              </w:rPr>
-              <w:t xml:space="preserve">Facilitate presentations using a visible 3-minute timer. After each group, ask the audience: 'Does this group's answer agree with yours? If not, where do the numbers differ?' Wait 10 seconds. After all groups present, conduct the Evidence Court: 'Hands up — who calculated that the frustum uses the most metal? Who found the cylinder? Who found the cone?' Tally on the board. Say: 'Let us adjudicate — the numbers are the judge, not opinion.' Walk the class through the correct calculation for each bucket on the board, narrating each step: 'For the open frustum, we need the curved surface plus the base — we do NOT include the top because it is open. So our formula is π(R+r)l + πr².' After reaching the verdict (under these dimensions, the open cylinder uses the most metal), say: 'So is the shopkeeper always wrong? Or does it depend on the specific dimensions?' Wait 15 seconds — this is a rich discussion point. Prompt: 'What if the frustum had a steeper taper? Would that change things?' After discussion, give 5 minutes for individual Final Explanation writing. Cold-call 3 learners to read their paragraphs aloud — prioritise learners who held the minority view in the prediction phase.</w:t>
-            </w:r>
-          </w:p>
-        </w:tc>
-        <w:tc>
-          <w:tcPr>
-            <w:tcW w:type="dxa" w:w="3040"/>
-            <w:shd w:fill="FFFFFF" w:color="auto" w:val="clear"/>
-            <w:tcMar>
-              <w:top w:type="dxa" w:w="60"/>
-              <w:left w:type="dxa" w:w="120"/>
-              <w:bottom w:type="dxa" w:w="60"/>
-              <w:right w:type="dxa" w:w="120"/>
-            </w:tcMar>
-            <w:vAlign w:val="top"/>
-          </w:tcPr>
-          <w:p>
-            <w:pPr>
-              <w:spacing w:after="40" w:before="0"/>
-              <w:jc w:val="left"/>
-            </w:pPr>
-            <w:r>
-              <w:rPr>
-                <w:rFonts w:ascii="Arial" w:cs="Arial" w:eastAsia="Arial" w:hAnsi="Arial"/>
-                <w:b w:val="false"/>
-                <w:bCs w:val="false"/>
-                <w:i w:val="false"/>
-                <w:iCs w:val="false"/>
-                <w:color w:val="000000"/>
-                <w:sz w:val="18"/>
-                <w:szCs w:val="18"/>
-              </w:rPr>
-              <w:t xml:space="preserve">Evidence Court Discussion followed by Individual Written Explanation (NGSS Practice 7 — Engaging in Argument from Evidence; NGSS Practice 6 — Constructing Explanations): The public presentation ritual forces learners to articulate mathematical reasoning for an audience, strengthening both communication and conceptual clarity. The individual writing step ensures every learner personally constructs the explanation rather than free-riding on group work. Connecting back to the shopkeeper's claim on Kirinyaga Road grounds the abstraction in a memorable Kenyan commercial context.</w:t>
-            </w:r>
-          </w:p>
-        </w:tc>
-        <w:tc>
-          <w:tcPr>
-            <w:tcW w:type="dxa" w:w="3040"/>
-            <w:shd w:fill="F2F2F2" w:color="auto" w:val="clear"/>
-            <w:tcMar>
-              <w:top w:type="dxa" w:w="60"/>
-              <w:left w:type="dxa" w:w="120"/>
-              <w:bottom w:type="dxa" w:w="60"/>
-              <w:right w:type="dxa" w:w="120"/>
-            </w:tcMar>
-            <w:vAlign w:val="top"/>
-          </w:tcPr>
-          <w:p>
-            <w:pPr>
-              <w:spacing w:after="40" w:before="0"/>
-              <w:jc w:val="left"/>
-            </w:pPr>
-            <w:r>
-              <w:rPr>
-                <w:rFonts w:ascii="Arial" w:cs="Arial" w:eastAsia="Arial" w:hAnsi="Arial"/>
-                <w:b w:val="false"/>
-                <w:bCs w:val="false"/>
-                <w:i w:val="false"/>
-                <w:iCs w:val="false"/>
-                <w:color w:val="000000"/>
-                <w:sz w:val="18"/>
-                <w:szCs w:val="18"/>
-              </w:rPr>
-              <w:t xml:space="preserve">Collect and scan the Final Explanation paragraphs. Look for three quality indicators: (1) correct identification of the highest-surface-area bucket with numerical support; (2) explicit statement that equal volume ≠ equal surface area; (3) a geometric reason (e.g., 'the cylinder's tall straight sides create more lateral area than the cone's slanted surface converging to a point'). Learners missing indicator (2) need targeted follow-up. Learners missing indicator (3) are ready for extension: 'Can you find a frustum dimension set where the frustum really does use the most metal?'</w:t>
-            </w:r>
-          </w:p>
-        </w:tc>
-      </w:tr>
-      <w:tr>
-        <w:tc>
-          <w:tcPr>
-            <w:tcW w:type="dxa" w:w="1520"/>
-            <w:shd w:fill="FCE4D6" w:color="auto" w:val="clear"/>
-            <w:tcMar>
-              <w:top w:type="dxa" w:w="60"/>
-              <w:left w:type="dxa" w:w="120"/>
-              <w:bottom w:type="dxa" w:w="60"/>
-              <w:right w:type="dxa" w:w="120"/>
-            </w:tcMar>
-            <w:vAlign w:val="top"/>
-          </w:tcPr>
-          <w:p>
-            <w:pPr>
-              <w:spacing w:after="40" w:before="0"/>
-              <w:jc w:val="left"/>
-            </w:pPr>
-            <w:r>
-              <w:rPr>
-                <w:rFonts w:ascii="Arial" w:cs="Arial" w:eastAsia="Arial" w:hAnsi="Arial"/>
-                <w:b/>
-                <w:bCs/>
-                <w:i w:val="false"/>
-                <w:iCs w:val="false"/>
-                <w:color w:val="000000"/>
-                <w:sz w:val="18"/>
-                <w:szCs w:val="18"/>
-              </w:rPr>
-              <w:t xml:space="preserve">Driving Question Board (DQB) Creation</w:t>
-            </w:r>
-          </w:p>
-          <w:p>
-            <w:pPr>
-              <w:spacing w:after="20" w:before="0"/>
-            </w:pPr>
-            <w:r>
-              <w:rPr>
-                <w:rFonts w:ascii="Arial" w:cs="Arial" w:eastAsia="Arial" w:hAnsi="Arial"/>
-                <w:b/>
-                <w:bCs/>
-                <w:color w:val="1F3864"/>
-                <w:sz w:val="16"/>
-                <w:szCs w:val="16"/>
-              </w:rPr>
-              <w:t xml:space="preserve">📹 VIDEO:</w:t>
-            </w:r>
-          </w:p>
-          <w:p>
-            <w:pPr>
-              <w:spacing w:after="20" w:before="0"/>
-            </w:pPr>
-            <w:hyperlink w:history="1" r:id="rIdmr7myhqfdkhz2_avq3220">
-              <w:r>
-                <w:rPr>
-                  <w:rFonts w:ascii="Arial" w:cs="Arial" w:eastAsia="Arial" w:hAnsi="Arial"/>
-                  <w:color w:val="2E75B6"/>
-                  <w:sz w:val="16"/>
-                  <w:szCs w:val="16"/>
-                  <w:u w:val="single" w:color="2E75B6"/>
-                </w:rPr>
-                <w:t xml:space="preserve">Volumes of cones intuition</w:t>
-              </w:r>
-            </w:hyperlink>
-          </w:p>
-          <w:p>
-            <w:pPr>
-              <w:spacing w:after="10" w:before="0"/>
-              <w:ind w:left="120"/>
-            </w:pPr>
-            <w:r>
-              <w:rPr>
-                <w:rFonts w:ascii="Arial" w:cs="Arial" w:eastAsia="Arial" w:hAnsi="Arial"/>
-                <w:color w:val="595959"/>
-                <w:sz w:val="14"/>
-                <w:szCs w:val="14"/>
-              </w:rPr>
-              <w:t xml:space="preserve">Source: Khan Academy (English - US curriculum)</w:t>
-            </w:r>
-          </w:p>
-          <w:p>
-            <w:pPr>
-              <w:spacing w:after="10" w:before="0"/>
-              <w:ind w:left="120"/>
-            </w:pPr>
-            <w:hyperlink w:history="1" r:id="rIdnc4s1jcm1cixkzrk4evql">
-              <w:r>
-                <w:rPr>
-                  <w:rFonts w:ascii="Arial" w:cs="Arial" w:eastAsia="Arial" w:hAnsi="Arial"/>
-                  <w:color w:val="595959"/>
-                  <w:sz w:val="14"/>
-                  <w:szCs w:val="14"/>
-                  <w:u w:val="single" w:color="595959"/>
-                </w:rPr>
-                <w:t xml:space="preserve">🔍 Search ARES for similar videos</w:t>
-              </w:r>
-            </w:hyperlink>
-          </w:p>
-          <w:p>
-            <w:pPr>
-              <w:spacing w:after="40" w:before="0"/>
-            </w:pPr>
-            <w:r>
-              <w:rPr>
-                <w:sz w:val="14"/>
-                <w:szCs w:val="14"/>
-              </w:rPr>
-              <w:t xml:space="preserve"/>
-            </w:r>
-          </w:p>
-          <w:p>
-            <w:pPr>
-              <w:spacing w:after="20" w:before="0"/>
-            </w:pPr>
-            <w:r>
-              <w:rPr>
-                <w:rFonts w:ascii="Arial" w:cs="Arial" w:eastAsia="Arial" w:hAnsi="Arial"/>
-                <w:b/>
-                <w:bCs/>
-                <w:color w:val="1F3864"/>
-                <w:sz w:val="16"/>
-                <w:szCs w:val="16"/>
-              </w:rPr>
-              <w:t xml:space="preserve">📖 EXERCISE:</w:t>
-            </w:r>
-          </w:p>
-          <w:p>
-            <w:pPr>
-              <w:spacing w:after="20" w:before="0"/>
-            </w:pPr>
-            <w:hyperlink w:history="1" r:id="rIdajwjynh7u34mionujskwp">
-              <w:r>
-                <w:rPr>
-                  <w:rFonts w:ascii="Arial" w:cs="Arial" w:eastAsia="Arial" w:hAnsi="Arial"/>
-                  <w:color w:val="2E75B6"/>
-                  <w:sz w:val="16"/>
-                  <w:szCs w:val="16"/>
-                  <w:u w:val="single" w:color="2E75B6"/>
-                </w:rPr>
-                <w:t xml:space="preserve">Volume of cylinders, spheres, and cones word problems</w:t>
-              </w:r>
-            </w:hyperlink>
-          </w:p>
-          <w:p>
-            <w:pPr>
-              <w:spacing w:after="10" w:before="0"/>
-              <w:ind w:left="120"/>
-            </w:pPr>
-            <w:r>
-              <w:rPr>
-                <w:rFonts w:ascii="Arial" w:cs="Arial" w:eastAsia="Arial" w:hAnsi="Arial"/>
-                <w:color w:val="595959"/>
-                <w:sz w:val="14"/>
-                <w:szCs w:val="14"/>
-              </w:rPr>
-              <w:t xml:space="preserve">Source: Khan Academy (English - US curriculum)</w:t>
-            </w:r>
-          </w:p>
-          <w:p>
-            <w:pPr>
-              <w:spacing w:after="10" w:before="0"/>
-              <w:ind w:left="120"/>
-            </w:pPr>
-            <w:hyperlink w:history="1" r:id="rIdeswibv9x_taslpokbuuiu">
-              <w:r>
-                <w:rPr>
-                  <w:rFonts w:ascii="Arial" w:cs="Arial" w:eastAsia="Arial" w:hAnsi="Arial"/>
-                  <w:color w:val="595959"/>
-                  <w:sz w:val="14"/>
-                  <w:szCs w:val="14"/>
-                  <w:u w:val="single" w:color="595959"/>
-                </w:rPr>
-                <w:t xml:space="preserve">🔍 Search ARES for similar readings</w:t>
-              </w:r>
-            </w:hyperlink>
-          </w:p>
-        </w:tc>
-        <w:tc>
-          <w:tcPr>
-            <w:tcW w:type="dxa" w:w="3040"/>
-            <w:shd w:fill="FFFFFF" w:color="auto" w:val="clear"/>
-            <w:tcMar>
-              <w:top w:type="dxa" w:w="60"/>
-              <w:left w:type="dxa" w:w="120"/>
-              <w:bottom w:type="dxa" w:w="60"/>
-              <w:right w:type="dxa" w:w="120"/>
-            </w:tcMar>
-            <w:vAlign w:val="top"/>
-          </w:tcPr>
-          <w:p>
-            <w:pPr>
-              <w:spacing w:after="40" w:before="0"/>
-              <w:jc w:val="left"/>
-            </w:pPr>
-            <w:r>
-              <w:rPr>
-                <w:rFonts w:ascii="Arial" w:cs="Arial" w:eastAsia="Arial" w:hAnsi="Arial"/>
-                <w:b w:val="false"/>
-                <w:bCs w:val="false"/>
-                <w:i w:val="false"/>
-                <w:iCs w:val="false"/>
-                <w:color w:val="000000"/>
-                <w:sz w:val="18"/>
-                <w:szCs w:val="18"/>
-              </w:rPr>
-              <w:t xml:space="preserve">The class gathers around the DQB that has been built across Lessons 1–7. Each question card is read aloud by a volunteer. The class votes: GREEN (fully answered with evidence), AMBER (partially answered — we know more but questions remain), or RED (new question opened up by our learning). Learners use sticky dots (green, amber, red) to mark each card. For every GREEN card, a nominated learner writes a one-sentence 'Answer Summary' on a new card and pins it beside the question. For AMBER or RED cards, learners discuss briefly what further investigation would be needed. The driving question itself — 'How do we calculate exactly how much material is needed to cover or construct any solid shape — and why does the shape of a container matter even when the volume stays the same?' — is read aloud as the final DQB action, and learners write a collective two-sentence answer on a large card that is pinned at the centre of the board.</w:t>
-            </w:r>
-          </w:p>
-        </w:tc>
-        <w:tc>
-          <w:tcPr>
-            <w:tcW w:type="dxa" w:w="3040"/>
-            <w:shd w:fill="F2F2F2" w:color="auto" w:val="clear"/>
-            <w:tcMar>
-              <w:top w:type="dxa" w:w="60"/>
-              <w:left w:type="dxa" w:w="120"/>
-              <w:bottom w:type="dxa" w:w="60"/>
-              <w:right w:type="dxa" w:w="120"/>
-            </w:tcMar>
-            <w:vAlign w:val="top"/>
-          </w:tcPr>
-          <w:p>
-            <w:pPr>
-              <w:spacing w:after="40" w:before="0"/>
-              <w:jc w:val="left"/>
-            </w:pPr>
-            <w:r>
-              <w:rPr>
-                <w:rFonts w:ascii="Arial" w:cs="Arial" w:eastAsia="Arial" w:hAnsi="Arial"/>
-                <w:b w:val="false"/>
-                <w:bCs w:val="false"/>
-                <w:i w:val="false"/>
-                <w:iCs w:val="false"/>
-                <w:color w:val="000000"/>
-                <w:sz w:val="18"/>
-                <w:szCs w:val="18"/>
-              </w:rPr>
-              <w:t xml:space="preserve">Lead the DQB session from the front. Read each question card clearly and slowly. Say: 'Give me a thumbs up for green, sideways for amber, down for red.' Wait 5 seconds after each card for learners to decide. For questions rated GREEN, say: 'Who can give us the one-sentence answer?' Cold-call using name sticks — wait 10 seconds. Write the summary on the card yourself (or have the learner do it) and pin it prominently. For AMBER cards, say: 'What would we need to learn or measure to fully answer this?' — wait 12 seconds, accept 2 responses. For the driving question card at the end, say: 'This is the question that started our entire journey in this unit. Turn to your partner and agree on two sentences that answer it. You have 90 seconds.' Cold-call two pairs to share, then synthesise a class answer on the board card. Express genuine affirmation: 'You walked into this unit not knowing how to calculate the surface area of a frustum. Look at what you can do now.'</w:t>
-            </w:r>
-          </w:p>
-        </w:tc>
-        <w:tc>
-          <w:tcPr>
-            <w:tcW w:type="dxa" w:w="3040"/>
-            <w:shd w:fill="FFFFFF" w:color="auto" w:val="clear"/>
-            <w:tcMar>
-              <w:top w:type="dxa" w:w="60"/>
-              <w:left w:type="dxa" w:w="120"/>
-              <w:bottom w:type="dxa" w:w="60"/>
-              <w:right w:type="dxa" w:w="120"/>
-            </w:tcMar>
-            <w:vAlign w:val="top"/>
-          </w:tcPr>
-          <w:p>
-            <w:pPr>
-              <w:spacing w:after="40" w:before="0"/>
-              <w:jc w:val="left"/>
-            </w:pPr>
-            <w:r>
-              <w:rPr>
-                <w:rFonts w:ascii="Arial" w:cs="Arial" w:eastAsia="Arial" w:hAnsi="Arial"/>
-                <w:b w:val="false"/>
-                <w:bCs w:val="false"/>
-                <w:i w:val="false"/>
-                <w:iCs w:val="false"/>
-                <w:color w:val="000000"/>
-                <w:sz w:val="18"/>
-                <w:szCs w:val="18"/>
-              </w:rPr>
-              <w:t xml:space="preserve">Driving Question Board Finalisation (NGSS Practice 1 — Asking Questions; Science and Engineering Practice 8 — Obtaining, Evaluating, and Communicating Information): Revisiting every DQB card makes the trajectory of learning visible and gives learners a metacognitive 'map' of their conceptual growth across the unit. The traffic-light voting ritual is quick, inclusive, and surfaces remaining gaps before the unit closes.</w:t>
-            </w:r>
-          </w:p>
-        </w:tc>
-        <w:tc>
-          <w:tcPr>
-            <w:tcW w:type="dxa" w:w="3040"/>
-            <w:shd w:fill="F2F2F2" w:color="auto" w:val="clear"/>
-            <w:tcMar>
-              <w:top w:type="dxa" w:w="60"/>
-              <w:left w:type="dxa" w:w="120"/>
-              <w:bottom w:type="dxa" w:w="60"/>
-              <w:right w:type="dxa" w:w="120"/>
-            </w:tcMar>
-            <w:vAlign w:val="top"/>
-          </w:tcPr>
-          <w:p>
-            <w:pPr>
-              <w:spacing w:after="40" w:before="0"/>
-              <w:jc w:val="left"/>
-            </w:pPr>
-            <w:r>
-              <w:rPr>
-                <w:rFonts w:ascii="Arial" w:cs="Arial" w:eastAsia="Arial" w:hAnsi="Arial"/>
-                <w:b w:val="false"/>
-                <w:bCs w:val="false"/>
-                <w:i w:val="false"/>
-                <w:iCs w:val="false"/>
-                <w:color w:val="000000"/>
-                <w:sz w:val="18"/>
-                <w:szCs w:val="18"/>
-              </w:rPr>
-              <w:t xml:space="preserve">Observe which question cards are marked AMBER or RED — these signal persistent conceptual gaps or productive extensions for motivated learners. If more than 30% of cards about frustum surface area are AMBER, note this for revision before the end-of-strand assessment. Observable indicator of unit-level mastery: learner can spontaneously answer the driving question in two coherent sentences without prompting.</w:t>
-            </w:r>
-          </w:p>
-        </w:tc>
-      </w:tr>
-      <w:tr>
-        <w:tc>
-          <w:tcPr>
-            <w:tcW w:type="dxa" w:w="1520"/>
-            <w:shd w:fill="D5E8F0" w:color="auto" w:val="clear"/>
-            <w:tcMar>
-              <w:top w:type="dxa" w:w="60"/>
-              <w:left w:type="dxa" w:w="120"/>
-              <w:bottom w:type="dxa" w:w="60"/>
-              <w:right w:type="dxa" w:w="120"/>
-            </w:tcMar>
-            <w:vAlign w:val="top"/>
-          </w:tcPr>
-          <w:p>
-            <w:pPr>
-              <w:spacing w:after="40" w:before="0"/>
-              <w:jc w:val="left"/>
-            </w:pPr>
-            <w:r>
-              <w:rPr>
-                <w:rFonts w:ascii="Arial" w:cs="Arial" w:eastAsia="Arial" w:hAnsi="Arial"/>
-                <w:b/>
-                <w:bCs/>
-                <w:i w:val="false"/>
-                <w:iCs w:val="false"/>
-                <w:color w:val="000000"/>
-                <w:sz w:val="18"/>
-                <w:szCs w:val="18"/>
-              </w:rPr>
-              <w:t xml:space="preserve">Model Building Phase</w:t>
-            </w:r>
-          </w:p>
-          <w:p>
-            <w:pPr>
-              <w:spacing w:after="20" w:before="0"/>
-            </w:pPr>
-            <w:r>
-              <w:rPr>
-                <w:rFonts w:ascii="Arial" w:cs="Arial" w:eastAsia="Arial" w:hAnsi="Arial"/>
-                <w:b/>
-                <w:bCs/>
-                <w:color w:val="1F3864"/>
-                <w:sz w:val="16"/>
-                <w:szCs w:val="16"/>
-              </w:rPr>
-              <w:t xml:space="preserve">📹 VIDEO:</w:t>
-            </w:r>
-          </w:p>
-          <w:p>
-            <w:pPr>
-              <w:spacing w:after="20" w:before="0"/>
-            </w:pPr>
-            <w:hyperlink w:history="1" r:id="rIdhcjtmzcpeaq98kakdtjhn">
-              <w:r>
-                <w:rPr>
-                  <w:rFonts w:ascii="Arial" w:cs="Arial" w:eastAsia="Arial" w:hAnsi="Arial"/>
-                  <w:color w:val="2E75B6"/>
-                  <w:sz w:val="16"/>
-                  <w:szCs w:val="16"/>
-                  <w:u w:val="single" w:color="2E75B6"/>
-                </w:rPr>
-                <w:t xml:space="preserve">Volumes of cones intuition</w:t>
-              </w:r>
-            </w:hyperlink>
-          </w:p>
-          <w:p>
-            <w:pPr>
-              <w:spacing w:after="10" w:before="0"/>
-              <w:ind w:left="120"/>
-            </w:pPr>
-            <w:r>
-              <w:rPr>
-                <w:rFonts w:ascii="Arial" w:cs="Arial" w:eastAsia="Arial" w:hAnsi="Arial"/>
-                <w:color w:val="595959"/>
-                <w:sz w:val="14"/>
-                <w:szCs w:val="14"/>
-              </w:rPr>
-              <w:t xml:space="preserve">Source: Khan Academy (English - US curriculum)</w:t>
-            </w:r>
-          </w:p>
-          <w:p>
-            <w:pPr>
-              <w:spacing w:after="10" w:before="0"/>
-              <w:ind w:left="120"/>
-            </w:pPr>
-            <w:hyperlink w:history="1" r:id="rIdrjz6gctjwduciahyx9pkf">
-              <w:r>
-                <w:rPr>
-                  <w:rFonts w:ascii="Arial" w:cs="Arial" w:eastAsia="Arial" w:hAnsi="Arial"/>
-                  <w:color w:val="595959"/>
-                  <w:sz w:val="14"/>
-                  <w:szCs w:val="14"/>
-                  <w:u w:val="single" w:color="595959"/>
-                </w:rPr>
-                <w:t xml:space="preserve">🔍 Search ARES for similar videos</w:t>
-              </w:r>
-            </w:hyperlink>
-          </w:p>
-          <w:p>
-            <w:pPr>
-              <w:spacing w:after="40" w:before="0"/>
-            </w:pPr>
-            <w:r>
-              <w:rPr>
-                <w:sz w:val="14"/>
-                <w:szCs w:val="14"/>
-              </w:rPr>
-              <w:t xml:space="preserve"/>
-            </w:r>
-          </w:p>
-          <w:p>
-            <w:pPr>
-              <w:spacing w:after="20" w:before="0"/>
-            </w:pPr>
-            <w:r>
-              <w:rPr>
-                <w:rFonts w:ascii="Arial" w:cs="Arial" w:eastAsia="Arial" w:hAnsi="Arial"/>
-                <w:b/>
-                <w:bCs/>
-                <w:color w:val="1F3864"/>
-                <w:sz w:val="16"/>
-                <w:szCs w:val="16"/>
-              </w:rPr>
-              <w:t xml:space="preserve">📖 EXERCISE:</w:t>
-            </w:r>
-          </w:p>
-          <w:p>
-            <w:pPr>
-              <w:spacing w:after="20" w:before="0"/>
-            </w:pPr>
-            <w:hyperlink w:history="1" r:id="rId67myyftue3nxl9roax1b_">
-              <w:r>
-                <w:rPr>
-                  <w:rFonts w:ascii="Arial" w:cs="Arial" w:eastAsia="Arial" w:hAnsi="Arial"/>
-                  <w:color w:val="2E75B6"/>
-                  <w:sz w:val="16"/>
-                  <w:szCs w:val="16"/>
-                  <w:u w:val="single" w:color="2E75B6"/>
-                </w:rPr>
-                <w:t xml:space="preserve">Apply volume of solids</w:t>
-              </w:r>
-            </w:hyperlink>
-          </w:p>
-          <w:p>
-            <w:pPr>
-              <w:spacing w:after="10" w:before="0"/>
-              <w:ind w:left="120"/>
-            </w:pPr>
-            <w:r>
-              <w:rPr>
-                <w:rFonts w:ascii="Arial" w:cs="Arial" w:eastAsia="Arial" w:hAnsi="Arial"/>
-                <w:color w:val="595959"/>
-                <w:sz w:val="14"/>
-                <w:szCs w:val="14"/>
-              </w:rPr>
-              <w:t xml:space="preserve">Source: Khan Academy (English - US curriculum)</w:t>
-            </w:r>
-          </w:p>
-          <w:p>
-            <w:pPr>
-              <w:spacing w:after="10" w:before="0"/>
-              <w:ind w:left="120"/>
-            </w:pPr>
-            <w:hyperlink w:history="1" r:id="rId_-wubfndvjlf8mlybzpiy">
+            <w:hyperlink w:history="1" r:id="rIdnzfq57cib5bso5r-nx2ix">
               <w:r>
                 <w:rPr>
                   <w:rFonts w:ascii="Arial" w:cs="Arial" w:eastAsia="Arial" w:hAnsi="Arial"/>
@@ -24926,7 +25763,7 @@
                 <w:sz w:val="18"/>
                 <w:szCs w:val="18"/>
               </w:rPr>
-              <w:t xml:space="preserve">After the lesson, reflect on the following questions: (1) Did the Evidence Court in Phase 3 produce genuine surprise when learners found that the open cylinder — not the frustum — used the most metal under these specific equal-volume dimensions? If most groups had predicted the frustum and were surprised, the phenomenon successfully generated productive cognitive dissonance. If the result was accepted without curiosity, consider whether learners understood WHY — re-examine the Final Explanation paragraphs for depth of geometric reasoning. (2) Were the DQB GREEN cards answered with precision, or were the one-sentence summaries vague? Vague summaries suggest learners can execute calculations but cannot articulate conceptual understanding — plan a verbal explanation task for the revision lesson before the end-of-strand assessment. (3) Did learners select diverse Kenyan objects for the portfolio task, or did most gravitate to the same solid type? Lack of diversity may indicate a preference for the 'easiest' formula rather than genuine connection to real-life contexts. (4) How complete and accurate were the cumulative models? Missing formulae or absent connections to the phenomenon suggest the progressive model-building across the unit did not consolidate effectively — consider introducing a model-review checkpoint mid-unit in future iterations. (5) Were all learners able to contribute meaningfully to group presentations, or did one or two learners dominate? Adjust group composition or role assignments in future consolidation lessons to ensure equitable participation. Note any learners who still conflate volume and surface area at the end of this final lesson — these learners require individual follow-up before the Sub-Strand 2.7 (Volume and Capacity) assessment, as the confusion will compound.</w:t>
+              <w:t xml:space="preserve">After the lesson, reflect on the following questions: (1) Did the Evidence Court in Phase 3 produce genuine surprise when learners found that the open cone — not the frustum — used the most metal under these specific equal-volume dimensions? If most groups had predicted the frustum and were surprised, the phenomenon successfully generated productive cognitive dissonance. If the result was accepted without curiosity, consider whether learners understood WHY — re-examine the Final Explanation paragraphs for depth of geometric reasoning. (2) Were the DQB GREEN cards answered with precision, or were the one-sentence summaries vague? Vague summaries suggest learners can execute calculations but cannot articulate conceptual understanding — plan a verbal explanation task for the revision lesson before the end-of-strand assessment. (3) Did learners select diverse Kenyan objects for the portfolio task, or did most gravitate to the same solid type? Lack of diversity may indicate a preference for the 'easiest' formula rather than genuine connection to real-life contexts. (4) How complete and accurate were the cumulative models? Missing formulae or absent connections to the phenomenon suggest the progressive model-building across the unit did not consolidate effectively — consider introducing a model-review checkpoint mid-unit in future iterations. (5) Were all learners able to contribute meaningfully to group presentations, or did one or two learners dominate? Adjust group composition or role assignments in future consolidation lessons to ensure equitable participation. Note any learners who still conflate volume and surface area at the end of this final lesson — these learners require individual follow-up before the Sub-Strand 2.7 (Volume and Capacity) assessment, as the confusion will compound.</w:t>
             </w:r>
           </w:p>
         </w:tc>
@@ -25119,7 +25956,7 @@
                 <w:sz w:val="18"/>
                 <w:szCs w:val="18"/>
               </w:rPr>
-              <w:t xml:space="preserve">Equal volumes do NOT guarantee equal surface areas — the shape of a solid determines how much material is needed to construct it, independently of its capacity. The frustum's formula π(R+r)l + πr² accounts for two different circular radii and a slant height, making it more complex than the cone or cylinder formula. Under the specific equal-volume dimensions used in this lesson, the open cylinder required the greatest surface area of sheet metal. Each of the five solid types studied (cone, pyramid, sphere, hemisphere, frustum) has a unique surface area formula derived from its net.</w:t>
+              <w:t xml:space="preserve">Equal volumes do NOT guarantee equal surface areas — the shape of a solid determines how much material is needed to construct it, independently of its capacity. The frustum's formula π(R+r)l + πr² accounts for two different circular radii and a slant height, making it more complex than the cone or cylinder formula. Under the specific equal-volume dimensions used in this lesson, the open cone required the greatest surface area of sheet metal. Each of the five solid types studied (cone, pyramid, sphere, hemisphere, frustum) has a unique surface area formula derived from its net.</w:t>
             </w:r>
           </w:p>
         </w:tc>
@@ -25185,7 +26022,7 @@
                 <w:sz w:val="18"/>
                 <w:szCs w:val="18"/>
               </w:rPr>
-              <w:t xml:space="preserve">The shopkeeper's claim that the frustum uses the most metal is not universally correct — it depends on the specific dimensions chosen. For our 10-litre buckets, the open cylinder used more sheet metal than the frustum. The shape of a container matters for material cost because surface area and volume are related by different geometric formulae: changing the shape while keeping the volume fixed changes the surface area. This is why engineers and manufacturers choose specific solid shapes — to minimise material cost, maximise strength, or meet practical requirements like stackability. In Kenya, frustum-shaped buckets are common despite potentially higher material costs because their tapered shape makes them easier to stack and carry, demonstrating that mathematical optimisation in real life must balance multiple competing factors.</w:t>
+              <w:t xml:space="preserve">The shopkeeper's claim that the frustum uses the most metal is not universally correct — it depends on the specific dimensions chosen. For our 10-litre buckets, the open cone used more sheet metal than the frustum. The shape of a container matters for material cost because surface area and volume are related by different geometric formulae: changing the shape while keeping the volume fixed changes the surface area. This is why engineers and manufacturers choose specific solid shapes — to minimise material cost, maximise strength, or meet practical requirements like stackability. In Kenya, frustum-shaped buckets are common despite potentially higher material costs because their tapered shape makes them easier to stack and carry, demonstrating that mathematical optimisation in real life must balance multiple competing factors.</w:t>
             </w:r>
           </w:p>
         </w:tc>
@@ -25207,7 +26044,7 @@
         </w:rPr>
         <w:t xml:space="preserve">© 2026 SeaVuria and ARES. Aligned with KICD objectives. Developed by SeaVuria; technical implementation by ARES (with AI assistance from Claude). Licensed under </w:t>
       </w:r>
-      <w:hyperlink w:history="1" r:id="rIdfnde01iosudlfhjgcf3bm">
+      <w:hyperlink w:history="1" r:id="rIdfi6hui854buyolsmvyylp">
         <w:r>
           <w:rPr>
             <w:rFonts w:ascii="Arial" w:cs="Arial" w:eastAsia="Arial" w:hAnsi="Arial"/>
@@ -25228,7 +26065,7 @@
         </w:rPr>
         <w:t xml:space="preserve"> (</w:t>
       </w:r>
-      <w:hyperlink w:history="1" r:id="rIdbf3ubp_b1pawneicaimsm">
+      <w:hyperlink w:history="1" r:id="rIdrx7-t5qvuhja4ddc_vnlv">
         <w:r>
           <w:rPr>
             <w:rFonts w:ascii="Arial" w:cs="Arial" w:eastAsia="Arial" w:hAnsi="Arial"/>

--- a/data/outputs/v2/Essential_Mathematics/SS2.6_Surface_Area_of_Solids/Essential_Mathematics_Surface_Area_of_Solids_CBE_LessonSequence.docx
+++ b/data/outputs/v2/Essential_Mathematics/SS2.6_Surface_Area_of_Solids/Essential_Mathematics_Surface_Area_of_Solids_CBE_LessonSequence.docx
@@ -2066,7 +2066,7 @@
         </w:rPr>
         <w:t xml:space="preserve">© 2026 SeaVuria and ARES. This work is licensed under a </w:t>
       </w:r>
-      <w:hyperlink w:history="1" r:id="rIdc94onxfadfccmcje42a9g">
+      <w:hyperlink w:history="1" r:id="rIdjabrbxzojvfp9-esspq0u">
         <w:r>
           <w:rPr>
             <w:rFonts w:ascii="Arial" w:cs="Arial" w:eastAsia="Arial" w:hAnsi="Arial"/>
@@ -2086,7 +2086,7 @@
         </w:rPr>
         <w:t xml:space="preserve"> (</w:t>
       </w:r>
-      <w:hyperlink w:history="1" r:id="rIdtrbhb9d8cjbh_4xzpu-vp">
+      <w:hyperlink w:history="1" r:id="rId2ckeek2gtu_jdjhvtxhyr">
         <w:r>
           <w:rPr>
             <w:rFonts w:ascii="Arial" w:cs="Arial" w:eastAsia="Arial" w:hAnsi="Arial"/>
@@ -2106,7 +2106,7 @@
         </w:rPr>
         <w:t xml:space="preserve">). To view a copy of this license, visit </w:t>
       </w:r>
-      <w:hyperlink w:history="1" r:id="rIducxpownthiqsqnyxplgg0">
+      <w:hyperlink w:history="1" r:id="rIdqd-q9vsb_ciqieucdq4ld">
         <w:r>
           <w:rPr>
             <w:rFonts w:ascii="Arial" w:cs="Arial" w:eastAsia="Arial" w:hAnsi="Arial"/>
@@ -3135,7 +3135,7 @@
               <w:spacing w:after="10" w:before="0"/>
               <w:ind w:left="120"/>
             </w:pPr>
-            <w:hyperlink w:history="1" r:id="rId5pibyc0lkrtnfj7tkedwq">
+            <w:hyperlink w:history="1" r:id="rIddlq14l0w3wteyakwcg2md">
               <w:r>
                 <w:rPr>
                   <w:rFonts w:ascii="Arial" w:cs="Arial" w:eastAsia="Arial" w:hAnsi="Arial"/>
@@ -3195,7 +3195,7 @@
             <w:pPr>
               <w:spacing w:after="20" w:before="0"/>
             </w:pPr>
-            <w:hyperlink w:history="1" r:id="rIdbqnhminj2w5qzdyhu8ykz">
+            <w:hyperlink w:history="1" r:id="rIdkbcccvt-9ukq4rfcqb0ul">
               <w:r>
                 <w:rPr>
                   <w:rFonts w:ascii="Arial" w:cs="Arial" w:eastAsia="Arial" w:hAnsi="Arial"/>
@@ -3244,7 +3244,7 @@
               <w:spacing w:after="10" w:before="0"/>
               <w:ind w:left="120"/>
             </w:pPr>
-            <w:hyperlink w:history="1" r:id="rIdzkgnlby7d53vihf2z9b8y">
+            <w:hyperlink w:history="1" r:id="rId6bd_nathintczlqi8_uie">
               <w:r>
                 <w:rPr>
                   <w:rFonts w:ascii="Arial" w:cs="Arial" w:eastAsia="Arial" w:hAnsi="Arial"/>
@@ -3456,7 +3456,7 @@
               <w:spacing w:after="10" w:before="0"/>
               <w:ind w:left="120"/>
             </w:pPr>
-            <w:hyperlink w:history="1" r:id="rIdypb98e8yhn0fpy-xttowa">
+            <w:hyperlink w:history="1" r:id="rIdfbvf0-hyqekjzhgfvnhnu">
               <w:r>
                 <w:rPr>
                   <w:rFonts w:ascii="Arial" w:cs="Arial" w:eastAsia="Arial" w:hAnsi="Arial"/>
@@ -3516,7 +3516,7 @@
             <w:pPr>
               <w:spacing w:after="20" w:before="0"/>
             </w:pPr>
-            <w:hyperlink w:history="1" r:id="rId_rynkqmsp-wgomelkcebt">
+            <w:hyperlink w:history="1" r:id="rIdskeu6fivymiic3ngilw5l">
               <w:r>
                 <w:rPr>
                   <w:rFonts w:ascii="Arial" w:cs="Arial" w:eastAsia="Arial" w:hAnsi="Arial"/>
@@ -3565,7 +3565,7 @@
               <w:spacing w:after="10" w:before="0"/>
               <w:ind w:left="120"/>
             </w:pPr>
-            <w:hyperlink w:history="1" r:id="rIdmajwcikgq3x6fhdmablc7">
+            <w:hyperlink w:history="1" r:id="rIdfmdon-7fzfrzboyddhsp4">
               <w:r>
                 <w:rPr>
                   <w:rFonts w:ascii="Arial" w:cs="Arial" w:eastAsia="Arial" w:hAnsi="Arial"/>
@@ -3777,7 +3777,7 @@
               <w:spacing w:after="10" w:before="0"/>
               <w:ind w:left="120"/>
             </w:pPr>
-            <w:hyperlink w:history="1" r:id="rId3q4gli70xqpjsvj9-rrq_">
+            <w:hyperlink w:history="1" r:id="rIdhdumas-lvrfe45dpq_ca-">
               <w:r>
                 <w:rPr>
                   <w:rFonts w:ascii="Arial" w:cs="Arial" w:eastAsia="Arial" w:hAnsi="Arial"/>
@@ -3837,7 +3837,7 @@
             <w:pPr>
               <w:spacing w:after="20" w:before="0"/>
             </w:pPr>
-            <w:hyperlink w:history="1" r:id="rIdqhnxan05qmlhb2hwxynfx">
+            <w:hyperlink w:history="1" r:id="rIdo-1gaoeqr79u08yyckfiw">
               <w:r>
                 <w:rPr>
                   <w:rFonts w:ascii="Arial" w:cs="Arial" w:eastAsia="Arial" w:hAnsi="Arial"/>
@@ -3886,7 +3886,7 @@
               <w:spacing w:after="10" w:before="0"/>
               <w:ind w:left="120"/>
             </w:pPr>
-            <w:hyperlink w:history="1" r:id="rIdm827aerlxlgims1vcwxmm">
+            <w:hyperlink w:history="1" r:id="rIdb171nmjerjqnbugtpvu3i">
               <w:r>
                 <w:rPr>
                   <w:rFonts w:ascii="Arial" w:cs="Arial" w:eastAsia="Arial" w:hAnsi="Arial"/>
@@ -4098,7 +4098,7 @@
               <w:spacing w:after="10" w:before="0"/>
               <w:ind w:left="120"/>
             </w:pPr>
-            <w:hyperlink w:history="1" r:id="rIdqh17-ncoljsnu2n-hm9za">
+            <w:hyperlink w:history="1" r:id="rIdr8dyeat5yt7ym526spvgr">
               <w:r>
                 <w:rPr>
                   <w:rFonts w:ascii="Arial" w:cs="Arial" w:eastAsia="Arial" w:hAnsi="Arial"/>
@@ -4158,7 +4158,7 @@
             <w:pPr>
               <w:spacing w:after="20" w:before="0"/>
             </w:pPr>
-            <w:hyperlink w:history="1" r:id="rId9ui3wqgxfbkxe5tqncz6e">
+            <w:hyperlink w:history="1" r:id="rIdbwer99ctbwrfroze1q87f">
               <w:r>
                 <w:rPr>
                   <w:rFonts w:ascii="Arial" w:cs="Arial" w:eastAsia="Arial" w:hAnsi="Arial"/>
@@ -4207,7 +4207,7 @@
               <w:spacing w:after="10" w:before="0"/>
               <w:ind w:left="120"/>
             </w:pPr>
-            <w:hyperlink w:history="1" r:id="rId5xdkqn0ic22ytlcjmihck">
+            <w:hyperlink w:history="1" r:id="rIdbbd258wzfu3fqsam7xfpi">
               <w:r>
                 <w:rPr>
                   <w:rFonts w:ascii="Arial" w:cs="Arial" w:eastAsia="Arial" w:hAnsi="Arial"/>
@@ -4419,7 +4419,7 @@
               <w:spacing w:after="10" w:before="0"/>
               <w:ind w:left="120"/>
             </w:pPr>
-            <w:hyperlink w:history="1" r:id="rId2gnpveajgjiumr80-w5nj">
+            <w:hyperlink w:history="1" r:id="rIdstlzhfivwidbqg_ddo6dx">
               <w:r>
                 <w:rPr>
                   <w:rFonts w:ascii="Arial" w:cs="Arial" w:eastAsia="Arial" w:hAnsi="Arial"/>
@@ -4479,7 +4479,7 @@
             <w:pPr>
               <w:spacing w:after="20" w:before="0"/>
             </w:pPr>
-            <w:hyperlink w:history="1" r:id="rIddnag4rexvqnd-ix74o01r">
+            <w:hyperlink w:history="1" r:id="rId9ygo8yxu6caipvwedwyo6">
               <w:r>
                 <w:rPr>
                   <w:rFonts w:ascii="Arial" w:cs="Arial" w:eastAsia="Arial" w:hAnsi="Arial"/>
@@ -4528,7 +4528,7 @@
               <w:spacing w:after="10" w:before="0"/>
               <w:ind w:left="120"/>
             </w:pPr>
-            <w:hyperlink w:history="1" r:id="rIdrbpv_yhuisbnsjrx37rke">
+            <w:hyperlink w:history="1" r:id="rId5iuva1q6qluqlk15h8o9j">
               <w:r>
                 <w:rPr>
                   <w:rFonts w:ascii="Arial" w:cs="Arial" w:eastAsia="Arial" w:hAnsi="Arial"/>
@@ -5040,7 +5040,7 @@
         </w:rPr>
         <w:t xml:space="preserve">© 2026 SeaVuria and ARES. Aligned with KICD objectives. Developed by SeaVuria; technical implementation by ARES (with AI assistance from Claude). Licensed under </w:t>
       </w:r>
-      <w:hyperlink w:history="1" r:id="rIdx9grh_lyopcal_0-jybdq">
+      <w:hyperlink w:history="1" r:id="rIdzs6wdtl56fix9vvdwov-p">
         <w:r>
           <w:rPr>
             <w:rFonts w:ascii="Arial" w:cs="Arial" w:eastAsia="Arial" w:hAnsi="Arial"/>
@@ -5061,7 +5061,7 @@
         </w:rPr>
         <w:t xml:space="preserve"> (</w:t>
       </w:r>
-      <w:hyperlink w:history="1" r:id="rIdab_bgml4orbdp8x65u7xo">
+      <w:hyperlink w:history="1" r:id="rIdxqtjq0z82xnrdycvtuzqu">
         <w:r>
           <w:rPr>
             <w:rFonts w:ascii="Arial" w:cs="Arial" w:eastAsia="Arial" w:hAnsi="Arial"/>
@@ -6074,7 +6074,7 @@
             <w:pPr>
               <w:spacing w:after="20" w:before="0"/>
             </w:pPr>
-            <w:hyperlink w:history="1" r:id="rIdtuzippe8xp8lfy_lr6d3p">
+            <w:hyperlink w:history="1" r:id="rIdk54v9ouscjxqxhkhmchbv">
               <w:r>
                 <w:rPr>
                   <w:rFonts w:ascii="Arial" w:cs="Arial" w:eastAsia="Arial" w:hAnsi="Arial"/>
@@ -6107,7 +6107,7 @@
               <w:spacing w:after="10" w:before="0"/>
               <w:ind w:left="120"/>
             </w:pPr>
-            <w:hyperlink w:history="1" r:id="rIdusb11gmnuwskqg4hroh1k">
+            <w:hyperlink w:history="1" r:id="rIdtei3ajdnf-9yztsjdlhai">
               <w:r>
                 <w:rPr>
                   <w:rFonts w:ascii="Arial" w:cs="Arial" w:eastAsia="Arial" w:hAnsi="Arial"/>
@@ -6152,7 +6152,7 @@
             <w:pPr>
               <w:spacing w:after="20" w:before="0"/>
             </w:pPr>
-            <w:hyperlink w:history="1" r:id="rIdw13tkvn9kejz4qo_7v3rl">
+            <w:hyperlink w:history="1" r:id="rIdflzwkjddh2qpglvfbewm4">
               <w:r>
                 <w:rPr>
                   <w:rFonts w:ascii="Arial" w:cs="Arial" w:eastAsia="Arial" w:hAnsi="Arial"/>
@@ -6185,7 +6185,7 @@
               <w:spacing w:after="10" w:before="0"/>
               <w:ind w:left="120"/>
             </w:pPr>
-            <w:hyperlink w:history="1" r:id="rIdz_9za24zlsm8bebtmj2fg">
+            <w:hyperlink w:history="1" r:id="rIdcny780kskvadsb5afej_6">
               <w:r>
                 <w:rPr>
                   <w:rFonts w:ascii="Arial" w:cs="Arial" w:eastAsia="Arial" w:hAnsi="Arial"/>
@@ -6380,7 +6380,7 @@
             <w:pPr>
               <w:spacing w:after="20" w:before="0"/>
             </w:pPr>
-            <w:hyperlink w:history="1" r:id="rIdibeqewvkj-w4humrx_-ua">
+            <w:hyperlink w:history="1" r:id="rIdjz65iph4sttk0l63taz3a">
               <w:r>
                 <w:rPr>
                   <w:rFonts w:ascii="Arial" w:cs="Arial" w:eastAsia="Arial" w:hAnsi="Arial"/>
@@ -6413,7 +6413,7 @@
               <w:spacing w:after="10" w:before="0"/>
               <w:ind w:left="120"/>
             </w:pPr>
-            <w:hyperlink w:history="1" r:id="rIdl2vpdvgsdzfogxx0xekto">
+            <w:hyperlink w:history="1" r:id="rIdzdgvamsns6usjmbxa5sge">
               <w:r>
                 <w:rPr>
                   <w:rFonts w:ascii="Arial" w:cs="Arial" w:eastAsia="Arial" w:hAnsi="Arial"/>
@@ -6458,7 +6458,7 @@
             <w:pPr>
               <w:spacing w:after="20" w:before="0"/>
             </w:pPr>
-            <w:hyperlink w:history="1" r:id="rId2u7a_za9lyauf6mlbumyg">
+            <w:hyperlink w:history="1" r:id="rIdcstnk00fj8mpk-axacz1w">
               <w:r>
                 <w:rPr>
                   <w:rFonts w:ascii="Arial" w:cs="Arial" w:eastAsia="Arial" w:hAnsi="Arial"/>
@@ -6491,7 +6491,7 @@
               <w:spacing w:after="10" w:before="0"/>
               <w:ind w:left="120"/>
             </w:pPr>
-            <w:hyperlink w:history="1" r:id="rIdq9yphaxyg4xqly065m9xc">
+            <w:hyperlink w:history="1" r:id="rIdguyca7ohi2hv4c7rhoyem">
               <w:r>
                 <w:rPr>
                   <w:rFonts w:ascii="Arial" w:cs="Arial" w:eastAsia="Arial" w:hAnsi="Arial"/>
@@ -6686,7 +6686,7 @@
             <w:pPr>
               <w:spacing w:after="20" w:before="0"/>
             </w:pPr>
-            <w:hyperlink w:history="1" r:id="rIdlfxbosbh9eivou1euz30o">
+            <w:hyperlink w:history="1" r:id="rId0fnd6--exoek0y9zhaaul">
               <w:r>
                 <w:rPr>
                   <w:rFonts w:ascii="Arial" w:cs="Arial" w:eastAsia="Arial" w:hAnsi="Arial"/>
@@ -6735,7 +6735,7 @@
               <w:spacing w:after="10" w:before="0"/>
               <w:ind w:left="120"/>
             </w:pPr>
-            <w:hyperlink w:history="1" r:id="rIdk3kxzkhg_ymoeb72hpncz">
+            <w:hyperlink w:history="1" r:id="rIdodtq1udnxwvk_qxo2pdcf">
               <w:r>
                 <w:rPr>
                   <w:rFonts w:ascii="Arial" w:cs="Arial" w:eastAsia="Arial" w:hAnsi="Arial"/>
@@ -6780,7 +6780,7 @@
             <w:pPr>
               <w:spacing w:after="20" w:before="0"/>
             </w:pPr>
-            <w:hyperlink w:history="1" r:id="rId0ryo4xqr0izxkoyyrb1xh">
+            <w:hyperlink w:history="1" r:id="rId56b0lt2hrsrpceuklw56v">
               <w:r>
                 <w:rPr>
                   <w:rFonts w:ascii="Arial" w:cs="Arial" w:eastAsia="Arial" w:hAnsi="Arial"/>
@@ -6813,7 +6813,7 @@
               <w:spacing w:after="10" w:before="0"/>
               <w:ind w:left="120"/>
             </w:pPr>
-            <w:hyperlink w:history="1" r:id="rIdobpnzckgssr6amfdyudzl">
+            <w:hyperlink w:history="1" r:id="rIdt6kbd-nhjyhrdym81whqf">
               <w:r>
                 <w:rPr>
                   <w:rFonts w:ascii="Arial" w:cs="Arial" w:eastAsia="Arial" w:hAnsi="Arial"/>
@@ -7008,7 +7008,7 @@
             <w:pPr>
               <w:spacing w:after="20" w:before="0"/>
             </w:pPr>
-            <w:hyperlink w:history="1" r:id="rIdvah692y2eniglog1v6mf4">
+            <w:hyperlink w:history="1" r:id="rId7l94kqcd-9twjvdglpdig">
               <w:r>
                 <w:rPr>
                   <w:rFonts w:ascii="Arial" w:cs="Arial" w:eastAsia="Arial" w:hAnsi="Arial"/>
@@ -7057,7 +7057,7 @@
               <w:spacing w:after="10" w:before="0"/>
               <w:ind w:left="120"/>
             </w:pPr>
-            <w:hyperlink w:history="1" r:id="rId7liwwgs7n8a8p8ilo0uuo">
+            <w:hyperlink w:history="1" r:id="rIdwix_o_klzwdwyekb_zhls">
               <w:r>
                 <w:rPr>
                   <w:rFonts w:ascii="Arial" w:cs="Arial" w:eastAsia="Arial" w:hAnsi="Arial"/>
@@ -7102,7 +7102,7 @@
             <w:pPr>
               <w:spacing w:after="20" w:before="0"/>
             </w:pPr>
-            <w:hyperlink w:history="1" r:id="rIdgwpvjdbuj9mjmcpawgi_p">
+            <w:hyperlink w:history="1" r:id="rIdizvmmokklfxnnw4jnjyww">
               <w:r>
                 <w:rPr>
                   <w:rFonts w:ascii="Arial" w:cs="Arial" w:eastAsia="Arial" w:hAnsi="Arial"/>
@@ -7135,7 +7135,7 @@
               <w:spacing w:after="10" w:before="0"/>
               <w:ind w:left="120"/>
             </w:pPr>
-            <w:hyperlink w:history="1" r:id="rIdyyjyx20igu9obiv3hnxwj">
+            <w:hyperlink w:history="1" r:id="rIds4be9r6gqp0dxljckbnzv">
               <w:r>
                 <w:rPr>
                   <w:rFonts w:ascii="Arial" w:cs="Arial" w:eastAsia="Arial" w:hAnsi="Arial"/>
@@ -7330,7 +7330,7 @@
             <w:pPr>
               <w:spacing w:after="20" w:before="0"/>
             </w:pPr>
-            <w:hyperlink w:history="1" r:id="rIdvpmjge1mng7r02w6a11gf">
+            <w:hyperlink w:history="1" r:id="rIdaq_4d0xzox0g5f_uhlsik">
               <w:r>
                 <w:rPr>
                   <w:rFonts w:ascii="Arial" w:cs="Arial" w:eastAsia="Arial" w:hAnsi="Arial"/>
@@ -7379,7 +7379,7 @@
               <w:spacing w:after="10" w:before="0"/>
               <w:ind w:left="120"/>
             </w:pPr>
-            <w:hyperlink w:history="1" r:id="rIdibgopgjylpdt--n5tdc1y">
+            <w:hyperlink w:history="1" r:id="rIdblimuyuadf6qeozuce7fa">
               <w:r>
                 <w:rPr>
                   <w:rFonts w:ascii="Arial" w:cs="Arial" w:eastAsia="Arial" w:hAnsi="Arial"/>
@@ -7424,7 +7424,7 @@
             <w:pPr>
               <w:spacing w:after="20" w:before="0"/>
             </w:pPr>
-            <w:hyperlink w:history="1" r:id="rIdniarpqsg6jtmwpc2pl5au">
+            <w:hyperlink w:history="1" r:id="rIdveiptye3fi3vvfhwujswg">
               <w:r>
                 <w:rPr>
                   <w:rFonts w:ascii="Arial" w:cs="Arial" w:eastAsia="Arial" w:hAnsi="Arial"/>
@@ -7473,7 +7473,7 @@
               <w:spacing w:after="10" w:before="0"/>
               <w:ind w:left="120"/>
             </w:pPr>
-            <w:hyperlink w:history="1" r:id="rIdveadgsj0p2ywtasgvs8bq">
+            <w:hyperlink w:history="1" r:id="rId81urtumrbedylzkkl0o85">
               <w:r>
                 <w:rPr>
                   <w:rFonts w:ascii="Arial" w:cs="Arial" w:eastAsia="Arial" w:hAnsi="Arial"/>
@@ -8080,7 +8080,7 @@
         </w:rPr>
         <w:t xml:space="preserve">© 2026 SeaVuria and ARES. Aligned with KICD objectives. Developed by SeaVuria; technical implementation by ARES (with AI assistance from Claude). Licensed under </w:t>
       </w:r>
-      <w:hyperlink w:history="1" r:id="rIdkgxaypfkrsk2to3mt8igh">
+      <w:hyperlink w:history="1" r:id="rIdaryhjb2adckzrtuns1_qe">
         <w:r>
           <w:rPr>
             <w:rFonts w:ascii="Arial" w:cs="Arial" w:eastAsia="Arial" w:hAnsi="Arial"/>
@@ -8101,7 +8101,7 @@
         </w:rPr>
         <w:t xml:space="preserve"> (</w:t>
       </w:r>
-      <w:hyperlink w:history="1" r:id="rIdk7if0ijzfkwptmywoq5ti">
+      <w:hyperlink w:history="1" r:id="rIdzimoan-fccpys7zpka4cc">
         <w:r>
           <w:rPr>
             <w:rFonts w:ascii="Arial" w:cs="Arial" w:eastAsia="Arial" w:hAnsi="Arial"/>
@@ -9114,7 +9114,7 @@
             <w:pPr>
               <w:spacing w:after="20" w:before="0"/>
             </w:pPr>
-            <w:hyperlink w:history="1" r:id="rIdvh4fse-8dbnw0e4m_uj5v">
+            <w:hyperlink w:history="1" r:id="rIdtonetaxiqylcsmoqxy3uz">
               <w:r>
                 <w:rPr>
                   <w:rFonts w:ascii="Arial" w:cs="Arial" w:eastAsia="Arial" w:hAnsi="Arial"/>
@@ -9163,7 +9163,7 @@
               <w:spacing w:after="10" w:before="0"/>
               <w:ind w:left="120"/>
             </w:pPr>
-            <w:hyperlink w:history="1" r:id="rId9heatuayyewz_1_fok16e">
+            <w:hyperlink w:history="1" r:id="rIdsm2yfa5uavjpdiiqcfnbm">
               <w:r>
                 <w:rPr>
                   <w:rFonts w:ascii="Arial" w:cs="Arial" w:eastAsia="Arial" w:hAnsi="Arial"/>
@@ -9208,7 +9208,7 @@
             <w:pPr>
               <w:spacing w:after="20" w:before="0"/>
             </w:pPr>
-            <w:hyperlink w:history="1" r:id="rIdc53wqwflf6w2fqvqpkc_t">
+            <w:hyperlink w:history="1" r:id="rId9ll_ir1f5vjruxd72ag6v">
               <w:r>
                 <w:rPr>
                   <w:rFonts w:ascii="Arial" w:cs="Arial" w:eastAsia="Arial" w:hAnsi="Arial"/>
@@ -9241,7 +9241,7 @@
               <w:spacing w:after="10" w:before="0"/>
               <w:ind w:left="120"/>
             </w:pPr>
-            <w:hyperlink w:history="1" r:id="rIdxnwuhonlvxjzroctmeyll">
+            <w:hyperlink w:history="1" r:id="rIdtvxugikq4z9v0iuyltogf">
               <w:r>
                 <w:rPr>
                   <w:rFonts w:ascii="Arial" w:cs="Arial" w:eastAsia="Arial" w:hAnsi="Arial"/>
@@ -9436,7 +9436,7 @@
             <w:pPr>
               <w:spacing w:after="20" w:before="0"/>
             </w:pPr>
-            <w:hyperlink w:history="1" r:id="rIdj9poyxtbpwvngbxvjdkoh">
+            <w:hyperlink w:history="1" r:id="rIdwa6mbcba1schocnzd4hji">
               <w:r>
                 <w:rPr>
                   <w:rFonts w:ascii="Arial" w:cs="Arial" w:eastAsia="Arial" w:hAnsi="Arial"/>
@@ -9485,7 +9485,7 @@
               <w:spacing w:after="10" w:before="0"/>
               <w:ind w:left="120"/>
             </w:pPr>
-            <w:hyperlink w:history="1" r:id="rId7pyfriavcp1kfay0hvwbr">
+            <w:hyperlink w:history="1" r:id="rIdobm33q2j-_of1cuxz6i-c">
               <w:r>
                 <w:rPr>
                   <w:rFonts w:ascii="Arial" w:cs="Arial" w:eastAsia="Arial" w:hAnsi="Arial"/>
@@ -9530,7 +9530,7 @@
             <w:pPr>
               <w:spacing w:after="20" w:before="0"/>
             </w:pPr>
-            <w:hyperlink w:history="1" r:id="rId9qf_3o4rty97vrm4enyy2">
+            <w:hyperlink w:history="1" r:id="rIdl5p34xsg3pyee-d_lk-r-">
               <w:r>
                 <w:rPr>
                   <w:rFonts w:ascii="Arial" w:cs="Arial" w:eastAsia="Arial" w:hAnsi="Arial"/>
@@ -9563,7 +9563,7 @@
               <w:spacing w:after="10" w:before="0"/>
               <w:ind w:left="120"/>
             </w:pPr>
-            <w:hyperlink w:history="1" r:id="rIdohpemabbvyfhhpudmzueb">
+            <w:hyperlink w:history="1" r:id="rIdhiefimfcn66ydeshq2vi2">
               <w:r>
                 <w:rPr>
                   <w:rFonts w:ascii="Arial" w:cs="Arial" w:eastAsia="Arial" w:hAnsi="Arial"/>
@@ -9758,7 +9758,7 @@
             <w:pPr>
               <w:spacing w:after="20" w:before="0"/>
             </w:pPr>
-            <w:hyperlink w:history="1" r:id="rIdzgr_17qmx64zkxnm66czs">
+            <w:hyperlink w:history="1" r:id="rIdof5srgs9n37ck9vjg2b6l">
               <w:r>
                 <w:rPr>
                   <w:rFonts w:ascii="Arial" w:cs="Arial" w:eastAsia="Arial" w:hAnsi="Arial"/>
@@ -9807,7 +9807,7 @@
               <w:spacing w:after="10" w:before="0"/>
               <w:ind w:left="120"/>
             </w:pPr>
-            <w:hyperlink w:history="1" r:id="rIdmxruu_djzipmnt0m1iwzp">
+            <w:hyperlink w:history="1" r:id="rIdvjsww924xx1z1ultiyn4w">
               <w:r>
                 <w:rPr>
                   <w:rFonts w:ascii="Arial" w:cs="Arial" w:eastAsia="Arial" w:hAnsi="Arial"/>
@@ -9852,7 +9852,7 @@
             <w:pPr>
               <w:spacing w:after="20" w:before="0"/>
             </w:pPr>
-            <w:hyperlink w:history="1" r:id="rIdlt36y9ujaja4lkeafsko2">
+            <w:hyperlink w:history="1" r:id="rIdubqnxltldyvojbe7uiyx4">
               <w:r>
                 <w:rPr>
                   <w:rFonts w:ascii="Arial" w:cs="Arial" w:eastAsia="Arial" w:hAnsi="Arial"/>
@@ -9885,7 +9885,7 @@
               <w:spacing w:after="10" w:before="0"/>
               <w:ind w:left="120"/>
             </w:pPr>
-            <w:hyperlink w:history="1" r:id="rIdjbs6mxfu32d09ccokayaw">
+            <w:hyperlink w:history="1" r:id="rId7c0wdncp0h8nqfph3mpis">
               <w:r>
                 <w:rPr>
                   <w:rFonts w:ascii="Arial" w:cs="Arial" w:eastAsia="Arial" w:hAnsi="Arial"/>
@@ -10080,7 +10080,7 @@
             <w:pPr>
               <w:spacing w:after="20" w:before="0"/>
             </w:pPr>
-            <w:hyperlink w:history="1" r:id="rIdaxks0_pssztrhao8avmyj">
+            <w:hyperlink w:history="1" r:id="rIdjicn97o8lp76erus4_zxd">
               <w:r>
                 <w:rPr>
                   <w:rFonts w:ascii="Arial" w:cs="Arial" w:eastAsia="Arial" w:hAnsi="Arial"/>
@@ -10129,7 +10129,7 @@
               <w:spacing w:after="10" w:before="0"/>
               <w:ind w:left="120"/>
             </w:pPr>
-            <w:hyperlink w:history="1" r:id="rId4zvz_3ctqw5uji2-dcpb5">
+            <w:hyperlink w:history="1" r:id="rIdxwqo_5el4abxr_oskxgv2">
               <w:r>
                 <w:rPr>
                   <w:rFonts w:ascii="Arial" w:cs="Arial" w:eastAsia="Arial" w:hAnsi="Arial"/>
@@ -10174,7 +10174,7 @@
             <w:pPr>
               <w:spacing w:after="20" w:before="0"/>
             </w:pPr>
-            <w:hyperlink w:history="1" r:id="rId5dhqk-riadkptdm48iims">
+            <w:hyperlink w:history="1" r:id="rIdcufayhpkvamxet3yjym3d">
               <w:r>
                 <w:rPr>
                   <w:rFonts w:ascii="Arial" w:cs="Arial" w:eastAsia="Arial" w:hAnsi="Arial"/>
@@ -10207,7 +10207,7 @@
               <w:spacing w:after="10" w:before="0"/>
               <w:ind w:left="120"/>
             </w:pPr>
-            <w:hyperlink w:history="1" r:id="rIdxnmuolm7gkn1zn4ydybzr">
+            <w:hyperlink w:history="1" r:id="rIdhr6s0cvooyxj40gz6gm9j">
               <w:r>
                 <w:rPr>
                   <w:rFonts w:ascii="Arial" w:cs="Arial" w:eastAsia="Arial" w:hAnsi="Arial"/>
@@ -10402,7 +10402,7 @@
             <w:pPr>
               <w:spacing w:after="20" w:before="0"/>
             </w:pPr>
-            <w:hyperlink w:history="1" r:id="rId7o07xmila-k_zaaw4u7td">
+            <w:hyperlink w:history="1" r:id="rId331gh5oo0cx4stybdxq8v">
               <w:r>
                 <w:rPr>
                   <w:rFonts w:ascii="Arial" w:cs="Arial" w:eastAsia="Arial" w:hAnsi="Arial"/>
@@ -10451,7 +10451,7 @@
               <w:spacing w:after="10" w:before="0"/>
               <w:ind w:left="120"/>
             </w:pPr>
-            <w:hyperlink w:history="1" r:id="rIdgcdyitj9uoc6gvtku5fxr">
+            <w:hyperlink w:history="1" r:id="rId6v21hc7ofrdjupdxqnhlk">
               <w:r>
                 <w:rPr>
                   <w:rFonts w:ascii="Arial" w:cs="Arial" w:eastAsia="Arial" w:hAnsi="Arial"/>
@@ -10496,7 +10496,7 @@
             <w:pPr>
               <w:spacing w:after="20" w:before="0"/>
             </w:pPr>
-            <w:hyperlink w:history="1" r:id="rIdwlobh8b6tadtpvitjy9rw">
+            <w:hyperlink w:history="1" r:id="rIdu5ryugj5jza-0dmqnxlwd">
               <w:r>
                 <w:rPr>
                   <w:rFonts w:ascii="Arial" w:cs="Arial" w:eastAsia="Arial" w:hAnsi="Arial"/>
@@ -10529,7 +10529,7 @@
               <w:spacing w:after="10" w:before="0"/>
               <w:ind w:left="120"/>
             </w:pPr>
-            <w:hyperlink w:history="1" r:id="rIdtdlpnguxjlikk1dcadcrj">
+            <w:hyperlink w:history="1" r:id="rIdacjliguwmlf_7ruwk-9i4">
               <w:r>
                 <w:rPr>
                   <w:rFonts w:ascii="Arial" w:cs="Arial" w:eastAsia="Arial" w:hAnsi="Arial"/>
@@ -11041,7 +11041,7 @@
         </w:rPr>
         <w:t xml:space="preserve">© 2026 SeaVuria and ARES. Aligned with KICD objectives. Developed by SeaVuria; technical implementation by ARES (with AI assistance from Claude). Licensed under </w:t>
       </w:r>
-      <w:hyperlink w:history="1" r:id="rIddfaaolisygvxzpmnm-385">
+      <w:hyperlink w:history="1" r:id="rIdglzp9n1qf1jupbfw0o4ge">
         <w:r>
           <w:rPr>
             <w:rFonts w:ascii="Arial" w:cs="Arial" w:eastAsia="Arial" w:hAnsi="Arial"/>
@@ -11062,7 +11062,7 @@
         </w:rPr>
         <w:t xml:space="preserve"> (</w:t>
       </w:r>
-      <w:hyperlink w:history="1" r:id="rId_mhkcjnoacsocbgojclvj">
+      <w:hyperlink w:history="1" r:id="rIddgxgjs9twy6_wnroadl7b">
         <w:r>
           <w:rPr>
             <w:rFonts w:ascii="Arial" w:cs="Arial" w:eastAsia="Arial" w:hAnsi="Arial"/>
@@ -12075,7 +12075,7 @@
             <w:pPr>
               <w:spacing w:after="20" w:before="0"/>
             </w:pPr>
-            <w:hyperlink w:history="1" r:id="rIdfqmvs0fqdhqoiosxfaen4">
+            <w:hyperlink w:history="1" r:id="rId2y0l9diau9pujqbhnnzc0">
               <w:r>
                 <w:rPr>
                   <w:rFonts w:ascii="Arial" w:cs="Arial" w:eastAsia="Arial" w:hAnsi="Arial"/>
@@ -12124,7 +12124,7 @@
               <w:spacing w:after="10" w:before="0"/>
               <w:ind w:left="120"/>
             </w:pPr>
-            <w:hyperlink w:history="1" r:id="rIdm4qbz3pz0fvjau0km206q">
+            <w:hyperlink w:history="1" r:id="rIdnwxcwz3ruvlwvbwba3yxs">
               <w:r>
                 <w:rPr>
                   <w:rFonts w:ascii="Arial" w:cs="Arial" w:eastAsia="Arial" w:hAnsi="Arial"/>
@@ -12186,7 +12186,7 @@
               <w:spacing w:after="10" w:before="0"/>
               <w:ind w:left="120"/>
             </w:pPr>
-            <w:hyperlink w:history="1" r:id="rIdzlxuhuavqvyrjugaywiga">
+            <w:hyperlink w:history="1" r:id="rId5aru1ecvlmznu842r_sul">
               <w:r>
                 <w:rPr>
                   <w:rFonts w:ascii="Arial" w:cs="Arial" w:eastAsia="Arial" w:hAnsi="Arial"/>
@@ -12396,7 +12396,7 @@
             <w:pPr>
               <w:spacing w:after="20" w:before="0"/>
             </w:pPr>
-            <w:hyperlink w:history="1" r:id="rIdlglvvrtujjrsqzsrg9z0c">
+            <w:hyperlink w:history="1" r:id="rIdr6yvff5e74dstwhq2ka7m">
               <w:r>
                 <w:rPr>
                   <w:rFonts w:ascii="Arial" w:cs="Arial" w:eastAsia="Arial" w:hAnsi="Arial"/>
@@ -12445,7 +12445,7 @@
               <w:spacing w:after="10" w:before="0"/>
               <w:ind w:left="120"/>
             </w:pPr>
-            <w:hyperlink w:history="1" r:id="rIda-oovoj-8d2q2hwnekztq">
+            <w:hyperlink w:history="1" r:id="rIdqsqeb6_gfuetdad4ppfio">
               <w:r>
                 <w:rPr>
                   <w:rFonts w:ascii="Arial" w:cs="Arial" w:eastAsia="Arial" w:hAnsi="Arial"/>
@@ -12507,7 +12507,7 @@
               <w:spacing w:after="10" w:before="0"/>
               <w:ind w:left="120"/>
             </w:pPr>
-            <w:hyperlink w:history="1" r:id="rId3rmyztk_zhyc2zbagxcfd">
+            <w:hyperlink w:history="1" r:id="rIdc5fagvjkg2stjcqkp42is">
               <w:r>
                 <w:rPr>
                   <w:rFonts w:ascii="Arial" w:cs="Arial" w:eastAsia="Arial" w:hAnsi="Arial"/>
@@ -12717,7 +12717,7 @@
             <w:pPr>
               <w:spacing w:after="20" w:before="0"/>
             </w:pPr>
-            <w:hyperlink w:history="1" r:id="rIdxnhr-mwuk0pcvx0ffas1i">
+            <w:hyperlink w:history="1" r:id="rId3m-tm9la4wcdix_in9u5f">
               <w:r>
                 <w:rPr>
                   <w:rFonts w:ascii="Arial" w:cs="Arial" w:eastAsia="Arial" w:hAnsi="Arial"/>
@@ -12766,7 +12766,7 @@
               <w:spacing w:after="10" w:before="0"/>
               <w:ind w:left="120"/>
             </w:pPr>
-            <w:hyperlink w:history="1" r:id="rIdhfsolrhicxca_cepgjor2">
+            <w:hyperlink w:history="1" r:id="rIdl4tzhrjam6v24jnszu6pq">
               <w:r>
                 <w:rPr>
                   <w:rFonts w:ascii="Arial" w:cs="Arial" w:eastAsia="Arial" w:hAnsi="Arial"/>
@@ -12828,7 +12828,7 @@
               <w:spacing w:after="10" w:before="0"/>
               <w:ind w:left="120"/>
             </w:pPr>
-            <w:hyperlink w:history="1" r:id="rId2ftwujdrsdrpauczxi438">
+            <w:hyperlink w:history="1" r:id="rId4r7zp2l0ptignfpiydeg3">
               <w:r>
                 <w:rPr>
                   <w:rFonts w:ascii="Arial" w:cs="Arial" w:eastAsia="Arial" w:hAnsi="Arial"/>
@@ -13038,7 +13038,7 @@
             <w:pPr>
               <w:spacing w:after="20" w:before="0"/>
             </w:pPr>
-            <w:hyperlink w:history="1" r:id="rIdblat8-fstaha5osubiqf6">
+            <w:hyperlink w:history="1" r:id="rIdmserg4czke5m7y7k9plgb">
               <w:r>
                 <w:rPr>
                   <w:rFonts w:ascii="Arial" w:cs="Arial" w:eastAsia="Arial" w:hAnsi="Arial"/>
@@ -13087,7 +13087,7 @@
               <w:spacing w:after="10" w:before="0"/>
               <w:ind w:left="120"/>
             </w:pPr>
-            <w:hyperlink w:history="1" r:id="rIdn1zu4hnfimrivsky__uhp">
+            <w:hyperlink w:history="1" r:id="rIdjqa4umgtvpaelai_5tpwj">
               <w:r>
                 <w:rPr>
                   <w:rFonts w:ascii="Arial" w:cs="Arial" w:eastAsia="Arial" w:hAnsi="Arial"/>
@@ -13149,7 +13149,7 @@
               <w:spacing w:after="10" w:before="0"/>
               <w:ind w:left="120"/>
             </w:pPr>
-            <w:hyperlink w:history="1" r:id="rIdverofs-lymazjghosfbox">
+            <w:hyperlink w:history="1" r:id="rId70yowq8zs29z9e_goszg2">
               <w:r>
                 <w:rPr>
                   <w:rFonts w:ascii="Arial" w:cs="Arial" w:eastAsia="Arial" w:hAnsi="Arial"/>
@@ -13359,7 +13359,7 @@
             <w:pPr>
               <w:spacing w:after="20" w:before="0"/>
             </w:pPr>
-            <w:hyperlink w:history="1" r:id="rIdie_lis2g9rb3-jstsipyv">
+            <w:hyperlink w:history="1" r:id="rIdf4zseccknf9shyyvauq2m">
               <w:r>
                 <w:rPr>
                   <w:rFonts w:ascii="Arial" w:cs="Arial" w:eastAsia="Arial" w:hAnsi="Arial"/>
@@ -13408,7 +13408,7 @@
               <w:spacing w:after="10" w:before="0"/>
               <w:ind w:left="120"/>
             </w:pPr>
-            <w:hyperlink w:history="1" r:id="rIdbyqr2ehm4aepwzwnv58z8">
+            <w:hyperlink w:history="1" r:id="rIdnf_9adt6u0iae4dezb0vr">
               <w:r>
                 <w:rPr>
                   <w:rFonts w:ascii="Arial" w:cs="Arial" w:eastAsia="Arial" w:hAnsi="Arial"/>
@@ -13470,7 +13470,7 @@
               <w:spacing w:after="10" w:before="0"/>
               <w:ind w:left="120"/>
             </w:pPr>
-            <w:hyperlink w:history="1" r:id="rId3imf-rh4lnny3zam7gdzn">
+            <w:hyperlink w:history="1" r:id="rId01exx3ebe4ms4ryfnzonb">
               <w:r>
                 <w:rPr>
                   <w:rFonts w:ascii="Arial" w:cs="Arial" w:eastAsia="Arial" w:hAnsi="Arial"/>
@@ -13997,7 +13997,7 @@
         </w:rPr>
         <w:t xml:space="preserve">© 2026 SeaVuria and ARES. Aligned with KICD objectives. Developed by SeaVuria; technical implementation by ARES (with AI assistance from Claude). Licensed under </w:t>
       </w:r>
-      <w:hyperlink w:history="1" r:id="rIdygokdjonpiciazsfm_zdh">
+      <w:hyperlink w:history="1" r:id="rId51mw2engvmklpprkonnre">
         <w:r>
           <w:rPr>
             <w:rFonts w:ascii="Arial" w:cs="Arial" w:eastAsia="Arial" w:hAnsi="Arial"/>
@@ -14018,7 +14018,7 @@
         </w:rPr>
         <w:t xml:space="preserve"> (</w:t>
       </w:r>
-      <w:hyperlink w:history="1" r:id="rId75r6fjs9136x34jkd_lk0">
+      <w:hyperlink w:history="1" r:id="rIdshn2zur73v76f3eamh-0r">
         <w:r>
           <w:rPr>
             <w:rFonts w:ascii="Arial" w:cs="Arial" w:eastAsia="Arial" w:hAnsi="Arial"/>
@@ -15031,7 +15031,7 @@
             <w:pPr>
               <w:spacing w:after="20" w:before="0"/>
             </w:pPr>
-            <w:hyperlink w:history="1" r:id="rIdi6_k-0tk183zfpkxzc7qv">
+            <w:hyperlink w:history="1" r:id="rId1bzj0rgud-4szhors668l">
               <w:r>
                 <w:rPr>
                   <w:rFonts w:ascii="Arial" w:cs="Arial" w:eastAsia="Arial" w:hAnsi="Arial"/>
@@ -15080,7 +15080,7 @@
               <w:spacing w:after="10" w:before="0"/>
               <w:ind w:left="120"/>
             </w:pPr>
-            <w:hyperlink w:history="1" r:id="rIdm1crrbe7ls5kkmsbis25m">
+            <w:hyperlink w:history="1" r:id="rIdgmehz4_gjgc2ealvo9oim">
               <w:r>
                 <w:rPr>
                   <w:rFonts w:ascii="Arial" w:cs="Arial" w:eastAsia="Arial" w:hAnsi="Arial"/>
@@ -15125,7 +15125,7 @@
             <w:pPr>
               <w:spacing w:after="20" w:before="0"/>
             </w:pPr>
-            <w:hyperlink w:history="1" r:id="rIdn4jvtgtoe3vrowxqx3p6h">
+            <w:hyperlink w:history="1" r:id="rIdb-rlf-ttcdmp12xshxspy">
               <w:r>
                 <w:rPr>
                   <w:rFonts w:ascii="Arial" w:cs="Arial" w:eastAsia="Arial" w:hAnsi="Arial"/>
@@ -15174,7 +15174,7 @@
               <w:spacing w:after="10" w:before="0"/>
               <w:ind w:left="120"/>
             </w:pPr>
-            <w:hyperlink w:history="1" r:id="rId-vb_or68mzcu28scghwdi">
+            <w:hyperlink w:history="1" r:id="rIdrtmoezeqlzskp2zyeu_d2">
               <w:r>
                 <w:rPr>
                   <w:rFonts w:ascii="Arial" w:cs="Arial" w:eastAsia="Arial" w:hAnsi="Arial"/>
@@ -15369,7 +15369,7 @@
             <w:pPr>
               <w:spacing w:after="20" w:before="0"/>
             </w:pPr>
-            <w:hyperlink w:history="1" r:id="rIdruqnm4hoje9brln-cawtp">
+            <w:hyperlink w:history="1" r:id="rIda-tma1h7sdmyrftlrqzla">
               <w:r>
                 <w:rPr>
                   <w:rFonts w:ascii="Arial" w:cs="Arial" w:eastAsia="Arial" w:hAnsi="Arial"/>
@@ -15418,7 +15418,7 @@
               <w:spacing w:after="10" w:before="0"/>
               <w:ind w:left="120"/>
             </w:pPr>
-            <w:hyperlink w:history="1" r:id="rIdvj8jqvqwawl1u-xyxcwzr">
+            <w:hyperlink w:history="1" r:id="rId6ql4kylpqfuopvy4fjnla">
               <w:r>
                 <w:rPr>
                   <w:rFonts w:ascii="Arial" w:cs="Arial" w:eastAsia="Arial" w:hAnsi="Arial"/>
@@ -15463,7 +15463,7 @@
             <w:pPr>
               <w:spacing w:after="20" w:before="0"/>
             </w:pPr>
-            <w:hyperlink w:history="1" r:id="rId71gdodojiahdwfsgvrb_n">
+            <w:hyperlink w:history="1" r:id="rId87zargbc0icu4sugsumrg">
               <w:r>
                 <w:rPr>
                   <w:rFonts w:ascii="Arial" w:cs="Arial" w:eastAsia="Arial" w:hAnsi="Arial"/>
@@ -15512,7 +15512,7 @@
               <w:spacing w:after="10" w:before="0"/>
               <w:ind w:left="120"/>
             </w:pPr>
-            <w:hyperlink w:history="1" r:id="rIdc-f4ton4my4pbtdhlhws8">
+            <w:hyperlink w:history="1" r:id="rIdimttnc3cbhsb6dayiz0b2">
               <w:r>
                 <w:rPr>
                   <w:rFonts w:ascii="Arial" w:cs="Arial" w:eastAsia="Arial" w:hAnsi="Arial"/>
@@ -15707,7 +15707,7 @@
             <w:pPr>
               <w:spacing w:after="20" w:before="0"/>
             </w:pPr>
-            <w:hyperlink w:history="1" r:id="rIdaoycs0dkjbyqoih9ctufr">
+            <w:hyperlink w:history="1" r:id="rId5rkwsjwwz42v9eohqhtsj">
               <w:r>
                 <w:rPr>
                   <w:rFonts w:ascii="Arial" w:cs="Arial" w:eastAsia="Arial" w:hAnsi="Arial"/>
@@ -15756,7 +15756,7 @@
               <w:spacing w:after="10" w:before="0"/>
               <w:ind w:left="120"/>
             </w:pPr>
-            <w:hyperlink w:history="1" r:id="rIdor4qyicsgw__9xg0cmkes">
+            <w:hyperlink w:history="1" r:id="rId1zbhw5svhw-ol3sfpfqwa">
               <w:r>
                 <w:rPr>
                   <w:rFonts w:ascii="Arial" w:cs="Arial" w:eastAsia="Arial" w:hAnsi="Arial"/>
@@ -15801,7 +15801,7 @@
             <w:pPr>
               <w:spacing w:after="20" w:before="0"/>
             </w:pPr>
-            <w:hyperlink w:history="1" r:id="rIdbpjcda7dujhixyxmgmrcq">
+            <w:hyperlink w:history="1" r:id="rIdidjlxyf-mwmqk2upbkl1i">
               <w:r>
                 <w:rPr>
                   <w:rFonts w:ascii="Arial" w:cs="Arial" w:eastAsia="Arial" w:hAnsi="Arial"/>
@@ -15850,7 +15850,7 @@
               <w:spacing w:after="10" w:before="0"/>
               <w:ind w:left="120"/>
             </w:pPr>
-            <w:hyperlink w:history="1" r:id="rId5mlxuypje8gmktyqhg8tv">
+            <w:hyperlink w:history="1" r:id="rIdcykq7ibvbinc5dkjwpjux">
               <w:r>
                 <w:rPr>
                   <w:rFonts w:ascii="Arial" w:cs="Arial" w:eastAsia="Arial" w:hAnsi="Arial"/>
@@ -16045,7 +16045,7 @@
             <w:pPr>
               <w:spacing w:after="20" w:before="0"/>
             </w:pPr>
-            <w:hyperlink w:history="1" r:id="rIdvzu5xwhhgf4vafnl578mu">
+            <w:hyperlink w:history="1" r:id="rIdgjc1kfmlmrjywqek-j0ex">
               <w:r>
                 <w:rPr>
                   <w:rFonts w:ascii="Arial" w:cs="Arial" w:eastAsia="Arial" w:hAnsi="Arial"/>
@@ -16094,7 +16094,7 @@
               <w:spacing w:after="10" w:before="0"/>
               <w:ind w:left="120"/>
             </w:pPr>
-            <w:hyperlink w:history="1" r:id="rIdug19x6dkdri8l_un3dgzc">
+            <w:hyperlink w:history="1" r:id="rIdd7ipejv95amgwjgg3uo09">
               <w:r>
                 <w:rPr>
                   <w:rFonts w:ascii="Arial" w:cs="Arial" w:eastAsia="Arial" w:hAnsi="Arial"/>
@@ -16139,7 +16139,7 @@
             <w:pPr>
               <w:spacing w:after="20" w:before="0"/>
             </w:pPr>
-            <w:hyperlink w:history="1" r:id="rId4vple6qriepcs8xwe1ahj">
+            <w:hyperlink w:history="1" r:id="rIddztkds1yjmovgp61q3gn2">
               <w:r>
                 <w:rPr>
                   <w:rFonts w:ascii="Arial" w:cs="Arial" w:eastAsia="Arial" w:hAnsi="Arial"/>
@@ -16188,7 +16188,7 @@
               <w:spacing w:after="10" w:before="0"/>
               <w:ind w:left="120"/>
             </w:pPr>
-            <w:hyperlink w:history="1" r:id="rId1vexyclfsr4avce_oi9mp">
+            <w:hyperlink w:history="1" r:id="rIdcvotja7vqz5dsyqqpu0hl">
               <w:r>
                 <w:rPr>
                   <w:rFonts w:ascii="Arial" w:cs="Arial" w:eastAsia="Arial" w:hAnsi="Arial"/>
@@ -16383,7 +16383,7 @@
             <w:pPr>
               <w:spacing w:after="20" w:before="0"/>
             </w:pPr>
-            <w:hyperlink w:history="1" r:id="rIdoghs3xfxr7younavto_aj">
+            <w:hyperlink w:history="1" r:id="rId6bqv-nfe1kjcf38qwpfcx">
               <w:r>
                 <w:rPr>
                   <w:rFonts w:ascii="Arial" w:cs="Arial" w:eastAsia="Arial" w:hAnsi="Arial"/>
@@ -16432,7 +16432,7 @@
               <w:spacing w:after="10" w:before="0"/>
               <w:ind w:left="120"/>
             </w:pPr>
-            <w:hyperlink w:history="1" r:id="rIdkyh70yvytfofgkzix0ddn">
+            <w:hyperlink w:history="1" r:id="rId_h9durrd-epmthm4sxikh">
               <w:r>
                 <w:rPr>
                   <w:rFonts w:ascii="Arial" w:cs="Arial" w:eastAsia="Arial" w:hAnsi="Arial"/>
@@ -16477,7 +16477,7 @@
             <w:pPr>
               <w:spacing w:after="20" w:before="0"/>
             </w:pPr>
-            <w:hyperlink w:history="1" r:id="rId4labrnth-ksr5974_9nwi">
+            <w:hyperlink w:history="1" r:id="rIduabml-p1sqcrslksyn97n">
               <w:r>
                 <w:rPr>
                   <w:rFonts w:ascii="Arial" w:cs="Arial" w:eastAsia="Arial" w:hAnsi="Arial"/>
@@ -16526,7 +16526,7 @@
               <w:spacing w:after="10" w:before="0"/>
               <w:ind w:left="120"/>
             </w:pPr>
-            <w:hyperlink w:history="1" r:id="rIda2q-7di6crjrexm5gcwoq">
+            <w:hyperlink w:history="1" r:id="rIdmopacmbn53r21rrcvgdlv">
               <w:r>
                 <w:rPr>
                   <w:rFonts w:ascii="Arial" w:cs="Arial" w:eastAsia="Arial" w:hAnsi="Arial"/>
@@ -17038,7 +17038,7 @@
         </w:rPr>
         <w:t xml:space="preserve">© 2026 SeaVuria and ARES. Aligned with KICD objectives. Developed by SeaVuria; technical implementation by ARES (with AI assistance from Claude). Licensed under </w:t>
       </w:r>
-      <w:hyperlink w:history="1" r:id="rIdsixcjewztxa785dvqhdz5">
+      <w:hyperlink w:history="1" r:id="rIdrphlcmr5j-kmsoyq7zcx1">
         <w:r>
           <w:rPr>
             <w:rFonts w:ascii="Arial" w:cs="Arial" w:eastAsia="Arial" w:hAnsi="Arial"/>
@@ -17059,7 +17059,7 @@
         </w:rPr>
         <w:t xml:space="preserve"> (</w:t>
       </w:r>
-      <w:hyperlink w:history="1" r:id="rIdxgrppkaq3dwprnfuurmie">
+      <w:hyperlink w:history="1" r:id="rIdqcnq3d-qwgc1s_z5aihui">
         <w:r>
           <w:rPr>
             <w:rFonts w:ascii="Arial" w:cs="Arial" w:eastAsia="Arial" w:hAnsi="Arial"/>
@@ -18072,7 +18072,7 @@
             <w:pPr>
               <w:spacing w:after="20" w:before="0"/>
             </w:pPr>
-            <w:hyperlink w:history="1" r:id="rIdnha7btld313mndc_w27f3">
+            <w:hyperlink w:history="1" r:id="rIdxfssxvdilhvgapqvg-jcn">
               <w:r>
                 <w:rPr>
                   <w:rFonts w:ascii="Arial" w:cs="Arial" w:eastAsia="Arial" w:hAnsi="Arial"/>
@@ -18121,7 +18121,7 @@
               <w:spacing w:after="10" w:before="0"/>
               <w:ind w:left="120"/>
             </w:pPr>
-            <w:hyperlink w:history="1" r:id="rIdl5grghy_mjlifc8d1xrcw">
+            <w:hyperlink w:history="1" r:id="rIdv0mf2enk3dhemor7odzrk">
               <w:r>
                 <w:rPr>
                   <w:rFonts w:ascii="Arial" w:cs="Arial" w:eastAsia="Arial" w:hAnsi="Arial"/>
@@ -18183,7 +18183,7 @@
               <w:spacing w:after="10" w:before="0"/>
               <w:ind w:left="120"/>
             </w:pPr>
-            <w:hyperlink w:history="1" r:id="rIdpg08ejfqg_-2aukwd61pr">
+            <w:hyperlink w:history="1" r:id="rIdbswifplpgakzilnblp2_w">
               <w:r>
                 <w:rPr>
                   <w:rFonts w:ascii="Arial" w:cs="Arial" w:eastAsia="Arial" w:hAnsi="Arial"/>
@@ -18393,7 +18393,7 @@
             <w:pPr>
               <w:spacing w:after="20" w:before="0"/>
             </w:pPr>
-            <w:hyperlink w:history="1" r:id="rIdy-foz3p_idrze4ddx1fop">
+            <w:hyperlink w:history="1" r:id="rIdf5eo6klkuhj2jlpgmvlna">
               <w:r>
                 <w:rPr>
                   <w:rFonts w:ascii="Arial" w:cs="Arial" w:eastAsia="Arial" w:hAnsi="Arial"/>
@@ -18442,7 +18442,7 @@
               <w:spacing w:after="10" w:before="0"/>
               <w:ind w:left="120"/>
             </w:pPr>
-            <w:hyperlink w:history="1" r:id="rIddzrg7-ngcen6fk0gwpcmx">
+            <w:hyperlink w:history="1" r:id="rId4sjy7phde2jay4zoofdxo">
               <w:r>
                 <w:rPr>
                   <w:rFonts w:ascii="Arial" w:cs="Arial" w:eastAsia="Arial" w:hAnsi="Arial"/>
@@ -18504,7 +18504,7 @@
               <w:spacing w:after="10" w:before="0"/>
               <w:ind w:left="120"/>
             </w:pPr>
-            <w:hyperlink w:history="1" r:id="rIdkcs6d_ymkilegiwevgksv">
+            <w:hyperlink w:history="1" r:id="rIdcdyzbazjdampllamtyftq">
               <w:r>
                 <w:rPr>
                   <w:rFonts w:ascii="Arial" w:cs="Arial" w:eastAsia="Arial" w:hAnsi="Arial"/>
@@ -18714,7 +18714,7 @@
             <w:pPr>
               <w:spacing w:after="20" w:before="0"/>
             </w:pPr>
-            <w:hyperlink w:history="1" r:id="rIdvptptx55szetg5bm2gsid">
+            <w:hyperlink w:history="1" r:id="rIdwgirzc0swj-lb8emoxvn3">
               <w:r>
                 <w:rPr>
                   <w:rFonts w:ascii="Arial" w:cs="Arial" w:eastAsia="Arial" w:hAnsi="Arial"/>
@@ -18763,7 +18763,7 @@
               <w:spacing w:after="10" w:before="0"/>
               <w:ind w:left="120"/>
             </w:pPr>
-            <w:hyperlink w:history="1" r:id="rIdby-92wwni-ywlux-klywb">
+            <w:hyperlink w:history="1" r:id="rIdmjyakhrpl0geulriwnszx">
               <w:r>
                 <w:rPr>
                   <w:rFonts w:ascii="Arial" w:cs="Arial" w:eastAsia="Arial" w:hAnsi="Arial"/>
@@ -18825,7 +18825,7 @@
               <w:spacing w:after="10" w:before="0"/>
               <w:ind w:left="120"/>
             </w:pPr>
-            <w:hyperlink w:history="1" r:id="rIdhn97_dwy3yipbrr9sz-el">
+            <w:hyperlink w:history="1" r:id="rIdyfdozecktg-cmjgcoaro3">
               <w:r>
                 <w:rPr>
                   <w:rFonts w:ascii="Arial" w:cs="Arial" w:eastAsia="Arial" w:hAnsi="Arial"/>
@@ -19035,7 +19035,7 @@
             <w:pPr>
               <w:spacing w:after="20" w:before="0"/>
             </w:pPr>
-            <w:hyperlink w:history="1" r:id="rId0umxcyc9btogld_s77xs6">
+            <w:hyperlink w:history="1" r:id="rIdpkbxqj24thzyfzzvgtnqa">
               <w:r>
                 <w:rPr>
                   <w:rFonts w:ascii="Arial" w:cs="Arial" w:eastAsia="Arial" w:hAnsi="Arial"/>
@@ -19084,7 +19084,7 @@
               <w:spacing w:after="10" w:before="0"/>
               <w:ind w:left="120"/>
             </w:pPr>
-            <w:hyperlink w:history="1" r:id="rIdtkqutdwlzlh4pbeau8jhs">
+            <w:hyperlink w:history="1" r:id="rIdk2_eoh7bpc5dwn83ambpz">
               <w:r>
                 <w:rPr>
                   <w:rFonts w:ascii="Arial" w:cs="Arial" w:eastAsia="Arial" w:hAnsi="Arial"/>
@@ -19146,7 +19146,7 @@
               <w:spacing w:after="10" w:before="0"/>
               <w:ind w:left="120"/>
             </w:pPr>
-            <w:hyperlink w:history="1" r:id="rIdngkgnw0fjzvndasj8otsk">
+            <w:hyperlink w:history="1" r:id="rIdf7f89v37wndmz9n_uf691">
               <w:r>
                 <w:rPr>
                   <w:rFonts w:ascii="Arial" w:cs="Arial" w:eastAsia="Arial" w:hAnsi="Arial"/>
@@ -19356,7 +19356,7 @@
             <w:pPr>
               <w:spacing w:after="20" w:before="0"/>
             </w:pPr>
-            <w:hyperlink w:history="1" r:id="rIdrakifbzli1chymzfch3vp">
+            <w:hyperlink w:history="1" r:id="rIda_6eevzyidzgzoh2g5vl1">
               <w:r>
                 <w:rPr>
                   <w:rFonts w:ascii="Arial" w:cs="Arial" w:eastAsia="Arial" w:hAnsi="Arial"/>
@@ -19405,7 +19405,7 @@
               <w:spacing w:after="10" w:before="0"/>
               <w:ind w:left="120"/>
             </w:pPr>
-            <w:hyperlink w:history="1" r:id="rIddokiagx6q_x-qe-zwku6o">
+            <w:hyperlink w:history="1" r:id="rIda4owcqzfqv-nph9_brd1n">
               <w:r>
                 <w:rPr>
                   <w:rFonts w:ascii="Arial" w:cs="Arial" w:eastAsia="Arial" w:hAnsi="Arial"/>
@@ -19467,7 +19467,7 @@
               <w:spacing w:after="10" w:before="0"/>
               <w:ind w:left="120"/>
             </w:pPr>
-            <w:hyperlink w:history="1" r:id="rIdp4fdvio6h2dq1cia8hyj6">
+            <w:hyperlink w:history="1" r:id="rIdqtf5jkky5unm56rorqguw">
               <w:r>
                 <w:rPr>
                   <w:rFonts w:ascii="Arial" w:cs="Arial" w:eastAsia="Arial" w:hAnsi="Arial"/>
@@ -19994,7 +19994,7 @@
         </w:rPr>
         <w:t xml:space="preserve">© 2026 SeaVuria and ARES. Aligned with KICD objectives. Developed by SeaVuria; technical implementation by ARES (with AI assistance from Claude). Licensed under </w:t>
       </w:r>
-      <w:hyperlink w:history="1" r:id="rIdgiffc8azbsmzcqa_dspos">
+      <w:hyperlink w:history="1" r:id="rIdf7-lakrkmoi5etzmsa51i">
         <w:r>
           <w:rPr>
             <w:rFonts w:ascii="Arial" w:cs="Arial" w:eastAsia="Arial" w:hAnsi="Arial"/>
@@ -20015,7 +20015,7 @@
         </w:rPr>
         <w:t xml:space="preserve"> (</w:t>
       </w:r>
-      <w:hyperlink w:history="1" r:id="rIdvb28xli8vfqu46g1qzjx3">
+      <w:hyperlink w:history="1" r:id="rIdzmtbk5kcoiibbys3l3ey9">
         <w:r>
           <w:rPr>
             <w:rFonts w:ascii="Arial" w:cs="Arial" w:eastAsia="Arial" w:hAnsi="Arial"/>
@@ -21028,7 +21028,7 @@
             <w:pPr>
               <w:spacing w:after="20" w:before="0"/>
             </w:pPr>
-            <w:hyperlink w:history="1" r:id="rIdgm8cxbsgax2oogg_ekmwj">
+            <w:hyperlink w:history="1" r:id="rIdpq9pyfxlxd_egtt4v66kv">
               <w:r>
                 <w:rPr>
                   <w:rFonts w:ascii="Arial" w:cs="Arial" w:eastAsia="Arial" w:hAnsi="Arial"/>
@@ -21077,7 +21077,7 @@
               <w:spacing w:after="10" w:before="0"/>
               <w:ind w:left="120"/>
             </w:pPr>
-            <w:hyperlink w:history="1" r:id="rIdgtfn5q1ccnk3lpllkrxsg">
+            <w:hyperlink w:history="1" r:id="rIdhobzihwkbdhplsfcdngct">
               <w:r>
                 <w:rPr>
                   <w:rFonts w:ascii="Arial" w:cs="Arial" w:eastAsia="Arial" w:hAnsi="Arial"/>
@@ -21122,7 +21122,7 @@
             <w:pPr>
               <w:spacing w:after="20" w:before="0"/>
             </w:pPr>
-            <w:hyperlink w:history="1" r:id="rIduo-rz5nnqwhze0zju_uqm">
+            <w:hyperlink w:history="1" r:id="rIddep3jyq7ldokyncrz5c69">
               <w:r>
                 <w:rPr>
                   <w:rFonts w:ascii="Arial" w:cs="Arial" w:eastAsia="Arial" w:hAnsi="Arial"/>
@@ -21171,7 +21171,7 @@
               <w:spacing w:after="10" w:before="0"/>
               <w:ind w:left="120"/>
             </w:pPr>
-            <w:hyperlink w:history="1" r:id="rIdfzdxvsh4_dfwc7vftbqfa">
+            <w:hyperlink w:history="1" r:id="rIdcjzteqddemhczhyo5zeip">
               <w:r>
                 <w:rPr>
                   <w:rFonts w:ascii="Arial" w:cs="Arial" w:eastAsia="Arial" w:hAnsi="Arial"/>
@@ -21366,7 +21366,7 @@
             <w:pPr>
               <w:spacing w:after="20" w:before="0"/>
             </w:pPr>
-            <w:hyperlink w:history="1" r:id="rIdaggwts_yxokb2c7qr4rdd">
+            <w:hyperlink w:history="1" r:id="rId5fpmkqnp63ehqcepo8tye">
               <w:r>
                 <w:rPr>
                   <w:rFonts w:ascii="Arial" w:cs="Arial" w:eastAsia="Arial" w:hAnsi="Arial"/>
@@ -21415,7 +21415,7 @@
               <w:spacing w:after="10" w:before="0"/>
               <w:ind w:left="120"/>
             </w:pPr>
-            <w:hyperlink w:history="1" r:id="rIdlelkv-_0a2cc7s8nzsquf">
+            <w:hyperlink w:history="1" r:id="rIde3twh4v9rvufjgqe4xefh">
               <w:r>
                 <w:rPr>
                   <w:rFonts w:ascii="Arial" w:cs="Arial" w:eastAsia="Arial" w:hAnsi="Arial"/>
@@ -21460,7 +21460,7 @@
             <w:pPr>
               <w:spacing w:after="20" w:before="0"/>
             </w:pPr>
-            <w:hyperlink w:history="1" r:id="rIdvqhftqgou4wkmwr6kgzu2">
+            <w:hyperlink w:history="1" r:id="rIdqyhqsafiokkntxofeob8o">
               <w:r>
                 <w:rPr>
                   <w:rFonts w:ascii="Arial" w:cs="Arial" w:eastAsia="Arial" w:hAnsi="Arial"/>
@@ -21509,7 +21509,7 @@
               <w:spacing w:after="10" w:before="0"/>
               <w:ind w:left="120"/>
             </w:pPr>
-            <w:hyperlink w:history="1" r:id="rIdold8xpgwrvrycug12_oz0">
+            <w:hyperlink w:history="1" r:id="rIdpswunb5bgffk5gmfpzhdp">
               <w:r>
                 <w:rPr>
                   <w:rFonts w:ascii="Arial" w:cs="Arial" w:eastAsia="Arial" w:hAnsi="Arial"/>
@@ -21704,7 +21704,7 @@
             <w:pPr>
               <w:spacing w:after="20" w:before="0"/>
             </w:pPr>
-            <w:hyperlink w:history="1" r:id="rIdpxktfv_jc5u1jacbdkd2d">
+            <w:hyperlink w:history="1" r:id="rIdzcsr2safid8jr6ovwno0n">
               <w:r>
                 <w:rPr>
                   <w:rFonts w:ascii="Arial" w:cs="Arial" w:eastAsia="Arial" w:hAnsi="Arial"/>
@@ -21753,7 +21753,7 @@
               <w:spacing w:after="10" w:before="0"/>
               <w:ind w:left="120"/>
             </w:pPr>
-            <w:hyperlink w:history="1" r:id="rIdrqwbex8rpcv5nwqtz2zd9">
+            <w:hyperlink w:history="1" r:id="rIdjqcse8h1jo9pz5j5evwy3">
               <w:r>
                 <w:rPr>
                   <w:rFonts w:ascii="Arial" w:cs="Arial" w:eastAsia="Arial" w:hAnsi="Arial"/>
@@ -21798,7 +21798,7 @@
             <w:pPr>
               <w:spacing w:after="20" w:before="0"/>
             </w:pPr>
-            <w:hyperlink w:history="1" r:id="rIdhxzsvacatfzqdww88bfss">
+            <w:hyperlink w:history="1" r:id="rId-nosigyedb3cnuaqtzfkg">
               <w:r>
                 <w:rPr>
                   <w:rFonts w:ascii="Arial" w:cs="Arial" w:eastAsia="Arial" w:hAnsi="Arial"/>
@@ -21847,7 +21847,7 @@
               <w:spacing w:after="10" w:before="0"/>
               <w:ind w:left="120"/>
             </w:pPr>
-            <w:hyperlink w:history="1" r:id="rId9iyy1if0ji7g31e1tmubv">
+            <w:hyperlink w:history="1" r:id="rIdkmxe7jjvs7bytapdnnwxg">
               <w:r>
                 <w:rPr>
                   <w:rFonts w:ascii="Arial" w:cs="Arial" w:eastAsia="Arial" w:hAnsi="Arial"/>
@@ -22042,7 +22042,7 @@
             <w:pPr>
               <w:spacing w:after="20" w:before="0"/>
             </w:pPr>
-            <w:hyperlink w:history="1" r:id="rIdlgoso-thtbhmosskzxrui">
+            <w:hyperlink w:history="1" r:id="rIdb204r1nsovkbxwkhvagdd">
               <w:r>
                 <w:rPr>
                   <w:rFonts w:ascii="Arial" w:cs="Arial" w:eastAsia="Arial" w:hAnsi="Arial"/>
@@ -22091,7 +22091,7 @@
               <w:spacing w:after="10" w:before="0"/>
               <w:ind w:left="120"/>
             </w:pPr>
-            <w:hyperlink w:history="1" r:id="rIdxs0_apcudol69avmizftf">
+            <w:hyperlink w:history="1" r:id="rIdmp4yfe-aexk3me7ba3-i5">
               <w:r>
                 <w:rPr>
                   <w:rFonts w:ascii="Arial" w:cs="Arial" w:eastAsia="Arial" w:hAnsi="Arial"/>
@@ -22136,7 +22136,7 @@
             <w:pPr>
               <w:spacing w:after="20" w:before="0"/>
             </w:pPr>
-            <w:hyperlink w:history="1" r:id="rIdt7hh5vodrgzalts1an5xp">
+            <w:hyperlink w:history="1" r:id="rIdxfb2w-rsax8zu-_2lj_ko">
               <w:r>
                 <w:rPr>
                   <w:rFonts w:ascii="Arial" w:cs="Arial" w:eastAsia="Arial" w:hAnsi="Arial"/>
@@ -22185,7 +22185,7 @@
               <w:spacing w:after="10" w:before="0"/>
               <w:ind w:left="120"/>
             </w:pPr>
-            <w:hyperlink w:history="1" r:id="rIdvmslvxvcvifpd_woigfrf">
+            <w:hyperlink w:history="1" r:id="rIdrrxhtdorokqy0l4-u5mss">
               <w:r>
                 <w:rPr>
                   <w:rFonts w:ascii="Arial" w:cs="Arial" w:eastAsia="Arial" w:hAnsi="Arial"/>
@@ -22380,7 +22380,7 @@
             <w:pPr>
               <w:spacing w:after="20" w:before="0"/>
             </w:pPr>
-            <w:hyperlink w:history="1" r:id="rIdk6_tnj3xbfnbt6g8qvtpr">
+            <w:hyperlink w:history="1" r:id="rIdyr71nvg7imma6ehc8a3v7">
               <w:r>
                 <w:rPr>
                   <w:rFonts w:ascii="Arial" w:cs="Arial" w:eastAsia="Arial" w:hAnsi="Arial"/>
@@ -22429,7 +22429,7 @@
               <w:spacing w:after="10" w:before="0"/>
               <w:ind w:left="120"/>
             </w:pPr>
-            <w:hyperlink w:history="1" r:id="rId5jksryfewbnppy3_q9v0u">
+            <w:hyperlink w:history="1" r:id="rIdqtreekz-4a9yeqpn32jz1">
               <w:r>
                 <w:rPr>
                   <w:rFonts w:ascii="Arial" w:cs="Arial" w:eastAsia="Arial" w:hAnsi="Arial"/>
@@ -22474,7 +22474,7 @@
             <w:pPr>
               <w:spacing w:after="20" w:before="0"/>
             </w:pPr>
-            <w:hyperlink w:history="1" r:id="rId7luk2khodqfhbsemvkne1">
+            <w:hyperlink w:history="1" r:id="rId8te6_2qtxikh7kb3ydlgl">
               <w:r>
                 <w:rPr>
                   <w:rFonts w:ascii="Arial" w:cs="Arial" w:eastAsia="Arial" w:hAnsi="Arial"/>
@@ -22523,7 +22523,7 @@
               <w:spacing w:after="10" w:before="0"/>
               <w:ind w:left="120"/>
             </w:pPr>
-            <w:hyperlink w:history="1" r:id="rIdltphtghoo96-sgy9n6ede">
+            <w:hyperlink w:history="1" r:id="rIdczu8sj4zskrqmshor_xmu">
               <w:r>
                 <w:rPr>
                   <w:rFonts w:ascii="Arial" w:cs="Arial" w:eastAsia="Arial" w:hAnsi="Arial"/>
@@ -23035,7 +23035,7 @@
         </w:rPr>
         <w:t xml:space="preserve">© 2026 SeaVuria and ARES. Aligned with KICD objectives. Developed by SeaVuria; technical implementation by ARES (with AI assistance from Claude). Licensed under </w:t>
       </w:r>
-      <w:hyperlink w:history="1" r:id="rIddgl5tkpjnrqj-bbog2u8g">
+      <w:hyperlink w:history="1" r:id="rIdrfopjorfadpgcgivqji2u">
         <w:r>
           <w:rPr>
             <w:rFonts w:ascii="Arial" w:cs="Arial" w:eastAsia="Arial" w:hAnsi="Arial"/>
@@ -23056,7 +23056,7 @@
         </w:rPr>
         <w:t xml:space="preserve"> (</w:t>
       </w:r>
-      <w:hyperlink w:history="1" r:id="rIdjrnrbv86uhkrrbxlyc-xi">
+      <w:hyperlink w:history="1" r:id="rIdoqgur0t1oqutiegq_8zgl">
         <w:r>
           <w:rPr>
             <w:rFonts w:ascii="Arial" w:cs="Arial" w:eastAsia="Arial" w:hAnsi="Arial"/>
@@ -24069,7 +24069,7 @@
             <w:pPr>
               <w:spacing w:after="20" w:before="0"/>
             </w:pPr>
-            <w:hyperlink w:history="1" r:id="rIdkjrx8r5fm3odtamm8qm9d">
+            <w:hyperlink w:history="1" r:id="rIdfxf2mqvrzgjvknv8vt7jz">
               <w:r>
                 <w:rPr>
                   <w:rFonts w:ascii="Arial" w:cs="Arial" w:eastAsia="Arial" w:hAnsi="Arial"/>
@@ -24118,7 +24118,7 @@
               <w:spacing w:after="10" w:before="0"/>
               <w:ind w:left="120"/>
             </w:pPr>
-            <w:hyperlink w:history="1" r:id="rId1wov9ovi-4r3vdguhyxkn">
+            <w:hyperlink w:history="1" r:id="rIde9bhdiyswvgbnbwyfqvjj">
               <w:r>
                 <w:rPr>
                   <w:rFonts w:ascii="Arial" w:cs="Arial" w:eastAsia="Arial" w:hAnsi="Arial"/>
@@ -24163,7 +24163,7 @@
             <w:pPr>
               <w:spacing w:after="20" w:before="0"/>
             </w:pPr>
-            <w:hyperlink w:history="1" r:id="rIdwn59hgmyi8ouyamlh0fmn">
+            <w:hyperlink w:history="1" r:id="rIdfp7cfd2syzopmmy2ek7d2">
               <w:r>
                 <w:rPr>
                   <w:rFonts w:ascii="Arial" w:cs="Arial" w:eastAsia="Arial" w:hAnsi="Arial"/>
@@ -24196,7 +24196,7 @@
               <w:spacing w:after="10" w:before="0"/>
               <w:ind w:left="120"/>
             </w:pPr>
-            <w:hyperlink w:history="1" r:id="rIdsiqpanphbbyeigcrs417i">
+            <w:hyperlink w:history="1" r:id="rIdj4hm4ct8cxq6kgzcqgtjz">
               <w:r>
                 <w:rPr>
                   <w:rFonts w:ascii="Arial" w:cs="Arial" w:eastAsia="Arial" w:hAnsi="Arial"/>
@@ -24391,7 +24391,7 @@
             <w:pPr>
               <w:spacing w:after="20" w:before="0"/>
             </w:pPr>
-            <w:hyperlink w:history="1" r:id="rIdwujnnh28knluctwsiz0ct">
+            <w:hyperlink w:history="1" r:id="rIdjubg_ir74x0zuv4yolpoj">
               <w:r>
                 <w:rPr>
                   <w:rFonts w:ascii="Arial" w:cs="Arial" w:eastAsia="Arial" w:hAnsi="Arial"/>
@@ -24440,7 +24440,7 @@
               <w:spacing w:after="10" w:before="0"/>
               <w:ind w:left="120"/>
             </w:pPr>
-            <w:hyperlink w:history="1" r:id="rIdl2ycnxbeqo-iodakv1xpf">
+            <w:hyperlink w:history="1" r:id="rIdwfw92dyshuolmo4xcotrs">
               <w:r>
                 <w:rPr>
                   <w:rFonts w:ascii="Arial" w:cs="Arial" w:eastAsia="Arial" w:hAnsi="Arial"/>
@@ -24485,7 +24485,7 @@
             <w:pPr>
               <w:spacing w:after="20" w:before="0"/>
             </w:pPr>
-            <w:hyperlink w:history="1" r:id="rIdd5db1kyrpqagai32ehvai">
+            <w:hyperlink w:history="1" r:id="rId4lq2r69ojg1w2m_gbi0r_">
               <w:r>
                 <w:rPr>
                   <w:rFonts w:ascii="Arial" w:cs="Arial" w:eastAsia="Arial" w:hAnsi="Arial"/>
@@ -24518,7 +24518,7 @@
               <w:spacing w:after="10" w:before="0"/>
               <w:ind w:left="120"/>
             </w:pPr>
-            <w:hyperlink w:history="1" r:id="rIdnbtu0hyhzshmrvw0bexdk">
+            <w:hyperlink w:history="1" r:id="rIdvyejlncdzvdsubj9uusax">
               <w:r>
                 <w:rPr>
                   <w:rFonts w:ascii="Arial" w:cs="Arial" w:eastAsia="Arial" w:hAnsi="Arial"/>
@@ -24713,7 +24713,7 @@
             <w:pPr>
               <w:spacing w:after="20" w:before="0"/>
             </w:pPr>
-            <w:hyperlink w:history="1" r:id="rIdrzwjztv6ybxcooxv45-xp">
+            <w:hyperlink w:history="1" r:id="rId3mtedoqrsl2-gqix6hd6c">
               <w:r>
                 <w:rPr>
                   <w:rFonts w:ascii="Arial" w:cs="Arial" w:eastAsia="Arial" w:hAnsi="Arial"/>
@@ -24762,7 +24762,7 @@
               <w:spacing w:after="10" w:before="0"/>
               <w:ind w:left="120"/>
             </w:pPr>
-            <w:hyperlink w:history="1" r:id="rId9dgzz5fjkd_dy0cjecr_i">
+            <w:hyperlink w:history="1" r:id="rId8xlf5rd_qbwr0h2jp4miu">
               <w:r>
                 <w:rPr>
                   <w:rFonts w:ascii="Arial" w:cs="Arial" w:eastAsia="Arial" w:hAnsi="Arial"/>
@@ -24807,7 +24807,7 @@
             <w:pPr>
               <w:spacing w:after="20" w:before="0"/>
             </w:pPr>
-            <w:hyperlink w:history="1" r:id="rIdemrhpckvqik9ege-x4cze">
+            <w:hyperlink w:history="1" r:id="rIde3niqifcj5y2or-zn5oqk">
               <w:r>
                 <w:rPr>
                   <w:rFonts w:ascii="Arial" w:cs="Arial" w:eastAsia="Arial" w:hAnsi="Arial"/>
@@ -24856,7 +24856,7 @@
               <w:spacing w:after="10" w:before="0"/>
               <w:ind w:left="120"/>
             </w:pPr>
-            <w:hyperlink w:history="1" r:id="rId3rqyxmv36zkq5yduiz-6f">
+            <w:hyperlink w:history="1" r:id="rIdup70dqmhoauq9za8hflpf">
               <w:r>
                 <w:rPr>
                   <w:rFonts w:ascii="Arial" w:cs="Arial" w:eastAsia="Arial" w:hAnsi="Arial"/>
@@ -25051,7 +25051,7 @@
             <w:pPr>
               <w:spacing w:after="20" w:before="0"/>
             </w:pPr>
-            <w:hyperlink w:history="1" r:id="rIdljy0mh8lsxz20w3vuybzw">
+            <w:hyperlink w:history="1" r:id="rIddfybsxypdtgjwarce1wax">
               <w:r>
                 <w:rPr>
                   <w:rFonts w:ascii="Arial" w:cs="Arial" w:eastAsia="Arial" w:hAnsi="Arial"/>
@@ -25100,7 +25100,7 @@
               <w:spacing w:after="10" w:before="0"/>
               <w:ind w:left="120"/>
             </w:pPr>
-            <w:hyperlink w:history="1" r:id="rIdysityxqr0nspyhsdzzz7d">
+            <w:hyperlink w:history="1" r:id="rIdq8uyvkofehiyymsus0hnr">
               <w:r>
                 <w:rPr>
                   <w:rFonts w:ascii="Arial" w:cs="Arial" w:eastAsia="Arial" w:hAnsi="Arial"/>
@@ -25145,7 +25145,7 @@
             <w:pPr>
               <w:spacing w:after="20" w:before="0"/>
             </w:pPr>
-            <w:hyperlink w:history="1" r:id="rIdnsok_zpf0h3gjywnwfgwl">
+            <w:hyperlink w:history="1" r:id="rIdqr5jygv4zdecwnrfikbi1">
               <w:r>
                 <w:rPr>
                   <w:rFonts w:ascii="Arial" w:cs="Arial" w:eastAsia="Arial" w:hAnsi="Arial"/>
@@ -25194,7 +25194,7 @@
               <w:spacing w:after="10" w:before="0"/>
               <w:ind w:left="120"/>
             </w:pPr>
-            <w:hyperlink w:history="1" r:id="rId6iuaeedv6iuog8rgmfw91">
+            <w:hyperlink w:history="1" r:id="rId6yapgzbicrp5_pjrcyjas">
               <w:r>
                 <w:rPr>
                   <w:rFonts w:ascii="Arial" w:cs="Arial" w:eastAsia="Arial" w:hAnsi="Arial"/>
@@ -25389,7 +25389,7 @@
             <w:pPr>
               <w:spacing w:after="20" w:before="0"/>
             </w:pPr>
-            <w:hyperlink w:history="1" r:id="rIdhbgxg3t7oovvmbhqi4rdm">
+            <w:hyperlink w:history="1" r:id="rIdx_hu4e2ozykfkgmqlf9z8">
               <w:r>
                 <w:rPr>
                   <w:rFonts w:ascii="Arial" w:cs="Arial" w:eastAsia="Arial" w:hAnsi="Arial"/>
@@ -25438,7 +25438,7 @@
               <w:spacing w:after="10" w:before="0"/>
               <w:ind w:left="120"/>
             </w:pPr>
-            <w:hyperlink w:history="1" r:id="rIdpblgplcdcukoedtgcdwa1">
+            <w:hyperlink w:history="1" r:id="rIdkhazjuxmrhzfjrjlxqk2m">
               <w:r>
                 <w:rPr>
                   <w:rFonts w:ascii="Arial" w:cs="Arial" w:eastAsia="Arial" w:hAnsi="Arial"/>
@@ -25483,7 +25483,7 @@
             <w:pPr>
               <w:spacing w:after="20" w:before="0"/>
             </w:pPr>
-            <w:hyperlink w:history="1" r:id="rIdoegj6tjpy_fspdhs6ph2o">
+            <w:hyperlink w:history="1" r:id="rIdfbjuhrwjzacaim5rij1fz">
               <w:r>
                 <w:rPr>
                   <w:rFonts w:ascii="Arial" w:cs="Arial" w:eastAsia="Arial" w:hAnsi="Arial"/>
@@ -25532,7 +25532,7 @@
               <w:spacing w:after="10" w:before="0"/>
               <w:ind w:left="120"/>
             </w:pPr>
-            <w:hyperlink w:history="1" r:id="rIdnzfq57cib5bso5r-nx2ix">
+            <w:hyperlink w:history="1" r:id="rId-sgpwx55ygrpx7r56fpjb">
               <w:r>
                 <w:rPr>
                   <w:rFonts w:ascii="Arial" w:cs="Arial" w:eastAsia="Arial" w:hAnsi="Arial"/>
@@ -26044,7 +26044,7 @@
         </w:rPr>
         <w:t xml:space="preserve">© 2026 SeaVuria and ARES. Aligned with KICD objectives. Developed by SeaVuria; technical implementation by ARES (with AI assistance from Claude). Licensed under </w:t>
       </w:r>
-      <w:hyperlink w:history="1" r:id="rIdfi6hui854buyolsmvyylp">
+      <w:hyperlink w:history="1" r:id="rIdg9haquosg6yikww_emvfz">
         <w:r>
           <w:rPr>
             <w:rFonts w:ascii="Arial" w:cs="Arial" w:eastAsia="Arial" w:hAnsi="Arial"/>
@@ -26065,7 +26065,7 @@
         </w:rPr>
         <w:t xml:space="preserve"> (</w:t>
       </w:r>
-      <w:hyperlink w:history="1" r:id="rIdrx7-t5qvuhja4ddc_vnlv">
+      <w:hyperlink w:history="1" r:id="rIdjjdw7wdyjcbefe5uir7bz">
         <w:r>
           <w:rPr>
             <w:rFonts w:ascii="Arial" w:cs="Arial" w:eastAsia="Arial" w:hAnsi="Arial"/>

--- a/data/outputs/v2/Essential_Mathematics/SS2.6_Surface_Area_of_Solids/Essential_Mathematics_Surface_Area_of_Solids_CBE_LessonSequence.docx
+++ b/data/outputs/v2/Essential_Mathematics/SS2.6_Surface_Area_of_Solids/Essential_Mathematics_Surface_Area_of_Solids_CBE_LessonSequence.docx
@@ -2066,7 +2066,7 @@
         </w:rPr>
         <w:t xml:space="preserve">© 2026 SeaVuria and ARES. This work is licensed under a </w:t>
       </w:r>
-      <w:hyperlink w:history="1" r:id="rIdjabrbxzojvfp9-esspq0u">
+      <w:hyperlink w:history="1" r:id="rId1azrgydxetrgnqclbb_lm">
         <w:r>
           <w:rPr>
             <w:rFonts w:ascii="Arial" w:cs="Arial" w:eastAsia="Arial" w:hAnsi="Arial"/>
@@ -2086,7 +2086,7 @@
         </w:rPr>
         <w:t xml:space="preserve"> (</w:t>
       </w:r>
-      <w:hyperlink w:history="1" r:id="rId2ckeek2gtu_jdjhvtxhyr">
+      <w:hyperlink w:history="1" r:id="rIdbxwtq7gqd3595orvykev5">
         <w:r>
           <w:rPr>
             <w:rFonts w:ascii="Arial" w:cs="Arial" w:eastAsia="Arial" w:hAnsi="Arial"/>
@@ -2106,7 +2106,7 @@
         </w:rPr>
         <w:t xml:space="preserve">). To view a copy of this license, visit </w:t>
       </w:r>
-      <w:hyperlink w:history="1" r:id="rIdqd-q9vsb_ciqieucdq4ld">
+      <w:hyperlink w:history="1" r:id="rId89f5bvl1uwvn4angvn4x6">
         <w:r>
           <w:rPr>
             <w:rFonts w:ascii="Arial" w:cs="Arial" w:eastAsia="Arial" w:hAnsi="Arial"/>
@@ -3135,7 +3135,7 @@
               <w:spacing w:after="10" w:before="0"/>
               <w:ind w:left="120"/>
             </w:pPr>
-            <w:hyperlink w:history="1" r:id="rIddlq14l0w3wteyakwcg2md">
+            <w:hyperlink w:history="1" r:id="rIdydjr-agba8ywbe1fcwtsc">
               <w:r>
                 <w:rPr>
                   <w:rFonts w:ascii="Arial" w:cs="Arial" w:eastAsia="Arial" w:hAnsi="Arial"/>
@@ -3195,7 +3195,7 @@
             <w:pPr>
               <w:spacing w:after="20" w:before="0"/>
             </w:pPr>
-            <w:hyperlink w:history="1" r:id="rIdkbcccvt-9ukq4rfcqb0ul">
+            <w:hyperlink w:history="1" r:id="rIdmyepcy8jditvasxp8g046">
               <w:r>
                 <w:rPr>
                   <w:rFonts w:ascii="Arial" w:cs="Arial" w:eastAsia="Arial" w:hAnsi="Arial"/>
@@ -3244,7 +3244,7 @@
               <w:spacing w:after="10" w:before="0"/>
               <w:ind w:left="120"/>
             </w:pPr>
-            <w:hyperlink w:history="1" r:id="rId6bd_nathintczlqi8_uie">
+            <w:hyperlink w:history="1" r:id="rIdo_1n8rssqve6dojn7qbsh">
               <w:r>
                 <w:rPr>
                   <w:rFonts w:ascii="Arial" w:cs="Arial" w:eastAsia="Arial" w:hAnsi="Arial"/>
@@ -3456,7 +3456,7 @@
               <w:spacing w:after="10" w:before="0"/>
               <w:ind w:left="120"/>
             </w:pPr>
-            <w:hyperlink w:history="1" r:id="rIdfbvf0-hyqekjzhgfvnhnu">
+            <w:hyperlink w:history="1" r:id="rId_2chrjyrtq8ugdy8lmrp_">
               <w:r>
                 <w:rPr>
                   <w:rFonts w:ascii="Arial" w:cs="Arial" w:eastAsia="Arial" w:hAnsi="Arial"/>
@@ -3516,7 +3516,7 @@
             <w:pPr>
               <w:spacing w:after="20" w:before="0"/>
             </w:pPr>
-            <w:hyperlink w:history="1" r:id="rIdskeu6fivymiic3ngilw5l">
+            <w:hyperlink w:history="1" r:id="rIdg6rbscaebb6hyxm-xuwke">
               <w:r>
                 <w:rPr>
                   <w:rFonts w:ascii="Arial" w:cs="Arial" w:eastAsia="Arial" w:hAnsi="Arial"/>
@@ -3565,7 +3565,7 @@
               <w:spacing w:after="10" w:before="0"/>
               <w:ind w:left="120"/>
             </w:pPr>
-            <w:hyperlink w:history="1" r:id="rIdfmdon-7fzfrzboyddhsp4">
+            <w:hyperlink w:history="1" r:id="rIdz-ww2le2sqjbw_zuawwad">
               <w:r>
                 <w:rPr>
                   <w:rFonts w:ascii="Arial" w:cs="Arial" w:eastAsia="Arial" w:hAnsi="Arial"/>
@@ -3777,7 +3777,7 @@
               <w:spacing w:after="10" w:before="0"/>
               <w:ind w:left="120"/>
             </w:pPr>
-            <w:hyperlink w:history="1" r:id="rIdhdumas-lvrfe45dpq_ca-">
+            <w:hyperlink w:history="1" r:id="rIdwlvjbhyvfcgmjnvxyoo_0">
               <w:r>
                 <w:rPr>
                   <w:rFonts w:ascii="Arial" w:cs="Arial" w:eastAsia="Arial" w:hAnsi="Arial"/>
@@ -3837,7 +3837,7 @@
             <w:pPr>
               <w:spacing w:after="20" w:before="0"/>
             </w:pPr>
-            <w:hyperlink w:history="1" r:id="rIdo-1gaoeqr79u08yyckfiw">
+            <w:hyperlink w:history="1" r:id="rId6aqutjxdx4gevxe-bqn-q">
               <w:r>
                 <w:rPr>
                   <w:rFonts w:ascii="Arial" w:cs="Arial" w:eastAsia="Arial" w:hAnsi="Arial"/>
@@ -3886,7 +3886,7 @@
               <w:spacing w:after="10" w:before="0"/>
               <w:ind w:left="120"/>
             </w:pPr>
-            <w:hyperlink w:history="1" r:id="rIdb171nmjerjqnbugtpvu3i">
+            <w:hyperlink w:history="1" r:id="rIdliomp_ovnxdbcpndswqvf">
               <w:r>
                 <w:rPr>
                   <w:rFonts w:ascii="Arial" w:cs="Arial" w:eastAsia="Arial" w:hAnsi="Arial"/>
@@ -4098,7 +4098,7 @@
               <w:spacing w:after="10" w:before="0"/>
               <w:ind w:left="120"/>
             </w:pPr>
-            <w:hyperlink w:history="1" r:id="rIdr8dyeat5yt7ym526spvgr">
+            <w:hyperlink w:history="1" r:id="rIdowip4kamg42snxawekyrx">
               <w:r>
                 <w:rPr>
                   <w:rFonts w:ascii="Arial" w:cs="Arial" w:eastAsia="Arial" w:hAnsi="Arial"/>
@@ -4158,7 +4158,7 @@
             <w:pPr>
               <w:spacing w:after="20" w:before="0"/>
             </w:pPr>
-            <w:hyperlink w:history="1" r:id="rIdbwer99ctbwrfroze1q87f">
+            <w:hyperlink w:history="1" r:id="rIdrzuwx3jjfs7e5payujigv">
               <w:r>
                 <w:rPr>
                   <w:rFonts w:ascii="Arial" w:cs="Arial" w:eastAsia="Arial" w:hAnsi="Arial"/>
@@ -4207,7 +4207,7 @@
               <w:spacing w:after="10" w:before="0"/>
               <w:ind w:left="120"/>
             </w:pPr>
-            <w:hyperlink w:history="1" r:id="rIdbbd258wzfu3fqsam7xfpi">
+            <w:hyperlink w:history="1" r:id="rId64sr-crgrmic-quftrsgu">
               <w:r>
                 <w:rPr>
                   <w:rFonts w:ascii="Arial" w:cs="Arial" w:eastAsia="Arial" w:hAnsi="Arial"/>
@@ -4419,7 +4419,7 @@
               <w:spacing w:after="10" w:before="0"/>
               <w:ind w:left="120"/>
             </w:pPr>
-            <w:hyperlink w:history="1" r:id="rIdstlzhfivwidbqg_ddo6dx">
+            <w:hyperlink w:history="1" r:id="rIdgcgltcsdyzzbm8uh4xirr">
               <w:r>
                 <w:rPr>
                   <w:rFonts w:ascii="Arial" w:cs="Arial" w:eastAsia="Arial" w:hAnsi="Arial"/>
@@ -4479,7 +4479,7 @@
             <w:pPr>
               <w:spacing w:after="20" w:before="0"/>
             </w:pPr>
-            <w:hyperlink w:history="1" r:id="rId9ygo8yxu6caipvwedwyo6">
+            <w:hyperlink w:history="1" r:id="rIdnka1eyki5uybk2aqfrakr">
               <w:r>
                 <w:rPr>
                   <w:rFonts w:ascii="Arial" w:cs="Arial" w:eastAsia="Arial" w:hAnsi="Arial"/>
@@ -4528,7 +4528,7 @@
               <w:spacing w:after="10" w:before="0"/>
               <w:ind w:left="120"/>
             </w:pPr>
-            <w:hyperlink w:history="1" r:id="rId5iuva1q6qluqlk15h8o9j">
+            <w:hyperlink w:history="1" r:id="rId8pkzmumib1p12sw5hmgj5">
               <w:r>
                 <w:rPr>
                   <w:rFonts w:ascii="Arial" w:cs="Arial" w:eastAsia="Arial" w:hAnsi="Arial"/>
@@ -4570,7 +4570,7 @@
                 <w:sz w:val="18"/>
                 <w:szCs w:val="18"/>
               </w:rPr>
-              <w:t xml:space="preserve">Learners draw the first entry in their unit Model Journal — a dedicated page (or folded A4 sheet kept in their exercise book) titled 'My Growing Model: How Much Metal Makes a Bucket?' At this stage, learners draw and annotate only what they have confirmed so far: a diagram of the conical bucket (Bucket C) with its net beside it, labelling r, l, the sector (lateral surface), and the circular base. Beneath the diagram, they write the confirmed formula: TSA of Cone = πrl + πr² and their calculated value for the KNH paper cup (TSA = 126.5 cm²). They leave space labelled 'Cylinder (Lesson 2)', 'Sphere/Hemisphere (Lesson 3)', and 'Frustum (Lesson 5)' as placeholders for future lessons. Learners who finish early annotate their model with a note explaining WHY the arc of the sector equals 2πr, in their own words.</w:t>
+              <w:t xml:space="preserve">Learners draw the first entry in their unit Model Journal — a dedicated page (or folded A4 sheet kept in their exercise book) titled 'My Growing Model: How Much Metal Makes a Bucket?' At this stage, learners draw and annotate only what they have confirmed so far: a diagram of the conical bucket (Bucket C) with its net beside it, labelling r, l, the sector (lateral surface), and the circular base. Beneath the diagram, they write the confirmed formula: TSA of Cone = πrl + πr² and their calculated value for the KNH paper cup (TSA = 126.5 cm²). They leave space labelled 'Pyramid (Lesson 2)', 'Sphere/Hemisphere (Lessons 3–4)', and 'Frustum (Lesson 5)' as placeholders for future lessons. Learners who finish early annotate their model with a note explaining WHY the arc of the sector equals 2πr, in their own words.</w:t>
             </w:r>
           </w:p>
         </w:tc>
@@ -4759,7 +4759,7 @@
                 <w:sz w:val="18"/>
                 <w:szCs w:val="18"/>
               </w:rPr>
-              <w:t xml:space="preserve">After the lesson, reflect on the following questions: (1) Did the phenomenon create genuine curiosity, or did learners simply wait for the teacher to tell them the answer? If the latter, consider bringing a real 10-litre plastic container and an actual hardware price tag to Lesson 2 to deepen the authenticity of the context. (2) During the net construction activity, did all groups correctly identify the arc length as equal to 2πr? If two or more groups did not, open Lesson 2 with a 5-minute re-demonstration using the physical model before moving to the cylinder. (3) Were learners consistently confusing slant height l with perpendicular height h? If so, create a dedicated 'l vs. h' anchor chart to display permanently for the rest of the unit. (4) Review the DQB 'We Are Wondering' notes tonight — do learners' questions map onto the lessons planned? If learners have raised questions about pyramids or frustums ahead of schedule, acknowledge these on the DQB and clarify the unit sequence tomorrow. (5) Check the Model Journal samples — are learners treating this as a 'neat copy' or as a genuine thinking tool? Praise rough, annotated journals explicitly in Lesson 2 to reshape this norm if needed.</w:t>
+              <w:t xml:space="preserve">After the lesson, reflect on the following questions: (1) Did the phenomenon create genuine curiosity, or did learners simply wait for the teacher to tell them the answer? If the latter, consider bringing a real 10-litre plastic container and an actual hardware price tag to Lesson 2 to deepen the authenticity of the context. (2) During the net construction activity, did all groups correctly identify the arc length as equal to 2πr? If two or more groups did not, open Lesson 2 with a 5-minute re-demonstration using the physical model before moving to the pyramid. (3) Were learners consistently confusing slant height l with perpendicular height h? If so, create a dedicated 'l vs. h' anchor chart to display permanently for the rest of the unit. (4) Review the DQB 'We Are Wondering' notes tonight — do learners' questions map onto the lessons planned? If learners have raised questions about pyramids or frustums ahead of schedule, acknowledge these on the DQB and clarify the unit sequence tomorrow. (5) Check the Model Journal samples — are learners treating this as a 'neat copy' or as a genuine thinking tool? Praise rough, annotated journals explicitly in Lesson 2 to reshape this norm if needed.</w:t>
             </w:r>
           </w:p>
         </w:tc>
@@ -5040,7 +5040,7 @@
         </w:rPr>
         <w:t xml:space="preserve">© 2026 SeaVuria and ARES. Aligned with KICD objectives. Developed by SeaVuria; technical implementation by ARES (with AI assistance from Claude). Licensed under </w:t>
       </w:r>
-      <w:hyperlink w:history="1" r:id="rIdzs6wdtl56fix9vvdwov-p">
+      <w:hyperlink w:history="1" r:id="rIdi7apahisvkzh1kbui4cxc">
         <w:r>
           <w:rPr>
             <w:rFonts w:ascii="Arial" w:cs="Arial" w:eastAsia="Arial" w:hAnsi="Arial"/>
@@ -5061,7 +5061,7 @@
         </w:rPr>
         <w:t xml:space="preserve"> (</w:t>
       </w:r>
-      <w:hyperlink w:history="1" r:id="rIdxqtjq0z82xnrdycvtuzqu">
+      <w:hyperlink w:history="1" r:id="rIdfjo2ae2hbl6ptcl4pgiz2">
         <w:r>
           <w:rPr>
             <w:rFonts w:ascii="Arial" w:cs="Arial" w:eastAsia="Arial" w:hAnsi="Arial"/>
@@ -6074,7 +6074,7 @@
             <w:pPr>
               <w:spacing w:after="20" w:before="0"/>
             </w:pPr>
-            <w:hyperlink w:history="1" r:id="rIdk54v9ouscjxqxhkhmchbv">
+            <w:hyperlink w:history="1" r:id="rIdcmdlcoco2gadqc7wkq4lo">
               <w:r>
                 <w:rPr>
                   <w:rFonts w:ascii="Arial" w:cs="Arial" w:eastAsia="Arial" w:hAnsi="Arial"/>
@@ -6107,7 +6107,7 @@
               <w:spacing w:after="10" w:before="0"/>
               <w:ind w:left="120"/>
             </w:pPr>
-            <w:hyperlink w:history="1" r:id="rIdtei3ajdnf-9yztsjdlhai">
+            <w:hyperlink w:history="1" r:id="rIdegmjrjph-n2snjhvogfek">
               <w:r>
                 <w:rPr>
                   <w:rFonts w:ascii="Arial" w:cs="Arial" w:eastAsia="Arial" w:hAnsi="Arial"/>
@@ -6152,7 +6152,7 @@
             <w:pPr>
               <w:spacing w:after="20" w:before="0"/>
             </w:pPr>
-            <w:hyperlink w:history="1" r:id="rIdflzwkjddh2qpglvfbewm4">
+            <w:hyperlink w:history="1" r:id="rId481pjyvvktjuhhse99yly">
               <w:r>
                 <w:rPr>
                   <w:rFonts w:ascii="Arial" w:cs="Arial" w:eastAsia="Arial" w:hAnsi="Arial"/>
@@ -6185,7 +6185,7 @@
               <w:spacing w:after="10" w:before="0"/>
               <w:ind w:left="120"/>
             </w:pPr>
-            <w:hyperlink w:history="1" r:id="rIdcny780kskvadsb5afej_6">
+            <w:hyperlink w:history="1" r:id="rIdbwjk26r4m619hhjefzyvo">
               <w:r>
                 <w:rPr>
                   <w:rFonts w:ascii="Arial" w:cs="Arial" w:eastAsia="Arial" w:hAnsi="Arial"/>
@@ -6380,7 +6380,7 @@
             <w:pPr>
               <w:spacing w:after="20" w:before="0"/>
             </w:pPr>
-            <w:hyperlink w:history="1" r:id="rIdjz65iph4sttk0l63taz3a">
+            <w:hyperlink w:history="1" r:id="rIdjtu9hurzgzl_4udhbpycj">
               <w:r>
                 <w:rPr>
                   <w:rFonts w:ascii="Arial" w:cs="Arial" w:eastAsia="Arial" w:hAnsi="Arial"/>
@@ -6413,7 +6413,7 @@
               <w:spacing w:after="10" w:before="0"/>
               <w:ind w:left="120"/>
             </w:pPr>
-            <w:hyperlink w:history="1" r:id="rIdzdgvamsns6usjmbxa5sge">
+            <w:hyperlink w:history="1" r:id="rId4wjh8sxpdlugc08eqsyma">
               <w:r>
                 <w:rPr>
                   <w:rFonts w:ascii="Arial" w:cs="Arial" w:eastAsia="Arial" w:hAnsi="Arial"/>
@@ -6458,7 +6458,7 @@
             <w:pPr>
               <w:spacing w:after="20" w:before="0"/>
             </w:pPr>
-            <w:hyperlink w:history="1" r:id="rIdcstnk00fj8mpk-axacz1w">
+            <w:hyperlink w:history="1" r:id="rIdj_9brasl0wuk22sepyjym">
               <w:r>
                 <w:rPr>
                   <w:rFonts w:ascii="Arial" w:cs="Arial" w:eastAsia="Arial" w:hAnsi="Arial"/>
@@ -6491,7 +6491,7 @@
               <w:spacing w:after="10" w:before="0"/>
               <w:ind w:left="120"/>
             </w:pPr>
-            <w:hyperlink w:history="1" r:id="rIdguyca7ohi2hv4c7rhoyem">
+            <w:hyperlink w:history="1" r:id="rIdnnsreivipcd95hsp3ww6q">
               <w:r>
                 <w:rPr>
                   <w:rFonts w:ascii="Arial" w:cs="Arial" w:eastAsia="Arial" w:hAnsi="Arial"/>
@@ -6686,7 +6686,7 @@
             <w:pPr>
               <w:spacing w:after="20" w:before="0"/>
             </w:pPr>
-            <w:hyperlink w:history="1" r:id="rId0fnd6--exoek0y9zhaaul">
+            <w:hyperlink w:history="1" r:id="rIdhpmoeeha6jcc1v5uzsljr">
               <w:r>
                 <w:rPr>
                   <w:rFonts w:ascii="Arial" w:cs="Arial" w:eastAsia="Arial" w:hAnsi="Arial"/>
@@ -6735,7 +6735,7 @@
               <w:spacing w:after="10" w:before="0"/>
               <w:ind w:left="120"/>
             </w:pPr>
-            <w:hyperlink w:history="1" r:id="rIdodtq1udnxwvk_qxo2pdcf">
+            <w:hyperlink w:history="1" r:id="rIdsver4spq3st0auns_2lja">
               <w:r>
                 <w:rPr>
                   <w:rFonts w:ascii="Arial" w:cs="Arial" w:eastAsia="Arial" w:hAnsi="Arial"/>
@@ -6780,7 +6780,7 @@
             <w:pPr>
               <w:spacing w:after="20" w:before="0"/>
             </w:pPr>
-            <w:hyperlink w:history="1" r:id="rId56b0lt2hrsrpceuklw56v">
+            <w:hyperlink w:history="1" r:id="rIdiej1ik7zjszwqr4zu36bs">
               <w:r>
                 <w:rPr>
                   <w:rFonts w:ascii="Arial" w:cs="Arial" w:eastAsia="Arial" w:hAnsi="Arial"/>
@@ -6813,7 +6813,7 @@
               <w:spacing w:after="10" w:before="0"/>
               <w:ind w:left="120"/>
             </w:pPr>
-            <w:hyperlink w:history="1" r:id="rIdt6kbd-nhjyhrdym81whqf">
+            <w:hyperlink w:history="1" r:id="rIdvsh2cydwsuhl-jos-vnv9">
               <w:r>
                 <w:rPr>
                   <w:rFonts w:ascii="Arial" w:cs="Arial" w:eastAsia="Arial" w:hAnsi="Arial"/>
@@ -7008,7 +7008,7 @@
             <w:pPr>
               <w:spacing w:after="20" w:before="0"/>
             </w:pPr>
-            <w:hyperlink w:history="1" r:id="rId7l94kqcd-9twjvdglpdig">
+            <w:hyperlink w:history="1" r:id="rIdev1kuou3wv7onqrdptz6l">
               <w:r>
                 <w:rPr>
                   <w:rFonts w:ascii="Arial" w:cs="Arial" w:eastAsia="Arial" w:hAnsi="Arial"/>
@@ -7057,7 +7057,7 @@
               <w:spacing w:after="10" w:before="0"/>
               <w:ind w:left="120"/>
             </w:pPr>
-            <w:hyperlink w:history="1" r:id="rIdwix_o_klzwdwyekb_zhls">
+            <w:hyperlink w:history="1" r:id="rIdrzpry07dxw7743n5oqbl2">
               <w:r>
                 <w:rPr>
                   <w:rFonts w:ascii="Arial" w:cs="Arial" w:eastAsia="Arial" w:hAnsi="Arial"/>
@@ -7102,7 +7102,7 @@
             <w:pPr>
               <w:spacing w:after="20" w:before="0"/>
             </w:pPr>
-            <w:hyperlink w:history="1" r:id="rIdizvmmokklfxnnw4jnjyww">
+            <w:hyperlink w:history="1" r:id="rIda5byaqgz853mbui8sz_ka">
               <w:r>
                 <w:rPr>
                   <w:rFonts w:ascii="Arial" w:cs="Arial" w:eastAsia="Arial" w:hAnsi="Arial"/>
@@ -7135,7 +7135,7 @@
               <w:spacing w:after="10" w:before="0"/>
               <w:ind w:left="120"/>
             </w:pPr>
-            <w:hyperlink w:history="1" r:id="rIds4be9r6gqp0dxljckbnzv">
+            <w:hyperlink w:history="1" r:id="rId3okwvvf0hyosmxke8kd3_">
               <w:r>
                 <w:rPr>
                   <w:rFonts w:ascii="Arial" w:cs="Arial" w:eastAsia="Arial" w:hAnsi="Arial"/>
@@ -7330,7 +7330,7 @@
             <w:pPr>
               <w:spacing w:after="20" w:before="0"/>
             </w:pPr>
-            <w:hyperlink w:history="1" r:id="rIdaq_4d0xzox0g5f_uhlsik">
+            <w:hyperlink w:history="1" r:id="rIda1dl-wxa8dgp6hlg9twho">
               <w:r>
                 <w:rPr>
                   <w:rFonts w:ascii="Arial" w:cs="Arial" w:eastAsia="Arial" w:hAnsi="Arial"/>
@@ -7379,7 +7379,7 @@
               <w:spacing w:after="10" w:before="0"/>
               <w:ind w:left="120"/>
             </w:pPr>
-            <w:hyperlink w:history="1" r:id="rIdblimuyuadf6qeozuce7fa">
+            <w:hyperlink w:history="1" r:id="rIdyureavvewhzncvuqd_h-t">
               <w:r>
                 <w:rPr>
                   <w:rFonts w:ascii="Arial" w:cs="Arial" w:eastAsia="Arial" w:hAnsi="Arial"/>
@@ -7424,7 +7424,7 @@
             <w:pPr>
               <w:spacing w:after="20" w:before="0"/>
             </w:pPr>
-            <w:hyperlink w:history="1" r:id="rIdveiptye3fi3vvfhwujswg">
+            <w:hyperlink w:history="1" r:id="rIdpjbdixouklryz_d0vvi8j">
               <w:r>
                 <w:rPr>
                   <w:rFonts w:ascii="Arial" w:cs="Arial" w:eastAsia="Arial" w:hAnsi="Arial"/>
@@ -7473,7 +7473,7 @@
               <w:spacing w:after="10" w:before="0"/>
               <w:ind w:left="120"/>
             </w:pPr>
-            <w:hyperlink w:history="1" r:id="rId81urtumrbedylzkkl0o85">
+            <w:hyperlink w:history="1" r:id="rIdk1wikw-9vxgeetdlz5806">
               <w:r>
                 <w:rPr>
                   <w:rFonts w:ascii="Arial" w:cs="Arial" w:eastAsia="Arial" w:hAnsi="Arial"/>
@@ -8080,7 +8080,7 @@
         </w:rPr>
         <w:t xml:space="preserve">© 2026 SeaVuria and ARES. Aligned with KICD objectives. Developed by SeaVuria; technical implementation by ARES (with AI assistance from Claude). Licensed under </w:t>
       </w:r>
-      <w:hyperlink w:history="1" r:id="rIdaryhjb2adckzrtuns1_qe">
+      <w:hyperlink w:history="1" r:id="rIdcudcumi7nvx7igv_kthlw">
         <w:r>
           <w:rPr>
             <w:rFonts w:ascii="Arial" w:cs="Arial" w:eastAsia="Arial" w:hAnsi="Arial"/>
@@ -8101,7 +8101,7 @@
         </w:rPr>
         <w:t xml:space="preserve"> (</w:t>
       </w:r>
-      <w:hyperlink w:history="1" r:id="rIdzimoan-fccpys7zpka4cc">
+      <w:hyperlink w:history="1" r:id="rId8zjqh6hifsslm6ht6wbqf">
         <w:r>
           <w:rPr>
             <w:rFonts w:ascii="Arial" w:cs="Arial" w:eastAsia="Arial" w:hAnsi="Arial"/>
@@ -8672,7 +8672,7 @@
                 <w:sz w:val="18"/>
                 <w:szCs w:val="18"/>
               </w:rPr>
-              <w:t xml:space="preserve">In Lesson 1 learners explored nets of cones and pyramids; in Lesson 2 they computed surface areas of cylinders and cones. Now in Lesson 3 they encounter the sphere — a shape with no flat net — and must discover a new experimental pathway to its surface area formula. This directly advances the driving question: the shopkeeper's three buckets all had flat or slanted faces; a spherical container would present an entirely different material-cost calculation, deepening learners' toolkit for comparing solids.</w:t>
+              <w:t xml:space="preserve">In Lesson 1 learners explored nets of cones; in Lesson 2 they computed surface areas of pyramids. Now in Lesson 3 they encounter the sphere — a shape with no flat net — and must discover a new experimental pathway to its surface area formula. This directly advances the driving question: the shopkeeper's three buckets all had flat or slanted faces; a spherical container would present an entirely different material-cost calculation, deepening learners' toolkit for comparing solids.</w:t>
             </w:r>
           </w:p>
         </w:tc>
@@ -9114,7 +9114,7 @@
             <w:pPr>
               <w:spacing w:after="20" w:before="0"/>
             </w:pPr>
-            <w:hyperlink w:history="1" r:id="rIdtonetaxiqylcsmoqxy3uz">
+            <w:hyperlink w:history="1" r:id="rIdgoiqtx81n1kijfkfwso9l">
               <w:r>
                 <w:rPr>
                   <w:rFonts w:ascii="Arial" w:cs="Arial" w:eastAsia="Arial" w:hAnsi="Arial"/>
@@ -9163,7 +9163,7 @@
               <w:spacing w:after="10" w:before="0"/>
               <w:ind w:left="120"/>
             </w:pPr>
-            <w:hyperlink w:history="1" r:id="rIdsm2yfa5uavjpdiiqcfnbm">
+            <w:hyperlink w:history="1" r:id="rIdw3kghvurkaqm5wpebzyef">
               <w:r>
                 <w:rPr>
                   <w:rFonts w:ascii="Arial" w:cs="Arial" w:eastAsia="Arial" w:hAnsi="Arial"/>
@@ -9208,7 +9208,7 @@
             <w:pPr>
               <w:spacing w:after="20" w:before="0"/>
             </w:pPr>
-            <w:hyperlink w:history="1" r:id="rId9ll_ir1f5vjruxd72ag6v">
+            <w:hyperlink w:history="1" r:id="rIdgopcptbix7hwunpldgvpq">
               <w:r>
                 <w:rPr>
                   <w:rFonts w:ascii="Arial" w:cs="Arial" w:eastAsia="Arial" w:hAnsi="Arial"/>
@@ -9241,7 +9241,7 @@
               <w:spacing w:after="10" w:before="0"/>
               <w:ind w:left="120"/>
             </w:pPr>
-            <w:hyperlink w:history="1" r:id="rIdtvxugikq4z9v0iuyltogf">
+            <w:hyperlink w:history="1" r:id="rIdwvzsh2xfmnziliy2snmn4">
               <w:r>
                 <w:rPr>
                   <w:rFonts w:ascii="Arial" w:cs="Arial" w:eastAsia="Arial" w:hAnsi="Arial"/>
@@ -9436,7 +9436,7 @@
             <w:pPr>
               <w:spacing w:after="20" w:before="0"/>
             </w:pPr>
-            <w:hyperlink w:history="1" r:id="rIdwa6mbcba1schocnzd4hji">
+            <w:hyperlink w:history="1" r:id="rIdv65oxtfkwyedlc51d9h9a">
               <w:r>
                 <w:rPr>
                   <w:rFonts w:ascii="Arial" w:cs="Arial" w:eastAsia="Arial" w:hAnsi="Arial"/>
@@ -9485,7 +9485,7 @@
               <w:spacing w:after="10" w:before="0"/>
               <w:ind w:left="120"/>
             </w:pPr>
-            <w:hyperlink w:history="1" r:id="rIdobm33q2j-_of1cuxz6i-c">
+            <w:hyperlink w:history="1" r:id="rId5exul8hiubrptnpcuyaku">
               <w:r>
                 <w:rPr>
                   <w:rFonts w:ascii="Arial" w:cs="Arial" w:eastAsia="Arial" w:hAnsi="Arial"/>
@@ -9530,7 +9530,7 @@
             <w:pPr>
               <w:spacing w:after="20" w:before="0"/>
             </w:pPr>
-            <w:hyperlink w:history="1" r:id="rIdl5p34xsg3pyee-d_lk-r-">
+            <w:hyperlink w:history="1" r:id="rIdyvy3yz9j2wpvzbst7ojfy">
               <w:r>
                 <w:rPr>
                   <w:rFonts w:ascii="Arial" w:cs="Arial" w:eastAsia="Arial" w:hAnsi="Arial"/>
@@ -9563,7 +9563,7 @@
               <w:spacing w:after="10" w:before="0"/>
               <w:ind w:left="120"/>
             </w:pPr>
-            <w:hyperlink w:history="1" r:id="rIdhiefimfcn66ydeshq2vi2">
+            <w:hyperlink w:history="1" r:id="rIdjathgv1opezcnwjcnyirc">
               <w:r>
                 <w:rPr>
                   <w:rFonts w:ascii="Arial" w:cs="Arial" w:eastAsia="Arial" w:hAnsi="Arial"/>
@@ -9758,7 +9758,7 @@
             <w:pPr>
               <w:spacing w:after="20" w:before="0"/>
             </w:pPr>
-            <w:hyperlink w:history="1" r:id="rIdof5srgs9n37ck9vjg2b6l">
+            <w:hyperlink w:history="1" r:id="rIdarmov179poxt8vqs4nz9e">
               <w:r>
                 <w:rPr>
                   <w:rFonts w:ascii="Arial" w:cs="Arial" w:eastAsia="Arial" w:hAnsi="Arial"/>
@@ -9807,7 +9807,7 @@
               <w:spacing w:after="10" w:before="0"/>
               <w:ind w:left="120"/>
             </w:pPr>
-            <w:hyperlink w:history="1" r:id="rIdvjsww924xx1z1ultiyn4w">
+            <w:hyperlink w:history="1" r:id="rIdsp245jrpaucstedxrxyqh">
               <w:r>
                 <w:rPr>
                   <w:rFonts w:ascii="Arial" w:cs="Arial" w:eastAsia="Arial" w:hAnsi="Arial"/>
@@ -9852,7 +9852,7 @@
             <w:pPr>
               <w:spacing w:after="20" w:before="0"/>
             </w:pPr>
-            <w:hyperlink w:history="1" r:id="rIdubqnxltldyvojbe7uiyx4">
+            <w:hyperlink w:history="1" r:id="rIdmemm9o6mqz4_goi7pefbe">
               <w:r>
                 <w:rPr>
                   <w:rFonts w:ascii="Arial" w:cs="Arial" w:eastAsia="Arial" w:hAnsi="Arial"/>
@@ -9885,7 +9885,7 @@
               <w:spacing w:after="10" w:before="0"/>
               <w:ind w:left="120"/>
             </w:pPr>
-            <w:hyperlink w:history="1" r:id="rId7c0wdncp0h8nqfph3mpis">
+            <w:hyperlink w:history="1" r:id="rIdcyg0f_ahcbgm6nm5iz_ad">
               <w:r>
                 <w:rPr>
                   <w:rFonts w:ascii="Arial" w:cs="Arial" w:eastAsia="Arial" w:hAnsi="Arial"/>
@@ -10080,7 +10080,7 @@
             <w:pPr>
               <w:spacing w:after="20" w:before="0"/>
             </w:pPr>
-            <w:hyperlink w:history="1" r:id="rIdjicn97o8lp76erus4_zxd">
+            <w:hyperlink w:history="1" r:id="rIdr3u54uohxzwadn3otn4vh">
               <w:r>
                 <w:rPr>
                   <w:rFonts w:ascii="Arial" w:cs="Arial" w:eastAsia="Arial" w:hAnsi="Arial"/>
@@ -10129,7 +10129,7 @@
               <w:spacing w:after="10" w:before="0"/>
               <w:ind w:left="120"/>
             </w:pPr>
-            <w:hyperlink w:history="1" r:id="rIdxwqo_5el4abxr_oskxgv2">
+            <w:hyperlink w:history="1" r:id="rIdrhazct_znknuwom4498si">
               <w:r>
                 <w:rPr>
                   <w:rFonts w:ascii="Arial" w:cs="Arial" w:eastAsia="Arial" w:hAnsi="Arial"/>
@@ -10174,7 +10174,7 @@
             <w:pPr>
               <w:spacing w:after="20" w:before="0"/>
             </w:pPr>
-            <w:hyperlink w:history="1" r:id="rIdcufayhpkvamxet3yjym3d">
+            <w:hyperlink w:history="1" r:id="rIdtztpoq0o5vlqm0fn7qjmy">
               <w:r>
                 <w:rPr>
                   <w:rFonts w:ascii="Arial" w:cs="Arial" w:eastAsia="Arial" w:hAnsi="Arial"/>
@@ -10207,7 +10207,7 @@
               <w:spacing w:after="10" w:before="0"/>
               <w:ind w:left="120"/>
             </w:pPr>
-            <w:hyperlink w:history="1" r:id="rIdhr6s0cvooyxj40gz6gm9j">
+            <w:hyperlink w:history="1" r:id="rIdyb-ikhq1osnczzggjkuqn">
               <w:r>
                 <w:rPr>
                   <w:rFonts w:ascii="Arial" w:cs="Arial" w:eastAsia="Arial" w:hAnsi="Arial"/>
@@ -10402,7 +10402,7 @@
             <w:pPr>
               <w:spacing w:after="20" w:before="0"/>
             </w:pPr>
-            <w:hyperlink w:history="1" r:id="rId331gh5oo0cx4stybdxq8v">
+            <w:hyperlink w:history="1" r:id="rIdcn1lugwbhm_nhohc3hh9d">
               <w:r>
                 <w:rPr>
                   <w:rFonts w:ascii="Arial" w:cs="Arial" w:eastAsia="Arial" w:hAnsi="Arial"/>
@@ -10451,7 +10451,7 @@
               <w:spacing w:after="10" w:before="0"/>
               <w:ind w:left="120"/>
             </w:pPr>
-            <w:hyperlink w:history="1" r:id="rId6v21hc7ofrdjupdxqnhlk">
+            <w:hyperlink w:history="1" r:id="rIdmpcchqwsqthhk6v86dia8">
               <w:r>
                 <w:rPr>
                   <w:rFonts w:ascii="Arial" w:cs="Arial" w:eastAsia="Arial" w:hAnsi="Arial"/>
@@ -10496,7 +10496,7 @@
             <w:pPr>
               <w:spacing w:after="20" w:before="0"/>
             </w:pPr>
-            <w:hyperlink w:history="1" r:id="rIdu5ryugj5jza-0dmqnxlwd">
+            <w:hyperlink w:history="1" r:id="rIdiksphhe1ibshh1yxemrr8">
               <w:r>
                 <w:rPr>
                   <w:rFonts w:ascii="Arial" w:cs="Arial" w:eastAsia="Arial" w:hAnsi="Arial"/>
@@ -10529,7 +10529,7 @@
               <w:spacing w:after="10" w:before="0"/>
               <w:ind w:left="120"/>
             </w:pPr>
-            <w:hyperlink w:history="1" r:id="rIdacjliguwmlf_7ruwk-9i4">
+            <w:hyperlink w:history="1" r:id="rIdyfkropzbe4c_rvzjeowyr">
               <w:r>
                 <w:rPr>
                   <w:rFonts w:ascii="Arial" w:cs="Arial" w:eastAsia="Arial" w:hAnsi="Arial"/>
@@ -10760,7 +10760,7 @@
                 <w:sz w:val="18"/>
                 <w:szCs w:val="18"/>
               </w:rPr>
-              <w:t xml:space="preserve">After the lesson, reflect on the following questions: (1) Did the orange-peel activity produce counts close enough to 4 (between 3.7 and 4.3) in most groups? If not, was this due to orange shape, elastic peel, or imprecise great-circle tracing — and how will you address measurement technique in Lesson 4? (2) Were learners able to independently derive the hemisphere formula (3πr²) by reasoning about the flat base, or did most require prompting? If prompting was needed, build an explicit 'decomposing a solid into faces' scaffold into Lesson 4 for the frustum. (3) Did learners successfully calculate the radius of a sphere with V = 10 litres using cube-root reasoning, or did the unfamiliar rearrangement stall groups? Note which groups struggled — they may need a bridging question at the start of Lesson 4. (4) Review the DQB sticky notes: how many learners articulated a specific formula in their 'now know' statement versus a vague paraphrase? This ratio indicates the depth of conceptual consolidation achieved. (5) Is the class's working hypothesis about the shopkeeper's claim (frustum vs. sphere) becoming more evidence-based, or are learners still guessing? Use the model table entries to plan targeted cold-call questions at the start of Lesson 4.</w:t>
+              <w:t xml:space="preserve">After the lesson, reflect on the following questions: (1) Did the orange-peel activity produce counts close enough to 4 (between 3.7 and 4.3) in most groups? If not, was this due to orange shape, elastic peel, or imprecise great-circle tracing — and how will you address measurement technique in Lesson 4? (2) Were learners able to independently derive the hemisphere formula (3πr²) by reasoning about the flat base, or did most require prompting? If prompting was needed, build an explicit 'decomposing a solid into faces' scaffold into Lesson 5 for the frustum. (3) Did learners successfully calculate the radius of a sphere with V = 10 litres using cube-root reasoning, or did the unfamiliar rearrangement stall groups? Note which groups struggled — they may need a bridging question at the start of Lesson 4. (4) Review the DQB sticky notes: how many learners articulated a specific formula in their 'now know' statement versus a vague paraphrase? This ratio indicates the depth of conceptual consolidation achieved. (5) Is the class's working hypothesis about the shopkeeper's claim (frustum vs. sphere) becoming more evidence-based, or are learners still guessing? Use the model table entries to plan targeted cold-call questions at the start of Lesson 4.</w:t>
             </w:r>
           </w:p>
         </w:tc>
@@ -11041,7 +11041,7 @@
         </w:rPr>
         <w:t xml:space="preserve">© 2026 SeaVuria and ARES. Aligned with KICD objectives. Developed by SeaVuria; technical implementation by ARES (with AI assistance from Claude). Licensed under </w:t>
       </w:r>
-      <w:hyperlink w:history="1" r:id="rIdglzp9n1qf1jupbfw0o4ge">
+      <w:hyperlink w:history="1" r:id="rIdce51pl0hzmvpqnqzmh_so">
         <w:r>
           <w:rPr>
             <w:rFonts w:ascii="Arial" w:cs="Arial" w:eastAsia="Arial" w:hAnsi="Arial"/>
@@ -11062,7 +11062,7 @@
         </w:rPr>
         <w:t xml:space="preserve"> (</w:t>
       </w:r>
-      <w:hyperlink w:history="1" r:id="rIddgxgjs9twy6_wnroadl7b">
+      <w:hyperlink w:history="1" r:id="rIdnuatfah_kjzsws6d3tpvh">
         <w:r>
           <w:rPr>
             <w:rFonts w:ascii="Arial" w:cs="Arial" w:eastAsia="Arial" w:hAnsi="Arial"/>
@@ -12075,7 +12075,7 @@
             <w:pPr>
               <w:spacing w:after="20" w:before="0"/>
             </w:pPr>
-            <w:hyperlink w:history="1" r:id="rId2y0l9diau9pujqbhnnzc0">
+            <w:hyperlink w:history="1" r:id="rIdbhm33prkk7tgrjc3_0yof">
               <w:r>
                 <w:rPr>
                   <w:rFonts w:ascii="Arial" w:cs="Arial" w:eastAsia="Arial" w:hAnsi="Arial"/>
@@ -12124,7 +12124,7 @@
               <w:spacing w:after="10" w:before="0"/>
               <w:ind w:left="120"/>
             </w:pPr>
-            <w:hyperlink w:history="1" r:id="rIdnwxcwz3ruvlwvbwba3yxs">
+            <w:hyperlink w:history="1" r:id="rIdyka0zk8j99vaddsbvepxp">
               <w:r>
                 <w:rPr>
                   <w:rFonts w:ascii="Arial" w:cs="Arial" w:eastAsia="Arial" w:hAnsi="Arial"/>
@@ -12186,7 +12186,7 @@
               <w:spacing w:after="10" w:before="0"/>
               <w:ind w:left="120"/>
             </w:pPr>
-            <w:hyperlink w:history="1" r:id="rId5aru1ecvlmznu842r_sul">
+            <w:hyperlink w:history="1" r:id="rId5nnflgd4tihlmd3igqo8e">
               <w:r>
                 <w:rPr>
                   <w:rFonts w:ascii="Arial" w:cs="Arial" w:eastAsia="Arial" w:hAnsi="Arial"/>
@@ -12396,7 +12396,7 @@
             <w:pPr>
               <w:spacing w:after="20" w:before="0"/>
             </w:pPr>
-            <w:hyperlink w:history="1" r:id="rIdr6yvff5e74dstwhq2ka7m">
+            <w:hyperlink w:history="1" r:id="rIdzmtr5k59awvblk3-cnwrc">
               <w:r>
                 <w:rPr>
                   <w:rFonts w:ascii="Arial" w:cs="Arial" w:eastAsia="Arial" w:hAnsi="Arial"/>
@@ -12445,7 +12445,7 @@
               <w:spacing w:after="10" w:before="0"/>
               <w:ind w:left="120"/>
             </w:pPr>
-            <w:hyperlink w:history="1" r:id="rIdqsqeb6_gfuetdad4ppfio">
+            <w:hyperlink w:history="1" r:id="rIdypbssnvjlomf0k1cyb8tf">
               <w:r>
                 <w:rPr>
                   <w:rFonts w:ascii="Arial" w:cs="Arial" w:eastAsia="Arial" w:hAnsi="Arial"/>
@@ -12507,7 +12507,7 @@
               <w:spacing w:after="10" w:before="0"/>
               <w:ind w:left="120"/>
             </w:pPr>
-            <w:hyperlink w:history="1" r:id="rIdc5fagvjkg2stjcqkp42is">
+            <w:hyperlink w:history="1" r:id="rIdlju9hi1rlu0jjftzydj2y">
               <w:r>
                 <w:rPr>
                   <w:rFonts w:ascii="Arial" w:cs="Arial" w:eastAsia="Arial" w:hAnsi="Arial"/>
@@ -12717,7 +12717,7 @@
             <w:pPr>
               <w:spacing w:after="20" w:before="0"/>
             </w:pPr>
-            <w:hyperlink w:history="1" r:id="rId3m-tm9la4wcdix_in9u5f">
+            <w:hyperlink w:history="1" r:id="rIddgigstp_znkvskps4uwdw">
               <w:r>
                 <w:rPr>
                   <w:rFonts w:ascii="Arial" w:cs="Arial" w:eastAsia="Arial" w:hAnsi="Arial"/>
@@ -12766,7 +12766,7 @@
               <w:spacing w:after="10" w:before="0"/>
               <w:ind w:left="120"/>
             </w:pPr>
-            <w:hyperlink w:history="1" r:id="rIdl4tzhrjam6v24jnszu6pq">
+            <w:hyperlink w:history="1" r:id="rIdxbq6kizktvcgwwgbd3xof">
               <w:r>
                 <w:rPr>
                   <w:rFonts w:ascii="Arial" w:cs="Arial" w:eastAsia="Arial" w:hAnsi="Arial"/>
@@ -12828,7 +12828,7 @@
               <w:spacing w:after="10" w:before="0"/>
               <w:ind w:left="120"/>
             </w:pPr>
-            <w:hyperlink w:history="1" r:id="rId4r7zp2l0ptignfpiydeg3">
+            <w:hyperlink w:history="1" r:id="rId-lfljgdpbcbpoengbua4m">
               <w:r>
                 <w:rPr>
                   <w:rFonts w:ascii="Arial" w:cs="Arial" w:eastAsia="Arial" w:hAnsi="Arial"/>
@@ -13038,7 +13038,7 @@
             <w:pPr>
               <w:spacing w:after="20" w:before="0"/>
             </w:pPr>
-            <w:hyperlink w:history="1" r:id="rIdmserg4czke5m7y7k9plgb">
+            <w:hyperlink w:history="1" r:id="rIdrk_f5pubgdhgc3rd8jugp">
               <w:r>
                 <w:rPr>
                   <w:rFonts w:ascii="Arial" w:cs="Arial" w:eastAsia="Arial" w:hAnsi="Arial"/>
@@ -13087,7 +13087,7 @@
               <w:spacing w:after="10" w:before="0"/>
               <w:ind w:left="120"/>
             </w:pPr>
-            <w:hyperlink w:history="1" r:id="rIdjqa4umgtvpaelai_5tpwj">
+            <w:hyperlink w:history="1" r:id="rId0xsfoa-k_ugpclc0a475a">
               <w:r>
                 <w:rPr>
                   <w:rFonts w:ascii="Arial" w:cs="Arial" w:eastAsia="Arial" w:hAnsi="Arial"/>
@@ -13149,7 +13149,7 @@
               <w:spacing w:after="10" w:before="0"/>
               <w:ind w:left="120"/>
             </w:pPr>
-            <w:hyperlink w:history="1" r:id="rId70yowq8zs29z9e_goszg2">
+            <w:hyperlink w:history="1" r:id="rIdji97vnmtlzpqclizzw5w-">
               <w:r>
                 <w:rPr>
                   <w:rFonts w:ascii="Arial" w:cs="Arial" w:eastAsia="Arial" w:hAnsi="Arial"/>
@@ -13359,7 +13359,7 @@
             <w:pPr>
               <w:spacing w:after="20" w:before="0"/>
             </w:pPr>
-            <w:hyperlink w:history="1" r:id="rIdf4zseccknf9shyyvauq2m">
+            <w:hyperlink w:history="1" r:id="rIddsqkdj0gfbgl-wove2e01">
               <w:r>
                 <w:rPr>
                   <w:rFonts w:ascii="Arial" w:cs="Arial" w:eastAsia="Arial" w:hAnsi="Arial"/>
@@ -13408,7 +13408,7 @@
               <w:spacing w:after="10" w:before="0"/>
               <w:ind w:left="120"/>
             </w:pPr>
-            <w:hyperlink w:history="1" r:id="rIdnf_9adt6u0iae4dezb0vr">
+            <w:hyperlink w:history="1" r:id="rIdaoilg1qwrkmhdznns3qpv">
               <w:r>
                 <w:rPr>
                   <w:rFonts w:ascii="Arial" w:cs="Arial" w:eastAsia="Arial" w:hAnsi="Arial"/>
@@ -13470,7 +13470,7 @@
               <w:spacing w:after="10" w:before="0"/>
               <w:ind w:left="120"/>
             </w:pPr>
-            <w:hyperlink w:history="1" r:id="rId01exx3ebe4ms4ryfnzonb">
+            <w:hyperlink w:history="1" r:id="rIdch5vjkdaobghgow9axeea">
               <w:r>
                 <w:rPr>
                   <w:rFonts w:ascii="Arial" w:cs="Arial" w:eastAsia="Arial" w:hAnsi="Arial"/>
@@ -13997,7 +13997,7 @@
         </w:rPr>
         <w:t xml:space="preserve">© 2026 SeaVuria and ARES. Aligned with KICD objectives. Developed by SeaVuria; technical implementation by ARES (with AI assistance from Claude). Licensed under </w:t>
       </w:r>
-      <w:hyperlink w:history="1" r:id="rId51mw2engvmklpprkonnre">
+      <w:hyperlink w:history="1" r:id="rId-gx_atkcbabsqffrdt9_6">
         <w:r>
           <w:rPr>
             <w:rFonts w:ascii="Arial" w:cs="Arial" w:eastAsia="Arial" w:hAnsi="Arial"/>
@@ -14018,7 +14018,7 @@
         </w:rPr>
         <w:t xml:space="preserve"> (</w:t>
       </w:r>
-      <w:hyperlink w:history="1" r:id="rIdshn2zur73v76f3eamh-0r">
+      <w:hyperlink w:history="1" r:id="rIdf58l35z-1_riu7y5ubv0h">
         <w:r>
           <w:rPr>
             <w:rFonts w:ascii="Arial" w:cs="Arial" w:eastAsia="Arial" w:hAnsi="Arial"/>
@@ -15031,7 +15031,7 @@
             <w:pPr>
               <w:spacing w:after="20" w:before="0"/>
             </w:pPr>
-            <w:hyperlink w:history="1" r:id="rId1bzj0rgud-4szhors668l">
+            <w:hyperlink w:history="1" r:id="rId0lqj5sq1xpqtdots6gn2f">
               <w:r>
                 <w:rPr>
                   <w:rFonts w:ascii="Arial" w:cs="Arial" w:eastAsia="Arial" w:hAnsi="Arial"/>
@@ -15080,7 +15080,7 @@
               <w:spacing w:after="10" w:before="0"/>
               <w:ind w:left="120"/>
             </w:pPr>
-            <w:hyperlink w:history="1" r:id="rIdgmehz4_gjgc2ealvo9oim">
+            <w:hyperlink w:history="1" r:id="rIdqcmdlor6jy6vwxhk_57dc">
               <w:r>
                 <w:rPr>
                   <w:rFonts w:ascii="Arial" w:cs="Arial" w:eastAsia="Arial" w:hAnsi="Arial"/>
@@ -15125,7 +15125,7 @@
             <w:pPr>
               <w:spacing w:after="20" w:before="0"/>
             </w:pPr>
-            <w:hyperlink w:history="1" r:id="rIdb-rlf-ttcdmp12xshxspy">
+            <w:hyperlink w:history="1" r:id="rIdbdb0yzyg2e3np45em4aqw">
               <w:r>
                 <w:rPr>
                   <w:rFonts w:ascii="Arial" w:cs="Arial" w:eastAsia="Arial" w:hAnsi="Arial"/>
@@ -15174,7 +15174,7 @@
               <w:spacing w:after="10" w:before="0"/>
               <w:ind w:left="120"/>
             </w:pPr>
-            <w:hyperlink w:history="1" r:id="rIdrtmoezeqlzskp2zyeu_d2">
+            <w:hyperlink w:history="1" r:id="rIdr3y3-kibxflh8acaghgcs">
               <w:r>
                 <w:rPr>
                   <w:rFonts w:ascii="Arial" w:cs="Arial" w:eastAsia="Arial" w:hAnsi="Arial"/>
@@ -15369,7 +15369,7 @@
             <w:pPr>
               <w:spacing w:after="20" w:before="0"/>
             </w:pPr>
-            <w:hyperlink w:history="1" r:id="rIda-tma1h7sdmyrftlrqzla">
+            <w:hyperlink w:history="1" r:id="rId7ociasg5b7sfsah1uruhh">
               <w:r>
                 <w:rPr>
                   <w:rFonts w:ascii="Arial" w:cs="Arial" w:eastAsia="Arial" w:hAnsi="Arial"/>
@@ -15418,7 +15418,7 @@
               <w:spacing w:after="10" w:before="0"/>
               <w:ind w:left="120"/>
             </w:pPr>
-            <w:hyperlink w:history="1" r:id="rId6ql4kylpqfuopvy4fjnla">
+            <w:hyperlink w:history="1" r:id="rIdhsiwaaxqren2hmf4bce9s">
               <w:r>
                 <w:rPr>
                   <w:rFonts w:ascii="Arial" w:cs="Arial" w:eastAsia="Arial" w:hAnsi="Arial"/>
@@ -15463,7 +15463,7 @@
             <w:pPr>
               <w:spacing w:after="20" w:before="0"/>
             </w:pPr>
-            <w:hyperlink w:history="1" r:id="rId87zargbc0icu4sugsumrg">
+            <w:hyperlink w:history="1" r:id="rId-u3lijd_n3tlebmozbuxr">
               <w:r>
                 <w:rPr>
                   <w:rFonts w:ascii="Arial" w:cs="Arial" w:eastAsia="Arial" w:hAnsi="Arial"/>
@@ -15512,7 +15512,7 @@
               <w:spacing w:after="10" w:before="0"/>
               <w:ind w:left="120"/>
             </w:pPr>
-            <w:hyperlink w:history="1" r:id="rIdimttnc3cbhsb6dayiz0b2">
+            <w:hyperlink w:history="1" r:id="rIdw10a1hq-ppx_csncn3zbx">
               <w:r>
                 <w:rPr>
                   <w:rFonts w:ascii="Arial" w:cs="Arial" w:eastAsia="Arial" w:hAnsi="Arial"/>
@@ -15707,7 +15707,7 @@
             <w:pPr>
               <w:spacing w:after="20" w:before="0"/>
             </w:pPr>
-            <w:hyperlink w:history="1" r:id="rId5rkwsjwwz42v9eohqhtsj">
+            <w:hyperlink w:history="1" r:id="rIdkmkql0cigm1m1oj1rmjfe">
               <w:r>
                 <w:rPr>
                   <w:rFonts w:ascii="Arial" w:cs="Arial" w:eastAsia="Arial" w:hAnsi="Arial"/>
@@ -15756,7 +15756,7 @@
               <w:spacing w:after="10" w:before="0"/>
               <w:ind w:left="120"/>
             </w:pPr>
-            <w:hyperlink w:history="1" r:id="rId1zbhw5svhw-ol3sfpfqwa">
+            <w:hyperlink w:history="1" r:id="rIdgi_sif89ah5xrp8ps-ape">
               <w:r>
                 <w:rPr>
                   <w:rFonts w:ascii="Arial" w:cs="Arial" w:eastAsia="Arial" w:hAnsi="Arial"/>
@@ -15801,7 +15801,7 @@
             <w:pPr>
               <w:spacing w:after="20" w:before="0"/>
             </w:pPr>
-            <w:hyperlink w:history="1" r:id="rIdidjlxyf-mwmqk2upbkl1i">
+            <w:hyperlink w:history="1" r:id="rIdbrctdbu-nw9ol-dilwbfr">
               <w:r>
                 <w:rPr>
                   <w:rFonts w:ascii="Arial" w:cs="Arial" w:eastAsia="Arial" w:hAnsi="Arial"/>
@@ -15850,7 +15850,7 @@
               <w:spacing w:after="10" w:before="0"/>
               <w:ind w:left="120"/>
             </w:pPr>
-            <w:hyperlink w:history="1" r:id="rIdcykq7ibvbinc5dkjwpjux">
+            <w:hyperlink w:history="1" r:id="rIdqm5sq0dvp9qo4n5207s9h">
               <w:r>
                 <w:rPr>
                   <w:rFonts w:ascii="Arial" w:cs="Arial" w:eastAsia="Arial" w:hAnsi="Arial"/>
@@ -16045,7 +16045,7 @@
             <w:pPr>
               <w:spacing w:after="20" w:before="0"/>
             </w:pPr>
-            <w:hyperlink w:history="1" r:id="rIdgjc1kfmlmrjywqek-j0ex">
+            <w:hyperlink w:history="1" r:id="rIdoordyhcg3limgvmh-2zz-">
               <w:r>
                 <w:rPr>
                   <w:rFonts w:ascii="Arial" w:cs="Arial" w:eastAsia="Arial" w:hAnsi="Arial"/>
@@ -16094,7 +16094,7 @@
               <w:spacing w:after="10" w:before="0"/>
               <w:ind w:left="120"/>
             </w:pPr>
-            <w:hyperlink w:history="1" r:id="rIdd7ipejv95amgwjgg3uo09">
+            <w:hyperlink w:history="1" r:id="rId8nu-1r7kepkjwczygfu08">
               <w:r>
                 <w:rPr>
                   <w:rFonts w:ascii="Arial" w:cs="Arial" w:eastAsia="Arial" w:hAnsi="Arial"/>
@@ -16139,7 +16139,7 @@
             <w:pPr>
               <w:spacing w:after="20" w:before="0"/>
             </w:pPr>
-            <w:hyperlink w:history="1" r:id="rIddztkds1yjmovgp61q3gn2">
+            <w:hyperlink w:history="1" r:id="rIdbe53pkghuflrym4wp-iwa">
               <w:r>
                 <w:rPr>
                   <w:rFonts w:ascii="Arial" w:cs="Arial" w:eastAsia="Arial" w:hAnsi="Arial"/>
@@ -16188,7 +16188,7 @@
               <w:spacing w:after="10" w:before="0"/>
               <w:ind w:left="120"/>
             </w:pPr>
-            <w:hyperlink w:history="1" r:id="rIdcvotja7vqz5dsyqqpu0hl">
+            <w:hyperlink w:history="1" r:id="rIdxagxx4uxaf28ueaiofxyo">
               <w:r>
                 <w:rPr>
                   <w:rFonts w:ascii="Arial" w:cs="Arial" w:eastAsia="Arial" w:hAnsi="Arial"/>
@@ -16262,7 +16262,7 @@
                 <w:sz w:val="18"/>
                 <w:szCs w:val="18"/>
               </w:rPr>
-              <w:t xml:space="preserve">Direct attention to the Prediction Wall from Phase 1: 'Earlier, most groups predicted the frustum net would be (more / less) material than the cone. Now that you have computed the curved surface area, were your predictions correct?' Cold-call 3 groups whose sticky notes are still on the wall. WAIT TIME: 10 seconds. Then direct attention to the DQB: 'Look at the ORANGE notes from Lessons 1–4. Which ones can we now move to GREEN?' Facilitate a 3-minute whole-class discussion — do NOT move any note yourself; ask learners to justify before relocating. End by reading aloud two PINK 'new question' notes and asking: 'Which of these do you think Lesson 6 will answer?' Connect explicitly to phenomenon: 'We still have not confirmed whether the shopkeeper on Kirinyaga Road is correct. What are we still missing?' (Answer: the areas of the two circular ends, and the comparison with the cylinder and cone buckets — to be done in Lessons 6–7.)</w:t>
+              <w:t xml:space="preserve">Direct attention to the Prediction Wall from Phase 1: 'Earlier, most groups predicted the frustum net would be (more / less) material than the cone. Now that you have computed the curved surface area, were your predictions correct?' Cold-call 3 groups whose sticky notes are still on the wall. WAIT TIME: 10 seconds. Then direct attention to the DQB: 'Look at the ORANGE notes from Lessons 1–4. Which ones can we now move to GREEN?' Facilitate a 3-minute whole-class discussion — do NOT move any note yourself; ask learners to justify before relocating. End by reading aloud two PINK 'new question' notes and asking: 'Which of these do you think Lesson 6 will answer?' Connect explicitly to phenomenon: 'We still have not confirmed whether the shopkeeper on Kirinyaga Road is correct. What are we still missing?' (Answer: the areas of the two circular ends, and the comparison with the cylinder and cone buckets — to be done in Lessons 6 and 8.)</w:t>
             </w:r>
           </w:p>
         </w:tc>
@@ -16383,7 +16383,7 @@
             <w:pPr>
               <w:spacing w:after="20" w:before="0"/>
             </w:pPr>
-            <w:hyperlink w:history="1" r:id="rId6bqv-nfe1kjcf38qwpfcx">
+            <w:hyperlink w:history="1" r:id="rIdlwgugz6g2f6nt3nbbxtfd">
               <w:r>
                 <w:rPr>
                   <w:rFonts w:ascii="Arial" w:cs="Arial" w:eastAsia="Arial" w:hAnsi="Arial"/>
@@ -16432,7 +16432,7 @@
               <w:spacing w:after="10" w:before="0"/>
               <w:ind w:left="120"/>
             </w:pPr>
-            <w:hyperlink w:history="1" r:id="rId_h9durrd-epmthm4sxikh">
+            <w:hyperlink w:history="1" r:id="rIdcem5avex17vz5xmuqa74f">
               <w:r>
                 <w:rPr>
                   <w:rFonts w:ascii="Arial" w:cs="Arial" w:eastAsia="Arial" w:hAnsi="Arial"/>
@@ -16477,7 +16477,7 @@
             <w:pPr>
               <w:spacing w:after="20" w:before="0"/>
             </w:pPr>
-            <w:hyperlink w:history="1" r:id="rIduabml-p1sqcrslksyn97n">
+            <w:hyperlink w:history="1" r:id="rIdkwgpu05lx74mb51ovlzf0">
               <w:r>
                 <w:rPr>
                   <w:rFonts w:ascii="Arial" w:cs="Arial" w:eastAsia="Arial" w:hAnsi="Arial"/>
@@ -16526,7 +16526,7 @@
               <w:spacing w:after="10" w:before="0"/>
               <w:ind w:left="120"/>
             </w:pPr>
-            <w:hyperlink w:history="1" r:id="rIdmopacmbn53r21rrcvgdlv">
+            <w:hyperlink w:history="1" r:id="rIdotcfi9wbhb1fn9f6xj2jg">
               <w:r>
                 <w:rPr>
                   <w:rFonts w:ascii="Arial" w:cs="Arial" w:eastAsia="Arial" w:hAnsi="Arial"/>
@@ -17038,7 +17038,7 @@
         </w:rPr>
         <w:t xml:space="preserve">© 2026 SeaVuria and ARES. Aligned with KICD objectives. Developed by SeaVuria; technical implementation by ARES (with AI assistance from Claude). Licensed under </w:t>
       </w:r>
-      <w:hyperlink w:history="1" r:id="rIdrphlcmr5j-kmsoyq7zcx1">
+      <w:hyperlink w:history="1" r:id="rId5c2tx7btadof36b2_onv1">
         <w:r>
           <w:rPr>
             <w:rFonts w:ascii="Arial" w:cs="Arial" w:eastAsia="Arial" w:hAnsi="Arial"/>
@@ -17059,7 +17059,7 @@
         </w:rPr>
         <w:t xml:space="preserve"> (</w:t>
       </w:r>
-      <w:hyperlink w:history="1" r:id="rIdqcnq3d-qwgc1s_z5aihui">
+      <w:hyperlink w:history="1" r:id="rIdy7bnusamjklxwjaq2xopf">
         <w:r>
           <w:rPr>
             <w:rFonts w:ascii="Arial" w:cs="Arial" w:eastAsia="Arial" w:hAnsi="Arial"/>
@@ -17630,7 +17630,7 @@
                 <w:sz w:val="18"/>
                 <w:szCs w:val="18"/>
               </w:rPr>
-              <w:t xml:space="preserve">In Lessons 1–5, learners developed surface area tools for cones, pyramids, spheres, and hemispheres. Lesson 6 is the key evidence lesson for the anchoring phenomenon: learners now apply the frustum surface area formula to the tapered metal bucket, compute and compare the sheet-metal requirements for all three buckets (cylinder from the bucket data sheet, cone from Lesson 1, frustum today), and make a first evaluation of the shopkeeper's claim, to be finalised in Lesson 8 with the Bucket Data Sheet. This is the evidence-gathering climax of the sequence before Lesson 7 (frustums of pyramids) and Lesson 8 (applications and consolidation).</w:t>
+              <w:t xml:space="preserve">In Lessons 1–5, learners developed surface area tools for cones, pyramids, spheres, and hemispheres. Lesson 6 is the key evidence lesson for the anchoring phenomenon: learners now apply the frustum surface area formula to the tapered metal bucket, compute and compare the sheet-metal requirements for all three buckets (cylinder from the bucket data sheet, cone from the bucket data sheet, frustum today), and make a first evaluation of the shopkeeper's claim, to be finalised in Lesson 8 with the Bucket Data Sheet. This is the evidence-gathering climax of the sequence before Lesson 7 (frustums of pyramids) and Lesson 8 (applications and consolidation).</w:t>
             </w:r>
           </w:p>
         </w:tc>
@@ -18072,7 +18072,7 @@
             <w:pPr>
               <w:spacing w:after="20" w:before="0"/>
             </w:pPr>
-            <w:hyperlink w:history="1" r:id="rIdxfssxvdilhvgapqvg-jcn">
+            <w:hyperlink w:history="1" r:id="rIdikw6cbkd2wrw0e-fftk3l">
               <w:r>
                 <w:rPr>
                   <w:rFonts w:ascii="Arial" w:cs="Arial" w:eastAsia="Arial" w:hAnsi="Arial"/>
@@ -18121,7 +18121,7 @@
               <w:spacing w:after="10" w:before="0"/>
               <w:ind w:left="120"/>
             </w:pPr>
-            <w:hyperlink w:history="1" r:id="rIdv0mf2enk3dhemor7odzrk">
+            <w:hyperlink w:history="1" r:id="rIdfxbi1v5tfxykrd3drsy34">
               <w:r>
                 <w:rPr>
                   <w:rFonts w:ascii="Arial" w:cs="Arial" w:eastAsia="Arial" w:hAnsi="Arial"/>
@@ -18183,7 +18183,7 @@
               <w:spacing w:after="10" w:before="0"/>
               <w:ind w:left="120"/>
             </w:pPr>
-            <w:hyperlink w:history="1" r:id="rIdbswifplpgakzilnblp2_w">
+            <w:hyperlink w:history="1" r:id="rIdkjinancnz8thyt-cls5cx">
               <w:r>
                 <w:rPr>
                   <w:rFonts w:ascii="Arial" w:cs="Arial" w:eastAsia="Arial" w:hAnsi="Arial"/>
@@ -18393,7 +18393,7 @@
             <w:pPr>
               <w:spacing w:after="20" w:before="0"/>
             </w:pPr>
-            <w:hyperlink w:history="1" r:id="rIdf5eo6klkuhj2jlpgmvlna">
+            <w:hyperlink w:history="1" r:id="rId9k8ov2czgr-jjwj8ta0au">
               <w:r>
                 <w:rPr>
                   <w:rFonts w:ascii="Arial" w:cs="Arial" w:eastAsia="Arial" w:hAnsi="Arial"/>
@@ -18442,7 +18442,7 @@
               <w:spacing w:after="10" w:before="0"/>
               <w:ind w:left="120"/>
             </w:pPr>
-            <w:hyperlink w:history="1" r:id="rId4sjy7phde2jay4zoofdxo">
+            <w:hyperlink w:history="1" r:id="rIddmxi8goxceymff33zgbbz">
               <w:r>
                 <w:rPr>
                   <w:rFonts w:ascii="Arial" w:cs="Arial" w:eastAsia="Arial" w:hAnsi="Arial"/>
@@ -18504,7 +18504,7 @@
               <w:spacing w:after="10" w:before="0"/>
               <w:ind w:left="120"/>
             </w:pPr>
-            <w:hyperlink w:history="1" r:id="rIdcdyzbazjdampllamtyftq">
+            <w:hyperlink w:history="1" r:id="rIdlgzgqnglxrn-3vkpbaypu">
               <w:r>
                 <w:rPr>
                   <w:rFonts w:ascii="Arial" w:cs="Arial" w:eastAsia="Arial" w:hAnsi="Arial"/>
@@ -18714,7 +18714,7 @@
             <w:pPr>
               <w:spacing w:after="20" w:before="0"/>
             </w:pPr>
-            <w:hyperlink w:history="1" r:id="rIdwgirzc0swj-lb8emoxvn3">
+            <w:hyperlink w:history="1" r:id="rIdiy_bczgpefnzlrtgjiabn">
               <w:r>
                 <w:rPr>
                   <w:rFonts w:ascii="Arial" w:cs="Arial" w:eastAsia="Arial" w:hAnsi="Arial"/>
@@ -18763,7 +18763,7 @@
               <w:spacing w:after="10" w:before="0"/>
               <w:ind w:left="120"/>
             </w:pPr>
-            <w:hyperlink w:history="1" r:id="rIdmjyakhrpl0geulriwnszx">
+            <w:hyperlink w:history="1" r:id="rIdfz9lhcixjk5qwmmtm9qgg">
               <w:r>
                 <w:rPr>
                   <w:rFonts w:ascii="Arial" w:cs="Arial" w:eastAsia="Arial" w:hAnsi="Arial"/>
@@ -18825,7 +18825,7 @@
               <w:spacing w:after="10" w:before="0"/>
               <w:ind w:left="120"/>
             </w:pPr>
-            <w:hyperlink w:history="1" r:id="rIdyfdozecktg-cmjgcoaro3">
+            <w:hyperlink w:history="1" r:id="rIdwh4jiu5jxmdtt4ldooluk">
               <w:r>
                 <w:rPr>
                   <w:rFonts w:ascii="Arial" w:cs="Arial" w:eastAsia="Arial" w:hAnsi="Arial"/>
@@ -18882,7 +18882,7 @@
                 <w:sz w:val="18"/>
                 <w:szCs w:val="18"/>
               </w:rPr>
-              <w:t xml:space="preserve">Whole-class first test of the anchoring question (full verdict in Lesson 8). Each group presents their group's container results (2 minutes per group). The teacher then reveals (or has learners compute) the surface area of the cylindrical bucket (using the open-cylinder formula) and the conical bucket (from Lesson 1 class data), both holding 10 litres. These three values are written side by side on the board. Learners individually answer in writing: 'Was the shopkeeper on Kirinyaga Road correct? Use the numbers on the board to justify your answer.' Learners then work two standard exam-style problems on frustums — one open (a metal bucket with no lid), one closed (a painted cylindrical tin with top and bottom). Finally, learners distinguish verbally: 'When is a frustum open at the top only? Open at both ends? Fully closed?' using real Kenyan examples (water bucket — open top; section of a water pipe — open both ends; a sealed tin of Kimbo cooking fat — closed).</w:t>
+              <w:t xml:space="preserve">Whole-class first test of the anchoring question (full verdict in Lesson 8). Each group presents their group's container results (2 minutes per group). The teacher then reveals (or has learners compute) the surface area of the cylindrical bucket (using the open-cylinder formula) and the conical bucket (using the cone formula from Lesson 1), both holding 10 litres. These three values are written side by side on the board. Learners individually answer in writing: 'Was the shopkeeper on Kirinyaga Road correct? Use the numbers on the board to justify your answer.' Learners then work two standard exam-style problems on frustums — one open (a metal bucket with no lid), one closed (a painted cylindrical tin with top and bottom). Finally, learners distinguish verbally: 'When is a frustum open at the top only? Open at both ends? Fully closed?' using real Kenyan examples (water bucket — open top; section of a water pipe — open both ends; a sealed tin of Kimbo cooking fat — closed).</w:t>
             </w:r>
           </w:p>
         </w:tc>
@@ -19035,7 +19035,7 @@
             <w:pPr>
               <w:spacing w:after="20" w:before="0"/>
             </w:pPr>
-            <w:hyperlink w:history="1" r:id="rIdpkbxqj24thzyfzzvgtnqa">
+            <w:hyperlink w:history="1" r:id="rIdzehgk1bgu7u882h8wvx55">
               <w:r>
                 <w:rPr>
                   <w:rFonts w:ascii="Arial" w:cs="Arial" w:eastAsia="Arial" w:hAnsi="Arial"/>
@@ -19084,7 +19084,7 @@
               <w:spacing w:after="10" w:before="0"/>
               <w:ind w:left="120"/>
             </w:pPr>
-            <w:hyperlink w:history="1" r:id="rIdk2_eoh7bpc5dwn83ambpz">
+            <w:hyperlink w:history="1" r:id="rId-9j-0rlnqxwi35zoxlhan">
               <w:r>
                 <w:rPr>
                   <w:rFonts w:ascii="Arial" w:cs="Arial" w:eastAsia="Arial" w:hAnsi="Arial"/>
@@ -19146,7 +19146,7 @@
               <w:spacing w:after="10" w:before="0"/>
               <w:ind w:left="120"/>
             </w:pPr>
-            <w:hyperlink w:history="1" r:id="rIdf7f89v37wndmz9n_uf691">
+            <w:hyperlink w:history="1" r:id="rIdbdp7eezsntrvepast2v3a">
               <w:r>
                 <w:rPr>
                   <w:rFonts w:ascii="Arial" w:cs="Arial" w:eastAsia="Arial" w:hAnsi="Arial"/>
@@ -19356,7 +19356,7 @@
             <w:pPr>
               <w:spacing w:after="20" w:before="0"/>
             </w:pPr>
-            <w:hyperlink w:history="1" r:id="rIda_6eevzyidzgzoh2g5vl1">
+            <w:hyperlink w:history="1" r:id="rIdwnfdinkuv9i7metxzzccu">
               <w:r>
                 <w:rPr>
                   <w:rFonts w:ascii="Arial" w:cs="Arial" w:eastAsia="Arial" w:hAnsi="Arial"/>
@@ -19405,7 +19405,7 @@
               <w:spacing w:after="10" w:before="0"/>
               <w:ind w:left="120"/>
             </w:pPr>
-            <w:hyperlink w:history="1" r:id="rIda4owcqzfqv-nph9_brd1n">
+            <w:hyperlink w:history="1" r:id="rIdpyq_2slkpe1udenlfd0ov">
               <w:r>
                 <w:rPr>
                   <w:rFonts w:ascii="Arial" w:cs="Arial" w:eastAsia="Arial" w:hAnsi="Arial"/>
@@ -19467,7 +19467,7 @@
               <w:spacing w:after="10" w:before="0"/>
               <w:ind w:left="120"/>
             </w:pPr>
-            <w:hyperlink w:history="1" r:id="rIdqtf5jkky5unm56rorqguw">
+            <w:hyperlink w:history="1" r:id="rId-bewcbhb8fx3ejtiu3dqo">
               <w:r>
                 <w:rPr>
                   <w:rFonts w:ascii="Arial" w:cs="Arial" w:eastAsia="Arial" w:hAnsi="Arial"/>
@@ -19994,7 +19994,7 @@
         </w:rPr>
         <w:t xml:space="preserve">© 2026 SeaVuria and ARES. Aligned with KICD objectives. Developed by SeaVuria; technical implementation by ARES (with AI assistance from Claude). Licensed under </w:t>
       </w:r>
-      <w:hyperlink w:history="1" r:id="rIdf7-lakrkmoi5etzmsa51i">
+      <w:hyperlink w:history="1" r:id="rIdpz4ulgeragfj7ifwkdt90">
         <w:r>
           <w:rPr>
             <w:rFonts w:ascii="Arial" w:cs="Arial" w:eastAsia="Arial" w:hAnsi="Arial"/>
@@ -20015,7 +20015,7 @@
         </w:rPr>
         <w:t xml:space="preserve"> (</w:t>
       </w:r>
-      <w:hyperlink w:history="1" r:id="rIdzmtbk5kcoiibbys3l3ey9">
+      <w:hyperlink w:history="1" r:id="rIde-vzkzsl7paovfeosogoz">
         <w:r>
           <w:rPr>
             <w:rFonts w:ascii="Arial" w:cs="Arial" w:eastAsia="Arial" w:hAnsi="Arial"/>
@@ -21028,7 +21028,7 @@
             <w:pPr>
               <w:spacing w:after="20" w:before="0"/>
             </w:pPr>
-            <w:hyperlink w:history="1" r:id="rIdpq9pyfxlxd_egtt4v66kv">
+            <w:hyperlink w:history="1" r:id="rId5_gv3fmdqtkvihdo3hgxk">
               <w:r>
                 <w:rPr>
                   <w:rFonts w:ascii="Arial" w:cs="Arial" w:eastAsia="Arial" w:hAnsi="Arial"/>
@@ -21077,7 +21077,7 @@
               <w:spacing w:after="10" w:before="0"/>
               <w:ind w:left="120"/>
             </w:pPr>
-            <w:hyperlink w:history="1" r:id="rIdhobzihwkbdhplsfcdngct">
+            <w:hyperlink w:history="1" r:id="rIddeaynuls3n1pxmcgrf94v">
               <w:r>
                 <w:rPr>
                   <w:rFonts w:ascii="Arial" w:cs="Arial" w:eastAsia="Arial" w:hAnsi="Arial"/>
@@ -21122,7 +21122,7 @@
             <w:pPr>
               <w:spacing w:after="20" w:before="0"/>
             </w:pPr>
-            <w:hyperlink w:history="1" r:id="rIddep3jyq7ldokyncrz5c69">
+            <w:hyperlink w:history="1" r:id="rId5ny5ld7aoivnoxcoy6zst">
               <w:r>
                 <w:rPr>
                   <w:rFonts w:ascii="Arial" w:cs="Arial" w:eastAsia="Arial" w:hAnsi="Arial"/>
@@ -21171,7 +21171,7 @@
               <w:spacing w:after="10" w:before="0"/>
               <w:ind w:left="120"/>
             </w:pPr>
-            <w:hyperlink w:history="1" r:id="rIdcjzteqddemhczhyo5zeip">
+            <w:hyperlink w:history="1" r:id="rIdjmn1ydni5n1_8arjmdah4">
               <w:r>
                 <w:rPr>
                   <w:rFonts w:ascii="Arial" w:cs="Arial" w:eastAsia="Arial" w:hAnsi="Arial"/>
@@ -21366,7 +21366,7 @@
             <w:pPr>
               <w:spacing w:after="20" w:before="0"/>
             </w:pPr>
-            <w:hyperlink w:history="1" r:id="rId5fpmkqnp63ehqcepo8tye">
+            <w:hyperlink w:history="1" r:id="rId7kafhb3qbsn-ptlezzyhj">
               <w:r>
                 <w:rPr>
                   <w:rFonts w:ascii="Arial" w:cs="Arial" w:eastAsia="Arial" w:hAnsi="Arial"/>
@@ -21415,7 +21415,7 @@
               <w:spacing w:after="10" w:before="0"/>
               <w:ind w:left="120"/>
             </w:pPr>
-            <w:hyperlink w:history="1" r:id="rIde3twh4v9rvufjgqe4xefh">
+            <w:hyperlink w:history="1" r:id="rIdi27ba_-dgfjegkzwbcks1">
               <w:r>
                 <w:rPr>
                   <w:rFonts w:ascii="Arial" w:cs="Arial" w:eastAsia="Arial" w:hAnsi="Arial"/>
@@ -21460,7 +21460,7 @@
             <w:pPr>
               <w:spacing w:after="20" w:before="0"/>
             </w:pPr>
-            <w:hyperlink w:history="1" r:id="rIdqyhqsafiokkntxofeob8o">
+            <w:hyperlink w:history="1" r:id="rIdtlo5n_5-p4j0l_3aozsij">
               <w:r>
                 <w:rPr>
                   <w:rFonts w:ascii="Arial" w:cs="Arial" w:eastAsia="Arial" w:hAnsi="Arial"/>
@@ -21509,7 +21509,7 @@
               <w:spacing w:after="10" w:before="0"/>
               <w:ind w:left="120"/>
             </w:pPr>
-            <w:hyperlink w:history="1" r:id="rIdpswunb5bgffk5gmfpzhdp">
+            <w:hyperlink w:history="1" r:id="rId0jzrv--yzys2dnr6em7za">
               <w:r>
                 <w:rPr>
                   <w:rFonts w:ascii="Arial" w:cs="Arial" w:eastAsia="Arial" w:hAnsi="Arial"/>
@@ -21704,7 +21704,7 @@
             <w:pPr>
               <w:spacing w:after="20" w:before="0"/>
             </w:pPr>
-            <w:hyperlink w:history="1" r:id="rIdzcsr2safid8jr6ovwno0n">
+            <w:hyperlink w:history="1" r:id="rId22san-gsejlxcojnv1nfe">
               <w:r>
                 <w:rPr>
                   <w:rFonts w:ascii="Arial" w:cs="Arial" w:eastAsia="Arial" w:hAnsi="Arial"/>
@@ -21753,7 +21753,7 @@
               <w:spacing w:after="10" w:before="0"/>
               <w:ind w:left="120"/>
             </w:pPr>
-            <w:hyperlink w:history="1" r:id="rIdjqcse8h1jo9pz5j5evwy3">
+            <w:hyperlink w:history="1" r:id="rIdouy5ychmtuzvi1ayyoteu">
               <w:r>
                 <w:rPr>
                   <w:rFonts w:ascii="Arial" w:cs="Arial" w:eastAsia="Arial" w:hAnsi="Arial"/>
@@ -21798,7 +21798,7 @@
             <w:pPr>
               <w:spacing w:after="20" w:before="0"/>
             </w:pPr>
-            <w:hyperlink w:history="1" r:id="rId-nosigyedb3cnuaqtzfkg">
+            <w:hyperlink w:history="1" r:id="rIdjjjcppjx5jenz2m3n8nti">
               <w:r>
                 <w:rPr>
                   <w:rFonts w:ascii="Arial" w:cs="Arial" w:eastAsia="Arial" w:hAnsi="Arial"/>
@@ -21847,7 +21847,7 @@
               <w:spacing w:after="10" w:before="0"/>
               <w:ind w:left="120"/>
             </w:pPr>
-            <w:hyperlink w:history="1" r:id="rIdkmxe7jjvs7bytapdnnwxg">
+            <w:hyperlink w:history="1" r:id="rIdt-yazk2mnpmdazubipflh">
               <w:r>
                 <w:rPr>
                   <w:rFonts w:ascii="Arial" w:cs="Arial" w:eastAsia="Arial" w:hAnsi="Arial"/>
@@ -22042,7 +22042,7 @@
             <w:pPr>
               <w:spacing w:after="20" w:before="0"/>
             </w:pPr>
-            <w:hyperlink w:history="1" r:id="rIdb204r1nsovkbxwkhvagdd">
+            <w:hyperlink w:history="1" r:id="rId-ye3p8bz1o9fkoyewqael">
               <w:r>
                 <w:rPr>
                   <w:rFonts w:ascii="Arial" w:cs="Arial" w:eastAsia="Arial" w:hAnsi="Arial"/>
@@ -22091,7 +22091,7 @@
               <w:spacing w:after="10" w:before="0"/>
               <w:ind w:left="120"/>
             </w:pPr>
-            <w:hyperlink w:history="1" r:id="rIdmp4yfe-aexk3me7ba3-i5">
+            <w:hyperlink w:history="1" r:id="rId-kxsxbewml1qm1rnbblz4">
               <w:r>
                 <w:rPr>
                   <w:rFonts w:ascii="Arial" w:cs="Arial" w:eastAsia="Arial" w:hAnsi="Arial"/>
@@ -22136,7 +22136,7 @@
             <w:pPr>
               <w:spacing w:after="20" w:before="0"/>
             </w:pPr>
-            <w:hyperlink w:history="1" r:id="rIdxfb2w-rsax8zu-_2lj_ko">
+            <w:hyperlink w:history="1" r:id="rId5erono7uhwmu_lgok8g5a">
               <w:r>
                 <w:rPr>
                   <w:rFonts w:ascii="Arial" w:cs="Arial" w:eastAsia="Arial" w:hAnsi="Arial"/>
@@ -22185,7 +22185,7 @@
               <w:spacing w:after="10" w:before="0"/>
               <w:ind w:left="120"/>
             </w:pPr>
-            <w:hyperlink w:history="1" r:id="rIdrrxhtdorokqy0l4-u5mss">
+            <w:hyperlink w:history="1" r:id="rIdvsexn3hz8elboyd33c4sp">
               <w:r>
                 <w:rPr>
                   <w:rFonts w:ascii="Arial" w:cs="Arial" w:eastAsia="Arial" w:hAnsi="Arial"/>
@@ -22380,7 +22380,7 @@
             <w:pPr>
               <w:spacing w:after="20" w:before="0"/>
             </w:pPr>
-            <w:hyperlink w:history="1" r:id="rIdyr71nvg7imma6ehc8a3v7">
+            <w:hyperlink w:history="1" r:id="rIdepubscxd6qv3g_0yeor67">
               <w:r>
                 <w:rPr>
                   <w:rFonts w:ascii="Arial" w:cs="Arial" w:eastAsia="Arial" w:hAnsi="Arial"/>
@@ -22429,7 +22429,7 @@
               <w:spacing w:after="10" w:before="0"/>
               <w:ind w:left="120"/>
             </w:pPr>
-            <w:hyperlink w:history="1" r:id="rIdqtreekz-4a9yeqpn32jz1">
+            <w:hyperlink w:history="1" r:id="rIdiuhwyw1d9agifkoh1i7m-">
               <w:r>
                 <w:rPr>
                   <w:rFonts w:ascii="Arial" w:cs="Arial" w:eastAsia="Arial" w:hAnsi="Arial"/>
@@ -22474,7 +22474,7 @@
             <w:pPr>
               <w:spacing w:after="20" w:before="0"/>
             </w:pPr>
-            <w:hyperlink w:history="1" r:id="rId8te6_2qtxikh7kb3ydlgl">
+            <w:hyperlink w:history="1" r:id="rIdpxnf7qsdxehagcjtovux1">
               <w:r>
                 <w:rPr>
                   <w:rFonts w:ascii="Arial" w:cs="Arial" w:eastAsia="Arial" w:hAnsi="Arial"/>
@@ -22523,7 +22523,7 @@
               <w:spacing w:after="10" w:before="0"/>
               <w:ind w:left="120"/>
             </w:pPr>
-            <w:hyperlink w:history="1" r:id="rIdczu8sj4zskrqmshor_xmu">
+            <w:hyperlink w:history="1" r:id="rIdxlxrbbmvp5w62ly9m4osd">
               <w:r>
                 <w:rPr>
                   <w:rFonts w:ascii="Arial" w:cs="Arial" w:eastAsia="Arial" w:hAnsi="Arial"/>
@@ -23035,7 +23035,7 @@
         </w:rPr>
         <w:t xml:space="preserve">© 2026 SeaVuria and ARES. Aligned with KICD objectives. Developed by SeaVuria; technical implementation by ARES (with AI assistance from Claude). Licensed under </w:t>
       </w:r>
-      <w:hyperlink w:history="1" r:id="rIdrfopjorfadpgcgivqji2u">
+      <w:hyperlink w:history="1" r:id="rIdjqbbc-nxrezhawalpfiel">
         <w:r>
           <w:rPr>
             <w:rFonts w:ascii="Arial" w:cs="Arial" w:eastAsia="Arial" w:hAnsi="Arial"/>
@@ -23056,7 +23056,7 @@
         </w:rPr>
         <w:t xml:space="preserve"> (</w:t>
       </w:r>
-      <w:hyperlink w:history="1" r:id="rIdoqgur0t1oqutiegq_8zgl">
+      <w:hyperlink w:history="1" r:id="rIdegm07nh_2g7urbtlm1fnz">
         <w:r>
           <w:rPr>
             <w:rFonts w:ascii="Arial" w:cs="Arial" w:eastAsia="Arial" w:hAnsi="Arial"/>
@@ -24069,7 +24069,7 @@
             <w:pPr>
               <w:spacing w:after="20" w:before="0"/>
             </w:pPr>
-            <w:hyperlink w:history="1" r:id="rIdfxf2mqvrzgjvknv8vt7jz">
+            <w:hyperlink w:history="1" r:id="rIdu1cj-vw3cxqhyclrqlsnv">
               <w:r>
                 <w:rPr>
                   <w:rFonts w:ascii="Arial" w:cs="Arial" w:eastAsia="Arial" w:hAnsi="Arial"/>
@@ -24118,7 +24118,7 @@
               <w:spacing w:after="10" w:before="0"/>
               <w:ind w:left="120"/>
             </w:pPr>
-            <w:hyperlink w:history="1" r:id="rIde9bhdiyswvgbnbwyfqvjj">
+            <w:hyperlink w:history="1" r:id="rIduqup1mzqy95zgseegnogu">
               <w:r>
                 <w:rPr>
                   <w:rFonts w:ascii="Arial" w:cs="Arial" w:eastAsia="Arial" w:hAnsi="Arial"/>
@@ -24163,7 +24163,7 @@
             <w:pPr>
               <w:spacing w:after="20" w:before="0"/>
             </w:pPr>
-            <w:hyperlink w:history="1" r:id="rIdfp7cfd2syzopmmy2ek7d2">
+            <w:hyperlink w:history="1" r:id="rIdhbdmurwuk1xuc8t90zh_e">
               <w:r>
                 <w:rPr>
                   <w:rFonts w:ascii="Arial" w:cs="Arial" w:eastAsia="Arial" w:hAnsi="Arial"/>
@@ -24196,7 +24196,7 @@
               <w:spacing w:after="10" w:before="0"/>
               <w:ind w:left="120"/>
             </w:pPr>
-            <w:hyperlink w:history="1" r:id="rIdj4hm4ct8cxq6kgzcqgtjz">
+            <w:hyperlink w:history="1" r:id="rIdphmpo6s4nivfja0k_2xzw">
               <w:r>
                 <w:rPr>
                   <w:rFonts w:ascii="Arial" w:cs="Arial" w:eastAsia="Arial" w:hAnsi="Arial"/>
@@ -24391,7 +24391,7 @@
             <w:pPr>
               <w:spacing w:after="20" w:before="0"/>
             </w:pPr>
-            <w:hyperlink w:history="1" r:id="rIdjubg_ir74x0zuv4yolpoj">
+            <w:hyperlink w:history="1" r:id="rIdupwdiw7jhm-z4pqgfknwy">
               <w:r>
                 <w:rPr>
                   <w:rFonts w:ascii="Arial" w:cs="Arial" w:eastAsia="Arial" w:hAnsi="Arial"/>
@@ -24440,7 +24440,7 @@
               <w:spacing w:after="10" w:before="0"/>
               <w:ind w:left="120"/>
             </w:pPr>
-            <w:hyperlink w:history="1" r:id="rIdwfw92dyshuolmo4xcotrs">
+            <w:hyperlink w:history="1" r:id="rIdcgelyvakfi18rn9cwbg2h">
               <w:r>
                 <w:rPr>
                   <w:rFonts w:ascii="Arial" w:cs="Arial" w:eastAsia="Arial" w:hAnsi="Arial"/>
@@ -24485,7 +24485,7 @@
             <w:pPr>
               <w:spacing w:after="20" w:before="0"/>
             </w:pPr>
-            <w:hyperlink w:history="1" r:id="rId4lq2r69ojg1w2m_gbi0r_">
+            <w:hyperlink w:history="1" r:id="rIdi221pob-9iiq1skjy5fvr">
               <w:r>
                 <w:rPr>
                   <w:rFonts w:ascii="Arial" w:cs="Arial" w:eastAsia="Arial" w:hAnsi="Arial"/>
@@ -24518,7 +24518,7 @@
               <w:spacing w:after="10" w:before="0"/>
               <w:ind w:left="120"/>
             </w:pPr>
-            <w:hyperlink w:history="1" r:id="rIdvyejlncdzvdsubj9uusax">
+            <w:hyperlink w:history="1" r:id="rIdvl6pioby7dim47dvtictf">
               <w:r>
                 <w:rPr>
                   <w:rFonts w:ascii="Arial" w:cs="Arial" w:eastAsia="Arial" w:hAnsi="Arial"/>
@@ -24713,7 +24713,7 @@
             <w:pPr>
               <w:spacing w:after="20" w:before="0"/>
             </w:pPr>
-            <w:hyperlink w:history="1" r:id="rId3mtedoqrsl2-gqix6hd6c">
+            <w:hyperlink w:history="1" r:id="rIdhocalz95fxfek8itvhsko">
               <w:r>
                 <w:rPr>
                   <w:rFonts w:ascii="Arial" w:cs="Arial" w:eastAsia="Arial" w:hAnsi="Arial"/>
@@ -24762,7 +24762,7 @@
               <w:spacing w:after="10" w:before="0"/>
               <w:ind w:left="120"/>
             </w:pPr>
-            <w:hyperlink w:history="1" r:id="rId8xlf5rd_qbwr0h2jp4miu">
+            <w:hyperlink w:history="1" r:id="rIdzf8ll_-o9tnyk95zpyorl">
               <w:r>
                 <w:rPr>
                   <w:rFonts w:ascii="Arial" w:cs="Arial" w:eastAsia="Arial" w:hAnsi="Arial"/>
@@ -24807,7 +24807,7 @@
             <w:pPr>
               <w:spacing w:after="20" w:before="0"/>
             </w:pPr>
-            <w:hyperlink w:history="1" r:id="rIde3niqifcj5y2or-zn5oqk">
+            <w:hyperlink w:history="1" r:id="rIdsy8scnjx1bjfdiarbxvzc">
               <w:r>
                 <w:rPr>
                   <w:rFonts w:ascii="Arial" w:cs="Arial" w:eastAsia="Arial" w:hAnsi="Arial"/>
@@ -24856,7 +24856,7 @@
               <w:spacing w:after="10" w:before="0"/>
               <w:ind w:left="120"/>
             </w:pPr>
-            <w:hyperlink w:history="1" r:id="rIdup70dqmhoauq9za8hflpf">
+            <w:hyperlink w:history="1" r:id="rIdy9jvn3s5s40fxs-cgvfmt">
               <w:r>
                 <w:rPr>
                   <w:rFonts w:ascii="Arial" w:cs="Arial" w:eastAsia="Arial" w:hAnsi="Arial"/>
@@ -25051,7 +25051,7 @@
             <w:pPr>
               <w:spacing w:after="20" w:before="0"/>
             </w:pPr>
-            <w:hyperlink w:history="1" r:id="rIddfybsxypdtgjwarce1wax">
+            <w:hyperlink w:history="1" r:id="rIdg0bkbmkkonl2xcip_hkqh">
               <w:r>
                 <w:rPr>
                   <w:rFonts w:ascii="Arial" w:cs="Arial" w:eastAsia="Arial" w:hAnsi="Arial"/>
@@ -25100,7 +25100,7 @@
               <w:spacing w:after="10" w:before="0"/>
               <w:ind w:left="120"/>
             </w:pPr>
-            <w:hyperlink w:history="1" r:id="rIdq8uyvkofehiyymsus0hnr">
+            <w:hyperlink w:history="1" r:id="rIdmkabkkn82zaap04fdetgt">
               <w:r>
                 <w:rPr>
                   <w:rFonts w:ascii="Arial" w:cs="Arial" w:eastAsia="Arial" w:hAnsi="Arial"/>
@@ -25145,7 +25145,7 @@
             <w:pPr>
               <w:spacing w:after="20" w:before="0"/>
             </w:pPr>
-            <w:hyperlink w:history="1" r:id="rIdqr5jygv4zdecwnrfikbi1">
+            <w:hyperlink w:history="1" r:id="rIdm0gh2p7pprit-glmd9hqo">
               <w:r>
                 <w:rPr>
                   <w:rFonts w:ascii="Arial" w:cs="Arial" w:eastAsia="Arial" w:hAnsi="Arial"/>
@@ -25194,7 +25194,7 @@
               <w:spacing w:after="10" w:before="0"/>
               <w:ind w:left="120"/>
             </w:pPr>
-            <w:hyperlink w:history="1" r:id="rId6yapgzbicrp5_pjrcyjas">
+            <w:hyperlink w:history="1" r:id="rId4xnbbq8l8cneithwfb2qu">
               <w:r>
                 <w:rPr>
                   <w:rFonts w:ascii="Arial" w:cs="Arial" w:eastAsia="Arial" w:hAnsi="Arial"/>
@@ -25389,7 +25389,7 @@
             <w:pPr>
               <w:spacing w:after="20" w:before="0"/>
             </w:pPr>
-            <w:hyperlink w:history="1" r:id="rIdx_hu4e2ozykfkgmqlf9z8">
+            <w:hyperlink w:history="1" r:id="rIdmzaffatrh4h3tlf-5cy6u">
               <w:r>
                 <w:rPr>
                   <w:rFonts w:ascii="Arial" w:cs="Arial" w:eastAsia="Arial" w:hAnsi="Arial"/>
@@ -25438,7 +25438,7 @@
               <w:spacing w:after="10" w:before="0"/>
               <w:ind w:left="120"/>
             </w:pPr>
-            <w:hyperlink w:history="1" r:id="rIdkhazjuxmrhzfjrjlxqk2m">
+            <w:hyperlink w:history="1" r:id="rIdvakcom4ilmphumgbqd6jf">
               <w:r>
                 <w:rPr>
                   <w:rFonts w:ascii="Arial" w:cs="Arial" w:eastAsia="Arial" w:hAnsi="Arial"/>
@@ -25483,7 +25483,7 @@
             <w:pPr>
               <w:spacing w:after="20" w:before="0"/>
             </w:pPr>
-            <w:hyperlink w:history="1" r:id="rIdfbjuhrwjzacaim5rij1fz">
+            <w:hyperlink w:history="1" r:id="rIdot6rezpw-t0lcml7nsygf">
               <w:r>
                 <w:rPr>
                   <w:rFonts w:ascii="Arial" w:cs="Arial" w:eastAsia="Arial" w:hAnsi="Arial"/>
@@ -25532,7 +25532,7 @@
               <w:spacing w:after="10" w:before="0"/>
               <w:ind w:left="120"/>
             </w:pPr>
-            <w:hyperlink w:history="1" r:id="rId-sgpwx55ygrpx7r56fpjb">
+            <w:hyperlink w:history="1" r:id="rIdc5ditwrxymyawiefuwd0d">
               <w:r>
                 <w:rPr>
                   <w:rFonts w:ascii="Arial" w:cs="Arial" w:eastAsia="Arial" w:hAnsi="Arial"/>
@@ -26044,7 +26044,7 @@
         </w:rPr>
         <w:t xml:space="preserve">© 2026 SeaVuria and ARES. Aligned with KICD objectives. Developed by SeaVuria; technical implementation by ARES (with AI assistance from Claude). Licensed under </w:t>
       </w:r>
-      <w:hyperlink w:history="1" r:id="rIdg9haquosg6yikww_emvfz">
+      <w:hyperlink w:history="1" r:id="rIdrv0rbzidtx6qnucq6pig4">
         <w:r>
           <w:rPr>
             <w:rFonts w:ascii="Arial" w:cs="Arial" w:eastAsia="Arial" w:hAnsi="Arial"/>
@@ -26065,7 +26065,7 @@
         </w:rPr>
         <w:t xml:space="preserve"> (</w:t>
       </w:r>
-      <w:hyperlink w:history="1" r:id="rIdjjdw7wdyjcbefe5uir7bz">
+      <w:hyperlink w:history="1" r:id="rIdvuuqegk6i2ncgci5a7gjv">
         <w:r>
           <w:rPr>
             <w:rFonts w:ascii="Arial" w:cs="Arial" w:eastAsia="Arial" w:hAnsi="Arial"/>

--- a/data/outputs/v2/Essential_Mathematics/SS2.6_Surface_Area_of_Solids/Essential_Mathematics_Surface_Area_of_Solids_CBE_LessonSequence.docx
+++ b/data/outputs/v2/Essential_Mathematics/SS2.6_Surface_Area_of_Solids/Essential_Mathematics_Surface_Area_of_Solids_CBE_LessonSequence.docx
@@ -2066,7 +2066,7 @@
         </w:rPr>
         <w:t xml:space="preserve">© 2026 SeaVuria and ARES. This work is licensed under a </w:t>
       </w:r>
-      <w:hyperlink w:history="1" r:id="rId1azrgydxetrgnqclbb_lm">
+      <w:hyperlink w:history="1" r:id="rId5i6zlz1eyez6ujfq2dexm">
         <w:r>
           <w:rPr>
             <w:rFonts w:ascii="Arial" w:cs="Arial" w:eastAsia="Arial" w:hAnsi="Arial"/>
@@ -2086,7 +2086,7 @@
         </w:rPr>
         <w:t xml:space="preserve"> (</w:t>
       </w:r>
-      <w:hyperlink w:history="1" r:id="rIdbxwtq7gqd3595orvykev5">
+      <w:hyperlink w:history="1" r:id="rIddpcy2mzd84iikjmutvheu">
         <w:r>
           <w:rPr>
             <w:rFonts w:ascii="Arial" w:cs="Arial" w:eastAsia="Arial" w:hAnsi="Arial"/>
@@ -2106,7 +2106,7 @@
         </w:rPr>
         <w:t xml:space="preserve">). To view a copy of this license, visit </w:t>
       </w:r>
-      <w:hyperlink w:history="1" r:id="rId89f5bvl1uwvn4angvn4x6">
+      <w:hyperlink w:history="1" r:id="rId94xjhw5tjxpjce7wryviz">
         <w:r>
           <w:rPr>
             <w:rFonts w:ascii="Arial" w:cs="Arial" w:eastAsia="Arial" w:hAnsi="Arial"/>
@@ -3135,7 +3135,7 @@
               <w:spacing w:after="10" w:before="0"/>
               <w:ind w:left="120"/>
             </w:pPr>
-            <w:hyperlink w:history="1" r:id="rIdydjr-agba8ywbe1fcwtsc">
+            <w:hyperlink w:history="1" r:id="rIdijqjdqveq7vfyjaekijul">
               <w:r>
                 <w:rPr>
                   <w:rFonts w:ascii="Arial" w:cs="Arial" w:eastAsia="Arial" w:hAnsi="Arial"/>
@@ -3195,7 +3195,7 @@
             <w:pPr>
               <w:spacing w:after="20" w:before="0"/>
             </w:pPr>
-            <w:hyperlink w:history="1" r:id="rIdmyepcy8jditvasxp8g046">
+            <w:hyperlink w:history="1" r:id="rId_2qn9t5vrw_ekdiwe5whu">
               <w:r>
                 <w:rPr>
                   <w:rFonts w:ascii="Arial" w:cs="Arial" w:eastAsia="Arial" w:hAnsi="Arial"/>
@@ -3244,7 +3244,7 @@
               <w:spacing w:after="10" w:before="0"/>
               <w:ind w:left="120"/>
             </w:pPr>
-            <w:hyperlink w:history="1" r:id="rIdo_1n8rssqve6dojn7qbsh">
+            <w:hyperlink w:history="1" r:id="rId_pbze-qj1q9jr_ced4lia">
               <w:r>
                 <w:rPr>
                   <w:rFonts w:ascii="Arial" w:cs="Arial" w:eastAsia="Arial" w:hAnsi="Arial"/>
@@ -3456,7 +3456,7 @@
               <w:spacing w:after="10" w:before="0"/>
               <w:ind w:left="120"/>
             </w:pPr>
-            <w:hyperlink w:history="1" r:id="rId_2chrjyrtq8ugdy8lmrp_">
+            <w:hyperlink w:history="1" r:id="rIdu3y6dndj6dbhnm7gkm1o7">
               <w:r>
                 <w:rPr>
                   <w:rFonts w:ascii="Arial" w:cs="Arial" w:eastAsia="Arial" w:hAnsi="Arial"/>
@@ -3516,7 +3516,7 @@
             <w:pPr>
               <w:spacing w:after="20" w:before="0"/>
             </w:pPr>
-            <w:hyperlink w:history="1" r:id="rIdg6rbscaebb6hyxm-xuwke">
+            <w:hyperlink w:history="1" r:id="rIdmeuxsgeeapdrhydgpyiq1">
               <w:r>
                 <w:rPr>
                   <w:rFonts w:ascii="Arial" w:cs="Arial" w:eastAsia="Arial" w:hAnsi="Arial"/>
@@ -3565,7 +3565,7 @@
               <w:spacing w:after="10" w:before="0"/>
               <w:ind w:left="120"/>
             </w:pPr>
-            <w:hyperlink w:history="1" r:id="rIdz-ww2le2sqjbw_zuawwad">
+            <w:hyperlink w:history="1" r:id="rIdoiad_i9_xy7xg6utkjtex">
               <w:r>
                 <w:rPr>
                   <w:rFonts w:ascii="Arial" w:cs="Arial" w:eastAsia="Arial" w:hAnsi="Arial"/>
@@ -3777,7 +3777,7 @@
               <w:spacing w:after="10" w:before="0"/>
               <w:ind w:left="120"/>
             </w:pPr>
-            <w:hyperlink w:history="1" r:id="rIdwlvjbhyvfcgmjnvxyoo_0">
+            <w:hyperlink w:history="1" r:id="rIdme_34g5plii7lcp7gwywa">
               <w:r>
                 <w:rPr>
                   <w:rFonts w:ascii="Arial" w:cs="Arial" w:eastAsia="Arial" w:hAnsi="Arial"/>
@@ -3837,7 +3837,7 @@
             <w:pPr>
               <w:spacing w:after="20" w:before="0"/>
             </w:pPr>
-            <w:hyperlink w:history="1" r:id="rId6aqutjxdx4gevxe-bqn-q">
+            <w:hyperlink w:history="1" r:id="rIdst3k4tuknztpw3org6gg-">
               <w:r>
                 <w:rPr>
                   <w:rFonts w:ascii="Arial" w:cs="Arial" w:eastAsia="Arial" w:hAnsi="Arial"/>
@@ -3886,7 +3886,7 @@
               <w:spacing w:after="10" w:before="0"/>
               <w:ind w:left="120"/>
             </w:pPr>
-            <w:hyperlink w:history="1" r:id="rIdliomp_ovnxdbcpndswqvf">
+            <w:hyperlink w:history="1" r:id="rIdaezukca-o5hgdoygnazcx">
               <w:r>
                 <w:rPr>
                   <w:rFonts w:ascii="Arial" w:cs="Arial" w:eastAsia="Arial" w:hAnsi="Arial"/>
@@ -4098,7 +4098,7 @@
               <w:spacing w:after="10" w:before="0"/>
               <w:ind w:left="120"/>
             </w:pPr>
-            <w:hyperlink w:history="1" r:id="rIdowip4kamg42snxawekyrx">
+            <w:hyperlink w:history="1" r:id="rId8ofdxe5krpk7s4zh5bsmp">
               <w:r>
                 <w:rPr>
                   <w:rFonts w:ascii="Arial" w:cs="Arial" w:eastAsia="Arial" w:hAnsi="Arial"/>
@@ -4158,7 +4158,7 @@
             <w:pPr>
               <w:spacing w:after="20" w:before="0"/>
             </w:pPr>
-            <w:hyperlink w:history="1" r:id="rIdrzuwx3jjfs7e5payujigv">
+            <w:hyperlink w:history="1" r:id="rIduzkwfxypydzqf6at32hsn">
               <w:r>
                 <w:rPr>
                   <w:rFonts w:ascii="Arial" w:cs="Arial" w:eastAsia="Arial" w:hAnsi="Arial"/>
@@ -4207,7 +4207,7 @@
               <w:spacing w:after="10" w:before="0"/>
               <w:ind w:left="120"/>
             </w:pPr>
-            <w:hyperlink w:history="1" r:id="rId64sr-crgrmic-quftrsgu">
+            <w:hyperlink w:history="1" r:id="rIdgsrugtnkmq-r1vevvmsq2">
               <w:r>
                 <w:rPr>
                   <w:rFonts w:ascii="Arial" w:cs="Arial" w:eastAsia="Arial" w:hAnsi="Arial"/>
@@ -4419,7 +4419,7 @@
               <w:spacing w:after="10" w:before="0"/>
               <w:ind w:left="120"/>
             </w:pPr>
-            <w:hyperlink w:history="1" r:id="rIdgcgltcsdyzzbm8uh4xirr">
+            <w:hyperlink w:history="1" r:id="rIdwklqe6jz-0oy0pxpmkxp5">
               <w:r>
                 <w:rPr>
                   <w:rFonts w:ascii="Arial" w:cs="Arial" w:eastAsia="Arial" w:hAnsi="Arial"/>
@@ -4479,7 +4479,7 @@
             <w:pPr>
               <w:spacing w:after="20" w:before="0"/>
             </w:pPr>
-            <w:hyperlink w:history="1" r:id="rIdnka1eyki5uybk2aqfrakr">
+            <w:hyperlink w:history="1" r:id="rId9luldq9pll2vtopk3mfsx">
               <w:r>
                 <w:rPr>
                   <w:rFonts w:ascii="Arial" w:cs="Arial" w:eastAsia="Arial" w:hAnsi="Arial"/>
@@ -4528,7 +4528,7 @@
               <w:spacing w:after="10" w:before="0"/>
               <w:ind w:left="120"/>
             </w:pPr>
-            <w:hyperlink w:history="1" r:id="rId8pkzmumib1p12sw5hmgj5">
+            <w:hyperlink w:history="1" r:id="rIdcnbnrbtqcrldgouwfsecd">
               <w:r>
                 <w:rPr>
                   <w:rFonts w:ascii="Arial" w:cs="Arial" w:eastAsia="Arial" w:hAnsi="Arial"/>
@@ -5040,7 +5040,7 @@
         </w:rPr>
         <w:t xml:space="preserve">© 2026 SeaVuria and ARES. Aligned with KICD objectives. Developed by SeaVuria; technical implementation by ARES (with AI assistance from Claude). Licensed under </w:t>
       </w:r>
-      <w:hyperlink w:history="1" r:id="rIdi7apahisvkzh1kbui4cxc">
+      <w:hyperlink w:history="1" r:id="rIdhm7jkmplofxslsmkloooj">
         <w:r>
           <w:rPr>
             <w:rFonts w:ascii="Arial" w:cs="Arial" w:eastAsia="Arial" w:hAnsi="Arial"/>
@@ -5061,7 +5061,7 @@
         </w:rPr>
         <w:t xml:space="preserve"> (</w:t>
       </w:r>
-      <w:hyperlink w:history="1" r:id="rIdfjo2ae2hbl6ptcl4pgiz2">
+      <w:hyperlink w:history="1" r:id="rId4d0wrse7gpjlm0qfnxk8-">
         <w:r>
           <w:rPr>
             <w:rFonts w:ascii="Arial" w:cs="Arial" w:eastAsia="Arial" w:hAnsi="Arial"/>
@@ -6074,7 +6074,7 @@
             <w:pPr>
               <w:spacing w:after="20" w:before="0"/>
             </w:pPr>
-            <w:hyperlink w:history="1" r:id="rIdcmdlcoco2gadqc7wkq4lo">
+            <w:hyperlink w:history="1" r:id="rIdbt9bp3kky38oc0ykdv8kd">
               <w:r>
                 <w:rPr>
                   <w:rFonts w:ascii="Arial" w:cs="Arial" w:eastAsia="Arial" w:hAnsi="Arial"/>
@@ -6107,7 +6107,7 @@
               <w:spacing w:after="10" w:before="0"/>
               <w:ind w:left="120"/>
             </w:pPr>
-            <w:hyperlink w:history="1" r:id="rIdegmjrjph-n2snjhvogfek">
+            <w:hyperlink w:history="1" r:id="rIdrkbwxtqgqpxxtiry6vvmx">
               <w:r>
                 <w:rPr>
                   <w:rFonts w:ascii="Arial" w:cs="Arial" w:eastAsia="Arial" w:hAnsi="Arial"/>
@@ -6152,7 +6152,7 @@
             <w:pPr>
               <w:spacing w:after="20" w:before="0"/>
             </w:pPr>
-            <w:hyperlink w:history="1" r:id="rId481pjyvvktjuhhse99yly">
+            <w:hyperlink w:history="1" r:id="rId1fhcagtgblnsrfnqnux7i">
               <w:r>
                 <w:rPr>
                   <w:rFonts w:ascii="Arial" w:cs="Arial" w:eastAsia="Arial" w:hAnsi="Arial"/>
@@ -6185,7 +6185,7 @@
               <w:spacing w:after="10" w:before="0"/>
               <w:ind w:left="120"/>
             </w:pPr>
-            <w:hyperlink w:history="1" r:id="rIdbwjk26r4m619hhjefzyvo">
+            <w:hyperlink w:history="1" r:id="rIdhokmcd_e8offena0fzpuc">
               <w:r>
                 <w:rPr>
                   <w:rFonts w:ascii="Arial" w:cs="Arial" w:eastAsia="Arial" w:hAnsi="Arial"/>
@@ -6380,7 +6380,7 @@
             <w:pPr>
               <w:spacing w:after="20" w:before="0"/>
             </w:pPr>
-            <w:hyperlink w:history="1" r:id="rIdjtu9hurzgzl_4udhbpycj">
+            <w:hyperlink w:history="1" r:id="rIdknjyteskyd2whcmmyf40o">
               <w:r>
                 <w:rPr>
                   <w:rFonts w:ascii="Arial" w:cs="Arial" w:eastAsia="Arial" w:hAnsi="Arial"/>
@@ -6413,7 +6413,7 @@
               <w:spacing w:after="10" w:before="0"/>
               <w:ind w:left="120"/>
             </w:pPr>
-            <w:hyperlink w:history="1" r:id="rId4wjh8sxpdlugc08eqsyma">
+            <w:hyperlink w:history="1" r:id="rIdgv6diqjwlhetb8zuxqihh">
               <w:r>
                 <w:rPr>
                   <w:rFonts w:ascii="Arial" w:cs="Arial" w:eastAsia="Arial" w:hAnsi="Arial"/>
@@ -6458,7 +6458,7 @@
             <w:pPr>
               <w:spacing w:after="20" w:before="0"/>
             </w:pPr>
-            <w:hyperlink w:history="1" r:id="rIdj_9brasl0wuk22sepyjym">
+            <w:hyperlink w:history="1" r:id="rId_-zrxurjei9bztbpe3a1p">
               <w:r>
                 <w:rPr>
                   <w:rFonts w:ascii="Arial" w:cs="Arial" w:eastAsia="Arial" w:hAnsi="Arial"/>
@@ -6491,7 +6491,7 @@
               <w:spacing w:after="10" w:before="0"/>
               <w:ind w:left="120"/>
             </w:pPr>
-            <w:hyperlink w:history="1" r:id="rIdnnsreivipcd95hsp3ww6q">
+            <w:hyperlink w:history="1" r:id="rIdyzqiwwxri74mr8xvzpgmj">
               <w:r>
                 <w:rPr>
                   <w:rFonts w:ascii="Arial" w:cs="Arial" w:eastAsia="Arial" w:hAnsi="Arial"/>
@@ -6686,7 +6686,7 @@
             <w:pPr>
               <w:spacing w:after="20" w:before="0"/>
             </w:pPr>
-            <w:hyperlink w:history="1" r:id="rIdhpmoeeha6jcc1v5uzsljr">
+            <w:hyperlink w:history="1" r:id="rIdq69busmymi-fidg60ehdn">
               <w:r>
                 <w:rPr>
                   <w:rFonts w:ascii="Arial" w:cs="Arial" w:eastAsia="Arial" w:hAnsi="Arial"/>
@@ -6735,7 +6735,7 @@
               <w:spacing w:after="10" w:before="0"/>
               <w:ind w:left="120"/>
             </w:pPr>
-            <w:hyperlink w:history="1" r:id="rIdsver4spq3st0auns_2lja">
+            <w:hyperlink w:history="1" r:id="rIdagzjozdxzhakgto5cy9pz">
               <w:r>
                 <w:rPr>
                   <w:rFonts w:ascii="Arial" w:cs="Arial" w:eastAsia="Arial" w:hAnsi="Arial"/>
@@ -6780,7 +6780,7 @@
             <w:pPr>
               <w:spacing w:after="20" w:before="0"/>
             </w:pPr>
-            <w:hyperlink w:history="1" r:id="rIdiej1ik7zjszwqr4zu36bs">
+            <w:hyperlink w:history="1" r:id="rIdhbagt89rg_a8inwnomlyx">
               <w:r>
                 <w:rPr>
                   <w:rFonts w:ascii="Arial" w:cs="Arial" w:eastAsia="Arial" w:hAnsi="Arial"/>
@@ -6813,7 +6813,7 @@
               <w:spacing w:after="10" w:before="0"/>
               <w:ind w:left="120"/>
             </w:pPr>
-            <w:hyperlink w:history="1" r:id="rIdvsh2cydwsuhl-jos-vnv9">
+            <w:hyperlink w:history="1" r:id="rIdejyk_faioafa5aki_rw6x">
               <w:r>
                 <w:rPr>
                   <w:rFonts w:ascii="Arial" w:cs="Arial" w:eastAsia="Arial" w:hAnsi="Arial"/>
@@ -7008,7 +7008,7 @@
             <w:pPr>
               <w:spacing w:after="20" w:before="0"/>
             </w:pPr>
-            <w:hyperlink w:history="1" r:id="rIdev1kuou3wv7onqrdptz6l">
+            <w:hyperlink w:history="1" r:id="rId5ktlqbvdyl8uepn1rfpn_">
               <w:r>
                 <w:rPr>
                   <w:rFonts w:ascii="Arial" w:cs="Arial" w:eastAsia="Arial" w:hAnsi="Arial"/>
@@ -7057,7 +7057,7 @@
               <w:spacing w:after="10" w:before="0"/>
               <w:ind w:left="120"/>
             </w:pPr>
-            <w:hyperlink w:history="1" r:id="rIdrzpry07dxw7743n5oqbl2">
+            <w:hyperlink w:history="1" r:id="rIdqazjp5yipidury401cwv4">
               <w:r>
                 <w:rPr>
                   <w:rFonts w:ascii="Arial" w:cs="Arial" w:eastAsia="Arial" w:hAnsi="Arial"/>
@@ -7102,7 +7102,7 @@
             <w:pPr>
               <w:spacing w:after="20" w:before="0"/>
             </w:pPr>
-            <w:hyperlink w:history="1" r:id="rIda5byaqgz853mbui8sz_ka">
+            <w:hyperlink w:history="1" r:id="rIdqnye2lqc6vyu0d2rrrakh">
               <w:r>
                 <w:rPr>
                   <w:rFonts w:ascii="Arial" w:cs="Arial" w:eastAsia="Arial" w:hAnsi="Arial"/>
@@ -7135,7 +7135,7 @@
               <w:spacing w:after="10" w:before="0"/>
               <w:ind w:left="120"/>
             </w:pPr>
-            <w:hyperlink w:history="1" r:id="rId3okwvvf0hyosmxke8kd3_">
+            <w:hyperlink w:history="1" r:id="rIdq4l61cgpp3sjkh1vlyeeq">
               <w:r>
                 <w:rPr>
                   <w:rFonts w:ascii="Arial" w:cs="Arial" w:eastAsia="Arial" w:hAnsi="Arial"/>
@@ -7330,7 +7330,7 @@
             <w:pPr>
               <w:spacing w:after="20" w:before="0"/>
             </w:pPr>
-            <w:hyperlink w:history="1" r:id="rIda1dl-wxa8dgp6hlg9twho">
+            <w:hyperlink w:history="1" r:id="rIdfjdnpj8ekfpu83q2koh8u">
               <w:r>
                 <w:rPr>
                   <w:rFonts w:ascii="Arial" w:cs="Arial" w:eastAsia="Arial" w:hAnsi="Arial"/>
@@ -7379,7 +7379,7 @@
               <w:spacing w:after="10" w:before="0"/>
               <w:ind w:left="120"/>
             </w:pPr>
-            <w:hyperlink w:history="1" r:id="rIdyureavvewhzncvuqd_h-t">
+            <w:hyperlink w:history="1" r:id="rId9f-lma95a3gxrm5s75lzf">
               <w:r>
                 <w:rPr>
                   <w:rFonts w:ascii="Arial" w:cs="Arial" w:eastAsia="Arial" w:hAnsi="Arial"/>
@@ -7424,7 +7424,7 @@
             <w:pPr>
               <w:spacing w:after="20" w:before="0"/>
             </w:pPr>
-            <w:hyperlink w:history="1" r:id="rIdpjbdixouklryz_d0vvi8j">
+            <w:hyperlink w:history="1" r:id="rIdvmdxla5zdnm3vlcbilprh">
               <w:r>
                 <w:rPr>
                   <w:rFonts w:ascii="Arial" w:cs="Arial" w:eastAsia="Arial" w:hAnsi="Arial"/>
@@ -7473,7 +7473,7 @@
               <w:spacing w:after="10" w:before="0"/>
               <w:ind w:left="120"/>
             </w:pPr>
-            <w:hyperlink w:history="1" r:id="rIdk1wikw-9vxgeetdlz5806">
+            <w:hyperlink w:history="1" r:id="rIdmubq2azj1vo092qtb5xrb">
               <w:r>
                 <w:rPr>
                   <w:rFonts w:ascii="Arial" w:cs="Arial" w:eastAsia="Arial" w:hAnsi="Arial"/>
@@ -8080,7 +8080,7 @@
         </w:rPr>
         <w:t xml:space="preserve">© 2026 SeaVuria and ARES. Aligned with KICD objectives. Developed by SeaVuria; technical implementation by ARES (with AI assistance from Claude). Licensed under </w:t>
       </w:r>
-      <w:hyperlink w:history="1" r:id="rIdcudcumi7nvx7igv_kthlw">
+      <w:hyperlink w:history="1" r:id="rIddflkqdvso-zyl9fqr0vkn">
         <w:r>
           <w:rPr>
             <w:rFonts w:ascii="Arial" w:cs="Arial" w:eastAsia="Arial" w:hAnsi="Arial"/>
@@ -8101,7 +8101,7 @@
         </w:rPr>
         <w:t xml:space="preserve"> (</w:t>
       </w:r>
-      <w:hyperlink w:history="1" r:id="rId8zjqh6hifsslm6ht6wbqf">
+      <w:hyperlink w:history="1" r:id="rId_u49aoz5yclqfyzmqaori">
         <w:r>
           <w:rPr>
             <w:rFonts w:ascii="Arial" w:cs="Arial" w:eastAsia="Arial" w:hAnsi="Arial"/>
@@ -9114,7 +9114,7 @@
             <w:pPr>
               <w:spacing w:after="20" w:before="0"/>
             </w:pPr>
-            <w:hyperlink w:history="1" r:id="rIdgoiqtx81n1kijfkfwso9l">
+            <w:hyperlink w:history="1" r:id="rIdozkc0ibka_pgtdkn2ulb7">
               <w:r>
                 <w:rPr>
                   <w:rFonts w:ascii="Arial" w:cs="Arial" w:eastAsia="Arial" w:hAnsi="Arial"/>
@@ -9163,7 +9163,7 @@
               <w:spacing w:after="10" w:before="0"/>
               <w:ind w:left="120"/>
             </w:pPr>
-            <w:hyperlink w:history="1" r:id="rIdw3kghvurkaqm5wpebzyef">
+            <w:hyperlink w:history="1" r:id="rIdvp7typcfjfn7iuifp5urs">
               <w:r>
                 <w:rPr>
                   <w:rFonts w:ascii="Arial" w:cs="Arial" w:eastAsia="Arial" w:hAnsi="Arial"/>
@@ -9208,7 +9208,7 @@
             <w:pPr>
               <w:spacing w:after="20" w:before="0"/>
             </w:pPr>
-            <w:hyperlink w:history="1" r:id="rIdgopcptbix7hwunpldgvpq">
+            <w:hyperlink w:history="1" r:id="rIdrepqtbp18-vj37tteworv">
               <w:r>
                 <w:rPr>
                   <w:rFonts w:ascii="Arial" w:cs="Arial" w:eastAsia="Arial" w:hAnsi="Arial"/>
@@ -9241,7 +9241,7 @@
               <w:spacing w:after="10" w:before="0"/>
               <w:ind w:left="120"/>
             </w:pPr>
-            <w:hyperlink w:history="1" r:id="rIdwvzsh2xfmnziliy2snmn4">
+            <w:hyperlink w:history="1" r:id="rId7bcnssvqkug_g9j2xakem">
               <w:r>
                 <w:rPr>
                   <w:rFonts w:ascii="Arial" w:cs="Arial" w:eastAsia="Arial" w:hAnsi="Arial"/>
@@ -9436,7 +9436,7 @@
             <w:pPr>
               <w:spacing w:after="20" w:before="0"/>
             </w:pPr>
-            <w:hyperlink w:history="1" r:id="rIdv65oxtfkwyedlc51d9h9a">
+            <w:hyperlink w:history="1" r:id="rIdlo32xtznbwiq0h_tvdusx">
               <w:r>
                 <w:rPr>
                   <w:rFonts w:ascii="Arial" w:cs="Arial" w:eastAsia="Arial" w:hAnsi="Arial"/>
@@ -9485,7 +9485,7 @@
               <w:spacing w:after="10" w:before="0"/>
               <w:ind w:left="120"/>
             </w:pPr>
-            <w:hyperlink w:history="1" r:id="rId5exul8hiubrptnpcuyaku">
+            <w:hyperlink w:history="1" r:id="rId2mbeuehz1st2nrkjtevgm">
               <w:r>
                 <w:rPr>
                   <w:rFonts w:ascii="Arial" w:cs="Arial" w:eastAsia="Arial" w:hAnsi="Arial"/>
@@ -9530,7 +9530,7 @@
             <w:pPr>
               <w:spacing w:after="20" w:before="0"/>
             </w:pPr>
-            <w:hyperlink w:history="1" r:id="rIdyvy3yz9j2wpvzbst7ojfy">
+            <w:hyperlink w:history="1" r:id="rIdiiareainowyu4acbvqcvw">
               <w:r>
                 <w:rPr>
                   <w:rFonts w:ascii="Arial" w:cs="Arial" w:eastAsia="Arial" w:hAnsi="Arial"/>
@@ -9563,7 +9563,7 @@
               <w:spacing w:after="10" w:before="0"/>
               <w:ind w:left="120"/>
             </w:pPr>
-            <w:hyperlink w:history="1" r:id="rIdjathgv1opezcnwjcnyirc">
+            <w:hyperlink w:history="1" r:id="rIdlsd7eklnd28-kfoj1jch8">
               <w:r>
                 <w:rPr>
                   <w:rFonts w:ascii="Arial" w:cs="Arial" w:eastAsia="Arial" w:hAnsi="Arial"/>
@@ -9758,7 +9758,7 @@
             <w:pPr>
               <w:spacing w:after="20" w:before="0"/>
             </w:pPr>
-            <w:hyperlink w:history="1" r:id="rIdarmov179poxt8vqs4nz9e">
+            <w:hyperlink w:history="1" r:id="rId2pjpcushnno100osvd6f3">
               <w:r>
                 <w:rPr>
                   <w:rFonts w:ascii="Arial" w:cs="Arial" w:eastAsia="Arial" w:hAnsi="Arial"/>
@@ -9807,7 +9807,7 @@
               <w:spacing w:after="10" w:before="0"/>
               <w:ind w:left="120"/>
             </w:pPr>
-            <w:hyperlink w:history="1" r:id="rIdsp245jrpaucstedxrxyqh">
+            <w:hyperlink w:history="1" r:id="rId4l1sbj7oebhlmdglt8sz-">
               <w:r>
                 <w:rPr>
                   <w:rFonts w:ascii="Arial" w:cs="Arial" w:eastAsia="Arial" w:hAnsi="Arial"/>
@@ -9852,7 +9852,7 @@
             <w:pPr>
               <w:spacing w:after="20" w:before="0"/>
             </w:pPr>
-            <w:hyperlink w:history="1" r:id="rIdmemm9o6mqz4_goi7pefbe">
+            <w:hyperlink w:history="1" r:id="rIduusejdfio9_hzajfsa1__">
               <w:r>
                 <w:rPr>
                   <w:rFonts w:ascii="Arial" w:cs="Arial" w:eastAsia="Arial" w:hAnsi="Arial"/>
@@ -9885,7 +9885,7 @@
               <w:spacing w:after="10" w:before="0"/>
               <w:ind w:left="120"/>
             </w:pPr>
-            <w:hyperlink w:history="1" r:id="rIdcyg0f_ahcbgm6nm5iz_ad">
+            <w:hyperlink w:history="1" r:id="rIdddrxuy6q5nsirzqrrhij0">
               <w:r>
                 <w:rPr>
                   <w:rFonts w:ascii="Arial" w:cs="Arial" w:eastAsia="Arial" w:hAnsi="Arial"/>
@@ -10080,7 +10080,7 @@
             <w:pPr>
               <w:spacing w:after="20" w:before="0"/>
             </w:pPr>
-            <w:hyperlink w:history="1" r:id="rIdr3u54uohxzwadn3otn4vh">
+            <w:hyperlink w:history="1" r:id="rId5wf31yo5bf4pz70zu-bbf">
               <w:r>
                 <w:rPr>
                   <w:rFonts w:ascii="Arial" w:cs="Arial" w:eastAsia="Arial" w:hAnsi="Arial"/>
@@ -10129,7 +10129,7 @@
               <w:spacing w:after="10" w:before="0"/>
               <w:ind w:left="120"/>
             </w:pPr>
-            <w:hyperlink w:history="1" r:id="rIdrhazct_znknuwom4498si">
+            <w:hyperlink w:history="1" r:id="rIdsccqhsdiazuktq9xiqhuw">
               <w:r>
                 <w:rPr>
                   <w:rFonts w:ascii="Arial" w:cs="Arial" w:eastAsia="Arial" w:hAnsi="Arial"/>
@@ -10174,7 +10174,7 @@
             <w:pPr>
               <w:spacing w:after="20" w:before="0"/>
             </w:pPr>
-            <w:hyperlink w:history="1" r:id="rIdtztpoq0o5vlqm0fn7qjmy">
+            <w:hyperlink w:history="1" r:id="rIdlh7iv6kql3bcydxpi6peg">
               <w:r>
                 <w:rPr>
                   <w:rFonts w:ascii="Arial" w:cs="Arial" w:eastAsia="Arial" w:hAnsi="Arial"/>
@@ -10207,7 +10207,7 @@
               <w:spacing w:after="10" w:before="0"/>
               <w:ind w:left="120"/>
             </w:pPr>
-            <w:hyperlink w:history="1" r:id="rIdyb-ikhq1osnczzggjkuqn">
+            <w:hyperlink w:history="1" r:id="rIdsn8zz74dnodvrohb4ph0u">
               <w:r>
                 <w:rPr>
                   <w:rFonts w:ascii="Arial" w:cs="Arial" w:eastAsia="Arial" w:hAnsi="Arial"/>
@@ -10402,7 +10402,7 @@
             <w:pPr>
               <w:spacing w:after="20" w:before="0"/>
             </w:pPr>
-            <w:hyperlink w:history="1" r:id="rIdcn1lugwbhm_nhohc3hh9d">
+            <w:hyperlink w:history="1" r:id="rIdt-yz_ofreovasejevbgly">
               <w:r>
                 <w:rPr>
                   <w:rFonts w:ascii="Arial" w:cs="Arial" w:eastAsia="Arial" w:hAnsi="Arial"/>
@@ -10451,7 +10451,7 @@
               <w:spacing w:after="10" w:before="0"/>
               <w:ind w:left="120"/>
             </w:pPr>
-            <w:hyperlink w:history="1" r:id="rIdmpcchqwsqthhk6v86dia8">
+            <w:hyperlink w:history="1" r:id="rIdaz8mlqwjv0pf8dzc_4gny">
               <w:r>
                 <w:rPr>
                   <w:rFonts w:ascii="Arial" w:cs="Arial" w:eastAsia="Arial" w:hAnsi="Arial"/>
@@ -10496,7 +10496,7 @@
             <w:pPr>
               <w:spacing w:after="20" w:before="0"/>
             </w:pPr>
-            <w:hyperlink w:history="1" r:id="rIdiksphhe1ibshh1yxemrr8">
+            <w:hyperlink w:history="1" r:id="rIdkuoma9_0m2did-cqcljra">
               <w:r>
                 <w:rPr>
                   <w:rFonts w:ascii="Arial" w:cs="Arial" w:eastAsia="Arial" w:hAnsi="Arial"/>
@@ -10529,7 +10529,7 @@
               <w:spacing w:after="10" w:before="0"/>
               <w:ind w:left="120"/>
             </w:pPr>
-            <w:hyperlink w:history="1" r:id="rIdyfkropzbe4c_rvzjeowyr">
+            <w:hyperlink w:history="1" r:id="rIddkasbbnph_pwijgo3banq">
               <w:r>
                 <w:rPr>
                   <w:rFonts w:ascii="Arial" w:cs="Arial" w:eastAsia="Arial" w:hAnsi="Arial"/>
@@ -11041,7 +11041,7 @@
         </w:rPr>
         <w:t xml:space="preserve">© 2026 SeaVuria and ARES. Aligned with KICD objectives. Developed by SeaVuria; technical implementation by ARES (with AI assistance from Claude). Licensed under </w:t>
       </w:r>
-      <w:hyperlink w:history="1" r:id="rIdce51pl0hzmvpqnqzmh_so">
+      <w:hyperlink w:history="1" r:id="rId05o4-yvmjqzdmdr7jgd38">
         <w:r>
           <w:rPr>
             <w:rFonts w:ascii="Arial" w:cs="Arial" w:eastAsia="Arial" w:hAnsi="Arial"/>
@@ -11062,7 +11062,7 @@
         </w:rPr>
         <w:t xml:space="preserve"> (</w:t>
       </w:r>
-      <w:hyperlink w:history="1" r:id="rIdnuatfah_kjzsws6d3tpvh">
+      <w:hyperlink w:history="1" r:id="rIdwbzucox3ti6lwdfxsqnod">
         <w:r>
           <w:rPr>
             <w:rFonts w:ascii="Arial" w:cs="Arial" w:eastAsia="Arial" w:hAnsi="Arial"/>
@@ -12075,7 +12075,7 @@
             <w:pPr>
               <w:spacing w:after="20" w:before="0"/>
             </w:pPr>
-            <w:hyperlink w:history="1" r:id="rIdbhm33prkk7tgrjc3_0yof">
+            <w:hyperlink w:history="1" r:id="rIdfi9h57lcsuaozmdfzjgsf">
               <w:r>
                 <w:rPr>
                   <w:rFonts w:ascii="Arial" w:cs="Arial" w:eastAsia="Arial" w:hAnsi="Arial"/>
@@ -12124,7 +12124,7 @@
               <w:spacing w:after="10" w:before="0"/>
               <w:ind w:left="120"/>
             </w:pPr>
-            <w:hyperlink w:history="1" r:id="rIdyka0zk8j99vaddsbvepxp">
+            <w:hyperlink w:history="1" r:id="rIdfxccdvo-fi1cjz2z7fg-g">
               <w:r>
                 <w:rPr>
                   <w:rFonts w:ascii="Arial" w:cs="Arial" w:eastAsia="Arial" w:hAnsi="Arial"/>
@@ -12186,7 +12186,7 @@
               <w:spacing w:after="10" w:before="0"/>
               <w:ind w:left="120"/>
             </w:pPr>
-            <w:hyperlink w:history="1" r:id="rId5nnflgd4tihlmd3igqo8e">
+            <w:hyperlink w:history="1" r:id="rIdgtrs5-ubngbv69tmiewzv">
               <w:r>
                 <w:rPr>
                   <w:rFonts w:ascii="Arial" w:cs="Arial" w:eastAsia="Arial" w:hAnsi="Arial"/>
@@ -12396,7 +12396,7 @@
             <w:pPr>
               <w:spacing w:after="20" w:before="0"/>
             </w:pPr>
-            <w:hyperlink w:history="1" r:id="rIdzmtr5k59awvblk3-cnwrc">
+            <w:hyperlink w:history="1" r:id="rIdg7iymrosk2jzhilrsbirs">
               <w:r>
                 <w:rPr>
                   <w:rFonts w:ascii="Arial" w:cs="Arial" w:eastAsia="Arial" w:hAnsi="Arial"/>
@@ -12445,7 +12445,7 @@
               <w:spacing w:after="10" w:before="0"/>
               <w:ind w:left="120"/>
             </w:pPr>
-            <w:hyperlink w:history="1" r:id="rIdypbssnvjlomf0k1cyb8tf">
+            <w:hyperlink w:history="1" r:id="rId1fg69a4-5gqi9de_kzk_x">
               <w:r>
                 <w:rPr>
                   <w:rFonts w:ascii="Arial" w:cs="Arial" w:eastAsia="Arial" w:hAnsi="Arial"/>
@@ -12507,7 +12507,7 @@
               <w:spacing w:after="10" w:before="0"/>
               <w:ind w:left="120"/>
             </w:pPr>
-            <w:hyperlink w:history="1" r:id="rIdlju9hi1rlu0jjftzydj2y">
+            <w:hyperlink w:history="1" r:id="rId6sr0iy5_nqpviq0iqk2_u">
               <w:r>
                 <w:rPr>
                   <w:rFonts w:ascii="Arial" w:cs="Arial" w:eastAsia="Arial" w:hAnsi="Arial"/>
@@ -12717,7 +12717,7 @@
             <w:pPr>
               <w:spacing w:after="20" w:before="0"/>
             </w:pPr>
-            <w:hyperlink w:history="1" r:id="rIddgigstp_znkvskps4uwdw">
+            <w:hyperlink w:history="1" r:id="rIdblgym0bwv67-ldg4ayx-s">
               <w:r>
                 <w:rPr>
                   <w:rFonts w:ascii="Arial" w:cs="Arial" w:eastAsia="Arial" w:hAnsi="Arial"/>
@@ -12766,7 +12766,7 @@
               <w:spacing w:after="10" w:before="0"/>
               <w:ind w:left="120"/>
             </w:pPr>
-            <w:hyperlink w:history="1" r:id="rIdxbq6kizktvcgwwgbd3xof">
+            <w:hyperlink w:history="1" r:id="rIdiqhx_4zyk6rik-h60qwkj">
               <w:r>
                 <w:rPr>
                   <w:rFonts w:ascii="Arial" w:cs="Arial" w:eastAsia="Arial" w:hAnsi="Arial"/>
@@ -12828,7 +12828,7 @@
               <w:spacing w:after="10" w:before="0"/>
               <w:ind w:left="120"/>
             </w:pPr>
-            <w:hyperlink w:history="1" r:id="rId-lfljgdpbcbpoengbua4m">
+            <w:hyperlink w:history="1" r:id="rIdfuxiyd0czwhi-aegruwjg">
               <w:r>
                 <w:rPr>
                   <w:rFonts w:ascii="Arial" w:cs="Arial" w:eastAsia="Arial" w:hAnsi="Arial"/>
@@ -13038,7 +13038,7 @@
             <w:pPr>
               <w:spacing w:after="20" w:before="0"/>
             </w:pPr>
-            <w:hyperlink w:history="1" r:id="rIdrk_f5pubgdhgc3rd8jugp">
+            <w:hyperlink w:history="1" r:id="rIdtqshriggjfe1mwzh4jtm8">
               <w:r>
                 <w:rPr>
                   <w:rFonts w:ascii="Arial" w:cs="Arial" w:eastAsia="Arial" w:hAnsi="Arial"/>
@@ -13087,7 +13087,7 @@
               <w:spacing w:after="10" w:before="0"/>
               <w:ind w:left="120"/>
             </w:pPr>
-            <w:hyperlink w:history="1" r:id="rId0xsfoa-k_ugpclc0a475a">
+            <w:hyperlink w:history="1" r:id="rIdto3bzaa4r0kxiy23368lu">
               <w:r>
                 <w:rPr>
                   <w:rFonts w:ascii="Arial" w:cs="Arial" w:eastAsia="Arial" w:hAnsi="Arial"/>
@@ -13149,7 +13149,7 @@
               <w:spacing w:after="10" w:before="0"/>
               <w:ind w:left="120"/>
             </w:pPr>
-            <w:hyperlink w:history="1" r:id="rIdji97vnmtlzpqclizzw5w-">
+            <w:hyperlink w:history="1" r:id="rIdaj53urk7_kaan1lbhtd-f">
               <w:r>
                 <w:rPr>
                   <w:rFonts w:ascii="Arial" w:cs="Arial" w:eastAsia="Arial" w:hAnsi="Arial"/>
@@ -13359,7 +13359,7 @@
             <w:pPr>
               <w:spacing w:after="20" w:before="0"/>
             </w:pPr>
-            <w:hyperlink w:history="1" r:id="rIddsqkdj0gfbgl-wove2e01">
+            <w:hyperlink w:history="1" r:id="rIdbcjtwn8p1vwe4hrhefehw">
               <w:r>
                 <w:rPr>
                   <w:rFonts w:ascii="Arial" w:cs="Arial" w:eastAsia="Arial" w:hAnsi="Arial"/>
@@ -13408,7 +13408,7 @@
               <w:spacing w:after="10" w:before="0"/>
               <w:ind w:left="120"/>
             </w:pPr>
-            <w:hyperlink w:history="1" r:id="rIdaoilg1qwrkmhdznns3qpv">
+            <w:hyperlink w:history="1" r:id="rIdv1yvgsfzkhavtvd-sct3d">
               <w:r>
                 <w:rPr>
                   <w:rFonts w:ascii="Arial" w:cs="Arial" w:eastAsia="Arial" w:hAnsi="Arial"/>
@@ -13470,7 +13470,7 @@
               <w:spacing w:after="10" w:before="0"/>
               <w:ind w:left="120"/>
             </w:pPr>
-            <w:hyperlink w:history="1" r:id="rIdch5vjkdaobghgow9axeea">
+            <w:hyperlink w:history="1" r:id="rIdvglauajeo14kjajpyqitf">
               <w:r>
                 <w:rPr>
                   <w:rFonts w:ascii="Arial" w:cs="Arial" w:eastAsia="Arial" w:hAnsi="Arial"/>
@@ -13997,7 +13997,7 @@
         </w:rPr>
         <w:t xml:space="preserve">© 2026 SeaVuria and ARES. Aligned with KICD objectives. Developed by SeaVuria; technical implementation by ARES (with AI assistance from Claude). Licensed under </w:t>
       </w:r>
-      <w:hyperlink w:history="1" r:id="rId-gx_atkcbabsqffrdt9_6">
+      <w:hyperlink w:history="1" r:id="rIdu6g2pyusoof3psadgkgsu">
         <w:r>
           <w:rPr>
             <w:rFonts w:ascii="Arial" w:cs="Arial" w:eastAsia="Arial" w:hAnsi="Arial"/>
@@ -14018,7 +14018,7 @@
         </w:rPr>
         <w:t xml:space="preserve"> (</w:t>
       </w:r>
-      <w:hyperlink w:history="1" r:id="rIdf58l35z-1_riu7y5ubv0h">
+      <w:hyperlink w:history="1" r:id="rId0rj9dn4tpxhmnkrq9es3n">
         <w:r>
           <w:rPr>
             <w:rFonts w:ascii="Arial" w:cs="Arial" w:eastAsia="Arial" w:hAnsi="Arial"/>
@@ -15031,7 +15031,7 @@
             <w:pPr>
               <w:spacing w:after="20" w:before="0"/>
             </w:pPr>
-            <w:hyperlink w:history="1" r:id="rId0lqj5sq1xpqtdots6gn2f">
+            <w:hyperlink w:history="1" r:id="rIdqbubf8n-vpwhk9oyi3_xz">
               <w:r>
                 <w:rPr>
                   <w:rFonts w:ascii="Arial" w:cs="Arial" w:eastAsia="Arial" w:hAnsi="Arial"/>
@@ -15080,7 +15080,7 @@
               <w:spacing w:after="10" w:before="0"/>
               <w:ind w:left="120"/>
             </w:pPr>
-            <w:hyperlink w:history="1" r:id="rIdqcmdlor6jy6vwxhk_57dc">
+            <w:hyperlink w:history="1" r:id="rIdveilbwvjmpnyg7oh9r9qj">
               <w:r>
                 <w:rPr>
                   <w:rFonts w:ascii="Arial" w:cs="Arial" w:eastAsia="Arial" w:hAnsi="Arial"/>
@@ -15125,7 +15125,7 @@
             <w:pPr>
               <w:spacing w:after="20" w:before="0"/>
             </w:pPr>
-            <w:hyperlink w:history="1" r:id="rIdbdb0yzyg2e3np45em4aqw">
+            <w:hyperlink w:history="1" r:id="rIdmwnwrpbvzhqcq10b_p3_o">
               <w:r>
                 <w:rPr>
                   <w:rFonts w:ascii="Arial" w:cs="Arial" w:eastAsia="Arial" w:hAnsi="Arial"/>
@@ -15174,7 +15174,7 @@
               <w:spacing w:after="10" w:before="0"/>
               <w:ind w:left="120"/>
             </w:pPr>
-            <w:hyperlink w:history="1" r:id="rIdr3y3-kibxflh8acaghgcs">
+            <w:hyperlink w:history="1" r:id="rIdl0m09kmpxxkblwz3dkzdj">
               <w:r>
                 <w:rPr>
                   <w:rFonts w:ascii="Arial" w:cs="Arial" w:eastAsia="Arial" w:hAnsi="Arial"/>
@@ -15369,7 +15369,7 @@
             <w:pPr>
               <w:spacing w:after="20" w:before="0"/>
             </w:pPr>
-            <w:hyperlink w:history="1" r:id="rId7ociasg5b7sfsah1uruhh">
+            <w:hyperlink w:history="1" r:id="rIdhhyxfysulk83kawszsbx2">
               <w:r>
                 <w:rPr>
                   <w:rFonts w:ascii="Arial" w:cs="Arial" w:eastAsia="Arial" w:hAnsi="Arial"/>
@@ -15418,7 +15418,7 @@
               <w:spacing w:after="10" w:before="0"/>
               <w:ind w:left="120"/>
             </w:pPr>
-            <w:hyperlink w:history="1" r:id="rIdhsiwaaxqren2hmf4bce9s">
+            <w:hyperlink w:history="1" r:id="rIdr5xzku4ilw-bhy_edjqac">
               <w:r>
                 <w:rPr>
                   <w:rFonts w:ascii="Arial" w:cs="Arial" w:eastAsia="Arial" w:hAnsi="Arial"/>
@@ -15463,7 +15463,7 @@
             <w:pPr>
               <w:spacing w:after="20" w:before="0"/>
             </w:pPr>
-            <w:hyperlink w:history="1" r:id="rId-u3lijd_n3tlebmozbuxr">
+            <w:hyperlink w:history="1" r:id="rId69vsbkky2eexlceljju26">
               <w:r>
                 <w:rPr>
                   <w:rFonts w:ascii="Arial" w:cs="Arial" w:eastAsia="Arial" w:hAnsi="Arial"/>
@@ -15512,7 +15512,7 @@
               <w:spacing w:after="10" w:before="0"/>
               <w:ind w:left="120"/>
             </w:pPr>
-            <w:hyperlink w:history="1" r:id="rIdw10a1hq-ppx_csncn3zbx">
+            <w:hyperlink w:history="1" r:id="rIdh9c_4elruhv_lhc87vquk">
               <w:r>
                 <w:rPr>
                   <w:rFonts w:ascii="Arial" w:cs="Arial" w:eastAsia="Arial" w:hAnsi="Arial"/>
@@ -15707,7 +15707,7 @@
             <w:pPr>
               <w:spacing w:after="20" w:before="0"/>
             </w:pPr>
-            <w:hyperlink w:history="1" r:id="rIdkmkql0cigm1m1oj1rmjfe">
+            <w:hyperlink w:history="1" r:id="rId4esuvhxaqszkmr-timosf">
               <w:r>
                 <w:rPr>
                   <w:rFonts w:ascii="Arial" w:cs="Arial" w:eastAsia="Arial" w:hAnsi="Arial"/>
@@ -15756,7 +15756,7 @@
               <w:spacing w:after="10" w:before="0"/>
               <w:ind w:left="120"/>
             </w:pPr>
-            <w:hyperlink w:history="1" r:id="rIdgi_sif89ah5xrp8ps-ape">
+            <w:hyperlink w:history="1" r:id="rIdn9yimemtvzsvxc8ucsvxo">
               <w:r>
                 <w:rPr>
                   <w:rFonts w:ascii="Arial" w:cs="Arial" w:eastAsia="Arial" w:hAnsi="Arial"/>
@@ -15801,7 +15801,7 @@
             <w:pPr>
               <w:spacing w:after="20" w:before="0"/>
             </w:pPr>
-            <w:hyperlink w:history="1" r:id="rIdbrctdbu-nw9ol-dilwbfr">
+            <w:hyperlink w:history="1" r:id="rId1yobtxik5cde8rozh6pro">
               <w:r>
                 <w:rPr>
                   <w:rFonts w:ascii="Arial" w:cs="Arial" w:eastAsia="Arial" w:hAnsi="Arial"/>
@@ -15850,7 +15850,7 @@
               <w:spacing w:after="10" w:before="0"/>
               <w:ind w:left="120"/>
             </w:pPr>
-            <w:hyperlink w:history="1" r:id="rIdqm5sq0dvp9qo4n5207s9h">
+            <w:hyperlink w:history="1" r:id="rIdpsz_71vhrzfb03v5nttzc">
               <w:r>
                 <w:rPr>
                   <w:rFonts w:ascii="Arial" w:cs="Arial" w:eastAsia="Arial" w:hAnsi="Arial"/>
@@ -16045,7 +16045,7 @@
             <w:pPr>
               <w:spacing w:after="20" w:before="0"/>
             </w:pPr>
-            <w:hyperlink w:history="1" r:id="rIdoordyhcg3limgvmh-2zz-">
+            <w:hyperlink w:history="1" r:id="rIdzkwwwhmtbsskx7cl1ioin">
               <w:r>
                 <w:rPr>
                   <w:rFonts w:ascii="Arial" w:cs="Arial" w:eastAsia="Arial" w:hAnsi="Arial"/>
@@ -16094,7 +16094,7 @@
               <w:spacing w:after="10" w:before="0"/>
               <w:ind w:left="120"/>
             </w:pPr>
-            <w:hyperlink w:history="1" r:id="rId8nu-1r7kepkjwczygfu08">
+            <w:hyperlink w:history="1" r:id="rIdyrbgivzlsat-tje_mx-od">
               <w:r>
                 <w:rPr>
                   <w:rFonts w:ascii="Arial" w:cs="Arial" w:eastAsia="Arial" w:hAnsi="Arial"/>
@@ -16139,7 +16139,7 @@
             <w:pPr>
               <w:spacing w:after="20" w:before="0"/>
             </w:pPr>
-            <w:hyperlink w:history="1" r:id="rIdbe53pkghuflrym4wp-iwa">
+            <w:hyperlink w:history="1" r:id="rIdzjzlo4tzt2hw_jhtdqkal">
               <w:r>
                 <w:rPr>
                   <w:rFonts w:ascii="Arial" w:cs="Arial" w:eastAsia="Arial" w:hAnsi="Arial"/>
@@ -16188,7 +16188,7 @@
               <w:spacing w:after="10" w:before="0"/>
               <w:ind w:left="120"/>
             </w:pPr>
-            <w:hyperlink w:history="1" r:id="rIdxagxx4uxaf28ueaiofxyo">
+            <w:hyperlink w:history="1" r:id="rIdf9witi3myjpgxzb3d5xke">
               <w:r>
                 <w:rPr>
                   <w:rFonts w:ascii="Arial" w:cs="Arial" w:eastAsia="Arial" w:hAnsi="Arial"/>
@@ -16383,7 +16383,7 @@
             <w:pPr>
               <w:spacing w:after="20" w:before="0"/>
             </w:pPr>
-            <w:hyperlink w:history="1" r:id="rIdlwgugz6g2f6nt3nbbxtfd">
+            <w:hyperlink w:history="1" r:id="rIdxp5hwauo02lwx0g-o2kdd">
               <w:r>
                 <w:rPr>
                   <w:rFonts w:ascii="Arial" w:cs="Arial" w:eastAsia="Arial" w:hAnsi="Arial"/>
@@ -16432,7 +16432,7 @@
               <w:spacing w:after="10" w:before="0"/>
               <w:ind w:left="120"/>
             </w:pPr>
-            <w:hyperlink w:history="1" r:id="rIdcem5avex17vz5xmuqa74f">
+            <w:hyperlink w:history="1" r:id="rIdup5qu4yemnb3tvls7n8yi">
               <w:r>
                 <w:rPr>
                   <w:rFonts w:ascii="Arial" w:cs="Arial" w:eastAsia="Arial" w:hAnsi="Arial"/>
@@ -16477,7 +16477,7 @@
             <w:pPr>
               <w:spacing w:after="20" w:before="0"/>
             </w:pPr>
-            <w:hyperlink w:history="1" r:id="rIdkwgpu05lx74mb51ovlzf0">
+            <w:hyperlink w:history="1" r:id="rId2icj7r5u2ntj4ga_oorzu">
               <w:r>
                 <w:rPr>
                   <w:rFonts w:ascii="Arial" w:cs="Arial" w:eastAsia="Arial" w:hAnsi="Arial"/>
@@ -16526,7 +16526,7 @@
               <w:spacing w:after="10" w:before="0"/>
               <w:ind w:left="120"/>
             </w:pPr>
-            <w:hyperlink w:history="1" r:id="rIdotcfi9wbhb1fn9f6xj2jg">
+            <w:hyperlink w:history="1" r:id="rIdwyrwmboqsjkjt9nt166qh">
               <w:r>
                 <w:rPr>
                   <w:rFonts w:ascii="Arial" w:cs="Arial" w:eastAsia="Arial" w:hAnsi="Arial"/>
@@ -17038,7 +17038,7 @@
         </w:rPr>
         <w:t xml:space="preserve">© 2026 SeaVuria and ARES. Aligned with KICD objectives. Developed by SeaVuria; technical implementation by ARES (with AI assistance from Claude). Licensed under </w:t>
       </w:r>
-      <w:hyperlink w:history="1" r:id="rId5c2tx7btadof36b2_onv1">
+      <w:hyperlink w:history="1" r:id="rIdpxvpwnoqnowa_w2meb7iq">
         <w:r>
           <w:rPr>
             <w:rFonts w:ascii="Arial" w:cs="Arial" w:eastAsia="Arial" w:hAnsi="Arial"/>
@@ -17059,7 +17059,7 @@
         </w:rPr>
         <w:t xml:space="preserve"> (</w:t>
       </w:r>
-      <w:hyperlink w:history="1" r:id="rIdy7bnusamjklxwjaq2xopf">
+      <w:hyperlink w:history="1" r:id="rIdkzo7uxg13xonjwabr23rk">
         <w:r>
           <w:rPr>
             <w:rFonts w:ascii="Arial" w:cs="Arial" w:eastAsia="Arial" w:hAnsi="Arial"/>
@@ -18072,7 +18072,7 @@
             <w:pPr>
               <w:spacing w:after="20" w:before="0"/>
             </w:pPr>
-            <w:hyperlink w:history="1" r:id="rIdikw6cbkd2wrw0e-fftk3l">
+            <w:hyperlink w:history="1" r:id="rIdukzdpalyyc9rm0_syqw2k">
               <w:r>
                 <w:rPr>
                   <w:rFonts w:ascii="Arial" w:cs="Arial" w:eastAsia="Arial" w:hAnsi="Arial"/>
@@ -18121,7 +18121,7 @@
               <w:spacing w:after="10" w:before="0"/>
               <w:ind w:left="120"/>
             </w:pPr>
-            <w:hyperlink w:history="1" r:id="rIdfxbi1v5tfxykrd3drsy34">
+            <w:hyperlink w:history="1" r:id="rId1abkkxebdppnbnbeqxmac">
               <w:r>
                 <w:rPr>
                   <w:rFonts w:ascii="Arial" w:cs="Arial" w:eastAsia="Arial" w:hAnsi="Arial"/>
@@ -18183,7 +18183,7 @@
               <w:spacing w:after="10" w:before="0"/>
               <w:ind w:left="120"/>
             </w:pPr>
-            <w:hyperlink w:history="1" r:id="rIdkjinancnz8thyt-cls5cx">
+            <w:hyperlink w:history="1" r:id="rIdmfivpm7t7dkxnk8xif11z">
               <w:r>
                 <w:rPr>
                   <w:rFonts w:ascii="Arial" w:cs="Arial" w:eastAsia="Arial" w:hAnsi="Arial"/>
@@ -18393,7 +18393,7 @@
             <w:pPr>
               <w:spacing w:after="20" w:before="0"/>
             </w:pPr>
-            <w:hyperlink w:history="1" r:id="rId9k8ov2czgr-jjwj8ta0au">
+            <w:hyperlink w:history="1" r:id="rIddvyslibfmhg8w-ggbehvf">
               <w:r>
                 <w:rPr>
                   <w:rFonts w:ascii="Arial" w:cs="Arial" w:eastAsia="Arial" w:hAnsi="Arial"/>
@@ -18442,7 +18442,7 @@
               <w:spacing w:after="10" w:before="0"/>
               <w:ind w:left="120"/>
             </w:pPr>
-            <w:hyperlink w:history="1" r:id="rIddmxi8goxceymff33zgbbz">
+            <w:hyperlink w:history="1" r:id="rIdglsbnt2zbvdhie4euuscm">
               <w:r>
                 <w:rPr>
                   <w:rFonts w:ascii="Arial" w:cs="Arial" w:eastAsia="Arial" w:hAnsi="Arial"/>
@@ -18504,7 +18504,7 @@
               <w:spacing w:after="10" w:before="0"/>
               <w:ind w:left="120"/>
             </w:pPr>
-            <w:hyperlink w:history="1" r:id="rIdlgzgqnglxrn-3vkpbaypu">
+            <w:hyperlink w:history="1" r:id="rId7zg6mo_ijzubamem8weee">
               <w:r>
                 <w:rPr>
                   <w:rFonts w:ascii="Arial" w:cs="Arial" w:eastAsia="Arial" w:hAnsi="Arial"/>
@@ -18714,7 +18714,7 @@
             <w:pPr>
               <w:spacing w:after="20" w:before="0"/>
             </w:pPr>
-            <w:hyperlink w:history="1" r:id="rIdiy_bczgpefnzlrtgjiabn">
+            <w:hyperlink w:history="1" r:id="rIdtezl1eff8a5t6-tppa_uq">
               <w:r>
                 <w:rPr>
                   <w:rFonts w:ascii="Arial" w:cs="Arial" w:eastAsia="Arial" w:hAnsi="Arial"/>
@@ -18763,7 +18763,7 @@
               <w:spacing w:after="10" w:before="0"/>
               <w:ind w:left="120"/>
             </w:pPr>
-            <w:hyperlink w:history="1" r:id="rIdfz9lhcixjk5qwmmtm9qgg">
+            <w:hyperlink w:history="1" r:id="rIda4plkb4oxcffrsqfsgh9b">
               <w:r>
                 <w:rPr>
                   <w:rFonts w:ascii="Arial" w:cs="Arial" w:eastAsia="Arial" w:hAnsi="Arial"/>
@@ -18825,7 +18825,7 @@
               <w:spacing w:after="10" w:before="0"/>
               <w:ind w:left="120"/>
             </w:pPr>
-            <w:hyperlink w:history="1" r:id="rIdwh4jiu5jxmdtt4ldooluk">
+            <w:hyperlink w:history="1" r:id="rId5qppglvbnxnjyj81mno5h">
               <w:r>
                 <w:rPr>
                   <w:rFonts w:ascii="Arial" w:cs="Arial" w:eastAsia="Arial" w:hAnsi="Arial"/>
@@ -19035,7 +19035,7 @@
             <w:pPr>
               <w:spacing w:after="20" w:before="0"/>
             </w:pPr>
-            <w:hyperlink w:history="1" r:id="rIdzehgk1bgu7u882h8wvx55">
+            <w:hyperlink w:history="1" r:id="rIdtjzyucn7n-afyacdnqvch">
               <w:r>
                 <w:rPr>
                   <w:rFonts w:ascii="Arial" w:cs="Arial" w:eastAsia="Arial" w:hAnsi="Arial"/>
@@ -19084,7 +19084,7 @@
               <w:spacing w:after="10" w:before="0"/>
               <w:ind w:left="120"/>
             </w:pPr>
-            <w:hyperlink w:history="1" r:id="rId-9j-0rlnqxwi35zoxlhan">
+            <w:hyperlink w:history="1" r:id="rIdpbrliuqspwaxvtyydsjmg">
               <w:r>
                 <w:rPr>
                   <w:rFonts w:ascii="Arial" w:cs="Arial" w:eastAsia="Arial" w:hAnsi="Arial"/>
@@ -19146,7 +19146,7 @@
               <w:spacing w:after="10" w:before="0"/>
               <w:ind w:left="120"/>
             </w:pPr>
-            <w:hyperlink w:history="1" r:id="rIdbdp7eezsntrvepast2v3a">
+            <w:hyperlink w:history="1" r:id="rIdhdmhuyipcbyccwecsjdcz">
               <w:r>
                 <w:rPr>
                   <w:rFonts w:ascii="Arial" w:cs="Arial" w:eastAsia="Arial" w:hAnsi="Arial"/>
@@ -19356,7 +19356,7 @@
             <w:pPr>
               <w:spacing w:after="20" w:before="0"/>
             </w:pPr>
-            <w:hyperlink w:history="1" r:id="rIdwnfdinkuv9i7metxzzccu">
+            <w:hyperlink w:history="1" r:id="rIdajux65npm4xakqmay2dah">
               <w:r>
                 <w:rPr>
                   <w:rFonts w:ascii="Arial" w:cs="Arial" w:eastAsia="Arial" w:hAnsi="Arial"/>
@@ -19405,7 +19405,7 @@
               <w:spacing w:after="10" w:before="0"/>
               <w:ind w:left="120"/>
             </w:pPr>
-            <w:hyperlink w:history="1" r:id="rIdpyq_2slkpe1udenlfd0ov">
+            <w:hyperlink w:history="1" r:id="rIdctcjtw7lt_lbajgbal_xs">
               <w:r>
                 <w:rPr>
                   <w:rFonts w:ascii="Arial" w:cs="Arial" w:eastAsia="Arial" w:hAnsi="Arial"/>
@@ -19467,7 +19467,7 @@
               <w:spacing w:after="10" w:before="0"/>
               <w:ind w:left="120"/>
             </w:pPr>
-            <w:hyperlink w:history="1" r:id="rId-bewcbhb8fx3ejtiu3dqo">
+            <w:hyperlink w:history="1" r:id="rIdmz1kepkz6pwnl69vouspr">
               <w:r>
                 <w:rPr>
                   <w:rFonts w:ascii="Arial" w:cs="Arial" w:eastAsia="Arial" w:hAnsi="Arial"/>
@@ -19994,7 +19994,7 @@
         </w:rPr>
         <w:t xml:space="preserve">© 2026 SeaVuria and ARES. Aligned with KICD objectives. Developed by SeaVuria; technical implementation by ARES (with AI assistance from Claude). Licensed under </w:t>
       </w:r>
-      <w:hyperlink w:history="1" r:id="rIdpz4ulgeragfj7ifwkdt90">
+      <w:hyperlink w:history="1" r:id="rIdeghskkkpbjizr4djalkfh">
         <w:r>
           <w:rPr>
             <w:rFonts w:ascii="Arial" w:cs="Arial" w:eastAsia="Arial" w:hAnsi="Arial"/>
@@ -20015,7 +20015,7 @@
         </w:rPr>
         <w:t xml:space="preserve"> (</w:t>
       </w:r>
-      <w:hyperlink w:history="1" r:id="rIde-vzkzsl7paovfeosogoz">
+      <w:hyperlink w:history="1" r:id="rIdltw7zf2yviwv8harfnoic">
         <w:r>
           <w:rPr>
             <w:rFonts w:ascii="Arial" w:cs="Arial" w:eastAsia="Arial" w:hAnsi="Arial"/>
@@ -21028,7 +21028,7 @@
             <w:pPr>
               <w:spacing w:after="20" w:before="0"/>
             </w:pPr>
-            <w:hyperlink w:history="1" r:id="rId5_gv3fmdqtkvihdo3hgxk">
+            <w:hyperlink w:history="1" r:id="rIdirg8qc8kkhip8zgrlaopz">
               <w:r>
                 <w:rPr>
                   <w:rFonts w:ascii="Arial" w:cs="Arial" w:eastAsia="Arial" w:hAnsi="Arial"/>
@@ -21077,7 +21077,7 @@
               <w:spacing w:after="10" w:before="0"/>
               <w:ind w:left="120"/>
             </w:pPr>
-            <w:hyperlink w:history="1" r:id="rIddeaynuls3n1pxmcgrf94v">
+            <w:hyperlink w:history="1" r:id="rId4zzje3hxwrfgs6k9x_jz3">
               <w:r>
                 <w:rPr>
                   <w:rFonts w:ascii="Arial" w:cs="Arial" w:eastAsia="Arial" w:hAnsi="Arial"/>
@@ -21122,7 +21122,7 @@
             <w:pPr>
               <w:spacing w:after="20" w:before="0"/>
             </w:pPr>
-            <w:hyperlink w:history="1" r:id="rId5ny5ld7aoivnoxcoy6zst">
+            <w:hyperlink w:history="1" r:id="rId89daxhogwc-a3jryovxru">
               <w:r>
                 <w:rPr>
                   <w:rFonts w:ascii="Arial" w:cs="Arial" w:eastAsia="Arial" w:hAnsi="Arial"/>
@@ -21171,7 +21171,7 @@
               <w:spacing w:after="10" w:before="0"/>
               <w:ind w:left="120"/>
             </w:pPr>
-            <w:hyperlink w:history="1" r:id="rIdjmn1ydni5n1_8arjmdah4">
+            <w:hyperlink w:history="1" r:id="rIdn_qiq7nazvdsajmozzwwt">
               <w:r>
                 <w:rPr>
                   <w:rFonts w:ascii="Arial" w:cs="Arial" w:eastAsia="Arial" w:hAnsi="Arial"/>
@@ -21366,7 +21366,7 @@
             <w:pPr>
               <w:spacing w:after="20" w:before="0"/>
             </w:pPr>
-            <w:hyperlink w:history="1" r:id="rId7kafhb3qbsn-ptlezzyhj">
+            <w:hyperlink w:history="1" r:id="rIde25v9q2e-njz6nwsqhwhr">
               <w:r>
                 <w:rPr>
                   <w:rFonts w:ascii="Arial" w:cs="Arial" w:eastAsia="Arial" w:hAnsi="Arial"/>
@@ -21415,7 +21415,7 @@
               <w:spacing w:after="10" w:before="0"/>
               <w:ind w:left="120"/>
             </w:pPr>
-            <w:hyperlink w:history="1" r:id="rIdi27ba_-dgfjegkzwbcks1">
+            <w:hyperlink w:history="1" r:id="rIddwfbqlttc48a4sdgdn1be">
               <w:r>
                 <w:rPr>
                   <w:rFonts w:ascii="Arial" w:cs="Arial" w:eastAsia="Arial" w:hAnsi="Arial"/>
@@ -21460,7 +21460,7 @@
             <w:pPr>
               <w:spacing w:after="20" w:before="0"/>
             </w:pPr>
-            <w:hyperlink w:history="1" r:id="rIdtlo5n_5-p4j0l_3aozsij">
+            <w:hyperlink w:history="1" r:id="rIdjo_ghuohapthtf7aobw_u">
               <w:r>
                 <w:rPr>
                   <w:rFonts w:ascii="Arial" w:cs="Arial" w:eastAsia="Arial" w:hAnsi="Arial"/>
@@ -21509,7 +21509,7 @@
               <w:spacing w:after="10" w:before="0"/>
               <w:ind w:left="120"/>
             </w:pPr>
-            <w:hyperlink w:history="1" r:id="rId0jzrv--yzys2dnr6em7za">
+            <w:hyperlink w:history="1" r:id="rIdllxfzvqcmbpqemzdxqas9">
               <w:r>
                 <w:rPr>
                   <w:rFonts w:ascii="Arial" w:cs="Arial" w:eastAsia="Arial" w:hAnsi="Arial"/>
@@ -21704,7 +21704,7 @@
             <w:pPr>
               <w:spacing w:after="20" w:before="0"/>
             </w:pPr>
-            <w:hyperlink w:history="1" r:id="rId22san-gsejlxcojnv1nfe">
+            <w:hyperlink w:history="1" r:id="rIdfc2dmrteexwpo6nrpywhj">
               <w:r>
                 <w:rPr>
                   <w:rFonts w:ascii="Arial" w:cs="Arial" w:eastAsia="Arial" w:hAnsi="Arial"/>
@@ -21753,7 +21753,7 @@
               <w:spacing w:after="10" w:before="0"/>
               <w:ind w:left="120"/>
             </w:pPr>
-            <w:hyperlink w:history="1" r:id="rIdouy5ychmtuzvi1ayyoteu">
+            <w:hyperlink w:history="1" r:id="rIdb-vocdr8m96kbsrovvove">
               <w:r>
                 <w:rPr>
                   <w:rFonts w:ascii="Arial" w:cs="Arial" w:eastAsia="Arial" w:hAnsi="Arial"/>
@@ -21798,7 +21798,7 @@
             <w:pPr>
               <w:spacing w:after="20" w:before="0"/>
             </w:pPr>
-            <w:hyperlink w:history="1" r:id="rIdjjjcppjx5jenz2m3n8nti">
+            <w:hyperlink w:history="1" r:id="rIdd4pjks00ciy8lsk1-phid">
               <w:r>
                 <w:rPr>
                   <w:rFonts w:ascii="Arial" w:cs="Arial" w:eastAsia="Arial" w:hAnsi="Arial"/>
@@ -21847,7 +21847,7 @@
               <w:spacing w:after="10" w:before="0"/>
               <w:ind w:left="120"/>
             </w:pPr>
-            <w:hyperlink w:history="1" r:id="rIdt-yazk2mnpmdazubipflh">
+            <w:hyperlink w:history="1" r:id="rIdw2aijsmgmcikqnxydywsq">
               <w:r>
                 <w:rPr>
                   <w:rFonts w:ascii="Arial" w:cs="Arial" w:eastAsia="Arial" w:hAnsi="Arial"/>
@@ -22042,7 +22042,7 @@
             <w:pPr>
               <w:spacing w:after="20" w:before="0"/>
             </w:pPr>
-            <w:hyperlink w:history="1" r:id="rId-ye3p8bz1o9fkoyewqael">
+            <w:hyperlink w:history="1" r:id="rIdhbwokir7wmizs7huw6quk">
               <w:r>
                 <w:rPr>
                   <w:rFonts w:ascii="Arial" w:cs="Arial" w:eastAsia="Arial" w:hAnsi="Arial"/>
@@ -22091,7 +22091,7 @@
               <w:spacing w:after="10" w:before="0"/>
               <w:ind w:left="120"/>
             </w:pPr>
-            <w:hyperlink w:history="1" r:id="rId-kxsxbewml1qm1rnbblz4">
+            <w:hyperlink w:history="1" r:id="rId76su59xaaiumzsq4yde8i">
               <w:r>
                 <w:rPr>
                   <w:rFonts w:ascii="Arial" w:cs="Arial" w:eastAsia="Arial" w:hAnsi="Arial"/>
@@ -22136,7 +22136,7 @@
             <w:pPr>
               <w:spacing w:after="20" w:before="0"/>
             </w:pPr>
-            <w:hyperlink w:history="1" r:id="rId5erono7uhwmu_lgok8g5a">
+            <w:hyperlink w:history="1" r:id="rIdqtcqkaht5h7jta-dpjz1t">
               <w:r>
                 <w:rPr>
                   <w:rFonts w:ascii="Arial" w:cs="Arial" w:eastAsia="Arial" w:hAnsi="Arial"/>
@@ -22185,7 +22185,7 @@
               <w:spacing w:after="10" w:before="0"/>
               <w:ind w:left="120"/>
             </w:pPr>
-            <w:hyperlink w:history="1" r:id="rIdvsexn3hz8elboyd33c4sp">
+            <w:hyperlink w:history="1" r:id="rIdiwqql9obieqnqhfkkekxp">
               <w:r>
                 <w:rPr>
                   <w:rFonts w:ascii="Arial" w:cs="Arial" w:eastAsia="Arial" w:hAnsi="Arial"/>
@@ -22380,7 +22380,7 @@
             <w:pPr>
               <w:spacing w:after="20" w:before="0"/>
             </w:pPr>
-            <w:hyperlink w:history="1" r:id="rIdepubscxd6qv3g_0yeor67">
+            <w:hyperlink w:history="1" r:id="rIdvcktm_yw3yyp3aryl459a">
               <w:r>
                 <w:rPr>
                   <w:rFonts w:ascii="Arial" w:cs="Arial" w:eastAsia="Arial" w:hAnsi="Arial"/>
@@ -22429,7 +22429,7 @@
               <w:spacing w:after="10" w:before="0"/>
               <w:ind w:left="120"/>
             </w:pPr>
-            <w:hyperlink w:history="1" r:id="rIdiuhwyw1d9agifkoh1i7m-">
+            <w:hyperlink w:history="1" r:id="rIdzxz1dmcleilfp5voiybqq">
               <w:r>
                 <w:rPr>
                   <w:rFonts w:ascii="Arial" w:cs="Arial" w:eastAsia="Arial" w:hAnsi="Arial"/>
@@ -22474,7 +22474,7 @@
             <w:pPr>
               <w:spacing w:after="20" w:before="0"/>
             </w:pPr>
-            <w:hyperlink w:history="1" r:id="rIdpxnf7qsdxehagcjtovux1">
+            <w:hyperlink w:history="1" r:id="rIdzwzbldkx1n6gtqs47wz4k">
               <w:r>
                 <w:rPr>
                   <w:rFonts w:ascii="Arial" w:cs="Arial" w:eastAsia="Arial" w:hAnsi="Arial"/>
@@ -22523,7 +22523,7 @@
               <w:spacing w:after="10" w:before="0"/>
               <w:ind w:left="120"/>
             </w:pPr>
-            <w:hyperlink w:history="1" r:id="rIdxlxrbbmvp5w62ly9m4osd">
+            <w:hyperlink w:history="1" r:id="rIdutzq813ejrhjzgomytgct">
               <w:r>
                 <w:rPr>
                   <w:rFonts w:ascii="Arial" w:cs="Arial" w:eastAsia="Arial" w:hAnsi="Arial"/>
@@ -23035,7 +23035,7 @@
         </w:rPr>
         <w:t xml:space="preserve">© 2026 SeaVuria and ARES. Aligned with KICD objectives. Developed by SeaVuria; technical implementation by ARES (with AI assistance from Claude). Licensed under </w:t>
       </w:r>
-      <w:hyperlink w:history="1" r:id="rIdjqbbc-nxrezhawalpfiel">
+      <w:hyperlink w:history="1" r:id="rId03ndzkib009772lv_bbli">
         <w:r>
           <w:rPr>
             <w:rFonts w:ascii="Arial" w:cs="Arial" w:eastAsia="Arial" w:hAnsi="Arial"/>
@@ -23056,7 +23056,7 @@
         </w:rPr>
         <w:t xml:space="preserve"> (</w:t>
       </w:r>
-      <w:hyperlink w:history="1" r:id="rIdegm07nh_2g7urbtlm1fnz">
+      <w:hyperlink w:history="1" r:id="rIdzwyso-n0amkyoglicajbb">
         <w:r>
           <w:rPr>
             <w:rFonts w:ascii="Arial" w:cs="Arial" w:eastAsia="Arial" w:hAnsi="Arial"/>
@@ -24069,7 +24069,7 @@
             <w:pPr>
               <w:spacing w:after="20" w:before="0"/>
             </w:pPr>
-            <w:hyperlink w:history="1" r:id="rIdu1cj-vw3cxqhyclrqlsnv">
+            <w:hyperlink w:history="1" r:id="rIdwb5ispfgy74l5dmoavxdb">
               <w:r>
                 <w:rPr>
                   <w:rFonts w:ascii="Arial" w:cs="Arial" w:eastAsia="Arial" w:hAnsi="Arial"/>
@@ -24118,7 +24118,7 @@
               <w:spacing w:after="10" w:before="0"/>
               <w:ind w:left="120"/>
             </w:pPr>
-            <w:hyperlink w:history="1" r:id="rIduqup1mzqy95zgseegnogu">
+            <w:hyperlink w:history="1" r:id="rIdmetwb4eyampa6pwbkbnp7">
               <w:r>
                 <w:rPr>
                   <w:rFonts w:ascii="Arial" w:cs="Arial" w:eastAsia="Arial" w:hAnsi="Arial"/>
@@ -24163,7 +24163,7 @@
             <w:pPr>
               <w:spacing w:after="20" w:before="0"/>
             </w:pPr>
-            <w:hyperlink w:history="1" r:id="rIdhbdmurwuk1xuc8t90zh_e">
+            <w:hyperlink w:history="1" r:id="rIda9-d1wu0ucv3jdbq22pxy">
               <w:r>
                 <w:rPr>
                   <w:rFonts w:ascii="Arial" w:cs="Arial" w:eastAsia="Arial" w:hAnsi="Arial"/>
@@ -24196,7 +24196,7 @@
               <w:spacing w:after="10" w:before="0"/>
               <w:ind w:left="120"/>
             </w:pPr>
-            <w:hyperlink w:history="1" r:id="rIdphmpo6s4nivfja0k_2xzw">
+            <w:hyperlink w:history="1" r:id="rIdp8xcrwhqtfx_ddyap1yed">
               <w:r>
                 <w:rPr>
                   <w:rFonts w:ascii="Arial" w:cs="Arial" w:eastAsia="Arial" w:hAnsi="Arial"/>
@@ -24391,7 +24391,7 @@
             <w:pPr>
               <w:spacing w:after="20" w:before="0"/>
             </w:pPr>
-            <w:hyperlink w:history="1" r:id="rIdupwdiw7jhm-z4pqgfknwy">
+            <w:hyperlink w:history="1" r:id="rIdy3dvxs-23dpnucrnabl6z">
               <w:r>
                 <w:rPr>
                   <w:rFonts w:ascii="Arial" w:cs="Arial" w:eastAsia="Arial" w:hAnsi="Arial"/>
@@ -24440,7 +24440,7 @@
               <w:spacing w:after="10" w:before="0"/>
               <w:ind w:left="120"/>
             </w:pPr>
-            <w:hyperlink w:history="1" r:id="rIdcgelyvakfi18rn9cwbg2h">
+            <w:hyperlink w:history="1" r:id="rIdvfbg-go0cpqc89mfkpewn">
               <w:r>
                 <w:rPr>
                   <w:rFonts w:ascii="Arial" w:cs="Arial" w:eastAsia="Arial" w:hAnsi="Arial"/>
@@ -24485,7 +24485,7 @@
             <w:pPr>
               <w:spacing w:after="20" w:before="0"/>
             </w:pPr>
-            <w:hyperlink w:history="1" r:id="rIdi221pob-9iiq1skjy5fvr">
+            <w:hyperlink w:history="1" r:id="rIdbbpzvhoz6rjz6qeosbzgy">
               <w:r>
                 <w:rPr>
                   <w:rFonts w:ascii="Arial" w:cs="Arial" w:eastAsia="Arial" w:hAnsi="Arial"/>
@@ -24518,7 +24518,7 @@
               <w:spacing w:after="10" w:before="0"/>
               <w:ind w:left="120"/>
             </w:pPr>
-            <w:hyperlink w:history="1" r:id="rIdvl6pioby7dim47dvtictf">
+            <w:hyperlink w:history="1" r:id="rIdwokzo1w6dorvspbdqi1rc">
               <w:r>
                 <w:rPr>
                   <w:rFonts w:ascii="Arial" w:cs="Arial" w:eastAsia="Arial" w:hAnsi="Arial"/>
@@ -24713,7 +24713,7 @@
             <w:pPr>
               <w:spacing w:after="20" w:before="0"/>
             </w:pPr>
-            <w:hyperlink w:history="1" r:id="rIdhocalz95fxfek8itvhsko">
+            <w:hyperlink w:history="1" r:id="rIdswf1xxmov3uguqvtjdhio">
               <w:r>
                 <w:rPr>
                   <w:rFonts w:ascii="Arial" w:cs="Arial" w:eastAsia="Arial" w:hAnsi="Arial"/>
@@ -24762,7 +24762,7 @@
               <w:spacing w:after="10" w:before="0"/>
               <w:ind w:left="120"/>
             </w:pPr>
-            <w:hyperlink w:history="1" r:id="rIdzf8ll_-o9tnyk95zpyorl">
+            <w:hyperlink w:history="1" r:id="rId5caidhdpiz5yn4bxzbi-k">
               <w:r>
                 <w:rPr>
                   <w:rFonts w:ascii="Arial" w:cs="Arial" w:eastAsia="Arial" w:hAnsi="Arial"/>
@@ -24807,7 +24807,7 @@
             <w:pPr>
               <w:spacing w:after="20" w:before="0"/>
             </w:pPr>
-            <w:hyperlink w:history="1" r:id="rIdsy8scnjx1bjfdiarbxvzc">
+            <w:hyperlink w:history="1" r:id="rId9gb5o0d4t0delgnxujzjx">
               <w:r>
                 <w:rPr>
                   <w:rFonts w:ascii="Arial" w:cs="Arial" w:eastAsia="Arial" w:hAnsi="Arial"/>
@@ -24856,7 +24856,7 @@
               <w:spacing w:after="10" w:before="0"/>
               <w:ind w:left="120"/>
             </w:pPr>
-            <w:hyperlink w:history="1" r:id="rIdy9jvn3s5s40fxs-cgvfmt">
+            <w:hyperlink w:history="1" r:id="rId28i2wpcritorxfqh4dn-s">
               <w:r>
                 <w:rPr>
                   <w:rFonts w:ascii="Arial" w:cs="Arial" w:eastAsia="Arial" w:hAnsi="Arial"/>
@@ -25051,7 +25051,7 @@
             <w:pPr>
               <w:spacing w:after="20" w:before="0"/>
             </w:pPr>
-            <w:hyperlink w:history="1" r:id="rIdg0bkbmkkonl2xcip_hkqh">
+            <w:hyperlink w:history="1" r:id="rId4ccpr_lngy0dwuoopbtg9">
               <w:r>
                 <w:rPr>
                   <w:rFonts w:ascii="Arial" w:cs="Arial" w:eastAsia="Arial" w:hAnsi="Arial"/>
@@ -25100,7 +25100,7 @@
               <w:spacing w:after="10" w:before="0"/>
               <w:ind w:left="120"/>
             </w:pPr>
-            <w:hyperlink w:history="1" r:id="rIdmkabkkn82zaap04fdetgt">
+            <w:hyperlink w:history="1" r:id="rIdefgmq-ejxaaq3gokvlkc-">
               <w:r>
                 <w:rPr>
                   <w:rFonts w:ascii="Arial" w:cs="Arial" w:eastAsia="Arial" w:hAnsi="Arial"/>
@@ -25145,7 +25145,7 @@
             <w:pPr>
               <w:spacing w:after="20" w:before="0"/>
             </w:pPr>
-            <w:hyperlink w:history="1" r:id="rIdm0gh2p7pprit-glmd9hqo">
+            <w:hyperlink w:history="1" r:id="rIdhat4nblpnkrcfbop2-_i1">
               <w:r>
                 <w:rPr>
                   <w:rFonts w:ascii="Arial" w:cs="Arial" w:eastAsia="Arial" w:hAnsi="Arial"/>
@@ -25194,7 +25194,7 @@
               <w:spacing w:after="10" w:before="0"/>
               <w:ind w:left="120"/>
             </w:pPr>
-            <w:hyperlink w:history="1" r:id="rId4xnbbq8l8cneithwfb2qu">
+            <w:hyperlink w:history="1" r:id="rIdjzp7wwzhhebgztfdripmp">
               <w:r>
                 <w:rPr>
                   <w:rFonts w:ascii="Arial" w:cs="Arial" w:eastAsia="Arial" w:hAnsi="Arial"/>
@@ -25389,7 +25389,7 @@
             <w:pPr>
               <w:spacing w:after="20" w:before="0"/>
             </w:pPr>
-            <w:hyperlink w:history="1" r:id="rIdmzaffatrh4h3tlf-5cy6u">
+            <w:hyperlink w:history="1" r:id="rIdkzlghqawtuupbs0ftlmdf">
               <w:r>
                 <w:rPr>
                   <w:rFonts w:ascii="Arial" w:cs="Arial" w:eastAsia="Arial" w:hAnsi="Arial"/>
@@ -25438,7 +25438,7 @@
               <w:spacing w:after="10" w:before="0"/>
               <w:ind w:left="120"/>
             </w:pPr>
-            <w:hyperlink w:history="1" r:id="rIdvakcom4ilmphumgbqd6jf">
+            <w:hyperlink w:history="1" r:id="rIdmjvun5idho59rbbvi6ctp">
               <w:r>
                 <w:rPr>
                   <w:rFonts w:ascii="Arial" w:cs="Arial" w:eastAsia="Arial" w:hAnsi="Arial"/>
@@ -25483,7 +25483,7 @@
             <w:pPr>
               <w:spacing w:after="20" w:before="0"/>
             </w:pPr>
-            <w:hyperlink w:history="1" r:id="rIdot6rezpw-t0lcml7nsygf">
+            <w:hyperlink w:history="1" r:id="rIdmkjtrtokvr1bzdcp-jtg_">
               <w:r>
                 <w:rPr>
                   <w:rFonts w:ascii="Arial" w:cs="Arial" w:eastAsia="Arial" w:hAnsi="Arial"/>
@@ -25532,7 +25532,7 @@
               <w:spacing w:after="10" w:before="0"/>
               <w:ind w:left="120"/>
             </w:pPr>
-            <w:hyperlink w:history="1" r:id="rIdc5ditwrxymyawiefuwd0d">
+            <w:hyperlink w:history="1" r:id="rIdwuy9o_zzj-fukjgknf8yw">
               <w:r>
                 <w:rPr>
                   <w:rFonts w:ascii="Arial" w:cs="Arial" w:eastAsia="Arial" w:hAnsi="Arial"/>
@@ -26044,7 +26044,7 @@
         </w:rPr>
         <w:t xml:space="preserve">© 2026 SeaVuria and ARES. Aligned with KICD objectives. Developed by SeaVuria; technical implementation by ARES (with AI assistance from Claude). Licensed under </w:t>
       </w:r>
-      <w:hyperlink w:history="1" r:id="rIdrv0rbzidtx6qnucq6pig4">
+      <w:hyperlink w:history="1" r:id="rIdqgtamgb1_ifdxaggxg2cy">
         <w:r>
           <w:rPr>
             <w:rFonts w:ascii="Arial" w:cs="Arial" w:eastAsia="Arial" w:hAnsi="Arial"/>
@@ -26065,7 +26065,7 @@
         </w:rPr>
         <w:t xml:space="preserve"> (</w:t>
       </w:r>
-      <w:hyperlink w:history="1" r:id="rIdvuuqegk6i2ncgci5a7gjv">
+      <w:hyperlink w:history="1" r:id="rId0jxsphmfszhnsqctbirbh">
         <w:r>
           <w:rPr>
             <w:rFonts w:ascii="Arial" w:cs="Arial" w:eastAsia="Arial" w:hAnsi="Arial"/>

--- a/data/outputs/v2/Essential_Mathematics/SS2.6_Surface_Area_of_Solids/Essential_Mathematics_Surface_Area_of_Solids_CBE_LessonSequence.docx
+++ b/data/outputs/v2/Essential_Mathematics/SS2.6_Surface_Area_of_Solids/Essential_Mathematics_Surface_Area_of_Solids_CBE_LessonSequence.docx
@@ -2066,7 +2066,7 @@
         </w:rPr>
         <w:t xml:space="preserve">© 2026 SeaVuria and ARES. This work is licensed under a </w:t>
       </w:r>
-      <w:hyperlink w:history="1" r:id="rId5i6zlz1eyez6ujfq2dexm">
+      <w:hyperlink w:history="1" r:id="rIddql36dmnyfktriz-olc4k">
         <w:r>
           <w:rPr>
             <w:rFonts w:ascii="Arial" w:cs="Arial" w:eastAsia="Arial" w:hAnsi="Arial"/>
@@ -2086,7 +2086,7 @@
         </w:rPr>
         <w:t xml:space="preserve"> (</w:t>
       </w:r>
-      <w:hyperlink w:history="1" r:id="rIddpcy2mzd84iikjmutvheu">
+      <w:hyperlink w:history="1" r:id="rId_5_phqmnvvsj81npzpq0m">
         <w:r>
           <w:rPr>
             <w:rFonts w:ascii="Arial" w:cs="Arial" w:eastAsia="Arial" w:hAnsi="Arial"/>
@@ -2106,7 +2106,7 @@
         </w:rPr>
         <w:t xml:space="preserve">). To view a copy of this license, visit </w:t>
       </w:r>
-      <w:hyperlink w:history="1" r:id="rId94xjhw5tjxpjce7wryviz">
+      <w:hyperlink w:history="1" r:id="rIdwjqud2meahughrieeh5yp">
         <w:r>
           <w:rPr>
             <w:rFonts w:ascii="Arial" w:cs="Arial" w:eastAsia="Arial" w:hAnsi="Arial"/>
@@ -3135,7 +3135,7 @@
               <w:spacing w:after="10" w:before="0"/>
               <w:ind w:left="120"/>
             </w:pPr>
-            <w:hyperlink w:history="1" r:id="rIdijqjdqveq7vfyjaekijul">
+            <w:hyperlink w:history="1" r:id="rIdk0uqzecdjzwujtmvwdbdn">
               <w:r>
                 <w:rPr>
                   <w:rFonts w:ascii="Arial" w:cs="Arial" w:eastAsia="Arial" w:hAnsi="Arial"/>
@@ -3195,7 +3195,7 @@
             <w:pPr>
               <w:spacing w:after="20" w:before="0"/>
             </w:pPr>
-            <w:hyperlink w:history="1" r:id="rId_2qn9t5vrw_ekdiwe5whu">
+            <w:hyperlink w:history="1" r:id="rIdbmycfsek45phegy6r4mo-">
               <w:r>
                 <w:rPr>
                   <w:rFonts w:ascii="Arial" w:cs="Arial" w:eastAsia="Arial" w:hAnsi="Arial"/>
@@ -3244,7 +3244,7 @@
               <w:spacing w:after="10" w:before="0"/>
               <w:ind w:left="120"/>
             </w:pPr>
-            <w:hyperlink w:history="1" r:id="rId_pbze-qj1q9jr_ced4lia">
+            <w:hyperlink w:history="1" r:id="rIdycstdy7e1xsxzzh1b3-io">
               <w:r>
                 <w:rPr>
                   <w:rFonts w:ascii="Arial" w:cs="Arial" w:eastAsia="Arial" w:hAnsi="Arial"/>
@@ -3456,7 +3456,7 @@
               <w:spacing w:after="10" w:before="0"/>
               <w:ind w:left="120"/>
             </w:pPr>
-            <w:hyperlink w:history="1" r:id="rIdu3y6dndj6dbhnm7gkm1o7">
+            <w:hyperlink w:history="1" r:id="rIdtfas2jpnycdgxjvseal_a">
               <w:r>
                 <w:rPr>
                   <w:rFonts w:ascii="Arial" w:cs="Arial" w:eastAsia="Arial" w:hAnsi="Arial"/>
@@ -3516,7 +3516,7 @@
             <w:pPr>
               <w:spacing w:after="20" w:before="0"/>
             </w:pPr>
-            <w:hyperlink w:history="1" r:id="rIdmeuxsgeeapdrhydgpyiq1">
+            <w:hyperlink w:history="1" r:id="rIdhdf5rccocklp9etf5kmmo">
               <w:r>
                 <w:rPr>
                   <w:rFonts w:ascii="Arial" w:cs="Arial" w:eastAsia="Arial" w:hAnsi="Arial"/>
@@ -3565,7 +3565,7 @@
               <w:spacing w:after="10" w:before="0"/>
               <w:ind w:left="120"/>
             </w:pPr>
-            <w:hyperlink w:history="1" r:id="rIdoiad_i9_xy7xg6utkjtex">
+            <w:hyperlink w:history="1" r:id="rId4ibeyj199aj_kqhxeon4n">
               <w:r>
                 <w:rPr>
                   <w:rFonts w:ascii="Arial" w:cs="Arial" w:eastAsia="Arial" w:hAnsi="Arial"/>
@@ -3777,7 +3777,7 @@
               <w:spacing w:after="10" w:before="0"/>
               <w:ind w:left="120"/>
             </w:pPr>
-            <w:hyperlink w:history="1" r:id="rIdme_34g5plii7lcp7gwywa">
+            <w:hyperlink w:history="1" r:id="rIdgqkuolj7cv0etnf214qfn">
               <w:r>
                 <w:rPr>
                   <w:rFonts w:ascii="Arial" w:cs="Arial" w:eastAsia="Arial" w:hAnsi="Arial"/>
@@ -3837,7 +3837,7 @@
             <w:pPr>
               <w:spacing w:after="20" w:before="0"/>
             </w:pPr>
-            <w:hyperlink w:history="1" r:id="rIdst3k4tuknztpw3org6gg-">
+            <w:hyperlink w:history="1" r:id="rIddiplbfkdu2evfves8gtnj">
               <w:r>
                 <w:rPr>
                   <w:rFonts w:ascii="Arial" w:cs="Arial" w:eastAsia="Arial" w:hAnsi="Arial"/>
@@ -3886,7 +3886,7 @@
               <w:spacing w:after="10" w:before="0"/>
               <w:ind w:left="120"/>
             </w:pPr>
-            <w:hyperlink w:history="1" r:id="rIdaezukca-o5hgdoygnazcx">
+            <w:hyperlink w:history="1" r:id="rId0h8wgt4idrmwqxfbzhwuv">
               <w:r>
                 <w:rPr>
                   <w:rFonts w:ascii="Arial" w:cs="Arial" w:eastAsia="Arial" w:hAnsi="Arial"/>
@@ -4098,7 +4098,7 @@
               <w:spacing w:after="10" w:before="0"/>
               <w:ind w:left="120"/>
             </w:pPr>
-            <w:hyperlink w:history="1" r:id="rId8ofdxe5krpk7s4zh5bsmp">
+            <w:hyperlink w:history="1" r:id="rIdduzpezkeefynngg-hosbb">
               <w:r>
                 <w:rPr>
                   <w:rFonts w:ascii="Arial" w:cs="Arial" w:eastAsia="Arial" w:hAnsi="Arial"/>
@@ -4158,7 +4158,7 @@
             <w:pPr>
               <w:spacing w:after="20" w:before="0"/>
             </w:pPr>
-            <w:hyperlink w:history="1" r:id="rIduzkwfxypydzqf6at32hsn">
+            <w:hyperlink w:history="1" r:id="rIdesrtgzweg-rzby-vjqu4_">
               <w:r>
                 <w:rPr>
                   <w:rFonts w:ascii="Arial" w:cs="Arial" w:eastAsia="Arial" w:hAnsi="Arial"/>
@@ -4207,7 +4207,7 @@
               <w:spacing w:after="10" w:before="0"/>
               <w:ind w:left="120"/>
             </w:pPr>
-            <w:hyperlink w:history="1" r:id="rIdgsrugtnkmq-r1vevvmsq2">
+            <w:hyperlink w:history="1" r:id="rId1657x5xcklyaipbneuj0c">
               <w:r>
                 <w:rPr>
                   <w:rFonts w:ascii="Arial" w:cs="Arial" w:eastAsia="Arial" w:hAnsi="Arial"/>
@@ -4419,7 +4419,7 @@
               <w:spacing w:after="10" w:before="0"/>
               <w:ind w:left="120"/>
             </w:pPr>
-            <w:hyperlink w:history="1" r:id="rIdwklqe6jz-0oy0pxpmkxp5">
+            <w:hyperlink w:history="1" r:id="rIdhiwuddc3vxtuysstnr5ae">
               <w:r>
                 <w:rPr>
                   <w:rFonts w:ascii="Arial" w:cs="Arial" w:eastAsia="Arial" w:hAnsi="Arial"/>
@@ -4479,7 +4479,7 @@
             <w:pPr>
               <w:spacing w:after="20" w:before="0"/>
             </w:pPr>
-            <w:hyperlink w:history="1" r:id="rId9luldq9pll2vtopk3mfsx">
+            <w:hyperlink w:history="1" r:id="rIdykkoytp8bamvhu3e5jlrn">
               <w:r>
                 <w:rPr>
                   <w:rFonts w:ascii="Arial" w:cs="Arial" w:eastAsia="Arial" w:hAnsi="Arial"/>
@@ -4528,7 +4528,7 @@
               <w:spacing w:after="10" w:before="0"/>
               <w:ind w:left="120"/>
             </w:pPr>
-            <w:hyperlink w:history="1" r:id="rIdcnbnrbtqcrldgouwfsecd">
+            <w:hyperlink w:history="1" r:id="rIdnsvn49x-bvefetn9mm4yl">
               <w:r>
                 <w:rPr>
                   <w:rFonts w:ascii="Arial" w:cs="Arial" w:eastAsia="Arial" w:hAnsi="Arial"/>
@@ -5040,7 +5040,7 @@
         </w:rPr>
         <w:t xml:space="preserve">© 2026 SeaVuria and ARES. Aligned with KICD objectives. Developed by SeaVuria; technical implementation by ARES (with AI assistance from Claude). Licensed under </w:t>
       </w:r>
-      <w:hyperlink w:history="1" r:id="rIdhm7jkmplofxslsmkloooj">
+      <w:hyperlink w:history="1" r:id="rId8xdbeex7m3cy60qnn_eng">
         <w:r>
           <w:rPr>
             <w:rFonts w:ascii="Arial" w:cs="Arial" w:eastAsia="Arial" w:hAnsi="Arial"/>
@@ -5061,7 +5061,7 @@
         </w:rPr>
         <w:t xml:space="preserve"> (</w:t>
       </w:r>
-      <w:hyperlink w:history="1" r:id="rId4d0wrse7gpjlm0qfnxk8-">
+      <w:hyperlink w:history="1" r:id="rIdrd34xindxso36n-la8r-p">
         <w:r>
           <w:rPr>
             <w:rFonts w:ascii="Arial" w:cs="Arial" w:eastAsia="Arial" w:hAnsi="Arial"/>
@@ -6074,7 +6074,7 @@
             <w:pPr>
               <w:spacing w:after="20" w:before="0"/>
             </w:pPr>
-            <w:hyperlink w:history="1" r:id="rIdbt9bp3kky38oc0ykdv8kd">
+            <w:hyperlink w:history="1" r:id="rIdbmihttd9y7q7owcmxywb-">
               <w:r>
                 <w:rPr>
                   <w:rFonts w:ascii="Arial" w:cs="Arial" w:eastAsia="Arial" w:hAnsi="Arial"/>
@@ -6107,7 +6107,7 @@
               <w:spacing w:after="10" w:before="0"/>
               <w:ind w:left="120"/>
             </w:pPr>
-            <w:hyperlink w:history="1" r:id="rIdrkbwxtqgqpxxtiry6vvmx">
+            <w:hyperlink w:history="1" r:id="rIdriduxq_qsbqjm_eofh7b0">
               <w:r>
                 <w:rPr>
                   <w:rFonts w:ascii="Arial" w:cs="Arial" w:eastAsia="Arial" w:hAnsi="Arial"/>
@@ -6152,7 +6152,7 @@
             <w:pPr>
               <w:spacing w:after="20" w:before="0"/>
             </w:pPr>
-            <w:hyperlink w:history="1" r:id="rId1fhcagtgblnsrfnqnux7i">
+            <w:hyperlink w:history="1" r:id="rIdox6bs43mf-caagorrmx3r">
               <w:r>
                 <w:rPr>
                   <w:rFonts w:ascii="Arial" w:cs="Arial" w:eastAsia="Arial" w:hAnsi="Arial"/>
@@ -6185,7 +6185,7 @@
               <w:spacing w:after="10" w:before="0"/>
               <w:ind w:left="120"/>
             </w:pPr>
-            <w:hyperlink w:history="1" r:id="rIdhokmcd_e8offena0fzpuc">
+            <w:hyperlink w:history="1" r:id="rIdqnhcaxjbeosp7zdo3tjhf">
               <w:r>
                 <w:rPr>
                   <w:rFonts w:ascii="Arial" w:cs="Arial" w:eastAsia="Arial" w:hAnsi="Arial"/>
@@ -6380,7 +6380,7 @@
             <w:pPr>
               <w:spacing w:after="20" w:before="0"/>
             </w:pPr>
-            <w:hyperlink w:history="1" r:id="rIdknjyteskyd2whcmmyf40o">
+            <w:hyperlink w:history="1" r:id="rIdxnddyd3lynxoyq9zi5_h5">
               <w:r>
                 <w:rPr>
                   <w:rFonts w:ascii="Arial" w:cs="Arial" w:eastAsia="Arial" w:hAnsi="Arial"/>
@@ -6413,7 +6413,7 @@
               <w:spacing w:after="10" w:before="0"/>
               <w:ind w:left="120"/>
             </w:pPr>
-            <w:hyperlink w:history="1" r:id="rIdgv6diqjwlhetb8zuxqihh">
+            <w:hyperlink w:history="1" r:id="rIdk4aixpkj_gcy-5sl4mxwt">
               <w:r>
                 <w:rPr>
                   <w:rFonts w:ascii="Arial" w:cs="Arial" w:eastAsia="Arial" w:hAnsi="Arial"/>
@@ -6458,7 +6458,7 @@
             <w:pPr>
               <w:spacing w:after="20" w:before="0"/>
             </w:pPr>
-            <w:hyperlink w:history="1" r:id="rId_-zrxurjei9bztbpe3a1p">
+            <w:hyperlink w:history="1" r:id="rIdri_vbfeatcebyclxxmldn">
               <w:r>
                 <w:rPr>
                   <w:rFonts w:ascii="Arial" w:cs="Arial" w:eastAsia="Arial" w:hAnsi="Arial"/>
@@ -6491,7 +6491,7 @@
               <w:spacing w:after="10" w:before="0"/>
               <w:ind w:left="120"/>
             </w:pPr>
-            <w:hyperlink w:history="1" r:id="rIdyzqiwwxri74mr8xvzpgmj">
+            <w:hyperlink w:history="1" r:id="rId69pc-tgt5bc0o9su5ngep">
               <w:r>
                 <w:rPr>
                   <w:rFonts w:ascii="Arial" w:cs="Arial" w:eastAsia="Arial" w:hAnsi="Arial"/>
@@ -6686,7 +6686,7 @@
             <w:pPr>
               <w:spacing w:after="20" w:before="0"/>
             </w:pPr>
-            <w:hyperlink w:history="1" r:id="rIdq69busmymi-fidg60ehdn">
+            <w:hyperlink w:history="1" r:id="rIdh4o2vxkifeeysemt_cnl8">
               <w:r>
                 <w:rPr>
                   <w:rFonts w:ascii="Arial" w:cs="Arial" w:eastAsia="Arial" w:hAnsi="Arial"/>
@@ -6735,7 +6735,7 @@
               <w:spacing w:after="10" w:before="0"/>
               <w:ind w:left="120"/>
             </w:pPr>
-            <w:hyperlink w:history="1" r:id="rIdagzjozdxzhakgto5cy9pz">
+            <w:hyperlink w:history="1" r:id="rIdcvkf3qark8fdtshhhypbr">
               <w:r>
                 <w:rPr>
                   <w:rFonts w:ascii="Arial" w:cs="Arial" w:eastAsia="Arial" w:hAnsi="Arial"/>
@@ -6780,7 +6780,7 @@
             <w:pPr>
               <w:spacing w:after="20" w:before="0"/>
             </w:pPr>
-            <w:hyperlink w:history="1" r:id="rIdhbagt89rg_a8inwnomlyx">
+            <w:hyperlink w:history="1" r:id="rIdpjgqcndn28biz28kqfj9-">
               <w:r>
                 <w:rPr>
                   <w:rFonts w:ascii="Arial" w:cs="Arial" w:eastAsia="Arial" w:hAnsi="Arial"/>
@@ -6813,7 +6813,7 @@
               <w:spacing w:after="10" w:before="0"/>
               <w:ind w:left="120"/>
             </w:pPr>
-            <w:hyperlink w:history="1" r:id="rIdejyk_faioafa5aki_rw6x">
+            <w:hyperlink w:history="1" r:id="rIdi0enxqsbwyxrmqoeuokfh">
               <w:r>
                 <w:rPr>
                   <w:rFonts w:ascii="Arial" w:cs="Arial" w:eastAsia="Arial" w:hAnsi="Arial"/>
@@ -7008,7 +7008,7 @@
             <w:pPr>
               <w:spacing w:after="20" w:before="0"/>
             </w:pPr>
-            <w:hyperlink w:history="1" r:id="rId5ktlqbvdyl8uepn1rfpn_">
+            <w:hyperlink w:history="1" r:id="rIdzuqknwvdzlqefcoja8x4r">
               <w:r>
                 <w:rPr>
                   <w:rFonts w:ascii="Arial" w:cs="Arial" w:eastAsia="Arial" w:hAnsi="Arial"/>
@@ -7057,7 +7057,7 @@
               <w:spacing w:after="10" w:before="0"/>
               <w:ind w:left="120"/>
             </w:pPr>
-            <w:hyperlink w:history="1" r:id="rIdqazjp5yipidury401cwv4">
+            <w:hyperlink w:history="1" r:id="rIdmza--a7a4ycshxsenr_47">
               <w:r>
                 <w:rPr>
                   <w:rFonts w:ascii="Arial" w:cs="Arial" w:eastAsia="Arial" w:hAnsi="Arial"/>
@@ -7102,7 +7102,7 @@
             <w:pPr>
               <w:spacing w:after="20" w:before="0"/>
             </w:pPr>
-            <w:hyperlink w:history="1" r:id="rIdqnye2lqc6vyu0d2rrrakh">
+            <w:hyperlink w:history="1" r:id="rIdi6neksvivq3hszkf2sgnr">
               <w:r>
                 <w:rPr>
                   <w:rFonts w:ascii="Arial" w:cs="Arial" w:eastAsia="Arial" w:hAnsi="Arial"/>
@@ -7135,7 +7135,7 @@
               <w:spacing w:after="10" w:before="0"/>
               <w:ind w:left="120"/>
             </w:pPr>
-            <w:hyperlink w:history="1" r:id="rIdq4l61cgpp3sjkh1vlyeeq">
+            <w:hyperlink w:history="1" r:id="rIdvgd3bfcteejm_skupy1en">
               <w:r>
                 <w:rPr>
                   <w:rFonts w:ascii="Arial" w:cs="Arial" w:eastAsia="Arial" w:hAnsi="Arial"/>
@@ -7330,7 +7330,7 @@
             <w:pPr>
               <w:spacing w:after="20" w:before="0"/>
             </w:pPr>
-            <w:hyperlink w:history="1" r:id="rIdfjdnpj8ekfpu83q2koh8u">
+            <w:hyperlink w:history="1" r:id="rIdujptzdm9bevzvwzpwimk0">
               <w:r>
                 <w:rPr>
                   <w:rFonts w:ascii="Arial" w:cs="Arial" w:eastAsia="Arial" w:hAnsi="Arial"/>
@@ -7379,7 +7379,7 @@
               <w:spacing w:after="10" w:before="0"/>
               <w:ind w:left="120"/>
             </w:pPr>
-            <w:hyperlink w:history="1" r:id="rId9f-lma95a3gxrm5s75lzf">
+            <w:hyperlink w:history="1" r:id="rIdq1_8dcfgtznxgtlglo35v">
               <w:r>
                 <w:rPr>
                   <w:rFonts w:ascii="Arial" w:cs="Arial" w:eastAsia="Arial" w:hAnsi="Arial"/>
@@ -7424,7 +7424,7 @@
             <w:pPr>
               <w:spacing w:after="20" w:before="0"/>
             </w:pPr>
-            <w:hyperlink w:history="1" r:id="rIdvmdxla5zdnm3vlcbilprh">
+            <w:hyperlink w:history="1" r:id="rId7swfo_vj0qp7g7xe10czj">
               <w:r>
                 <w:rPr>
                   <w:rFonts w:ascii="Arial" w:cs="Arial" w:eastAsia="Arial" w:hAnsi="Arial"/>
@@ -7473,7 +7473,7 @@
               <w:spacing w:after="10" w:before="0"/>
               <w:ind w:left="120"/>
             </w:pPr>
-            <w:hyperlink w:history="1" r:id="rIdmubq2azj1vo092qtb5xrb">
+            <w:hyperlink w:history="1" r:id="rIdiqm9pr6er2uxnutl1p8kf">
               <w:r>
                 <w:rPr>
                   <w:rFonts w:ascii="Arial" w:cs="Arial" w:eastAsia="Arial" w:hAnsi="Arial"/>
@@ -8080,7 +8080,7 @@
         </w:rPr>
         <w:t xml:space="preserve">© 2026 SeaVuria and ARES. Aligned with KICD objectives. Developed by SeaVuria; technical implementation by ARES (with AI assistance from Claude). Licensed under </w:t>
       </w:r>
-      <w:hyperlink w:history="1" r:id="rIddflkqdvso-zyl9fqr0vkn">
+      <w:hyperlink w:history="1" r:id="rId2oos6zlq9eadpl6xyzzqo">
         <w:r>
           <w:rPr>
             <w:rFonts w:ascii="Arial" w:cs="Arial" w:eastAsia="Arial" w:hAnsi="Arial"/>
@@ -8101,7 +8101,7 @@
         </w:rPr>
         <w:t xml:space="preserve"> (</w:t>
       </w:r>
-      <w:hyperlink w:history="1" r:id="rId_u49aoz5yclqfyzmqaori">
+      <w:hyperlink w:history="1" r:id="rId8kmrste3ivbw1ki3prudo">
         <w:r>
           <w:rPr>
             <w:rFonts w:ascii="Arial" w:cs="Arial" w:eastAsia="Arial" w:hAnsi="Arial"/>
@@ -9114,7 +9114,7 @@
             <w:pPr>
               <w:spacing w:after="20" w:before="0"/>
             </w:pPr>
-            <w:hyperlink w:history="1" r:id="rIdozkc0ibka_pgtdkn2ulb7">
+            <w:hyperlink w:history="1" r:id="rIdlrws1peoku7e-zbeuiaih">
               <w:r>
                 <w:rPr>
                   <w:rFonts w:ascii="Arial" w:cs="Arial" w:eastAsia="Arial" w:hAnsi="Arial"/>
@@ -9163,7 +9163,7 @@
               <w:spacing w:after="10" w:before="0"/>
               <w:ind w:left="120"/>
             </w:pPr>
-            <w:hyperlink w:history="1" r:id="rIdvp7typcfjfn7iuifp5urs">
+            <w:hyperlink w:history="1" r:id="rIdvugveswema248l4um0not">
               <w:r>
                 <w:rPr>
                   <w:rFonts w:ascii="Arial" w:cs="Arial" w:eastAsia="Arial" w:hAnsi="Arial"/>
@@ -9208,7 +9208,7 @@
             <w:pPr>
               <w:spacing w:after="20" w:before="0"/>
             </w:pPr>
-            <w:hyperlink w:history="1" r:id="rIdrepqtbp18-vj37tteworv">
+            <w:hyperlink w:history="1" r:id="rId_as-rvqlprs_nft4w04cc">
               <w:r>
                 <w:rPr>
                   <w:rFonts w:ascii="Arial" w:cs="Arial" w:eastAsia="Arial" w:hAnsi="Arial"/>
@@ -9241,7 +9241,7 @@
               <w:spacing w:after="10" w:before="0"/>
               <w:ind w:left="120"/>
             </w:pPr>
-            <w:hyperlink w:history="1" r:id="rId7bcnssvqkug_g9j2xakem">
+            <w:hyperlink w:history="1" r:id="rIdg3f2fm2qb1bj5wpvxcbpj">
               <w:r>
                 <w:rPr>
                   <w:rFonts w:ascii="Arial" w:cs="Arial" w:eastAsia="Arial" w:hAnsi="Arial"/>
@@ -9436,7 +9436,7 @@
             <w:pPr>
               <w:spacing w:after="20" w:before="0"/>
             </w:pPr>
-            <w:hyperlink w:history="1" r:id="rIdlo32xtznbwiq0h_tvdusx">
+            <w:hyperlink w:history="1" r:id="rId9unuc7qu7ak8xao54erci">
               <w:r>
                 <w:rPr>
                   <w:rFonts w:ascii="Arial" w:cs="Arial" w:eastAsia="Arial" w:hAnsi="Arial"/>
@@ -9485,7 +9485,7 @@
               <w:spacing w:after="10" w:before="0"/>
               <w:ind w:left="120"/>
             </w:pPr>
-            <w:hyperlink w:history="1" r:id="rId2mbeuehz1st2nrkjtevgm">
+            <w:hyperlink w:history="1" r:id="rId4l8rarpsg6g7b5dp3lkli">
               <w:r>
                 <w:rPr>
                   <w:rFonts w:ascii="Arial" w:cs="Arial" w:eastAsia="Arial" w:hAnsi="Arial"/>
@@ -9530,7 +9530,7 @@
             <w:pPr>
               <w:spacing w:after="20" w:before="0"/>
             </w:pPr>
-            <w:hyperlink w:history="1" r:id="rIdiiareainowyu4acbvqcvw">
+            <w:hyperlink w:history="1" r:id="rIdqgdkcl_pbiogz01l9gvyb">
               <w:r>
                 <w:rPr>
                   <w:rFonts w:ascii="Arial" w:cs="Arial" w:eastAsia="Arial" w:hAnsi="Arial"/>
@@ -9563,7 +9563,7 @@
               <w:spacing w:after="10" w:before="0"/>
               <w:ind w:left="120"/>
             </w:pPr>
-            <w:hyperlink w:history="1" r:id="rIdlsd7eklnd28-kfoj1jch8">
+            <w:hyperlink w:history="1" r:id="rIdoaw_zt-qu6b0tadauhej4">
               <w:r>
                 <w:rPr>
                   <w:rFonts w:ascii="Arial" w:cs="Arial" w:eastAsia="Arial" w:hAnsi="Arial"/>
@@ -9758,7 +9758,7 @@
             <w:pPr>
               <w:spacing w:after="20" w:before="0"/>
             </w:pPr>
-            <w:hyperlink w:history="1" r:id="rId2pjpcushnno100osvd6f3">
+            <w:hyperlink w:history="1" r:id="rIdykvpg4ghj__5t8xkj_cbf">
               <w:r>
                 <w:rPr>
                   <w:rFonts w:ascii="Arial" w:cs="Arial" w:eastAsia="Arial" w:hAnsi="Arial"/>
@@ -9807,7 +9807,7 @@
               <w:spacing w:after="10" w:before="0"/>
               <w:ind w:left="120"/>
             </w:pPr>
-            <w:hyperlink w:history="1" r:id="rId4l1sbj7oebhlmdglt8sz-">
+            <w:hyperlink w:history="1" r:id="rIdhlmwolgdjx0v7sho7kkqr">
               <w:r>
                 <w:rPr>
                   <w:rFonts w:ascii="Arial" w:cs="Arial" w:eastAsia="Arial" w:hAnsi="Arial"/>
@@ -9852,7 +9852,7 @@
             <w:pPr>
               <w:spacing w:after="20" w:before="0"/>
             </w:pPr>
-            <w:hyperlink w:history="1" r:id="rIduusejdfio9_hzajfsa1__">
+            <w:hyperlink w:history="1" r:id="rIdu3jhqc9kwnlzi_-kv-ilc">
               <w:r>
                 <w:rPr>
                   <w:rFonts w:ascii="Arial" w:cs="Arial" w:eastAsia="Arial" w:hAnsi="Arial"/>
@@ -9885,7 +9885,7 @@
               <w:spacing w:after="10" w:before="0"/>
               <w:ind w:left="120"/>
             </w:pPr>
-            <w:hyperlink w:history="1" r:id="rIdddrxuy6q5nsirzqrrhij0">
+            <w:hyperlink w:history="1" r:id="rIdy1vddlbk-lrfkhgyjo-f5">
               <w:r>
                 <w:rPr>
                   <w:rFonts w:ascii="Arial" w:cs="Arial" w:eastAsia="Arial" w:hAnsi="Arial"/>
@@ -10080,7 +10080,7 @@
             <w:pPr>
               <w:spacing w:after="20" w:before="0"/>
             </w:pPr>
-            <w:hyperlink w:history="1" r:id="rId5wf31yo5bf4pz70zu-bbf">
+            <w:hyperlink w:history="1" r:id="rIdypj3t10iglwyge5m3tpcv">
               <w:r>
                 <w:rPr>
                   <w:rFonts w:ascii="Arial" w:cs="Arial" w:eastAsia="Arial" w:hAnsi="Arial"/>
@@ -10129,7 +10129,7 @@
               <w:spacing w:after="10" w:before="0"/>
               <w:ind w:left="120"/>
             </w:pPr>
-            <w:hyperlink w:history="1" r:id="rIdsccqhsdiazuktq9xiqhuw">
+            <w:hyperlink w:history="1" r:id="rIdfjm7tmj-8c0kaml-5er83">
               <w:r>
                 <w:rPr>
                   <w:rFonts w:ascii="Arial" w:cs="Arial" w:eastAsia="Arial" w:hAnsi="Arial"/>
@@ -10174,7 +10174,7 @@
             <w:pPr>
               <w:spacing w:after="20" w:before="0"/>
             </w:pPr>
-            <w:hyperlink w:history="1" r:id="rIdlh7iv6kql3bcydxpi6peg">
+            <w:hyperlink w:history="1" r:id="rIdnur1sodjkbbxi0vilchrv">
               <w:r>
                 <w:rPr>
                   <w:rFonts w:ascii="Arial" w:cs="Arial" w:eastAsia="Arial" w:hAnsi="Arial"/>
@@ -10207,7 +10207,7 @@
               <w:spacing w:after="10" w:before="0"/>
               <w:ind w:left="120"/>
             </w:pPr>
-            <w:hyperlink w:history="1" r:id="rIdsn8zz74dnodvrohb4ph0u">
+            <w:hyperlink w:history="1" r:id="rIdhcfhkaq2ganqoe9ctudod">
               <w:r>
                 <w:rPr>
                   <w:rFonts w:ascii="Arial" w:cs="Arial" w:eastAsia="Arial" w:hAnsi="Arial"/>
@@ -10402,7 +10402,7 @@
             <w:pPr>
               <w:spacing w:after="20" w:before="0"/>
             </w:pPr>
-            <w:hyperlink w:history="1" r:id="rIdt-yz_ofreovasejevbgly">
+            <w:hyperlink w:history="1" r:id="rIddaejxjisxry-catejxgzy">
               <w:r>
                 <w:rPr>
                   <w:rFonts w:ascii="Arial" w:cs="Arial" w:eastAsia="Arial" w:hAnsi="Arial"/>
@@ -10451,7 +10451,7 @@
               <w:spacing w:after="10" w:before="0"/>
               <w:ind w:left="120"/>
             </w:pPr>
-            <w:hyperlink w:history="1" r:id="rIdaz8mlqwjv0pf8dzc_4gny">
+            <w:hyperlink w:history="1" r:id="rId3es8mdn9-519ztrhl7ssq">
               <w:r>
                 <w:rPr>
                   <w:rFonts w:ascii="Arial" w:cs="Arial" w:eastAsia="Arial" w:hAnsi="Arial"/>
@@ -10496,7 +10496,7 @@
             <w:pPr>
               <w:spacing w:after="20" w:before="0"/>
             </w:pPr>
-            <w:hyperlink w:history="1" r:id="rIdkuoma9_0m2did-cqcljra">
+            <w:hyperlink w:history="1" r:id="rIdyig8xk6t5z_diivwuktc7">
               <w:r>
                 <w:rPr>
                   <w:rFonts w:ascii="Arial" w:cs="Arial" w:eastAsia="Arial" w:hAnsi="Arial"/>
@@ -10529,7 +10529,7 @@
               <w:spacing w:after="10" w:before="0"/>
               <w:ind w:left="120"/>
             </w:pPr>
-            <w:hyperlink w:history="1" r:id="rIddkasbbnph_pwijgo3banq">
+            <w:hyperlink w:history="1" r:id="rIdy140jf6xblm2xkbzokhcd">
               <w:r>
                 <w:rPr>
                   <w:rFonts w:ascii="Arial" w:cs="Arial" w:eastAsia="Arial" w:hAnsi="Arial"/>
@@ -11041,7 +11041,7 @@
         </w:rPr>
         <w:t xml:space="preserve">© 2026 SeaVuria and ARES. Aligned with KICD objectives. Developed by SeaVuria; technical implementation by ARES (with AI assistance from Claude). Licensed under </w:t>
       </w:r>
-      <w:hyperlink w:history="1" r:id="rId05o4-yvmjqzdmdr7jgd38">
+      <w:hyperlink w:history="1" r:id="rIdlbcy3vvq4e_mt94mq9sel">
         <w:r>
           <w:rPr>
             <w:rFonts w:ascii="Arial" w:cs="Arial" w:eastAsia="Arial" w:hAnsi="Arial"/>
@@ -11062,7 +11062,7 @@
         </w:rPr>
         <w:t xml:space="preserve"> (</w:t>
       </w:r>
-      <w:hyperlink w:history="1" r:id="rIdwbzucox3ti6lwdfxsqnod">
+      <w:hyperlink w:history="1" r:id="rIdb309npxwmrxxfqqpqcfs7">
         <w:r>
           <w:rPr>
             <w:rFonts w:ascii="Arial" w:cs="Arial" w:eastAsia="Arial" w:hAnsi="Arial"/>
@@ -12075,7 +12075,7 @@
             <w:pPr>
               <w:spacing w:after="20" w:before="0"/>
             </w:pPr>
-            <w:hyperlink w:history="1" r:id="rIdfi9h57lcsuaozmdfzjgsf">
+            <w:hyperlink w:history="1" r:id="rIdo6mmjkbqe7udotmlqixjz">
               <w:r>
                 <w:rPr>
                   <w:rFonts w:ascii="Arial" w:cs="Arial" w:eastAsia="Arial" w:hAnsi="Arial"/>
@@ -12124,7 +12124,7 @@
               <w:spacing w:after="10" w:before="0"/>
               <w:ind w:left="120"/>
             </w:pPr>
-            <w:hyperlink w:history="1" r:id="rIdfxccdvo-fi1cjz2z7fg-g">
+            <w:hyperlink w:history="1" r:id="rIdef8isvwpcdwd3v8edoxzg">
               <w:r>
                 <w:rPr>
                   <w:rFonts w:ascii="Arial" w:cs="Arial" w:eastAsia="Arial" w:hAnsi="Arial"/>
@@ -12186,7 +12186,7 @@
               <w:spacing w:after="10" w:before="0"/>
               <w:ind w:left="120"/>
             </w:pPr>
-            <w:hyperlink w:history="1" r:id="rIdgtrs5-ubngbv69tmiewzv">
+            <w:hyperlink w:history="1" r:id="rIdu_rhksn4lhnc-5pbqqtzb">
               <w:r>
                 <w:rPr>
                   <w:rFonts w:ascii="Arial" w:cs="Arial" w:eastAsia="Arial" w:hAnsi="Arial"/>
@@ -12396,7 +12396,7 @@
             <w:pPr>
               <w:spacing w:after="20" w:before="0"/>
             </w:pPr>
-            <w:hyperlink w:history="1" r:id="rIdg7iymrosk2jzhilrsbirs">
+            <w:hyperlink w:history="1" r:id="rIdsva-hzn-lcs0xdwuyas4g">
               <w:r>
                 <w:rPr>
                   <w:rFonts w:ascii="Arial" w:cs="Arial" w:eastAsia="Arial" w:hAnsi="Arial"/>
@@ -12445,7 +12445,7 @@
               <w:spacing w:after="10" w:before="0"/>
               <w:ind w:left="120"/>
             </w:pPr>
-            <w:hyperlink w:history="1" r:id="rId1fg69a4-5gqi9de_kzk_x">
+            <w:hyperlink w:history="1" r:id="rIdqihdkdk597utoy0mqtfxq">
               <w:r>
                 <w:rPr>
                   <w:rFonts w:ascii="Arial" w:cs="Arial" w:eastAsia="Arial" w:hAnsi="Arial"/>
@@ -12507,7 +12507,7 @@
               <w:spacing w:after="10" w:before="0"/>
               <w:ind w:left="120"/>
             </w:pPr>
-            <w:hyperlink w:history="1" r:id="rId6sr0iy5_nqpviq0iqk2_u">
+            <w:hyperlink w:history="1" r:id="rIdj0vq5bqbt1zgzbim8y1q8">
               <w:r>
                 <w:rPr>
                   <w:rFonts w:ascii="Arial" w:cs="Arial" w:eastAsia="Arial" w:hAnsi="Arial"/>
@@ -12717,7 +12717,7 @@
             <w:pPr>
               <w:spacing w:after="20" w:before="0"/>
             </w:pPr>
-            <w:hyperlink w:history="1" r:id="rIdblgym0bwv67-ldg4ayx-s">
+            <w:hyperlink w:history="1" r:id="rIdnvnpvo0ru_nnmye6cvubb">
               <w:r>
                 <w:rPr>
                   <w:rFonts w:ascii="Arial" w:cs="Arial" w:eastAsia="Arial" w:hAnsi="Arial"/>
@@ -12766,7 +12766,7 @@
               <w:spacing w:after="10" w:before="0"/>
               <w:ind w:left="120"/>
             </w:pPr>
-            <w:hyperlink w:history="1" r:id="rIdiqhx_4zyk6rik-h60qwkj">
+            <w:hyperlink w:history="1" r:id="rId-tndeqp689kvhiuduyrnt">
               <w:r>
                 <w:rPr>
                   <w:rFonts w:ascii="Arial" w:cs="Arial" w:eastAsia="Arial" w:hAnsi="Arial"/>
@@ -12828,7 +12828,7 @@
               <w:spacing w:after="10" w:before="0"/>
               <w:ind w:left="120"/>
             </w:pPr>
-            <w:hyperlink w:history="1" r:id="rIdfuxiyd0czwhi-aegruwjg">
+            <w:hyperlink w:history="1" r:id="rIdzjblkwbpduy3dttwjdtsm">
               <w:r>
                 <w:rPr>
                   <w:rFonts w:ascii="Arial" w:cs="Arial" w:eastAsia="Arial" w:hAnsi="Arial"/>
@@ -13038,7 +13038,7 @@
             <w:pPr>
               <w:spacing w:after="20" w:before="0"/>
             </w:pPr>
-            <w:hyperlink w:history="1" r:id="rIdtqshriggjfe1mwzh4jtm8">
+            <w:hyperlink w:history="1" r:id="rId7ml0fhvtjylwtqo4u1a2l">
               <w:r>
                 <w:rPr>
                   <w:rFonts w:ascii="Arial" w:cs="Arial" w:eastAsia="Arial" w:hAnsi="Arial"/>
@@ -13087,7 +13087,7 @@
               <w:spacing w:after="10" w:before="0"/>
               <w:ind w:left="120"/>
             </w:pPr>
-            <w:hyperlink w:history="1" r:id="rIdto3bzaa4r0kxiy23368lu">
+            <w:hyperlink w:history="1" r:id="rIdspjcp_hdpli5qdc6er4wi">
               <w:r>
                 <w:rPr>
                   <w:rFonts w:ascii="Arial" w:cs="Arial" w:eastAsia="Arial" w:hAnsi="Arial"/>
@@ -13149,7 +13149,7 @@
               <w:spacing w:after="10" w:before="0"/>
               <w:ind w:left="120"/>
             </w:pPr>
-            <w:hyperlink w:history="1" r:id="rIdaj53urk7_kaan1lbhtd-f">
+            <w:hyperlink w:history="1" r:id="rIdojztsj5rf3axip-c4xqv1">
               <w:r>
                 <w:rPr>
                   <w:rFonts w:ascii="Arial" w:cs="Arial" w:eastAsia="Arial" w:hAnsi="Arial"/>
@@ -13359,7 +13359,7 @@
             <w:pPr>
               <w:spacing w:after="20" w:before="0"/>
             </w:pPr>
-            <w:hyperlink w:history="1" r:id="rIdbcjtwn8p1vwe4hrhefehw">
+            <w:hyperlink w:history="1" r:id="rId5oysmwisfutubr3huinw9">
               <w:r>
                 <w:rPr>
                   <w:rFonts w:ascii="Arial" w:cs="Arial" w:eastAsia="Arial" w:hAnsi="Arial"/>
@@ -13408,7 +13408,7 @@
               <w:spacing w:after="10" w:before="0"/>
               <w:ind w:left="120"/>
             </w:pPr>
-            <w:hyperlink w:history="1" r:id="rIdv1yvgsfzkhavtvd-sct3d">
+            <w:hyperlink w:history="1" r:id="rIdq6eshcxzskvhyx1goxnrd">
               <w:r>
                 <w:rPr>
                   <w:rFonts w:ascii="Arial" w:cs="Arial" w:eastAsia="Arial" w:hAnsi="Arial"/>
@@ -13470,7 +13470,7 @@
               <w:spacing w:after="10" w:before="0"/>
               <w:ind w:left="120"/>
             </w:pPr>
-            <w:hyperlink w:history="1" r:id="rIdvglauajeo14kjajpyqitf">
+            <w:hyperlink w:history="1" r:id="rIdiyyrdrtipz7a08vyxdnly">
               <w:r>
                 <w:rPr>
                   <w:rFonts w:ascii="Arial" w:cs="Arial" w:eastAsia="Arial" w:hAnsi="Arial"/>
@@ -13997,7 +13997,7 @@
         </w:rPr>
         <w:t xml:space="preserve">© 2026 SeaVuria and ARES. Aligned with KICD objectives. Developed by SeaVuria; technical implementation by ARES (with AI assistance from Claude). Licensed under </w:t>
       </w:r>
-      <w:hyperlink w:history="1" r:id="rIdu6g2pyusoof3psadgkgsu">
+      <w:hyperlink w:history="1" r:id="rIdfdqv4oknqq4y4rkb4_0mx">
         <w:r>
           <w:rPr>
             <w:rFonts w:ascii="Arial" w:cs="Arial" w:eastAsia="Arial" w:hAnsi="Arial"/>
@@ -14018,7 +14018,7 @@
         </w:rPr>
         <w:t xml:space="preserve"> (</w:t>
       </w:r>
-      <w:hyperlink w:history="1" r:id="rId0rj9dn4tpxhmnkrq9es3n">
+      <w:hyperlink w:history="1" r:id="rIdzixlenahxraxqt4alzrnj">
         <w:r>
           <w:rPr>
             <w:rFonts w:ascii="Arial" w:cs="Arial" w:eastAsia="Arial" w:hAnsi="Arial"/>
@@ -15031,7 +15031,7 @@
             <w:pPr>
               <w:spacing w:after="20" w:before="0"/>
             </w:pPr>
-            <w:hyperlink w:history="1" r:id="rIdqbubf8n-vpwhk9oyi3_xz">
+            <w:hyperlink w:history="1" r:id="rIdghmrog6jmgyyo_hzignyx">
               <w:r>
                 <w:rPr>
                   <w:rFonts w:ascii="Arial" w:cs="Arial" w:eastAsia="Arial" w:hAnsi="Arial"/>
@@ -15080,7 +15080,7 @@
               <w:spacing w:after="10" w:before="0"/>
               <w:ind w:left="120"/>
             </w:pPr>
-            <w:hyperlink w:history="1" r:id="rIdveilbwvjmpnyg7oh9r9qj">
+            <w:hyperlink w:history="1" r:id="rIdvmf9ffp_87r1yb_a_y0qf">
               <w:r>
                 <w:rPr>
                   <w:rFonts w:ascii="Arial" w:cs="Arial" w:eastAsia="Arial" w:hAnsi="Arial"/>
@@ -15125,7 +15125,7 @@
             <w:pPr>
               <w:spacing w:after="20" w:before="0"/>
             </w:pPr>
-            <w:hyperlink w:history="1" r:id="rIdmwnwrpbvzhqcq10b_p3_o">
+            <w:hyperlink w:history="1" r:id="rIduaozsber16zadcvd8uzkw">
               <w:r>
                 <w:rPr>
                   <w:rFonts w:ascii="Arial" w:cs="Arial" w:eastAsia="Arial" w:hAnsi="Arial"/>
@@ -15174,7 +15174,7 @@
               <w:spacing w:after="10" w:before="0"/>
               <w:ind w:left="120"/>
             </w:pPr>
-            <w:hyperlink w:history="1" r:id="rIdl0m09kmpxxkblwz3dkzdj">
+            <w:hyperlink w:history="1" r:id="rIddfufcd8xjb622jsyvuymd">
               <w:r>
                 <w:rPr>
                   <w:rFonts w:ascii="Arial" w:cs="Arial" w:eastAsia="Arial" w:hAnsi="Arial"/>
@@ -15369,7 +15369,7 @@
             <w:pPr>
               <w:spacing w:after="20" w:before="0"/>
             </w:pPr>
-            <w:hyperlink w:history="1" r:id="rIdhhyxfysulk83kawszsbx2">
+            <w:hyperlink w:history="1" r:id="rIdcxvuumtl1nxsla3ltgo-q">
               <w:r>
                 <w:rPr>
                   <w:rFonts w:ascii="Arial" w:cs="Arial" w:eastAsia="Arial" w:hAnsi="Arial"/>
@@ -15418,7 +15418,7 @@
               <w:spacing w:after="10" w:before="0"/>
               <w:ind w:left="120"/>
             </w:pPr>
-            <w:hyperlink w:history="1" r:id="rIdr5xzku4ilw-bhy_edjqac">
+            <w:hyperlink w:history="1" r:id="rIdnmrbcwt6be-fzux0ufkgo">
               <w:r>
                 <w:rPr>
                   <w:rFonts w:ascii="Arial" w:cs="Arial" w:eastAsia="Arial" w:hAnsi="Arial"/>
@@ -15463,7 +15463,7 @@
             <w:pPr>
               <w:spacing w:after="20" w:before="0"/>
             </w:pPr>
-            <w:hyperlink w:history="1" r:id="rId69vsbkky2eexlceljju26">
+            <w:hyperlink w:history="1" r:id="rId-jtwc83qk3e6yn0auvdb3">
               <w:r>
                 <w:rPr>
                   <w:rFonts w:ascii="Arial" w:cs="Arial" w:eastAsia="Arial" w:hAnsi="Arial"/>
@@ -15512,7 +15512,7 @@
               <w:spacing w:after="10" w:before="0"/>
               <w:ind w:left="120"/>
             </w:pPr>
-            <w:hyperlink w:history="1" r:id="rIdh9c_4elruhv_lhc87vquk">
+            <w:hyperlink w:history="1" r:id="rIdaz4dnsmqcttfqpkfgueth">
               <w:r>
                 <w:rPr>
                   <w:rFonts w:ascii="Arial" w:cs="Arial" w:eastAsia="Arial" w:hAnsi="Arial"/>
@@ -15707,7 +15707,7 @@
             <w:pPr>
               <w:spacing w:after="20" w:before="0"/>
             </w:pPr>
-            <w:hyperlink w:history="1" r:id="rId4esuvhxaqszkmr-timosf">
+            <w:hyperlink w:history="1" r:id="rIdoxfhle1pywvmfpyfnbcts">
               <w:r>
                 <w:rPr>
                   <w:rFonts w:ascii="Arial" w:cs="Arial" w:eastAsia="Arial" w:hAnsi="Arial"/>
@@ -15756,7 +15756,7 @@
               <w:spacing w:after="10" w:before="0"/>
               <w:ind w:left="120"/>
             </w:pPr>
-            <w:hyperlink w:history="1" r:id="rIdn9yimemtvzsvxc8ucsvxo">
+            <w:hyperlink w:history="1" r:id="rIdomkeqrgxmgbvujddnsrel">
               <w:r>
                 <w:rPr>
                   <w:rFonts w:ascii="Arial" w:cs="Arial" w:eastAsia="Arial" w:hAnsi="Arial"/>
@@ -15801,7 +15801,7 @@
             <w:pPr>
               <w:spacing w:after="20" w:before="0"/>
             </w:pPr>
-            <w:hyperlink w:history="1" r:id="rId1yobtxik5cde8rozh6pro">
+            <w:hyperlink w:history="1" r:id="rIdeafad5p_ou_94vosgekwm">
               <w:r>
                 <w:rPr>
                   <w:rFonts w:ascii="Arial" w:cs="Arial" w:eastAsia="Arial" w:hAnsi="Arial"/>
@@ -15850,7 +15850,7 @@
               <w:spacing w:after="10" w:before="0"/>
               <w:ind w:left="120"/>
             </w:pPr>
-            <w:hyperlink w:history="1" r:id="rIdpsz_71vhrzfb03v5nttzc">
+            <w:hyperlink w:history="1" r:id="rIdmop0zkwuitsglpqbftjml">
               <w:r>
                 <w:rPr>
                   <w:rFonts w:ascii="Arial" w:cs="Arial" w:eastAsia="Arial" w:hAnsi="Arial"/>
@@ -16045,7 +16045,7 @@
             <w:pPr>
               <w:spacing w:after="20" w:before="0"/>
             </w:pPr>
-            <w:hyperlink w:history="1" r:id="rIdzkwwwhmtbsskx7cl1ioin">
+            <w:hyperlink w:history="1" r:id="rIddgxkpxaceld9wy_nudxyr">
               <w:r>
                 <w:rPr>
                   <w:rFonts w:ascii="Arial" w:cs="Arial" w:eastAsia="Arial" w:hAnsi="Arial"/>
@@ -16094,7 +16094,7 @@
               <w:spacing w:after="10" w:before="0"/>
               <w:ind w:left="120"/>
             </w:pPr>
-            <w:hyperlink w:history="1" r:id="rIdyrbgivzlsat-tje_mx-od">
+            <w:hyperlink w:history="1" r:id="rIdgbet1jtolxr8gwcnhk3nj">
               <w:r>
                 <w:rPr>
                   <w:rFonts w:ascii="Arial" w:cs="Arial" w:eastAsia="Arial" w:hAnsi="Arial"/>
@@ -16139,7 +16139,7 @@
             <w:pPr>
               <w:spacing w:after="20" w:before="0"/>
             </w:pPr>
-            <w:hyperlink w:history="1" r:id="rIdzjzlo4tzt2hw_jhtdqkal">
+            <w:hyperlink w:history="1" r:id="rIdakwy8ppawpc_zkk23ll9m">
               <w:r>
                 <w:rPr>
                   <w:rFonts w:ascii="Arial" w:cs="Arial" w:eastAsia="Arial" w:hAnsi="Arial"/>
@@ -16188,7 +16188,7 @@
               <w:spacing w:after="10" w:before="0"/>
               <w:ind w:left="120"/>
             </w:pPr>
-            <w:hyperlink w:history="1" r:id="rIdf9witi3myjpgxzb3d5xke">
+            <w:hyperlink w:history="1" r:id="rIdyhs9kvp2mldphssb_inar">
               <w:r>
                 <w:rPr>
                   <w:rFonts w:ascii="Arial" w:cs="Arial" w:eastAsia="Arial" w:hAnsi="Arial"/>
@@ -16383,7 +16383,7 @@
             <w:pPr>
               <w:spacing w:after="20" w:before="0"/>
             </w:pPr>
-            <w:hyperlink w:history="1" r:id="rIdxp5hwauo02lwx0g-o2kdd">
+            <w:hyperlink w:history="1" r:id="rIdfsddybuzwqncykfsvb5un">
               <w:r>
                 <w:rPr>
                   <w:rFonts w:ascii="Arial" w:cs="Arial" w:eastAsia="Arial" w:hAnsi="Arial"/>
@@ -16432,7 +16432,7 @@
               <w:spacing w:after="10" w:before="0"/>
               <w:ind w:left="120"/>
             </w:pPr>
-            <w:hyperlink w:history="1" r:id="rIdup5qu4yemnb3tvls7n8yi">
+            <w:hyperlink w:history="1" r:id="rIdnozmrtmhktp_bz8gwahdt">
               <w:r>
                 <w:rPr>
                   <w:rFonts w:ascii="Arial" w:cs="Arial" w:eastAsia="Arial" w:hAnsi="Arial"/>
@@ -16477,7 +16477,7 @@
             <w:pPr>
               <w:spacing w:after="20" w:before="0"/>
             </w:pPr>
-            <w:hyperlink w:history="1" r:id="rId2icj7r5u2ntj4ga_oorzu">
+            <w:hyperlink w:history="1" r:id="rId6igyya0bg0fj3sblm5ppb">
               <w:r>
                 <w:rPr>
                   <w:rFonts w:ascii="Arial" w:cs="Arial" w:eastAsia="Arial" w:hAnsi="Arial"/>
@@ -16526,7 +16526,7 @@
               <w:spacing w:after="10" w:before="0"/>
               <w:ind w:left="120"/>
             </w:pPr>
-            <w:hyperlink w:history="1" r:id="rIdwyrwmboqsjkjt9nt166qh">
+            <w:hyperlink w:history="1" r:id="rIdz8ikeo4bmhni1bk0gbc0p">
               <w:r>
                 <w:rPr>
                   <w:rFonts w:ascii="Arial" w:cs="Arial" w:eastAsia="Arial" w:hAnsi="Arial"/>
@@ -17038,7 +17038,7 @@
         </w:rPr>
         <w:t xml:space="preserve">© 2026 SeaVuria and ARES. Aligned with KICD objectives. Developed by SeaVuria; technical implementation by ARES (with AI assistance from Claude). Licensed under </w:t>
       </w:r>
-      <w:hyperlink w:history="1" r:id="rIdpxvpwnoqnowa_w2meb7iq">
+      <w:hyperlink w:history="1" r:id="rIdwfwvrqmhf-aqrjsxelp-q">
         <w:r>
           <w:rPr>
             <w:rFonts w:ascii="Arial" w:cs="Arial" w:eastAsia="Arial" w:hAnsi="Arial"/>
@@ -17059,7 +17059,7 @@
         </w:rPr>
         <w:t xml:space="preserve"> (</w:t>
       </w:r>
-      <w:hyperlink w:history="1" r:id="rIdkzo7uxg13xonjwabr23rk">
+      <w:hyperlink w:history="1" r:id="rIdgfh_1_bszh172ycxm-x6k">
         <w:r>
           <w:rPr>
             <w:rFonts w:ascii="Arial" w:cs="Arial" w:eastAsia="Arial" w:hAnsi="Arial"/>
@@ -18072,7 +18072,7 @@
             <w:pPr>
               <w:spacing w:after="20" w:before="0"/>
             </w:pPr>
-            <w:hyperlink w:history="1" r:id="rIdukzdpalyyc9rm0_syqw2k">
+            <w:hyperlink w:history="1" r:id="rIdtzeg8msibeveuurtlcrn2">
               <w:r>
                 <w:rPr>
                   <w:rFonts w:ascii="Arial" w:cs="Arial" w:eastAsia="Arial" w:hAnsi="Arial"/>
@@ -18121,7 +18121,7 @@
               <w:spacing w:after="10" w:before="0"/>
               <w:ind w:left="120"/>
             </w:pPr>
-            <w:hyperlink w:history="1" r:id="rId1abkkxebdppnbnbeqxmac">
+            <w:hyperlink w:history="1" r:id="rIdknnq1yxtpgriq9skrbicd">
               <w:r>
                 <w:rPr>
                   <w:rFonts w:ascii="Arial" w:cs="Arial" w:eastAsia="Arial" w:hAnsi="Arial"/>
@@ -18183,7 +18183,7 @@
               <w:spacing w:after="10" w:before="0"/>
               <w:ind w:left="120"/>
             </w:pPr>
-            <w:hyperlink w:history="1" r:id="rIdmfivpm7t7dkxnk8xif11z">
+            <w:hyperlink w:history="1" r:id="rIdxcfdxuiauzhzwwbeod-su">
               <w:r>
                 <w:rPr>
                   <w:rFonts w:ascii="Arial" w:cs="Arial" w:eastAsia="Arial" w:hAnsi="Arial"/>
@@ -18393,7 +18393,7 @@
             <w:pPr>
               <w:spacing w:after="20" w:before="0"/>
             </w:pPr>
-            <w:hyperlink w:history="1" r:id="rIddvyslibfmhg8w-ggbehvf">
+            <w:hyperlink w:history="1" r:id="rIdgs8-3r6yiz6dev8rynghl">
               <w:r>
                 <w:rPr>
                   <w:rFonts w:ascii="Arial" w:cs="Arial" w:eastAsia="Arial" w:hAnsi="Arial"/>
@@ -18442,7 +18442,7 @@
               <w:spacing w:after="10" w:before="0"/>
               <w:ind w:left="120"/>
             </w:pPr>
-            <w:hyperlink w:history="1" r:id="rIdglsbnt2zbvdhie4euuscm">
+            <w:hyperlink w:history="1" r:id="rIdbj3ozqzjjkfcuc2ofu7wh">
               <w:r>
                 <w:rPr>
                   <w:rFonts w:ascii="Arial" w:cs="Arial" w:eastAsia="Arial" w:hAnsi="Arial"/>
@@ -18504,7 +18504,7 @@
               <w:spacing w:after="10" w:before="0"/>
               <w:ind w:left="120"/>
             </w:pPr>
-            <w:hyperlink w:history="1" r:id="rId7zg6mo_ijzubamem8weee">
+            <w:hyperlink w:history="1" r:id="rId9cd5qs4zchpmy04ze4yir">
               <w:r>
                 <w:rPr>
                   <w:rFonts w:ascii="Arial" w:cs="Arial" w:eastAsia="Arial" w:hAnsi="Arial"/>
@@ -18714,7 +18714,7 @@
             <w:pPr>
               <w:spacing w:after="20" w:before="0"/>
             </w:pPr>
-            <w:hyperlink w:history="1" r:id="rIdtezl1eff8a5t6-tppa_uq">
+            <w:hyperlink w:history="1" r:id="rId0smqmnzbvkh6kdivo1fnm">
               <w:r>
                 <w:rPr>
                   <w:rFonts w:ascii="Arial" w:cs="Arial" w:eastAsia="Arial" w:hAnsi="Arial"/>
@@ -18763,7 +18763,7 @@
               <w:spacing w:after="10" w:before="0"/>
               <w:ind w:left="120"/>
             </w:pPr>
-            <w:hyperlink w:history="1" r:id="rIda4plkb4oxcffrsqfsgh9b">
+            <w:hyperlink w:history="1" r:id="rIdci7gb8snannyphluym8pq">
               <w:r>
                 <w:rPr>
                   <w:rFonts w:ascii="Arial" w:cs="Arial" w:eastAsia="Arial" w:hAnsi="Arial"/>
@@ -18825,7 +18825,7 @@
               <w:spacing w:after="10" w:before="0"/>
               <w:ind w:left="120"/>
             </w:pPr>
-            <w:hyperlink w:history="1" r:id="rId5qppglvbnxnjyj81mno5h">
+            <w:hyperlink w:history="1" r:id="rIdc2qejzx2objnkub_9tmh2">
               <w:r>
                 <w:rPr>
                   <w:rFonts w:ascii="Arial" w:cs="Arial" w:eastAsia="Arial" w:hAnsi="Arial"/>
@@ -19035,7 +19035,7 @@
             <w:pPr>
               <w:spacing w:after="20" w:before="0"/>
             </w:pPr>
-            <w:hyperlink w:history="1" r:id="rIdtjzyucn7n-afyacdnqvch">
+            <w:hyperlink w:history="1" r:id="rIdfjoehh4inwgprtfo81akk">
               <w:r>
                 <w:rPr>
                   <w:rFonts w:ascii="Arial" w:cs="Arial" w:eastAsia="Arial" w:hAnsi="Arial"/>
@@ -19084,7 +19084,7 @@
               <w:spacing w:after="10" w:before="0"/>
               <w:ind w:left="120"/>
             </w:pPr>
-            <w:hyperlink w:history="1" r:id="rIdpbrliuqspwaxvtyydsjmg">
+            <w:hyperlink w:history="1" r:id="rIdabi82wyd2kg3zvi3nslg8">
               <w:r>
                 <w:rPr>
                   <w:rFonts w:ascii="Arial" w:cs="Arial" w:eastAsia="Arial" w:hAnsi="Arial"/>
@@ -19146,7 +19146,7 @@
               <w:spacing w:after="10" w:before="0"/>
               <w:ind w:left="120"/>
             </w:pPr>
-            <w:hyperlink w:history="1" r:id="rIdhdmhuyipcbyccwecsjdcz">
+            <w:hyperlink w:history="1" r:id="rIdxywjzaiqzyuqdwty-_ka6">
               <w:r>
                 <w:rPr>
                   <w:rFonts w:ascii="Arial" w:cs="Arial" w:eastAsia="Arial" w:hAnsi="Arial"/>
@@ -19356,7 +19356,7 @@
             <w:pPr>
               <w:spacing w:after="20" w:before="0"/>
             </w:pPr>
-            <w:hyperlink w:history="1" r:id="rIdajux65npm4xakqmay2dah">
+            <w:hyperlink w:history="1" r:id="rId7gy3g5ryxksd_sdbzghsw">
               <w:r>
                 <w:rPr>
                   <w:rFonts w:ascii="Arial" w:cs="Arial" w:eastAsia="Arial" w:hAnsi="Arial"/>
@@ -19405,7 +19405,7 @@
               <w:spacing w:after="10" w:before="0"/>
               <w:ind w:left="120"/>
             </w:pPr>
-            <w:hyperlink w:history="1" r:id="rIdctcjtw7lt_lbajgbal_xs">
+            <w:hyperlink w:history="1" r:id="rIdo30jzju38gd1kvtxt0cq4">
               <w:r>
                 <w:rPr>
                   <w:rFonts w:ascii="Arial" w:cs="Arial" w:eastAsia="Arial" w:hAnsi="Arial"/>
@@ -19467,7 +19467,7 @@
               <w:spacing w:after="10" w:before="0"/>
               <w:ind w:left="120"/>
             </w:pPr>
-            <w:hyperlink w:history="1" r:id="rIdmz1kepkz6pwnl69vouspr">
+            <w:hyperlink w:history="1" r:id="rIdjpilqxnw5fwompm_128eh">
               <w:r>
                 <w:rPr>
                   <w:rFonts w:ascii="Arial" w:cs="Arial" w:eastAsia="Arial" w:hAnsi="Arial"/>
@@ -19994,7 +19994,7 @@
         </w:rPr>
         <w:t xml:space="preserve">© 2026 SeaVuria and ARES. Aligned with KICD objectives. Developed by SeaVuria; technical implementation by ARES (with AI assistance from Claude). Licensed under </w:t>
       </w:r>
-      <w:hyperlink w:history="1" r:id="rIdeghskkkpbjizr4djalkfh">
+      <w:hyperlink w:history="1" r:id="rIdsok0odoq3qpbwdgq-8-ca">
         <w:r>
           <w:rPr>
             <w:rFonts w:ascii="Arial" w:cs="Arial" w:eastAsia="Arial" w:hAnsi="Arial"/>
@@ -20015,7 +20015,7 @@
         </w:rPr>
         <w:t xml:space="preserve"> (</w:t>
       </w:r>
-      <w:hyperlink w:history="1" r:id="rIdltw7zf2yviwv8harfnoic">
+      <w:hyperlink w:history="1" r:id="rIdoq-tk7iiz9ct6vaat-sgt">
         <w:r>
           <w:rPr>
             <w:rFonts w:ascii="Arial" w:cs="Arial" w:eastAsia="Arial" w:hAnsi="Arial"/>
@@ -21028,7 +21028,7 @@
             <w:pPr>
               <w:spacing w:after="20" w:before="0"/>
             </w:pPr>
-            <w:hyperlink w:history="1" r:id="rIdirg8qc8kkhip8zgrlaopz">
+            <w:hyperlink w:history="1" r:id="rId9nquso1tiofd0wupv7zfj">
               <w:r>
                 <w:rPr>
                   <w:rFonts w:ascii="Arial" w:cs="Arial" w:eastAsia="Arial" w:hAnsi="Arial"/>
@@ -21077,7 +21077,7 @@
               <w:spacing w:after="10" w:before="0"/>
               <w:ind w:left="120"/>
             </w:pPr>
-            <w:hyperlink w:history="1" r:id="rId4zzje3hxwrfgs6k9x_jz3">
+            <w:hyperlink w:history="1" r:id="rIdapl6e9tkk5w1ffcnclm1m">
               <w:r>
                 <w:rPr>
                   <w:rFonts w:ascii="Arial" w:cs="Arial" w:eastAsia="Arial" w:hAnsi="Arial"/>
@@ -21122,7 +21122,7 @@
             <w:pPr>
               <w:spacing w:after="20" w:before="0"/>
             </w:pPr>
-            <w:hyperlink w:history="1" r:id="rId89daxhogwc-a3jryovxru">
+            <w:hyperlink w:history="1" r:id="rIdf0uoyi6mvr85wdgg4zhfq">
               <w:r>
                 <w:rPr>
                   <w:rFonts w:ascii="Arial" w:cs="Arial" w:eastAsia="Arial" w:hAnsi="Arial"/>
@@ -21171,7 +21171,7 @@
               <w:spacing w:after="10" w:before="0"/>
               <w:ind w:left="120"/>
             </w:pPr>
-            <w:hyperlink w:history="1" r:id="rIdn_qiq7nazvdsajmozzwwt">
+            <w:hyperlink w:history="1" r:id="rIdyhdvgy9oawjvmjwjk5dz4">
               <w:r>
                 <w:rPr>
                   <w:rFonts w:ascii="Arial" w:cs="Arial" w:eastAsia="Arial" w:hAnsi="Arial"/>
@@ -21366,7 +21366,7 @@
             <w:pPr>
               <w:spacing w:after="20" w:before="0"/>
             </w:pPr>
-            <w:hyperlink w:history="1" r:id="rIde25v9q2e-njz6nwsqhwhr">
+            <w:hyperlink w:history="1" r:id="rId_fxppmcrj4cmagolgsbel">
               <w:r>
                 <w:rPr>
                   <w:rFonts w:ascii="Arial" w:cs="Arial" w:eastAsia="Arial" w:hAnsi="Arial"/>
@@ -21415,7 +21415,7 @@
               <w:spacing w:after="10" w:before="0"/>
               <w:ind w:left="120"/>
             </w:pPr>
-            <w:hyperlink w:history="1" r:id="rIddwfbqlttc48a4sdgdn1be">
+            <w:hyperlink w:history="1" r:id="rIdohcv585pg09zb8r-6-0kn">
               <w:r>
                 <w:rPr>
                   <w:rFonts w:ascii="Arial" w:cs="Arial" w:eastAsia="Arial" w:hAnsi="Arial"/>
@@ -21460,7 +21460,7 @@
             <w:pPr>
               <w:spacing w:after="20" w:before="0"/>
             </w:pPr>
-            <w:hyperlink w:history="1" r:id="rIdjo_ghuohapthtf7aobw_u">
+            <w:hyperlink w:history="1" r:id="rIdn5j2mbloqr2zp_n9g0g0e">
               <w:r>
                 <w:rPr>
                   <w:rFonts w:ascii="Arial" w:cs="Arial" w:eastAsia="Arial" w:hAnsi="Arial"/>
@@ -21509,7 +21509,7 @@
               <w:spacing w:after="10" w:before="0"/>
               <w:ind w:left="120"/>
             </w:pPr>
-            <w:hyperlink w:history="1" r:id="rIdllxfzvqcmbpqemzdxqas9">
+            <w:hyperlink w:history="1" r:id="rIdnq9_5gcv5iidoajm3hybo">
               <w:r>
                 <w:rPr>
                   <w:rFonts w:ascii="Arial" w:cs="Arial" w:eastAsia="Arial" w:hAnsi="Arial"/>
@@ -21704,7 +21704,7 @@
             <w:pPr>
               <w:spacing w:after="20" w:before="0"/>
             </w:pPr>
-            <w:hyperlink w:history="1" r:id="rIdfc2dmrteexwpo6nrpywhj">
+            <w:hyperlink w:history="1" r:id="rIdeyqbltcudjrwrxnb8aabc">
               <w:r>
                 <w:rPr>
                   <w:rFonts w:ascii="Arial" w:cs="Arial" w:eastAsia="Arial" w:hAnsi="Arial"/>
@@ -21753,7 +21753,7 @@
               <w:spacing w:after="10" w:before="0"/>
               <w:ind w:left="120"/>
             </w:pPr>
-            <w:hyperlink w:history="1" r:id="rIdb-vocdr8m96kbsrovvove">
+            <w:hyperlink w:history="1" r:id="rIdmrze2kgij0lkxixyukiin">
               <w:r>
                 <w:rPr>
                   <w:rFonts w:ascii="Arial" w:cs="Arial" w:eastAsia="Arial" w:hAnsi="Arial"/>
@@ -21798,7 +21798,7 @@
             <w:pPr>
               <w:spacing w:after="20" w:before="0"/>
             </w:pPr>
-            <w:hyperlink w:history="1" r:id="rIdd4pjks00ciy8lsk1-phid">
+            <w:hyperlink w:history="1" r:id="rId8vp0kq4p2e_2lqjfmtjyw">
               <w:r>
                 <w:rPr>
                   <w:rFonts w:ascii="Arial" w:cs="Arial" w:eastAsia="Arial" w:hAnsi="Arial"/>
@@ -21847,7 +21847,7 @@
               <w:spacing w:after="10" w:before="0"/>
               <w:ind w:left="120"/>
             </w:pPr>
-            <w:hyperlink w:history="1" r:id="rIdw2aijsmgmcikqnxydywsq">
+            <w:hyperlink w:history="1" r:id="rIdly87sazwikuc3jzgsbmzy">
               <w:r>
                 <w:rPr>
                   <w:rFonts w:ascii="Arial" w:cs="Arial" w:eastAsia="Arial" w:hAnsi="Arial"/>
@@ -22042,7 +22042,7 @@
             <w:pPr>
               <w:spacing w:after="20" w:before="0"/>
             </w:pPr>
-            <w:hyperlink w:history="1" r:id="rIdhbwokir7wmizs7huw6quk">
+            <w:hyperlink w:history="1" r:id="rIdxh6fo_n9l1ixiw3pteua_">
               <w:r>
                 <w:rPr>
                   <w:rFonts w:ascii="Arial" w:cs="Arial" w:eastAsia="Arial" w:hAnsi="Arial"/>
@@ -22091,7 +22091,7 @@
               <w:spacing w:after="10" w:before="0"/>
               <w:ind w:left="120"/>
             </w:pPr>
-            <w:hyperlink w:history="1" r:id="rId76su59xaaiumzsq4yde8i">
+            <w:hyperlink w:history="1" r:id="rIdi87jlxbtumprp16fs9mmf">
               <w:r>
                 <w:rPr>
                   <w:rFonts w:ascii="Arial" w:cs="Arial" w:eastAsia="Arial" w:hAnsi="Arial"/>
@@ -22136,7 +22136,7 @@
             <w:pPr>
               <w:spacing w:after="20" w:before="0"/>
             </w:pPr>
-            <w:hyperlink w:history="1" r:id="rIdqtcqkaht5h7jta-dpjz1t">
+            <w:hyperlink w:history="1" r:id="rIdnju2stdb0h3rbrbpvk6we">
               <w:r>
                 <w:rPr>
                   <w:rFonts w:ascii="Arial" w:cs="Arial" w:eastAsia="Arial" w:hAnsi="Arial"/>
@@ -22185,7 +22185,7 @@
               <w:spacing w:after="10" w:before="0"/>
               <w:ind w:left="120"/>
             </w:pPr>
-            <w:hyperlink w:history="1" r:id="rIdiwqql9obieqnqhfkkekxp">
+            <w:hyperlink w:history="1" r:id="rId4hck9crpqqzf5agf39if4">
               <w:r>
                 <w:rPr>
                   <w:rFonts w:ascii="Arial" w:cs="Arial" w:eastAsia="Arial" w:hAnsi="Arial"/>
@@ -22380,7 +22380,7 @@
             <w:pPr>
               <w:spacing w:after="20" w:before="0"/>
             </w:pPr>
-            <w:hyperlink w:history="1" r:id="rIdvcktm_yw3yyp3aryl459a">
+            <w:hyperlink w:history="1" r:id="rIdr3gn4ocio0dhhcs6mqv2l">
               <w:r>
                 <w:rPr>
                   <w:rFonts w:ascii="Arial" w:cs="Arial" w:eastAsia="Arial" w:hAnsi="Arial"/>
@@ -22429,7 +22429,7 @@
               <w:spacing w:after="10" w:before="0"/>
               <w:ind w:left="120"/>
             </w:pPr>
-            <w:hyperlink w:history="1" r:id="rIdzxz1dmcleilfp5voiybqq">
+            <w:hyperlink w:history="1" r:id="rIdx_opxe178kviogibnkipm">
               <w:r>
                 <w:rPr>
                   <w:rFonts w:ascii="Arial" w:cs="Arial" w:eastAsia="Arial" w:hAnsi="Arial"/>
@@ -22474,7 +22474,7 @@
             <w:pPr>
               <w:spacing w:after="20" w:before="0"/>
             </w:pPr>
-            <w:hyperlink w:history="1" r:id="rIdzwzbldkx1n6gtqs47wz4k">
+            <w:hyperlink w:history="1" r:id="rIdbntn-he2kwibefpnqxlqq">
               <w:r>
                 <w:rPr>
                   <w:rFonts w:ascii="Arial" w:cs="Arial" w:eastAsia="Arial" w:hAnsi="Arial"/>
@@ -22523,7 +22523,7 @@
               <w:spacing w:after="10" w:before="0"/>
               <w:ind w:left="120"/>
             </w:pPr>
-            <w:hyperlink w:history="1" r:id="rIdutzq813ejrhjzgomytgct">
+            <w:hyperlink w:history="1" r:id="rId2r_7b5fcqvvnywvwhpft0">
               <w:r>
                 <w:rPr>
                   <w:rFonts w:ascii="Arial" w:cs="Arial" w:eastAsia="Arial" w:hAnsi="Arial"/>
@@ -23035,7 +23035,7 @@
         </w:rPr>
         <w:t xml:space="preserve">© 2026 SeaVuria and ARES. Aligned with KICD objectives. Developed by SeaVuria; technical implementation by ARES (with AI assistance from Claude). Licensed under </w:t>
       </w:r>
-      <w:hyperlink w:history="1" r:id="rId03ndzkib009772lv_bbli">
+      <w:hyperlink w:history="1" r:id="rIdj7k5lxzpar5dtjhjbejzo">
         <w:r>
           <w:rPr>
             <w:rFonts w:ascii="Arial" w:cs="Arial" w:eastAsia="Arial" w:hAnsi="Arial"/>
@@ -23056,7 +23056,7 @@
         </w:rPr>
         <w:t xml:space="preserve"> (</w:t>
       </w:r>
-      <w:hyperlink w:history="1" r:id="rIdzwyso-n0amkyoglicajbb">
+      <w:hyperlink w:history="1" r:id="rIdlqt6y0fhacwt3sxlperbd">
         <w:r>
           <w:rPr>
             <w:rFonts w:ascii="Arial" w:cs="Arial" w:eastAsia="Arial" w:hAnsi="Arial"/>
@@ -24069,7 +24069,7 @@
             <w:pPr>
               <w:spacing w:after="20" w:before="0"/>
             </w:pPr>
-            <w:hyperlink w:history="1" r:id="rIdwb5ispfgy74l5dmoavxdb">
+            <w:hyperlink w:history="1" r:id="rIdxtlx93k4udeizh4xvoopb">
               <w:r>
                 <w:rPr>
                   <w:rFonts w:ascii="Arial" w:cs="Arial" w:eastAsia="Arial" w:hAnsi="Arial"/>
@@ -24118,7 +24118,7 @@
               <w:spacing w:after="10" w:before="0"/>
               <w:ind w:left="120"/>
             </w:pPr>
-            <w:hyperlink w:history="1" r:id="rIdmetwb4eyampa6pwbkbnp7">
+            <w:hyperlink w:history="1" r:id="rIdttsb6usem__qp1l1cq7e1">
               <w:r>
                 <w:rPr>
                   <w:rFonts w:ascii="Arial" w:cs="Arial" w:eastAsia="Arial" w:hAnsi="Arial"/>
@@ -24163,7 +24163,7 @@
             <w:pPr>
               <w:spacing w:after="20" w:before="0"/>
             </w:pPr>
-            <w:hyperlink w:history="1" r:id="rIda9-d1wu0ucv3jdbq22pxy">
+            <w:hyperlink w:history="1" r:id="rIdap4c8bptmvl5t0jmwau5f">
               <w:r>
                 <w:rPr>
                   <w:rFonts w:ascii="Arial" w:cs="Arial" w:eastAsia="Arial" w:hAnsi="Arial"/>
@@ -24196,7 +24196,7 @@
               <w:spacing w:after="10" w:before="0"/>
               <w:ind w:left="120"/>
             </w:pPr>
-            <w:hyperlink w:history="1" r:id="rIdp8xcrwhqtfx_ddyap1yed">
+            <w:hyperlink w:history="1" r:id="rIden-qe5nrbwk67y5v2ie4v">
               <w:r>
                 <w:rPr>
                   <w:rFonts w:ascii="Arial" w:cs="Arial" w:eastAsia="Arial" w:hAnsi="Arial"/>
@@ -24391,7 +24391,7 @@
             <w:pPr>
               <w:spacing w:after="20" w:before="0"/>
             </w:pPr>
-            <w:hyperlink w:history="1" r:id="rIdy3dvxs-23dpnucrnabl6z">
+            <w:hyperlink w:history="1" r:id="rIdqh1byaqo0b8w9z-frekws">
               <w:r>
                 <w:rPr>
                   <w:rFonts w:ascii="Arial" w:cs="Arial" w:eastAsia="Arial" w:hAnsi="Arial"/>
@@ -24440,7 +24440,7 @@
               <w:spacing w:after="10" w:before="0"/>
               <w:ind w:left="120"/>
             </w:pPr>
-            <w:hyperlink w:history="1" r:id="rIdvfbg-go0cpqc89mfkpewn">
+            <w:hyperlink w:history="1" r:id="rIdwhiz_evrvx0wmgrsfjovr">
               <w:r>
                 <w:rPr>
                   <w:rFonts w:ascii="Arial" w:cs="Arial" w:eastAsia="Arial" w:hAnsi="Arial"/>
@@ -24485,7 +24485,7 @@
             <w:pPr>
               <w:spacing w:after="20" w:before="0"/>
             </w:pPr>
-            <w:hyperlink w:history="1" r:id="rIdbbpzvhoz6rjz6qeosbzgy">
+            <w:hyperlink w:history="1" r:id="rIdaj7ybu1gzer3dsjbk29x9">
               <w:r>
                 <w:rPr>
                   <w:rFonts w:ascii="Arial" w:cs="Arial" w:eastAsia="Arial" w:hAnsi="Arial"/>
@@ -24518,7 +24518,7 @@
               <w:spacing w:after="10" w:before="0"/>
               <w:ind w:left="120"/>
             </w:pPr>
-            <w:hyperlink w:history="1" r:id="rIdwokzo1w6dorvspbdqi1rc">
+            <w:hyperlink w:history="1" r:id="rId6v8hxdfye1hq9vcocxeai">
               <w:r>
                 <w:rPr>
                   <w:rFonts w:ascii="Arial" w:cs="Arial" w:eastAsia="Arial" w:hAnsi="Arial"/>
@@ -24713,7 +24713,7 @@
             <w:pPr>
               <w:spacing w:after="20" w:before="0"/>
             </w:pPr>
-            <w:hyperlink w:history="1" r:id="rIdswf1xxmov3uguqvtjdhio">
+            <w:hyperlink w:history="1" r:id="rIdrkrm6kfzwlmyj2us2ah4l">
               <w:r>
                 <w:rPr>
                   <w:rFonts w:ascii="Arial" w:cs="Arial" w:eastAsia="Arial" w:hAnsi="Arial"/>
@@ -24762,7 +24762,7 @@
               <w:spacing w:after="10" w:before="0"/>
               <w:ind w:left="120"/>
             </w:pPr>
-            <w:hyperlink w:history="1" r:id="rId5caidhdpiz5yn4bxzbi-k">
+            <w:hyperlink w:history="1" r:id="rIdz7r03tkgb9amag6ryxpid">
               <w:r>
                 <w:rPr>
                   <w:rFonts w:ascii="Arial" w:cs="Arial" w:eastAsia="Arial" w:hAnsi="Arial"/>
@@ -24807,7 +24807,7 @@
             <w:pPr>
               <w:spacing w:after="20" w:before="0"/>
             </w:pPr>
-            <w:hyperlink w:history="1" r:id="rId9gb5o0d4t0delgnxujzjx">
+            <w:hyperlink w:history="1" r:id="rIdk5kih-jpnqceylpvpknhg">
               <w:r>
                 <w:rPr>
                   <w:rFonts w:ascii="Arial" w:cs="Arial" w:eastAsia="Arial" w:hAnsi="Arial"/>
@@ -24856,7 +24856,7 @@
               <w:spacing w:after="10" w:before="0"/>
               <w:ind w:left="120"/>
             </w:pPr>
-            <w:hyperlink w:history="1" r:id="rId28i2wpcritorxfqh4dn-s">
+            <w:hyperlink w:history="1" r:id="rIdgw3xyop-wapkj3if7fdme">
               <w:r>
                 <w:rPr>
                   <w:rFonts w:ascii="Arial" w:cs="Arial" w:eastAsia="Arial" w:hAnsi="Arial"/>
@@ -25051,7 +25051,7 @@
             <w:pPr>
               <w:spacing w:after="20" w:before="0"/>
             </w:pPr>
-            <w:hyperlink w:history="1" r:id="rId4ccpr_lngy0dwuoopbtg9">
+            <w:hyperlink w:history="1" r:id="rId4ex-gvpdq1bt5uerctu5x">
               <w:r>
                 <w:rPr>
                   <w:rFonts w:ascii="Arial" w:cs="Arial" w:eastAsia="Arial" w:hAnsi="Arial"/>
@@ -25100,7 +25100,7 @@
               <w:spacing w:after="10" w:before="0"/>
               <w:ind w:left="120"/>
             </w:pPr>
-            <w:hyperlink w:history="1" r:id="rIdefgmq-ejxaaq3gokvlkc-">
+            <w:hyperlink w:history="1" r:id="rIdpun-imx9x2_jqaoj1vigv">
               <w:r>
                 <w:rPr>
                   <w:rFonts w:ascii="Arial" w:cs="Arial" w:eastAsia="Arial" w:hAnsi="Arial"/>
@@ -25145,7 +25145,7 @@
             <w:pPr>
               <w:spacing w:after="20" w:before="0"/>
             </w:pPr>
-            <w:hyperlink w:history="1" r:id="rIdhat4nblpnkrcfbop2-_i1">
+            <w:hyperlink w:history="1" r:id="rId7arzxow281ojcukolieoz">
               <w:r>
                 <w:rPr>
                   <w:rFonts w:ascii="Arial" w:cs="Arial" w:eastAsia="Arial" w:hAnsi="Arial"/>
@@ -25194,7 +25194,7 @@
               <w:spacing w:after="10" w:before="0"/>
               <w:ind w:left="120"/>
             </w:pPr>
-            <w:hyperlink w:history="1" r:id="rIdjzp7wwzhhebgztfdripmp">
+            <w:hyperlink w:history="1" r:id="rIdptrfmtz97--dip9crizot">
               <w:r>
                 <w:rPr>
                   <w:rFonts w:ascii="Arial" w:cs="Arial" w:eastAsia="Arial" w:hAnsi="Arial"/>
@@ -25389,7 +25389,7 @@
             <w:pPr>
               <w:spacing w:after="20" w:before="0"/>
             </w:pPr>
-            <w:hyperlink w:history="1" r:id="rIdkzlghqawtuupbs0ftlmdf">
+            <w:hyperlink w:history="1" r:id="rIdsjg_f0fcobyd5tnyq2u74">
               <w:r>
                 <w:rPr>
                   <w:rFonts w:ascii="Arial" w:cs="Arial" w:eastAsia="Arial" w:hAnsi="Arial"/>
@@ -25438,7 +25438,7 @@
               <w:spacing w:after="10" w:before="0"/>
               <w:ind w:left="120"/>
             </w:pPr>
-            <w:hyperlink w:history="1" r:id="rIdmjvun5idho59rbbvi6ctp">
+            <w:hyperlink w:history="1" r:id="rIdkhz7ttigbajpn-8my3yje">
               <w:r>
                 <w:rPr>
                   <w:rFonts w:ascii="Arial" w:cs="Arial" w:eastAsia="Arial" w:hAnsi="Arial"/>
@@ -25483,7 +25483,7 @@
             <w:pPr>
               <w:spacing w:after="20" w:before="0"/>
             </w:pPr>
-            <w:hyperlink w:history="1" r:id="rIdmkjtrtokvr1bzdcp-jtg_">
+            <w:hyperlink w:history="1" r:id="rIdn-y6almncjbe_kgutycqa">
               <w:r>
                 <w:rPr>
                   <w:rFonts w:ascii="Arial" w:cs="Arial" w:eastAsia="Arial" w:hAnsi="Arial"/>
@@ -25532,7 +25532,7 @@
               <w:spacing w:after="10" w:before="0"/>
               <w:ind w:left="120"/>
             </w:pPr>
-            <w:hyperlink w:history="1" r:id="rIdwuy9o_zzj-fukjgknf8yw">
+            <w:hyperlink w:history="1" r:id="rIdp8-kfi8suajpvxsq0at0f">
               <w:r>
                 <w:rPr>
                   <w:rFonts w:ascii="Arial" w:cs="Arial" w:eastAsia="Arial" w:hAnsi="Arial"/>
@@ -26044,7 +26044,7 @@
         </w:rPr>
         <w:t xml:space="preserve">© 2026 SeaVuria and ARES. Aligned with KICD objectives. Developed by SeaVuria; technical implementation by ARES (with AI assistance from Claude). Licensed under </w:t>
       </w:r>
-      <w:hyperlink w:history="1" r:id="rIdqgtamgb1_ifdxaggxg2cy">
+      <w:hyperlink w:history="1" r:id="rIdpukzsqjr-iee5fozfj3ob">
         <w:r>
           <w:rPr>
             <w:rFonts w:ascii="Arial" w:cs="Arial" w:eastAsia="Arial" w:hAnsi="Arial"/>
@@ -26065,7 +26065,7 @@
         </w:rPr>
         <w:t xml:space="preserve"> (</w:t>
       </w:r>
-      <w:hyperlink w:history="1" r:id="rId0jxsphmfszhnsqctbirbh">
+      <w:hyperlink w:history="1" r:id="rIdncujkxauiuj-w3gmmplpv">
         <w:r>
           <w:rPr>
             <w:rFonts w:ascii="Arial" w:cs="Arial" w:eastAsia="Arial" w:hAnsi="Arial"/>

--- a/data/outputs/v2/Essential_Mathematics/SS2.6_Surface_Area_of_Solids/Essential_Mathematics_Surface_Area_of_Solids_CBE_LessonSequence.docx
+++ b/data/outputs/v2/Essential_Mathematics/SS2.6_Surface_Area_of_Solids/Essential_Mathematics_Surface_Area_of_Solids_CBE_LessonSequence.docx
@@ -4,6 +4,7 @@
   <w:body>
     <w:p>
       <w:pPr>
+        <w:keepNext w:val="false"/>
         <w:spacing w:after="30" w:before="0"/>
         <w:jc w:val="center"/>
       </w:pPr>
@@ -23,6 +24,7 @@
     </w:p>
     <w:p>
       <w:pPr>
+        <w:keepNext w:val="false"/>
         <w:spacing w:after="60" w:before="0"/>
         <w:jc w:val="center"/>
       </w:pPr>
@@ -81,6 +83,7 @@
           </w:tcPr>
           <w:p>
             <w:pPr>
+              <w:keepNext w:val="false"/>
               <w:spacing w:after="40" w:before="0"/>
               <w:jc w:val="center"/>
             </w:pPr>
@@ -115,6 +118,7 @@
           </w:tcPr>
           <w:p>
             <w:pPr>
+              <w:keepNext w:val="false"/>
               <w:spacing w:after="40" w:before="0"/>
               <w:jc w:val="left"/>
             </w:pPr>
@@ -147,6 +151,7 @@
           </w:tcPr>
           <w:p>
             <w:pPr>
+              <w:keepNext w:val="false"/>
               <w:spacing w:after="40" w:before="0"/>
               <w:jc w:val="left"/>
             </w:pPr>
@@ -181,6 +186,7 @@
           </w:tcPr>
           <w:p>
             <w:pPr>
+              <w:keepNext w:val="false"/>
               <w:spacing w:after="40" w:before="0"/>
               <w:jc w:val="left"/>
             </w:pPr>
@@ -213,6 +219,7 @@
           </w:tcPr>
           <w:p>
             <w:pPr>
+              <w:keepNext w:val="false"/>
               <w:spacing w:after="40" w:before="0"/>
               <w:jc w:val="left"/>
             </w:pPr>
@@ -247,6 +254,7 @@
           </w:tcPr>
           <w:p>
             <w:pPr>
+              <w:keepNext w:val="false"/>
               <w:spacing w:after="40" w:before="0"/>
               <w:jc w:val="left"/>
             </w:pPr>
@@ -279,6 +287,7 @@
           </w:tcPr>
           <w:p>
             <w:pPr>
+              <w:keepNext w:val="false"/>
               <w:spacing w:after="40" w:before="0"/>
               <w:jc w:val="left"/>
             </w:pPr>
@@ -313,6 +322,7 @@
           </w:tcPr>
           <w:p>
             <w:pPr>
+              <w:keepNext w:val="false"/>
               <w:spacing w:after="40" w:before="0"/>
               <w:jc w:val="left"/>
             </w:pPr>
@@ -345,6 +355,7 @@
           </w:tcPr>
           <w:p>
             <w:pPr>
+              <w:keepNext w:val="false"/>
               <w:spacing w:after="40" w:before="0"/>
               <w:jc w:val="left"/>
             </w:pPr>
@@ -379,6 +390,7 @@
           </w:tcPr>
           <w:p>
             <w:pPr>
+              <w:keepNext w:val="false"/>
               <w:spacing w:after="40" w:before="0"/>
               <w:jc w:val="left"/>
             </w:pPr>
@@ -411,6 +423,7 @@
           </w:tcPr>
           <w:p>
             <w:pPr>
+              <w:keepNext w:val="false"/>
               <w:spacing w:after="40" w:before="0"/>
               <w:jc w:val="left"/>
             </w:pPr>
@@ -445,6 +458,7 @@
           </w:tcPr>
           <w:p>
             <w:pPr>
+              <w:keepNext w:val="false"/>
               <w:spacing w:after="40" w:before="0"/>
               <w:jc w:val="left"/>
             </w:pPr>
@@ -612,6 +626,7 @@
           </w:tcPr>
           <w:p>
             <w:pPr>
+              <w:keepNext w:val="false"/>
               <w:spacing w:after="40" w:before="0"/>
               <w:jc w:val="left"/>
             </w:pPr>
@@ -644,6 +659,7 @@
           </w:tcPr>
           <w:p>
             <w:pPr>
+              <w:keepNext w:val="false"/>
               <w:spacing w:after="40" w:before="0"/>
               <w:jc w:val="left"/>
             </w:pPr>
@@ -663,6 +679,7 @@
           </w:p>
           <w:p>
             <w:pPr>
+              <w:keepNext w:val="false"/>
               <w:spacing w:after="40" w:before="0"/>
               <w:jc w:val="left"/>
             </w:pPr>
@@ -682,6 +699,7 @@
           </w:p>
           <w:p>
             <w:pPr>
+              <w:keepNext w:val="false"/>
               <w:spacing w:after="40" w:before="0"/>
               <w:jc w:val="left"/>
             </w:pPr>
@@ -701,6 +719,7 @@
           </w:p>
           <w:p>
             <w:pPr>
+              <w:keepNext w:val="false"/>
               <w:spacing w:after="40" w:before="0"/>
               <w:jc w:val="left"/>
             </w:pPr>
@@ -720,6 +739,7 @@
           </w:p>
           <w:p>
             <w:pPr>
+              <w:keepNext w:val="false"/>
               <w:spacing w:after="40" w:before="0"/>
               <w:jc w:val="left"/>
             </w:pPr>
@@ -739,6 +759,7 @@
           </w:p>
           <w:p>
             <w:pPr>
+              <w:keepNext w:val="false"/>
               <w:spacing w:after="40" w:before="0"/>
               <w:jc w:val="left"/>
             </w:pPr>
@@ -773,6 +794,7 @@
           </w:tcPr>
           <w:p>
             <w:pPr>
+              <w:keepNext w:val="false"/>
               <w:spacing w:after="40" w:before="0"/>
               <w:jc w:val="left"/>
             </w:pPr>
@@ -860,6 +882,7 @@
           </w:tcPr>
           <w:p>
             <w:pPr>
+              <w:keepNext w:val="false"/>
               <w:spacing w:after="40" w:before="0"/>
               <w:jc w:val="left"/>
             </w:pPr>
@@ -947,6 +970,7 @@
           </w:tcPr>
           <w:p>
             <w:pPr>
+              <w:keepNext w:val="false"/>
               <w:spacing w:after="40" w:before="0"/>
               <w:jc w:val="left"/>
             </w:pPr>
@@ -1054,6 +1078,7 @@
           </w:tcPr>
           <w:p>
             <w:pPr>
+              <w:keepNext w:val="false"/>
               <w:spacing w:after="40" w:before="0"/>
               <w:jc w:val="left"/>
             </w:pPr>
@@ -1121,6 +1146,7 @@
           </w:tcPr>
           <w:p>
             <w:pPr>
+              <w:keepNext w:val="false"/>
               <w:spacing w:after="40" w:before="0"/>
               <w:jc w:val="left"/>
             </w:pPr>
@@ -1248,6 +1274,7 @@
           </w:tcPr>
           <w:p>
             <w:pPr>
+              <w:keepNext w:val="false"/>
               <w:spacing w:after="40" w:before="0"/>
               <w:jc w:val="left"/>
             </w:pPr>
@@ -1280,6 +1307,7 @@
           </w:tcPr>
           <w:p>
             <w:pPr>
+              <w:keepNext w:val="false"/>
               <w:spacing w:after="40" w:before="0"/>
               <w:jc w:val="left"/>
             </w:pPr>
@@ -1314,6 +1342,7 @@
           </w:tcPr>
           <w:p>
             <w:pPr>
+              <w:keepNext w:val="false"/>
               <w:spacing w:after="40" w:before="0"/>
               <w:jc w:val="left"/>
             </w:pPr>
@@ -1346,6 +1375,7 @@
           </w:tcPr>
           <w:p>
             <w:pPr>
+              <w:keepNext w:val="false"/>
               <w:spacing w:after="40" w:before="0"/>
               <w:jc w:val="left"/>
             </w:pPr>
@@ -1365,6 +1395,7 @@
           </w:p>
           <w:p>
             <w:pPr>
+              <w:keepNext w:val="false"/>
               <w:spacing w:after="40" w:before="0"/>
               <w:jc w:val="left"/>
             </w:pPr>
@@ -1384,6 +1415,7 @@
           </w:p>
           <w:p>
             <w:pPr>
+              <w:keepNext w:val="false"/>
               <w:spacing w:after="40" w:before="0"/>
               <w:jc w:val="left"/>
             </w:pPr>
@@ -1403,6 +1435,7 @@
           </w:p>
           <w:p>
             <w:pPr>
+              <w:keepNext w:val="false"/>
               <w:spacing w:after="40" w:before="0"/>
               <w:jc w:val="left"/>
             </w:pPr>
@@ -1437,6 +1470,7 @@
           </w:tcPr>
           <w:p>
             <w:pPr>
+              <w:keepNext w:val="false"/>
               <w:spacing w:after="40" w:before="0"/>
               <w:jc w:val="left"/>
             </w:pPr>
@@ -1469,6 +1503,7 @@
           </w:tcPr>
           <w:p>
             <w:pPr>
+              <w:keepNext w:val="false"/>
               <w:spacing w:after="40" w:before="0"/>
               <w:jc w:val="left"/>
             </w:pPr>
@@ -1503,6 +1538,7 @@
           </w:tcPr>
           <w:p>
             <w:pPr>
+              <w:keepNext w:val="false"/>
               <w:spacing w:after="40" w:before="0"/>
               <w:jc w:val="left"/>
             </w:pPr>
@@ -1535,6 +1571,7 @@
           </w:tcPr>
           <w:p>
             <w:pPr>
+              <w:keepNext w:val="false"/>
               <w:spacing w:after="40" w:before="0"/>
               <w:jc w:val="left"/>
             </w:pPr>
@@ -1554,6 +1591,7 @@
           </w:p>
           <w:p>
             <w:pPr>
+              <w:keepNext w:val="false"/>
               <w:spacing w:after="40" w:before="0"/>
               <w:jc w:val="left"/>
             </w:pPr>
@@ -1573,6 +1611,7 @@
           </w:p>
           <w:p>
             <w:pPr>
+              <w:keepNext w:val="false"/>
               <w:spacing w:after="40" w:before="0"/>
               <w:jc w:val="left"/>
             </w:pPr>
@@ -1592,6 +1631,7 @@
           </w:p>
           <w:p>
             <w:pPr>
+              <w:keepNext w:val="false"/>
               <w:spacing w:after="40" w:before="0"/>
               <w:jc w:val="left"/>
             </w:pPr>
@@ -1611,6 +1651,7 @@
           </w:p>
           <w:p>
             <w:pPr>
+              <w:keepNext w:val="false"/>
               <w:spacing w:after="40" w:before="0"/>
               <w:jc w:val="left"/>
             </w:pPr>
@@ -1630,6 +1671,7 @@
           </w:p>
           <w:p>
             <w:pPr>
+              <w:keepNext w:val="false"/>
               <w:spacing w:after="40" w:before="0"/>
               <w:jc w:val="left"/>
             </w:pPr>
@@ -1649,6 +1691,7 @@
           </w:p>
           <w:p>
             <w:pPr>
+              <w:keepNext w:val="false"/>
               <w:spacing w:after="40" w:before="0"/>
               <w:jc w:val="left"/>
             </w:pPr>
@@ -1668,6 +1711,7 @@
           </w:p>
           <w:p>
             <w:pPr>
+              <w:keepNext w:val="false"/>
               <w:spacing w:after="40" w:before="0"/>
               <w:jc w:val="left"/>
             </w:pPr>
@@ -1687,6 +1731,7 @@
           </w:p>
           <w:p>
             <w:pPr>
+              <w:keepNext w:val="false"/>
               <w:spacing w:after="40" w:before="0"/>
               <w:jc w:val="left"/>
             </w:pPr>
@@ -1706,6 +1751,7 @@
           </w:p>
           <w:p>
             <w:pPr>
+              <w:keepNext w:val="false"/>
               <w:spacing w:after="40" w:before="0"/>
               <w:jc w:val="left"/>
             </w:pPr>
@@ -1725,6 +1771,7 @@
           </w:p>
           <w:p>
             <w:pPr>
+              <w:keepNext w:val="false"/>
               <w:spacing w:after="40" w:before="0"/>
               <w:jc w:val="left"/>
             </w:pPr>
@@ -1744,6 +1791,7 @@
           </w:p>
           <w:p>
             <w:pPr>
+              <w:keepNext w:val="false"/>
               <w:spacing w:after="40" w:before="0"/>
               <w:jc w:val="left"/>
             </w:pPr>
@@ -1763,6 +1811,7 @@
           </w:p>
           <w:p>
             <w:pPr>
+              <w:keepNext w:val="false"/>
               <w:spacing w:after="40" w:before="0"/>
               <w:jc w:val="left"/>
             </w:pPr>
@@ -1782,6 +1831,7 @@
           </w:p>
           <w:p>
             <w:pPr>
+              <w:keepNext w:val="false"/>
               <w:spacing w:after="40" w:before="0"/>
               <w:jc w:val="left"/>
             </w:pPr>
@@ -1801,6 +1851,7 @@
           </w:p>
           <w:p>
             <w:pPr>
+              <w:keepNext w:val="false"/>
               <w:spacing w:after="40" w:before="0"/>
               <w:jc w:val="left"/>
             </w:pPr>
@@ -1835,6 +1886,7 @@
           </w:tcPr>
           <w:p>
             <w:pPr>
+              <w:keepNext w:val="false"/>
               <w:spacing w:after="40" w:before="0"/>
               <w:jc w:val="left"/>
             </w:pPr>
@@ -2066,7 +2118,7 @@
         </w:rPr>
         <w:t xml:space="preserve">© 2026 SeaVuria and ARES. This work is licensed under a </w:t>
       </w:r>
-      <w:hyperlink w:history="1" r:id="rIddql36dmnyfktriz-olc4k">
+      <w:hyperlink w:history="1" r:id="rIdeqnuzfbvsxfsuy4mqodhr">
         <w:r>
           <w:rPr>
             <w:rFonts w:ascii="Arial" w:cs="Arial" w:eastAsia="Arial" w:hAnsi="Arial"/>
@@ -2086,7 +2138,7 @@
         </w:rPr>
         <w:t xml:space="preserve"> (</w:t>
       </w:r>
-      <w:hyperlink w:history="1" r:id="rId_5_phqmnvvsj81npzpq0m">
+      <w:hyperlink w:history="1" r:id="rId5ua2bmkb9x261wvxrvgnk">
         <w:r>
           <w:rPr>
             <w:rFonts w:ascii="Arial" w:cs="Arial" w:eastAsia="Arial" w:hAnsi="Arial"/>
@@ -2106,7 +2158,7 @@
         </w:rPr>
         <w:t xml:space="preserve">). To view a copy of this license, visit </w:t>
       </w:r>
-      <w:hyperlink w:history="1" r:id="rIdwjqud2meahughrieeh5yp">
+      <w:hyperlink w:history="1" r:id="rIdmn7fb6ds1xapgecpdrenh">
         <w:r>
           <w:rPr>
             <w:rFonts w:ascii="Arial" w:cs="Arial" w:eastAsia="Arial" w:hAnsi="Arial"/>
@@ -2165,6 +2217,7 @@
           </w:tcPr>
           <w:p>
             <w:pPr>
+              <w:keepNext w:val="false"/>
               <w:spacing w:after="40" w:before="0"/>
               <w:jc w:val="center"/>
             </w:pPr>
@@ -2200,6 +2253,7 @@
           </w:tcPr>
           <w:p>
             <w:pPr>
+              <w:keepNext w:val="false"/>
               <w:spacing w:after="40" w:before="0"/>
               <w:jc w:val="center"/>
             </w:pPr>
@@ -2234,6 +2288,7 @@
           </w:tcPr>
           <w:p>
             <w:pPr>
+              <w:keepNext w:val="false"/>
               <w:spacing w:after="40" w:before="0"/>
               <w:jc w:val="left"/>
             </w:pPr>
@@ -2266,6 +2321,7 @@
           </w:tcPr>
           <w:p>
             <w:pPr>
+              <w:keepNext w:val="false"/>
               <w:spacing w:after="40" w:before="0"/>
               <w:jc w:val="left"/>
             </w:pPr>
@@ -2300,6 +2356,7 @@
           </w:tcPr>
           <w:p>
             <w:pPr>
+              <w:keepNext w:val="false"/>
               <w:spacing w:after="40" w:before="0"/>
               <w:jc w:val="left"/>
             </w:pPr>
@@ -2332,6 +2389,7 @@
           </w:tcPr>
           <w:p>
             <w:pPr>
+              <w:keepNext w:val="false"/>
               <w:spacing w:after="40" w:before="0"/>
               <w:jc w:val="left"/>
             </w:pPr>
@@ -2366,6 +2424,7 @@
           </w:tcPr>
           <w:p>
             <w:pPr>
+              <w:keepNext w:val="false"/>
               <w:spacing w:after="40" w:before="0"/>
               <w:jc w:val="left"/>
             </w:pPr>
@@ -2398,6 +2457,7 @@
           </w:tcPr>
           <w:p>
             <w:pPr>
+              <w:keepNext w:val="false"/>
               <w:spacing w:after="40" w:before="0"/>
               <w:jc w:val="left"/>
             </w:pPr>
@@ -2432,6 +2492,7 @@
           </w:tcPr>
           <w:p>
             <w:pPr>
+              <w:keepNext w:val="false"/>
               <w:spacing w:after="40" w:before="0"/>
               <w:jc w:val="left"/>
             </w:pPr>
@@ -2464,6 +2525,7 @@
           </w:tcPr>
           <w:p>
             <w:pPr>
+              <w:keepNext w:val="false"/>
               <w:spacing w:after="40" w:before="0"/>
               <w:jc w:val="left"/>
             </w:pPr>
@@ -2498,6 +2560,7 @@
           </w:tcPr>
           <w:p>
             <w:pPr>
+              <w:keepNext w:val="false"/>
               <w:spacing w:after="40" w:before="0"/>
               <w:jc w:val="left"/>
             </w:pPr>
@@ -2530,6 +2593,7 @@
           </w:tcPr>
           <w:p>
             <w:pPr>
+              <w:keepNext w:val="false"/>
               <w:spacing w:after="40" w:before="0"/>
               <w:jc w:val="left"/>
             </w:pPr>
@@ -2564,6 +2628,7 @@
           </w:tcPr>
           <w:p>
             <w:pPr>
+              <w:keepNext w:val="false"/>
               <w:spacing w:after="40" w:before="0"/>
               <w:jc w:val="left"/>
             </w:pPr>
@@ -2596,6 +2661,7 @@
           </w:tcPr>
           <w:p>
             <w:pPr>
+              <w:keepNext w:val="false"/>
               <w:spacing w:after="40" w:before="0"/>
               <w:jc w:val="left"/>
             </w:pPr>
@@ -2630,6 +2696,7 @@
           </w:tcPr>
           <w:p>
             <w:pPr>
+              <w:keepNext w:val="false"/>
               <w:spacing w:after="40" w:before="0"/>
               <w:jc w:val="left"/>
             </w:pPr>
@@ -2662,6 +2729,7 @@
           </w:tcPr>
           <w:p>
             <w:pPr>
+              <w:keepNext w:val="false"/>
               <w:spacing w:after="40" w:before="0"/>
               <w:jc w:val="left"/>
             </w:pPr>
@@ -2696,6 +2764,7 @@
           </w:tcPr>
           <w:p>
             <w:pPr>
+              <w:keepNext w:val="false"/>
               <w:spacing w:after="40" w:before="0"/>
               <w:jc w:val="left"/>
             </w:pPr>
@@ -2728,6 +2797,7 @@
           </w:tcPr>
           <w:p>
             <w:pPr>
+              <w:keepNext w:val="false"/>
               <w:spacing w:after="40" w:before="0"/>
               <w:jc w:val="left"/>
             </w:pPr>
@@ -2787,6 +2857,7 @@
           </w:tcPr>
           <w:p>
             <w:pPr>
+              <w:keepNext w:val="false"/>
               <w:spacing w:after="40" w:before="0"/>
               <w:jc w:val="center"/>
             </w:pPr>
@@ -2821,6 +2892,7 @@
           </w:tcPr>
           <w:p>
             <w:pPr>
+              <w:keepNext w:val="false"/>
               <w:spacing w:after="40" w:before="0"/>
               <w:jc w:val="left"/>
             </w:pPr>
@@ -2885,6 +2957,7 @@
           </w:tcPr>
           <w:p>
             <w:pPr>
+              <w:keepNext w:val="false"/>
               <w:spacing w:after="40" w:before="0"/>
               <w:jc w:val="center"/>
             </w:pPr>
@@ -2919,6 +2992,7 @@
           </w:tcPr>
           <w:p>
             <w:pPr>
+              <w:keepNext w:val="false"/>
               <w:spacing w:after="40" w:before="0"/>
               <w:jc w:val="left"/>
             </w:pPr>
@@ -2951,6 +3025,7 @@
           </w:tcPr>
           <w:p>
             <w:pPr>
+              <w:keepNext w:val="false"/>
               <w:spacing w:after="40" w:before="0"/>
               <w:jc w:val="left"/>
             </w:pPr>
@@ -2983,6 +3058,7 @@
           </w:tcPr>
           <w:p>
             <w:pPr>
+              <w:keepNext w:val="false"/>
               <w:spacing w:after="40" w:before="0"/>
               <w:jc w:val="left"/>
             </w:pPr>
@@ -3015,6 +3091,7 @@
           </w:tcPr>
           <w:p>
             <w:pPr>
+              <w:keepNext w:val="false"/>
               <w:spacing w:after="40" w:before="0"/>
               <w:jc w:val="left"/>
             </w:pPr>
@@ -3047,6 +3124,7 @@
           </w:tcPr>
           <w:p>
             <w:pPr>
+              <w:keepNext w:val="false"/>
               <w:spacing w:after="40" w:before="0"/>
               <w:jc w:val="left"/>
             </w:pPr>
@@ -3081,6 +3159,7 @@
           </w:tcPr>
           <w:p>
             <w:pPr>
+              <w:keepNext w:val="false"/>
               <w:spacing w:after="40" w:before="0"/>
               <w:jc w:val="left"/>
             </w:pPr>
@@ -3135,7 +3214,7 @@
               <w:spacing w:after="10" w:before="0"/>
               <w:ind w:left="120"/>
             </w:pPr>
-            <w:hyperlink w:history="1" r:id="rIdk0uqzecdjzwujtmvwdbdn">
+            <w:hyperlink w:history="1" r:id="rId0tuith1zb3stokkoc7f0u">
               <w:r>
                 <w:rPr>
                   <w:rFonts w:ascii="Arial" w:cs="Arial" w:eastAsia="Arial" w:hAnsi="Arial"/>
@@ -3195,7 +3274,7 @@
             <w:pPr>
               <w:spacing w:after="20" w:before="0"/>
             </w:pPr>
-            <w:hyperlink w:history="1" r:id="rIdbmycfsek45phegy6r4mo-">
+            <w:hyperlink w:history="1" r:id="rIdtggwbf8t-othqn-ssos21">
               <w:r>
                 <w:rPr>
                   <w:rFonts w:ascii="Arial" w:cs="Arial" w:eastAsia="Arial" w:hAnsi="Arial"/>
@@ -3244,7 +3323,7 @@
               <w:spacing w:after="10" w:before="0"/>
               <w:ind w:left="120"/>
             </w:pPr>
-            <w:hyperlink w:history="1" r:id="rIdycstdy7e1xsxzzh1b3-io">
+            <w:hyperlink w:history="1" r:id="rIdz4br9btol-6sotrihwvtt">
               <w:r>
                 <w:rPr>
                   <w:rFonts w:ascii="Arial" w:cs="Arial" w:eastAsia="Arial" w:hAnsi="Arial"/>
@@ -3272,6 +3351,7 @@
           </w:tcPr>
           <w:p>
             <w:pPr>
+              <w:keepNext w:val="false"/>
               <w:spacing w:after="40" w:before="0"/>
               <w:jc w:val="left"/>
             </w:pPr>
@@ -3304,6 +3384,7 @@
           </w:tcPr>
           <w:p>
             <w:pPr>
+              <w:keepNext w:val="false"/>
               <w:spacing w:after="40" w:before="0"/>
               <w:jc w:val="left"/>
             </w:pPr>
@@ -3336,6 +3417,7 @@
           </w:tcPr>
           <w:p>
             <w:pPr>
+              <w:keepNext w:val="false"/>
               <w:spacing w:after="40" w:before="0"/>
               <w:jc w:val="left"/>
             </w:pPr>
@@ -3368,6 +3450,7 @@
           </w:tcPr>
           <w:p>
             <w:pPr>
+              <w:keepNext w:val="false"/>
               <w:spacing w:after="40" w:before="0"/>
               <w:jc w:val="left"/>
             </w:pPr>
@@ -3402,6 +3485,7 @@
           </w:tcPr>
           <w:p>
             <w:pPr>
+              <w:keepNext w:val="false"/>
               <w:spacing w:after="40" w:before="0"/>
               <w:jc w:val="left"/>
             </w:pPr>
@@ -3456,7 +3540,7 @@
               <w:spacing w:after="10" w:before="0"/>
               <w:ind w:left="120"/>
             </w:pPr>
-            <w:hyperlink w:history="1" r:id="rIdtfas2jpnycdgxjvseal_a">
+            <w:hyperlink w:history="1" r:id="rId0p-knpzjfn0vmakcpmfu7">
               <w:r>
                 <w:rPr>
                   <w:rFonts w:ascii="Arial" w:cs="Arial" w:eastAsia="Arial" w:hAnsi="Arial"/>
@@ -3516,7 +3600,7 @@
             <w:pPr>
               <w:spacing w:after="20" w:before="0"/>
             </w:pPr>
-            <w:hyperlink w:history="1" r:id="rIdhdf5rccocklp9etf5kmmo">
+            <w:hyperlink w:history="1" r:id="rIdiferezaobgryjgyxfebmi">
               <w:r>
                 <w:rPr>
                   <w:rFonts w:ascii="Arial" w:cs="Arial" w:eastAsia="Arial" w:hAnsi="Arial"/>
@@ -3565,7 +3649,7 @@
               <w:spacing w:after="10" w:before="0"/>
               <w:ind w:left="120"/>
             </w:pPr>
-            <w:hyperlink w:history="1" r:id="rId4ibeyj199aj_kqhxeon4n">
+            <w:hyperlink w:history="1" r:id="rIdnvbv1zhswht3etcmy-whl">
               <w:r>
                 <w:rPr>
                   <w:rFonts w:ascii="Arial" w:cs="Arial" w:eastAsia="Arial" w:hAnsi="Arial"/>
@@ -3593,6 +3677,7 @@
           </w:tcPr>
           <w:p>
             <w:pPr>
+              <w:keepNext w:val="false"/>
               <w:spacing w:after="40" w:before="0"/>
               <w:jc w:val="left"/>
             </w:pPr>
@@ -3625,6 +3710,7 @@
           </w:tcPr>
           <w:p>
             <w:pPr>
+              <w:keepNext w:val="false"/>
               <w:spacing w:after="40" w:before="0"/>
               <w:jc w:val="left"/>
             </w:pPr>
@@ -3657,6 +3743,7 @@
           </w:tcPr>
           <w:p>
             <w:pPr>
+              <w:keepNext w:val="false"/>
               <w:spacing w:after="40" w:before="0"/>
               <w:jc w:val="left"/>
             </w:pPr>
@@ -3689,6 +3776,7 @@
           </w:tcPr>
           <w:p>
             <w:pPr>
+              <w:keepNext w:val="false"/>
               <w:spacing w:after="40" w:before="0"/>
               <w:jc w:val="left"/>
             </w:pPr>
@@ -3723,6 +3811,7 @@
           </w:tcPr>
           <w:p>
             <w:pPr>
+              <w:keepNext w:val="false"/>
               <w:spacing w:after="40" w:before="0"/>
               <w:jc w:val="left"/>
             </w:pPr>
@@ -3777,7 +3866,7 @@
               <w:spacing w:after="10" w:before="0"/>
               <w:ind w:left="120"/>
             </w:pPr>
-            <w:hyperlink w:history="1" r:id="rIdgqkuolj7cv0etnf214qfn">
+            <w:hyperlink w:history="1" r:id="rIdmi_cghvnqpvdo2mcbrws-">
               <w:r>
                 <w:rPr>
                   <w:rFonts w:ascii="Arial" w:cs="Arial" w:eastAsia="Arial" w:hAnsi="Arial"/>
@@ -3837,7 +3926,7 @@
             <w:pPr>
               <w:spacing w:after="20" w:before="0"/>
             </w:pPr>
-            <w:hyperlink w:history="1" r:id="rIddiplbfkdu2evfves8gtnj">
+            <w:hyperlink w:history="1" r:id="rIdb4osejjhwrvxexke586ak">
               <w:r>
                 <w:rPr>
                   <w:rFonts w:ascii="Arial" w:cs="Arial" w:eastAsia="Arial" w:hAnsi="Arial"/>
@@ -3886,7 +3975,7 @@
               <w:spacing w:after="10" w:before="0"/>
               <w:ind w:left="120"/>
             </w:pPr>
-            <w:hyperlink w:history="1" r:id="rId0h8wgt4idrmwqxfbzhwuv">
+            <w:hyperlink w:history="1" r:id="rIdylag5yqbt3-n1ssmghlgg">
               <w:r>
                 <w:rPr>
                   <w:rFonts w:ascii="Arial" w:cs="Arial" w:eastAsia="Arial" w:hAnsi="Arial"/>
@@ -3914,6 +4003,7 @@
           </w:tcPr>
           <w:p>
             <w:pPr>
+              <w:keepNext w:val="false"/>
               <w:spacing w:after="40" w:before="0"/>
               <w:jc w:val="left"/>
             </w:pPr>
@@ -3946,6 +4036,7 @@
           </w:tcPr>
           <w:p>
             <w:pPr>
+              <w:keepNext w:val="false"/>
               <w:spacing w:after="40" w:before="0"/>
               <w:jc w:val="left"/>
             </w:pPr>
@@ -3978,6 +4069,7 @@
           </w:tcPr>
           <w:p>
             <w:pPr>
+              <w:keepNext w:val="false"/>
               <w:spacing w:after="40" w:before="0"/>
               <w:jc w:val="left"/>
             </w:pPr>
@@ -4010,6 +4102,7 @@
           </w:tcPr>
           <w:p>
             <w:pPr>
+              <w:keepNext w:val="false"/>
               <w:spacing w:after="40" w:before="0"/>
               <w:jc w:val="left"/>
             </w:pPr>
@@ -4044,6 +4137,7 @@
           </w:tcPr>
           <w:p>
             <w:pPr>
+              <w:keepNext w:val="false"/>
               <w:spacing w:after="40" w:before="0"/>
               <w:jc w:val="left"/>
             </w:pPr>
@@ -4098,7 +4192,7 @@
               <w:spacing w:after="10" w:before="0"/>
               <w:ind w:left="120"/>
             </w:pPr>
-            <w:hyperlink w:history="1" r:id="rIdduzpezkeefynngg-hosbb">
+            <w:hyperlink w:history="1" r:id="rIdklp0pjaxyrm9taigshvhl">
               <w:r>
                 <w:rPr>
                   <w:rFonts w:ascii="Arial" w:cs="Arial" w:eastAsia="Arial" w:hAnsi="Arial"/>
@@ -4158,7 +4252,7 @@
             <w:pPr>
               <w:spacing w:after="20" w:before="0"/>
             </w:pPr>
-            <w:hyperlink w:history="1" r:id="rIdesrtgzweg-rzby-vjqu4_">
+            <w:hyperlink w:history="1" r:id="rId3owdowucuw5dwd382adjr">
               <w:r>
                 <w:rPr>
                   <w:rFonts w:ascii="Arial" w:cs="Arial" w:eastAsia="Arial" w:hAnsi="Arial"/>
@@ -4207,7 +4301,7 @@
               <w:spacing w:after="10" w:before="0"/>
               <w:ind w:left="120"/>
             </w:pPr>
-            <w:hyperlink w:history="1" r:id="rId1657x5xcklyaipbneuj0c">
+            <w:hyperlink w:history="1" r:id="rIduopuqiy6fhion_9s4jw3o">
               <w:r>
                 <w:rPr>
                   <w:rFonts w:ascii="Arial" w:cs="Arial" w:eastAsia="Arial" w:hAnsi="Arial"/>
@@ -4235,6 +4329,7 @@
           </w:tcPr>
           <w:p>
             <w:pPr>
+              <w:keepNext w:val="false"/>
               <w:spacing w:after="40" w:before="0"/>
               <w:jc w:val="left"/>
             </w:pPr>
@@ -4267,6 +4362,7 @@
           </w:tcPr>
           <w:p>
             <w:pPr>
+              <w:keepNext w:val="false"/>
               <w:spacing w:after="40" w:before="0"/>
               <w:jc w:val="left"/>
             </w:pPr>
@@ -4299,6 +4395,7 @@
           </w:tcPr>
           <w:p>
             <w:pPr>
+              <w:keepNext w:val="false"/>
               <w:spacing w:after="40" w:before="0"/>
               <w:jc w:val="left"/>
             </w:pPr>
@@ -4331,6 +4428,7 @@
           </w:tcPr>
           <w:p>
             <w:pPr>
+              <w:keepNext w:val="false"/>
               <w:spacing w:after="40" w:before="0"/>
               <w:jc w:val="left"/>
             </w:pPr>
@@ -4365,6 +4463,7 @@
           </w:tcPr>
           <w:p>
             <w:pPr>
+              <w:keepNext w:val="false"/>
               <w:spacing w:after="40" w:before="0"/>
               <w:jc w:val="left"/>
             </w:pPr>
@@ -4419,7 +4518,7 @@
               <w:spacing w:after="10" w:before="0"/>
               <w:ind w:left="120"/>
             </w:pPr>
-            <w:hyperlink w:history="1" r:id="rIdhiwuddc3vxtuysstnr5ae">
+            <w:hyperlink w:history="1" r:id="rIdjedmf-nqxj_2zxnjfe9kz">
               <w:r>
                 <w:rPr>
                   <w:rFonts w:ascii="Arial" w:cs="Arial" w:eastAsia="Arial" w:hAnsi="Arial"/>
@@ -4479,7 +4578,7 @@
             <w:pPr>
               <w:spacing w:after="20" w:before="0"/>
             </w:pPr>
-            <w:hyperlink w:history="1" r:id="rIdykkoytp8bamvhu3e5jlrn">
+            <w:hyperlink w:history="1" r:id="rId7-qia1ij4wx9spmdleqwx">
               <w:r>
                 <w:rPr>
                   <w:rFonts w:ascii="Arial" w:cs="Arial" w:eastAsia="Arial" w:hAnsi="Arial"/>
@@ -4528,7 +4627,7 @@
               <w:spacing w:after="10" w:before="0"/>
               <w:ind w:left="120"/>
             </w:pPr>
-            <w:hyperlink w:history="1" r:id="rIdnsvn49x-bvefetn9mm4yl">
+            <w:hyperlink w:history="1" r:id="rId0arvy_thmi6mknfp44icd">
               <w:r>
                 <w:rPr>
                   <w:rFonts w:ascii="Arial" w:cs="Arial" w:eastAsia="Arial" w:hAnsi="Arial"/>
@@ -4556,6 +4655,7 @@
           </w:tcPr>
           <w:p>
             <w:pPr>
+              <w:keepNext w:val="false"/>
               <w:spacing w:after="40" w:before="0"/>
               <w:jc w:val="left"/>
             </w:pPr>
@@ -4588,6 +4688,7 @@
           </w:tcPr>
           <w:p>
             <w:pPr>
+              <w:keepNext w:val="false"/>
               <w:spacing w:after="40" w:before="0"/>
               <w:jc w:val="left"/>
             </w:pPr>
@@ -4620,6 +4721,7 @@
           </w:tcPr>
           <w:p>
             <w:pPr>
+              <w:keepNext w:val="false"/>
               <w:spacing w:after="40" w:before="0"/>
               <w:jc w:val="left"/>
             </w:pPr>
@@ -4652,6 +4754,7 @@
           </w:tcPr>
           <w:p>
             <w:pPr>
+              <w:keepNext w:val="false"/>
               <w:spacing w:after="40" w:before="0"/>
               <w:jc w:val="left"/>
             </w:pPr>
@@ -4711,6 +4814,7 @@
           </w:tcPr>
           <w:p>
             <w:pPr>
+              <w:keepNext w:val="false"/>
               <w:spacing w:after="40" w:before="0"/>
               <w:jc w:val="center"/>
             </w:pPr>
@@ -4745,6 +4849,7 @@
           </w:tcPr>
           <w:p>
             <w:pPr>
+              <w:keepNext w:val="false"/>
               <w:spacing w:after="40" w:before="0"/>
               <w:jc w:val="left"/>
             </w:pPr>
@@ -4806,6 +4911,7 @@
           </w:tcPr>
           <w:p>
             <w:pPr>
+              <w:keepNext w:val="false"/>
               <w:spacing w:after="40" w:before="0"/>
               <w:jc w:val="center"/>
             </w:pPr>
@@ -4840,6 +4946,7 @@
           </w:tcPr>
           <w:p>
             <w:pPr>
+              <w:keepNext w:val="false"/>
               <w:spacing w:after="40" w:before="0"/>
               <w:jc w:val="left"/>
             </w:pPr>
@@ -4872,6 +4979,7 @@
           </w:tcPr>
           <w:p>
             <w:pPr>
+              <w:keepNext w:val="false"/>
               <w:spacing w:after="40" w:before="0"/>
               <w:jc w:val="left"/>
             </w:pPr>
@@ -4906,6 +5014,7 @@
           </w:tcPr>
           <w:p>
             <w:pPr>
+              <w:keepNext w:val="false"/>
               <w:spacing w:after="40" w:before="0"/>
               <w:jc w:val="left"/>
             </w:pPr>
@@ -4938,6 +5047,7 @@
           </w:tcPr>
           <w:p>
             <w:pPr>
+              <w:keepNext w:val="false"/>
               <w:spacing w:after="40" w:before="0"/>
               <w:jc w:val="left"/>
             </w:pPr>
@@ -4972,6 +5082,7 @@
           </w:tcPr>
           <w:p>
             <w:pPr>
+              <w:keepNext w:val="false"/>
               <w:spacing w:after="40" w:before="0"/>
               <w:jc w:val="left"/>
             </w:pPr>
@@ -5004,6 +5115,7 @@
           </w:tcPr>
           <w:p>
             <w:pPr>
+              <w:keepNext w:val="false"/>
               <w:spacing w:after="40" w:before="0"/>
               <w:jc w:val="left"/>
             </w:pPr>
@@ -5040,7 +5152,7 @@
         </w:rPr>
         <w:t xml:space="preserve">© 2026 SeaVuria and ARES. Aligned with KICD objectives. Developed by SeaVuria; technical implementation by ARES (with AI assistance from Claude). Licensed under </w:t>
       </w:r>
-      <w:hyperlink w:history="1" r:id="rId8xdbeex7m3cy60qnn_eng">
+      <w:hyperlink w:history="1" r:id="rIdlgjygrfoeiusymzyspa8x">
         <w:r>
           <w:rPr>
             <w:rFonts w:ascii="Arial" w:cs="Arial" w:eastAsia="Arial" w:hAnsi="Arial"/>
@@ -5061,7 +5173,7 @@
         </w:rPr>
         <w:t xml:space="preserve"> (</w:t>
       </w:r>
-      <w:hyperlink w:history="1" r:id="rIdrd34xindxso36n-la8r-p">
+      <w:hyperlink w:history="1" r:id="rId54td6zw8_coygsxi1j5m1">
         <w:r>
           <w:rPr>
             <w:rFonts w:ascii="Arial" w:cs="Arial" w:eastAsia="Arial" w:hAnsi="Arial"/>
@@ -5121,6 +5233,7 @@
           </w:tcPr>
           <w:p>
             <w:pPr>
+              <w:keepNext w:val="false"/>
               <w:spacing w:after="40" w:before="0"/>
               <w:jc w:val="center"/>
             </w:pPr>
@@ -5156,6 +5269,7 @@
           </w:tcPr>
           <w:p>
             <w:pPr>
+              <w:keepNext w:val="false"/>
               <w:spacing w:after="40" w:before="0"/>
               <w:jc w:val="center"/>
             </w:pPr>
@@ -5190,6 +5304,7 @@
           </w:tcPr>
           <w:p>
             <w:pPr>
+              <w:keepNext w:val="false"/>
               <w:spacing w:after="40" w:before="0"/>
               <w:jc w:val="left"/>
             </w:pPr>
@@ -5222,6 +5337,7 @@
           </w:tcPr>
           <w:p>
             <w:pPr>
+              <w:keepNext w:val="false"/>
               <w:spacing w:after="40" w:before="0"/>
               <w:jc w:val="left"/>
             </w:pPr>
@@ -5256,6 +5372,7 @@
           </w:tcPr>
           <w:p>
             <w:pPr>
+              <w:keepNext w:val="false"/>
               <w:spacing w:after="40" w:before="0"/>
               <w:jc w:val="left"/>
             </w:pPr>
@@ -5288,6 +5405,7 @@
           </w:tcPr>
           <w:p>
             <w:pPr>
+              <w:keepNext w:val="false"/>
               <w:spacing w:after="40" w:before="0"/>
               <w:jc w:val="left"/>
             </w:pPr>
@@ -5322,6 +5440,7 @@
           </w:tcPr>
           <w:p>
             <w:pPr>
+              <w:keepNext w:val="false"/>
               <w:spacing w:after="40" w:before="0"/>
               <w:jc w:val="left"/>
             </w:pPr>
@@ -5354,6 +5473,7 @@
           </w:tcPr>
           <w:p>
             <w:pPr>
+              <w:keepNext w:val="false"/>
               <w:spacing w:after="40" w:before="0"/>
               <w:jc w:val="left"/>
             </w:pPr>
@@ -5388,6 +5508,7 @@
           </w:tcPr>
           <w:p>
             <w:pPr>
+              <w:keepNext w:val="false"/>
               <w:spacing w:after="40" w:before="0"/>
               <w:jc w:val="left"/>
             </w:pPr>
@@ -5420,6 +5541,7 @@
           </w:tcPr>
           <w:p>
             <w:pPr>
+              <w:keepNext w:val="false"/>
               <w:spacing w:after="40" w:before="0"/>
               <w:jc w:val="left"/>
             </w:pPr>
@@ -5454,6 +5576,7 @@
           </w:tcPr>
           <w:p>
             <w:pPr>
+              <w:keepNext w:val="false"/>
               <w:spacing w:after="40" w:before="0"/>
               <w:jc w:val="left"/>
             </w:pPr>
@@ -5486,6 +5609,7 @@
           </w:tcPr>
           <w:p>
             <w:pPr>
+              <w:keepNext w:val="false"/>
               <w:spacing w:after="40" w:before="0"/>
               <w:jc w:val="left"/>
             </w:pPr>
@@ -5520,6 +5644,7 @@
           </w:tcPr>
           <w:p>
             <w:pPr>
+              <w:keepNext w:val="false"/>
               <w:spacing w:after="40" w:before="0"/>
               <w:jc w:val="left"/>
             </w:pPr>
@@ -5552,6 +5677,7 @@
           </w:tcPr>
           <w:p>
             <w:pPr>
+              <w:keepNext w:val="false"/>
               <w:spacing w:after="40" w:before="0"/>
               <w:jc w:val="left"/>
             </w:pPr>
@@ -5586,6 +5712,7 @@
           </w:tcPr>
           <w:p>
             <w:pPr>
+              <w:keepNext w:val="false"/>
               <w:spacing w:after="40" w:before="0"/>
               <w:jc w:val="left"/>
             </w:pPr>
@@ -5618,6 +5745,7 @@
           </w:tcPr>
           <w:p>
             <w:pPr>
+              <w:keepNext w:val="false"/>
               <w:spacing w:after="40" w:before="0"/>
               <w:jc w:val="left"/>
             </w:pPr>
@@ -5652,6 +5780,7 @@
           </w:tcPr>
           <w:p>
             <w:pPr>
+              <w:keepNext w:val="false"/>
               <w:spacing w:after="40" w:before="0"/>
               <w:jc w:val="left"/>
             </w:pPr>
@@ -5684,6 +5813,7 @@
           </w:tcPr>
           <w:p>
             <w:pPr>
+              <w:keepNext w:val="false"/>
               <w:spacing w:after="40" w:before="0"/>
               <w:jc w:val="left"/>
             </w:pPr>
@@ -5743,6 +5873,7 @@
           </w:tcPr>
           <w:p>
             <w:pPr>
+              <w:keepNext w:val="false"/>
               <w:spacing w:after="40" w:before="0"/>
               <w:jc w:val="center"/>
             </w:pPr>
@@ -5777,6 +5908,7 @@
           </w:tcPr>
           <w:p>
             <w:pPr>
+              <w:keepNext w:val="false"/>
               <w:spacing w:after="40" w:before="0"/>
               <w:jc w:val="left"/>
             </w:pPr>
@@ -5841,6 +5973,7 @@
           </w:tcPr>
           <w:p>
             <w:pPr>
+              <w:keepNext w:val="false"/>
               <w:spacing w:after="40" w:before="0"/>
               <w:jc w:val="center"/>
             </w:pPr>
@@ -5875,6 +6008,7 @@
           </w:tcPr>
           <w:p>
             <w:pPr>
+              <w:keepNext w:val="false"/>
               <w:spacing w:after="40" w:before="0"/>
               <w:jc w:val="left"/>
             </w:pPr>
@@ -5907,6 +6041,7 @@
           </w:tcPr>
           <w:p>
             <w:pPr>
+              <w:keepNext w:val="false"/>
               <w:spacing w:after="40" w:before="0"/>
               <w:jc w:val="left"/>
             </w:pPr>
@@ -5939,6 +6074,7 @@
           </w:tcPr>
           <w:p>
             <w:pPr>
+              <w:keepNext w:val="false"/>
               <w:spacing w:after="40" w:before="0"/>
               <w:jc w:val="left"/>
             </w:pPr>
@@ -5971,6 +6107,7 @@
           </w:tcPr>
           <w:p>
             <w:pPr>
+              <w:keepNext w:val="false"/>
               <w:spacing w:after="40" w:before="0"/>
               <w:jc w:val="left"/>
             </w:pPr>
@@ -6003,6 +6140,7 @@
           </w:tcPr>
           <w:p>
             <w:pPr>
+              <w:keepNext w:val="false"/>
               <w:spacing w:after="40" w:before="0"/>
               <w:jc w:val="left"/>
             </w:pPr>
@@ -6037,6 +6175,7 @@
           </w:tcPr>
           <w:p>
             <w:pPr>
+              <w:keepNext w:val="false"/>
               <w:spacing w:after="40" w:before="0"/>
               <w:jc w:val="left"/>
             </w:pPr>
@@ -6074,7 +6213,7 @@
             <w:pPr>
               <w:spacing w:after="20" w:before="0"/>
             </w:pPr>
-            <w:hyperlink w:history="1" r:id="rIdbmihttd9y7q7owcmxywb-">
+            <w:hyperlink w:history="1" r:id="rIdqjqpg9jaf19bynbjkqt3f">
               <w:r>
                 <w:rPr>
                   <w:rFonts w:ascii="Arial" w:cs="Arial" w:eastAsia="Arial" w:hAnsi="Arial"/>
@@ -6107,7 +6246,7 @@
               <w:spacing w:after="10" w:before="0"/>
               <w:ind w:left="120"/>
             </w:pPr>
-            <w:hyperlink w:history="1" r:id="rIdriduxq_qsbqjm_eofh7b0">
+            <w:hyperlink w:history="1" r:id="rIdv7c8ubx3hgjdq3u7wqizw">
               <w:r>
                 <w:rPr>
                   <w:rFonts w:ascii="Arial" w:cs="Arial" w:eastAsia="Arial" w:hAnsi="Arial"/>
@@ -6152,7 +6291,7 @@
             <w:pPr>
               <w:spacing w:after="20" w:before="0"/>
             </w:pPr>
-            <w:hyperlink w:history="1" r:id="rIdox6bs43mf-caagorrmx3r">
+            <w:hyperlink w:history="1" r:id="rIduq-2eaksfzwoo6wri1iq7">
               <w:r>
                 <w:rPr>
                   <w:rFonts w:ascii="Arial" w:cs="Arial" w:eastAsia="Arial" w:hAnsi="Arial"/>
@@ -6185,7 +6324,7 @@
               <w:spacing w:after="10" w:before="0"/>
               <w:ind w:left="120"/>
             </w:pPr>
-            <w:hyperlink w:history="1" r:id="rIdqnhcaxjbeosp7zdo3tjhf">
+            <w:hyperlink w:history="1" r:id="rId1ogbwqchm-hgfhpsykszf">
               <w:r>
                 <w:rPr>
                   <w:rFonts w:ascii="Arial" w:cs="Arial" w:eastAsia="Arial" w:hAnsi="Arial"/>
@@ -6213,6 +6352,7 @@
           </w:tcPr>
           <w:p>
             <w:pPr>
+              <w:keepNext w:val="false"/>
               <w:spacing w:after="40" w:before="0"/>
               <w:jc w:val="left"/>
             </w:pPr>
@@ -6245,6 +6385,7 @@
           </w:tcPr>
           <w:p>
             <w:pPr>
+              <w:keepNext w:val="false"/>
               <w:spacing w:after="40" w:before="0"/>
               <w:jc w:val="left"/>
             </w:pPr>
@@ -6277,6 +6418,7 @@
           </w:tcPr>
           <w:p>
             <w:pPr>
+              <w:keepNext w:val="false"/>
               <w:spacing w:after="40" w:before="0"/>
               <w:jc w:val="left"/>
             </w:pPr>
@@ -6309,6 +6451,7 @@
           </w:tcPr>
           <w:p>
             <w:pPr>
+              <w:keepNext w:val="false"/>
               <w:spacing w:after="40" w:before="0"/>
               <w:jc w:val="left"/>
             </w:pPr>
@@ -6343,6 +6486,7 @@
           </w:tcPr>
           <w:p>
             <w:pPr>
+              <w:keepNext w:val="false"/>
               <w:spacing w:after="40" w:before="0"/>
               <w:jc w:val="left"/>
             </w:pPr>
@@ -6380,7 +6524,7 @@
             <w:pPr>
               <w:spacing w:after="20" w:before="0"/>
             </w:pPr>
-            <w:hyperlink w:history="1" r:id="rIdxnddyd3lynxoyq9zi5_h5">
+            <w:hyperlink w:history="1" r:id="rIddl9dpviiy9caxf-jvtklf">
               <w:r>
                 <w:rPr>
                   <w:rFonts w:ascii="Arial" w:cs="Arial" w:eastAsia="Arial" w:hAnsi="Arial"/>
@@ -6413,7 +6557,7 @@
               <w:spacing w:after="10" w:before="0"/>
               <w:ind w:left="120"/>
             </w:pPr>
-            <w:hyperlink w:history="1" r:id="rIdk4aixpkj_gcy-5sl4mxwt">
+            <w:hyperlink w:history="1" r:id="rIdmioz-xakroycfqlept-ln">
               <w:r>
                 <w:rPr>
                   <w:rFonts w:ascii="Arial" w:cs="Arial" w:eastAsia="Arial" w:hAnsi="Arial"/>
@@ -6458,7 +6602,7 @@
             <w:pPr>
               <w:spacing w:after="20" w:before="0"/>
             </w:pPr>
-            <w:hyperlink w:history="1" r:id="rIdri_vbfeatcebyclxxmldn">
+            <w:hyperlink w:history="1" r:id="rIdmwrgyoig2pcsrx-jm6ap8">
               <w:r>
                 <w:rPr>
                   <w:rFonts w:ascii="Arial" w:cs="Arial" w:eastAsia="Arial" w:hAnsi="Arial"/>
@@ -6491,7 +6635,7 @@
               <w:spacing w:after="10" w:before="0"/>
               <w:ind w:left="120"/>
             </w:pPr>
-            <w:hyperlink w:history="1" r:id="rId69pc-tgt5bc0o9su5ngep">
+            <w:hyperlink w:history="1" r:id="rIddf3h70lxsf8wx1mxrmyzc">
               <w:r>
                 <w:rPr>
                   <w:rFonts w:ascii="Arial" w:cs="Arial" w:eastAsia="Arial" w:hAnsi="Arial"/>
@@ -6519,6 +6663,7 @@
           </w:tcPr>
           <w:p>
             <w:pPr>
+              <w:keepNext w:val="false"/>
               <w:spacing w:after="40" w:before="0"/>
               <w:jc w:val="left"/>
             </w:pPr>
@@ -6551,6 +6696,7 @@
           </w:tcPr>
           <w:p>
             <w:pPr>
+              <w:keepNext w:val="false"/>
               <w:spacing w:after="40" w:before="0"/>
               <w:jc w:val="left"/>
             </w:pPr>
@@ -6583,6 +6729,7 @@
           </w:tcPr>
           <w:p>
             <w:pPr>
+              <w:keepNext w:val="false"/>
               <w:spacing w:after="40" w:before="0"/>
               <w:jc w:val="left"/>
             </w:pPr>
@@ -6615,6 +6762,7 @@
           </w:tcPr>
           <w:p>
             <w:pPr>
+              <w:keepNext w:val="false"/>
               <w:spacing w:after="40" w:before="0"/>
               <w:jc w:val="left"/>
             </w:pPr>
@@ -6649,6 +6797,7 @@
           </w:tcPr>
           <w:p>
             <w:pPr>
+              <w:keepNext w:val="false"/>
               <w:spacing w:after="40" w:before="0"/>
               <w:jc w:val="left"/>
             </w:pPr>
@@ -6686,7 +6835,7 @@
             <w:pPr>
               <w:spacing w:after="20" w:before="0"/>
             </w:pPr>
-            <w:hyperlink w:history="1" r:id="rIdh4o2vxkifeeysemt_cnl8">
+            <w:hyperlink w:history="1" r:id="rId8ykuvjy8pexmwzbixrpw2">
               <w:r>
                 <w:rPr>
                   <w:rFonts w:ascii="Arial" w:cs="Arial" w:eastAsia="Arial" w:hAnsi="Arial"/>
@@ -6735,7 +6884,7 @@
               <w:spacing w:after="10" w:before="0"/>
               <w:ind w:left="120"/>
             </w:pPr>
-            <w:hyperlink w:history="1" r:id="rIdcvkf3qark8fdtshhhypbr">
+            <w:hyperlink w:history="1" r:id="rIdbdrtzq9hl8kgxbwy01b5u">
               <w:r>
                 <w:rPr>
                   <w:rFonts w:ascii="Arial" w:cs="Arial" w:eastAsia="Arial" w:hAnsi="Arial"/>
@@ -6780,7 +6929,7 @@
             <w:pPr>
               <w:spacing w:after="20" w:before="0"/>
             </w:pPr>
-            <w:hyperlink w:history="1" r:id="rIdpjgqcndn28biz28kqfj9-">
+            <w:hyperlink w:history="1" r:id="rIdlaxq0aoi3kmvyn6lgtopq">
               <w:r>
                 <w:rPr>
                   <w:rFonts w:ascii="Arial" w:cs="Arial" w:eastAsia="Arial" w:hAnsi="Arial"/>
@@ -6813,7 +6962,7 @@
               <w:spacing w:after="10" w:before="0"/>
               <w:ind w:left="120"/>
             </w:pPr>
-            <w:hyperlink w:history="1" r:id="rIdi0enxqsbwyxrmqoeuokfh">
+            <w:hyperlink w:history="1" r:id="rIdqna2b6cxsvzrmlfspryuy">
               <w:r>
                 <w:rPr>
                   <w:rFonts w:ascii="Arial" w:cs="Arial" w:eastAsia="Arial" w:hAnsi="Arial"/>
@@ -6841,6 +6990,7 @@
           </w:tcPr>
           <w:p>
             <w:pPr>
+              <w:keepNext w:val="false"/>
               <w:spacing w:after="40" w:before="0"/>
               <w:jc w:val="left"/>
             </w:pPr>
@@ -6873,6 +7023,7 @@
           </w:tcPr>
           <w:p>
             <w:pPr>
+              <w:keepNext w:val="false"/>
               <w:spacing w:after="40" w:before="0"/>
               <w:jc w:val="left"/>
             </w:pPr>
@@ -6905,6 +7056,7 @@
           </w:tcPr>
           <w:p>
             <w:pPr>
+              <w:keepNext w:val="false"/>
               <w:spacing w:after="40" w:before="0"/>
               <w:jc w:val="left"/>
             </w:pPr>
@@ -6937,6 +7089,7 @@
           </w:tcPr>
           <w:p>
             <w:pPr>
+              <w:keepNext w:val="false"/>
               <w:spacing w:after="40" w:before="0"/>
               <w:jc w:val="left"/>
             </w:pPr>
@@ -6971,6 +7124,7 @@
           </w:tcPr>
           <w:p>
             <w:pPr>
+              <w:keepNext w:val="false"/>
               <w:spacing w:after="40" w:before="0"/>
               <w:jc w:val="left"/>
             </w:pPr>
@@ -7008,7 +7162,7 @@
             <w:pPr>
               <w:spacing w:after="20" w:before="0"/>
             </w:pPr>
-            <w:hyperlink w:history="1" r:id="rIdzuqknwvdzlqefcoja8x4r">
+            <w:hyperlink w:history="1" r:id="rIdgv_v1rwkabf_xdumplv2k">
               <w:r>
                 <w:rPr>
                   <w:rFonts w:ascii="Arial" w:cs="Arial" w:eastAsia="Arial" w:hAnsi="Arial"/>
@@ -7057,7 +7211,7 @@
               <w:spacing w:after="10" w:before="0"/>
               <w:ind w:left="120"/>
             </w:pPr>
-            <w:hyperlink w:history="1" r:id="rIdmza--a7a4ycshxsenr_47">
+            <w:hyperlink w:history="1" r:id="rIdbgex8sxjtioe7o3a-g1-4">
               <w:r>
                 <w:rPr>
                   <w:rFonts w:ascii="Arial" w:cs="Arial" w:eastAsia="Arial" w:hAnsi="Arial"/>
@@ -7102,7 +7256,7 @@
             <w:pPr>
               <w:spacing w:after="20" w:before="0"/>
             </w:pPr>
-            <w:hyperlink w:history="1" r:id="rIdi6neksvivq3hszkf2sgnr">
+            <w:hyperlink w:history="1" r:id="rIduasff0ifrmzexqhbmvjll">
               <w:r>
                 <w:rPr>
                   <w:rFonts w:ascii="Arial" w:cs="Arial" w:eastAsia="Arial" w:hAnsi="Arial"/>
@@ -7135,7 +7289,7 @@
               <w:spacing w:after="10" w:before="0"/>
               <w:ind w:left="120"/>
             </w:pPr>
-            <w:hyperlink w:history="1" r:id="rIdvgd3bfcteejm_skupy1en">
+            <w:hyperlink w:history="1" r:id="rIdd30v5o2agsrvvo5ub9ps2">
               <w:r>
                 <w:rPr>
                   <w:rFonts w:ascii="Arial" w:cs="Arial" w:eastAsia="Arial" w:hAnsi="Arial"/>
@@ -7163,6 +7317,7 @@
           </w:tcPr>
           <w:p>
             <w:pPr>
+              <w:keepNext w:val="false"/>
               <w:spacing w:after="40" w:before="0"/>
               <w:jc w:val="left"/>
             </w:pPr>
@@ -7195,6 +7350,7 @@
           </w:tcPr>
           <w:p>
             <w:pPr>
+              <w:keepNext w:val="false"/>
               <w:spacing w:after="40" w:before="0"/>
               <w:jc w:val="left"/>
             </w:pPr>
@@ -7227,6 +7383,7 @@
           </w:tcPr>
           <w:p>
             <w:pPr>
+              <w:keepNext w:val="false"/>
               <w:spacing w:after="40" w:before="0"/>
               <w:jc w:val="left"/>
             </w:pPr>
@@ -7259,6 +7416,7 @@
           </w:tcPr>
           <w:p>
             <w:pPr>
+              <w:keepNext w:val="false"/>
               <w:spacing w:after="40" w:before="0"/>
               <w:jc w:val="left"/>
             </w:pPr>
@@ -7293,6 +7451,7 @@
           </w:tcPr>
           <w:p>
             <w:pPr>
+              <w:keepNext w:val="false"/>
               <w:spacing w:after="40" w:before="0"/>
               <w:jc w:val="left"/>
             </w:pPr>
@@ -7330,7 +7489,7 @@
             <w:pPr>
               <w:spacing w:after="20" w:before="0"/>
             </w:pPr>
-            <w:hyperlink w:history="1" r:id="rIdujptzdm9bevzvwzpwimk0">
+            <w:hyperlink w:history="1" r:id="rIdjbprzdckrbhycwz2aehiw">
               <w:r>
                 <w:rPr>
                   <w:rFonts w:ascii="Arial" w:cs="Arial" w:eastAsia="Arial" w:hAnsi="Arial"/>
@@ -7379,7 +7538,7 @@
               <w:spacing w:after="10" w:before="0"/>
               <w:ind w:left="120"/>
             </w:pPr>
-            <w:hyperlink w:history="1" r:id="rIdq1_8dcfgtznxgtlglo35v">
+            <w:hyperlink w:history="1" r:id="rIdbsauvi23sqqeqfkm7ub1q">
               <w:r>
                 <w:rPr>
                   <w:rFonts w:ascii="Arial" w:cs="Arial" w:eastAsia="Arial" w:hAnsi="Arial"/>
@@ -7424,7 +7583,7 @@
             <w:pPr>
               <w:spacing w:after="20" w:before="0"/>
             </w:pPr>
-            <w:hyperlink w:history="1" r:id="rId7swfo_vj0qp7g7xe10czj">
+            <w:hyperlink w:history="1" r:id="rIdubghdt512ssuxzelxn-sf">
               <w:r>
                 <w:rPr>
                   <w:rFonts w:ascii="Arial" w:cs="Arial" w:eastAsia="Arial" w:hAnsi="Arial"/>
@@ -7473,7 +7632,7 @@
               <w:spacing w:after="10" w:before="0"/>
               <w:ind w:left="120"/>
             </w:pPr>
-            <w:hyperlink w:history="1" r:id="rIdiqm9pr6er2uxnutl1p8kf">
+            <w:hyperlink w:history="1" r:id="rIde2lm7usljmp2tpfntoouw">
               <w:r>
                 <w:rPr>
                   <w:rFonts w:ascii="Arial" w:cs="Arial" w:eastAsia="Arial" w:hAnsi="Arial"/>
@@ -7501,6 +7660,7 @@
           </w:tcPr>
           <w:p>
             <w:pPr>
+              <w:keepNext w:val="false"/>
               <w:spacing w:after="40" w:before="0"/>
               <w:jc w:val="left"/>
             </w:pPr>
@@ -7533,6 +7693,7 @@
           </w:tcPr>
           <w:p>
             <w:pPr>
+              <w:keepNext w:val="false"/>
               <w:spacing w:after="40" w:before="0"/>
               <w:jc w:val="left"/>
             </w:pPr>
@@ -7565,6 +7726,7 @@
           </w:tcPr>
           <w:p>
             <w:pPr>
+              <w:keepNext w:val="false"/>
               <w:spacing w:after="40" w:before="0"/>
               <w:jc w:val="left"/>
             </w:pPr>
@@ -7597,6 +7759,7 @@
           </w:tcPr>
           <w:p>
             <w:pPr>
+              <w:keepNext w:val="false"/>
               <w:spacing w:after="40" w:before="0"/>
               <w:jc w:val="left"/>
             </w:pPr>
@@ -7656,6 +7819,7 @@
           </w:tcPr>
           <w:p>
             <w:pPr>
+              <w:keepNext w:val="false"/>
               <w:spacing w:after="40" w:before="0"/>
               <w:jc w:val="center"/>
             </w:pPr>
@@ -7690,6 +7854,7 @@
           </w:tcPr>
           <w:p>
             <w:pPr>
+              <w:keepNext w:val="false"/>
               <w:spacing w:after="40" w:before="0"/>
               <w:jc w:val="left"/>
             </w:pPr>
@@ -7709,6 +7874,7 @@
           </w:p>
           <w:p>
             <w:pPr>
+              <w:keepNext w:val="false"/>
               <w:spacing w:after="40" w:before="0"/>
               <w:jc w:val="left"/>
             </w:pPr>
@@ -7728,6 +7894,7 @@
           </w:p>
           <w:p>
             <w:pPr>
+              <w:keepNext w:val="false"/>
               <w:spacing w:after="40" w:before="0"/>
               <w:jc w:val="left"/>
             </w:pPr>
@@ -7747,6 +7914,7 @@
           </w:p>
           <w:p>
             <w:pPr>
+              <w:keepNext w:val="false"/>
               <w:spacing w:after="40" w:before="0"/>
               <w:jc w:val="left"/>
             </w:pPr>
@@ -7766,6 +7934,7 @@
           </w:p>
           <w:p>
             <w:pPr>
+              <w:keepNext w:val="false"/>
               <w:spacing w:after="40" w:before="0"/>
               <w:jc w:val="left"/>
             </w:pPr>
@@ -7785,6 +7954,7 @@
           </w:p>
           <w:p>
             <w:pPr>
+              <w:keepNext w:val="false"/>
               <w:spacing w:after="40" w:before="0"/>
               <w:jc w:val="left"/>
             </w:pPr>
@@ -7846,6 +8016,7 @@
           </w:tcPr>
           <w:p>
             <w:pPr>
+              <w:keepNext w:val="false"/>
               <w:spacing w:after="40" w:before="0"/>
               <w:jc w:val="center"/>
             </w:pPr>
@@ -7880,6 +8051,7 @@
           </w:tcPr>
           <w:p>
             <w:pPr>
+              <w:keepNext w:val="false"/>
               <w:spacing w:after="40" w:before="0"/>
               <w:jc w:val="left"/>
             </w:pPr>
@@ -7912,6 +8084,7 @@
           </w:tcPr>
           <w:p>
             <w:pPr>
+              <w:keepNext w:val="false"/>
               <w:spacing w:after="40" w:before="0"/>
               <w:jc w:val="left"/>
             </w:pPr>
@@ -7946,6 +8119,7 @@
           </w:tcPr>
           <w:p>
             <w:pPr>
+              <w:keepNext w:val="false"/>
               <w:spacing w:after="40" w:before="0"/>
               <w:jc w:val="left"/>
             </w:pPr>
@@ -7978,6 +8152,7 @@
           </w:tcPr>
           <w:p>
             <w:pPr>
+              <w:keepNext w:val="false"/>
               <w:spacing w:after="40" w:before="0"/>
               <w:jc w:val="left"/>
             </w:pPr>
@@ -8012,6 +8187,7 @@
           </w:tcPr>
           <w:p>
             <w:pPr>
+              <w:keepNext w:val="false"/>
               <w:spacing w:after="40" w:before="0"/>
               <w:jc w:val="left"/>
             </w:pPr>
@@ -8044,6 +8220,7 @@
           </w:tcPr>
           <w:p>
             <w:pPr>
+              <w:keepNext w:val="false"/>
               <w:spacing w:after="40" w:before="0"/>
               <w:jc w:val="left"/>
             </w:pPr>
@@ -8080,7 +8257,7 @@
         </w:rPr>
         <w:t xml:space="preserve">© 2026 SeaVuria and ARES. Aligned with KICD objectives. Developed by SeaVuria; technical implementation by ARES (with AI assistance from Claude). Licensed under </w:t>
       </w:r>
-      <w:hyperlink w:history="1" r:id="rId2oos6zlq9eadpl6xyzzqo">
+      <w:hyperlink w:history="1" r:id="rIduwsxgknroxhpv6cqfmxvj">
         <w:r>
           <w:rPr>
             <w:rFonts w:ascii="Arial" w:cs="Arial" w:eastAsia="Arial" w:hAnsi="Arial"/>
@@ -8101,7 +8278,7 @@
         </w:rPr>
         <w:t xml:space="preserve"> (</w:t>
       </w:r>
-      <w:hyperlink w:history="1" r:id="rId8kmrste3ivbw1ki3prudo">
+      <w:hyperlink w:history="1" r:id="rId7btt24-cg3ddei1ddf_f5">
         <w:r>
           <w:rPr>
             <w:rFonts w:ascii="Arial" w:cs="Arial" w:eastAsia="Arial" w:hAnsi="Arial"/>
@@ -8161,6 +8338,7 @@
           </w:tcPr>
           <w:p>
             <w:pPr>
+              <w:keepNext w:val="false"/>
               <w:spacing w:after="40" w:before="0"/>
               <w:jc w:val="center"/>
             </w:pPr>
@@ -8196,6 +8374,7 @@
           </w:tcPr>
           <w:p>
             <w:pPr>
+              <w:keepNext w:val="false"/>
               <w:spacing w:after="40" w:before="0"/>
               <w:jc w:val="center"/>
             </w:pPr>
@@ -8230,6 +8409,7 @@
           </w:tcPr>
           <w:p>
             <w:pPr>
+              <w:keepNext w:val="false"/>
               <w:spacing w:after="40" w:before="0"/>
               <w:jc w:val="left"/>
             </w:pPr>
@@ -8262,6 +8442,7 @@
           </w:tcPr>
           <w:p>
             <w:pPr>
+              <w:keepNext w:val="false"/>
               <w:spacing w:after="40" w:before="0"/>
               <w:jc w:val="left"/>
             </w:pPr>
@@ -8296,6 +8477,7 @@
           </w:tcPr>
           <w:p>
             <w:pPr>
+              <w:keepNext w:val="false"/>
               <w:spacing w:after="40" w:before="0"/>
               <w:jc w:val="left"/>
             </w:pPr>
@@ -8328,6 +8510,7 @@
           </w:tcPr>
           <w:p>
             <w:pPr>
+              <w:keepNext w:val="false"/>
               <w:spacing w:after="40" w:before="0"/>
               <w:jc w:val="left"/>
             </w:pPr>
@@ -8362,6 +8545,7 @@
           </w:tcPr>
           <w:p>
             <w:pPr>
+              <w:keepNext w:val="false"/>
               <w:spacing w:after="40" w:before="0"/>
               <w:jc w:val="left"/>
             </w:pPr>
@@ -8394,6 +8578,7 @@
           </w:tcPr>
           <w:p>
             <w:pPr>
+              <w:keepNext w:val="false"/>
               <w:spacing w:after="40" w:before="0"/>
               <w:jc w:val="left"/>
             </w:pPr>
@@ -8428,6 +8613,7 @@
           </w:tcPr>
           <w:p>
             <w:pPr>
+              <w:keepNext w:val="false"/>
               <w:spacing w:after="40" w:before="0"/>
               <w:jc w:val="left"/>
             </w:pPr>
@@ -8460,6 +8646,7 @@
           </w:tcPr>
           <w:p>
             <w:pPr>
+              <w:keepNext w:val="false"/>
               <w:spacing w:after="40" w:before="0"/>
               <w:jc w:val="left"/>
             </w:pPr>
@@ -8494,6 +8681,7 @@
           </w:tcPr>
           <w:p>
             <w:pPr>
+              <w:keepNext w:val="false"/>
               <w:spacing w:after="40" w:before="0"/>
               <w:jc w:val="left"/>
             </w:pPr>
@@ -8526,6 +8714,7 @@
           </w:tcPr>
           <w:p>
             <w:pPr>
+              <w:keepNext w:val="false"/>
               <w:spacing w:after="40" w:before="0"/>
               <w:jc w:val="left"/>
             </w:pPr>
@@ -8560,6 +8749,7 @@
           </w:tcPr>
           <w:p>
             <w:pPr>
+              <w:keepNext w:val="false"/>
               <w:spacing w:after="40" w:before="0"/>
               <w:jc w:val="left"/>
             </w:pPr>
@@ -8592,6 +8782,7 @@
           </w:tcPr>
           <w:p>
             <w:pPr>
+              <w:keepNext w:val="false"/>
               <w:spacing w:after="40" w:before="0"/>
               <w:jc w:val="left"/>
             </w:pPr>
@@ -8626,6 +8817,7 @@
           </w:tcPr>
           <w:p>
             <w:pPr>
+              <w:keepNext w:val="false"/>
               <w:spacing w:after="40" w:before="0"/>
               <w:jc w:val="left"/>
             </w:pPr>
@@ -8658,6 +8850,7 @@
           </w:tcPr>
           <w:p>
             <w:pPr>
+              <w:keepNext w:val="false"/>
               <w:spacing w:after="40" w:before="0"/>
               <w:jc w:val="left"/>
             </w:pPr>
@@ -8692,6 +8885,7 @@
           </w:tcPr>
           <w:p>
             <w:pPr>
+              <w:keepNext w:val="false"/>
               <w:spacing w:after="40" w:before="0"/>
               <w:jc w:val="left"/>
             </w:pPr>
@@ -8724,6 +8918,7 @@
           </w:tcPr>
           <w:p>
             <w:pPr>
+              <w:keepNext w:val="false"/>
               <w:spacing w:after="40" w:before="0"/>
               <w:jc w:val="left"/>
             </w:pPr>
@@ -8783,6 +8978,7 @@
           </w:tcPr>
           <w:p>
             <w:pPr>
+              <w:keepNext w:val="false"/>
               <w:spacing w:after="40" w:before="0"/>
               <w:jc w:val="center"/>
             </w:pPr>
@@ -8817,6 +9013,7 @@
           </w:tcPr>
           <w:p>
             <w:pPr>
+              <w:keepNext w:val="false"/>
               <w:spacing w:after="40" w:before="0"/>
               <w:jc w:val="left"/>
             </w:pPr>
@@ -8881,6 +9078,7 @@
           </w:tcPr>
           <w:p>
             <w:pPr>
+              <w:keepNext w:val="false"/>
               <w:spacing w:after="40" w:before="0"/>
               <w:jc w:val="center"/>
             </w:pPr>
@@ -8915,6 +9113,7 @@
           </w:tcPr>
           <w:p>
             <w:pPr>
+              <w:keepNext w:val="false"/>
               <w:spacing w:after="40" w:before="0"/>
               <w:jc w:val="left"/>
             </w:pPr>
@@ -8947,6 +9146,7 @@
           </w:tcPr>
           <w:p>
             <w:pPr>
+              <w:keepNext w:val="false"/>
               <w:spacing w:after="40" w:before="0"/>
               <w:jc w:val="left"/>
             </w:pPr>
@@ -8979,6 +9179,7 @@
           </w:tcPr>
           <w:p>
             <w:pPr>
+              <w:keepNext w:val="false"/>
               <w:spacing w:after="40" w:before="0"/>
               <w:jc w:val="left"/>
             </w:pPr>
@@ -9011,6 +9212,7 @@
           </w:tcPr>
           <w:p>
             <w:pPr>
+              <w:keepNext w:val="false"/>
               <w:spacing w:after="40" w:before="0"/>
               <w:jc w:val="left"/>
             </w:pPr>
@@ -9043,6 +9245,7 @@
           </w:tcPr>
           <w:p>
             <w:pPr>
+              <w:keepNext w:val="false"/>
               <w:spacing w:after="40" w:before="0"/>
               <w:jc w:val="left"/>
             </w:pPr>
@@ -9077,6 +9280,7 @@
           </w:tcPr>
           <w:p>
             <w:pPr>
+              <w:keepNext w:val="false"/>
               <w:spacing w:after="40" w:before="0"/>
               <w:jc w:val="left"/>
             </w:pPr>
@@ -9114,7 +9318,7 @@
             <w:pPr>
               <w:spacing w:after="20" w:before="0"/>
             </w:pPr>
-            <w:hyperlink w:history="1" r:id="rIdlrws1peoku7e-zbeuiaih">
+            <w:hyperlink w:history="1" r:id="rIdduzvey2gf25d3-sxzvssa">
               <w:r>
                 <w:rPr>
                   <w:rFonts w:ascii="Arial" w:cs="Arial" w:eastAsia="Arial" w:hAnsi="Arial"/>
@@ -9163,7 +9367,7 @@
               <w:spacing w:after="10" w:before="0"/>
               <w:ind w:left="120"/>
             </w:pPr>
-            <w:hyperlink w:history="1" r:id="rIdvugveswema248l4um0not">
+            <w:hyperlink w:history="1" r:id="rId_7fmmnqz067vknuo5ivf7">
               <w:r>
                 <w:rPr>
                   <w:rFonts w:ascii="Arial" w:cs="Arial" w:eastAsia="Arial" w:hAnsi="Arial"/>
@@ -9208,7 +9412,7 @@
             <w:pPr>
               <w:spacing w:after="20" w:before="0"/>
             </w:pPr>
-            <w:hyperlink w:history="1" r:id="rId_as-rvqlprs_nft4w04cc">
+            <w:hyperlink w:history="1" r:id="rIdsw9u0dbc-bjwnw_apjsl4">
               <w:r>
                 <w:rPr>
                   <w:rFonts w:ascii="Arial" w:cs="Arial" w:eastAsia="Arial" w:hAnsi="Arial"/>
@@ -9241,7 +9445,7 @@
               <w:spacing w:after="10" w:before="0"/>
               <w:ind w:left="120"/>
             </w:pPr>
-            <w:hyperlink w:history="1" r:id="rIdg3f2fm2qb1bj5wpvxcbpj">
+            <w:hyperlink w:history="1" r:id="rId-woh4tz-ketskudaq3q09">
               <w:r>
                 <w:rPr>
                   <w:rFonts w:ascii="Arial" w:cs="Arial" w:eastAsia="Arial" w:hAnsi="Arial"/>
@@ -9269,6 +9473,7 @@
           </w:tcPr>
           <w:p>
             <w:pPr>
+              <w:keepNext w:val="false"/>
               <w:spacing w:after="40" w:before="0"/>
               <w:jc w:val="left"/>
             </w:pPr>
@@ -9301,6 +9506,7 @@
           </w:tcPr>
           <w:p>
             <w:pPr>
+              <w:keepNext w:val="false"/>
               <w:spacing w:after="40" w:before="0"/>
               <w:jc w:val="left"/>
             </w:pPr>
@@ -9333,6 +9539,7 @@
           </w:tcPr>
           <w:p>
             <w:pPr>
+              <w:keepNext w:val="false"/>
               <w:spacing w:after="40" w:before="0"/>
               <w:jc w:val="left"/>
             </w:pPr>
@@ -9365,6 +9572,7 @@
           </w:tcPr>
           <w:p>
             <w:pPr>
+              <w:keepNext w:val="false"/>
               <w:spacing w:after="40" w:before="0"/>
               <w:jc w:val="left"/>
             </w:pPr>
@@ -9399,6 +9607,7 @@
           </w:tcPr>
           <w:p>
             <w:pPr>
+              <w:keepNext w:val="false"/>
               <w:spacing w:after="40" w:before="0"/>
               <w:jc w:val="left"/>
             </w:pPr>
@@ -9436,7 +9645,7 @@
             <w:pPr>
               <w:spacing w:after="20" w:before="0"/>
             </w:pPr>
-            <w:hyperlink w:history="1" r:id="rId9unuc7qu7ak8xao54erci">
+            <w:hyperlink w:history="1" r:id="rIdeppgraklp6aomyvebpdss">
               <w:r>
                 <w:rPr>
                   <w:rFonts w:ascii="Arial" w:cs="Arial" w:eastAsia="Arial" w:hAnsi="Arial"/>
@@ -9485,7 +9694,7 @@
               <w:spacing w:after="10" w:before="0"/>
               <w:ind w:left="120"/>
             </w:pPr>
-            <w:hyperlink w:history="1" r:id="rId4l8rarpsg6g7b5dp3lkli">
+            <w:hyperlink w:history="1" r:id="rId1hucm8s17xiwgv4eiwjow">
               <w:r>
                 <w:rPr>
                   <w:rFonts w:ascii="Arial" w:cs="Arial" w:eastAsia="Arial" w:hAnsi="Arial"/>
@@ -9530,7 +9739,7 @@
             <w:pPr>
               <w:spacing w:after="20" w:before="0"/>
             </w:pPr>
-            <w:hyperlink w:history="1" r:id="rIdqgdkcl_pbiogz01l9gvyb">
+            <w:hyperlink w:history="1" r:id="rIdww_adnwy8-u-5pnpsa7md">
               <w:r>
                 <w:rPr>
                   <w:rFonts w:ascii="Arial" w:cs="Arial" w:eastAsia="Arial" w:hAnsi="Arial"/>
@@ -9563,7 +9772,7 @@
               <w:spacing w:after="10" w:before="0"/>
               <w:ind w:left="120"/>
             </w:pPr>
-            <w:hyperlink w:history="1" r:id="rIdoaw_zt-qu6b0tadauhej4">
+            <w:hyperlink w:history="1" r:id="rIdarbom24nryz4wdteuydxp">
               <w:r>
                 <w:rPr>
                   <w:rFonts w:ascii="Arial" w:cs="Arial" w:eastAsia="Arial" w:hAnsi="Arial"/>
@@ -9591,6 +9800,7 @@
           </w:tcPr>
           <w:p>
             <w:pPr>
+              <w:keepNext w:val="false"/>
               <w:spacing w:after="40" w:before="0"/>
               <w:jc w:val="left"/>
             </w:pPr>
@@ -9623,6 +9833,7 @@
           </w:tcPr>
           <w:p>
             <w:pPr>
+              <w:keepNext w:val="false"/>
               <w:spacing w:after="40" w:before="0"/>
               <w:jc w:val="left"/>
             </w:pPr>
@@ -9655,6 +9866,7 @@
           </w:tcPr>
           <w:p>
             <w:pPr>
+              <w:keepNext w:val="false"/>
               <w:spacing w:after="40" w:before="0"/>
               <w:jc w:val="left"/>
             </w:pPr>
@@ -9687,6 +9899,7 @@
           </w:tcPr>
           <w:p>
             <w:pPr>
+              <w:keepNext w:val="false"/>
               <w:spacing w:after="40" w:before="0"/>
               <w:jc w:val="left"/>
             </w:pPr>
@@ -9721,6 +9934,7 @@
           </w:tcPr>
           <w:p>
             <w:pPr>
+              <w:keepNext w:val="false"/>
               <w:spacing w:after="40" w:before="0"/>
               <w:jc w:val="left"/>
             </w:pPr>
@@ -9758,7 +9972,7 @@
             <w:pPr>
               <w:spacing w:after="20" w:before="0"/>
             </w:pPr>
-            <w:hyperlink w:history="1" r:id="rIdykvpg4ghj__5t8xkj_cbf">
+            <w:hyperlink w:history="1" r:id="rIdb_2llqhdctfq8c6kdmfqs">
               <w:r>
                 <w:rPr>
                   <w:rFonts w:ascii="Arial" w:cs="Arial" w:eastAsia="Arial" w:hAnsi="Arial"/>
@@ -9807,7 +10021,7 @@
               <w:spacing w:after="10" w:before="0"/>
               <w:ind w:left="120"/>
             </w:pPr>
-            <w:hyperlink w:history="1" r:id="rIdhlmwolgdjx0v7sho7kkqr">
+            <w:hyperlink w:history="1" r:id="rId3mbhnf-_opa7h-ehtomqm">
               <w:r>
                 <w:rPr>
                   <w:rFonts w:ascii="Arial" w:cs="Arial" w:eastAsia="Arial" w:hAnsi="Arial"/>
@@ -9852,7 +10066,7 @@
             <w:pPr>
               <w:spacing w:after="20" w:before="0"/>
             </w:pPr>
-            <w:hyperlink w:history="1" r:id="rIdu3jhqc9kwnlzi_-kv-ilc">
+            <w:hyperlink w:history="1" r:id="rId7die5wsc1bdf7cv3fdy8b">
               <w:r>
                 <w:rPr>
                   <w:rFonts w:ascii="Arial" w:cs="Arial" w:eastAsia="Arial" w:hAnsi="Arial"/>
@@ -9885,7 +10099,7 @@
               <w:spacing w:after="10" w:before="0"/>
               <w:ind w:left="120"/>
             </w:pPr>
-            <w:hyperlink w:history="1" r:id="rIdy1vddlbk-lrfkhgyjo-f5">
+            <w:hyperlink w:history="1" r:id="rIdqaxvx3tzcxnugd-8jmsdw">
               <w:r>
                 <w:rPr>
                   <w:rFonts w:ascii="Arial" w:cs="Arial" w:eastAsia="Arial" w:hAnsi="Arial"/>
@@ -9913,6 +10127,7 @@
           </w:tcPr>
           <w:p>
             <w:pPr>
+              <w:keepNext w:val="false"/>
               <w:spacing w:after="40" w:before="0"/>
               <w:jc w:val="left"/>
             </w:pPr>
@@ -9945,6 +10160,7 @@
           </w:tcPr>
           <w:p>
             <w:pPr>
+              <w:keepNext w:val="false"/>
               <w:spacing w:after="40" w:before="0"/>
               <w:jc w:val="left"/>
             </w:pPr>
@@ -9977,6 +10193,7 @@
           </w:tcPr>
           <w:p>
             <w:pPr>
+              <w:keepNext w:val="false"/>
               <w:spacing w:after="40" w:before="0"/>
               <w:jc w:val="left"/>
             </w:pPr>
@@ -10009,6 +10226,7 @@
           </w:tcPr>
           <w:p>
             <w:pPr>
+              <w:keepNext w:val="false"/>
               <w:spacing w:after="40" w:before="0"/>
               <w:jc w:val="left"/>
             </w:pPr>
@@ -10043,6 +10261,7 @@
           </w:tcPr>
           <w:p>
             <w:pPr>
+              <w:keepNext w:val="false"/>
               <w:spacing w:after="40" w:before="0"/>
               <w:jc w:val="left"/>
             </w:pPr>
@@ -10080,7 +10299,7 @@
             <w:pPr>
               <w:spacing w:after="20" w:before="0"/>
             </w:pPr>
-            <w:hyperlink w:history="1" r:id="rIdypj3t10iglwyge5m3tpcv">
+            <w:hyperlink w:history="1" r:id="rId_6h4a29pvpzi6sxgba_yl">
               <w:r>
                 <w:rPr>
                   <w:rFonts w:ascii="Arial" w:cs="Arial" w:eastAsia="Arial" w:hAnsi="Arial"/>
@@ -10129,7 +10348,7 @@
               <w:spacing w:after="10" w:before="0"/>
               <w:ind w:left="120"/>
             </w:pPr>
-            <w:hyperlink w:history="1" r:id="rIdfjm7tmj-8c0kaml-5er83">
+            <w:hyperlink w:history="1" r:id="rIdqrc4z_rdb4urqxq5krp3e">
               <w:r>
                 <w:rPr>
                   <w:rFonts w:ascii="Arial" w:cs="Arial" w:eastAsia="Arial" w:hAnsi="Arial"/>
@@ -10174,7 +10393,7 @@
             <w:pPr>
               <w:spacing w:after="20" w:before="0"/>
             </w:pPr>
-            <w:hyperlink w:history="1" r:id="rIdnur1sodjkbbxi0vilchrv">
+            <w:hyperlink w:history="1" r:id="rIdjfqgufie52llzqm0crt0l">
               <w:r>
                 <w:rPr>
                   <w:rFonts w:ascii="Arial" w:cs="Arial" w:eastAsia="Arial" w:hAnsi="Arial"/>
@@ -10207,7 +10426,7 @@
               <w:spacing w:after="10" w:before="0"/>
               <w:ind w:left="120"/>
             </w:pPr>
-            <w:hyperlink w:history="1" r:id="rIdhcfhkaq2ganqoe9ctudod">
+            <w:hyperlink w:history="1" r:id="rIdsdxnmfpduonylautgdc9l">
               <w:r>
                 <w:rPr>
                   <w:rFonts w:ascii="Arial" w:cs="Arial" w:eastAsia="Arial" w:hAnsi="Arial"/>
@@ -10235,6 +10454,7 @@
           </w:tcPr>
           <w:p>
             <w:pPr>
+              <w:keepNext w:val="false"/>
               <w:spacing w:after="40" w:before="0"/>
               <w:jc w:val="left"/>
             </w:pPr>
@@ -10267,6 +10487,7 @@
           </w:tcPr>
           <w:p>
             <w:pPr>
+              <w:keepNext w:val="false"/>
               <w:spacing w:after="40" w:before="0"/>
               <w:jc w:val="left"/>
             </w:pPr>
@@ -10299,6 +10520,7 @@
           </w:tcPr>
           <w:p>
             <w:pPr>
+              <w:keepNext w:val="false"/>
               <w:spacing w:after="40" w:before="0"/>
               <w:jc w:val="left"/>
             </w:pPr>
@@ -10331,6 +10553,7 @@
           </w:tcPr>
           <w:p>
             <w:pPr>
+              <w:keepNext w:val="false"/>
               <w:spacing w:after="40" w:before="0"/>
               <w:jc w:val="left"/>
             </w:pPr>
@@ -10365,6 +10588,7 @@
           </w:tcPr>
           <w:p>
             <w:pPr>
+              <w:keepNext w:val="false"/>
               <w:spacing w:after="40" w:before="0"/>
               <w:jc w:val="left"/>
             </w:pPr>
@@ -10402,7 +10626,7 @@
             <w:pPr>
               <w:spacing w:after="20" w:before="0"/>
             </w:pPr>
-            <w:hyperlink w:history="1" r:id="rIddaejxjisxry-catejxgzy">
+            <w:hyperlink w:history="1" r:id="rIdihpe8m0yiuizugd9njpc5">
               <w:r>
                 <w:rPr>
                   <w:rFonts w:ascii="Arial" w:cs="Arial" w:eastAsia="Arial" w:hAnsi="Arial"/>
@@ -10451,7 +10675,7 @@
               <w:spacing w:after="10" w:before="0"/>
               <w:ind w:left="120"/>
             </w:pPr>
-            <w:hyperlink w:history="1" r:id="rId3es8mdn9-519ztrhl7ssq">
+            <w:hyperlink w:history="1" r:id="rIdhcndkyygaoof9z_9mppfn">
               <w:r>
                 <w:rPr>
                   <w:rFonts w:ascii="Arial" w:cs="Arial" w:eastAsia="Arial" w:hAnsi="Arial"/>
@@ -10496,7 +10720,7 @@
             <w:pPr>
               <w:spacing w:after="20" w:before="0"/>
             </w:pPr>
-            <w:hyperlink w:history="1" r:id="rIdyig8xk6t5z_diivwuktc7">
+            <w:hyperlink w:history="1" r:id="rIdbzaym6sbetj5xqpbwuzhl">
               <w:r>
                 <w:rPr>
                   <w:rFonts w:ascii="Arial" w:cs="Arial" w:eastAsia="Arial" w:hAnsi="Arial"/>
@@ -10529,7 +10753,7 @@
               <w:spacing w:after="10" w:before="0"/>
               <w:ind w:left="120"/>
             </w:pPr>
-            <w:hyperlink w:history="1" r:id="rIdy140jf6xblm2xkbzokhcd">
+            <w:hyperlink w:history="1" r:id="rIdntcjwafgqivzgewpkfdtw">
               <w:r>
                 <w:rPr>
                   <w:rFonts w:ascii="Arial" w:cs="Arial" w:eastAsia="Arial" w:hAnsi="Arial"/>
@@ -10557,6 +10781,7 @@
           </w:tcPr>
           <w:p>
             <w:pPr>
+              <w:keepNext w:val="false"/>
               <w:spacing w:after="40" w:before="0"/>
               <w:jc w:val="left"/>
             </w:pPr>
@@ -10589,6 +10814,7 @@
           </w:tcPr>
           <w:p>
             <w:pPr>
+              <w:keepNext w:val="false"/>
               <w:spacing w:after="40" w:before="0"/>
               <w:jc w:val="left"/>
             </w:pPr>
@@ -10621,6 +10847,7 @@
           </w:tcPr>
           <w:p>
             <w:pPr>
+              <w:keepNext w:val="false"/>
               <w:spacing w:after="40" w:before="0"/>
               <w:jc w:val="left"/>
             </w:pPr>
@@ -10653,6 +10880,7 @@
           </w:tcPr>
           <w:p>
             <w:pPr>
+              <w:keepNext w:val="false"/>
               <w:spacing w:after="40" w:before="0"/>
               <w:jc w:val="left"/>
             </w:pPr>
@@ -10712,6 +10940,7 @@
           </w:tcPr>
           <w:p>
             <w:pPr>
+              <w:keepNext w:val="false"/>
               <w:spacing w:after="40" w:before="0"/>
               <w:jc w:val="center"/>
             </w:pPr>
@@ -10746,6 +10975,7 @@
           </w:tcPr>
           <w:p>
             <w:pPr>
+              <w:keepNext w:val="false"/>
               <w:spacing w:after="40" w:before="0"/>
               <w:jc w:val="left"/>
             </w:pPr>
@@ -10807,6 +11037,7 @@
           </w:tcPr>
           <w:p>
             <w:pPr>
+              <w:keepNext w:val="false"/>
               <w:spacing w:after="40" w:before="0"/>
               <w:jc w:val="center"/>
             </w:pPr>
@@ -10841,6 +11072,7 @@
           </w:tcPr>
           <w:p>
             <w:pPr>
+              <w:keepNext w:val="false"/>
               <w:spacing w:after="40" w:before="0"/>
               <w:jc w:val="left"/>
             </w:pPr>
@@ -10873,6 +11105,7 @@
           </w:tcPr>
           <w:p>
             <w:pPr>
+              <w:keepNext w:val="false"/>
               <w:spacing w:after="40" w:before="0"/>
               <w:jc w:val="left"/>
             </w:pPr>
@@ -10907,6 +11140,7 @@
           </w:tcPr>
           <w:p>
             <w:pPr>
+              <w:keepNext w:val="false"/>
               <w:spacing w:after="40" w:before="0"/>
               <w:jc w:val="left"/>
             </w:pPr>
@@ -10939,6 +11173,7 @@
           </w:tcPr>
           <w:p>
             <w:pPr>
+              <w:keepNext w:val="false"/>
               <w:spacing w:after="40" w:before="0"/>
               <w:jc w:val="left"/>
             </w:pPr>
@@ -10973,6 +11208,7 @@
           </w:tcPr>
           <w:p>
             <w:pPr>
+              <w:keepNext w:val="false"/>
               <w:spacing w:after="40" w:before="0"/>
               <w:jc w:val="left"/>
             </w:pPr>
@@ -11005,6 +11241,7 @@
           </w:tcPr>
           <w:p>
             <w:pPr>
+              <w:keepNext w:val="false"/>
               <w:spacing w:after="40" w:before="0"/>
               <w:jc w:val="left"/>
             </w:pPr>
@@ -11041,7 +11278,7 @@
         </w:rPr>
         <w:t xml:space="preserve">© 2026 SeaVuria and ARES. Aligned with KICD objectives. Developed by SeaVuria; technical implementation by ARES (with AI assistance from Claude). Licensed under </w:t>
       </w:r>
-      <w:hyperlink w:history="1" r:id="rIdlbcy3vvq4e_mt94mq9sel">
+      <w:hyperlink w:history="1" r:id="rIdgdo7xzx6uetwcjhpq2w5c">
         <w:r>
           <w:rPr>
             <w:rFonts w:ascii="Arial" w:cs="Arial" w:eastAsia="Arial" w:hAnsi="Arial"/>
@@ -11062,7 +11299,7 @@
         </w:rPr>
         <w:t xml:space="preserve"> (</w:t>
       </w:r>
-      <w:hyperlink w:history="1" r:id="rIdb309npxwmrxxfqqpqcfs7">
+      <w:hyperlink w:history="1" r:id="rIdonbq056xs-ytwqc02dto-">
         <w:r>
           <w:rPr>
             <w:rFonts w:ascii="Arial" w:cs="Arial" w:eastAsia="Arial" w:hAnsi="Arial"/>
@@ -11122,6 +11359,7 @@
           </w:tcPr>
           <w:p>
             <w:pPr>
+              <w:keepNext w:val="false"/>
               <w:spacing w:after="40" w:before="0"/>
               <w:jc w:val="center"/>
             </w:pPr>
@@ -11157,6 +11395,7 @@
           </w:tcPr>
           <w:p>
             <w:pPr>
+              <w:keepNext w:val="false"/>
               <w:spacing w:after="40" w:before="0"/>
               <w:jc w:val="center"/>
             </w:pPr>
@@ -11191,6 +11430,7 @@
           </w:tcPr>
           <w:p>
             <w:pPr>
+              <w:keepNext w:val="false"/>
               <w:spacing w:after="40" w:before="0"/>
               <w:jc w:val="left"/>
             </w:pPr>
@@ -11223,6 +11463,7 @@
           </w:tcPr>
           <w:p>
             <w:pPr>
+              <w:keepNext w:val="false"/>
               <w:spacing w:after="40" w:before="0"/>
               <w:jc w:val="left"/>
             </w:pPr>
@@ -11257,6 +11498,7 @@
           </w:tcPr>
           <w:p>
             <w:pPr>
+              <w:keepNext w:val="false"/>
               <w:spacing w:after="40" w:before="0"/>
               <w:jc w:val="left"/>
             </w:pPr>
@@ -11289,6 +11531,7 @@
           </w:tcPr>
           <w:p>
             <w:pPr>
+              <w:keepNext w:val="false"/>
               <w:spacing w:after="40" w:before="0"/>
               <w:jc w:val="left"/>
             </w:pPr>
@@ -11323,6 +11566,7 @@
           </w:tcPr>
           <w:p>
             <w:pPr>
+              <w:keepNext w:val="false"/>
               <w:spacing w:after="40" w:before="0"/>
               <w:jc w:val="left"/>
             </w:pPr>
@@ -11355,6 +11599,7 @@
           </w:tcPr>
           <w:p>
             <w:pPr>
+              <w:keepNext w:val="false"/>
               <w:spacing w:after="40" w:before="0"/>
               <w:jc w:val="left"/>
             </w:pPr>
@@ -11389,6 +11634,7 @@
           </w:tcPr>
           <w:p>
             <w:pPr>
+              <w:keepNext w:val="false"/>
               <w:spacing w:after="40" w:before="0"/>
               <w:jc w:val="left"/>
             </w:pPr>
@@ -11421,6 +11667,7 @@
           </w:tcPr>
           <w:p>
             <w:pPr>
+              <w:keepNext w:val="false"/>
               <w:spacing w:after="40" w:before="0"/>
               <w:jc w:val="left"/>
             </w:pPr>
@@ -11455,6 +11702,7 @@
           </w:tcPr>
           <w:p>
             <w:pPr>
+              <w:keepNext w:val="false"/>
               <w:spacing w:after="40" w:before="0"/>
               <w:jc w:val="left"/>
             </w:pPr>
@@ -11487,6 +11735,7 @@
           </w:tcPr>
           <w:p>
             <w:pPr>
+              <w:keepNext w:val="false"/>
               <w:spacing w:after="40" w:before="0"/>
               <w:jc w:val="left"/>
             </w:pPr>
@@ -11521,6 +11770,7 @@
           </w:tcPr>
           <w:p>
             <w:pPr>
+              <w:keepNext w:val="false"/>
               <w:spacing w:after="40" w:before="0"/>
               <w:jc w:val="left"/>
             </w:pPr>
@@ -11553,6 +11803,7 @@
           </w:tcPr>
           <w:p>
             <w:pPr>
+              <w:keepNext w:val="false"/>
               <w:spacing w:after="40" w:before="0"/>
               <w:jc w:val="left"/>
             </w:pPr>
@@ -11587,6 +11838,7 @@
           </w:tcPr>
           <w:p>
             <w:pPr>
+              <w:keepNext w:val="false"/>
               <w:spacing w:after="40" w:before="0"/>
               <w:jc w:val="left"/>
             </w:pPr>
@@ -11619,6 +11871,7 @@
           </w:tcPr>
           <w:p>
             <w:pPr>
+              <w:keepNext w:val="false"/>
               <w:spacing w:after="40" w:before="0"/>
               <w:jc w:val="left"/>
             </w:pPr>
@@ -11653,6 +11906,7 @@
           </w:tcPr>
           <w:p>
             <w:pPr>
+              <w:keepNext w:val="false"/>
               <w:spacing w:after="40" w:before="0"/>
               <w:jc w:val="left"/>
             </w:pPr>
@@ -11685,6 +11939,7 @@
           </w:tcPr>
           <w:p>
             <w:pPr>
+              <w:keepNext w:val="false"/>
               <w:spacing w:after="40" w:before="0"/>
               <w:jc w:val="left"/>
             </w:pPr>
@@ -11744,6 +11999,7 @@
           </w:tcPr>
           <w:p>
             <w:pPr>
+              <w:keepNext w:val="false"/>
               <w:spacing w:after="40" w:before="0"/>
               <w:jc w:val="center"/>
             </w:pPr>
@@ -11778,6 +12034,7 @@
           </w:tcPr>
           <w:p>
             <w:pPr>
+              <w:keepNext w:val="false"/>
               <w:spacing w:after="40" w:before="0"/>
               <w:jc w:val="left"/>
             </w:pPr>
@@ -11842,6 +12099,7 @@
           </w:tcPr>
           <w:p>
             <w:pPr>
+              <w:keepNext w:val="false"/>
               <w:spacing w:after="40" w:before="0"/>
               <w:jc w:val="center"/>
             </w:pPr>
@@ -11876,6 +12134,7 @@
           </w:tcPr>
           <w:p>
             <w:pPr>
+              <w:keepNext w:val="false"/>
               <w:spacing w:after="40" w:before="0"/>
               <w:jc w:val="left"/>
             </w:pPr>
@@ -11908,6 +12167,7 @@
           </w:tcPr>
           <w:p>
             <w:pPr>
+              <w:keepNext w:val="false"/>
               <w:spacing w:after="40" w:before="0"/>
               <w:jc w:val="left"/>
             </w:pPr>
@@ -11940,6 +12200,7 @@
           </w:tcPr>
           <w:p>
             <w:pPr>
+              <w:keepNext w:val="false"/>
               <w:spacing w:after="40" w:before="0"/>
               <w:jc w:val="left"/>
             </w:pPr>
@@ -11972,6 +12233,7 @@
           </w:tcPr>
           <w:p>
             <w:pPr>
+              <w:keepNext w:val="false"/>
               <w:spacing w:after="40" w:before="0"/>
               <w:jc w:val="left"/>
             </w:pPr>
@@ -12004,6 +12266,7 @@
           </w:tcPr>
           <w:p>
             <w:pPr>
+              <w:keepNext w:val="false"/>
               <w:spacing w:after="40" w:before="0"/>
               <w:jc w:val="left"/>
             </w:pPr>
@@ -12038,6 +12301,7 @@
           </w:tcPr>
           <w:p>
             <w:pPr>
+              <w:keepNext w:val="false"/>
               <w:spacing w:after="40" w:before="0"/>
               <w:jc w:val="left"/>
             </w:pPr>
@@ -12075,7 +12339,7 @@
             <w:pPr>
               <w:spacing w:after="20" w:before="0"/>
             </w:pPr>
-            <w:hyperlink w:history="1" r:id="rIdo6mmjkbqe7udotmlqixjz">
+            <w:hyperlink w:history="1" r:id="rIdhkdm3tricyxx0evshagky">
               <w:r>
                 <w:rPr>
                   <w:rFonts w:ascii="Arial" w:cs="Arial" w:eastAsia="Arial" w:hAnsi="Arial"/>
@@ -12124,7 +12388,7 @@
               <w:spacing w:after="10" w:before="0"/>
               <w:ind w:left="120"/>
             </w:pPr>
-            <w:hyperlink w:history="1" r:id="rIdef8isvwpcdwd3v8edoxzg">
+            <w:hyperlink w:history="1" r:id="rIda64olc4hfzsjnk2eszed3">
               <w:r>
                 <w:rPr>
                   <w:rFonts w:ascii="Arial" w:cs="Arial" w:eastAsia="Arial" w:hAnsi="Arial"/>
@@ -12186,7 +12450,7 @@
               <w:spacing w:after="10" w:before="0"/>
               <w:ind w:left="120"/>
             </w:pPr>
-            <w:hyperlink w:history="1" r:id="rIdu_rhksn4lhnc-5pbqqtzb">
+            <w:hyperlink w:history="1" r:id="rIdfbbiauqrxvxz7lqbk6xzj">
               <w:r>
                 <w:rPr>
                   <w:rFonts w:ascii="Arial" w:cs="Arial" w:eastAsia="Arial" w:hAnsi="Arial"/>
@@ -12229,6 +12493,7 @@
           </w:tcPr>
           <w:p>
             <w:pPr>
+              <w:keepNext w:val="false"/>
               <w:spacing w:after="40" w:before="0"/>
               <w:jc w:val="left"/>
             </w:pPr>
@@ -12261,6 +12526,7 @@
           </w:tcPr>
           <w:p>
             <w:pPr>
+              <w:keepNext w:val="false"/>
               <w:spacing w:after="40" w:before="0"/>
               <w:jc w:val="left"/>
             </w:pPr>
@@ -12293,6 +12559,7 @@
           </w:tcPr>
           <w:p>
             <w:pPr>
+              <w:keepNext w:val="false"/>
               <w:spacing w:after="40" w:before="0"/>
               <w:jc w:val="left"/>
             </w:pPr>
@@ -12325,6 +12592,7 @@
           </w:tcPr>
           <w:p>
             <w:pPr>
+              <w:keepNext w:val="false"/>
               <w:spacing w:after="40" w:before="0"/>
               <w:jc w:val="left"/>
             </w:pPr>
@@ -12359,6 +12627,7 @@
           </w:tcPr>
           <w:p>
             <w:pPr>
+              <w:keepNext w:val="false"/>
               <w:spacing w:after="40" w:before="0"/>
               <w:jc w:val="left"/>
             </w:pPr>
@@ -12396,7 +12665,7 @@
             <w:pPr>
               <w:spacing w:after="20" w:before="0"/>
             </w:pPr>
-            <w:hyperlink w:history="1" r:id="rIdsva-hzn-lcs0xdwuyas4g">
+            <w:hyperlink w:history="1" r:id="rIdw59ltvvrdbxhmdwxneqml">
               <w:r>
                 <w:rPr>
                   <w:rFonts w:ascii="Arial" w:cs="Arial" w:eastAsia="Arial" w:hAnsi="Arial"/>
@@ -12445,7 +12714,7 @@
               <w:spacing w:after="10" w:before="0"/>
               <w:ind w:left="120"/>
             </w:pPr>
-            <w:hyperlink w:history="1" r:id="rIdqihdkdk597utoy0mqtfxq">
+            <w:hyperlink w:history="1" r:id="rIdfijtnpswufo3c1egvsu_p">
               <w:r>
                 <w:rPr>
                   <w:rFonts w:ascii="Arial" w:cs="Arial" w:eastAsia="Arial" w:hAnsi="Arial"/>
@@ -12507,7 +12776,7 @@
               <w:spacing w:after="10" w:before="0"/>
               <w:ind w:left="120"/>
             </w:pPr>
-            <w:hyperlink w:history="1" r:id="rIdj0vq5bqbt1zgzbim8y1q8">
+            <w:hyperlink w:history="1" r:id="rIdcuqlzexq9qfj2sv3xaqrh">
               <w:r>
                 <w:rPr>
                   <w:rFonts w:ascii="Arial" w:cs="Arial" w:eastAsia="Arial" w:hAnsi="Arial"/>
@@ -12550,6 +12819,7 @@
           </w:tcPr>
           <w:p>
             <w:pPr>
+              <w:keepNext w:val="false"/>
               <w:spacing w:after="40" w:before="0"/>
               <w:jc w:val="left"/>
             </w:pPr>
@@ -12582,6 +12852,7 @@
           </w:tcPr>
           <w:p>
             <w:pPr>
+              <w:keepNext w:val="false"/>
               <w:spacing w:after="40" w:before="0"/>
               <w:jc w:val="left"/>
             </w:pPr>
@@ -12614,6 +12885,7 @@
           </w:tcPr>
           <w:p>
             <w:pPr>
+              <w:keepNext w:val="false"/>
               <w:spacing w:after="40" w:before="0"/>
               <w:jc w:val="left"/>
             </w:pPr>
@@ -12646,6 +12918,7 @@
           </w:tcPr>
           <w:p>
             <w:pPr>
+              <w:keepNext w:val="false"/>
               <w:spacing w:after="40" w:before="0"/>
               <w:jc w:val="left"/>
             </w:pPr>
@@ -12680,6 +12953,7 @@
           </w:tcPr>
           <w:p>
             <w:pPr>
+              <w:keepNext w:val="false"/>
               <w:spacing w:after="40" w:before="0"/>
               <w:jc w:val="left"/>
             </w:pPr>
@@ -12717,7 +12991,7 @@
             <w:pPr>
               <w:spacing w:after="20" w:before="0"/>
             </w:pPr>
-            <w:hyperlink w:history="1" r:id="rIdnvnpvo0ru_nnmye6cvubb">
+            <w:hyperlink w:history="1" r:id="rIdbsgco23mn-ypg_eo8x3kd">
               <w:r>
                 <w:rPr>
                   <w:rFonts w:ascii="Arial" w:cs="Arial" w:eastAsia="Arial" w:hAnsi="Arial"/>
@@ -12766,7 +13040,7 @@
               <w:spacing w:after="10" w:before="0"/>
               <w:ind w:left="120"/>
             </w:pPr>
-            <w:hyperlink w:history="1" r:id="rId-tndeqp689kvhiuduyrnt">
+            <w:hyperlink w:history="1" r:id="rId4yqpexolh9_oofqr6yhdj">
               <w:r>
                 <w:rPr>
                   <w:rFonts w:ascii="Arial" w:cs="Arial" w:eastAsia="Arial" w:hAnsi="Arial"/>
@@ -12828,7 +13102,7 @@
               <w:spacing w:after="10" w:before="0"/>
               <w:ind w:left="120"/>
             </w:pPr>
-            <w:hyperlink w:history="1" r:id="rIdzjblkwbpduy3dttwjdtsm">
+            <w:hyperlink w:history="1" r:id="rIdoxj4ywnka1qwxazxgth9p">
               <w:r>
                 <w:rPr>
                   <w:rFonts w:ascii="Arial" w:cs="Arial" w:eastAsia="Arial" w:hAnsi="Arial"/>
@@ -12871,6 +13145,7 @@
           </w:tcPr>
           <w:p>
             <w:pPr>
+              <w:keepNext w:val="false"/>
               <w:spacing w:after="40" w:before="0"/>
               <w:jc w:val="left"/>
             </w:pPr>
@@ -12903,6 +13178,7 @@
           </w:tcPr>
           <w:p>
             <w:pPr>
+              <w:keepNext w:val="false"/>
               <w:spacing w:after="40" w:before="0"/>
               <w:jc w:val="left"/>
             </w:pPr>
@@ -12935,6 +13211,7 @@
           </w:tcPr>
           <w:p>
             <w:pPr>
+              <w:keepNext w:val="false"/>
               <w:spacing w:after="40" w:before="0"/>
               <w:jc w:val="left"/>
             </w:pPr>
@@ -12967,6 +13244,7 @@
           </w:tcPr>
           <w:p>
             <w:pPr>
+              <w:keepNext w:val="false"/>
               <w:spacing w:after="40" w:before="0"/>
               <w:jc w:val="left"/>
             </w:pPr>
@@ -13001,6 +13279,7 @@
           </w:tcPr>
           <w:p>
             <w:pPr>
+              <w:keepNext w:val="false"/>
               <w:spacing w:after="40" w:before="0"/>
               <w:jc w:val="left"/>
             </w:pPr>
@@ -13038,7 +13317,7 @@
             <w:pPr>
               <w:spacing w:after="20" w:before="0"/>
             </w:pPr>
-            <w:hyperlink w:history="1" r:id="rId7ml0fhvtjylwtqo4u1a2l">
+            <w:hyperlink w:history="1" r:id="rId-tcfgm1bjlv3duufuxheh">
               <w:r>
                 <w:rPr>
                   <w:rFonts w:ascii="Arial" w:cs="Arial" w:eastAsia="Arial" w:hAnsi="Arial"/>
@@ -13087,7 +13366,7 @@
               <w:spacing w:after="10" w:before="0"/>
               <w:ind w:left="120"/>
             </w:pPr>
-            <w:hyperlink w:history="1" r:id="rIdspjcp_hdpli5qdc6er4wi">
+            <w:hyperlink w:history="1" r:id="rIdpherrbd2qyoapbpdjdwvc">
               <w:r>
                 <w:rPr>
                   <w:rFonts w:ascii="Arial" w:cs="Arial" w:eastAsia="Arial" w:hAnsi="Arial"/>
@@ -13149,7 +13428,7 @@
               <w:spacing w:after="10" w:before="0"/>
               <w:ind w:left="120"/>
             </w:pPr>
-            <w:hyperlink w:history="1" r:id="rIdojztsj5rf3axip-c4xqv1">
+            <w:hyperlink w:history="1" r:id="rId3gaueyp7jgn14phobgccu">
               <w:r>
                 <w:rPr>
                   <w:rFonts w:ascii="Arial" w:cs="Arial" w:eastAsia="Arial" w:hAnsi="Arial"/>
@@ -13192,6 +13471,7 @@
           </w:tcPr>
           <w:p>
             <w:pPr>
+              <w:keepNext w:val="false"/>
               <w:spacing w:after="40" w:before="0"/>
               <w:jc w:val="left"/>
             </w:pPr>
@@ -13224,6 +13504,7 @@
           </w:tcPr>
           <w:p>
             <w:pPr>
+              <w:keepNext w:val="false"/>
               <w:spacing w:after="40" w:before="0"/>
               <w:jc w:val="left"/>
             </w:pPr>
@@ -13256,6 +13537,7 @@
           </w:tcPr>
           <w:p>
             <w:pPr>
+              <w:keepNext w:val="false"/>
               <w:spacing w:after="40" w:before="0"/>
               <w:jc w:val="left"/>
             </w:pPr>
@@ -13288,6 +13570,7 @@
           </w:tcPr>
           <w:p>
             <w:pPr>
+              <w:keepNext w:val="false"/>
               <w:spacing w:after="40" w:before="0"/>
               <w:jc w:val="left"/>
             </w:pPr>
@@ -13322,6 +13605,7 @@
           </w:tcPr>
           <w:p>
             <w:pPr>
+              <w:keepNext w:val="false"/>
               <w:spacing w:after="40" w:before="0"/>
               <w:jc w:val="left"/>
             </w:pPr>
@@ -13359,7 +13643,7 @@
             <w:pPr>
               <w:spacing w:after="20" w:before="0"/>
             </w:pPr>
-            <w:hyperlink w:history="1" r:id="rId5oysmwisfutubr3huinw9">
+            <w:hyperlink w:history="1" r:id="rIdrr7i9hdygs5trc0sknnts">
               <w:r>
                 <w:rPr>
                   <w:rFonts w:ascii="Arial" w:cs="Arial" w:eastAsia="Arial" w:hAnsi="Arial"/>
@@ -13408,7 +13692,7 @@
               <w:spacing w:after="10" w:before="0"/>
               <w:ind w:left="120"/>
             </w:pPr>
-            <w:hyperlink w:history="1" r:id="rIdq6eshcxzskvhyx1goxnrd">
+            <w:hyperlink w:history="1" r:id="rIdeyku1a_wfa2o2m8ixz1mh">
               <w:r>
                 <w:rPr>
                   <w:rFonts w:ascii="Arial" w:cs="Arial" w:eastAsia="Arial" w:hAnsi="Arial"/>
@@ -13470,7 +13754,7 @@
               <w:spacing w:after="10" w:before="0"/>
               <w:ind w:left="120"/>
             </w:pPr>
-            <w:hyperlink w:history="1" r:id="rIdiyyrdrtipz7a08vyxdnly">
+            <w:hyperlink w:history="1" r:id="rIdacbkon5fm8h5rer6x9abb">
               <w:r>
                 <w:rPr>
                   <w:rFonts w:ascii="Arial" w:cs="Arial" w:eastAsia="Arial" w:hAnsi="Arial"/>
@@ -13513,6 +13797,7 @@
           </w:tcPr>
           <w:p>
             <w:pPr>
+              <w:keepNext w:val="false"/>
               <w:spacing w:after="40" w:before="0"/>
               <w:jc w:val="left"/>
             </w:pPr>
@@ -13545,6 +13830,7 @@
           </w:tcPr>
           <w:p>
             <w:pPr>
+              <w:keepNext w:val="false"/>
               <w:spacing w:after="40" w:before="0"/>
               <w:jc w:val="left"/>
             </w:pPr>
@@ -13577,6 +13863,7 @@
           </w:tcPr>
           <w:p>
             <w:pPr>
+              <w:keepNext w:val="false"/>
               <w:spacing w:after="40" w:before="0"/>
               <w:jc w:val="left"/>
             </w:pPr>
@@ -13609,6 +13896,7 @@
           </w:tcPr>
           <w:p>
             <w:pPr>
+              <w:keepNext w:val="false"/>
               <w:spacing w:after="40" w:before="0"/>
               <w:jc w:val="left"/>
             </w:pPr>
@@ -13668,6 +13956,7 @@
           </w:tcPr>
           <w:p>
             <w:pPr>
+              <w:keepNext w:val="false"/>
               <w:spacing w:after="40" w:before="0"/>
               <w:jc w:val="center"/>
             </w:pPr>
@@ -13702,6 +13991,7 @@
           </w:tcPr>
           <w:p>
             <w:pPr>
+              <w:keepNext w:val="false"/>
               <w:spacing w:after="40" w:before="0"/>
               <w:jc w:val="left"/>
             </w:pPr>
@@ -13763,6 +14053,7 @@
           </w:tcPr>
           <w:p>
             <w:pPr>
+              <w:keepNext w:val="false"/>
               <w:spacing w:after="40" w:before="0"/>
               <w:jc w:val="center"/>
             </w:pPr>
@@ -13797,6 +14088,7 @@
           </w:tcPr>
           <w:p>
             <w:pPr>
+              <w:keepNext w:val="false"/>
               <w:spacing w:after="40" w:before="0"/>
               <w:jc w:val="left"/>
             </w:pPr>
@@ -13829,6 +14121,7 @@
           </w:tcPr>
           <w:p>
             <w:pPr>
+              <w:keepNext w:val="false"/>
               <w:spacing w:after="40" w:before="0"/>
               <w:jc w:val="left"/>
             </w:pPr>
@@ -13863,6 +14156,7 @@
           </w:tcPr>
           <w:p>
             <w:pPr>
+              <w:keepNext w:val="false"/>
               <w:spacing w:after="40" w:before="0"/>
               <w:jc w:val="left"/>
             </w:pPr>
@@ -13895,6 +14189,7 @@
           </w:tcPr>
           <w:p>
             <w:pPr>
+              <w:keepNext w:val="false"/>
               <w:spacing w:after="40" w:before="0"/>
               <w:jc w:val="left"/>
             </w:pPr>
@@ -13929,6 +14224,7 @@
           </w:tcPr>
           <w:p>
             <w:pPr>
+              <w:keepNext w:val="false"/>
               <w:spacing w:after="40" w:before="0"/>
               <w:jc w:val="left"/>
             </w:pPr>
@@ -13961,6 +14257,7 @@
           </w:tcPr>
           <w:p>
             <w:pPr>
+              <w:keepNext w:val="false"/>
               <w:spacing w:after="40" w:before="0"/>
               <w:jc w:val="left"/>
             </w:pPr>
@@ -13997,7 +14294,7 @@
         </w:rPr>
         <w:t xml:space="preserve">© 2026 SeaVuria and ARES. Aligned with KICD objectives. Developed by SeaVuria; technical implementation by ARES (with AI assistance from Claude). Licensed under </w:t>
       </w:r>
-      <w:hyperlink w:history="1" r:id="rIdfdqv4oknqq4y4rkb4_0mx">
+      <w:hyperlink w:history="1" r:id="rIdeiiamshnx5mt4c0hcwvif">
         <w:r>
           <w:rPr>
             <w:rFonts w:ascii="Arial" w:cs="Arial" w:eastAsia="Arial" w:hAnsi="Arial"/>
@@ -14018,7 +14315,7 @@
         </w:rPr>
         <w:t xml:space="preserve"> (</w:t>
       </w:r>
-      <w:hyperlink w:history="1" r:id="rIdzixlenahxraxqt4alzrnj">
+      <w:hyperlink w:history="1" r:id="rIdqaaxxsxoje5srwccsx_qp">
         <w:r>
           <w:rPr>
             <w:rFonts w:ascii="Arial" w:cs="Arial" w:eastAsia="Arial" w:hAnsi="Arial"/>
@@ -14078,6 +14375,7 @@
           </w:tcPr>
           <w:p>
             <w:pPr>
+              <w:keepNext w:val="false"/>
               <w:spacing w:after="40" w:before="0"/>
               <w:jc w:val="center"/>
             </w:pPr>
@@ -14113,6 +14411,7 @@
           </w:tcPr>
           <w:p>
             <w:pPr>
+              <w:keepNext w:val="false"/>
               <w:spacing w:after="40" w:before="0"/>
               <w:jc w:val="center"/>
             </w:pPr>
@@ -14147,6 +14446,7 @@
           </w:tcPr>
           <w:p>
             <w:pPr>
+              <w:keepNext w:val="false"/>
               <w:spacing w:after="40" w:before="0"/>
               <w:jc w:val="left"/>
             </w:pPr>
@@ -14179,6 +14479,7 @@
           </w:tcPr>
           <w:p>
             <w:pPr>
+              <w:keepNext w:val="false"/>
               <w:spacing w:after="40" w:before="0"/>
               <w:jc w:val="left"/>
             </w:pPr>
@@ -14213,6 +14514,7 @@
           </w:tcPr>
           <w:p>
             <w:pPr>
+              <w:keepNext w:val="false"/>
               <w:spacing w:after="40" w:before="0"/>
               <w:jc w:val="left"/>
             </w:pPr>
@@ -14245,6 +14547,7 @@
           </w:tcPr>
           <w:p>
             <w:pPr>
+              <w:keepNext w:val="false"/>
               <w:spacing w:after="40" w:before="0"/>
               <w:jc w:val="left"/>
             </w:pPr>
@@ -14279,6 +14582,7 @@
           </w:tcPr>
           <w:p>
             <w:pPr>
+              <w:keepNext w:val="false"/>
               <w:spacing w:after="40" w:before="0"/>
               <w:jc w:val="left"/>
             </w:pPr>
@@ -14311,6 +14615,7 @@
           </w:tcPr>
           <w:p>
             <w:pPr>
+              <w:keepNext w:val="false"/>
               <w:spacing w:after="40" w:before="0"/>
               <w:jc w:val="left"/>
             </w:pPr>
@@ -14345,6 +14650,7 @@
           </w:tcPr>
           <w:p>
             <w:pPr>
+              <w:keepNext w:val="false"/>
               <w:spacing w:after="40" w:before="0"/>
               <w:jc w:val="left"/>
             </w:pPr>
@@ -14377,6 +14683,7 @@
           </w:tcPr>
           <w:p>
             <w:pPr>
+              <w:keepNext w:val="false"/>
               <w:spacing w:after="40" w:before="0"/>
               <w:jc w:val="left"/>
             </w:pPr>
@@ -14411,6 +14718,7 @@
           </w:tcPr>
           <w:p>
             <w:pPr>
+              <w:keepNext w:val="false"/>
               <w:spacing w:after="40" w:before="0"/>
               <w:jc w:val="left"/>
             </w:pPr>
@@ -14443,6 +14751,7 @@
           </w:tcPr>
           <w:p>
             <w:pPr>
+              <w:keepNext w:val="false"/>
               <w:spacing w:after="40" w:before="0"/>
               <w:jc w:val="left"/>
             </w:pPr>
@@ -14477,6 +14786,7 @@
           </w:tcPr>
           <w:p>
             <w:pPr>
+              <w:keepNext w:val="false"/>
               <w:spacing w:after="40" w:before="0"/>
               <w:jc w:val="left"/>
             </w:pPr>
@@ -14509,6 +14819,7 @@
           </w:tcPr>
           <w:p>
             <w:pPr>
+              <w:keepNext w:val="false"/>
               <w:spacing w:after="40" w:before="0"/>
               <w:jc w:val="left"/>
             </w:pPr>
@@ -14543,6 +14854,7 @@
           </w:tcPr>
           <w:p>
             <w:pPr>
+              <w:keepNext w:val="false"/>
               <w:spacing w:after="40" w:before="0"/>
               <w:jc w:val="left"/>
             </w:pPr>
@@ -14575,6 +14887,7 @@
           </w:tcPr>
           <w:p>
             <w:pPr>
+              <w:keepNext w:val="false"/>
               <w:spacing w:after="40" w:before="0"/>
               <w:jc w:val="left"/>
             </w:pPr>
@@ -14609,6 +14922,7 @@
           </w:tcPr>
           <w:p>
             <w:pPr>
+              <w:keepNext w:val="false"/>
               <w:spacing w:after="40" w:before="0"/>
               <w:jc w:val="left"/>
             </w:pPr>
@@ -14641,6 +14955,7 @@
           </w:tcPr>
           <w:p>
             <w:pPr>
+              <w:keepNext w:val="false"/>
               <w:spacing w:after="40" w:before="0"/>
               <w:jc w:val="left"/>
             </w:pPr>
@@ -14700,6 +15015,7 @@
           </w:tcPr>
           <w:p>
             <w:pPr>
+              <w:keepNext w:val="false"/>
               <w:spacing w:after="40" w:before="0"/>
               <w:jc w:val="center"/>
             </w:pPr>
@@ -14734,6 +15050,7 @@
           </w:tcPr>
           <w:p>
             <w:pPr>
+              <w:keepNext w:val="false"/>
               <w:spacing w:after="40" w:before="0"/>
               <w:jc w:val="left"/>
             </w:pPr>
@@ -14798,6 +15115,7 @@
           </w:tcPr>
           <w:p>
             <w:pPr>
+              <w:keepNext w:val="false"/>
               <w:spacing w:after="40" w:before="0"/>
               <w:jc w:val="center"/>
             </w:pPr>
@@ -14832,6 +15150,7 @@
           </w:tcPr>
           <w:p>
             <w:pPr>
+              <w:keepNext w:val="false"/>
               <w:spacing w:after="40" w:before="0"/>
               <w:jc w:val="left"/>
             </w:pPr>
@@ -14864,6 +15183,7 @@
           </w:tcPr>
           <w:p>
             <w:pPr>
+              <w:keepNext w:val="false"/>
               <w:spacing w:after="40" w:before="0"/>
               <w:jc w:val="left"/>
             </w:pPr>
@@ -14896,6 +15216,7 @@
           </w:tcPr>
           <w:p>
             <w:pPr>
+              <w:keepNext w:val="false"/>
               <w:spacing w:after="40" w:before="0"/>
               <w:jc w:val="left"/>
             </w:pPr>
@@ -14928,6 +15249,7 @@
           </w:tcPr>
           <w:p>
             <w:pPr>
+              <w:keepNext w:val="false"/>
               <w:spacing w:after="40" w:before="0"/>
               <w:jc w:val="left"/>
             </w:pPr>
@@ -14960,6 +15282,7 @@
           </w:tcPr>
           <w:p>
             <w:pPr>
+              <w:keepNext w:val="false"/>
               <w:spacing w:after="40" w:before="0"/>
               <w:jc w:val="left"/>
             </w:pPr>
@@ -14994,6 +15317,7 @@
           </w:tcPr>
           <w:p>
             <w:pPr>
+              <w:keepNext w:val="false"/>
               <w:spacing w:after="40" w:before="0"/>
               <w:jc w:val="left"/>
             </w:pPr>
@@ -15031,7 +15355,7 @@
             <w:pPr>
               <w:spacing w:after="20" w:before="0"/>
             </w:pPr>
-            <w:hyperlink w:history="1" r:id="rIdghmrog6jmgyyo_hzignyx">
+            <w:hyperlink w:history="1" r:id="rIdfdttf50pteitgj0ffmyw-">
               <w:r>
                 <w:rPr>
                   <w:rFonts w:ascii="Arial" w:cs="Arial" w:eastAsia="Arial" w:hAnsi="Arial"/>
@@ -15080,7 +15404,7 @@
               <w:spacing w:after="10" w:before="0"/>
               <w:ind w:left="120"/>
             </w:pPr>
-            <w:hyperlink w:history="1" r:id="rIdvmf9ffp_87r1yb_a_y0qf">
+            <w:hyperlink w:history="1" r:id="rIdrgj752-lek3xycnwcgw6f">
               <w:r>
                 <w:rPr>
                   <w:rFonts w:ascii="Arial" w:cs="Arial" w:eastAsia="Arial" w:hAnsi="Arial"/>
@@ -15125,7 +15449,7 @@
             <w:pPr>
               <w:spacing w:after="20" w:before="0"/>
             </w:pPr>
-            <w:hyperlink w:history="1" r:id="rIduaozsber16zadcvd8uzkw">
+            <w:hyperlink w:history="1" r:id="rIddjpawhdhid3kdirmfniu0">
               <w:r>
                 <w:rPr>
                   <w:rFonts w:ascii="Arial" w:cs="Arial" w:eastAsia="Arial" w:hAnsi="Arial"/>
@@ -15174,7 +15498,7 @@
               <w:spacing w:after="10" w:before="0"/>
               <w:ind w:left="120"/>
             </w:pPr>
-            <w:hyperlink w:history="1" r:id="rIddfufcd8xjb622jsyvuymd">
+            <w:hyperlink w:history="1" r:id="rIdhxoo1fusu2mtg1ol65xjw">
               <w:r>
                 <w:rPr>
                   <w:rFonts w:ascii="Arial" w:cs="Arial" w:eastAsia="Arial" w:hAnsi="Arial"/>
@@ -15202,6 +15526,7 @@
           </w:tcPr>
           <w:p>
             <w:pPr>
+              <w:keepNext w:val="false"/>
               <w:spacing w:after="40" w:before="0"/>
               <w:jc w:val="left"/>
             </w:pPr>
@@ -15234,6 +15559,7 @@
           </w:tcPr>
           <w:p>
             <w:pPr>
+              <w:keepNext w:val="false"/>
               <w:spacing w:after="40" w:before="0"/>
               <w:jc w:val="left"/>
             </w:pPr>
@@ -15266,6 +15592,7 @@
           </w:tcPr>
           <w:p>
             <w:pPr>
+              <w:keepNext w:val="false"/>
               <w:spacing w:after="40" w:before="0"/>
               <w:jc w:val="left"/>
             </w:pPr>
@@ -15298,6 +15625,7 @@
           </w:tcPr>
           <w:p>
             <w:pPr>
+              <w:keepNext w:val="false"/>
               <w:spacing w:after="40" w:before="0"/>
               <w:jc w:val="left"/>
             </w:pPr>
@@ -15332,6 +15660,7 @@
           </w:tcPr>
           <w:p>
             <w:pPr>
+              <w:keepNext w:val="false"/>
               <w:spacing w:after="40" w:before="0"/>
               <w:jc w:val="left"/>
             </w:pPr>
@@ -15369,7 +15698,7 @@
             <w:pPr>
               <w:spacing w:after="20" w:before="0"/>
             </w:pPr>
-            <w:hyperlink w:history="1" r:id="rIdcxvuumtl1nxsla3ltgo-q">
+            <w:hyperlink w:history="1" r:id="rIdpha3s8hzvori1pnzdzobq">
               <w:r>
                 <w:rPr>
                   <w:rFonts w:ascii="Arial" w:cs="Arial" w:eastAsia="Arial" w:hAnsi="Arial"/>
@@ -15418,7 +15747,7 @@
               <w:spacing w:after="10" w:before="0"/>
               <w:ind w:left="120"/>
             </w:pPr>
-            <w:hyperlink w:history="1" r:id="rIdnmrbcwt6be-fzux0ufkgo">
+            <w:hyperlink w:history="1" r:id="rIdrny9yxd7n1ku2u5u-p0oi">
               <w:r>
                 <w:rPr>
                   <w:rFonts w:ascii="Arial" w:cs="Arial" w:eastAsia="Arial" w:hAnsi="Arial"/>
@@ -15463,7 +15792,7 @@
             <w:pPr>
               <w:spacing w:after="20" w:before="0"/>
             </w:pPr>
-            <w:hyperlink w:history="1" r:id="rId-jtwc83qk3e6yn0auvdb3">
+            <w:hyperlink w:history="1" r:id="rId1bqcrvz7omd-psbrw1vba">
               <w:r>
                 <w:rPr>
                   <w:rFonts w:ascii="Arial" w:cs="Arial" w:eastAsia="Arial" w:hAnsi="Arial"/>
@@ -15512,7 +15841,7 @@
               <w:spacing w:after="10" w:before="0"/>
               <w:ind w:left="120"/>
             </w:pPr>
-            <w:hyperlink w:history="1" r:id="rIdaz4dnsmqcttfqpkfgueth">
+            <w:hyperlink w:history="1" r:id="rIdcvenl1kczj-i4udujm7v_">
               <w:r>
                 <w:rPr>
                   <w:rFonts w:ascii="Arial" w:cs="Arial" w:eastAsia="Arial" w:hAnsi="Arial"/>
@@ -15540,6 +15869,7 @@
           </w:tcPr>
           <w:p>
             <w:pPr>
+              <w:keepNext w:val="false"/>
               <w:spacing w:after="40" w:before="0"/>
               <w:jc w:val="left"/>
             </w:pPr>
@@ -15572,6 +15902,7 @@
           </w:tcPr>
           <w:p>
             <w:pPr>
+              <w:keepNext w:val="false"/>
               <w:spacing w:after="40" w:before="0"/>
               <w:jc w:val="left"/>
             </w:pPr>
@@ -15604,6 +15935,7 @@
           </w:tcPr>
           <w:p>
             <w:pPr>
+              <w:keepNext w:val="false"/>
               <w:spacing w:after="40" w:before="0"/>
               <w:jc w:val="left"/>
             </w:pPr>
@@ -15636,6 +15968,7 @@
           </w:tcPr>
           <w:p>
             <w:pPr>
+              <w:keepNext w:val="false"/>
               <w:spacing w:after="40" w:before="0"/>
               <w:jc w:val="left"/>
             </w:pPr>
@@ -15670,6 +16003,7 @@
           </w:tcPr>
           <w:p>
             <w:pPr>
+              <w:keepNext w:val="false"/>
               <w:spacing w:after="40" w:before="0"/>
               <w:jc w:val="left"/>
             </w:pPr>
@@ -15707,7 +16041,7 @@
             <w:pPr>
               <w:spacing w:after="20" w:before="0"/>
             </w:pPr>
-            <w:hyperlink w:history="1" r:id="rIdoxfhle1pywvmfpyfnbcts">
+            <w:hyperlink w:history="1" r:id="rId1jmce5mx_z2i_-ble0a0b">
               <w:r>
                 <w:rPr>
                   <w:rFonts w:ascii="Arial" w:cs="Arial" w:eastAsia="Arial" w:hAnsi="Arial"/>
@@ -15756,7 +16090,7 @@
               <w:spacing w:after="10" w:before="0"/>
               <w:ind w:left="120"/>
             </w:pPr>
-            <w:hyperlink w:history="1" r:id="rIdomkeqrgxmgbvujddnsrel">
+            <w:hyperlink w:history="1" r:id="rId-rsottc7y0og3uxhnqnsp">
               <w:r>
                 <w:rPr>
                   <w:rFonts w:ascii="Arial" w:cs="Arial" w:eastAsia="Arial" w:hAnsi="Arial"/>
@@ -15801,7 +16135,7 @@
             <w:pPr>
               <w:spacing w:after="20" w:before="0"/>
             </w:pPr>
-            <w:hyperlink w:history="1" r:id="rIdeafad5p_ou_94vosgekwm">
+            <w:hyperlink w:history="1" r:id="rIdm3kffxcsicuicxxajamgy">
               <w:r>
                 <w:rPr>
                   <w:rFonts w:ascii="Arial" w:cs="Arial" w:eastAsia="Arial" w:hAnsi="Arial"/>
@@ -15850,7 +16184,7 @@
               <w:spacing w:after="10" w:before="0"/>
               <w:ind w:left="120"/>
             </w:pPr>
-            <w:hyperlink w:history="1" r:id="rIdmop0zkwuitsglpqbftjml">
+            <w:hyperlink w:history="1" r:id="rIduljp3fghjl-uejv0ipsht">
               <w:r>
                 <w:rPr>
                   <w:rFonts w:ascii="Arial" w:cs="Arial" w:eastAsia="Arial" w:hAnsi="Arial"/>
@@ -15878,6 +16212,7 @@
           </w:tcPr>
           <w:p>
             <w:pPr>
+              <w:keepNext w:val="false"/>
               <w:spacing w:after="40" w:before="0"/>
               <w:jc w:val="left"/>
             </w:pPr>
@@ -15910,6 +16245,7 @@
           </w:tcPr>
           <w:p>
             <w:pPr>
+              <w:keepNext w:val="false"/>
               <w:spacing w:after="40" w:before="0"/>
               <w:jc w:val="left"/>
             </w:pPr>
@@ -15942,6 +16278,7 @@
           </w:tcPr>
           <w:p>
             <w:pPr>
+              <w:keepNext w:val="false"/>
               <w:spacing w:after="40" w:before="0"/>
               <w:jc w:val="left"/>
             </w:pPr>
@@ -15974,6 +16311,7 @@
           </w:tcPr>
           <w:p>
             <w:pPr>
+              <w:keepNext w:val="false"/>
               <w:spacing w:after="40" w:before="0"/>
               <w:jc w:val="left"/>
             </w:pPr>
@@ -16008,6 +16346,7 @@
           </w:tcPr>
           <w:p>
             <w:pPr>
+              <w:keepNext w:val="false"/>
               <w:spacing w:after="40" w:before="0"/>
               <w:jc w:val="left"/>
             </w:pPr>
@@ -16045,7 +16384,7 @@
             <w:pPr>
               <w:spacing w:after="20" w:before="0"/>
             </w:pPr>
-            <w:hyperlink w:history="1" r:id="rIddgxkpxaceld9wy_nudxyr">
+            <w:hyperlink w:history="1" r:id="rIdjqpndf7zn5m2kav2nuvih">
               <w:r>
                 <w:rPr>
                   <w:rFonts w:ascii="Arial" w:cs="Arial" w:eastAsia="Arial" w:hAnsi="Arial"/>
@@ -16094,7 +16433,7 @@
               <w:spacing w:after="10" w:before="0"/>
               <w:ind w:left="120"/>
             </w:pPr>
-            <w:hyperlink w:history="1" r:id="rIdgbet1jtolxr8gwcnhk3nj">
+            <w:hyperlink w:history="1" r:id="rIdpuored8aa2zy6yg8o39yb">
               <w:r>
                 <w:rPr>
                   <w:rFonts w:ascii="Arial" w:cs="Arial" w:eastAsia="Arial" w:hAnsi="Arial"/>
@@ -16139,7 +16478,7 @@
             <w:pPr>
               <w:spacing w:after="20" w:before="0"/>
             </w:pPr>
-            <w:hyperlink w:history="1" r:id="rIdakwy8ppawpc_zkk23ll9m">
+            <w:hyperlink w:history="1" r:id="rIdz9pazk5canq8umxdh0h0q">
               <w:r>
                 <w:rPr>
                   <w:rFonts w:ascii="Arial" w:cs="Arial" w:eastAsia="Arial" w:hAnsi="Arial"/>
@@ -16188,7 +16527,7 @@
               <w:spacing w:after="10" w:before="0"/>
               <w:ind w:left="120"/>
             </w:pPr>
-            <w:hyperlink w:history="1" r:id="rIdyhs9kvp2mldphssb_inar">
+            <w:hyperlink w:history="1" r:id="rIdicrroqq0bvevvd7ezsuyb">
               <w:r>
                 <w:rPr>
                   <w:rFonts w:ascii="Arial" w:cs="Arial" w:eastAsia="Arial" w:hAnsi="Arial"/>
@@ -16216,6 +16555,7 @@
           </w:tcPr>
           <w:p>
             <w:pPr>
+              <w:keepNext w:val="false"/>
               <w:spacing w:after="40" w:before="0"/>
               <w:jc w:val="left"/>
             </w:pPr>
@@ -16248,6 +16588,7 @@
           </w:tcPr>
           <w:p>
             <w:pPr>
+              <w:keepNext w:val="false"/>
               <w:spacing w:after="40" w:before="0"/>
               <w:jc w:val="left"/>
             </w:pPr>
@@ -16280,6 +16621,7 @@
           </w:tcPr>
           <w:p>
             <w:pPr>
+              <w:keepNext w:val="false"/>
               <w:spacing w:after="40" w:before="0"/>
               <w:jc w:val="left"/>
             </w:pPr>
@@ -16312,6 +16654,7 @@
           </w:tcPr>
           <w:p>
             <w:pPr>
+              <w:keepNext w:val="false"/>
               <w:spacing w:after="40" w:before="0"/>
               <w:jc w:val="left"/>
             </w:pPr>
@@ -16346,6 +16689,7 @@
           </w:tcPr>
           <w:p>
             <w:pPr>
+              <w:keepNext w:val="false"/>
               <w:spacing w:after="40" w:before="0"/>
               <w:jc w:val="left"/>
             </w:pPr>
@@ -16383,7 +16727,7 @@
             <w:pPr>
               <w:spacing w:after="20" w:before="0"/>
             </w:pPr>
-            <w:hyperlink w:history="1" r:id="rIdfsddybuzwqncykfsvb5un">
+            <w:hyperlink w:history="1" r:id="rIdhfa6vsxaubjxnzbmozxv8">
               <w:r>
                 <w:rPr>
                   <w:rFonts w:ascii="Arial" w:cs="Arial" w:eastAsia="Arial" w:hAnsi="Arial"/>
@@ -16432,7 +16776,7 @@
               <w:spacing w:after="10" w:before="0"/>
               <w:ind w:left="120"/>
             </w:pPr>
-            <w:hyperlink w:history="1" r:id="rIdnozmrtmhktp_bz8gwahdt">
+            <w:hyperlink w:history="1" r:id="rIdjip8lgwh97vo5rfjbg52o">
               <w:r>
                 <w:rPr>
                   <w:rFonts w:ascii="Arial" w:cs="Arial" w:eastAsia="Arial" w:hAnsi="Arial"/>
@@ -16477,7 +16821,7 @@
             <w:pPr>
               <w:spacing w:after="20" w:before="0"/>
             </w:pPr>
-            <w:hyperlink w:history="1" r:id="rId6igyya0bg0fj3sblm5ppb">
+            <w:hyperlink w:history="1" r:id="rIdilpaybekltctctklpwusj">
               <w:r>
                 <w:rPr>
                   <w:rFonts w:ascii="Arial" w:cs="Arial" w:eastAsia="Arial" w:hAnsi="Arial"/>
@@ -16526,7 +16870,7 @@
               <w:spacing w:after="10" w:before="0"/>
               <w:ind w:left="120"/>
             </w:pPr>
-            <w:hyperlink w:history="1" r:id="rIdz8ikeo4bmhni1bk0gbc0p">
+            <w:hyperlink w:history="1" r:id="rIdbydi2ta8euutrbgyresax">
               <w:r>
                 <w:rPr>
                   <w:rFonts w:ascii="Arial" w:cs="Arial" w:eastAsia="Arial" w:hAnsi="Arial"/>
@@ -16554,6 +16898,7 @@
           </w:tcPr>
           <w:p>
             <w:pPr>
+              <w:keepNext w:val="false"/>
               <w:spacing w:after="40" w:before="0"/>
               <w:jc w:val="left"/>
             </w:pPr>
@@ -16586,6 +16931,7 @@
           </w:tcPr>
           <w:p>
             <w:pPr>
+              <w:keepNext w:val="false"/>
               <w:spacing w:after="40" w:before="0"/>
               <w:jc w:val="left"/>
             </w:pPr>
@@ -16618,6 +16964,7 @@
           </w:tcPr>
           <w:p>
             <w:pPr>
+              <w:keepNext w:val="false"/>
               <w:spacing w:after="40" w:before="0"/>
               <w:jc w:val="left"/>
             </w:pPr>
@@ -16650,6 +16997,7 @@
           </w:tcPr>
           <w:p>
             <w:pPr>
+              <w:keepNext w:val="false"/>
               <w:spacing w:after="40" w:before="0"/>
               <w:jc w:val="left"/>
             </w:pPr>
@@ -16709,6 +17057,7 @@
           </w:tcPr>
           <w:p>
             <w:pPr>
+              <w:keepNext w:val="false"/>
               <w:spacing w:after="40" w:before="0"/>
               <w:jc w:val="center"/>
             </w:pPr>
@@ -16743,6 +17092,7 @@
           </w:tcPr>
           <w:p>
             <w:pPr>
+              <w:keepNext w:val="false"/>
               <w:spacing w:after="40" w:before="0"/>
               <w:jc w:val="left"/>
             </w:pPr>
@@ -16804,6 +17154,7 @@
           </w:tcPr>
           <w:p>
             <w:pPr>
+              <w:keepNext w:val="false"/>
               <w:spacing w:after="40" w:before="0"/>
               <w:jc w:val="center"/>
             </w:pPr>
@@ -16838,6 +17189,7 @@
           </w:tcPr>
           <w:p>
             <w:pPr>
+              <w:keepNext w:val="false"/>
               <w:spacing w:after="40" w:before="0"/>
               <w:jc w:val="left"/>
             </w:pPr>
@@ -16870,6 +17222,7 @@
           </w:tcPr>
           <w:p>
             <w:pPr>
+              <w:keepNext w:val="false"/>
               <w:spacing w:after="40" w:before="0"/>
               <w:jc w:val="left"/>
             </w:pPr>
@@ -16904,6 +17257,7 @@
           </w:tcPr>
           <w:p>
             <w:pPr>
+              <w:keepNext w:val="false"/>
               <w:spacing w:after="40" w:before="0"/>
               <w:jc w:val="left"/>
             </w:pPr>
@@ -16936,6 +17290,7 @@
           </w:tcPr>
           <w:p>
             <w:pPr>
+              <w:keepNext w:val="false"/>
               <w:spacing w:after="40" w:before="0"/>
               <w:jc w:val="left"/>
             </w:pPr>
@@ -16970,6 +17325,7 @@
           </w:tcPr>
           <w:p>
             <w:pPr>
+              <w:keepNext w:val="false"/>
               <w:spacing w:after="40" w:before="0"/>
               <w:jc w:val="left"/>
             </w:pPr>
@@ -17002,6 +17358,7 @@
           </w:tcPr>
           <w:p>
             <w:pPr>
+              <w:keepNext w:val="false"/>
               <w:spacing w:after="40" w:before="0"/>
               <w:jc w:val="left"/>
             </w:pPr>
@@ -17038,7 +17395,7 @@
         </w:rPr>
         <w:t xml:space="preserve">© 2026 SeaVuria and ARES. Aligned with KICD objectives. Developed by SeaVuria; technical implementation by ARES (with AI assistance from Claude). Licensed under </w:t>
       </w:r>
-      <w:hyperlink w:history="1" r:id="rIdwfwvrqmhf-aqrjsxelp-q">
+      <w:hyperlink w:history="1" r:id="rId7euxj7eyp5c4099fzrsis">
         <w:r>
           <w:rPr>
             <w:rFonts w:ascii="Arial" w:cs="Arial" w:eastAsia="Arial" w:hAnsi="Arial"/>
@@ -17059,7 +17416,7 @@
         </w:rPr>
         <w:t xml:space="preserve"> (</w:t>
       </w:r>
-      <w:hyperlink w:history="1" r:id="rIdgfh_1_bszh172ycxm-x6k">
+      <w:hyperlink w:history="1" r:id="rIdqdssxlqjmz9eowtpddi02">
         <w:r>
           <w:rPr>
             <w:rFonts w:ascii="Arial" w:cs="Arial" w:eastAsia="Arial" w:hAnsi="Arial"/>
@@ -17119,6 +17476,7 @@
           </w:tcPr>
           <w:p>
             <w:pPr>
+              <w:keepNext w:val="false"/>
               <w:spacing w:after="40" w:before="0"/>
               <w:jc w:val="center"/>
             </w:pPr>
@@ -17154,6 +17512,7 @@
           </w:tcPr>
           <w:p>
             <w:pPr>
+              <w:keepNext w:val="false"/>
               <w:spacing w:after="40" w:before="0"/>
               <w:jc w:val="center"/>
             </w:pPr>
@@ -17188,6 +17547,7 @@
           </w:tcPr>
           <w:p>
             <w:pPr>
+              <w:keepNext w:val="false"/>
               <w:spacing w:after="40" w:before="0"/>
               <w:jc w:val="left"/>
             </w:pPr>
@@ -17220,6 +17580,7 @@
           </w:tcPr>
           <w:p>
             <w:pPr>
+              <w:keepNext w:val="false"/>
               <w:spacing w:after="40" w:before="0"/>
               <w:jc w:val="left"/>
             </w:pPr>
@@ -17254,6 +17615,7 @@
           </w:tcPr>
           <w:p>
             <w:pPr>
+              <w:keepNext w:val="false"/>
               <w:spacing w:after="40" w:before="0"/>
               <w:jc w:val="left"/>
             </w:pPr>
@@ -17286,6 +17648,7 @@
           </w:tcPr>
           <w:p>
             <w:pPr>
+              <w:keepNext w:val="false"/>
               <w:spacing w:after="40" w:before="0"/>
               <w:jc w:val="left"/>
             </w:pPr>
@@ -17320,6 +17683,7 @@
           </w:tcPr>
           <w:p>
             <w:pPr>
+              <w:keepNext w:val="false"/>
               <w:spacing w:after="40" w:before="0"/>
               <w:jc w:val="left"/>
             </w:pPr>
@@ -17352,6 +17716,7 @@
           </w:tcPr>
           <w:p>
             <w:pPr>
+              <w:keepNext w:val="false"/>
               <w:spacing w:after="40" w:before="0"/>
               <w:jc w:val="left"/>
             </w:pPr>
@@ -17386,6 +17751,7 @@
           </w:tcPr>
           <w:p>
             <w:pPr>
+              <w:keepNext w:val="false"/>
               <w:spacing w:after="40" w:before="0"/>
               <w:jc w:val="left"/>
             </w:pPr>
@@ -17418,6 +17784,7 @@
           </w:tcPr>
           <w:p>
             <w:pPr>
+              <w:keepNext w:val="false"/>
               <w:spacing w:after="40" w:before="0"/>
               <w:jc w:val="left"/>
             </w:pPr>
@@ -17452,6 +17819,7 @@
           </w:tcPr>
           <w:p>
             <w:pPr>
+              <w:keepNext w:val="false"/>
               <w:spacing w:after="40" w:before="0"/>
               <w:jc w:val="left"/>
             </w:pPr>
@@ -17484,6 +17852,7 @@
           </w:tcPr>
           <w:p>
             <w:pPr>
+              <w:keepNext w:val="false"/>
               <w:spacing w:after="40" w:before="0"/>
               <w:jc w:val="left"/>
             </w:pPr>
@@ -17518,6 +17887,7 @@
           </w:tcPr>
           <w:p>
             <w:pPr>
+              <w:keepNext w:val="false"/>
               <w:spacing w:after="40" w:before="0"/>
               <w:jc w:val="left"/>
             </w:pPr>
@@ -17550,6 +17920,7 @@
           </w:tcPr>
           <w:p>
             <w:pPr>
+              <w:keepNext w:val="false"/>
               <w:spacing w:after="40" w:before="0"/>
               <w:jc w:val="left"/>
             </w:pPr>
@@ -17584,6 +17955,7 @@
           </w:tcPr>
           <w:p>
             <w:pPr>
+              <w:keepNext w:val="false"/>
               <w:spacing w:after="40" w:before="0"/>
               <w:jc w:val="left"/>
             </w:pPr>
@@ -17616,6 +17988,7 @@
           </w:tcPr>
           <w:p>
             <w:pPr>
+              <w:keepNext w:val="false"/>
               <w:spacing w:after="40" w:before="0"/>
               <w:jc w:val="left"/>
             </w:pPr>
@@ -17650,6 +18023,7 @@
           </w:tcPr>
           <w:p>
             <w:pPr>
+              <w:keepNext w:val="false"/>
               <w:spacing w:after="40" w:before="0"/>
               <w:jc w:val="left"/>
             </w:pPr>
@@ -17682,6 +18056,7 @@
           </w:tcPr>
           <w:p>
             <w:pPr>
+              <w:keepNext w:val="false"/>
               <w:spacing w:after="40" w:before="0"/>
               <w:jc w:val="left"/>
             </w:pPr>
@@ -17741,6 +18116,7 @@
           </w:tcPr>
           <w:p>
             <w:pPr>
+              <w:keepNext w:val="false"/>
               <w:spacing w:after="40" w:before="0"/>
               <w:jc w:val="center"/>
             </w:pPr>
@@ -17775,6 +18151,7 @@
           </w:tcPr>
           <w:p>
             <w:pPr>
+              <w:keepNext w:val="false"/>
               <w:spacing w:after="40" w:before="0"/>
               <w:jc w:val="left"/>
             </w:pPr>
@@ -17839,6 +18216,7 @@
           </w:tcPr>
           <w:p>
             <w:pPr>
+              <w:keepNext w:val="false"/>
               <w:spacing w:after="40" w:before="0"/>
               <w:jc w:val="center"/>
             </w:pPr>
@@ -17873,6 +18251,7 @@
           </w:tcPr>
           <w:p>
             <w:pPr>
+              <w:keepNext w:val="false"/>
               <w:spacing w:after="40" w:before="0"/>
               <w:jc w:val="left"/>
             </w:pPr>
@@ -17905,6 +18284,7 @@
           </w:tcPr>
           <w:p>
             <w:pPr>
+              <w:keepNext w:val="false"/>
               <w:spacing w:after="40" w:before="0"/>
               <w:jc w:val="left"/>
             </w:pPr>
@@ -17937,6 +18317,7 @@
           </w:tcPr>
           <w:p>
             <w:pPr>
+              <w:keepNext w:val="false"/>
               <w:spacing w:after="40" w:before="0"/>
               <w:jc w:val="left"/>
             </w:pPr>
@@ -17969,6 +18350,7 @@
           </w:tcPr>
           <w:p>
             <w:pPr>
+              <w:keepNext w:val="false"/>
               <w:spacing w:after="40" w:before="0"/>
               <w:jc w:val="left"/>
             </w:pPr>
@@ -18001,6 +18383,7 @@
           </w:tcPr>
           <w:p>
             <w:pPr>
+              <w:keepNext w:val="false"/>
               <w:spacing w:after="40" w:before="0"/>
               <w:jc w:val="left"/>
             </w:pPr>
@@ -18035,6 +18418,7 @@
           </w:tcPr>
           <w:p>
             <w:pPr>
+              <w:keepNext w:val="false"/>
               <w:spacing w:after="40" w:before="0"/>
               <w:jc w:val="left"/>
             </w:pPr>
@@ -18072,7 +18456,7 @@
             <w:pPr>
               <w:spacing w:after="20" w:before="0"/>
             </w:pPr>
-            <w:hyperlink w:history="1" r:id="rIdtzeg8msibeveuurtlcrn2">
+            <w:hyperlink w:history="1" r:id="rIdbfqkjv3rm9t2pndhso3zf">
               <w:r>
                 <w:rPr>
                   <w:rFonts w:ascii="Arial" w:cs="Arial" w:eastAsia="Arial" w:hAnsi="Arial"/>
@@ -18121,7 +18505,7 @@
               <w:spacing w:after="10" w:before="0"/>
               <w:ind w:left="120"/>
             </w:pPr>
-            <w:hyperlink w:history="1" r:id="rIdknnq1yxtpgriq9skrbicd">
+            <w:hyperlink w:history="1" r:id="rId4_feyl5etivpth5vmb8vr">
               <w:r>
                 <w:rPr>
                   <w:rFonts w:ascii="Arial" w:cs="Arial" w:eastAsia="Arial" w:hAnsi="Arial"/>
@@ -18183,7 +18567,7 @@
               <w:spacing w:after="10" w:before="0"/>
               <w:ind w:left="120"/>
             </w:pPr>
-            <w:hyperlink w:history="1" r:id="rIdxcfdxuiauzhzwwbeod-su">
+            <w:hyperlink w:history="1" r:id="rId3v34zotqr4kcj7zdcpsrz">
               <w:r>
                 <w:rPr>
                   <w:rFonts w:ascii="Arial" w:cs="Arial" w:eastAsia="Arial" w:hAnsi="Arial"/>
@@ -18226,6 +18610,7 @@
           </w:tcPr>
           <w:p>
             <w:pPr>
+              <w:keepNext w:val="false"/>
               <w:spacing w:after="40" w:before="0"/>
               <w:jc w:val="left"/>
             </w:pPr>
@@ -18258,6 +18643,7 @@
           </w:tcPr>
           <w:p>
             <w:pPr>
+              <w:keepNext w:val="false"/>
               <w:spacing w:after="40" w:before="0"/>
               <w:jc w:val="left"/>
             </w:pPr>
@@ -18290,6 +18676,7 @@
           </w:tcPr>
           <w:p>
             <w:pPr>
+              <w:keepNext w:val="false"/>
               <w:spacing w:after="40" w:before="0"/>
               <w:jc w:val="left"/>
             </w:pPr>
@@ -18322,6 +18709,7 @@
           </w:tcPr>
           <w:p>
             <w:pPr>
+              <w:keepNext w:val="false"/>
               <w:spacing w:after="40" w:before="0"/>
               <w:jc w:val="left"/>
             </w:pPr>
@@ -18356,6 +18744,7 @@
           </w:tcPr>
           <w:p>
             <w:pPr>
+              <w:keepNext w:val="false"/>
               <w:spacing w:after="40" w:before="0"/>
               <w:jc w:val="left"/>
             </w:pPr>
@@ -18393,7 +18782,7 @@
             <w:pPr>
               <w:spacing w:after="20" w:before="0"/>
             </w:pPr>
-            <w:hyperlink w:history="1" r:id="rIdgs8-3r6yiz6dev8rynghl">
+            <w:hyperlink w:history="1" r:id="rIdwhaklbngxkx0pv0sfu-ck">
               <w:r>
                 <w:rPr>
                   <w:rFonts w:ascii="Arial" w:cs="Arial" w:eastAsia="Arial" w:hAnsi="Arial"/>
@@ -18442,7 +18831,7 @@
               <w:spacing w:after="10" w:before="0"/>
               <w:ind w:left="120"/>
             </w:pPr>
-            <w:hyperlink w:history="1" r:id="rIdbj3ozqzjjkfcuc2ofu7wh">
+            <w:hyperlink w:history="1" r:id="rIdmijavezyqu-uutcbt-juj">
               <w:r>
                 <w:rPr>
                   <w:rFonts w:ascii="Arial" w:cs="Arial" w:eastAsia="Arial" w:hAnsi="Arial"/>
@@ -18504,7 +18893,7 @@
               <w:spacing w:after="10" w:before="0"/>
               <w:ind w:left="120"/>
             </w:pPr>
-            <w:hyperlink w:history="1" r:id="rId9cd5qs4zchpmy04ze4yir">
+            <w:hyperlink w:history="1" r:id="rIdflnjywz8cjvrubuzd1h_y">
               <w:r>
                 <w:rPr>
                   <w:rFonts w:ascii="Arial" w:cs="Arial" w:eastAsia="Arial" w:hAnsi="Arial"/>
@@ -18547,6 +18936,7 @@
           </w:tcPr>
           <w:p>
             <w:pPr>
+              <w:keepNext w:val="false"/>
               <w:spacing w:after="40" w:before="0"/>
               <w:jc w:val="left"/>
             </w:pPr>
@@ -18579,6 +18969,7 @@
           </w:tcPr>
           <w:p>
             <w:pPr>
+              <w:keepNext w:val="false"/>
               <w:spacing w:after="40" w:before="0"/>
               <w:jc w:val="left"/>
             </w:pPr>
@@ -18611,6 +19002,7 @@
           </w:tcPr>
           <w:p>
             <w:pPr>
+              <w:keepNext w:val="false"/>
               <w:spacing w:after="40" w:before="0"/>
               <w:jc w:val="left"/>
             </w:pPr>
@@ -18643,6 +19035,7 @@
           </w:tcPr>
           <w:p>
             <w:pPr>
+              <w:keepNext w:val="false"/>
               <w:spacing w:after="40" w:before="0"/>
               <w:jc w:val="left"/>
             </w:pPr>
@@ -18677,6 +19070,7 @@
           </w:tcPr>
           <w:p>
             <w:pPr>
+              <w:keepNext w:val="false"/>
               <w:spacing w:after="40" w:before="0"/>
               <w:jc w:val="left"/>
             </w:pPr>
@@ -18714,7 +19108,7 @@
             <w:pPr>
               <w:spacing w:after="20" w:before="0"/>
             </w:pPr>
-            <w:hyperlink w:history="1" r:id="rId0smqmnzbvkh6kdivo1fnm">
+            <w:hyperlink w:history="1" r:id="rIdgbhajvffd6i4gqf5xl8zh">
               <w:r>
                 <w:rPr>
                   <w:rFonts w:ascii="Arial" w:cs="Arial" w:eastAsia="Arial" w:hAnsi="Arial"/>
@@ -18763,7 +19157,7 @@
               <w:spacing w:after="10" w:before="0"/>
               <w:ind w:left="120"/>
             </w:pPr>
-            <w:hyperlink w:history="1" r:id="rIdci7gb8snannyphluym8pq">
+            <w:hyperlink w:history="1" r:id="rIdo8-mk7ucv9nakbp8a25li">
               <w:r>
                 <w:rPr>
                   <w:rFonts w:ascii="Arial" w:cs="Arial" w:eastAsia="Arial" w:hAnsi="Arial"/>
@@ -18825,7 +19219,7 @@
               <w:spacing w:after="10" w:before="0"/>
               <w:ind w:left="120"/>
             </w:pPr>
-            <w:hyperlink w:history="1" r:id="rIdc2qejzx2objnkub_9tmh2">
+            <w:hyperlink w:history="1" r:id="rIdibnuuznqrsmdtfx4cgneb">
               <w:r>
                 <w:rPr>
                   <w:rFonts w:ascii="Arial" w:cs="Arial" w:eastAsia="Arial" w:hAnsi="Arial"/>
@@ -18868,6 +19262,7 @@
           </w:tcPr>
           <w:p>
             <w:pPr>
+              <w:keepNext w:val="false"/>
               <w:spacing w:after="40" w:before="0"/>
               <w:jc w:val="left"/>
             </w:pPr>
@@ -18900,6 +19295,7 @@
           </w:tcPr>
           <w:p>
             <w:pPr>
+              <w:keepNext w:val="false"/>
               <w:spacing w:after="40" w:before="0"/>
               <w:jc w:val="left"/>
             </w:pPr>
@@ -18932,6 +19328,7 @@
           </w:tcPr>
           <w:p>
             <w:pPr>
+              <w:keepNext w:val="false"/>
               <w:spacing w:after="40" w:before="0"/>
               <w:jc w:val="left"/>
             </w:pPr>
@@ -18964,6 +19361,7 @@
           </w:tcPr>
           <w:p>
             <w:pPr>
+              <w:keepNext w:val="false"/>
               <w:spacing w:after="40" w:before="0"/>
               <w:jc w:val="left"/>
             </w:pPr>
@@ -18998,6 +19396,7 @@
           </w:tcPr>
           <w:p>
             <w:pPr>
+              <w:keepNext w:val="false"/>
               <w:spacing w:after="40" w:before="0"/>
               <w:jc w:val="left"/>
             </w:pPr>
@@ -19035,7 +19434,7 @@
             <w:pPr>
               <w:spacing w:after="20" w:before="0"/>
             </w:pPr>
-            <w:hyperlink w:history="1" r:id="rIdfjoehh4inwgprtfo81akk">
+            <w:hyperlink w:history="1" r:id="rIdnrenatzeo43onhqt3nequ">
               <w:r>
                 <w:rPr>
                   <w:rFonts w:ascii="Arial" w:cs="Arial" w:eastAsia="Arial" w:hAnsi="Arial"/>
@@ -19084,7 +19483,7 @@
               <w:spacing w:after="10" w:before="0"/>
               <w:ind w:left="120"/>
             </w:pPr>
-            <w:hyperlink w:history="1" r:id="rIdabi82wyd2kg3zvi3nslg8">
+            <w:hyperlink w:history="1" r:id="rIdnk0j_tylgi-tgmg46pxdv">
               <w:r>
                 <w:rPr>
                   <w:rFonts w:ascii="Arial" w:cs="Arial" w:eastAsia="Arial" w:hAnsi="Arial"/>
@@ -19146,7 +19545,7 @@
               <w:spacing w:after="10" w:before="0"/>
               <w:ind w:left="120"/>
             </w:pPr>
-            <w:hyperlink w:history="1" r:id="rIdxywjzaiqzyuqdwty-_ka6">
+            <w:hyperlink w:history="1" r:id="rIdktymzirjeevbsr8i_aa-4">
               <w:r>
                 <w:rPr>
                   <w:rFonts w:ascii="Arial" w:cs="Arial" w:eastAsia="Arial" w:hAnsi="Arial"/>
@@ -19189,6 +19588,7 @@
           </w:tcPr>
           <w:p>
             <w:pPr>
+              <w:keepNext w:val="false"/>
               <w:spacing w:after="40" w:before="0"/>
               <w:jc w:val="left"/>
             </w:pPr>
@@ -19221,6 +19621,7 @@
           </w:tcPr>
           <w:p>
             <w:pPr>
+              <w:keepNext w:val="false"/>
               <w:spacing w:after="40" w:before="0"/>
               <w:jc w:val="left"/>
             </w:pPr>
@@ -19253,6 +19654,7 @@
           </w:tcPr>
           <w:p>
             <w:pPr>
+              <w:keepNext w:val="false"/>
               <w:spacing w:after="40" w:before="0"/>
               <w:jc w:val="left"/>
             </w:pPr>
@@ -19285,6 +19687,7 @@
           </w:tcPr>
           <w:p>
             <w:pPr>
+              <w:keepNext w:val="false"/>
               <w:spacing w:after="40" w:before="0"/>
               <w:jc w:val="left"/>
             </w:pPr>
@@ -19319,6 +19722,7 @@
           </w:tcPr>
           <w:p>
             <w:pPr>
+              <w:keepNext w:val="false"/>
               <w:spacing w:after="40" w:before="0"/>
               <w:jc w:val="left"/>
             </w:pPr>
@@ -19356,7 +19760,7 @@
             <w:pPr>
               <w:spacing w:after="20" w:before="0"/>
             </w:pPr>
-            <w:hyperlink w:history="1" r:id="rId7gy3g5ryxksd_sdbzghsw">
+            <w:hyperlink w:history="1" r:id="rIdkbnlfpau6pipurlvdtmi0">
               <w:r>
                 <w:rPr>
                   <w:rFonts w:ascii="Arial" w:cs="Arial" w:eastAsia="Arial" w:hAnsi="Arial"/>
@@ -19405,7 +19809,7 @@
               <w:spacing w:after="10" w:before="0"/>
               <w:ind w:left="120"/>
             </w:pPr>
-            <w:hyperlink w:history="1" r:id="rIdo30jzju38gd1kvtxt0cq4">
+            <w:hyperlink w:history="1" r:id="rIdn42jphusomearif_iuqsu">
               <w:r>
                 <w:rPr>
                   <w:rFonts w:ascii="Arial" w:cs="Arial" w:eastAsia="Arial" w:hAnsi="Arial"/>
@@ -19467,7 +19871,7 @@
               <w:spacing w:after="10" w:before="0"/>
               <w:ind w:left="120"/>
             </w:pPr>
-            <w:hyperlink w:history="1" r:id="rIdjpilqxnw5fwompm_128eh">
+            <w:hyperlink w:history="1" r:id="rIdzc0eefpyi3xa3wtkrn-se">
               <w:r>
                 <w:rPr>
                   <w:rFonts w:ascii="Arial" w:cs="Arial" w:eastAsia="Arial" w:hAnsi="Arial"/>
@@ -19510,6 +19914,7 @@
           </w:tcPr>
           <w:p>
             <w:pPr>
+              <w:keepNext w:val="false"/>
               <w:spacing w:after="40" w:before="0"/>
               <w:jc w:val="left"/>
             </w:pPr>
@@ -19542,6 +19947,7 @@
           </w:tcPr>
           <w:p>
             <w:pPr>
+              <w:keepNext w:val="false"/>
               <w:spacing w:after="40" w:before="0"/>
               <w:jc w:val="left"/>
             </w:pPr>
@@ -19574,6 +19980,7 @@
           </w:tcPr>
           <w:p>
             <w:pPr>
+              <w:keepNext w:val="false"/>
               <w:spacing w:after="40" w:before="0"/>
               <w:jc w:val="left"/>
             </w:pPr>
@@ -19606,6 +20013,7 @@
           </w:tcPr>
           <w:p>
             <w:pPr>
+              <w:keepNext w:val="false"/>
               <w:spacing w:after="40" w:before="0"/>
               <w:jc w:val="left"/>
             </w:pPr>
@@ -19665,6 +20073,7 @@
           </w:tcPr>
           <w:p>
             <w:pPr>
+              <w:keepNext w:val="false"/>
               <w:spacing w:after="40" w:before="0"/>
               <w:jc w:val="center"/>
             </w:pPr>
@@ -19699,6 +20108,7 @@
           </w:tcPr>
           <w:p>
             <w:pPr>
+              <w:keepNext w:val="false"/>
               <w:spacing w:after="40" w:before="0"/>
               <w:jc w:val="left"/>
             </w:pPr>
@@ -19760,6 +20170,7 @@
           </w:tcPr>
           <w:p>
             <w:pPr>
+              <w:keepNext w:val="false"/>
               <w:spacing w:after="40" w:before="0"/>
               <w:jc w:val="center"/>
             </w:pPr>
@@ -19794,6 +20205,7 @@
           </w:tcPr>
           <w:p>
             <w:pPr>
+              <w:keepNext w:val="false"/>
               <w:spacing w:after="40" w:before="0"/>
               <w:jc w:val="left"/>
             </w:pPr>
@@ -19826,6 +20238,7 @@
           </w:tcPr>
           <w:p>
             <w:pPr>
+              <w:keepNext w:val="false"/>
               <w:spacing w:after="40" w:before="0"/>
               <w:jc w:val="left"/>
             </w:pPr>
@@ -19860,6 +20273,7 @@
           </w:tcPr>
           <w:p>
             <w:pPr>
+              <w:keepNext w:val="false"/>
               <w:spacing w:after="40" w:before="0"/>
               <w:jc w:val="left"/>
             </w:pPr>
@@ -19892,6 +20306,7 @@
           </w:tcPr>
           <w:p>
             <w:pPr>
+              <w:keepNext w:val="false"/>
               <w:spacing w:after="40" w:before="0"/>
               <w:jc w:val="left"/>
             </w:pPr>
@@ -19926,6 +20341,7 @@
           </w:tcPr>
           <w:p>
             <w:pPr>
+              <w:keepNext w:val="false"/>
               <w:spacing w:after="40" w:before="0"/>
               <w:jc w:val="left"/>
             </w:pPr>
@@ -19958,6 +20374,7 @@
           </w:tcPr>
           <w:p>
             <w:pPr>
+              <w:keepNext w:val="false"/>
               <w:spacing w:after="40" w:before="0"/>
               <w:jc w:val="left"/>
             </w:pPr>
@@ -19994,7 +20411,7 @@
         </w:rPr>
         <w:t xml:space="preserve">© 2026 SeaVuria and ARES. Aligned with KICD objectives. Developed by SeaVuria; technical implementation by ARES (with AI assistance from Claude). Licensed under </w:t>
       </w:r>
-      <w:hyperlink w:history="1" r:id="rIdsok0odoq3qpbwdgq-8-ca">
+      <w:hyperlink w:history="1" r:id="rIdhpt-hbfao09gfdsjtg_tl">
         <w:r>
           <w:rPr>
             <w:rFonts w:ascii="Arial" w:cs="Arial" w:eastAsia="Arial" w:hAnsi="Arial"/>
@@ -20015,7 +20432,7 @@
         </w:rPr>
         <w:t xml:space="preserve"> (</w:t>
       </w:r>
-      <w:hyperlink w:history="1" r:id="rIdoq-tk7iiz9ct6vaat-sgt">
+      <w:hyperlink w:history="1" r:id="rIdttyn1kdo97ewojuqo1zp0">
         <w:r>
           <w:rPr>
             <w:rFonts w:ascii="Arial" w:cs="Arial" w:eastAsia="Arial" w:hAnsi="Arial"/>
@@ -20075,6 +20492,7 @@
           </w:tcPr>
           <w:p>
             <w:pPr>
+              <w:keepNext w:val="false"/>
               <w:spacing w:after="40" w:before="0"/>
               <w:jc w:val="center"/>
             </w:pPr>
@@ -20110,6 +20528,7 @@
           </w:tcPr>
           <w:p>
             <w:pPr>
+              <w:keepNext w:val="false"/>
               <w:spacing w:after="40" w:before="0"/>
               <w:jc w:val="center"/>
             </w:pPr>
@@ -20144,6 +20563,7 @@
           </w:tcPr>
           <w:p>
             <w:pPr>
+              <w:keepNext w:val="false"/>
               <w:spacing w:after="40" w:before="0"/>
               <w:jc w:val="left"/>
             </w:pPr>
@@ -20176,6 +20596,7 @@
           </w:tcPr>
           <w:p>
             <w:pPr>
+              <w:keepNext w:val="false"/>
               <w:spacing w:after="40" w:before="0"/>
               <w:jc w:val="left"/>
             </w:pPr>
@@ -20210,6 +20631,7 @@
           </w:tcPr>
           <w:p>
             <w:pPr>
+              <w:keepNext w:val="false"/>
               <w:spacing w:after="40" w:before="0"/>
               <w:jc w:val="left"/>
             </w:pPr>
@@ -20242,6 +20664,7 @@
           </w:tcPr>
           <w:p>
             <w:pPr>
+              <w:keepNext w:val="false"/>
               <w:spacing w:after="40" w:before="0"/>
               <w:jc w:val="left"/>
             </w:pPr>
@@ -20276,6 +20699,7 @@
           </w:tcPr>
           <w:p>
             <w:pPr>
+              <w:keepNext w:val="false"/>
               <w:spacing w:after="40" w:before="0"/>
               <w:jc w:val="left"/>
             </w:pPr>
@@ -20308,6 +20732,7 @@
           </w:tcPr>
           <w:p>
             <w:pPr>
+              <w:keepNext w:val="false"/>
               <w:spacing w:after="40" w:before="0"/>
               <w:jc w:val="left"/>
             </w:pPr>
@@ -20342,6 +20767,7 @@
           </w:tcPr>
           <w:p>
             <w:pPr>
+              <w:keepNext w:val="false"/>
               <w:spacing w:after="40" w:before="0"/>
               <w:jc w:val="left"/>
             </w:pPr>
@@ -20374,6 +20800,7 @@
           </w:tcPr>
           <w:p>
             <w:pPr>
+              <w:keepNext w:val="false"/>
               <w:spacing w:after="40" w:before="0"/>
               <w:jc w:val="left"/>
             </w:pPr>
@@ -20408,6 +20835,7 @@
           </w:tcPr>
           <w:p>
             <w:pPr>
+              <w:keepNext w:val="false"/>
               <w:spacing w:after="40" w:before="0"/>
               <w:jc w:val="left"/>
             </w:pPr>
@@ -20440,6 +20868,7 @@
           </w:tcPr>
           <w:p>
             <w:pPr>
+              <w:keepNext w:val="false"/>
               <w:spacing w:after="40" w:before="0"/>
               <w:jc w:val="left"/>
             </w:pPr>
@@ -20474,6 +20903,7 @@
           </w:tcPr>
           <w:p>
             <w:pPr>
+              <w:keepNext w:val="false"/>
               <w:spacing w:after="40" w:before="0"/>
               <w:jc w:val="left"/>
             </w:pPr>
@@ -20506,6 +20936,7 @@
           </w:tcPr>
           <w:p>
             <w:pPr>
+              <w:keepNext w:val="false"/>
               <w:spacing w:after="40" w:before="0"/>
               <w:jc w:val="left"/>
             </w:pPr>
@@ -20540,6 +20971,7 @@
           </w:tcPr>
           <w:p>
             <w:pPr>
+              <w:keepNext w:val="false"/>
               <w:spacing w:after="40" w:before="0"/>
               <w:jc w:val="left"/>
             </w:pPr>
@@ -20572,6 +21004,7 @@
           </w:tcPr>
           <w:p>
             <w:pPr>
+              <w:keepNext w:val="false"/>
               <w:spacing w:after="40" w:before="0"/>
               <w:jc w:val="left"/>
             </w:pPr>
@@ -20606,6 +21039,7 @@
           </w:tcPr>
           <w:p>
             <w:pPr>
+              <w:keepNext w:val="false"/>
               <w:spacing w:after="40" w:before="0"/>
               <w:jc w:val="left"/>
             </w:pPr>
@@ -20638,6 +21072,7 @@
           </w:tcPr>
           <w:p>
             <w:pPr>
+              <w:keepNext w:val="false"/>
               <w:spacing w:after="40" w:before="0"/>
               <w:jc w:val="left"/>
             </w:pPr>
@@ -20697,6 +21132,7 @@
           </w:tcPr>
           <w:p>
             <w:pPr>
+              <w:keepNext w:val="false"/>
               <w:spacing w:after="40" w:before="0"/>
               <w:jc w:val="center"/>
             </w:pPr>
@@ -20731,6 +21167,7 @@
           </w:tcPr>
           <w:p>
             <w:pPr>
+              <w:keepNext w:val="false"/>
               <w:spacing w:after="40" w:before="0"/>
               <w:jc w:val="left"/>
             </w:pPr>
@@ -20795,6 +21232,7 @@
           </w:tcPr>
           <w:p>
             <w:pPr>
+              <w:keepNext w:val="false"/>
               <w:spacing w:after="40" w:before="0"/>
               <w:jc w:val="center"/>
             </w:pPr>
@@ -20829,6 +21267,7 @@
           </w:tcPr>
           <w:p>
             <w:pPr>
+              <w:keepNext w:val="false"/>
               <w:spacing w:after="40" w:before="0"/>
               <w:jc w:val="left"/>
             </w:pPr>
@@ -20861,6 +21300,7 @@
           </w:tcPr>
           <w:p>
             <w:pPr>
+              <w:keepNext w:val="false"/>
               <w:spacing w:after="40" w:before="0"/>
               <w:jc w:val="left"/>
             </w:pPr>
@@ -20893,6 +21333,7 @@
           </w:tcPr>
           <w:p>
             <w:pPr>
+              <w:keepNext w:val="false"/>
               <w:spacing w:after="40" w:before="0"/>
               <w:jc w:val="left"/>
             </w:pPr>
@@ -20925,6 +21366,7 @@
           </w:tcPr>
           <w:p>
             <w:pPr>
+              <w:keepNext w:val="false"/>
               <w:spacing w:after="40" w:before="0"/>
               <w:jc w:val="left"/>
             </w:pPr>
@@ -20957,6 +21399,7 @@
           </w:tcPr>
           <w:p>
             <w:pPr>
+              <w:keepNext w:val="false"/>
               <w:spacing w:after="40" w:before="0"/>
               <w:jc w:val="left"/>
             </w:pPr>
@@ -20991,6 +21434,7 @@
           </w:tcPr>
           <w:p>
             <w:pPr>
+              <w:keepNext w:val="false"/>
               <w:spacing w:after="40" w:before="0"/>
               <w:jc w:val="left"/>
             </w:pPr>
@@ -21028,7 +21472,7 @@
             <w:pPr>
               <w:spacing w:after="20" w:before="0"/>
             </w:pPr>
-            <w:hyperlink w:history="1" r:id="rId9nquso1tiofd0wupv7zfj">
+            <w:hyperlink w:history="1" r:id="rId-ffrwumrqmhru2jn9xm92">
               <w:r>
                 <w:rPr>
                   <w:rFonts w:ascii="Arial" w:cs="Arial" w:eastAsia="Arial" w:hAnsi="Arial"/>
@@ -21077,7 +21521,7 @@
               <w:spacing w:after="10" w:before="0"/>
               <w:ind w:left="120"/>
             </w:pPr>
-            <w:hyperlink w:history="1" r:id="rIdapl6e9tkk5w1ffcnclm1m">
+            <w:hyperlink w:history="1" r:id="rIdecmveb_pkoj_tlbeohtod">
               <w:r>
                 <w:rPr>
                   <w:rFonts w:ascii="Arial" w:cs="Arial" w:eastAsia="Arial" w:hAnsi="Arial"/>
@@ -21122,7 +21566,7 @@
             <w:pPr>
               <w:spacing w:after="20" w:before="0"/>
             </w:pPr>
-            <w:hyperlink w:history="1" r:id="rIdf0uoyi6mvr85wdgg4zhfq">
+            <w:hyperlink w:history="1" r:id="rIdylhazzump8htdl9kd0idd">
               <w:r>
                 <w:rPr>
                   <w:rFonts w:ascii="Arial" w:cs="Arial" w:eastAsia="Arial" w:hAnsi="Arial"/>
@@ -21171,7 +21615,7 @@
               <w:spacing w:after="10" w:before="0"/>
               <w:ind w:left="120"/>
             </w:pPr>
-            <w:hyperlink w:history="1" r:id="rIdyhdvgy9oawjvmjwjk5dz4">
+            <w:hyperlink w:history="1" r:id="rIdc-smwmtkfac4hrbusmuvz">
               <w:r>
                 <w:rPr>
                   <w:rFonts w:ascii="Arial" w:cs="Arial" w:eastAsia="Arial" w:hAnsi="Arial"/>
@@ -21199,6 +21643,7 @@
           </w:tcPr>
           <w:p>
             <w:pPr>
+              <w:keepNext w:val="false"/>
               <w:spacing w:after="40" w:before="0"/>
               <w:jc w:val="left"/>
             </w:pPr>
@@ -21231,6 +21676,7 @@
           </w:tcPr>
           <w:p>
             <w:pPr>
+              <w:keepNext w:val="false"/>
               <w:spacing w:after="40" w:before="0"/>
               <w:jc w:val="left"/>
             </w:pPr>
@@ -21263,6 +21709,7 @@
           </w:tcPr>
           <w:p>
             <w:pPr>
+              <w:keepNext w:val="false"/>
               <w:spacing w:after="40" w:before="0"/>
               <w:jc w:val="left"/>
             </w:pPr>
@@ -21295,6 +21742,7 @@
           </w:tcPr>
           <w:p>
             <w:pPr>
+              <w:keepNext w:val="false"/>
               <w:spacing w:after="40" w:before="0"/>
               <w:jc w:val="left"/>
             </w:pPr>
@@ -21329,6 +21777,7 @@
           </w:tcPr>
           <w:p>
             <w:pPr>
+              <w:keepNext w:val="false"/>
               <w:spacing w:after="40" w:before="0"/>
               <w:jc w:val="left"/>
             </w:pPr>
@@ -21366,7 +21815,7 @@
             <w:pPr>
               <w:spacing w:after="20" w:before="0"/>
             </w:pPr>
-            <w:hyperlink w:history="1" r:id="rId_fxppmcrj4cmagolgsbel">
+            <w:hyperlink w:history="1" r:id="rIdxlnftooilxekcve0ycfk4">
               <w:r>
                 <w:rPr>
                   <w:rFonts w:ascii="Arial" w:cs="Arial" w:eastAsia="Arial" w:hAnsi="Arial"/>
@@ -21415,7 +21864,7 @@
               <w:spacing w:after="10" w:before="0"/>
               <w:ind w:left="120"/>
             </w:pPr>
-            <w:hyperlink w:history="1" r:id="rIdohcv585pg09zb8r-6-0kn">
+            <w:hyperlink w:history="1" r:id="rIdnpvvhrbrxeiqfeflhltdr">
               <w:r>
                 <w:rPr>
                   <w:rFonts w:ascii="Arial" w:cs="Arial" w:eastAsia="Arial" w:hAnsi="Arial"/>
@@ -21460,7 +21909,7 @@
             <w:pPr>
               <w:spacing w:after="20" w:before="0"/>
             </w:pPr>
-            <w:hyperlink w:history="1" r:id="rIdn5j2mbloqr2zp_n9g0g0e">
+            <w:hyperlink w:history="1" r:id="rIdxj0-g-xffjngbyx1oigib">
               <w:r>
                 <w:rPr>
                   <w:rFonts w:ascii="Arial" w:cs="Arial" w:eastAsia="Arial" w:hAnsi="Arial"/>
@@ -21509,7 +21958,7 @@
               <w:spacing w:after="10" w:before="0"/>
               <w:ind w:left="120"/>
             </w:pPr>
-            <w:hyperlink w:history="1" r:id="rIdnq9_5gcv5iidoajm3hybo">
+            <w:hyperlink w:history="1" r:id="rId4kxaahgqldh1fvohapj6i">
               <w:r>
                 <w:rPr>
                   <w:rFonts w:ascii="Arial" w:cs="Arial" w:eastAsia="Arial" w:hAnsi="Arial"/>
@@ -21537,6 +21986,7 @@
           </w:tcPr>
           <w:p>
             <w:pPr>
+              <w:keepNext w:val="false"/>
               <w:spacing w:after="40" w:before="0"/>
               <w:jc w:val="left"/>
             </w:pPr>
@@ -21569,6 +22019,7 @@
           </w:tcPr>
           <w:p>
             <w:pPr>
+              <w:keepNext w:val="false"/>
               <w:spacing w:after="40" w:before="0"/>
               <w:jc w:val="left"/>
             </w:pPr>
@@ -21601,6 +22052,7 @@
           </w:tcPr>
           <w:p>
             <w:pPr>
+              <w:keepNext w:val="false"/>
               <w:spacing w:after="40" w:before="0"/>
               <w:jc w:val="left"/>
             </w:pPr>
@@ -21633,6 +22085,7 @@
           </w:tcPr>
           <w:p>
             <w:pPr>
+              <w:keepNext w:val="false"/>
               <w:spacing w:after="40" w:before="0"/>
               <w:jc w:val="left"/>
             </w:pPr>
@@ -21667,6 +22120,7 @@
           </w:tcPr>
           <w:p>
             <w:pPr>
+              <w:keepNext w:val="false"/>
               <w:spacing w:after="40" w:before="0"/>
               <w:jc w:val="left"/>
             </w:pPr>
@@ -21704,7 +22158,7 @@
             <w:pPr>
               <w:spacing w:after="20" w:before="0"/>
             </w:pPr>
-            <w:hyperlink w:history="1" r:id="rIdeyqbltcudjrwrxnb8aabc">
+            <w:hyperlink w:history="1" r:id="rIducchqtlvz2qexf9bk1b1g">
               <w:r>
                 <w:rPr>
                   <w:rFonts w:ascii="Arial" w:cs="Arial" w:eastAsia="Arial" w:hAnsi="Arial"/>
@@ -21753,7 +22207,7 @@
               <w:spacing w:after="10" w:before="0"/>
               <w:ind w:left="120"/>
             </w:pPr>
-            <w:hyperlink w:history="1" r:id="rIdmrze2kgij0lkxixyukiin">
+            <w:hyperlink w:history="1" r:id="rIdzheggxhl68lzelclqydwj">
               <w:r>
                 <w:rPr>
                   <w:rFonts w:ascii="Arial" w:cs="Arial" w:eastAsia="Arial" w:hAnsi="Arial"/>
@@ -21798,7 +22252,7 @@
             <w:pPr>
               <w:spacing w:after="20" w:before="0"/>
             </w:pPr>
-            <w:hyperlink w:history="1" r:id="rId8vp0kq4p2e_2lqjfmtjyw">
+            <w:hyperlink w:history="1" r:id="rId73c5tbn6gmakyfms09dho">
               <w:r>
                 <w:rPr>
                   <w:rFonts w:ascii="Arial" w:cs="Arial" w:eastAsia="Arial" w:hAnsi="Arial"/>
@@ -21847,7 +22301,7 @@
               <w:spacing w:after="10" w:before="0"/>
               <w:ind w:left="120"/>
             </w:pPr>
-            <w:hyperlink w:history="1" r:id="rIdly87sazwikuc3jzgsbmzy">
+            <w:hyperlink w:history="1" r:id="rIdsmeyess_phfknefhat1-4">
               <w:r>
                 <w:rPr>
                   <w:rFonts w:ascii="Arial" w:cs="Arial" w:eastAsia="Arial" w:hAnsi="Arial"/>
@@ -21875,6 +22329,7 @@
           </w:tcPr>
           <w:p>
             <w:pPr>
+              <w:keepNext w:val="false"/>
               <w:spacing w:after="40" w:before="0"/>
               <w:jc w:val="left"/>
             </w:pPr>
@@ -21907,6 +22362,7 @@
           </w:tcPr>
           <w:p>
             <w:pPr>
+              <w:keepNext w:val="false"/>
               <w:spacing w:after="40" w:before="0"/>
               <w:jc w:val="left"/>
             </w:pPr>
@@ -21939,6 +22395,7 @@
           </w:tcPr>
           <w:p>
             <w:pPr>
+              <w:keepNext w:val="false"/>
               <w:spacing w:after="40" w:before="0"/>
               <w:jc w:val="left"/>
             </w:pPr>
@@ -21971,6 +22428,7 @@
           </w:tcPr>
           <w:p>
             <w:pPr>
+              <w:keepNext w:val="false"/>
               <w:spacing w:after="40" w:before="0"/>
               <w:jc w:val="left"/>
             </w:pPr>
@@ -22005,6 +22463,7 @@
           </w:tcPr>
           <w:p>
             <w:pPr>
+              <w:keepNext w:val="false"/>
               <w:spacing w:after="40" w:before="0"/>
               <w:jc w:val="left"/>
             </w:pPr>
@@ -22042,7 +22501,7 @@
             <w:pPr>
               <w:spacing w:after="20" w:before="0"/>
             </w:pPr>
-            <w:hyperlink w:history="1" r:id="rIdxh6fo_n9l1ixiw3pteua_">
+            <w:hyperlink w:history="1" r:id="rIdskcuwbc_tkf2t-gupf3mi">
               <w:r>
                 <w:rPr>
                   <w:rFonts w:ascii="Arial" w:cs="Arial" w:eastAsia="Arial" w:hAnsi="Arial"/>
@@ -22091,7 +22550,7 @@
               <w:spacing w:after="10" w:before="0"/>
               <w:ind w:left="120"/>
             </w:pPr>
-            <w:hyperlink w:history="1" r:id="rIdi87jlxbtumprp16fs9mmf">
+            <w:hyperlink w:history="1" r:id="rIdhl2ukwga9vgdmhpxgwnma">
               <w:r>
                 <w:rPr>
                   <w:rFonts w:ascii="Arial" w:cs="Arial" w:eastAsia="Arial" w:hAnsi="Arial"/>
@@ -22136,7 +22595,7 @@
             <w:pPr>
               <w:spacing w:after="20" w:before="0"/>
             </w:pPr>
-            <w:hyperlink w:history="1" r:id="rIdnju2stdb0h3rbrbpvk6we">
+            <w:hyperlink w:history="1" r:id="rId7xgjakhnxwb-qwsyc1nyg">
               <w:r>
                 <w:rPr>
                   <w:rFonts w:ascii="Arial" w:cs="Arial" w:eastAsia="Arial" w:hAnsi="Arial"/>
@@ -22185,7 +22644,7 @@
               <w:spacing w:after="10" w:before="0"/>
               <w:ind w:left="120"/>
             </w:pPr>
-            <w:hyperlink w:history="1" r:id="rId4hck9crpqqzf5agf39if4">
+            <w:hyperlink w:history="1" r:id="rIddcpnpjnl-6usaesoxl_b6">
               <w:r>
                 <w:rPr>
                   <w:rFonts w:ascii="Arial" w:cs="Arial" w:eastAsia="Arial" w:hAnsi="Arial"/>
@@ -22213,6 +22672,7 @@
           </w:tcPr>
           <w:p>
             <w:pPr>
+              <w:keepNext w:val="false"/>
               <w:spacing w:after="40" w:before="0"/>
               <w:jc w:val="left"/>
             </w:pPr>
@@ -22245,6 +22705,7 @@
           </w:tcPr>
           <w:p>
             <w:pPr>
+              <w:keepNext w:val="false"/>
               <w:spacing w:after="40" w:before="0"/>
               <w:jc w:val="left"/>
             </w:pPr>
@@ -22277,6 +22738,7 @@
           </w:tcPr>
           <w:p>
             <w:pPr>
+              <w:keepNext w:val="false"/>
               <w:spacing w:after="40" w:before="0"/>
               <w:jc w:val="left"/>
             </w:pPr>
@@ -22309,6 +22771,7 @@
           </w:tcPr>
           <w:p>
             <w:pPr>
+              <w:keepNext w:val="false"/>
               <w:spacing w:after="40" w:before="0"/>
               <w:jc w:val="left"/>
             </w:pPr>
@@ -22343,6 +22806,7 @@
           </w:tcPr>
           <w:p>
             <w:pPr>
+              <w:keepNext w:val="false"/>
               <w:spacing w:after="40" w:before="0"/>
               <w:jc w:val="left"/>
             </w:pPr>
@@ -22380,7 +22844,7 @@
             <w:pPr>
               <w:spacing w:after="20" w:before="0"/>
             </w:pPr>
-            <w:hyperlink w:history="1" r:id="rIdr3gn4ocio0dhhcs6mqv2l">
+            <w:hyperlink w:history="1" r:id="rIdwxkpoyygb0st-a-lpncuq">
               <w:r>
                 <w:rPr>
                   <w:rFonts w:ascii="Arial" w:cs="Arial" w:eastAsia="Arial" w:hAnsi="Arial"/>
@@ -22429,7 +22893,7 @@
               <w:spacing w:after="10" w:before="0"/>
               <w:ind w:left="120"/>
             </w:pPr>
-            <w:hyperlink w:history="1" r:id="rIdx_opxe178kviogibnkipm">
+            <w:hyperlink w:history="1" r:id="rIdvn0msfdox7nbkqxdgzf7r">
               <w:r>
                 <w:rPr>
                   <w:rFonts w:ascii="Arial" w:cs="Arial" w:eastAsia="Arial" w:hAnsi="Arial"/>
@@ -22474,7 +22938,7 @@
             <w:pPr>
               <w:spacing w:after="20" w:before="0"/>
             </w:pPr>
-            <w:hyperlink w:history="1" r:id="rIdbntn-he2kwibefpnqxlqq">
+            <w:hyperlink w:history="1" r:id="rIdjngkqi3a7jqyvqdhefy3u">
               <w:r>
                 <w:rPr>
                   <w:rFonts w:ascii="Arial" w:cs="Arial" w:eastAsia="Arial" w:hAnsi="Arial"/>
@@ -22523,7 +22987,7 @@
               <w:spacing w:after="10" w:before="0"/>
               <w:ind w:left="120"/>
             </w:pPr>
-            <w:hyperlink w:history="1" r:id="rId2r_7b5fcqvvnywvwhpft0">
+            <w:hyperlink w:history="1" r:id="rIdcssww6tq3_rvk8kymfjrw">
               <w:r>
                 <w:rPr>
                   <w:rFonts w:ascii="Arial" w:cs="Arial" w:eastAsia="Arial" w:hAnsi="Arial"/>
@@ -22551,6 +23015,7 @@
           </w:tcPr>
           <w:p>
             <w:pPr>
+              <w:keepNext w:val="false"/>
               <w:spacing w:after="40" w:before="0"/>
               <w:jc w:val="left"/>
             </w:pPr>
@@ -22583,6 +23048,7 @@
           </w:tcPr>
           <w:p>
             <w:pPr>
+              <w:keepNext w:val="false"/>
               <w:spacing w:after="40" w:before="0"/>
               <w:jc w:val="left"/>
             </w:pPr>
@@ -22615,6 +23081,7 @@
           </w:tcPr>
           <w:p>
             <w:pPr>
+              <w:keepNext w:val="false"/>
               <w:spacing w:after="40" w:before="0"/>
               <w:jc w:val="left"/>
             </w:pPr>
@@ -22647,6 +23114,7 @@
           </w:tcPr>
           <w:p>
             <w:pPr>
+              <w:keepNext w:val="false"/>
               <w:spacing w:after="40" w:before="0"/>
               <w:jc w:val="left"/>
             </w:pPr>
@@ -22706,6 +23174,7 @@
           </w:tcPr>
           <w:p>
             <w:pPr>
+              <w:keepNext w:val="false"/>
               <w:spacing w:after="40" w:before="0"/>
               <w:jc w:val="center"/>
             </w:pPr>
@@ -22740,6 +23209,7 @@
           </w:tcPr>
           <w:p>
             <w:pPr>
+              <w:keepNext w:val="false"/>
               <w:spacing w:after="40" w:before="0"/>
               <w:jc w:val="left"/>
             </w:pPr>
@@ -22801,6 +23271,7 @@
           </w:tcPr>
           <w:p>
             <w:pPr>
+              <w:keepNext w:val="false"/>
               <w:spacing w:after="40" w:before="0"/>
               <w:jc w:val="center"/>
             </w:pPr>
@@ -22835,6 +23306,7 @@
           </w:tcPr>
           <w:p>
             <w:pPr>
+              <w:keepNext w:val="false"/>
               <w:spacing w:after="40" w:before="0"/>
               <w:jc w:val="left"/>
             </w:pPr>
@@ -22867,6 +23339,7 @@
           </w:tcPr>
           <w:p>
             <w:pPr>
+              <w:keepNext w:val="false"/>
               <w:spacing w:after="40" w:before="0"/>
               <w:jc w:val="left"/>
             </w:pPr>
@@ -22901,6 +23374,7 @@
           </w:tcPr>
           <w:p>
             <w:pPr>
+              <w:keepNext w:val="false"/>
               <w:spacing w:after="40" w:before="0"/>
               <w:jc w:val="left"/>
             </w:pPr>
@@ -22933,6 +23407,7 @@
           </w:tcPr>
           <w:p>
             <w:pPr>
+              <w:keepNext w:val="false"/>
               <w:spacing w:after="40" w:before="0"/>
               <w:jc w:val="left"/>
             </w:pPr>
@@ -22967,6 +23442,7 @@
           </w:tcPr>
           <w:p>
             <w:pPr>
+              <w:keepNext w:val="false"/>
               <w:spacing w:after="40" w:before="0"/>
               <w:jc w:val="left"/>
             </w:pPr>
@@ -22999,6 +23475,7 @@
           </w:tcPr>
           <w:p>
             <w:pPr>
+              <w:keepNext w:val="false"/>
               <w:spacing w:after="40" w:before="0"/>
               <w:jc w:val="left"/>
             </w:pPr>
@@ -23035,7 +23512,7 @@
         </w:rPr>
         <w:t xml:space="preserve">© 2026 SeaVuria and ARES. Aligned with KICD objectives. Developed by SeaVuria; technical implementation by ARES (with AI assistance from Claude). Licensed under </w:t>
       </w:r>
-      <w:hyperlink w:history="1" r:id="rIdj7k5lxzpar5dtjhjbejzo">
+      <w:hyperlink w:history="1" r:id="rIdcwdedpfx8xbphgv1j_0jz">
         <w:r>
           <w:rPr>
             <w:rFonts w:ascii="Arial" w:cs="Arial" w:eastAsia="Arial" w:hAnsi="Arial"/>
@@ -23056,7 +23533,7 @@
         </w:rPr>
         <w:t xml:space="preserve"> (</w:t>
       </w:r>
-      <w:hyperlink w:history="1" r:id="rIdlqt6y0fhacwt3sxlperbd">
+      <w:hyperlink w:history="1" r:id="rIdsuspkxqacm8mpz0xrujvy">
         <w:r>
           <w:rPr>
             <w:rFonts w:ascii="Arial" w:cs="Arial" w:eastAsia="Arial" w:hAnsi="Arial"/>
@@ -23116,6 +23593,7 @@
           </w:tcPr>
           <w:p>
             <w:pPr>
+              <w:keepNext w:val="false"/>
               <w:spacing w:after="40" w:before="0"/>
               <w:jc w:val="center"/>
             </w:pPr>
@@ -23151,6 +23629,7 @@
           </w:tcPr>
           <w:p>
             <w:pPr>
+              <w:keepNext w:val="false"/>
               <w:spacing w:after="40" w:before="0"/>
               <w:jc w:val="center"/>
             </w:pPr>
@@ -23185,6 +23664,7 @@
           </w:tcPr>
           <w:p>
             <w:pPr>
+              <w:keepNext w:val="false"/>
               <w:spacing w:after="40" w:before="0"/>
               <w:jc w:val="left"/>
             </w:pPr>
@@ -23217,6 +23697,7 @@
           </w:tcPr>
           <w:p>
             <w:pPr>
+              <w:keepNext w:val="false"/>
               <w:spacing w:after="40" w:before="0"/>
               <w:jc w:val="left"/>
             </w:pPr>
@@ -23251,6 +23732,7 @@
           </w:tcPr>
           <w:p>
             <w:pPr>
+              <w:keepNext w:val="false"/>
               <w:spacing w:after="40" w:before="0"/>
               <w:jc w:val="left"/>
             </w:pPr>
@@ -23283,6 +23765,7 @@
           </w:tcPr>
           <w:p>
             <w:pPr>
+              <w:keepNext w:val="false"/>
               <w:spacing w:after="40" w:before="0"/>
               <w:jc w:val="left"/>
             </w:pPr>
@@ -23317,6 +23800,7 @@
           </w:tcPr>
           <w:p>
             <w:pPr>
+              <w:keepNext w:val="false"/>
               <w:spacing w:after="40" w:before="0"/>
               <w:jc w:val="left"/>
             </w:pPr>
@@ -23349,6 +23833,7 @@
           </w:tcPr>
           <w:p>
             <w:pPr>
+              <w:keepNext w:val="false"/>
               <w:spacing w:after="40" w:before="0"/>
               <w:jc w:val="left"/>
             </w:pPr>
@@ -23383,6 +23868,7 @@
           </w:tcPr>
           <w:p>
             <w:pPr>
+              <w:keepNext w:val="false"/>
               <w:spacing w:after="40" w:before="0"/>
               <w:jc w:val="left"/>
             </w:pPr>
@@ -23415,6 +23901,7 @@
           </w:tcPr>
           <w:p>
             <w:pPr>
+              <w:keepNext w:val="false"/>
               <w:spacing w:after="40" w:before="0"/>
               <w:jc w:val="left"/>
             </w:pPr>
@@ -23449,6 +23936,7 @@
           </w:tcPr>
           <w:p>
             <w:pPr>
+              <w:keepNext w:val="false"/>
               <w:spacing w:after="40" w:before="0"/>
               <w:jc w:val="left"/>
             </w:pPr>
@@ -23481,6 +23969,7 @@
           </w:tcPr>
           <w:p>
             <w:pPr>
+              <w:keepNext w:val="false"/>
               <w:spacing w:after="40" w:before="0"/>
               <w:jc w:val="left"/>
             </w:pPr>
@@ -23515,6 +24004,7 @@
           </w:tcPr>
           <w:p>
             <w:pPr>
+              <w:keepNext w:val="false"/>
               <w:spacing w:after="40" w:before="0"/>
               <w:jc w:val="left"/>
             </w:pPr>
@@ -23547,6 +24037,7 @@
           </w:tcPr>
           <w:p>
             <w:pPr>
+              <w:keepNext w:val="false"/>
               <w:spacing w:after="40" w:before="0"/>
               <w:jc w:val="left"/>
             </w:pPr>
@@ -23581,6 +24072,7 @@
           </w:tcPr>
           <w:p>
             <w:pPr>
+              <w:keepNext w:val="false"/>
               <w:spacing w:after="40" w:before="0"/>
               <w:jc w:val="left"/>
             </w:pPr>
@@ -23613,6 +24105,7 @@
           </w:tcPr>
           <w:p>
             <w:pPr>
+              <w:keepNext w:val="false"/>
               <w:spacing w:after="40" w:before="0"/>
               <w:jc w:val="left"/>
             </w:pPr>
@@ -23647,6 +24140,7 @@
           </w:tcPr>
           <w:p>
             <w:pPr>
+              <w:keepNext w:val="false"/>
               <w:spacing w:after="40" w:before="0"/>
               <w:jc w:val="left"/>
             </w:pPr>
@@ -23679,6 +24173,7 @@
           </w:tcPr>
           <w:p>
             <w:pPr>
+              <w:keepNext w:val="false"/>
               <w:spacing w:after="40" w:before="0"/>
               <w:jc w:val="left"/>
             </w:pPr>
@@ -23738,6 +24233,7 @@
           </w:tcPr>
           <w:p>
             <w:pPr>
+              <w:keepNext w:val="false"/>
               <w:spacing w:after="40" w:before="0"/>
               <w:jc w:val="center"/>
             </w:pPr>
@@ -23772,6 +24268,7 @@
           </w:tcPr>
           <w:p>
             <w:pPr>
+              <w:keepNext w:val="false"/>
               <w:spacing w:after="40" w:before="0"/>
               <w:jc w:val="left"/>
             </w:pPr>
@@ -23836,6 +24333,7 @@
           </w:tcPr>
           <w:p>
             <w:pPr>
+              <w:keepNext w:val="false"/>
               <w:spacing w:after="40" w:before="0"/>
               <w:jc w:val="center"/>
             </w:pPr>
@@ -23870,6 +24368,7 @@
           </w:tcPr>
           <w:p>
             <w:pPr>
+              <w:keepNext w:val="false"/>
               <w:spacing w:after="40" w:before="0"/>
               <w:jc w:val="left"/>
             </w:pPr>
@@ -23902,6 +24401,7 @@
           </w:tcPr>
           <w:p>
             <w:pPr>
+              <w:keepNext w:val="false"/>
               <w:spacing w:after="40" w:before="0"/>
               <w:jc w:val="left"/>
             </w:pPr>
@@ -23934,6 +24434,7 @@
           </w:tcPr>
           <w:p>
             <w:pPr>
+              <w:keepNext w:val="false"/>
               <w:spacing w:after="40" w:before="0"/>
               <w:jc w:val="left"/>
             </w:pPr>
@@ -23966,6 +24467,7 @@
           </w:tcPr>
           <w:p>
             <w:pPr>
+              <w:keepNext w:val="false"/>
               <w:spacing w:after="40" w:before="0"/>
               <w:jc w:val="left"/>
             </w:pPr>
@@ -23998,6 +24500,7 @@
           </w:tcPr>
           <w:p>
             <w:pPr>
+              <w:keepNext w:val="false"/>
               <w:spacing w:after="40" w:before="0"/>
               <w:jc w:val="left"/>
             </w:pPr>
@@ -24032,6 +24535,7 @@
           </w:tcPr>
           <w:p>
             <w:pPr>
+              <w:keepNext w:val="false"/>
               <w:spacing w:after="40" w:before="0"/>
               <w:jc w:val="left"/>
             </w:pPr>
@@ -24069,7 +24573,7 @@
             <w:pPr>
               <w:spacing w:after="20" w:before="0"/>
             </w:pPr>
-            <w:hyperlink w:history="1" r:id="rIdxtlx93k4udeizh4xvoopb">
+            <w:hyperlink w:history="1" r:id="rId1y5uizfjaojw-2hx_akzd">
               <w:r>
                 <w:rPr>
                   <w:rFonts w:ascii="Arial" w:cs="Arial" w:eastAsia="Arial" w:hAnsi="Arial"/>
@@ -24118,7 +24622,7 @@
               <w:spacing w:after="10" w:before="0"/>
               <w:ind w:left="120"/>
             </w:pPr>
-            <w:hyperlink w:history="1" r:id="rIdttsb6usem__qp1l1cq7e1">
+            <w:hyperlink w:history="1" r:id="rId2aux4ndyu-h3onpfpjsjz">
               <w:r>
                 <w:rPr>
                   <w:rFonts w:ascii="Arial" w:cs="Arial" w:eastAsia="Arial" w:hAnsi="Arial"/>
@@ -24163,7 +24667,7 @@
             <w:pPr>
               <w:spacing w:after="20" w:before="0"/>
             </w:pPr>
-            <w:hyperlink w:history="1" r:id="rIdap4c8bptmvl5t0jmwau5f">
+            <w:hyperlink w:history="1" r:id="rIdgkonzc1x2tbdgcgqb6fmy">
               <w:r>
                 <w:rPr>
                   <w:rFonts w:ascii="Arial" w:cs="Arial" w:eastAsia="Arial" w:hAnsi="Arial"/>
@@ -24196,7 +24700,7 @@
               <w:spacing w:after="10" w:before="0"/>
               <w:ind w:left="120"/>
             </w:pPr>
-            <w:hyperlink w:history="1" r:id="rIden-qe5nrbwk67y5v2ie4v">
+            <w:hyperlink w:history="1" r:id="rIdjctw4qb6snwfraj5afuem">
               <w:r>
                 <w:rPr>
                   <w:rFonts w:ascii="Arial" w:cs="Arial" w:eastAsia="Arial" w:hAnsi="Arial"/>
@@ -24224,6 +24728,7 @@
           </w:tcPr>
           <w:p>
             <w:pPr>
+              <w:keepNext w:val="false"/>
               <w:spacing w:after="40" w:before="0"/>
               <w:jc w:val="left"/>
             </w:pPr>
@@ -24256,6 +24761,7 @@
           </w:tcPr>
           <w:p>
             <w:pPr>
+              <w:keepNext w:val="false"/>
               <w:spacing w:after="40" w:before="0"/>
               <w:jc w:val="left"/>
             </w:pPr>
@@ -24288,6 +24794,7 @@
           </w:tcPr>
           <w:p>
             <w:pPr>
+              <w:keepNext w:val="false"/>
               <w:spacing w:after="40" w:before="0"/>
               <w:jc w:val="left"/>
             </w:pPr>
@@ -24320,6 +24827,7 @@
           </w:tcPr>
           <w:p>
             <w:pPr>
+              <w:keepNext w:val="false"/>
               <w:spacing w:after="40" w:before="0"/>
               <w:jc w:val="left"/>
             </w:pPr>
@@ -24354,6 +24862,7 @@
           </w:tcPr>
           <w:p>
             <w:pPr>
+              <w:keepNext w:val="false"/>
               <w:spacing w:after="40" w:before="0"/>
               <w:jc w:val="left"/>
             </w:pPr>
@@ -24391,7 +24900,7 @@
             <w:pPr>
               <w:spacing w:after="20" w:before="0"/>
             </w:pPr>
-            <w:hyperlink w:history="1" r:id="rIdqh1byaqo0b8w9z-frekws">
+            <w:hyperlink w:history="1" r:id="rIdpsxvtat02vvmzmek1aam3">
               <w:r>
                 <w:rPr>
                   <w:rFonts w:ascii="Arial" w:cs="Arial" w:eastAsia="Arial" w:hAnsi="Arial"/>
@@ -24440,7 +24949,7 @@
               <w:spacing w:after="10" w:before="0"/>
               <w:ind w:left="120"/>
             </w:pPr>
-            <w:hyperlink w:history="1" r:id="rIdwhiz_evrvx0wmgrsfjovr">
+            <w:hyperlink w:history="1" r:id="rId3wjvgavrvua769vu2xr4j">
               <w:r>
                 <w:rPr>
                   <w:rFonts w:ascii="Arial" w:cs="Arial" w:eastAsia="Arial" w:hAnsi="Arial"/>
@@ -24485,7 +24994,7 @@
             <w:pPr>
               <w:spacing w:after="20" w:before="0"/>
             </w:pPr>
-            <w:hyperlink w:history="1" r:id="rIdaj7ybu1gzer3dsjbk29x9">
+            <w:hyperlink w:history="1" r:id="rIdk9puw4kqkomebsurumdud">
               <w:r>
                 <w:rPr>
                   <w:rFonts w:ascii="Arial" w:cs="Arial" w:eastAsia="Arial" w:hAnsi="Arial"/>
@@ -24518,7 +25027,7 @@
               <w:spacing w:after="10" w:before="0"/>
               <w:ind w:left="120"/>
             </w:pPr>
-            <w:hyperlink w:history="1" r:id="rId6v8hxdfye1hq9vcocxeai">
+            <w:hyperlink w:history="1" r:id="rIdfb8c3haext3esd8xmww8x">
               <w:r>
                 <w:rPr>
                   <w:rFonts w:ascii="Arial" w:cs="Arial" w:eastAsia="Arial" w:hAnsi="Arial"/>
@@ -24546,6 +25055,7 @@
           </w:tcPr>
           <w:p>
             <w:pPr>
+              <w:keepNext w:val="false"/>
               <w:spacing w:after="40" w:before="0"/>
               <w:jc w:val="left"/>
             </w:pPr>
@@ -24578,6 +25088,7 @@
           </w:tcPr>
           <w:p>
             <w:pPr>
+              <w:keepNext w:val="false"/>
               <w:spacing w:after="40" w:before="0"/>
               <w:jc w:val="left"/>
             </w:pPr>
@@ -24610,6 +25121,7 @@
           </w:tcPr>
           <w:p>
             <w:pPr>
+              <w:keepNext w:val="false"/>
               <w:spacing w:after="40" w:before="0"/>
               <w:jc w:val="left"/>
             </w:pPr>
@@ -24642,6 +25154,7 @@
           </w:tcPr>
           <w:p>
             <w:pPr>
+              <w:keepNext w:val="false"/>
               <w:spacing w:after="40" w:before="0"/>
               <w:jc w:val="left"/>
             </w:pPr>
@@ -24676,6 +25189,7 @@
           </w:tcPr>
           <w:p>
             <w:pPr>
+              <w:keepNext w:val="false"/>
               <w:spacing w:after="40" w:before="0"/>
               <w:jc w:val="left"/>
             </w:pPr>
@@ -24713,7 +25227,7 @@
             <w:pPr>
               <w:spacing w:after="20" w:before="0"/>
             </w:pPr>
-            <w:hyperlink w:history="1" r:id="rIdrkrm6kfzwlmyj2us2ah4l">
+            <w:hyperlink w:history="1" r:id="rIdupjeg58lvm3zehtf2nhf6">
               <w:r>
                 <w:rPr>
                   <w:rFonts w:ascii="Arial" w:cs="Arial" w:eastAsia="Arial" w:hAnsi="Arial"/>
@@ -24762,7 +25276,7 @@
               <w:spacing w:after="10" w:before="0"/>
               <w:ind w:left="120"/>
             </w:pPr>
-            <w:hyperlink w:history="1" r:id="rIdz7r03tkgb9amag6ryxpid">
+            <w:hyperlink w:history="1" r:id="rIdjg7brtq8jwvwmr-gpjuzy">
               <w:r>
                 <w:rPr>
                   <w:rFonts w:ascii="Arial" w:cs="Arial" w:eastAsia="Arial" w:hAnsi="Arial"/>
@@ -24807,7 +25321,7 @@
             <w:pPr>
               <w:spacing w:after="20" w:before="0"/>
             </w:pPr>
-            <w:hyperlink w:history="1" r:id="rIdk5kih-jpnqceylpvpknhg">
+            <w:hyperlink w:history="1" r:id="rIdj3myb8-im31lqovlil8zd">
               <w:r>
                 <w:rPr>
                   <w:rFonts w:ascii="Arial" w:cs="Arial" w:eastAsia="Arial" w:hAnsi="Arial"/>
@@ -24856,7 +25370,7 @@
               <w:spacing w:after="10" w:before="0"/>
               <w:ind w:left="120"/>
             </w:pPr>
-            <w:hyperlink w:history="1" r:id="rIdgw3xyop-wapkj3if7fdme">
+            <w:hyperlink w:history="1" r:id="rId3fiaui8zlq4nbamcqsc7u">
               <w:r>
                 <w:rPr>
                   <w:rFonts w:ascii="Arial" w:cs="Arial" w:eastAsia="Arial" w:hAnsi="Arial"/>
@@ -24884,6 +25398,7 @@
           </w:tcPr>
           <w:p>
             <w:pPr>
+              <w:keepNext w:val="false"/>
               <w:spacing w:after="40" w:before="0"/>
               <w:jc w:val="left"/>
             </w:pPr>
@@ -24916,6 +25431,7 @@
           </w:tcPr>
           <w:p>
             <w:pPr>
+              <w:keepNext w:val="false"/>
               <w:spacing w:after="40" w:before="0"/>
               <w:jc w:val="left"/>
             </w:pPr>
@@ -24948,6 +25464,7 @@
           </w:tcPr>
           <w:p>
             <w:pPr>
+              <w:keepNext w:val="false"/>
               <w:spacing w:after="40" w:before="0"/>
               <w:jc w:val="left"/>
             </w:pPr>
@@ -24980,6 +25497,7 @@
           </w:tcPr>
           <w:p>
             <w:pPr>
+              <w:keepNext w:val="false"/>
               <w:spacing w:after="40" w:before="0"/>
               <w:jc w:val="left"/>
             </w:pPr>
@@ -25014,6 +25532,7 @@
           </w:tcPr>
           <w:p>
             <w:pPr>
+              <w:keepNext w:val="false"/>
               <w:spacing w:after="40" w:before="0"/>
               <w:jc w:val="left"/>
             </w:pPr>
@@ -25051,7 +25570,7 @@
             <w:pPr>
               <w:spacing w:after="20" w:before="0"/>
             </w:pPr>
-            <w:hyperlink w:history="1" r:id="rId4ex-gvpdq1bt5uerctu5x">
+            <w:hyperlink w:history="1" r:id="rId_i86gx0immvlvmaqfnjul">
               <w:r>
                 <w:rPr>
                   <w:rFonts w:ascii="Arial" w:cs="Arial" w:eastAsia="Arial" w:hAnsi="Arial"/>
@@ -25100,7 +25619,7 @@
               <w:spacing w:after="10" w:before="0"/>
               <w:ind w:left="120"/>
             </w:pPr>
-            <w:hyperlink w:history="1" r:id="rIdpun-imx9x2_jqaoj1vigv">
+            <w:hyperlink w:history="1" r:id="rIdtcmhnooevdlyb7rjkthau">
               <w:r>
                 <w:rPr>
                   <w:rFonts w:ascii="Arial" w:cs="Arial" w:eastAsia="Arial" w:hAnsi="Arial"/>
@@ -25145,7 +25664,7 @@
             <w:pPr>
               <w:spacing w:after="20" w:before="0"/>
             </w:pPr>
-            <w:hyperlink w:history="1" r:id="rId7arzxow281ojcukolieoz">
+            <w:hyperlink w:history="1" r:id="rIdemnmzh0t7_invgkxklub5">
               <w:r>
                 <w:rPr>
                   <w:rFonts w:ascii="Arial" w:cs="Arial" w:eastAsia="Arial" w:hAnsi="Arial"/>
@@ -25194,7 +25713,7 @@
               <w:spacing w:after="10" w:before="0"/>
               <w:ind w:left="120"/>
             </w:pPr>
-            <w:hyperlink w:history="1" r:id="rIdptrfmtz97--dip9crizot">
+            <w:hyperlink w:history="1" r:id="rId7lj5-jzrhbeqn1v4oedgc">
               <w:r>
                 <w:rPr>
                   <w:rFonts w:ascii="Arial" w:cs="Arial" w:eastAsia="Arial" w:hAnsi="Arial"/>
@@ -25222,6 +25741,7 @@
           </w:tcPr>
           <w:p>
             <w:pPr>
+              <w:keepNext w:val="false"/>
               <w:spacing w:after="40" w:before="0"/>
               <w:jc w:val="left"/>
             </w:pPr>
@@ -25254,6 +25774,7 @@
           </w:tcPr>
           <w:p>
             <w:pPr>
+              <w:keepNext w:val="false"/>
               <w:spacing w:after="40" w:before="0"/>
               <w:jc w:val="left"/>
             </w:pPr>
@@ -25286,6 +25807,7 @@
           </w:tcPr>
           <w:p>
             <w:pPr>
+              <w:keepNext w:val="false"/>
               <w:spacing w:after="40" w:before="0"/>
               <w:jc w:val="left"/>
             </w:pPr>
@@ -25318,6 +25840,7 @@
           </w:tcPr>
           <w:p>
             <w:pPr>
+              <w:keepNext w:val="false"/>
               <w:spacing w:after="40" w:before="0"/>
               <w:jc w:val="left"/>
             </w:pPr>
@@ -25352,6 +25875,7 @@
           </w:tcPr>
           <w:p>
             <w:pPr>
+              <w:keepNext w:val="false"/>
               <w:spacing w:after="40" w:before="0"/>
               <w:jc w:val="left"/>
             </w:pPr>
@@ -25389,7 +25913,7 @@
             <w:pPr>
               <w:spacing w:after="20" w:before="0"/>
             </w:pPr>
-            <w:hyperlink w:history="1" r:id="rIdsjg_f0fcobyd5tnyq2u74">
+            <w:hyperlink w:history="1" r:id="rIdazdslvr5vrfoxmpve7wcg">
               <w:r>
                 <w:rPr>
                   <w:rFonts w:ascii="Arial" w:cs="Arial" w:eastAsia="Arial" w:hAnsi="Arial"/>
@@ -25438,7 +25962,7 @@
               <w:spacing w:after="10" w:before="0"/>
               <w:ind w:left="120"/>
             </w:pPr>
-            <w:hyperlink w:history="1" r:id="rIdkhz7ttigbajpn-8my3yje">
+            <w:hyperlink w:history="1" r:id="rIdfwa0ganysw072sycslnqz">
               <w:r>
                 <w:rPr>
                   <w:rFonts w:ascii="Arial" w:cs="Arial" w:eastAsia="Arial" w:hAnsi="Arial"/>
@@ -25483,7 +26007,7 @@
             <w:pPr>
               <w:spacing w:after="20" w:before="0"/>
             </w:pPr>
-            <w:hyperlink w:history="1" r:id="rIdn-y6almncjbe_kgutycqa">
+            <w:hyperlink w:history="1" r:id="rId_5edatvv_guk5h3vh4ksr">
               <w:r>
                 <w:rPr>
                   <w:rFonts w:ascii="Arial" w:cs="Arial" w:eastAsia="Arial" w:hAnsi="Arial"/>
@@ -25532,7 +26056,7 @@
               <w:spacing w:after="10" w:before="0"/>
               <w:ind w:left="120"/>
             </w:pPr>
-            <w:hyperlink w:history="1" r:id="rIdp8-kfi8suajpvxsq0at0f">
+            <w:hyperlink w:history="1" r:id="rId7g-edkrdsdbkklsvgciuh">
               <w:r>
                 <w:rPr>
                   <w:rFonts w:ascii="Arial" w:cs="Arial" w:eastAsia="Arial" w:hAnsi="Arial"/>
@@ -25560,6 +26084,7 @@
           </w:tcPr>
           <w:p>
             <w:pPr>
+              <w:keepNext w:val="false"/>
               <w:spacing w:after="40" w:before="0"/>
               <w:jc w:val="left"/>
             </w:pPr>
@@ -25592,6 +26117,7 @@
           </w:tcPr>
           <w:p>
             <w:pPr>
+              <w:keepNext w:val="false"/>
               <w:spacing w:after="40" w:before="0"/>
               <w:jc w:val="left"/>
             </w:pPr>
@@ -25624,6 +26150,7 @@
           </w:tcPr>
           <w:p>
             <w:pPr>
+              <w:keepNext w:val="false"/>
               <w:spacing w:after="40" w:before="0"/>
               <w:jc w:val="left"/>
             </w:pPr>
@@ -25656,6 +26183,7 @@
           </w:tcPr>
           <w:p>
             <w:pPr>
+              <w:keepNext w:val="false"/>
               <w:spacing w:after="40" w:before="0"/>
               <w:jc w:val="left"/>
             </w:pPr>
@@ -25715,6 +26243,7 @@
           </w:tcPr>
           <w:p>
             <w:pPr>
+              <w:keepNext w:val="false"/>
               <w:spacing w:after="40" w:before="0"/>
               <w:jc w:val="center"/>
             </w:pPr>
@@ -25749,6 +26278,7 @@
           </w:tcPr>
           <w:p>
             <w:pPr>
+              <w:keepNext w:val="false"/>
               <w:spacing w:after="40" w:before="0"/>
               <w:jc w:val="left"/>
             </w:pPr>
@@ -25810,6 +26340,7 @@
           </w:tcPr>
           <w:p>
             <w:pPr>
+              <w:keepNext w:val="false"/>
               <w:spacing w:after="40" w:before="0"/>
               <w:jc w:val="center"/>
             </w:pPr>
@@ -25844,6 +26375,7 @@
           </w:tcPr>
           <w:p>
             <w:pPr>
+              <w:keepNext w:val="false"/>
               <w:spacing w:after="40" w:before="0"/>
               <w:jc w:val="left"/>
             </w:pPr>
@@ -25876,6 +26408,7 @@
           </w:tcPr>
           <w:p>
             <w:pPr>
+              <w:keepNext w:val="false"/>
               <w:spacing w:after="40" w:before="0"/>
               <w:jc w:val="left"/>
             </w:pPr>
@@ -25910,6 +26443,7 @@
           </w:tcPr>
           <w:p>
             <w:pPr>
+              <w:keepNext w:val="false"/>
               <w:spacing w:after="40" w:before="0"/>
               <w:jc w:val="left"/>
             </w:pPr>
@@ -25942,6 +26476,7 @@
           </w:tcPr>
           <w:p>
             <w:pPr>
+              <w:keepNext w:val="false"/>
               <w:spacing w:after="40" w:before="0"/>
               <w:jc w:val="left"/>
             </w:pPr>
@@ -25976,6 +26511,7 @@
           </w:tcPr>
           <w:p>
             <w:pPr>
+              <w:keepNext w:val="false"/>
               <w:spacing w:after="40" w:before="0"/>
               <w:jc w:val="left"/>
             </w:pPr>
@@ -26008,6 +26544,7 @@
           </w:tcPr>
           <w:p>
             <w:pPr>
+              <w:keepNext w:val="false"/>
               <w:spacing w:after="40" w:before="0"/>
               <w:jc w:val="left"/>
             </w:pPr>
@@ -26044,7 +26581,7 @@
         </w:rPr>
         <w:t xml:space="preserve">© 2026 SeaVuria and ARES. Aligned with KICD objectives. Developed by SeaVuria; technical implementation by ARES (with AI assistance from Claude). Licensed under </w:t>
       </w:r>
-      <w:hyperlink w:history="1" r:id="rIdpukzsqjr-iee5fozfj3ob">
+      <w:hyperlink w:history="1" r:id="rId9slfgk-jyzcn2ljcsgty8">
         <w:r>
           <w:rPr>
             <w:rFonts w:ascii="Arial" w:cs="Arial" w:eastAsia="Arial" w:hAnsi="Arial"/>
@@ -26065,7 +26602,7 @@
         </w:rPr>
         <w:t xml:space="preserve"> (</w:t>
       </w:r>
-      <w:hyperlink w:history="1" r:id="rIdncujkxauiuj-w3gmmplpv">
+      <w:hyperlink w:history="1" r:id="rIdblwhcbugoadpqhhnrzmuu">
         <w:r>
           <w:rPr>
             <w:rFonts w:ascii="Arial" w:cs="Arial" w:eastAsia="Arial" w:hAnsi="Arial"/>
@@ -26126,6 +26663,7 @@
           </w:tcPr>
           <w:p>
             <w:pPr>
+              <w:keepNext w:val="false"/>
               <w:spacing w:after="40" w:before="0"/>
               <w:jc w:val="center"/>
             </w:pPr>
@@ -26160,6 +26698,7 @@
           </w:tcPr>
           <w:p>
             <w:pPr>
+              <w:keepNext w:val="false"/>
               <w:spacing w:after="40" w:before="0"/>
               <w:jc w:val="left"/>
             </w:pPr>
@@ -26192,6 +26731,7 @@
           </w:tcPr>
           <w:p>
             <w:pPr>
+              <w:keepNext w:val="false"/>
               <w:spacing w:after="40" w:before="0"/>
               <w:jc w:val="left"/>
             </w:pPr>
@@ -26224,6 +26764,7 @@
           </w:tcPr>
           <w:p>
             <w:pPr>
+              <w:keepNext w:val="false"/>
               <w:spacing w:after="40" w:before="0"/>
               <w:jc w:val="left"/>
             </w:pPr>
@@ -26258,6 +26799,7 @@
           </w:tcPr>
           <w:p>
             <w:pPr>
+              <w:keepNext w:val="false"/>
               <w:spacing w:after="40" w:before="0"/>
               <w:jc w:val="left"/>
             </w:pPr>
@@ -26290,6 +26832,7 @@
           </w:tcPr>
           <w:p>
             <w:pPr>
+              <w:keepNext w:val="false"/>
               <w:spacing w:after="40" w:before="0"/>
               <w:jc w:val="left"/>
             </w:pPr>
@@ -26322,6 +26865,7 @@
           </w:tcPr>
           <w:p>
             <w:pPr>
+              <w:keepNext w:val="false"/>
               <w:spacing w:after="40" w:before="0"/>
               <w:jc w:val="left"/>
             </w:pPr>
@@ -26356,6 +26900,7 @@
           </w:tcPr>
           <w:p>
             <w:pPr>
+              <w:keepNext w:val="false"/>
               <w:spacing w:after="40" w:before="0"/>
               <w:jc w:val="left"/>
             </w:pPr>
@@ -26388,6 +26933,7 @@
           </w:tcPr>
           <w:p>
             <w:pPr>
+              <w:keepNext w:val="false"/>
               <w:spacing w:after="40" w:before="0"/>
               <w:jc w:val="left"/>
             </w:pPr>
@@ -26420,6 +26966,7 @@
           </w:tcPr>
           <w:p>
             <w:pPr>
+              <w:keepNext w:val="false"/>
               <w:spacing w:after="40" w:before="0"/>
               <w:jc w:val="left"/>
             </w:pPr>
@@ -26454,6 +27001,7 @@
           </w:tcPr>
           <w:p>
             <w:pPr>
+              <w:keepNext w:val="false"/>
               <w:spacing w:after="40" w:before="0"/>
               <w:jc w:val="left"/>
             </w:pPr>
@@ -26486,6 +27034,7 @@
           </w:tcPr>
           <w:p>
             <w:pPr>
+              <w:keepNext w:val="false"/>
               <w:spacing w:after="40" w:before="0"/>
               <w:jc w:val="left"/>
             </w:pPr>
@@ -26518,6 +27067,7 @@
           </w:tcPr>
           <w:p>
             <w:pPr>
+              <w:keepNext w:val="false"/>
               <w:spacing w:after="40" w:before="0"/>
               <w:jc w:val="left"/>
             </w:pPr>

--- a/data/outputs/v2/Essential_Mathematics/SS2.6_Surface_Area_of_Solids/Essential_Mathematics_Surface_Area_of_Solids_CBE_LessonSequence.docx
+++ b/data/outputs/v2/Essential_Mathematics/SS2.6_Surface_Area_of_Solids/Essential_Mathematics_Surface_Area_of_Solids_CBE_LessonSequence.docx
@@ -2118,7 +2118,7 @@
         </w:rPr>
         <w:t xml:space="preserve">© 2026 SeaVuria and ARES. This work is licensed under a </w:t>
       </w:r>
-      <w:hyperlink w:history="1" r:id="rIdeqnuzfbvsxfsuy4mqodhr">
+      <w:hyperlink w:history="1" r:id="rIdqaq891fiy2uvowanowghk">
         <w:r>
           <w:rPr>
             <w:rFonts w:ascii="Arial" w:cs="Arial" w:eastAsia="Arial" w:hAnsi="Arial"/>
@@ -2138,7 +2138,7 @@
         </w:rPr>
         <w:t xml:space="preserve"> (</w:t>
       </w:r>
-      <w:hyperlink w:history="1" r:id="rId5ua2bmkb9x261wvxrvgnk">
+      <w:hyperlink w:history="1" r:id="rId_k7ohgqfuadkipxu7rqtx">
         <w:r>
           <w:rPr>
             <w:rFonts w:ascii="Arial" w:cs="Arial" w:eastAsia="Arial" w:hAnsi="Arial"/>
@@ -2158,7 +2158,7 @@
         </w:rPr>
         <w:t xml:space="preserve">). To view a copy of this license, visit </w:t>
       </w:r>
-      <w:hyperlink w:history="1" r:id="rIdmn7fb6ds1xapgecpdrenh">
+      <w:hyperlink w:history="1" r:id="rIdv5kjv1hrwsyunqgq3igwl">
         <w:r>
           <w:rPr>
             <w:rFonts w:ascii="Arial" w:cs="Arial" w:eastAsia="Arial" w:hAnsi="Arial"/>
@@ -3214,7 +3214,7 @@
               <w:spacing w:after="10" w:before="0"/>
               <w:ind w:left="120"/>
             </w:pPr>
-            <w:hyperlink w:history="1" r:id="rId0tuith1zb3stokkoc7f0u">
+            <w:hyperlink w:history="1" r:id="rIdrtotymn6kfvtvxwzfbyrv">
               <w:r>
                 <w:rPr>
                   <w:rFonts w:ascii="Arial" w:cs="Arial" w:eastAsia="Arial" w:hAnsi="Arial"/>
@@ -3274,7 +3274,7 @@
             <w:pPr>
               <w:spacing w:after="20" w:before="0"/>
             </w:pPr>
-            <w:hyperlink w:history="1" r:id="rIdtggwbf8t-othqn-ssos21">
+            <w:hyperlink w:history="1" r:id="rId-5ye5bdelnkzwjvxwqj1e">
               <w:r>
                 <w:rPr>
                   <w:rFonts w:ascii="Arial" w:cs="Arial" w:eastAsia="Arial" w:hAnsi="Arial"/>
@@ -3323,7 +3323,7 @@
               <w:spacing w:after="10" w:before="0"/>
               <w:ind w:left="120"/>
             </w:pPr>
-            <w:hyperlink w:history="1" r:id="rIdz4br9btol-6sotrihwvtt">
+            <w:hyperlink w:history="1" r:id="rIdvrqglfdkljtrpz5a9d1ou">
               <w:r>
                 <w:rPr>
                   <w:rFonts w:ascii="Arial" w:cs="Arial" w:eastAsia="Arial" w:hAnsi="Arial"/>
@@ -3540,7 +3540,7 @@
               <w:spacing w:after="10" w:before="0"/>
               <w:ind w:left="120"/>
             </w:pPr>
-            <w:hyperlink w:history="1" r:id="rId0p-knpzjfn0vmakcpmfu7">
+            <w:hyperlink w:history="1" r:id="rId8n677j3vhcejvsyzvffi8">
               <w:r>
                 <w:rPr>
                   <w:rFonts w:ascii="Arial" w:cs="Arial" w:eastAsia="Arial" w:hAnsi="Arial"/>
@@ -3600,7 +3600,7 @@
             <w:pPr>
               <w:spacing w:after="20" w:before="0"/>
             </w:pPr>
-            <w:hyperlink w:history="1" r:id="rIdiferezaobgryjgyxfebmi">
+            <w:hyperlink w:history="1" r:id="rIdmfuoqgcpbebra1gx_91cs">
               <w:r>
                 <w:rPr>
                   <w:rFonts w:ascii="Arial" w:cs="Arial" w:eastAsia="Arial" w:hAnsi="Arial"/>
@@ -3649,7 +3649,7 @@
               <w:spacing w:after="10" w:before="0"/>
               <w:ind w:left="120"/>
             </w:pPr>
-            <w:hyperlink w:history="1" r:id="rIdnvbv1zhswht3etcmy-whl">
+            <w:hyperlink w:history="1" r:id="rIdq-qlpspnn_mit0vfqhb5w">
               <w:r>
                 <w:rPr>
                   <w:rFonts w:ascii="Arial" w:cs="Arial" w:eastAsia="Arial" w:hAnsi="Arial"/>
@@ -3866,7 +3866,7 @@
               <w:spacing w:after="10" w:before="0"/>
               <w:ind w:left="120"/>
             </w:pPr>
-            <w:hyperlink w:history="1" r:id="rIdmi_cghvnqpvdo2mcbrws-">
+            <w:hyperlink w:history="1" r:id="rIdpctd6ygn2vybc6jhfvdb_">
               <w:r>
                 <w:rPr>
                   <w:rFonts w:ascii="Arial" w:cs="Arial" w:eastAsia="Arial" w:hAnsi="Arial"/>
@@ -3926,7 +3926,7 @@
             <w:pPr>
               <w:spacing w:after="20" w:before="0"/>
             </w:pPr>
-            <w:hyperlink w:history="1" r:id="rIdb4osejjhwrvxexke586ak">
+            <w:hyperlink w:history="1" r:id="rIdv4adxneiurpmqfxjyoieu">
               <w:r>
                 <w:rPr>
                   <w:rFonts w:ascii="Arial" w:cs="Arial" w:eastAsia="Arial" w:hAnsi="Arial"/>
@@ -3975,7 +3975,7 @@
               <w:spacing w:after="10" w:before="0"/>
               <w:ind w:left="120"/>
             </w:pPr>
-            <w:hyperlink w:history="1" r:id="rIdylag5yqbt3-n1ssmghlgg">
+            <w:hyperlink w:history="1" r:id="rIdgasw-_vxe4dmjq4k5rgcb">
               <w:r>
                 <w:rPr>
                   <w:rFonts w:ascii="Arial" w:cs="Arial" w:eastAsia="Arial" w:hAnsi="Arial"/>
@@ -4192,7 +4192,7 @@
               <w:spacing w:after="10" w:before="0"/>
               <w:ind w:left="120"/>
             </w:pPr>
-            <w:hyperlink w:history="1" r:id="rIdklp0pjaxyrm9taigshvhl">
+            <w:hyperlink w:history="1" r:id="rIdmrk_mqxzqx4ewwkiij-dv">
               <w:r>
                 <w:rPr>
                   <w:rFonts w:ascii="Arial" w:cs="Arial" w:eastAsia="Arial" w:hAnsi="Arial"/>
@@ -4252,7 +4252,7 @@
             <w:pPr>
               <w:spacing w:after="20" w:before="0"/>
             </w:pPr>
-            <w:hyperlink w:history="1" r:id="rId3owdowucuw5dwd382adjr">
+            <w:hyperlink w:history="1" r:id="rIdwrpky_-9fxtmjqj_rieyq">
               <w:r>
                 <w:rPr>
                   <w:rFonts w:ascii="Arial" w:cs="Arial" w:eastAsia="Arial" w:hAnsi="Arial"/>
@@ -4301,7 +4301,7 @@
               <w:spacing w:after="10" w:before="0"/>
               <w:ind w:left="120"/>
             </w:pPr>
-            <w:hyperlink w:history="1" r:id="rIduopuqiy6fhion_9s4jw3o">
+            <w:hyperlink w:history="1" r:id="rIdhu1zyhhlhok52m_q5ie15">
               <w:r>
                 <w:rPr>
                   <w:rFonts w:ascii="Arial" w:cs="Arial" w:eastAsia="Arial" w:hAnsi="Arial"/>
@@ -4518,7 +4518,7 @@
               <w:spacing w:after="10" w:before="0"/>
               <w:ind w:left="120"/>
             </w:pPr>
-            <w:hyperlink w:history="1" r:id="rIdjedmf-nqxj_2zxnjfe9kz">
+            <w:hyperlink w:history="1" r:id="rIduuflu_clfsqoov1_les0b">
               <w:r>
                 <w:rPr>
                   <w:rFonts w:ascii="Arial" w:cs="Arial" w:eastAsia="Arial" w:hAnsi="Arial"/>
@@ -4578,7 +4578,7 @@
             <w:pPr>
               <w:spacing w:after="20" w:before="0"/>
             </w:pPr>
-            <w:hyperlink w:history="1" r:id="rId7-qia1ij4wx9spmdleqwx">
+            <w:hyperlink w:history="1" r:id="rIdlbcf6wc63bzejxnftutl6">
               <w:r>
                 <w:rPr>
                   <w:rFonts w:ascii="Arial" w:cs="Arial" w:eastAsia="Arial" w:hAnsi="Arial"/>
@@ -4627,7 +4627,7 @@
               <w:spacing w:after="10" w:before="0"/>
               <w:ind w:left="120"/>
             </w:pPr>
-            <w:hyperlink w:history="1" r:id="rId0arvy_thmi6mknfp44icd">
+            <w:hyperlink w:history="1" r:id="rIdt5yyjjto2hdtolnuqxwnv">
               <w:r>
                 <w:rPr>
                   <w:rFonts w:ascii="Arial" w:cs="Arial" w:eastAsia="Arial" w:hAnsi="Arial"/>
@@ -5152,7 +5152,7 @@
         </w:rPr>
         <w:t xml:space="preserve">© 2026 SeaVuria and ARES. Aligned with KICD objectives. Developed by SeaVuria; technical implementation by ARES (with AI assistance from Claude). Licensed under </w:t>
       </w:r>
-      <w:hyperlink w:history="1" r:id="rIdlgjygrfoeiusymzyspa8x">
+      <w:hyperlink w:history="1" r:id="rIdipxmnbxtevxem4z3tqqiz">
         <w:r>
           <w:rPr>
             <w:rFonts w:ascii="Arial" w:cs="Arial" w:eastAsia="Arial" w:hAnsi="Arial"/>
@@ -5173,7 +5173,7 @@
         </w:rPr>
         <w:t xml:space="preserve"> (</w:t>
       </w:r>
-      <w:hyperlink w:history="1" r:id="rId54td6zw8_coygsxi1j5m1">
+      <w:hyperlink w:history="1" r:id="rIdmrjdkg9n7gltdmtoo-dhn">
         <w:r>
           <w:rPr>
             <w:rFonts w:ascii="Arial" w:cs="Arial" w:eastAsia="Arial" w:hAnsi="Arial"/>
@@ -6213,7 +6213,7 @@
             <w:pPr>
               <w:spacing w:after="20" w:before="0"/>
             </w:pPr>
-            <w:hyperlink w:history="1" r:id="rIdqjqpg9jaf19bynbjkqt3f">
+            <w:hyperlink w:history="1" r:id="rIdu_2scd8sy3tnwm_pfsty3">
               <w:r>
                 <w:rPr>
                   <w:rFonts w:ascii="Arial" w:cs="Arial" w:eastAsia="Arial" w:hAnsi="Arial"/>
@@ -6246,7 +6246,7 @@
               <w:spacing w:after="10" w:before="0"/>
               <w:ind w:left="120"/>
             </w:pPr>
-            <w:hyperlink w:history="1" r:id="rIdv7c8ubx3hgjdq3u7wqizw">
+            <w:hyperlink w:history="1" r:id="rIdycsuisejuww8ml3ms_e64">
               <w:r>
                 <w:rPr>
                   <w:rFonts w:ascii="Arial" w:cs="Arial" w:eastAsia="Arial" w:hAnsi="Arial"/>
@@ -6291,7 +6291,7 @@
             <w:pPr>
               <w:spacing w:after="20" w:before="0"/>
             </w:pPr>
-            <w:hyperlink w:history="1" r:id="rIduq-2eaksfzwoo6wri1iq7">
+            <w:hyperlink w:history="1" r:id="rIdvmaliy37r7zycmdcnqt4h">
               <w:r>
                 <w:rPr>
                   <w:rFonts w:ascii="Arial" w:cs="Arial" w:eastAsia="Arial" w:hAnsi="Arial"/>
@@ -6324,7 +6324,7 @@
               <w:spacing w:after="10" w:before="0"/>
               <w:ind w:left="120"/>
             </w:pPr>
-            <w:hyperlink w:history="1" r:id="rId1ogbwqchm-hgfhpsykszf">
+            <w:hyperlink w:history="1" r:id="rIdt0mpjjyjkeqlhxureimjr">
               <w:r>
                 <w:rPr>
                   <w:rFonts w:ascii="Arial" w:cs="Arial" w:eastAsia="Arial" w:hAnsi="Arial"/>
@@ -6524,7 +6524,7 @@
             <w:pPr>
               <w:spacing w:after="20" w:before="0"/>
             </w:pPr>
-            <w:hyperlink w:history="1" r:id="rIddl9dpviiy9caxf-jvtklf">
+            <w:hyperlink w:history="1" r:id="rIdbzpbyljozcytgdv2i98vv">
               <w:r>
                 <w:rPr>
                   <w:rFonts w:ascii="Arial" w:cs="Arial" w:eastAsia="Arial" w:hAnsi="Arial"/>
@@ -6557,7 +6557,7 @@
               <w:spacing w:after="10" w:before="0"/>
               <w:ind w:left="120"/>
             </w:pPr>
-            <w:hyperlink w:history="1" r:id="rIdmioz-xakroycfqlept-ln">
+            <w:hyperlink w:history="1" r:id="rId-9k_8hb8cafmsslnv9lum">
               <w:r>
                 <w:rPr>
                   <w:rFonts w:ascii="Arial" w:cs="Arial" w:eastAsia="Arial" w:hAnsi="Arial"/>
@@ -6602,7 +6602,7 @@
             <w:pPr>
               <w:spacing w:after="20" w:before="0"/>
             </w:pPr>
-            <w:hyperlink w:history="1" r:id="rIdmwrgyoig2pcsrx-jm6ap8">
+            <w:hyperlink w:history="1" r:id="rIdofjmqxumagciiok03o-vs">
               <w:r>
                 <w:rPr>
                   <w:rFonts w:ascii="Arial" w:cs="Arial" w:eastAsia="Arial" w:hAnsi="Arial"/>
@@ -6635,7 +6635,7 @@
               <w:spacing w:after="10" w:before="0"/>
               <w:ind w:left="120"/>
             </w:pPr>
-            <w:hyperlink w:history="1" r:id="rIddf3h70lxsf8wx1mxrmyzc">
+            <w:hyperlink w:history="1" r:id="rIdgn-rgbqdluafcoluix7lz">
               <w:r>
                 <w:rPr>
                   <w:rFonts w:ascii="Arial" w:cs="Arial" w:eastAsia="Arial" w:hAnsi="Arial"/>
@@ -6835,7 +6835,7 @@
             <w:pPr>
               <w:spacing w:after="20" w:before="0"/>
             </w:pPr>
-            <w:hyperlink w:history="1" r:id="rId8ykuvjy8pexmwzbixrpw2">
+            <w:hyperlink w:history="1" r:id="rIdaf1ay4n6it6i63snulc0a">
               <w:r>
                 <w:rPr>
                   <w:rFonts w:ascii="Arial" w:cs="Arial" w:eastAsia="Arial" w:hAnsi="Arial"/>
@@ -6884,7 +6884,7 @@
               <w:spacing w:after="10" w:before="0"/>
               <w:ind w:left="120"/>
             </w:pPr>
-            <w:hyperlink w:history="1" r:id="rIdbdrtzq9hl8kgxbwy01b5u">
+            <w:hyperlink w:history="1" r:id="rIdnfx-syn1afvj9wv51vsym">
               <w:r>
                 <w:rPr>
                   <w:rFonts w:ascii="Arial" w:cs="Arial" w:eastAsia="Arial" w:hAnsi="Arial"/>
@@ -6929,7 +6929,7 @@
             <w:pPr>
               <w:spacing w:after="20" w:before="0"/>
             </w:pPr>
-            <w:hyperlink w:history="1" r:id="rIdlaxq0aoi3kmvyn6lgtopq">
+            <w:hyperlink w:history="1" r:id="rIdko8jmadvpjtrcnhsw5civ">
               <w:r>
                 <w:rPr>
                   <w:rFonts w:ascii="Arial" w:cs="Arial" w:eastAsia="Arial" w:hAnsi="Arial"/>
@@ -6962,7 +6962,7 @@
               <w:spacing w:after="10" w:before="0"/>
               <w:ind w:left="120"/>
             </w:pPr>
-            <w:hyperlink w:history="1" r:id="rIdqna2b6cxsvzrmlfspryuy">
+            <w:hyperlink w:history="1" r:id="rId1h_8dmtx2acjhg29ndneo">
               <w:r>
                 <w:rPr>
                   <w:rFonts w:ascii="Arial" w:cs="Arial" w:eastAsia="Arial" w:hAnsi="Arial"/>
@@ -7162,7 +7162,7 @@
             <w:pPr>
               <w:spacing w:after="20" w:before="0"/>
             </w:pPr>
-            <w:hyperlink w:history="1" r:id="rIdgv_v1rwkabf_xdumplv2k">
+            <w:hyperlink w:history="1" r:id="rIdfoj2gotmaaszrwg2fhtrg">
               <w:r>
                 <w:rPr>
                   <w:rFonts w:ascii="Arial" w:cs="Arial" w:eastAsia="Arial" w:hAnsi="Arial"/>
@@ -7211,7 +7211,7 @@
               <w:spacing w:after="10" w:before="0"/>
               <w:ind w:left="120"/>
             </w:pPr>
-            <w:hyperlink w:history="1" r:id="rIdbgex8sxjtioe7o3a-g1-4">
+            <w:hyperlink w:history="1" r:id="rIdbqax_ntsf1bco17bq_moe">
               <w:r>
                 <w:rPr>
                   <w:rFonts w:ascii="Arial" w:cs="Arial" w:eastAsia="Arial" w:hAnsi="Arial"/>
@@ -7256,7 +7256,7 @@
             <w:pPr>
               <w:spacing w:after="20" w:before="0"/>
             </w:pPr>
-            <w:hyperlink w:history="1" r:id="rIduasff0ifrmzexqhbmvjll">
+            <w:hyperlink w:history="1" r:id="rIdf2xohudokz1rd46nwujdp">
               <w:r>
                 <w:rPr>
                   <w:rFonts w:ascii="Arial" w:cs="Arial" w:eastAsia="Arial" w:hAnsi="Arial"/>
@@ -7289,7 +7289,7 @@
               <w:spacing w:after="10" w:before="0"/>
               <w:ind w:left="120"/>
             </w:pPr>
-            <w:hyperlink w:history="1" r:id="rIdd30v5o2agsrvvo5ub9ps2">
+            <w:hyperlink w:history="1" r:id="rIds-fw1mpqnm4klq4myxstg">
               <w:r>
                 <w:rPr>
                   <w:rFonts w:ascii="Arial" w:cs="Arial" w:eastAsia="Arial" w:hAnsi="Arial"/>
@@ -7489,7 +7489,7 @@
             <w:pPr>
               <w:spacing w:after="20" w:before="0"/>
             </w:pPr>
-            <w:hyperlink w:history="1" r:id="rIdjbprzdckrbhycwz2aehiw">
+            <w:hyperlink w:history="1" r:id="rIduzoth1z96wytzan0py0x_">
               <w:r>
                 <w:rPr>
                   <w:rFonts w:ascii="Arial" w:cs="Arial" w:eastAsia="Arial" w:hAnsi="Arial"/>
@@ -7538,7 +7538,7 @@
               <w:spacing w:after="10" w:before="0"/>
               <w:ind w:left="120"/>
             </w:pPr>
-            <w:hyperlink w:history="1" r:id="rIdbsauvi23sqqeqfkm7ub1q">
+            <w:hyperlink w:history="1" r:id="rIdxb7ztyzx-_f_iaynxangz">
               <w:r>
                 <w:rPr>
                   <w:rFonts w:ascii="Arial" w:cs="Arial" w:eastAsia="Arial" w:hAnsi="Arial"/>
@@ -7583,7 +7583,7 @@
             <w:pPr>
               <w:spacing w:after="20" w:before="0"/>
             </w:pPr>
-            <w:hyperlink w:history="1" r:id="rIdubghdt512ssuxzelxn-sf">
+            <w:hyperlink w:history="1" r:id="rIdt787s2yemv_yknv9szolh">
               <w:r>
                 <w:rPr>
                   <w:rFonts w:ascii="Arial" w:cs="Arial" w:eastAsia="Arial" w:hAnsi="Arial"/>
@@ -7632,7 +7632,7 @@
               <w:spacing w:after="10" w:before="0"/>
               <w:ind w:left="120"/>
             </w:pPr>
-            <w:hyperlink w:history="1" r:id="rIde2lm7usljmp2tpfntoouw">
+            <w:hyperlink w:history="1" r:id="rIdu6u0m4jbspccfjdvgsl1s">
               <w:r>
                 <w:rPr>
                   <w:rFonts w:ascii="Arial" w:cs="Arial" w:eastAsia="Arial" w:hAnsi="Arial"/>
@@ -8257,7 +8257,7 @@
         </w:rPr>
         <w:t xml:space="preserve">© 2026 SeaVuria and ARES. Aligned with KICD objectives. Developed by SeaVuria; technical implementation by ARES (with AI assistance from Claude). Licensed under </w:t>
       </w:r>
-      <w:hyperlink w:history="1" r:id="rIduwsxgknroxhpv6cqfmxvj">
+      <w:hyperlink w:history="1" r:id="rId9ueyhey-uheqwmijeu1dj">
         <w:r>
           <w:rPr>
             <w:rFonts w:ascii="Arial" w:cs="Arial" w:eastAsia="Arial" w:hAnsi="Arial"/>
@@ -8278,7 +8278,7 @@
         </w:rPr>
         <w:t xml:space="preserve"> (</w:t>
       </w:r>
-      <w:hyperlink w:history="1" r:id="rId7btt24-cg3ddei1ddf_f5">
+      <w:hyperlink w:history="1" r:id="rIdnqf12zhp8lcctped-ehkw">
         <w:r>
           <w:rPr>
             <w:rFonts w:ascii="Arial" w:cs="Arial" w:eastAsia="Arial" w:hAnsi="Arial"/>
@@ -9318,7 +9318,7 @@
             <w:pPr>
               <w:spacing w:after="20" w:before="0"/>
             </w:pPr>
-            <w:hyperlink w:history="1" r:id="rIdduzvey2gf25d3-sxzvssa">
+            <w:hyperlink w:history="1" r:id="rIdvielab9l_u6osf7vhgacs">
               <w:r>
                 <w:rPr>
                   <w:rFonts w:ascii="Arial" w:cs="Arial" w:eastAsia="Arial" w:hAnsi="Arial"/>
@@ -9367,7 +9367,7 @@
               <w:spacing w:after="10" w:before="0"/>
               <w:ind w:left="120"/>
             </w:pPr>
-            <w:hyperlink w:history="1" r:id="rId_7fmmnqz067vknuo5ivf7">
+            <w:hyperlink w:history="1" r:id="rIdy0r6vts-a8m4gnz22hgq4">
               <w:r>
                 <w:rPr>
                   <w:rFonts w:ascii="Arial" w:cs="Arial" w:eastAsia="Arial" w:hAnsi="Arial"/>
@@ -9412,7 +9412,7 @@
             <w:pPr>
               <w:spacing w:after="20" w:before="0"/>
             </w:pPr>
-            <w:hyperlink w:history="1" r:id="rIdsw9u0dbc-bjwnw_apjsl4">
+            <w:hyperlink w:history="1" r:id="rIdouzkdrftxh5nxdo9frsjf">
               <w:r>
                 <w:rPr>
                   <w:rFonts w:ascii="Arial" w:cs="Arial" w:eastAsia="Arial" w:hAnsi="Arial"/>
@@ -9445,7 +9445,7 @@
               <w:spacing w:after="10" w:before="0"/>
               <w:ind w:left="120"/>
             </w:pPr>
-            <w:hyperlink w:history="1" r:id="rId-woh4tz-ketskudaq3q09">
+            <w:hyperlink w:history="1" r:id="rId2xy_y54ht9anop03gf0yz">
               <w:r>
                 <w:rPr>
                   <w:rFonts w:ascii="Arial" w:cs="Arial" w:eastAsia="Arial" w:hAnsi="Arial"/>
@@ -9645,7 +9645,7 @@
             <w:pPr>
               <w:spacing w:after="20" w:before="0"/>
             </w:pPr>
-            <w:hyperlink w:history="1" r:id="rIdeppgraklp6aomyvebpdss">
+            <w:hyperlink w:history="1" r:id="rIdk0rjqcqefqttddm7rtkfr">
               <w:r>
                 <w:rPr>
                   <w:rFonts w:ascii="Arial" w:cs="Arial" w:eastAsia="Arial" w:hAnsi="Arial"/>
@@ -9694,7 +9694,7 @@
               <w:spacing w:after="10" w:before="0"/>
               <w:ind w:left="120"/>
             </w:pPr>
-            <w:hyperlink w:history="1" r:id="rId1hucm8s17xiwgv4eiwjow">
+            <w:hyperlink w:history="1" r:id="rIdsol7o91huene7rlagpjyo">
               <w:r>
                 <w:rPr>
                   <w:rFonts w:ascii="Arial" w:cs="Arial" w:eastAsia="Arial" w:hAnsi="Arial"/>
@@ -9739,7 +9739,7 @@
             <w:pPr>
               <w:spacing w:after="20" w:before="0"/>
             </w:pPr>
-            <w:hyperlink w:history="1" r:id="rIdww_adnwy8-u-5pnpsa7md">
+            <w:hyperlink w:history="1" r:id="rIdrndfkeayzousq2krhxuic">
               <w:r>
                 <w:rPr>
                   <w:rFonts w:ascii="Arial" w:cs="Arial" w:eastAsia="Arial" w:hAnsi="Arial"/>
@@ -9772,7 +9772,7 @@
               <w:spacing w:after="10" w:before="0"/>
               <w:ind w:left="120"/>
             </w:pPr>
-            <w:hyperlink w:history="1" r:id="rIdarbom24nryz4wdteuydxp">
+            <w:hyperlink w:history="1" r:id="rIdkgwjdpoum3iqggjz1lc4d">
               <w:r>
                 <w:rPr>
                   <w:rFonts w:ascii="Arial" w:cs="Arial" w:eastAsia="Arial" w:hAnsi="Arial"/>
@@ -9972,7 +9972,7 @@
             <w:pPr>
               <w:spacing w:after="20" w:before="0"/>
             </w:pPr>
-            <w:hyperlink w:history="1" r:id="rIdb_2llqhdctfq8c6kdmfqs">
+            <w:hyperlink w:history="1" r:id="rIdaip_cfjj0xzfcl5zfn6ml">
               <w:r>
                 <w:rPr>
                   <w:rFonts w:ascii="Arial" w:cs="Arial" w:eastAsia="Arial" w:hAnsi="Arial"/>
@@ -10021,7 +10021,7 @@
               <w:spacing w:after="10" w:before="0"/>
               <w:ind w:left="120"/>
             </w:pPr>
-            <w:hyperlink w:history="1" r:id="rId3mbhnf-_opa7h-ehtomqm">
+            <w:hyperlink w:history="1" r:id="rIdoawuedwk9iv_340csg3wx">
               <w:r>
                 <w:rPr>
                   <w:rFonts w:ascii="Arial" w:cs="Arial" w:eastAsia="Arial" w:hAnsi="Arial"/>
@@ -10066,7 +10066,7 @@
             <w:pPr>
               <w:spacing w:after="20" w:before="0"/>
             </w:pPr>
-            <w:hyperlink w:history="1" r:id="rId7die5wsc1bdf7cv3fdy8b">
+            <w:hyperlink w:history="1" r:id="rId2afwws9p33xsh3b8ti4ek">
               <w:r>
                 <w:rPr>
                   <w:rFonts w:ascii="Arial" w:cs="Arial" w:eastAsia="Arial" w:hAnsi="Arial"/>
@@ -10099,7 +10099,7 @@
               <w:spacing w:after="10" w:before="0"/>
               <w:ind w:left="120"/>
             </w:pPr>
-            <w:hyperlink w:history="1" r:id="rIdqaxvx3tzcxnugd-8jmsdw">
+            <w:hyperlink w:history="1" r:id="rIdjzsrbrgeihn6e6x8v7f6t">
               <w:r>
                 <w:rPr>
                   <w:rFonts w:ascii="Arial" w:cs="Arial" w:eastAsia="Arial" w:hAnsi="Arial"/>
@@ -10299,7 +10299,7 @@
             <w:pPr>
               <w:spacing w:after="20" w:before="0"/>
             </w:pPr>
-            <w:hyperlink w:history="1" r:id="rId_6h4a29pvpzi6sxgba_yl">
+            <w:hyperlink w:history="1" r:id="rIdghc5lyvkkxov2u7rlcqpl">
               <w:r>
                 <w:rPr>
                   <w:rFonts w:ascii="Arial" w:cs="Arial" w:eastAsia="Arial" w:hAnsi="Arial"/>
@@ -10348,7 +10348,7 @@
               <w:spacing w:after="10" w:before="0"/>
               <w:ind w:left="120"/>
             </w:pPr>
-            <w:hyperlink w:history="1" r:id="rIdqrc4z_rdb4urqxq5krp3e">
+            <w:hyperlink w:history="1" r:id="rIdh5bbbqh14szavbgimvwax">
               <w:r>
                 <w:rPr>
                   <w:rFonts w:ascii="Arial" w:cs="Arial" w:eastAsia="Arial" w:hAnsi="Arial"/>
@@ -10393,7 +10393,7 @@
             <w:pPr>
               <w:spacing w:after="20" w:before="0"/>
             </w:pPr>
-            <w:hyperlink w:history="1" r:id="rIdjfqgufie52llzqm0crt0l">
+            <w:hyperlink w:history="1" r:id="rIdpnlatrk83gkgdr17jusz9">
               <w:r>
                 <w:rPr>
                   <w:rFonts w:ascii="Arial" w:cs="Arial" w:eastAsia="Arial" w:hAnsi="Arial"/>
@@ -10426,7 +10426,7 @@
               <w:spacing w:after="10" w:before="0"/>
               <w:ind w:left="120"/>
             </w:pPr>
-            <w:hyperlink w:history="1" r:id="rIdsdxnmfpduonylautgdc9l">
+            <w:hyperlink w:history="1" r:id="rIdy0ebxqbfetqrkk-_bt2aq">
               <w:r>
                 <w:rPr>
                   <w:rFonts w:ascii="Arial" w:cs="Arial" w:eastAsia="Arial" w:hAnsi="Arial"/>
@@ -10626,7 +10626,7 @@
             <w:pPr>
               <w:spacing w:after="20" w:before="0"/>
             </w:pPr>
-            <w:hyperlink w:history="1" r:id="rIdihpe8m0yiuizugd9njpc5">
+            <w:hyperlink w:history="1" r:id="rIdehffhkcfx-9dubyjwyb1s">
               <w:r>
                 <w:rPr>
                   <w:rFonts w:ascii="Arial" w:cs="Arial" w:eastAsia="Arial" w:hAnsi="Arial"/>
@@ -10675,7 +10675,7 @@
               <w:spacing w:after="10" w:before="0"/>
               <w:ind w:left="120"/>
             </w:pPr>
-            <w:hyperlink w:history="1" r:id="rIdhcndkyygaoof9z_9mppfn">
+            <w:hyperlink w:history="1" r:id="rIdwvit5xmb8g5qjsuqmhzlq">
               <w:r>
                 <w:rPr>
                   <w:rFonts w:ascii="Arial" w:cs="Arial" w:eastAsia="Arial" w:hAnsi="Arial"/>
@@ -10720,7 +10720,7 @@
             <w:pPr>
               <w:spacing w:after="20" w:before="0"/>
             </w:pPr>
-            <w:hyperlink w:history="1" r:id="rIdbzaym6sbetj5xqpbwuzhl">
+            <w:hyperlink w:history="1" r:id="rIdwtokg2z0oiqmk71llvjkr">
               <w:r>
                 <w:rPr>
                   <w:rFonts w:ascii="Arial" w:cs="Arial" w:eastAsia="Arial" w:hAnsi="Arial"/>
@@ -10753,7 +10753,7 @@
               <w:spacing w:after="10" w:before="0"/>
               <w:ind w:left="120"/>
             </w:pPr>
-            <w:hyperlink w:history="1" r:id="rIdntcjwafgqivzgewpkfdtw">
+            <w:hyperlink w:history="1" r:id="rIde7qnwnxdsgwgnymtsnbj8">
               <w:r>
                 <w:rPr>
                   <w:rFonts w:ascii="Arial" w:cs="Arial" w:eastAsia="Arial" w:hAnsi="Arial"/>
@@ -11278,7 +11278,7 @@
         </w:rPr>
         <w:t xml:space="preserve">© 2026 SeaVuria and ARES. Aligned with KICD objectives. Developed by SeaVuria; technical implementation by ARES (with AI assistance from Claude). Licensed under </w:t>
       </w:r>
-      <w:hyperlink w:history="1" r:id="rIdgdo7xzx6uetwcjhpq2w5c">
+      <w:hyperlink w:history="1" r:id="rId-qsbvw8zlklrluiicszqe">
         <w:r>
           <w:rPr>
             <w:rFonts w:ascii="Arial" w:cs="Arial" w:eastAsia="Arial" w:hAnsi="Arial"/>
@@ -11299,7 +11299,7 @@
         </w:rPr>
         <w:t xml:space="preserve"> (</w:t>
       </w:r>
-      <w:hyperlink w:history="1" r:id="rIdonbq056xs-ytwqc02dto-">
+      <w:hyperlink w:history="1" r:id="rIdlv_2yy20kjlmu1qjurpco">
         <w:r>
           <w:rPr>
             <w:rFonts w:ascii="Arial" w:cs="Arial" w:eastAsia="Arial" w:hAnsi="Arial"/>
@@ -12339,7 +12339,7 @@
             <w:pPr>
               <w:spacing w:after="20" w:before="0"/>
             </w:pPr>
-            <w:hyperlink w:history="1" r:id="rIdhkdm3tricyxx0evshagky">
+            <w:hyperlink w:history="1" r:id="rIdeywi0qqevulo73sjbxltq">
               <w:r>
                 <w:rPr>
                   <w:rFonts w:ascii="Arial" w:cs="Arial" w:eastAsia="Arial" w:hAnsi="Arial"/>
@@ -12388,7 +12388,7 @@
               <w:spacing w:after="10" w:before="0"/>
               <w:ind w:left="120"/>
             </w:pPr>
-            <w:hyperlink w:history="1" r:id="rIda64olc4hfzsjnk2eszed3">
+            <w:hyperlink w:history="1" r:id="rIdo0ipgujf_hdpiizuz-fiv">
               <w:r>
                 <w:rPr>
                   <w:rFonts w:ascii="Arial" w:cs="Arial" w:eastAsia="Arial" w:hAnsi="Arial"/>
@@ -12450,7 +12450,7 @@
               <w:spacing w:after="10" w:before="0"/>
               <w:ind w:left="120"/>
             </w:pPr>
-            <w:hyperlink w:history="1" r:id="rIdfbbiauqrxvxz7lqbk6xzj">
+            <w:hyperlink w:history="1" r:id="rIdktx4feu6k0os-_bj7wv39">
               <w:r>
                 <w:rPr>
                   <w:rFonts w:ascii="Arial" w:cs="Arial" w:eastAsia="Arial" w:hAnsi="Arial"/>
@@ -12665,7 +12665,7 @@
             <w:pPr>
               <w:spacing w:after="20" w:before="0"/>
             </w:pPr>
-            <w:hyperlink w:history="1" r:id="rIdw59ltvvrdbxhmdwxneqml">
+            <w:hyperlink w:history="1" r:id="rIdq-2tkyvf_iwohk5l7vldb">
               <w:r>
                 <w:rPr>
                   <w:rFonts w:ascii="Arial" w:cs="Arial" w:eastAsia="Arial" w:hAnsi="Arial"/>
@@ -12714,7 +12714,7 @@
               <w:spacing w:after="10" w:before="0"/>
               <w:ind w:left="120"/>
             </w:pPr>
-            <w:hyperlink w:history="1" r:id="rIdfijtnpswufo3c1egvsu_p">
+            <w:hyperlink w:history="1" r:id="rIdplfbkqnrdmvjjcl_1458u">
               <w:r>
                 <w:rPr>
                   <w:rFonts w:ascii="Arial" w:cs="Arial" w:eastAsia="Arial" w:hAnsi="Arial"/>
@@ -12776,7 +12776,7 @@
               <w:spacing w:after="10" w:before="0"/>
               <w:ind w:left="120"/>
             </w:pPr>
-            <w:hyperlink w:history="1" r:id="rIdcuqlzexq9qfj2sv3xaqrh">
+            <w:hyperlink w:history="1" r:id="rIdqdjesckfncdkxjap5cfnz">
               <w:r>
                 <w:rPr>
                   <w:rFonts w:ascii="Arial" w:cs="Arial" w:eastAsia="Arial" w:hAnsi="Arial"/>
@@ -12991,7 +12991,7 @@
             <w:pPr>
               <w:spacing w:after="20" w:before="0"/>
             </w:pPr>
-            <w:hyperlink w:history="1" r:id="rIdbsgco23mn-ypg_eo8x3kd">
+            <w:hyperlink w:history="1" r:id="rId-svczg0i0azqp43r7h-rd">
               <w:r>
                 <w:rPr>
                   <w:rFonts w:ascii="Arial" w:cs="Arial" w:eastAsia="Arial" w:hAnsi="Arial"/>
@@ -13040,7 +13040,7 @@
               <w:spacing w:after="10" w:before="0"/>
               <w:ind w:left="120"/>
             </w:pPr>
-            <w:hyperlink w:history="1" r:id="rId4yqpexolh9_oofqr6yhdj">
+            <w:hyperlink w:history="1" r:id="rIdkec200ephci2tfcevjr8i">
               <w:r>
                 <w:rPr>
                   <w:rFonts w:ascii="Arial" w:cs="Arial" w:eastAsia="Arial" w:hAnsi="Arial"/>
@@ -13102,7 +13102,7 @@
               <w:spacing w:after="10" w:before="0"/>
               <w:ind w:left="120"/>
             </w:pPr>
-            <w:hyperlink w:history="1" r:id="rIdoxj4ywnka1qwxazxgth9p">
+            <w:hyperlink w:history="1" r:id="rIdgjx8n9fcmnmqfjftnudaj">
               <w:r>
                 <w:rPr>
                   <w:rFonts w:ascii="Arial" w:cs="Arial" w:eastAsia="Arial" w:hAnsi="Arial"/>
@@ -13317,7 +13317,7 @@
             <w:pPr>
               <w:spacing w:after="20" w:before="0"/>
             </w:pPr>
-            <w:hyperlink w:history="1" r:id="rId-tcfgm1bjlv3duufuxheh">
+            <w:hyperlink w:history="1" r:id="rId5yrpzlecclwjlarzfkaxh">
               <w:r>
                 <w:rPr>
                   <w:rFonts w:ascii="Arial" w:cs="Arial" w:eastAsia="Arial" w:hAnsi="Arial"/>
@@ -13366,7 +13366,7 @@
               <w:spacing w:after="10" w:before="0"/>
               <w:ind w:left="120"/>
             </w:pPr>
-            <w:hyperlink w:history="1" r:id="rIdpherrbd2qyoapbpdjdwvc">
+            <w:hyperlink w:history="1" r:id="rIdv5g1tov6ycmhbcnc3tgmi">
               <w:r>
                 <w:rPr>
                   <w:rFonts w:ascii="Arial" w:cs="Arial" w:eastAsia="Arial" w:hAnsi="Arial"/>
@@ -13428,7 +13428,7 @@
               <w:spacing w:after="10" w:before="0"/>
               <w:ind w:left="120"/>
             </w:pPr>
-            <w:hyperlink w:history="1" r:id="rId3gaueyp7jgn14phobgccu">
+            <w:hyperlink w:history="1" r:id="rIdhphi5f_zlastpo52szwg7">
               <w:r>
                 <w:rPr>
                   <w:rFonts w:ascii="Arial" w:cs="Arial" w:eastAsia="Arial" w:hAnsi="Arial"/>
@@ -13643,7 +13643,7 @@
             <w:pPr>
               <w:spacing w:after="20" w:before="0"/>
             </w:pPr>
-            <w:hyperlink w:history="1" r:id="rIdrr7i9hdygs5trc0sknnts">
+            <w:hyperlink w:history="1" r:id="rIdvxpql3w0jveghcstyrvwo">
               <w:r>
                 <w:rPr>
                   <w:rFonts w:ascii="Arial" w:cs="Arial" w:eastAsia="Arial" w:hAnsi="Arial"/>
@@ -13692,7 +13692,7 @@
               <w:spacing w:after="10" w:before="0"/>
               <w:ind w:left="120"/>
             </w:pPr>
-            <w:hyperlink w:history="1" r:id="rIdeyku1a_wfa2o2m8ixz1mh">
+            <w:hyperlink w:history="1" r:id="rIdlw4xenpw0gkzyzmsnuqts">
               <w:r>
                 <w:rPr>
                   <w:rFonts w:ascii="Arial" w:cs="Arial" w:eastAsia="Arial" w:hAnsi="Arial"/>
@@ -13754,7 +13754,7 @@
               <w:spacing w:after="10" w:before="0"/>
               <w:ind w:left="120"/>
             </w:pPr>
-            <w:hyperlink w:history="1" r:id="rIdacbkon5fm8h5rer6x9abb">
+            <w:hyperlink w:history="1" r:id="rIdesxbxzfeyhxy3_a7sexz3">
               <w:r>
                 <w:rPr>
                   <w:rFonts w:ascii="Arial" w:cs="Arial" w:eastAsia="Arial" w:hAnsi="Arial"/>
@@ -14294,7 +14294,7 @@
         </w:rPr>
         <w:t xml:space="preserve">© 2026 SeaVuria and ARES. Aligned with KICD objectives. Developed by SeaVuria; technical implementation by ARES (with AI assistance from Claude). Licensed under </w:t>
       </w:r>
-      <w:hyperlink w:history="1" r:id="rIdeiiamshnx5mt4c0hcwvif">
+      <w:hyperlink w:history="1" r:id="rIdl7e-c3bf1px4-muiwl56m">
         <w:r>
           <w:rPr>
             <w:rFonts w:ascii="Arial" w:cs="Arial" w:eastAsia="Arial" w:hAnsi="Arial"/>
@@ -14315,7 +14315,7 @@
         </w:rPr>
         <w:t xml:space="preserve"> (</w:t>
       </w:r>
-      <w:hyperlink w:history="1" r:id="rIdqaaxxsxoje5srwccsx_qp">
+      <w:hyperlink w:history="1" r:id="rIdtta7tmxuyqbj5lyjxfcyr">
         <w:r>
           <w:rPr>
             <w:rFonts w:ascii="Arial" w:cs="Arial" w:eastAsia="Arial" w:hAnsi="Arial"/>
@@ -15355,7 +15355,7 @@
             <w:pPr>
               <w:spacing w:after="20" w:before="0"/>
             </w:pPr>
-            <w:hyperlink w:history="1" r:id="rIdfdttf50pteitgj0ffmyw-">
+            <w:hyperlink w:history="1" r:id="rIdnvbwpgfwpdcm3g2qijher">
               <w:r>
                 <w:rPr>
                   <w:rFonts w:ascii="Arial" w:cs="Arial" w:eastAsia="Arial" w:hAnsi="Arial"/>
@@ -15404,7 +15404,7 @@
               <w:spacing w:after="10" w:before="0"/>
               <w:ind w:left="120"/>
             </w:pPr>
-            <w:hyperlink w:history="1" r:id="rIdrgj752-lek3xycnwcgw6f">
+            <w:hyperlink w:history="1" r:id="rIdhkhs9svyiwdijagof5xar">
               <w:r>
                 <w:rPr>
                   <w:rFonts w:ascii="Arial" w:cs="Arial" w:eastAsia="Arial" w:hAnsi="Arial"/>
@@ -15449,7 +15449,7 @@
             <w:pPr>
               <w:spacing w:after="20" w:before="0"/>
             </w:pPr>
-            <w:hyperlink w:history="1" r:id="rIddjpawhdhid3kdirmfniu0">
+            <w:hyperlink w:history="1" r:id="rIdcfca15on1_ctztbcm4mpb">
               <w:r>
                 <w:rPr>
                   <w:rFonts w:ascii="Arial" w:cs="Arial" w:eastAsia="Arial" w:hAnsi="Arial"/>
@@ -15498,7 +15498,7 @@
               <w:spacing w:after="10" w:before="0"/>
               <w:ind w:left="120"/>
             </w:pPr>
-            <w:hyperlink w:history="1" r:id="rIdhxoo1fusu2mtg1ol65xjw">
+            <w:hyperlink w:history="1" r:id="rIdeyromvym2_s_2wxjclyfi">
               <w:r>
                 <w:rPr>
                   <w:rFonts w:ascii="Arial" w:cs="Arial" w:eastAsia="Arial" w:hAnsi="Arial"/>
@@ -15698,7 +15698,7 @@
             <w:pPr>
               <w:spacing w:after="20" w:before="0"/>
             </w:pPr>
-            <w:hyperlink w:history="1" r:id="rIdpha3s8hzvori1pnzdzobq">
+            <w:hyperlink w:history="1" r:id="rIdgfym2fru1-cjohe-qt_6y">
               <w:r>
                 <w:rPr>
                   <w:rFonts w:ascii="Arial" w:cs="Arial" w:eastAsia="Arial" w:hAnsi="Arial"/>
@@ -15747,7 +15747,7 @@
               <w:spacing w:after="10" w:before="0"/>
               <w:ind w:left="120"/>
             </w:pPr>
-            <w:hyperlink w:history="1" r:id="rIdrny9yxd7n1ku2u5u-p0oi">
+            <w:hyperlink w:history="1" r:id="rId_hyvc06ndrofruu59hkq_">
               <w:r>
                 <w:rPr>
                   <w:rFonts w:ascii="Arial" w:cs="Arial" w:eastAsia="Arial" w:hAnsi="Arial"/>
@@ -15792,7 +15792,7 @@
             <w:pPr>
               <w:spacing w:after="20" w:before="0"/>
             </w:pPr>
-            <w:hyperlink w:history="1" r:id="rId1bqcrvz7omd-psbrw1vba">
+            <w:hyperlink w:history="1" r:id="rIdpv_z60pdbzbc1h8c38e6d">
               <w:r>
                 <w:rPr>
                   <w:rFonts w:ascii="Arial" w:cs="Arial" w:eastAsia="Arial" w:hAnsi="Arial"/>
@@ -15841,7 +15841,7 @@
               <w:spacing w:after="10" w:before="0"/>
               <w:ind w:left="120"/>
             </w:pPr>
-            <w:hyperlink w:history="1" r:id="rIdcvenl1kczj-i4udujm7v_">
+            <w:hyperlink w:history="1" r:id="rIdpvvgxgb-nfycdqzlkjonk">
               <w:r>
                 <w:rPr>
                   <w:rFonts w:ascii="Arial" w:cs="Arial" w:eastAsia="Arial" w:hAnsi="Arial"/>
@@ -16041,7 +16041,7 @@
             <w:pPr>
               <w:spacing w:after="20" w:before="0"/>
             </w:pPr>
-            <w:hyperlink w:history="1" r:id="rId1jmce5mx_z2i_-ble0a0b">
+            <w:hyperlink w:history="1" r:id="rIdxhqydb3fyekcbjm_01vjw">
               <w:r>
                 <w:rPr>
                   <w:rFonts w:ascii="Arial" w:cs="Arial" w:eastAsia="Arial" w:hAnsi="Arial"/>
@@ -16090,7 +16090,7 @@
               <w:spacing w:after="10" w:before="0"/>
               <w:ind w:left="120"/>
             </w:pPr>
-            <w:hyperlink w:history="1" r:id="rId-rsottc7y0og3uxhnqnsp">
+            <w:hyperlink w:history="1" r:id="rIdmkx5uv-czqeat889sirjz">
               <w:r>
                 <w:rPr>
                   <w:rFonts w:ascii="Arial" w:cs="Arial" w:eastAsia="Arial" w:hAnsi="Arial"/>
@@ -16135,7 +16135,7 @@
             <w:pPr>
               <w:spacing w:after="20" w:before="0"/>
             </w:pPr>
-            <w:hyperlink w:history="1" r:id="rIdm3kffxcsicuicxxajamgy">
+            <w:hyperlink w:history="1" r:id="rId7yhqfk5qnmocxu1uinfd1">
               <w:r>
                 <w:rPr>
                   <w:rFonts w:ascii="Arial" w:cs="Arial" w:eastAsia="Arial" w:hAnsi="Arial"/>
@@ -16184,7 +16184,7 @@
               <w:spacing w:after="10" w:before="0"/>
               <w:ind w:left="120"/>
             </w:pPr>
-            <w:hyperlink w:history="1" r:id="rIduljp3fghjl-uejv0ipsht">
+            <w:hyperlink w:history="1" r:id="rId1kajgen_cid90t_60gfl1">
               <w:r>
                 <w:rPr>
                   <w:rFonts w:ascii="Arial" w:cs="Arial" w:eastAsia="Arial" w:hAnsi="Arial"/>
@@ -16384,7 +16384,7 @@
             <w:pPr>
               <w:spacing w:after="20" w:before="0"/>
             </w:pPr>
-            <w:hyperlink w:history="1" r:id="rIdjqpndf7zn5m2kav2nuvih">
+            <w:hyperlink w:history="1" r:id="rIdb5yubu2n8nfevhh6d4tgg">
               <w:r>
                 <w:rPr>
                   <w:rFonts w:ascii="Arial" w:cs="Arial" w:eastAsia="Arial" w:hAnsi="Arial"/>
@@ -16433,7 +16433,7 @@
               <w:spacing w:after="10" w:before="0"/>
               <w:ind w:left="120"/>
             </w:pPr>
-            <w:hyperlink w:history="1" r:id="rIdpuored8aa2zy6yg8o39yb">
+            <w:hyperlink w:history="1" r:id="rIdzdpv8hslzptnurygm5j1z">
               <w:r>
                 <w:rPr>
                   <w:rFonts w:ascii="Arial" w:cs="Arial" w:eastAsia="Arial" w:hAnsi="Arial"/>
@@ -16478,7 +16478,7 @@
             <w:pPr>
               <w:spacing w:after="20" w:before="0"/>
             </w:pPr>
-            <w:hyperlink w:history="1" r:id="rIdz9pazk5canq8umxdh0h0q">
+            <w:hyperlink w:history="1" r:id="rIditdfsn-jjm0gzkp8aldiq">
               <w:r>
                 <w:rPr>
                   <w:rFonts w:ascii="Arial" w:cs="Arial" w:eastAsia="Arial" w:hAnsi="Arial"/>
@@ -16527,7 +16527,7 @@
               <w:spacing w:after="10" w:before="0"/>
               <w:ind w:left="120"/>
             </w:pPr>
-            <w:hyperlink w:history="1" r:id="rIdicrroqq0bvevvd7ezsuyb">
+            <w:hyperlink w:history="1" r:id="rIdrjdrjm1ewp86baae0prwi">
               <w:r>
                 <w:rPr>
                   <w:rFonts w:ascii="Arial" w:cs="Arial" w:eastAsia="Arial" w:hAnsi="Arial"/>
@@ -16727,7 +16727,7 @@
             <w:pPr>
               <w:spacing w:after="20" w:before="0"/>
             </w:pPr>
-            <w:hyperlink w:history="1" r:id="rIdhfa6vsxaubjxnzbmozxv8">
+            <w:hyperlink w:history="1" r:id="rIdxuavaeenwm-iynyhp-j5u">
               <w:r>
                 <w:rPr>
                   <w:rFonts w:ascii="Arial" w:cs="Arial" w:eastAsia="Arial" w:hAnsi="Arial"/>
@@ -16776,7 +16776,7 @@
               <w:spacing w:after="10" w:before="0"/>
               <w:ind w:left="120"/>
             </w:pPr>
-            <w:hyperlink w:history="1" r:id="rIdjip8lgwh97vo5rfjbg52o">
+            <w:hyperlink w:history="1" r:id="rIdznu6at9tgqvj7cd3aijbp">
               <w:r>
                 <w:rPr>
                   <w:rFonts w:ascii="Arial" w:cs="Arial" w:eastAsia="Arial" w:hAnsi="Arial"/>
@@ -16821,7 +16821,7 @@
             <w:pPr>
               <w:spacing w:after="20" w:before="0"/>
             </w:pPr>
-            <w:hyperlink w:history="1" r:id="rIdilpaybekltctctklpwusj">
+            <w:hyperlink w:history="1" r:id="rIdcyn9t_qdxfmb2dfc3zihb">
               <w:r>
                 <w:rPr>
                   <w:rFonts w:ascii="Arial" w:cs="Arial" w:eastAsia="Arial" w:hAnsi="Arial"/>
@@ -16870,7 +16870,7 @@
               <w:spacing w:after="10" w:before="0"/>
               <w:ind w:left="120"/>
             </w:pPr>
-            <w:hyperlink w:history="1" r:id="rIdbydi2ta8euutrbgyresax">
+            <w:hyperlink w:history="1" r:id="rIdisl_2h63itrhxgtdsdeei">
               <w:r>
                 <w:rPr>
                   <w:rFonts w:ascii="Arial" w:cs="Arial" w:eastAsia="Arial" w:hAnsi="Arial"/>
@@ -17395,7 +17395,7 @@
         </w:rPr>
         <w:t xml:space="preserve">© 2026 SeaVuria and ARES. Aligned with KICD objectives. Developed by SeaVuria; technical implementation by ARES (with AI assistance from Claude). Licensed under </w:t>
       </w:r>
-      <w:hyperlink w:history="1" r:id="rId7euxj7eyp5c4099fzrsis">
+      <w:hyperlink w:history="1" r:id="rIdxgmrsi5yne9zetshilvdk">
         <w:r>
           <w:rPr>
             <w:rFonts w:ascii="Arial" w:cs="Arial" w:eastAsia="Arial" w:hAnsi="Arial"/>
@@ -17416,7 +17416,7 @@
         </w:rPr>
         <w:t xml:space="preserve"> (</w:t>
       </w:r>
-      <w:hyperlink w:history="1" r:id="rIdqdssxlqjmz9eowtpddi02">
+      <w:hyperlink w:history="1" r:id="rIdijzo0cynmxtc4bvnkqwka">
         <w:r>
           <w:rPr>
             <w:rFonts w:ascii="Arial" w:cs="Arial" w:eastAsia="Arial" w:hAnsi="Arial"/>
@@ -18456,7 +18456,7 @@
             <w:pPr>
               <w:spacing w:after="20" w:before="0"/>
             </w:pPr>
-            <w:hyperlink w:history="1" r:id="rIdbfqkjv3rm9t2pndhso3zf">
+            <w:hyperlink w:history="1" r:id="rIdlsugmipl9a_c9d0fxf0hi">
               <w:r>
                 <w:rPr>
                   <w:rFonts w:ascii="Arial" w:cs="Arial" w:eastAsia="Arial" w:hAnsi="Arial"/>
@@ -18505,7 +18505,7 @@
               <w:spacing w:after="10" w:before="0"/>
               <w:ind w:left="120"/>
             </w:pPr>
-            <w:hyperlink w:history="1" r:id="rId4_feyl5etivpth5vmb8vr">
+            <w:hyperlink w:history="1" r:id="rIdwsy7pfqplqz6vdjz_m9t3">
               <w:r>
                 <w:rPr>
                   <w:rFonts w:ascii="Arial" w:cs="Arial" w:eastAsia="Arial" w:hAnsi="Arial"/>
@@ -18567,7 +18567,7 @@
               <w:spacing w:after="10" w:before="0"/>
               <w:ind w:left="120"/>
             </w:pPr>
-            <w:hyperlink w:history="1" r:id="rId3v34zotqr4kcj7zdcpsrz">
+            <w:hyperlink w:history="1" r:id="rIdyimupw_ujczdqngkulto-">
               <w:r>
                 <w:rPr>
                   <w:rFonts w:ascii="Arial" w:cs="Arial" w:eastAsia="Arial" w:hAnsi="Arial"/>
@@ -18782,7 +18782,7 @@
             <w:pPr>
               <w:spacing w:after="20" w:before="0"/>
             </w:pPr>
-            <w:hyperlink w:history="1" r:id="rIdwhaklbngxkx0pv0sfu-ck">
+            <w:hyperlink w:history="1" r:id="rIddp8rctumeuqavrprvhkxz">
               <w:r>
                 <w:rPr>
                   <w:rFonts w:ascii="Arial" w:cs="Arial" w:eastAsia="Arial" w:hAnsi="Arial"/>
@@ -18831,7 +18831,7 @@
               <w:spacing w:after="10" w:before="0"/>
               <w:ind w:left="120"/>
             </w:pPr>
-            <w:hyperlink w:history="1" r:id="rIdmijavezyqu-uutcbt-juj">
+            <w:hyperlink w:history="1" r:id="rId9dkckmefyjvketquwqjpl">
               <w:r>
                 <w:rPr>
                   <w:rFonts w:ascii="Arial" w:cs="Arial" w:eastAsia="Arial" w:hAnsi="Arial"/>
@@ -18893,7 +18893,7 @@
               <w:spacing w:after="10" w:before="0"/>
               <w:ind w:left="120"/>
             </w:pPr>
-            <w:hyperlink w:history="1" r:id="rIdflnjywz8cjvrubuzd1h_y">
+            <w:hyperlink w:history="1" r:id="rIddtiadcktykvjgpuf7teqn">
               <w:r>
                 <w:rPr>
                   <w:rFonts w:ascii="Arial" w:cs="Arial" w:eastAsia="Arial" w:hAnsi="Arial"/>
@@ -19108,7 +19108,7 @@
             <w:pPr>
               <w:spacing w:after="20" w:before="0"/>
             </w:pPr>
-            <w:hyperlink w:history="1" r:id="rIdgbhajvffd6i4gqf5xl8zh">
+            <w:hyperlink w:history="1" r:id="rIdbxnugnukakojahwxdmwdn">
               <w:r>
                 <w:rPr>
                   <w:rFonts w:ascii="Arial" w:cs="Arial" w:eastAsia="Arial" w:hAnsi="Arial"/>
@@ -19157,7 +19157,7 @@
               <w:spacing w:after="10" w:before="0"/>
               <w:ind w:left="120"/>
             </w:pPr>
-            <w:hyperlink w:history="1" r:id="rIdo8-mk7ucv9nakbp8a25li">
+            <w:hyperlink w:history="1" r:id="rIdxq61_siaii_rioehrhc6f">
               <w:r>
                 <w:rPr>
                   <w:rFonts w:ascii="Arial" w:cs="Arial" w:eastAsia="Arial" w:hAnsi="Arial"/>
@@ -19219,7 +19219,7 @@
               <w:spacing w:after="10" w:before="0"/>
               <w:ind w:left="120"/>
             </w:pPr>
-            <w:hyperlink w:history="1" r:id="rIdibnuuznqrsmdtfx4cgneb">
+            <w:hyperlink w:history="1" r:id="rIdnagufbrdr5fafpatzxgnc">
               <w:r>
                 <w:rPr>
                   <w:rFonts w:ascii="Arial" w:cs="Arial" w:eastAsia="Arial" w:hAnsi="Arial"/>
@@ -19434,7 +19434,7 @@
             <w:pPr>
               <w:spacing w:after="20" w:before="0"/>
             </w:pPr>
-            <w:hyperlink w:history="1" r:id="rIdnrenatzeo43onhqt3nequ">
+            <w:hyperlink w:history="1" r:id="rId3nyahnwocbadpfoxry7se">
               <w:r>
                 <w:rPr>
                   <w:rFonts w:ascii="Arial" w:cs="Arial" w:eastAsia="Arial" w:hAnsi="Arial"/>
@@ -19483,7 +19483,7 @@
               <w:spacing w:after="10" w:before="0"/>
               <w:ind w:left="120"/>
             </w:pPr>
-            <w:hyperlink w:history="1" r:id="rIdnk0j_tylgi-tgmg46pxdv">
+            <w:hyperlink w:history="1" r:id="rIda2bnzpaw5zzhexxxjothc">
               <w:r>
                 <w:rPr>
                   <w:rFonts w:ascii="Arial" w:cs="Arial" w:eastAsia="Arial" w:hAnsi="Arial"/>
@@ -19545,7 +19545,7 @@
               <w:spacing w:after="10" w:before="0"/>
               <w:ind w:left="120"/>
             </w:pPr>
-            <w:hyperlink w:history="1" r:id="rIdktymzirjeevbsr8i_aa-4">
+            <w:hyperlink w:history="1" r:id="rId59rxvlphmkeceyra_svxj">
               <w:r>
                 <w:rPr>
                   <w:rFonts w:ascii="Arial" w:cs="Arial" w:eastAsia="Arial" w:hAnsi="Arial"/>
@@ -19760,7 +19760,7 @@
             <w:pPr>
               <w:spacing w:after="20" w:before="0"/>
             </w:pPr>
-            <w:hyperlink w:history="1" r:id="rIdkbnlfpau6pipurlvdtmi0">
+            <w:hyperlink w:history="1" r:id="rId1dr_hrb65mvavtqqoethm">
               <w:r>
                 <w:rPr>
                   <w:rFonts w:ascii="Arial" w:cs="Arial" w:eastAsia="Arial" w:hAnsi="Arial"/>
@@ -19809,7 +19809,7 @@
               <w:spacing w:after="10" w:before="0"/>
               <w:ind w:left="120"/>
             </w:pPr>
-            <w:hyperlink w:history="1" r:id="rIdn42jphusomearif_iuqsu">
+            <w:hyperlink w:history="1" r:id="rId8jfpvbhu_rcdhro8ctbd6">
               <w:r>
                 <w:rPr>
                   <w:rFonts w:ascii="Arial" w:cs="Arial" w:eastAsia="Arial" w:hAnsi="Arial"/>
@@ -19871,7 +19871,7 @@
               <w:spacing w:after="10" w:before="0"/>
               <w:ind w:left="120"/>
             </w:pPr>
-            <w:hyperlink w:history="1" r:id="rIdzc0eefpyi3xa3wtkrn-se">
+            <w:hyperlink w:history="1" r:id="rIdr2jdh69hzps3-te2svepx">
               <w:r>
                 <w:rPr>
                   <w:rFonts w:ascii="Arial" w:cs="Arial" w:eastAsia="Arial" w:hAnsi="Arial"/>
@@ -20411,7 +20411,7 @@
         </w:rPr>
         <w:t xml:space="preserve">© 2026 SeaVuria and ARES. Aligned with KICD objectives. Developed by SeaVuria; technical implementation by ARES (with AI assistance from Claude). Licensed under </w:t>
       </w:r>
-      <w:hyperlink w:history="1" r:id="rIdhpt-hbfao09gfdsjtg_tl">
+      <w:hyperlink w:history="1" r:id="rId1llvpwptyrqq1qypgdhxs">
         <w:r>
           <w:rPr>
             <w:rFonts w:ascii="Arial" w:cs="Arial" w:eastAsia="Arial" w:hAnsi="Arial"/>
@@ -20432,7 +20432,7 @@
         </w:rPr>
         <w:t xml:space="preserve"> (</w:t>
       </w:r>
-      <w:hyperlink w:history="1" r:id="rIdttyn1kdo97ewojuqo1zp0">
+      <w:hyperlink w:history="1" r:id="rIdxtgpp0ttgujnt4cbp--gm">
         <w:r>
           <w:rPr>
             <w:rFonts w:ascii="Arial" w:cs="Arial" w:eastAsia="Arial" w:hAnsi="Arial"/>
@@ -21472,7 +21472,7 @@
             <w:pPr>
               <w:spacing w:after="20" w:before="0"/>
             </w:pPr>
-            <w:hyperlink w:history="1" r:id="rId-ffrwumrqmhru2jn9xm92">
+            <w:hyperlink w:history="1" r:id="rIdtbp0b2ax5d3qx_heiw0b_">
               <w:r>
                 <w:rPr>
                   <w:rFonts w:ascii="Arial" w:cs="Arial" w:eastAsia="Arial" w:hAnsi="Arial"/>
@@ -21521,7 +21521,7 @@
               <w:spacing w:after="10" w:before="0"/>
               <w:ind w:left="120"/>
             </w:pPr>
-            <w:hyperlink w:history="1" r:id="rIdecmveb_pkoj_tlbeohtod">
+            <w:hyperlink w:history="1" r:id="rIdv9w99ff559kbixiuzlxpi">
               <w:r>
                 <w:rPr>
                   <w:rFonts w:ascii="Arial" w:cs="Arial" w:eastAsia="Arial" w:hAnsi="Arial"/>
@@ -21566,7 +21566,7 @@
             <w:pPr>
               <w:spacing w:after="20" w:before="0"/>
             </w:pPr>
-            <w:hyperlink w:history="1" r:id="rIdylhazzump8htdl9kd0idd">
+            <w:hyperlink w:history="1" r:id="rIdv237d7nko_preuztmkkug">
               <w:r>
                 <w:rPr>
                   <w:rFonts w:ascii="Arial" w:cs="Arial" w:eastAsia="Arial" w:hAnsi="Arial"/>
@@ -21615,7 +21615,7 @@
               <w:spacing w:after="10" w:before="0"/>
               <w:ind w:left="120"/>
             </w:pPr>
-            <w:hyperlink w:history="1" r:id="rIdc-smwmtkfac4hrbusmuvz">
+            <w:hyperlink w:history="1" r:id="rIdbmkwgwijqmsqehk0fkgtx">
               <w:r>
                 <w:rPr>
                   <w:rFonts w:ascii="Arial" w:cs="Arial" w:eastAsia="Arial" w:hAnsi="Arial"/>
@@ -21815,7 +21815,7 @@
             <w:pPr>
               <w:spacing w:after="20" w:before="0"/>
             </w:pPr>
-            <w:hyperlink w:history="1" r:id="rIdxlnftooilxekcve0ycfk4">
+            <w:hyperlink w:history="1" r:id="rIdtkmplcmo28yrafpzsu4t-">
               <w:r>
                 <w:rPr>
                   <w:rFonts w:ascii="Arial" w:cs="Arial" w:eastAsia="Arial" w:hAnsi="Arial"/>
@@ -21864,7 +21864,7 @@
               <w:spacing w:after="10" w:before="0"/>
               <w:ind w:left="120"/>
             </w:pPr>
-            <w:hyperlink w:history="1" r:id="rIdnpvvhrbrxeiqfeflhltdr">
+            <w:hyperlink w:history="1" r:id="rIdjcfy8lxbzug90qlrbuot1">
               <w:r>
                 <w:rPr>
                   <w:rFonts w:ascii="Arial" w:cs="Arial" w:eastAsia="Arial" w:hAnsi="Arial"/>
@@ -21909,7 +21909,7 @@
             <w:pPr>
               <w:spacing w:after="20" w:before="0"/>
             </w:pPr>
-            <w:hyperlink w:history="1" r:id="rIdxj0-g-xffjngbyx1oigib">
+            <w:hyperlink w:history="1" r:id="rId36ipguew-z0hxk_j98iq-">
               <w:r>
                 <w:rPr>
                   <w:rFonts w:ascii="Arial" w:cs="Arial" w:eastAsia="Arial" w:hAnsi="Arial"/>
@@ -21958,7 +21958,7 @@
               <w:spacing w:after="10" w:before="0"/>
               <w:ind w:left="120"/>
             </w:pPr>
-            <w:hyperlink w:history="1" r:id="rId4kxaahgqldh1fvohapj6i">
+            <w:hyperlink w:history="1" r:id="rIdfqithqz2rzomblcbfbgcx">
               <w:r>
                 <w:rPr>
                   <w:rFonts w:ascii="Arial" w:cs="Arial" w:eastAsia="Arial" w:hAnsi="Arial"/>
@@ -22158,7 +22158,7 @@
             <w:pPr>
               <w:spacing w:after="20" w:before="0"/>
             </w:pPr>
-            <w:hyperlink w:history="1" r:id="rIducchqtlvz2qexf9bk1b1g">
+            <w:hyperlink w:history="1" r:id="rIdmbm09l7gtervtpf6asnv2">
               <w:r>
                 <w:rPr>
                   <w:rFonts w:ascii="Arial" w:cs="Arial" w:eastAsia="Arial" w:hAnsi="Arial"/>
@@ -22207,7 +22207,7 @@
               <w:spacing w:after="10" w:before="0"/>
               <w:ind w:left="120"/>
             </w:pPr>
-            <w:hyperlink w:history="1" r:id="rIdzheggxhl68lzelclqydwj">
+            <w:hyperlink w:history="1" r:id="rIdpld8j5o8yzjn8ssn7gele">
               <w:r>
                 <w:rPr>
                   <w:rFonts w:ascii="Arial" w:cs="Arial" w:eastAsia="Arial" w:hAnsi="Arial"/>
@@ -22252,7 +22252,7 @@
             <w:pPr>
               <w:spacing w:after="20" w:before="0"/>
             </w:pPr>
-            <w:hyperlink w:history="1" r:id="rId73c5tbn6gmakyfms09dho">
+            <w:hyperlink w:history="1" r:id="rIdpbajtkrt2xr8mfasyhaoc">
               <w:r>
                 <w:rPr>
                   <w:rFonts w:ascii="Arial" w:cs="Arial" w:eastAsia="Arial" w:hAnsi="Arial"/>
@@ -22301,7 +22301,7 @@
               <w:spacing w:after="10" w:before="0"/>
               <w:ind w:left="120"/>
             </w:pPr>
-            <w:hyperlink w:history="1" r:id="rIdsmeyess_phfknefhat1-4">
+            <w:hyperlink w:history="1" r:id="rIdarqychmxlruhbrqqa1igz">
               <w:r>
                 <w:rPr>
                   <w:rFonts w:ascii="Arial" w:cs="Arial" w:eastAsia="Arial" w:hAnsi="Arial"/>
@@ -22501,7 +22501,7 @@
             <w:pPr>
               <w:spacing w:after="20" w:before="0"/>
             </w:pPr>
-            <w:hyperlink w:history="1" r:id="rIdskcuwbc_tkf2t-gupf3mi">
+            <w:hyperlink w:history="1" r:id="rIdxv1h6fs1l8voouqpfvhuq">
               <w:r>
                 <w:rPr>
                   <w:rFonts w:ascii="Arial" w:cs="Arial" w:eastAsia="Arial" w:hAnsi="Arial"/>
@@ -22550,7 +22550,7 @@
               <w:spacing w:after="10" w:before="0"/>
               <w:ind w:left="120"/>
             </w:pPr>
-            <w:hyperlink w:history="1" r:id="rIdhl2ukwga9vgdmhpxgwnma">
+            <w:hyperlink w:history="1" r:id="rIdu9twjofqnaohjcn8mub-c">
               <w:r>
                 <w:rPr>
                   <w:rFonts w:ascii="Arial" w:cs="Arial" w:eastAsia="Arial" w:hAnsi="Arial"/>
@@ -22595,7 +22595,7 @@
             <w:pPr>
               <w:spacing w:after="20" w:before="0"/>
             </w:pPr>
-            <w:hyperlink w:history="1" r:id="rId7xgjakhnxwb-qwsyc1nyg">
+            <w:hyperlink w:history="1" r:id="rIdxlpescfe9cs1fy2ymxlbu">
               <w:r>
                 <w:rPr>
                   <w:rFonts w:ascii="Arial" w:cs="Arial" w:eastAsia="Arial" w:hAnsi="Arial"/>
@@ -22644,7 +22644,7 @@
               <w:spacing w:after="10" w:before="0"/>
               <w:ind w:left="120"/>
             </w:pPr>
-            <w:hyperlink w:history="1" r:id="rIddcpnpjnl-6usaesoxl_b6">
+            <w:hyperlink w:history="1" r:id="rId4_v11e62vuqpsvoskk_x5">
               <w:r>
                 <w:rPr>
                   <w:rFonts w:ascii="Arial" w:cs="Arial" w:eastAsia="Arial" w:hAnsi="Arial"/>
@@ -22844,7 +22844,7 @@
             <w:pPr>
               <w:spacing w:after="20" w:before="0"/>
             </w:pPr>
-            <w:hyperlink w:history="1" r:id="rIdwxkpoyygb0st-a-lpncuq">
+            <w:hyperlink w:history="1" r:id="rIdzi_hjfhfcwnpbwevslnca">
               <w:r>
                 <w:rPr>
                   <w:rFonts w:ascii="Arial" w:cs="Arial" w:eastAsia="Arial" w:hAnsi="Arial"/>
@@ -22893,7 +22893,7 @@
               <w:spacing w:after="10" w:before="0"/>
               <w:ind w:left="120"/>
             </w:pPr>
-            <w:hyperlink w:history="1" r:id="rIdvn0msfdox7nbkqxdgzf7r">
+            <w:hyperlink w:history="1" r:id="rIdvhznqb5lpvna0ytpzbyec">
               <w:r>
                 <w:rPr>
                   <w:rFonts w:ascii="Arial" w:cs="Arial" w:eastAsia="Arial" w:hAnsi="Arial"/>
@@ -22938,7 +22938,7 @@
             <w:pPr>
               <w:spacing w:after="20" w:before="0"/>
             </w:pPr>
-            <w:hyperlink w:history="1" r:id="rIdjngkqi3a7jqyvqdhefy3u">
+            <w:hyperlink w:history="1" r:id="rIdun-0y1mc7idp1poq4ujeu">
               <w:r>
                 <w:rPr>
                   <w:rFonts w:ascii="Arial" w:cs="Arial" w:eastAsia="Arial" w:hAnsi="Arial"/>
@@ -22987,7 +22987,7 @@
               <w:spacing w:after="10" w:before="0"/>
               <w:ind w:left="120"/>
             </w:pPr>
-            <w:hyperlink w:history="1" r:id="rIdcssww6tq3_rvk8kymfjrw">
+            <w:hyperlink w:history="1" r:id="rIdfupcrmotmbkigl_krato0">
               <w:r>
                 <w:rPr>
                   <w:rFonts w:ascii="Arial" w:cs="Arial" w:eastAsia="Arial" w:hAnsi="Arial"/>
@@ -23512,7 +23512,7 @@
         </w:rPr>
         <w:t xml:space="preserve">© 2026 SeaVuria and ARES. Aligned with KICD objectives. Developed by SeaVuria; technical implementation by ARES (with AI assistance from Claude). Licensed under </w:t>
       </w:r>
-      <w:hyperlink w:history="1" r:id="rIdcwdedpfx8xbphgv1j_0jz">
+      <w:hyperlink w:history="1" r:id="rIdplvjg5pbnwgia-e1o0uhq">
         <w:r>
           <w:rPr>
             <w:rFonts w:ascii="Arial" w:cs="Arial" w:eastAsia="Arial" w:hAnsi="Arial"/>
@@ -23533,7 +23533,7 @@
         </w:rPr>
         <w:t xml:space="preserve"> (</w:t>
       </w:r>
-      <w:hyperlink w:history="1" r:id="rIdsuspkxqacm8mpz0xrujvy">
+      <w:hyperlink w:history="1" r:id="rId-o1huyqgrvgyyiuqsqz9w">
         <w:r>
           <w:rPr>
             <w:rFonts w:ascii="Arial" w:cs="Arial" w:eastAsia="Arial" w:hAnsi="Arial"/>
@@ -24573,7 +24573,7 @@
             <w:pPr>
               <w:spacing w:after="20" w:before="0"/>
             </w:pPr>
-            <w:hyperlink w:history="1" r:id="rId1y5uizfjaojw-2hx_akzd">
+            <w:hyperlink w:history="1" r:id="rId0kkbmsy_e_v71a9nawnfd">
               <w:r>
                 <w:rPr>
                   <w:rFonts w:ascii="Arial" w:cs="Arial" w:eastAsia="Arial" w:hAnsi="Arial"/>
@@ -24622,7 +24622,7 @@
               <w:spacing w:after="10" w:before="0"/>
               <w:ind w:left="120"/>
             </w:pPr>
-            <w:hyperlink w:history="1" r:id="rId2aux4ndyu-h3onpfpjsjz">
+            <w:hyperlink w:history="1" r:id="rIdntflm7l5m8plgxpykg8al">
               <w:r>
                 <w:rPr>
                   <w:rFonts w:ascii="Arial" w:cs="Arial" w:eastAsia="Arial" w:hAnsi="Arial"/>
@@ -24667,7 +24667,7 @@
             <w:pPr>
               <w:spacing w:after="20" w:before="0"/>
             </w:pPr>
-            <w:hyperlink w:history="1" r:id="rIdgkonzc1x2tbdgcgqb6fmy">
+            <w:hyperlink w:history="1" r:id="rIdavuh9hvoafwlkcwocp9v0">
               <w:r>
                 <w:rPr>
                   <w:rFonts w:ascii="Arial" w:cs="Arial" w:eastAsia="Arial" w:hAnsi="Arial"/>
@@ -24700,7 +24700,7 @@
               <w:spacing w:after="10" w:before="0"/>
               <w:ind w:left="120"/>
             </w:pPr>
-            <w:hyperlink w:history="1" r:id="rIdjctw4qb6snwfraj5afuem">
+            <w:hyperlink w:history="1" r:id="rIdcjbbmyjsapedtbxv4e_wn">
               <w:r>
                 <w:rPr>
                   <w:rFonts w:ascii="Arial" w:cs="Arial" w:eastAsia="Arial" w:hAnsi="Arial"/>
@@ -24900,7 +24900,7 @@
             <w:pPr>
               <w:spacing w:after="20" w:before="0"/>
             </w:pPr>
-            <w:hyperlink w:history="1" r:id="rIdpsxvtat02vvmzmek1aam3">
+            <w:hyperlink w:history="1" r:id="rIdyzrb3drtjv7mewrouw7_f">
               <w:r>
                 <w:rPr>
                   <w:rFonts w:ascii="Arial" w:cs="Arial" w:eastAsia="Arial" w:hAnsi="Arial"/>
@@ -24949,7 +24949,7 @@
               <w:spacing w:after="10" w:before="0"/>
               <w:ind w:left="120"/>
             </w:pPr>
-            <w:hyperlink w:history="1" r:id="rId3wjvgavrvua769vu2xr4j">
+            <w:hyperlink w:history="1" r:id="rIdakd-daxqap0wuamgfcugi">
               <w:r>
                 <w:rPr>
                   <w:rFonts w:ascii="Arial" w:cs="Arial" w:eastAsia="Arial" w:hAnsi="Arial"/>
@@ -24994,7 +24994,7 @@
             <w:pPr>
               <w:spacing w:after="20" w:before="0"/>
             </w:pPr>
-            <w:hyperlink w:history="1" r:id="rIdk9puw4kqkomebsurumdud">
+            <w:hyperlink w:history="1" r:id="rIdz-w5ivvfspflwbysrzmjc">
               <w:r>
                 <w:rPr>
                   <w:rFonts w:ascii="Arial" w:cs="Arial" w:eastAsia="Arial" w:hAnsi="Arial"/>
@@ -25027,7 +25027,7 @@
               <w:spacing w:after="10" w:before="0"/>
               <w:ind w:left="120"/>
             </w:pPr>
-            <w:hyperlink w:history="1" r:id="rIdfb8c3haext3esd8xmww8x">
+            <w:hyperlink w:history="1" r:id="rIdlukththcn1x29xhg1pxqy">
               <w:r>
                 <w:rPr>
                   <w:rFonts w:ascii="Arial" w:cs="Arial" w:eastAsia="Arial" w:hAnsi="Arial"/>
@@ -25227,7 +25227,7 @@
             <w:pPr>
               <w:spacing w:after="20" w:before="0"/>
             </w:pPr>
-            <w:hyperlink w:history="1" r:id="rIdupjeg58lvm3zehtf2nhf6">
+            <w:hyperlink w:history="1" r:id="rIdhjitfbzdaklfdnlky9fyv">
               <w:r>
                 <w:rPr>
                   <w:rFonts w:ascii="Arial" w:cs="Arial" w:eastAsia="Arial" w:hAnsi="Arial"/>
@@ -25276,7 +25276,7 @@
               <w:spacing w:after="10" w:before="0"/>
               <w:ind w:left="120"/>
             </w:pPr>
-            <w:hyperlink w:history="1" r:id="rIdjg7brtq8jwvwmr-gpjuzy">
+            <w:hyperlink w:history="1" r:id="rIdijprk_m9zfmtj-mfrwwpb">
               <w:r>
                 <w:rPr>
                   <w:rFonts w:ascii="Arial" w:cs="Arial" w:eastAsia="Arial" w:hAnsi="Arial"/>
@@ -25321,7 +25321,7 @@
             <w:pPr>
               <w:spacing w:after="20" w:before="0"/>
             </w:pPr>
-            <w:hyperlink w:history="1" r:id="rIdj3myb8-im31lqovlil8zd">
+            <w:hyperlink w:history="1" r:id="rIdxuuw43hcyjryxp5de4saw">
               <w:r>
                 <w:rPr>
                   <w:rFonts w:ascii="Arial" w:cs="Arial" w:eastAsia="Arial" w:hAnsi="Arial"/>
@@ -25370,7 +25370,7 @@
               <w:spacing w:after="10" w:before="0"/>
               <w:ind w:left="120"/>
             </w:pPr>
-            <w:hyperlink w:history="1" r:id="rId3fiaui8zlq4nbamcqsc7u">
+            <w:hyperlink w:history="1" r:id="rIdk-suhk5yk0o2ztvnneb02">
               <w:r>
                 <w:rPr>
                   <w:rFonts w:ascii="Arial" w:cs="Arial" w:eastAsia="Arial" w:hAnsi="Arial"/>
@@ -25570,7 +25570,7 @@
             <w:pPr>
               <w:spacing w:after="20" w:before="0"/>
             </w:pPr>
-            <w:hyperlink w:history="1" r:id="rId_i86gx0immvlvmaqfnjul">
+            <w:hyperlink w:history="1" r:id="rIdpmlfotmdipgnjsx6kn3ey">
               <w:r>
                 <w:rPr>
                   <w:rFonts w:ascii="Arial" w:cs="Arial" w:eastAsia="Arial" w:hAnsi="Arial"/>
@@ -25619,7 +25619,7 @@
               <w:spacing w:after="10" w:before="0"/>
               <w:ind w:left="120"/>
             </w:pPr>
-            <w:hyperlink w:history="1" r:id="rIdtcmhnooevdlyb7rjkthau">
+            <w:hyperlink w:history="1" r:id="rIddyiw0il35muqmh8zybmfb">
               <w:r>
                 <w:rPr>
                   <w:rFonts w:ascii="Arial" w:cs="Arial" w:eastAsia="Arial" w:hAnsi="Arial"/>
@@ -25664,7 +25664,7 @@
             <w:pPr>
               <w:spacing w:after="20" w:before="0"/>
             </w:pPr>
-            <w:hyperlink w:history="1" r:id="rIdemnmzh0t7_invgkxklub5">
+            <w:hyperlink w:history="1" r:id="rId3uqni-iwgcdto1kjsy0ko">
               <w:r>
                 <w:rPr>
                   <w:rFonts w:ascii="Arial" w:cs="Arial" w:eastAsia="Arial" w:hAnsi="Arial"/>
@@ -25713,7 +25713,7 @@
               <w:spacing w:after="10" w:before="0"/>
               <w:ind w:left="120"/>
             </w:pPr>
-            <w:hyperlink w:history="1" r:id="rId7lj5-jzrhbeqn1v4oedgc">
+            <w:hyperlink w:history="1" r:id="rIdvm-vo4nivats5eriir-oq">
               <w:r>
                 <w:rPr>
                   <w:rFonts w:ascii="Arial" w:cs="Arial" w:eastAsia="Arial" w:hAnsi="Arial"/>
@@ -25913,7 +25913,7 @@
             <w:pPr>
               <w:spacing w:after="20" w:before="0"/>
             </w:pPr>
-            <w:hyperlink w:history="1" r:id="rIdazdslvr5vrfoxmpve7wcg">
+            <w:hyperlink w:history="1" r:id="rIdf5yrcdjsxuiygpqqzc92v">
               <w:r>
                 <w:rPr>
                   <w:rFonts w:ascii="Arial" w:cs="Arial" w:eastAsia="Arial" w:hAnsi="Arial"/>
@@ -25962,7 +25962,7 @@
               <w:spacing w:after="10" w:before="0"/>
               <w:ind w:left="120"/>
             </w:pPr>
-            <w:hyperlink w:history="1" r:id="rIdfwa0ganysw072sycslnqz">
+            <w:hyperlink w:history="1" r:id="rIdanpu2dzdjrjzl8bdpriqj">
               <w:r>
                 <w:rPr>
                   <w:rFonts w:ascii="Arial" w:cs="Arial" w:eastAsia="Arial" w:hAnsi="Arial"/>
@@ -26007,7 +26007,7 @@
             <w:pPr>
               <w:spacing w:after="20" w:before="0"/>
             </w:pPr>
-            <w:hyperlink w:history="1" r:id="rId_5edatvv_guk5h3vh4ksr">
+            <w:hyperlink w:history="1" r:id="rIdykg9k_qf6wtqyuzn1-o5e">
               <w:r>
                 <w:rPr>
                   <w:rFonts w:ascii="Arial" w:cs="Arial" w:eastAsia="Arial" w:hAnsi="Arial"/>
@@ -26056,7 +26056,7 @@
               <w:spacing w:after="10" w:before="0"/>
               <w:ind w:left="120"/>
             </w:pPr>
-            <w:hyperlink w:history="1" r:id="rId7g-edkrdsdbkklsvgciuh">
+            <w:hyperlink w:history="1" r:id="rIdcs-qwaci9crn2qsnxe6vv">
               <w:r>
                 <w:rPr>
                   <w:rFonts w:ascii="Arial" w:cs="Arial" w:eastAsia="Arial" w:hAnsi="Arial"/>
@@ -26581,7 +26581,7 @@
         </w:rPr>
         <w:t xml:space="preserve">© 2026 SeaVuria and ARES. Aligned with KICD objectives. Developed by SeaVuria; technical implementation by ARES (with AI assistance from Claude). Licensed under </w:t>
       </w:r>
-      <w:hyperlink w:history="1" r:id="rId9slfgk-jyzcn2ljcsgty8">
+      <w:hyperlink w:history="1" r:id="rIdo8epuo3vhhl8vy9qn3vaj">
         <w:r>
           <w:rPr>
             <w:rFonts w:ascii="Arial" w:cs="Arial" w:eastAsia="Arial" w:hAnsi="Arial"/>
@@ -26602,7 +26602,7 @@
         </w:rPr>
         <w:t xml:space="preserve"> (</w:t>
       </w:r>
-      <w:hyperlink w:history="1" r:id="rIdblwhcbugoadpqhhnrzmuu">
+      <w:hyperlink w:history="1" r:id="rIdkj8ypn0vnb_2nzqna7uox">
         <w:r>
           <w:rPr>
             <w:rFonts w:ascii="Arial" w:cs="Arial" w:eastAsia="Arial" w:hAnsi="Arial"/>
